--- a/Books/RPG_Books/The PrincessAndTheabyssDiver/Book_The PrincessAndTheAbyssDiver.docx
+++ b/Books/RPG_Books/The PrincessAndTheabyssDiver/Book_The PrincessAndTheAbyssDiver.docx
@@ -317,15 +317,30 @@
         <w:pStyle w:val="StatusMessage"/>
       </w:pPr>
       <w:r>
-        <w:t>Thursday, September 2</w:t>
-      </w:r>
-    </w:p>
-    <w:p>
-      <w:r>
-        <w:t>Luke</w:t>
-      </w:r>
-      <w:r>
-        <w:t xml:space="preserve"> and his best friend Ripper </w:t>
+        <w:t>Monday</w:t>
+      </w:r>
+      <w:r>
+        <w:t>, September 2</w:t>
+      </w:r>
+    </w:p>
+    <w:p>
+      <w:r>
+        <w:t>Luke Billhardson</w:t>
+      </w:r>
+      <w:r>
+        <w:t xml:space="preserve"> and his </w:t>
+      </w:r>
+      <w:r>
+        <w:t>school mate</w:t>
+      </w:r>
+      <w:r>
+        <w:t xml:space="preserve"> </w:t>
+      </w:r>
+      <w:r>
+        <w:t>Ripper Jones</w:t>
+      </w:r>
+      <w:r>
+        <w:t xml:space="preserve"> </w:t>
       </w:r>
       <w:r>
         <w:t xml:space="preserve">stepped out of the tour bus and onto the school grounds of the Albert Einstein Academy for </w:t>
@@ -339,7 +354,7 @@
     </w:p>
     <w:p>
       <w:r>
-        <w:t xml:space="preserve">At a glance you wouldn’t think the two would be friends. One was a tall, muscular jock who was both handsome and </w:t>
+        <w:t xml:space="preserve">One was a tall, muscular jock who was both handsome and </w:t>
       </w:r>
       <w:r>
         <w:t>popular</w:t>
@@ -362,22 +377,15 @@
     </w:p>
     <w:p>
       <w:r>
-        <w:t>Luke</w:t>
-      </w:r>
-      <w:r>
-        <w:t xml:space="preserve"> st</w:t>
-      </w:r>
-      <w:r>
-        <w:t>e</w:t>
-      </w:r>
-      <w:r>
-        <w:t xml:space="preserve">pped to the edge of </w:t>
-      </w:r>
-      <w:r>
-        <w:t>the</w:t>
-      </w:r>
-      <w:r>
-        <w:t xml:space="preserve"> growing crowd of students and took in the scenery. </w:t>
+        <w:t>Being the only two students in their school to get a scholarship, they were naturally paired together.</w:t>
+      </w:r>
+    </w:p>
+    <w:p>
+      <w:r>
+        <w:t>Stepping to the edge of the growing crowd, Luke admired the scenery.</w:t>
+      </w:r>
+      <w:r>
+        <w:t xml:space="preserve"> </w:t>
       </w:r>
       <w:r>
         <w:t xml:space="preserve">All about them rose the magnificent mountains of </w:t>
@@ -391,83 +399,45 @@
     </w:p>
     <w:p>
       <w:r>
-        <w:t>“I can’t believe we are both going to this crazy school,” Ripper said. “You maybe, but I’m just a dumb jock.”</w:t>
-      </w:r>
-    </w:p>
-    <w:p>
-      <w:r>
-        <w:t xml:space="preserve">“Nonsense,” </w:t>
-      </w:r>
-      <w:r>
-        <w:t>Luke</w:t>
-      </w:r>
-      <w:r>
-        <w:t xml:space="preserve"> said. “You are smart. You’re problem is motivation.</w:t>
-      </w:r>
-      <w:r>
-        <w:t xml:space="preserve"> Besides, you’re here on a sports scholarship.”</w:t>
-      </w:r>
-    </w:p>
-    <w:p>
-      <w:r>
-        <w:t>“Maybe so,” Ripper said. “However, without your tutoring I couldn’t have obtained the minimum grades. Why did you sign up as a tutor?”</w:t>
-      </w:r>
-    </w:p>
-    <w:p>
-      <w:r>
-        <w:t>“My mum insisted I make friends</w:t>
-      </w:r>
-      <w:r>
-        <w:t>. She was the one who suggested</w:t>
-      </w:r>
-      <w:r>
-        <w:t xml:space="preserve"> I tutor</w:t>
-      </w:r>
-      <w:r>
-        <w:t xml:space="preserve">,” </w:t>
-      </w:r>
-      <w:r>
-        <w:t>Luke</w:t>
-      </w:r>
-      <w:r>
-        <w:t xml:space="preserve"> said. “</w:t>
-      </w:r>
-      <w:r>
-        <w:t>Although very soon all tutoring will b</w:t>
-      </w:r>
-      <w:r>
-        <w:t>e done by AI agents. Corrections: most.”</w:t>
-      </w:r>
-    </w:p>
-    <w:p>
-      <w:r>
-        <w:t>“I’m glad my career is safe,” Ripper said. “Robot sports never took off. People want to see real people battling and bleeding for their entertainment.”</w:t>
+        <w:t>The last of the teens exited the busses and a woman called out</w:t>
+      </w:r>
+      <w:r>
+        <w:t>,</w:t>
+      </w:r>
+      <w:r>
+        <w:t xml:space="preserve"> “</w:t>
+      </w:r>
+      <w:r>
+        <w:t>Attention kids.” She paused until everyone quieted down.</w:t>
+      </w:r>
+    </w:p>
+    <w:p>
+      <w:r>
+        <w:t>“</w:t>
+      </w:r>
+      <w:r>
+        <w:t>My name is Mrs. Bertrand. Welcome to the Albert Einstein Academy for Gifted Children.</w:t>
+      </w:r>
+    </w:p>
+    <w:p>
+      <w:r>
+        <w:t>“Please form lines to get your student devices. You are required to have them on your person at all times. The only exception is your dormitory rooms.</w:t>
+      </w:r>
+    </w:p>
+    <w:p>
+      <w:r>
+        <w:t>“They serve both as identification and as a wallet.</w:t>
+      </w:r>
+    </w:p>
+    <w:p>
+      <w:r>
+        <w:t>“Don’t worry. They are sealed and waterproof to…let’s just say your bodies will be crushed before it gets damaged.</w:t>
       </w:r>
     </w:p>
     <w:p>
       <w:r>
         <w:lastRenderedPageBreak/>
-        <w:t xml:space="preserve">“My aunt had a live band for her June wedding, even though it was more expensive,” </w:t>
-      </w:r>
-      <w:r>
-        <w:t>Luke</w:t>
-      </w:r>
-      <w:r>
-        <w:t xml:space="preserve"> said. “And the rich never use robots, preferring humans to serve them.”</w:t>
-      </w:r>
-    </w:p>
-    <w:p>
-      <w:r>
-        <w:t>The last of the teens exited the busses and a woman called out</w:t>
-      </w:r>
-      <w:r>
-        <w:t>,</w:t>
-      </w:r>
-      <w:r>
-        <w:t xml:space="preserve"> “</w:t>
-      </w:r>
-      <w:r>
-        <w:t>Attention kids.” She paused until everyone quieted down.</w:t>
+        <w:t>“You may keep your personal devices. However, there is no cell coverage at this school, so I suggest you leave them in your rooms.</w:t>
       </w:r>
     </w:p>
     <w:p>
@@ -475,39 +445,10 @@
         <w:t>“</w:t>
       </w:r>
       <w:r>
-        <w:t>My name is Mrs. Bertrand. Welcome to the Albert Einstein Academy for Gifted Children.</w:t>
-      </w:r>
-    </w:p>
-    <w:p>
-      <w:r>
-        <w:t>“Please form lines to get your student devices. You are required to have them on your person at all times. The only exception is your dormitory rooms.</w:t>
-      </w:r>
-    </w:p>
-    <w:p>
-      <w:r>
-        <w:t xml:space="preserve">“They serve both as identification and </w:t>
-      </w:r>
-      <w:r>
-        <w:t xml:space="preserve">as </w:t>
-      </w:r>
-      <w:r>
-        <w:t>a wallet</w:t>
-      </w:r>
-      <w:r>
-        <w:t>.</w:t>
-      </w:r>
-    </w:p>
-    <w:p>
-      <w:r>
-        <w:t xml:space="preserve">“Don’t worry. </w:t>
-      </w:r>
-      <w:r>
-        <w:t>They are sealed and waterproof to…let’s just say your bodies will be crushed before it gets damaged.</w:t>
-      </w:r>
-    </w:p>
-    <w:p>
-      <w:r>
-        <w:t>“After that, enter the auditorium and find a seat for your</w:t>
+        <w:t>Once you register</w:t>
+      </w:r>
+      <w:r>
+        <w:t>, enter the auditorium and find a seat for your</w:t>
       </w:r>
       <w:r>
         <w:t xml:space="preserve"> </w:t>
@@ -543,71 +484,128 @@
         <w:t xml:space="preserve">Luke handed the proctor his </w:t>
       </w:r>
       <w:r>
-        <w:t>letter of acceptance. The man entered data into his laptop and fiddled with a device. He handed the device to Luke and said, “Welcome to school.”</w:t>
-      </w:r>
-    </w:p>
-    <w:p>
-      <w:r>
-        <w:t>“Thanks,” Luke said and joined his friend. Together they headed in.</w:t>
-      </w:r>
-    </w:p>
-    <w:p>
-      <w:r>
-        <w:t>The auditorium was a large chamber housing</w:t>
-      </w:r>
-      <w:r>
-        <w:t xml:space="preserve"> over 2000 people, according to a nearby sign.</w:t>
-      </w:r>
-    </w:p>
-    <w:p>
-      <w:r>
-        <w:t>Quickly they found a seat.</w:t>
+        <w:t xml:space="preserve">letter of acceptance. The man entered data into his laptop and fiddled with a device. He handed the device </w:t>
+      </w:r>
+      <w:r>
+        <w:t xml:space="preserve">and a wireless charger </w:t>
+      </w:r>
+      <w:r>
+        <w:t>to Luke and said, “Welcome to school.”</w:t>
+      </w:r>
+    </w:p>
+    <w:p>
+      <w:r>
+        <w:t xml:space="preserve">Stuffing the devices into a pocket, Luke said, </w:t>
+      </w:r>
+      <w:r>
+        <w:t xml:space="preserve">“Thanks,” and joined </w:t>
+      </w:r>
+      <w:r>
+        <w:t>Ripper</w:t>
+      </w:r>
+      <w:r>
+        <w:t>. Together they headed in.</w:t>
+      </w:r>
+    </w:p>
+    <w:p>
+      <w:r>
+        <w:t>The auditorium hous</w:t>
+      </w:r>
+      <w:r>
+        <w:t>ed</w:t>
+      </w:r>
+      <w:r>
+        <w:t xml:space="preserve"> over </w:t>
+      </w:r>
+      <w:r>
+        <w:t>4</w:t>
+      </w:r>
+      <w:r>
+        <w:t>000 people, according to a nearby sign.</w:t>
+      </w:r>
+    </w:p>
+    <w:p>
+      <w:r>
+        <w:t xml:space="preserve">They quickly </w:t>
+      </w:r>
+      <w:r>
+        <w:t>found a seat.</w:t>
+      </w:r>
+    </w:p>
+    <w:p>
+      <w:r>
+        <w:t xml:space="preserve">Luke pulled out his </w:t>
+      </w:r>
+      <w:r>
+        <w:t xml:space="preserve">new </w:t>
+      </w:r>
+      <w:r>
+        <w:t>device. It said 9:37AM.</w:t>
+      </w:r>
+    </w:p>
+    <w:p>
+      <w:r>
+        <w:t>“That’s weird,” Luke said.</w:t>
+      </w:r>
+    </w:p>
+    <w:p>
+      <w:r>
+        <w:t>“What’s weird?” Ripper asked.</w:t>
+      </w:r>
+    </w:p>
+    <w:p>
+      <w:r>
+        <w:t xml:space="preserve">“This cell phone isn’t IOS or Android,” Luke said. “Also, it’s rather bare-boned, with </w:t>
+      </w:r>
+      <w:r>
+        <w:t xml:space="preserve">only </w:t>
+      </w:r>
+      <w:r>
+        <w:t>a few</w:t>
+      </w:r>
+      <w:r>
+        <w:t xml:space="preserve"> apps.</w:t>
+      </w:r>
+    </w:p>
+    <w:p>
+      <w:r>
+        <w:t xml:space="preserve">“There is a Map App, Party Chat, Character Info, Identification, Library, </w:t>
+      </w:r>
+      <w:r>
+        <w:t xml:space="preserve">School, </w:t>
+      </w:r>
+      <w:r>
+        <w:t xml:space="preserve">and </w:t>
+      </w:r>
+      <w:r>
+        <w:t>Settings</w:t>
+      </w:r>
+      <w:r>
+        <w:t>. There is no app store or anything.”</w:t>
+      </w:r>
+    </w:p>
+    <w:p>
+      <w:r>
+        <w:t xml:space="preserve">“What does 0C, 0S, </w:t>
+      </w:r>
+      <w:r>
+        <w:t>2</w:t>
+      </w:r>
+      <w:r>
+        <w:t>G mean?” Ripper said.</w:t>
+      </w:r>
+    </w:p>
+    <w:p>
+      <w:r>
+        <w:t>“Perhaps we are in the tutorial room of a MMORPG game,” Luke said.</w:t>
+      </w:r>
+      <w:r>
+        <w:t xml:space="preserve"> “Everyone loves gold.”</w:t>
       </w:r>
     </w:p>
     <w:p>
       <w:r>
         <w:lastRenderedPageBreak/>
-        <w:t>Luke pulled out his device. It said 9:37AM.</w:t>
-      </w:r>
-    </w:p>
-    <w:p>
-      <w:r>
-        <w:t>“That’s weird,” Luke said.</w:t>
-      </w:r>
-    </w:p>
-    <w:p>
-      <w:r>
-        <w:t>“What’s weird?” Ripper asked.</w:t>
-      </w:r>
-    </w:p>
-    <w:p>
-      <w:r>
-        <w:t>“This cell phone isn’t IOS or Android,” Luke said. “Also, it’s rather bare-boned, with only 6 apps.</w:t>
-      </w:r>
-    </w:p>
-    <w:p>
-      <w:r>
-        <w:t>“There is a Map App, Party Chat, Character Info, Identification, Library, and settings. There is no app store or anything.”</w:t>
-      </w:r>
-    </w:p>
-    <w:p>
-      <w:r>
-        <w:t xml:space="preserve">“What does 0C, 0S, </w:t>
-      </w:r>
-      <w:r>
-        <w:t>2</w:t>
-      </w:r>
-      <w:r>
-        <w:t>G mean?” Ripper said.</w:t>
-      </w:r>
-    </w:p>
-    <w:p>
-      <w:r>
-        <w:t>“Perhaps we are in the tutorial room of a MMORPG game,” Luke said.</w:t>
-      </w:r>
-    </w:p>
-    <w:p>
-      <w:r>
         <w:t>“That would explain this character app,” Ripper said.</w:t>
       </w:r>
     </w:p>
@@ -685,20 +683,17 @@
         <w:tabs>
           <w:tab w:val="left" w:pos="1985"/>
         </w:tabs>
-        <w:ind w:left="0"/>
+        <w:spacing w:after="120"/>
+        <w:ind w:left="0" w:right="357"/>
+        <w:contextualSpacing w:val="0"/>
         <w:jc w:val="left"/>
       </w:pPr>
       <w:r>
-        <w:t>Constitution</w:t>
-      </w:r>
-      <w:r>
-        <w:t>:</w:t>
+        <w:t>Stamina:</w:t>
       </w:r>
       <w:r>
         <w:tab/>
-      </w:r>
-      <w:r>
-        <w:t>5</w:t>
+        <w:t>3</w:t>
       </w:r>
     </w:p>
     <w:p>
@@ -711,6 +706,30 @@
         <w:jc w:val="left"/>
       </w:pPr>
       <w:r>
+        <w:t>Constitution</w:t>
+      </w:r>
+      <w:r>
+        <w:t>:</w:t>
+      </w:r>
+      <w:r>
+        <w:tab/>
+      </w:r>
+      <w:r>
+        <w:t>5</w:t>
+      </w:r>
+    </w:p>
+    <w:p>
+      <w:pPr>
+        <w:pStyle w:val="StatusMessage"/>
+        <w:tabs>
+          <w:tab w:val="left" w:pos="1985"/>
+        </w:tabs>
+        <w:spacing w:after="120"/>
+        <w:ind w:left="0" w:right="357"/>
+        <w:contextualSpacing w:val="0"/>
+        <w:jc w:val="left"/>
+      </w:pPr>
+      <w:r>
         <w:t>Vitality:</w:t>
       </w:r>
       <w:r>
@@ -759,7 +778,7 @@
         <w:tab/>
       </w:r>
       <w:r>
-        <w:t>7</w:t>
+        <w:t>9</w:t>
       </w:r>
     </w:p>
     <w:p>
@@ -841,20 +860,17 @@
         <w:tabs>
           <w:tab w:val="left" w:pos="1985"/>
         </w:tabs>
-        <w:ind w:left="0"/>
+        <w:spacing w:after="120"/>
+        <w:ind w:left="0" w:right="357"/>
+        <w:contextualSpacing w:val="0"/>
         <w:jc w:val="left"/>
       </w:pPr>
       <w:r>
-        <w:t>Constitution</w:t>
-      </w:r>
-      <w:r>
-        <w:t>:</w:t>
+        <w:t>Stamina:</w:t>
       </w:r>
       <w:r>
         <w:tab/>
-      </w:r>
-      <w:r>
-        <w:t>11</w:t>
+        <w:t>9</w:t>
       </w:r>
     </w:p>
     <w:p>
@@ -867,6 +883,30 @@
         <w:jc w:val="left"/>
       </w:pPr>
       <w:r>
+        <w:t>Constitution</w:t>
+      </w:r>
+      <w:r>
+        <w:t>:</w:t>
+      </w:r>
+      <w:r>
+        <w:tab/>
+      </w:r>
+      <w:r>
+        <w:t>11</w:t>
+      </w:r>
+    </w:p>
+    <w:p>
+      <w:pPr>
+        <w:pStyle w:val="StatusMessage"/>
+        <w:tabs>
+          <w:tab w:val="left" w:pos="1985"/>
+        </w:tabs>
+        <w:spacing w:after="120"/>
+        <w:ind w:left="0" w:right="357"/>
+        <w:contextualSpacing w:val="0"/>
+        <w:jc w:val="left"/>
+      </w:pPr>
+      <w:r>
         <w:t>Vitality:</w:t>
       </w:r>
       <w:r>
@@ -922,39 +962,54 @@
     </w:p>
     <w:p>
       <w:r>
+        <w:t>“Your physical stats make sense,</w:t>
+      </w:r>
+      <w:r>
+        <w:t xml:space="preserve"> at least compared to me,</w:t>
+      </w:r>
+      <w:r>
+        <w:t>” Luke said. “</w:t>
+      </w:r>
+      <w:r>
+        <w:t xml:space="preserve">11 seems to be a level cap. </w:t>
+      </w:r>
+      <w:r>
+        <w:t>But what’s up with manna and nerve?”</w:t>
+      </w:r>
+    </w:p>
+    <w:p>
+      <w:r>
+        <w:t>“Perhaps Nerve means how smart you are and maybe magic is real,” Ripper said.</w:t>
+      </w:r>
+    </w:p>
+    <w:p>
+      <w:r>
+        <w:t xml:space="preserve">“Greeting </w:t>
+      </w:r>
+      <w:r>
+        <w:t>students</w:t>
+      </w:r>
+      <w:r>
+        <w:t>,” a man in a business suit on stage called, silencing the room.</w:t>
+      </w:r>
+    </w:p>
+    <w:p>
+      <w:r>
+        <w:t>“My name is Dr. Everson Thornville</w:t>
+      </w:r>
+      <w:r>
+        <w:t xml:space="preserve"> and I am your</w:t>
+      </w:r>
+      <w:r>
+        <w:t xml:space="preserve"> principle.</w:t>
+      </w:r>
+      <w:r>
+        <w:t xml:space="preserve"> You may call me Principle Thornville or Dr. Thornville.</w:t>
+      </w:r>
+    </w:p>
+    <w:p>
+      <w:r>
         <w:lastRenderedPageBreak/>
-        <w:t>“Your physical stats make sense,</w:t>
-      </w:r>
-      <w:r>
-        <w:t xml:space="preserve"> at least compared to me,</w:t>
-      </w:r>
-      <w:r>
-        <w:t>” Luke said. “But what’s up with manna and nerve?”</w:t>
-      </w:r>
-    </w:p>
-    <w:p>
-      <w:r>
-        <w:t>“Perhaps Nerve means how smart you are and maybe magic is real,” Ripper said.</w:t>
-      </w:r>
-    </w:p>
-    <w:p>
-      <w:r>
-        <w:t>“Greeting everyone,” a man in a business suit on stage called, silencing the room.</w:t>
-      </w:r>
-    </w:p>
-    <w:p>
-      <w:r>
-        <w:t>“My name is Dr. Everson Thornville</w:t>
-      </w:r>
-      <w:r>
-        <w:t xml:space="preserve"> and I am your</w:t>
-      </w:r>
-      <w:r>
-        <w:t xml:space="preserve"> principle.</w:t>
-      </w:r>
-    </w:p>
-    <w:p>
-      <w:r>
         <w:t xml:space="preserve">“Welcome to the Albert Einstein </w:t>
       </w:r>
       <w:r>
@@ -996,7 +1051,19 @@
     </w:p>
     <w:p>
       <w:r>
-        <w:t>“I know,” Luke said. “This place is starting to get weird.”</w:t>
+        <w:t>“</w:t>
+      </w:r>
+      <w:r>
+        <w:t xml:space="preserve">Who </w:t>
+      </w:r>
+      <w:r>
+        <w:t>know</w:t>
+      </w:r>
+      <w:r>
+        <w:t>s?</w:t>
+      </w:r>
+      <w:r>
+        <w:t>” Luke said.</w:t>
       </w:r>
     </w:p>
     <w:p>
@@ -1046,7 +1113,13 @@
     </w:p>
     <w:p>
       <w:r>
-        <w:t>“Either it’s a metaphor or the principle is crazy</w:t>
+        <w:t xml:space="preserve">“Either it’s a metaphor or the principle is </w:t>
+      </w:r>
+      <w:r>
+        <w:t xml:space="preserve">a </w:t>
+      </w:r>
+      <w:r>
+        <w:t>crazy</w:t>
       </w:r>
       <w:r>
         <w:t xml:space="preserve"> gamer</w:t>
@@ -1087,59 +1160,667 @@
     </w:p>
     <w:p>
       <w:r>
+        <w:t xml:space="preserve">“Damn, she looks like an elfin princess,” </w:t>
+      </w:r>
+      <w:r>
+        <w:t>Luke</w:t>
+      </w:r>
+      <w:r>
+        <w:t xml:space="preserve"> said as he almost drooled. He</w:t>
+      </w:r>
+      <w:r>
+        <w:t xml:space="preserve"> had the urge jump on stage and…</w:t>
+      </w:r>
+    </w:p>
+    <w:p>
+      <w:r>
+        <w:t>Luke</w:t>
+      </w:r>
+      <w:r>
+        <w:t xml:space="preserve"> wouldn’t do that in real life. He wasn’t that stupid.</w:t>
+      </w:r>
+      <w:r>
+        <w:t xml:space="preserve"> </w:t>
+      </w:r>
+      <w:r>
+        <w:t>However, nothing prevented him from ravaging her in his mind.</w:t>
+      </w:r>
+    </w:p>
+    <w:p>
+      <w:r>
+        <w:t>All about, the other teens had the same desire, even many of the ladies.</w:t>
+      </w:r>
+    </w:p>
+    <w:p>
+      <w:r>
         <w:lastRenderedPageBreak/>
-        <w:t xml:space="preserve">“Damn, she looks like an elfin princess,” </w:t>
+        <w:t>“Annie Winfield</w:t>
+      </w:r>
+      <w:r>
+        <w:t xml:space="preserve"> is </w:t>
+      </w:r>
+      <w:r>
+        <w:t xml:space="preserve">the youngest daughter of </w:t>
+      </w:r>
+      <w:r>
+        <w:t xml:space="preserve">Edward Winfield, </w:t>
+      </w:r>
+      <w:r>
+        <w:t>c</w:t>
+      </w:r>
+      <w:r>
+        <w:t>hair</w:t>
+      </w:r>
+      <w:r>
+        <w:t xml:space="preserve"> </w:t>
+      </w:r>
+      <w:r>
+        <w:t xml:space="preserve">and founder </w:t>
+      </w:r>
+      <w:r>
+        <w:t xml:space="preserve">of this school,” Principle Bertrand said. “And yes, I’m talking about Winfield </w:t>
+      </w:r>
+      <w:r>
+        <w:t>Technology, famous for its fusion reactors, personal robots, quantum technologies, and so much more.</w:t>
+      </w:r>
+    </w:p>
+    <w:p>
+      <w:r>
+        <w:t>“However, that is not why she is here,” the principle said. “</w:t>
+      </w:r>
+      <w:r>
+        <w:t xml:space="preserve">She is </w:t>
+      </w:r>
+      <w:r>
+        <w:t>your year representative</w:t>
+      </w:r>
+      <w:r>
+        <w:t xml:space="preserve"> because of her exceptional talents.”</w:t>
+      </w:r>
+    </w:p>
+    <w:p>
+      <w:r>
+        <w:t>Annie had the grace to blush. “Damn she’s cute,” Luke muttered.</w:t>
+      </w:r>
+    </w:p>
+    <w:p>
+      <w:r>
+        <w:t>“</w:t>
+      </w:r>
+      <w:r>
+        <w:t xml:space="preserve">Yes, many of you here exceed her in terms of </w:t>
+      </w:r>
+      <w:r>
+        <w:t>speed, strength,</w:t>
+      </w:r>
+      <w:r>
+        <w:t xml:space="preserve"> academics,</w:t>
+      </w:r>
+      <w:r>
+        <w:t xml:space="preserve"> and problem solving, to name a few. However, her combined scores exceed everyone here</w:t>
+      </w:r>
+      <w:r>
+        <w:t>.</w:t>
+      </w:r>
+    </w:p>
+    <w:p>
+      <w:r>
+        <w:t>“Considering you are the cream of the crop</w:t>
+      </w:r>
+      <w:r>
+        <w:t>, that’s saying something.</w:t>
+      </w:r>
+    </w:p>
+    <w:p>
+      <w:r>
+        <w:t xml:space="preserve">“Ms. </w:t>
+      </w:r>
+      <w:r>
+        <w:t>Winfield</w:t>
+      </w:r>
+      <w:r>
+        <w:t>, please speak to your cohort.”</w:t>
+      </w:r>
+    </w:p>
+    <w:p>
+      <w:r>
+        <w:t>Annie stepped up to the mike and took a breath.</w:t>
+      </w:r>
+    </w:p>
+    <w:p>
+      <w:r>
+        <w:t xml:space="preserve">“Thank you Principle Thornville,” Annie said. “6 years ago my father founded this </w:t>
+      </w:r>
+      <w:r>
+        <w:t>academy using his considerable wealth. The purpose is to gather all the best and brightest kids of the world in order to forge a better world for everyone.</w:t>
+      </w:r>
+    </w:p>
+    <w:p>
+      <w:r>
+        <w:t>“</w:t>
+      </w:r>
+      <w:r>
+        <w:t xml:space="preserve">Sad to say the world is full of monsters. They live just below the surface, hungry to come out and </w:t>
+      </w:r>
+      <w:r>
+        <w:t>slaughter</w:t>
+      </w:r>
+      <w:r>
+        <w:t xml:space="preserve">. </w:t>
+      </w:r>
+      <w:r>
+        <w:t>E</w:t>
+      </w:r>
+      <w:r>
+        <w:t xml:space="preserve">nvironmental </w:t>
+      </w:r>
+      <w:r>
+        <w:t>contamination</w:t>
+      </w:r>
+      <w:r>
+        <w:t xml:space="preserve">, desecration of </w:t>
+      </w:r>
+      <w:r>
+        <w:t>sacred</w:t>
+      </w:r>
+      <w:r>
+        <w:t xml:space="preserve"> lands</w:t>
+      </w:r>
+      <w:r>
+        <w:t>, polarization of the world</w:t>
+      </w:r>
+      <w:r>
+        <w:t>, despair and hate</w:t>
+      </w:r>
+      <w:r>
+        <w:t xml:space="preserve"> are making things worse.</w:t>
+      </w:r>
+    </w:p>
+    <w:p>
+      <w:r>
+        <w:t xml:space="preserve">“Our goal here is simple. Become strong and never place our fate on </w:t>
+      </w:r>
+      <w:r>
+        <w:t>so-called saviors</w:t>
+      </w:r>
+      <w:r>
+        <w:t>.</w:t>
+      </w:r>
+    </w:p>
+    <w:p>
+      <w:r>
+        <w:t>“I look forward to growing ever stronger with all of you.”</w:t>
+      </w:r>
+    </w:p>
+    <w:p>
+      <w:r>
+        <w:t>With that Annie stepped off from the podium.</w:t>
+      </w:r>
+    </w:p>
+    <w:p>
+      <w:r>
+        <w:t xml:space="preserve">“Thank you Ms. </w:t>
+      </w:r>
+      <w:r>
+        <w:t>Winfield</w:t>
+      </w:r>
+      <w:r>
+        <w:t>,” the principle said.</w:t>
+      </w:r>
+    </w:p>
+    <w:p>
+      <w:r>
+        <w:lastRenderedPageBreak/>
+        <w:t>“</w:t>
+      </w:r>
+      <w:r>
+        <w:t>You will find y</w:t>
+      </w:r>
+      <w:r>
+        <w:t>our luggage in your dormitory rooms.</w:t>
+      </w:r>
+      <w:r>
+        <w:t xml:space="preserve"> Your map app will guide you there.</w:t>
+      </w:r>
+    </w:p>
+    <w:p>
+      <w:r>
+        <w:t>“</w:t>
+      </w:r>
+      <w:r>
+        <w:t xml:space="preserve">Also, you will find your school issued uniforms, </w:t>
+      </w:r>
+      <w:r>
+        <w:t xml:space="preserve">school books, </w:t>
+      </w:r>
+      <w:r>
+        <w:t xml:space="preserve">and everything else you will need to </w:t>
+      </w:r>
+      <w:r>
+        <w:t>attend classes.</w:t>
+      </w:r>
+    </w:p>
+    <w:p>
+      <w:r>
+        <w:t>“Go to your dormitories and settle in.</w:t>
+      </w:r>
+    </w:p>
+    <w:p>
+      <w:r>
+        <w:t>“Your homework is to become familiar with your devices.</w:t>
+      </w:r>
+    </w:p>
+    <w:p>
+      <w:r>
+        <w:t>“After that</w:t>
+      </w:r>
+      <w:r>
+        <w:t>, I encourage you to spend time getting to know your fellow students and exploring the local town. Also, the hiking trails are amazing, with rivers, wat</w:t>
+      </w:r>
+      <w:r>
+        <w:t>erfalls and canyons to explore.”</w:t>
+      </w:r>
+    </w:p>
+    <w:p>
+      <w:r>
+        <w:t xml:space="preserve">The principle paused and then said, “I do need to warn you. Please avoid leaving </w:t>
+      </w:r>
+      <w:r>
+        <w:t xml:space="preserve">town or </w:t>
+      </w:r>
+      <w:r>
+        <w:t xml:space="preserve">school grounds after </w:t>
+      </w:r>
+      <w:r>
+        <w:t>dusk</w:t>
+      </w:r>
+      <w:r>
+        <w:t>. This is especially true of the surrounding forests</w:t>
+      </w:r>
+      <w:r>
+        <w:t xml:space="preserve"> and mountains</w:t>
+      </w:r>
+      <w:r>
+        <w:t>.</w:t>
+      </w:r>
+      <w:r>
+        <w:t>”</w:t>
+      </w:r>
+    </w:p>
+    <w:p>
+      <w:r>
+        <w:t xml:space="preserve">The principle paused and then said in a sinister voice, </w:t>
+      </w:r>
+      <w:r>
+        <w:t>“</w:t>
+      </w:r>
+      <w:r>
+        <w:t>The dark is filled with dangers</w:t>
+      </w:r>
+      <w:r>
+        <w:t xml:space="preserve">. </w:t>
+      </w:r>
+      <w:r>
+        <w:t>Things are out there. Things best left undisturbed.”</w:t>
+      </w:r>
+    </w:p>
+    <w:p>
+      <w:r>
+        <w:t>That sent a chill down Luke’s back.</w:t>
+      </w:r>
+    </w:p>
+    <w:p>
+      <w:r>
+        <w:t>“That’s creepy,” Ripper muttered.</w:t>
+      </w:r>
+    </w:p>
+    <w:p>
+      <w:r>
+        <w:t>All about students muttered.</w:t>
+      </w:r>
+    </w:p>
+    <w:p>
+      <w:r>
+        <w:t xml:space="preserve">“Principle Thornville, please don’t scare the kids,” a woman </w:t>
+      </w:r>
+      <w:r>
+        <w:t>scolded</w:t>
+      </w:r>
+      <w:r>
+        <w:t>.</w:t>
+      </w:r>
+    </w:p>
+    <w:p>
+      <w:r>
+        <w:t>“This is vice-principle Eliot Drew,” the principle said</w:t>
+      </w:r>
+      <w:r>
+        <w:t>, pointing at the woman</w:t>
+      </w:r>
+      <w:r>
+        <w:t xml:space="preserve">. </w:t>
+      </w:r>
+      <w:r>
+        <w:t xml:space="preserve">He turned to the vice-principle and said, </w:t>
+      </w:r>
+      <w:r>
+        <w:t>“</w:t>
+      </w:r>
+      <w:r>
+        <w:t>Fear is essential if one is to stay safe. You know what is out there.”</w:t>
+      </w:r>
+    </w:p>
+    <w:p>
+      <w:r>
+        <w:t xml:space="preserve">The principle turned back to the audience and said, “The </w:t>
+      </w:r>
+      <w:r>
+        <w:t xml:space="preserve">boundary of </w:t>
+      </w:r>
+      <w:r>
+        <w:t>both the town and</w:t>
+      </w:r>
+      <w:r>
+        <w:t xml:space="preserve"> school grounds is</w:t>
+      </w:r>
+      <w:r>
+        <w:t xml:space="preserve"> well marked.</w:t>
+      </w:r>
+    </w:p>
+    <w:p>
+      <w:r>
+        <w:lastRenderedPageBreak/>
+        <w:t>“</w:t>
+      </w:r>
+      <w:r>
+        <w:t xml:space="preserve">You are </w:t>
+      </w:r>
+      <w:r>
+        <w:t xml:space="preserve">required to be either on </w:t>
+      </w:r>
+      <w:r>
+        <w:t xml:space="preserve">campus grounds </w:t>
+      </w:r>
+      <w:r>
+        <w:t xml:space="preserve">or in the town between </w:t>
+      </w:r>
+      <w:r>
+        <w:t>dusk and dawn. Those rules are there for a reason. We don’t want tragedies.</w:t>
+      </w:r>
+      <w:r>
+        <w:t xml:space="preserve"> Dismissed.”</w:t>
+      </w:r>
+    </w:p>
+    <w:p>
+      <w:r>
+        <w:t xml:space="preserve">The auditorium burst into a cacophony as everyone tried to understand </w:t>
+      </w:r>
+      <w:r>
+        <w:t>the dire warning.</w:t>
+      </w:r>
+    </w:p>
+    <w:p>
+      <w:r>
+        <w:t>“Damn, that was weird,” Ripper said. “Why not just say we will get into trouble?”</w:t>
+      </w:r>
+    </w:p>
+    <w:p>
+      <w:r>
+        <w:t xml:space="preserve">“Maybe there are wild animals,” </w:t>
       </w:r>
       <w:r>
         <w:t>Luke</w:t>
       </w:r>
       <w:r>
-        <w:t xml:space="preserve"> said as he almost drooled. He</w:t>
-      </w:r>
-      <w:r>
-        <w:t xml:space="preserve"> had the urge jump on stage and…</w:t>
-      </w:r>
-    </w:p>
-    <w:p>
+        <w:t xml:space="preserve"> said. “No</w:t>
+      </w:r>
+      <w:r>
+        <w:t>,</w:t>
+      </w:r>
+      <w:r>
+        <w:t xml:space="preserve"> that doesn’t make sense. The principle said we should explore during the day.”</w:t>
+      </w:r>
+    </w:p>
+    <w:p>
+      <w:r>
+        <w:t>Ten minutes later they were at their dormitory room.</w:t>
+      </w:r>
+    </w:p>
+    <w:p>
+      <w:r>
+        <w:t xml:space="preserve">The studio apartment had a kitchenette to the left and a washroom to the right. Beyond were </w:t>
+      </w:r>
+      <w:r>
+        <w:t xml:space="preserve">two </w:t>
+      </w:r>
+      <w:r>
+        <w:t>elevated beds</w:t>
+      </w:r>
+      <w:r>
+        <w:t>. Under each bed was a study area with desk, chair</w:t>
+      </w:r>
+      <w:r>
+        <w:t xml:space="preserve">, </w:t>
+      </w:r>
+      <w:r>
+        <w:t xml:space="preserve">and </w:t>
+      </w:r>
+      <w:r>
+        <w:t>chest of draws.</w:t>
+      </w:r>
+    </w:p>
+    <w:p>
+      <w:r>
+        <w:t xml:space="preserve">On the floor to the right was </w:t>
+      </w:r>
       <w:r>
         <w:t>Luke</w:t>
       </w:r>
       <w:r>
-        <w:t xml:space="preserve"> wouldn’t do that in real life. He wasn’t that stupid. However, nothing prevented him from ravaging her in his mind.</w:t>
-      </w:r>
-    </w:p>
-    <w:p>
-      <w:r>
-        <w:t>All about, the other teens had the same desire, even many of the ladies.</w:t>
-      </w:r>
-    </w:p>
-    <w:p>
-      <w:r>
-        <w:t>“Annie Winfield</w:t>
-      </w:r>
-      <w:r>
-        <w:t xml:space="preserve"> is </w:t>
-      </w:r>
-      <w:r>
-        <w:t xml:space="preserve">the youngest daughter of </w:t>
-      </w:r>
-      <w:r>
-        <w:t xml:space="preserve">Edward Winfield, </w:t>
-      </w:r>
-      <w:r>
-        <w:t>c</w:t>
-      </w:r>
-      <w:r>
-        <w:t>hair</w:t>
-      </w:r>
+        <w:t>’s lugg</w:t>
+      </w:r>
+      <w:r>
+        <w:t xml:space="preserve">age. </w:t>
+      </w:r>
+      <w:r>
+        <w:t>School books lined a book shelf.</w:t>
+      </w:r>
+    </w:p>
+    <w:p>
       <w:r>
         <w:t xml:space="preserve"> </w:t>
       </w:r>
       <w:r>
-        <w:t xml:space="preserve">and founder </w:t>
-      </w:r>
-      <w:r>
-        <w:t>of this school,” Principle Bertrand said. “And yes, I’m talking about Winfield Energy</w:t>
+        <w:t>“What’s the WIFI password?”</w:t>
+      </w:r>
+      <w:r>
+        <w:t xml:space="preserve"> Ripper asked.</w:t>
+      </w:r>
+    </w:p>
+    <w:p>
+      <w:r>
+        <w:t xml:space="preserve">“Challenger 423,” </w:t>
+      </w:r>
+      <w:r>
+        <w:t>Luke</w:t>
+      </w:r>
+      <w:r>
+        <w:t xml:space="preserve"> said, pointing at a sign on the wall.</w:t>
+      </w:r>
+    </w:p>
+    <w:p>
+      <w:r>
+        <w:t>“Thanks,” Ripper said as he opened his laptop.</w:t>
+      </w:r>
+    </w:p>
+    <w:p>
+      <w:r>
+        <w:t>Luke</w:t>
+      </w:r>
+      <w:r>
+        <w:t xml:space="preserve"> </w:t>
+      </w:r>
+      <w:r>
+        <w:t>unpacked, placing his clothes</w:t>
+      </w:r>
+      <w:r>
+        <w:t xml:space="preserve"> and items</w:t>
+      </w:r>
+      <w:r>
+        <w:t xml:space="preserve"> in </w:t>
+      </w:r>
+      <w:r>
+        <w:t>his</w:t>
+      </w:r>
+      <w:r>
+        <w:t xml:space="preserve"> closet and chest of drawers. Last item was his laptop.</w:t>
+      </w:r>
+    </w:p>
+    <w:p>
+      <w:r>
+        <w:t>It was time to call his parents.</w:t>
+      </w:r>
+    </w:p>
+    <w:p>
+      <w:r>
+        <w:t xml:space="preserve">“Hi Mum, Dad, Goat Father,” </w:t>
+      </w:r>
+      <w:r>
+        <w:t>Luke</w:t>
+      </w:r>
+      <w:r>
+        <w:t xml:space="preserve"> said.</w:t>
+      </w:r>
+    </w:p>
+    <w:p>
+      <w:r>
+        <w:t>Ripper glanced at Luke but didn’t say anything.</w:t>
+      </w:r>
+    </w:p>
+    <w:p>
+      <w:r>
+        <w:t xml:space="preserve">“Hi </w:t>
+      </w:r>
+      <w:r>
+        <w:t>Luke</w:t>
+      </w:r>
+      <w:r>
+        <w:t xml:space="preserve">,” </w:t>
+      </w:r>
+      <w:r>
+        <w:t>Luke</w:t>
+      </w:r>
+      <w:r>
+        <w:t>’s mum said. “Was the trip okay? Was there any problems?”</w:t>
+      </w:r>
+    </w:p>
+    <w:p>
+      <w:r>
+        <w:lastRenderedPageBreak/>
+        <w:t xml:space="preserve">“No mum,” </w:t>
+      </w:r>
+      <w:r>
+        <w:t>Luke</w:t>
+      </w:r>
+      <w:r>
+        <w:t xml:space="preserve"> said. “The trip was just tedious, since all I could see were clouds. Here is my room.”</w:t>
+      </w:r>
+    </w:p>
+    <w:p>
+      <w:r>
+        <w:t>Luke</w:t>
+      </w:r>
+      <w:r>
+        <w:t xml:space="preserve"> panned the phone around and said, “I even have a kitchenette, so I can practice my cooking.</w:t>
+      </w:r>
+    </w:p>
+    <w:p>
+      <w:r>
+        <w:t>“Ripper, say ‘Hi’.”</w:t>
+      </w:r>
+    </w:p>
+    <w:p>
+      <w:r>
+        <w:t xml:space="preserve">Ripper waved and </w:t>
+      </w:r>
+      <w:r>
+        <w:t>Luke</w:t>
+      </w:r>
+      <w:r>
+        <w:t xml:space="preserve"> stepped out onto the balcony.</w:t>
+      </w:r>
+    </w:p>
+    <w:p>
+      <w:r>
+        <w:t>Luke</w:t>
+      </w:r>
+      <w:r>
+        <w:t xml:space="preserve"> pointed his phone at the surrounding mountains.</w:t>
+      </w:r>
+    </w:p>
+    <w:p>
+      <w:r>
+        <w:t xml:space="preserve">“Those mountains are beautiful,” </w:t>
+      </w:r>
+      <w:r>
+        <w:t>Luke</w:t>
+      </w:r>
+      <w:r>
+        <w:t>’s mother said.</w:t>
+      </w:r>
+    </w:p>
+    <w:p>
+      <w:r>
+        <w:t xml:space="preserve">“I hear there are plenty of those nut jobs in </w:t>
+      </w:r>
+      <w:r>
+        <w:t>Switzerland</w:t>
+      </w:r>
+      <w:r>
+        <w:t xml:space="preserve">,” </w:t>
+      </w:r>
+      <w:r>
+        <w:t>Luke</w:t>
+      </w:r>
+      <w:r>
+        <w:t>’s dad said.</w:t>
+      </w:r>
+    </w:p>
+    <w:p>
+      <w:r>
+        <w:t xml:space="preserve">“There were some protesters at the gates when we arrived,” </w:t>
+      </w:r>
+      <w:r>
+        <w:t>Luke</w:t>
+      </w:r>
+      <w:r>
+        <w:t xml:space="preserve"> said.</w:t>
+      </w:r>
+    </w:p>
+    <w:p>
+      <w:r>
+        <w:t>“</w:t>
+      </w:r>
+      <w:r>
+        <w:t>So Goat Son</w:t>
+      </w:r>
+      <w:r>
+        <w:t>,</w:t>
+      </w:r>
+      <w:r>
+        <w:t xml:space="preserve"> did you eat any good books lately?</w:t>
+      </w:r>
+      <w:r>
+        <w:t xml:space="preserve">” </w:t>
+      </w:r>
+      <w:r>
+        <w:t>Luke</w:t>
+      </w:r>
+      <w:r>
+        <w:t xml:space="preserve">’s uncle and godfather </w:t>
+      </w:r>
+      <w:r>
+        <w:t>asked</w:t>
       </w:r>
       <w:r>
         <w:t>.</w:t>
@@ -1147,147 +1828,690 @@
     </w:p>
     <w:p>
       <w:r>
+        <w:t>Luke</w:t>
+      </w:r>
+      <w:r>
+        <w:t xml:space="preserve"> stepped back into the room and pointed the phone at his new school books. “I have plenty of food,” He said.</w:t>
+      </w:r>
+    </w:p>
+    <w:p>
+      <w:r>
+        <w:t>Luke</w:t>
+      </w:r>
+      <w:r>
+        <w:t xml:space="preserve"> stepped back out onto the balcony and closed the door. He and his uncle started bleating at each other.</w:t>
+      </w:r>
+    </w:p>
+    <w:p>
+      <w:r>
+        <w:t xml:space="preserve">“Stop that you two,” </w:t>
+      </w:r>
+      <w:r>
+        <w:t>Luke</w:t>
+      </w:r>
+      <w:r>
+        <w:t xml:space="preserve">’s mother said angrily. “What if you </w:t>
+      </w:r>
+      <w:r>
+        <w:t>did</w:t>
+      </w:r>
+      <w:r>
+        <w:t xml:space="preserve"> that in public?”</w:t>
+      </w:r>
+    </w:p>
+    <w:p>
+      <w:r>
         <w:t>“</w:t>
       </w:r>
       <w:r>
-        <w:t>Although not the first company to</w:t>
-      </w:r>
-      <w:r>
-        <w:t xml:space="preserve"> commercialize fusion energy</w:t>
+        <w:t>Well he is Billy the Goat,” Luke’s uncle said. “He can’t help it.”</w:t>
+      </w:r>
+    </w:p>
+    <w:p>
+      <w:r>
+        <w:t>Technically Luke’s name was Luke Billhardson</w:t>
+      </w:r>
+      <w:r>
+        <w:t>, or a</w:t>
+      </w:r>
+      <w:r>
+        <w:t>s his uncle liked saying, Billy, Billy the Goat.</w:t>
+      </w:r>
+    </w:p>
+    <w:p>
+      <w:r>
+        <w:t>“And my uncle is the Goat Father,” Luke said.</w:t>
+      </w:r>
+    </w:p>
+    <w:p>
+      <w:r>
+        <w:lastRenderedPageBreak/>
+        <w:t>“Okay dear, you better go,” Luke’s mother said. “You have plenty of work ahead of you.”</w:t>
+      </w:r>
+    </w:p>
+    <w:p>
+      <w:r>
+        <w:t>“Work hard, Luke,” Luke’s dad said. “Remember I’m proud of you.”</w:t>
+      </w:r>
+    </w:p>
+    <w:p>
+      <w:r>
+        <w:t>“Thanks mum, dad,” Luke said.</w:t>
+      </w:r>
+    </w:p>
+    <w:p>
+      <w:r>
+        <w:t>“Remember to eat plenty of tin cans,” the uncle said. “You need plenty of iron for your growing bones.”</w:t>
+      </w:r>
+    </w:p>
+    <w:p>
+      <w:r>
+        <w:t>“Okay Goat Father,” Luke said. “Bye mum, dad, Goat Father.”</w:t>
+      </w:r>
+    </w:p>
+    <w:p>
+      <w:r>
+        <w:t xml:space="preserve">Luke </w:t>
+      </w:r>
+      <w:r>
+        <w:t>h</w:t>
+      </w:r>
+      <w:r>
+        <w:t>ung up the call and entered the room.</w:t>
+      </w:r>
+    </w:p>
+    <w:p>
+      <w:r>
+        <w:t>Ripper looked at Luke curiously.</w:t>
+      </w:r>
+    </w:p>
+    <w:p>
+      <w:r>
+        <w:t xml:space="preserve">“My uncle and I are both Capricorns,” Luke explained. “And goats are funny creatures. </w:t>
+      </w:r>
+      <w:r>
+        <w:t xml:space="preserve">It’s something we’ve been doing all my life. </w:t>
+      </w:r>
+      <w:r>
+        <w:t>Do you have a favorite animal?”</w:t>
+      </w:r>
+    </w:p>
+    <w:p>
+      <w:r>
+        <w:t xml:space="preserve">Ripper paused a moment and then said, “I suppose it would be a gorilla. The ultimate </w:t>
+      </w:r>
+      <w:r>
+        <w:t>quarter</w:t>
+      </w:r>
+      <w:r>
+        <w:t xml:space="preserve"> backer would be a gorilla. They are the ultimate symbol of speed, strength, and endu</w:t>
+      </w:r>
+      <w:r>
+        <w:t>rance.</w:t>
+      </w:r>
+    </w:p>
+    <w:p>
+      <w:r>
+        <w:t>“I finished unpacking.”</w:t>
+      </w:r>
+    </w:p>
+    <w:p>
+      <w:r>
+        <w:t>“Let’s go get something to eat,” Luke said and they headed out.</w:t>
+      </w:r>
+    </w:p>
+    <w:p>
+      <w:proofErr w:type="gramStart"/>
+      <w:r>
+        <w:t>“</w:t>
+      </w:r>
+      <w:r>
+        <w:t>Town or cafeteria?”</w:t>
+      </w:r>
+      <w:proofErr w:type="gramEnd"/>
+      <w:r>
+        <w:t xml:space="preserve"> Ripper asked.</w:t>
+      </w:r>
+    </w:p>
+    <w:p>
+      <w:r>
+        <w:t>“Town,” Luke said. “I’m betting you will get bored with the cafeteria fast enough.</w:t>
+      </w:r>
+    </w:p>
+    <w:p>
+      <w:r>
+        <w:t>“Not you?” Ripper said as they headed for the front gates.</w:t>
+      </w:r>
+    </w:p>
+    <w:p>
+      <w:r>
+        <w:t>“As you heard me talking to my uncle, I am a goat,” Luke said. “I don’t have hang-ups about food. As you can guess I enjoy eating, and also cooking.”</w:t>
+      </w:r>
+    </w:p>
+    <w:p>
+      <w:r>
+        <w:lastRenderedPageBreak/>
+        <w:t>“There</w:t>
+      </w:r>
+      <w:r>
+        <w:t xml:space="preserve"> is that Annie,” Ripper said</w:t>
+      </w:r>
+      <w:r>
+        <w:t>, pointing</w:t>
+      </w:r>
+      <w:r>
+        <w:t>. “Want to go see?”</w:t>
+      </w:r>
+    </w:p>
+    <w:p>
+      <w:r>
+        <w:t>Annie was surrounded by admirers.</w:t>
+      </w:r>
+    </w:p>
+    <w:p>
+      <w:r>
+        <w:t>“Not really,” Luke said. “She is out of my league and I don’t believe in celebrities and heroes. You can go if you want. You’re handsome enough and an amazing athlete.</w:t>
+      </w:r>
+    </w:p>
+    <w:p>
+      <w:r>
+        <w:t>“As my uncle says, there are three types of people in the world: Sheep, Shepherds and Goats.</w:t>
+      </w:r>
+    </w:p>
+    <w:p>
+      <w:r>
+        <w:t xml:space="preserve">“Sheep always look </w:t>
+      </w:r>
+      <w:r>
+        <w:t>to</w:t>
+      </w:r>
+      <w:r>
+        <w:t xml:space="preserve"> shepherds to guide them.</w:t>
+      </w:r>
+    </w:p>
+    <w:p>
+      <w:r>
+        <w:t>“Shepherds seek to guide and control others, often to the sheep’s detriment.”</w:t>
+      </w:r>
+    </w:p>
+    <w:p>
+      <w:r>
+        <w:t>“Why do you say that?” Ripper asked as they approached the gates.</w:t>
+      </w:r>
+    </w:p>
+    <w:p>
+      <w:r>
+        <w:t>“What do shepherds do to sheep?” Luke as</w:t>
+      </w:r>
+      <w:r>
+        <w:t>ked. “They raise them for food</w:t>
+      </w:r>
+      <w:r>
+        <w:t xml:space="preserve"> and wool</w:t>
+      </w:r>
+      <w:r>
+        <w:t>.</w:t>
+      </w:r>
+    </w:p>
+    <w:p>
+      <w:r>
+        <w:t>“I am a goat. I neither follow nor lead</w:t>
+      </w:r>
+      <w:r>
+        <w:t>, but follow my own path.”</w:t>
+      </w:r>
+    </w:p>
+    <w:p>
+      <w:r>
+        <w:t xml:space="preserve">Luke’s </w:t>
+      </w:r>
+      <w:r>
+        <w:t xml:space="preserve">school </w:t>
+      </w:r>
+      <w:r>
+        <w:t>device beeped. Pulling out his device he read the message, “+1 to mental manipulation resistance.”</w:t>
+      </w:r>
+    </w:p>
+    <w:p>
+      <w:r>
+        <w:t>“Freaky,” Ripper said as he stared at the message. “It’s like we are in a freaking video game.”</w:t>
+      </w:r>
+    </w:p>
+    <w:p>
+      <w:r>
+        <w:t>They stepped out of the gate and were greeted by the protesters.</w:t>
+      </w:r>
+    </w:p>
+    <w:p>
+      <w:r>
+        <w:t>Placards read, “Nuclear energy is dangerous,” “Quantum communication damages space,” “Stop all space warping research,” and “</w:t>
+      </w:r>
+      <w:r>
+        <w:t>The end is neigh.”</w:t>
+      </w:r>
+    </w:p>
+    <w:p>
+      <w:r>
+        <w:t>They passed the protesters and Ripper asked, “What do you think of that?”</w:t>
+      </w:r>
+    </w:p>
+    <w:p>
+      <w:r>
+        <w:lastRenderedPageBreak/>
+        <w:t>“Nonsense,” Luke replied. “You can’t damage space. If you could, then the space around the sun would be ripped to shreds. And yet, science has yet to find any anomalies.”</w:t>
+      </w:r>
+    </w:p>
+    <w:p>
+      <w:r>
+        <w:t>The town spread all about them. Restaurants lined the street they were walking on.</w:t>
+      </w:r>
+    </w:p>
+    <w:p>
+      <w:proofErr w:type="gramStart"/>
+      <w:r>
+        <w:t>“Which restaurant?”</w:t>
+      </w:r>
+      <w:proofErr w:type="gramEnd"/>
+      <w:r>
+        <w:t xml:space="preserve"> Ripper asked.</w:t>
+      </w:r>
+    </w:p>
+    <w:p>
+      <w:r>
+        <w:t>“Any,” Luke said. “I like exploring different foods.”</w:t>
+      </w:r>
+    </w:p>
+    <w:p>
+      <w:r>
+        <w:t>“You did mention you liked that old series, ‘Bizarre Foods’,” Ripper said. “Okay, let’s go to that burger place.</w:t>
+      </w:r>
+      <w:r>
+        <w:t xml:space="preserve"> </w:t>
+      </w:r>
+      <w:r>
+        <w:t>We</w:t>
+      </w:r>
+      <w:r>
+        <w:t xml:space="preserve"> gorillas can’t live on grass and tin cans</w:t>
+      </w:r>
+      <w:r>
+        <w:t>.</w:t>
+      </w:r>
+      <w:r>
+        <w:t>”</w:t>
+      </w:r>
+    </w:p>
+    <w:p>
+      <w:r>
+        <w:t>Luke laughed and said, “That’s for sure.”</w:t>
+      </w:r>
+    </w:p>
+    <w:p>
+      <w:r>
+        <w:t xml:space="preserve">They </w:t>
+      </w:r>
+      <w:r>
+        <w:t xml:space="preserve">entered and </w:t>
+      </w:r>
+      <w:r>
+        <w:t>waited</w:t>
+      </w:r>
+      <w:r>
+        <w:t>.</w:t>
+      </w:r>
+      <w:r>
+        <w:t xml:space="preserve"> </w:t>
+      </w:r>
+      <w:r>
+        <w:t>S</w:t>
+      </w:r>
+      <w:r>
+        <w:t>oon enough a waiter led them to a seat.</w:t>
+      </w:r>
+    </w:p>
+    <w:p>
+      <w:r>
+        <w:t>Luke picked up the menu and scanned. There was a good selection of burgers, steaks, and even vegetarian options.</w:t>
+      </w:r>
+    </w:p>
+    <w:p>
+      <w:r>
+        <w:t>The waiter returned and asked, “Any drinks for you?”</w:t>
+      </w:r>
+    </w:p>
+    <w:p>
+      <w:r>
+        <w:t>“Coke please,” Ripper said.</w:t>
+      </w:r>
+    </w:p>
+    <w:p>
+      <w:r>
+        <w:t>“What’s your most popular soft drink?” Luke asked.</w:t>
+      </w:r>
+    </w:p>
+    <w:p>
+      <w:r>
+        <w:t>The waiter named</w:t>
+      </w:r>
+      <w:r>
+        <w:t xml:space="preserve"> </w:t>
+      </w:r>
+      <w:r>
+        <w:t>Rivella</w:t>
+      </w:r>
+      <w:r>
+        <w:t xml:space="preserve">, hot chocolate, </w:t>
+      </w:r>
+      <w:r>
+        <w:t>Apple Juice</w:t>
+      </w:r>
+      <w:r>
+        <w:t xml:space="preserve">, and </w:t>
+      </w:r>
+      <w:r>
+        <w:t>Ice Tea</w:t>
+      </w:r>
+      <w:r>
+        <w:t>, to name a few items.</w:t>
+      </w:r>
+    </w:p>
+    <w:p>
+      <w:r>
+        <w:t xml:space="preserve">“I’ll have Rivella, no ice please,” Luke said, since Rivella was the most </w:t>
+      </w:r>
+      <w:r>
+        <w:t>exotic sounding drink listed.</w:t>
+      </w:r>
+    </w:p>
+    <w:p>
+      <w:r>
+        <w:t>Drink order taken, the waiter left.</w:t>
+      </w:r>
+    </w:p>
+    <w:p>
+      <w:r>
+        <w:t>“</w:t>
+      </w:r>
+      <w:r>
+        <w:t xml:space="preserve">Remember how </w:t>
+      </w:r>
+      <w:r>
+        <w:t xml:space="preserve">Bobby disappeared </w:t>
+      </w:r>
+      <w:r>
+        <w:t>three</w:t>
+      </w:r>
+      <w:r>
+        <w:t xml:space="preserve"> nights ago</w:t>
+      </w:r>
+      <w:r>
+        <w:t>?</w:t>
+      </w:r>
+      <w:r>
+        <w:t xml:space="preserve">” a </w:t>
+      </w:r>
+      <w:r>
+        <w:t xml:space="preserve">local </w:t>
+      </w:r>
+      <w:r>
+        <w:t>man a table away asked. “This morning his body was found</w:t>
+      </w:r>
+      <w:r>
+        <w:t>, all moldy</w:t>
       </w:r>
       <w:r>
         <w:t xml:space="preserve">, </w:t>
       </w:r>
       <w:r>
-        <w:t>their product</w:t>
-      </w:r>
-      <w:r>
-        <w:t xml:space="preserve"> is by far the most compact</w:t>
-      </w:r>
-      <w:r>
-        <w:t>, safe</w:t>
-      </w:r>
-      <w:r>
-        <w:t xml:space="preserve"> and dependable</w:t>
+        <w:t>decayed</w:t>
+      </w:r>
+      <w:r>
+        <w:t>, and covered in maggots</w:t>
       </w:r>
       <w:r>
         <w:t xml:space="preserve">. </w:t>
       </w:r>
       <w:r>
-        <w:t>And yes, we do have a Winfield reactor.”</w:t>
-      </w:r>
-    </w:p>
-    <w:p>
-      <w:r>
-        <w:t>The Winfield reactor</w:t>
-      </w:r>
-      <w:r>
-        <w:t xml:space="preserve"> used a proprietary process</w:t>
-      </w:r>
-      <w:r>
-        <w:t xml:space="preserve"> to </w:t>
-      </w:r>
-      <w:r>
-        <w:t xml:space="preserve">capture fast neutrons from the fusion process and convert the energy directly into electricity. </w:t>
-      </w:r>
-      <w:r>
-        <w:t>Being no bigger than a large shipping container and costing 100 million apiece, it was slowly powering more and more ocean liners and cargo ships.</w:t>
-      </w:r>
-    </w:p>
-    <w:p>
-      <w:r>
-        <w:t>It wasn’t surprising that</w:t>
-      </w:r>
-      <w:r>
-        <w:t xml:space="preserve"> Edward Winfield, Annie’s father </w:t>
-      </w:r>
-      <w:r>
-        <w:t>became</w:t>
-      </w:r>
-      <w:r>
-        <w:t xml:space="preserve"> a </w:t>
-      </w:r>
-      <w:r>
-        <w:t>trillionaire</w:t>
+        <w:t>The stink was horrible</w:t>
+      </w:r>
+      <w:r>
+        <w:t>.”</w:t>
+      </w:r>
+    </w:p>
+    <w:p>
+      <w:r>
+        <w:lastRenderedPageBreak/>
+        <w:t>Ripper</w:t>
+      </w:r>
+      <w:r>
+        <w:t xml:space="preserve"> looked as if he wanted to gag.</w:t>
+      </w:r>
+    </w:p>
+    <w:p>
+      <w:r>
+        <w:t>“This town used to be peaceful,” the man’s companion grumbled. “What the hell are they doing with all those particle accelerators and that science mumbo-jumbo?”</w:t>
+      </w:r>
+    </w:p>
+    <w:p>
+      <w:r>
+        <w:t xml:space="preserve">“They are tearing holes into space is what they are doing,” another man </w:t>
+      </w:r>
+      <w:r>
+        <w:t>at</w:t>
+      </w:r>
+      <w:r>
+        <w:t xml:space="preserve"> </w:t>
+      </w:r>
+      <w:r>
+        <w:t xml:space="preserve">another </w:t>
+      </w:r>
+      <w:r>
+        <w:t xml:space="preserve">table </w:t>
+      </w:r>
+      <w:r>
+        <w:t>said.</w:t>
+      </w:r>
+      <w:r>
+        <w:t xml:space="preserve"> “Letting in all manner of demonic creatures.”</w:t>
+      </w:r>
+    </w:p>
+    <w:p>
+      <w:r>
+        <w:t>“Don’t spit,” a woman across the table scolded. “That’s just gross.”</w:t>
+      </w:r>
+    </w:p>
+    <w:p>
+      <w:r>
+        <w:t>The waiter returned to the table and brought the drinks.</w:t>
+      </w:r>
+    </w:p>
+    <w:p>
+      <w:r>
+        <w:t>Luke and Ripper gave their order and the waiter left.</w:t>
+      </w:r>
+    </w:p>
+    <w:p>
+      <w:r>
+        <w:t>“Something is seriously messed up in this town,” Ripper said</w:t>
+      </w:r>
+      <w:r>
+        <w:t>, loud enough for the locals to hear.</w:t>
+      </w:r>
+    </w:p>
+    <w:p>
+      <w:r>
+        <w:t xml:space="preserve">“You’re from the </w:t>
+      </w:r>
+      <w:r>
+        <w:t xml:space="preserve">fancy </w:t>
+      </w:r>
+      <w:r>
+        <w:t>school, aren’t you?” an elderly man at another table asked. “What are they doing there?”</w:t>
+      </w:r>
+    </w:p>
+    <w:p>
+      <w:r>
+        <w:t>“Just arrived today,” Luke confessed, “Although, the principle did talk about monsters and the need to get stronger. I was expecting a speech about hard work, not that.”</w:t>
+      </w:r>
+    </w:p>
+    <w:p>
+      <w:r>
+        <w:t>“And what’s that about not going out after dusk?” Ripper asked.</w:t>
+      </w:r>
+    </w:p>
+    <w:p>
+      <w:r>
+        <w:t>“</w:t>
+      </w:r>
+      <w:r>
+        <w:t>There are things out there</w:t>
+      </w:r>
+      <w:r>
+        <w:t>,” another woman said</w:t>
+      </w:r>
+      <w:r>
+        <w:t xml:space="preserve"> simply</w:t>
       </w:r>
       <w:r>
         <w:t>.</w:t>
       </w:r>
-      <w:r>
-        <w:t xml:space="preserve"> AI and unlimited energy made for a powerful combination.</w:t>
-      </w:r>
-    </w:p>
-    <w:p>
-      <w:r>
-        <w:t>“However, that is not why she is here,” the principle said. “Yes, many of you here exceed her in terms of physical fitness and problem solving, to name a few. However, her combined scores exceed everyone here, and that’s saying something.</w:t>
-      </w:r>
-    </w:p>
-    <w:p>
-      <w:r>
-        <w:t xml:space="preserve">“Ms. </w:t>
-      </w:r>
-      <w:r>
-        <w:t>Winfield</w:t>
-      </w:r>
-      <w:r>
-        <w:t>, please speak to your cohort.”</w:t>
-      </w:r>
-    </w:p>
-    <w:p>
-      <w:r>
-        <w:t>Annie stepped up to the mike and took a breath.</w:t>
+    </w:p>
+    <w:p>
+      <w:r>
+        <w:t>“Shouldn’t the government come out and find out?” Luke asked.</w:t>
+      </w:r>
+    </w:p>
+    <w:p>
+      <w:r>
+        <w:t xml:space="preserve">“They have, but have never found anything,” the woman said. </w:t>
+      </w:r>
+      <w:proofErr w:type="gramStart"/>
+      <w:r>
+        <w:t>“Claims we are a bunch of superstitious fools.”</w:t>
+      </w:r>
+      <w:proofErr w:type="gramEnd"/>
+    </w:p>
+    <w:p>
+      <w:r>
+        <w:t>“They are all in on it,” another local spat.</w:t>
+      </w:r>
+    </w:p>
+    <w:p>
+      <w:r>
+        <w:t>“I told you not to spit,” the woman scolded.</w:t>
       </w:r>
     </w:p>
     <w:p>
       <w:r>
         <w:lastRenderedPageBreak/>
-        <w:t xml:space="preserve">“Thank you Principle Thornville,” Annie said. “6 years ago my father founded this </w:t>
-      </w:r>
-      <w:r>
-        <w:t>academy using his considerable wealth. The purpose is to gather all the best and brightest kids of the world in order to forge a better world for everyone.</w:t>
-      </w:r>
-    </w:p>
-    <w:p>
+        <w:t>Food arrived and Luke ate as he listened to the local gossip.</w:t>
+      </w:r>
+    </w:p>
+    <w:p>
+      <w:proofErr w:type="gramStart"/>
+      <w:r>
+        <w:t>“Now what?”</w:t>
+      </w:r>
+      <w:proofErr w:type="gramEnd"/>
+      <w:r>
+        <w:t xml:space="preserve"> Ripper asked as they paid the bill.</w:t>
+      </w:r>
+    </w:p>
+    <w:p>
+      <w:r>
+        <w:t xml:space="preserve">“I want to explore the town and buy groceries,” Luke said. “Also want to explore the hiking trails. It’s only </w:t>
+      </w:r>
+      <w:r>
+        <w:t>12</w:t>
+      </w:r>
+      <w:r>
+        <w:t>:</w:t>
+      </w:r>
+      <w:r>
+        <w:t>35</w:t>
+      </w:r>
+      <w:r>
+        <w:t xml:space="preserve">PM. </w:t>
+      </w:r>
+      <w:r>
+        <w:t>There’s p</w:t>
+      </w:r>
+      <w:r>
+        <w:t>lenty of time before sunset.”</w:t>
+      </w:r>
+    </w:p>
+    <w:p>
+      <w:r>
+        <w:t>“Aren’t you afraid?” Ripper asked as they walked out of the restaurant.</w:t>
+      </w:r>
+    </w:p>
+    <w:p>
+      <w:r>
+        <w:t>“I only believe in science,” Luke said.</w:t>
+      </w:r>
+      <w:r>
+        <w:t xml:space="preserve"> </w:t>
+      </w:r>
       <w:r>
         <w:t>“</w:t>
       </w:r>
       <w:r>
-        <w:t xml:space="preserve">Sad to say the world is full of monsters. They live just below the surface, hungry to come out and </w:t>
-      </w:r>
-      <w:r>
-        <w:t>slaughter</w:t>
-      </w:r>
-      <w:r>
-        <w:t xml:space="preserve">. The environmental </w:t>
-      </w:r>
-      <w:r>
-        <w:t>contamination</w:t>
-      </w:r>
-      <w:r>
-        <w:t xml:space="preserve">, desecration of </w:t>
-      </w:r>
-      <w:r>
-        <w:t>sacred</w:t>
-      </w:r>
-      <w:r>
-        <w:t xml:space="preserve"> lands</w:t>
-      </w:r>
-      <w:r>
-        <w:t>, polarization of the world</w:t>
-      </w:r>
-      <w:r>
-        <w:t>, despair and hate</w:t>
-      </w:r>
-      <w:r>
-        <w:t xml:space="preserve"> are making things worse.</w:t>
-      </w:r>
-    </w:p>
-    <w:p>
-      <w:r>
-        <w:t xml:space="preserve">“Our goal here is simple. Become strong and never place our fate on </w:t>
-      </w:r>
-      <w:r>
-        <w:t>so-called saviors</w:t>
+        <w:t>I’m only afraid of tripping in the dark and mosquitoes</w:t>
+      </w:r>
+      <w:r>
+        <w:t>.”</w:t>
+      </w:r>
+    </w:p>
+    <w:p>
+      <w:r>
+        <w:t xml:space="preserve">“They have several sports clubs,” Ripper said. “I’m joining the American Football team. </w:t>
+      </w:r>
+      <w:proofErr w:type="gramStart"/>
+      <w:r>
+        <w:t>How about you?”</w:t>
+      </w:r>
+      <w:proofErr w:type="gramEnd"/>
+    </w:p>
+    <w:p>
+      <w:r>
+        <w:t>“I’m joining the cooking and puzzle solving clubs,” Luke said. “There’s a grocery store.”</w:t>
+      </w:r>
+    </w:p>
+    <w:p>
+      <w:r>
+        <w:t>Ripper stepped in and said, “This store sure has some interesting items.”</w:t>
+      </w:r>
+    </w:p>
+    <w:p>
+      <w:r>
+        <w:t xml:space="preserve">“Grab some items,” Luke said as he walked </w:t>
+      </w:r>
+      <w:r>
+        <w:t>the isles, grabbing items from shelves. Next came groceries. Finally he headed for the cashier.</w:t>
+      </w:r>
+    </w:p>
+    <w:p>
+      <w:r>
+        <w:t>“Need some help with the bags</w:t>
+      </w:r>
+      <w:r>
+        <w:t>?</w:t>
+      </w:r>
+      <w:r>
+        <w:t>” Ripper asked.</w:t>
+      </w:r>
+    </w:p>
+    <w:p>
+      <w:r>
+        <w:t>“Thanks,” Like said and Ripper took multiple bags.</w:t>
+      </w:r>
+    </w:p>
+    <w:p>
+      <w:r>
+        <w:t xml:space="preserve">They headed back to the apartment. As before, they met the protesters near the </w:t>
+      </w:r>
+      <w:r>
+        <w:t>school gate</w:t>
       </w:r>
       <w:r>
         <w:t>.</w:t>
@@ -1295,998 +2519,146 @@
     </w:p>
     <w:p>
       <w:r>
-        <w:t>“I look forward to growing ever stronger with all of you.”</w:t>
-      </w:r>
-    </w:p>
-    <w:p>
-      <w:r>
-        <w:t>With that Annie stepped off from the podium.</w:t>
-      </w:r>
-    </w:p>
-    <w:p>
-      <w:r>
-        <w:t xml:space="preserve">“Thank you Ms. </w:t>
-      </w:r>
-      <w:r>
-        <w:t>Winfield</w:t>
-      </w:r>
-      <w:r>
-        <w:t>,” the principle said.</w:t>
-      </w:r>
-    </w:p>
-    <w:p>
-      <w:r>
-        <w:t>“</w:t>
-      </w:r>
-      <w:r>
-        <w:t xml:space="preserve">School starts on Monday. </w:t>
-      </w:r>
-      <w:r>
-        <w:t>Including today t</w:t>
-      </w:r>
-      <w:r>
-        <w:t xml:space="preserve">hat will give </w:t>
-      </w:r>
-      <w:r>
-        <w:t>you 4</w:t>
-      </w:r>
-      <w:r>
-        <w:t xml:space="preserve"> days to get over any jet lag.</w:t>
-      </w:r>
-    </w:p>
-    <w:p>
-      <w:r>
-        <w:t>“Your luggage will be in your dormitory rooms.</w:t>
-      </w:r>
-      <w:r>
-        <w:t xml:space="preserve"> Your map app will guide you there.</w:t>
-      </w:r>
-    </w:p>
-    <w:p>
-      <w:r>
-        <w:t>“Be aware your phones have limited coverage here.</w:t>
-      </w:r>
-    </w:p>
-    <w:p>
-      <w:r>
-        <w:t>“</w:t>
-      </w:r>
-      <w:r>
-        <w:t xml:space="preserve">Also, you will find your school issued uniforms, </w:t>
-      </w:r>
-      <w:r>
-        <w:t xml:space="preserve">school books, </w:t>
-      </w:r>
-      <w:r>
-        <w:t xml:space="preserve">and everything else you will need to </w:t>
-      </w:r>
-      <w:r>
-        <w:t>attend classes.</w:t>
-      </w:r>
-    </w:p>
-    <w:p>
-      <w:r>
-        <w:t>“Go to your dormitories and settle in.</w:t>
-      </w:r>
-    </w:p>
-    <w:p>
-      <w:r>
-        <w:t>“Your homework is to become familiar with your devices.</w:t>
-      </w:r>
-    </w:p>
-    <w:p>
-      <w:r>
-        <w:t>“After that</w:t>
-      </w:r>
-      <w:r>
-        <w:t>, I encourage you to spend time getting to know your fellow students and exploring the local town. Also, the hiking trails are amazing, with rivers, wat</w:t>
-      </w:r>
-      <w:r>
-        <w:t>erfalls and canyons to explore.”</w:t>
+        <w:t>They passed the protesters and Ripper asked, “Don’t they have anything better to do with their lives?”</w:t>
+      </w:r>
+    </w:p>
+    <w:p>
+      <w:r>
+        <w:t>Luke shrugged and picked up his pace. His arms were starting to hurt from carrying groceries.</w:t>
       </w:r>
     </w:p>
     <w:p>
       <w:r>
         <w:lastRenderedPageBreak/>
-        <w:t xml:space="preserve">The principle paused and then said, “I do need to warn you. Please avoid leaving </w:t>
-      </w:r>
-      <w:r>
-        <w:t xml:space="preserve">town or </w:t>
-      </w:r>
-      <w:r>
-        <w:t xml:space="preserve">school grounds after </w:t>
-      </w:r>
-      <w:r>
-        <w:t>dusk</w:t>
-      </w:r>
-      <w:r>
-        <w:t>. This is especially true of the surrounding forests</w:t>
-      </w:r>
-      <w:r>
-        <w:t xml:space="preserve"> and mountains</w:t>
-      </w:r>
-      <w:r>
-        <w:t>.</w:t>
-      </w:r>
-    </w:p>
-    <w:p>
-      <w:r>
-        <w:t xml:space="preserve">“It can be rather dangerous out there, especially at night. More than a few students have broken their legs or worse. </w:t>
-      </w:r>
-      <w:r>
-        <w:t>And off course there are…dangers out there</w:t>
-      </w:r>
-      <w:r>
-        <w:t>.”</w:t>
-      </w:r>
-    </w:p>
-    <w:p>
-      <w:r>
-        <w:t>That sent a chill down Luke’s back</w:t>
-      </w:r>
-      <w:r>
-        <w:t>.</w:t>
-      </w:r>
-    </w:p>
-    <w:p>
-      <w:r>
-        <w:t>“Principle Thornville, please don’t scare the kids,” a woman said.</w:t>
-      </w:r>
-    </w:p>
-    <w:p>
-      <w:r>
-        <w:t>“This is vice-principle Eliot Drew,” the principle said</w:t>
-      </w:r>
-      <w:r>
-        <w:t>, pointing at the woman</w:t>
-      </w:r>
-      <w:r>
-        <w:t xml:space="preserve">. </w:t>
-      </w:r>
-      <w:r>
-        <w:t xml:space="preserve">He turned to the vice-principle and said, </w:t>
-      </w:r>
-      <w:r>
-        <w:t>“</w:t>
-      </w:r>
-      <w:r>
-        <w:t>Fear is essential if one is to stay safe. You know what is out there.”</w:t>
-      </w:r>
-    </w:p>
-    <w:p>
-      <w:r>
-        <w:t xml:space="preserve">The principle turned back to the audience and said, “The </w:t>
-      </w:r>
-      <w:r>
-        <w:t xml:space="preserve">boundary of </w:t>
-      </w:r>
-      <w:r>
-        <w:t>both the town and</w:t>
-      </w:r>
-      <w:r>
-        <w:t xml:space="preserve"> school grounds is</w:t>
-      </w:r>
-      <w:r>
-        <w:t xml:space="preserve"> well marked.</w:t>
-      </w:r>
-    </w:p>
-    <w:p>
-      <w:r>
-        <w:t>“</w:t>
-      </w:r>
-      <w:r>
-        <w:t xml:space="preserve">You are </w:t>
-      </w:r>
-      <w:r>
-        <w:t xml:space="preserve">required to be either on </w:t>
-      </w:r>
-      <w:r>
-        <w:t xml:space="preserve">campus grounds </w:t>
-      </w:r>
-      <w:r>
-        <w:t xml:space="preserve">or in the town between </w:t>
-      </w:r>
-      <w:r>
-        <w:t>dusk and dawn. Those rules are there for a reason. We don’t want tragedies.</w:t>
-      </w:r>
-      <w:r>
-        <w:t xml:space="preserve"> Dismissed.”</w:t>
-      </w:r>
-    </w:p>
-    <w:p>
-      <w:r>
-        <w:t xml:space="preserve">The auditorium burst into a cacophony as everyone tried to understand </w:t>
-      </w:r>
-      <w:r>
-        <w:t>the dire warning.</w:t>
-      </w:r>
-    </w:p>
-    <w:p>
-      <w:r>
-        <w:t>“Damn, that was weird,” Ripper said. “Why not just say we will get into trouble?”</w:t>
-      </w:r>
-    </w:p>
-    <w:p>
-      <w:r>
-        <w:t xml:space="preserve">“Maybe there are wild animals,” </w:t>
-      </w:r>
-      <w:r>
-        <w:t>Luke</w:t>
-      </w:r>
-      <w:r>
-        <w:t xml:space="preserve"> said. “No</w:t>
-      </w:r>
-      <w:r>
-        <w:t>,</w:t>
-      </w:r>
-      <w:r>
-        <w:t xml:space="preserve"> that doesn’t make sense. The principle said we should explore during the day.”</w:t>
-      </w:r>
-    </w:p>
-    <w:p>
-      <w:r>
-        <w:t>Ten minutes later they were at their dormitory room.</w:t>
-      </w:r>
-    </w:p>
-    <w:p>
-      <w:r>
-        <w:t xml:space="preserve">The studio apartment had a kitchenette to the left and a washroom to the right. Beyond were </w:t>
-      </w:r>
-      <w:r>
-        <w:t xml:space="preserve">two </w:t>
-      </w:r>
-      <w:r>
-        <w:t>elevated beds</w:t>
-      </w:r>
-      <w:r>
-        <w:t>. Under each bed was a study area with desk, chair</w:t>
-      </w:r>
-      <w:r>
-        <w:t xml:space="preserve">, </w:t>
-      </w:r>
-      <w:r>
-        <w:t xml:space="preserve">and </w:t>
-      </w:r>
-      <w:r>
-        <w:t>chest of draws.</w:t>
+        <w:t>Eventually they returned to their apartment and Luke put the groceries away.</w:t>
+      </w:r>
+    </w:p>
+    <w:p>
+      <w:r>
+        <w:t>“The needful is done,” Luke said. “Do you want to socialize?”</w:t>
+      </w:r>
+    </w:p>
+    <w:p>
+      <w:r>
+        <w:t>“Are you sure?” Ripper asked.</w:t>
+      </w:r>
+    </w:p>
+    <w:p>
+      <w:r>
+        <w:t xml:space="preserve">“Let’s connect,” Luke said and pulled his device out. He clicked on </w:t>
+      </w:r>
+      <w:r>
+        <w:t>Party Chat, pointed his device at Ripper and clicked on the add person button.</w:t>
+      </w:r>
+    </w:p>
+    <w:p>
+      <w:r>
+        <w:t>Ripper’s device beeped and he took out his device. He clicked on confirm.</w:t>
+      </w:r>
+    </w:p>
+    <w:p>
+      <w:r>
+        <w:t>As they left Ripper asked, “How does this work if there’s no cell signal?”</w:t>
+      </w:r>
+    </w:p>
+    <w:p>
+      <w:r>
+        <w:t>“Might be a proprietary network,” Luke said.</w:t>
+      </w:r>
+    </w:p>
+    <w:p>
+      <w:r>
+        <w:t>As before the school grounds were filled with 1</w:t>
+      </w:r>
+      <w:r>
+        <w:rPr>
+          <w:vertAlign w:val="superscript"/>
+        </w:rPr>
+        <w:t>st</w:t>
+      </w:r>
+      <w:r>
+        <w:t xml:space="preserve"> years. Groups were already forming with like-minded people.</w:t>
+      </w:r>
+    </w:p>
+    <w:p>
+      <w:r>
+        <w:t>“Football players,” Ripper said and headed to a group of people who towered over Luke.</w:t>
+      </w:r>
+    </w:p>
+    <w:p>
+      <w:r>
+        <w:t>“See you later,” Luke said.</w:t>
+      </w:r>
+    </w:p>
+    <w:p>
+      <w:r>
+        <w:t>“Where are you going?” Ripper asked.</w:t>
+      </w:r>
+    </w:p>
+    <w:p>
+      <w:r>
+        <w:t>“Just exploring campus,” Luke said. “I find meeting new people stressful.</w:t>
+      </w:r>
+      <w:r>
+        <w:t>”</w:t>
+      </w:r>
+    </w:p>
+    <w:p>
+      <w:r>
+        <w:t>“Didn’t you want to explore the trails?” Ripper asked.</w:t>
+      </w:r>
+    </w:p>
+    <w:p>
+      <w:r>
+        <w:t>“Just call me when you are ready and we can go,” Luke said.</w:t>
+      </w:r>
+    </w:p>
+    <w:p>
+      <w:r>
+        <w:t>“Okay,” ripper said and headed for the football players.</w:t>
       </w:r>
     </w:p>
     <w:p>
       <w:r>
         <w:lastRenderedPageBreak/>
-        <w:t xml:space="preserve">On the floor to the right was </w:t>
-      </w:r>
-      <w:r>
-        <w:t>Luke</w:t>
-      </w:r>
-      <w:r>
-        <w:t>’s lugg</w:t>
-      </w:r>
-      <w:r>
-        <w:t>age. Stacks of books sat on the desk.</w:t>
-      </w:r>
-    </w:p>
-    <w:p>
-      <w:r>
-        <w:t xml:space="preserve"> </w:t>
-      </w:r>
-      <w:r>
-        <w:t>“What’s the WIFI password?”</w:t>
-      </w:r>
-      <w:r>
-        <w:t xml:space="preserve"> Ripper asked.</w:t>
-      </w:r>
-    </w:p>
-    <w:p>
-      <w:r>
-        <w:t xml:space="preserve">“Challenger 423,” </w:t>
-      </w:r>
-      <w:r>
-        <w:t>Luke</w:t>
-      </w:r>
-      <w:r>
-        <w:t xml:space="preserve"> said, pointing at a sign on the wall.</w:t>
-      </w:r>
-    </w:p>
-    <w:p>
-      <w:r>
-        <w:t>“Thanks,” Ripper said as he opened his laptop.</w:t>
-      </w:r>
-    </w:p>
-    <w:p>
-      <w:r>
-        <w:t>Luke</w:t>
-      </w:r>
-      <w:r>
-        <w:t xml:space="preserve"> </w:t>
-      </w:r>
-      <w:r>
-        <w:t>unpacked, placing his clothes</w:t>
-      </w:r>
-      <w:r>
-        <w:t xml:space="preserve"> and items</w:t>
-      </w:r>
-      <w:r>
-        <w:t xml:space="preserve"> in </w:t>
-      </w:r>
-      <w:r>
-        <w:t>his</w:t>
-      </w:r>
-      <w:r>
-        <w:t xml:space="preserve"> closet and chest of drawers. Last item was his laptop.</w:t>
-      </w:r>
-    </w:p>
-    <w:p>
-      <w:r>
-        <w:t>It was time to call his parents.</w:t>
-      </w:r>
-    </w:p>
-    <w:p>
-      <w:r>
-        <w:t xml:space="preserve">“Hi Mum, Dad, Goat Father,” </w:t>
-      </w:r>
-      <w:r>
-        <w:t>Luke</w:t>
-      </w:r>
-      <w:r>
-        <w:t xml:space="preserve"> said.</w:t>
-      </w:r>
-    </w:p>
-    <w:p>
-      <w:r>
-        <w:t>Ripper glanced at Luke but didn’t say anything.</w:t>
-      </w:r>
-    </w:p>
-    <w:p>
-      <w:r>
-        <w:t xml:space="preserve">“Hi </w:t>
-      </w:r>
-      <w:r>
-        <w:t>Luke</w:t>
-      </w:r>
-      <w:r>
-        <w:t xml:space="preserve">,” </w:t>
-      </w:r>
-      <w:r>
-        <w:t>Luke</w:t>
-      </w:r>
-      <w:r>
-        <w:t>’s mum said. “Was the trip okay? Was there any problems?”</w:t>
-      </w:r>
-    </w:p>
-    <w:p>
-      <w:r>
-        <w:t xml:space="preserve">“No mum,” </w:t>
-      </w:r>
-      <w:r>
-        <w:t>Luke</w:t>
-      </w:r>
-      <w:r>
-        <w:t xml:space="preserve"> said. “The trip was just tedious, since all I could see were clouds. Here is my room.”</w:t>
-      </w:r>
-    </w:p>
-    <w:p>
-      <w:r>
-        <w:t>Luke</w:t>
-      </w:r>
-      <w:r>
-        <w:t xml:space="preserve"> panned the phone around and said, “I even have a kitchenette, so I can practice my cooking.</w:t>
-      </w:r>
-    </w:p>
-    <w:p>
-      <w:r>
-        <w:t>“Ripper, say ‘Hi’.”</w:t>
-      </w:r>
-    </w:p>
-    <w:p>
-      <w:r>
-        <w:t xml:space="preserve">Ripper waved and </w:t>
-      </w:r>
-      <w:r>
-        <w:t>Luke</w:t>
-      </w:r>
-      <w:r>
-        <w:t xml:space="preserve"> stepped out onto the balcony.</w:t>
-      </w:r>
-    </w:p>
-    <w:p>
-      <w:r>
-        <w:t>Luke</w:t>
-      </w:r>
-      <w:r>
-        <w:t xml:space="preserve"> pointed his phone at the surrounding mountains.</w:t>
-      </w:r>
-    </w:p>
-    <w:p>
-      <w:r>
-        <w:t xml:space="preserve">“Those mountains are beautiful,” </w:t>
-      </w:r>
-      <w:r>
-        <w:t>Luke</w:t>
-      </w:r>
-      <w:r>
-        <w:t>’s mother said.</w:t>
-      </w:r>
-    </w:p>
-    <w:p>
-      <w:r>
-        <w:t xml:space="preserve">“I hear there are plenty of those nut jobs in </w:t>
-      </w:r>
-      <w:r>
-        <w:t>Switzerland</w:t>
-      </w:r>
-      <w:r>
-        <w:t xml:space="preserve">,” </w:t>
-      </w:r>
-      <w:r>
-        <w:t>Luke</w:t>
-      </w:r>
-      <w:r>
-        <w:t>’s dad said.</w:t>
-      </w:r>
-    </w:p>
-    <w:p>
-      <w:r>
-        <w:lastRenderedPageBreak/>
-        <w:t xml:space="preserve">“There were some protesters at the gates when we arrived,” </w:t>
-      </w:r>
-      <w:r>
-        <w:t>Luke</w:t>
-      </w:r>
-      <w:r>
-        <w:t xml:space="preserve"> said.</w:t>
-      </w:r>
-    </w:p>
-    <w:p>
-      <w:r>
-        <w:t>“</w:t>
-      </w:r>
-      <w:r>
-        <w:t>So Goat Son</w:t>
-      </w:r>
-      <w:r>
-        <w:t>,</w:t>
-      </w:r>
-      <w:r>
-        <w:t xml:space="preserve"> did you eat any good books lately?</w:t>
-      </w:r>
-      <w:r>
-        <w:t xml:space="preserve">” </w:t>
-      </w:r>
-      <w:r>
-        <w:t>Luke</w:t>
-      </w:r>
-      <w:r>
-        <w:t xml:space="preserve">’s uncle and godfather </w:t>
-      </w:r>
-      <w:r>
-        <w:t>asked</w:t>
-      </w:r>
-      <w:r>
-        <w:t>.</w:t>
-      </w:r>
-    </w:p>
-    <w:p>
-      <w:r>
-        <w:t>Luke</w:t>
-      </w:r>
-      <w:r>
-        <w:t xml:space="preserve"> stepped back into the room and pointed the phone at his new school books. “I have plenty of food,” He said.</w:t>
-      </w:r>
-    </w:p>
-    <w:p>
-      <w:r>
-        <w:t>Luke</w:t>
-      </w:r>
-      <w:r>
-        <w:t xml:space="preserve"> stepped back out onto the balcony and closed the door. He and his uncle started bleating at each other.</w:t>
-      </w:r>
-    </w:p>
-    <w:p>
-      <w:r>
-        <w:t xml:space="preserve">“Stop that you two,” </w:t>
-      </w:r>
-      <w:r>
-        <w:t>Luke</w:t>
-      </w:r>
-      <w:r>
-        <w:t xml:space="preserve">’s mother said angrily. “What if you </w:t>
-      </w:r>
-      <w:r>
-        <w:t>did</w:t>
-      </w:r>
-      <w:r>
-        <w:t xml:space="preserve"> that in public?”</w:t>
-      </w:r>
-    </w:p>
-    <w:p>
-      <w:r>
-        <w:t>“</w:t>
-      </w:r>
-      <w:r>
-        <w:t>Well he is Billy the Goat,” Luke’s uncle said. “He can’t help it.”</w:t>
-      </w:r>
-    </w:p>
-    <w:p>
-      <w:r>
-        <w:t>Technically Luke’s name was Luke Billhardson</w:t>
-      </w:r>
-      <w:r>
-        <w:t>, or a</w:t>
-      </w:r>
-      <w:r>
-        <w:t>s his uncle liked saying, Billy, Billy the Goat.</w:t>
-      </w:r>
-    </w:p>
-    <w:p>
-      <w:r>
-        <w:t>“And my uncle is the Goat Father,” Luke said.</w:t>
-      </w:r>
-    </w:p>
-    <w:p>
-      <w:r>
-        <w:t>“Okay dear, you better go,” Luke’s mother said. “You have plenty of work ahead of you.”</w:t>
-      </w:r>
-    </w:p>
-    <w:p>
-      <w:r>
-        <w:t>“Work hard, Luke,” Luke’s dad said. “Remember I’m proud of you.”</w:t>
-      </w:r>
-    </w:p>
-    <w:p>
-      <w:r>
-        <w:t>“Thanks mum, dad,” Luke said.</w:t>
-      </w:r>
-    </w:p>
-    <w:p>
-      <w:r>
-        <w:t>“Remember to eat plenty of tin cans,” the uncle said. “You need plenty of iron for your growing bones.”</w:t>
-      </w:r>
-    </w:p>
-    <w:p>
-      <w:r>
-        <w:t>“Okay Goat Father,” Luke said. “Bye mum, dad, Goat Father.”</w:t>
-      </w:r>
-    </w:p>
-    <w:p>
-      <w:r>
-        <w:t xml:space="preserve">Luke </w:t>
-      </w:r>
-      <w:r>
-        <w:t>h</w:t>
-      </w:r>
-      <w:r>
-        <w:t>ung up the call and entered the room.</w:t>
-      </w:r>
-    </w:p>
-    <w:p>
-      <w:r>
-        <w:t>Ripper looked at Luke curiously.</w:t>
-      </w:r>
-    </w:p>
-    <w:p>
-      <w:r>
-        <w:lastRenderedPageBreak/>
-        <w:t xml:space="preserve">“My uncle and I are both Capricorns,” Luke explained. “And goats are funny creatures. </w:t>
-      </w:r>
-      <w:r>
-        <w:t xml:space="preserve">It’s something we’ve been doing all my life. </w:t>
-      </w:r>
-      <w:r>
-        <w:t>Do you have a favorite animal?”</w:t>
-      </w:r>
-    </w:p>
-    <w:p>
-      <w:r>
-        <w:t>Ripper paused a moment and then said, “I suppose it would be a gorilla. The ultimate line backer would be a gorilla. They are the ultimate symbol of speed, strength, and endu</w:t>
-      </w:r>
-      <w:r>
-        <w:t>rance.</w:t>
-      </w:r>
-    </w:p>
-    <w:p>
-      <w:r>
-        <w:t>“I finished unpacking.”</w:t>
-      </w:r>
-    </w:p>
-    <w:p>
-      <w:r>
-        <w:t>“Let’s go get something to eat,” Luke said and they headed out.</w:t>
+        <w:t xml:space="preserve">Luke glanced at the year rep, still surrounded by people. She </w:t>
+      </w:r>
+      <w:r>
+        <w:t xml:space="preserve">radiated joy as she socialized </w:t>
+      </w:r>
+      <w:r>
+        <w:t>with her peons.</w:t>
+      </w:r>
+    </w:p>
+    <w:p>
+      <w:r>
+        <w:t>For a moment Luke felt jealous of social people. However, dealing with people was hard work and he needed rest from the long trip.</w:t>
       </w:r>
     </w:p>
     <w:p>
       <w:proofErr w:type="gramStart"/>
       <w:r>
-        <w:t>“</w:t>
-      </w:r>
-      <w:r>
-        <w:t>Town or cafeteria?”</w:t>
+        <w:t xml:space="preserve">After hours </w:t>
+      </w:r>
+      <w:r>
+        <w:t>passed as Luke explored every nook and cranny of the campus.</w:t>
       </w:r>
       <w:proofErr w:type="gramEnd"/>
-      <w:r>
-        <w:t xml:space="preserve"> Ripper asked.</w:t>
-      </w:r>
-    </w:p>
-    <w:p>
-      <w:r>
-        <w:t>“Town,” Luke said. “I’m betting you will get bored with the cafeteria fast enough.</w:t>
-      </w:r>
-    </w:p>
-    <w:p>
-      <w:r>
-        <w:t>“Not you?” Ripper said as they headed for the front gates.</w:t>
-      </w:r>
-    </w:p>
-    <w:p>
-      <w:r>
-        <w:t>“As you heard me talking to my uncle, I am a goat,” Luke said. “I don’t have hang-ups about food. As you can guess I enjoy eating, and also cooking.”</w:t>
-      </w:r>
-    </w:p>
-    <w:p>
-      <w:r>
-        <w:t>“There</w:t>
-      </w:r>
-      <w:r>
-        <w:t xml:space="preserve"> is that Annie,” Ripper said. “Want to go see?”</w:t>
-      </w:r>
-    </w:p>
-    <w:p>
-      <w:r>
-        <w:t>Annie was surrounded by admirers.</w:t>
-      </w:r>
-    </w:p>
-    <w:p>
-      <w:r>
-        <w:t>“Not really,” Luke said. “She is out of my league and I don’t believe in celebrities and heroes. You can go if you want. You’re handsome enough and an amazing athlete.</w:t>
-      </w:r>
-    </w:p>
-    <w:p>
-      <w:r>
-        <w:t>“As my uncle says, there are three types of people in the world: Sheep, Shepherds and Goats.</w:t>
-      </w:r>
-    </w:p>
-    <w:p>
-      <w:r>
-        <w:t>“Sheep always look for shepherds to guide them.</w:t>
-      </w:r>
-    </w:p>
-    <w:p>
-      <w:r>
-        <w:t>“Shepherds seek to guide and control others, often to the sheep’s detriment.”</w:t>
-      </w:r>
-    </w:p>
-    <w:p>
-      <w:r>
-        <w:lastRenderedPageBreak/>
-        <w:t>“Why do you say that?” Ripper asked as they approached the gates.</w:t>
-      </w:r>
-    </w:p>
-    <w:p>
-      <w:r>
-        <w:t>“What do shepherds do to sheep?” Luke as</w:t>
-      </w:r>
-      <w:r>
-        <w:t>ked. “They raise them for food</w:t>
-      </w:r>
-      <w:r>
-        <w:t xml:space="preserve"> and wool</w:t>
-      </w:r>
-      <w:r>
-        <w:t>.</w:t>
-      </w:r>
-    </w:p>
-    <w:p>
-      <w:r>
-        <w:t>“I am a goat. I neither follow nor lead</w:t>
-      </w:r>
-      <w:r>
-        <w:t>, but follow my own path.”</w:t>
-      </w:r>
-    </w:p>
-    <w:p>
-      <w:r>
-        <w:t>Luke’s device beeped. Pulling out his device he read the message, “+1 to mental manipulation resistance.”</w:t>
-      </w:r>
-    </w:p>
-    <w:p>
-      <w:r>
-        <w:t>“Freaky,” Ripper said as he stared at the message. “It’s like we are in a freaking video game.”</w:t>
-      </w:r>
-    </w:p>
-    <w:p>
-      <w:r>
-        <w:t>They stepped out of the gate and were greeted by the protesters.</w:t>
-      </w:r>
-    </w:p>
-    <w:p>
-      <w:r>
-        <w:t>Placards read, “Nuclear energy is dangerous,” “Quantum communication damages space,” “Stop all space warping research,” and “</w:t>
-      </w:r>
-      <w:r>
-        <w:t>The end is neigh.”</w:t>
-      </w:r>
-    </w:p>
-    <w:p>
-      <w:r>
-        <w:t>They passed the protesters and Ripper asked, “What do you think of that?”</w:t>
-      </w:r>
-    </w:p>
-    <w:p>
-      <w:r>
-        <w:t>“Nonsense,” Luke replied. “You can’t damage space. If you could, then the space around the sun would be ripped to shreds. And yet, science has yet to find any anomalies.”</w:t>
-      </w:r>
-    </w:p>
-    <w:p>
-      <w:r>
-        <w:t>The town spread all about them. Restaurants lined the street they were walking on.</w:t>
-      </w:r>
-    </w:p>
-    <w:p>
-      <w:proofErr w:type="gramStart"/>
-      <w:r>
-        <w:t>“Which restaurant?”</w:t>
-      </w:r>
-      <w:proofErr w:type="gramEnd"/>
-      <w:r>
-        <w:t xml:space="preserve"> Ripper asked.</w:t>
-      </w:r>
-    </w:p>
-    <w:p>
-      <w:r>
-        <w:t>“Any,” Luke said. “I like exploring different foods.”</w:t>
-      </w:r>
-    </w:p>
-    <w:p>
-      <w:r>
-        <w:t>“You did mention you liked that old series, ‘Bizarre Foods’,” Ripper said. “Okay, let’s go to that burger place.</w:t>
-      </w:r>
-      <w:r>
-        <w:t xml:space="preserve"> On second thought, there are way too many students there.</w:t>
-      </w:r>
-      <w:r>
-        <w:t>”</w:t>
-      </w:r>
-    </w:p>
-    <w:p>
-      <w:r>
-        <w:t>They entered the least crowded place, but even that was</w:t>
-      </w:r>
-      <w:r>
-        <w:t xml:space="preserve"> bustling.</w:t>
-      </w:r>
-    </w:p>
-    <w:p>
-      <w:r>
-        <w:lastRenderedPageBreak/>
-        <w:t>They waited and soon enough a waiter led them to a seat.</w:t>
-      </w:r>
-    </w:p>
-    <w:p>
-      <w:r>
-        <w:t>Luke picked up the menu and scanned. There was a good selection of burgers, steaks, and even vegetarian options.</w:t>
-      </w:r>
-    </w:p>
-    <w:p>
-      <w:r>
-        <w:t>The waiter returned and asked, “Any drinks for you?”</w:t>
-      </w:r>
-    </w:p>
-    <w:p>
-      <w:r>
-        <w:t>“Coke please,” Ripper said.</w:t>
-      </w:r>
-    </w:p>
-    <w:p>
-      <w:r>
-        <w:t>“What’s your most popular soft drink?” Luke asked.</w:t>
-      </w:r>
-    </w:p>
-    <w:p>
-      <w:r>
-        <w:t>The waiter named</w:t>
-      </w:r>
-      <w:r>
-        <w:t xml:space="preserve"> </w:t>
-      </w:r>
-      <w:r>
-        <w:t>Rivella</w:t>
-      </w:r>
-      <w:r>
-        <w:t xml:space="preserve">, hot chocolate, </w:t>
-      </w:r>
-      <w:r>
-        <w:t>Apple Juice</w:t>
-      </w:r>
-      <w:r>
-        <w:t xml:space="preserve">, and </w:t>
-      </w:r>
-      <w:r>
-        <w:t>Ice Tea</w:t>
-      </w:r>
-      <w:r>
-        <w:t>, to name a few items.</w:t>
-      </w:r>
-    </w:p>
-    <w:p>
-      <w:r>
-        <w:t xml:space="preserve">“I’ll have Rivella, no ice please,” Luke said, since Rivella was the most </w:t>
-      </w:r>
-      <w:r>
-        <w:t>exotic sounding drink listed.</w:t>
-      </w:r>
-    </w:p>
-    <w:p>
-      <w:r>
-        <w:t>Drink order taken, the waiter left.</w:t>
-      </w:r>
-    </w:p>
-    <w:p>
-      <w:r>
-        <w:t xml:space="preserve">“Did you hear? Bobby disappeared two nights ago,” a </w:t>
-      </w:r>
-      <w:r>
-        <w:t xml:space="preserve">local </w:t>
-      </w:r>
-      <w:r>
-        <w:t>man a table away asked. “This morning his body was found</w:t>
-      </w:r>
-      <w:r>
-        <w:t>, all moldy and decayed</w:t>
-      </w:r>
-      <w:r>
-        <w:t xml:space="preserve">. </w:t>
-      </w:r>
-      <w:r>
-        <w:t>The stink was horrible</w:t>
-      </w:r>
-      <w:r>
-        <w:t>.”</w:t>
-      </w:r>
-    </w:p>
-    <w:p>
-      <w:r>
-        <w:t>Ripper</w:t>
-      </w:r>
-      <w:r>
-        <w:t xml:space="preserve"> looked as if he wanted to gag.</w:t>
-      </w:r>
-    </w:p>
-    <w:p>
-      <w:r>
-        <w:t>“This town used to be peaceful,” the man’s companion grumbled. “What the hell are they doing with all those particle accelerators and that science mumbo-jumbo?”</w:t>
-      </w:r>
-    </w:p>
-    <w:p>
-      <w:r>
-        <w:t xml:space="preserve">“They are tearing holes into space is what they are doing,” another man </w:t>
-      </w:r>
-      <w:r>
-        <w:t>at</w:t>
-      </w:r>
-      <w:r>
-        <w:t xml:space="preserve"> </w:t>
-      </w:r>
-      <w:r>
-        <w:t xml:space="preserve">another </w:t>
-      </w:r>
-      <w:r>
-        <w:t xml:space="preserve">table </w:t>
-      </w:r>
-      <w:r>
-        <w:t>said.</w:t>
-      </w:r>
-      <w:r>
-        <w:t xml:space="preserve"> “Letting in all manner of demonic creatures.”</w:t>
-      </w:r>
-    </w:p>
-    <w:p>
-      <w:r>
-        <w:t>“Don’t spit,” a woman across the table scolded. “That’s just gross.”</w:t>
-      </w:r>
-    </w:p>
-    <w:p>
-      <w:r>
-        <w:t>The waiter returned to the table and brought the drinks.</w:t>
-      </w:r>
-    </w:p>
-    <w:p>
-      <w:r>
-        <w:t>Luke and Ripper gave their order and the waiter left.</w:t>
-      </w:r>
-    </w:p>
-    <w:p>
-      <w:r>
-        <w:lastRenderedPageBreak/>
-        <w:t>“Something is seriously messed up in this town,” Ripper said</w:t>
-      </w:r>
-      <w:r>
-        <w:t>, loud enough for the locals to hear.</w:t>
-      </w:r>
-    </w:p>
-    <w:p>
-      <w:r>
-        <w:t>“You’re from the school, aren’t you?” an elderly man at another table asked. “What are they doing there?”</w:t>
-      </w:r>
-    </w:p>
-    <w:p>
-      <w:r>
-        <w:t>“Just arrived today,” Luke confessed, “Although, the principle did talk about monsters and the need to get stronger. I was expecting a speech about hard work, not that.”</w:t>
-      </w:r>
-    </w:p>
-    <w:p>
-      <w:r>
-        <w:t>“And what’s that about not going out after dusk?” Ripper asked.</w:t>
-      </w:r>
-    </w:p>
-    <w:p>
-      <w:r>
-        <w:t>“</w:t>
-      </w:r>
-      <w:r>
-        <w:t>There are things out there</w:t>
-      </w:r>
-      <w:r>
-        <w:t>,” another woman said</w:t>
-      </w:r>
-      <w:r>
-        <w:t xml:space="preserve"> simply</w:t>
-      </w:r>
-      <w:r>
-        <w:t>.</w:t>
-      </w:r>
-    </w:p>
-    <w:p>
-      <w:r>
-        <w:t>“Shouldn’t the government come out and find out?” Luke asked.</w:t>
-      </w:r>
-    </w:p>
-    <w:p>
-      <w:r>
-        <w:t>“They have, but have never found anything,” the woman said. “Claims we are a bunch of superstitious fools.”</w:t>
-      </w:r>
-    </w:p>
-    <w:p>
-      <w:r>
-        <w:t>The conversation ended when the food came.</w:t>
-      </w:r>
-    </w:p>
-    <w:p>
-      <w:r>
-        <w:t>Luke ate in silence, enjoying the food.</w:t>
-      </w:r>
-    </w:p>
-    <w:p>
-      <w:r>
-        <w:t>“Now what?” Ripper asked as they paid the bill.</w:t>
-      </w:r>
-    </w:p>
-    <w:p>
-      <w:r>
-        <w:t xml:space="preserve">“I want to explore the town and buy groceries,” Luke said. “Also want to explore the hiking trails. It’s only 1:00PM. </w:t>
-      </w:r>
-      <w:r>
-        <w:t>There’s p</w:t>
-      </w:r>
-      <w:r>
-        <w:t>lenty of time before sunset.”</w:t>
-      </w:r>
-    </w:p>
-    <w:p>
-      <w:r>
-        <w:t>“Aren’t you afraid?” Ripper asked as they walked out of the restaurant.</w:t>
-      </w:r>
-    </w:p>
-    <w:p>
-      <w:r>
-        <w:t>“I only believe in science,” Luke said.</w:t>
-      </w:r>
-      <w:r>
-        <w:t xml:space="preserve"> </w:t>
-      </w:r>
-      <w:r>
-        <w:t>“However, walking alone in a strange forest in the night isn’t wise.”</w:t>
-      </w:r>
-    </w:p>
+    </w:p>
+    <w:p>
+      <w:r>
+        <w:t>Ripper called and Luke returned.</w:t>
+      </w:r>
+    </w:p>
+    <w:p/>
+    <w:p/>
+    <w:p/>
+    <w:p/>
+    <w:p/>
+    <w:p/>
+    <w:p/>
+    <w:p/>
+    <w:p/>
     <w:p/>
     <w:p/>
     <w:p/>
@@ -2413,7 +2785,7 @@
             <w:rPr>
               <w:noProof/>
             </w:rPr>
-            <w:t>14</w:t>
+            <w:t>16</w:t>
           </w:r>
         </w:fldSimple>
       </w:p>
@@ -2443,7 +2815,7 @@
             <w:rPr>
               <w:noProof/>
             </w:rPr>
-            <w:t>13</w:t>
+            <w:t>15</w:t>
           </w:r>
         </w:fldSimple>
       </w:p>
@@ -4773,7 +5145,7 @@
 </file>
 
 <file path=customXml/itemProps1.xml><?xml version="1.0" encoding="utf-8"?>
-<ds:datastoreItem xmlns:ds="http://schemas.openxmlformats.org/officeDocument/2006/customXml" ds:itemID="{7BE0650A-4558-428A-B2B2-DBD25E668F60}">
+<ds:datastoreItem xmlns:ds="http://schemas.openxmlformats.org/officeDocument/2006/customXml" ds:itemID="{2AD76AC6-206D-4EAB-B5D4-6B83FBE9DBA1}">
   <ds:schemaRefs>
     <ds:schemaRef ds:uri="http://schemas.openxmlformats.org/officeDocument/2006/bibliography"/>
   </ds:schemaRefs>

--- a/Books/RPG_Books/The PrincessAndTheabyssDiver/Book_The PrincessAndTheAbyssDiver.docx
+++ b/Books/RPG_Books/The PrincessAndTheabyssDiver/Book_The PrincessAndTheAbyssDiver.docx
@@ -569,7 +569,13 @@
     </w:p>
     <w:p>
       <w:r>
-        <w:t xml:space="preserve">“There is a Map App, Party Chat, Character Info, Identification, Library, </w:t>
+        <w:t xml:space="preserve">“There is a Map App, Party Chat, </w:t>
+      </w:r>
+      <w:r>
+        <w:t xml:space="preserve">Camera, </w:t>
+      </w:r>
+      <w:r>
+        <w:t xml:space="preserve">Character Info, Identification, Library, </w:t>
       </w:r>
       <w:r>
         <w:t xml:space="preserve">School, </w:t>
@@ -597,6 +603,7 @@
     </w:p>
     <w:p>
       <w:r>
+        <w:lastRenderedPageBreak/>
         <w:t>“Perhaps we are in the tutorial room of a MMORPG game,” Luke said.</w:t>
       </w:r>
       <w:r>
@@ -605,7 +612,6 @@
     </w:p>
     <w:p>
       <w:r>
-        <w:lastRenderedPageBreak/>
         <w:t>“That would explain this character app,” Ripper said.</w:t>
       </w:r>
     </w:p>
@@ -640,7 +646,7 @@
       <w:pPr>
         <w:pStyle w:val="StatusMessage"/>
         <w:tabs>
-          <w:tab w:val="left" w:pos="1985"/>
+          <w:tab w:val="left" w:pos="2127"/>
         </w:tabs>
         <w:ind w:left="0"/>
         <w:jc w:val="left"/>
@@ -659,7 +665,7 @@
       <w:pPr>
         <w:pStyle w:val="StatusMessage"/>
         <w:tabs>
-          <w:tab w:val="left" w:pos="1985"/>
+          <w:tab w:val="left" w:pos="2127"/>
         </w:tabs>
         <w:ind w:left="0"/>
         <w:jc w:val="left"/>
@@ -681,7 +687,7 @@
       <w:pPr>
         <w:pStyle w:val="StatusMessage"/>
         <w:tabs>
-          <w:tab w:val="left" w:pos="1985"/>
+          <w:tab w:val="left" w:pos="2127"/>
         </w:tabs>
         <w:spacing w:after="120"/>
         <w:ind w:left="0" w:right="357"/>
@@ -700,7 +706,7 @@
       <w:pPr>
         <w:pStyle w:val="StatusMessage"/>
         <w:tabs>
-          <w:tab w:val="left" w:pos="1985"/>
+          <w:tab w:val="left" w:pos="2127"/>
         </w:tabs>
         <w:ind w:left="0"/>
         <w:jc w:val="left"/>
@@ -722,7 +728,7 @@
       <w:pPr>
         <w:pStyle w:val="StatusMessage"/>
         <w:tabs>
-          <w:tab w:val="left" w:pos="1985"/>
+          <w:tab w:val="left" w:pos="2127"/>
         </w:tabs>
         <w:spacing w:after="120"/>
         <w:ind w:left="0" w:right="357"/>
@@ -741,7 +747,7 @@
       <w:pPr>
         <w:pStyle w:val="StatusMessage"/>
         <w:tabs>
-          <w:tab w:val="left" w:pos="1985"/>
+          <w:tab w:val="left" w:pos="2127"/>
         </w:tabs>
         <w:ind w:left="0"/>
         <w:jc w:val="left"/>
@@ -760,7 +766,7 @@
       <w:pPr>
         <w:pStyle w:val="StatusMessage"/>
         <w:tabs>
-          <w:tab w:val="left" w:pos="1985"/>
+          <w:tab w:val="left" w:pos="2127"/>
         </w:tabs>
         <w:ind w:left="0"/>
         <w:jc w:val="left"/>
@@ -817,7 +823,7 @@
       <w:pPr>
         <w:pStyle w:val="StatusMessage"/>
         <w:tabs>
-          <w:tab w:val="left" w:pos="1985"/>
+          <w:tab w:val="left" w:pos="2127"/>
         </w:tabs>
         <w:ind w:left="0"/>
         <w:jc w:val="left"/>
@@ -836,7 +842,7 @@
       <w:pPr>
         <w:pStyle w:val="StatusMessage"/>
         <w:tabs>
-          <w:tab w:val="left" w:pos="1985"/>
+          <w:tab w:val="left" w:pos="2127"/>
         </w:tabs>
         <w:ind w:left="0"/>
         <w:jc w:val="left"/>
@@ -858,7 +864,7 @@
       <w:pPr>
         <w:pStyle w:val="StatusMessage"/>
         <w:tabs>
-          <w:tab w:val="left" w:pos="1985"/>
+          <w:tab w:val="left" w:pos="2127"/>
         </w:tabs>
         <w:spacing w:after="120"/>
         <w:ind w:left="0" w:right="357"/>
@@ -877,7 +883,7 @@
       <w:pPr>
         <w:pStyle w:val="StatusMessage"/>
         <w:tabs>
-          <w:tab w:val="left" w:pos="1985"/>
+          <w:tab w:val="left" w:pos="2127"/>
         </w:tabs>
         <w:ind w:left="0"/>
         <w:jc w:val="left"/>
@@ -899,7 +905,7 @@
       <w:pPr>
         <w:pStyle w:val="StatusMessage"/>
         <w:tabs>
-          <w:tab w:val="left" w:pos="1985"/>
+          <w:tab w:val="left" w:pos="2127"/>
         </w:tabs>
         <w:spacing w:after="120"/>
         <w:ind w:left="0" w:right="357"/>
@@ -920,7 +926,7 @@
       <w:pPr>
         <w:pStyle w:val="StatusMessage"/>
         <w:tabs>
-          <w:tab w:val="left" w:pos="1985"/>
+          <w:tab w:val="left" w:pos="2127"/>
         </w:tabs>
         <w:ind w:left="0"/>
         <w:jc w:val="left"/>
@@ -939,7 +945,7 @@
       <w:pPr>
         <w:pStyle w:val="StatusMessage"/>
         <w:tabs>
-          <w:tab w:val="left" w:pos="1985"/>
+          <w:tab w:val="left" w:pos="2127"/>
         </w:tabs>
         <w:ind w:left="0"/>
         <w:jc w:val="left"/>
@@ -995,6 +1001,7 @@
     </w:p>
     <w:p>
       <w:r>
+        <w:lastRenderedPageBreak/>
         <w:t>“My name is Dr. Everson Thornville</w:t>
       </w:r>
       <w:r>
@@ -1009,69 +1016,1044 @@
     </w:p>
     <w:p>
       <w:r>
+        <w:t xml:space="preserve">“Welcome to the Albert Einstein </w:t>
+      </w:r>
+      <w:r>
+        <w:t>Academy</w:t>
+      </w:r>
+      <w:r>
+        <w:t xml:space="preserve"> for Gifted Children.</w:t>
+      </w:r>
+    </w:p>
+    <w:p>
+      <w:r>
+        <w:t xml:space="preserve">“You are all here because we believe you are the shining future of our tiny </w:t>
+      </w:r>
+      <w:r>
+        <w:t>blue star</w:t>
+      </w:r>
+      <w:r>
+        <w:t>.</w:t>
+      </w:r>
+      <w:r>
+        <w:t xml:space="preserve"> Over the next few years you will learn the skills needed to handle the terrifying changes that will befall </w:t>
+      </w:r>
+      <w:r>
+        <w:t>Blue Star</w:t>
+      </w:r>
+      <w:r>
+        <w:t>.”</w:t>
+      </w:r>
+    </w:p>
+    <w:p>
+      <w:proofErr w:type="gramStart"/>
+      <w:r>
+        <w:t>“Blue Star?”</w:t>
+      </w:r>
+      <w:proofErr w:type="gramEnd"/>
+      <w:r>
+        <w:t xml:space="preserve"> Ripper asked. “Doesn’t he mean Earth?”</w:t>
+      </w:r>
+    </w:p>
+    <w:p>
+      <w:r>
+        <w:t>“</w:t>
+      </w:r>
+      <w:r>
+        <w:t xml:space="preserve">Who </w:t>
+      </w:r>
+      <w:r>
+        <w:t>know</w:t>
+      </w:r>
+      <w:r>
+        <w:t>s?</w:t>
+      </w:r>
+      <w:r>
+        <w:t>” Luke said.</w:t>
+      </w:r>
+    </w:p>
+    <w:p>
+      <w:r>
+        <w:t>Th</w:t>
+      </w:r>
+      <w:r>
+        <w:t>e audience murmured in confusion</w:t>
+      </w:r>
+      <w:r>
+        <w:t>.</w:t>
+      </w:r>
+    </w:p>
+    <w:p>
+      <w:r>
+        <w:t>“In this school, you will not learn to become a worker</w:t>
+      </w:r>
+      <w:r>
+        <w:t xml:space="preserve"> at an office, factory or what not</w:t>
+      </w:r>
+      <w:r>
+        <w:t>. AI can do that easily</w:t>
+      </w:r>
+      <w:r>
+        <w:t xml:space="preserve">,” the principle </w:t>
+      </w:r>
+      <w:r>
+        <w:t>said</w:t>
+      </w:r>
+      <w:r>
+        <w:t>. “</w:t>
+      </w:r>
+      <w:r>
+        <w:t xml:space="preserve">Our goal is to teach each of you to become masters of your own destinies. </w:t>
+      </w:r>
+      <w:r>
+        <w:t>Only then may you overcome the monsters surrounding us and gain true strength.</w:t>
+      </w:r>
+      <w:r>
+        <w:t>”</w:t>
+      </w:r>
+    </w:p>
+    <w:p>
+      <w:r>
+        <w:t>“Monsters?” Ripper asked.</w:t>
+      </w:r>
+    </w:p>
+    <w:p>
+      <w:r>
+        <w:t xml:space="preserve">“Either it’s a metaphor or the principle is </w:t>
+      </w:r>
+      <w:r>
+        <w:t xml:space="preserve">a </w:t>
+      </w:r>
+      <w:r>
+        <w:t>crazy</w:t>
+      </w:r>
+      <w:r>
+        <w:t xml:space="preserve"> gamer</w:t>
+      </w:r>
+      <w:r>
+        <w:t xml:space="preserve">,” </w:t>
+      </w:r>
+      <w:r>
+        <w:t>Luke</w:t>
+      </w:r>
+      <w:r>
+        <w:t xml:space="preserve"> said.</w:t>
+      </w:r>
+    </w:p>
+    <w:p>
+      <w:r>
+        <w:t>The principle smiled at the confused students and said, “Annie Winfield, please enter.”</w:t>
+      </w:r>
+    </w:p>
+    <w:p>
+      <w:r>
+        <w:t>From offstage a teenage girl entered, wearing the school uniform.</w:t>
+      </w:r>
+    </w:p>
+    <w:p>
+      <w:r>
+        <w:t xml:space="preserve">The </w:t>
+      </w:r>
+      <w:r>
+        <w:t xml:space="preserve">auditorium </w:t>
+      </w:r>
+      <w:r>
+        <w:t xml:space="preserve">broke out in </w:t>
+      </w:r>
+      <w:r>
+        <w:t>murmuring. That wasn’t surprising.</w:t>
+      </w:r>
+    </w:p>
+    <w:p>
+      <w:r>
+        <w:t xml:space="preserve">“Damn, she looks like an elfin princess,” </w:t>
+      </w:r>
+      <w:r>
+        <w:t>Luke</w:t>
+      </w:r>
+      <w:r>
+        <w:t xml:space="preserve"> said as he almost drooled. He</w:t>
+      </w:r>
+      <w:r>
+        <w:t xml:space="preserve"> had the urge jump on stage and…</w:t>
+      </w:r>
+    </w:p>
+    <w:p>
+      <w:r>
+        <w:t>Luke</w:t>
+      </w:r>
+      <w:r>
+        <w:t xml:space="preserve"> wouldn’t do that in real life. He wasn’t that stupid.</w:t>
+      </w:r>
+      <w:r>
+        <w:t xml:space="preserve"> </w:t>
+      </w:r>
+      <w:r>
+        <w:t>However, nothing prevented him from ravaging her in his mind.</w:t>
+      </w:r>
+    </w:p>
+    <w:p>
+      <w:r>
         <w:lastRenderedPageBreak/>
-        <w:t xml:space="preserve">“Welcome to the Albert Einstein </w:t>
-      </w:r>
-      <w:r>
-        <w:t>Academy</w:t>
-      </w:r>
-      <w:r>
-        <w:t xml:space="preserve"> for Gifted Children.</w:t>
-      </w:r>
-    </w:p>
-    <w:p>
-      <w:r>
-        <w:t xml:space="preserve">“You are all here because we believe you are the shining future of our tiny </w:t>
-      </w:r>
-      <w:r>
-        <w:t>blue star</w:t>
+        <w:t>All about, the other teens had the same desire, even many of the ladies.</w:t>
+      </w:r>
+    </w:p>
+    <w:p>
+      <w:r>
+        <w:t>“Annie Winfield</w:t>
+      </w:r>
+      <w:r>
+        <w:t xml:space="preserve"> is </w:t>
+      </w:r>
+      <w:r>
+        <w:t xml:space="preserve">the youngest daughter of </w:t>
+      </w:r>
+      <w:r>
+        <w:t xml:space="preserve">Edward Winfield, </w:t>
+      </w:r>
+      <w:r>
+        <w:t>c</w:t>
+      </w:r>
+      <w:r>
+        <w:t>hair</w:t>
+      </w:r>
+      <w:r>
+        <w:t xml:space="preserve"> </w:t>
+      </w:r>
+      <w:r>
+        <w:t xml:space="preserve">and founder </w:t>
+      </w:r>
+      <w:r>
+        <w:t xml:space="preserve">of this school,” Principle Bertrand said. “And yes, I’m talking about Winfield </w:t>
+      </w:r>
+      <w:r>
+        <w:t>Technology, famous for its fusion reactors, personal robots, quantum technologies, and so much more.</w:t>
+      </w:r>
+    </w:p>
+    <w:p>
+      <w:r>
+        <w:t>“However, that is not why she is here,” the principle said. “</w:t>
+      </w:r>
+      <w:r>
+        <w:t xml:space="preserve">She is </w:t>
+      </w:r>
+      <w:r>
+        <w:t>your year representative</w:t>
+      </w:r>
+      <w:r>
+        <w:t xml:space="preserve"> because of her exceptional talents.”</w:t>
+      </w:r>
+    </w:p>
+    <w:p>
+      <w:r>
+        <w:t>Annie had the grace to blush. “Damn she’s cute,” Luke muttered.</w:t>
+      </w:r>
+    </w:p>
+    <w:p>
+      <w:r>
+        <w:t>“</w:t>
+      </w:r>
+      <w:r>
+        <w:t xml:space="preserve">Yes, many of you here exceed her in terms of </w:t>
+      </w:r>
+      <w:r>
+        <w:t>speed, strength,</w:t>
+      </w:r>
+      <w:r>
+        <w:t xml:space="preserve"> academics,</w:t>
+      </w:r>
+      <w:r>
+        <w:t xml:space="preserve"> and problem solving, to name a few. However, her combined scores exceed everyone here</w:t>
       </w:r>
       <w:r>
         <w:t>.</w:t>
       </w:r>
-      <w:r>
-        <w:t xml:space="preserve"> Over the next few years you will learn the skills needed to handle the terrifying changes that will befall </w:t>
-      </w:r>
-      <w:r>
-        <w:t>Blue Star</w:t>
-      </w:r>
-      <w:r>
-        <w:t>.”</w:t>
+    </w:p>
+    <w:p>
+      <w:r>
+        <w:t>“Considering you are the cream of the crop</w:t>
+      </w:r>
+      <w:r>
+        <w:t>, that’s saying something.</w:t>
+      </w:r>
+    </w:p>
+    <w:p>
+      <w:r>
+        <w:t xml:space="preserve">“Ms. </w:t>
+      </w:r>
+      <w:r>
+        <w:t>Winfield</w:t>
+      </w:r>
+      <w:r>
+        <w:t>, please speak to your cohort.”</w:t>
+      </w:r>
+    </w:p>
+    <w:p>
+      <w:r>
+        <w:t>Annie stepped up to the mike and took a breath.</w:t>
+      </w:r>
+    </w:p>
+    <w:p>
+      <w:r>
+        <w:t xml:space="preserve">“Thank you Principle Thornville,” Annie said. “6 years ago my father founded this </w:t>
+      </w:r>
+      <w:r>
+        <w:t>academy using his considerable wealth. The purpose is to gather all the best and brightest kids of the world in order to forge a better world for everyone.</w:t>
+      </w:r>
+    </w:p>
+    <w:p>
+      <w:r>
+        <w:t>“</w:t>
+      </w:r>
+      <w:r>
+        <w:t xml:space="preserve">Sad to say the world is full of monsters. They live just below the surface, hungry to come out and </w:t>
+      </w:r>
+      <w:r>
+        <w:t>slaughter</w:t>
+      </w:r>
+      <w:r>
+        <w:t xml:space="preserve">. </w:t>
+      </w:r>
+      <w:r>
+        <w:t>E</w:t>
+      </w:r>
+      <w:r>
+        <w:t xml:space="preserve">nvironmental </w:t>
+      </w:r>
+      <w:r>
+        <w:t>contamination</w:t>
+      </w:r>
+      <w:r>
+        <w:t xml:space="preserve">, desecration of </w:t>
+      </w:r>
+      <w:r>
+        <w:t>sacred</w:t>
+      </w:r>
+      <w:r>
+        <w:t xml:space="preserve"> lands</w:t>
+      </w:r>
+      <w:r>
+        <w:t>, polarization of the world</w:t>
+      </w:r>
+      <w:r>
+        <w:t>, despair and hate</w:t>
+      </w:r>
+      <w:r>
+        <w:t xml:space="preserve"> are making things worse.</w:t>
+      </w:r>
+    </w:p>
+    <w:p>
+      <w:r>
+        <w:t xml:space="preserve">“Our goal here is simple. Become strong and never place our fate on </w:t>
+      </w:r>
+      <w:r>
+        <w:t>so-called saviors</w:t>
+      </w:r>
+      <w:r>
+        <w:t>.</w:t>
+      </w:r>
+    </w:p>
+    <w:p>
+      <w:r>
+        <w:t>“I look forward to growing ever stronger with all of you.”</w:t>
+      </w:r>
+    </w:p>
+    <w:p>
+      <w:r>
+        <w:lastRenderedPageBreak/>
+        <w:t>With that Annie stepped off from the podium.</w:t>
+      </w:r>
+    </w:p>
+    <w:p>
+      <w:r>
+        <w:t xml:space="preserve">“Thank you Ms. </w:t>
+      </w:r>
+      <w:r>
+        <w:t>Winfield</w:t>
+      </w:r>
+      <w:r>
+        <w:t>,” the principle said.</w:t>
+      </w:r>
+    </w:p>
+    <w:p>
+      <w:r>
+        <w:t>“</w:t>
+      </w:r>
+      <w:r>
+        <w:t>You will find y</w:t>
+      </w:r>
+      <w:r>
+        <w:t>our luggage in your dormitory rooms.</w:t>
+      </w:r>
+      <w:r>
+        <w:t xml:space="preserve"> Your map app will guide you there.</w:t>
+      </w:r>
+    </w:p>
+    <w:p>
+      <w:r>
+        <w:t>“</w:t>
+      </w:r>
+      <w:r>
+        <w:t xml:space="preserve">Also, you will find your school issued uniforms, </w:t>
+      </w:r>
+      <w:r>
+        <w:t xml:space="preserve">school books, </w:t>
+      </w:r>
+      <w:r>
+        <w:t xml:space="preserve">and everything else you will need to </w:t>
+      </w:r>
+      <w:r>
+        <w:t>attend classes.</w:t>
+      </w:r>
+    </w:p>
+    <w:p>
+      <w:r>
+        <w:t>“Go to your dormitories and settle in.</w:t>
+      </w:r>
+    </w:p>
+    <w:p>
+      <w:r>
+        <w:t>“Your homework is to become familiar with your devices.</w:t>
+      </w:r>
+    </w:p>
+    <w:p>
+      <w:r>
+        <w:t>“After that</w:t>
+      </w:r>
+      <w:r>
+        <w:t>, I encourage you to spend time getting to know your fellow students and exploring the local town. Also, the hiking trails are amazing, with rivers, wat</w:t>
+      </w:r>
+      <w:r>
+        <w:t>erfalls and canyons to explore.”</w:t>
+      </w:r>
+    </w:p>
+    <w:p>
+      <w:r>
+        <w:t xml:space="preserve">The principle paused and then said, “I do need to warn you. Please avoid leaving </w:t>
+      </w:r>
+      <w:r>
+        <w:t xml:space="preserve">town or </w:t>
+      </w:r>
+      <w:r>
+        <w:t xml:space="preserve">school grounds after </w:t>
+      </w:r>
+      <w:r>
+        <w:t>dusk</w:t>
+      </w:r>
+      <w:r>
+        <w:t>. This is especially true of the surrounding forests</w:t>
+      </w:r>
+      <w:r>
+        <w:t xml:space="preserve"> and mountains</w:t>
+      </w:r>
+      <w:r>
+        <w:t>.</w:t>
+      </w:r>
+      <w:r>
+        <w:t>”</w:t>
+      </w:r>
+    </w:p>
+    <w:p>
+      <w:r>
+        <w:t xml:space="preserve">The principle paused and then said in a sinister voice, </w:t>
+      </w:r>
+      <w:r>
+        <w:t>“</w:t>
+      </w:r>
+      <w:r>
+        <w:t>The dark is filled with dangers</w:t>
+      </w:r>
+      <w:r>
+        <w:t xml:space="preserve">. </w:t>
+      </w:r>
+      <w:r>
+        <w:t>Things are out there. Things best left undisturbed.”</w:t>
+      </w:r>
+    </w:p>
+    <w:p>
+      <w:r>
+        <w:t>That sent a chill down Luke’s back.</w:t>
+      </w:r>
+    </w:p>
+    <w:p>
+      <w:r>
+        <w:t>“That’s creepy,” Ripper muttered.</w:t>
+      </w:r>
+    </w:p>
+    <w:p>
+      <w:r>
+        <w:t>All about students muttered.</w:t>
+      </w:r>
+    </w:p>
+    <w:p>
+      <w:r>
+        <w:t xml:space="preserve">“Principle Thornville, please don’t scare the kids,” a woman </w:t>
+      </w:r>
+      <w:r>
+        <w:t>scolded</w:t>
+      </w:r>
+      <w:r>
+        <w:t>.</w:t>
+      </w:r>
+    </w:p>
+    <w:p>
+      <w:r>
+        <w:t>“This is vice-principle Eliot Drew,” the principle said</w:t>
+      </w:r>
+      <w:r>
+        <w:t>, pointing at the woman</w:t>
+      </w:r>
+      <w:r>
+        <w:t xml:space="preserve">. </w:t>
+      </w:r>
+      <w:r>
+        <w:t xml:space="preserve">He turned to the vice-principle and said, </w:t>
+      </w:r>
+      <w:r>
+        <w:t>“</w:t>
+      </w:r>
+      <w:r>
+        <w:t>Fear is essential if one is to stay safe. You know what is out there.”</w:t>
+      </w:r>
+    </w:p>
+    <w:p>
+      <w:r>
+        <w:lastRenderedPageBreak/>
+        <w:t xml:space="preserve">The principle turned back to the audience and said, “The </w:t>
+      </w:r>
+      <w:r>
+        <w:t xml:space="preserve">boundary of </w:t>
+      </w:r>
+      <w:r>
+        <w:t>both the town and</w:t>
+      </w:r>
+      <w:r>
+        <w:t xml:space="preserve"> school grounds is</w:t>
+      </w:r>
+      <w:r>
+        <w:t xml:space="preserve"> well marked.</w:t>
+      </w:r>
+    </w:p>
+    <w:p>
+      <w:r>
+        <w:t>“</w:t>
+      </w:r>
+      <w:r>
+        <w:t xml:space="preserve">You are </w:t>
+      </w:r>
+      <w:r>
+        <w:t xml:space="preserve">required to be either on </w:t>
+      </w:r>
+      <w:r>
+        <w:t xml:space="preserve">campus grounds </w:t>
+      </w:r>
+      <w:r>
+        <w:t xml:space="preserve">or in the town between </w:t>
+      </w:r>
+      <w:r>
+        <w:t>dusk and dawn. Those rules are there for a reason. We don’t want tragedies.</w:t>
+      </w:r>
+      <w:r>
+        <w:t xml:space="preserve"> Dismissed.”</w:t>
+      </w:r>
+    </w:p>
+    <w:p>
+      <w:r>
+        <w:t xml:space="preserve">The auditorium burst into a cacophony as everyone tried to understand </w:t>
+      </w:r>
+      <w:r>
+        <w:t>the dire warning.</w:t>
+      </w:r>
+    </w:p>
+    <w:p>
+      <w:r>
+        <w:t>“Damn, that was weird,” Ripper said. “Why not just say we will get into trouble?”</w:t>
+      </w:r>
+    </w:p>
+    <w:p>
+      <w:r>
+        <w:t xml:space="preserve">“Maybe there are wild animals,” </w:t>
+      </w:r>
+      <w:r>
+        <w:t>Luke</w:t>
+      </w:r>
+      <w:r>
+        <w:t xml:space="preserve"> said. “No</w:t>
+      </w:r>
+      <w:r>
+        <w:t>,</w:t>
+      </w:r>
+      <w:r>
+        <w:t xml:space="preserve"> that doesn’t make sense. The principle said we should explore during the day.”</w:t>
+      </w:r>
+    </w:p>
+    <w:p>
+      <w:r>
+        <w:t>Ten minutes later they were at their dormitory room.</w:t>
+      </w:r>
+    </w:p>
+    <w:p>
+      <w:r>
+        <w:t xml:space="preserve">The studio apartment had a kitchenette to the left and a washroom to the right. Beyond were </w:t>
+      </w:r>
+      <w:r>
+        <w:t xml:space="preserve">two </w:t>
+      </w:r>
+      <w:r>
+        <w:t>elevated beds</w:t>
+      </w:r>
+      <w:r>
+        <w:t>. Under each bed was a study area with desk, chair</w:t>
+      </w:r>
+      <w:r>
+        <w:t xml:space="preserve">, </w:t>
+      </w:r>
+      <w:r>
+        <w:t xml:space="preserve">and </w:t>
+      </w:r>
+      <w:r>
+        <w:t>chest of draws.</w:t>
+      </w:r>
+    </w:p>
+    <w:p>
+      <w:r>
+        <w:t xml:space="preserve">On the floor to the right was </w:t>
+      </w:r>
+      <w:r>
+        <w:t>Luke</w:t>
+      </w:r>
+      <w:r>
+        <w:t>’s lugg</w:t>
+      </w:r>
+      <w:r>
+        <w:t xml:space="preserve">age. </w:t>
+      </w:r>
+      <w:r>
+        <w:t>School books lined a book shelf.</w:t>
+      </w:r>
+    </w:p>
+    <w:p>
+      <w:r>
+        <w:t xml:space="preserve"> </w:t>
+      </w:r>
+      <w:r>
+        <w:t>“What’s the WIFI password?”</w:t>
+      </w:r>
+      <w:r>
+        <w:t xml:space="preserve"> Ripper asked.</w:t>
+      </w:r>
+    </w:p>
+    <w:p>
+      <w:r>
+        <w:t xml:space="preserve">“Challenger 423,” </w:t>
+      </w:r>
+      <w:r>
+        <w:t>Luke</w:t>
+      </w:r>
+      <w:r>
+        <w:t xml:space="preserve"> said, pointing at a sign on the wall.</w:t>
+      </w:r>
+    </w:p>
+    <w:p>
+      <w:r>
+        <w:t>“Thanks,” Ripper said as he opened his laptop.</w:t>
+      </w:r>
+    </w:p>
+    <w:p>
+      <w:r>
+        <w:t>Luke</w:t>
+      </w:r>
+      <w:r>
+        <w:t xml:space="preserve"> </w:t>
+      </w:r>
+      <w:r>
+        <w:t>unpacked, placing his clothes</w:t>
+      </w:r>
+      <w:r>
+        <w:t xml:space="preserve"> and items</w:t>
+      </w:r>
+      <w:r>
+        <w:t xml:space="preserve"> in </w:t>
+      </w:r>
+      <w:r>
+        <w:t>his</w:t>
+      </w:r>
+      <w:r>
+        <w:t xml:space="preserve"> closet and chest of drawers. Last item was his laptop.</w:t>
+      </w:r>
+    </w:p>
+    <w:p>
+      <w:r>
+        <w:t>It was time to call his parents.</w:t>
+      </w:r>
+    </w:p>
+    <w:p>
+      <w:r>
+        <w:t xml:space="preserve">“Hi Mum, Dad, Goat Father,” </w:t>
+      </w:r>
+      <w:r>
+        <w:t>Luke</w:t>
+      </w:r>
+      <w:r>
+        <w:t xml:space="preserve"> said.</w:t>
+      </w:r>
+    </w:p>
+    <w:p>
+      <w:r>
+        <w:t>Ripper glanced at Luke but didn’t say anything.</w:t>
+      </w:r>
+    </w:p>
+    <w:p>
+      <w:r>
+        <w:lastRenderedPageBreak/>
+        <w:t xml:space="preserve">“Hi </w:t>
+      </w:r>
+      <w:r>
+        <w:t>Luke</w:t>
+      </w:r>
+      <w:r>
+        <w:t xml:space="preserve">,” </w:t>
+      </w:r>
+      <w:r>
+        <w:t>Luke</w:t>
+      </w:r>
+      <w:r>
+        <w:t>’s mum said. “Was the trip okay? Was there any problems?”</w:t>
+      </w:r>
+    </w:p>
+    <w:p>
+      <w:r>
+        <w:t xml:space="preserve">“No mum,” </w:t>
+      </w:r>
+      <w:r>
+        <w:t>Luke</w:t>
+      </w:r>
+      <w:r>
+        <w:t xml:space="preserve"> said. “The trip was just tedious, since all I could see were clouds. Here is my room.”</w:t>
+      </w:r>
+    </w:p>
+    <w:p>
+      <w:r>
+        <w:t>Luke</w:t>
+      </w:r>
+      <w:r>
+        <w:t xml:space="preserve"> panned the phone around and said, “I even have a kitchenette, so I can practice my cooking.</w:t>
+      </w:r>
+    </w:p>
+    <w:p>
+      <w:r>
+        <w:t>“Ripper, say ‘Hi’.”</w:t>
+      </w:r>
+    </w:p>
+    <w:p>
+      <w:r>
+        <w:t xml:space="preserve">Ripper waved and </w:t>
+      </w:r>
+      <w:r>
+        <w:t>Luke</w:t>
+      </w:r>
+      <w:r>
+        <w:t xml:space="preserve"> stepped out onto the balcony.</w:t>
+      </w:r>
+    </w:p>
+    <w:p>
+      <w:r>
+        <w:t>Luke</w:t>
+      </w:r>
+      <w:r>
+        <w:t xml:space="preserve"> pointed his phone at the surrounding mountains.</w:t>
+      </w:r>
+    </w:p>
+    <w:p>
+      <w:r>
+        <w:t xml:space="preserve">“Those mountains are beautiful,” </w:t>
+      </w:r>
+      <w:r>
+        <w:t>Luke</w:t>
+      </w:r>
+      <w:r>
+        <w:t>’s mother said.</w:t>
+      </w:r>
+    </w:p>
+    <w:p>
+      <w:r>
+        <w:t xml:space="preserve">“I hear there are plenty of those nut jobs in </w:t>
+      </w:r>
+      <w:r>
+        <w:t>Switzerland</w:t>
+      </w:r>
+      <w:r>
+        <w:t xml:space="preserve">,” </w:t>
+      </w:r>
+      <w:r>
+        <w:t>Luke</w:t>
+      </w:r>
+      <w:r>
+        <w:t>’s dad said.</w:t>
+      </w:r>
+    </w:p>
+    <w:p>
+      <w:r>
+        <w:t xml:space="preserve">“There were some protesters at the gates when we arrived,” </w:t>
+      </w:r>
+      <w:r>
+        <w:t>Luke</w:t>
+      </w:r>
+      <w:r>
+        <w:t xml:space="preserve"> said.</w:t>
+      </w:r>
+    </w:p>
+    <w:p>
+      <w:r>
+        <w:t>“</w:t>
+      </w:r>
+      <w:r>
+        <w:t>So Goat Son</w:t>
+      </w:r>
+      <w:r>
+        <w:t>,</w:t>
+      </w:r>
+      <w:r>
+        <w:t xml:space="preserve"> did you eat any good books lately?</w:t>
+      </w:r>
+      <w:r>
+        <w:t xml:space="preserve">” </w:t>
+      </w:r>
+      <w:r>
+        <w:t>Luke</w:t>
+      </w:r>
+      <w:r>
+        <w:t xml:space="preserve">’s uncle and godfather </w:t>
+      </w:r>
+      <w:r>
+        <w:t>asked</w:t>
+      </w:r>
+      <w:r>
+        <w:t>.</w:t>
+      </w:r>
+    </w:p>
+    <w:p>
+      <w:r>
+        <w:t>Luke</w:t>
+      </w:r>
+      <w:r>
+        <w:t xml:space="preserve"> stepped back into the room and pointed the phone at his new school books. “I have plenty of food,” He said.</w:t>
+      </w:r>
+    </w:p>
+    <w:p>
+      <w:r>
+        <w:t>Luke</w:t>
+      </w:r>
+      <w:r>
+        <w:t xml:space="preserve"> stepped back out onto the balcony and closed the door. He and his uncle started bleating at each other.</w:t>
+      </w:r>
+    </w:p>
+    <w:p>
+      <w:r>
+        <w:t xml:space="preserve">“Stop that you two,” </w:t>
+      </w:r>
+      <w:r>
+        <w:t>Luke</w:t>
+      </w:r>
+      <w:r>
+        <w:t xml:space="preserve">’s mother said angrily. “What if you </w:t>
+      </w:r>
+      <w:r>
+        <w:t>did</w:t>
+      </w:r>
+      <w:r>
+        <w:t xml:space="preserve"> that in public?”</w:t>
+      </w:r>
+    </w:p>
+    <w:p>
+      <w:r>
+        <w:t>“</w:t>
+      </w:r>
+      <w:r>
+        <w:t>Well he is Billy the Goat,” Luke’s uncle said. “He can’t help it.”</w:t>
+      </w:r>
+    </w:p>
+    <w:p>
+      <w:r>
+        <w:t>Technically Luke’s name was Luke Billhardson</w:t>
+      </w:r>
+      <w:r>
+        <w:t>, or a</w:t>
+      </w:r>
+      <w:r>
+        <w:t>s his uncle liked saying, Billy, Billy the Goat.</w:t>
+      </w:r>
+    </w:p>
+    <w:p>
+      <w:r>
+        <w:lastRenderedPageBreak/>
+        <w:t>“And my uncle is the Goat Father,” Luke said.</w:t>
+      </w:r>
+    </w:p>
+    <w:p>
+      <w:r>
+        <w:t>“Okay dear, you better go,” Luke’s mother said. “You have plenty of work ahead of you.”</w:t>
+      </w:r>
+    </w:p>
+    <w:p>
+      <w:r>
+        <w:t>“Work hard, Luke,” Luke’s dad said. “Remember I’m proud of you.”</w:t>
+      </w:r>
+    </w:p>
+    <w:p>
+      <w:r>
+        <w:t>“Thanks mum, dad,” Luke said.</w:t>
+      </w:r>
+    </w:p>
+    <w:p>
+      <w:r>
+        <w:t>“Remember to eat plenty of tin cans,” the uncle said. “You need plenty of iron for your growing bones.”</w:t>
+      </w:r>
+    </w:p>
+    <w:p>
+      <w:r>
+        <w:t>“Okay Goat Father,” Luke said. “Bye mum, dad, Goat Father.”</w:t>
+      </w:r>
+    </w:p>
+    <w:p>
+      <w:r>
+        <w:t xml:space="preserve">Luke </w:t>
+      </w:r>
+      <w:r>
+        <w:t>h</w:t>
+      </w:r>
+      <w:r>
+        <w:t>ung up the call and entered the room.</w:t>
+      </w:r>
+    </w:p>
+    <w:p>
+      <w:r>
+        <w:t>Ripper looked at Luke curiously.</w:t>
+      </w:r>
+    </w:p>
+    <w:p>
+      <w:r>
+        <w:t xml:space="preserve">“My uncle and I are both Capricorns,” Luke explained. “And goats are funny creatures. </w:t>
+      </w:r>
+      <w:r>
+        <w:t xml:space="preserve">It’s something we’ve been doing all my life. </w:t>
+      </w:r>
+      <w:r>
+        <w:t>Do you have a favorite animal?”</w:t>
+      </w:r>
+    </w:p>
+    <w:p>
+      <w:r>
+        <w:t xml:space="preserve">Ripper paused a moment and then said, “I suppose it would be a gorilla. The ultimate </w:t>
+      </w:r>
+      <w:r>
+        <w:t>quarter</w:t>
+      </w:r>
+      <w:r>
+        <w:t xml:space="preserve"> backer would be a gorilla. They are the ultimate symbol of speed, strength, and endu</w:t>
+      </w:r>
+      <w:r>
+        <w:t>rance.</w:t>
+      </w:r>
+    </w:p>
+    <w:p>
+      <w:r>
+        <w:t>“I finished unpacking.”</w:t>
+      </w:r>
+    </w:p>
+    <w:p>
+      <w:r>
+        <w:t>“Let’s go get something to eat,” Luke said and they headed out.</w:t>
       </w:r>
     </w:p>
     <w:p>
       <w:proofErr w:type="gramStart"/>
       <w:r>
-        <w:t>“Blue Star?”</w:t>
+        <w:t>“</w:t>
+      </w:r>
+      <w:r>
+        <w:t>Town or cafeteria?”</w:t>
       </w:r>
       <w:proofErr w:type="gramEnd"/>
       <w:r>
-        <w:t xml:space="preserve"> Ripper asked. “Doesn’t he mean Earth?”</w:t>
-      </w:r>
-    </w:p>
-    <w:p>
-      <w:r>
-        <w:t>“</w:t>
-      </w:r>
-      <w:r>
-        <w:t xml:space="preserve">Who </w:t>
-      </w:r>
-      <w:r>
-        <w:t>know</w:t>
-      </w:r>
-      <w:r>
-        <w:t>s?</w:t>
-      </w:r>
-      <w:r>
-        <w:t>” Luke said.</w:t>
-      </w:r>
-    </w:p>
-    <w:p>
-      <w:r>
-        <w:t>Th</w:t>
-      </w:r>
-      <w:r>
-        <w:t>e audience murmured in confusion</w:t>
+        <w:t xml:space="preserve"> Ripper asked.</w:t>
+      </w:r>
+    </w:p>
+    <w:p>
+      <w:r>
+        <w:t>“Town,” Luke said. “I’m betting you will get bored with the cafeteria fast enough.</w:t>
+      </w:r>
+    </w:p>
+    <w:p>
+      <w:r>
+        <w:t>“Not you?” Ripper said as they headed for the front gates.</w:t>
+      </w:r>
+    </w:p>
+    <w:p>
+      <w:r>
+        <w:lastRenderedPageBreak/>
+        <w:t>“As you heard me talking to my uncle, I am a goat,” Luke said. “I don’t have hang-ups about food. As you can guess I enjoy eating, and also cooking.”</w:t>
+      </w:r>
+    </w:p>
+    <w:p>
+      <w:r>
+        <w:t>“There</w:t>
+      </w:r>
+      <w:r>
+        <w:t xml:space="preserve"> is that Annie,” Ripper said</w:t>
+      </w:r>
+      <w:r>
+        <w:t>, pointing</w:t>
+      </w:r>
+      <w:r>
+        <w:t>. “Want to go see?”</w:t>
+      </w:r>
+    </w:p>
+    <w:p>
+      <w:r>
+        <w:t>Annie was surrounded by admirers.</w:t>
+      </w:r>
+    </w:p>
+    <w:p>
+      <w:r>
+        <w:t>“Not really,” Luke said. “She is out of my league and I don’t believe in celebrities and heroes. You can go if you want. You’re handsome enough and an amazing athlete.</w:t>
+      </w:r>
+    </w:p>
+    <w:p>
+      <w:r>
+        <w:t>“As my uncle says, there are three types of people in the world: Sheep, Shepherds and Goats.</w:t>
+      </w:r>
+    </w:p>
+    <w:p>
+      <w:r>
+        <w:t xml:space="preserve">“Sheep always look </w:t>
+      </w:r>
+      <w:r>
+        <w:t>to</w:t>
+      </w:r>
+      <w:r>
+        <w:t xml:space="preserve"> shepherds to guide them.</w:t>
+      </w:r>
+    </w:p>
+    <w:p>
+      <w:r>
+        <w:t>“Shepherds seek to guide and control others, often to the sheep’s detriment.”</w:t>
+      </w:r>
+    </w:p>
+    <w:p>
+      <w:r>
+        <w:t>“Why do you say that?” Ripper asked as they approached the gates.</w:t>
+      </w:r>
+    </w:p>
+    <w:p>
+      <w:r>
+        <w:t>“What do shepherds do to sheep?” Luke as</w:t>
+      </w:r>
+      <w:r>
+        <w:t>ked. “They raise them for food</w:t>
+      </w:r>
+      <w:r>
+        <w:t xml:space="preserve"> and wool</w:t>
       </w:r>
       <w:r>
         <w:t>.</w:t>
@@ -1079,28 +2061,87 @@
     </w:p>
     <w:p>
       <w:r>
-        <w:t>“In this school, you will not learn to become a worker</w:t>
-      </w:r>
-      <w:r>
-        <w:t xml:space="preserve"> at an office, factory or what not</w:t>
-      </w:r>
-      <w:r>
-        <w:t>. AI can do that easily</w:t>
-      </w:r>
-      <w:r>
-        <w:t xml:space="preserve">,” the principle </w:t>
-      </w:r>
-      <w:r>
-        <w:t>said</w:t>
-      </w:r>
-      <w:r>
-        <w:t>. “</w:t>
-      </w:r>
-      <w:r>
-        <w:t xml:space="preserve">Our goal is to teach each of you to become masters of your own destinies. </w:t>
-      </w:r>
-      <w:r>
-        <w:t>Only then may you overcome the monsters surrounding us and gain true strength.</w:t>
+        <w:t>“I am a goat. I neither follow nor lead</w:t>
+      </w:r>
+      <w:r>
+        <w:t>, but follow my own path.”</w:t>
+      </w:r>
+    </w:p>
+    <w:p>
+      <w:r>
+        <w:t xml:space="preserve">Luke’s </w:t>
+      </w:r>
+      <w:r>
+        <w:t xml:space="preserve">school </w:t>
+      </w:r>
+      <w:r>
+        <w:t>device beeped. Pulling out his device he read the message, “+1 to mental manipulation resistance.”</w:t>
+      </w:r>
+    </w:p>
+    <w:p>
+      <w:r>
+        <w:t>“Freaky,” Ripper said as he stared at the message. “It’s like we are in a freaking video game.”</w:t>
+      </w:r>
+    </w:p>
+    <w:p>
+      <w:r>
+        <w:t>They stepped out of the gate and were greeted by the protesters.</w:t>
+      </w:r>
+    </w:p>
+    <w:p>
+      <w:r>
+        <w:t>Placards read, “Nuclear energy is dangerous,” “Quantum communication damages space,” “Stop all space warping research,” and “</w:t>
+      </w:r>
+      <w:r>
+        <w:t>The end is neigh.”</w:t>
+      </w:r>
+    </w:p>
+    <w:p>
+      <w:r>
+        <w:lastRenderedPageBreak/>
+        <w:t>They passed the protesters and Ripper asked, “What do you think of that?”</w:t>
+      </w:r>
+    </w:p>
+    <w:p>
+      <w:r>
+        <w:t>“Nonsense,” Luke replied. “You can’t damage space. If you could, then the space around the sun would be ripped to shreds. And yet, science has yet to find any anomalies.”</w:t>
+      </w:r>
+    </w:p>
+    <w:p>
+      <w:r>
+        <w:t>The town spread all about them. Restaurants lined the street they were walking on.</w:t>
+      </w:r>
+    </w:p>
+    <w:p>
+      <w:proofErr w:type="gramStart"/>
+      <w:r>
+        <w:t>“Which restaurant?”</w:t>
+      </w:r>
+      <w:proofErr w:type="gramEnd"/>
+      <w:r>
+        <w:t xml:space="preserve"> Ripper asked.</w:t>
+      </w:r>
+    </w:p>
+    <w:p>
+      <w:r>
+        <w:t>“Any,” Luke said. “I like exploring different foods.”</w:t>
+      </w:r>
+    </w:p>
+    <w:p>
+      <w:r>
+        <w:t>“You did mention you liked that old series, ‘Bizarre Foods’,” Ripper said. “Okay, let’s go to that burger place.</w:t>
+      </w:r>
+      <w:r>
+        <w:t xml:space="preserve"> </w:t>
+      </w:r>
+      <w:r>
+        <w:t>We</w:t>
+      </w:r>
+      <w:r>
+        <w:t xml:space="preserve"> gorillas can’t live on grass and tin cans</w:t>
+      </w:r>
+      <w:r>
+        <w:t>.</w:t>
       </w:r>
       <w:r>
         <w:t>”</w:t>
@@ -1108,264 +2149,89 @@
     </w:p>
     <w:p>
       <w:r>
-        <w:t>“Monsters?” Ripper asked.</w:t>
-      </w:r>
-    </w:p>
-    <w:p>
-      <w:r>
-        <w:t xml:space="preserve">“Either it’s a metaphor or the principle is </w:t>
-      </w:r>
-      <w:r>
-        <w:t xml:space="preserve">a </w:t>
-      </w:r>
-      <w:r>
-        <w:t>crazy</w:t>
-      </w:r>
-      <w:r>
-        <w:t xml:space="preserve"> gamer</w:t>
-      </w:r>
-      <w:r>
-        <w:t xml:space="preserve">,” </w:t>
-      </w:r>
-      <w:r>
-        <w:t>Luke</w:t>
-      </w:r>
-      <w:r>
-        <w:t xml:space="preserve"> said.</w:t>
-      </w:r>
-    </w:p>
-    <w:p>
-      <w:r>
-        <w:t>The principle smiled at the confused students and said, “Annie Winfield, please enter.”</w:t>
-      </w:r>
-    </w:p>
-    <w:p>
-      <w:r>
-        <w:t>From offstage a teenage girl entered, wearing the school uniform.</w:t>
-      </w:r>
-    </w:p>
-    <w:p>
-      <w:r>
-        <w:t xml:space="preserve">The </w:t>
-      </w:r>
-      <w:r>
-        <w:t xml:space="preserve">auditorium </w:t>
-      </w:r>
-      <w:r>
-        <w:t xml:space="preserve">broke out in </w:t>
-      </w:r>
-      <w:r>
-        <w:t>murmuring. That wasn’t surprising.</w:t>
-      </w:r>
-    </w:p>
-    <w:p>
-      <w:r>
-        <w:t xml:space="preserve">“Damn, she looks like an elfin princess,” </w:t>
-      </w:r>
-      <w:r>
-        <w:t>Luke</w:t>
-      </w:r>
-      <w:r>
-        <w:t xml:space="preserve"> said as he almost drooled. He</w:t>
-      </w:r>
-      <w:r>
-        <w:t xml:space="preserve"> had the urge jump on stage and…</w:t>
-      </w:r>
-    </w:p>
-    <w:p>
-      <w:r>
-        <w:t>Luke</w:t>
-      </w:r>
-      <w:r>
-        <w:t xml:space="preserve"> wouldn’t do that in real life. He wasn’t that stupid.</w:t>
+        <w:t>Luke laughed and said, “That’s for sure.”</w:t>
+      </w:r>
+    </w:p>
+    <w:p>
+      <w:r>
+        <w:t xml:space="preserve">They </w:t>
+      </w:r>
+      <w:r>
+        <w:t xml:space="preserve">entered and </w:t>
+      </w:r>
+      <w:r>
+        <w:t>waited</w:t>
+      </w:r>
+      <w:r>
+        <w:t>.</w:t>
       </w:r>
       <w:r>
         <w:t xml:space="preserve"> </w:t>
       </w:r>
       <w:r>
-        <w:t>However, nothing prevented him from ravaging her in his mind.</w:t>
-      </w:r>
-    </w:p>
-    <w:p>
-      <w:r>
-        <w:t>All about, the other teens had the same desire, even many of the ladies.</w:t>
-      </w:r>
-    </w:p>
-    <w:p>
-      <w:r>
-        <w:lastRenderedPageBreak/>
-        <w:t>“Annie Winfield</w:t>
-      </w:r>
-      <w:r>
-        <w:t xml:space="preserve"> is </w:t>
-      </w:r>
-      <w:r>
-        <w:t xml:space="preserve">the youngest daughter of </w:t>
-      </w:r>
-      <w:r>
-        <w:t xml:space="preserve">Edward Winfield, </w:t>
-      </w:r>
-      <w:r>
-        <w:t>c</w:t>
-      </w:r>
-      <w:r>
-        <w:t>hair</w:t>
+        <w:t>S</w:t>
+      </w:r>
+      <w:r>
+        <w:t>oon enough a waiter led them to a seat.</w:t>
+      </w:r>
+    </w:p>
+    <w:p>
+      <w:r>
+        <w:t>Luke picked up the menu and scanned. There was a good selection of burgers, steaks, and even vegetarian options.</w:t>
+      </w:r>
+    </w:p>
+    <w:p>
+      <w:r>
+        <w:t>The waiter returned and asked, “Any drinks for you?”</w:t>
+      </w:r>
+    </w:p>
+    <w:p>
+      <w:r>
+        <w:t>“Coke please,” Ripper said.</w:t>
+      </w:r>
+    </w:p>
+    <w:p>
+      <w:r>
+        <w:t>“What’s your most popular soft drink?” Luke asked.</w:t>
+      </w:r>
+    </w:p>
+    <w:p>
+      <w:r>
+        <w:t>The waiter named</w:t>
       </w:r>
       <w:r>
         <w:t xml:space="preserve"> </w:t>
       </w:r>
       <w:r>
-        <w:t xml:space="preserve">and founder </w:t>
-      </w:r>
-      <w:r>
-        <w:t xml:space="preserve">of this school,” Principle Bertrand said. “And yes, I’m talking about Winfield </w:t>
-      </w:r>
-      <w:r>
-        <w:t>Technology, famous for its fusion reactors, personal robots, quantum technologies, and so much more.</w:t>
-      </w:r>
-    </w:p>
-    <w:p>
-      <w:r>
-        <w:t>“However, that is not why she is here,” the principle said. “</w:t>
-      </w:r>
-      <w:r>
-        <w:t xml:space="preserve">She is </w:t>
-      </w:r>
-      <w:r>
-        <w:t>your year representative</w:t>
-      </w:r>
-      <w:r>
-        <w:t xml:space="preserve"> because of her exceptional talents.”</w:t>
-      </w:r>
-    </w:p>
-    <w:p>
-      <w:r>
-        <w:t>Annie had the grace to blush. “Damn she’s cute,” Luke muttered.</w:t>
-      </w:r>
-    </w:p>
-    <w:p>
-      <w:r>
-        <w:t>“</w:t>
-      </w:r>
-      <w:r>
-        <w:t xml:space="preserve">Yes, many of you here exceed her in terms of </w:t>
-      </w:r>
-      <w:r>
-        <w:t>speed, strength,</w:t>
-      </w:r>
-      <w:r>
-        <w:t xml:space="preserve"> academics,</w:t>
-      </w:r>
-      <w:r>
-        <w:t xml:space="preserve"> and problem solving, to name a few. However, her combined scores exceed everyone here</w:t>
-      </w:r>
-      <w:r>
-        <w:t>.</w:t>
-      </w:r>
-    </w:p>
-    <w:p>
-      <w:r>
-        <w:t>“Considering you are the cream of the crop</w:t>
-      </w:r>
-      <w:r>
-        <w:t>, that’s saying something.</w:t>
-      </w:r>
-    </w:p>
-    <w:p>
-      <w:r>
-        <w:t xml:space="preserve">“Ms. </w:t>
-      </w:r>
-      <w:r>
-        <w:t>Winfield</w:t>
-      </w:r>
-      <w:r>
-        <w:t>, please speak to your cohort.”</w:t>
-      </w:r>
-    </w:p>
-    <w:p>
-      <w:r>
-        <w:t>Annie stepped up to the mike and took a breath.</w:t>
-      </w:r>
-    </w:p>
-    <w:p>
-      <w:r>
-        <w:t xml:space="preserve">“Thank you Principle Thornville,” Annie said. “6 years ago my father founded this </w:t>
-      </w:r>
-      <w:r>
-        <w:t>academy using his considerable wealth. The purpose is to gather all the best and brightest kids of the world in order to forge a better world for everyone.</w:t>
-      </w:r>
-    </w:p>
-    <w:p>
-      <w:r>
-        <w:t>“</w:t>
-      </w:r>
-      <w:r>
-        <w:t xml:space="preserve">Sad to say the world is full of monsters. They live just below the surface, hungry to come out and </w:t>
-      </w:r>
-      <w:r>
-        <w:t>slaughter</w:t>
-      </w:r>
-      <w:r>
-        <w:t xml:space="preserve">. </w:t>
-      </w:r>
-      <w:r>
-        <w:t>E</w:t>
-      </w:r>
-      <w:r>
-        <w:t xml:space="preserve">nvironmental </w:t>
-      </w:r>
-      <w:r>
-        <w:t>contamination</w:t>
-      </w:r>
-      <w:r>
-        <w:t xml:space="preserve">, desecration of </w:t>
-      </w:r>
-      <w:r>
-        <w:t>sacred</w:t>
-      </w:r>
-      <w:r>
-        <w:t xml:space="preserve"> lands</w:t>
-      </w:r>
-      <w:r>
-        <w:t>, polarization of the world</w:t>
-      </w:r>
-      <w:r>
-        <w:t>, despair and hate</w:t>
-      </w:r>
-      <w:r>
-        <w:t xml:space="preserve"> are making things worse.</w:t>
-      </w:r>
-    </w:p>
-    <w:p>
-      <w:r>
-        <w:t xml:space="preserve">“Our goal here is simple. Become strong and never place our fate on </w:t>
-      </w:r>
-      <w:r>
-        <w:t>so-called saviors</w:t>
-      </w:r>
-      <w:r>
-        <w:t>.</w:t>
-      </w:r>
-    </w:p>
-    <w:p>
-      <w:r>
-        <w:t>“I look forward to growing ever stronger with all of you.”</w:t>
-      </w:r>
-    </w:p>
-    <w:p>
-      <w:r>
-        <w:t>With that Annie stepped off from the podium.</w:t>
-      </w:r>
-    </w:p>
-    <w:p>
-      <w:r>
-        <w:t xml:space="preserve">“Thank you Ms. </w:t>
-      </w:r>
-      <w:r>
-        <w:t>Winfield</w:t>
-      </w:r>
-      <w:r>
-        <w:t>,” the principle said.</w:t>
+        <w:t>Rivella</w:t>
+      </w:r>
+      <w:r>
+        <w:t xml:space="preserve">, hot chocolate, </w:t>
+      </w:r>
+      <w:r>
+        <w:t>Apple Juice</w:t>
+      </w:r>
+      <w:r>
+        <w:t xml:space="preserve">, and </w:t>
+      </w:r>
+      <w:r>
+        <w:t>Ice Tea</w:t>
+      </w:r>
+      <w:r>
+        <w:t>, to name a few items.</w:t>
+      </w:r>
+    </w:p>
+    <w:p>
+      <w:r>
+        <w:t xml:space="preserve">“I’ll have Rivella, no ice please,” Luke said, since Rivella was the most </w:t>
+      </w:r>
+      <w:r>
+        <w:t>exotic sounding drink listed.</w:t>
+      </w:r>
+    </w:p>
+    <w:p>
+      <w:r>
+        <w:t>Drink order taken, the waiter left.</w:t>
       </w:r>
     </w:p>
     <w:p>
@@ -1374,13 +2240,129 @@
         <w:t>“</w:t>
       </w:r>
       <w:r>
-        <w:t>You will find y</w:t>
-      </w:r>
-      <w:r>
-        <w:t>our luggage in your dormitory rooms.</w:t>
-      </w:r>
-      <w:r>
-        <w:t xml:space="preserve"> Your map app will guide you there.</w:t>
+        <w:t xml:space="preserve">Remember how </w:t>
+      </w:r>
+      <w:r>
+        <w:t xml:space="preserve">Bobby disappeared </w:t>
+      </w:r>
+      <w:r>
+        <w:t>three</w:t>
+      </w:r>
+      <w:r>
+        <w:t xml:space="preserve"> nights ago</w:t>
+      </w:r>
+      <w:r>
+        <w:t>?</w:t>
+      </w:r>
+      <w:r>
+        <w:t xml:space="preserve">” a </w:t>
+      </w:r>
+      <w:r>
+        <w:t xml:space="preserve">local </w:t>
+      </w:r>
+      <w:r>
+        <w:t>man a table away asked. “This morning his body was found</w:t>
+      </w:r>
+      <w:r>
+        <w:t>, all moldy</w:t>
+      </w:r>
+      <w:r>
+        <w:t xml:space="preserve">, </w:t>
+      </w:r>
+      <w:r>
+        <w:t>decayed</w:t>
+      </w:r>
+      <w:r>
+        <w:t>, and covered in maggots</w:t>
+      </w:r>
+      <w:r>
+        <w:t xml:space="preserve">. </w:t>
+      </w:r>
+      <w:r>
+        <w:t>The stink was horrible</w:t>
+      </w:r>
+      <w:r>
+        <w:t>.”</w:t>
+      </w:r>
+    </w:p>
+    <w:p>
+      <w:r>
+        <w:t>Ripper</w:t>
+      </w:r>
+      <w:r>
+        <w:t xml:space="preserve"> looked as if he wanted to gag.</w:t>
+      </w:r>
+    </w:p>
+    <w:p>
+      <w:r>
+        <w:t>“This town used to be peaceful,” the man’s companion grumbled. “What the hell are they doing with all those particle accelerators and that science mumbo-jumbo?”</w:t>
+      </w:r>
+    </w:p>
+    <w:p>
+      <w:r>
+        <w:t xml:space="preserve">“They are tearing holes into space is what they are doing,” another man </w:t>
+      </w:r>
+      <w:r>
+        <w:t>at</w:t>
+      </w:r>
+      <w:r>
+        <w:t xml:space="preserve"> </w:t>
+      </w:r>
+      <w:r>
+        <w:t xml:space="preserve">another </w:t>
+      </w:r>
+      <w:r>
+        <w:t xml:space="preserve">table </w:t>
+      </w:r>
+      <w:r>
+        <w:t>said.</w:t>
+      </w:r>
+      <w:r>
+        <w:t xml:space="preserve"> “Letting in all manner of demonic creatures.”</w:t>
+      </w:r>
+    </w:p>
+    <w:p>
+      <w:r>
+        <w:t>“Don’t spit,” a woman across the table scolded. “That’s just gross.”</w:t>
+      </w:r>
+    </w:p>
+    <w:p>
+      <w:r>
+        <w:t>The waiter returned to the table and brought the drinks.</w:t>
+      </w:r>
+    </w:p>
+    <w:p>
+      <w:r>
+        <w:t>Luke and Ripper gave their order and the waiter left.</w:t>
+      </w:r>
+    </w:p>
+    <w:p>
+      <w:r>
+        <w:t>“Something is seriously messed up in this town,” Ripper said</w:t>
+      </w:r>
+      <w:r>
+        <w:t>, loud enough for the locals to hear.</w:t>
+      </w:r>
+    </w:p>
+    <w:p>
+      <w:r>
+        <w:t xml:space="preserve">“You’re from the </w:t>
+      </w:r>
+      <w:r>
+        <w:t xml:space="preserve">fancy </w:t>
+      </w:r>
+      <w:r>
+        <w:t>school, aren’t you?” an elderly man at another table asked. “What are they doing there?”</w:t>
+      </w:r>
+    </w:p>
+    <w:p>
+      <w:r>
+        <w:t>“Just arrived today,” Luke confessed, “Although, the principle did talk about monsters and the need to get stronger. I was expecting a speech about hard work, not that.”</w:t>
+      </w:r>
+    </w:p>
+    <w:p>
+      <w:r>
+        <w:t>“And what’s that about not going out after dusk?” Ripper asked.</w:t>
       </w:r>
     </w:p>
     <w:p>
@@ -1388,103 +2370,154 @@
         <w:t>“</w:t>
       </w:r>
       <w:r>
-        <w:t xml:space="preserve">Also, you will find your school issued uniforms, </w:t>
-      </w:r>
-      <w:r>
-        <w:t xml:space="preserve">school books, </w:t>
-      </w:r>
-      <w:r>
-        <w:t xml:space="preserve">and everything else you will need to </w:t>
-      </w:r>
-      <w:r>
-        <w:t>attend classes.</w:t>
-      </w:r>
-    </w:p>
-    <w:p>
-      <w:r>
-        <w:t>“Go to your dormitories and settle in.</w:t>
-      </w:r>
-    </w:p>
-    <w:p>
-      <w:r>
-        <w:t>“Your homework is to become familiar with your devices.</w:t>
-      </w:r>
-    </w:p>
-    <w:p>
-      <w:r>
-        <w:t>“After that</w:t>
-      </w:r>
-      <w:r>
-        <w:t>, I encourage you to spend time getting to know your fellow students and exploring the local town. Also, the hiking trails are amazing, with rivers, wat</w:t>
-      </w:r>
-      <w:r>
-        <w:t>erfalls and canyons to explore.”</w:t>
-      </w:r>
-    </w:p>
-    <w:p>
-      <w:r>
-        <w:t xml:space="preserve">The principle paused and then said, “I do need to warn you. Please avoid leaving </w:t>
-      </w:r>
-      <w:r>
-        <w:t xml:space="preserve">town or </w:t>
-      </w:r>
-      <w:r>
-        <w:t xml:space="preserve">school grounds after </w:t>
-      </w:r>
-      <w:r>
-        <w:t>dusk</w:t>
-      </w:r>
-      <w:r>
-        <w:t>. This is especially true of the surrounding forests</w:t>
-      </w:r>
-      <w:r>
-        <w:t xml:space="preserve"> and mountains</w:t>
+        <w:t>There are things out there</w:t>
+      </w:r>
+      <w:r>
+        <w:t>,” another woman said</w:t>
+      </w:r>
+      <w:r>
+        <w:t xml:space="preserve"> simply</w:t>
       </w:r>
       <w:r>
         <w:t>.</w:t>
       </w:r>
-      <w:r>
-        <w:t>”</w:t>
-      </w:r>
-    </w:p>
-    <w:p>
-      <w:r>
-        <w:t xml:space="preserve">The principle paused and then said in a sinister voice, </w:t>
+    </w:p>
+    <w:p>
+      <w:r>
+        <w:t>“Shouldn’t the government come out and find out?” Luke asked.</w:t>
+      </w:r>
+    </w:p>
+    <w:p>
+      <w:r>
+        <w:t xml:space="preserve">“They have, but have never found anything,” the woman said. </w:t>
+      </w:r>
+      <w:proofErr w:type="gramStart"/>
+      <w:r>
+        <w:t>“Claims we are a bunch of superstitious fools.”</w:t>
+      </w:r>
+      <w:proofErr w:type="gramEnd"/>
+    </w:p>
+    <w:p>
+      <w:r>
+        <w:lastRenderedPageBreak/>
+        <w:t>“They are all in on it,” another local spat.</w:t>
+      </w:r>
+    </w:p>
+    <w:p>
+      <w:r>
+        <w:t>“I told you not to spit,” the woman scolded.</w:t>
+      </w:r>
+    </w:p>
+    <w:p>
+      <w:r>
+        <w:t>Food arrived and Luke ate as he listened to the local gossip.</w:t>
+      </w:r>
+    </w:p>
+    <w:p>
+      <w:proofErr w:type="gramStart"/>
+      <w:r>
+        <w:t>“Now what?”</w:t>
+      </w:r>
+      <w:proofErr w:type="gramEnd"/>
+      <w:r>
+        <w:t xml:space="preserve"> Ripper asked as they paid the bill.</w:t>
+      </w:r>
+    </w:p>
+    <w:p>
+      <w:r>
+        <w:t xml:space="preserve">“I want to explore the town and buy groceries,” Luke said. “Also want to explore the hiking trails. It’s only </w:t>
+      </w:r>
+      <w:r>
+        <w:t>12</w:t>
+      </w:r>
+      <w:r>
+        <w:t>:</w:t>
+      </w:r>
+      <w:r>
+        <w:t>35</w:t>
+      </w:r>
+      <w:r>
+        <w:t xml:space="preserve">PM. </w:t>
+      </w:r>
+      <w:r>
+        <w:t>There’s p</w:t>
+      </w:r>
+      <w:r>
+        <w:t>lenty of time before sunset.”</w:t>
+      </w:r>
+    </w:p>
+    <w:p>
+      <w:r>
+        <w:t>“Aren’t you afraid?” Ripper asked as they walked out of the restaurant.</w:t>
+      </w:r>
+    </w:p>
+    <w:p>
+      <w:r>
+        <w:t>“I only believe in science,” Luke said.</w:t>
+      </w:r>
+      <w:r>
+        <w:t xml:space="preserve"> </w:t>
       </w:r>
       <w:r>
         <w:t>“</w:t>
       </w:r>
       <w:r>
-        <w:t>The dark is filled with dangers</w:t>
-      </w:r>
-      <w:r>
-        <w:t xml:space="preserve">. </w:t>
-      </w:r>
-      <w:r>
-        <w:t>Things are out there. Things best left undisturbed.”</w:t>
-      </w:r>
-    </w:p>
-    <w:p>
-      <w:r>
-        <w:t>That sent a chill down Luke’s back.</w:t>
-      </w:r>
-    </w:p>
-    <w:p>
-      <w:r>
-        <w:t>“That’s creepy,” Ripper muttered.</w:t>
-      </w:r>
-    </w:p>
-    <w:p>
-      <w:r>
-        <w:t>All about students muttered.</w:t>
-      </w:r>
-    </w:p>
-    <w:p>
-      <w:r>
-        <w:t xml:space="preserve">“Principle Thornville, please don’t scare the kids,” a woman </w:t>
-      </w:r>
-      <w:r>
-        <w:t>scolded</w:t>
+        <w:t>I’m only afraid of tripping in the dark and mosquitoes</w:t>
+      </w:r>
+      <w:r>
+        <w:t>.”</w:t>
+      </w:r>
+    </w:p>
+    <w:p>
+      <w:r>
+        <w:t xml:space="preserve">“They have several sports clubs,” Ripper said. “I’m joining the American Football team. </w:t>
+      </w:r>
+      <w:proofErr w:type="gramStart"/>
+      <w:r>
+        <w:t>How about you?”</w:t>
+      </w:r>
+      <w:proofErr w:type="gramEnd"/>
+    </w:p>
+    <w:p>
+      <w:r>
+        <w:t>“I’m joining the cooking and puzzle solving clubs,” Luke said. “There’s a grocery store.”</w:t>
+      </w:r>
+    </w:p>
+    <w:p>
+      <w:r>
+        <w:t>Ripper stepped in and said, “This store sure has some interesting items.”</w:t>
+      </w:r>
+    </w:p>
+    <w:p>
+      <w:r>
+        <w:t xml:space="preserve">“Grab some items,” Luke said as he walked </w:t>
+      </w:r>
+      <w:r>
+        <w:t>the isles, grabbing items from shelves. Next came groceries. Finally he headed for the cashier.</w:t>
+      </w:r>
+    </w:p>
+    <w:p>
+      <w:r>
+        <w:t>“Need some help with the bags</w:t>
+      </w:r>
+      <w:r>
+        <w:t>?</w:t>
+      </w:r>
+      <w:r>
+        <w:t>” Ripper asked.</w:t>
+      </w:r>
+    </w:p>
+    <w:p>
+      <w:r>
+        <w:t>“Thanks,” Like said and Ripper took multiple bags.</w:t>
+      </w:r>
+    </w:p>
+    <w:p>
+      <w:r>
+        <w:t xml:space="preserve">They headed back to the apartment. As before, they met the protesters near the </w:t>
+      </w:r>
+      <w:r>
+        <w:t>school gate</w:t>
       </w:r>
       <w:r>
         <w:t>.</w:t>
@@ -1492,1044 +2525,17 @@
     </w:p>
     <w:p>
       <w:r>
-        <w:t>“This is vice-principle Eliot Drew,” the principle said</w:t>
-      </w:r>
-      <w:r>
-        <w:t>, pointing at the woman</w:t>
-      </w:r>
-      <w:r>
-        <w:t xml:space="preserve">. </w:t>
-      </w:r>
-      <w:r>
-        <w:t xml:space="preserve">He turned to the vice-principle and said, </w:t>
-      </w:r>
-      <w:r>
-        <w:t>“</w:t>
-      </w:r>
-      <w:r>
-        <w:t>Fear is essential if one is to stay safe. You know what is out there.”</w:t>
-      </w:r>
-    </w:p>
-    <w:p>
-      <w:r>
-        <w:t xml:space="preserve">The principle turned back to the audience and said, “The </w:t>
-      </w:r>
-      <w:r>
-        <w:t xml:space="preserve">boundary of </w:t>
-      </w:r>
-      <w:r>
-        <w:t>both the town and</w:t>
-      </w:r>
-      <w:r>
-        <w:t xml:space="preserve"> school grounds is</w:t>
-      </w:r>
-      <w:r>
-        <w:t xml:space="preserve"> well marked.</w:t>
+        <w:t>They passed the protesters and Ripper asked, “Don’t they have anything better to do with their lives?”</w:t>
       </w:r>
     </w:p>
     <w:p>
       <w:r>
         <w:lastRenderedPageBreak/>
-        <w:t>“</w:t>
-      </w:r>
-      <w:r>
-        <w:t xml:space="preserve">You are </w:t>
-      </w:r>
-      <w:r>
-        <w:t xml:space="preserve">required to be either on </w:t>
-      </w:r>
-      <w:r>
-        <w:t xml:space="preserve">campus grounds </w:t>
-      </w:r>
-      <w:r>
-        <w:t xml:space="preserve">or in the town between </w:t>
-      </w:r>
-      <w:r>
-        <w:t>dusk and dawn. Those rules are there for a reason. We don’t want tragedies.</w:t>
-      </w:r>
-      <w:r>
-        <w:t xml:space="preserve"> Dismissed.”</w:t>
-      </w:r>
-    </w:p>
-    <w:p>
-      <w:r>
-        <w:t xml:space="preserve">The auditorium burst into a cacophony as everyone tried to understand </w:t>
-      </w:r>
-      <w:r>
-        <w:t>the dire warning.</w:t>
-      </w:r>
-    </w:p>
-    <w:p>
-      <w:r>
-        <w:t>“Damn, that was weird,” Ripper said. “Why not just say we will get into trouble?”</w:t>
-      </w:r>
-    </w:p>
-    <w:p>
-      <w:r>
-        <w:t xml:space="preserve">“Maybe there are wild animals,” </w:t>
-      </w:r>
-      <w:r>
-        <w:t>Luke</w:t>
-      </w:r>
-      <w:r>
-        <w:t xml:space="preserve"> said. “No</w:t>
-      </w:r>
-      <w:r>
-        <w:t>,</w:t>
-      </w:r>
-      <w:r>
-        <w:t xml:space="preserve"> that doesn’t make sense. The principle said we should explore during the day.”</w:t>
-      </w:r>
-    </w:p>
-    <w:p>
-      <w:r>
-        <w:t>Ten minutes later they were at their dormitory room.</w:t>
-      </w:r>
-    </w:p>
-    <w:p>
-      <w:r>
-        <w:t xml:space="preserve">The studio apartment had a kitchenette to the left and a washroom to the right. Beyond were </w:t>
-      </w:r>
-      <w:r>
-        <w:t xml:space="preserve">two </w:t>
-      </w:r>
-      <w:r>
-        <w:t>elevated beds</w:t>
-      </w:r>
-      <w:r>
-        <w:t>. Under each bed was a study area with desk, chair</w:t>
-      </w:r>
-      <w:r>
-        <w:t xml:space="preserve">, </w:t>
-      </w:r>
-      <w:r>
-        <w:t xml:space="preserve">and </w:t>
-      </w:r>
-      <w:r>
-        <w:t>chest of draws.</w:t>
-      </w:r>
-    </w:p>
-    <w:p>
-      <w:r>
-        <w:t xml:space="preserve">On the floor to the right was </w:t>
-      </w:r>
-      <w:r>
-        <w:t>Luke</w:t>
-      </w:r>
-      <w:r>
-        <w:t>’s lugg</w:t>
-      </w:r>
-      <w:r>
-        <w:t xml:space="preserve">age. </w:t>
-      </w:r>
-      <w:r>
-        <w:t>School books lined a book shelf.</w:t>
-      </w:r>
-    </w:p>
-    <w:p>
-      <w:r>
-        <w:t xml:space="preserve"> </w:t>
-      </w:r>
-      <w:r>
-        <w:t>“What’s the WIFI password?”</w:t>
-      </w:r>
-      <w:r>
-        <w:t xml:space="preserve"> Ripper asked.</w:t>
-      </w:r>
-    </w:p>
-    <w:p>
-      <w:r>
-        <w:t xml:space="preserve">“Challenger 423,” </w:t>
-      </w:r>
-      <w:r>
-        <w:t>Luke</w:t>
-      </w:r>
-      <w:r>
-        <w:t xml:space="preserve"> said, pointing at a sign on the wall.</w:t>
-      </w:r>
-    </w:p>
-    <w:p>
-      <w:r>
-        <w:t>“Thanks,” Ripper said as he opened his laptop.</w:t>
-      </w:r>
-    </w:p>
-    <w:p>
-      <w:r>
-        <w:t>Luke</w:t>
-      </w:r>
-      <w:r>
-        <w:t xml:space="preserve"> </w:t>
-      </w:r>
-      <w:r>
-        <w:t>unpacked, placing his clothes</w:t>
-      </w:r>
-      <w:r>
-        <w:t xml:space="preserve"> and items</w:t>
-      </w:r>
-      <w:r>
-        <w:t xml:space="preserve"> in </w:t>
-      </w:r>
-      <w:r>
-        <w:t>his</w:t>
-      </w:r>
-      <w:r>
-        <w:t xml:space="preserve"> closet and chest of drawers. Last item was his laptop.</w:t>
-      </w:r>
-    </w:p>
-    <w:p>
-      <w:r>
-        <w:t>It was time to call his parents.</w:t>
-      </w:r>
-    </w:p>
-    <w:p>
-      <w:r>
-        <w:t xml:space="preserve">“Hi Mum, Dad, Goat Father,” </w:t>
-      </w:r>
-      <w:r>
-        <w:t>Luke</w:t>
-      </w:r>
-      <w:r>
-        <w:t xml:space="preserve"> said.</w:t>
-      </w:r>
-    </w:p>
-    <w:p>
-      <w:r>
-        <w:t>Ripper glanced at Luke but didn’t say anything.</w:t>
-      </w:r>
-    </w:p>
-    <w:p>
-      <w:r>
-        <w:t xml:space="preserve">“Hi </w:t>
-      </w:r>
-      <w:r>
-        <w:t>Luke</w:t>
-      </w:r>
-      <w:r>
-        <w:t xml:space="preserve">,” </w:t>
-      </w:r>
-      <w:r>
-        <w:t>Luke</w:t>
-      </w:r>
-      <w:r>
-        <w:t>’s mum said. “Was the trip okay? Was there any problems?”</w:t>
-      </w:r>
-    </w:p>
-    <w:p>
-      <w:r>
-        <w:lastRenderedPageBreak/>
-        <w:t xml:space="preserve">“No mum,” </w:t>
-      </w:r>
-      <w:r>
-        <w:t>Luke</w:t>
-      </w:r>
-      <w:r>
-        <w:t xml:space="preserve"> said. “The trip was just tedious, since all I could see were clouds. Here is my room.”</w:t>
-      </w:r>
-    </w:p>
-    <w:p>
-      <w:r>
-        <w:t>Luke</w:t>
-      </w:r>
-      <w:r>
-        <w:t xml:space="preserve"> panned the phone around and said, “I even have a kitchenette, so I can practice my cooking.</w:t>
-      </w:r>
-    </w:p>
-    <w:p>
-      <w:r>
-        <w:t>“Ripper, say ‘Hi’.”</w:t>
-      </w:r>
-    </w:p>
-    <w:p>
-      <w:r>
-        <w:t xml:space="preserve">Ripper waved and </w:t>
-      </w:r>
-      <w:r>
-        <w:t>Luke</w:t>
-      </w:r>
-      <w:r>
-        <w:t xml:space="preserve"> stepped out onto the balcony.</w:t>
-      </w:r>
-    </w:p>
-    <w:p>
-      <w:r>
-        <w:t>Luke</w:t>
-      </w:r>
-      <w:r>
-        <w:t xml:space="preserve"> pointed his phone at the surrounding mountains.</w:t>
-      </w:r>
-    </w:p>
-    <w:p>
-      <w:r>
-        <w:t xml:space="preserve">“Those mountains are beautiful,” </w:t>
-      </w:r>
-      <w:r>
-        <w:t>Luke</w:t>
-      </w:r>
-      <w:r>
-        <w:t>’s mother said.</w:t>
-      </w:r>
-    </w:p>
-    <w:p>
-      <w:r>
-        <w:t xml:space="preserve">“I hear there are plenty of those nut jobs in </w:t>
-      </w:r>
-      <w:r>
-        <w:t>Switzerland</w:t>
-      </w:r>
-      <w:r>
-        <w:t xml:space="preserve">,” </w:t>
-      </w:r>
-      <w:r>
-        <w:t>Luke</w:t>
-      </w:r>
-      <w:r>
-        <w:t>’s dad said.</w:t>
-      </w:r>
-    </w:p>
-    <w:p>
-      <w:r>
-        <w:t xml:space="preserve">“There were some protesters at the gates when we arrived,” </w:t>
-      </w:r>
-      <w:r>
-        <w:t>Luke</w:t>
-      </w:r>
-      <w:r>
-        <w:t xml:space="preserve"> said.</w:t>
-      </w:r>
-    </w:p>
-    <w:p>
-      <w:r>
-        <w:t>“</w:t>
-      </w:r>
-      <w:r>
-        <w:t>So Goat Son</w:t>
-      </w:r>
-      <w:r>
-        <w:t>,</w:t>
-      </w:r>
-      <w:r>
-        <w:t xml:space="preserve"> did you eat any good books lately?</w:t>
-      </w:r>
-      <w:r>
-        <w:t xml:space="preserve">” </w:t>
-      </w:r>
-      <w:r>
-        <w:t>Luke</w:t>
-      </w:r>
-      <w:r>
-        <w:t xml:space="preserve">’s uncle and godfather </w:t>
-      </w:r>
-      <w:r>
-        <w:t>asked</w:t>
-      </w:r>
-      <w:r>
-        <w:t>.</w:t>
-      </w:r>
-    </w:p>
-    <w:p>
-      <w:r>
-        <w:t>Luke</w:t>
-      </w:r>
-      <w:r>
-        <w:t xml:space="preserve"> stepped back into the room and pointed the phone at his new school books. “I have plenty of food,” He said.</w:t>
-      </w:r>
-    </w:p>
-    <w:p>
-      <w:r>
-        <w:t>Luke</w:t>
-      </w:r>
-      <w:r>
-        <w:t xml:space="preserve"> stepped back out onto the balcony and closed the door. He and his uncle started bleating at each other.</w:t>
-      </w:r>
-    </w:p>
-    <w:p>
-      <w:r>
-        <w:t xml:space="preserve">“Stop that you two,” </w:t>
-      </w:r>
-      <w:r>
-        <w:t>Luke</w:t>
-      </w:r>
-      <w:r>
-        <w:t xml:space="preserve">’s mother said angrily. “What if you </w:t>
-      </w:r>
-      <w:r>
-        <w:t>did</w:t>
-      </w:r>
-      <w:r>
-        <w:t xml:space="preserve"> that in public?”</w:t>
-      </w:r>
-    </w:p>
-    <w:p>
-      <w:r>
-        <w:t>“</w:t>
-      </w:r>
-      <w:r>
-        <w:t>Well he is Billy the Goat,” Luke’s uncle said. “He can’t help it.”</w:t>
-      </w:r>
-    </w:p>
-    <w:p>
-      <w:r>
-        <w:t>Technically Luke’s name was Luke Billhardson</w:t>
-      </w:r>
-      <w:r>
-        <w:t>, or a</w:t>
-      </w:r>
-      <w:r>
-        <w:t>s his uncle liked saying, Billy, Billy the Goat.</w:t>
-      </w:r>
-    </w:p>
-    <w:p>
-      <w:r>
-        <w:t>“And my uncle is the Goat Father,” Luke said.</w:t>
-      </w:r>
-    </w:p>
-    <w:p>
-      <w:r>
-        <w:lastRenderedPageBreak/>
-        <w:t>“Okay dear, you better go,” Luke’s mother said. “You have plenty of work ahead of you.”</w:t>
-      </w:r>
-    </w:p>
-    <w:p>
-      <w:r>
-        <w:t>“Work hard, Luke,” Luke’s dad said. “Remember I’m proud of you.”</w:t>
-      </w:r>
-    </w:p>
-    <w:p>
-      <w:r>
-        <w:t>“Thanks mum, dad,” Luke said.</w:t>
-      </w:r>
-    </w:p>
-    <w:p>
-      <w:r>
-        <w:t>“Remember to eat plenty of tin cans,” the uncle said. “You need plenty of iron for your growing bones.”</w:t>
-      </w:r>
-    </w:p>
-    <w:p>
-      <w:r>
-        <w:t>“Okay Goat Father,” Luke said. “Bye mum, dad, Goat Father.”</w:t>
-      </w:r>
-    </w:p>
-    <w:p>
-      <w:r>
-        <w:t xml:space="preserve">Luke </w:t>
-      </w:r>
-      <w:r>
-        <w:t>h</w:t>
-      </w:r>
-      <w:r>
-        <w:t>ung up the call and entered the room.</w:t>
-      </w:r>
-    </w:p>
-    <w:p>
-      <w:r>
-        <w:t>Ripper looked at Luke curiously.</w:t>
-      </w:r>
-    </w:p>
-    <w:p>
-      <w:r>
-        <w:t xml:space="preserve">“My uncle and I are both Capricorns,” Luke explained. “And goats are funny creatures. </w:t>
-      </w:r>
-      <w:r>
-        <w:t xml:space="preserve">It’s something we’ve been doing all my life. </w:t>
-      </w:r>
-      <w:r>
-        <w:t>Do you have a favorite animal?”</w:t>
-      </w:r>
-    </w:p>
-    <w:p>
-      <w:r>
-        <w:t xml:space="preserve">Ripper paused a moment and then said, “I suppose it would be a gorilla. The ultimate </w:t>
-      </w:r>
-      <w:r>
-        <w:t>quarter</w:t>
-      </w:r>
-      <w:r>
-        <w:t xml:space="preserve"> backer would be a gorilla. They are the ultimate symbol of speed, strength, and endu</w:t>
-      </w:r>
-      <w:r>
-        <w:t>rance.</w:t>
-      </w:r>
-    </w:p>
-    <w:p>
-      <w:r>
-        <w:t>“I finished unpacking.”</w:t>
-      </w:r>
-    </w:p>
-    <w:p>
-      <w:r>
-        <w:t>“Let’s go get something to eat,” Luke said and they headed out.</w:t>
-      </w:r>
-    </w:p>
-    <w:p>
-      <w:proofErr w:type="gramStart"/>
-      <w:r>
-        <w:t>“</w:t>
-      </w:r>
-      <w:r>
-        <w:t>Town or cafeteria?”</w:t>
-      </w:r>
-      <w:proofErr w:type="gramEnd"/>
-      <w:r>
-        <w:t xml:space="preserve"> Ripper asked.</w:t>
-      </w:r>
-    </w:p>
-    <w:p>
-      <w:r>
-        <w:t>“Town,” Luke said. “I’m betting you will get bored with the cafeteria fast enough.</w:t>
-      </w:r>
-    </w:p>
-    <w:p>
-      <w:r>
-        <w:t>“Not you?” Ripper said as they headed for the front gates.</w:t>
-      </w:r>
-    </w:p>
-    <w:p>
-      <w:r>
-        <w:t>“As you heard me talking to my uncle, I am a goat,” Luke said. “I don’t have hang-ups about food. As you can guess I enjoy eating, and also cooking.”</w:t>
-      </w:r>
-    </w:p>
-    <w:p>
-      <w:r>
-        <w:lastRenderedPageBreak/>
-        <w:t>“There</w:t>
-      </w:r>
-      <w:r>
-        <w:t xml:space="preserve"> is that Annie,” Ripper said</w:t>
-      </w:r>
-      <w:r>
-        <w:t>, pointing</w:t>
-      </w:r>
-      <w:r>
-        <w:t>. “Want to go see?”</w:t>
-      </w:r>
-    </w:p>
-    <w:p>
-      <w:r>
-        <w:t>Annie was surrounded by admirers.</w:t>
-      </w:r>
-    </w:p>
-    <w:p>
-      <w:r>
-        <w:t>“Not really,” Luke said. “She is out of my league and I don’t believe in celebrities and heroes. You can go if you want. You’re handsome enough and an amazing athlete.</w:t>
-      </w:r>
-    </w:p>
-    <w:p>
-      <w:r>
-        <w:t>“As my uncle says, there are three types of people in the world: Sheep, Shepherds and Goats.</w:t>
-      </w:r>
-    </w:p>
-    <w:p>
-      <w:r>
-        <w:t xml:space="preserve">“Sheep always look </w:t>
-      </w:r>
-      <w:r>
-        <w:t>to</w:t>
-      </w:r>
-      <w:r>
-        <w:t xml:space="preserve"> shepherds to guide them.</w:t>
-      </w:r>
-    </w:p>
-    <w:p>
-      <w:r>
-        <w:t>“Shepherds seek to guide and control others, often to the sheep’s detriment.”</w:t>
-      </w:r>
-    </w:p>
-    <w:p>
-      <w:r>
-        <w:t>“Why do you say that?” Ripper asked as they approached the gates.</w:t>
-      </w:r>
-    </w:p>
-    <w:p>
-      <w:r>
-        <w:t>“What do shepherds do to sheep?” Luke as</w:t>
-      </w:r>
-      <w:r>
-        <w:t>ked. “They raise them for food</w:t>
-      </w:r>
-      <w:r>
-        <w:t xml:space="preserve"> and wool</w:t>
-      </w:r>
-      <w:r>
-        <w:t>.</w:t>
-      </w:r>
-    </w:p>
-    <w:p>
-      <w:r>
-        <w:t>“I am a goat. I neither follow nor lead</w:t>
-      </w:r>
-      <w:r>
-        <w:t>, but follow my own path.”</w:t>
-      </w:r>
-    </w:p>
-    <w:p>
-      <w:r>
-        <w:t xml:space="preserve">Luke’s </w:t>
-      </w:r>
-      <w:r>
-        <w:t xml:space="preserve">school </w:t>
-      </w:r>
-      <w:r>
-        <w:t>device beeped. Pulling out his device he read the message, “+1 to mental manipulation resistance.”</w:t>
-      </w:r>
-    </w:p>
-    <w:p>
-      <w:r>
-        <w:t>“Freaky,” Ripper said as he stared at the message. “It’s like we are in a freaking video game.”</w:t>
-      </w:r>
-    </w:p>
-    <w:p>
-      <w:r>
-        <w:t>They stepped out of the gate and were greeted by the protesters.</w:t>
-      </w:r>
-    </w:p>
-    <w:p>
-      <w:r>
-        <w:t>Placards read, “Nuclear energy is dangerous,” “Quantum communication damages space,” “Stop all space warping research,” and “</w:t>
-      </w:r>
-      <w:r>
-        <w:t>The end is neigh.”</w:t>
-      </w:r>
-    </w:p>
-    <w:p>
-      <w:r>
-        <w:t>They passed the protesters and Ripper asked, “What do you think of that?”</w:t>
-      </w:r>
-    </w:p>
-    <w:p>
-      <w:r>
-        <w:lastRenderedPageBreak/>
-        <w:t>“Nonsense,” Luke replied. “You can’t damage space. If you could, then the space around the sun would be ripped to shreds. And yet, science has yet to find any anomalies.”</w:t>
-      </w:r>
-    </w:p>
-    <w:p>
-      <w:r>
-        <w:t>The town spread all about them. Restaurants lined the street they were walking on.</w:t>
-      </w:r>
-    </w:p>
-    <w:p>
-      <w:proofErr w:type="gramStart"/>
-      <w:r>
-        <w:t>“Which restaurant?”</w:t>
-      </w:r>
-      <w:proofErr w:type="gramEnd"/>
-      <w:r>
-        <w:t xml:space="preserve"> Ripper asked.</w:t>
-      </w:r>
-    </w:p>
-    <w:p>
-      <w:r>
-        <w:t>“Any,” Luke said. “I like exploring different foods.”</w:t>
-      </w:r>
-    </w:p>
-    <w:p>
-      <w:r>
-        <w:t>“You did mention you liked that old series, ‘Bizarre Foods’,” Ripper said. “Okay, let’s go to that burger place.</w:t>
-      </w:r>
-      <w:r>
-        <w:t xml:space="preserve"> </w:t>
-      </w:r>
-      <w:r>
-        <w:t>We</w:t>
-      </w:r>
-      <w:r>
-        <w:t xml:space="preserve"> gorillas can’t live on grass and tin cans</w:t>
-      </w:r>
-      <w:r>
-        <w:t>.</w:t>
-      </w:r>
-      <w:r>
-        <w:t>”</w:t>
-      </w:r>
-    </w:p>
-    <w:p>
-      <w:r>
-        <w:t>Luke laughed and said, “That’s for sure.”</w:t>
-      </w:r>
-    </w:p>
-    <w:p>
-      <w:r>
-        <w:t xml:space="preserve">They </w:t>
-      </w:r>
-      <w:r>
-        <w:t xml:space="preserve">entered and </w:t>
-      </w:r>
-      <w:r>
-        <w:t>waited</w:t>
-      </w:r>
-      <w:r>
-        <w:t>.</w:t>
-      </w:r>
-      <w:r>
-        <w:t xml:space="preserve"> </w:t>
-      </w:r>
-      <w:r>
-        <w:t>S</w:t>
-      </w:r>
-      <w:r>
-        <w:t>oon enough a waiter led them to a seat.</w:t>
-      </w:r>
-    </w:p>
-    <w:p>
-      <w:r>
-        <w:t>Luke picked up the menu and scanned. There was a good selection of burgers, steaks, and even vegetarian options.</w:t>
-      </w:r>
-    </w:p>
-    <w:p>
-      <w:r>
-        <w:t>The waiter returned and asked, “Any drinks for you?”</w:t>
-      </w:r>
-    </w:p>
-    <w:p>
-      <w:r>
-        <w:t>“Coke please,” Ripper said.</w:t>
-      </w:r>
-    </w:p>
-    <w:p>
-      <w:r>
-        <w:t>“What’s your most popular soft drink?” Luke asked.</w:t>
-      </w:r>
-    </w:p>
-    <w:p>
-      <w:r>
-        <w:t>The waiter named</w:t>
-      </w:r>
-      <w:r>
-        <w:t xml:space="preserve"> </w:t>
-      </w:r>
-      <w:r>
-        <w:t>Rivella</w:t>
-      </w:r>
-      <w:r>
-        <w:t xml:space="preserve">, hot chocolate, </w:t>
-      </w:r>
-      <w:r>
-        <w:t>Apple Juice</w:t>
-      </w:r>
-      <w:r>
-        <w:t xml:space="preserve">, and </w:t>
-      </w:r>
-      <w:r>
-        <w:t>Ice Tea</w:t>
-      </w:r>
-      <w:r>
-        <w:t>, to name a few items.</w:t>
-      </w:r>
-    </w:p>
-    <w:p>
-      <w:r>
-        <w:t xml:space="preserve">“I’ll have Rivella, no ice please,” Luke said, since Rivella was the most </w:t>
-      </w:r>
-      <w:r>
-        <w:t>exotic sounding drink listed.</w:t>
-      </w:r>
-    </w:p>
-    <w:p>
-      <w:r>
-        <w:t>Drink order taken, the waiter left.</w:t>
-      </w:r>
-    </w:p>
-    <w:p>
-      <w:r>
-        <w:t>“</w:t>
-      </w:r>
-      <w:r>
-        <w:t xml:space="preserve">Remember how </w:t>
-      </w:r>
-      <w:r>
-        <w:t xml:space="preserve">Bobby disappeared </w:t>
-      </w:r>
-      <w:r>
-        <w:t>three</w:t>
-      </w:r>
-      <w:r>
-        <w:t xml:space="preserve"> nights ago</w:t>
-      </w:r>
-      <w:r>
-        <w:t>?</w:t>
-      </w:r>
-      <w:r>
-        <w:t xml:space="preserve">” a </w:t>
-      </w:r>
-      <w:r>
-        <w:t xml:space="preserve">local </w:t>
-      </w:r>
-      <w:r>
-        <w:t>man a table away asked. “This morning his body was found</w:t>
-      </w:r>
-      <w:r>
-        <w:t>, all moldy</w:t>
-      </w:r>
-      <w:r>
-        <w:t xml:space="preserve">, </w:t>
-      </w:r>
-      <w:r>
-        <w:t>decayed</w:t>
-      </w:r>
-      <w:r>
-        <w:t>, and covered in maggots</w:t>
-      </w:r>
-      <w:r>
-        <w:t xml:space="preserve">. </w:t>
-      </w:r>
-      <w:r>
-        <w:t>The stink was horrible</w:t>
-      </w:r>
-      <w:r>
-        <w:t>.”</w:t>
-      </w:r>
-    </w:p>
-    <w:p>
-      <w:r>
-        <w:lastRenderedPageBreak/>
-        <w:t>Ripper</w:t>
-      </w:r>
-      <w:r>
-        <w:t xml:space="preserve"> looked as if he wanted to gag.</w:t>
-      </w:r>
-    </w:p>
-    <w:p>
-      <w:r>
-        <w:t>“This town used to be peaceful,” the man’s companion grumbled. “What the hell are they doing with all those particle accelerators and that science mumbo-jumbo?”</w:t>
-      </w:r>
-    </w:p>
-    <w:p>
-      <w:r>
-        <w:t xml:space="preserve">“They are tearing holes into space is what they are doing,” another man </w:t>
-      </w:r>
-      <w:r>
-        <w:t>at</w:t>
-      </w:r>
-      <w:r>
-        <w:t xml:space="preserve"> </w:t>
-      </w:r>
-      <w:r>
-        <w:t xml:space="preserve">another </w:t>
-      </w:r>
-      <w:r>
-        <w:t xml:space="preserve">table </w:t>
-      </w:r>
-      <w:r>
-        <w:t>said.</w:t>
-      </w:r>
-      <w:r>
-        <w:t xml:space="preserve"> “Letting in all manner of demonic creatures.”</w:t>
-      </w:r>
-    </w:p>
-    <w:p>
-      <w:r>
-        <w:t>“Don’t spit,” a woman across the table scolded. “That’s just gross.”</w:t>
-      </w:r>
-    </w:p>
-    <w:p>
-      <w:r>
-        <w:t>The waiter returned to the table and brought the drinks.</w:t>
-      </w:r>
-    </w:p>
-    <w:p>
-      <w:r>
-        <w:t>Luke and Ripper gave their order and the waiter left.</w:t>
-      </w:r>
-    </w:p>
-    <w:p>
-      <w:r>
-        <w:t>“Something is seriously messed up in this town,” Ripper said</w:t>
-      </w:r>
-      <w:r>
-        <w:t>, loud enough for the locals to hear.</w:t>
-      </w:r>
-    </w:p>
-    <w:p>
-      <w:r>
-        <w:t xml:space="preserve">“You’re from the </w:t>
-      </w:r>
-      <w:r>
-        <w:t xml:space="preserve">fancy </w:t>
-      </w:r>
-      <w:r>
-        <w:t>school, aren’t you?” an elderly man at another table asked. “What are they doing there?”</w:t>
-      </w:r>
-    </w:p>
-    <w:p>
-      <w:r>
-        <w:t>“Just arrived today,” Luke confessed, “Although, the principle did talk about monsters and the need to get stronger. I was expecting a speech about hard work, not that.”</w:t>
-      </w:r>
-    </w:p>
-    <w:p>
-      <w:r>
-        <w:t>“And what’s that about not going out after dusk?” Ripper asked.</w:t>
-      </w:r>
-    </w:p>
-    <w:p>
-      <w:r>
-        <w:t>“</w:t>
-      </w:r>
-      <w:r>
-        <w:t>There are things out there</w:t>
-      </w:r>
-      <w:r>
-        <w:t>,” another woman said</w:t>
-      </w:r>
-      <w:r>
-        <w:t xml:space="preserve"> simply</w:t>
-      </w:r>
-      <w:r>
-        <w:t>.</w:t>
-      </w:r>
-    </w:p>
-    <w:p>
-      <w:r>
-        <w:t>“Shouldn’t the government come out and find out?” Luke asked.</w:t>
-      </w:r>
-    </w:p>
-    <w:p>
-      <w:r>
-        <w:t xml:space="preserve">“They have, but have never found anything,” the woman said. </w:t>
-      </w:r>
-      <w:proofErr w:type="gramStart"/>
-      <w:r>
-        <w:t>“Claims we are a bunch of superstitious fools.”</w:t>
-      </w:r>
-      <w:proofErr w:type="gramEnd"/>
-    </w:p>
-    <w:p>
-      <w:r>
-        <w:t>“They are all in on it,” another local spat.</w:t>
-      </w:r>
-    </w:p>
-    <w:p>
-      <w:r>
-        <w:t>“I told you not to spit,” the woman scolded.</w:t>
-      </w:r>
-    </w:p>
-    <w:p>
-      <w:r>
-        <w:lastRenderedPageBreak/>
-        <w:t>Food arrived and Luke ate as he listened to the local gossip.</w:t>
-      </w:r>
-    </w:p>
-    <w:p>
-      <w:proofErr w:type="gramStart"/>
-      <w:r>
-        <w:t>“Now what?”</w:t>
-      </w:r>
-      <w:proofErr w:type="gramEnd"/>
-      <w:r>
-        <w:t xml:space="preserve"> Ripper asked as they paid the bill.</w:t>
-      </w:r>
-    </w:p>
-    <w:p>
-      <w:r>
-        <w:t xml:space="preserve">“I want to explore the town and buy groceries,” Luke said. “Also want to explore the hiking trails. It’s only </w:t>
-      </w:r>
-      <w:r>
-        <w:t>12</w:t>
-      </w:r>
-      <w:r>
-        <w:t>:</w:t>
-      </w:r>
-      <w:r>
-        <w:t>35</w:t>
-      </w:r>
-      <w:r>
-        <w:t xml:space="preserve">PM. </w:t>
-      </w:r>
-      <w:r>
-        <w:t>There’s p</w:t>
-      </w:r>
-      <w:r>
-        <w:t>lenty of time before sunset.”</w:t>
-      </w:r>
-    </w:p>
-    <w:p>
-      <w:r>
-        <w:t>“Aren’t you afraid?” Ripper asked as they walked out of the restaurant.</w:t>
-      </w:r>
-    </w:p>
-    <w:p>
-      <w:r>
-        <w:t>“I only believe in science,” Luke said.</w:t>
-      </w:r>
-      <w:r>
-        <w:t xml:space="preserve"> </w:t>
-      </w:r>
-      <w:r>
-        <w:t>“</w:t>
-      </w:r>
-      <w:r>
-        <w:t>I’m only afraid of tripping in the dark and mosquitoes</w:t>
-      </w:r>
-      <w:r>
-        <w:t>.”</w:t>
-      </w:r>
-    </w:p>
-    <w:p>
-      <w:r>
-        <w:t xml:space="preserve">“They have several sports clubs,” Ripper said. “I’m joining the American Football team. </w:t>
-      </w:r>
-      <w:proofErr w:type="gramStart"/>
-      <w:r>
-        <w:t>How about you?”</w:t>
-      </w:r>
-      <w:proofErr w:type="gramEnd"/>
-    </w:p>
-    <w:p>
-      <w:r>
-        <w:t>“I’m joining the cooking and puzzle solving clubs,” Luke said. “There’s a grocery store.”</w:t>
-      </w:r>
-    </w:p>
-    <w:p>
-      <w:r>
-        <w:t>Ripper stepped in and said, “This store sure has some interesting items.”</w:t>
-      </w:r>
-    </w:p>
-    <w:p>
-      <w:r>
-        <w:t xml:space="preserve">“Grab some items,” Luke said as he walked </w:t>
-      </w:r>
-      <w:r>
-        <w:t>the isles, grabbing items from shelves. Next came groceries. Finally he headed for the cashier.</w:t>
-      </w:r>
-    </w:p>
-    <w:p>
-      <w:r>
-        <w:t>“Need some help with the bags</w:t>
-      </w:r>
-      <w:r>
-        <w:t>?</w:t>
-      </w:r>
-      <w:r>
-        <w:t>” Ripper asked.</w:t>
-      </w:r>
-    </w:p>
-    <w:p>
-      <w:r>
-        <w:t>“Thanks,” Like said and Ripper took multiple bags.</w:t>
-      </w:r>
-    </w:p>
-    <w:p>
-      <w:r>
-        <w:t xml:space="preserve">They headed back to the apartment. As before, they met the protesters near the </w:t>
-      </w:r>
-      <w:r>
-        <w:t>school gate</w:t>
-      </w:r>
-      <w:r>
-        <w:t>.</w:t>
-      </w:r>
-    </w:p>
-    <w:p>
-      <w:r>
-        <w:t>They passed the protesters and Ripper asked, “Don’t they have anything better to do with their lives?”</w:t>
-      </w:r>
-    </w:p>
-    <w:p>
-      <w:r>
         <w:t>Luke shrugged and picked up his pace. His arms were starting to hurt from carrying groceries.</w:t>
       </w:r>
     </w:p>
     <w:p>
       <w:r>
-        <w:lastRenderedPageBreak/>
         <w:t>Eventually they returned to their apartment and Luke put the groceries away.</w:t>
       </w:r>
     </w:p>
@@ -2615,41 +2621,1654 @@
     </w:p>
     <w:p>
       <w:r>
+        <w:lastRenderedPageBreak/>
         <w:t>“Okay,” ripper said and headed for the football players.</w:t>
       </w:r>
     </w:p>
     <w:p>
       <w:r>
+        <w:t xml:space="preserve">Luke glanced at the year rep, still surrounded by people. She </w:t>
+      </w:r>
+      <w:r>
+        <w:t xml:space="preserve">radiated joy as she socialized </w:t>
+      </w:r>
+      <w:r>
+        <w:t>with her peons.</w:t>
+      </w:r>
+    </w:p>
+    <w:p>
+      <w:r>
+        <w:t xml:space="preserve">For a moment Luke felt jealous of social people. However, </w:t>
+      </w:r>
+      <w:r>
+        <w:t>he was what he was and d</w:t>
+      </w:r>
+      <w:r>
+        <w:t>ealing with people was hard work.</w:t>
+      </w:r>
+    </w:p>
+    <w:p>
+      <w:r>
+        <w:t>Time</w:t>
+      </w:r>
+      <w:r>
+        <w:t xml:space="preserve"> </w:t>
+      </w:r>
+      <w:r>
+        <w:t>passed as Luke explored every nook and cranny of the campus.</w:t>
+      </w:r>
+    </w:p>
+    <w:p>
+      <w:r>
+        <w:t>Ripper called and Luke returned.</w:t>
+      </w:r>
+    </w:p>
+    <w:p>
+      <w:r>
+        <w:t>Ripper made introductions and a moment later Luke forgot their names.</w:t>
+      </w:r>
+    </w:p>
+    <w:p>
+      <w:r>
+        <w:t xml:space="preserve">“Everyone agreed to come on a hike,” Ripper said. “Hans </w:t>
+      </w:r>
+      <w:r>
+        <w:t xml:space="preserve">here </w:t>
+      </w:r>
+      <w:r>
+        <w:t xml:space="preserve">says there’s a trail to a </w:t>
+      </w:r>
+      <w:r>
+        <w:t>swimming hole with an amazing waterfall.”</w:t>
+      </w:r>
+    </w:p>
+    <w:p>
+      <w:r>
+        <w:t>Luke pulled out his device and pointed it at Hans.</w:t>
+      </w:r>
+    </w:p>
+    <w:p>
+      <w:r>
+        <w:t>“What are you doing?” Hans asked.</w:t>
+      </w:r>
+    </w:p>
+    <w:p>
+      <w:r>
+        <w:t>“Trying out Identify,” Luke said. “Says here your spirit animal is a thoroughbred horse.”</w:t>
+      </w:r>
+    </w:p>
+    <w:p>
+      <w:r>
+        <w:t>“Well I did get my scholarship for my speed and endurance,” Hans said.</w:t>
+      </w:r>
+    </w:p>
+    <w:p>
+      <w:r>
+        <w:t>Everyone decided to try out Identify on each other.</w:t>
+      </w:r>
+    </w:p>
+    <w:p>
+      <w:r>
+        <w:t>“We better go before it gets too dark,” Luke said.</w:t>
+      </w:r>
+    </w:p>
+    <w:p>
+      <w:r>
+        <w:t>“Are you afraid of those stories?” a bear of an athlete asked, smiling. “Afraid of monsters?”</w:t>
+      </w:r>
+    </w:p>
+    <w:p>
+      <w:r>
+        <w:t>Luke pointed his device at the teen.</w:t>
+      </w:r>
+    </w:p>
+    <w:p>
+      <w:pPr>
+        <w:pStyle w:val="StatusMessage"/>
+      </w:pPr>
+      <w:r>
+        <w:t>Salvador Bruno</w:t>
+      </w:r>
+    </w:p>
+    <w:p>
+      <w:pPr>
+        <w:pStyle w:val="StatusMessage"/>
+      </w:pPr>
+      <w:r>
+        <w:t>Bear</w:t>
+      </w:r>
+    </w:p>
+    <w:p>
+      <w:pPr>
+        <w:pStyle w:val="StatusMessage"/>
+      </w:pPr>
+      <w:r>
         <w:lastRenderedPageBreak/>
-        <w:t xml:space="preserve">Luke glanced at the year rep, still surrounded by people. She </w:t>
-      </w:r>
-      <w:r>
-        <w:t xml:space="preserve">radiated joy as she socialized </w:t>
-      </w:r>
-      <w:r>
-        <w:t>with her peons.</w:t>
-      </w:r>
-    </w:p>
-    <w:p>
-      <w:r>
-        <w:t>For a moment Luke felt jealous of social people. However, dealing with people was hard work and he needed rest from the long trip.</w:t>
-      </w:r>
-    </w:p>
-    <w:p>
+        <w:t>Level 0</w:t>
+      </w:r>
+    </w:p>
+    <w:p>
+      <w:r>
+        <w:t>“No Salvador,” Luke said. “I’m afraid of breaking my leg, tripping over something in the dark.</w:t>
+      </w:r>
+      <w:r>
+        <w:t xml:space="preserve"> Monsters don’t exist.</w:t>
+      </w:r>
+      <w:r>
+        <w:t>”</w:t>
+      </w:r>
+    </w:p>
+    <w:p>
+      <w:r>
+        <w:t>Luke opened the Map app and said, “</w:t>
+      </w:r>
+      <w:proofErr w:type="spellStart"/>
+      <w:r>
+        <w:t>Delphy</w:t>
+      </w:r>
+      <w:proofErr w:type="spellEnd"/>
+      <w:r>
+        <w:t xml:space="preserve"> Swimming hole.” A path to the destination appeared on the map.</w:t>
+      </w:r>
+    </w:p>
+    <w:p>
+      <w:r>
+        <w:t>They headed out.</w:t>
+      </w:r>
+    </w:p>
+    <w:p>
+      <w:r>
+        <w:t>“We explored all the sports venues,” Ripper said. “It’s crazy wha</w:t>
+      </w:r>
+      <w:r>
+        <w:t>t they have. They even have venues where you can train with medieval weapons</w:t>
+      </w:r>
+      <w:r>
+        <w:t>.”</w:t>
+      </w:r>
+    </w:p>
+    <w:p>
+      <w:r>
+        <w:t>“</w:t>
+      </w:r>
+      <w:r>
+        <w:t>The weight training rooms are amazing</w:t>
+      </w:r>
+      <w:r>
+        <w:t xml:space="preserve">,” a slender teen </w:t>
+      </w:r>
+      <w:r>
+        <w:t xml:space="preserve">built like a sumo wrestler </w:t>
+      </w:r>
+      <w:r>
+        <w:t>said.</w:t>
+      </w:r>
+    </w:p>
+    <w:p>
+      <w:pPr>
+        <w:pStyle w:val="StatusMessage"/>
+      </w:pPr>
+      <w:r>
+        <w:t xml:space="preserve">Eric </w:t>
+      </w:r>
+      <w:proofErr w:type="spellStart"/>
+      <w:r>
+        <w:t>Ranfield</w:t>
+      </w:r>
+      <w:proofErr w:type="spellEnd"/>
+    </w:p>
+    <w:p>
+      <w:pPr>
+        <w:pStyle w:val="StatusMessage"/>
+      </w:pPr>
+      <w:r>
+        <w:t>Elephant</w:t>
+      </w:r>
+    </w:p>
+    <w:p>
+      <w:pPr>
+        <w:pStyle w:val="StatusMessage"/>
+      </w:pPr>
+      <w:r>
+        <w:t>Level 0</w:t>
+      </w:r>
+    </w:p>
+    <w:p>
+      <w:r>
+        <w:t>The path exited the school grounds and entered the forested area. The boundary was rather stark. One side of a concrete line was manicured lawns and electric lights. The other side was wild brush.</w:t>
+      </w:r>
+    </w:p>
+    <w:p>
+      <w:r>
+        <w:t>A short distance later they arrived at a fence overlooking a cliff. Over 10 m down was the winding trail.</w:t>
+      </w:r>
+    </w:p>
+    <w:p>
+      <w:r>
+        <w:t>Almost 20 minutes later they arrived at the swimming hole.</w:t>
+      </w:r>
+    </w:p>
+    <w:p>
+      <w:r>
+        <w:t>“Let’s go skinny dipping,” a teen said and started undressing.</w:t>
+      </w:r>
+    </w:p>
+    <w:p>
+      <w:r>
+        <w:t>“Joining us?” Ripper asked.</w:t>
+      </w:r>
+    </w:p>
+    <w:p>
+      <w:r>
+        <w:t xml:space="preserve">“I assure you, you don’t want to see me </w:t>
+      </w:r>
+      <w:r>
+        <w:t>undressed,” Luke said. “I’m going to explore my device.”</w:t>
+      </w:r>
+    </w:p>
+    <w:p>
+      <w:r>
+        <w:t>“Are you eating those flowers?” a teen with blond hair asked.</w:t>
+      </w:r>
+    </w:p>
+    <w:p>
+      <w:r>
+        <w:lastRenderedPageBreak/>
+        <w:t>“It’s called homeostasis,” Luke said. “A little bit of poison strengthens the body. Besides, according to my device, this flower is edible. Perhaps I can cook with it.”</w:t>
+      </w:r>
+    </w:p>
+    <w:p>
+      <w:r>
+        <w:t xml:space="preserve">In the background Luke heard the others splashing about. He ignored them and </w:t>
+      </w:r>
+      <w:r>
+        <w:t>picked more flowers and berries, putting his loot in various plastic bags. They all went into pockets in his fishing jacket.</w:t>
+      </w:r>
+    </w:p>
+    <w:p>
+      <w:r>
+        <w:t xml:space="preserve">Harvesting done, Luke </w:t>
+      </w:r>
+      <w:r>
+        <w:t>focused on learning various features of his device.</w:t>
+      </w:r>
+    </w:p>
+    <w:p>
+      <w:r>
+        <w:t>“Guys, it’s getting dark,” Luke said. “It’s time to return.”</w:t>
+      </w:r>
+    </w:p>
+    <w:p>
+      <w:r>
+        <w:t xml:space="preserve">“It’s only </w:t>
+      </w:r>
+      <w:r>
+        <w:t>evening</w:t>
+      </w:r>
+      <w:r>
+        <w:t xml:space="preserve">,” </w:t>
+      </w:r>
+      <w:r>
+        <w:t>a teen said.</w:t>
+      </w:r>
+    </w:p>
+    <w:p>
+      <w:r>
+        <w:t>“Maybe so,” Luke countered. “However, we haven’t eaten dinner, and tomorrow is our first day at school.”</w:t>
+      </w:r>
+    </w:p>
+    <w:p>
+      <w:r>
+        <w:t>“Just one more swing on the rope,” a teen said and jumped.</w:t>
+      </w:r>
+    </w:p>
+    <w:p>
+      <w:r>
+        <w:t>The others trickled out and dressed.</w:t>
+      </w:r>
+    </w:p>
+    <w:p>
+      <w:r>
+        <w:t>“What is our schedule for tomorrow?” Ripper asked.</w:t>
+      </w:r>
+    </w:p>
+    <w:p>
+      <w:r>
+        <w:t xml:space="preserve">“Just go to your School </w:t>
+      </w:r>
+      <w:r>
+        <w:t>app</w:t>
+      </w:r>
+      <w:r>
+        <w:t xml:space="preserve">,” Luke said. “Homeroom for me is in </w:t>
+      </w:r>
+      <w:r>
+        <w:t>1</w:t>
+      </w:r>
+      <w:r>
+        <w:t>-23 of the Pasteur building. School starts at 8:00AM</w:t>
+      </w:r>
+      <w:r>
+        <w:t>.</w:t>
+      </w:r>
+      <w:r>
+        <w:t>”</w:t>
+      </w:r>
+    </w:p>
+    <w:p>
+      <w:r>
+        <w:t>They headed back.</w:t>
+      </w:r>
+    </w:p>
+    <w:p>
+      <w:r>
+        <w:t>As they walked the evening became darker.</w:t>
+      </w:r>
+    </w:p>
+    <w:p>
+      <w:r>
+        <w:t>Luke found the walk back harder since they were walking up a slope. With device in hand Luke trudged forward.</w:t>
+      </w:r>
+    </w:p>
+    <w:p>
+      <w:r>
+        <w:t>“Damn it’s getting dark,” Eric said.</w:t>
+      </w:r>
+    </w:p>
+    <w:p>
+      <w:r>
+        <w:t>Luke pulled out a flashlight and took the lead.</w:t>
+      </w:r>
+    </w:p>
+    <w:p>
+      <w:r>
+        <w:t>“Is that a tiger?” a teen asked.</w:t>
+      </w:r>
+    </w:p>
+    <w:p>
+      <w:pPr>
+        <w:pStyle w:val="StatusMessage"/>
+      </w:pPr>
+      <w:proofErr w:type="spellStart"/>
+      <w:r>
+        <w:lastRenderedPageBreak/>
+        <w:t>Silvan</w:t>
+      </w:r>
+      <w:proofErr w:type="spellEnd"/>
+      <w:r>
+        <w:t xml:space="preserve"> </w:t>
+      </w:r>
+      <w:proofErr w:type="spellStart"/>
+      <w:r>
+        <w:t>Brocovisch</w:t>
+      </w:r>
+      <w:proofErr w:type="spellEnd"/>
+    </w:p>
+    <w:p>
+      <w:pPr>
+        <w:pStyle w:val="StatusMessage"/>
+      </w:pPr>
+      <w:r>
+        <w:t>Lion</w:t>
+      </w:r>
+    </w:p>
+    <w:p>
+      <w:pPr>
+        <w:pStyle w:val="StatusMessage"/>
+      </w:pPr>
+      <w:r>
+        <w:t>Level 0</w:t>
+      </w:r>
+    </w:p>
+    <w:p>
+      <w:r>
+        <w:t>Turning around Luke saw a tiger. It was standing over a freshly killed deer. It let lose an ear-splitting roar.</w:t>
+      </w:r>
+    </w:p>
+    <w:p>
+      <w:r>
+        <w:t>A moment later everyone started running.</w:t>
+      </w:r>
+    </w:p>
+    <w:p>
+      <w:r>
+        <w:t>Luke’s flashlight flickered and died. He put his useless flashlight away and ran for all he was worth.</w:t>
+      </w:r>
+    </w:p>
+    <w:p>
+      <w:r>
+        <w:t>Unfortunately Luke was the slowest and the others left him behind.</w:t>
+      </w:r>
+    </w:p>
+    <w:p>
+      <w:r>
+        <w:t>Luke ran. He ran faster and harder than he ever ran.</w:t>
+      </w:r>
+    </w:p>
+    <w:p>
+      <w:r>
+        <w:t>Arms pumping and lungs burning, Luke’s only thought was escape.</w:t>
+      </w:r>
+    </w:p>
+    <w:p>
+      <w:r>
+        <w:t>Luke slowed down, hoping he got away.</w:t>
+      </w:r>
+    </w:p>
+    <w:p>
+      <w:r>
+        <w:t>Just then the tiger roared. Looking back, Luke saw the tiger staring at him. At his feet was the prey.</w:t>
+      </w:r>
+    </w:p>
+    <w:p>
+      <w:r>
+        <w:t>Panic was a great motivator. Despite his burning lungs, legs and throat, Luke picked up speed, struggling to run on the rocky trail.</w:t>
+      </w:r>
+    </w:p>
+    <w:p>
+      <w:r>
+        <w:t>With one eye on the map and another on the trail, Luke ran for his life. And yet the trail was impossibly long.</w:t>
+      </w:r>
+    </w:p>
+    <w:p>
+      <w:r>
+        <w:t>ROAR.</w:t>
+      </w:r>
+    </w:p>
+    <w:p>
+      <w:r>
+        <w:t xml:space="preserve">To the </w:t>
+      </w:r>
+      <w:r>
+        <w:t>left</w:t>
+      </w:r>
+      <w:r>
+        <w:t xml:space="preserve"> was the tiger, staring at him. Still at his feet was the bloody deer.</w:t>
+      </w:r>
+    </w:p>
+    <w:p>
+      <w:r>
+        <w:t>Luke felt a monster headache coming on</w:t>
+      </w:r>
+      <w:r>
+        <w:t>. Still he ran. The only question was; would he die from a heart attack or be eaten by a tiger?</w:t>
+      </w:r>
+    </w:p>
+    <w:p>
+      <w:pPr>
+        <w:rPr>
+          <w:i/>
+        </w:rPr>
+      </w:pPr>
+      <w:r>
+        <w:t xml:space="preserve">A voice whispered, </w:t>
+      </w:r>
+      <w:r>
+        <w:rPr>
+          <w:i/>
+        </w:rPr>
+        <w:t>Is it so bad to just lie down?</w:t>
+      </w:r>
+    </w:p>
+    <w:p>
+      <w:r>
+        <w:lastRenderedPageBreak/>
+        <w:t>“No,” Luke gasped. It didn’t matter how much pain he was in, it didn’t compare to the pain of being devoted by a predator. Not to mention the fact his parents would cry.</w:t>
+      </w:r>
+    </w:p>
+    <w:p>
+      <w:r>
+        <w:t>Another roar echoed through the forest. This time the tiger was to the right, crouching next to his prey.</w:t>
+      </w:r>
+    </w:p>
+    <w:p>
+      <w:r>
+        <w:t>There was no sound of wind, leaves or animals. The only sound was whispers telling Luke to stop and accept his fate.</w:t>
+      </w:r>
+    </w:p>
+    <w:p>
+      <w:pPr>
+        <w:rPr>
+          <w:i/>
+        </w:rPr>
+      </w:pPr>
+      <w:r>
+        <w:rPr>
+          <w:i/>
+        </w:rPr>
+        <w:t>Why run? Why struggle? What’s the point?</w:t>
+      </w:r>
+    </w:p>
+    <w:p>
+      <w:r>
+        <w:t xml:space="preserve">Luke </w:t>
+      </w:r>
+      <w:r>
+        <w:t>instinctually knew the voices came from</w:t>
+      </w:r>
+      <w:r>
+        <w:t xml:space="preserve"> </w:t>
+      </w:r>
+      <w:proofErr w:type="spellStart"/>
+      <w:r>
+        <w:t>Windigoes</w:t>
+      </w:r>
+      <w:proofErr w:type="spellEnd"/>
+      <w:r>
+        <w:t>.</w:t>
+      </w:r>
+    </w:p>
+    <w:p>
+      <w:r>
+        <w:t>“No,” Luke whispered. “No, no, no.”</w:t>
+      </w:r>
+    </w:p>
+    <w:p>
+      <w:r>
+        <w:t>There in front of him was the cliff wall.</w:t>
+      </w:r>
+    </w:p>
+    <w:p>
+      <w:r>
+        <w:t xml:space="preserve">Without hesitation Luke scampered up the </w:t>
+      </w:r>
+      <w:r>
+        <w:t xml:space="preserve">vertical </w:t>
+      </w:r>
+      <w:r>
+        <w:t>wall, not bothering to take the long cut.</w:t>
+      </w:r>
+    </w:p>
+    <w:p>
+      <w:r>
+        <w:t xml:space="preserve">Below him the tiger roared. All about the </w:t>
+      </w:r>
+      <w:proofErr w:type="spellStart"/>
+      <w:r>
+        <w:t>wind</w:t>
+      </w:r>
+      <w:r>
+        <w:t>i</w:t>
+      </w:r>
+      <w:r>
+        <w:t>goes</w:t>
+      </w:r>
+      <w:proofErr w:type="spellEnd"/>
+      <w:r>
+        <w:t xml:space="preserve"> whispered.</w:t>
+      </w:r>
+    </w:p>
+    <w:p>
+      <w:pPr>
+        <w:rPr>
+          <w:i/>
+        </w:rPr>
+      </w:pPr>
+      <w:r>
+        <w:rPr>
+          <w:i/>
+        </w:rPr>
+        <w:t>Struggle is futile. There is no hope.</w:t>
+      </w:r>
+    </w:p>
+    <w:p>
+      <w:r>
+        <w:t>Luke crested the cliff and jumped over the fence.</w:t>
+      </w:r>
+    </w:p>
+    <w:p>
+      <w:r>
+        <w:t>Luke desperately wanted to stop. But he couldn’t. The tiger was there, less than 10m away, sitting next to its prey.</w:t>
+      </w:r>
+    </w:p>
+    <w:p>
+      <w:r>
+        <w:t>With blood leaking from it mouth it roared again.</w:t>
+      </w:r>
+    </w:p>
+    <w:p>
+      <w:r>
+        <w:t xml:space="preserve">With eyes blurry from lack of oxygen, </w:t>
+      </w:r>
+      <w:r>
+        <w:t xml:space="preserve">monster headache, sharp pains in his throat, lungs and </w:t>
+      </w:r>
+      <w:r>
+        <w:t>legs, Luke staggered on.</w:t>
+      </w:r>
+    </w:p>
+    <w:p>
+      <w:r>
+        <w:t>Finally, Luke crossed the boundary of the school ground</w:t>
+      </w:r>
+      <w:r>
+        <w:t>s</w:t>
+      </w:r>
+      <w:r>
+        <w:t>.</w:t>
+      </w:r>
+    </w:p>
+    <w:p>
+      <w:r>
+        <w:lastRenderedPageBreak/>
+        <w:t xml:space="preserve">The voices disappeared and Luke felt as if he exited a nightmare. The normal sounds of night appeared, along with </w:t>
+      </w:r>
+      <w:r>
+        <w:t>mosquitoes and other insects.</w:t>
+      </w:r>
+    </w:p>
+    <w:p>
+      <w:r>
+        <w:t>Luke collapsed amid the other teens. They too were exhausted.</w:t>
+      </w:r>
+    </w:p>
+    <w:p>
+      <w:r>
+        <w:t>For a few minutes no one spoke.</w:t>
+      </w:r>
+    </w:p>
+    <w:p>
+      <w:r>
+        <w:t>Then Ripper asked, “What happened to Antonio?”</w:t>
+      </w:r>
+    </w:p>
+    <w:p>
+      <w:r>
+        <w:t>Luke sat up. He was still bone tired and brain dead. However, he could walk – barely.</w:t>
+      </w:r>
+    </w:p>
+    <w:p>
+      <w:r>
+        <w:t>No one said anything.</w:t>
+      </w:r>
+    </w:p>
+    <w:p>
+      <w:r>
+        <w:t xml:space="preserve">Then another teen </w:t>
+      </w:r>
+      <w:r>
+        <w:t>whimpered</w:t>
+      </w:r>
+      <w:r>
+        <w:t>, “I don’t want to return there. We were foolish to disobey the principle.”</w:t>
+      </w:r>
+    </w:p>
+    <w:p>
+      <w:r>
+        <w:t xml:space="preserve">“I sent a message to </w:t>
+      </w:r>
+      <w:r>
+        <w:t xml:space="preserve">the </w:t>
+      </w:r>
+      <w:r>
+        <w:t xml:space="preserve">school, saying Antonio </w:t>
+      </w:r>
+      <w:r>
+        <w:t xml:space="preserve">Taylor </w:t>
+      </w:r>
+      <w:r>
+        <w:t>is missing,” Luke said. “They replied in all caps, saying</w:t>
+      </w:r>
+      <w:r>
+        <w:t>,</w:t>
+      </w:r>
+      <w:r>
+        <w:t xml:space="preserve"> ‘</w:t>
+      </w:r>
+      <w:r>
+        <w:t>DO NOT LEAVE SCHOOL GROUNDS</w:t>
+      </w:r>
+      <w:r>
+        <w:t>’</w:t>
+      </w:r>
+      <w:r>
+        <w:t>.</w:t>
+      </w:r>
+      <w:r>
+        <w:t xml:space="preserve"> They will look for him.”</w:t>
+      </w:r>
+    </w:p>
+    <w:p>
+      <w:r>
+        <w:t xml:space="preserve">“Did you say he was with us?” </w:t>
+      </w:r>
+      <w:proofErr w:type="spellStart"/>
+      <w:r>
+        <w:t>Silvan</w:t>
+      </w:r>
+      <w:proofErr w:type="spellEnd"/>
+      <w:r>
+        <w:t xml:space="preserve"> asked.</w:t>
+      </w:r>
+    </w:p>
+    <w:p>
+      <w:r>
+        <w:t>“No,” Luke said. “Although I assume they know.”</w:t>
+      </w:r>
+    </w:p>
+    <w:p>
+      <w:r>
+        <w:t>“It’s almost 10:00PM,” Luke said. “I’m going to bed.”</w:t>
+      </w:r>
+    </w:p>
+    <w:p>
+      <w:r>
+        <w:t>“Not eating?” Ripper asked.</w:t>
+      </w:r>
+    </w:p>
+    <w:p>
+      <w:r>
+        <w:t>“I can barely move,” Luke said. “I hope I don’t oversleep tomorrow.”</w:t>
+      </w:r>
+    </w:p>
+    <w:p>
+      <w:r>
+        <w:t>“On the bright side you seemed to have lost some weight,” Ripper said. “Also, your acne seems to have cleared up.”</w:t>
+      </w:r>
+    </w:p>
+    <w:p>
+      <w:r>
+        <w:t>“You’re right,” Luke said. “My pants are loose.”</w:t>
+      </w:r>
+    </w:p>
+    <w:p>
+      <w:pPr>
+        <w:pStyle w:val="H2"/>
+        <w:numPr>
+          <w:ilvl w:val="0"/>
+          <w:numId w:val="10"/>
+        </w:numPr>
+      </w:pPr>
+      <w:r>
+        <w:lastRenderedPageBreak/>
+        <w:t>New School</w:t>
+      </w:r>
+    </w:p>
+    <w:p/>
+    <w:p>
+      <w:r>
+        <w:t>“Want me to make breakfast for you?” Luke asked as he stepped into the kitchenette.</w:t>
+      </w:r>
+    </w:p>
+    <w:p>
+      <w:r>
+        <w:t>Last night Luke just peed and went to bed. That morning he looked at himself in the morning and got a surprise. His ac</w:t>
+      </w:r>
+      <w:r>
+        <w:t>n</w:t>
+      </w:r>
+      <w:r>
+        <w:t>e really did disappear and he definitely lost weight.</w:t>
+      </w:r>
+    </w:p>
+    <w:p>
+      <w:r>
+        <w:t>He still looked nondescript with his glasses. However he no longer stood out.</w:t>
+      </w:r>
+    </w:p>
+    <w:p>
+      <w:r>
+        <w:t>“What do you have?” Ripper asked as he did some light exercises.</w:t>
+      </w:r>
+    </w:p>
+    <w:p>
+      <w:r>
+        <w:t>Luke quickly prepared the food and laid it out.</w:t>
+      </w:r>
+    </w:p>
+    <w:p>
+      <w:r>
+        <w:t xml:space="preserve">“Thanks Luke,” Ripper said. “What do you </w:t>
+      </w:r>
+      <w:r>
+        <w:t>th</w:t>
+      </w:r>
+      <w:r>
+        <w:t>ink happened last night?”</w:t>
+      </w:r>
+    </w:p>
+    <w:p>
+      <w:r>
+        <w:t>“I really don’t know,” Luke said. “It was like something from a psyche</w:t>
+      </w:r>
+      <w:r>
+        <w:t>d</w:t>
+      </w:r>
+      <w:r>
+        <w:t xml:space="preserve">elic dream. </w:t>
+      </w:r>
+      <w:r>
+        <w:t>Did you notice that tiger wasn’t actually moving, but just sitting or standing near its prey?</w:t>
+      </w:r>
+    </w:p>
+    <w:p>
+      <w:r>
+        <w:t>“But the worst were the whispers.”</w:t>
+      </w:r>
+    </w:p>
+    <w:p>
+      <w:r>
+        <w:t>“Sorry I left you behind,” Ripper said</w:t>
+      </w:r>
+      <w:r>
+        <w:t xml:space="preserve"> sheepishly</w:t>
+      </w:r>
+      <w:r>
+        <w:t>. “I just panicked. By the way, what whispers?”</w:t>
+      </w:r>
+    </w:p>
+    <w:p>
+      <w:r>
+        <w:t>“You were all together, weren’t you?” Luke asked as he ate.</w:t>
+      </w:r>
+    </w:p>
+    <w:p>
+      <w:r>
+        <w:t xml:space="preserve">“Yes,” Ripper said. </w:t>
+      </w:r>
       <w:proofErr w:type="gramStart"/>
       <w:r>
-        <w:t xml:space="preserve">After hours </w:t>
-      </w:r>
-      <w:r>
-        <w:t>passed as Luke explored every nook and cranny of the campus.</w:t>
+        <w:t>“Except for Antonio.”</w:t>
       </w:r>
       <w:proofErr w:type="gramEnd"/>
     </w:p>
     <w:p>
       <w:r>
-        <w:t>Ripper called and Luke returned.</w:t>
-      </w:r>
-    </w:p>
+        <w:t xml:space="preserve">“I think </w:t>
+      </w:r>
+      <w:proofErr w:type="spellStart"/>
+      <w:r>
+        <w:t>windigoes</w:t>
+      </w:r>
+      <w:proofErr w:type="spellEnd"/>
+      <w:r>
+        <w:t xml:space="preserve"> </w:t>
+      </w:r>
+      <w:r>
+        <w:t xml:space="preserve">only </w:t>
+      </w:r>
+      <w:r>
+        <w:t xml:space="preserve">attack…sorry. There’s no such thing as </w:t>
+      </w:r>
+      <w:proofErr w:type="spellStart"/>
+      <w:r>
+        <w:t>windigoes</w:t>
+      </w:r>
+      <w:proofErr w:type="spellEnd"/>
+      <w:r>
+        <w:t xml:space="preserve">. However, damn, it felt so real. The strange thing is I got </w:t>
+      </w:r>
+      <w:r>
+        <w:t>more</w:t>
+      </w:r>
+      <w:r>
+        <w:t xml:space="preserve"> point</w:t>
+      </w:r>
+      <w:r>
+        <w:t>s</w:t>
+      </w:r>
+      <w:r>
+        <w:t xml:space="preserve"> in mental manipulation resistance. Additionally, all my stats have increased. And now I’m Level 1, whatever that means.”</w:t>
+      </w:r>
+    </w:p>
+    <w:p>
+      <w:pPr>
+        <w:pStyle w:val="StatusMessage"/>
+        <w:tabs>
+          <w:tab w:val="left" w:pos="2127"/>
+        </w:tabs>
+        <w:ind w:left="0"/>
+        <w:jc w:val="left"/>
+        <w:rPr>
+          <w:u w:val="single"/>
+        </w:rPr>
+      </w:pPr>
+      <w:r>
+        <w:rPr>
+          <w:u w:val="single"/>
+        </w:rPr>
+        <w:lastRenderedPageBreak/>
+        <w:t>Luke Billhardson – Level 1</w:t>
+      </w:r>
+    </w:p>
+    <w:p>
+      <w:pPr>
+        <w:pStyle w:val="StatusMessage"/>
+        <w:tabs>
+          <w:tab w:val="left" w:pos="2127"/>
+        </w:tabs>
+        <w:ind w:left="0"/>
+        <w:jc w:val="left"/>
+      </w:pPr>
+      <w:r>
+        <w:t>Strength:</w:t>
+      </w:r>
+      <w:r>
+        <w:tab/>
+      </w:r>
+      <w:r>
+        <w:t>4 -&gt; 6</w:t>
+      </w:r>
+    </w:p>
+    <w:p>
+      <w:pPr>
+        <w:pStyle w:val="StatusMessage"/>
+        <w:tabs>
+          <w:tab w:val="left" w:pos="2127"/>
+        </w:tabs>
+        <w:ind w:left="0"/>
+        <w:jc w:val="left"/>
+      </w:pPr>
+      <w:r>
+        <w:t>Agility</w:t>
+      </w:r>
+      <w:r>
+        <w:t>:</w:t>
+      </w:r>
+      <w:r>
+        <w:tab/>
+      </w:r>
+      <w:r>
+        <w:t>3 -&gt; 6</w:t>
+      </w:r>
+    </w:p>
+    <w:p>
+      <w:pPr>
+        <w:pStyle w:val="StatusMessage"/>
+        <w:tabs>
+          <w:tab w:val="left" w:pos="2127"/>
+        </w:tabs>
+        <w:spacing w:after="120"/>
+        <w:ind w:left="0" w:right="357"/>
+        <w:contextualSpacing w:val="0"/>
+        <w:jc w:val="left"/>
+      </w:pPr>
+      <w:r>
+        <w:t>Stamina:</w:t>
+      </w:r>
+      <w:r>
+        <w:tab/>
+        <w:t>3 -&gt; 7</w:t>
+      </w:r>
+    </w:p>
+    <w:p>
+      <w:pPr>
+        <w:pStyle w:val="StatusMessage"/>
+        <w:tabs>
+          <w:tab w:val="left" w:pos="2127"/>
+        </w:tabs>
+        <w:ind w:left="0"/>
+        <w:jc w:val="left"/>
+      </w:pPr>
+      <w:r>
+        <w:t>Constitution</w:t>
+      </w:r>
+      <w:r>
+        <w:t>:</w:t>
+      </w:r>
+      <w:r>
+        <w:tab/>
+      </w:r>
+      <w:r>
+        <w:t>5 -&gt; 6</w:t>
+      </w:r>
+    </w:p>
+    <w:p>
+      <w:pPr>
+        <w:pStyle w:val="StatusMessage"/>
+        <w:tabs>
+          <w:tab w:val="left" w:pos="2127"/>
+        </w:tabs>
+        <w:spacing w:after="120"/>
+        <w:ind w:left="0" w:right="357"/>
+        <w:contextualSpacing w:val="0"/>
+        <w:jc w:val="left"/>
+      </w:pPr>
+      <w:r>
+        <w:t>Vitality:</w:t>
+      </w:r>
+      <w:r>
+        <w:tab/>
+        <w:t>7 -&gt; 8</w:t>
+      </w:r>
+    </w:p>
+    <w:p>
+      <w:pPr>
+        <w:pStyle w:val="StatusMessage"/>
+        <w:tabs>
+          <w:tab w:val="left" w:pos="2127"/>
+        </w:tabs>
+        <w:ind w:left="0"/>
+        <w:jc w:val="left"/>
+      </w:pPr>
+      <w:r>
+        <w:t>Nerve:</w:t>
+      </w:r>
+      <w:r>
+        <w:tab/>
+      </w:r>
+      <w:r>
+        <w:t>11 -&gt; 13</w:t>
+      </w:r>
+    </w:p>
+    <w:p>
+      <w:pPr>
+        <w:pStyle w:val="StatusMessage"/>
+        <w:tabs>
+          <w:tab w:val="left" w:pos="2127"/>
+        </w:tabs>
+        <w:spacing w:after="120"/>
+        <w:ind w:left="0" w:right="357"/>
+        <w:contextualSpacing w:val="0"/>
+        <w:jc w:val="left"/>
+      </w:pPr>
+      <w:r>
+        <w:t>Manna</w:t>
+      </w:r>
+      <w:r>
+        <w:t xml:space="preserve"> Channeling</w:t>
+      </w:r>
+      <w:r>
+        <w:t>:</w:t>
+      </w:r>
+      <w:r>
+        <w:tab/>
+      </w:r>
+      <w:r>
+        <w:t xml:space="preserve">9 -&gt; </w:t>
+      </w:r>
+      <w:r>
+        <w:t>12</w:t>
+      </w:r>
+    </w:p>
+    <w:p>
+      <w:pPr>
+        <w:pStyle w:val="StatusMessage"/>
+        <w:tabs>
+          <w:tab w:val="left" w:pos="2127"/>
+        </w:tabs>
+        <w:ind w:left="0"/>
+        <w:jc w:val="left"/>
+      </w:pPr>
+      <w:r>
+        <w:t xml:space="preserve">Mental manipulation resistance: </w:t>
+      </w:r>
+      <w:r>
+        <w:t>7</w:t>
+      </w:r>
+      <w:r>
+        <w:t xml:space="preserve"> -&gt; </w:t>
+      </w:r>
+      <w:r>
+        <w:t>14</w:t>
+      </w:r>
+    </w:p>
+    <w:p>
+      <w:r>
+        <w:t>“I don’t understand this strange device.</w:t>
+      </w:r>
+      <w:r>
+        <w:t xml:space="preserve"> It works seemingly without a network, gets data from who knows where. </w:t>
+      </w:r>
+      <w:r>
+        <w:t xml:space="preserve">I wonder if it even needs to be charged. </w:t>
+      </w:r>
+      <w:r>
+        <w:t>And I think I dropped it last night, but yet I still have it.”</w:t>
+      </w:r>
+    </w:p>
+    <w:p>
+      <w:r>
+        <w:t xml:space="preserve">“That’s freaky,” Ripper said as he finished eating. </w:t>
+      </w:r>
+      <w:r>
+        <w:t>“</w:t>
+      </w:r>
+      <w:r>
+        <w:t xml:space="preserve">I’ll wash up. By the way, what are </w:t>
+      </w:r>
+      <w:proofErr w:type="spellStart"/>
+      <w:r>
+        <w:t>windigoes</w:t>
+      </w:r>
+      <w:proofErr w:type="spellEnd"/>
+      <w:r>
+        <w:t>?”</w:t>
+      </w:r>
+    </w:p>
+    <w:p>
+      <w:r>
+        <w:t>“</w:t>
+      </w:r>
+      <w:r>
+        <w:t xml:space="preserve">Says here, in some </w:t>
+      </w:r>
+      <w:proofErr w:type="spellStart"/>
+      <w:r>
+        <w:t>abrogenial</w:t>
+      </w:r>
+      <w:proofErr w:type="spellEnd"/>
+      <w:r>
+        <w:t xml:space="preserve"> </w:t>
+      </w:r>
+      <w:r>
+        <w:t>folk law</w:t>
+      </w:r>
+      <w:r>
+        <w:t xml:space="preserve">, </w:t>
+      </w:r>
+      <w:proofErr w:type="spellStart"/>
+      <w:r>
+        <w:t>windigoes</w:t>
+      </w:r>
+      <w:proofErr w:type="spellEnd"/>
+      <w:r>
+        <w:t xml:space="preserve"> are evil spirits that drive lone hunters mad with their lonesome whispers</w:t>
+      </w:r>
+      <w:r>
+        <w:t xml:space="preserve">,” Luke said. “I guess that’s </w:t>
+      </w:r>
+      <w:r>
+        <w:t xml:space="preserve">why </w:t>
+      </w:r>
+      <w:r>
+        <w:t>you never hear them. But if Antonio got separated, that would explain why he was lost.”</w:t>
+      </w:r>
+    </w:p>
+    <w:p>
+      <w:r>
+        <w:t>“This place is getting creepy,” Ripper said. “All I wanted was to graduate high school and get drafted into a major league football team.”</w:t>
+      </w:r>
+    </w:p>
+    <w:p>
+      <w:r>
+        <w:t>“And my goal is to help make my family restaurant prosper,” Luke said as he handed his dishes to Ripper. “</w:t>
+      </w:r>
+      <w:r>
+        <w:t>You should check your stats. I’m t</w:t>
+      </w:r>
+      <w:r>
+        <w:t>aking a shower.”</w:t>
+      </w:r>
+    </w:p>
+    <w:p>
+      <w:r>
+        <w:t>Luke took his school uniform and entered the washroom. Five minutes later he exited, fully dressed.</w:t>
+      </w:r>
+    </w:p>
+    <w:p>
+      <w:r>
+        <w:t>Ripper was already dressed and ready to go.</w:t>
+      </w:r>
+    </w:p>
+    <w:p>
+      <w:r>
+        <w:lastRenderedPageBreak/>
+        <w:t xml:space="preserve">“My stats have increased too,” Ripper said. </w:t>
+      </w:r>
+      <w:proofErr w:type="gramStart"/>
+      <w:r>
+        <w:t>“Says here I’m 1 point faster.</w:t>
+      </w:r>
+      <w:proofErr w:type="gramEnd"/>
+      <w:r>
+        <w:t xml:space="preserve"> Also, I’m Level 1 too.”</w:t>
+      </w:r>
+    </w:p>
+    <w:p>
+      <w:r>
+        <w:t>Stepping out of their room, they headed out.</w:t>
+      </w:r>
+    </w:p>
+    <w:p>
+      <w:r>
+        <w:t>“By the way, my clothes fit perfectly, even though I seem to have lost at least 5 kg.”</w:t>
+      </w:r>
+    </w:p>
+    <w:p>
+      <w:r>
+        <w:t>“Freaky,” Ripper said.</w:t>
+      </w:r>
+    </w:p>
+    <w:p>
+      <w:r>
+        <w:t>They stepped out of the apartment building. On impulse Luke began jogging. Ripper jogged with him.</w:t>
+      </w:r>
+    </w:p>
+    <w:p>
+      <w:r>
+        <w:t xml:space="preserve">They arrived at the Pasteur building and Luke said, “I can’t believe I ran so far and I’m not even </w:t>
+      </w:r>
+      <w:r>
+        <w:t>winded</w:t>
+      </w:r>
+      <w:r>
+        <w:t>.”</w:t>
+      </w:r>
+    </w:p>
+    <w:p>
+      <w:r>
+        <w:t>The class room was tiered with a row of desks on each row. Luke took a seat near the window with Ripper next to him.</w:t>
+      </w:r>
+    </w:p>
+    <w:p>
+      <w:r>
+        <w:t>Fi</w:t>
+      </w:r>
+      <w:r>
+        <w:t>v</w:t>
+      </w:r>
+      <w:r>
+        <w:t xml:space="preserve">e minutes later the room was filled with over 60 students. Front and center was the year rep Annie. She was </w:t>
+      </w:r>
+      <w:r>
+        <w:t xml:space="preserve">surrounded by </w:t>
+      </w:r>
+      <w:r>
+        <w:t xml:space="preserve">her </w:t>
+      </w:r>
+      <w:r>
+        <w:t>peons as usual.</w:t>
+      </w:r>
+    </w:p>
+    <w:p>
+      <w:r>
+        <w:t>The teacher entered and everyone took their seats.</w:t>
+      </w:r>
+    </w:p>
+    <w:p>
+      <w:r>
+        <w:t>The bell rang and the teacher said, “Good morning class. My name is Mr. Song. This school is unlike any you have ever been in.</w:t>
+      </w:r>
+    </w:p>
+    <w:p>
+      <w:r>
+        <w:t>“The world is in terrible shape, and is literally going to hell in a hand basket.</w:t>
+      </w:r>
+    </w:p>
+    <w:p>
+      <w:r>
+        <w:t>“You have all heard the 2012 prediction. Well we chose the wrong path. Now we have to live with it.</w:t>
+      </w:r>
+    </w:p>
+    <w:p>
+      <w:r>
+        <w:t>“We need strong leaders who will guide the world and we believe you have what it takes, which is why you are all here.”</w:t>
+      </w:r>
+    </w:p>
+    <w:p>
+      <w:r>
+        <w:lastRenderedPageBreak/>
+        <w:t xml:space="preserve">Mr. Song wrote on the board and then said, “Starting from the bottom left, you will say your name, and the animal that best describes your personality. You will also tell us your hobbies and </w:t>
+      </w:r>
+      <w:r>
+        <w:t>what you want to do when you grow up.”</w:t>
+      </w:r>
+    </w:p>
+    <w:p>
+      <w:r>
+        <w:t>The first person stood and spoke.</w:t>
+      </w:r>
+    </w:p>
+    <w:p>
+      <w:r>
+        <w:t>Soon enough it was Annie’s turn.</w:t>
+      </w:r>
+    </w:p>
+    <w:p>
+      <w:r>
+        <w:t>“My name is Annie Winfield and my animal is…” Annie paused, looking embarrassed.</w:t>
+      </w:r>
+    </w:p>
+    <w:p>
+      <w:r>
+        <w:t>“Golden dragon,” Luke said into the silence.</w:t>
+      </w:r>
+    </w:p>
+    <w:p>
+      <w:r>
+        <w:t>Annie turned her golden – correction, brown eyes to Luke and stared at him.</w:t>
+      </w:r>
+    </w:p>
+    <w:p>
+      <w:r>
+        <w:t>“You are a goat,” Annie declared.</w:t>
+      </w:r>
+    </w:p>
+    <w:p>
+      <w:r>
+        <w:t>The room filled with laughter and Luke felt his face turn red.</w:t>
+      </w:r>
+    </w:p>
+    <w:p>
+      <w:r>
+        <w:t xml:space="preserve">“Settle down kids,” Mr. Song </w:t>
+      </w:r>
+      <w:r>
+        <w:t>commanded.</w:t>
+      </w:r>
+    </w:p>
+    <w:p>
+      <w:r>
+        <w:t xml:space="preserve">The room quieted and Annie said, </w:t>
+      </w:r>
+      <w:r>
+        <w:t>“</w:t>
+      </w:r>
+      <w:r>
+        <w:t xml:space="preserve">My hobbies are debating, </w:t>
+      </w:r>
+      <w:r>
+        <w:t xml:space="preserve">track and field, </w:t>
+      </w:r>
+      <w:r>
+        <w:t>fencing, and archery. I intend to study political science and go into politics when I graduate.”</w:t>
+      </w:r>
+    </w:p>
+    <w:p>
+      <w:r>
+        <w:t>Annie sat down and the next person stood.</w:t>
+      </w:r>
+    </w:p>
+    <w:p>
+      <w:r>
+        <w:t>After awhile it was Luke’s turn.</w:t>
+      </w:r>
+    </w:p>
+    <w:p>
+      <w:r>
+        <w:t>Luke stood up and said, “My name is Luke Billhardson. As Annie said, my favorite animal is the goat, since they are so funny.</w:t>
+      </w:r>
+    </w:p>
+    <w:p>
+      <w:r>
+        <w:t xml:space="preserve">“My hobbies are building stuff, </w:t>
+      </w:r>
+      <w:r>
+        <w:t xml:space="preserve">puzzle solving, </w:t>
+      </w:r>
+      <w:r>
+        <w:t>hiking, cooking, and of course eating.</w:t>
+      </w:r>
+    </w:p>
+    <w:p>
+      <w:r>
+        <w:t xml:space="preserve">“My goal is to work at my family restaurant, the Goat Bucket, and help it prosper.” </w:t>
+      </w:r>
+      <w:r>
+        <w:t xml:space="preserve">Amid the laughter </w:t>
+      </w:r>
+      <w:r>
+        <w:t>Luke sat down.</w:t>
+      </w:r>
+    </w:p>
+    <w:p>
+      <w:r>
+        <w:lastRenderedPageBreak/>
+        <w:t>The rest of the class did their introductions and Mr. Song asked, “Any questions?”</w:t>
+      </w:r>
+    </w:p>
+    <w:p>
+      <w:r>
+        <w:t xml:space="preserve">Luke raised his hand and asked, “How </w:t>
+      </w:r>
+      <w:r>
+        <w:t>do these devices work?”</w:t>
+      </w:r>
+    </w:p>
+    <w:p>
+      <w:r>
+        <w:t>“Isn’t it obvious?” Mr. Song asked</w:t>
+      </w:r>
+      <w:r>
+        <w:t>, smiling.</w:t>
+      </w:r>
+    </w:p>
+    <w:p>
+      <w:r>
+        <w:t xml:space="preserve">“No,” Luke replied. “Yesterday, I declared to Ripper that </w:t>
+      </w:r>
+      <w:r>
+        <w:t xml:space="preserve">I </w:t>
+      </w:r>
+      <w:r>
+        <w:t>would never follow like a sheep. A moment later my device beeped, and said I gained +1 in mental manipulation resistance.</w:t>
+      </w:r>
+      <w:r>
+        <w:t xml:space="preserve"> That doesn’t make sense.”</w:t>
+      </w:r>
+    </w:p>
+    <w:p>
+      <w:r>
+        <w:t>“What is it now?” Mr. Song asked.</w:t>
+      </w:r>
+    </w:p>
+    <w:p>
+      <w:r>
+        <w:t>“</w:t>
+      </w:r>
+      <w:r>
+        <w:t>14</w:t>
+      </w:r>
+      <w:r>
+        <w:t>, whatever that means,” Luke said.</w:t>
+      </w:r>
+    </w:p>
+    <w:p>
+      <w:r>
+        <w:t>“That’s amazing,” Mr. Song said, impressed.</w:t>
+      </w:r>
+    </w:p>
+    <w:p>
+      <w:r>
+        <w:t>“I’m not trying to boast,” Luke said, embarrassed. “I just want to understand.”</w:t>
+      </w:r>
+    </w:p>
+    <w:p>
+      <w:r>
+        <w:t>Mr. Song took out his device and pointed it at Luke.</w:t>
+      </w:r>
+    </w:p>
+    <w:p>
+      <w:r>
+        <w:t>“You went off campus, didn’t you?” Mr. Song said, frowning.</w:t>
+      </w:r>
+    </w:p>
+    <w:p>
+      <w:r>
+        <w:t>Luke just sighed and nodded.</w:t>
+      </w:r>
+    </w:p>
+    <w:p>
+      <w:r>
+        <w:t>“Listen</w:t>
+      </w:r>
+      <w:r>
+        <w:t>,</w:t>
+      </w:r>
+      <w:r>
+        <w:t xml:space="preserve"> everyone,” Mr. Song said. “</w:t>
+      </w:r>
+      <w:r>
+        <w:t>Please don’t go off campus after sundown. It’s for your safety. Wouldn’t you agree, Mr. Billhardson?”</w:t>
+      </w:r>
+    </w:p>
+    <w:p>
+      <w:r>
+        <w:t>“I don’t know what happened,” Luke said. “I felt as if I was chased by a tiger, and heard terrifying voices whispering to me.</w:t>
+      </w:r>
+    </w:p>
+    <w:p>
+      <w:r>
+        <w:t>“At a restaurant the locals were saying how dangerous the forests were at night. I foolishly ignored them. At least one student was lost last night.”</w:t>
+      </w:r>
+    </w:p>
+    <w:p>
+      <w:r>
+        <w:t>“For the next few weeks please obey the rules,” Mr. Song said. “In time we will give you the training to face what is out there.</w:t>
+      </w:r>
+    </w:p>
+    <w:p>
+      <w:r>
+        <w:lastRenderedPageBreak/>
+        <w:t>“As a matter of fact, this talk is part of your training. You do not need to be afraid. Just focus on your lessons.</w:t>
+      </w:r>
+    </w:p>
+    <w:p>
+      <w:r>
+        <w:t>“Also, it’s okay if you want to drop out of school. Every year people do just that. But if you can though it out, then a new world will open out to you.</w:t>
+      </w:r>
+    </w:p>
+    <w:p>
+      <w:r>
+        <w:t>“As mentioned before, humanity has taken the wrong path. We need all of you to handle what is to come and keep the world safe.”</w:t>
+      </w:r>
+    </w:p>
+    <w:p>
+      <w:r>
+        <w:t>Mr. Song gave a dramatic pause as the students squirmed.</w:t>
+      </w:r>
+    </w:p>
+    <w:p>
+      <w:r>
+        <w:t>“Going back to the devices, t</w:t>
+      </w:r>
+      <w:r>
+        <w:t>he human body is composed of billions of cells, each having electrical and other properties,” Mr. Song said. “As a result</w:t>
+      </w:r>
+      <w:r>
+        <w:t xml:space="preserve"> of </w:t>
+      </w:r>
+      <w:r>
+        <w:t>various processes within your bodies</w:t>
+      </w:r>
+      <w:r>
+        <w:t>, everyone is surrounded by an energy field. Your devices are able to read these fields, giving you the stats you see.</w:t>
+      </w:r>
+    </w:p>
+    <w:p>
+      <w:r>
+        <w:t>“There are clubs you can join that explore these subjects. Join them if this fascinates you.</w:t>
+      </w:r>
+    </w:p>
+    <w:p>
+      <w:r>
+        <w:t>“Speaking of clubs, you are all required to join at least one club.</w:t>
+      </w:r>
+    </w:p>
+    <w:p>
+      <w:r>
+        <w:t>“The clubs will be advertising all week.</w:t>
+      </w:r>
+    </w:p>
+    <w:p>
+      <w:r>
+        <w:t>“Sometime in October each of you will be forming study groups of between 5 and 7 people.</w:t>
+      </w:r>
+      <w:r>
+        <w:t xml:space="preserve"> At that time we will let you know what is required in the groups.</w:t>
+      </w:r>
+    </w:p>
+    <w:p>
+      <w:r>
+        <w:t>“One more thing. All services on campus are paid for using our proprietary system. On your phones you will note 0C, 0S, and 2G. That is copper, silver, and gold. You have more than enough to last you the month for various things such as food.</w:t>
+      </w:r>
+    </w:p>
+    <w:p>
+      <w:r>
+        <w:t>“However, that is not enough for all the fun things available for purchase.</w:t>
+      </w:r>
+    </w:p>
+    <w:p>
+      <w:r>
+        <w:lastRenderedPageBreak/>
+        <w:t>“</w:t>
+      </w:r>
+      <w:r>
+        <w:t>Don’t worry. Score good grades and you will earn gold. Take on tasks from the task board and you will earn gold.</w:t>
+      </w:r>
+      <w:r>
+        <w:t xml:space="preserve"> There are many ways to earn gold, and even more ways to spend it.”</w:t>
+      </w:r>
+    </w:p>
+    <w:p>
+      <w:r>
+        <w:t xml:space="preserve">Mr. Song paused and then said, </w:t>
+      </w:r>
+      <w:r>
+        <w:t>“However, bad behavior will lose you gold.</w:t>
+      </w:r>
+    </w:p>
+    <w:p>
+      <w:r>
+        <w:t>“</w:t>
+      </w:r>
+      <w:r>
+        <w:t>Luke was lucky. His misbehavior was done before school began, otherwise he would have lost a gold.”</w:t>
+      </w:r>
+    </w:p>
+    <w:p>
+      <w:r>
+        <w:t>The rest of the class was relatively mundane, with talk of curriculum.</w:t>
+      </w:r>
+    </w:p>
+    <w:p>
+      <w:r>
+        <w:t>The bell rang. Luke grabbed his school bag and got up.</w:t>
+      </w:r>
+    </w:p>
+    <w:p>
+      <w:r>
+        <w:t>“Some of the guys suggested…” Ripper began.</w:t>
+      </w:r>
+    </w:p>
+    <w:p>
+      <w:r>
+        <w:t>“No problem,” Luke said. “</w:t>
+      </w:r>
+      <w:r>
+        <w:t xml:space="preserve">Have fun with your friends. </w:t>
+      </w:r>
+      <w:r>
+        <w:t>I’m going to eat, and then see the clubs.”</w:t>
+      </w:r>
+    </w:p>
+    <w:p>
+      <w:r>
+        <w:t>Waving bye, Luke headed out. He looked at Annie, but she was already swamped with people. That was way too much trouble.</w:t>
+      </w:r>
+    </w:p>
+    <w:p>
+      <w:r>
+        <w:t xml:space="preserve">Luke enjoyed helping people and serving them delicious food. </w:t>
+      </w:r>
+      <w:r>
+        <w:t>However, he didn’t fancy being the center of attention.</w:t>
+      </w:r>
+    </w:p>
+    <w:p>
+      <w:r>
+        <w:t>The trip to the cafeteria</w:t>
+      </w:r>
+    </w:p>
+    <w:p/>
+    <w:p/>
+    <w:p/>
+    <w:p/>
+    <w:p/>
+    <w:p/>
+    <w:p/>
+    <w:p/>
+    <w:p/>
+    <w:p/>
+    <w:p/>
+    <w:p/>
+    <w:p/>
+    <w:p/>
+    <w:p/>
+    <w:p/>
+    <w:p/>
+    <w:p/>
     <w:p/>
     <w:p/>
     <w:p/>
@@ -2785,7 +4404,7 @@
             <w:rPr>
               <w:noProof/>
             </w:rPr>
-            <w:t>16</w:t>
+            <w:t>30</w:t>
           </w:r>
         </w:fldSimple>
       </w:p>
@@ -2815,7 +4434,7 @@
             <w:rPr>
               <w:noProof/>
             </w:rPr>
-            <w:t>15</w:t>
+            <w:t>29</w:t>
           </w:r>
         </w:fldSimple>
       </w:p>
@@ -3021,6 +4640,95 @@
     </w:lvl>
   </w:abstractNum>
   <w:abstractNum w:abstractNumId="1">
+    <w:nsid w:val="0DF81638"/>
+    <w:multiLevelType w:val="hybridMultilevel"/>
+    <w:tmpl w:val="212027BE"/>
+    <w:lvl w:ilvl="0" w:tplc="0409000F">
+      <w:start w:val="1"/>
+      <w:numFmt w:val="decimal"/>
+      <w:lvlText w:val="%1."/>
+      <w:lvlJc w:val="left"/>
+      <w:pPr>
+        <w:ind w:left="720" w:hanging="360"/>
+      </w:pPr>
+      <w:rPr>
+        <w:rFonts w:hint="default"/>
+      </w:rPr>
+    </w:lvl>
+    <w:lvl w:ilvl="1" w:tplc="04090019" w:tentative="1">
+      <w:start w:val="1"/>
+      <w:numFmt w:val="lowerLetter"/>
+      <w:lvlText w:val="%2."/>
+      <w:lvlJc w:val="left"/>
+      <w:pPr>
+        <w:ind w:left="1440" w:hanging="360"/>
+      </w:pPr>
+    </w:lvl>
+    <w:lvl w:ilvl="2" w:tplc="0409001B" w:tentative="1">
+      <w:start w:val="1"/>
+      <w:numFmt w:val="lowerRoman"/>
+      <w:lvlText w:val="%3."/>
+      <w:lvlJc w:val="right"/>
+      <w:pPr>
+        <w:ind w:left="2160" w:hanging="180"/>
+      </w:pPr>
+    </w:lvl>
+    <w:lvl w:ilvl="3" w:tplc="0409000F" w:tentative="1">
+      <w:start w:val="1"/>
+      <w:numFmt w:val="decimal"/>
+      <w:lvlText w:val="%4."/>
+      <w:lvlJc w:val="left"/>
+      <w:pPr>
+        <w:ind w:left="2880" w:hanging="360"/>
+      </w:pPr>
+    </w:lvl>
+    <w:lvl w:ilvl="4" w:tplc="04090019" w:tentative="1">
+      <w:start w:val="1"/>
+      <w:numFmt w:val="lowerLetter"/>
+      <w:lvlText w:val="%5."/>
+      <w:lvlJc w:val="left"/>
+      <w:pPr>
+        <w:ind w:left="3600" w:hanging="360"/>
+      </w:pPr>
+    </w:lvl>
+    <w:lvl w:ilvl="5" w:tplc="0409001B" w:tentative="1">
+      <w:start w:val="1"/>
+      <w:numFmt w:val="lowerRoman"/>
+      <w:lvlText w:val="%6."/>
+      <w:lvlJc w:val="right"/>
+      <w:pPr>
+        <w:ind w:left="4320" w:hanging="180"/>
+      </w:pPr>
+    </w:lvl>
+    <w:lvl w:ilvl="6" w:tplc="0409000F" w:tentative="1">
+      <w:start w:val="1"/>
+      <w:numFmt w:val="decimal"/>
+      <w:lvlText w:val="%7."/>
+      <w:lvlJc w:val="left"/>
+      <w:pPr>
+        <w:ind w:left="5040" w:hanging="360"/>
+      </w:pPr>
+    </w:lvl>
+    <w:lvl w:ilvl="7" w:tplc="04090019" w:tentative="1">
+      <w:start w:val="1"/>
+      <w:numFmt w:val="lowerLetter"/>
+      <w:lvlText w:val="%8."/>
+      <w:lvlJc w:val="left"/>
+      <w:pPr>
+        <w:ind w:left="5760" w:hanging="360"/>
+      </w:pPr>
+    </w:lvl>
+    <w:lvl w:ilvl="8" w:tplc="0409001B" w:tentative="1">
+      <w:start w:val="1"/>
+      <w:numFmt w:val="lowerRoman"/>
+      <w:lvlText w:val="%9."/>
+      <w:lvlJc w:val="right"/>
+      <w:pPr>
+        <w:ind w:left="6480" w:hanging="180"/>
+      </w:pPr>
+    </w:lvl>
+  </w:abstractNum>
+  <w:abstractNum w:abstractNumId="2">
     <w:nsid w:val="204B1BBA"/>
     <w:multiLevelType w:val="hybridMultilevel"/>
     <w:tmpl w:val="BB727856"/>
@@ -3133,7 +4841,7 @@
       </w:rPr>
     </w:lvl>
   </w:abstractNum>
-  <w:abstractNum w:abstractNumId="2">
+  <w:abstractNum w:abstractNumId="3">
     <w:nsid w:val="272D2A08"/>
     <w:multiLevelType w:val="hybridMultilevel"/>
     <w:tmpl w:val="28884E58"/>
@@ -3245,7 +4953,7 @@
       </w:rPr>
     </w:lvl>
   </w:abstractNum>
-  <w:abstractNum w:abstractNumId="3">
+  <w:abstractNum w:abstractNumId="4">
     <w:nsid w:val="4DFE464A"/>
     <w:multiLevelType w:val="hybridMultilevel"/>
     <w:tmpl w:val="8A06AADA"/>
@@ -3358,7 +5066,7 @@
       </w:rPr>
     </w:lvl>
   </w:abstractNum>
-  <w:abstractNum w:abstractNumId="4">
+  <w:abstractNum w:abstractNumId="5">
     <w:nsid w:val="503A171F"/>
     <w:multiLevelType w:val="hybridMultilevel"/>
     <w:tmpl w:val="71D6A90A"/>
@@ -3444,7 +5152,7 @@
       </w:pPr>
     </w:lvl>
   </w:abstractNum>
-  <w:abstractNum w:abstractNumId="5">
+  <w:abstractNum w:abstractNumId="6">
     <w:nsid w:val="61F6587A"/>
     <w:multiLevelType w:val="hybridMultilevel"/>
     <w:tmpl w:val="36920F9C"/>
@@ -3557,7 +5265,7 @@
       </w:rPr>
     </w:lvl>
   </w:abstractNum>
-  <w:abstractNum w:abstractNumId="6">
+  <w:abstractNum w:abstractNumId="7">
     <w:nsid w:val="6C2766A1"/>
     <w:multiLevelType w:val="hybridMultilevel"/>
     <w:tmpl w:val="FB9EA3B0"/>
@@ -3643,7 +5351,7 @@
       </w:pPr>
     </w:lvl>
   </w:abstractNum>
-  <w:abstractNum w:abstractNumId="7">
+  <w:abstractNum w:abstractNumId="8">
     <w:nsid w:val="6CD16429"/>
     <w:multiLevelType w:val="hybridMultilevel"/>
     <w:tmpl w:val="9458897A"/>
@@ -3756,7 +5464,7 @@
       </w:rPr>
     </w:lvl>
   </w:abstractNum>
-  <w:abstractNum w:abstractNumId="8">
+  <w:abstractNum w:abstractNumId="9">
     <w:nsid w:val="7E277231"/>
     <w:multiLevelType w:val="hybridMultilevel"/>
     <w:tmpl w:val="09B85AD4"/>
@@ -3870,31 +5578,34 @@
     </w:lvl>
   </w:abstractNum>
   <w:num w:numId="1">
+    <w:abstractNumId w:val="3"/>
+  </w:num>
+  <w:num w:numId="2">
     <w:abstractNumId w:val="2"/>
   </w:num>
-  <w:num w:numId="2">
-    <w:abstractNumId w:val="1"/>
-  </w:num>
   <w:num w:numId="3">
-    <w:abstractNumId w:val="4"/>
+    <w:abstractNumId w:val="5"/>
   </w:num>
   <w:num w:numId="4">
-    <w:abstractNumId w:val="6"/>
+    <w:abstractNumId w:val="7"/>
   </w:num>
   <w:num w:numId="5">
-    <w:abstractNumId w:val="3"/>
+    <w:abstractNumId w:val="4"/>
   </w:num>
   <w:num w:numId="6">
     <w:abstractNumId w:val="0"/>
   </w:num>
   <w:num w:numId="7">
-    <w:abstractNumId w:val="7"/>
+    <w:abstractNumId w:val="8"/>
   </w:num>
   <w:num w:numId="8">
-    <w:abstractNumId w:val="8"/>
+    <w:abstractNumId w:val="9"/>
   </w:num>
   <w:num w:numId="9">
-    <w:abstractNumId w:val="5"/>
+    <w:abstractNumId w:val="6"/>
+  </w:num>
+  <w:num w:numId="10">
+    <w:abstractNumId w:val="1"/>
   </w:num>
 </w:numbering>
 </file>
@@ -5145,7 +6856,7 @@
 </file>
 
 <file path=customXml/itemProps1.xml><?xml version="1.0" encoding="utf-8"?>
-<ds:datastoreItem xmlns:ds="http://schemas.openxmlformats.org/officeDocument/2006/customXml" ds:itemID="{2AD76AC6-206D-4EAB-B5D4-6B83FBE9DBA1}">
+<ds:datastoreItem xmlns:ds="http://schemas.openxmlformats.org/officeDocument/2006/customXml" ds:itemID="{D4669F5A-0D55-4651-8181-D6D8277AE203}">
   <ds:schemaRefs>
     <ds:schemaRef ds:uri="http://schemas.openxmlformats.org/officeDocument/2006/bibliography"/>
   </ds:schemaRefs>

--- a/Books/RPG_Books/The PrincessAndTheabyssDiver/Book_The PrincessAndTheAbyssDiver.docx
+++ b/Books/RPG_Books/The PrincessAndTheabyssDiver/Book_The PrincessAndTheAbyssDiver.docx
@@ -4250,10 +4250,57 @@
       <w:r>
         <w:t>The trip to the cafeteria</w:t>
       </w:r>
-    </w:p>
-    <w:p/>
-    <w:p/>
-    <w:p/>
+      <w:r>
+        <w:t xml:space="preserve"> was uneventful. The area around the cafeteria was lined with boots. People called for applicants and handed out flyers.</w:t>
+      </w:r>
+    </w:p>
+    <w:p>
+      <w:r>
+        <w:t>This was definitely different from grade school.</w:t>
+      </w:r>
+    </w:p>
+    <w:p>
+      <w:r>
+        <w:t>Luke looked about for the three hobbies he enjoyed.</w:t>
+      </w:r>
+    </w:p>
+    <w:p>
+      <w:r>
+        <w:t xml:space="preserve">After awhile he found </w:t>
+      </w:r>
+      <w:r>
+        <w:t>a club called the maze walkers</w:t>
+      </w:r>
+      <w:r>
+        <w:t>.</w:t>
+      </w:r>
+    </w:p>
+    <w:p>
+      <w:r>
+        <w:t>A teen saw Luke looking at him and said, “Hi I’m Billy. This group is dedicated to solving puzzles and mazes. We even have contests.”</w:t>
+      </w:r>
+    </w:p>
+    <w:p>
+      <w:r>
+        <w:t>Luke took a flyer and moved on.</w:t>
+      </w:r>
+    </w:p>
+    <w:p>
+      <w:r>
+        <w:lastRenderedPageBreak/>
+        <w:t>The next place he found was a maker’s group.</w:t>
+      </w:r>
+    </w:p>
+    <w:p>
+      <w:r>
+        <w:t>After that he grabbed food from the cafeteria.</w:t>
+      </w:r>
+    </w:p>
+    <w:p>
+      <w:r>
+        <w:t>Lunch ended and he returned to his next class.</w:t>
+      </w:r>
+    </w:p>
     <w:p/>
     <w:p/>
     <w:p/>
@@ -4404,7 +4451,7 @@
             <w:rPr>
               <w:noProof/>
             </w:rPr>
-            <w:t>30</w:t>
+            <w:t>28</w:t>
           </w:r>
         </w:fldSimple>
       </w:p>
@@ -4434,7 +4481,7 @@
             <w:rPr>
               <w:noProof/>
             </w:rPr>
-            <w:t>29</w:t>
+            <w:t>27</w:t>
           </w:r>
         </w:fldSimple>
       </w:p>
@@ -6856,7 +6903,7 @@
 </file>
 
 <file path=customXml/itemProps1.xml><?xml version="1.0" encoding="utf-8"?>
-<ds:datastoreItem xmlns:ds="http://schemas.openxmlformats.org/officeDocument/2006/customXml" ds:itemID="{D4669F5A-0D55-4651-8181-D6D8277AE203}">
+<ds:datastoreItem xmlns:ds="http://schemas.openxmlformats.org/officeDocument/2006/customXml" ds:itemID="{01EE53C9-EFA3-4C8B-B998-EE5BD057FA65}">
   <ds:schemaRefs>
     <ds:schemaRef ds:uri="http://schemas.openxmlformats.org/officeDocument/2006/bibliography"/>
   </ds:schemaRefs>

--- a/Books/RPG_Books/The PrincessAndTheabyssDiver/Book_The PrincessAndTheAbyssDiver.docx
+++ b/Books/RPG_Books/The PrincessAndTheabyssDiver/Book_The PrincessAndTheAbyssDiver.docx
@@ -309,7 +309,13 @@
       </w:r>
       <w:r>
         <w:br/>
-        <w:t>but does the world still need flesh robots?</w:t>
+        <w:t xml:space="preserve">but does the world still need </w:t>
+      </w:r>
+      <w:r>
+        <w:t>meat</w:t>
+      </w:r>
+      <w:r>
+        <w:t xml:space="preserve"> robots?</w:t>
       </w:r>
     </w:p>
     <w:p>
@@ -587,7 +593,13 @@
         <w:t>Settings</w:t>
       </w:r>
       <w:r>
-        <w:t>. There is no app store or anything.”</w:t>
+        <w:t xml:space="preserve">. </w:t>
+      </w:r>
+      <w:r>
+        <w:t>I can’t find any</w:t>
+      </w:r>
+      <w:r>
+        <w:t xml:space="preserve"> no app store or anything.”</w:t>
       </w:r>
     </w:p>
     <w:p>
@@ -1377,6 +1389,31 @@
     </w:p>
     <w:p>
       <w:r>
+        <w:t>“This first week is for you to settle in. Then next week you will get to know the true nature of this school and why you are here.</w:t>
+      </w:r>
+    </w:p>
+    <w:p>
+      <w:r>
+        <w:t>“We selected each of you because we believe you are best qualified. However, we might have been wrong. If, for whatever reason, you find this place overwhelming, you are free to return to your country.</w:t>
+      </w:r>
+    </w:p>
+    <w:p>
+      <w:r>
+        <w:t>“We will even extend your scholarship to other schools.</w:t>
+      </w:r>
+    </w:p>
+    <w:p>
+      <w:r>
+        <w:t>“And that is why you are starting in August.”</w:t>
+      </w:r>
+    </w:p>
+    <w:p>
+      <w:r>
+        <w:t>The principle paused for the message to sink in and then continued.</w:t>
+      </w:r>
+    </w:p>
+    <w:p>
+      <w:r>
         <w:t>“</w:t>
       </w:r>
       <w:r>
@@ -1472,6 +1509,7 @@
     </w:p>
     <w:p>
       <w:r>
+        <w:lastRenderedPageBreak/>
         <w:t>That sent a chill down Luke’s back.</w:t>
       </w:r>
     </w:p>
@@ -1518,20 +1556,288 @@
     </w:p>
     <w:p>
       <w:r>
+        <w:t xml:space="preserve">The principle turned back to the audience and said, “The </w:t>
+      </w:r>
+      <w:r>
+        <w:t xml:space="preserve">boundary of </w:t>
+      </w:r>
+      <w:r>
+        <w:t>both the town and</w:t>
+      </w:r>
+      <w:r>
+        <w:t xml:space="preserve"> school grounds is</w:t>
+      </w:r>
+      <w:r>
+        <w:t xml:space="preserve"> well marked.</w:t>
+      </w:r>
+    </w:p>
+    <w:p>
+      <w:r>
+        <w:t>“</w:t>
+      </w:r>
+      <w:r>
+        <w:t xml:space="preserve">You are </w:t>
+      </w:r>
+      <w:r>
+        <w:t xml:space="preserve">required to be either on </w:t>
+      </w:r>
+      <w:r>
+        <w:t xml:space="preserve">campus grounds </w:t>
+      </w:r>
+      <w:r>
+        <w:t xml:space="preserve">or in the town between </w:t>
+      </w:r>
+      <w:r>
+        <w:t>dusk and dawn. Those rules are there for a reason. We don’t want tragedies.</w:t>
+      </w:r>
+      <w:r>
+        <w:t xml:space="preserve"> Dismissed.”</w:t>
+      </w:r>
+    </w:p>
+    <w:p>
+      <w:r>
+        <w:t xml:space="preserve">The auditorium burst into a cacophony as everyone tried to understand </w:t>
+      </w:r>
+      <w:r>
+        <w:t>the dire warning.</w:t>
+      </w:r>
+    </w:p>
+    <w:p>
+      <w:r>
+        <w:t>“Damn, that was weird,” Ripper said. “Why not just say we will get into trouble?”</w:t>
+      </w:r>
+    </w:p>
+    <w:p>
+      <w:r>
+        <w:t xml:space="preserve">“Maybe there are wild animals,” </w:t>
+      </w:r>
+      <w:r>
+        <w:t>Luke</w:t>
+      </w:r>
+      <w:r>
+        <w:t xml:space="preserve"> said. “No</w:t>
+      </w:r>
+      <w:r>
+        <w:t>,</w:t>
+      </w:r>
+      <w:r>
+        <w:t xml:space="preserve"> that doesn’t make sense. The principle said we should explore during the day.”</w:t>
+      </w:r>
+    </w:p>
+    <w:p>
+      <w:r>
+        <w:t>Ten minutes later they were at their dormitory room.</w:t>
+      </w:r>
+    </w:p>
+    <w:p>
+      <w:r>
+        <w:t xml:space="preserve">The studio apartment had a kitchenette to the left and a washroom to the right. Beyond were </w:t>
+      </w:r>
+      <w:r>
+        <w:t xml:space="preserve">two </w:t>
+      </w:r>
+      <w:r>
+        <w:t>elevated beds</w:t>
+      </w:r>
+      <w:r>
+        <w:t>. Under each bed was a study area with desk, chair</w:t>
+      </w:r>
+      <w:r>
+        <w:t xml:space="preserve">, </w:t>
+      </w:r>
+      <w:r>
+        <w:t xml:space="preserve">and </w:t>
+      </w:r>
+      <w:r>
+        <w:t>chest of draws.</w:t>
+      </w:r>
+    </w:p>
+    <w:p>
+      <w:r>
+        <w:t xml:space="preserve">On the floor to the right was </w:t>
+      </w:r>
+      <w:r>
+        <w:t>Luke</w:t>
+      </w:r>
+      <w:r>
+        <w:t>’s lugg</w:t>
+      </w:r>
+      <w:r>
+        <w:t xml:space="preserve">age. </w:t>
+      </w:r>
+      <w:r>
+        <w:t>School books lined a book shelf.</w:t>
+      </w:r>
+    </w:p>
+    <w:p>
+      <w:r>
+        <w:t xml:space="preserve"> </w:t>
+      </w:r>
+      <w:r>
+        <w:t>“What’s the WIFI password?”</w:t>
+      </w:r>
+      <w:r>
+        <w:t xml:space="preserve"> Ripper asked.</w:t>
+      </w:r>
+    </w:p>
+    <w:p>
+      <w:r>
         <w:lastRenderedPageBreak/>
-        <w:t xml:space="preserve">The principle turned back to the audience and said, “The </w:t>
-      </w:r>
-      <w:r>
-        <w:t xml:space="preserve">boundary of </w:t>
-      </w:r>
-      <w:r>
-        <w:t>both the town and</w:t>
-      </w:r>
-      <w:r>
-        <w:t xml:space="preserve"> school grounds is</w:t>
-      </w:r>
-      <w:r>
-        <w:t xml:space="preserve"> well marked.</w:t>
+        <w:t xml:space="preserve">“Challenger 423,” </w:t>
+      </w:r>
+      <w:r>
+        <w:t>Luke</w:t>
+      </w:r>
+      <w:r>
+        <w:t xml:space="preserve"> said, pointing at a sign on the wall.</w:t>
+      </w:r>
+    </w:p>
+    <w:p>
+      <w:r>
+        <w:t>“Thanks,” Ripper said as he opened his laptop.</w:t>
+      </w:r>
+    </w:p>
+    <w:p>
+      <w:r>
+        <w:t>Luke</w:t>
+      </w:r>
+      <w:r>
+        <w:t xml:space="preserve"> </w:t>
+      </w:r>
+      <w:r>
+        <w:t>unpacked, placing his clothes</w:t>
+      </w:r>
+      <w:r>
+        <w:t xml:space="preserve"> and items</w:t>
+      </w:r>
+      <w:r>
+        <w:t xml:space="preserve"> in </w:t>
+      </w:r>
+      <w:r>
+        <w:t>his</w:t>
+      </w:r>
+      <w:r>
+        <w:t xml:space="preserve"> closet and chest of drawers. Last item was his laptop.</w:t>
+      </w:r>
+    </w:p>
+    <w:p>
+      <w:r>
+        <w:t>It was time to call his parents.</w:t>
+      </w:r>
+    </w:p>
+    <w:p>
+      <w:r>
+        <w:t xml:space="preserve">“Hi Mum, Dad, Goat Father,” </w:t>
+      </w:r>
+      <w:r>
+        <w:t>Luke</w:t>
+      </w:r>
+      <w:r>
+        <w:t xml:space="preserve"> said.</w:t>
+      </w:r>
+    </w:p>
+    <w:p>
+      <w:r>
+        <w:t>Ripper glanced at Luke but didn’t say anything.</w:t>
+      </w:r>
+    </w:p>
+    <w:p>
+      <w:r>
+        <w:t xml:space="preserve">“Hi </w:t>
+      </w:r>
+      <w:r>
+        <w:t>Luke</w:t>
+      </w:r>
+      <w:r>
+        <w:t xml:space="preserve">,” </w:t>
+      </w:r>
+      <w:r>
+        <w:t>Luke</w:t>
+      </w:r>
+      <w:r>
+        <w:t>’s mum said. “Was the trip okay? Was there any problems?”</w:t>
+      </w:r>
+    </w:p>
+    <w:p>
+      <w:r>
+        <w:t xml:space="preserve">“No mum,” </w:t>
+      </w:r>
+      <w:r>
+        <w:t>Luke</w:t>
+      </w:r>
+      <w:r>
+        <w:t xml:space="preserve"> said. “The trip was just tedious, since all I could see were clouds. Here is my room.”</w:t>
+      </w:r>
+    </w:p>
+    <w:p>
+      <w:r>
+        <w:t>Luke</w:t>
+      </w:r>
+      <w:r>
+        <w:t xml:space="preserve"> panned the phone around and said, “I even have a kitchenette, so I can practice my cooking.</w:t>
+      </w:r>
+    </w:p>
+    <w:p>
+      <w:r>
+        <w:t>“Ripper, say ‘Hi’.”</w:t>
+      </w:r>
+    </w:p>
+    <w:p>
+      <w:r>
+        <w:t xml:space="preserve">Ripper waved and </w:t>
+      </w:r>
+      <w:r>
+        <w:t>Luke</w:t>
+      </w:r>
+      <w:r>
+        <w:t xml:space="preserve"> stepped out onto the balcony.</w:t>
+      </w:r>
+    </w:p>
+    <w:p>
+      <w:r>
+        <w:t>Luke</w:t>
+      </w:r>
+      <w:r>
+        <w:t xml:space="preserve"> pointed his phone at the surrounding mountains.</w:t>
+      </w:r>
+    </w:p>
+    <w:p>
+      <w:r>
+        <w:t xml:space="preserve">“Those mountains are beautiful,” </w:t>
+      </w:r>
+      <w:r>
+        <w:t>Luke</w:t>
+      </w:r>
+      <w:r>
+        <w:t>’s mother said.</w:t>
+      </w:r>
+    </w:p>
+    <w:p>
+      <w:r>
+        <w:t xml:space="preserve">“I hear there are plenty of those nut jobs in </w:t>
+      </w:r>
+      <w:r>
+        <w:t>Switzerland</w:t>
+      </w:r>
+      <w:r>
+        <w:t xml:space="preserve">,” </w:t>
+      </w:r>
+      <w:r>
+        <w:t>Luke</w:t>
+      </w:r>
+      <w:r>
+        <w:t>’s dad said.</w:t>
+      </w:r>
+    </w:p>
+    <w:p>
+      <w:r>
+        <w:t xml:space="preserve">“There were some protesters at the gates when we arrived,” </w:t>
+      </w:r>
+      <w:r>
+        <w:t>Luke</w:t>
+      </w:r>
+      <w:r>
+        <w:t xml:space="preserve"> said.</w:t>
       </w:r>
     </w:p>
     <w:p>
@@ -1539,294 +1845,703 @@
         <w:t>“</w:t>
       </w:r>
       <w:r>
-        <w:t xml:space="preserve">You are </w:t>
-      </w:r>
-      <w:r>
-        <w:t xml:space="preserve">required to be either on </w:t>
-      </w:r>
-      <w:r>
-        <w:t xml:space="preserve">campus grounds </w:t>
-      </w:r>
-      <w:r>
-        <w:t xml:space="preserve">or in the town between </w:t>
-      </w:r>
-      <w:r>
-        <w:t>dusk and dawn. Those rules are there for a reason. We don’t want tragedies.</w:t>
-      </w:r>
-      <w:r>
-        <w:t xml:space="preserve"> Dismissed.”</w:t>
-      </w:r>
-    </w:p>
-    <w:p>
-      <w:r>
-        <w:t xml:space="preserve">The auditorium burst into a cacophony as everyone tried to understand </w:t>
-      </w:r>
-      <w:r>
-        <w:t>the dire warning.</w:t>
-      </w:r>
-    </w:p>
-    <w:p>
-      <w:r>
-        <w:t>“Damn, that was weird,” Ripper said. “Why not just say we will get into trouble?”</w:t>
-      </w:r>
-    </w:p>
-    <w:p>
-      <w:r>
-        <w:t xml:space="preserve">“Maybe there are wild animals,” </w:t>
+        <w:t>So Goat Son</w:t>
+      </w:r>
+      <w:r>
+        <w:t>,</w:t>
+      </w:r>
+      <w:r>
+        <w:t xml:space="preserve"> did you eat any good books lately?</w:t>
+      </w:r>
+      <w:r>
+        <w:t xml:space="preserve">” </w:t>
       </w:r>
       <w:r>
         <w:t>Luke</w:t>
       </w:r>
       <w:r>
-        <w:t xml:space="preserve"> said. “No</w:t>
-      </w:r>
-      <w:r>
-        <w:t>,</w:t>
-      </w:r>
-      <w:r>
-        <w:t xml:space="preserve"> that doesn’t make sense. The principle said we should explore during the day.”</w:t>
-      </w:r>
-    </w:p>
-    <w:p>
-      <w:r>
-        <w:t>Ten minutes later they were at their dormitory room.</w:t>
-      </w:r>
-    </w:p>
-    <w:p>
-      <w:r>
-        <w:t xml:space="preserve">The studio apartment had a kitchenette to the left and a washroom to the right. Beyond were </w:t>
-      </w:r>
-      <w:r>
-        <w:t xml:space="preserve">two </w:t>
-      </w:r>
-      <w:r>
-        <w:t>elevated beds</w:t>
-      </w:r>
-      <w:r>
-        <w:t>. Under each bed was a study area with desk, chair</w:t>
+        <w:t xml:space="preserve">’s uncle and godfather </w:t>
+      </w:r>
+      <w:r>
+        <w:t>asked</w:t>
+      </w:r>
+      <w:r>
+        <w:t>.</w:t>
+      </w:r>
+    </w:p>
+    <w:p>
+      <w:r>
+        <w:lastRenderedPageBreak/>
+        <w:t>Luke</w:t>
+      </w:r>
+      <w:r>
+        <w:t xml:space="preserve"> stepped back into the room and pointed the phone at his new school books. “I have plenty of food,” He said.</w:t>
+      </w:r>
+    </w:p>
+    <w:p>
+      <w:r>
+        <w:t>Luke</w:t>
+      </w:r>
+      <w:r>
+        <w:t xml:space="preserve"> stepped back out onto the balcony and closed the door. He and his uncle started bleating at each other.</w:t>
+      </w:r>
+    </w:p>
+    <w:p>
+      <w:r>
+        <w:t xml:space="preserve">“Stop that you two,” </w:t>
+      </w:r>
+      <w:r>
+        <w:t>Luke</w:t>
+      </w:r>
+      <w:r>
+        <w:t xml:space="preserve">’s mother said angrily. “What if you </w:t>
+      </w:r>
+      <w:r>
+        <w:t>did</w:t>
+      </w:r>
+      <w:r>
+        <w:t xml:space="preserve"> that in public?”</w:t>
+      </w:r>
+    </w:p>
+    <w:p>
+      <w:r>
+        <w:t>“</w:t>
+      </w:r>
+      <w:r>
+        <w:t>Well he is Billy the Goat,” Luke’s uncle said. “He can’t help it.”</w:t>
+      </w:r>
+    </w:p>
+    <w:p>
+      <w:r>
+        <w:t>Technically Luke’s name was Luke Billhardson</w:t>
+      </w:r>
+      <w:r>
+        <w:t>, or a</w:t>
+      </w:r>
+      <w:r>
+        <w:t>s his uncle liked saying, Billy, Billy the Goat.</w:t>
+      </w:r>
+    </w:p>
+    <w:p>
+      <w:r>
+        <w:t>“And my uncle is the Goat Father,” Luke said.</w:t>
+      </w:r>
+    </w:p>
+    <w:p>
+      <w:r>
+        <w:t>“Okay dear, you better go,” Luke’s mother said. “You have plenty of work ahead of you.”</w:t>
+      </w:r>
+    </w:p>
+    <w:p>
+      <w:r>
+        <w:t>“Work hard, Luke,” Luke’s dad said. “Remember I’m proud of you.”</w:t>
+      </w:r>
+    </w:p>
+    <w:p>
+      <w:r>
+        <w:t>“Thanks mum, dad,” Luke said.</w:t>
+      </w:r>
+    </w:p>
+    <w:p>
+      <w:r>
+        <w:t>“Remember to eat plenty of tin cans,” the uncle said. “You need plenty of iron for your growing bones.”</w:t>
+      </w:r>
+    </w:p>
+    <w:p>
+      <w:r>
+        <w:t>“Okay Goat Father,” Luke said. “Bye mum, dad, Goat Father.”</w:t>
+      </w:r>
+    </w:p>
+    <w:p>
+      <w:r>
+        <w:t xml:space="preserve">Luke </w:t>
+      </w:r>
+      <w:r>
+        <w:t>h</w:t>
+      </w:r>
+      <w:r>
+        <w:t>ung up the call and entered the room.</w:t>
+      </w:r>
+    </w:p>
+    <w:p>
+      <w:r>
+        <w:t>Ripper looked at Luke curiously.</w:t>
+      </w:r>
+    </w:p>
+    <w:p>
+      <w:r>
+        <w:t>“My uncle and I are both Capricorns,” Luke explained. “</w:t>
+      </w:r>
+      <w:r>
+        <w:t xml:space="preserve">He is also my godfather. </w:t>
+      </w:r>
+      <w:r>
+        <w:t xml:space="preserve">And goats are funny creatures. </w:t>
+      </w:r>
+      <w:r>
+        <w:t xml:space="preserve">It’s something we’ve been doing all my life. </w:t>
+      </w:r>
+      <w:r>
+        <w:t>Do you have a favorite animal?”</w:t>
+      </w:r>
+    </w:p>
+    <w:p>
+      <w:r>
+        <w:t xml:space="preserve">Ripper paused a moment and then said, “I suppose it would be a gorilla. The ultimate </w:t>
+      </w:r>
+      <w:r>
+        <w:t>quarter</w:t>
+      </w:r>
+      <w:r>
+        <w:t xml:space="preserve"> backer would be a gorilla. They are the ultimate symbol of speed, strength, and endu</w:t>
+      </w:r>
+      <w:r>
+        <w:t>rance.</w:t>
+      </w:r>
+    </w:p>
+    <w:p>
+      <w:r>
+        <w:lastRenderedPageBreak/>
+        <w:t>“I finished unpacking.”</w:t>
+      </w:r>
+    </w:p>
+    <w:p>
+      <w:r>
+        <w:t>“Let’s go get something to eat,” Luke said and they headed out.</w:t>
+      </w:r>
+    </w:p>
+    <w:p>
+      <w:r>
+        <w:t>“</w:t>
+      </w:r>
+      <w:r>
+        <w:t>Town or cafeteria?” Ripper asked.</w:t>
+      </w:r>
+    </w:p>
+    <w:p>
+      <w:r>
+        <w:t>“Town,” Luke said. “I’m betting you will get bored with the cafeteria fast enough.</w:t>
+      </w:r>
+    </w:p>
+    <w:p>
+      <w:r>
+        <w:t>“Not you?” Ripper said as they headed for the front gates.</w:t>
+      </w:r>
+    </w:p>
+    <w:p>
+      <w:r>
+        <w:t>“As you heard me talking to my uncle, I am a goat,” Luke said. “I don’t have hang-ups about food. As you can guess I enjoy eating, and also cooking.”</w:t>
+      </w:r>
+    </w:p>
+    <w:p>
+      <w:r>
+        <w:t>“There</w:t>
+      </w:r>
+      <w:r>
+        <w:t xml:space="preserve"> is that Annie,” Ripper said</w:t>
+      </w:r>
+      <w:r>
+        <w:t>, pointing</w:t>
+      </w:r>
+      <w:r>
+        <w:t>. “Want to go see?”</w:t>
+      </w:r>
+    </w:p>
+    <w:p>
+      <w:r>
+        <w:t>Annie was surrounded by admirers.</w:t>
+      </w:r>
+    </w:p>
+    <w:p>
+      <w:r>
+        <w:t>“Not really,” Luke said. “She is out of my league and I don’t believe in celebrities and heroes. You can go if you want. You’re handsome enough and an amazing athlete.</w:t>
+      </w:r>
+    </w:p>
+    <w:p>
+      <w:r>
+        <w:t>“As my uncle says, there are three types of people in the world: Sheep, Shepherds and Goats.</w:t>
+      </w:r>
+    </w:p>
+    <w:p>
+      <w:r>
+        <w:t xml:space="preserve">“Sheep always look </w:t>
+      </w:r>
+      <w:r>
+        <w:t>to</w:t>
+      </w:r>
+      <w:r>
+        <w:t xml:space="preserve"> shepherds to guide them.</w:t>
+      </w:r>
+    </w:p>
+    <w:p>
+      <w:r>
+        <w:t>“Shepherds seek to guide and control others, often to the sheep’s detriment.”</w:t>
+      </w:r>
+    </w:p>
+    <w:p>
+      <w:r>
+        <w:t>“Why do you say that?” Ripper asked as they approached the gates.</w:t>
+      </w:r>
+    </w:p>
+    <w:p>
+      <w:r>
+        <w:t>“What do shepherds do to sheep?” Luke as</w:t>
+      </w:r>
+      <w:r>
+        <w:t>ked. “They raise them for food</w:t>
+      </w:r>
+      <w:r>
+        <w:t xml:space="preserve"> and wool</w:t>
+      </w:r>
+      <w:r>
+        <w:t>.</w:t>
+      </w:r>
+    </w:p>
+    <w:p>
+      <w:r>
+        <w:t>“I am a goat. I neither follow nor lead</w:t>
+      </w:r>
+      <w:r>
+        <w:t>, but follow my own path.”</w:t>
+      </w:r>
+    </w:p>
+    <w:p>
+      <w:r>
+        <w:lastRenderedPageBreak/>
+        <w:t xml:space="preserve">Luke’s </w:t>
+      </w:r>
+      <w:r>
+        <w:t xml:space="preserve">school </w:t>
+      </w:r>
+      <w:r>
+        <w:t>device beeped. Pulling out his device he read the message, “+1 to mental manipulation resistance.”</w:t>
+      </w:r>
+    </w:p>
+    <w:p>
+      <w:r>
+        <w:t>“Freaky,” Ripper said as he stared at the message. “It’s like we are in a freaking video game.”</w:t>
+      </w:r>
+    </w:p>
+    <w:p>
+      <w:r>
+        <w:t>They stepped out of the gate and were greeted by the protesters.</w:t>
+      </w:r>
+    </w:p>
+    <w:p>
+      <w:r>
+        <w:t>Placards read, “Nuclear energy is dangerous,” “Quantum communication damages space,” “Stop all space warping research,” and “</w:t>
+      </w:r>
+      <w:r>
+        <w:t>The end is neigh.”</w:t>
+      </w:r>
+    </w:p>
+    <w:p>
+      <w:r>
+        <w:t>They passed the protesters and Ripper asked, “What do you think of that?”</w:t>
+      </w:r>
+    </w:p>
+    <w:p>
+      <w:r>
+        <w:t>“Nonsense,” Luke replied. “You can’t damage space. If you could, then the space around the sun would be ripped to shreds. And yet, science has yet to find any anomalies.”</w:t>
+      </w:r>
+    </w:p>
+    <w:p>
+      <w:r>
+        <w:t>“It’s being suppressed,” a protester called out.</w:t>
+      </w:r>
+    </w:p>
+    <w:p>
+      <w:r>
+        <w:t>The town spread all about them. Restaurants lined the street they were walking on.</w:t>
+      </w:r>
+    </w:p>
+    <w:p>
+      <w:r>
+        <w:t>“Which restaurant?” Ripper asked.</w:t>
+      </w:r>
+    </w:p>
+    <w:p>
+      <w:r>
+        <w:t>“Any,” Luke said. “I like exploring different foods.”</w:t>
+      </w:r>
+    </w:p>
+    <w:p>
+      <w:r>
+        <w:t>“You did mention you liked that old series, ‘Bizarre Foods’,” Ripper said. “Okay, let’s go to that burger place.</w:t>
+      </w:r>
+      <w:r>
+        <w:t xml:space="preserve"> </w:t>
+      </w:r>
+      <w:r>
+        <w:t>We</w:t>
+      </w:r>
+      <w:r>
+        <w:t xml:space="preserve"> gorillas can’t live on grass and tin cans</w:t>
+      </w:r>
+      <w:r>
+        <w:t>.</w:t>
+      </w:r>
+      <w:r>
+        <w:t>”</w:t>
+      </w:r>
+    </w:p>
+    <w:p>
+      <w:r>
+        <w:t>Luke laughed and said, “That’s for sure.”</w:t>
+      </w:r>
+    </w:p>
+    <w:p>
+      <w:r>
+        <w:t xml:space="preserve">They </w:t>
+      </w:r>
+      <w:r>
+        <w:t xml:space="preserve">entered and </w:t>
+      </w:r>
+      <w:r>
+        <w:t>waited</w:t>
+      </w:r>
+      <w:r>
+        <w:t>.</w:t>
+      </w:r>
+      <w:r>
+        <w:t xml:space="preserve"> </w:t>
+      </w:r>
+      <w:r>
+        <w:t>S</w:t>
+      </w:r>
+      <w:r>
+        <w:t>oon enough a waiter led them to a seat.</w:t>
+      </w:r>
+    </w:p>
+    <w:p>
+      <w:r>
+        <w:t>Luke picked up the menu and scanned. There was a good selection of burgers, steaks, and even vegetarian options.</w:t>
+      </w:r>
+    </w:p>
+    <w:p>
+      <w:r>
+        <w:lastRenderedPageBreak/>
+        <w:t>The waiter returned and asked, “Any drinks for you?”</w:t>
+      </w:r>
+    </w:p>
+    <w:p>
+      <w:r>
+        <w:t>“Coke please,” Ripper said.</w:t>
+      </w:r>
+    </w:p>
+    <w:p>
+      <w:r>
+        <w:t>“What’s your most popular soft drink?” Luke asked.</w:t>
+      </w:r>
+    </w:p>
+    <w:p>
+      <w:r>
+        <w:t>The waiter named</w:t>
+      </w:r>
+      <w:r>
+        <w:t xml:space="preserve"> </w:t>
+      </w:r>
+      <w:r>
+        <w:t>Rivella</w:t>
+      </w:r>
+      <w:r>
+        <w:t xml:space="preserve">, hot chocolate, </w:t>
+      </w:r>
+      <w:r>
+        <w:t>Apple Juice</w:t>
+      </w:r>
+      <w:r>
+        <w:t xml:space="preserve">, and </w:t>
+      </w:r>
+      <w:r>
+        <w:t>Ice Tea</w:t>
+      </w:r>
+      <w:r>
+        <w:t>, to name a few items.</w:t>
+      </w:r>
+    </w:p>
+    <w:p>
+      <w:r>
+        <w:t xml:space="preserve">“I’ll have Rivella, no ice please,” Luke said, since Rivella was the most </w:t>
+      </w:r>
+      <w:r>
+        <w:t>exotic sounding drink listed.</w:t>
+      </w:r>
+    </w:p>
+    <w:p>
+      <w:r>
+        <w:t>Drink order taken, the waiter left.</w:t>
+      </w:r>
+    </w:p>
+    <w:p>
+      <w:r>
+        <w:t>“</w:t>
+      </w:r>
+      <w:r>
+        <w:t xml:space="preserve">Remember how </w:t>
+      </w:r>
+      <w:r>
+        <w:t xml:space="preserve">Bobby disappeared </w:t>
+      </w:r>
+      <w:r>
+        <w:t>three</w:t>
+      </w:r>
+      <w:r>
+        <w:t xml:space="preserve"> nights ago</w:t>
+      </w:r>
+      <w:r>
+        <w:t>?</w:t>
+      </w:r>
+      <w:r>
+        <w:t xml:space="preserve">” a </w:t>
+      </w:r>
+      <w:r>
+        <w:t xml:space="preserve">local </w:t>
+      </w:r>
+      <w:r>
+        <w:t>man a table away asked. “This morning his body was found</w:t>
+      </w:r>
+      <w:r>
+        <w:t>, all moldy</w:t>
       </w:r>
       <w:r>
         <w:t xml:space="preserve">, </w:t>
       </w:r>
       <w:r>
-        <w:t xml:space="preserve">and </w:t>
-      </w:r>
-      <w:r>
-        <w:t>chest of draws.</w:t>
-      </w:r>
-    </w:p>
-    <w:p>
-      <w:r>
-        <w:t xml:space="preserve">On the floor to the right was </w:t>
-      </w:r>
-      <w:r>
-        <w:t>Luke</w:t>
-      </w:r>
-      <w:r>
-        <w:t>’s lugg</w:t>
-      </w:r>
-      <w:r>
-        <w:t xml:space="preserve">age. </w:t>
-      </w:r>
-      <w:r>
-        <w:t>School books lined a book shelf.</w:t>
-      </w:r>
-    </w:p>
-    <w:p>
+        <w:t>decayed</w:t>
+      </w:r>
+      <w:r>
+        <w:t>, and covered in maggots</w:t>
+      </w:r>
+      <w:r>
+        <w:t xml:space="preserve">. </w:t>
+      </w:r>
+      <w:r>
+        <w:t>The stink was horrible</w:t>
+      </w:r>
+      <w:r>
+        <w:t>.”</w:t>
+      </w:r>
+    </w:p>
+    <w:p>
+      <w:r>
+        <w:t>Ripper</w:t>
+      </w:r>
+      <w:r>
+        <w:t xml:space="preserve"> looked as if he wanted to gag.</w:t>
+      </w:r>
+    </w:p>
+    <w:p>
+      <w:r>
+        <w:t>“This town used to be peaceful,” the man’s companion grumbled. “What the hell are they doing with all those particle accelerators and that science mumbo-jumbo?”</w:t>
+      </w:r>
+    </w:p>
+    <w:p>
+      <w:r>
+        <w:t xml:space="preserve">“They are tearing holes into space is what they are doing,” another man </w:t>
+      </w:r>
+      <w:r>
+        <w:t>at</w:t>
+      </w:r>
       <w:r>
         <w:t xml:space="preserve"> </w:t>
       </w:r>
       <w:r>
-        <w:t>“What’s the WIFI password?”</w:t>
-      </w:r>
-      <w:r>
-        <w:t xml:space="preserve"> Ripper asked.</w:t>
-      </w:r>
-    </w:p>
-    <w:p>
-      <w:r>
-        <w:t xml:space="preserve">“Challenger 423,” </w:t>
-      </w:r>
-      <w:r>
-        <w:t>Luke</w:t>
-      </w:r>
-      <w:r>
-        <w:t xml:space="preserve"> said, pointing at a sign on the wall.</w:t>
-      </w:r>
-    </w:p>
-    <w:p>
-      <w:r>
-        <w:t>“Thanks,” Ripper said as he opened his laptop.</w:t>
-      </w:r>
-    </w:p>
-    <w:p>
-      <w:r>
-        <w:t>Luke</w:t>
+        <w:t xml:space="preserve">another </w:t>
+      </w:r>
+      <w:r>
+        <w:t xml:space="preserve">table </w:t>
+      </w:r>
+      <w:r>
+        <w:t>said.</w:t>
+      </w:r>
+      <w:r>
+        <w:t xml:space="preserve"> “Letting in all manner of demonic creatures.”</w:t>
+      </w:r>
+    </w:p>
+    <w:p>
+      <w:r>
+        <w:t>“Don’t spit,” a woman across the table scolded. “That’s just gross.”</w:t>
+      </w:r>
+    </w:p>
+    <w:p>
+      <w:r>
+        <w:t>The waiter returned to the table and brought the drinks.</w:t>
+      </w:r>
+    </w:p>
+    <w:p>
+      <w:r>
+        <w:t>Luke and Ripper gave their order and the waiter left.</w:t>
+      </w:r>
+    </w:p>
+    <w:p>
+      <w:r>
+        <w:t>“Something is seriously messed up in this town,” Ripper said</w:t>
+      </w:r>
+      <w:r>
+        <w:t>, loud enough for the locals to hear.</w:t>
+      </w:r>
+    </w:p>
+    <w:p>
+      <w:r>
+        <w:t xml:space="preserve">“You’re from the </w:t>
+      </w:r>
+      <w:r>
+        <w:t xml:space="preserve">fancy </w:t>
+      </w:r>
+      <w:r>
+        <w:t>school, aren’t you?” an elderly man at another table asked. “What are they doing there?”</w:t>
+      </w:r>
+    </w:p>
+    <w:p>
+      <w:r>
+        <w:lastRenderedPageBreak/>
+        <w:t>“Just arrived today,” Luke confessed, “Although, the principle did talk about monsters and the need to get stronger. I was expecting a speech about hard work, not that.”</w:t>
+      </w:r>
+    </w:p>
+    <w:p>
+      <w:r>
+        <w:t>“And what’s that about not going out after dusk?” Ripper asked.</w:t>
+      </w:r>
+    </w:p>
+    <w:p>
+      <w:r>
+        <w:t>“</w:t>
+      </w:r>
+      <w:r>
+        <w:t>There are things out there</w:t>
+      </w:r>
+      <w:r>
+        <w:t>,” another woman said</w:t>
+      </w:r>
+      <w:r>
+        <w:t xml:space="preserve"> simply</w:t>
+      </w:r>
+      <w:r>
+        <w:t>.</w:t>
+      </w:r>
+    </w:p>
+    <w:p>
+      <w:r>
+        <w:t>“Shouldn’t the government come out and find out?” Luke asked.</w:t>
+      </w:r>
+    </w:p>
+    <w:p>
+      <w:r>
+        <w:t>“They have, but have never found anything,” the woman said. “Claims we are a bunch of superstitious fools.”</w:t>
+      </w:r>
+    </w:p>
+    <w:p>
+      <w:r>
+        <w:t>“They are all in on it,” another local spat.</w:t>
+      </w:r>
+    </w:p>
+    <w:p>
+      <w:r>
+        <w:t>“I told you not to spit,” the woman scolded.</w:t>
+      </w:r>
+    </w:p>
+    <w:p>
+      <w:r>
+        <w:t>Food arrived and Luke ate as he listened to the local gossip.</w:t>
+      </w:r>
+    </w:p>
+    <w:p>
+      <w:r>
+        <w:t>“Now what?” Ripper asked as they paid the bill.</w:t>
+      </w:r>
+    </w:p>
+    <w:p>
+      <w:r>
+        <w:t xml:space="preserve">“I want to explore the town and buy groceries,” Luke said. “Also want to explore the hiking trails. It’s only </w:t>
+      </w:r>
+      <w:r>
+        <w:t>12</w:t>
+      </w:r>
+      <w:r>
+        <w:t>:</w:t>
+      </w:r>
+      <w:r>
+        <w:t>35</w:t>
+      </w:r>
+      <w:r>
+        <w:t xml:space="preserve">PM. </w:t>
+      </w:r>
+      <w:r>
+        <w:t>There’s p</w:t>
+      </w:r>
+      <w:r>
+        <w:t>lenty of time before sunset.”</w:t>
+      </w:r>
+    </w:p>
+    <w:p>
+      <w:r>
+        <w:t>“Aren’t you afraid?” Ripper asked as they walked out of the restaurant.</w:t>
+      </w:r>
+    </w:p>
+    <w:p>
+      <w:r>
+        <w:t>“I only believe in science,” Luke said.</w:t>
       </w:r>
       <w:r>
         <w:t xml:space="preserve"> </w:t>
       </w:r>
       <w:r>
-        <w:t>unpacked, placing his clothes</w:t>
-      </w:r>
-      <w:r>
-        <w:t xml:space="preserve"> and items</w:t>
-      </w:r>
-      <w:r>
-        <w:t xml:space="preserve"> in </w:t>
-      </w:r>
-      <w:r>
-        <w:t>his</w:t>
-      </w:r>
-      <w:r>
-        <w:t xml:space="preserve"> closet and chest of drawers. Last item was his laptop.</w:t>
-      </w:r>
-    </w:p>
-    <w:p>
-      <w:r>
-        <w:t>It was time to call his parents.</w:t>
-      </w:r>
-    </w:p>
-    <w:p>
-      <w:r>
-        <w:t xml:space="preserve">“Hi Mum, Dad, Goat Father,” </w:t>
-      </w:r>
-      <w:r>
-        <w:t>Luke</w:t>
-      </w:r>
-      <w:r>
-        <w:t xml:space="preserve"> said.</w:t>
-      </w:r>
-    </w:p>
-    <w:p>
-      <w:r>
-        <w:t>Ripper glanced at Luke but didn’t say anything.</w:t>
+        <w:t>“</w:t>
+      </w:r>
+      <w:r>
+        <w:t>I’m only afraid of tripping in the dark and mosquitoes</w:t>
+      </w:r>
+      <w:r>
+        <w:t>.”</w:t>
+      </w:r>
+    </w:p>
+    <w:p>
+      <w:r>
+        <w:t>“They have several sports clubs,” Ripper said. “I’m joining the American Football team. How about you?”</w:t>
+      </w:r>
+    </w:p>
+    <w:p>
+      <w:r>
+        <w:t>“I’m joining the cooking and puzzle solving clubs,” Luke said. “There’s a grocery store.”</w:t>
+      </w:r>
+    </w:p>
+    <w:p>
+      <w:r>
+        <w:t>Ripper stepped in and said, “This store sure has some interesting items.”</w:t>
       </w:r>
     </w:p>
     <w:p>
       <w:r>
         <w:lastRenderedPageBreak/>
-        <w:t xml:space="preserve">“Hi </w:t>
-      </w:r>
-      <w:r>
-        <w:t>Luke</w:t>
-      </w:r>
-      <w:r>
-        <w:t xml:space="preserve">,” </w:t>
-      </w:r>
-      <w:r>
-        <w:t>Luke</w:t>
-      </w:r>
-      <w:r>
-        <w:t>’s mum said. “Was the trip okay? Was there any problems?”</w:t>
-      </w:r>
-    </w:p>
-    <w:p>
-      <w:r>
-        <w:t xml:space="preserve">“No mum,” </w:t>
-      </w:r>
-      <w:r>
-        <w:t>Luke</w:t>
-      </w:r>
-      <w:r>
-        <w:t xml:space="preserve"> said. “The trip was just tedious, since all I could see were clouds. Here is my room.”</w:t>
-      </w:r>
-    </w:p>
-    <w:p>
-      <w:r>
-        <w:t>Luke</w:t>
-      </w:r>
-      <w:r>
-        <w:t xml:space="preserve"> panned the phone around and said, “I even have a kitchenette, so I can practice my cooking.</w:t>
-      </w:r>
-    </w:p>
-    <w:p>
-      <w:r>
-        <w:t>“Ripper, say ‘Hi’.”</w:t>
-      </w:r>
-    </w:p>
-    <w:p>
-      <w:r>
-        <w:t xml:space="preserve">Ripper waved and </w:t>
-      </w:r>
-      <w:r>
-        <w:t>Luke</w:t>
-      </w:r>
-      <w:r>
-        <w:t xml:space="preserve"> stepped out onto the balcony.</w:t>
-      </w:r>
-    </w:p>
-    <w:p>
-      <w:r>
-        <w:t>Luke</w:t>
-      </w:r>
-      <w:r>
-        <w:t xml:space="preserve"> pointed his phone at the surrounding mountains.</w:t>
-      </w:r>
-    </w:p>
-    <w:p>
-      <w:r>
-        <w:t xml:space="preserve">“Those mountains are beautiful,” </w:t>
-      </w:r>
-      <w:r>
-        <w:t>Luke</w:t>
-      </w:r>
-      <w:r>
-        <w:t>’s mother said.</w:t>
-      </w:r>
-    </w:p>
-    <w:p>
-      <w:r>
-        <w:t xml:space="preserve">“I hear there are plenty of those nut jobs in </w:t>
-      </w:r>
-      <w:r>
-        <w:t>Switzerland</w:t>
-      </w:r>
-      <w:r>
-        <w:t xml:space="preserve">,” </w:t>
-      </w:r>
-      <w:r>
-        <w:t>Luke</w:t>
-      </w:r>
-      <w:r>
-        <w:t>’s dad said.</w:t>
-      </w:r>
-    </w:p>
-    <w:p>
-      <w:r>
-        <w:t xml:space="preserve">“There were some protesters at the gates when we arrived,” </w:t>
-      </w:r>
-      <w:r>
-        <w:t>Luke</w:t>
-      </w:r>
-      <w:r>
-        <w:t xml:space="preserve"> said.</w:t>
-      </w:r>
-    </w:p>
-    <w:p>
-      <w:r>
-        <w:t>“</w:t>
-      </w:r>
-      <w:r>
-        <w:t>So Goat Son</w:t>
-      </w:r>
-      <w:r>
-        <w:t>,</w:t>
-      </w:r>
-      <w:r>
-        <w:t xml:space="preserve"> did you eat any good books lately?</w:t>
-      </w:r>
-      <w:r>
-        <w:t xml:space="preserve">” </w:t>
-      </w:r>
-      <w:r>
-        <w:t>Luke</w:t>
-      </w:r>
-      <w:r>
-        <w:t xml:space="preserve">’s uncle and godfather </w:t>
-      </w:r>
-      <w:r>
-        <w:t>asked</w:t>
+        <w:t xml:space="preserve">“Grab some items,” Luke said as he walked </w:t>
+      </w:r>
+      <w:r>
+        <w:t>the isles, grabbing items from shelves. Next came groceries. Finally he headed for the cashier.</w:t>
+      </w:r>
+    </w:p>
+    <w:p>
+      <w:r>
+        <w:t>“Need some help with the bags</w:t>
+      </w:r>
+      <w:r>
+        <w:t>?</w:t>
+      </w:r>
+      <w:r>
+        <w:t>” Ripper asked.</w:t>
+      </w:r>
+    </w:p>
+    <w:p>
+      <w:r>
+        <w:t>“Thanks,” Like said and Ripper took multiple bags.</w:t>
+      </w:r>
+    </w:p>
+    <w:p>
+      <w:r>
+        <w:t xml:space="preserve">They headed back to the apartment. As before, they met the protesters near the </w:t>
+      </w:r>
+      <w:r>
+        <w:t>school gate</w:t>
       </w:r>
       <w:r>
         <w:t>.</w:t>
@@ -1834,703 +2549,11 @@
     </w:p>
     <w:p>
       <w:r>
-        <w:t>Luke</w:t>
-      </w:r>
-      <w:r>
-        <w:t xml:space="preserve"> stepped back into the room and pointed the phone at his new school books. “I have plenty of food,” He said.</w:t>
-      </w:r>
-    </w:p>
-    <w:p>
-      <w:r>
-        <w:t>Luke</w:t>
-      </w:r>
-      <w:r>
-        <w:t xml:space="preserve"> stepped back out onto the balcony and closed the door. He and his uncle started bleating at each other.</w:t>
-      </w:r>
-    </w:p>
-    <w:p>
-      <w:r>
-        <w:t xml:space="preserve">“Stop that you two,” </w:t>
-      </w:r>
-      <w:r>
-        <w:t>Luke</w:t>
-      </w:r>
-      <w:r>
-        <w:t xml:space="preserve">’s mother said angrily. “What if you </w:t>
-      </w:r>
-      <w:r>
-        <w:t>did</w:t>
-      </w:r>
-      <w:r>
-        <w:t xml:space="preserve"> that in public?”</w:t>
-      </w:r>
-    </w:p>
-    <w:p>
-      <w:r>
-        <w:t>“</w:t>
-      </w:r>
-      <w:r>
-        <w:t>Well he is Billy the Goat,” Luke’s uncle said. “He can’t help it.”</w:t>
-      </w:r>
-    </w:p>
-    <w:p>
-      <w:r>
-        <w:t>Technically Luke’s name was Luke Billhardson</w:t>
-      </w:r>
-      <w:r>
-        <w:t>, or a</w:t>
-      </w:r>
-      <w:r>
-        <w:t>s his uncle liked saying, Billy, Billy the Goat.</w:t>
-      </w:r>
-    </w:p>
-    <w:p>
-      <w:r>
-        <w:lastRenderedPageBreak/>
-        <w:t>“And my uncle is the Goat Father,” Luke said.</w:t>
-      </w:r>
-    </w:p>
-    <w:p>
-      <w:r>
-        <w:t>“Okay dear, you better go,” Luke’s mother said. “You have plenty of work ahead of you.”</w:t>
-      </w:r>
-    </w:p>
-    <w:p>
-      <w:r>
-        <w:t>“Work hard, Luke,” Luke’s dad said. “Remember I’m proud of you.”</w:t>
-      </w:r>
-    </w:p>
-    <w:p>
-      <w:r>
-        <w:t>“Thanks mum, dad,” Luke said.</w:t>
-      </w:r>
-    </w:p>
-    <w:p>
-      <w:r>
-        <w:t>“Remember to eat plenty of tin cans,” the uncle said. “You need plenty of iron for your growing bones.”</w:t>
-      </w:r>
-    </w:p>
-    <w:p>
-      <w:r>
-        <w:t>“Okay Goat Father,” Luke said. “Bye mum, dad, Goat Father.”</w:t>
-      </w:r>
-    </w:p>
-    <w:p>
-      <w:r>
-        <w:t xml:space="preserve">Luke </w:t>
-      </w:r>
-      <w:r>
-        <w:t>h</w:t>
-      </w:r>
-      <w:r>
-        <w:t>ung up the call and entered the room.</w:t>
-      </w:r>
-    </w:p>
-    <w:p>
-      <w:r>
-        <w:t>Ripper looked at Luke curiously.</w:t>
-      </w:r>
-    </w:p>
-    <w:p>
-      <w:r>
-        <w:t xml:space="preserve">“My uncle and I are both Capricorns,” Luke explained. “And goats are funny creatures. </w:t>
-      </w:r>
-      <w:r>
-        <w:t xml:space="preserve">It’s something we’ve been doing all my life. </w:t>
-      </w:r>
-      <w:r>
-        <w:t>Do you have a favorite animal?”</w:t>
-      </w:r>
-    </w:p>
-    <w:p>
-      <w:r>
-        <w:t xml:space="preserve">Ripper paused a moment and then said, “I suppose it would be a gorilla. The ultimate </w:t>
-      </w:r>
-      <w:r>
-        <w:t>quarter</w:t>
-      </w:r>
-      <w:r>
-        <w:t xml:space="preserve"> backer would be a gorilla. They are the ultimate symbol of speed, strength, and endu</w:t>
-      </w:r>
-      <w:r>
-        <w:t>rance.</w:t>
-      </w:r>
-    </w:p>
-    <w:p>
-      <w:r>
-        <w:t>“I finished unpacking.”</w:t>
-      </w:r>
-    </w:p>
-    <w:p>
-      <w:r>
-        <w:t>“Let’s go get something to eat,” Luke said and they headed out.</w:t>
-      </w:r>
-    </w:p>
-    <w:p>
-      <w:proofErr w:type="gramStart"/>
-      <w:r>
-        <w:t>“</w:t>
-      </w:r>
-      <w:r>
-        <w:t>Town or cafeteria?”</w:t>
-      </w:r>
-      <w:proofErr w:type="gramEnd"/>
-      <w:r>
-        <w:t xml:space="preserve"> Ripper asked.</w:t>
-      </w:r>
-    </w:p>
-    <w:p>
-      <w:r>
-        <w:t>“Town,” Luke said. “I’m betting you will get bored with the cafeteria fast enough.</w:t>
-      </w:r>
-    </w:p>
-    <w:p>
-      <w:r>
-        <w:t>“Not you?” Ripper said as they headed for the front gates.</w:t>
-      </w:r>
-    </w:p>
-    <w:p>
-      <w:r>
-        <w:lastRenderedPageBreak/>
-        <w:t>“As you heard me talking to my uncle, I am a goat,” Luke said. “I don’t have hang-ups about food. As you can guess I enjoy eating, and also cooking.”</w:t>
-      </w:r>
-    </w:p>
-    <w:p>
-      <w:r>
-        <w:t>“There</w:t>
-      </w:r>
-      <w:r>
-        <w:t xml:space="preserve"> is that Annie,” Ripper said</w:t>
-      </w:r>
-      <w:r>
-        <w:t>, pointing</w:t>
-      </w:r>
-      <w:r>
-        <w:t>. “Want to go see?”</w:t>
-      </w:r>
-    </w:p>
-    <w:p>
-      <w:r>
-        <w:t>Annie was surrounded by admirers.</w:t>
-      </w:r>
-    </w:p>
-    <w:p>
-      <w:r>
-        <w:t>“Not really,” Luke said. “She is out of my league and I don’t believe in celebrities and heroes. You can go if you want. You’re handsome enough and an amazing athlete.</w:t>
-      </w:r>
-    </w:p>
-    <w:p>
-      <w:r>
-        <w:t>“As my uncle says, there are three types of people in the world: Sheep, Shepherds and Goats.</w:t>
-      </w:r>
-    </w:p>
-    <w:p>
-      <w:r>
-        <w:t xml:space="preserve">“Sheep always look </w:t>
-      </w:r>
-      <w:r>
-        <w:t>to</w:t>
-      </w:r>
-      <w:r>
-        <w:t xml:space="preserve"> shepherds to guide them.</w:t>
-      </w:r>
-    </w:p>
-    <w:p>
-      <w:r>
-        <w:t>“Shepherds seek to guide and control others, often to the sheep’s detriment.”</w:t>
-      </w:r>
-    </w:p>
-    <w:p>
-      <w:r>
-        <w:t>“Why do you say that?” Ripper asked as they approached the gates.</w:t>
-      </w:r>
-    </w:p>
-    <w:p>
-      <w:r>
-        <w:t>“What do shepherds do to sheep?” Luke as</w:t>
-      </w:r>
-      <w:r>
-        <w:t>ked. “They raise them for food</w:t>
-      </w:r>
-      <w:r>
-        <w:t xml:space="preserve"> and wool</w:t>
-      </w:r>
-      <w:r>
-        <w:t>.</w:t>
-      </w:r>
-    </w:p>
-    <w:p>
-      <w:r>
-        <w:t>“I am a goat. I neither follow nor lead</w:t>
-      </w:r>
-      <w:r>
-        <w:t>, but follow my own path.”</w:t>
-      </w:r>
-    </w:p>
-    <w:p>
-      <w:r>
-        <w:t xml:space="preserve">Luke’s </w:t>
-      </w:r>
-      <w:r>
-        <w:t xml:space="preserve">school </w:t>
-      </w:r>
-      <w:r>
-        <w:t>device beeped. Pulling out his device he read the message, “+1 to mental manipulation resistance.”</w:t>
-      </w:r>
-    </w:p>
-    <w:p>
-      <w:r>
-        <w:t>“Freaky,” Ripper said as he stared at the message. “It’s like we are in a freaking video game.”</w:t>
-      </w:r>
-    </w:p>
-    <w:p>
-      <w:r>
-        <w:t>They stepped out of the gate and were greeted by the protesters.</w:t>
-      </w:r>
-    </w:p>
-    <w:p>
-      <w:r>
-        <w:t>Placards read, “Nuclear energy is dangerous,” “Quantum communication damages space,” “Stop all space warping research,” and “</w:t>
-      </w:r>
-      <w:r>
-        <w:t>The end is neigh.”</w:t>
-      </w:r>
-    </w:p>
-    <w:p>
-      <w:r>
-        <w:lastRenderedPageBreak/>
-        <w:t>They passed the protesters and Ripper asked, “What do you think of that?”</w:t>
-      </w:r>
-    </w:p>
-    <w:p>
-      <w:r>
-        <w:t>“Nonsense,” Luke replied. “You can’t damage space. If you could, then the space around the sun would be ripped to shreds. And yet, science has yet to find any anomalies.”</w:t>
-      </w:r>
-    </w:p>
-    <w:p>
-      <w:r>
-        <w:t>The town spread all about them. Restaurants lined the street they were walking on.</w:t>
-      </w:r>
-    </w:p>
-    <w:p>
-      <w:proofErr w:type="gramStart"/>
-      <w:r>
-        <w:t>“Which restaurant?”</w:t>
-      </w:r>
-      <w:proofErr w:type="gramEnd"/>
-      <w:r>
-        <w:t xml:space="preserve"> Ripper asked.</w:t>
-      </w:r>
-    </w:p>
-    <w:p>
-      <w:r>
-        <w:t>“Any,” Luke said. “I like exploring different foods.”</w:t>
-      </w:r>
-    </w:p>
-    <w:p>
-      <w:r>
-        <w:t>“You did mention you liked that old series, ‘Bizarre Foods’,” Ripper said. “Okay, let’s go to that burger place.</w:t>
-      </w:r>
-      <w:r>
-        <w:t xml:space="preserve"> </w:t>
-      </w:r>
-      <w:r>
-        <w:t>We</w:t>
-      </w:r>
-      <w:r>
-        <w:t xml:space="preserve"> gorillas can’t live on grass and tin cans</w:t>
-      </w:r>
-      <w:r>
-        <w:t>.</w:t>
-      </w:r>
-      <w:r>
-        <w:t>”</w:t>
-      </w:r>
-    </w:p>
-    <w:p>
-      <w:r>
-        <w:t>Luke laughed and said, “That’s for sure.”</w:t>
-      </w:r>
-    </w:p>
-    <w:p>
-      <w:r>
-        <w:t xml:space="preserve">They </w:t>
-      </w:r>
-      <w:r>
-        <w:t xml:space="preserve">entered and </w:t>
-      </w:r>
-      <w:r>
-        <w:t>waited</w:t>
-      </w:r>
-      <w:r>
-        <w:t>.</w:t>
-      </w:r>
-      <w:r>
-        <w:t xml:space="preserve"> </w:t>
-      </w:r>
-      <w:r>
-        <w:t>S</w:t>
-      </w:r>
-      <w:r>
-        <w:t>oon enough a waiter led them to a seat.</w:t>
-      </w:r>
-    </w:p>
-    <w:p>
-      <w:r>
-        <w:t>Luke picked up the menu and scanned. There was a good selection of burgers, steaks, and even vegetarian options.</w:t>
-      </w:r>
-    </w:p>
-    <w:p>
-      <w:r>
-        <w:t>The waiter returned and asked, “Any drinks for you?”</w:t>
-      </w:r>
-    </w:p>
-    <w:p>
-      <w:r>
-        <w:t>“Coke please,” Ripper said.</w:t>
-      </w:r>
-    </w:p>
-    <w:p>
-      <w:r>
-        <w:t>“What’s your most popular soft drink?” Luke asked.</w:t>
-      </w:r>
-    </w:p>
-    <w:p>
-      <w:r>
-        <w:t>The waiter named</w:t>
-      </w:r>
-      <w:r>
-        <w:t xml:space="preserve"> </w:t>
-      </w:r>
-      <w:r>
-        <w:t>Rivella</w:t>
-      </w:r>
-      <w:r>
-        <w:t xml:space="preserve">, hot chocolate, </w:t>
-      </w:r>
-      <w:r>
-        <w:t>Apple Juice</w:t>
-      </w:r>
-      <w:r>
-        <w:t xml:space="preserve">, and </w:t>
-      </w:r>
-      <w:r>
-        <w:t>Ice Tea</w:t>
-      </w:r>
-      <w:r>
-        <w:t>, to name a few items.</w:t>
-      </w:r>
-    </w:p>
-    <w:p>
-      <w:r>
-        <w:t xml:space="preserve">“I’ll have Rivella, no ice please,” Luke said, since Rivella was the most </w:t>
-      </w:r>
-      <w:r>
-        <w:t>exotic sounding drink listed.</w:t>
-      </w:r>
-    </w:p>
-    <w:p>
-      <w:r>
-        <w:t>Drink order taken, the waiter left.</w:t>
-      </w:r>
-    </w:p>
-    <w:p>
-      <w:r>
-        <w:lastRenderedPageBreak/>
-        <w:t>“</w:t>
-      </w:r>
-      <w:r>
-        <w:t xml:space="preserve">Remember how </w:t>
-      </w:r>
-      <w:r>
-        <w:t xml:space="preserve">Bobby disappeared </w:t>
-      </w:r>
-      <w:r>
-        <w:t>three</w:t>
-      </w:r>
-      <w:r>
-        <w:t xml:space="preserve"> nights ago</w:t>
-      </w:r>
-      <w:r>
-        <w:t>?</w:t>
-      </w:r>
-      <w:r>
-        <w:t xml:space="preserve">” a </w:t>
-      </w:r>
-      <w:r>
-        <w:t xml:space="preserve">local </w:t>
-      </w:r>
-      <w:r>
-        <w:t>man a table away asked. “This morning his body was found</w:t>
-      </w:r>
-      <w:r>
-        <w:t>, all moldy</w:t>
-      </w:r>
-      <w:r>
-        <w:t xml:space="preserve">, </w:t>
-      </w:r>
-      <w:r>
-        <w:t>decayed</w:t>
-      </w:r>
-      <w:r>
-        <w:t>, and covered in maggots</w:t>
-      </w:r>
-      <w:r>
-        <w:t xml:space="preserve">. </w:t>
-      </w:r>
-      <w:r>
-        <w:t>The stink was horrible</w:t>
-      </w:r>
-      <w:r>
-        <w:t>.”</w:t>
-      </w:r>
-    </w:p>
-    <w:p>
-      <w:r>
-        <w:t>Ripper</w:t>
-      </w:r>
-      <w:r>
-        <w:t xml:space="preserve"> looked as if he wanted to gag.</w:t>
-      </w:r>
-    </w:p>
-    <w:p>
-      <w:r>
-        <w:t>“This town used to be peaceful,” the man’s companion grumbled. “What the hell are they doing with all those particle accelerators and that science mumbo-jumbo?”</w:t>
-      </w:r>
-    </w:p>
-    <w:p>
-      <w:r>
-        <w:t xml:space="preserve">“They are tearing holes into space is what they are doing,” another man </w:t>
-      </w:r>
-      <w:r>
-        <w:t>at</w:t>
-      </w:r>
-      <w:r>
-        <w:t xml:space="preserve"> </w:t>
-      </w:r>
-      <w:r>
-        <w:t xml:space="preserve">another </w:t>
-      </w:r>
-      <w:r>
-        <w:t xml:space="preserve">table </w:t>
-      </w:r>
-      <w:r>
-        <w:t>said.</w:t>
-      </w:r>
-      <w:r>
-        <w:t xml:space="preserve"> “Letting in all manner of demonic creatures.”</w:t>
-      </w:r>
-    </w:p>
-    <w:p>
-      <w:r>
-        <w:t>“Don’t spit,” a woman across the table scolded. “That’s just gross.”</w:t>
-      </w:r>
-    </w:p>
-    <w:p>
-      <w:r>
-        <w:t>The waiter returned to the table and brought the drinks.</w:t>
-      </w:r>
-    </w:p>
-    <w:p>
-      <w:r>
-        <w:t>Luke and Ripper gave their order and the waiter left.</w:t>
-      </w:r>
-    </w:p>
-    <w:p>
-      <w:r>
-        <w:t>“Something is seriously messed up in this town,” Ripper said</w:t>
-      </w:r>
-      <w:r>
-        <w:t>, loud enough for the locals to hear.</w:t>
-      </w:r>
-    </w:p>
-    <w:p>
-      <w:r>
-        <w:t xml:space="preserve">“You’re from the </w:t>
-      </w:r>
-      <w:r>
-        <w:t xml:space="preserve">fancy </w:t>
-      </w:r>
-      <w:r>
-        <w:t>school, aren’t you?” an elderly man at another table asked. “What are they doing there?”</w:t>
-      </w:r>
-    </w:p>
-    <w:p>
-      <w:r>
-        <w:t>“Just arrived today,” Luke confessed, “Although, the principle did talk about monsters and the need to get stronger. I was expecting a speech about hard work, not that.”</w:t>
-      </w:r>
-    </w:p>
-    <w:p>
-      <w:r>
-        <w:t>“And what’s that about not going out after dusk?” Ripper asked.</w:t>
-      </w:r>
-    </w:p>
-    <w:p>
-      <w:r>
-        <w:t>“</w:t>
-      </w:r>
-      <w:r>
-        <w:t>There are things out there</w:t>
-      </w:r>
-      <w:r>
-        <w:t>,” another woman said</w:t>
-      </w:r>
-      <w:r>
-        <w:t xml:space="preserve"> simply</w:t>
-      </w:r>
-      <w:r>
-        <w:t>.</w:t>
-      </w:r>
-    </w:p>
-    <w:p>
-      <w:r>
-        <w:t>“Shouldn’t the government come out and find out?” Luke asked.</w:t>
-      </w:r>
-    </w:p>
-    <w:p>
-      <w:r>
-        <w:t xml:space="preserve">“They have, but have never found anything,” the woman said. </w:t>
-      </w:r>
-      <w:proofErr w:type="gramStart"/>
-      <w:r>
-        <w:t>“Claims we are a bunch of superstitious fools.”</w:t>
-      </w:r>
-      <w:proofErr w:type="gramEnd"/>
-    </w:p>
-    <w:p>
-      <w:r>
-        <w:lastRenderedPageBreak/>
-        <w:t>“They are all in on it,” another local spat.</w:t>
-      </w:r>
-    </w:p>
-    <w:p>
-      <w:r>
-        <w:t>“I told you not to spit,” the woman scolded.</w:t>
-      </w:r>
-    </w:p>
-    <w:p>
-      <w:r>
-        <w:t>Food arrived and Luke ate as he listened to the local gossip.</w:t>
-      </w:r>
-    </w:p>
-    <w:p>
-      <w:proofErr w:type="gramStart"/>
-      <w:r>
-        <w:t>“Now what?”</w:t>
-      </w:r>
-      <w:proofErr w:type="gramEnd"/>
-      <w:r>
-        <w:t xml:space="preserve"> Ripper asked as they paid the bill.</w:t>
-      </w:r>
-    </w:p>
-    <w:p>
-      <w:r>
-        <w:t xml:space="preserve">“I want to explore the town and buy groceries,” Luke said. “Also want to explore the hiking trails. It’s only </w:t>
-      </w:r>
-      <w:r>
-        <w:t>12</w:t>
-      </w:r>
-      <w:r>
-        <w:t>:</w:t>
-      </w:r>
-      <w:r>
-        <w:t>35</w:t>
-      </w:r>
-      <w:r>
-        <w:t xml:space="preserve">PM. </w:t>
-      </w:r>
-      <w:r>
-        <w:t>There’s p</w:t>
-      </w:r>
-      <w:r>
-        <w:t>lenty of time before sunset.”</w:t>
-      </w:r>
-    </w:p>
-    <w:p>
-      <w:r>
-        <w:t>“Aren’t you afraid?” Ripper asked as they walked out of the restaurant.</w:t>
-      </w:r>
-    </w:p>
-    <w:p>
-      <w:r>
-        <w:t>“I only believe in science,” Luke said.</w:t>
-      </w:r>
-      <w:r>
-        <w:t xml:space="preserve"> </w:t>
-      </w:r>
-      <w:r>
-        <w:t>“</w:t>
-      </w:r>
-      <w:r>
-        <w:t>I’m only afraid of tripping in the dark and mosquitoes</w:t>
-      </w:r>
-      <w:r>
-        <w:t>.”</w:t>
-      </w:r>
-    </w:p>
-    <w:p>
-      <w:r>
-        <w:t xml:space="preserve">“They have several sports clubs,” Ripper said. “I’m joining the American Football team. </w:t>
-      </w:r>
-      <w:proofErr w:type="gramStart"/>
-      <w:r>
-        <w:t>How about you?”</w:t>
-      </w:r>
-      <w:proofErr w:type="gramEnd"/>
-    </w:p>
-    <w:p>
-      <w:r>
-        <w:t>“I’m joining the cooking and puzzle solving clubs,” Luke said. “There’s a grocery store.”</w:t>
-      </w:r>
-    </w:p>
-    <w:p>
-      <w:r>
-        <w:t>Ripper stepped in and said, “This store sure has some interesting items.”</w:t>
-      </w:r>
-    </w:p>
-    <w:p>
-      <w:r>
-        <w:t xml:space="preserve">“Grab some items,” Luke said as he walked </w:t>
-      </w:r>
-      <w:r>
-        <w:t>the isles, grabbing items from shelves. Next came groceries. Finally he headed for the cashier.</w:t>
-      </w:r>
-    </w:p>
-    <w:p>
-      <w:r>
-        <w:t>“Need some help with the bags</w:t>
-      </w:r>
-      <w:r>
-        <w:t>?</w:t>
-      </w:r>
-      <w:r>
-        <w:t>” Ripper asked.</w:t>
-      </w:r>
-    </w:p>
-    <w:p>
-      <w:r>
-        <w:t>“Thanks,” Like said and Ripper took multiple bags.</w:t>
-      </w:r>
-    </w:p>
-    <w:p>
-      <w:r>
-        <w:t xml:space="preserve">They headed back to the apartment. As before, they met the protesters near the </w:t>
-      </w:r>
-      <w:r>
-        <w:t>school gate</w:t>
-      </w:r>
-      <w:r>
-        <w:t>.</w:t>
-      </w:r>
-    </w:p>
-    <w:p>
-      <w:r>
         <w:t>They passed the protesters and Ripper asked, “Don’t they have anything better to do with their lives?”</w:t>
       </w:r>
     </w:p>
     <w:p>
       <w:r>
-        <w:lastRenderedPageBreak/>
         <w:t>Luke shrugged and picked up his pace. His arms were starting to hurt from carrying groceries.</w:t>
       </w:r>
     </w:p>
@@ -2588,6 +2611,7 @@
     </w:p>
     <w:p>
       <w:r>
+        <w:lastRenderedPageBreak/>
         <w:t>“Football players,” Ripper said and headed to a group of people who towered over Luke.</w:t>
       </w:r>
     </w:p>
@@ -2603,7 +2627,176 @@
     </w:p>
     <w:p>
       <w:r>
-        <w:t>“Just exploring campus,” Luke said. “I find meeting new people stressful.</w:t>
+        <w:t>“Just exploring campus,” Luke said.</w:t>
+      </w:r>
+    </w:p>
+    <w:p>
+      <w:r>
+        <w:t>“Didn’t you want to explore the trails?” Ripper asked.</w:t>
+      </w:r>
+    </w:p>
+    <w:p>
+      <w:r>
+        <w:t>“Just call me when you are ready and we can go,” Luke said.</w:t>
+      </w:r>
+    </w:p>
+    <w:p>
+      <w:r>
+        <w:t>“Okay,” ripper said and headed for the football players.</w:t>
+      </w:r>
+    </w:p>
+    <w:p>
+      <w:r>
+        <w:t xml:space="preserve">Luke glanced at the year rep, still surrounded by people. She </w:t>
+      </w:r>
+      <w:r>
+        <w:t xml:space="preserve">radiated joy as she socialized </w:t>
+      </w:r>
+      <w:r>
+        <w:t>with her peons.</w:t>
+      </w:r>
+    </w:p>
+    <w:p>
+      <w:r>
+        <w:t>Luke walked away. He didn’t understand the obsession people had with celebrities.</w:t>
+      </w:r>
+    </w:p>
+    <w:p>
+      <w:r>
+        <w:t>Time</w:t>
+      </w:r>
+      <w:r>
+        <w:t xml:space="preserve"> </w:t>
+      </w:r>
+      <w:r>
+        <w:t>passed as Luke explored every nook and cranny of the campus.</w:t>
+      </w:r>
+    </w:p>
+    <w:p>
+      <w:r>
+        <w:t>Ripper called and Luke returned.</w:t>
+      </w:r>
+    </w:p>
+    <w:p>
+      <w:r>
+        <w:t>Ripper made introductions and a moment later Luke forgot their names.</w:t>
+      </w:r>
+    </w:p>
+    <w:p>
+      <w:r>
+        <w:t xml:space="preserve">“Everyone agreed to come on a hike,” Ripper said. “Hans </w:t>
+      </w:r>
+      <w:r>
+        <w:t xml:space="preserve">here </w:t>
+      </w:r>
+      <w:r>
+        <w:t xml:space="preserve">says there’s a trail to a </w:t>
+      </w:r>
+      <w:r>
+        <w:t>swimming hole with an amazing waterfall.”</w:t>
+      </w:r>
+    </w:p>
+    <w:p>
+      <w:r>
+        <w:t>Luke pulled out his device and pointed it at Hans.</w:t>
+      </w:r>
+    </w:p>
+    <w:p>
+      <w:r>
+        <w:t>“What are you doing?” Hans asked.</w:t>
+      </w:r>
+    </w:p>
+    <w:p>
+      <w:r>
+        <w:t>“Trying out Identify,” Luke said. “Says here</w:t>
+      </w:r>
+      <w:r>
+        <w:t>,</w:t>
+      </w:r>
+      <w:r>
+        <w:t xml:space="preserve"> your spirit animal is a </w:t>
+      </w:r>
+      <w:r>
+        <w:t>bull</w:t>
+      </w:r>
+      <w:r>
+        <w:t>.”</w:t>
+      </w:r>
+    </w:p>
+    <w:p>
+      <w:r>
+        <w:lastRenderedPageBreak/>
+        <w:t xml:space="preserve">“Well </w:t>
+      </w:r>
+      <w:r>
+        <w:t>my mum always said I was like a bull in a china shop</w:t>
+      </w:r>
+      <w:r>
+        <w:t>,” Hans said</w:t>
+      </w:r>
+      <w:r>
+        <w:t>, laughing</w:t>
+      </w:r>
+      <w:r>
+        <w:t>.</w:t>
+      </w:r>
+    </w:p>
+    <w:p>
+      <w:r>
+        <w:t>Everyone decided to try out Identify on each other.</w:t>
+      </w:r>
+    </w:p>
+    <w:p>
+      <w:r>
+        <w:t>“We better go before it gets too dark,” Luke said.</w:t>
+      </w:r>
+    </w:p>
+    <w:p>
+      <w:r>
+        <w:t>“Are you afraid of those stories?” a bear of an athlete asked, smiling. “Afraid of monsters?”</w:t>
+      </w:r>
+    </w:p>
+    <w:p>
+      <w:r>
+        <w:t>Luke pointed his device at the teen.</w:t>
+      </w:r>
+    </w:p>
+    <w:p>
+      <w:pPr>
+        <w:pStyle w:val="StatusMessage"/>
+      </w:pPr>
+      <w:r>
+        <w:t>Salvador Bruno</w:t>
+      </w:r>
+    </w:p>
+    <w:p>
+      <w:pPr>
+        <w:pStyle w:val="StatusMessage"/>
+      </w:pPr>
+      <w:r>
+        <w:t>Bear</w:t>
+      </w:r>
+    </w:p>
+    <w:p>
+      <w:pPr>
+        <w:pStyle w:val="StatusMessage"/>
+      </w:pPr>
+      <w:r>
+        <w:t>Level 0</w:t>
+      </w:r>
+    </w:p>
+    <w:p>
+      <w:r>
+        <w:t>“No Salvador,” Luke said. “I’m afraid of breaking my leg, tripping over something in the dark</w:t>
+      </w:r>
+      <w:r>
+        <w:t xml:space="preserve"> and stupid insects</w:t>
+      </w:r>
+      <w:r>
+        <w:t>.</w:t>
+      </w:r>
+      <w:r>
+        <w:t xml:space="preserve"> Monsters don’t exist.</w:t>
       </w:r>
       <w:r>
         <w:t>”</w:t>
@@ -2611,123 +2804,281 @@
     </w:p>
     <w:p>
       <w:r>
-        <w:t>“Didn’t you want to explore the trails?” Ripper asked.</w:t>
-      </w:r>
-    </w:p>
-    <w:p>
-      <w:r>
-        <w:t>“Just call me when you are ready and we can go,” Luke said.</w:t>
+        <w:t>Luke opened the Map app and said, “Delphy Swimming hole.” A path to the destination appeared on the map.</w:t>
+      </w:r>
+    </w:p>
+    <w:p>
+      <w:r>
+        <w:t>They headed out.</w:t>
+      </w:r>
+    </w:p>
+    <w:p>
+      <w:r>
+        <w:t xml:space="preserve">“We explored </w:t>
+      </w:r>
+      <w:r>
+        <w:t>some of</w:t>
+      </w:r>
+      <w:r>
+        <w:t xml:space="preserve"> the sports venues,” Ripper said. “</w:t>
+      </w:r>
+      <w:r>
+        <w:t>The sports are rather limited. Strangely, t</w:t>
+      </w:r>
+      <w:r>
+        <w:t>hey have venues where you can train with medieval weapons</w:t>
+      </w:r>
+      <w:r>
+        <w:t>.”</w:t>
+      </w:r>
+    </w:p>
+    <w:p>
+      <w:r>
+        <w:t>“</w:t>
+      </w:r>
+      <w:r>
+        <w:t>The weight training rooms are amazing</w:t>
+      </w:r>
+      <w:r>
+        <w:t xml:space="preserve">,” a teen </w:t>
+      </w:r>
+      <w:r>
+        <w:t xml:space="preserve">built like a sumo wrestler </w:t>
+      </w:r>
+      <w:r>
+        <w:t>said.</w:t>
+      </w:r>
+    </w:p>
+    <w:p>
+      <w:pPr>
+        <w:pStyle w:val="StatusMessage"/>
+      </w:pPr>
+      <w:r>
+        <w:t xml:space="preserve">Eric </w:t>
+      </w:r>
+      <w:proofErr w:type="spellStart"/>
+      <w:r>
+        <w:t>Ranfield</w:t>
+      </w:r>
+      <w:proofErr w:type="spellEnd"/>
+    </w:p>
+    <w:p>
+      <w:pPr>
+        <w:pStyle w:val="StatusMessage"/>
+      </w:pPr>
+      <w:r>
+        <w:t>Elephant</w:t>
+      </w:r>
+    </w:p>
+    <w:p>
+      <w:pPr>
+        <w:pStyle w:val="StatusMessage"/>
+      </w:pPr>
+      <w:r>
+        <w:t>Level 0</w:t>
+      </w:r>
+    </w:p>
+    <w:p>
+      <w:r>
+        <w:t>The path exited the school grounds and entered the forested area. The boundary was rather stark. One side of a concrete line was manicured lawns and electric lights. The other side was wild brush</w:t>
+      </w:r>
+      <w:r>
+        <w:t xml:space="preserve"> and a dirt trail</w:t>
+      </w:r>
+      <w:r>
+        <w:t>.</w:t>
       </w:r>
     </w:p>
     <w:p>
       <w:r>
         <w:lastRenderedPageBreak/>
-        <w:t>“Okay,” ripper said and headed for the football players.</w:t>
-      </w:r>
-    </w:p>
-    <w:p>
-      <w:r>
-        <w:t xml:space="preserve">Luke glanced at the year rep, still surrounded by people. She </w:t>
-      </w:r>
-      <w:r>
-        <w:t xml:space="preserve">radiated joy as she socialized </w:t>
-      </w:r>
-      <w:r>
-        <w:t>with her peons.</w:t>
-      </w:r>
-    </w:p>
-    <w:p>
-      <w:r>
-        <w:t xml:space="preserve">For a moment Luke felt jealous of social people. However, </w:t>
-      </w:r>
-      <w:r>
-        <w:t>he was what he was and d</w:t>
-      </w:r>
-      <w:r>
-        <w:t>ealing with people was hard work.</w:t>
-      </w:r>
-    </w:p>
-    <w:p>
-      <w:r>
-        <w:t>Time</w:t>
+        <w:t xml:space="preserve">A short distance later they arrived at a </w:t>
+      </w:r>
+      <w:r>
+        <w:t>stone wall</w:t>
+      </w:r>
+      <w:r>
+        <w:t xml:space="preserve"> overlooking a cliff. Over 10 m down was the </w:t>
+      </w:r>
+      <w:r>
+        <w:t xml:space="preserve">continuation of the </w:t>
+      </w:r>
+      <w:r>
+        <w:t>winding trail.</w:t>
+      </w:r>
+    </w:p>
+    <w:p>
+      <w:r>
+        <w:t>Almost 20 minutes later they arrived at the swimming hole.</w:t>
+      </w:r>
+    </w:p>
+    <w:p>
+      <w:r>
+        <w:t>“Let’s go skinny dipping,” a teen said and started undressing.</w:t>
+      </w:r>
+    </w:p>
+    <w:p>
+      <w:r>
+        <w:t>“Joining us?” Ripper asked.</w:t>
+      </w:r>
+    </w:p>
+    <w:p>
+      <w:r>
+        <w:t xml:space="preserve">“I assure you, you don’t want to see me </w:t>
+      </w:r>
+      <w:r>
+        <w:t>undressed,” Luke said. “I’m going to explore my device.”</w:t>
+      </w:r>
+    </w:p>
+    <w:p>
+      <w:r>
+        <w:t>“Are you eating those flowers?” a teen with blond hair asked.</w:t>
+      </w:r>
+    </w:p>
+    <w:p>
+      <w:r>
+        <w:t>“It’s called homeostasis,” Luke said. “A little bit of poison strengthens the body. Besides, according to my device, this flower is edible. Perhaps I can cook with it.”</w:t>
+      </w:r>
+    </w:p>
+    <w:p>
+      <w:r>
+        <w:t xml:space="preserve">In the background Luke heard the others splashing about. He ignored them and </w:t>
+      </w:r>
+      <w:r>
+        <w:t>picked more flowers and berries, putting his loot in various plastic bags. They all went into pockets in his fishing jacket.</w:t>
+      </w:r>
+    </w:p>
+    <w:p>
+      <w:r>
+        <w:t xml:space="preserve">Harvesting done, Luke </w:t>
+      </w:r>
+      <w:r>
+        <w:t>focused on learning various features of his device.</w:t>
+      </w:r>
+    </w:p>
+    <w:p>
+      <w:r>
+        <w:t>“Guys, it’s getting dark,” Luke said. “It’s time to return.”</w:t>
+      </w:r>
+    </w:p>
+    <w:p>
+      <w:r>
+        <w:t xml:space="preserve">“It’s only </w:t>
+      </w:r>
+      <w:r>
+        <w:t>evening</w:t>
+      </w:r>
+      <w:r>
+        <w:t xml:space="preserve">,” </w:t>
+      </w:r>
+      <w:r>
+        <w:t>a teen said.</w:t>
+      </w:r>
+    </w:p>
+    <w:p>
+      <w:r>
+        <w:t>“Maybe so,” Luke countered. “However, we haven’t eaten dinner, and tomorrow is our first day at school.”</w:t>
+      </w:r>
+    </w:p>
+    <w:p>
+      <w:r>
+        <w:t>“Just one more swing on the rope,” a teen said and jumped.</w:t>
+      </w:r>
+    </w:p>
+    <w:p>
+      <w:r>
+        <w:t>The others trickled out and dressed.</w:t>
+      </w:r>
+    </w:p>
+    <w:p>
+      <w:r>
+        <w:t>“What is our schedule for tomorrow?” Ripper asked.</w:t>
+      </w:r>
+    </w:p>
+    <w:p>
+      <w:r>
+        <w:lastRenderedPageBreak/>
+        <w:t xml:space="preserve">“Just go to your School </w:t>
+      </w:r>
+      <w:r>
+        <w:t>app</w:t>
+      </w:r>
+      <w:r>
+        <w:t xml:space="preserve">,” Luke said. “Homeroom for me is in </w:t>
+      </w:r>
+      <w:r>
+        <w:t>1</w:t>
+      </w:r>
+      <w:r>
+        <w:t>-23 of the Pasteur building. School starts at 8:00AM</w:t>
+      </w:r>
+      <w:r>
+        <w:t>.</w:t>
+      </w:r>
+      <w:r>
+        <w:t>”</w:t>
+      </w:r>
+    </w:p>
+    <w:p>
+      <w:r>
+        <w:t>They headed back.</w:t>
+      </w:r>
+    </w:p>
+    <w:p>
+      <w:r>
+        <w:t>As they walked the evening became darker.</w:t>
+      </w:r>
+    </w:p>
+    <w:p>
+      <w:r>
+        <w:t>Luke found the walk back harder since they were walking up a slope. With device in hand Luke trudged forward.</w:t>
+      </w:r>
+    </w:p>
+    <w:p>
+      <w:r>
+        <w:t>Suddenly Luke felt a transition into night.</w:t>
+      </w:r>
+    </w:p>
+    <w:p>
+      <w:r>
+        <w:t>“Dam</w:t>
+      </w:r>
+      <w:r>
+        <w:t>n it’s getting dark,” Eric said, as the dark pushed down on them.</w:t>
+      </w:r>
+    </w:p>
+    <w:p>
+      <w:r>
+        <w:t>Luke pulled out a flashlight and took the lead.</w:t>
+      </w:r>
+    </w:p>
+    <w:p>
+      <w:r>
+        <w:t>“Is that a tiger?” a teen asked.</w:t>
+      </w:r>
+    </w:p>
+    <w:p>
+      <w:pPr>
+        <w:pStyle w:val="StatusMessage"/>
+      </w:pPr>
+      <w:r>
+        <w:t>Sylvan</w:t>
       </w:r>
       <w:r>
         <w:t xml:space="preserve"> </w:t>
       </w:r>
-      <w:r>
-        <w:t>passed as Luke explored every nook and cranny of the campus.</w:t>
-      </w:r>
-    </w:p>
-    <w:p>
-      <w:r>
-        <w:t>Ripper called and Luke returned.</w:t>
-      </w:r>
-    </w:p>
-    <w:p>
-      <w:r>
-        <w:t>Ripper made introductions and a moment later Luke forgot their names.</w:t>
-      </w:r>
-    </w:p>
-    <w:p>
-      <w:r>
-        <w:t xml:space="preserve">“Everyone agreed to come on a hike,” Ripper said. “Hans </w:t>
-      </w:r>
-      <w:r>
-        <w:t xml:space="preserve">here </w:t>
-      </w:r>
-      <w:r>
-        <w:t xml:space="preserve">says there’s a trail to a </w:t>
-      </w:r>
-      <w:r>
-        <w:t>swimming hole with an amazing waterfall.”</w:t>
-      </w:r>
-    </w:p>
-    <w:p>
-      <w:r>
-        <w:t>Luke pulled out his device and pointed it at Hans.</w:t>
-      </w:r>
-    </w:p>
-    <w:p>
-      <w:r>
-        <w:t>“What are you doing?” Hans asked.</w:t>
-      </w:r>
-    </w:p>
-    <w:p>
-      <w:r>
-        <w:t>“Trying out Identify,” Luke said. “Says here your spirit animal is a thoroughbred horse.”</w:t>
-      </w:r>
-    </w:p>
-    <w:p>
-      <w:r>
-        <w:t>“Well I did get my scholarship for my speed and endurance,” Hans said.</w:t>
-      </w:r>
-    </w:p>
-    <w:p>
-      <w:r>
-        <w:t>Everyone decided to try out Identify on each other.</w:t>
-      </w:r>
-    </w:p>
-    <w:p>
-      <w:r>
-        <w:t>“We better go before it gets too dark,” Luke said.</w:t>
-      </w:r>
-    </w:p>
-    <w:p>
-      <w:r>
-        <w:t>“Are you afraid of those stories?” a bear of an athlete asked, smiling. “Afraid of monsters?”</w:t>
-      </w:r>
-    </w:p>
-    <w:p>
-      <w:r>
-        <w:t>Luke pointed his device at the teen.</w:t>
-      </w:r>
+      <w:proofErr w:type="spellStart"/>
+      <w:r>
+        <w:t>Brocovisch</w:t>
+      </w:r>
+      <w:proofErr w:type="spellEnd"/>
     </w:p>
     <w:p>
       <w:pPr>
         <w:pStyle w:val="StatusMessage"/>
       </w:pPr>
       <w:r>
-        <w:t>Salvador Bruno</w:t>
+        <w:t>Lion</w:t>
       </w:r>
     </w:p>
     <w:p>
@@ -2735,333 +3086,58 @@
         <w:pStyle w:val="StatusMessage"/>
       </w:pPr>
       <w:r>
-        <w:t>Bear</w:t>
-      </w:r>
-    </w:p>
-    <w:p>
-      <w:pPr>
-        <w:pStyle w:val="StatusMessage"/>
-      </w:pPr>
+        <w:t>Level 0</w:t>
+      </w:r>
+    </w:p>
+    <w:p>
+      <w:r>
+        <w:t>Turning around Luke saw a tiger. It was standing over a freshly killed deer. It let lose an ear-splitting roar.</w:t>
+      </w:r>
+    </w:p>
+    <w:p>
+      <w:r>
+        <w:t>A moment later everyone r</w:t>
+      </w:r>
+      <w:r>
+        <w:t>an</w:t>
+      </w:r>
+      <w:r>
+        <w:t>.</w:t>
+      </w:r>
+    </w:p>
+    <w:p>
+      <w:r>
+        <w:t>Luke’s flashlight flickered and died. He put his useless flashlight away and ran for all he was worth.</w:t>
+      </w:r>
+    </w:p>
+    <w:p>
+      <w:r>
+        <w:t>Unfortunately Luke was the slowest and the others left him behind.</w:t>
+      </w:r>
+    </w:p>
+    <w:p>
+      <w:r>
+        <w:t>Luke ran. He ran faster and harder than he ever ran.</w:t>
+      </w:r>
+    </w:p>
+    <w:p>
+      <w:r>
+        <w:t>Arms pumping and lungs burning, Luke’s only thought was escape.</w:t>
+      </w:r>
+    </w:p>
+    <w:p>
+      <w:r>
+        <w:t>Luke slowed down, hoping he got away.</w:t>
+      </w:r>
+    </w:p>
+    <w:p>
+      <w:r>
+        <w:t>Just then the tiger roared. Looking back, Luke saw the tiger staring at him. At his feet was the prey.</w:t>
+      </w:r>
+    </w:p>
+    <w:p>
       <w:r>
         <w:lastRenderedPageBreak/>
-        <w:t>Level 0</w:t>
-      </w:r>
-    </w:p>
-    <w:p>
-      <w:r>
-        <w:t>“No Salvador,” Luke said. “I’m afraid of breaking my leg, tripping over something in the dark.</w:t>
-      </w:r>
-      <w:r>
-        <w:t xml:space="preserve"> Monsters don’t exist.</w:t>
-      </w:r>
-      <w:r>
-        <w:t>”</w:t>
-      </w:r>
-    </w:p>
-    <w:p>
-      <w:r>
-        <w:t>Luke opened the Map app and said, “</w:t>
-      </w:r>
-      <w:proofErr w:type="spellStart"/>
-      <w:r>
-        <w:t>Delphy</w:t>
-      </w:r>
-      <w:proofErr w:type="spellEnd"/>
-      <w:r>
-        <w:t xml:space="preserve"> Swimming hole.” A path to the destination appeared on the map.</w:t>
-      </w:r>
-    </w:p>
-    <w:p>
-      <w:r>
-        <w:t>They headed out.</w:t>
-      </w:r>
-    </w:p>
-    <w:p>
-      <w:r>
-        <w:t>“We explored all the sports venues,” Ripper said. “It’s crazy wha</w:t>
-      </w:r>
-      <w:r>
-        <w:t>t they have. They even have venues where you can train with medieval weapons</w:t>
-      </w:r>
-      <w:r>
-        <w:t>.”</w:t>
-      </w:r>
-    </w:p>
-    <w:p>
-      <w:r>
-        <w:t>“</w:t>
-      </w:r>
-      <w:r>
-        <w:t>The weight training rooms are amazing</w:t>
-      </w:r>
-      <w:r>
-        <w:t xml:space="preserve">,” a slender teen </w:t>
-      </w:r>
-      <w:r>
-        <w:t xml:space="preserve">built like a sumo wrestler </w:t>
-      </w:r>
-      <w:r>
-        <w:t>said.</w:t>
-      </w:r>
-    </w:p>
-    <w:p>
-      <w:pPr>
-        <w:pStyle w:val="StatusMessage"/>
-      </w:pPr>
-      <w:r>
-        <w:t xml:space="preserve">Eric </w:t>
-      </w:r>
-      <w:proofErr w:type="spellStart"/>
-      <w:r>
-        <w:t>Ranfield</w:t>
-      </w:r>
-      <w:proofErr w:type="spellEnd"/>
-    </w:p>
-    <w:p>
-      <w:pPr>
-        <w:pStyle w:val="StatusMessage"/>
-      </w:pPr>
-      <w:r>
-        <w:t>Elephant</w:t>
-      </w:r>
-    </w:p>
-    <w:p>
-      <w:pPr>
-        <w:pStyle w:val="StatusMessage"/>
-      </w:pPr>
-      <w:r>
-        <w:t>Level 0</w:t>
-      </w:r>
-    </w:p>
-    <w:p>
-      <w:r>
-        <w:t>The path exited the school grounds and entered the forested area. The boundary was rather stark. One side of a concrete line was manicured lawns and electric lights. The other side was wild brush.</w:t>
-      </w:r>
-    </w:p>
-    <w:p>
-      <w:r>
-        <w:t>A short distance later they arrived at a fence overlooking a cliff. Over 10 m down was the winding trail.</w:t>
-      </w:r>
-    </w:p>
-    <w:p>
-      <w:r>
-        <w:t>Almost 20 minutes later they arrived at the swimming hole.</w:t>
-      </w:r>
-    </w:p>
-    <w:p>
-      <w:r>
-        <w:t>“Let’s go skinny dipping,” a teen said and started undressing.</w:t>
-      </w:r>
-    </w:p>
-    <w:p>
-      <w:r>
-        <w:t>“Joining us?” Ripper asked.</w:t>
-      </w:r>
-    </w:p>
-    <w:p>
-      <w:r>
-        <w:t xml:space="preserve">“I assure you, you don’t want to see me </w:t>
-      </w:r>
-      <w:r>
-        <w:t>undressed,” Luke said. “I’m going to explore my device.”</w:t>
-      </w:r>
-    </w:p>
-    <w:p>
-      <w:r>
-        <w:t>“Are you eating those flowers?” a teen with blond hair asked.</w:t>
-      </w:r>
-    </w:p>
-    <w:p>
-      <w:r>
-        <w:lastRenderedPageBreak/>
-        <w:t>“It’s called homeostasis,” Luke said. “A little bit of poison strengthens the body. Besides, according to my device, this flower is edible. Perhaps I can cook with it.”</w:t>
-      </w:r>
-    </w:p>
-    <w:p>
-      <w:r>
-        <w:t xml:space="preserve">In the background Luke heard the others splashing about. He ignored them and </w:t>
-      </w:r>
-      <w:r>
-        <w:t>picked more flowers and berries, putting his loot in various plastic bags. They all went into pockets in his fishing jacket.</w:t>
-      </w:r>
-    </w:p>
-    <w:p>
-      <w:r>
-        <w:t xml:space="preserve">Harvesting done, Luke </w:t>
-      </w:r>
-      <w:r>
-        <w:t>focused on learning various features of his device.</w:t>
-      </w:r>
-    </w:p>
-    <w:p>
-      <w:r>
-        <w:t>“Guys, it’s getting dark,” Luke said. “It’s time to return.”</w:t>
-      </w:r>
-    </w:p>
-    <w:p>
-      <w:r>
-        <w:t xml:space="preserve">“It’s only </w:t>
-      </w:r>
-      <w:r>
-        <w:t>evening</w:t>
-      </w:r>
-      <w:r>
-        <w:t xml:space="preserve">,” </w:t>
-      </w:r>
-      <w:r>
-        <w:t>a teen said.</w:t>
-      </w:r>
-    </w:p>
-    <w:p>
-      <w:r>
-        <w:t>“Maybe so,” Luke countered. “However, we haven’t eaten dinner, and tomorrow is our first day at school.”</w:t>
-      </w:r>
-    </w:p>
-    <w:p>
-      <w:r>
-        <w:t>“Just one more swing on the rope,” a teen said and jumped.</w:t>
-      </w:r>
-    </w:p>
-    <w:p>
-      <w:r>
-        <w:t>The others trickled out and dressed.</w:t>
-      </w:r>
-    </w:p>
-    <w:p>
-      <w:r>
-        <w:t>“What is our schedule for tomorrow?” Ripper asked.</w:t>
-      </w:r>
-    </w:p>
-    <w:p>
-      <w:r>
-        <w:t xml:space="preserve">“Just go to your School </w:t>
-      </w:r>
-      <w:r>
-        <w:t>app</w:t>
-      </w:r>
-      <w:r>
-        <w:t xml:space="preserve">,” Luke said. “Homeroom for me is in </w:t>
-      </w:r>
-      <w:r>
-        <w:t>1</w:t>
-      </w:r>
-      <w:r>
-        <w:t>-23 of the Pasteur building. School starts at 8:00AM</w:t>
-      </w:r>
-      <w:r>
-        <w:t>.</w:t>
-      </w:r>
-      <w:r>
-        <w:t>”</w:t>
-      </w:r>
-    </w:p>
-    <w:p>
-      <w:r>
-        <w:t>They headed back.</w:t>
-      </w:r>
-    </w:p>
-    <w:p>
-      <w:r>
-        <w:t>As they walked the evening became darker.</w:t>
-      </w:r>
-    </w:p>
-    <w:p>
-      <w:r>
-        <w:t>Luke found the walk back harder since they were walking up a slope. With device in hand Luke trudged forward.</w:t>
-      </w:r>
-    </w:p>
-    <w:p>
-      <w:r>
-        <w:t>“Damn it’s getting dark,” Eric said.</w:t>
-      </w:r>
-    </w:p>
-    <w:p>
-      <w:r>
-        <w:t>Luke pulled out a flashlight and took the lead.</w:t>
-      </w:r>
-    </w:p>
-    <w:p>
-      <w:r>
-        <w:t>“Is that a tiger?” a teen asked.</w:t>
-      </w:r>
-    </w:p>
-    <w:p>
-      <w:pPr>
-        <w:pStyle w:val="StatusMessage"/>
-      </w:pPr>
-      <w:proofErr w:type="spellStart"/>
-      <w:r>
-        <w:lastRenderedPageBreak/>
-        <w:t>Silvan</w:t>
-      </w:r>
-      <w:proofErr w:type="spellEnd"/>
-      <w:r>
-        <w:t xml:space="preserve"> </w:t>
-      </w:r>
-      <w:proofErr w:type="spellStart"/>
-      <w:r>
-        <w:t>Brocovisch</w:t>
-      </w:r>
-      <w:proofErr w:type="spellEnd"/>
-    </w:p>
-    <w:p>
-      <w:pPr>
-        <w:pStyle w:val="StatusMessage"/>
-      </w:pPr>
-      <w:r>
-        <w:t>Lion</w:t>
-      </w:r>
-    </w:p>
-    <w:p>
-      <w:pPr>
-        <w:pStyle w:val="StatusMessage"/>
-      </w:pPr>
-      <w:r>
-        <w:t>Level 0</w:t>
-      </w:r>
-    </w:p>
-    <w:p>
-      <w:r>
-        <w:t>Turning around Luke saw a tiger. It was standing over a freshly killed deer. It let lose an ear-splitting roar.</w:t>
-      </w:r>
-    </w:p>
-    <w:p>
-      <w:r>
-        <w:t>A moment later everyone started running.</w:t>
-      </w:r>
-    </w:p>
-    <w:p>
-      <w:r>
-        <w:t>Luke’s flashlight flickered and died. He put his useless flashlight away and ran for all he was worth.</w:t>
-      </w:r>
-    </w:p>
-    <w:p>
-      <w:r>
-        <w:t>Unfortunately Luke was the slowest and the others left him behind.</w:t>
-      </w:r>
-    </w:p>
-    <w:p>
-      <w:r>
-        <w:t>Luke ran. He ran faster and harder than he ever ran.</w:t>
-      </w:r>
-    </w:p>
-    <w:p>
-      <w:r>
-        <w:t>Arms pumping and lungs burning, Luke’s only thought was escape.</w:t>
-      </w:r>
-    </w:p>
-    <w:p>
-      <w:r>
-        <w:t>Luke slowed down, hoping he got away.</w:t>
-      </w:r>
-    </w:p>
-    <w:p>
-      <w:r>
-        <w:t>Just then the tiger roared. Looking back, Luke saw the tiger staring at him. At his feet was the prey.</w:t>
-      </w:r>
-    </w:p>
-    <w:p>
-      <w:r>
         <w:t>Panic was a great motivator. Despite his burning lungs, legs and throat, Luke picked up speed, struggling to run on the rocky trail.</w:t>
       </w:r>
     </w:p>
@@ -3112,7 +3188,6 @@
     </w:p>
     <w:p>
       <w:r>
-        <w:lastRenderedPageBreak/>
         <w:t>“No,” Luke gasped. It didn’t matter how much pain he was in, it didn’t compare to the pain of being devoted by a predator. Not to mention the fact his parents would cry.</w:t>
       </w:r>
     </w:p>
@@ -3151,7 +3226,10 @@
       </w:r>
       <w:proofErr w:type="spellStart"/>
       <w:r>
-        <w:t>Windigoes</w:t>
+        <w:t>w</w:t>
+      </w:r>
+      <w:r>
+        <w:t>indigoes</w:t>
       </w:r>
       <w:proofErr w:type="spellEnd"/>
       <w:r>
@@ -3208,17 +3286,30 @@
         <w:rPr>
           <w:i/>
         </w:rPr>
+        <w:lastRenderedPageBreak/>
         <w:t>Struggle is futile. There is no hope.</w:t>
       </w:r>
     </w:p>
     <w:p>
       <w:r>
-        <w:t>Luke crested the cliff and jumped over the fence.</w:t>
-      </w:r>
-    </w:p>
-    <w:p>
-      <w:r>
-        <w:t>Luke desperately wanted to stop. But he couldn’t. The tiger was there, less than 10m away, sitting next to its prey.</w:t>
+        <w:t xml:space="preserve">Luke crested the </w:t>
+      </w:r>
+      <w:r>
+        <w:t xml:space="preserve">rock wall atop the </w:t>
+      </w:r>
+      <w:r>
+        <w:t>cliff and jumped over.</w:t>
+      </w:r>
+    </w:p>
+    <w:p>
+      <w:r>
+        <w:t xml:space="preserve">Luke desperately wanted to stop. But he couldn’t. The tiger was there, less than 10m away, </w:t>
+      </w:r>
+      <w:r>
+        <w:t>crouching</w:t>
+      </w:r>
+      <w:r>
+        <w:t xml:space="preserve"> next to its prey.</w:t>
       </w:r>
     </w:p>
     <w:p>
@@ -3250,99 +3341,109 @@
     </w:p>
     <w:p>
       <w:r>
+        <w:t xml:space="preserve">The voices disappeared and Luke felt as if he exited a nightmare. The normal sounds of night appeared, along with </w:t>
+      </w:r>
+      <w:r>
+        <w:t>mosquitoes and other insects.</w:t>
+      </w:r>
+    </w:p>
+    <w:p>
+      <w:r>
+        <w:t>Luke collapsed amid the other teens. They too were exhausted.</w:t>
+      </w:r>
+    </w:p>
+    <w:p>
+      <w:r>
+        <w:t>For a few minutes no one spoke.</w:t>
+      </w:r>
+    </w:p>
+    <w:p>
+      <w:r>
+        <w:t>Then Ripper asked, “What happened to Antonio?”</w:t>
+      </w:r>
+    </w:p>
+    <w:p>
+      <w:r>
+        <w:t xml:space="preserve">Luke </w:t>
+      </w:r>
+      <w:r>
+        <w:t>looked around</w:t>
+      </w:r>
+      <w:r>
+        <w:t>. He was still bone tired and brain dead. However, he could walk – barely.</w:t>
+      </w:r>
+    </w:p>
+    <w:p>
+      <w:r>
+        <w:t>No one said anything.</w:t>
+      </w:r>
+    </w:p>
+    <w:p>
+      <w:r>
+        <w:t xml:space="preserve">Then another teen </w:t>
+      </w:r>
+      <w:r>
+        <w:t>whimpered</w:t>
+      </w:r>
+      <w:r>
+        <w:t>, “I don’t want to return there. We were foolish to disobey the principle.”</w:t>
+      </w:r>
+    </w:p>
+    <w:p>
+      <w:r>
+        <w:t xml:space="preserve">“I sent a message to </w:t>
+      </w:r>
+      <w:r>
+        <w:t xml:space="preserve">the </w:t>
+      </w:r>
+      <w:r>
+        <w:t xml:space="preserve">school, saying Antonio </w:t>
+      </w:r>
+      <w:r>
+        <w:t xml:space="preserve">Taylor </w:t>
+      </w:r>
+      <w:r>
+        <w:t>is missing,” Luke said.</w:t>
+      </w:r>
+      <w:r>
+        <w:t xml:space="preserve"> Luke was momentarily amazed that he knew the last name of the teen.</w:t>
+      </w:r>
+      <w:r>
+        <w:t xml:space="preserve"> “They replied in all caps, saying</w:t>
+      </w:r>
+      <w:r>
+        <w:t>,</w:t>
+      </w:r>
+      <w:r>
+        <w:t xml:space="preserve"> ‘</w:t>
+      </w:r>
+      <w:r>
+        <w:t>DO NOT LEAVE SCHOOL GROUNDS</w:t>
+      </w:r>
+      <w:r>
+        <w:t>’</w:t>
+      </w:r>
+      <w:r>
+        <w:t>.</w:t>
+      </w:r>
+      <w:r>
+        <w:t xml:space="preserve"> They will look for him.”</w:t>
+      </w:r>
+    </w:p>
+    <w:p>
+      <w:r>
+        <w:t xml:space="preserve">“Did you say he was with us?” </w:t>
+      </w:r>
+      <w:r>
+        <w:t>Sylvan</w:t>
+      </w:r>
+      <w:r>
+        <w:t xml:space="preserve"> asked.</w:t>
+      </w:r>
+    </w:p>
+    <w:p>
+      <w:r>
         <w:lastRenderedPageBreak/>
-        <w:t xml:space="preserve">The voices disappeared and Luke felt as if he exited a nightmare. The normal sounds of night appeared, along with </w:t>
-      </w:r>
-      <w:r>
-        <w:t>mosquitoes and other insects.</w:t>
-      </w:r>
-    </w:p>
-    <w:p>
-      <w:r>
-        <w:t>Luke collapsed amid the other teens. They too were exhausted.</w:t>
-      </w:r>
-    </w:p>
-    <w:p>
-      <w:r>
-        <w:t>For a few minutes no one spoke.</w:t>
-      </w:r>
-    </w:p>
-    <w:p>
-      <w:r>
-        <w:t>Then Ripper asked, “What happened to Antonio?”</w:t>
-      </w:r>
-    </w:p>
-    <w:p>
-      <w:r>
-        <w:t>Luke sat up. He was still bone tired and brain dead. However, he could walk – barely.</w:t>
-      </w:r>
-    </w:p>
-    <w:p>
-      <w:r>
-        <w:t>No one said anything.</w:t>
-      </w:r>
-    </w:p>
-    <w:p>
-      <w:r>
-        <w:t xml:space="preserve">Then another teen </w:t>
-      </w:r>
-      <w:r>
-        <w:t>whimpered</w:t>
-      </w:r>
-      <w:r>
-        <w:t>, “I don’t want to return there. We were foolish to disobey the principle.”</w:t>
-      </w:r>
-    </w:p>
-    <w:p>
-      <w:r>
-        <w:t xml:space="preserve">“I sent a message to </w:t>
-      </w:r>
-      <w:r>
-        <w:t xml:space="preserve">the </w:t>
-      </w:r>
-      <w:r>
-        <w:t xml:space="preserve">school, saying Antonio </w:t>
-      </w:r>
-      <w:r>
-        <w:t xml:space="preserve">Taylor </w:t>
-      </w:r>
-      <w:r>
-        <w:t>is missing,” Luke said. “They replied in all caps, saying</w:t>
-      </w:r>
-      <w:r>
-        <w:t>,</w:t>
-      </w:r>
-      <w:r>
-        <w:t xml:space="preserve"> ‘</w:t>
-      </w:r>
-      <w:r>
-        <w:t>DO NOT LEAVE SCHOOL GROUNDS</w:t>
-      </w:r>
-      <w:r>
-        <w:t>’</w:t>
-      </w:r>
-      <w:r>
-        <w:t>.</w:t>
-      </w:r>
-      <w:r>
-        <w:t xml:space="preserve"> They will look for him.”</w:t>
-      </w:r>
-    </w:p>
-    <w:p>
-      <w:r>
-        <w:t xml:space="preserve">“Did you say he was with us?” </w:t>
-      </w:r>
-      <w:proofErr w:type="spellStart"/>
-      <w:r>
-        <w:t>Silvan</w:t>
-      </w:r>
-      <w:proofErr w:type="spellEnd"/>
-      <w:r>
-        <w:t xml:space="preserve"> asked.</w:t>
-      </w:r>
-    </w:p>
-    <w:p>
-      <w:r>
         <w:t>“No,” Luke said. “Although I assume they know.”</w:t>
       </w:r>
     </w:p>
@@ -3808,7 +3909,13 @@
       </w:r>
       <w:proofErr w:type="gramStart"/>
       <w:r>
-        <w:t>“Says here I’m 1 point faster.</w:t>
+        <w:t xml:space="preserve">“Says here I’m </w:t>
+      </w:r>
+      <w:r>
+        <w:t>2</w:t>
+      </w:r>
+      <w:r>
+        <w:t xml:space="preserve"> point faster.</w:t>
       </w:r>
       <w:proofErr w:type="gramEnd"/>
       <w:r>
@@ -3828,6 +3935,14 @@
     <w:p>
       <w:r>
         <w:t>“Freaky,” Ripper said.</w:t>
+      </w:r>
+      <w:r>
+        <w:t xml:space="preserve"> “How much is it in pounds?”</w:t>
+      </w:r>
+    </w:p>
+    <w:p>
+      <w:r>
+        <w:t>“Around 10,” Luke said.</w:t>
       </w:r>
     </w:p>
     <w:p>
@@ -4105,7 +4220,13 @@
     </w:p>
     <w:p>
       <w:r>
-        <w:t>“For the next few weeks please obey the rules,” Mr. Song said. “In time we will give you the training to face what is out there.</w:t>
+        <w:t>“For the next few weeks please obey the rules,” Mr. Song said. “In time we will give you the training</w:t>
+      </w:r>
+      <w:r>
+        <w:t xml:space="preserve"> needed</w:t>
+      </w:r>
+      <w:r>
+        <w:t xml:space="preserve"> to face what is out there.</w:t>
       </w:r>
     </w:p>
     <w:p>
@@ -4143,17 +4264,28 @@
         <w:t>various processes within your bodies</w:t>
       </w:r>
       <w:r>
-        <w:t>, everyone is surrounded by an energy field. Your devices are able to read these fields, giving you the stats you see.</w:t>
-      </w:r>
-    </w:p>
-    <w:p>
-      <w:r>
-        <w:t>“There are clubs you can join that explore these subjects. Join them if this fascinates you.</w:t>
-      </w:r>
-    </w:p>
-    <w:p>
-      <w:r>
-        <w:t>“Speaking of clubs, you are all required to join at least one club.</w:t>
+        <w:t>, everyone is surrounded by an energy field.</w:t>
+      </w:r>
+    </w:p>
+    <w:p>
+      <w:r>
+        <w:t>“We believe the devices read these fields.</w:t>
+      </w:r>
+    </w:p>
+    <w:p>
+      <w:r>
+        <w:t>“How they do this is unknown, since the technology is proprietary.</w:t>
+      </w:r>
+    </w:p>
+    <w:p>
+      <w:r>
+        <w:t>“</w:t>
+      </w:r>
+      <w:r>
+        <w:t xml:space="preserve">While at this school </w:t>
+      </w:r>
+      <w:r>
+        <w:t>you are all required to join at least one club.</w:t>
       </w:r>
     </w:p>
     <w:p>
@@ -4163,7 +4295,24 @@
     </w:p>
     <w:p>
       <w:r>
-        <w:t>“Sometime in October each of you will be forming study groups of between 5 and 7 people.</w:t>
+        <w:t>“You will find the selection rather unusual. Clubs you normally find are missing, replaced by clubs on ninja stuff, medieval fighting, archery, and other RPG-themed clubs.</w:t>
+      </w:r>
+    </w:p>
+    <w:p>
+      <w:r>
+        <w:t>“</w:t>
+      </w:r>
+      <w:r>
+        <w:t>N</w:t>
+      </w:r>
+      <w:r>
+        <w:t xml:space="preserve">ext </w:t>
+      </w:r>
+      <w:r>
+        <w:t>week</w:t>
+      </w:r>
+      <w:r>
+        <w:t xml:space="preserve"> each of you will be forming study groups of between 5 and 7 people.</w:t>
       </w:r>
       <w:r>
         <w:t xml:space="preserve"> At that time we will let you know what is required in the groups.</w:t>
@@ -4176,103 +4325,108 @@
     </w:p>
     <w:p>
       <w:r>
+        <w:lastRenderedPageBreak/>
         <w:t>“However, that is not enough for all the fun things available for purchase.</w:t>
       </w:r>
     </w:p>
     <w:p>
       <w:r>
+        <w:t>“</w:t>
+      </w:r>
+      <w:r>
+        <w:t>Don’t worry. Score good grades and you will earn gold. Take on tasks from the task board and you will earn gold.</w:t>
+      </w:r>
+      <w:r>
+        <w:t xml:space="preserve"> There are many ways to earn gold, and even more ways to spend it.”</w:t>
+      </w:r>
+    </w:p>
+    <w:p>
+      <w:r>
+        <w:t xml:space="preserve">Mr. Song paused and then said, </w:t>
+      </w:r>
+      <w:r>
+        <w:t>“However, bad behavior will lose you gold.</w:t>
+      </w:r>
+    </w:p>
+    <w:p>
+      <w:r>
+        <w:t>“</w:t>
+      </w:r>
+      <w:r>
+        <w:t>Luke was lucky. His misbehavior was done before school began, otherwise he would have lost gold.”</w:t>
+      </w:r>
+    </w:p>
+    <w:p>
+      <w:r>
+        <w:t>The rest of the class was relatively mundane, with talk of curriculum.</w:t>
+      </w:r>
+    </w:p>
+    <w:p>
+      <w:r>
+        <w:t>The bell rang. Luke grabbed his school bag and got up.</w:t>
+      </w:r>
+    </w:p>
+    <w:p>
+      <w:r>
+        <w:t>The next class was gym.</w:t>
+      </w:r>
+    </w:p>
+    <w:p/>
+    <w:p/>
+    <w:p>
+      <w:r>
+        <w:t>“Some of the guys suggested…” Ripper began.</w:t>
+      </w:r>
+    </w:p>
+    <w:p>
+      <w:r>
+        <w:t>“No problem,” Luke said. “</w:t>
+      </w:r>
+      <w:r>
+        <w:t xml:space="preserve">Have fun with your friends. </w:t>
+      </w:r>
+      <w:r>
+        <w:t>I’m going to eat, and then see the clubs.”</w:t>
+      </w:r>
+    </w:p>
+    <w:p>
+      <w:r>
+        <w:t>Waving bye, Luke headed out. He looked at Annie, but she was already swamped with people</w:t>
+      </w:r>
+      <w:r>
+        <w:t>. That was way too much trouble, but she enjoyed it.</w:t>
+      </w:r>
+    </w:p>
+    <w:p>
+      <w:r>
+        <w:t xml:space="preserve">Luke enjoyed helping people and serving them delicious food. </w:t>
+      </w:r>
+      <w:r>
+        <w:t>However, he didn’t fancy being the center of attention.</w:t>
+      </w:r>
+    </w:p>
+    <w:p>
+      <w:r>
+        <w:t>The trip to the cafeteria</w:t>
+      </w:r>
+      <w:r>
+        <w:t xml:space="preserve"> was uneventful. The area around the cafeteria was lined with boots. People called for applicants and handed out flyers.</w:t>
+      </w:r>
+    </w:p>
+    <w:p>
+      <w:r>
         <w:lastRenderedPageBreak/>
-        <w:t>“</w:t>
-      </w:r>
-      <w:r>
-        <w:t>Don’t worry. Score good grades and you will earn gold. Take on tasks from the task board and you will earn gold.</w:t>
-      </w:r>
-      <w:r>
-        <w:t xml:space="preserve"> There are many ways to earn gold, and even more ways to spend it.”</w:t>
-      </w:r>
-    </w:p>
-    <w:p>
-      <w:r>
-        <w:t xml:space="preserve">Mr. Song paused and then said, </w:t>
-      </w:r>
-      <w:r>
-        <w:t>“However, bad behavior will lose you gold.</w:t>
-      </w:r>
-    </w:p>
-    <w:p>
-      <w:r>
-        <w:t>“</w:t>
-      </w:r>
-      <w:r>
-        <w:t>Luke was lucky. His misbehavior was done before school began, otherwise he would have lost a gold.”</w:t>
-      </w:r>
-    </w:p>
-    <w:p>
-      <w:r>
-        <w:t>The rest of the class was relatively mundane, with talk of curriculum.</w:t>
-      </w:r>
-    </w:p>
-    <w:p>
-      <w:r>
-        <w:t>The bell rang. Luke grabbed his school bag and got up.</w:t>
-      </w:r>
-    </w:p>
-    <w:p>
-      <w:r>
-        <w:t>“Some of the guys suggested…” Ripper began.</w:t>
-      </w:r>
-    </w:p>
-    <w:p>
-      <w:r>
-        <w:t>“No problem,” Luke said. “</w:t>
-      </w:r>
-      <w:r>
-        <w:t xml:space="preserve">Have fun with your friends. </w:t>
-      </w:r>
-      <w:r>
-        <w:t>I’m going to eat, and then see the clubs.”</w:t>
-      </w:r>
-    </w:p>
-    <w:p>
-      <w:r>
-        <w:t>Waving bye, Luke headed out. He looked at Annie, but she was already swamped with people. That was way too much trouble.</w:t>
-      </w:r>
-    </w:p>
-    <w:p>
-      <w:r>
-        <w:t xml:space="preserve">Luke enjoyed helping people and serving them delicious food. </w:t>
-      </w:r>
-      <w:r>
-        <w:t>However, he didn’t fancy being the center of attention.</w:t>
-      </w:r>
-    </w:p>
-    <w:p>
-      <w:r>
-        <w:t>The trip to the cafeteria</w:t>
-      </w:r>
-      <w:r>
-        <w:t xml:space="preserve"> was uneventful. The area around the cafeteria was lined with boots. People called for applicants and handed out flyers.</w:t>
-      </w:r>
-    </w:p>
-    <w:p>
-      <w:r>
         <w:t>This was definitely different from grade school.</w:t>
       </w:r>
     </w:p>
     <w:p>
       <w:r>
-        <w:t>Luke looked about for the three hobbies he enjoyed.</w:t>
-      </w:r>
-    </w:p>
-    <w:p>
-      <w:r>
-        <w:t xml:space="preserve">After awhile he found </w:t>
-      </w:r>
-      <w:r>
-        <w:t>a club called the maze walkers</w:t>
-      </w:r>
-      <w:r>
-        <w:t>.</w:t>
+        <w:t xml:space="preserve">As the professor mentioned, the clubs were all teamed around RPG activities. </w:t>
+      </w:r>
+    </w:p>
+    <w:p>
+      <w:r>
+        <w:t>One booth named the Maze Walkers caught Luke’s attention.</w:t>
       </w:r>
     </w:p>
     <w:p>
@@ -4287,7 +4441,6 @@
     </w:p>
     <w:p>
       <w:r>
-        <w:lastRenderedPageBreak/>
         <w:t>The next place he found was a maker’s group.</w:t>
       </w:r>
     </w:p>
@@ -4481,7 +4634,7 @@
             <w:rPr>
               <w:noProof/>
             </w:rPr>
-            <w:t>27</w:t>
+            <w:t>31</w:t>
           </w:r>
         </w:fldSimple>
       </w:p>
@@ -6903,7 +7056,7 @@
 </file>
 
 <file path=customXml/itemProps1.xml><?xml version="1.0" encoding="utf-8"?>
-<ds:datastoreItem xmlns:ds="http://schemas.openxmlformats.org/officeDocument/2006/customXml" ds:itemID="{01EE53C9-EFA3-4C8B-B998-EE5BD057FA65}">
+<ds:datastoreItem xmlns:ds="http://schemas.openxmlformats.org/officeDocument/2006/customXml" ds:itemID="{DEF51C0E-4CCE-4105-A883-A0D80C3409B0}">
   <ds:schemaRefs>
     <ds:schemaRef ds:uri="http://schemas.openxmlformats.org/officeDocument/2006/bibliography"/>
   </ds:schemaRefs>

--- a/Books/RPG_Books/The PrincessAndTheabyssDiver/Book_The PrincessAndTheAbyssDiver.docx
+++ b/Books/RPG_Books/The PrincessAndTheabyssDiver/Book_The PrincessAndTheAbyssDiver.docx
@@ -1058,13 +1058,8 @@
       </w:r>
     </w:p>
     <w:p>
-      <w:proofErr w:type="gramStart"/>
-      <w:r>
-        <w:t>“Blue Star?”</w:t>
-      </w:r>
-      <w:proofErr w:type="gramEnd"/>
-      <w:r>
-        <w:t xml:space="preserve"> Ripper asked. “Doesn’t he mean Earth?”</w:t>
+      <w:r>
+        <w:t>“Blue Star?” Ripper asked. “Doesn’t he mean Earth?”</w:t>
       </w:r>
     </w:p>
     <w:p>
@@ -1993,10 +1988,16 @@
         <w:t>quarter</w:t>
       </w:r>
       <w:r>
-        <w:t xml:space="preserve"> backer would be a gorilla. They are the ultimate symbol of speed, strength, and endu</w:t>
-      </w:r>
-      <w:r>
-        <w:t>rance.</w:t>
+        <w:t xml:space="preserve"> backer would be a gorilla. They are the ultimate symbol of speed</w:t>
+      </w:r>
+      <w:r>
+        <w:t xml:space="preserve"> and</w:t>
+      </w:r>
+      <w:r>
+        <w:t xml:space="preserve"> strength</w:t>
+      </w:r>
+      <w:r>
+        <w:t>.</w:t>
       </w:r>
     </w:p>
     <w:p>
@@ -4604,7 +4605,7 @@
             <w:rPr>
               <w:noProof/>
             </w:rPr>
-            <w:t>28</w:t>
+            <w:t>12</w:t>
           </w:r>
         </w:fldSimple>
       </w:p>
@@ -4634,7 +4635,7 @@
             <w:rPr>
               <w:noProof/>
             </w:rPr>
-            <w:t>31</w:t>
+            <w:t>11</w:t>
           </w:r>
         </w:fldSimple>
       </w:p>
@@ -7056,7 +7057,7 @@
 </file>
 
 <file path=customXml/itemProps1.xml><?xml version="1.0" encoding="utf-8"?>
-<ds:datastoreItem xmlns:ds="http://schemas.openxmlformats.org/officeDocument/2006/customXml" ds:itemID="{DEF51C0E-4CCE-4105-A883-A0D80C3409B0}">
+<ds:datastoreItem xmlns:ds="http://schemas.openxmlformats.org/officeDocument/2006/customXml" ds:itemID="{5261510F-F77A-402B-8AD8-F6416A4BE763}">
   <ds:schemaRefs>
     <ds:schemaRef ds:uri="http://schemas.openxmlformats.org/officeDocument/2006/bibliography"/>
   </ds:schemaRefs>

--- a/Books/RPG_Books/The PrincessAndTheabyssDiver/Book_The PrincessAndTheAbyssDiver.docx
+++ b/Books/RPG_Books/The PrincessAndTheabyssDiver/Book_The PrincessAndTheAbyssDiver.docx
@@ -432,149 +432,158 @@
     </w:p>
     <w:p>
       <w:r>
-        <w:t>“They serve both as identification and as a wallet.</w:t>
-      </w:r>
-    </w:p>
-    <w:p>
-      <w:r>
+        <w:t>“They serve both as</w:t>
+      </w:r>
+      <w:r>
+        <w:t xml:space="preserve"> identification and as a wallet for all on-campus purchases.</w:t>
+      </w:r>
+    </w:p>
+    <w:p>
+      <w:r>
+        <w:lastRenderedPageBreak/>
         <w:t>“Don’t worry. They are sealed and waterproof to…let’s just say your bodies will be crushed before it gets damaged.</w:t>
       </w:r>
     </w:p>
     <w:p>
       <w:r>
+        <w:t>“You may keep your personal devices. However, there is no cell coverage at this school, so I suggest you leave them in your rooms.</w:t>
+      </w:r>
+    </w:p>
+    <w:p>
+      <w:r>
+        <w:t>“And yes, your dormitories have WIFI.</w:t>
+      </w:r>
+    </w:p>
+    <w:p>
+      <w:r>
+        <w:t>“</w:t>
+      </w:r>
+      <w:r>
+        <w:t>Once you register</w:t>
+      </w:r>
+      <w:r>
+        <w:t>, enter the auditorium and find a seat for your</w:t>
+      </w:r>
+      <w:r>
+        <w:t xml:space="preserve"> </w:t>
+      </w:r>
+      <w:r>
+        <w:t>orientation ceremony.”</w:t>
+      </w:r>
+    </w:p>
+    <w:p>
+      <w:r>
+        <w:t>Over a thousand</w:t>
+      </w:r>
+      <w:r>
+        <w:t xml:space="preserve"> kids followed the woman to a large building. </w:t>
+      </w:r>
+      <w:r>
+        <w:t>Luke and Ripper lined up</w:t>
+      </w:r>
+      <w:r>
+        <w:t>, chatting as they</w:t>
+      </w:r>
+      <w:r>
+        <w:t xml:space="preserve"> waited. All about them kids noisily talked.</w:t>
+      </w:r>
+    </w:p>
+    <w:p>
+      <w:r>
+        <w:t>Slowly the line advanced and finally they arrived.</w:t>
+      </w:r>
+    </w:p>
+    <w:p>
+      <w:r>
+        <w:t xml:space="preserve">Luke handed the proctor his </w:t>
+      </w:r>
+      <w:r>
+        <w:t xml:space="preserve">letter of acceptance. The man entered data into his laptop and fiddled with a device. He handed the device </w:t>
+      </w:r>
+      <w:r>
+        <w:t xml:space="preserve">and a wireless charger </w:t>
+      </w:r>
+      <w:r>
+        <w:t>to Luke and said, “Welcome to school.”</w:t>
+      </w:r>
+    </w:p>
+    <w:p>
+      <w:r>
+        <w:t xml:space="preserve">Stuffing the devices into a pocket, Luke said, </w:t>
+      </w:r>
+      <w:r>
+        <w:t xml:space="preserve">“Thanks,” and joined </w:t>
+      </w:r>
+      <w:r>
+        <w:t>Ripper</w:t>
+      </w:r>
+      <w:r>
+        <w:t>. Together they headed in.</w:t>
+      </w:r>
+    </w:p>
+    <w:p>
+      <w:r>
+        <w:t>The auditorium hous</w:t>
+      </w:r>
+      <w:r>
+        <w:t>ed</w:t>
+      </w:r>
+      <w:r>
+        <w:t xml:space="preserve"> over </w:t>
+      </w:r>
+      <w:r>
+        <w:t>4</w:t>
+      </w:r>
+      <w:r>
+        <w:t>000 people, according to a nearby sign.</w:t>
+      </w:r>
+    </w:p>
+    <w:p>
+      <w:r>
+        <w:t xml:space="preserve">They quickly </w:t>
+      </w:r>
+      <w:r>
+        <w:t>found a seat.</w:t>
+      </w:r>
+    </w:p>
+    <w:p>
+      <w:r>
+        <w:t xml:space="preserve">Luke pulled out his </w:t>
+      </w:r>
+      <w:r>
+        <w:t xml:space="preserve">new </w:t>
+      </w:r>
+      <w:r>
+        <w:t>device. It said 9:37AM.</w:t>
+      </w:r>
+    </w:p>
+    <w:p>
+      <w:r>
+        <w:t>“That’s weird,” Luke said.</w:t>
+      </w:r>
+    </w:p>
+    <w:p>
+      <w:r>
+        <w:t>“What’s weird?” Ripper asked.</w:t>
+      </w:r>
+    </w:p>
+    <w:p>
+      <w:r>
+        <w:t xml:space="preserve">“This cell phone isn’t IOS or Android,” Luke said. “Also, it’s rather bare-boned, with </w:t>
+      </w:r>
+      <w:r>
+        <w:t xml:space="preserve">only </w:t>
+      </w:r>
+      <w:r>
+        <w:t>a few</w:t>
+      </w:r>
+      <w:r>
+        <w:t xml:space="preserve"> apps.</w:t>
+      </w:r>
+    </w:p>
+    <w:p>
+      <w:r>
         <w:lastRenderedPageBreak/>
-        <w:t>“You may keep your personal devices. However, there is no cell coverage at this school, so I suggest you leave them in your rooms.</w:t>
-      </w:r>
-    </w:p>
-    <w:p>
-      <w:r>
-        <w:t>“</w:t>
-      </w:r>
-      <w:r>
-        <w:t>Once you register</w:t>
-      </w:r>
-      <w:r>
-        <w:t>, enter the auditorium and find a seat for your</w:t>
-      </w:r>
-      <w:r>
-        <w:t xml:space="preserve"> </w:t>
-      </w:r>
-      <w:r>
-        <w:t>orientation ceremony.”</w:t>
-      </w:r>
-    </w:p>
-    <w:p>
-      <w:r>
-        <w:t>Over a thousand</w:t>
-      </w:r>
-      <w:r>
-        <w:t xml:space="preserve"> kids followed the woman to a large building. </w:t>
-      </w:r>
-      <w:r>
-        <w:t>Luke and Ripper lined up</w:t>
-      </w:r>
-      <w:r>
-        <w:t>, chatting as they</w:t>
-      </w:r>
-      <w:r>
-        <w:t xml:space="preserve"> waited. All about them kids noisily talked.</w:t>
-      </w:r>
-    </w:p>
-    <w:p>
-      <w:r>
-        <w:t>Slowly the line advanced and finally they arrived.</w:t>
-      </w:r>
-    </w:p>
-    <w:p>
-      <w:r>
-        <w:t xml:space="preserve">Luke handed the proctor his </w:t>
-      </w:r>
-      <w:r>
-        <w:t xml:space="preserve">letter of acceptance. The man entered data into his laptop and fiddled with a device. He handed the device </w:t>
-      </w:r>
-      <w:r>
-        <w:t xml:space="preserve">and a wireless charger </w:t>
-      </w:r>
-      <w:r>
-        <w:t>to Luke and said, “Welcome to school.”</w:t>
-      </w:r>
-    </w:p>
-    <w:p>
-      <w:r>
-        <w:t xml:space="preserve">Stuffing the devices into a pocket, Luke said, </w:t>
-      </w:r>
-      <w:r>
-        <w:t xml:space="preserve">“Thanks,” and joined </w:t>
-      </w:r>
-      <w:r>
-        <w:t>Ripper</w:t>
-      </w:r>
-      <w:r>
-        <w:t>. Together they headed in.</w:t>
-      </w:r>
-    </w:p>
-    <w:p>
-      <w:r>
-        <w:t>The auditorium hous</w:t>
-      </w:r>
-      <w:r>
-        <w:t>ed</w:t>
-      </w:r>
-      <w:r>
-        <w:t xml:space="preserve"> over </w:t>
-      </w:r>
-      <w:r>
-        <w:t>4</w:t>
-      </w:r>
-      <w:r>
-        <w:t>000 people, according to a nearby sign.</w:t>
-      </w:r>
-    </w:p>
-    <w:p>
-      <w:r>
-        <w:t xml:space="preserve">They quickly </w:t>
-      </w:r>
-      <w:r>
-        <w:t>found a seat.</w:t>
-      </w:r>
-    </w:p>
-    <w:p>
-      <w:r>
-        <w:t xml:space="preserve">Luke pulled out his </w:t>
-      </w:r>
-      <w:r>
-        <w:t xml:space="preserve">new </w:t>
-      </w:r>
-      <w:r>
-        <w:t>device. It said 9:37AM.</w:t>
-      </w:r>
-    </w:p>
-    <w:p>
-      <w:r>
-        <w:t>“That’s weird,” Luke said.</w:t>
-      </w:r>
-    </w:p>
-    <w:p>
-      <w:r>
-        <w:t>“What’s weird?” Ripper asked.</w:t>
-      </w:r>
-    </w:p>
-    <w:p>
-      <w:r>
-        <w:t xml:space="preserve">“This cell phone isn’t IOS or Android,” Luke said. “Also, it’s rather bare-boned, with </w:t>
-      </w:r>
-      <w:r>
-        <w:t xml:space="preserve">only </w:t>
-      </w:r>
-      <w:r>
-        <w:t>a few</w:t>
-      </w:r>
-      <w:r>
-        <w:t xml:space="preserve"> apps.</w:t>
-      </w:r>
-    </w:p>
-    <w:p>
-      <w:r>
         <w:t xml:space="preserve">“There is a Map App, Party Chat, </w:t>
       </w:r>
       <w:r>
@@ -615,7 +624,6 @@
     </w:p>
     <w:p>
       <w:r>
-        <w:lastRenderedPageBreak/>
         <w:t>“Perhaps we are in the tutorial room of a MMORPG game,” Luke said.</w:t>
       </w:r>
       <w:r>
@@ -997,6 +1005,7 @@
     </w:p>
     <w:p>
       <w:r>
+        <w:lastRenderedPageBreak/>
         <w:t>“Perhaps Nerve means how smart you are and maybe magic is real,” Ripper said.</w:t>
       </w:r>
     </w:p>
@@ -1013,45 +1022,1348 @@
     </w:p>
     <w:p>
       <w:r>
+        <w:t>“My name is Dr. Everson Thornville</w:t>
+      </w:r>
+      <w:r>
+        <w:t xml:space="preserve"> and I am your</w:t>
+      </w:r>
+      <w:r>
+        <w:t xml:space="preserve"> principle.</w:t>
+      </w:r>
+      <w:r>
+        <w:t xml:space="preserve"> You may call me Principle Thornville or Dr. Thornville.</w:t>
+      </w:r>
+    </w:p>
+    <w:p>
+      <w:r>
+        <w:t xml:space="preserve">“Welcome to the Albert Einstein </w:t>
+      </w:r>
+      <w:r>
+        <w:t>Academy</w:t>
+      </w:r>
+      <w:r>
+        <w:t xml:space="preserve"> for Gifted Children.</w:t>
+      </w:r>
+    </w:p>
+    <w:p>
+      <w:r>
+        <w:t xml:space="preserve">“You are all here because we believe you are the shining future of our tiny </w:t>
+      </w:r>
+      <w:r>
+        <w:t>blue star</w:t>
+      </w:r>
+      <w:r>
+        <w:t>.</w:t>
+      </w:r>
+      <w:r>
+        <w:t xml:space="preserve"> Over the next few years you will learn the skills needed to handle the terrifying changes that will befall </w:t>
+      </w:r>
+      <w:r>
+        <w:t>Blue Star</w:t>
+      </w:r>
+      <w:r>
+        <w:t>.”</w:t>
+      </w:r>
+    </w:p>
+    <w:p>
+      <w:r>
+        <w:t>“Blue Star?” Ripper asked. “Doesn’t he mean Earth?”</w:t>
+      </w:r>
+    </w:p>
+    <w:p>
+      <w:r>
+        <w:t>“</w:t>
+      </w:r>
+      <w:r>
+        <w:t xml:space="preserve">Who </w:t>
+      </w:r>
+      <w:r>
+        <w:t>know</w:t>
+      </w:r>
+      <w:r>
+        <w:t>s?</w:t>
+      </w:r>
+      <w:r>
+        <w:t>” Luke said.</w:t>
+      </w:r>
+    </w:p>
+    <w:p>
+      <w:r>
+        <w:t>Th</w:t>
+      </w:r>
+      <w:r>
+        <w:t>e audience murmured in confusion</w:t>
+      </w:r>
+      <w:r>
+        <w:t>.</w:t>
+      </w:r>
+    </w:p>
+    <w:p>
+      <w:r>
+        <w:t>“In this school, you will not learn to become a worker</w:t>
+      </w:r>
+      <w:r>
+        <w:t xml:space="preserve"> at an office, factory or what not</w:t>
+      </w:r>
+      <w:r>
+        <w:t>. AI can do that easily</w:t>
+      </w:r>
+      <w:r>
+        <w:t xml:space="preserve">,” the principle </w:t>
+      </w:r>
+      <w:r>
+        <w:t>said</w:t>
+      </w:r>
+      <w:r>
+        <w:t>. “</w:t>
+      </w:r>
+      <w:r>
+        <w:t xml:space="preserve">Our goal is to teach each of you to become masters of your own destinies. </w:t>
+      </w:r>
+      <w:r>
+        <w:t>Only then may you overcome the monsters surrounding us and gain true strength.</w:t>
+      </w:r>
+      <w:r>
+        <w:t>”</w:t>
+      </w:r>
+    </w:p>
+    <w:p>
+      <w:r>
+        <w:t>“Monsters?” Ripper asked.</w:t>
+      </w:r>
+    </w:p>
+    <w:p>
+      <w:r>
+        <w:t xml:space="preserve">“Either it’s a metaphor or the principle is </w:t>
+      </w:r>
+      <w:r>
+        <w:t xml:space="preserve">a </w:t>
+      </w:r>
+      <w:r>
+        <w:t>crazy</w:t>
+      </w:r>
+      <w:r>
+        <w:t xml:space="preserve"> gamer</w:t>
+      </w:r>
+      <w:r>
+        <w:t xml:space="preserve">,” </w:t>
+      </w:r>
+      <w:r>
+        <w:t>Luke</w:t>
+      </w:r>
+      <w:r>
+        <w:t xml:space="preserve"> said.</w:t>
+      </w:r>
+    </w:p>
+    <w:p>
+      <w:r>
+        <w:t>The principle smiled at the confused students and said, “</w:t>
+      </w:r>
+      <w:r>
+        <w:t xml:space="preserve">Ms. </w:t>
+      </w:r>
+      <w:r>
+        <w:t>Annie Winfield, please enter.”</w:t>
+      </w:r>
+    </w:p>
+    <w:p>
+      <w:r>
+        <w:t>From offstage a teenage girl entered, wearing the school uniform.</w:t>
+      </w:r>
+    </w:p>
+    <w:p>
+      <w:r>
+        <w:t xml:space="preserve">The </w:t>
+      </w:r>
+      <w:r>
+        <w:t xml:space="preserve">auditorium </w:t>
+      </w:r>
+      <w:r>
+        <w:t xml:space="preserve">broke out in </w:t>
+      </w:r>
+      <w:r>
+        <w:t>murmuring. That wasn’t surprising.</w:t>
+      </w:r>
+    </w:p>
+    <w:p>
+      <w:r>
         <w:lastRenderedPageBreak/>
-        <w:t>“My name is Dr. Everson Thornville</w:t>
-      </w:r>
-      <w:r>
-        <w:t xml:space="preserve"> and I am your</w:t>
-      </w:r>
-      <w:r>
-        <w:t xml:space="preserve"> principle.</w:t>
-      </w:r>
-      <w:r>
-        <w:t xml:space="preserve"> You may call me Principle Thornville or Dr. Thornville.</w:t>
-      </w:r>
-    </w:p>
-    <w:p>
-      <w:r>
-        <w:t xml:space="preserve">“Welcome to the Albert Einstein </w:t>
-      </w:r>
-      <w:r>
-        <w:t>Academy</w:t>
-      </w:r>
-      <w:r>
-        <w:t xml:space="preserve"> for Gifted Children.</w:t>
-      </w:r>
-    </w:p>
-    <w:p>
-      <w:r>
-        <w:t xml:space="preserve">“You are all here because we believe you are the shining future of our tiny </w:t>
-      </w:r>
-      <w:r>
-        <w:t>blue star</w:t>
+        <w:t xml:space="preserve">“Damn, she looks like an elfin princess,” </w:t>
+      </w:r>
+      <w:r>
+        <w:t>Luke</w:t>
+      </w:r>
+      <w:r>
+        <w:t xml:space="preserve"> said as he almost drooled. He</w:t>
+      </w:r>
+      <w:r>
+        <w:t xml:space="preserve"> had the urge jump on stage and…</w:t>
+      </w:r>
+    </w:p>
+    <w:p>
+      <w:r>
+        <w:t>Luke</w:t>
+      </w:r>
+      <w:r>
+        <w:t xml:space="preserve"> wouldn’t do that in real life. He wasn’t that stupid.</w:t>
+      </w:r>
+      <w:r>
+        <w:t xml:space="preserve"> </w:t>
+      </w:r>
+      <w:r>
+        <w:t>However, nothing prevented him from ravaging her in his mind.</w:t>
+      </w:r>
+    </w:p>
+    <w:p>
+      <w:r>
+        <w:t>All about, the other teens had the same desire, even many of the ladies.</w:t>
+      </w:r>
+    </w:p>
+    <w:p>
+      <w:r>
+        <w:t>“</w:t>
+      </w:r>
+      <w:r>
+        <w:t xml:space="preserve">Ms. </w:t>
+      </w:r>
+      <w:r>
+        <w:t>Annie Winfield</w:t>
+      </w:r>
+      <w:r>
+        <w:t xml:space="preserve"> is </w:t>
+      </w:r>
+      <w:r>
+        <w:t xml:space="preserve">the youngest daughter of </w:t>
+      </w:r>
+      <w:r>
+        <w:t xml:space="preserve">Mr. </w:t>
+      </w:r>
+      <w:r>
+        <w:t xml:space="preserve">Edward Winfield, </w:t>
+      </w:r>
+      <w:r>
+        <w:t>c</w:t>
+      </w:r>
+      <w:r>
+        <w:t>hair</w:t>
+      </w:r>
+      <w:r>
+        <w:t xml:space="preserve"> </w:t>
+      </w:r>
+      <w:r>
+        <w:t xml:space="preserve">and founder </w:t>
+      </w:r>
+      <w:r>
+        <w:t xml:space="preserve">of this school,” Principle Bertrand said. “And yes, I’m talking about Winfield </w:t>
+      </w:r>
+      <w:r>
+        <w:t>Technology, famous for its fusion reactors, personal robots, quantum technologies, and so much more.</w:t>
+      </w:r>
+    </w:p>
+    <w:p>
+      <w:r>
+        <w:t>“However, that is not why she is here,” the principle said. “</w:t>
+      </w:r>
+      <w:r>
+        <w:t xml:space="preserve">She is </w:t>
+      </w:r>
+      <w:r>
+        <w:t>your year representative</w:t>
+      </w:r>
+      <w:r>
+        <w:t xml:space="preserve"> because of her exceptional talents.”</w:t>
+      </w:r>
+    </w:p>
+    <w:p>
+      <w:r>
+        <w:t>Annie had the grace to blush. “Damn she’s cute,” Luke muttered.</w:t>
+      </w:r>
+    </w:p>
+    <w:p>
+      <w:r>
+        <w:t>“</w:t>
+      </w:r>
+      <w:r>
+        <w:t xml:space="preserve">Yes, many of you here exceed her in terms of </w:t>
+      </w:r>
+      <w:r>
+        <w:t>speed, strength,</w:t>
+      </w:r>
+      <w:r>
+        <w:t xml:space="preserve"> academics,</w:t>
+      </w:r>
+      <w:r>
+        <w:t xml:space="preserve"> and problem solving, to name a few. However, her combined scores exceed everyone here</w:t>
       </w:r>
       <w:r>
         <w:t>.</w:t>
       </w:r>
-      <w:r>
-        <w:t xml:space="preserve"> Over the next few years you will learn the skills needed to handle the terrifying changes that will befall </w:t>
-      </w:r>
-      <w:r>
-        <w:t>Blue Star</w:t>
+    </w:p>
+    <w:p>
+      <w:r>
+        <w:t>“Considering you are the cream of the crop</w:t>
+      </w:r>
+      <w:r>
+        <w:t>, that’s saying something.</w:t>
+      </w:r>
+    </w:p>
+    <w:p>
+      <w:r>
+        <w:t xml:space="preserve">“Ms. </w:t>
+      </w:r>
+      <w:r>
+        <w:t>Winfield</w:t>
+      </w:r>
+      <w:r>
+        <w:t>, please speak to your cohort.”</w:t>
+      </w:r>
+    </w:p>
+    <w:p>
+      <w:r>
+        <w:t>Annie stepped up to the mike and took a breath.</w:t>
+      </w:r>
+    </w:p>
+    <w:p>
+      <w:r>
+        <w:t xml:space="preserve">“Thank you Principle Thornville,” Annie said. “6 years ago my father founded this </w:t>
+      </w:r>
+      <w:r>
+        <w:t>academy using his considerable wealth. The purpose is to gather all the best and brightest kids of the world in order to forge a better world for everyone.</w:t>
+      </w:r>
+    </w:p>
+    <w:p>
+      <w:r>
+        <w:t>“</w:t>
+      </w:r>
+      <w:r>
+        <w:t xml:space="preserve">Sad to say the world is full of monsters. They live just below the surface, hungry to come out and </w:t>
+      </w:r>
+      <w:r>
+        <w:t>slaughter</w:t>
+      </w:r>
+      <w:r>
+        <w:t xml:space="preserve">. </w:t>
+      </w:r>
+      <w:r>
+        <w:t>E</w:t>
+      </w:r>
+      <w:r>
+        <w:t xml:space="preserve">nvironmental </w:t>
+      </w:r>
+      <w:r>
+        <w:t>contamination</w:t>
+      </w:r>
+      <w:r>
+        <w:t xml:space="preserve">, desecration of </w:t>
+      </w:r>
+      <w:r>
+        <w:t>sacred</w:t>
+      </w:r>
+      <w:r>
+        <w:t xml:space="preserve"> lands</w:t>
+      </w:r>
+      <w:r>
+        <w:t>, polarization of the world</w:t>
+      </w:r>
+      <w:r>
+        <w:t xml:space="preserve">, </w:t>
+      </w:r>
+      <w:r>
+        <w:lastRenderedPageBreak/>
+        <w:t xml:space="preserve">extreme wealth disparities, </w:t>
+      </w:r>
+      <w:r>
+        <w:t>despair and hate</w:t>
+      </w:r>
+      <w:r>
+        <w:t xml:space="preserve"> are making things worse.</w:t>
+      </w:r>
+    </w:p>
+    <w:p>
+      <w:r>
+        <w:t xml:space="preserve">“Our goal here is simple. Become strong and never place our fate on </w:t>
+      </w:r>
+      <w:r>
+        <w:t>so-called saviors</w:t>
+      </w:r>
+      <w:r>
+        <w:t>.</w:t>
+      </w:r>
+    </w:p>
+    <w:p>
+      <w:r>
+        <w:t>“I look forward to growing ever stronger with all of you.”</w:t>
+      </w:r>
+    </w:p>
+    <w:p>
+      <w:r>
+        <w:t>With that Annie stepped off from the podium.</w:t>
+      </w:r>
+    </w:p>
+    <w:p>
+      <w:r>
+        <w:t xml:space="preserve">“Thank you Ms. </w:t>
+      </w:r>
+      <w:r>
+        <w:t>Winfield</w:t>
+      </w:r>
+      <w:r>
+        <w:t>,” the principle said.</w:t>
+      </w:r>
+    </w:p>
+    <w:p>
+      <w:r>
+        <w:t>“This first week is for you to settle in. Then next week you will get to know the true nature of this school and why you are here.</w:t>
+      </w:r>
+    </w:p>
+    <w:p>
+      <w:r>
+        <w:t>“We selected each of you because we believe you are best qualified. However, we might have been wrong. If, for whatever reason, you find this place overwhelming, you are free to return to your country.</w:t>
+      </w:r>
+    </w:p>
+    <w:p>
+      <w:r>
+        <w:t>“We will even extend your scholarship to other schools.</w:t>
+      </w:r>
+    </w:p>
+    <w:p>
+      <w:r>
+        <w:t>“And that is why you are starting in August.”</w:t>
+      </w:r>
+    </w:p>
+    <w:p>
+      <w:r>
+        <w:t>The principle paused for the message to sink in and then continued.</w:t>
+      </w:r>
+    </w:p>
+    <w:p>
+      <w:r>
+        <w:t>“</w:t>
+      </w:r>
+      <w:r>
+        <w:t>You will find y</w:t>
+      </w:r>
+      <w:r>
+        <w:t>our luggage in your dormitory rooms.</w:t>
+      </w:r>
+      <w:r>
+        <w:t xml:space="preserve"> Your map app will guide you there.</w:t>
+      </w:r>
+    </w:p>
+    <w:p>
+      <w:r>
+        <w:t>“</w:t>
+      </w:r>
+      <w:r>
+        <w:t xml:space="preserve">Also, you will find your school issued uniforms, </w:t>
+      </w:r>
+      <w:r>
+        <w:t xml:space="preserve">school books, </w:t>
+      </w:r>
+      <w:r>
+        <w:t xml:space="preserve">and everything else you will need to </w:t>
+      </w:r>
+      <w:r>
+        <w:t>attend classes.</w:t>
+      </w:r>
+    </w:p>
+    <w:p>
+      <w:r>
+        <w:t>“Go to your dormitories and settle in.</w:t>
+      </w:r>
+    </w:p>
+    <w:p>
+      <w:r>
+        <w:t>“Your homework is to become familiar with your devices.</w:t>
+      </w:r>
+    </w:p>
+    <w:p>
+      <w:r>
+        <w:t>“After that</w:t>
+      </w:r>
+      <w:r>
+        <w:t>, I encourage you to spend time getting to know your fellow students and exploring the local town. Also, the hiking trails are amazing, with rivers, wat</w:t>
+      </w:r>
+      <w:r>
+        <w:t>erfalls and canyons to explore.”</w:t>
+      </w:r>
+    </w:p>
+    <w:p>
+      <w:r>
+        <w:lastRenderedPageBreak/>
+        <w:t xml:space="preserve">The principle paused and then said, “I do need to warn you. Please avoid leaving </w:t>
+      </w:r>
+      <w:r>
+        <w:t xml:space="preserve">town or </w:t>
+      </w:r>
+      <w:r>
+        <w:t xml:space="preserve">school grounds after </w:t>
+      </w:r>
+      <w:r>
+        <w:t>dusk</w:t>
+      </w:r>
+      <w:r>
+        <w:t>. This is especially true of the surrounding forests</w:t>
+      </w:r>
+      <w:r>
+        <w:t xml:space="preserve"> and mountains</w:t>
+      </w:r>
+      <w:r>
+        <w:t>.</w:t>
+      </w:r>
+      <w:r>
+        <w:t>”</w:t>
+      </w:r>
+    </w:p>
+    <w:p>
+      <w:r>
+        <w:t xml:space="preserve">The principle paused and then said in a sinister voice, </w:t>
+      </w:r>
+      <w:r>
+        <w:t>“</w:t>
+      </w:r>
+      <w:r>
+        <w:t>The dark is filled with dangers</w:t>
+      </w:r>
+      <w:r>
+        <w:t xml:space="preserve">. </w:t>
+      </w:r>
+      <w:r>
+        <w:t>Things are out there. Things best left undisturbed.”</w:t>
+      </w:r>
+    </w:p>
+    <w:p>
+      <w:r>
+        <w:t>That sent a chill down Luke’s back.</w:t>
+      </w:r>
+    </w:p>
+    <w:p>
+      <w:r>
+        <w:t>“That’s creepy,” Ripper muttered.</w:t>
+      </w:r>
+    </w:p>
+    <w:p>
+      <w:r>
+        <w:t>All about students muttered.</w:t>
+      </w:r>
+    </w:p>
+    <w:p>
+      <w:r>
+        <w:t xml:space="preserve">“Principle Thornville, please don’t scare the kids,” a woman </w:t>
+      </w:r>
+      <w:r>
+        <w:t>scolded</w:t>
+      </w:r>
+      <w:r>
+        <w:t>.</w:t>
+      </w:r>
+    </w:p>
+    <w:p>
+      <w:r>
+        <w:t>“This is vice-principle Eliot Drew,” the principle said</w:t>
+      </w:r>
+      <w:r>
+        <w:t>, pointing at the woman</w:t>
+      </w:r>
+      <w:r>
+        <w:t xml:space="preserve">. </w:t>
+      </w:r>
+      <w:r>
+        <w:t xml:space="preserve">He turned to the vice-principle and said, </w:t>
+      </w:r>
+      <w:r>
+        <w:t>“</w:t>
+      </w:r>
+      <w:r>
+        <w:t>Fear is essential if one is to stay safe. You know what is out there.”</w:t>
+      </w:r>
+    </w:p>
+    <w:p>
+      <w:r>
+        <w:t xml:space="preserve">The principle turned back to the audience and said, “The </w:t>
+      </w:r>
+      <w:r>
+        <w:t xml:space="preserve">boundary of </w:t>
+      </w:r>
+      <w:r>
+        <w:t>both the town and</w:t>
+      </w:r>
+      <w:r>
+        <w:t xml:space="preserve"> school grounds is</w:t>
+      </w:r>
+      <w:r>
+        <w:t xml:space="preserve"> well marked.</w:t>
+      </w:r>
+    </w:p>
+    <w:p>
+      <w:r>
+        <w:t>“</w:t>
+      </w:r>
+      <w:r>
+        <w:t xml:space="preserve">You are </w:t>
+      </w:r>
+      <w:r>
+        <w:t xml:space="preserve">required to be either on </w:t>
+      </w:r>
+      <w:r>
+        <w:t xml:space="preserve">campus grounds </w:t>
+      </w:r>
+      <w:r>
+        <w:t xml:space="preserve">or in the town between </w:t>
+      </w:r>
+      <w:r>
+        <w:t>dusk and dawn. Those rules are there for a reason. We don’t want tragedies.</w:t>
+      </w:r>
+      <w:r>
+        <w:t xml:space="preserve"> Dismissed.”</w:t>
+      </w:r>
+    </w:p>
+    <w:p>
+      <w:r>
+        <w:t xml:space="preserve">The auditorium burst into a cacophony as everyone tried to understand </w:t>
+      </w:r>
+      <w:r>
+        <w:t>the dire warning.</w:t>
+      </w:r>
+    </w:p>
+    <w:p>
+      <w:r>
+        <w:t>“Damn, that was weird,” Ripper said. “Why not just say we will get into trouble?”</w:t>
+      </w:r>
+    </w:p>
+    <w:p>
+      <w:r>
+        <w:t xml:space="preserve">“Maybe there are wild animals,” </w:t>
+      </w:r>
+      <w:r>
+        <w:t>Luke</w:t>
+      </w:r>
+      <w:r>
+        <w:t xml:space="preserve"> said. “No</w:t>
+      </w:r>
+      <w:r>
+        <w:t>,</w:t>
+      </w:r>
+      <w:r>
+        <w:t xml:space="preserve"> that doesn’t make sense. The principle said we should explore during the day.”</w:t>
+      </w:r>
+    </w:p>
+    <w:p>
+      <w:r>
+        <w:t>Ten minutes later they were at their dormitory room.</w:t>
+      </w:r>
+    </w:p>
+    <w:p>
+      <w:r>
+        <w:lastRenderedPageBreak/>
+        <w:t xml:space="preserve">The studio apartment had a kitchenette to the left and a washroom to the right. Beyond were </w:t>
+      </w:r>
+      <w:r>
+        <w:t xml:space="preserve">two </w:t>
+      </w:r>
+      <w:r>
+        <w:t>elevated beds</w:t>
+      </w:r>
+      <w:r>
+        <w:t>. Under each bed was a study area with desk, chair</w:t>
+      </w:r>
+      <w:r>
+        <w:t xml:space="preserve">, </w:t>
+      </w:r>
+      <w:r>
+        <w:t xml:space="preserve">and </w:t>
+      </w:r>
+      <w:r>
+        <w:t>chest of draws.</w:t>
+      </w:r>
+    </w:p>
+    <w:p>
+      <w:r>
+        <w:t xml:space="preserve">On the floor to the right was </w:t>
+      </w:r>
+      <w:r>
+        <w:t>Luke</w:t>
+      </w:r>
+      <w:r>
+        <w:t>’s lugg</w:t>
+      </w:r>
+      <w:r>
+        <w:t xml:space="preserve">age. </w:t>
+      </w:r>
+      <w:r>
+        <w:t>School books lined a book shelf.</w:t>
+      </w:r>
+    </w:p>
+    <w:p>
+      <w:r>
+        <w:t xml:space="preserve"> </w:t>
+      </w:r>
+      <w:r>
+        <w:t>“What’s the WIFI password?”</w:t>
+      </w:r>
+      <w:r>
+        <w:t xml:space="preserve"> Ripper asked.</w:t>
+      </w:r>
+    </w:p>
+    <w:p>
+      <w:r>
+        <w:t xml:space="preserve">“Challenger 423,” </w:t>
+      </w:r>
+      <w:r>
+        <w:t>Luke</w:t>
+      </w:r>
+      <w:r>
+        <w:t xml:space="preserve"> said, pointing at a sign on the wall.</w:t>
+      </w:r>
+    </w:p>
+    <w:p>
+      <w:r>
+        <w:t>“Thanks,” Ripper said as he opened his laptop.</w:t>
+      </w:r>
+    </w:p>
+    <w:p>
+      <w:r>
+        <w:t>Luke</w:t>
+      </w:r>
+      <w:r>
+        <w:t xml:space="preserve"> </w:t>
+      </w:r>
+      <w:r>
+        <w:t>unpacked, placing his clothes</w:t>
+      </w:r>
+      <w:r>
+        <w:t xml:space="preserve"> and items</w:t>
+      </w:r>
+      <w:r>
+        <w:t xml:space="preserve"> in </w:t>
+      </w:r>
+      <w:r>
+        <w:t>his</w:t>
+      </w:r>
+      <w:r>
+        <w:t xml:space="preserve"> closet and chest of drawers. Last item was his laptop.</w:t>
+      </w:r>
+    </w:p>
+    <w:p>
+      <w:r>
+        <w:t>It was time to call his parents.</w:t>
+      </w:r>
+    </w:p>
+    <w:p>
+      <w:r>
+        <w:t xml:space="preserve">“Hi Mum, Dad, Goat Father,” </w:t>
+      </w:r>
+      <w:r>
+        <w:t>Luke</w:t>
+      </w:r>
+      <w:r>
+        <w:t xml:space="preserve"> said.</w:t>
+      </w:r>
+    </w:p>
+    <w:p>
+      <w:r>
+        <w:t>Ripper glanced at Luke but didn’t say anything.</w:t>
+      </w:r>
+    </w:p>
+    <w:p>
+      <w:r>
+        <w:t xml:space="preserve">“Hi </w:t>
+      </w:r>
+      <w:r>
+        <w:t>Luke</w:t>
+      </w:r>
+      <w:r>
+        <w:t xml:space="preserve">,” </w:t>
+      </w:r>
+      <w:r>
+        <w:t>Luke</w:t>
+      </w:r>
+      <w:r>
+        <w:t>’s mum said. “Was the trip okay? Was there any problems?”</w:t>
+      </w:r>
+    </w:p>
+    <w:p>
+      <w:r>
+        <w:t xml:space="preserve">“No mum,” </w:t>
+      </w:r>
+      <w:r>
+        <w:t>Luke</w:t>
+      </w:r>
+      <w:r>
+        <w:t xml:space="preserve"> said. “The trip was just tedious, since all I could see were clouds. Here is my room.”</w:t>
+      </w:r>
+    </w:p>
+    <w:p>
+      <w:r>
+        <w:t>Luke</w:t>
+      </w:r>
+      <w:r>
+        <w:t xml:space="preserve"> panned the phone around and said, “I even have a kitchenette, so I can practice my cooking.</w:t>
+      </w:r>
+    </w:p>
+    <w:p>
+      <w:r>
+        <w:t>“Ripper, say ‘Hi’.”</w:t>
+      </w:r>
+    </w:p>
+    <w:p>
+      <w:r>
+        <w:t xml:space="preserve">Ripper waved and </w:t>
+      </w:r>
+      <w:r>
+        <w:t>Luke</w:t>
+      </w:r>
+      <w:r>
+        <w:t xml:space="preserve"> stepped out onto the balcony.</w:t>
+      </w:r>
+    </w:p>
+    <w:p>
+      <w:r>
+        <w:t>Luke</w:t>
+      </w:r>
+      <w:r>
+        <w:t xml:space="preserve"> pointed his phone at the surrounding mountains.</w:t>
+      </w:r>
+    </w:p>
+    <w:p>
+      <w:r>
+        <w:t xml:space="preserve">“Those mountains are beautiful,” </w:t>
+      </w:r>
+      <w:r>
+        <w:t>Luke</w:t>
+      </w:r>
+      <w:r>
+        <w:t>’s mother said.</w:t>
+      </w:r>
+      <w:r>
+        <w:t xml:space="preserve"> “How is the school?”</w:t>
+      </w:r>
+    </w:p>
+    <w:p>
+      <w:r>
+        <w:lastRenderedPageBreak/>
+        <w:t>“The school grounds are beautiful from what I’ve seen,” Luke said. “We passed through the town when we arrived. It’s expanding rather fast. You can see construction cranes everywhere.”</w:t>
+      </w:r>
+    </w:p>
+    <w:p>
+      <w:r>
+        <w:t xml:space="preserve">“I hear there are plenty of those nut jobs in </w:t>
+      </w:r>
+      <w:r>
+        <w:t>Switzerland</w:t>
+      </w:r>
+      <w:r>
+        <w:t xml:space="preserve">,” </w:t>
+      </w:r>
+      <w:r>
+        <w:t>Luke</w:t>
+      </w:r>
+      <w:r>
+        <w:t>’s dad said.</w:t>
+      </w:r>
+    </w:p>
+    <w:p>
+      <w:r>
+        <w:t xml:space="preserve">“There were some protesters at the gates when we arrived,” </w:t>
+      </w:r>
+      <w:r>
+        <w:t>Luke</w:t>
+      </w:r>
+      <w:r>
+        <w:t xml:space="preserve"> said.</w:t>
+      </w:r>
+    </w:p>
+    <w:p>
+      <w:r>
+        <w:t>“</w:t>
+      </w:r>
+      <w:r>
+        <w:t>So Goat Son</w:t>
+      </w:r>
+      <w:r>
+        <w:t>,</w:t>
+      </w:r>
+      <w:r>
+        <w:t xml:space="preserve"> did you eat any good books lately?</w:t>
+      </w:r>
+      <w:r>
+        <w:t xml:space="preserve">” </w:t>
+      </w:r>
+      <w:r>
+        <w:t>Luke</w:t>
+      </w:r>
+      <w:r>
+        <w:t xml:space="preserve">’s uncle and godfather </w:t>
+      </w:r>
+      <w:r>
+        <w:t>asked</w:t>
+      </w:r>
+      <w:r>
+        <w:t>.</w:t>
+      </w:r>
+    </w:p>
+    <w:p>
+      <w:r>
+        <w:t>Luke</w:t>
+      </w:r>
+      <w:r>
+        <w:t xml:space="preserve"> stepped back into the room and pointed the phone at his new school books. “I have plenty of food,” He said.</w:t>
+      </w:r>
+    </w:p>
+    <w:p>
+      <w:r>
+        <w:t>Luke</w:t>
+      </w:r>
+      <w:r>
+        <w:t xml:space="preserve"> stepped back out onto the balcony and closed the door. He and his uncle started bleating at each other.</w:t>
+      </w:r>
+    </w:p>
+    <w:p>
+      <w:r>
+        <w:t xml:space="preserve">“Stop that you two,” </w:t>
+      </w:r>
+      <w:r>
+        <w:t>Luke</w:t>
+      </w:r>
+      <w:r>
+        <w:t xml:space="preserve">’s mother said angrily. “What if you </w:t>
+      </w:r>
+      <w:r>
+        <w:t>did</w:t>
+      </w:r>
+      <w:r>
+        <w:t xml:space="preserve"> that in public?”</w:t>
+      </w:r>
+    </w:p>
+    <w:p>
+      <w:r>
+        <w:t>“</w:t>
+      </w:r>
+      <w:r>
+        <w:t>Well he is Billy the Goat,” Luke’s uncle said. “He can’t help it.”</w:t>
+      </w:r>
+    </w:p>
+    <w:p>
+      <w:r>
+        <w:t>Technically Luke’s name was Luke Billhardson</w:t>
+      </w:r>
+      <w:r>
+        <w:t>, or a</w:t>
+      </w:r>
+      <w:r>
+        <w:t>s his uncle liked saying, Billy, Billy the Goat.</w:t>
+      </w:r>
+    </w:p>
+    <w:p>
+      <w:r>
+        <w:t>“And my uncle is the Goat Father,” Luke said.</w:t>
+      </w:r>
+    </w:p>
+    <w:p>
+      <w:r>
+        <w:t>“Okay dear, you better go,” Luke’s mother said. “You have plenty of work ahead of you.”</w:t>
+      </w:r>
+    </w:p>
+    <w:p>
+      <w:r>
+        <w:t>“Work hard, Luke,” Luke’s dad said. “Remember I’m proud of you.”</w:t>
+      </w:r>
+    </w:p>
+    <w:p>
+      <w:r>
+        <w:t>“Thanks mum, dad,” Luke said.</w:t>
+      </w:r>
+    </w:p>
+    <w:p>
+      <w:r>
+        <w:t>“Remember to eat plenty of tin cans,” the uncle said. “You need plenty of iron for your growing bones.”</w:t>
+      </w:r>
+    </w:p>
+    <w:p>
+      <w:r>
+        <w:lastRenderedPageBreak/>
+        <w:t>“Okay Goat Father,” Luke said. “Bye mum, dad, Goat Father.”</w:t>
+      </w:r>
+    </w:p>
+    <w:p>
+      <w:r>
+        <w:t xml:space="preserve">Luke </w:t>
+      </w:r>
+      <w:r>
+        <w:t>h</w:t>
+      </w:r>
+      <w:r>
+        <w:t>ung up the call and entered the room.</w:t>
+      </w:r>
+    </w:p>
+    <w:p>
+      <w:r>
+        <w:t>Ripper looked at Luke curiously.</w:t>
+      </w:r>
+    </w:p>
+    <w:p>
+      <w:r>
+        <w:t>“My uncle and I are both Capricorns,” Luke explained. “</w:t>
+      </w:r>
+      <w:r>
+        <w:t xml:space="preserve">He is also my godfather. </w:t>
+      </w:r>
+      <w:r>
+        <w:t xml:space="preserve">And goats are funny creatures. </w:t>
+      </w:r>
+      <w:r>
+        <w:t xml:space="preserve">It’s something we’ve been doing all my life. </w:t>
+      </w:r>
+      <w:r>
+        <w:t>Do you have a favorite animal?”</w:t>
+      </w:r>
+    </w:p>
+    <w:p>
+      <w:r>
+        <w:t xml:space="preserve">Ripper paused a moment and then said, “I suppose it would be a gorilla. The ultimate </w:t>
+      </w:r>
+      <w:r>
+        <w:t>quarter</w:t>
+      </w:r>
+      <w:r>
+        <w:t xml:space="preserve"> backer would be a gorilla. They are the ultimate symbol of speed</w:t>
+      </w:r>
+      <w:r>
+        <w:t xml:space="preserve"> and</w:t>
+      </w:r>
+      <w:r>
+        <w:t xml:space="preserve"> strength</w:t>
+      </w:r>
+      <w:r>
+        <w:t>.</w:t>
+      </w:r>
+    </w:p>
+    <w:p>
+      <w:r>
+        <w:t>“I finished unpacking.”</w:t>
+      </w:r>
+    </w:p>
+    <w:p>
+      <w:r>
+        <w:t>“Let’s go get something to eat,” Luke said and they headed out.</w:t>
+      </w:r>
+    </w:p>
+    <w:p>
+      <w:r>
+        <w:t>“</w:t>
+      </w:r>
+      <w:r>
+        <w:t>Town or cafeteria?” Ripper asked.</w:t>
+      </w:r>
+    </w:p>
+    <w:p>
+      <w:r>
+        <w:t>“Town,” Luke said. “I’m betting you will get bored with the cafeteria fast enough.</w:t>
+      </w:r>
+    </w:p>
+    <w:p>
+      <w:r>
+        <w:t>“Not you?” Ripper said as they headed for the front gates.</w:t>
+      </w:r>
+    </w:p>
+    <w:p>
+      <w:r>
+        <w:t>“As you heard me talking to my uncle, I am a goat,” Luke said. “I don’t have hang-ups about food. As you can guess I enjoy eating, and also cooking.”</w:t>
+      </w:r>
+    </w:p>
+    <w:p>
+      <w:r>
+        <w:t>“There</w:t>
+      </w:r>
+      <w:r>
+        <w:t xml:space="preserve"> is that Annie,” Ripper said</w:t>
+      </w:r>
+      <w:r>
+        <w:t>, pointing</w:t>
+      </w:r>
+      <w:r>
+        <w:t>. “Want to go see?”</w:t>
+      </w:r>
+    </w:p>
+    <w:p>
+      <w:r>
+        <w:t>Annie was surrounded by admirers.</w:t>
+      </w:r>
+    </w:p>
+    <w:p>
+      <w:r>
+        <w:t>“Not really,” Luke said. “She is out of my league and I don’t believe in celebrities and heroes. You can go if you want. You’re handsome enough and an amazing athlete.</w:t>
+      </w:r>
+    </w:p>
+    <w:p>
+      <w:r>
+        <w:t>“As my uncle says, there are three types of people in the world: Sheep, Shepherds and Goats.</w:t>
+      </w:r>
+    </w:p>
+    <w:p>
+      <w:r>
+        <w:lastRenderedPageBreak/>
+        <w:t xml:space="preserve">“Sheep always look </w:t>
+      </w:r>
+      <w:r>
+        <w:t>to</w:t>
+      </w:r>
+      <w:r>
+        <w:t xml:space="preserve"> shepherds to guide them.</w:t>
+      </w:r>
+    </w:p>
+    <w:p>
+      <w:r>
+        <w:t>“Shepherds seek to guide and control others, often to the sheep’s detriment.”</w:t>
+      </w:r>
+    </w:p>
+    <w:p>
+      <w:r>
+        <w:t>“Why do you say that?” Ripper asked as they approached the gates.</w:t>
+      </w:r>
+    </w:p>
+    <w:p>
+      <w:r>
+        <w:t>“What do shepherds do to sheep?” Luke as</w:t>
+      </w:r>
+      <w:r>
+        <w:t>ked. “They raise them for food</w:t>
+      </w:r>
+      <w:r>
+        <w:t xml:space="preserve"> and wool</w:t>
+      </w:r>
+      <w:r>
+        <w:t>.</w:t>
+      </w:r>
+    </w:p>
+    <w:p>
+      <w:r>
+        <w:t>“I am a goat. I neither follow nor lead</w:t>
+      </w:r>
+      <w:r>
+        <w:t>, but follow my own path.”</w:t>
+      </w:r>
+    </w:p>
+    <w:p>
+      <w:r>
+        <w:t xml:space="preserve">Luke’s </w:t>
+      </w:r>
+      <w:r>
+        <w:t xml:space="preserve">school </w:t>
+      </w:r>
+      <w:r>
+        <w:t>device beeped. Pulling out his device he read the message, “+1 to mental manipulation resistance.”</w:t>
+      </w:r>
+    </w:p>
+    <w:p>
+      <w:r>
+        <w:t>“Freaky,” Ripper said as he stared at the message. “It’s like we are in a freaking video game.”</w:t>
+      </w:r>
+    </w:p>
+    <w:p>
+      <w:r>
+        <w:t>They stepped out of the gate and were greeted by the protesters.</w:t>
+      </w:r>
+    </w:p>
+    <w:p>
+      <w:r>
+        <w:t>Placards read, “Nuclear energy is dangerous,” “Quantum communication damages space,” “Stop all space warping research,” and “</w:t>
+      </w:r>
+      <w:r>
+        <w:t>The end is neigh.”</w:t>
+      </w:r>
+    </w:p>
+    <w:p>
+      <w:r>
+        <w:t>They passed the protesters and Ripper asked, “What do you think of that?”</w:t>
+      </w:r>
+    </w:p>
+    <w:p>
+      <w:r>
+        <w:t>“Nonsense,” Luke replied. “You can’t damage space. If you could, then the space around the sun would be ripped to shreds. And yet, science has yet to find any anomalies.”</w:t>
+      </w:r>
+    </w:p>
+    <w:p>
+      <w:r>
+        <w:t>“It’s being suppressed,” a protester called out.</w:t>
+      </w:r>
+    </w:p>
+    <w:p>
+      <w:r>
+        <w:t>The town spread all about them. Restaurants lined the street they were walking on.</w:t>
+      </w:r>
+      <w:r>
+        <w:t xml:space="preserve"> Two were under construction.</w:t>
+      </w:r>
+    </w:p>
+    <w:p>
+      <w:proofErr w:type="gramStart"/>
+      <w:r>
+        <w:t>“Which restaurant?”</w:t>
+      </w:r>
+      <w:proofErr w:type="gramEnd"/>
+      <w:r>
+        <w:t xml:space="preserve"> Ripper asked.</w:t>
+      </w:r>
+    </w:p>
+    <w:p>
+      <w:r>
+        <w:t>“Any,” Luke said. “I like exploring different foods.”</w:t>
+      </w:r>
+    </w:p>
+    <w:p>
+      <w:r>
+        <w:lastRenderedPageBreak/>
+        <w:t>“You did mention you liked that old series, ‘Bizarre Foods’,” Ripper said. “Okay, let’s go to that burger place.</w:t>
+      </w:r>
+      <w:r>
+        <w:t xml:space="preserve"> </w:t>
+      </w:r>
+      <w:r>
+        <w:t>We</w:t>
+      </w:r>
+      <w:r>
+        <w:t xml:space="preserve"> gorillas can’t live on grass and tin cans</w:t>
+      </w:r>
+      <w:r>
+        <w:t>.</w:t>
+      </w:r>
+      <w:r>
+        <w:t>”</w:t>
+      </w:r>
+    </w:p>
+    <w:p>
+      <w:r>
+        <w:t>Luke laughed and said, “That’s for sure.”</w:t>
+      </w:r>
+    </w:p>
+    <w:p>
+      <w:r>
+        <w:t xml:space="preserve">They </w:t>
+      </w:r>
+      <w:r>
+        <w:t xml:space="preserve">entered and </w:t>
+      </w:r>
+      <w:r>
+        <w:t>waited</w:t>
+      </w:r>
+      <w:r>
+        <w:t>.</w:t>
+      </w:r>
+      <w:r>
+        <w:t xml:space="preserve"> </w:t>
+      </w:r>
+      <w:r>
+        <w:t>S</w:t>
+      </w:r>
+      <w:r>
+        <w:t>oon enough a waiter led them to a seat.</w:t>
+      </w:r>
+    </w:p>
+    <w:p>
+      <w:r>
+        <w:t>Luke picked up the menu and scanned. There was a good selection of burgers, steaks, and even vegetarian options.</w:t>
+      </w:r>
+    </w:p>
+    <w:p>
+      <w:r>
+        <w:t>The waiter returned and asked, “Any drinks for you?”</w:t>
+      </w:r>
+    </w:p>
+    <w:p>
+      <w:r>
+        <w:t>“Coke please,” Ripper said.</w:t>
+      </w:r>
+    </w:p>
+    <w:p>
+      <w:r>
+        <w:t>“What’s your most popular soft drink?” Luke asked.</w:t>
+      </w:r>
+    </w:p>
+    <w:p>
+      <w:r>
+        <w:t>The waiter named</w:t>
+      </w:r>
+      <w:r>
+        <w:t xml:space="preserve"> </w:t>
+      </w:r>
+      <w:r>
+        <w:t>Rivella</w:t>
+      </w:r>
+      <w:r>
+        <w:t xml:space="preserve">, hot chocolate, </w:t>
+      </w:r>
+      <w:r>
+        <w:t>Apple Juice</w:t>
+      </w:r>
+      <w:r>
+        <w:t xml:space="preserve">, and </w:t>
+      </w:r>
+      <w:r>
+        <w:t>Ice Tea</w:t>
+      </w:r>
+      <w:r>
+        <w:t>, to name a few items.</w:t>
+      </w:r>
+    </w:p>
+    <w:p>
+      <w:r>
+        <w:t xml:space="preserve">“I’ll have Rivella, no ice please,” Luke said, since Rivella was the most </w:t>
+      </w:r>
+      <w:r>
+        <w:t>exotic sounding drink listed.</w:t>
+      </w:r>
+    </w:p>
+    <w:p>
+      <w:r>
+        <w:t>Drink order taken, the waiter left.</w:t>
+      </w:r>
+    </w:p>
+    <w:p>
+      <w:r>
+        <w:t>“</w:t>
+      </w:r>
+      <w:r>
+        <w:t xml:space="preserve">Remember how </w:t>
+      </w:r>
+      <w:r>
+        <w:t xml:space="preserve">Bobby disappeared </w:t>
+      </w:r>
+      <w:r>
+        <w:t>three</w:t>
+      </w:r>
+      <w:r>
+        <w:t xml:space="preserve"> nights ago</w:t>
+      </w:r>
+      <w:r>
+        <w:t>?</w:t>
+      </w:r>
+      <w:r>
+        <w:t xml:space="preserve">” a </w:t>
+      </w:r>
+      <w:r>
+        <w:t xml:space="preserve">local </w:t>
+      </w:r>
+      <w:r>
+        <w:t>man a table away asked. “This morning his body was found</w:t>
+      </w:r>
+      <w:r>
+        <w:t>, all moldy</w:t>
+      </w:r>
+      <w:r>
+        <w:t xml:space="preserve">, </w:t>
+      </w:r>
+      <w:r>
+        <w:t>decayed</w:t>
+      </w:r>
+      <w:r>
+        <w:t>, and covered in maggots</w:t>
+      </w:r>
+      <w:r>
+        <w:t xml:space="preserve">. </w:t>
+      </w:r>
+      <w:r>
+        <w:t>The stink was horrible</w:t>
       </w:r>
       <w:r>
         <w:t>.”</w:t>
@@ -1059,7 +2371,83 @@
     </w:p>
     <w:p>
       <w:r>
-        <w:t>“Blue Star?” Ripper asked. “Doesn’t he mean Earth?”</w:t>
+        <w:t>Ripper</w:t>
+      </w:r>
+      <w:r>
+        <w:t xml:space="preserve"> looked as if he wanted to gag.</w:t>
+      </w:r>
+    </w:p>
+    <w:p>
+      <w:r>
+        <w:t>“This town used to be peaceful,” the man’s companion grumbled. “What the hell are they doing with all those particle accelerators and that science mumbo-jumbo?”</w:t>
+      </w:r>
+    </w:p>
+    <w:p>
+      <w:r>
+        <w:t xml:space="preserve">“They are tearing holes into space is what they are doing,” another man </w:t>
+      </w:r>
+      <w:r>
+        <w:t>at</w:t>
+      </w:r>
+      <w:r>
+        <w:t xml:space="preserve"> </w:t>
+      </w:r>
+      <w:r>
+        <w:t xml:space="preserve">another </w:t>
+      </w:r>
+      <w:r>
+        <w:t xml:space="preserve">table </w:t>
+      </w:r>
+      <w:r>
+        <w:t>said.</w:t>
+      </w:r>
+      <w:r>
+        <w:t xml:space="preserve"> “Letting in all manner of demonic creatures.”</w:t>
+      </w:r>
+    </w:p>
+    <w:p>
+      <w:r>
+        <w:lastRenderedPageBreak/>
+        <w:t>“Don’t spit,” a woman across the table scolded. “That’s just gross.”</w:t>
+      </w:r>
+    </w:p>
+    <w:p>
+      <w:r>
+        <w:t>The waiter returned to the table and brought the drinks.</w:t>
+      </w:r>
+    </w:p>
+    <w:p>
+      <w:r>
+        <w:t>Luke and Ripper gave their order and the waiter left.</w:t>
+      </w:r>
+    </w:p>
+    <w:p>
+      <w:r>
+        <w:t>“Something is seriously messed up in this town,” Ripper said</w:t>
+      </w:r>
+      <w:r>
+        <w:t>, loud enough for the locals to hear.</w:t>
+      </w:r>
+    </w:p>
+    <w:p>
+      <w:r>
+        <w:t xml:space="preserve">“You’re from the </w:t>
+      </w:r>
+      <w:r>
+        <w:t xml:space="preserve">fancy </w:t>
+      </w:r>
+      <w:r>
+        <w:t>school, aren’t you?” an elderly man at another table asked. “What are they doing there?”</w:t>
+      </w:r>
+    </w:p>
+    <w:p>
+      <w:r>
+        <w:t>“Just arrived today,” Luke confessed, “Although, the principle did talk about monsters and the need to get stronger. I was expecting a speech about hard work, not that.”</w:t>
+      </w:r>
+    </w:p>
+    <w:p>
+      <w:r>
+        <w:t>“And what’s that about not going out after dusk?” Ripper asked.</w:t>
       </w:r>
     </w:p>
     <w:p>
@@ -1067,24 +2455,13 @@
         <w:t>“</w:t>
       </w:r>
       <w:r>
-        <w:t xml:space="preserve">Who </w:t>
-      </w:r>
-      <w:r>
-        <w:t>know</w:t>
-      </w:r>
-      <w:r>
-        <w:t>s?</w:t>
-      </w:r>
-      <w:r>
-        <w:t>” Luke said.</w:t>
-      </w:r>
-    </w:p>
-    <w:p>
-      <w:r>
-        <w:t>Th</w:t>
-      </w:r>
-      <w:r>
-        <w:t>e audience murmured in confusion</w:t>
+        <w:t>There are things out there</w:t>
+      </w:r>
+      <w:r>
+        <w:t>,” another woman said</w:t>
+      </w:r>
+      <w:r>
+        <w:t xml:space="preserve"> simply</w:t>
       </w:r>
       <w:r>
         <w:t>.</w:t>
@@ -1092,1497 +2469,166 @@
     </w:p>
     <w:p>
       <w:r>
-        <w:t>“In this school, you will not learn to become a worker</w:t>
-      </w:r>
-      <w:r>
-        <w:t xml:space="preserve"> at an office, factory or what not</w:t>
-      </w:r>
-      <w:r>
-        <w:t>. AI can do that easily</w:t>
-      </w:r>
-      <w:r>
-        <w:t xml:space="preserve">,” the principle </w:t>
-      </w:r>
-      <w:r>
-        <w:t>said</w:t>
-      </w:r>
-      <w:r>
-        <w:t>. “</w:t>
-      </w:r>
-      <w:r>
-        <w:t xml:space="preserve">Our goal is to teach each of you to become masters of your own destinies. </w:t>
-      </w:r>
-      <w:r>
-        <w:t>Only then may you overcome the monsters surrounding us and gain true strength.</w:t>
-      </w:r>
-      <w:r>
-        <w:t>”</w:t>
-      </w:r>
-    </w:p>
-    <w:p>
-      <w:r>
-        <w:t>“Monsters?” Ripper asked.</w:t>
-      </w:r>
-    </w:p>
-    <w:p>
-      <w:r>
-        <w:t xml:space="preserve">“Either it’s a metaphor or the principle is </w:t>
-      </w:r>
-      <w:r>
-        <w:t xml:space="preserve">a </w:t>
-      </w:r>
-      <w:r>
-        <w:t>crazy</w:t>
-      </w:r>
-      <w:r>
-        <w:t xml:space="preserve"> gamer</w:t>
-      </w:r>
-      <w:r>
-        <w:t xml:space="preserve">,” </w:t>
-      </w:r>
-      <w:r>
-        <w:t>Luke</w:t>
-      </w:r>
-      <w:r>
-        <w:t xml:space="preserve"> said.</w:t>
-      </w:r>
-    </w:p>
-    <w:p>
-      <w:r>
-        <w:t>The principle smiled at the confused students and said, “Annie Winfield, please enter.”</w:t>
-      </w:r>
-    </w:p>
-    <w:p>
-      <w:r>
-        <w:t>From offstage a teenage girl entered, wearing the school uniform.</w:t>
-      </w:r>
-    </w:p>
-    <w:p>
-      <w:r>
-        <w:t xml:space="preserve">The </w:t>
-      </w:r>
-      <w:r>
-        <w:t xml:space="preserve">auditorium </w:t>
-      </w:r>
-      <w:r>
-        <w:t xml:space="preserve">broke out in </w:t>
-      </w:r>
-      <w:r>
-        <w:t>murmuring. That wasn’t surprising.</w:t>
-      </w:r>
-    </w:p>
-    <w:p>
-      <w:r>
-        <w:t xml:space="preserve">“Damn, she looks like an elfin princess,” </w:t>
-      </w:r>
-      <w:r>
-        <w:t>Luke</w:t>
-      </w:r>
-      <w:r>
-        <w:t xml:space="preserve"> said as he almost drooled. He</w:t>
-      </w:r>
-      <w:r>
-        <w:t xml:space="preserve"> had the urge jump on stage and…</w:t>
-      </w:r>
-    </w:p>
-    <w:p>
-      <w:r>
-        <w:t>Luke</w:t>
-      </w:r>
-      <w:r>
-        <w:t xml:space="preserve"> wouldn’t do that in real life. He wasn’t that stupid.</w:t>
+        <w:t>“Shouldn’t the government come out and find out?” Luke asked.</w:t>
+      </w:r>
+    </w:p>
+    <w:p>
+      <w:r>
+        <w:t>“They have, but have never found anything,” the woman said. “Claims we are a bunch of superstitious fools.”</w:t>
+      </w:r>
+    </w:p>
+    <w:p>
+      <w:r>
+        <w:t>“They are all in on it,” another local spat.</w:t>
+      </w:r>
+    </w:p>
+    <w:p>
+      <w:r>
+        <w:t>“I told you not to spit,” the woman scolded.</w:t>
+      </w:r>
+    </w:p>
+    <w:p>
+      <w:r>
+        <w:t>Food arrived and Luke ate as he listened to the local gossip.</w:t>
+      </w:r>
+    </w:p>
+    <w:p>
+      <w:r>
+        <w:t>“Now what?” Ripper asked as they paid the bill.</w:t>
+      </w:r>
+    </w:p>
+    <w:p>
+      <w:r>
+        <w:t xml:space="preserve">“I want to explore the town and buy groceries,” Luke said. “Also want to explore the hiking trails. It’s only </w:t>
+      </w:r>
+      <w:r>
+        <w:t>12</w:t>
+      </w:r>
+      <w:r>
+        <w:t>:</w:t>
+      </w:r>
+      <w:r>
+        <w:t>35</w:t>
+      </w:r>
+      <w:r>
+        <w:t xml:space="preserve">PM. </w:t>
+      </w:r>
+      <w:r>
+        <w:t>There’s p</w:t>
+      </w:r>
+      <w:r>
+        <w:t>lenty of time before sunset.”</w:t>
+      </w:r>
+    </w:p>
+    <w:p>
+      <w:r>
+        <w:t>“Aren’t you afraid?” Ripper asked as they walked out of the restaurant.</w:t>
+      </w:r>
+    </w:p>
+    <w:p>
+      <w:r>
+        <w:lastRenderedPageBreak/>
+        <w:t>“I only believe in science,” Luke said.</w:t>
       </w:r>
       <w:r>
         <w:t xml:space="preserve"> </w:t>
       </w:r>
       <w:r>
-        <w:t>However, nothing prevented him from ravaging her in his mind.</w:t>
+        <w:t>“</w:t>
+      </w:r>
+      <w:r>
+        <w:t>I’m only afraid of tripping in the dark and mosquitoes</w:t>
+      </w:r>
+      <w:r>
+        <w:t>.”</w:t>
+      </w:r>
+    </w:p>
+    <w:p>
+      <w:r>
+        <w:t>“They have several sports clubs,” Ripper said. “I’m joining the American Football team. How about you?”</w:t>
+      </w:r>
+    </w:p>
+    <w:p>
+      <w:r>
+        <w:t>“I’m joining the cooking and puzzle solving clubs,” Luke said. “There’s a grocery store.”</w:t>
+      </w:r>
+    </w:p>
+    <w:p>
+      <w:r>
+        <w:t>Ripper stepped in and said, “This store sure has some interesting items.”</w:t>
+      </w:r>
+    </w:p>
+    <w:p>
+      <w:r>
+        <w:t xml:space="preserve">“Grab some items,” Luke said as he walked </w:t>
+      </w:r>
+      <w:r>
+        <w:t>the isles, grabbing items from shelves. Next came groceries. Finally he headed for the cashier.</w:t>
+      </w:r>
+    </w:p>
+    <w:p>
+      <w:r>
+        <w:t>“Need some help with the bags</w:t>
+      </w:r>
+      <w:r>
+        <w:t>?</w:t>
+      </w:r>
+      <w:r>
+        <w:t>” Ripper asked.</w:t>
+      </w:r>
+    </w:p>
+    <w:p>
+      <w:r>
+        <w:t>“Thanks,” Like said and Ripper took multiple bags.</w:t>
+      </w:r>
+    </w:p>
+    <w:p>
+      <w:r>
+        <w:t xml:space="preserve">They headed back to the apartment. As before, they met the protesters near the </w:t>
+      </w:r>
+      <w:r>
+        <w:t>school gate</w:t>
+      </w:r>
+      <w:r>
+        <w:t>.</w:t>
+      </w:r>
+    </w:p>
+    <w:p>
+      <w:r>
+        <w:t>They passed the protesters and Ripper asked, “Don’t they have anything better to do with their lives?”</w:t>
+      </w:r>
+    </w:p>
+    <w:p>
+      <w:r>
+        <w:t>Luke shrugged and picked up his pace. His arms were starting to hurt from carrying groceries.</w:t>
+      </w:r>
+    </w:p>
+    <w:p>
+      <w:r>
+        <w:t>Eventually they returned to their apartment and Luke put the groceries away.</w:t>
+      </w:r>
+    </w:p>
+    <w:p>
+      <w:r>
+        <w:t>“The needful is done,” Luke said. “Do you want to socialize?”</w:t>
+      </w:r>
+    </w:p>
+    <w:p>
+      <w:r>
+        <w:t>“Are you sure?” Ripper asked.</w:t>
+      </w:r>
+    </w:p>
+    <w:p>
+      <w:r>
+        <w:t xml:space="preserve">“Let’s connect,” Luke said and pulled his device out. He clicked on </w:t>
+      </w:r>
+      <w:r>
+        <w:t>Party Chat, pointed his device at Ripper and clicked on the add person button.</w:t>
       </w:r>
     </w:p>
     <w:p>
       <w:r>
         <w:lastRenderedPageBreak/>
-        <w:t>All about, the other teens had the same desire, even many of the ladies.</w:t>
-      </w:r>
-    </w:p>
-    <w:p>
-      <w:r>
-        <w:t>“Annie Winfield</w:t>
-      </w:r>
-      <w:r>
-        <w:t xml:space="preserve"> is </w:t>
-      </w:r>
-      <w:r>
-        <w:t xml:space="preserve">the youngest daughter of </w:t>
-      </w:r>
-      <w:r>
-        <w:t xml:space="preserve">Edward Winfield, </w:t>
-      </w:r>
-      <w:r>
-        <w:t>c</w:t>
-      </w:r>
-      <w:r>
-        <w:t>hair</w:t>
-      </w:r>
-      <w:r>
-        <w:t xml:space="preserve"> </w:t>
-      </w:r>
-      <w:r>
-        <w:t xml:space="preserve">and founder </w:t>
-      </w:r>
-      <w:r>
-        <w:t xml:space="preserve">of this school,” Principle Bertrand said. “And yes, I’m talking about Winfield </w:t>
-      </w:r>
-      <w:r>
-        <w:t>Technology, famous for its fusion reactors, personal robots, quantum technologies, and so much more.</w:t>
-      </w:r>
-    </w:p>
-    <w:p>
-      <w:r>
-        <w:t>“However, that is not why she is here,” the principle said. “</w:t>
-      </w:r>
-      <w:r>
-        <w:t xml:space="preserve">She is </w:t>
-      </w:r>
-      <w:r>
-        <w:t>your year representative</w:t>
-      </w:r>
-      <w:r>
-        <w:t xml:space="preserve"> because of her exceptional talents.”</w:t>
-      </w:r>
-    </w:p>
-    <w:p>
-      <w:r>
-        <w:t>Annie had the grace to blush. “Damn she’s cute,” Luke muttered.</w:t>
-      </w:r>
-    </w:p>
-    <w:p>
-      <w:r>
-        <w:t>“</w:t>
-      </w:r>
-      <w:r>
-        <w:t xml:space="preserve">Yes, many of you here exceed her in terms of </w:t>
-      </w:r>
-      <w:r>
-        <w:t>speed, strength,</w:t>
-      </w:r>
-      <w:r>
-        <w:t xml:space="preserve"> academics,</w:t>
-      </w:r>
-      <w:r>
-        <w:t xml:space="preserve"> and problem solving, to name a few. However, her combined scores exceed everyone here</w:t>
-      </w:r>
-      <w:r>
-        <w:t>.</w:t>
-      </w:r>
-    </w:p>
-    <w:p>
-      <w:r>
-        <w:t>“Considering you are the cream of the crop</w:t>
-      </w:r>
-      <w:r>
-        <w:t>, that’s saying something.</w:t>
-      </w:r>
-    </w:p>
-    <w:p>
-      <w:r>
-        <w:t xml:space="preserve">“Ms. </w:t>
-      </w:r>
-      <w:r>
-        <w:t>Winfield</w:t>
-      </w:r>
-      <w:r>
-        <w:t>, please speak to your cohort.”</w:t>
-      </w:r>
-    </w:p>
-    <w:p>
-      <w:r>
-        <w:t>Annie stepped up to the mike and took a breath.</w:t>
-      </w:r>
-    </w:p>
-    <w:p>
-      <w:r>
-        <w:t xml:space="preserve">“Thank you Principle Thornville,” Annie said. “6 years ago my father founded this </w:t>
-      </w:r>
-      <w:r>
-        <w:t>academy using his considerable wealth. The purpose is to gather all the best and brightest kids of the world in order to forge a better world for everyone.</w:t>
-      </w:r>
-    </w:p>
-    <w:p>
-      <w:r>
-        <w:t>“</w:t>
-      </w:r>
-      <w:r>
-        <w:t xml:space="preserve">Sad to say the world is full of monsters. They live just below the surface, hungry to come out and </w:t>
-      </w:r>
-      <w:r>
-        <w:t>slaughter</w:t>
-      </w:r>
-      <w:r>
-        <w:t xml:space="preserve">. </w:t>
-      </w:r>
-      <w:r>
-        <w:t>E</w:t>
-      </w:r>
-      <w:r>
-        <w:t xml:space="preserve">nvironmental </w:t>
-      </w:r>
-      <w:r>
-        <w:t>contamination</w:t>
-      </w:r>
-      <w:r>
-        <w:t xml:space="preserve">, desecration of </w:t>
-      </w:r>
-      <w:r>
-        <w:t>sacred</w:t>
-      </w:r>
-      <w:r>
-        <w:t xml:space="preserve"> lands</w:t>
-      </w:r>
-      <w:r>
-        <w:t>, polarization of the world</w:t>
-      </w:r>
-      <w:r>
-        <w:t>, despair and hate</w:t>
-      </w:r>
-      <w:r>
-        <w:t xml:space="preserve"> are making things worse.</w:t>
-      </w:r>
-    </w:p>
-    <w:p>
-      <w:r>
-        <w:t xml:space="preserve">“Our goal here is simple. Become strong and never place our fate on </w:t>
-      </w:r>
-      <w:r>
-        <w:t>so-called saviors</w:t>
-      </w:r>
-      <w:r>
-        <w:t>.</w:t>
-      </w:r>
-    </w:p>
-    <w:p>
-      <w:r>
-        <w:t>“I look forward to growing ever stronger with all of you.”</w:t>
-      </w:r>
-    </w:p>
-    <w:p>
-      <w:r>
-        <w:lastRenderedPageBreak/>
-        <w:t>With that Annie stepped off from the podium.</w:t>
-      </w:r>
-    </w:p>
-    <w:p>
-      <w:r>
-        <w:t xml:space="preserve">“Thank you Ms. </w:t>
-      </w:r>
-      <w:r>
-        <w:t>Winfield</w:t>
-      </w:r>
-      <w:r>
-        <w:t>,” the principle said.</w:t>
-      </w:r>
-    </w:p>
-    <w:p>
-      <w:r>
-        <w:t>“This first week is for you to settle in. Then next week you will get to know the true nature of this school and why you are here.</w:t>
-      </w:r>
-    </w:p>
-    <w:p>
-      <w:r>
-        <w:t>“We selected each of you because we believe you are best qualified. However, we might have been wrong. If, for whatever reason, you find this place overwhelming, you are free to return to your country.</w:t>
-      </w:r>
-    </w:p>
-    <w:p>
-      <w:r>
-        <w:t>“We will even extend your scholarship to other schools.</w:t>
-      </w:r>
-    </w:p>
-    <w:p>
-      <w:r>
-        <w:t>“And that is why you are starting in August.”</w:t>
-      </w:r>
-    </w:p>
-    <w:p>
-      <w:r>
-        <w:t>The principle paused for the message to sink in and then continued.</w:t>
-      </w:r>
-    </w:p>
-    <w:p>
-      <w:r>
-        <w:t>“</w:t>
-      </w:r>
-      <w:r>
-        <w:t>You will find y</w:t>
-      </w:r>
-      <w:r>
-        <w:t>our luggage in your dormitory rooms.</w:t>
-      </w:r>
-      <w:r>
-        <w:t xml:space="preserve"> Your map app will guide you there.</w:t>
-      </w:r>
-    </w:p>
-    <w:p>
-      <w:r>
-        <w:t>“</w:t>
-      </w:r>
-      <w:r>
-        <w:t xml:space="preserve">Also, you will find your school issued uniforms, </w:t>
-      </w:r>
-      <w:r>
-        <w:t xml:space="preserve">school books, </w:t>
-      </w:r>
-      <w:r>
-        <w:t xml:space="preserve">and everything else you will need to </w:t>
-      </w:r>
-      <w:r>
-        <w:t>attend classes.</w:t>
-      </w:r>
-    </w:p>
-    <w:p>
-      <w:r>
-        <w:t>“Go to your dormitories and settle in.</w:t>
-      </w:r>
-    </w:p>
-    <w:p>
-      <w:r>
-        <w:t>“Your homework is to become familiar with your devices.</w:t>
-      </w:r>
-    </w:p>
-    <w:p>
-      <w:r>
-        <w:t>“After that</w:t>
-      </w:r>
-      <w:r>
-        <w:t>, I encourage you to spend time getting to know your fellow students and exploring the local town. Also, the hiking trails are amazing, with rivers, wat</w:t>
-      </w:r>
-      <w:r>
-        <w:t>erfalls and canyons to explore.”</w:t>
-      </w:r>
-    </w:p>
-    <w:p>
-      <w:r>
-        <w:t xml:space="preserve">The principle paused and then said, “I do need to warn you. Please avoid leaving </w:t>
-      </w:r>
-      <w:r>
-        <w:t xml:space="preserve">town or </w:t>
-      </w:r>
-      <w:r>
-        <w:t xml:space="preserve">school grounds after </w:t>
-      </w:r>
-      <w:r>
-        <w:t>dusk</w:t>
-      </w:r>
-      <w:r>
-        <w:t>. This is especially true of the surrounding forests</w:t>
-      </w:r>
-      <w:r>
-        <w:t xml:space="preserve"> and mountains</w:t>
-      </w:r>
-      <w:r>
-        <w:t>.</w:t>
-      </w:r>
-      <w:r>
-        <w:t>”</w:t>
-      </w:r>
-    </w:p>
-    <w:p>
-      <w:r>
-        <w:t xml:space="preserve">The principle paused and then said in a sinister voice, </w:t>
-      </w:r>
-      <w:r>
-        <w:t>“</w:t>
-      </w:r>
-      <w:r>
-        <w:t>The dark is filled with dangers</w:t>
-      </w:r>
-      <w:r>
-        <w:t xml:space="preserve">. </w:t>
-      </w:r>
-      <w:r>
-        <w:t>Things are out there. Things best left undisturbed.”</w:t>
-      </w:r>
-    </w:p>
-    <w:p>
-      <w:r>
-        <w:lastRenderedPageBreak/>
-        <w:t>That sent a chill down Luke’s back.</w:t>
-      </w:r>
-    </w:p>
-    <w:p>
-      <w:r>
-        <w:t>“That’s creepy,” Ripper muttered.</w:t>
-      </w:r>
-    </w:p>
-    <w:p>
-      <w:r>
-        <w:t>All about students muttered.</w:t>
-      </w:r>
-    </w:p>
-    <w:p>
-      <w:r>
-        <w:t xml:space="preserve">“Principle Thornville, please don’t scare the kids,” a woman </w:t>
-      </w:r>
-      <w:r>
-        <w:t>scolded</w:t>
-      </w:r>
-      <w:r>
-        <w:t>.</w:t>
-      </w:r>
-    </w:p>
-    <w:p>
-      <w:r>
-        <w:t>“This is vice-principle Eliot Drew,” the principle said</w:t>
-      </w:r>
-      <w:r>
-        <w:t>, pointing at the woman</w:t>
-      </w:r>
-      <w:r>
-        <w:t xml:space="preserve">. </w:t>
-      </w:r>
-      <w:r>
-        <w:t xml:space="preserve">He turned to the vice-principle and said, </w:t>
-      </w:r>
-      <w:r>
-        <w:t>“</w:t>
-      </w:r>
-      <w:r>
-        <w:t>Fear is essential if one is to stay safe. You know what is out there.”</w:t>
-      </w:r>
-    </w:p>
-    <w:p>
-      <w:r>
-        <w:t xml:space="preserve">The principle turned back to the audience and said, “The </w:t>
-      </w:r>
-      <w:r>
-        <w:t xml:space="preserve">boundary of </w:t>
-      </w:r>
-      <w:r>
-        <w:t>both the town and</w:t>
-      </w:r>
-      <w:r>
-        <w:t xml:space="preserve"> school grounds is</w:t>
-      </w:r>
-      <w:r>
-        <w:t xml:space="preserve"> well marked.</w:t>
-      </w:r>
-    </w:p>
-    <w:p>
-      <w:r>
-        <w:t>“</w:t>
-      </w:r>
-      <w:r>
-        <w:t xml:space="preserve">You are </w:t>
-      </w:r>
-      <w:r>
-        <w:t xml:space="preserve">required to be either on </w:t>
-      </w:r>
-      <w:r>
-        <w:t xml:space="preserve">campus grounds </w:t>
-      </w:r>
-      <w:r>
-        <w:t xml:space="preserve">or in the town between </w:t>
-      </w:r>
-      <w:r>
-        <w:t>dusk and dawn. Those rules are there for a reason. We don’t want tragedies.</w:t>
-      </w:r>
-      <w:r>
-        <w:t xml:space="preserve"> Dismissed.”</w:t>
-      </w:r>
-    </w:p>
-    <w:p>
-      <w:r>
-        <w:t xml:space="preserve">The auditorium burst into a cacophony as everyone tried to understand </w:t>
-      </w:r>
-      <w:r>
-        <w:t>the dire warning.</w:t>
-      </w:r>
-    </w:p>
-    <w:p>
-      <w:r>
-        <w:t>“Damn, that was weird,” Ripper said. “Why not just say we will get into trouble?”</w:t>
-      </w:r>
-    </w:p>
-    <w:p>
-      <w:r>
-        <w:t xml:space="preserve">“Maybe there are wild animals,” </w:t>
-      </w:r>
-      <w:r>
-        <w:t>Luke</w:t>
-      </w:r>
-      <w:r>
-        <w:t xml:space="preserve"> said. “No</w:t>
-      </w:r>
-      <w:r>
-        <w:t>,</w:t>
-      </w:r>
-      <w:r>
-        <w:t xml:space="preserve"> that doesn’t make sense. The principle said we should explore during the day.”</w:t>
-      </w:r>
-    </w:p>
-    <w:p>
-      <w:r>
-        <w:t>Ten minutes later they were at their dormitory room.</w:t>
-      </w:r>
-    </w:p>
-    <w:p>
-      <w:r>
-        <w:t xml:space="preserve">The studio apartment had a kitchenette to the left and a washroom to the right. Beyond were </w:t>
-      </w:r>
-      <w:r>
-        <w:t xml:space="preserve">two </w:t>
-      </w:r>
-      <w:r>
-        <w:t>elevated beds</w:t>
-      </w:r>
-      <w:r>
-        <w:t>. Under each bed was a study area with desk, chair</w:t>
-      </w:r>
-      <w:r>
-        <w:t xml:space="preserve">, </w:t>
-      </w:r>
-      <w:r>
-        <w:t xml:space="preserve">and </w:t>
-      </w:r>
-      <w:r>
-        <w:t>chest of draws.</w:t>
-      </w:r>
-    </w:p>
-    <w:p>
-      <w:r>
-        <w:t xml:space="preserve">On the floor to the right was </w:t>
-      </w:r>
-      <w:r>
-        <w:t>Luke</w:t>
-      </w:r>
-      <w:r>
-        <w:t>’s lugg</w:t>
-      </w:r>
-      <w:r>
-        <w:t xml:space="preserve">age. </w:t>
-      </w:r>
-      <w:r>
-        <w:t>School books lined a book shelf.</w:t>
-      </w:r>
-    </w:p>
-    <w:p>
-      <w:r>
-        <w:t xml:space="preserve"> </w:t>
-      </w:r>
-      <w:r>
-        <w:t>“What’s the WIFI password?”</w:t>
-      </w:r>
-      <w:r>
-        <w:t xml:space="preserve"> Ripper asked.</w:t>
-      </w:r>
-    </w:p>
-    <w:p>
-      <w:r>
-        <w:lastRenderedPageBreak/>
-        <w:t xml:space="preserve">“Challenger 423,” </w:t>
-      </w:r>
-      <w:r>
-        <w:t>Luke</w:t>
-      </w:r>
-      <w:r>
-        <w:t xml:space="preserve"> said, pointing at a sign on the wall.</w:t>
-      </w:r>
-    </w:p>
-    <w:p>
-      <w:r>
-        <w:t>“Thanks,” Ripper said as he opened his laptop.</w:t>
-      </w:r>
-    </w:p>
-    <w:p>
-      <w:r>
-        <w:t>Luke</w:t>
-      </w:r>
-      <w:r>
-        <w:t xml:space="preserve"> </w:t>
-      </w:r>
-      <w:r>
-        <w:t>unpacked, placing his clothes</w:t>
-      </w:r>
-      <w:r>
-        <w:t xml:space="preserve"> and items</w:t>
-      </w:r>
-      <w:r>
-        <w:t xml:space="preserve"> in </w:t>
-      </w:r>
-      <w:r>
-        <w:t>his</w:t>
-      </w:r>
-      <w:r>
-        <w:t xml:space="preserve"> closet and chest of drawers. Last item was his laptop.</w:t>
-      </w:r>
-    </w:p>
-    <w:p>
-      <w:r>
-        <w:t>It was time to call his parents.</w:t>
-      </w:r>
-    </w:p>
-    <w:p>
-      <w:r>
-        <w:t xml:space="preserve">“Hi Mum, Dad, Goat Father,” </w:t>
-      </w:r>
-      <w:r>
-        <w:t>Luke</w:t>
-      </w:r>
-      <w:r>
-        <w:t xml:space="preserve"> said.</w:t>
-      </w:r>
-    </w:p>
-    <w:p>
-      <w:r>
-        <w:t>Ripper glanced at Luke but didn’t say anything.</w:t>
-      </w:r>
-    </w:p>
-    <w:p>
-      <w:r>
-        <w:t xml:space="preserve">“Hi </w:t>
-      </w:r>
-      <w:r>
-        <w:t>Luke</w:t>
-      </w:r>
-      <w:r>
-        <w:t xml:space="preserve">,” </w:t>
-      </w:r>
-      <w:r>
-        <w:t>Luke</w:t>
-      </w:r>
-      <w:r>
-        <w:t>’s mum said. “Was the trip okay? Was there any problems?”</w:t>
-      </w:r>
-    </w:p>
-    <w:p>
-      <w:r>
-        <w:t xml:space="preserve">“No mum,” </w:t>
-      </w:r>
-      <w:r>
-        <w:t>Luke</w:t>
-      </w:r>
-      <w:r>
-        <w:t xml:space="preserve"> said. “The trip was just tedious, since all I could see were clouds. Here is my room.”</w:t>
-      </w:r>
-    </w:p>
-    <w:p>
-      <w:r>
-        <w:t>Luke</w:t>
-      </w:r>
-      <w:r>
-        <w:t xml:space="preserve"> panned the phone around and said, “I even have a kitchenette, so I can practice my cooking.</w:t>
-      </w:r>
-    </w:p>
-    <w:p>
-      <w:r>
-        <w:t>“Ripper, say ‘Hi’.”</w:t>
-      </w:r>
-    </w:p>
-    <w:p>
-      <w:r>
-        <w:t xml:space="preserve">Ripper waved and </w:t>
-      </w:r>
-      <w:r>
-        <w:t>Luke</w:t>
-      </w:r>
-      <w:r>
-        <w:t xml:space="preserve"> stepped out onto the balcony.</w:t>
-      </w:r>
-    </w:p>
-    <w:p>
-      <w:r>
-        <w:t>Luke</w:t>
-      </w:r>
-      <w:r>
-        <w:t xml:space="preserve"> pointed his phone at the surrounding mountains.</w:t>
-      </w:r>
-    </w:p>
-    <w:p>
-      <w:r>
-        <w:t xml:space="preserve">“Those mountains are beautiful,” </w:t>
-      </w:r>
-      <w:r>
-        <w:t>Luke</w:t>
-      </w:r>
-      <w:r>
-        <w:t>’s mother said.</w:t>
-      </w:r>
-    </w:p>
-    <w:p>
-      <w:r>
-        <w:t xml:space="preserve">“I hear there are plenty of those nut jobs in </w:t>
-      </w:r>
-      <w:r>
-        <w:t>Switzerland</w:t>
-      </w:r>
-      <w:r>
-        <w:t xml:space="preserve">,” </w:t>
-      </w:r>
-      <w:r>
-        <w:t>Luke</w:t>
-      </w:r>
-      <w:r>
-        <w:t>’s dad said.</w:t>
-      </w:r>
-    </w:p>
-    <w:p>
-      <w:r>
-        <w:t xml:space="preserve">“There were some protesters at the gates when we arrived,” </w:t>
-      </w:r>
-      <w:r>
-        <w:t>Luke</w:t>
-      </w:r>
-      <w:r>
-        <w:t xml:space="preserve"> said.</w:t>
-      </w:r>
-    </w:p>
-    <w:p>
-      <w:r>
-        <w:t>“</w:t>
-      </w:r>
-      <w:r>
-        <w:t>So Goat Son</w:t>
-      </w:r>
-      <w:r>
-        <w:t>,</w:t>
-      </w:r>
-      <w:r>
-        <w:t xml:space="preserve"> did you eat any good books lately?</w:t>
-      </w:r>
-      <w:r>
-        <w:t xml:space="preserve">” </w:t>
-      </w:r>
-      <w:r>
-        <w:t>Luke</w:t>
-      </w:r>
-      <w:r>
-        <w:t xml:space="preserve">’s uncle and godfather </w:t>
-      </w:r>
-      <w:r>
-        <w:t>asked</w:t>
-      </w:r>
-      <w:r>
-        <w:t>.</w:t>
-      </w:r>
-    </w:p>
-    <w:p>
-      <w:r>
-        <w:lastRenderedPageBreak/>
-        <w:t>Luke</w:t>
-      </w:r>
-      <w:r>
-        <w:t xml:space="preserve"> stepped back into the room and pointed the phone at his new school books. “I have plenty of food,” He said.</w:t>
-      </w:r>
-    </w:p>
-    <w:p>
-      <w:r>
-        <w:t>Luke</w:t>
-      </w:r>
-      <w:r>
-        <w:t xml:space="preserve"> stepped back out onto the balcony and closed the door. He and his uncle started bleating at each other.</w:t>
-      </w:r>
-    </w:p>
-    <w:p>
-      <w:r>
-        <w:t xml:space="preserve">“Stop that you two,” </w:t>
-      </w:r>
-      <w:r>
-        <w:t>Luke</w:t>
-      </w:r>
-      <w:r>
-        <w:t xml:space="preserve">’s mother said angrily. “What if you </w:t>
-      </w:r>
-      <w:r>
-        <w:t>did</w:t>
-      </w:r>
-      <w:r>
-        <w:t xml:space="preserve"> that in public?”</w:t>
-      </w:r>
-    </w:p>
-    <w:p>
-      <w:r>
-        <w:t>“</w:t>
-      </w:r>
-      <w:r>
-        <w:t>Well he is Billy the Goat,” Luke’s uncle said. “He can’t help it.”</w:t>
-      </w:r>
-    </w:p>
-    <w:p>
-      <w:r>
-        <w:t>Technically Luke’s name was Luke Billhardson</w:t>
-      </w:r>
-      <w:r>
-        <w:t>, or a</w:t>
-      </w:r>
-      <w:r>
-        <w:t>s his uncle liked saying, Billy, Billy the Goat.</w:t>
-      </w:r>
-    </w:p>
-    <w:p>
-      <w:r>
-        <w:t>“And my uncle is the Goat Father,” Luke said.</w:t>
-      </w:r>
-    </w:p>
-    <w:p>
-      <w:r>
-        <w:t>“Okay dear, you better go,” Luke’s mother said. “You have plenty of work ahead of you.”</w:t>
-      </w:r>
-    </w:p>
-    <w:p>
-      <w:r>
-        <w:t>“Work hard, Luke,” Luke’s dad said. “Remember I’m proud of you.”</w:t>
-      </w:r>
-    </w:p>
-    <w:p>
-      <w:r>
-        <w:t>“Thanks mum, dad,” Luke said.</w:t>
-      </w:r>
-    </w:p>
-    <w:p>
-      <w:r>
-        <w:t>“Remember to eat plenty of tin cans,” the uncle said. “You need plenty of iron for your growing bones.”</w:t>
-      </w:r>
-    </w:p>
-    <w:p>
-      <w:r>
-        <w:t>“Okay Goat Father,” Luke said. “Bye mum, dad, Goat Father.”</w:t>
-      </w:r>
-    </w:p>
-    <w:p>
-      <w:r>
-        <w:t xml:space="preserve">Luke </w:t>
-      </w:r>
-      <w:r>
-        <w:t>h</w:t>
-      </w:r>
-      <w:r>
-        <w:t>ung up the call and entered the room.</w:t>
-      </w:r>
-    </w:p>
-    <w:p>
-      <w:r>
-        <w:t>Ripper looked at Luke curiously.</w:t>
-      </w:r>
-    </w:p>
-    <w:p>
-      <w:r>
-        <w:t>“My uncle and I are both Capricorns,” Luke explained. “</w:t>
-      </w:r>
-      <w:r>
-        <w:t xml:space="preserve">He is also my godfather. </w:t>
-      </w:r>
-      <w:r>
-        <w:t xml:space="preserve">And goats are funny creatures. </w:t>
-      </w:r>
-      <w:r>
-        <w:t xml:space="preserve">It’s something we’ve been doing all my life. </w:t>
-      </w:r>
-      <w:r>
-        <w:t>Do you have a favorite animal?”</w:t>
-      </w:r>
-    </w:p>
-    <w:p>
-      <w:r>
-        <w:t xml:space="preserve">Ripper paused a moment and then said, “I suppose it would be a gorilla. The ultimate </w:t>
-      </w:r>
-      <w:r>
-        <w:t>quarter</w:t>
-      </w:r>
-      <w:r>
-        <w:t xml:space="preserve"> backer would be a gorilla. They are the ultimate symbol of speed</w:t>
-      </w:r>
-      <w:r>
-        <w:t xml:space="preserve"> and</w:t>
-      </w:r>
-      <w:r>
-        <w:t xml:space="preserve"> strength</w:t>
-      </w:r>
-      <w:r>
-        <w:t>.</w:t>
-      </w:r>
-    </w:p>
-    <w:p>
-      <w:r>
-        <w:lastRenderedPageBreak/>
-        <w:t>“I finished unpacking.”</w:t>
-      </w:r>
-    </w:p>
-    <w:p>
-      <w:r>
-        <w:t>“Let’s go get something to eat,” Luke said and they headed out.</w:t>
-      </w:r>
-    </w:p>
-    <w:p>
-      <w:r>
-        <w:t>“</w:t>
-      </w:r>
-      <w:r>
-        <w:t>Town or cafeteria?” Ripper asked.</w:t>
-      </w:r>
-    </w:p>
-    <w:p>
-      <w:r>
-        <w:t>“Town,” Luke said. “I’m betting you will get bored with the cafeteria fast enough.</w:t>
-      </w:r>
-    </w:p>
-    <w:p>
-      <w:r>
-        <w:t>“Not you?” Ripper said as they headed for the front gates.</w:t>
-      </w:r>
-    </w:p>
-    <w:p>
-      <w:r>
-        <w:t>“As you heard me talking to my uncle, I am a goat,” Luke said. “I don’t have hang-ups about food. As you can guess I enjoy eating, and also cooking.”</w:t>
-      </w:r>
-    </w:p>
-    <w:p>
-      <w:r>
-        <w:t>“There</w:t>
-      </w:r>
-      <w:r>
-        <w:t xml:space="preserve"> is that Annie,” Ripper said</w:t>
-      </w:r>
-      <w:r>
-        <w:t>, pointing</w:t>
-      </w:r>
-      <w:r>
-        <w:t>. “Want to go see?”</w:t>
-      </w:r>
-    </w:p>
-    <w:p>
-      <w:r>
-        <w:t>Annie was surrounded by admirers.</w:t>
-      </w:r>
-    </w:p>
-    <w:p>
-      <w:r>
-        <w:t>“Not really,” Luke said. “She is out of my league and I don’t believe in celebrities and heroes. You can go if you want. You’re handsome enough and an amazing athlete.</w:t>
-      </w:r>
-    </w:p>
-    <w:p>
-      <w:r>
-        <w:t>“As my uncle says, there are three types of people in the world: Sheep, Shepherds and Goats.</w:t>
-      </w:r>
-    </w:p>
-    <w:p>
-      <w:r>
-        <w:t xml:space="preserve">“Sheep always look </w:t>
-      </w:r>
-      <w:r>
-        <w:t>to</w:t>
-      </w:r>
-      <w:r>
-        <w:t xml:space="preserve"> shepherds to guide them.</w:t>
-      </w:r>
-    </w:p>
-    <w:p>
-      <w:r>
-        <w:t>“Shepherds seek to guide and control others, often to the sheep’s detriment.”</w:t>
-      </w:r>
-    </w:p>
-    <w:p>
-      <w:r>
-        <w:t>“Why do you say that?” Ripper asked as they approached the gates.</w:t>
-      </w:r>
-    </w:p>
-    <w:p>
-      <w:r>
-        <w:t>“What do shepherds do to sheep?” Luke as</w:t>
-      </w:r>
-      <w:r>
-        <w:t>ked. “They raise them for food</w:t>
-      </w:r>
-      <w:r>
-        <w:t xml:space="preserve"> and wool</w:t>
-      </w:r>
-      <w:r>
-        <w:t>.</w:t>
-      </w:r>
-    </w:p>
-    <w:p>
-      <w:r>
-        <w:t>“I am a goat. I neither follow nor lead</w:t>
-      </w:r>
-      <w:r>
-        <w:t>, but follow my own path.”</w:t>
-      </w:r>
-    </w:p>
-    <w:p>
-      <w:r>
-        <w:lastRenderedPageBreak/>
-        <w:t xml:space="preserve">Luke’s </w:t>
-      </w:r>
-      <w:r>
-        <w:t xml:space="preserve">school </w:t>
-      </w:r>
-      <w:r>
-        <w:t>device beeped. Pulling out his device he read the message, “+1 to mental manipulation resistance.”</w:t>
-      </w:r>
-    </w:p>
-    <w:p>
-      <w:r>
-        <w:t>“Freaky,” Ripper said as he stared at the message. “It’s like we are in a freaking video game.”</w:t>
-      </w:r>
-    </w:p>
-    <w:p>
-      <w:r>
-        <w:t>They stepped out of the gate and were greeted by the protesters.</w:t>
-      </w:r>
-    </w:p>
-    <w:p>
-      <w:r>
-        <w:t>Placards read, “Nuclear energy is dangerous,” “Quantum communication damages space,” “Stop all space warping research,” and “</w:t>
-      </w:r>
-      <w:r>
-        <w:t>The end is neigh.”</w:t>
-      </w:r>
-    </w:p>
-    <w:p>
-      <w:r>
-        <w:t>They passed the protesters and Ripper asked, “What do you think of that?”</w:t>
-      </w:r>
-    </w:p>
-    <w:p>
-      <w:r>
-        <w:t>“Nonsense,” Luke replied. “You can’t damage space. If you could, then the space around the sun would be ripped to shreds. And yet, science has yet to find any anomalies.”</w:t>
-      </w:r>
-    </w:p>
-    <w:p>
-      <w:r>
-        <w:t>“It’s being suppressed,” a protester called out.</w:t>
-      </w:r>
-    </w:p>
-    <w:p>
-      <w:r>
-        <w:t>The town spread all about them. Restaurants lined the street they were walking on.</w:t>
-      </w:r>
-    </w:p>
-    <w:p>
-      <w:r>
-        <w:t>“Which restaurant?” Ripper asked.</w:t>
-      </w:r>
-    </w:p>
-    <w:p>
-      <w:r>
-        <w:t>“Any,” Luke said. “I like exploring different foods.”</w:t>
-      </w:r>
-    </w:p>
-    <w:p>
-      <w:r>
-        <w:t>“You did mention you liked that old series, ‘Bizarre Foods’,” Ripper said. “Okay, let’s go to that burger place.</w:t>
-      </w:r>
-      <w:r>
-        <w:t xml:space="preserve"> </w:t>
-      </w:r>
-      <w:r>
-        <w:t>We</w:t>
-      </w:r>
-      <w:r>
-        <w:t xml:space="preserve"> gorillas can’t live on grass and tin cans</w:t>
-      </w:r>
-      <w:r>
-        <w:t>.</w:t>
-      </w:r>
-      <w:r>
-        <w:t>”</w:t>
-      </w:r>
-    </w:p>
-    <w:p>
-      <w:r>
-        <w:t>Luke laughed and said, “That’s for sure.”</w:t>
-      </w:r>
-    </w:p>
-    <w:p>
-      <w:r>
-        <w:t xml:space="preserve">They </w:t>
-      </w:r>
-      <w:r>
-        <w:t xml:space="preserve">entered and </w:t>
-      </w:r>
-      <w:r>
-        <w:t>waited</w:t>
-      </w:r>
-      <w:r>
-        <w:t>.</w:t>
-      </w:r>
-      <w:r>
-        <w:t xml:space="preserve"> </w:t>
-      </w:r>
-      <w:r>
-        <w:t>S</w:t>
-      </w:r>
-      <w:r>
-        <w:t>oon enough a waiter led them to a seat.</w:t>
-      </w:r>
-    </w:p>
-    <w:p>
-      <w:r>
-        <w:t>Luke picked up the menu and scanned. There was a good selection of burgers, steaks, and even vegetarian options.</w:t>
-      </w:r>
-    </w:p>
-    <w:p>
-      <w:r>
-        <w:lastRenderedPageBreak/>
-        <w:t>The waiter returned and asked, “Any drinks for you?”</w:t>
-      </w:r>
-    </w:p>
-    <w:p>
-      <w:r>
-        <w:t>“Coke please,” Ripper said.</w:t>
-      </w:r>
-    </w:p>
-    <w:p>
-      <w:r>
-        <w:t>“What’s your most popular soft drink?” Luke asked.</w:t>
-      </w:r>
-    </w:p>
-    <w:p>
-      <w:r>
-        <w:t>The waiter named</w:t>
-      </w:r>
-      <w:r>
-        <w:t xml:space="preserve"> </w:t>
-      </w:r>
-      <w:r>
-        <w:t>Rivella</w:t>
-      </w:r>
-      <w:r>
-        <w:t xml:space="preserve">, hot chocolate, </w:t>
-      </w:r>
-      <w:r>
-        <w:t>Apple Juice</w:t>
-      </w:r>
-      <w:r>
-        <w:t xml:space="preserve">, and </w:t>
-      </w:r>
-      <w:r>
-        <w:t>Ice Tea</w:t>
-      </w:r>
-      <w:r>
-        <w:t>, to name a few items.</w:t>
-      </w:r>
-    </w:p>
-    <w:p>
-      <w:r>
-        <w:t xml:space="preserve">“I’ll have Rivella, no ice please,” Luke said, since Rivella was the most </w:t>
-      </w:r>
-      <w:r>
-        <w:t>exotic sounding drink listed.</w:t>
-      </w:r>
-    </w:p>
-    <w:p>
-      <w:r>
-        <w:t>Drink order taken, the waiter left.</w:t>
-      </w:r>
-    </w:p>
-    <w:p>
-      <w:r>
-        <w:t>“</w:t>
-      </w:r>
-      <w:r>
-        <w:t xml:space="preserve">Remember how </w:t>
-      </w:r>
-      <w:r>
-        <w:t xml:space="preserve">Bobby disappeared </w:t>
-      </w:r>
-      <w:r>
-        <w:t>three</w:t>
-      </w:r>
-      <w:r>
-        <w:t xml:space="preserve"> nights ago</w:t>
-      </w:r>
-      <w:r>
-        <w:t>?</w:t>
-      </w:r>
-      <w:r>
-        <w:t xml:space="preserve">” a </w:t>
-      </w:r>
-      <w:r>
-        <w:t xml:space="preserve">local </w:t>
-      </w:r>
-      <w:r>
-        <w:t>man a table away asked. “This morning his body was found</w:t>
-      </w:r>
-      <w:r>
-        <w:t>, all moldy</w:t>
-      </w:r>
-      <w:r>
-        <w:t xml:space="preserve">, </w:t>
-      </w:r>
-      <w:r>
-        <w:t>decayed</w:t>
-      </w:r>
-      <w:r>
-        <w:t>, and covered in maggots</w:t>
-      </w:r>
-      <w:r>
-        <w:t xml:space="preserve">. </w:t>
-      </w:r>
-      <w:r>
-        <w:t>The stink was horrible</w:t>
-      </w:r>
-      <w:r>
-        <w:t>.”</w:t>
-      </w:r>
-    </w:p>
-    <w:p>
-      <w:r>
-        <w:t>Ripper</w:t>
-      </w:r>
-      <w:r>
-        <w:t xml:space="preserve"> looked as if he wanted to gag.</w:t>
-      </w:r>
-    </w:p>
-    <w:p>
-      <w:r>
-        <w:t>“This town used to be peaceful,” the man’s companion grumbled. “What the hell are they doing with all those particle accelerators and that science mumbo-jumbo?”</w:t>
-      </w:r>
-    </w:p>
-    <w:p>
-      <w:r>
-        <w:t xml:space="preserve">“They are tearing holes into space is what they are doing,” another man </w:t>
-      </w:r>
-      <w:r>
-        <w:t>at</w:t>
-      </w:r>
-      <w:r>
-        <w:t xml:space="preserve"> </w:t>
-      </w:r>
-      <w:r>
-        <w:t xml:space="preserve">another </w:t>
-      </w:r>
-      <w:r>
-        <w:t xml:space="preserve">table </w:t>
-      </w:r>
-      <w:r>
-        <w:t>said.</w:t>
-      </w:r>
-      <w:r>
-        <w:t xml:space="preserve"> “Letting in all manner of demonic creatures.”</w:t>
-      </w:r>
-    </w:p>
-    <w:p>
-      <w:r>
-        <w:t>“Don’t spit,” a woman across the table scolded. “That’s just gross.”</w:t>
-      </w:r>
-    </w:p>
-    <w:p>
-      <w:r>
-        <w:t>The waiter returned to the table and brought the drinks.</w:t>
-      </w:r>
-    </w:p>
-    <w:p>
-      <w:r>
-        <w:t>Luke and Ripper gave their order and the waiter left.</w:t>
-      </w:r>
-    </w:p>
-    <w:p>
-      <w:r>
-        <w:t>“Something is seriously messed up in this town,” Ripper said</w:t>
-      </w:r>
-      <w:r>
-        <w:t>, loud enough for the locals to hear.</w:t>
-      </w:r>
-    </w:p>
-    <w:p>
-      <w:r>
-        <w:t xml:space="preserve">“You’re from the </w:t>
-      </w:r>
-      <w:r>
-        <w:t xml:space="preserve">fancy </w:t>
-      </w:r>
-      <w:r>
-        <w:t>school, aren’t you?” an elderly man at another table asked. “What are they doing there?”</w:t>
-      </w:r>
-    </w:p>
-    <w:p>
-      <w:r>
-        <w:lastRenderedPageBreak/>
-        <w:t>“Just arrived today,” Luke confessed, “Although, the principle did talk about monsters and the need to get stronger. I was expecting a speech about hard work, not that.”</w:t>
-      </w:r>
-    </w:p>
-    <w:p>
-      <w:r>
-        <w:t>“And what’s that about not going out after dusk?” Ripper asked.</w:t>
-      </w:r>
-    </w:p>
-    <w:p>
-      <w:r>
-        <w:t>“</w:t>
-      </w:r>
-      <w:r>
-        <w:t>There are things out there</w:t>
-      </w:r>
-      <w:r>
-        <w:t>,” another woman said</w:t>
-      </w:r>
-      <w:r>
-        <w:t xml:space="preserve"> simply</w:t>
-      </w:r>
-      <w:r>
-        <w:t>.</w:t>
-      </w:r>
-    </w:p>
-    <w:p>
-      <w:r>
-        <w:t>“Shouldn’t the government come out and find out?” Luke asked.</w:t>
-      </w:r>
-    </w:p>
-    <w:p>
-      <w:r>
-        <w:t>“They have, but have never found anything,” the woman said. “Claims we are a bunch of superstitious fools.”</w:t>
-      </w:r>
-    </w:p>
-    <w:p>
-      <w:r>
-        <w:t>“They are all in on it,” another local spat.</w:t>
-      </w:r>
-    </w:p>
-    <w:p>
-      <w:r>
-        <w:t>“I told you not to spit,” the woman scolded.</w:t>
-      </w:r>
-    </w:p>
-    <w:p>
-      <w:r>
-        <w:t>Food arrived and Luke ate as he listened to the local gossip.</w:t>
-      </w:r>
-    </w:p>
-    <w:p>
-      <w:r>
-        <w:t>“Now what?” Ripper asked as they paid the bill.</w:t>
-      </w:r>
-    </w:p>
-    <w:p>
-      <w:r>
-        <w:t xml:space="preserve">“I want to explore the town and buy groceries,” Luke said. “Also want to explore the hiking trails. It’s only </w:t>
-      </w:r>
-      <w:r>
-        <w:t>12</w:t>
-      </w:r>
-      <w:r>
-        <w:t>:</w:t>
-      </w:r>
-      <w:r>
-        <w:t>35</w:t>
-      </w:r>
-      <w:r>
-        <w:t xml:space="preserve">PM. </w:t>
-      </w:r>
-      <w:r>
-        <w:t>There’s p</w:t>
-      </w:r>
-      <w:r>
-        <w:t>lenty of time before sunset.”</w:t>
-      </w:r>
-    </w:p>
-    <w:p>
-      <w:r>
-        <w:t>“Aren’t you afraid?” Ripper asked as they walked out of the restaurant.</w:t>
-      </w:r>
-    </w:p>
-    <w:p>
-      <w:r>
-        <w:t>“I only believe in science,” Luke said.</w:t>
-      </w:r>
-      <w:r>
-        <w:t xml:space="preserve"> </w:t>
-      </w:r>
-      <w:r>
-        <w:t>“</w:t>
-      </w:r>
-      <w:r>
-        <w:t>I’m only afraid of tripping in the dark and mosquitoes</w:t>
-      </w:r>
-      <w:r>
-        <w:t>.”</w:t>
-      </w:r>
-    </w:p>
-    <w:p>
-      <w:r>
-        <w:t>“They have several sports clubs,” Ripper said. “I’m joining the American Football team. How about you?”</w:t>
-      </w:r>
-    </w:p>
-    <w:p>
-      <w:r>
-        <w:t>“I’m joining the cooking and puzzle solving clubs,” Luke said. “There’s a grocery store.”</w:t>
-      </w:r>
-    </w:p>
-    <w:p>
-      <w:r>
-        <w:t>Ripper stepped in and said, “This store sure has some interesting items.”</w:t>
-      </w:r>
-    </w:p>
-    <w:p>
-      <w:r>
-        <w:lastRenderedPageBreak/>
-        <w:t xml:space="preserve">“Grab some items,” Luke said as he walked </w:t>
-      </w:r>
-      <w:r>
-        <w:t>the isles, grabbing items from shelves. Next came groceries. Finally he headed for the cashier.</w:t>
-      </w:r>
-    </w:p>
-    <w:p>
-      <w:r>
-        <w:t>“Need some help with the bags</w:t>
-      </w:r>
-      <w:r>
-        <w:t>?</w:t>
-      </w:r>
-      <w:r>
-        <w:t>” Ripper asked.</w:t>
-      </w:r>
-    </w:p>
-    <w:p>
-      <w:r>
-        <w:t>“Thanks,” Like said and Ripper took multiple bags.</w:t>
-      </w:r>
-    </w:p>
-    <w:p>
-      <w:r>
-        <w:t xml:space="preserve">They headed back to the apartment. As before, they met the protesters near the </w:t>
-      </w:r>
-      <w:r>
-        <w:t>school gate</w:t>
-      </w:r>
-      <w:r>
-        <w:t>.</w:t>
-      </w:r>
-    </w:p>
-    <w:p>
-      <w:r>
-        <w:t>They passed the protesters and Ripper asked, “Don’t they have anything better to do with their lives?”</w:t>
-      </w:r>
-    </w:p>
-    <w:p>
-      <w:r>
-        <w:t>Luke shrugged and picked up his pace. His arms were starting to hurt from carrying groceries.</w:t>
-      </w:r>
-    </w:p>
-    <w:p>
-      <w:r>
-        <w:t>Eventually they returned to their apartment and Luke put the groceries away.</w:t>
-      </w:r>
-    </w:p>
-    <w:p>
-      <w:r>
-        <w:t>“The needful is done,” Luke said. “Do you want to socialize?”</w:t>
-      </w:r>
-    </w:p>
-    <w:p>
-      <w:r>
-        <w:t>“Are you sure?” Ripper asked.</w:t>
-      </w:r>
-    </w:p>
-    <w:p>
-      <w:r>
-        <w:t xml:space="preserve">“Let’s connect,” Luke said and pulled his device out. He clicked on </w:t>
-      </w:r>
-      <w:r>
-        <w:t>Party Chat, pointed his device at Ripper and clicked on the add person button.</w:t>
-      </w:r>
-    </w:p>
-    <w:p>
-      <w:r>
         <w:t>Ripper’s device beeped and he took out his device. He clicked on confirm.</w:t>
       </w:r>
     </w:p>
@@ -2612,507 +2658,507 @@
     </w:p>
     <w:p>
       <w:r>
+        <w:t>“Football players,” Ripper said and headed to a group of people who towered over Luke.</w:t>
+      </w:r>
+    </w:p>
+    <w:p>
+      <w:r>
+        <w:t>“See you later,” Luke said.</w:t>
+      </w:r>
+    </w:p>
+    <w:p>
+      <w:r>
+        <w:t>“Where are you going?” Ripper asked.</w:t>
+      </w:r>
+    </w:p>
+    <w:p>
+      <w:r>
+        <w:t>“Just exploring campus,” Luke said.</w:t>
+      </w:r>
+    </w:p>
+    <w:p>
+      <w:r>
+        <w:t>“Didn’t you want to explore the trails?” Ripper asked.</w:t>
+      </w:r>
+    </w:p>
+    <w:p>
+      <w:r>
+        <w:t>“Just call me when you are ready and we can go,” Luke said.</w:t>
+      </w:r>
+    </w:p>
+    <w:p>
+      <w:r>
+        <w:t>“Okay,” ripper said and headed for the football players.</w:t>
+      </w:r>
+    </w:p>
+    <w:p>
+      <w:r>
+        <w:t xml:space="preserve">Luke glanced at the year rep, still surrounded by people. She </w:t>
+      </w:r>
+      <w:r>
+        <w:t xml:space="preserve">radiated joy as she socialized </w:t>
+      </w:r>
+      <w:r>
+        <w:t>with her peons.</w:t>
+      </w:r>
+    </w:p>
+    <w:p>
+      <w:r>
+        <w:t>Luke walked away. He didn’t understand the obsession people had with celebrities.</w:t>
+      </w:r>
+    </w:p>
+    <w:p>
+      <w:r>
+        <w:t>Time</w:t>
+      </w:r>
+      <w:r>
+        <w:t xml:space="preserve"> </w:t>
+      </w:r>
+      <w:r>
+        <w:t>passed as Luke explored every nook and cranny of the campus.</w:t>
+      </w:r>
+    </w:p>
+    <w:p>
+      <w:r>
+        <w:t>Ripper called and Luke returned.</w:t>
+      </w:r>
+    </w:p>
+    <w:p>
+      <w:r>
+        <w:t>Ripper made introductions and a moment later Luke forgot their names.</w:t>
+      </w:r>
+    </w:p>
+    <w:p>
+      <w:r>
         <w:lastRenderedPageBreak/>
-        <w:t>“Football players,” Ripper said and headed to a group of people who towered over Luke.</w:t>
-      </w:r>
-    </w:p>
-    <w:p>
-      <w:r>
-        <w:t>“See you later,” Luke said.</w:t>
-      </w:r>
-    </w:p>
-    <w:p>
-      <w:r>
-        <w:t>“Where are you going?” Ripper asked.</w:t>
-      </w:r>
-    </w:p>
-    <w:p>
-      <w:r>
-        <w:t>“Just exploring campus,” Luke said.</w:t>
-      </w:r>
-    </w:p>
-    <w:p>
-      <w:r>
-        <w:t>“Didn’t you want to explore the trails?” Ripper asked.</w:t>
-      </w:r>
-    </w:p>
-    <w:p>
-      <w:r>
-        <w:t>“Just call me when you are ready and we can go,” Luke said.</w:t>
-      </w:r>
-    </w:p>
-    <w:p>
-      <w:r>
-        <w:t>“Okay,” ripper said and headed for the football players.</w:t>
-      </w:r>
-    </w:p>
-    <w:p>
-      <w:r>
-        <w:t xml:space="preserve">Luke glanced at the year rep, still surrounded by people. She </w:t>
-      </w:r>
-      <w:r>
-        <w:t xml:space="preserve">radiated joy as she socialized </w:t>
-      </w:r>
-      <w:r>
-        <w:t>with her peons.</w:t>
-      </w:r>
-    </w:p>
-    <w:p>
-      <w:r>
-        <w:t>Luke walked away. He didn’t understand the obsession people had with celebrities.</w:t>
-      </w:r>
-    </w:p>
-    <w:p>
-      <w:r>
-        <w:t>Time</w:t>
+        <w:t xml:space="preserve">“Everyone agreed to come on a hike,” Ripper said. “Hans </w:t>
+      </w:r>
+      <w:r>
+        <w:t xml:space="preserve">here </w:t>
+      </w:r>
+      <w:r>
+        <w:t xml:space="preserve">says there’s a trail to a </w:t>
+      </w:r>
+      <w:r>
+        <w:t>swimming hole with an amazing waterfall.”</w:t>
+      </w:r>
+    </w:p>
+    <w:p>
+      <w:r>
+        <w:t>Luke pulled out his device and pointed it at Hans.</w:t>
+      </w:r>
+    </w:p>
+    <w:p>
+      <w:r>
+        <w:t>“What are you doing?” Hans asked.</w:t>
+      </w:r>
+    </w:p>
+    <w:p>
+      <w:r>
+        <w:t>“Trying out Identify,” Luke said. “Says here</w:t>
+      </w:r>
+      <w:r>
+        <w:t>,</w:t>
+      </w:r>
+      <w:r>
+        <w:t xml:space="preserve"> your spirit animal is a </w:t>
+      </w:r>
+      <w:r>
+        <w:t>bull</w:t>
+      </w:r>
+      <w:r>
+        <w:t>.”</w:t>
+      </w:r>
+    </w:p>
+    <w:p>
+      <w:r>
+        <w:t xml:space="preserve">“Well </w:t>
+      </w:r>
+      <w:r>
+        <w:t>my mum always said I was like a bull in a china shop</w:t>
+      </w:r>
+      <w:r>
+        <w:t>,” Hans said</w:t>
+      </w:r>
+      <w:r>
+        <w:t>, laughing</w:t>
+      </w:r>
+      <w:r>
+        <w:t>.</w:t>
+      </w:r>
+    </w:p>
+    <w:p>
+      <w:r>
+        <w:t>Everyone decided to try out Identify on each other.</w:t>
+      </w:r>
+    </w:p>
+    <w:p>
+      <w:r>
+        <w:t>“We better go before it gets too dark,” Luke said.</w:t>
+      </w:r>
+    </w:p>
+    <w:p>
+      <w:r>
+        <w:t>“Are you afraid of those stories?” a bear of an athlete asked, smiling. “Afraid of monsters?”</w:t>
+      </w:r>
+    </w:p>
+    <w:p>
+      <w:r>
+        <w:t>Luke pointed his device at the teen.</w:t>
+      </w:r>
+    </w:p>
+    <w:p>
+      <w:pPr>
+        <w:pStyle w:val="StatusMessage"/>
+      </w:pPr>
+      <w:r>
+        <w:t>Salvador Bruno</w:t>
+      </w:r>
+    </w:p>
+    <w:p>
+      <w:pPr>
+        <w:pStyle w:val="StatusMessage"/>
+      </w:pPr>
+      <w:r>
+        <w:t>Bear</w:t>
+      </w:r>
+    </w:p>
+    <w:p>
+      <w:pPr>
+        <w:pStyle w:val="StatusMessage"/>
+      </w:pPr>
+      <w:r>
+        <w:t>Level 0</w:t>
+      </w:r>
+    </w:p>
+    <w:p>
+      <w:r>
+        <w:t>“No Salvador,” Luke said. “I’m afraid of breaking my leg, tripping over something in the dark</w:t>
+      </w:r>
+      <w:r>
+        <w:t xml:space="preserve"> and stupid insects</w:t>
+      </w:r>
+      <w:r>
+        <w:t>.</w:t>
+      </w:r>
+      <w:r>
+        <w:t xml:space="preserve"> Monsters don’t exist.</w:t>
+      </w:r>
+      <w:r>
+        <w:t>”</w:t>
+      </w:r>
+    </w:p>
+    <w:p>
+      <w:r>
+        <w:t>Luke opened the Map app and said, “Delphy Swimming hole.” A path to the destination appeared on the map.</w:t>
+      </w:r>
+    </w:p>
+    <w:p>
+      <w:r>
+        <w:t>They headed out.</w:t>
+      </w:r>
+    </w:p>
+    <w:p>
+      <w:r>
+        <w:t xml:space="preserve">“We explored </w:t>
+      </w:r>
+      <w:r>
+        <w:t>some of</w:t>
+      </w:r>
+      <w:r>
+        <w:t xml:space="preserve"> the sports venues,” Ripper said. “</w:t>
+      </w:r>
+      <w:r>
+        <w:t>The sports are rather limited. Strangely, t</w:t>
+      </w:r>
+      <w:r>
+        <w:t>hey have venues where you can train with medieval weapons</w:t>
+      </w:r>
+      <w:r>
+        <w:t>.”</w:t>
+      </w:r>
+    </w:p>
+    <w:p>
+      <w:r>
+        <w:lastRenderedPageBreak/>
+        <w:t>“</w:t>
+      </w:r>
+      <w:r>
+        <w:t>The weight training rooms are amazing</w:t>
+      </w:r>
+      <w:r>
+        <w:t xml:space="preserve">,” a teen </w:t>
+      </w:r>
+      <w:r>
+        <w:t xml:space="preserve">built like a sumo wrestler </w:t>
+      </w:r>
+      <w:r>
+        <w:t>said.</w:t>
+      </w:r>
+    </w:p>
+    <w:p>
+      <w:pPr>
+        <w:pStyle w:val="StatusMessage"/>
+      </w:pPr>
+      <w:r>
+        <w:t xml:space="preserve">Eric </w:t>
+      </w:r>
+      <w:proofErr w:type="spellStart"/>
+      <w:r>
+        <w:t>Ranfield</w:t>
+      </w:r>
+      <w:proofErr w:type="spellEnd"/>
+    </w:p>
+    <w:p>
+      <w:pPr>
+        <w:pStyle w:val="StatusMessage"/>
+      </w:pPr>
+      <w:r>
+        <w:t>Elephant</w:t>
+      </w:r>
+    </w:p>
+    <w:p>
+      <w:pPr>
+        <w:pStyle w:val="StatusMessage"/>
+      </w:pPr>
+      <w:r>
+        <w:t>Level 0</w:t>
+      </w:r>
+    </w:p>
+    <w:p>
+      <w:r>
+        <w:t>The path exited the school grounds and entered the forested area. The boundary was rather stark. One side of a concrete line was manicured lawns and electric lights. The other side was wild brush</w:t>
+      </w:r>
+      <w:r>
+        <w:t xml:space="preserve"> and a dirt trail</w:t>
+      </w:r>
+      <w:r>
+        <w:t>.</w:t>
+      </w:r>
+    </w:p>
+    <w:p>
+      <w:r>
+        <w:t xml:space="preserve">A short distance later they arrived at a </w:t>
+      </w:r>
+      <w:r>
+        <w:t>stone wall</w:t>
+      </w:r>
+      <w:r>
+        <w:t xml:space="preserve"> overlooking a cliff. Over 10 m down was the </w:t>
+      </w:r>
+      <w:r>
+        <w:t xml:space="preserve">continuation of the </w:t>
+      </w:r>
+      <w:r>
+        <w:t>winding trail.</w:t>
+      </w:r>
+    </w:p>
+    <w:p>
+      <w:r>
+        <w:t>Almost 20 minutes later they arrived at the swimming hole.</w:t>
+      </w:r>
+    </w:p>
+    <w:p>
+      <w:r>
+        <w:t>“Let’s go skinny dipping,” a teen said and started undressing.</w:t>
+      </w:r>
+    </w:p>
+    <w:p>
+      <w:r>
+        <w:t>“Joining us?” Ripper asked.</w:t>
+      </w:r>
+    </w:p>
+    <w:p>
+      <w:r>
+        <w:t xml:space="preserve">“I assure you, you don’t want to see me </w:t>
+      </w:r>
+      <w:r>
+        <w:t>undressed,” Luke said. “I’m going to explore my device.”</w:t>
+      </w:r>
+    </w:p>
+    <w:p>
+      <w:r>
+        <w:t>“Are you eating those flowers?” a teen with blond hair asked.</w:t>
+      </w:r>
+    </w:p>
+    <w:p>
+      <w:r>
+        <w:t>“It’s called homeostasis,” Luke said. “A little bit of poison strengthens the body. Besides, according to my device, this flower is edible. Perhaps I can cook with it.”</w:t>
+      </w:r>
+    </w:p>
+    <w:p>
+      <w:r>
+        <w:t xml:space="preserve">In the background Luke heard the others splashing about. He ignored them and </w:t>
+      </w:r>
+      <w:r>
+        <w:t>picked more flowers and berries, putting his loot in various plastic bags. They all went into pockets in his fishing jacket.</w:t>
+      </w:r>
+    </w:p>
+    <w:p>
+      <w:r>
+        <w:t xml:space="preserve">Harvesting done, Luke </w:t>
+      </w:r>
+      <w:r>
+        <w:t>focused on learning various features of his device.</w:t>
+      </w:r>
+    </w:p>
+    <w:p>
+      <w:r>
+        <w:t>“Guys, it’s getting dark,” Luke said. “It’s time to return.”</w:t>
+      </w:r>
+    </w:p>
+    <w:p>
+      <w:r>
+        <w:lastRenderedPageBreak/>
+        <w:t xml:space="preserve">“It’s only </w:t>
+      </w:r>
+      <w:r>
+        <w:t>evening</w:t>
+      </w:r>
+      <w:r>
+        <w:t xml:space="preserve">,” </w:t>
+      </w:r>
+      <w:r>
+        <w:t>a teen said.</w:t>
+      </w:r>
+    </w:p>
+    <w:p>
+      <w:r>
+        <w:t>“Maybe so,” Luke countered. “However, we haven’t eaten dinner, and tomorrow is our first day at school.”</w:t>
+      </w:r>
+    </w:p>
+    <w:p>
+      <w:r>
+        <w:t>“Just one more swing on the rope,” a teen said and jumped.</w:t>
+      </w:r>
+    </w:p>
+    <w:p>
+      <w:r>
+        <w:t>The others trickled out and dressed.</w:t>
+      </w:r>
+    </w:p>
+    <w:p>
+      <w:r>
+        <w:t>“What is our schedule for tomorrow?” Ripper asked.</w:t>
+      </w:r>
+    </w:p>
+    <w:p>
+      <w:r>
+        <w:t xml:space="preserve">“Just go to your School </w:t>
+      </w:r>
+      <w:r>
+        <w:t>app</w:t>
+      </w:r>
+      <w:r>
+        <w:t xml:space="preserve">,” Luke said. “Homeroom for me is in </w:t>
+      </w:r>
+      <w:r>
+        <w:t>1</w:t>
+      </w:r>
+      <w:r>
+        <w:t>-23 of the Pasteur building. School starts at 8:00AM</w:t>
+      </w:r>
+      <w:r>
+        <w:t>.</w:t>
+      </w:r>
+      <w:r>
+        <w:t>”</w:t>
+      </w:r>
+    </w:p>
+    <w:p>
+      <w:r>
+        <w:t>They headed back.</w:t>
+      </w:r>
+    </w:p>
+    <w:p>
+      <w:r>
+        <w:t>As they walked the evening became darker.</w:t>
+      </w:r>
+    </w:p>
+    <w:p>
+      <w:r>
+        <w:t>Luke found the walk back harder since they were walking up a slope. With device in hand Luke trudged forward.</w:t>
+      </w:r>
+    </w:p>
+    <w:p>
+      <w:r>
+        <w:t>Suddenly Luke felt a transition into night.</w:t>
+      </w:r>
+    </w:p>
+    <w:p>
+      <w:r>
+        <w:t>“Dam</w:t>
+      </w:r>
+      <w:r>
+        <w:t>n it’s getting dark,” Eric said, as the dark pushed down on them.</w:t>
+      </w:r>
+    </w:p>
+    <w:p>
+      <w:r>
+        <w:t>Luke pulled out a flashlight and took the lead.</w:t>
+      </w:r>
+    </w:p>
+    <w:p>
+      <w:r>
+        <w:t>“Is that a tiger?” a teen asked.</w:t>
+      </w:r>
+    </w:p>
+    <w:p>
+      <w:pPr>
+        <w:pStyle w:val="StatusMessage"/>
+      </w:pPr>
+      <w:r>
+        <w:t>Sylvan</w:t>
       </w:r>
       <w:r>
         <w:t xml:space="preserve"> </w:t>
       </w:r>
-      <w:r>
-        <w:t>passed as Luke explored every nook and cranny of the campus.</w:t>
-      </w:r>
-    </w:p>
-    <w:p>
-      <w:r>
-        <w:t>Ripper called and Luke returned.</w:t>
-      </w:r>
-    </w:p>
-    <w:p>
-      <w:r>
-        <w:t>Ripper made introductions and a moment later Luke forgot their names.</w:t>
-      </w:r>
-    </w:p>
-    <w:p>
-      <w:r>
-        <w:t xml:space="preserve">“Everyone agreed to come on a hike,” Ripper said. “Hans </w:t>
-      </w:r>
-      <w:r>
-        <w:t xml:space="preserve">here </w:t>
-      </w:r>
-      <w:r>
-        <w:t xml:space="preserve">says there’s a trail to a </w:t>
-      </w:r>
-      <w:r>
-        <w:t>swimming hole with an amazing waterfall.”</w:t>
-      </w:r>
-    </w:p>
-    <w:p>
-      <w:r>
-        <w:t>Luke pulled out his device and pointed it at Hans.</w:t>
-      </w:r>
-    </w:p>
-    <w:p>
-      <w:r>
-        <w:t>“What are you doing?” Hans asked.</w:t>
-      </w:r>
-    </w:p>
-    <w:p>
-      <w:r>
-        <w:t>“Trying out Identify,” Luke said. “Says here</w:t>
-      </w:r>
-      <w:r>
-        <w:t>,</w:t>
-      </w:r>
-      <w:r>
-        <w:t xml:space="preserve"> your spirit animal is a </w:t>
-      </w:r>
-      <w:r>
-        <w:t>bull</w:t>
-      </w:r>
-      <w:r>
-        <w:t>.”</w:t>
+      <w:proofErr w:type="spellStart"/>
+      <w:r>
+        <w:t>Brocovisch</w:t>
+      </w:r>
+      <w:proofErr w:type="spellEnd"/>
+    </w:p>
+    <w:p>
+      <w:pPr>
+        <w:pStyle w:val="StatusMessage"/>
+      </w:pPr>
+      <w:r>
+        <w:t>Lion</w:t>
+      </w:r>
+    </w:p>
+    <w:p>
+      <w:pPr>
+        <w:pStyle w:val="StatusMessage"/>
+      </w:pPr>
+      <w:r>
+        <w:t>Level 0</w:t>
+      </w:r>
+    </w:p>
+    <w:p>
+      <w:r>
+        <w:t>Turning around Luke saw a tiger. It was standing over a freshly killed deer. It let lose an ear-splitting roar.</w:t>
+      </w:r>
+    </w:p>
+    <w:p>
+      <w:r>
+        <w:t>A moment later everyone r</w:t>
+      </w:r>
+      <w:r>
+        <w:t>an</w:t>
+      </w:r>
+      <w:r>
+        <w:t>.</w:t>
+      </w:r>
+    </w:p>
+    <w:p>
+      <w:r>
+        <w:t>Luke’s flashlight flickered and died. He put his useless flashlight away and ran for all he was worth.</w:t>
       </w:r>
     </w:p>
     <w:p>
       <w:r>
         <w:lastRenderedPageBreak/>
-        <w:t xml:space="preserve">“Well </w:t>
-      </w:r>
-      <w:r>
-        <w:t>my mum always said I was like a bull in a china shop</w:t>
-      </w:r>
-      <w:r>
-        <w:t>,” Hans said</w:t>
-      </w:r>
-      <w:r>
-        <w:t>, laughing</w:t>
-      </w:r>
-      <w:r>
-        <w:t>.</w:t>
-      </w:r>
-    </w:p>
-    <w:p>
-      <w:r>
-        <w:t>Everyone decided to try out Identify on each other.</w:t>
-      </w:r>
-    </w:p>
-    <w:p>
-      <w:r>
-        <w:t>“We better go before it gets too dark,” Luke said.</w:t>
-      </w:r>
-    </w:p>
-    <w:p>
-      <w:r>
-        <w:t>“Are you afraid of those stories?” a bear of an athlete asked, smiling. “Afraid of monsters?”</w:t>
-      </w:r>
-    </w:p>
-    <w:p>
-      <w:r>
-        <w:t>Luke pointed his device at the teen.</w:t>
-      </w:r>
-    </w:p>
-    <w:p>
-      <w:pPr>
-        <w:pStyle w:val="StatusMessage"/>
-      </w:pPr>
-      <w:r>
-        <w:t>Salvador Bruno</w:t>
-      </w:r>
-    </w:p>
-    <w:p>
-      <w:pPr>
-        <w:pStyle w:val="StatusMessage"/>
-      </w:pPr>
-      <w:r>
-        <w:t>Bear</w:t>
-      </w:r>
-    </w:p>
-    <w:p>
-      <w:pPr>
-        <w:pStyle w:val="StatusMessage"/>
-      </w:pPr>
-      <w:r>
-        <w:t>Level 0</w:t>
-      </w:r>
-    </w:p>
-    <w:p>
-      <w:r>
-        <w:t>“No Salvador,” Luke said. “I’m afraid of breaking my leg, tripping over something in the dark</w:t>
-      </w:r>
-      <w:r>
-        <w:t xml:space="preserve"> and stupid insects</w:t>
-      </w:r>
-      <w:r>
-        <w:t>.</w:t>
-      </w:r>
-      <w:r>
-        <w:t xml:space="preserve"> Monsters don’t exist.</w:t>
-      </w:r>
-      <w:r>
-        <w:t>”</w:t>
-      </w:r>
-    </w:p>
-    <w:p>
-      <w:r>
-        <w:t>Luke opened the Map app and said, “Delphy Swimming hole.” A path to the destination appeared on the map.</w:t>
-      </w:r>
-    </w:p>
-    <w:p>
-      <w:r>
-        <w:t>They headed out.</w:t>
-      </w:r>
-    </w:p>
-    <w:p>
-      <w:r>
-        <w:t xml:space="preserve">“We explored </w:t>
-      </w:r>
-      <w:r>
-        <w:t>some of</w:t>
-      </w:r>
-      <w:r>
-        <w:t xml:space="preserve"> the sports venues,” Ripper said. “</w:t>
-      </w:r>
-      <w:r>
-        <w:t>The sports are rather limited. Strangely, t</w:t>
-      </w:r>
-      <w:r>
-        <w:t>hey have venues where you can train with medieval weapons</w:t>
-      </w:r>
-      <w:r>
-        <w:t>.”</w:t>
-      </w:r>
-    </w:p>
-    <w:p>
-      <w:r>
-        <w:t>“</w:t>
-      </w:r>
-      <w:r>
-        <w:t>The weight training rooms are amazing</w:t>
-      </w:r>
-      <w:r>
-        <w:t xml:space="preserve">,” a teen </w:t>
-      </w:r>
-      <w:r>
-        <w:t xml:space="preserve">built like a sumo wrestler </w:t>
-      </w:r>
-      <w:r>
-        <w:t>said.</w:t>
-      </w:r>
-    </w:p>
-    <w:p>
-      <w:pPr>
-        <w:pStyle w:val="StatusMessage"/>
-      </w:pPr>
-      <w:r>
-        <w:t xml:space="preserve">Eric </w:t>
-      </w:r>
-      <w:proofErr w:type="spellStart"/>
-      <w:r>
-        <w:t>Ranfield</w:t>
-      </w:r>
-      <w:proofErr w:type="spellEnd"/>
-    </w:p>
-    <w:p>
-      <w:pPr>
-        <w:pStyle w:val="StatusMessage"/>
-      </w:pPr>
-      <w:r>
-        <w:t>Elephant</w:t>
-      </w:r>
-    </w:p>
-    <w:p>
-      <w:pPr>
-        <w:pStyle w:val="StatusMessage"/>
-      </w:pPr>
-      <w:r>
-        <w:t>Level 0</w:t>
-      </w:r>
-    </w:p>
-    <w:p>
-      <w:r>
-        <w:t>The path exited the school grounds and entered the forested area. The boundary was rather stark. One side of a concrete line was manicured lawns and electric lights. The other side was wild brush</w:t>
-      </w:r>
-      <w:r>
-        <w:t xml:space="preserve"> and a dirt trail</w:t>
-      </w:r>
-      <w:r>
-        <w:t>.</w:t>
-      </w:r>
-    </w:p>
-    <w:p>
-      <w:r>
-        <w:lastRenderedPageBreak/>
-        <w:t xml:space="preserve">A short distance later they arrived at a </w:t>
-      </w:r>
-      <w:r>
-        <w:t>stone wall</w:t>
-      </w:r>
-      <w:r>
-        <w:t xml:space="preserve"> overlooking a cliff. Over 10 m down was the </w:t>
-      </w:r>
-      <w:r>
-        <w:t xml:space="preserve">continuation of the </w:t>
-      </w:r>
-      <w:r>
-        <w:t>winding trail.</w:t>
-      </w:r>
-    </w:p>
-    <w:p>
-      <w:r>
-        <w:t>Almost 20 minutes later they arrived at the swimming hole.</w:t>
-      </w:r>
-    </w:p>
-    <w:p>
-      <w:r>
-        <w:t>“Let’s go skinny dipping,” a teen said and started undressing.</w:t>
-      </w:r>
-    </w:p>
-    <w:p>
-      <w:r>
-        <w:t>“Joining us?” Ripper asked.</w:t>
-      </w:r>
-    </w:p>
-    <w:p>
-      <w:r>
-        <w:t xml:space="preserve">“I assure you, you don’t want to see me </w:t>
-      </w:r>
-      <w:r>
-        <w:t>undressed,” Luke said. “I’m going to explore my device.”</w:t>
-      </w:r>
-    </w:p>
-    <w:p>
-      <w:r>
-        <w:t>“Are you eating those flowers?” a teen with blond hair asked.</w:t>
-      </w:r>
-    </w:p>
-    <w:p>
-      <w:r>
-        <w:t>“It’s called homeostasis,” Luke said. “A little bit of poison strengthens the body. Besides, according to my device, this flower is edible. Perhaps I can cook with it.”</w:t>
-      </w:r>
-    </w:p>
-    <w:p>
-      <w:r>
-        <w:t xml:space="preserve">In the background Luke heard the others splashing about. He ignored them and </w:t>
-      </w:r>
-      <w:r>
-        <w:t>picked more flowers and berries, putting his loot in various plastic bags. They all went into pockets in his fishing jacket.</w:t>
-      </w:r>
-    </w:p>
-    <w:p>
-      <w:r>
-        <w:t xml:space="preserve">Harvesting done, Luke </w:t>
-      </w:r>
-      <w:r>
-        <w:t>focused on learning various features of his device.</w:t>
-      </w:r>
-    </w:p>
-    <w:p>
-      <w:r>
-        <w:t>“Guys, it’s getting dark,” Luke said. “It’s time to return.”</w:t>
-      </w:r>
-    </w:p>
-    <w:p>
-      <w:r>
-        <w:t xml:space="preserve">“It’s only </w:t>
-      </w:r>
-      <w:r>
-        <w:t>evening</w:t>
-      </w:r>
-      <w:r>
-        <w:t xml:space="preserve">,” </w:t>
-      </w:r>
-      <w:r>
-        <w:t>a teen said.</w:t>
-      </w:r>
-    </w:p>
-    <w:p>
-      <w:r>
-        <w:t>“Maybe so,” Luke countered. “However, we haven’t eaten dinner, and tomorrow is our first day at school.”</w:t>
-      </w:r>
-    </w:p>
-    <w:p>
-      <w:r>
-        <w:t>“Just one more swing on the rope,” a teen said and jumped.</w:t>
-      </w:r>
-    </w:p>
-    <w:p>
-      <w:r>
-        <w:t>The others trickled out and dressed.</w:t>
-      </w:r>
-    </w:p>
-    <w:p>
-      <w:r>
-        <w:t>“What is our schedule for tomorrow?” Ripper asked.</w:t>
-      </w:r>
-    </w:p>
-    <w:p>
-      <w:r>
-        <w:lastRenderedPageBreak/>
-        <w:t xml:space="preserve">“Just go to your School </w:t>
-      </w:r>
-      <w:r>
-        <w:t>app</w:t>
-      </w:r>
-      <w:r>
-        <w:t xml:space="preserve">,” Luke said. “Homeroom for me is in </w:t>
-      </w:r>
-      <w:r>
-        <w:t>1</w:t>
-      </w:r>
-      <w:r>
-        <w:t>-23 of the Pasteur building. School starts at 8:00AM</w:t>
-      </w:r>
-      <w:r>
-        <w:t>.</w:t>
-      </w:r>
-      <w:r>
-        <w:t>”</w:t>
-      </w:r>
-    </w:p>
-    <w:p>
-      <w:r>
-        <w:t>They headed back.</w:t>
-      </w:r>
-    </w:p>
-    <w:p>
-      <w:r>
-        <w:t>As they walked the evening became darker.</w:t>
-      </w:r>
-    </w:p>
-    <w:p>
-      <w:r>
-        <w:t>Luke found the walk back harder since they were walking up a slope. With device in hand Luke trudged forward.</w:t>
-      </w:r>
-    </w:p>
-    <w:p>
-      <w:r>
-        <w:t>Suddenly Luke felt a transition into night.</w:t>
-      </w:r>
-    </w:p>
-    <w:p>
-      <w:r>
-        <w:t>“Dam</w:t>
-      </w:r>
-      <w:r>
-        <w:t>n it’s getting dark,” Eric said, as the dark pushed down on them.</w:t>
-      </w:r>
-    </w:p>
-    <w:p>
-      <w:r>
-        <w:t>Luke pulled out a flashlight and took the lead.</w:t>
-      </w:r>
-    </w:p>
-    <w:p>
-      <w:r>
-        <w:t>“Is that a tiger?” a teen asked.</w:t>
-      </w:r>
-    </w:p>
-    <w:p>
-      <w:pPr>
-        <w:pStyle w:val="StatusMessage"/>
-      </w:pPr>
-      <w:r>
-        <w:t>Sylvan</w:t>
-      </w:r>
-      <w:r>
-        <w:t xml:space="preserve"> </w:t>
-      </w:r>
-      <w:proofErr w:type="spellStart"/>
-      <w:r>
-        <w:t>Brocovisch</w:t>
-      </w:r>
-      <w:proofErr w:type="spellEnd"/>
-    </w:p>
-    <w:p>
-      <w:pPr>
-        <w:pStyle w:val="StatusMessage"/>
-      </w:pPr>
-      <w:r>
-        <w:t>Lion</w:t>
-      </w:r>
-    </w:p>
-    <w:p>
-      <w:pPr>
-        <w:pStyle w:val="StatusMessage"/>
-      </w:pPr>
-      <w:r>
-        <w:t>Level 0</w:t>
-      </w:r>
-    </w:p>
-    <w:p>
-      <w:r>
-        <w:t>Turning around Luke saw a tiger. It was standing over a freshly killed deer. It let lose an ear-splitting roar.</w:t>
-      </w:r>
-    </w:p>
-    <w:p>
-      <w:r>
-        <w:t>A moment later everyone r</w:t>
-      </w:r>
-      <w:r>
-        <w:t>an</w:t>
-      </w:r>
-      <w:r>
-        <w:t>.</w:t>
-      </w:r>
-    </w:p>
-    <w:p>
-      <w:r>
-        <w:t>Luke’s flashlight flickered and died. He put his useless flashlight away and ran for all he was worth.</w:t>
-      </w:r>
-    </w:p>
-    <w:p>
-      <w:r>
         <w:t>Unfortunately Luke was the slowest and the others left him behind.</w:t>
       </w:r>
     </w:p>
@@ -3138,7 +3184,6 @@
     </w:p>
     <w:p>
       <w:r>
-        <w:lastRenderedPageBreak/>
         <w:t>Panic was a great motivator. Despite his burning lungs, legs and throat, Luke picked up speed, struggling to run on the rocky trail.</w:t>
       </w:r>
     </w:p>
@@ -3217,6 +3262,7 @@
     </w:p>
     <w:p>
       <w:r>
+        <w:lastRenderedPageBreak/>
         <w:t xml:space="preserve">Luke </w:t>
       </w:r>
       <w:r>
@@ -3287,146 +3333,146 @@
         <w:rPr>
           <w:i/>
         </w:rPr>
+        <w:t>Struggle is futile. There is no hope.</w:t>
+      </w:r>
+    </w:p>
+    <w:p>
+      <w:r>
+        <w:t xml:space="preserve">Luke crested the </w:t>
+      </w:r>
+      <w:r>
+        <w:t xml:space="preserve">rock wall atop the </w:t>
+      </w:r>
+      <w:r>
+        <w:t>cliff and jumped over.</w:t>
+      </w:r>
+    </w:p>
+    <w:p>
+      <w:r>
+        <w:t xml:space="preserve">Luke desperately wanted to stop. But he couldn’t. The tiger was there, less than 10m away, </w:t>
+      </w:r>
+      <w:r>
+        <w:t>crouching</w:t>
+      </w:r>
+      <w:r>
+        <w:t xml:space="preserve"> next to its prey.</w:t>
+      </w:r>
+    </w:p>
+    <w:p>
+      <w:r>
+        <w:t>With blood leaking from it mouth it roared again.</w:t>
+      </w:r>
+    </w:p>
+    <w:p>
+      <w:r>
+        <w:t xml:space="preserve">With eyes blurry from lack of oxygen, </w:t>
+      </w:r>
+      <w:r>
+        <w:t xml:space="preserve">monster headache, sharp pains in his throat, lungs and </w:t>
+      </w:r>
+      <w:r>
+        <w:t>legs, Luke staggered on.</w:t>
+      </w:r>
+    </w:p>
+    <w:p>
+      <w:r>
+        <w:t>Finally, Luke crossed the boundary of the school ground</w:t>
+      </w:r>
+      <w:r>
+        <w:t>s</w:t>
+      </w:r>
+      <w:r>
+        <w:t>.</w:t>
+      </w:r>
+    </w:p>
+    <w:p>
+      <w:r>
+        <w:t xml:space="preserve">The voices disappeared and Luke felt as if he exited a nightmare. The normal sounds of night appeared, along with </w:t>
+      </w:r>
+      <w:r>
+        <w:t>mosquitoes and other insects.</w:t>
+      </w:r>
+    </w:p>
+    <w:p>
+      <w:r>
+        <w:t>Luke collapsed amid the other teens. They too were exhausted.</w:t>
+      </w:r>
+    </w:p>
+    <w:p>
+      <w:r>
+        <w:t>For a few minutes no one spoke.</w:t>
+      </w:r>
+    </w:p>
+    <w:p>
+      <w:r>
+        <w:t>Then Ripper asked, “What happened to Antonio?”</w:t>
+      </w:r>
+    </w:p>
+    <w:p>
+      <w:r>
+        <w:t xml:space="preserve">Luke </w:t>
+      </w:r>
+      <w:r>
+        <w:t>looked around</w:t>
+      </w:r>
+      <w:r>
+        <w:t>. He was still bone tired and brain dead. However, he could walk – barely.</w:t>
+      </w:r>
+    </w:p>
+    <w:p>
+      <w:r>
+        <w:t>No one said anything.</w:t>
+      </w:r>
+    </w:p>
+    <w:p>
+      <w:r>
         <w:lastRenderedPageBreak/>
-        <w:t>Struggle is futile. There is no hope.</w:t>
-      </w:r>
-    </w:p>
-    <w:p>
-      <w:r>
-        <w:t xml:space="preserve">Luke crested the </w:t>
-      </w:r>
-      <w:r>
-        <w:t xml:space="preserve">rock wall atop the </w:t>
-      </w:r>
-      <w:r>
-        <w:t>cliff and jumped over.</w:t>
-      </w:r>
-    </w:p>
-    <w:p>
-      <w:r>
-        <w:t xml:space="preserve">Luke desperately wanted to stop. But he couldn’t. The tiger was there, less than 10m away, </w:t>
-      </w:r>
-      <w:r>
-        <w:t>crouching</w:t>
-      </w:r>
-      <w:r>
-        <w:t xml:space="preserve"> next to its prey.</w:t>
-      </w:r>
-    </w:p>
-    <w:p>
-      <w:r>
-        <w:t>With blood leaking from it mouth it roared again.</w:t>
-      </w:r>
-    </w:p>
-    <w:p>
-      <w:r>
-        <w:t xml:space="preserve">With eyes blurry from lack of oxygen, </w:t>
-      </w:r>
-      <w:r>
-        <w:t xml:space="preserve">monster headache, sharp pains in his throat, lungs and </w:t>
-      </w:r>
-      <w:r>
-        <w:t>legs, Luke staggered on.</w:t>
-      </w:r>
-    </w:p>
-    <w:p>
-      <w:r>
-        <w:t>Finally, Luke crossed the boundary of the school ground</w:t>
-      </w:r>
-      <w:r>
-        <w:t>s</w:t>
+        <w:t xml:space="preserve">Then another teen </w:t>
+      </w:r>
+      <w:r>
+        <w:t>whimpered</w:t>
+      </w:r>
+      <w:r>
+        <w:t>, “I don’t want to return there. We were foolish to disobey the principle.”</w:t>
+      </w:r>
+    </w:p>
+    <w:p>
+      <w:r>
+        <w:t xml:space="preserve">“I sent a message to </w:t>
+      </w:r>
+      <w:r>
+        <w:t xml:space="preserve">the </w:t>
+      </w:r>
+      <w:r>
+        <w:t xml:space="preserve">school, saying Antonio </w:t>
+      </w:r>
+      <w:r>
+        <w:t xml:space="preserve">Taylor </w:t>
+      </w:r>
+      <w:r>
+        <w:t>is missing,” Luke said.</w:t>
+      </w:r>
+      <w:r>
+        <w:t xml:space="preserve"> Luke was momentarily amazed that he knew the last name of the teen.</w:t>
+      </w:r>
+      <w:r>
+        <w:t xml:space="preserve"> “They replied in all caps, saying</w:t>
+      </w:r>
+      <w:r>
+        <w:t>,</w:t>
+      </w:r>
+      <w:r>
+        <w:t xml:space="preserve"> ‘</w:t>
+      </w:r>
+      <w:r>
+        <w:t>DO NOT LEAVE SCHOOL GROUNDS</w:t>
+      </w:r>
+      <w:r>
+        <w:t>’</w:t>
       </w:r>
       <w:r>
         <w:t>.</w:t>
       </w:r>
-    </w:p>
-    <w:p>
-      <w:r>
-        <w:t xml:space="preserve">The voices disappeared and Luke felt as if he exited a nightmare. The normal sounds of night appeared, along with </w:t>
-      </w:r>
-      <w:r>
-        <w:t>mosquitoes and other insects.</w:t>
-      </w:r>
-    </w:p>
-    <w:p>
-      <w:r>
-        <w:t>Luke collapsed amid the other teens. They too were exhausted.</w:t>
-      </w:r>
-    </w:p>
-    <w:p>
-      <w:r>
-        <w:t>For a few minutes no one spoke.</w:t>
-      </w:r>
-    </w:p>
-    <w:p>
-      <w:r>
-        <w:t>Then Ripper asked, “What happened to Antonio?”</w:t>
-      </w:r>
-    </w:p>
-    <w:p>
-      <w:r>
-        <w:t xml:space="preserve">Luke </w:t>
-      </w:r>
-      <w:r>
-        <w:t>looked around</w:t>
-      </w:r>
-      <w:r>
-        <w:t>. He was still bone tired and brain dead. However, he could walk – barely.</w:t>
-      </w:r>
-    </w:p>
-    <w:p>
-      <w:r>
-        <w:t>No one said anything.</w:t>
-      </w:r>
-    </w:p>
-    <w:p>
-      <w:r>
-        <w:t xml:space="preserve">Then another teen </w:t>
-      </w:r>
-      <w:r>
-        <w:t>whimpered</w:t>
-      </w:r>
-      <w:r>
-        <w:t>, “I don’t want to return there. We were foolish to disobey the principle.”</w:t>
-      </w:r>
-    </w:p>
-    <w:p>
-      <w:r>
-        <w:t xml:space="preserve">“I sent a message to </w:t>
-      </w:r>
-      <w:r>
-        <w:t xml:space="preserve">the </w:t>
-      </w:r>
-      <w:r>
-        <w:t xml:space="preserve">school, saying Antonio </w:t>
-      </w:r>
-      <w:r>
-        <w:t xml:space="preserve">Taylor </w:t>
-      </w:r>
-      <w:r>
-        <w:t>is missing,” Luke said.</w:t>
-      </w:r>
-      <w:r>
-        <w:t xml:space="preserve"> Luke was momentarily amazed that he knew the last name of the teen.</w:t>
-      </w:r>
-      <w:r>
-        <w:t xml:space="preserve"> “They replied in all caps, saying</w:t>
-      </w:r>
-      <w:r>
-        <w:t>,</w:t>
-      </w:r>
-      <w:r>
-        <w:t xml:space="preserve"> ‘</w:t>
-      </w:r>
-      <w:r>
-        <w:t>DO NOT LEAVE SCHOOL GROUNDS</w:t>
-      </w:r>
-      <w:r>
-        <w:t>’</w:t>
-      </w:r>
-      <w:r>
-        <w:t>.</w:t>
-      </w:r>
       <w:r>
         <w:t xml:space="preserve"> They will look for him.”</w:t>
       </w:r>
@@ -3444,7 +3490,6 @@
     </w:p>
     <w:p>
       <w:r>
-        <w:lastRenderedPageBreak/>
         <w:t>“No,” Luke said. “Although I assume they know.”</w:t>
       </w:r>
     </w:p>
@@ -4605,7 +4650,7 @@
             <w:rPr>
               <w:noProof/>
             </w:rPr>
-            <w:t>12</w:t>
+            <w:t>14</w:t>
           </w:r>
         </w:fldSimple>
       </w:p>
@@ -4635,7 +4680,7 @@
             <w:rPr>
               <w:noProof/>
             </w:rPr>
-            <w:t>11</w:t>
+            <w:t>13</w:t>
           </w:r>
         </w:fldSimple>
       </w:p>
@@ -7057,7 +7102,7 @@
 </file>
 
 <file path=customXml/itemProps1.xml><?xml version="1.0" encoding="utf-8"?>
-<ds:datastoreItem xmlns:ds="http://schemas.openxmlformats.org/officeDocument/2006/customXml" ds:itemID="{5261510F-F77A-402B-8AD8-F6416A4BE763}">
+<ds:datastoreItem xmlns:ds="http://schemas.openxmlformats.org/officeDocument/2006/customXml" ds:itemID="{036EA161-C1C0-4B69-94B0-53B082744D8B}">
   <ds:schemaRefs>
     <ds:schemaRef ds:uri="http://schemas.openxmlformats.org/officeDocument/2006/bibliography"/>
   </ds:schemaRefs>

--- a/Books/RPG_Books/The PrincessAndTheabyssDiver/Book_The PrincessAndTheAbyssDiver.docx
+++ b/Books/RPG_Books/The PrincessAndTheabyssDiver/Book_The PrincessAndTheAbyssDiver.docx
@@ -326,304 +326,283 @@
         <w:t>Monday</w:t>
       </w:r>
       <w:r>
-        <w:t>, September 2</w:t>
-      </w:r>
-    </w:p>
-    <w:p>
-      <w:r>
-        <w:t>Luke Billhardson</w:t>
-      </w:r>
-      <w:r>
-        <w:t xml:space="preserve"> and his </w:t>
-      </w:r>
-      <w:r>
-        <w:t>school mate</w:t>
+        <w:t xml:space="preserve">, </w:t>
+      </w:r>
+      <w:r>
+        <w:t>August</w:t>
+      </w:r>
+      <w:r>
+        <w:t xml:space="preserve"> 2</w:t>
+      </w:r>
+    </w:p>
+    <w:p>
+      <w:r>
+        <w:t>Two teens stepped out of a tour bus and onto school grounds of the Albert Einstein Academy for Gifted Children.</w:t>
+      </w:r>
+    </w:p>
+    <w:p>
+      <w:r>
+        <w:t xml:space="preserve">One was a handsome and popular 15 year </w:t>
+      </w:r>
+      <w:r>
+        <w:t>football player</w:t>
+      </w:r>
+      <w:r>
+        <w:t>. The other was a short, chubby boy with acne.</w:t>
+      </w:r>
+    </w:p>
+    <w:p>
+      <w:r>
+        <w:t>Being the only two students at their school to get scholarships, they were naturally paired.</w:t>
+      </w:r>
+    </w:p>
+    <w:p>
+      <w:r>
+        <w:t xml:space="preserve">Stepping to the edge of the growing crowd, Luke admired the scenery. All about them rose the magnificent mountains of </w:t>
+      </w:r>
+      <w:r>
+        <w:t>Switzerland</w:t>
+      </w:r>
+      <w:r>
+        <w:t>.</w:t>
+      </w:r>
+    </w:p>
+    <w:p>
+      <w:r>
+        <w:t>The last of the teens exited the busses and a woman called out</w:t>
+      </w:r>
+      <w:r>
+        <w:t xml:space="preserve"> in a slightly nasal voice</w:t>
+      </w:r>
+      <w:r>
+        <w:t>,</w:t>
+      </w:r>
+      <w:r>
+        <w:t xml:space="preserve"> “</w:t>
+      </w:r>
+      <w:r>
+        <w:t>Attention kids.” She paused until everyone quieted down.</w:t>
+      </w:r>
+    </w:p>
+    <w:p>
+      <w:r>
+        <w:t>“</w:t>
+      </w:r>
+      <w:r>
+        <w:t>My name is Mrs. Bertrand. Welcome to the Albert Einstein Academy for Gifted Children.</w:t>
+      </w:r>
+    </w:p>
+    <w:p>
+      <w:r>
+        <w:t>“Please form lines to get your student devices. You are required to have them on your person at all times. The only exception is your dormitory rooms.</w:t>
+      </w:r>
+    </w:p>
+    <w:p>
+      <w:r>
+        <w:t>“They serve both as</w:t>
+      </w:r>
+      <w:r>
+        <w:t xml:space="preserve"> identification and as a wallet for all on-campus purchases.</w:t>
+      </w:r>
+    </w:p>
+    <w:p>
+      <w:r>
+        <w:t>“Don’t worry. They are sealed and waterproof to…let’s just say your bodies will be crushed before it gets damaged.</w:t>
+      </w:r>
+    </w:p>
+    <w:p>
+      <w:r>
+        <w:lastRenderedPageBreak/>
+        <w:t>“You may keep your personal devices. However, there is no cell coverage at this school, so I suggest you leave them in your rooms.</w:t>
+      </w:r>
+    </w:p>
+    <w:p>
+      <w:r>
+        <w:t>“And yes, your dormitories have WIFI.</w:t>
+      </w:r>
+    </w:p>
+    <w:p>
+      <w:r>
+        <w:t>“</w:t>
+      </w:r>
+      <w:r>
+        <w:t>Once you register</w:t>
+      </w:r>
+      <w:r>
+        <w:t>, enter the auditorium and find a seat for your</w:t>
       </w:r>
       <w:r>
         <w:t xml:space="preserve"> </w:t>
       </w:r>
       <w:r>
-        <w:t>Ripper Jones</w:t>
-      </w:r>
-      <w:r>
-        <w:t xml:space="preserve"> </w:t>
-      </w:r>
-      <w:r>
-        <w:t xml:space="preserve">stepped out of the tour bus and onto the school grounds of the Albert Einstein Academy for </w:t>
-      </w:r>
-      <w:r>
-        <w:t>Gifted Children</w:t>
-      </w:r>
-      <w:r>
-        <w:t>.</w:t>
-      </w:r>
-    </w:p>
-    <w:p>
-      <w:r>
-        <w:t xml:space="preserve">One was a tall, muscular jock who was both handsome and </w:t>
-      </w:r>
-      <w:r>
-        <w:t>popular</w:t>
-      </w:r>
-      <w:r>
-        <w:t xml:space="preserve">. The other was a short, socially awkward, </w:t>
-      </w:r>
-      <w:r>
-        <w:t>chubby</w:t>
-      </w:r>
-      <w:r>
-        <w:t xml:space="preserve"> kid with acne and </w:t>
-      </w:r>
-      <w:r>
-        <w:t xml:space="preserve">thick </w:t>
-      </w:r>
-      <w:r>
-        <w:t>glasses.</w:t>
-      </w:r>
-    </w:p>
-    <w:p>
-      <w:r>
-        <w:t>Being the only two students in their school to get a scholarship, they were naturally paired together.</w:t>
-      </w:r>
-    </w:p>
-    <w:p>
-      <w:r>
-        <w:t>Stepping to the edge of the growing crowd, Luke admired the scenery.</w:t>
-      </w:r>
-      <w:r>
-        <w:t xml:space="preserve"> </w:t>
-      </w:r>
-      <w:r>
-        <w:t xml:space="preserve">All about them rose the magnificent mountains of </w:t>
-      </w:r>
-      <w:r>
-        <w:t>Switzerland</w:t>
-      </w:r>
-      <w:r>
-        <w:t>.</w:t>
-      </w:r>
-    </w:p>
-    <w:p>
-      <w:r>
-        <w:t>The last of the teens exited the busses and a woman called out</w:t>
-      </w:r>
-      <w:r>
-        <w:t>,</w:t>
-      </w:r>
-      <w:r>
-        <w:t xml:space="preserve"> “</w:t>
-      </w:r>
-      <w:r>
-        <w:t>Attention kids.” She paused until everyone quieted down.</w:t>
-      </w:r>
-    </w:p>
-    <w:p>
-      <w:r>
-        <w:t>“</w:t>
-      </w:r>
-      <w:r>
-        <w:t>My name is Mrs. Bertrand. Welcome to the Albert Einstein Academy for Gifted Children.</w:t>
-      </w:r>
-    </w:p>
-    <w:p>
-      <w:r>
-        <w:t>“Please form lines to get your student devices. You are required to have them on your person at all times. The only exception is your dormitory rooms.</w:t>
-      </w:r>
-    </w:p>
-    <w:p>
-      <w:r>
-        <w:t>“They serve both as</w:t>
-      </w:r>
-      <w:r>
-        <w:t xml:space="preserve"> identification and as a wallet for all on-campus purchases.</w:t>
+        <w:t>orientation ceremony.”</w:t>
+      </w:r>
+    </w:p>
+    <w:p>
+      <w:r>
+        <w:t>Over a thousand</w:t>
+      </w:r>
+      <w:r>
+        <w:t xml:space="preserve"> kids followed the woman to a large building. </w:t>
+      </w:r>
+      <w:r>
+        <w:t>Luke and Ripper lined up</w:t>
+      </w:r>
+      <w:r>
+        <w:t>, chatting as they</w:t>
+      </w:r>
+      <w:r>
+        <w:t xml:space="preserve"> waited. All about them kids noisily talked.</w:t>
+      </w:r>
+    </w:p>
+    <w:p>
+      <w:r>
+        <w:t>Slowly the line advanced and finally they arrived.</w:t>
+      </w:r>
+    </w:p>
+    <w:p>
+      <w:r>
+        <w:t xml:space="preserve">Luke handed the proctor his </w:t>
+      </w:r>
+      <w:r>
+        <w:t xml:space="preserve">letter of acceptance. The man entered data into his laptop and fiddled with a device. He handed the device </w:t>
+      </w:r>
+      <w:r>
+        <w:t xml:space="preserve">and a wireless charger </w:t>
+      </w:r>
+      <w:r>
+        <w:t>to Luke and said, “Welcome to school.”</w:t>
+      </w:r>
+    </w:p>
+    <w:p>
+      <w:r>
+        <w:t xml:space="preserve">Stuffing the devices into a pocket, Luke said, </w:t>
+      </w:r>
+      <w:r>
+        <w:t xml:space="preserve">“Thanks,” and joined </w:t>
+      </w:r>
+      <w:r>
+        <w:t>Ripper</w:t>
+      </w:r>
+      <w:r>
+        <w:t>. Together they headed in.</w:t>
+      </w:r>
+    </w:p>
+    <w:p>
+      <w:r>
+        <w:t>The auditorium hous</w:t>
+      </w:r>
+      <w:r>
+        <w:t>ed</w:t>
+      </w:r>
+      <w:r>
+        <w:t xml:space="preserve"> over </w:t>
+      </w:r>
+      <w:r>
+        <w:t>4</w:t>
+      </w:r>
+      <w:r>
+        <w:t>000 people, according to a nearby sign.</w:t>
+      </w:r>
+    </w:p>
+    <w:p>
+      <w:r>
+        <w:t xml:space="preserve">They quickly </w:t>
+      </w:r>
+      <w:r>
+        <w:t>found a seat.</w:t>
+      </w:r>
+    </w:p>
+    <w:p>
+      <w:r>
+        <w:t xml:space="preserve">Luke pulled out his </w:t>
+      </w:r>
+      <w:r>
+        <w:t xml:space="preserve">new </w:t>
+      </w:r>
+      <w:r>
+        <w:t>device. It said 9:37AM.</w:t>
+      </w:r>
+    </w:p>
+    <w:p>
+      <w:r>
+        <w:t>“That’s weird,” Luke said.</w:t>
+      </w:r>
+    </w:p>
+    <w:p>
+      <w:r>
+        <w:t>“What’s weird?” Ripper asked.</w:t>
+      </w:r>
+    </w:p>
+    <w:p>
+      <w:r>
+        <w:t xml:space="preserve">“This cell phone isn’t IOS or Android,” Luke said. “Also, it’s rather bare-boned, with </w:t>
+      </w:r>
+      <w:r>
+        <w:t xml:space="preserve">only </w:t>
+      </w:r>
+      <w:r>
+        <w:t>a few</w:t>
+      </w:r>
+      <w:r>
+        <w:t xml:space="preserve"> apps.</w:t>
+      </w:r>
+    </w:p>
+    <w:p>
+      <w:r>
+        <w:t xml:space="preserve">“There is a Map App, Party Chat, </w:t>
+      </w:r>
+      <w:r>
+        <w:t xml:space="preserve">Camera, </w:t>
+      </w:r>
+      <w:r>
+        <w:t xml:space="preserve">Character Info, Identification, Library, </w:t>
+      </w:r>
+      <w:r>
+        <w:t xml:space="preserve">School, </w:t>
+      </w:r>
+      <w:r>
+        <w:t xml:space="preserve">and </w:t>
+      </w:r>
+      <w:r>
+        <w:t>Settings</w:t>
+      </w:r>
+      <w:r>
+        <w:t xml:space="preserve">. </w:t>
+      </w:r>
+      <w:r>
+        <w:t>I can’t find any</w:t>
+      </w:r>
+      <w:r>
+        <w:t xml:space="preserve"> no app store or anything.”</w:t>
+      </w:r>
+    </w:p>
+    <w:p>
+      <w:r>
+        <w:t xml:space="preserve">“What does </w:t>
+      </w:r>
+      <w:r>
+        <w:t>‘</w:t>
+      </w:r>
+      <w:r>
+        <w:t xml:space="preserve">0C, 0S, </w:t>
+      </w:r>
+      <w:r>
+        <w:t>2</w:t>
+      </w:r>
+      <w:r>
+        <w:t>G</w:t>
+      </w:r>
+      <w:r>
+        <w:t>’</w:t>
+      </w:r>
+      <w:r>
+        <w:t xml:space="preserve"> mean?” Ripper said.</w:t>
       </w:r>
     </w:p>
     <w:p>
       <w:r>
         <w:lastRenderedPageBreak/>
-        <w:t>“Don’t worry. They are sealed and waterproof to…let’s just say your bodies will be crushed before it gets damaged.</w:t>
-      </w:r>
-    </w:p>
-    <w:p>
-      <w:r>
-        <w:t>“You may keep your personal devices. However, there is no cell coverage at this school, so I suggest you leave them in your rooms.</w:t>
-      </w:r>
-    </w:p>
-    <w:p>
-      <w:r>
-        <w:t>“And yes, your dormitories have WIFI.</w:t>
-      </w:r>
-    </w:p>
-    <w:p>
-      <w:r>
-        <w:t>“</w:t>
-      </w:r>
-      <w:r>
-        <w:t>Once you register</w:t>
-      </w:r>
-      <w:r>
-        <w:t>, enter the auditorium and find a seat for your</w:t>
-      </w:r>
-      <w:r>
-        <w:t xml:space="preserve"> </w:t>
-      </w:r>
-      <w:r>
-        <w:t>orientation ceremony.”</w:t>
-      </w:r>
-    </w:p>
-    <w:p>
-      <w:r>
-        <w:t>Over a thousand</w:t>
-      </w:r>
-      <w:r>
-        <w:t xml:space="preserve"> kids followed the woman to a large building. </w:t>
-      </w:r>
-      <w:r>
-        <w:t>Luke and Ripper lined up</w:t>
-      </w:r>
-      <w:r>
-        <w:t>, chatting as they</w:t>
-      </w:r>
-      <w:r>
-        <w:t xml:space="preserve"> waited. All about them kids noisily talked.</w:t>
-      </w:r>
-    </w:p>
-    <w:p>
-      <w:r>
-        <w:t>Slowly the line advanced and finally they arrived.</w:t>
-      </w:r>
-    </w:p>
-    <w:p>
-      <w:r>
-        <w:t xml:space="preserve">Luke handed the proctor his </w:t>
-      </w:r>
-      <w:r>
-        <w:t xml:space="preserve">letter of acceptance. The man entered data into his laptop and fiddled with a device. He handed the device </w:t>
-      </w:r>
-      <w:r>
-        <w:t xml:space="preserve">and a wireless charger </w:t>
-      </w:r>
-      <w:r>
-        <w:t>to Luke and said, “Welcome to school.”</w:t>
-      </w:r>
-    </w:p>
-    <w:p>
-      <w:r>
-        <w:t xml:space="preserve">Stuffing the devices into a pocket, Luke said, </w:t>
-      </w:r>
-      <w:r>
-        <w:t xml:space="preserve">“Thanks,” and joined </w:t>
-      </w:r>
-      <w:r>
-        <w:t>Ripper</w:t>
-      </w:r>
-      <w:r>
-        <w:t>. Together they headed in.</w:t>
-      </w:r>
-    </w:p>
-    <w:p>
-      <w:r>
-        <w:t>The auditorium hous</w:t>
-      </w:r>
-      <w:r>
-        <w:t>ed</w:t>
-      </w:r>
-      <w:r>
-        <w:t xml:space="preserve"> over </w:t>
-      </w:r>
-      <w:r>
-        <w:t>4</w:t>
-      </w:r>
-      <w:r>
-        <w:t>000 people, according to a nearby sign.</w:t>
-      </w:r>
-    </w:p>
-    <w:p>
-      <w:r>
-        <w:t xml:space="preserve">They quickly </w:t>
-      </w:r>
-      <w:r>
-        <w:t>found a seat.</w:t>
-      </w:r>
-    </w:p>
-    <w:p>
-      <w:r>
-        <w:t xml:space="preserve">Luke pulled out his </w:t>
-      </w:r>
-      <w:r>
-        <w:t xml:space="preserve">new </w:t>
-      </w:r>
-      <w:r>
-        <w:t>device. It said 9:37AM.</w:t>
-      </w:r>
-    </w:p>
-    <w:p>
-      <w:r>
-        <w:t>“That’s weird,” Luke said.</w:t>
-      </w:r>
-    </w:p>
-    <w:p>
-      <w:r>
-        <w:t>“What’s weird?” Ripper asked.</w:t>
-      </w:r>
-    </w:p>
-    <w:p>
-      <w:r>
-        <w:t xml:space="preserve">“This cell phone isn’t IOS or Android,” Luke said. “Also, it’s rather bare-boned, with </w:t>
-      </w:r>
-      <w:r>
-        <w:t xml:space="preserve">only </w:t>
-      </w:r>
-      <w:r>
-        <w:t>a few</w:t>
-      </w:r>
-      <w:r>
-        <w:t xml:space="preserve"> apps.</w:t>
-      </w:r>
-    </w:p>
-    <w:p>
-      <w:r>
-        <w:lastRenderedPageBreak/>
-        <w:t xml:space="preserve">“There is a Map App, Party Chat, </w:t>
-      </w:r>
-      <w:r>
-        <w:t xml:space="preserve">Camera, </w:t>
-      </w:r>
-      <w:r>
-        <w:t xml:space="preserve">Character Info, Identification, Library, </w:t>
-      </w:r>
-      <w:r>
-        <w:t xml:space="preserve">School, </w:t>
-      </w:r>
-      <w:r>
-        <w:t xml:space="preserve">and </w:t>
-      </w:r>
-      <w:r>
-        <w:t>Settings</w:t>
-      </w:r>
-      <w:r>
-        <w:t xml:space="preserve">. </w:t>
-      </w:r>
-      <w:r>
-        <w:t>I can’t find any</w:t>
-      </w:r>
-      <w:r>
-        <w:t xml:space="preserve"> no app store or anything.”</w:t>
-      </w:r>
-    </w:p>
-    <w:p>
-      <w:r>
-        <w:t xml:space="preserve">“What does 0C, 0S, </w:t>
-      </w:r>
-      <w:r>
-        <w:t>2</w:t>
-      </w:r>
-      <w:r>
-        <w:t>G mean?” Ripper said.</w:t>
-      </w:r>
-    </w:p>
-    <w:p>
-      <w:r>
         <w:t>“Perhaps we are in the tutorial room of a MMORPG game,” Luke said.</w:t>
       </w:r>
       <w:r>
@@ -659,7 +638,19 @@
         <w:rPr>
           <w:u w:val="single"/>
         </w:rPr>
-        <w:t xml:space="preserve"> – Level 0</w:t>
+        <w:t xml:space="preserve"> – </w:t>
+      </w:r>
+      <w:r>
+        <w:rPr>
+          <w:u w:val="single"/>
+        </w:rPr>
+        <w:t>Rank</w:t>
+      </w:r>
+      <w:r>
+        <w:rPr>
+          <w:u w:val="single"/>
+        </w:rPr>
+        <w:t xml:space="preserve"> 0</w:t>
       </w:r>
     </w:p>
     <w:p>
@@ -678,7 +669,10 @@
         <w:tab/>
       </w:r>
       <w:r>
-        <w:t>4</w:t>
+        <w:t>3</w:t>
+      </w:r>
+      <w:r>
+        <w:t>.56</w:t>
       </w:r>
     </w:p>
     <w:p>
@@ -700,7 +694,10 @@
         <w:tab/>
       </w:r>
       <w:r>
-        <w:t>3</w:t>
+        <w:t>2</w:t>
+      </w:r>
+      <w:r>
+        <w:t>.65</w:t>
       </w:r>
     </w:p>
     <w:p>
@@ -719,7 +716,12 @@
       </w:r>
       <w:r>
         <w:tab/>
+      </w:r>
+      <w:r>
         <w:t>3</w:t>
+      </w:r>
+      <w:r>
+        <w:t>.78</w:t>
       </w:r>
     </w:p>
     <w:p>
@@ -741,7 +743,10 @@
         <w:tab/>
       </w:r>
       <w:r>
-        <w:t>5</w:t>
+        <w:t>4</w:t>
+      </w:r>
+      <w:r>
+        <w:t>.46</w:t>
       </w:r>
     </w:p>
     <w:p>
@@ -760,7 +765,12 @@
       </w:r>
       <w:r>
         <w:tab/>
-        <w:t>7</w:t>
+      </w:r>
+      <w:r>
+        <w:t>5</w:t>
+      </w:r>
+      <w:r>
+        <w:t>.33</w:t>
       </w:r>
     </w:p>
     <w:p>
@@ -779,105 +789,7 @@
         <w:tab/>
       </w:r>
       <w:r>
-        <w:t>11</w:t>
-      </w:r>
-    </w:p>
-    <w:p>
-      <w:pPr>
-        <w:pStyle w:val="StatusMessage"/>
-        <w:tabs>
-          <w:tab w:val="left" w:pos="2127"/>
-        </w:tabs>
-        <w:ind w:left="0"/>
-        <w:jc w:val="left"/>
-      </w:pPr>
-      <w:r>
-        <w:t>Manna</w:t>
-      </w:r>
-      <w:r>
-        <w:t xml:space="preserve"> Channeling</w:t>
-      </w:r>
-      <w:r>
-        <w:t>:</w:t>
-      </w:r>
-      <w:r>
-        <w:tab/>
-      </w:r>
-      <w:r>
-        <w:t>9</w:t>
-      </w:r>
-    </w:p>
-    <w:p>
-      <w:r>
-        <w:t>“You’re right,” Luke said. “That is freaky.”</w:t>
-      </w:r>
-    </w:p>
-    <w:p>
-      <w:r>
-        <w:t>Luke glanced at Ripper’s stats.</w:t>
-      </w:r>
-    </w:p>
-    <w:p>
-      <w:pPr>
-        <w:pStyle w:val="StatusMessage"/>
-        <w:ind w:left="0"/>
-        <w:jc w:val="left"/>
-        <w:rPr>
-          <w:u w:val="single"/>
-        </w:rPr>
-      </w:pPr>
-      <w:r>
-        <w:rPr>
-          <w:u w:val="single"/>
-        </w:rPr>
-        <w:t>Ripper Jones</w:t>
-      </w:r>
-      <w:r>
-        <w:rPr>
-          <w:u w:val="single"/>
-        </w:rPr>
-        <w:t xml:space="preserve"> – Level 0</w:t>
-      </w:r>
-    </w:p>
-    <w:p>
-      <w:pPr>
-        <w:pStyle w:val="StatusMessage"/>
-        <w:tabs>
-          <w:tab w:val="left" w:pos="2127"/>
-        </w:tabs>
-        <w:ind w:left="0"/>
-        <w:jc w:val="left"/>
-      </w:pPr>
-      <w:r>
-        <w:t>Strength:</w:t>
-      </w:r>
-      <w:r>
-        <w:tab/>
-      </w:r>
-      <w:r>
-        <w:t>11</w:t>
-      </w:r>
-    </w:p>
-    <w:p>
-      <w:pPr>
-        <w:pStyle w:val="StatusMessage"/>
-        <w:tabs>
-          <w:tab w:val="left" w:pos="2127"/>
-        </w:tabs>
-        <w:ind w:left="0"/>
-        <w:jc w:val="left"/>
-      </w:pPr>
-      <w:r>
-        <w:t>Agility</w:t>
-      </w:r>
-      <w:r>
-        <w:t>:</w:t>
-      </w:r>
-      <w:r>
-        <w:tab/>
-      </w:r>
-      <w:r>
-        <w:t>9</w:t>
+        <w:t>10.78</w:t>
       </w:r>
     </w:p>
     <w:p>
@@ -892,11 +804,22 @@
         <w:jc w:val="left"/>
       </w:pPr>
       <w:r>
-        <w:t>Stamina:</w:t>
+        <w:t>Manna</w:t>
+      </w:r>
+      <w:r>
+        <w:t xml:space="preserve"> Channeling</w:t>
+      </w:r>
+      <w:r>
+        <w:t>:</w:t>
       </w:r>
       <w:r>
         <w:tab/>
+      </w:r>
+      <w:r>
         <w:t>9</w:t>
+      </w:r>
+      <w:r>
+        <w:t>.63</w:t>
       </w:r>
     </w:p>
     <w:p>
@@ -909,7 +832,112 @@
         <w:jc w:val="left"/>
       </w:pPr>
       <w:r>
-        <w:t>Constitution</w:t>
+        <w:t>Charisma:</w:t>
+      </w:r>
+      <w:r>
+        <w:tab/>
+      </w:r>
+      <w:r>
+        <w:t>6</w:t>
+      </w:r>
+      <w:r>
+        <w:t>.45</w:t>
+      </w:r>
+    </w:p>
+    <w:p>
+      <w:pPr>
+        <w:pStyle w:val="StatusMessage"/>
+        <w:tabs>
+          <w:tab w:val="left" w:pos="2127"/>
+        </w:tabs>
+        <w:ind w:left="0"/>
+        <w:jc w:val="left"/>
+      </w:pPr>
+      <w:r>
+        <w:t>Luck:</w:t>
+      </w:r>
+      <w:r>
+        <w:tab/>
+        <w:t>6</w:t>
+      </w:r>
+      <w:r>
+        <w:t>.62</w:t>
+      </w:r>
+    </w:p>
+    <w:p>
+      <w:r>
+        <w:t>“You’re right,” Luke said. “That is freaky.”</w:t>
+      </w:r>
+    </w:p>
+    <w:p>
+      <w:r>
+        <w:t>Luke glanced at Ripper’s stats.</w:t>
+      </w:r>
+    </w:p>
+    <w:p>
+      <w:pPr>
+        <w:pStyle w:val="StatusMessage"/>
+        <w:ind w:left="0"/>
+        <w:jc w:val="left"/>
+        <w:rPr>
+          <w:u w:val="single"/>
+        </w:rPr>
+      </w:pPr>
+      <w:r>
+        <w:rPr>
+          <w:u w:val="single"/>
+        </w:rPr>
+        <w:t>Ripper Jones</w:t>
+      </w:r>
+      <w:r>
+        <w:rPr>
+          <w:u w:val="single"/>
+        </w:rPr>
+        <w:t xml:space="preserve"> – </w:t>
+      </w:r>
+      <w:r>
+        <w:rPr>
+          <w:u w:val="single"/>
+        </w:rPr>
+        <w:t>Rank</w:t>
+      </w:r>
+      <w:r>
+        <w:rPr>
+          <w:u w:val="single"/>
+        </w:rPr>
+        <w:t xml:space="preserve"> 0</w:t>
+      </w:r>
+    </w:p>
+    <w:p>
+      <w:pPr>
+        <w:pStyle w:val="StatusMessage"/>
+        <w:tabs>
+          <w:tab w:val="left" w:pos="2127"/>
+        </w:tabs>
+        <w:ind w:left="0"/>
+        <w:jc w:val="left"/>
+      </w:pPr>
+      <w:r>
+        <w:t>Strength:</w:t>
+      </w:r>
+      <w:r>
+        <w:tab/>
+      </w:r>
+      <w:r>
+        <w:t>8.23</w:t>
+      </w:r>
+    </w:p>
+    <w:p>
+      <w:pPr>
+        <w:pStyle w:val="StatusMessage"/>
+        <w:tabs>
+          <w:tab w:val="left" w:pos="2127"/>
+        </w:tabs>
+        <w:ind w:left="0"/>
+        <w:jc w:val="left"/>
+      </w:pPr>
+      <w:r>
+        <w:t>Agility</w:t>
       </w:r>
       <w:r>
         <w:t>:</w:t>
@@ -918,7 +946,10 @@
         <w:tab/>
       </w:r>
       <w:r>
-        <w:t>11</w:t>
+        <w:t>7</w:t>
+      </w:r>
+      <w:r>
+        <w:t>.65</w:t>
       </w:r>
     </w:p>
     <w:p>
@@ -933,13 +964,16 @@
         <w:jc w:val="left"/>
       </w:pPr>
       <w:r>
-        <w:t>Vitality:</w:t>
+        <w:t>Stamina:</w:t>
       </w:r>
       <w:r>
         <w:tab/>
       </w:r>
       <w:r>
-        <w:t>11</w:t>
+        <w:t>7</w:t>
+      </w:r>
+      <w:r>
+        <w:t>.76</w:t>
       </w:r>
     </w:p>
     <w:p>
@@ -952,13 +986,43 @@
         <w:jc w:val="left"/>
       </w:pPr>
       <w:r>
-        <w:t>Nerve:</w:t>
+        <w:t>Constitution</w:t>
+      </w:r>
+      <w:r>
+        <w:t>:</w:t>
       </w:r>
       <w:r>
         <w:tab/>
       </w:r>
       <w:r>
-        <w:t>4</w:t>
+        <w:t>6</w:t>
+      </w:r>
+      <w:r>
+        <w:t>.64</w:t>
+      </w:r>
+    </w:p>
+    <w:p>
+      <w:pPr>
+        <w:pStyle w:val="StatusMessage"/>
+        <w:tabs>
+          <w:tab w:val="left" w:pos="2127"/>
+        </w:tabs>
+        <w:spacing w:after="120"/>
+        <w:ind w:left="0" w:right="357"/>
+        <w:contextualSpacing w:val="0"/>
+        <w:jc w:val="left"/>
+      </w:pPr>
+      <w:r>
+        <w:t>Vitality:</w:t>
+      </w:r>
+      <w:r>
+        <w:tab/>
+      </w:r>
+      <w:r>
+        <w:t>7</w:t>
+      </w:r>
+      <w:r>
+        <w:t>.67</w:t>
       </w:r>
     </w:p>
     <w:p>
@@ -971,6 +1035,30 @@
         <w:jc w:val="left"/>
       </w:pPr>
       <w:r>
+        <w:t>Nerve:</w:t>
+      </w:r>
+      <w:r>
+        <w:tab/>
+      </w:r>
+      <w:r>
+        <w:t>4</w:t>
+      </w:r>
+      <w:r>
+        <w:t>.98</w:t>
+      </w:r>
+    </w:p>
+    <w:p>
+      <w:pPr>
+        <w:pStyle w:val="StatusMessage"/>
+        <w:tabs>
+          <w:tab w:val="left" w:pos="2127"/>
+        </w:tabs>
+        <w:spacing w:after="120"/>
+        <w:ind w:left="0" w:right="357"/>
+        <w:contextualSpacing w:val="0"/>
+        <w:jc w:val="left"/>
+      </w:pPr>
+      <w:r>
         <w:t>Manna</w:t>
       </w:r>
       <w:r>
@@ -985,6 +1073,49 @@
       <w:r>
         <w:t>2</w:t>
       </w:r>
+      <w:r>
+        <w:t>.36</w:t>
+      </w:r>
+    </w:p>
+    <w:p>
+      <w:pPr>
+        <w:pStyle w:val="StatusMessage"/>
+        <w:tabs>
+          <w:tab w:val="left" w:pos="2127"/>
+        </w:tabs>
+        <w:ind w:left="0"/>
+        <w:jc w:val="left"/>
+      </w:pPr>
+      <w:r>
+        <w:t>Charisma:</w:t>
+      </w:r>
+      <w:r>
+        <w:tab/>
+        <w:t>7</w:t>
+      </w:r>
+      <w:r>
+        <w:t>.83</w:t>
+      </w:r>
+    </w:p>
+    <w:p>
+      <w:pPr>
+        <w:pStyle w:val="StatusMessage"/>
+        <w:tabs>
+          <w:tab w:val="left" w:pos="2127"/>
+        </w:tabs>
+        <w:ind w:left="0"/>
+        <w:jc w:val="left"/>
+      </w:pPr>
+      <w:r>
+        <w:t>Luck:</w:t>
+      </w:r>
+      <w:r>
+        <w:tab/>
+        <w:t>7</w:t>
+      </w:r>
+      <w:r>
+        <w:t>.24</w:t>
+      </w:r>
     </w:p>
     <w:p>
       <w:r>
@@ -994,19 +1125,27 @@
         <w:t xml:space="preserve"> at least compared to me,</w:t>
       </w:r>
       <w:r>
-        <w:t>” Luke said. “</w:t>
-      </w:r>
-      <w:r>
-        <w:t xml:space="preserve">11 seems to be a level cap. </w:t>
-      </w:r>
-      <w:r>
-        <w:t>But what’s up with manna and nerve?”</w:t>
+        <w:t>” Luke said.</w:t>
+      </w:r>
+      <w:r>
+        <w:t xml:space="preserve"> “But how do they measure charisma or luck? Luck isn’t scientific.”</w:t>
       </w:r>
     </w:p>
     <w:p>
       <w:r>
         <w:lastRenderedPageBreak/>
-        <w:t>“Perhaps Nerve means how smart you are and maybe magic is real,” Ripper said.</w:t>
+        <w:t>“The school principle said you had a high IQ,” Ripper said. “I guess that explains your nerve of 1</w:t>
+      </w:r>
+      <w:r>
+        <w:t>0</w:t>
+      </w:r>
+      <w:r>
+        <w:t>.”</w:t>
+      </w:r>
+    </w:p>
+    <w:p>
+      <w:r>
+        <w:t>“And you’re a natural athlete,” Luke said.</w:t>
       </w:r>
     </w:p>
     <w:p>
@@ -1066,8 +1205,13 @@
       </w:r>
     </w:p>
     <w:p>
-      <w:r>
-        <w:t>“Blue Star?” Ripper asked. “Doesn’t he mean Earth?”</w:t>
+      <w:proofErr w:type="gramStart"/>
+      <w:r>
+        <w:t>“Blue Star?”</w:t>
+      </w:r>
+      <w:proofErr w:type="gramEnd"/>
+      <w:r>
+        <w:t xml:space="preserve"> Ripper asked. “Doesn’t he mean Earth?”</w:t>
       </w:r>
     </w:p>
     <w:p>
@@ -1128,8 +1272,13 @@
       </w:r>
     </w:p>
     <w:p>
-      <w:r>
-        <w:t>“Monsters?” Ripper asked.</w:t>
+      <w:proofErr w:type="gramStart"/>
+      <w:r>
+        <w:t>“Monsters?”</w:t>
+      </w:r>
+      <w:proofErr w:type="gramEnd"/>
+      <w:r>
+        <w:t xml:space="preserve"> Ripper asked.</w:t>
       </w:r>
     </w:p>
     <w:p>
@@ -1615,8 +1764,13 @@
         <w:t>dusk and dawn. Those rules are there for a reason. We don’t want tragedies.</w:t>
       </w:r>
       <w:r>
-        <w:t xml:space="preserve"> Dismissed.”</w:t>
-      </w:r>
+        <w:t xml:space="preserve"> </w:t>
+      </w:r>
+      <w:proofErr w:type="gramStart"/>
+      <w:r>
+        <w:t>Dismissed.”</w:t>
+      </w:r>
+      <w:proofErr w:type="gramEnd"/>
     </w:p>
     <w:p>
       <w:r>
@@ -2049,11 +2203,16 @@
       </w:r>
     </w:p>
     <w:p>
+      <w:proofErr w:type="gramStart"/>
       <w:r>
         <w:t>“</w:t>
       </w:r>
       <w:r>
-        <w:t>Town or cafeteria?” Ripper asked.</w:t>
+        <w:t>Town or cafeteria?”</w:t>
+      </w:r>
+      <w:proofErr w:type="gramEnd"/>
+      <w:r>
+        <w:t xml:space="preserve"> Ripper asked.</w:t>
       </w:r>
     </w:p>
     <w:p>
@@ -2287,9 +2446,11 @@
       <w:r>
         <w:t xml:space="preserve"> </w:t>
       </w:r>
+      <w:proofErr w:type="spellStart"/>
       <w:r>
         <w:t>Rivella</w:t>
       </w:r>
+      <w:proofErr w:type="spellEnd"/>
       <w:r>
         <w:t xml:space="preserve">, hot chocolate, </w:t>
       </w:r>
@@ -2308,7 +2469,23 @@
     </w:p>
     <w:p>
       <w:r>
-        <w:t xml:space="preserve">“I’ll have Rivella, no ice please,” Luke said, since Rivella was the most </w:t>
+        <w:t xml:space="preserve">“I’ll have </w:t>
+      </w:r>
+      <w:proofErr w:type="spellStart"/>
+      <w:r>
+        <w:t>Rivella</w:t>
+      </w:r>
+      <w:proofErr w:type="spellEnd"/>
+      <w:r>
+        <w:t xml:space="preserve">, no ice please,” Luke said, since </w:t>
+      </w:r>
+      <w:proofErr w:type="spellStart"/>
+      <w:r>
+        <w:t>Rivella</w:t>
+      </w:r>
+      <w:proofErr w:type="spellEnd"/>
+      <w:r>
+        <w:t xml:space="preserve"> was the most </w:t>
       </w:r>
       <w:r>
         <w:t>exotic sounding drink listed.</w:t>
@@ -2850,7 +3027,13 @@
     </w:p>
     <w:p>
       <w:r>
-        <w:t>Luke opened the Map app and said, “Delphy Swimming hole.” A path to the destination appeared on the map.</w:t>
+        <w:t>Luke opened the Map app and said, “</w:t>
+      </w:r>
+      <w:r>
+        <w:t xml:space="preserve">Delphi </w:t>
+      </w:r>
+      <w:r>
+        <w:t>Swimming hole.” A path to the destination appeared on the map.</w:t>
       </w:r>
     </w:p>
     <w:p>
@@ -3271,21 +3454,22 @@
       <w:r>
         <w:t xml:space="preserve"> </w:t>
       </w:r>
-      <w:proofErr w:type="spellStart"/>
-      <w:r>
-        <w:t>w</w:t>
-      </w:r>
-      <w:r>
-        <w:t>indigoes</w:t>
-      </w:r>
-      <w:proofErr w:type="spellEnd"/>
+      <w:r>
+        <w:t>wendigos</w:t>
+      </w:r>
       <w:r>
         <w:t>.</w:t>
       </w:r>
     </w:p>
     <w:p>
       <w:r>
-        <w:t>“No,” Luke whispered. “No, no, no.”</w:t>
+        <w:t xml:space="preserve">“No,” Luke </w:t>
+      </w:r>
+      <w:r>
+        <w:t>gasped</w:t>
+      </w:r>
+      <w:r>
+        <w:t>. “No, no, no.”</w:t>
       </w:r>
     </w:p>
     <w:p>
@@ -3308,17 +3492,9 @@
       <w:r>
         <w:t xml:space="preserve">Below him the tiger roared. All about the </w:t>
       </w:r>
-      <w:proofErr w:type="spellStart"/>
-      <w:r>
-        <w:t>wind</w:t>
-      </w:r>
-      <w:r>
-        <w:t>i</w:t>
-      </w:r>
-      <w:r>
-        <w:t>goes</w:t>
-      </w:r>
-      <w:proofErr w:type="spellEnd"/>
+      <w:r>
+        <w:t>wendigos</w:t>
+      </w:r>
       <w:r>
         <w:t xml:space="preserve"> whispered.</w:t>
       </w:r>
@@ -3338,6 +3514,22 @@
     </w:p>
     <w:p>
       <w:r>
+        <w:t>Just like the path, the climb seemed to last forever.</w:t>
+      </w:r>
+    </w:p>
+    <w:p>
+      <w:r>
+        <w:t xml:space="preserve">In defiance to the creeping madness </w:t>
+      </w:r>
+      <w:r>
+        <w:t xml:space="preserve">Luke </w:t>
+      </w:r>
+      <w:r>
+        <w:t>called out, “I will not succumb.”</w:t>
+      </w:r>
+    </w:p>
+    <w:p>
+      <w:r>
         <w:t xml:space="preserve">Luke crested the </w:t>
       </w:r>
       <w:r>
@@ -3357,6 +3549,9 @@
       <w:r>
         <w:t xml:space="preserve"> next to its prey.</w:t>
       </w:r>
+      <w:r>
+        <w:t xml:space="preserve"> Eyes blazed in the dark.</w:t>
+      </w:r>
     </w:p>
     <w:p>
       <w:r>
@@ -3400,12 +3595,40 @@
     </w:p>
     <w:p>
       <w:r>
+        <w:t>Amid the night sounds everyone’s devices beeped.</w:t>
+      </w:r>
+      <w:r>
+        <w:t xml:space="preserve"> Luke and the others ignored their devices.</w:t>
+      </w:r>
+      <w:r>
+        <w:t xml:space="preserve"> There was time for that later.</w:t>
+      </w:r>
+    </w:p>
+    <w:p>
+      <w:r>
+        <w:lastRenderedPageBreak/>
         <w:t>For a few minutes no one spoke.</w:t>
       </w:r>
     </w:p>
     <w:p>
       <w:r>
-        <w:t>Then Ripper asked, “What happened to Antonio?”</w:t>
+        <w:t>“Damn what an ordeal,” Hans muttered. “I’ve never been pushed so hard in all my life.”</w:t>
+      </w:r>
+    </w:p>
+    <w:p>
+      <w:r>
+        <w:t>“We better return to our dorms,” Luke said and slowly got up.</w:t>
+      </w:r>
+      <w:r>
+        <w:t xml:space="preserve"> </w:t>
+      </w:r>
+      <w:r>
+        <w:t>He was still bone tired and brain dead. However, he could walk – barely.</w:t>
+      </w:r>
+    </w:p>
+    <w:p>
+      <w:r>
+        <w:t>Ripper asked, “What happened to Antonio?”</w:t>
       </w:r>
     </w:p>
     <w:p>
@@ -3416,7 +3639,7 @@
         <w:t>looked around</w:t>
       </w:r>
       <w:r>
-        <w:t>. He was still bone tired and brain dead. However, he could walk – barely.</w:t>
+        <w:t>.</w:t>
       </w:r>
     </w:p>
     <w:p>
@@ -3426,8 +3649,7 @@
     </w:p>
     <w:p>
       <w:r>
-        <w:lastRenderedPageBreak/>
-        <w:t xml:space="preserve">Then another teen </w:t>
+        <w:t xml:space="preserve">Then a teen </w:t>
       </w:r>
       <w:r>
         <w:t>whimpered</w:t>
@@ -3485,7 +3707,13 @@
         <w:t>Sylvan</w:t>
       </w:r>
       <w:r>
-        <w:t xml:space="preserve"> asked.</w:t>
+        <w:t xml:space="preserve"> asked</w:t>
+      </w:r>
+      <w:r>
+        <w:t xml:space="preserve"> worriedly</w:t>
+      </w:r>
+      <w:r>
+        <w:t>.</w:t>
       </w:r>
     </w:p>
     <w:p>
@@ -3550,7 +3778,10 @@
     </w:p>
     <w:p>
       <w:r>
-        <w:t>He still looked nondescript with his glasses. However he no longer stood out.</w:t>
+        <w:t>He still looked nondescript with his glasses. However he no longer stood ou</w:t>
+      </w:r>
+      <w:r>
+        <w:t>t in a bad sort of way.</w:t>
       </w:r>
     </w:p>
     <w:p>
@@ -3611,23 +3842,16 @@
     </w:p>
     <w:p>
       <w:r>
-        <w:t xml:space="preserve">“Yes,” Ripper said. </w:t>
-      </w:r>
-      <w:proofErr w:type="gramStart"/>
-      <w:r>
-        <w:t>“Except for Antonio.”</w:t>
-      </w:r>
-      <w:proofErr w:type="gramEnd"/>
+        <w:t>“Yes,” Ripper said. “Except for Antonio.”</w:t>
+      </w:r>
     </w:p>
     <w:p>
       <w:r>
         <w:t xml:space="preserve">“I think </w:t>
       </w:r>
-      <w:proofErr w:type="spellStart"/>
-      <w:r>
-        <w:t>windigoes</w:t>
-      </w:r>
-      <w:proofErr w:type="spellEnd"/>
+      <w:r>
+        <w:t>wendigos</w:t>
+      </w:r>
       <w:r>
         <w:t xml:space="preserve"> </w:t>
       </w:r>
@@ -3637,11 +3861,9 @@
       <w:r>
         <w:t xml:space="preserve">attack…sorry. There’s no such thing as </w:t>
       </w:r>
-      <w:proofErr w:type="spellStart"/>
-      <w:r>
-        <w:t>windigoes</w:t>
-      </w:r>
-      <w:proofErr w:type="spellEnd"/>
+      <w:r>
+        <w:t>wendigos</w:t>
+      </w:r>
       <w:r>
         <w:t xml:space="preserve">. However, damn, it felt so real. The strange thing is I got </w:t>
       </w:r>
@@ -3655,7 +3877,22 @@
         <w:t>s</w:t>
       </w:r>
       <w:r>
-        <w:t xml:space="preserve"> in mental manipulation resistance. Additionally, all my stats have increased. And now I’m Level 1, whatever that means.”</w:t>
+        <w:t xml:space="preserve"> in mental manipulation resistance.</w:t>
+      </w:r>
+    </w:p>
+    <w:p>
+      <w:r>
+        <w:lastRenderedPageBreak/>
+        <w:t>“</w:t>
+      </w:r>
+      <w:r>
+        <w:t xml:space="preserve">Additionally, all my stats have increased. And now I’m </w:t>
+      </w:r>
+      <w:r>
+        <w:t>Rank</w:t>
+      </w:r>
+      <w:r>
+        <w:t xml:space="preserve"> 1, whatever that means.”</w:t>
       </w:r>
     </w:p>
     <w:p>
@@ -3674,8 +3911,19 @@
         <w:rPr>
           <w:u w:val="single"/>
         </w:rPr>
-        <w:lastRenderedPageBreak/>
-        <w:t>Luke Billhardson – Level 1</w:t>
+        <w:t xml:space="preserve">Luke Billhardson – </w:t>
+      </w:r>
+      <w:r>
+        <w:rPr>
+          <w:u w:val="single"/>
+        </w:rPr>
+        <w:t xml:space="preserve">Rank 1, </w:t>
+      </w:r>
+      <w:r>
+        <w:rPr>
+          <w:u w:val="single"/>
+        </w:rPr>
+        <w:t>Level 1</w:t>
       </w:r>
     </w:p>
     <w:p>
@@ -3874,11 +4122,9 @@
       <w:r>
         <w:t xml:space="preserve">I’ll wash up. By the way, what are </w:t>
       </w:r>
-      <w:proofErr w:type="spellStart"/>
-      <w:r>
-        <w:t>windigoes</w:t>
-      </w:r>
-      <w:proofErr w:type="spellEnd"/>
+      <w:r>
+        <w:t>wendigos</w:t>
+      </w:r>
       <w:r>
         <w:t>?”</w:t>
       </w:r>
@@ -3890,11 +4136,9 @@
       <w:r>
         <w:t xml:space="preserve">Says here, in some </w:t>
       </w:r>
-      <w:proofErr w:type="spellStart"/>
-      <w:r>
-        <w:t>abrogenial</w:t>
-      </w:r>
-      <w:proofErr w:type="spellEnd"/>
+      <w:r>
+        <w:t>aboriginal</w:t>
+      </w:r>
       <w:r>
         <w:t xml:space="preserve"> </w:t>
       </w:r>
@@ -3904,13 +4148,14 @@
       <w:r>
         <w:t xml:space="preserve">, </w:t>
       </w:r>
-      <w:proofErr w:type="spellStart"/>
-      <w:r>
-        <w:t>windigoes</w:t>
-      </w:r>
-      <w:proofErr w:type="spellEnd"/>
-      <w:r>
-        <w:t xml:space="preserve"> are evil spirits that drive lone hunters mad with their lonesome whispers</w:t>
+      <w:r>
+        <w:t>wendigos</w:t>
+      </w:r>
+      <w:r>
+        <w:t xml:space="preserve"> </w:t>
+      </w:r>
+      <w:r>
+        <w:t>are evil spirits that drive lone hunters mad with their lonesome whispers</w:t>
       </w:r>
       <w:r>
         <w:t xml:space="preserve">,” Luke said. “I guess that’s </w:t>
@@ -3932,7 +4177,7 @@
         <w:t>“And my goal is to help make my family restaurant prosper,” Luke said as he handed his dishes to Ripper. “</w:t>
       </w:r>
       <w:r>
-        <w:t>You should check your stats. I’m t</w:t>
+        <w:t>I’m t</w:t>
       </w:r>
       <w:r>
         <w:t>aking a shower.”</w:t>
@@ -3945,100 +4190,152 @@
     </w:p>
     <w:p>
       <w:r>
+        <w:lastRenderedPageBreak/>
         <w:t>Ripper was already dressed and ready to go.</w:t>
       </w:r>
     </w:p>
     <w:p>
       <w:r>
+        <w:t>“</w:t>
+      </w:r>
+      <w:r>
+        <w:t>Al m</w:t>
+      </w:r>
+      <w:r>
+        <w:t xml:space="preserve">y stats </w:t>
+      </w:r>
+      <w:r>
+        <w:t>except nerve and manna have increased</w:t>
+      </w:r>
+      <w:r>
+        <w:t>,” Ripper said. “</w:t>
+      </w:r>
+      <w:r>
+        <w:t>Does that mean I’m stronger?</w:t>
+      </w:r>
+      <w:r>
+        <w:t>”</w:t>
+      </w:r>
+    </w:p>
+    <w:p>
+      <w:r>
+        <w:t>Stepping out of their room, they headed out.</w:t>
+      </w:r>
+    </w:p>
+    <w:p>
+      <w:r>
+        <w:t>“If the numbers are to be believed, you might soon rival professional football players. Can you imagine in what will happen in a few years when you turn 18?</w:t>
+      </w:r>
+      <w:r>
+        <w:t>”</w:t>
+      </w:r>
+    </w:p>
+    <w:p>
+      <w:r>
+        <w:t>“That’s amazing,” Ripper said excitedly. “I can definitely become a major league player.”</w:t>
+      </w:r>
+    </w:p>
+    <w:p>
+      <w:r>
+        <w:t>“Maybe not,” Luke said. “You might be banned if you get too strong.”</w:t>
+      </w:r>
+    </w:p>
+    <w:p>
+      <w:r>
+        <w:t>“Bummer,” Ripper grumbled.</w:t>
+      </w:r>
+    </w:p>
+    <w:p>
+      <w:r>
+        <w:t xml:space="preserve">“By the way, my clothes fit perfectly, even though I </w:t>
+      </w:r>
+      <w:r>
+        <w:t xml:space="preserve">seem to have lost at least </w:t>
+      </w:r>
+      <w:r>
+        <w:t>8</w:t>
+      </w:r>
+      <w:r>
+        <w:t xml:space="preserve"> kg,</w:t>
+      </w:r>
+      <w:r>
+        <w:t>”</w:t>
+      </w:r>
+      <w:r>
+        <w:t xml:space="preserve"> Luke said, patting his stomach.</w:t>
+      </w:r>
+    </w:p>
+    <w:p>
+      <w:r>
+        <w:t>“Freaky,” Ripper said.</w:t>
+      </w:r>
+      <w:r>
+        <w:t xml:space="preserve"> “How much is it in pounds?”</w:t>
+      </w:r>
+    </w:p>
+    <w:p>
+      <w:r>
+        <w:t>“Around 1</w:t>
+      </w:r>
+      <w:r>
+        <w:t>7</w:t>
+      </w:r>
+      <w:r>
+        <w:t>,” Luke said.</w:t>
+      </w:r>
+      <w:r>
+        <w:t xml:space="preserve"> “I am now my ideal weight for my age.”</w:t>
+      </w:r>
+    </w:p>
+    <w:p>
+      <w:r>
+        <w:t>They stepped out of the apartment building. On impulse Luke began jogging. Ripper jogged with him.</w:t>
+      </w:r>
+    </w:p>
+    <w:p>
+      <w:r>
+        <w:t xml:space="preserve">They arrived at the Pasteur building and Luke said, “I can’t believe I ran so far and I’m not even </w:t>
+      </w:r>
+      <w:r>
+        <w:t>winded</w:t>
+      </w:r>
+      <w:r>
+        <w:t>.”</w:t>
+      </w:r>
+    </w:p>
+    <w:p>
+      <w:r>
+        <w:t>The class room was tiered with a row of desks on each row. Luke took a seat near the window with Ripper next to him.</w:t>
+      </w:r>
+    </w:p>
+    <w:p>
+      <w:r>
+        <w:t>Fi</w:t>
+      </w:r>
+      <w:r>
+        <w:t>v</w:t>
+      </w:r>
+      <w:r>
+        <w:t xml:space="preserve">e minutes later the room was filled with over 60 students. Front and center was the year rep Annie. She was </w:t>
+      </w:r>
+      <w:r>
+        <w:t xml:space="preserve">surrounded by </w:t>
+      </w:r>
+      <w:r>
+        <w:t xml:space="preserve">her </w:t>
+      </w:r>
+      <w:r>
+        <w:t>peons as usual.</w:t>
+      </w:r>
+    </w:p>
+    <w:p>
+      <w:r>
+        <w:t>The teacher entered and everyone took their seats.</w:t>
+      </w:r>
+    </w:p>
+    <w:p>
+      <w:r>
         <w:lastRenderedPageBreak/>
-        <w:t xml:space="preserve">“My stats have increased too,” Ripper said. </w:t>
-      </w:r>
-      <w:proofErr w:type="gramStart"/>
-      <w:r>
-        <w:t xml:space="preserve">“Says here I’m </w:t>
-      </w:r>
-      <w:r>
-        <w:t>2</w:t>
-      </w:r>
-      <w:r>
-        <w:t xml:space="preserve"> point faster.</w:t>
-      </w:r>
-      <w:proofErr w:type="gramEnd"/>
-      <w:r>
-        <w:t xml:space="preserve"> Also, I’m Level 1 too.”</w:t>
-      </w:r>
-    </w:p>
-    <w:p>
-      <w:r>
-        <w:t>Stepping out of their room, they headed out.</w:t>
-      </w:r>
-    </w:p>
-    <w:p>
-      <w:r>
-        <w:t>“By the way, my clothes fit perfectly, even though I seem to have lost at least 5 kg.”</w:t>
-      </w:r>
-    </w:p>
-    <w:p>
-      <w:r>
-        <w:t>“Freaky,” Ripper said.</w:t>
-      </w:r>
-      <w:r>
-        <w:t xml:space="preserve"> “How much is it in pounds?”</w:t>
-      </w:r>
-    </w:p>
-    <w:p>
-      <w:r>
-        <w:t>“Around 10,” Luke said.</w:t>
-      </w:r>
-    </w:p>
-    <w:p>
-      <w:r>
-        <w:t>They stepped out of the apartment building. On impulse Luke began jogging. Ripper jogged with him.</w:t>
-      </w:r>
-    </w:p>
-    <w:p>
-      <w:r>
-        <w:t xml:space="preserve">They arrived at the Pasteur building and Luke said, “I can’t believe I ran so far and I’m not even </w:t>
-      </w:r>
-      <w:r>
-        <w:t>winded</w:t>
-      </w:r>
-      <w:r>
-        <w:t>.”</w:t>
-      </w:r>
-    </w:p>
-    <w:p>
-      <w:r>
-        <w:t>The class room was tiered with a row of desks on each row. Luke took a seat near the window with Ripper next to him.</w:t>
-      </w:r>
-    </w:p>
-    <w:p>
-      <w:r>
-        <w:t>Fi</w:t>
-      </w:r>
-      <w:r>
-        <w:t>v</w:t>
-      </w:r>
-      <w:r>
-        <w:t xml:space="preserve">e minutes later the room was filled with over 60 students. Front and center was the year rep Annie. She was </w:t>
-      </w:r>
-      <w:r>
-        <w:t xml:space="preserve">surrounded by </w:t>
-      </w:r>
-      <w:r>
-        <w:t xml:space="preserve">her </w:t>
-      </w:r>
-      <w:r>
-        <w:t>peons as usual.</w:t>
-      </w:r>
-    </w:p>
-    <w:p>
-      <w:r>
-        <w:t>The teacher entered and everyone took their seats.</w:t>
-      </w:r>
-    </w:p>
-    <w:p>
-      <w:r>
         <w:t>The bell rang and the teacher said, “Good morning class. My name is Mr. Song. This school is unlike any you have ever been in.</w:t>
       </w:r>
     </w:p>
@@ -4059,270 +4356,307 @@
     </w:p>
     <w:p>
       <w:r>
+        <w:t xml:space="preserve">Mr. Song wrote on the board and then said, “Starting from the bottom left, you will say your name, and the animal that best describes your personality. You will also tell us your hobbies and </w:t>
+      </w:r>
+      <w:r>
+        <w:t>what you want to do when you grow up.”</w:t>
+      </w:r>
+    </w:p>
+    <w:p>
+      <w:r>
+        <w:t>The first person stood and spoke.</w:t>
+      </w:r>
+    </w:p>
+    <w:p>
+      <w:r>
+        <w:t>Soon enough it was Annie’s turn.</w:t>
+      </w:r>
+    </w:p>
+    <w:p>
+      <w:r>
+        <w:t>“My name is Annie Winfield and my animal is…” Annie paused, looking embarrassed.</w:t>
+      </w:r>
+    </w:p>
+    <w:p>
+      <w:r>
+        <w:t>“Golden dragon,” Luke said into the silence.</w:t>
+      </w:r>
+    </w:p>
+    <w:p>
+      <w:r>
+        <w:t>Annie turned her golden – correction, brown eyes to Luke and stared at him.</w:t>
+      </w:r>
+    </w:p>
+    <w:p>
+      <w:r>
+        <w:t>“You are a goat,” Annie declared.</w:t>
+      </w:r>
+    </w:p>
+    <w:p>
+      <w:r>
+        <w:t>The room filled with laughter and Luke felt his face turn red.</w:t>
+      </w:r>
+    </w:p>
+    <w:p>
+      <w:r>
+        <w:t xml:space="preserve">“Settle down kids,” Mr. Song </w:t>
+      </w:r>
+      <w:r>
+        <w:t>commanded.</w:t>
+      </w:r>
+    </w:p>
+    <w:p>
+      <w:r>
+        <w:t xml:space="preserve">The room quieted and Annie said, </w:t>
+      </w:r>
+      <w:r>
+        <w:t>“</w:t>
+      </w:r>
+      <w:r>
+        <w:t xml:space="preserve">My hobbies are debating, </w:t>
+      </w:r>
+      <w:r>
+        <w:t xml:space="preserve">track and field, </w:t>
+      </w:r>
+      <w:r>
+        <w:t>fencing, and archery. I intend to study political science and go into politics when I graduate.”</w:t>
+      </w:r>
+    </w:p>
+    <w:p>
+      <w:r>
         <w:lastRenderedPageBreak/>
-        <w:t xml:space="preserve">Mr. Song wrote on the board and then said, “Starting from the bottom left, you will say your name, and the animal that best describes your personality. You will also tell us your hobbies and </w:t>
-      </w:r>
-      <w:r>
-        <w:t>what you want to do when you grow up.”</w:t>
-      </w:r>
-    </w:p>
-    <w:p>
-      <w:r>
-        <w:t>The first person stood and spoke.</w:t>
-      </w:r>
-    </w:p>
-    <w:p>
-      <w:r>
-        <w:t>Soon enough it was Annie’s turn.</w:t>
-      </w:r>
-    </w:p>
-    <w:p>
-      <w:r>
-        <w:t>“My name is Annie Winfield and my animal is…” Annie paused, looking embarrassed.</w:t>
-      </w:r>
-    </w:p>
-    <w:p>
-      <w:r>
-        <w:t>“Golden dragon,” Luke said into the silence.</w:t>
-      </w:r>
-    </w:p>
-    <w:p>
-      <w:r>
-        <w:t>Annie turned her golden – correction, brown eyes to Luke and stared at him.</w:t>
-      </w:r>
-    </w:p>
-    <w:p>
-      <w:r>
-        <w:t>“You are a goat,” Annie declared.</w:t>
-      </w:r>
-    </w:p>
-    <w:p>
-      <w:r>
-        <w:t>The room filled with laughter and Luke felt his face turn red.</w:t>
-      </w:r>
-    </w:p>
-    <w:p>
-      <w:r>
-        <w:t xml:space="preserve">“Settle down kids,” Mr. Song </w:t>
-      </w:r>
-      <w:r>
-        <w:t>commanded.</w:t>
-      </w:r>
-    </w:p>
-    <w:p>
-      <w:r>
-        <w:t xml:space="preserve">The room quieted and Annie said, </w:t>
+        <w:t>Annie sat down and the next person stood.</w:t>
+      </w:r>
+    </w:p>
+    <w:p>
+      <w:r>
+        <w:t>After awhile it was Luke’s turn.</w:t>
+      </w:r>
+    </w:p>
+    <w:p>
+      <w:r>
+        <w:t>Luke stood up and said, “My name is Luke Billhardson. As Annie said, my favorite animal is the goat, since they are so funny.</w:t>
+      </w:r>
+    </w:p>
+    <w:p>
+      <w:r>
+        <w:t xml:space="preserve">“My hobbies are building stuff, </w:t>
+      </w:r>
+      <w:r>
+        <w:t xml:space="preserve">puzzle solving, </w:t>
+      </w:r>
+      <w:r>
+        <w:t>hiking, cooking, and of course eating.</w:t>
+      </w:r>
+    </w:p>
+    <w:p>
+      <w:r>
+        <w:t xml:space="preserve">“My goal is to work at my family restaurant, the Goat Bucket, and help it prosper.” </w:t>
+      </w:r>
+      <w:r>
+        <w:t xml:space="preserve">Amid the laughter </w:t>
+      </w:r>
+      <w:r>
+        <w:t>Luke sat down.</w:t>
+      </w:r>
+    </w:p>
+    <w:p>
+      <w:r>
+        <w:t>The rest of the class did their introductions and Mr. Song asked, “Any questions?”</w:t>
+      </w:r>
+    </w:p>
+    <w:p>
+      <w:r>
+        <w:t xml:space="preserve">Luke raised his hand and asked, “How </w:t>
+      </w:r>
+      <w:r>
+        <w:t>do these devices work?”</w:t>
+      </w:r>
+    </w:p>
+    <w:p>
+      <w:r>
+        <w:t>“Isn’t it obvious?” Mr. Song asked</w:t>
+      </w:r>
+      <w:r>
+        <w:t>, smiling.</w:t>
+      </w:r>
+    </w:p>
+    <w:p>
+      <w:r>
+        <w:t xml:space="preserve">“No,” Luke replied. “Yesterday, I declared to Ripper that </w:t>
+      </w:r>
+      <w:r>
+        <w:t xml:space="preserve">I </w:t>
+      </w:r>
+      <w:r>
+        <w:t>would never follow like a sheep. A moment later my device beeped, and said I gained +1 in mental manipulation resistance.</w:t>
+      </w:r>
+      <w:r>
+        <w:t xml:space="preserve"> That doesn’t make sense.”</w:t>
+      </w:r>
+    </w:p>
+    <w:p>
+      <w:r>
+        <w:t>“I understand,” Mr. Song said. “The world, as you understand it is going to be turned on its head.</w:t>
+      </w:r>
+    </w:p>
+    <w:p>
+      <w:r>
+        <w:t>“It is a truism that the world is stranger than you can understand.</w:t>
+      </w:r>
+    </w:p>
+    <w:p>
+      <w:r>
+        <w:t>“This week we will give you hints of what is to come.</w:t>
+      </w:r>
+    </w:p>
+    <w:p>
+      <w:r>
+        <w:t>“Starting next Monday your i</w:t>
+      </w:r>
+      <w:r>
+        <w:t xml:space="preserve">ndoctrination </w:t>
+      </w:r>
+      <w:r>
+        <w:t>into this new and vastly expanded world will begin.</w:t>
+      </w:r>
+    </w:p>
+    <w:p>
+      <w:r>
+        <w:t>“However please take it on faith that going beyond the school and city borders is bad.”</w:t>
+      </w:r>
+    </w:p>
+    <w:p>
+      <w:r>
+        <w:lastRenderedPageBreak/>
+        <w:t xml:space="preserve">Mr. Song paused and then said, </w:t>
       </w:r>
       <w:r>
         <w:t>“</w:t>
       </w:r>
       <w:r>
-        <w:t xml:space="preserve">My hobbies are debating, </w:t>
-      </w:r>
-      <w:r>
-        <w:t xml:space="preserve">track and field, </w:t>
-      </w:r>
-      <w:r>
-        <w:t>fencing, and archery. I intend to study political science and go into politics when I graduate.”</w:t>
-      </w:r>
-    </w:p>
-    <w:p>
-      <w:r>
-        <w:t>Annie sat down and the next person stood.</w:t>
-      </w:r>
-    </w:p>
-    <w:p>
-      <w:r>
-        <w:t>After awhile it was Luke’s turn.</w:t>
-      </w:r>
-    </w:p>
-    <w:p>
-      <w:r>
-        <w:t>Luke stood up and said, “My name is Luke Billhardson. As Annie said, my favorite animal is the goat, since they are so funny.</w:t>
-      </w:r>
-    </w:p>
-    <w:p>
-      <w:r>
-        <w:t xml:space="preserve">“My hobbies are building stuff, </w:t>
-      </w:r>
-      <w:r>
-        <w:t xml:space="preserve">puzzle solving, </w:t>
-      </w:r>
-      <w:r>
-        <w:t>hiking, cooking, and of course eating.</w:t>
-      </w:r>
-    </w:p>
-    <w:p>
-      <w:r>
-        <w:t xml:space="preserve">“My goal is to work at my family restaurant, the Goat Bucket, and help it prosper.” </w:t>
-      </w:r>
-      <w:r>
-        <w:t xml:space="preserve">Amid the laughter </w:t>
-      </w:r>
-      <w:r>
-        <w:t>Luke sat down.</w:t>
+        <w:t>It is expected that people will drop out of school over the next several weeks. That is okay.</w:t>
+      </w:r>
+    </w:p>
+    <w:p>
+      <w:r>
+        <w:t>“</w:t>
+      </w:r>
+      <w:r>
+        <w:t>We tried our best in our selection process. However we are not infallible.</w:t>
+      </w:r>
+    </w:p>
+    <w:p>
+      <w:r>
+        <w:t>“I ask you speak to a facility member if you find yourself overwhelmed, or if what you learn goes against your religion.</w:t>
+      </w:r>
+    </w:p>
+    <w:p>
+      <w:r>
+        <w:t>“The reason we start on August is so those who drop out can enter a regular school. We even give them scholarships. So don’t feel compelled to stay. This school is not for everyone.”</w:t>
+      </w:r>
+    </w:p>
+    <w:p>
+      <w:r>
+        <w:t>Mr. Song paused and focused his gaze on everyone.</w:t>
+      </w:r>
+    </w:p>
+    <w:p>
+      <w:r>
+        <w:t>“Everyone, please take out your devices.</w:t>
+      </w:r>
+    </w:p>
+    <w:p>
+      <w:r>
+        <w:t>“Around all things are various energy fields. I will not explain about that since we are not studying quantum mechanics.</w:t>
+      </w:r>
+    </w:p>
+    <w:p>
+      <w:r>
+        <w:t>“What is relevant here is that the human body has fields that your devices can measure.</w:t>
+      </w:r>
+    </w:p>
+    <w:p>
+      <w:r>
+        <w:t>“</w:t>
+      </w:r>
+      <w:r>
+        <w:t xml:space="preserve">Using state of the art </w:t>
+      </w:r>
+      <w:r>
+        <w:t>technology,</w:t>
+      </w:r>
+      <w:r>
+        <w:t xml:space="preserve"> your devices are able to read these fields and display the results.</w:t>
+      </w:r>
+    </w:p>
+    <w:p>
+      <w:r>
+        <w:t>“Think of them as a bio-feedback device that’s so advanced as to seem like magic.</w:t>
+      </w:r>
+    </w:p>
+    <w:p>
+      <w:r>
+        <w:t>“Open your character sheet.</w:t>
+      </w:r>
+    </w:p>
+    <w:p>
+      <w:r>
+        <w:t>“Strength is the maximum force you can exert at you peak.</w:t>
+      </w:r>
+    </w:p>
+    <w:p>
+      <w:r>
+        <w:t>“Stamina is the energy that drives speed and strength. The greater your vitality, the faster you recover stamina.</w:t>
+      </w:r>
+    </w:p>
+    <w:p>
+      <w:r>
+        <w:t>“Vitality is controlled by countless things such as age, disease, injury, lack of sleep, and so on.</w:t>
       </w:r>
     </w:p>
     <w:p>
       <w:r>
         <w:lastRenderedPageBreak/>
-        <w:t>The rest of the class did their introductions and Mr. Song asked, “Any questions?”</w:t>
-      </w:r>
-    </w:p>
-    <w:p>
-      <w:r>
-        <w:t xml:space="preserve">Luke raised his hand and asked, “How </w:t>
-      </w:r>
-      <w:r>
-        <w:t>do these devices work?”</w:t>
-      </w:r>
-    </w:p>
-    <w:p>
-      <w:r>
-        <w:t>“Isn’t it obvious?” Mr. Song asked</w:t>
-      </w:r>
-      <w:r>
-        <w:t>, smiling.</w:t>
-      </w:r>
-    </w:p>
-    <w:p>
-      <w:r>
-        <w:t xml:space="preserve">“No,” Luke replied. “Yesterday, I declared to Ripper that </w:t>
-      </w:r>
-      <w:r>
-        <w:t xml:space="preserve">I </w:t>
-      </w:r>
-      <w:r>
-        <w:t>would never follow like a sheep. A moment later my device beeped, and said I gained +1 in mental manipulation resistance.</w:t>
-      </w:r>
-      <w:r>
-        <w:t xml:space="preserve"> That doesn’t make sense.”</w:t>
-      </w:r>
-    </w:p>
-    <w:p>
-      <w:r>
-        <w:t>“What is it now?” Mr. Song asked.</w:t>
-      </w:r>
-    </w:p>
-    <w:p>
-      <w:r>
-        <w:t>“</w:t>
-      </w:r>
-      <w:r>
-        <w:t>14</w:t>
-      </w:r>
-      <w:r>
-        <w:t>, whatever that means,” Luke said.</w:t>
-      </w:r>
-    </w:p>
-    <w:p>
-      <w:r>
-        <w:t>“That’s amazing,” Mr. Song said, impressed.</w:t>
-      </w:r>
-    </w:p>
-    <w:p>
-      <w:r>
-        <w:t>“I’m not trying to boast,” Luke said, embarrassed. “I just want to understand.”</w:t>
-      </w:r>
-    </w:p>
-    <w:p>
-      <w:r>
-        <w:t>Mr. Song took out his device and pointed it at Luke.</w:t>
-      </w:r>
-    </w:p>
-    <w:p>
-      <w:r>
-        <w:t>“You went off campus, didn’t you?” Mr. Song said, frowning.</w:t>
-      </w:r>
-    </w:p>
-    <w:p>
-      <w:r>
-        <w:t>Luke just sighed and nodded.</w:t>
-      </w:r>
-    </w:p>
-    <w:p>
-      <w:r>
-        <w:t>“Listen</w:t>
-      </w:r>
-      <w:r>
-        <w:t>,</w:t>
-      </w:r>
-      <w:r>
-        <w:t xml:space="preserve"> everyone,” Mr. Song said. “</w:t>
-      </w:r>
-      <w:r>
-        <w:t>Please don’t go off campus after sundown. It’s for your safety. Wouldn’t you agree, Mr. Billhardson?”</w:t>
-      </w:r>
-    </w:p>
-    <w:p>
-      <w:r>
-        <w:t>“I don’t know what happened,” Luke said. “I felt as if I was chased by a tiger, and heard terrifying voices whispering to me.</w:t>
-      </w:r>
-    </w:p>
-    <w:p>
-      <w:r>
-        <w:t>“At a restaurant the locals were saying how dangerous the forests were at night. I foolishly ignored them. At least one student was lost last night.”</w:t>
-      </w:r>
-    </w:p>
-    <w:p>
-      <w:r>
-        <w:t>“For the next few weeks please obey the rules,” Mr. Song said. “In time we will give you the training</w:t>
-      </w:r>
-      <w:r>
-        <w:t xml:space="preserve"> needed</w:t>
-      </w:r>
-      <w:r>
-        <w:t xml:space="preserve"> to face what is out there.</w:t>
-      </w:r>
-    </w:p>
-    <w:p>
-      <w:r>
-        <w:lastRenderedPageBreak/>
-        <w:t>“As a matter of fact, this talk is part of your training. You do not need to be afraid. Just focus on your lessons.</w:t>
-      </w:r>
-    </w:p>
-    <w:p>
-      <w:r>
-        <w:t>“Also, it’s okay if you want to drop out of school. Every year people do just that. But if you can though it out, then a new world will open out to you.</w:t>
-      </w:r>
-    </w:p>
-    <w:p>
-      <w:r>
-        <w:t>“As mentioned before, humanity has taken the wrong path. We need all of you to handle what is to come and keep the world safe.”</w:t>
-      </w:r>
-    </w:p>
-    <w:p>
-      <w:r>
-        <w:t>Mr. Song gave a dramatic pause as the students squirmed.</w:t>
-      </w:r>
-    </w:p>
-    <w:p>
-      <w:r>
-        <w:t>“Going back to the devices, t</w:t>
-      </w:r>
-      <w:r>
-        <w:t>he human body is composed of billions of cells, each having electrical and other properties,” Mr. Song said. “As a result</w:t>
-      </w:r>
-      <w:r>
-        <w:t xml:space="preserve"> of </w:t>
-      </w:r>
-      <w:r>
-        <w:t>various processes within your bodies</w:t>
-      </w:r>
-      <w:r>
-        <w:t>, everyone is surrounded by an energy field.</w:t>
-      </w:r>
-    </w:p>
-    <w:p>
-      <w:r>
-        <w:t>“We believe the devices read these fields.</w:t>
-      </w:r>
-    </w:p>
-    <w:p>
-      <w:r>
-        <w:t>“How they do this is unknown, since the technology is proprietary.</w:t>
-      </w:r>
-    </w:p>
+        <w:t>“School shows your itinerary and all school related information.</w:t>
+      </w:r>
+    </w:p>
+    <w:p>
+      <w:r>
+        <w:t>“Library contains an online copy of your books. And next week you will be getting additional books.</w:t>
+      </w:r>
+    </w:p>
+    <w:p>
+      <w:r>
+        <w:t>“Map is self explanatory. You can find your way around school grounds and the city.</w:t>
+      </w:r>
+    </w:p>
+    <w:p>
+      <w:r>
+        <w:t>“Party chat allows you to create 5-7 person teams, as well as talk with friends.</w:t>
+      </w:r>
+    </w:p>
+    <w:p>
+      <w:r>
+        <w:t>“There is a camera, and settings.</w:t>
+      </w:r>
+    </w:p>
+    <w:p>
+      <w:r>
+        <w:t>“How many people used Identify?”</w:t>
+      </w:r>
+    </w:p>
+    <w:p>
+      <w:r>
+        <w:t>Several people raised their hands.</w:t>
+      </w:r>
+    </w:p>
+    <w:p>
+      <w:r>
+        <w:t>“That’s a fun app, isn’t it?” Mr. Song asked.</w:t>
+      </w:r>
+    </w:p>
+    <w:p/>
     <w:p>
       <w:r>
         <w:t>“</w:t>
@@ -4650,7 +4984,7 @@
             <w:rPr>
               <w:noProof/>
             </w:rPr>
-            <w:t>14</w:t>
+            <w:t>4</w:t>
           </w:r>
         </w:fldSimple>
       </w:p>
@@ -4680,7 +5014,7 @@
             <w:rPr>
               <w:noProof/>
             </w:rPr>
-            <w:t>13</w:t>
+            <w:t>5</w:t>
           </w:r>
         </w:fldSimple>
       </w:p>
@@ -7102,7 +7436,7 @@
 </file>
 
 <file path=customXml/itemProps1.xml><?xml version="1.0" encoding="utf-8"?>
-<ds:datastoreItem xmlns:ds="http://schemas.openxmlformats.org/officeDocument/2006/customXml" ds:itemID="{036EA161-C1C0-4B69-94B0-53B082744D8B}">
+<ds:datastoreItem xmlns:ds="http://schemas.openxmlformats.org/officeDocument/2006/customXml" ds:itemID="{876FD2E3-86A2-485F-98CC-F4C303A5AE2E}">
   <ds:schemaRefs>
     <ds:schemaRef ds:uri="http://schemas.openxmlformats.org/officeDocument/2006/bibliography"/>
   </ds:schemaRefs>

--- a/Books/RPG_Books/The PrincessAndTheabyssDiver/Book_The PrincessAndTheAbyssDiver.docx
+++ b/Books/RPG_Books/The PrincessAndTheabyssDiver/Book_The PrincessAndTheAbyssDiver.docx
@@ -188,13 +188,13 @@
       <w:r>
         <w:fldChar w:fldCharType="separate"/>
       </w:r>
-      <w:hyperlink w:anchor="_Toc189210624" w:history="1">
+      <w:hyperlink w:anchor="_Toc208413044" w:history="1">
         <w:r>
           <w:rPr>
             <w:rStyle w:val="Hyperlink"/>
             <w:noProof/>
           </w:rPr>
-          <w:t>1.</w:t>
+          <w:t>0. Intro</w:t>
         </w:r>
         <w:r>
           <w:rPr>
@@ -215,7 +215,7 @@
             <w:noProof/>
             <w:webHidden/>
           </w:rPr>
-          <w:instrText xml:space="preserve"> PAGEREF _Toc189210624 \h </w:instrText>
+          <w:instrText xml:space="preserve"> PAGEREF _Toc208413044 \h </w:instrText>
         </w:r>
         <w:r>
           <w:rPr>
@@ -248,6 +248,91 @@
     </w:p>
     <w:p>
       <w:pPr>
+        <w:pStyle w:val="TOC2"/>
+        <w:tabs>
+          <w:tab w:val="left" w:pos="660"/>
+        </w:tabs>
+        <w:rPr>
+          <w:rFonts w:asciiTheme="minorHAnsi" w:eastAsiaTheme="minorEastAsia" w:hAnsiTheme="minorHAnsi" w:cstheme="minorBidi"/>
+          <w:noProof/>
+          <w:sz w:val="22"/>
+        </w:rPr>
+      </w:pPr>
+      <w:hyperlink w:anchor="_Toc208413045" w:history="1">
+        <w:r>
+          <w:rPr>
+            <w:rStyle w:val="Hyperlink"/>
+            <w:noProof/>
+          </w:rPr>
+          <w:t>1.</w:t>
+        </w:r>
+        <w:r>
+          <w:rPr>
+            <w:rFonts w:asciiTheme="minorHAnsi" w:eastAsiaTheme="minorEastAsia" w:hAnsiTheme="minorHAnsi" w:cstheme="minorBidi"/>
+            <w:noProof/>
+            <w:sz w:val="22"/>
+          </w:rPr>
+          <w:tab/>
+        </w:r>
+        <w:r>
+          <w:rPr>
+            <w:rStyle w:val="Hyperlink"/>
+            <w:noProof/>
+          </w:rPr>
+          <w:t>New School</w:t>
+        </w:r>
+        <w:r>
+          <w:rPr>
+            <w:noProof/>
+            <w:webHidden/>
+          </w:rPr>
+          <w:tab/>
+        </w:r>
+        <w:r>
+          <w:rPr>
+            <w:noProof/>
+            <w:webHidden/>
+          </w:rPr>
+          <w:fldChar w:fldCharType="begin"/>
+        </w:r>
+        <w:r>
+          <w:rPr>
+            <w:noProof/>
+            <w:webHidden/>
+          </w:rPr>
+          <w:instrText xml:space="preserve"> PAGEREF _Toc208413045 \h </w:instrText>
+        </w:r>
+        <w:r>
+          <w:rPr>
+            <w:noProof/>
+            <w:webHidden/>
+          </w:rPr>
+        </w:r>
+        <w:r>
+          <w:rPr>
+            <w:noProof/>
+            <w:webHidden/>
+          </w:rPr>
+          <w:fldChar w:fldCharType="separate"/>
+        </w:r>
+        <w:r>
+          <w:rPr>
+            <w:noProof/>
+            <w:webHidden/>
+          </w:rPr>
+          <w:t>23</w:t>
+        </w:r>
+        <w:r>
+          <w:rPr>
+            <w:noProof/>
+            <w:webHidden/>
+          </w:rPr>
+          <w:fldChar w:fldCharType="end"/>
+        </w:r>
+      </w:hyperlink>
+    </w:p>
+    <w:p>
+      <w:pPr>
         <w:jc w:val="left"/>
       </w:pPr>
       <w:r>
@@ -280,21 +365,18 @@
       <w:pPr>
         <w:pStyle w:val="H2"/>
       </w:pPr>
-      <w:bookmarkStart w:id="0" w:name="_Toc189210624"/>
+      <w:bookmarkStart w:id="0" w:name="_Toc208413044"/>
       <w:r>
         <w:lastRenderedPageBreak/>
         <w:t>0</w:t>
       </w:r>
       <w:r>
-        <w:t>.</w:t>
+        <w:t xml:space="preserve">. </w:t>
+      </w:r>
+      <w:r>
+        <w:t>Intro</w:t>
       </w:r>
       <w:bookmarkEnd w:id="0"/>
-      <w:r>
-        <w:t xml:space="preserve"> </w:t>
-      </w:r>
-      <w:r>
-        <w:t>Intro</w:t>
-      </w:r>
     </w:p>
     <w:p>
       <w:pPr>
@@ -632,25 +714,21 @@
         <w:rPr>
           <w:u w:val="single"/>
         </w:rPr>
-        <w:t>Luke Billhardson</w:t>
-      </w:r>
+        <w:t xml:space="preserve">Luke </w:t>
+      </w:r>
+      <w:proofErr w:type="spellStart"/>
       <w:r>
         <w:rPr>
           <w:u w:val="single"/>
         </w:rPr>
-        <w:t xml:space="preserve"> – </w:t>
-      </w:r>
+        <w:t>Billhardson</w:t>
+      </w:r>
+      <w:proofErr w:type="spellEnd"/>
       <w:r>
         <w:rPr>
           <w:u w:val="single"/>
         </w:rPr>
-        <w:t>Rank</w:t>
-      </w:r>
-      <w:r>
-        <w:rPr>
-          <w:u w:val="single"/>
-        </w:rPr>
-        <w:t xml:space="preserve"> 0</w:t>
+        <w:t xml:space="preserve"> – Rank 0</w:t>
       </w:r>
     </w:p>
     <w:p>
@@ -669,10 +747,7 @@
         <w:tab/>
       </w:r>
       <w:r>
-        <w:t>3</w:t>
-      </w:r>
-      <w:r>
-        <w:t>.56</w:t>
+        <w:t>4</w:t>
       </w:r>
     </w:p>
     <w:p>
@@ -694,10 +769,7 @@
         <w:tab/>
       </w:r>
       <w:r>
-        <w:t>2</w:t>
-      </w:r>
-      <w:r>
-        <w:t>.65</w:t>
+        <w:t>3</w:t>
       </w:r>
     </w:p>
     <w:p>
@@ -716,12 +788,7 @@
       </w:r>
       <w:r>
         <w:tab/>
-      </w:r>
-      <w:r>
-        <w:t>3</w:t>
-      </w:r>
-      <w:r>
-        <w:t>.78</w:t>
+        <w:t>4</w:t>
       </w:r>
     </w:p>
     <w:p>
@@ -744,9 +811,6 @@
       </w:r>
       <w:r>
         <w:t>4</w:t>
-      </w:r>
-      <w:r>
-        <w:t>.46</w:t>
       </w:r>
     </w:p>
     <w:p>
@@ -765,12 +829,7 @@
       </w:r>
       <w:r>
         <w:tab/>
-      </w:r>
-      <w:r>
         <w:t>5</w:t>
-      </w:r>
-      <w:r>
-        <w:t>.33</w:t>
       </w:r>
     </w:p>
     <w:p>
@@ -789,7 +848,7 @@
         <w:tab/>
       </w:r>
       <w:r>
-        <w:t>10.78</w:t>
+        <w:t>11</w:t>
       </w:r>
     </w:p>
     <w:p>
@@ -816,10 +875,7 @@
         <w:tab/>
       </w:r>
       <w:r>
-        <w:t>9</w:t>
-      </w:r>
-      <w:r>
-        <w:t>.63</w:t>
+        <w:t>10</w:t>
       </w:r>
     </w:p>
     <w:p>
@@ -836,12 +892,7 @@
       </w:r>
       <w:r>
         <w:tab/>
-      </w:r>
-      <w:r>
         <w:t>6</w:t>
-      </w:r>
-      <w:r>
-        <w:t>.45</w:t>
       </w:r>
     </w:p>
     <w:p>
@@ -858,20 +909,12 @@
       </w:r>
       <w:r>
         <w:tab/>
-        <w:t>6</w:t>
-      </w:r>
-      <w:r>
-        <w:t>.62</w:t>
-      </w:r>
-    </w:p>
-    <w:p>
-      <w:r>
-        <w:t>“You’re right,” Luke said. “That is freaky.”</w:t>
-      </w:r>
-    </w:p>
-    <w:p>
-      <w:r>
-        <w:t>Luke glanced at Ripper’s stats.</w:t>
+        <w:t>7</w:t>
+      </w:r>
+    </w:p>
+    <w:p>
+      <w:r>
+        <w:t>Luke changed precision to 2 decimal places.</w:t>
       </w:r>
     </w:p>
     <w:p>
@@ -887,7 +930,7 @@
         <w:rPr>
           <w:u w:val="single"/>
         </w:rPr>
-        <w:t>Ripper Jones</w:t>
+        <w:t>Luke Billhardson</w:t>
       </w:r>
       <w:r>
         <w:rPr>
@@ -924,7 +967,10 @@
         <w:tab/>
       </w:r>
       <w:r>
-        <w:t>8.23</w:t>
+        <w:t>3</w:t>
+      </w:r>
+      <w:r>
+        <w:t>.56</w:t>
       </w:r>
     </w:p>
     <w:p>
@@ -946,7 +992,7 @@
         <w:tab/>
       </w:r>
       <w:r>
-        <w:t>7</w:t>
+        <w:t>2</w:t>
       </w:r>
       <w:r>
         <w:t>.65</w:t>
@@ -970,10 +1016,10 @@
         <w:tab/>
       </w:r>
       <w:r>
-        <w:t>7</w:t>
-      </w:r>
-      <w:r>
-        <w:t>.76</w:t>
+        <w:t>3</w:t>
+      </w:r>
+      <w:r>
+        <w:t>.78</w:t>
       </w:r>
     </w:p>
     <w:p>
@@ -995,10 +1041,10 @@
         <w:tab/>
       </w:r>
       <w:r>
-        <w:t>6</w:t>
-      </w:r>
-      <w:r>
-        <w:t>.64</w:t>
+        <w:t>4</w:t>
+      </w:r>
+      <w:r>
+        <w:t>.46</w:t>
       </w:r>
     </w:p>
     <w:p>
@@ -1019,10 +1065,10 @@
         <w:tab/>
       </w:r>
       <w:r>
-        <w:t>7</w:t>
-      </w:r>
-      <w:r>
-        <w:t>.67</w:t>
+        <w:t>5</w:t>
+      </w:r>
+      <w:r>
+        <w:t>.33</w:t>
       </w:r>
     </w:p>
     <w:p>
@@ -1041,10 +1087,7 @@
         <w:tab/>
       </w:r>
       <w:r>
-        <w:t>4</w:t>
-      </w:r>
-      <w:r>
-        <w:t>.98</w:t>
+        <w:t>10.78</w:t>
       </w:r>
     </w:p>
     <w:p>
@@ -1071,10 +1114,10 @@
         <w:tab/>
       </w:r>
       <w:r>
-        <w:t>2</w:t>
-      </w:r>
-      <w:r>
-        <w:t>.36</w:t>
+        <w:t>9</w:t>
+      </w:r>
+      <w:r>
+        <w:t>.63</w:t>
       </w:r>
     </w:p>
     <w:p>
@@ -1091,10 +1134,12 @@
       </w:r>
       <w:r>
         <w:tab/>
-        <w:t>7</w:t>
-      </w:r>
-      <w:r>
-        <w:t>.83</w:t>
+      </w:r>
+      <w:r>
+        <w:t>6</w:t>
+      </w:r>
+      <w:r>
+        <w:t>.45</w:t>
       </w:r>
     </w:p>
     <w:p>
@@ -1111,33 +1156,1685 @@
       </w:r>
       <w:r>
         <w:tab/>
+        <w:t>6</w:t>
+      </w:r>
+      <w:r>
+        <w:t>.62</w:t>
+      </w:r>
+    </w:p>
+    <w:p>
+      <w:r>
+        <w:t>Changing the rounding feature, Luke got:</w:t>
+      </w:r>
+    </w:p>
+    <w:p>
+      <w:r>
+        <w:t xml:space="preserve"> </w:t>
+      </w:r>
+      <w:r>
+        <w:t>“You’re right,” Luke said</w:t>
+      </w:r>
+      <w:r>
+        <w:t xml:space="preserve"> and returned precision to default</w:t>
+      </w:r>
+      <w:r>
+        <w:t>. “That is freaky.”</w:t>
+      </w:r>
+    </w:p>
+    <w:p>
+      <w:r>
+        <w:t>Luke glanced at Ripper’s stats</w:t>
+      </w:r>
+      <w:r>
+        <w:t xml:space="preserve"> on his device</w:t>
+      </w:r>
+      <w:r>
+        <w:t>.</w:t>
+      </w:r>
+    </w:p>
+    <w:p>
+      <w:pPr>
+        <w:pStyle w:val="StatusMessage"/>
+        <w:ind w:left="0"/>
+        <w:jc w:val="left"/>
+        <w:rPr>
+          <w:u w:val="single"/>
+        </w:rPr>
+      </w:pPr>
+      <w:r>
+        <w:rPr>
+          <w:u w:val="single"/>
+        </w:rPr>
+        <w:lastRenderedPageBreak/>
+        <w:t>Ripper Jones</w:t>
+      </w:r>
+      <w:r>
+        <w:rPr>
+          <w:u w:val="single"/>
+        </w:rPr>
+        <w:t xml:space="preserve"> – </w:t>
+      </w:r>
+      <w:r>
+        <w:rPr>
+          <w:u w:val="single"/>
+        </w:rPr>
+        <w:t>Rank</w:t>
+      </w:r>
+      <w:r>
+        <w:rPr>
+          <w:u w:val="single"/>
+        </w:rPr>
+        <w:t xml:space="preserve"> 0</w:t>
+      </w:r>
+    </w:p>
+    <w:p>
+      <w:pPr>
+        <w:pStyle w:val="StatusMessage"/>
+        <w:tabs>
+          <w:tab w:val="left" w:pos="2127"/>
+        </w:tabs>
+        <w:ind w:left="0"/>
+        <w:jc w:val="left"/>
+      </w:pPr>
+      <w:r>
+        <w:t>Strength:</w:t>
+      </w:r>
+      <w:r>
+        <w:tab/>
+      </w:r>
+      <w:r>
+        <w:t>8</w:t>
+      </w:r>
+    </w:p>
+    <w:p>
+      <w:pPr>
+        <w:pStyle w:val="StatusMessage"/>
+        <w:tabs>
+          <w:tab w:val="left" w:pos="2127"/>
+        </w:tabs>
+        <w:ind w:left="0"/>
+        <w:jc w:val="left"/>
+      </w:pPr>
+      <w:r>
+        <w:t>Agility</w:t>
+      </w:r>
+      <w:r>
+        <w:t>:</w:t>
+      </w:r>
+      <w:r>
+        <w:tab/>
+      </w:r>
+      <w:r>
+        <w:t>8</w:t>
+      </w:r>
+    </w:p>
+    <w:p>
+      <w:pPr>
+        <w:pStyle w:val="StatusMessage"/>
+        <w:tabs>
+          <w:tab w:val="left" w:pos="2127"/>
+        </w:tabs>
+        <w:spacing w:after="120"/>
+        <w:ind w:left="0" w:right="357"/>
+        <w:contextualSpacing w:val="0"/>
+        <w:jc w:val="left"/>
+      </w:pPr>
+      <w:r>
+        <w:t>Stamina:</w:t>
+      </w:r>
+      <w:r>
+        <w:tab/>
+      </w:r>
+      <w:r>
+        <w:t>8</w:t>
+      </w:r>
+    </w:p>
+    <w:p>
+      <w:pPr>
+        <w:pStyle w:val="StatusMessage"/>
+        <w:tabs>
+          <w:tab w:val="left" w:pos="2127"/>
+        </w:tabs>
+        <w:ind w:left="0"/>
+        <w:jc w:val="left"/>
+      </w:pPr>
+      <w:r>
+        <w:t>Constitution</w:t>
+      </w:r>
+      <w:r>
+        <w:t>:</w:t>
+      </w:r>
+      <w:r>
+        <w:tab/>
+      </w:r>
+      <w:r>
         <w:t>7</w:t>
       </w:r>
-      <w:r>
-        <w:t>.24</w:t>
-      </w:r>
-    </w:p>
-    <w:p>
-      <w:r>
-        <w:t>“Your physical stats make sense,</w:t>
-      </w:r>
-      <w:r>
-        <w:t xml:space="preserve"> at least compared to me,</w:t>
+    </w:p>
+    <w:p>
+      <w:pPr>
+        <w:pStyle w:val="StatusMessage"/>
+        <w:tabs>
+          <w:tab w:val="left" w:pos="2127"/>
+        </w:tabs>
+        <w:spacing w:after="120"/>
+        <w:ind w:left="0" w:right="357"/>
+        <w:contextualSpacing w:val="0"/>
+        <w:jc w:val="left"/>
+      </w:pPr>
+      <w:r>
+        <w:t>Vitality:</w:t>
+      </w:r>
+      <w:r>
+        <w:tab/>
+      </w:r>
+      <w:r>
+        <w:t>8</w:t>
+      </w:r>
+    </w:p>
+    <w:p>
+      <w:pPr>
+        <w:pStyle w:val="StatusMessage"/>
+        <w:tabs>
+          <w:tab w:val="left" w:pos="2127"/>
+        </w:tabs>
+        <w:ind w:left="0"/>
+        <w:jc w:val="left"/>
+      </w:pPr>
+      <w:r>
+        <w:t>Nerve:</w:t>
+      </w:r>
+      <w:r>
+        <w:tab/>
+      </w:r>
+      <w:r>
+        <w:t>5</w:t>
+      </w:r>
+    </w:p>
+    <w:p>
+      <w:pPr>
+        <w:pStyle w:val="StatusMessage"/>
+        <w:tabs>
+          <w:tab w:val="left" w:pos="2127"/>
+        </w:tabs>
+        <w:spacing w:after="120"/>
+        <w:ind w:left="0" w:right="357"/>
+        <w:contextualSpacing w:val="0"/>
+        <w:jc w:val="left"/>
+      </w:pPr>
+      <w:r>
+        <w:t>Manna</w:t>
+      </w:r>
+      <w:r>
+        <w:t xml:space="preserve"> Channeling</w:t>
+      </w:r>
+      <w:r>
+        <w:t>:</w:t>
+      </w:r>
+      <w:r>
+        <w:tab/>
+      </w:r>
+      <w:r>
+        <w:t>2</w:t>
+      </w:r>
+    </w:p>
+    <w:p>
+      <w:pPr>
+        <w:pStyle w:val="StatusMessage"/>
+        <w:tabs>
+          <w:tab w:val="left" w:pos="2127"/>
+        </w:tabs>
+        <w:ind w:left="0"/>
+        <w:jc w:val="left"/>
+      </w:pPr>
+      <w:r>
+        <w:t>Charisma:</w:t>
+      </w:r>
+      <w:r>
+        <w:tab/>
+      </w:r>
+      <w:r>
+        <w:t>8</w:t>
+      </w:r>
+    </w:p>
+    <w:p>
+      <w:pPr>
+        <w:pStyle w:val="StatusMessage"/>
+        <w:tabs>
+          <w:tab w:val="left" w:pos="2127"/>
+        </w:tabs>
+        <w:ind w:left="0"/>
+        <w:jc w:val="left"/>
+      </w:pPr>
+      <w:r>
+        <w:t>Luck:</w:t>
+      </w:r>
+      <w:r>
+        <w:tab/>
+        <w:t>7</w:t>
+      </w:r>
+    </w:p>
+    <w:p>
+      <w:r>
+        <w:t xml:space="preserve">“Your stats are greater than mine. That makes sense,” Luke said. </w:t>
+      </w:r>
+      <w:r>
+        <w:t>“But how do they measure charisma or luck? Luck isn’t scientific.”</w:t>
+      </w:r>
+    </w:p>
+    <w:p>
+      <w:r>
+        <w:t>“The school principle said you had a high IQ,” Ripper said. “I guess that explains your nerve of 1</w:t>
+      </w:r>
+      <w:r>
+        <w:t>0</w:t>
+      </w:r>
+      <w:r>
+        <w:t>.”</w:t>
+      </w:r>
+    </w:p>
+    <w:p>
+      <w:r>
+        <w:t>“And you’re a natural athlete,” Luke said.</w:t>
+      </w:r>
+    </w:p>
+    <w:p>
+      <w:r>
+        <w:t xml:space="preserve">“Greeting </w:t>
+      </w:r>
+      <w:r>
+        <w:t>students</w:t>
+      </w:r>
+      <w:r>
+        <w:t>,” a man in a business suit on stage called, silencing the room.</w:t>
+      </w:r>
+    </w:p>
+    <w:p>
+      <w:r>
+        <w:t>“My name is Dr. Everson Thornville</w:t>
+      </w:r>
+      <w:r>
+        <w:t xml:space="preserve"> and I am your</w:t>
+      </w:r>
+      <w:r>
+        <w:t xml:space="preserve"> principle.</w:t>
+      </w:r>
+      <w:r>
+        <w:t xml:space="preserve"> You may call me Principle Thornville or Dr. Thornville.</w:t>
+      </w:r>
+    </w:p>
+    <w:p>
+      <w:r>
+        <w:t xml:space="preserve">“Welcome to the Albert Einstein </w:t>
+      </w:r>
+      <w:r>
+        <w:t>Academy</w:t>
+      </w:r>
+      <w:r>
+        <w:t xml:space="preserve"> for Gifted Children.</w:t>
+      </w:r>
+    </w:p>
+    <w:p>
+      <w:r>
+        <w:t xml:space="preserve">“You are all here because we believe you are the shining future of our tiny </w:t>
+      </w:r>
+      <w:r>
+        <w:t>blue star</w:t>
+      </w:r>
+      <w:r>
+        <w:t>.</w:t>
+      </w:r>
+      <w:r>
+        <w:t xml:space="preserve"> Over the next few years you will learn the skills needed to handle the terrifying changes that will befall </w:t>
+      </w:r>
+      <w:r>
+        <w:t>Blue Star</w:t>
+      </w:r>
+      <w:r>
+        <w:t>.”</w:t>
+      </w:r>
+    </w:p>
+    <w:p>
+      <w:proofErr w:type="gramStart"/>
+      <w:r>
+        <w:t>“Blue Star?”</w:t>
+      </w:r>
+      <w:proofErr w:type="gramEnd"/>
+      <w:r>
+        <w:t xml:space="preserve"> Ripper asked. “Doesn’t he mean Earth?”</w:t>
+      </w:r>
+    </w:p>
+    <w:p>
+      <w:r>
+        <w:t>“</w:t>
+      </w:r>
+      <w:r>
+        <w:t xml:space="preserve">Who </w:t>
+      </w:r>
+      <w:r>
+        <w:t>know</w:t>
+      </w:r>
+      <w:r>
+        <w:t>s?</w:t>
       </w:r>
       <w:r>
         <w:t>” Luke said.</w:t>
       </w:r>
-      <w:r>
-        <w:t xml:space="preserve"> “But how do they measure charisma or luck? Luck isn’t scientific.”</w:t>
+    </w:p>
+    <w:p>
+      <w:r>
+        <w:t>Th</w:t>
+      </w:r>
+      <w:r>
+        <w:t>e audience murmured in confusion</w:t>
+      </w:r>
+      <w:r>
+        <w:t>.</w:t>
       </w:r>
     </w:p>
     <w:p>
       <w:r>
         <w:lastRenderedPageBreak/>
-        <w:t>“The school principle said you had a high IQ,” Ripper said. “I guess that explains your nerve of 1</w:t>
-      </w:r>
-      <w:r>
-        <w:t>0</w:t>
+        <w:t>“In this school, you will not learn to become a worker</w:t>
+      </w:r>
+      <w:r>
+        <w:t xml:space="preserve"> at an office, factory or what not</w:t>
+      </w:r>
+      <w:r>
+        <w:t>. AI can do that easily</w:t>
+      </w:r>
+      <w:r>
+        <w:t xml:space="preserve">,” the principle </w:t>
+      </w:r>
+      <w:r>
+        <w:t>said</w:t>
+      </w:r>
+      <w:r>
+        <w:t>. “</w:t>
+      </w:r>
+      <w:r>
+        <w:t xml:space="preserve">Our goal is to teach each of you to become masters of your own destinies. </w:t>
+      </w:r>
+      <w:r>
+        <w:t>Only then may you overcome the monsters surrounding us and gain true strength.</w:t>
+      </w:r>
+      <w:r>
+        <w:t>”</w:t>
+      </w:r>
+    </w:p>
+    <w:p>
+      <w:proofErr w:type="gramStart"/>
+      <w:r>
+        <w:t>“Monsters?”</w:t>
+      </w:r>
+      <w:proofErr w:type="gramEnd"/>
+      <w:r>
+        <w:t xml:space="preserve"> Ripper asked.</w:t>
+      </w:r>
+    </w:p>
+    <w:p>
+      <w:r>
+        <w:t xml:space="preserve">“Either it’s a metaphor or the principle is </w:t>
+      </w:r>
+      <w:r>
+        <w:t xml:space="preserve">a </w:t>
+      </w:r>
+      <w:r>
+        <w:t>crazy</w:t>
+      </w:r>
+      <w:r>
+        <w:t xml:space="preserve"> gamer</w:t>
+      </w:r>
+      <w:r>
+        <w:t xml:space="preserve">,” </w:t>
+      </w:r>
+      <w:r>
+        <w:t>Luke</w:t>
+      </w:r>
+      <w:r>
+        <w:t xml:space="preserve"> said.</w:t>
+      </w:r>
+    </w:p>
+    <w:p>
+      <w:r>
+        <w:t>The principle smiled at the confused students and said, “</w:t>
+      </w:r>
+      <w:r>
+        <w:t xml:space="preserve">Ms. </w:t>
+      </w:r>
+      <w:r>
+        <w:t>Annie Winfield, please enter.”</w:t>
+      </w:r>
+    </w:p>
+    <w:p>
+      <w:r>
+        <w:t>From offstage a teenage girl entered, wearing the school uniform.</w:t>
+      </w:r>
+    </w:p>
+    <w:p>
+      <w:r>
+        <w:t xml:space="preserve">The </w:t>
+      </w:r>
+      <w:r>
+        <w:t xml:space="preserve">auditorium </w:t>
+      </w:r>
+      <w:r>
+        <w:t xml:space="preserve">broke out in </w:t>
+      </w:r>
+      <w:r>
+        <w:t>whispers</w:t>
+      </w:r>
+      <w:r>
+        <w:t>. That wasn’t surprising.</w:t>
+      </w:r>
+    </w:p>
+    <w:p>
+      <w:r>
+        <w:t xml:space="preserve">“Damn, she looks like an elfin princess,” </w:t>
+      </w:r>
+      <w:r>
+        <w:t>Luke</w:t>
+      </w:r>
+      <w:r>
+        <w:t xml:space="preserve"> said as he almost drooled. He</w:t>
+      </w:r>
+      <w:r>
+        <w:t xml:space="preserve"> had the urge jump on stage and…</w:t>
+      </w:r>
+    </w:p>
+    <w:p>
+      <w:r>
+        <w:t>Luke</w:t>
+      </w:r>
+      <w:r>
+        <w:t xml:space="preserve"> wouldn’t do that in real life. He wasn’t that stupid.</w:t>
+      </w:r>
+      <w:r>
+        <w:t xml:space="preserve"> </w:t>
+      </w:r>
+      <w:r>
+        <w:t>However, nothing prevented him from ravaging her in his mind.</w:t>
+      </w:r>
+    </w:p>
+    <w:p>
+      <w:r>
+        <w:t>All about, the other teens had the same desire, even many of the ladies.</w:t>
+      </w:r>
+    </w:p>
+    <w:p>
+      <w:r>
+        <w:t>“</w:t>
+      </w:r>
+      <w:r>
+        <w:t xml:space="preserve">Ms. </w:t>
+      </w:r>
+      <w:r>
+        <w:t>Annie Winfield</w:t>
+      </w:r>
+      <w:r>
+        <w:t xml:space="preserve"> is </w:t>
+      </w:r>
+      <w:r>
+        <w:t xml:space="preserve">the youngest daughter of </w:t>
+      </w:r>
+      <w:r>
+        <w:t xml:space="preserve">Mr. </w:t>
+      </w:r>
+      <w:r>
+        <w:t xml:space="preserve">Edward Winfield, </w:t>
+      </w:r>
+      <w:r>
+        <w:t>c</w:t>
+      </w:r>
+      <w:r>
+        <w:t>hair</w:t>
+      </w:r>
+      <w:r>
+        <w:t xml:space="preserve"> </w:t>
+      </w:r>
+      <w:r>
+        <w:t xml:space="preserve">and founder </w:t>
+      </w:r>
+      <w:r>
+        <w:t xml:space="preserve">of this school,” Principle Bertrand said. “And yes, I’m talking about Winfield </w:t>
+      </w:r>
+      <w:r>
+        <w:t>Technology, famous for its fusion reactors, personal robots, quantum technologies, and so much more.</w:t>
+      </w:r>
+    </w:p>
+    <w:p>
+      <w:r>
+        <w:t>“However, that is not why she is here,” the principle said. “</w:t>
+      </w:r>
+      <w:r>
+        <w:t xml:space="preserve">She is </w:t>
+      </w:r>
+      <w:r>
+        <w:t>your year representative</w:t>
+      </w:r>
+      <w:r>
+        <w:t xml:space="preserve"> because of her exceptional talents.”</w:t>
+      </w:r>
+    </w:p>
+    <w:p>
+      <w:r>
+        <w:t>Annie had the grace to blush. “Damn she’s cute,” Luke muttered.</w:t>
+      </w:r>
+    </w:p>
+    <w:p>
+      <w:r>
+        <w:lastRenderedPageBreak/>
+        <w:t>“</w:t>
+      </w:r>
+      <w:r>
+        <w:t xml:space="preserve">Yes, many of you here exceed her in terms of </w:t>
+      </w:r>
+      <w:r>
+        <w:t>speed, strength,</w:t>
+      </w:r>
+      <w:r>
+        <w:t xml:space="preserve"> academics,</w:t>
+      </w:r>
+      <w:r>
+        <w:t xml:space="preserve"> and problem solving, to name a few. However, her combined scores exceed everyone here</w:t>
+      </w:r>
+      <w:r>
+        <w:t>.</w:t>
+      </w:r>
+    </w:p>
+    <w:p>
+      <w:r>
+        <w:t>“Considering you are the cream of the crop</w:t>
+      </w:r>
+      <w:r>
+        <w:t>, that’s saying something.</w:t>
+      </w:r>
+    </w:p>
+    <w:p>
+      <w:r>
+        <w:t xml:space="preserve">“Ms. </w:t>
+      </w:r>
+      <w:r>
+        <w:t>Winfield</w:t>
+      </w:r>
+      <w:r>
+        <w:t>, please speak to your cohort.”</w:t>
+      </w:r>
+    </w:p>
+    <w:p>
+      <w:r>
+        <w:t>Annie stepped up to the mike and took a breath.</w:t>
+      </w:r>
+    </w:p>
+    <w:p>
+      <w:r>
+        <w:t xml:space="preserve">“Thank you Principle Thornville,” Annie said. “6 years ago my father founded this </w:t>
+      </w:r>
+      <w:r>
+        <w:t>academy using his considerable wealth. The purpose is to gather all the best and brightest kids of the world in order to forge a better world for everyone.</w:t>
+      </w:r>
+    </w:p>
+    <w:p>
+      <w:r>
+        <w:t>“</w:t>
+      </w:r>
+      <w:r>
+        <w:t xml:space="preserve">Sad to say the world is full of monsters. They live just below the surface, hungry to come out and </w:t>
+      </w:r>
+      <w:r>
+        <w:t>slaughter</w:t>
+      </w:r>
+      <w:r>
+        <w:t xml:space="preserve">. </w:t>
+      </w:r>
+      <w:r>
+        <w:t>E</w:t>
+      </w:r>
+      <w:r>
+        <w:t xml:space="preserve">nvironmental </w:t>
+      </w:r>
+      <w:r>
+        <w:t>contamination</w:t>
+      </w:r>
+      <w:r>
+        <w:t xml:space="preserve">, desecration of </w:t>
+      </w:r>
+      <w:r>
+        <w:t>sacred</w:t>
+      </w:r>
+      <w:r>
+        <w:t xml:space="preserve"> lands</w:t>
+      </w:r>
+      <w:r>
+        <w:t>, polarization of the world</w:t>
+      </w:r>
+      <w:r>
+        <w:t xml:space="preserve">, </w:t>
+      </w:r>
+      <w:r>
+        <w:t xml:space="preserve">extreme wealth disparities, </w:t>
+      </w:r>
+      <w:r>
+        <w:t>despair and hate</w:t>
+      </w:r>
+      <w:r>
+        <w:t xml:space="preserve"> are making things worse.</w:t>
+      </w:r>
+    </w:p>
+    <w:p>
+      <w:r>
+        <w:t xml:space="preserve">“Our goal here is simple. Become strong and never place our fate on </w:t>
+      </w:r>
+      <w:r>
+        <w:t>so-called saviors</w:t>
+      </w:r>
+      <w:r>
+        <w:t>.</w:t>
+      </w:r>
+    </w:p>
+    <w:p>
+      <w:r>
+        <w:t>“I look forward to growing ever stronger with all of you.”</w:t>
+      </w:r>
+    </w:p>
+    <w:p>
+      <w:r>
+        <w:t>With that Annie stepped off from the podium.</w:t>
+      </w:r>
+    </w:p>
+    <w:p>
+      <w:r>
+        <w:t xml:space="preserve">“Thank you Ms. </w:t>
+      </w:r>
+      <w:r>
+        <w:t>Winfield</w:t>
+      </w:r>
+      <w:r>
+        <w:t>,” the principle said.</w:t>
+      </w:r>
+    </w:p>
+    <w:p>
+      <w:r>
+        <w:t>“This first week is for you to settle in. Then next week you will get to know the true nature of this school and why you are here.</w:t>
+      </w:r>
+    </w:p>
+    <w:p>
+      <w:r>
+        <w:t>“We selected each of you because we believe you are best qualified. However, we might have been wrong. If, for whatever reason, you find this place overwhelming, you are free to return to your country.</w:t>
+      </w:r>
+    </w:p>
+    <w:p>
+      <w:r>
+        <w:t>“We will even extend your scholarship to other schools.</w:t>
+      </w:r>
+    </w:p>
+    <w:p>
+      <w:r>
+        <w:lastRenderedPageBreak/>
+        <w:t>“And that is why you are starting in August.”</w:t>
+      </w:r>
+    </w:p>
+    <w:p>
+      <w:r>
+        <w:t>The principle paused for the message to sink in and then continued.</w:t>
+      </w:r>
+    </w:p>
+    <w:p>
+      <w:r>
+        <w:t>“</w:t>
+      </w:r>
+      <w:r>
+        <w:t>You will find y</w:t>
+      </w:r>
+      <w:r>
+        <w:t>our luggage in your dormitory rooms.</w:t>
+      </w:r>
+      <w:r>
+        <w:t xml:space="preserve"> Your map app will guide you there.</w:t>
+      </w:r>
+    </w:p>
+    <w:p>
+      <w:r>
+        <w:t>“</w:t>
+      </w:r>
+      <w:r>
+        <w:t xml:space="preserve">Also, you will find your school issued uniforms, </w:t>
+      </w:r>
+      <w:r>
+        <w:t xml:space="preserve">school books, </w:t>
+      </w:r>
+      <w:r>
+        <w:t xml:space="preserve">and everything else you will need to </w:t>
+      </w:r>
+      <w:r>
+        <w:t>attend classes.</w:t>
+      </w:r>
+    </w:p>
+    <w:p>
+      <w:r>
+        <w:t>“Go to your dormitories and settle in.</w:t>
+      </w:r>
+    </w:p>
+    <w:p>
+      <w:r>
+        <w:t>“Your homework is to become familiar with your devices.</w:t>
+      </w:r>
+    </w:p>
+    <w:p>
+      <w:r>
+        <w:t>“After that</w:t>
+      </w:r>
+      <w:r>
+        <w:t>, I encourage you to spend time getting to know your fellow students and exploring the local town. Also, the hiking trails are amazing, with rivers, wat</w:t>
+      </w:r>
+      <w:r>
+        <w:t>erfalls and canyons to explore.”</w:t>
+      </w:r>
+    </w:p>
+    <w:p>
+      <w:r>
+        <w:t xml:space="preserve">The principle paused and then said, “I do need to warn you. Please avoid leaving </w:t>
+      </w:r>
+      <w:r>
+        <w:t xml:space="preserve">town or </w:t>
+      </w:r>
+      <w:r>
+        <w:t xml:space="preserve">school grounds after </w:t>
+      </w:r>
+      <w:r>
+        <w:t>dusk</w:t>
+      </w:r>
+      <w:r>
+        <w:t>. This is especially true of the surrounding forests</w:t>
+      </w:r>
+      <w:r>
+        <w:t xml:space="preserve"> and mountains</w:t>
+      </w:r>
+      <w:r>
+        <w:t>.</w:t>
+      </w:r>
+      <w:r>
+        <w:t>”</w:t>
+      </w:r>
+    </w:p>
+    <w:p>
+      <w:r>
+        <w:t xml:space="preserve">The principle paused and then said in a sinister voice, </w:t>
+      </w:r>
+      <w:r>
+        <w:t>“</w:t>
+      </w:r>
+      <w:r>
+        <w:t>The dark is filled with dangers</w:t>
+      </w:r>
+      <w:r>
+        <w:t xml:space="preserve">. </w:t>
+      </w:r>
+      <w:r>
+        <w:t>Things are out there. Things best left undisturbed.”</w:t>
+      </w:r>
+    </w:p>
+    <w:p>
+      <w:r>
+        <w:t>That sent a chill down Luke’s back.</w:t>
+      </w:r>
+    </w:p>
+    <w:p>
+      <w:r>
+        <w:t>“That’s creepy,” Ripper muttered.</w:t>
+      </w:r>
+    </w:p>
+    <w:p>
+      <w:r>
+        <w:t>All about students muttered.</w:t>
+      </w:r>
+    </w:p>
+    <w:p>
+      <w:r>
+        <w:t xml:space="preserve">“Principle Thornville, please don’t scare the kids,” a woman </w:t>
+      </w:r>
+      <w:r>
+        <w:t>scolded</w:t>
+      </w:r>
+      <w:r>
+        <w:t>.</w:t>
+      </w:r>
+    </w:p>
+    <w:p>
+      <w:r>
+        <w:t>“This is vice-principle Eliot Drew,” the principle said</w:t>
+      </w:r>
+      <w:r>
+        <w:t>, pointing at the woman</w:t>
+      </w:r>
+      <w:r>
+        <w:t xml:space="preserve">. </w:t>
+      </w:r>
+      <w:r>
+        <w:t xml:space="preserve">He turned to the vice-principle and said, </w:t>
+      </w:r>
+      <w:r>
+        <w:t>“</w:t>
+      </w:r>
+      <w:r>
+        <w:t>Fear is essential if one is to stay safe. You know what is out there.”</w:t>
+      </w:r>
+    </w:p>
+    <w:p>
+      <w:r>
+        <w:lastRenderedPageBreak/>
+        <w:t xml:space="preserve">The principle turned back to the audience and said, “The </w:t>
+      </w:r>
+      <w:r>
+        <w:t xml:space="preserve">boundary of </w:t>
+      </w:r>
+      <w:r>
+        <w:t>both the town and</w:t>
+      </w:r>
+      <w:r>
+        <w:t xml:space="preserve"> school grounds is</w:t>
+      </w:r>
+      <w:r>
+        <w:t xml:space="preserve"> well marked.</w:t>
+      </w:r>
+    </w:p>
+    <w:p>
+      <w:r>
+        <w:t>“</w:t>
+      </w:r>
+      <w:r>
+        <w:t xml:space="preserve">You are </w:t>
+      </w:r>
+      <w:r>
+        <w:t xml:space="preserve">required to be either on </w:t>
+      </w:r>
+      <w:r>
+        <w:t xml:space="preserve">campus grounds </w:t>
+      </w:r>
+      <w:r>
+        <w:t xml:space="preserve">or in the town between </w:t>
+      </w:r>
+      <w:r>
+        <w:t>dusk and dawn. Those rules are there for a reason. We don’t want tragedies.</w:t>
+      </w:r>
+      <w:r>
+        <w:t xml:space="preserve"> </w:t>
+      </w:r>
+      <w:proofErr w:type="gramStart"/>
+      <w:r>
+        <w:t>Dismissed.”</w:t>
+      </w:r>
+      <w:proofErr w:type="gramEnd"/>
+    </w:p>
+    <w:p>
+      <w:r>
+        <w:t xml:space="preserve">The auditorium burst into a cacophony as everyone tried to understand </w:t>
+      </w:r>
+      <w:r>
+        <w:t>the dire warning.</w:t>
+      </w:r>
+    </w:p>
+    <w:p>
+      <w:r>
+        <w:t>“Damn, that was weird,” Ripper said. “Why not just say we will get into trouble?”</w:t>
+      </w:r>
+    </w:p>
+    <w:p>
+      <w:r>
+        <w:t xml:space="preserve">“Maybe there are wild animals,” </w:t>
+      </w:r>
+      <w:r>
+        <w:t>Luke</w:t>
+      </w:r>
+      <w:r>
+        <w:t xml:space="preserve"> said. “No</w:t>
+      </w:r>
+      <w:r>
+        <w:t>,</w:t>
+      </w:r>
+      <w:r>
+        <w:t xml:space="preserve"> that doesn’t make sense. The principle said we should explore during the day.”</w:t>
+      </w:r>
+    </w:p>
+    <w:p>
+      <w:r>
+        <w:t>Ten minutes later they were at their dormitory room.</w:t>
+      </w:r>
+    </w:p>
+    <w:p>
+      <w:r>
+        <w:t xml:space="preserve">The studio apartment had a kitchenette to the left and a washroom to the right. Beyond were </w:t>
+      </w:r>
+      <w:r>
+        <w:t xml:space="preserve">two </w:t>
+      </w:r>
+      <w:r>
+        <w:t>elevated beds</w:t>
+      </w:r>
+      <w:r>
+        <w:t>. Under each bed was a study area with desk, chair</w:t>
+      </w:r>
+      <w:r>
+        <w:t xml:space="preserve">, </w:t>
+      </w:r>
+      <w:r>
+        <w:t xml:space="preserve">and </w:t>
+      </w:r>
+      <w:r>
+        <w:t>chest of draws.</w:t>
+      </w:r>
+    </w:p>
+    <w:p>
+      <w:r>
+        <w:t xml:space="preserve">On the floor to the right was </w:t>
+      </w:r>
+      <w:r>
+        <w:t>Luke</w:t>
+      </w:r>
+      <w:r>
+        <w:t>’s lugg</w:t>
+      </w:r>
+      <w:r>
+        <w:t xml:space="preserve">age. </w:t>
+      </w:r>
+      <w:r>
+        <w:t>School books lined a book shelf.</w:t>
+      </w:r>
+    </w:p>
+    <w:p>
+      <w:r>
+        <w:t xml:space="preserve"> </w:t>
+      </w:r>
+      <w:r>
+        <w:t>“What’s the WIFI password?”</w:t>
+      </w:r>
+      <w:r>
+        <w:t xml:space="preserve"> Ripper asked.</w:t>
+      </w:r>
+    </w:p>
+    <w:p>
+      <w:r>
+        <w:t xml:space="preserve">“Challenger 423,” </w:t>
+      </w:r>
+      <w:r>
+        <w:t>Luke</w:t>
+      </w:r>
+      <w:r>
+        <w:t xml:space="preserve"> said, pointing at a sign on the wall.</w:t>
+      </w:r>
+    </w:p>
+    <w:p>
+      <w:r>
+        <w:t>“Thanks,” Ripper said as he opened his laptop.</w:t>
+      </w:r>
+    </w:p>
+    <w:p>
+      <w:r>
+        <w:t>Luke</w:t>
+      </w:r>
+      <w:r>
+        <w:t xml:space="preserve"> </w:t>
+      </w:r>
+      <w:r>
+        <w:t>unpacked, placing his clothes</w:t>
+      </w:r>
+      <w:r>
+        <w:t xml:space="preserve"> and items</w:t>
+      </w:r>
+      <w:r>
+        <w:t xml:space="preserve"> in </w:t>
+      </w:r>
+      <w:r>
+        <w:t>his</w:t>
+      </w:r>
+      <w:r>
+        <w:t xml:space="preserve"> closet and chest of drawers. Last item was his laptop.</w:t>
+      </w:r>
+    </w:p>
+    <w:p>
+      <w:r>
+        <w:t>It was time to call his parents.</w:t>
+      </w:r>
+    </w:p>
+    <w:p>
+      <w:r>
+        <w:t xml:space="preserve">“Hi Mum, Dad, Goat Father,” </w:t>
+      </w:r>
+      <w:r>
+        <w:t>Luke</w:t>
+      </w:r>
+      <w:r>
+        <w:t xml:space="preserve"> said.</w:t>
+      </w:r>
+    </w:p>
+    <w:p>
+      <w:r>
+        <w:t>Ripper glanced at Luke but didn’t say anything.</w:t>
+      </w:r>
+    </w:p>
+    <w:p>
+      <w:r>
+        <w:lastRenderedPageBreak/>
+        <w:t xml:space="preserve">“Hi </w:t>
+      </w:r>
+      <w:r>
+        <w:t>Luke</w:t>
+      </w:r>
+      <w:r>
+        <w:t xml:space="preserve">,” </w:t>
+      </w:r>
+      <w:r>
+        <w:t>Luke</w:t>
+      </w:r>
+      <w:r>
+        <w:t>’s mum said. “Was the trip okay? Was there any problems?”</w:t>
+      </w:r>
+    </w:p>
+    <w:p>
+      <w:r>
+        <w:t xml:space="preserve">“No mum,” </w:t>
+      </w:r>
+      <w:r>
+        <w:t>Luke</w:t>
+      </w:r>
+      <w:r>
+        <w:t xml:space="preserve"> said. “The trip was just tedious, since all I could see were clouds. Here is my room.”</w:t>
+      </w:r>
+    </w:p>
+    <w:p>
+      <w:r>
+        <w:t>Luke</w:t>
+      </w:r>
+      <w:r>
+        <w:t xml:space="preserve"> panned the phone around and said, “I even have a kitchenette, so I can practice my cooking.</w:t>
+      </w:r>
+    </w:p>
+    <w:p>
+      <w:r>
+        <w:t>“Ripper, say ‘Hi’.”</w:t>
+      </w:r>
+    </w:p>
+    <w:p>
+      <w:r>
+        <w:t xml:space="preserve">Ripper waved and </w:t>
+      </w:r>
+      <w:r>
+        <w:t>Luke</w:t>
+      </w:r>
+      <w:r>
+        <w:t xml:space="preserve"> stepped out onto the balcony.</w:t>
+      </w:r>
+    </w:p>
+    <w:p>
+      <w:r>
+        <w:t>Luke</w:t>
+      </w:r>
+      <w:r>
+        <w:t xml:space="preserve"> pointed his phone at the surrounding mountains.</w:t>
+      </w:r>
+    </w:p>
+    <w:p>
+      <w:r>
+        <w:t xml:space="preserve">“Those mountains are beautiful,” </w:t>
+      </w:r>
+      <w:r>
+        <w:t>Luke</w:t>
+      </w:r>
+      <w:r>
+        <w:t>’s mother said.</w:t>
+      </w:r>
+      <w:r>
+        <w:t xml:space="preserve"> “How is the school?”</w:t>
+      </w:r>
+    </w:p>
+    <w:p>
+      <w:r>
+        <w:t>“The school grounds are beautiful from what I’ve seen,” Luke said. “We passed through the town when we arrived. It’s expanding rather fast. You can see construction cranes everywhere.”</w:t>
+      </w:r>
+    </w:p>
+    <w:p>
+      <w:r>
+        <w:t xml:space="preserve">“I hear there are plenty of those nut jobs in </w:t>
+      </w:r>
+      <w:r>
+        <w:t>Switzerland</w:t>
+      </w:r>
+      <w:r>
+        <w:t xml:space="preserve">,” </w:t>
+      </w:r>
+      <w:r>
+        <w:t>Luke</w:t>
+      </w:r>
+      <w:r>
+        <w:t>’s dad said.</w:t>
+      </w:r>
+    </w:p>
+    <w:p>
+      <w:r>
+        <w:t xml:space="preserve">“There were some protesters at the gates when we arrived,” </w:t>
+      </w:r>
+      <w:r>
+        <w:t>Luke</w:t>
+      </w:r>
+      <w:r>
+        <w:t xml:space="preserve"> said.</w:t>
+      </w:r>
+    </w:p>
+    <w:p>
+      <w:r>
+        <w:t>“</w:t>
+      </w:r>
+      <w:r>
+        <w:t>So Goat Son</w:t>
+      </w:r>
+      <w:r>
+        <w:t>,</w:t>
+      </w:r>
+      <w:r>
+        <w:t xml:space="preserve"> did you eat any good books lately?</w:t>
+      </w:r>
+      <w:r>
+        <w:t xml:space="preserve">” </w:t>
+      </w:r>
+      <w:r>
+        <w:t>Luke</w:t>
+      </w:r>
+      <w:r>
+        <w:t xml:space="preserve">’s uncle and godfather </w:t>
+      </w:r>
+      <w:r>
+        <w:t>asked</w:t>
+      </w:r>
+      <w:r>
+        <w:t>.</w:t>
+      </w:r>
+    </w:p>
+    <w:p>
+      <w:r>
+        <w:t>Luke</w:t>
+      </w:r>
+      <w:r>
+        <w:t xml:space="preserve"> stepped back into the room and pointed the phone at his new school books. “I have plenty of food,” He said.</w:t>
+      </w:r>
+    </w:p>
+    <w:p>
+      <w:r>
+        <w:t>Luke</w:t>
+      </w:r>
+      <w:r>
+        <w:t xml:space="preserve"> stepped back out onto the balcony and closed the door. He and his uncle started bleating at each other.</w:t>
+      </w:r>
+    </w:p>
+    <w:p>
+      <w:r>
+        <w:lastRenderedPageBreak/>
+        <w:t xml:space="preserve">“Stop that you two,” </w:t>
+      </w:r>
+      <w:r>
+        <w:t>Luke</w:t>
+      </w:r>
+      <w:r>
+        <w:t xml:space="preserve">’s mother said angrily. “What if you </w:t>
+      </w:r>
+      <w:r>
+        <w:t>did</w:t>
+      </w:r>
+      <w:r>
+        <w:t xml:space="preserve"> that in public?”</w:t>
+      </w:r>
+    </w:p>
+    <w:p>
+      <w:r>
+        <w:t>“</w:t>
+      </w:r>
+      <w:r>
+        <w:t>Well he is Billy the Goat,” Luke’s uncle said. “He can’t help it.”</w:t>
+      </w:r>
+    </w:p>
+    <w:p>
+      <w:r>
+        <w:t>Technically Luke’s name was Luke Billhardson</w:t>
+      </w:r>
+      <w:r>
+        <w:t>, or a</w:t>
+      </w:r>
+      <w:r>
+        <w:t>s his uncle liked saying, Billy, Billy the Goat.</w:t>
+      </w:r>
+    </w:p>
+    <w:p>
+      <w:r>
+        <w:t>“And my uncle is the Goat Father,” Luke said.</w:t>
+      </w:r>
+    </w:p>
+    <w:p>
+      <w:r>
+        <w:t>“Okay dear, you better go,” Luke’s mother said. “You have plenty of work ahead of you.”</w:t>
+      </w:r>
+    </w:p>
+    <w:p>
+      <w:r>
+        <w:t>“Work hard, Luke,” Luke’s dad said. “Remember I’m proud of you.”</w:t>
+      </w:r>
+    </w:p>
+    <w:p>
+      <w:r>
+        <w:t>“Thanks mum, dad,” Luke said.</w:t>
+      </w:r>
+    </w:p>
+    <w:p>
+      <w:r>
+        <w:t>“Remember to eat plenty of tin cans,” the uncle said. “You need plenty of iron for your growing bones.”</w:t>
+      </w:r>
+    </w:p>
+    <w:p>
+      <w:r>
+        <w:t>“Okay Goat Father,” Luke said. “Bye mum, dad, Goat Father.”</w:t>
+      </w:r>
+    </w:p>
+    <w:p>
+      <w:r>
+        <w:t xml:space="preserve">Luke </w:t>
+      </w:r>
+      <w:r>
+        <w:t>h</w:t>
+      </w:r>
+      <w:r>
+        <w:t>ung up the call and entered the room.</w:t>
+      </w:r>
+    </w:p>
+    <w:p>
+      <w:r>
+        <w:t>Ripper looked at Luke curiously.</w:t>
+      </w:r>
+    </w:p>
+    <w:p>
+      <w:r>
+        <w:t>“My uncle and I are both Capricorns,” Luke explained. “</w:t>
+      </w:r>
+      <w:r>
+        <w:t xml:space="preserve">He is also my godfather. </w:t>
+      </w:r>
+      <w:r>
+        <w:t xml:space="preserve">And goats are funny creatures. </w:t>
+      </w:r>
+      <w:r>
+        <w:t xml:space="preserve">It’s something we’ve been doing all my life. </w:t>
+      </w:r>
+      <w:r>
+        <w:t>Do you have a favorite animal?”</w:t>
+      </w:r>
+    </w:p>
+    <w:p>
+      <w:r>
+        <w:t xml:space="preserve">Ripper paused a moment and then said, “I suppose it would be a gorilla. The ultimate </w:t>
+      </w:r>
+      <w:r>
+        <w:t>quarter</w:t>
+      </w:r>
+      <w:r>
+        <w:t xml:space="preserve"> backer would be a gorilla. They are the ultimate symbol of speed</w:t>
+      </w:r>
+      <w:r>
+        <w:t xml:space="preserve"> and</w:t>
+      </w:r>
+      <w:r>
+        <w:t xml:space="preserve"> strength</w:t>
+      </w:r>
+      <w:r>
+        <w:t>.</w:t>
+      </w:r>
+    </w:p>
+    <w:p>
+      <w:r>
+        <w:t>“I finished unpacking.”</w:t>
+      </w:r>
+    </w:p>
+    <w:p>
+      <w:r>
+        <w:t>“Let’s go get something to eat,” Luke said and they headed out.</w:t>
+      </w:r>
+    </w:p>
+    <w:p>
+      <w:proofErr w:type="gramStart"/>
+      <w:r>
+        <w:t>“</w:t>
+      </w:r>
+      <w:r>
+        <w:t>Town or cafeteria?”</w:t>
+      </w:r>
+      <w:proofErr w:type="gramEnd"/>
+      <w:r>
+        <w:t xml:space="preserve"> Ripper asked.</w:t>
+      </w:r>
+    </w:p>
+    <w:p>
+      <w:r>
+        <w:lastRenderedPageBreak/>
+        <w:t>“Town,” Luke said. “I’m betting you will get bored with the cafeteria fast enough.</w:t>
+      </w:r>
+    </w:p>
+    <w:p>
+      <w:r>
+        <w:t>“Not you?” Ripper said as they headed for the front gates.</w:t>
+      </w:r>
+    </w:p>
+    <w:p>
+      <w:r>
+        <w:t>“As you heard me talking to my uncle, I am a goat,” Luke said. “I don’t have hang-ups about food. As you can guess I enjoy eating, and also cooking.”</w:t>
+      </w:r>
+    </w:p>
+    <w:p>
+      <w:r>
+        <w:t>“There</w:t>
+      </w:r>
+      <w:r>
+        <w:t xml:space="preserve"> is that Annie,” Ripper said</w:t>
+      </w:r>
+      <w:r>
+        <w:t>, pointing</w:t>
+      </w:r>
+      <w:r>
+        <w:t>. “Want to go see?”</w:t>
+      </w:r>
+    </w:p>
+    <w:p>
+      <w:r>
+        <w:t>Annie was surrounded by admirers.</w:t>
+      </w:r>
+    </w:p>
+    <w:p>
+      <w:r>
+        <w:t>“Not really,” Luke said. “She is out of my league and I don’t believe in celebrities and heroes. You can go if you want. You’re handsome enough and an amazing athlete.</w:t>
+      </w:r>
+    </w:p>
+    <w:p>
+      <w:r>
+        <w:t>“As my uncle says, there are three types of people in the world: Sheep, Shepherds and Goats.</w:t>
+      </w:r>
+    </w:p>
+    <w:p>
+      <w:r>
+        <w:t xml:space="preserve">“Sheep always look </w:t>
+      </w:r>
+      <w:r>
+        <w:t>to</w:t>
+      </w:r>
+      <w:r>
+        <w:t xml:space="preserve"> shepherds to guide them.</w:t>
+      </w:r>
+    </w:p>
+    <w:p>
+      <w:r>
+        <w:t>“Shepherds seek to guide and control others, often to the sheep’s detriment.”</w:t>
+      </w:r>
+    </w:p>
+    <w:p>
+      <w:r>
+        <w:t>“Why do you say that?” Ripper asked as they approached the gates.</w:t>
+      </w:r>
+    </w:p>
+    <w:p>
+      <w:r>
+        <w:t>“What do shepherds do to sheep?” Luke as</w:t>
+      </w:r>
+      <w:r>
+        <w:t>ked. “They raise them for food</w:t>
+      </w:r>
+      <w:r>
+        <w:t xml:space="preserve"> and wool</w:t>
+      </w:r>
+      <w:r>
+        <w:t>.</w:t>
+      </w:r>
+    </w:p>
+    <w:p>
+      <w:r>
+        <w:t>“I am a goat. I neither follow nor lead</w:t>
+      </w:r>
+      <w:r>
+        <w:t>, but follow my own path.”</w:t>
+      </w:r>
+    </w:p>
+    <w:p>
+      <w:r>
+        <w:t xml:space="preserve">Luke’s </w:t>
+      </w:r>
+      <w:r>
+        <w:t xml:space="preserve">school </w:t>
+      </w:r>
+      <w:r>
+        <w:t>device beeped. Pulling out his device he read the message, “+1 to mental manipulation resistance.”</w:t>
+      </w:r>
+    </w:p>
+    <w:p>
+      <w:r>
+        <w:t>“Freaky,” Ripper said as he stared at the message. “It’s like we are in a freaking video game.”</w:t>
+      </w:r>
+    </w:p>
+    <w:p>
+      <w:r>
+        <w:t>They stepped out of the gate and were greeted by the protesters.</w:t>
+      </w:r>
+    </w:p>
+    <w:p>
+      <w:r>
+        <w:lastRenderedPageBreak/>
+        <w:t>Placards read, “Nuclear energy is dangerous,” “Quantum communication damages space,” “Stop all space warping research,” and “</w:t>
+      </w:r>
+      <w:r>
+        <w:t>The end is neigh.”</w:t>
+      </w:r>
+    </w:p>
+    <w:p>
+      <w:r>
+        <w:t>They passed the protesters and Ripper asked, “What do you think of that?”</w:t>
+      </w:r>
+    </w:p>
+    <w:p>
+      <w:r>
+        <w:t>“Nonsense,” Luke replied. “You can’t damage space. If you could, then the space around the sun would be ripped to shreds. And yet, science has yet to find any anomalies.”</w:t>
+      </w:r>
+    </w:p>
+    <w:p>
+      <w:r>
+        <w:t>“It’s being suppressed,” a protester called out.</w:t>
+      </w:r>
+    </w:p>
+    <w:p>
+      <w:r>
+        <w:t>The town spread all about them. Restaurants lined the street they were walking on.</w:t>
+      </w:r>
+      <w:r>
+        <w:t xml:space="preserve"> Two were under construction.</w:t>
+      </w:r>
+    </w:p>
+    <w:p>
+      <w:proofErr w:type="gramStart"/>
+      <w:r>
+        <w:t>“Which restaurant?”</w:t>
+      </w:r>
+      <w:proofErr w:type="gramEnd"/>
+      <w:r>
+        <w:t xml:space="preserve"> Ripper asked.</w:t>
+      </w:r>
+    </w:p>
+    <w:p>
+      <w:r>
+        <w:t>“Any,” Luke said. “I like exploring different foods.”</w:t>
+      </w:r>
+    </w:p>
+    <w:p>
+      <w:r>
+        <w:t>“You did mention you liked that old series, ‘Bizarre Foods’,” Ripper said. “Okay, let’s go to that burger place.</w:t>
+      </w:r>
+      <w:r>
+        <w:t xml:space="preserve"> </w:t>
+      </w:r>
+      <w:r>
+        <w:t>We</w:t>
+      </w:r>
+      <w:r>
+        <w:t xml:space="preserve"> gorillas can’t live on grass and tin cans</w:t>
+      </w:r>
+      <w:r>
+        <w:t>.</w:t>
+      </w:r>
+      <w:r>
+        <w:t>”</w:t>
+      </w:r>
+    </w:p>
+    <w:p>
+      <w:r>
+        <w:t>Luke laughed and said, “That’s for sure.”</w:t>
+      </w:r>
+    </w:p>
+    <w:p>
+      <w:r>
+        <w:t xml:space="preserve">They </w:t>
+      </w:r>
+      <w:r>
+        <w:t xml:space="preserve">entered and </w:t>
+      </w:r>
+      <w:r>
+        <w:t>waited</w:t>
+      </w:r>
+      <w:r>
+        <w:t>.</w:t>
+      </w:r>
+      <w:r>
+        <w:t xml:space="preserve"> </w:t>
+      </w:r>
+      <w:r>
+        <w:t>S</w:t>
+      </w:r>
+      <w:r>
+        <w:t>oon enough a waiter led them to a seat.</w:t>
+      </w:r>
+    </w:p>
+    <w:p>
+      <w:r>
+        <w:t>Luke picked up the menu and scanned. There was a good selection of burgers, steaks, and even vegetarian options.</w:t>
+      </w:r>
+    </w:p>
+    <w:p>
+      <w:r>
+        <w:t>The waiter returned and asked, “Any drinks for you?”</w:t>
+      </w:r>
+    </w:p>
+    <w:p>
+      <w:r>
+        <w:t>“Coke please,” Ripper said.</w:t>
+      </w:r>
+    </w:p>
+    <w:p>
+      <w:r>
+        <w:t>“What’s your most popular soft drink?” Luke asked.</w:t>
+      </w:r>
+    </w:p>
+    <w:p>
+      <w:r>
+        <w:t>The waiter named</w:t>
+      </w:r>
+      <w:r>
+        <w:t xml:space="preserve"> </w:t>
+      </w:r>
+      <w:proofErr w:type="spellStart"/>
+      <w:r>
+        <w:t>Rivella</w:t>
+      </w:r>
+      <w:proofErr w:type="spellEnd"/>
+      <w:r>
+        <w:t xml:space="preserve">, hot chocolate, </w:t>
+      </w:r>
+      <w:r>
+        <w:t>Apple Juice</w:t>
+      </w:r>
+      <w:r>
+        <w:t xml:space="preserve">, and </w:t>
+      </w:r>
+      <w:r>
+        <w:t>Ice Tea</w:t>
+      </w:r>
+      <w:r>
+        <w:t>, to name a few items.</w:t>
+      </w:r>
+    </w:p>
+    <w:p>
+      <w:r>
+        <w:lastRenderedPageBreak/>
+        <w:t xml:space="preserve">“I’ll have </w:t>
+      </w:r>
+      <w:proofErr w:type="spellStart"/>
+      <w:r>
+        <w:t>Rivella</w:t>
+      </w:r>
+      <w:proofErr w:type="spellEnd"/>
+      <w:r>
+        <w:t xml:space="preserve">, no ice please,” Luke said, since </w:t>
+      </w:r>
+      <w:proofErr w:type="spellStart"/>
+      <w:r>
+        <w:t>Rivella</w:t>
+      </w:r>
+      <w:proofErr w:type="spellEnd"/>
+      <w:r>
+        <w:t xml:space="preserve"> was the most </w:t>
+      </w:r>
+      <w:r>
+        <w:t>exotic sounding drink listed.</w:t>
+      </w:r>
+    </w:p>
+    <w:p>
+      <w:r>
+        <w:t>Drink order taken, the waiter left.</w:t>
+      </w:r>
+    </w:p>
+    <w:p>
+      <w:r>
+        <w:t>“</w:t>
+      </w:r>
+      <w:r>
+        <w:t xml:space="preserve">Remember how </w:t>
+      </w:r>
+      <w:r>
+        <w:t xml:space="preserve">Bobby disappeared </w:t>
+      </w:r>
+      <w:r>
+        <w:t>three</w:t>
+      </w:r>
+      <w:r>
+        <w:t xml:space="preserve"> nights ago</w:t>
+      </w:r>
+      <w:r>
+        <w:t>?</w:t>
+      </w:r>
+      <w:r>
+        <w:t xml:space="preserve">” a </w:t>
+      </w:r>
+      <w:r>
+        <w:t xml:space="preserve">local </w:t>
+      </w:r>
+      <w:r>
+        <w:t>man a table away asked. “This morning his body was found</w:t>
+      </w:r>
+      <w:r>
+        <w:t>, all moldy</w:t>
+      </w:r>
+      <w:r>
+        <w:t xml:space="preserve">, </w:t>
+      </w:r>
+      <w:r>
+        <w:t>decayed</w:t>
+      </w:r>
+      <w:r>
+        <w:t>, and covered in maggots</w:t>
+      </w:r>
+      <w:r>
+        <w:t xml:space="preserve">. </w:t>
+      </w:r>
+      <w:r>
+        <w:t>The stink was horrible</w:t>
       </w:r>
       <w:r>
         <w:t>.”</w:t>
@@ -1145,98 +2842,229 @@
     </w:p>
     <w:p>
       <w:r>
-        <w:t>“And you’re a natural athlete,” Luke said.</w:t>
-      </w:r>
-    </w:p>
-    <w:p>
-      <w:r>
-        <w:t xml:space="preserve">“Greeting </w:t>
-      </w:r>
-      <w:r>
-        <w:t>students</w:t>
-      </w:r>
-      <w:r>
-        <w:t>,” a man in a business suit on stage called, silencing the room.</w:t>
-      </w:r>
-    </w:p>
-    <w:p>
-      <w:r>
-        <w:t>“My name is Dr. Everson Thornville</w:t>
-      </w:r>
-      <w:r>
-        <w:t xml:space="preserve"> and I am your</w:t>
-      </w:r>
-      <w:r>
-        <w:t xml:space="preserve"> principle.</w:t>
-      </w:r>
-      <w:r>
-        <w:t xml:space="preserve"> You may call me Principle Thornville or Dr. Thornville.</w:t>
-      </w:r>
-    </w:p>
-    <w:p>
-      <w:r>
-        <w:t xml:space="preserve">“Welcome to the Albert Einstein </w:t>
-      </w:r>
-      <w:r>
-        <w:t>Academy</w:t>
-      </w:r>
-      <w:r>
-        <w:t xml:space="preserve"> for Gifted Children.</w:t>
-      </w:r>
-    </w:p>
-    <w:p>
-      <w:r>
-        <w:t xml:space="preserve">“You are all here because we believe you are the shining future of our tiny </w:t>
-      </w:r>
-      <w:r>
-        <w:t>blue star</w:t>
+        <w:t>Ripper</w:t>
+      </w:r>
+      <w:r>
+        <w:t xml:space="preserve"> looked as if he wanted to gag.</w:t>
+      </w:r>
+    </w:p>
+    <w:p>
+      <w:r>
+        <w:t>“This town used to be peaceful,” the man’s companion grumbled. “What the hell are they doing with all those particle accelerators and that science mumbo-jumbo?”</w:t>
+      </w:r>
+    </w:p>
+    <w:p>
+      <w:r>
+        <w:t xml:space="preserve">“They are tearing holes into space is what they are doing,” another man </w:t>
+      </w:r>
+      <w:r>
+        <w:t>at</w:t>
+      </w:r>
+      <w:r>
+        <w:t xml:space="preserve"> </w:t>
+      </w:r>
+      <w:r>
+        <w:t xml:space="preserve">another </w:t>
+      </w:r>
+      <w:r>
+        <w:t xml:space="preserve">table </w:t>
+      </w:r>
+      <w:r>
+        <w:t>said.</w:t>
+      </w:r>
+      <w:r>
+        <w:t xml:space="preserve"> “Letting in all manner of demonic creatures.”</w:t>
+      </w:r>
+    </w:p>
+    <w:p>
+      <w:r>
+        <w:t>“Don’t spit,” a woman across the table scolded. “That’s just gross.”</w:t>
+      </w:r>
+    </w:p>
+    <w:p>
+      <w:r>
+        <w:t>The waiter returned to the table and brought the drinks.</w:t>
+      </w:r>
+    </w:p>
+    <w:p>
+      <w:r>
+        <w:t>Luke and Ripper gave their order and the waiter left.</w:t>
+      </w:r>
+    </w:p>
+    <w:p>
+      <w:r>
+        <w:t>“Something is seriously messed up in this town,” Ripper said</w:t>
+      </w:r>
+      <w:r>
+        <w:t>, loud enough for the locals to hear.</w:t>
+      </w:r>
+    </w:p>
+    <w:p>
+      <w:r>
+        <w:t xml:space="preserve">“You’re from the </w:t>
+      </w:r>
+      <w:r>
+        <w:t xml:space="preserve">fancy </w:t>
+      </w:r>
+      <w:r>
+        <w:t>school, aren’t you?” an elderly man at another table asked. “What are they doing there?”</w:t>
+      </w:r>
+    </w:p>
+    <w:p>
+      <w:r>
+        <w:t>“Just arrived today,” Luke confessed, “Although, the principle did talk about monsters and the need to get stronger. I was expecting a speech about hard work, not that.”</w:t>
+      </w:r>
+    </w:p>
+    <w:p>
+      <w:r>
+        <w:t>“And what’s that about not going out after dusk?” Ripper asked.</w:t>
+      </w:r>
+    </w:p>
+    <w:p>
+      <w:r>
+        <w:t>“</w:t>
+      </w:r>
+      <w:r>
+        <w:t>There are things out there</w:t>
+      </w:r>
+      <w:r>
+        <w:t>,” another woman said</w:t>
+      </w:r>
+      <w:r>
+        <w:t xml:space="preserve"> simply</w:t>
       </w:r>
       <w:r>
         <w:t>.</w:t>
       </w:r>
-      <w:r>
-        <w:t xml:space="preserve"> Over the next few years you will learn the skills needed to handle the terrifying changes that will befall </w:t>
-      </w:r>
-      <w:r>
-        <w:t>Blue Star</w:t>
+    </w:p>
+    <w:p>
+      <w:r>
+        <w:lastRenderedPageBreak/>
+        <w:t>“Shouldn’t the government come out and find out?” Luke asked.</w:t>
+      </w:r>
+    </w:p>
+    <w:p>
+      <w:r>
+        <w:t xml:space="preserve">“They </w:t>
+      </w:r>
+      <w:r>
+        <w:t>know</w:t>
+      </w:r>
+      <w:r>
+        <w:t>,” the woman said. “Claims we are a bunch of superstitious fools.”</w:t>
+      </w:r>
+    </w:p>
+    <w:p>
+      <w:r>
+        <w:t>“They are all in on it,” another local spat.</w:t>
+      </w:r>
+    </w:p>
+    <w:p>
+      <w:r>
+        <w:t>“I told you not to spit,” the woman scolded.</w:t>
+      </w:r>
+    </w:p>
+    <w:p>
+      <w:r>
+        <w:t>Food arrived and Luke ate as he listened to the local gossip.</w:t>
+      </w:r>
+    </w:p>
+    <w:p>
+      <w:r>
+        <w:t>“Now what?” Ripper asked as they paid the bill.</w:t>
+      </w:r>
+    </w:p>
+    <w:p>
+      <w:r>
+        <w:t xml:space="preserve">“I want to explore the town and buy groceries,” Luke said. “Also want to explore the hiking trails. It’s only </w:t>
+      </w:r>
+      <w:r>
+        <w:t>12</w:t>
+      </w:r>
+      <w:r>
+        <w:t>:</w:t>
+      </w:r>
+      <w:r>
+        <w:t>35</w:t>
+      </w:r>
+      <w:r>
+        <w:t xml:space="preserve">PM. </w:t>
+      </w:r>
+      <w:r>
+        <w:t>There’s p</w:t>
+      </w:r>
+      <w:r>
+        <w:t>lenty of time before sunset.”</w:t>
+      </w:r>
+    </w:p>
+    <w:p>
+      <w:r>
+        <w:t>“Aren’t you afraid?” Ripper asked as they walked out of the restaurant.</w:t>
+      </w:r>
+    </w:p>
+    <w:p>
+      <w:r>
+        <w:t>“I only believe in science,” Luke said.</w:t>
+      </w:r>
+      <w:r>
+        <w:t xml:space="preserve"> </w:t>
+      </w:r>
+      <w:r>
+        <w:t>“</w:t>
+      </w:r>
+      <w:r>
+        <w:t>I’m only afraid of tripping in the dark and mosquitoes</w:t>
       </w:r>
       <w:r>
         <w:t>.”</w:t>
       </w:r>
     </w:p>
     <w:p>
-      <w:proofErr w:type="gramStart"/>
-      <w:r>
-        <w:t>“Blue Star?”</w:t>
-      </w:r>
-      <w:proofErr w:type="gramEnd"/>
-      <w:r>
-        <w:t xml:space="preserve"> Ripper asked. “Doesn’t he mean Earth?”</w:t>
-      </w:r>
-    </w:p>
-    <w:p>
-      <w:r>
-        <w:t>“</w:t>
-      </w:r>
-      <w:r>
-        <w:t xml:space="preserve">Who </w:t>
-      </w:r>
-      <w:r>
-        <w:t>know</w:t>
-      </w:r>
-      <w:r>
-        <w:t>s?</w:t>
-      </w:r>
-      <w:r>
-        <w:t>” Luke said.</w:t>
-      </w:r>
-    </w:p>
-    <w:p>
-      <w:r>
-        <w:t>Th</w:t>
-      </w:r>
-      <w:r>
-        <w:t>e audience murmured in confusion</w:t>
+      <w:r>
+        <w:t>“They have several sports clubs,” Ripper said. “I’m joining the American Football team. How about you?”</w:t>
+      </w:r>
+    </w:p>
+    <w:p>
+      <w:r>
+        <w:t>“I’m joining the cooking and puzzle solving clubs,” Luke said. “There’s a grocery store.”</w:t>
+      </w:r>
+    </w:p>
+    <w:p>
+      <w:r>
+        <w:t>Ripper stepped in and said, “This store sure has some interesting items.”</w:t>
+      </w:r>
+    </w:p>
+    <w:p>
+      <w:r>
+        <w:t xml:space="preserve">“Grab some items,” Luke said as he walked </w:t>
+      </w:r>
+      <w:r>
+        <w:t>the isles, grabbing items from shelves. Next came groceries. Finally he headed for the cashier.</w:t>
+      </w:r>
+    </w:p>
+    <w:p>
+      <w:r>
+        <w:t>“Need some help with the bags</w:t>
+      </w:r>
+      <w:r>
+        <w:t>?</w:t>
+      </w:r>
+      <w:r>
+        <w:t>” Ripper asked.</w:t>
+      </w:r>
+    </w:p>
+    <w:p>
+      <w:r>
+        <w:t>“Thanks,” Like said and Ripper took multiple bags.</w:t>
+      </w:r>
+    </w:p>
+    <w:p>
+      <w:r>
+        <w:lastRenderedPageBreak/>
+        <w:t xml:space="preserve">They headed back to the apartment. As before, they met the protesters near the </w:t>
+      </w:r>
+      <w:r>
+        <w:t>school gate</w:t>
       </w:r>
       <w:r>
         <w:t>.</w:t>
@@ -1244,1534 +3072,6 @@
     </w:p>
     <w:p>
       <w:r>
-        <w:t>“In this school, you will not learn to become a worker</w:t>
-      </w:r>
-      <w:r>
-        <w:t xml:space="preserve"> at an office, factory or what not</w:t>
-      </w:r>
-      <w:r>
-        <w:t>. AI can do that easily</w:t>
-      </w:r>
-      <w:r>
-        <w:t xml:space="preserve">,” the principle </w:t>
-      </w:r>
-      <w:r>
-        <w:t>said</w:t>
-      </w:r>
-      <w:r>
-        <w:t>. “</w:t>
-      </w:r>
-      <w:r>
-        <w:t xml:space="preserve">Our goal is to teach each of you to become masters of your own destinies. </w:t>
-      </w:r>
-      <w:r>
-        <w:t>Only then may you overcome the monsters surrounding us and gain true strength.</w:t>
-      </w:r>
-      <w:r>
-        <w:t>”</w:t>
-      </w:r>
-    </w:p>
-    <w:p>
-      <w:proofErr w:type="gramStart"/>
-      <w:r>
-        <w:t>“Monsters?”</w:t>
-      </w:r>
-      <w:proofErr w:type="gramEnd"/>
-      <w:r>
-        <w:t xml:space="preserve"> Ripper asked.</w:t>
-      </w:r>
-    </w:p>
-    <w:p>
-      <w:r>
-        <w:t xml:space="preserve">“Either it’s a metaphor or the principle is </w:t>
-      </w:r>
-      <w:r>
-        <w:t xml:space="preserve">a </w:t>
-      </w:r>
-      <w:r>
-        <w:t>crazy</w:t>
-      </w:r>
-      <w:r>
-        <w:t xml:space="preserve"> gamer</w:t>
-      </w:r>
-      <w:r>
-        <w:t xml:space="preserve">,” </w:t>
-      </w:r>
-      <w:r>
-        <w:t>Luke</w:t>
-      </w:r>
-      <w:r>
-        <w:t xml:space="preserve"> said.</w:t>
-      </w:r>
-    </w:p>
-    <w:p>
-      <w:r>
-        <w:t>The principle smiled at the confused students and said, “</w:t>
-      </w:r>
-      <w:r>
-        <w:t xml:space="preserve">Ms. </w:t>
-      </w:r>
-      <w:r>
-        <w:t>Annie Winfield, please enter.”</w:t>
-      </w:r>
-    </w:p>
-    <w:p>
-      <w:r>
-        <w:t>From offstage a teenage girl entered, wearing the school uniform.</w:t>
-      </w:r>
-    </w:p>
-    <w:p>
-      <w:r>
-        <w:t xml:space="preserve">The </w:t>
-      </w:r>
-      <w:r>
-        <w:t xml:space="preserve">auditorium </w:t>
-      </w:r>
-      <w:r>
-        <w:t xml:space="preserve">broke out in </w:t>
-      </w:r>
-      <w:r>
-        <w:t>murmuring. That wasn’t surprising.</w:t>
-      </w:r>
-    </w:p>
-    <w:p>
-      <w:r>
-        <w:lastRenderedPageBreak/>
-        <w:t xml:space="preserve">“Damn, she looks like an elfin princess,” </w:t>
-      </w:r>
-      <w:r>
-        <w:t>Luke</w:t>
-      </w:r>
-      <w:r>
-        <w:t xml:space="preserve"> said as he almost drooled. He</w:t>
-      </w:r>
-      <w:r>
-        <w:t xml:space="preserve"> had the urge jump on stage and…</w:t>
-      </w:r>
-    </w:p>
-    <w:p>
-      <w:r>
-        <w:t>Luke</w:t>
-      </w:r>
-      <w:r>
-        <w:t xml:space="preserve"> wouldn’t do that in real life. He wasn’t that stupid.</w:t>
-      </w:r>
-      <w:r>
-        <w:t xml:space="preserve"> </w:t>
-      </w:r>
-      <w:r>
-        <w:t>However, nothing prevented him from ravaging her in his mind.</w:t>
-      </w:r>
-    </w:p>
-    <w:p>
-      <w:r>
-        <w:t>All about, the other teens had the same desire, even many of the ladies.</w:t>
-      </w:r>
-    </w:p>
-    <w:p>
-      <w:r>
-        <w:t>“</w:t>
-      </w:r>
-      <w:r>
-        <w:t xml:space="preserve">Ms. </w:t>
-      </w:r>
-      <w:r>
-        <w:t>Annie Winfield</w:t>
-      </w:r>
-      <w:r>
-        <w:t xml:space="preserve"> is </w:t>
-      </w:r>
-      <w:r>
-        <w:t xml:space="preserve">the youngest daughter of </w:t>
-      </w:r>
-      <w:r>
-        <w:t xml:space="preserve">Mr. </w:t>
-      </w:r>
-      <w:r>
-        <w:t xml:space="preserve">Edward Winfield, </w:t>
-      </w:r>
-      <w:r>
-        <w:t>c</w:t>
-      </w:r>
-      <w:r>
-        <w:t>hair</w:t>
-      </w:r>
-      <w:r>
-        <w:t xml:space="preserve"> </w:t>
-      </w:r>
-      <w:r>
-        <w:t xml:space="preserve">and founder </w:t>
-      </w:r>
-      <w:r>
-        <w:t xml:space="preserve">of this school,” Principle Bertrand said. “And yes, I’m talking about Winfield </w:t>
-      </w:r>
-      <w:r>
-        <w:t>Technology, famous for its fusion reactors, personal robots, quantum technologies, and so much more.</w:t>
-      </w:r>
-    </w:p>
-    <w:p>
-      <w:r>
-        <w:t>“However, that is not why she is here,” the principle said. “</w:t>
-      </w:r>
-      <w:r>
-        <w:t xml:space="preserve">She is </w:t>
-      </w:r>
-      <w:r>
-        <w:t>your year representative</w:t>
-      </w:r>
-      <w:r>
-        <w:t xml:space="preserve"> because of her exceptional talents.”</w:t>
-      </w:r>
-    </w:p>
-    <w:p>
-      <w:r>
-        <w:t>Annie had the grace to blush. “Damn she’s cute,” Luke muttered.</w:t>
-      </w:r>
-    </w:p>
-    <w:p>
-      <w:r>
-        <w:t>“</w:t>
-      </w:r>
-      <w:r>
-        <w:t xml:space="preserve">Yes, many of you here exceed her in terms of </w:t>
-      </w:r>
-      <w:r>
-        <w:t>speed, strength,</w:t>
-      </w:r>
-      <w:r>
-        <w:t xml:space="preserve"> academics,</w:t>
-      </w:r>
-      <w:r>
-        <w:t xml:space="preserve"> and problem solving, to name a few. However, her combined scores exceed everyone here</w:t>
-      </w:r>
-      <w:r>
-        <w:t>.</w:t>
-      </w:r>
-    </w:p>
-    <w:p>
-      <w:r>
-        <w:t>“Considering you are the cream of the crop</w:t>
-      </w:r>
-      <w:r>
-        <w:t>, that’s saying something.</w:t>
-      </w:r>
-    </w:p>
-    <w:p>
-      <w:r>
-        <w:t xml:space="preserve">“Ms. </w:t>
-      </w:r>
-      <w:r>
-        <w:t>Winfield</w:t>
-      </w:r>
-      <w:r>
-        <w:t>, please speak to your cohort.”</w:t>
-      </w:r>
-    </w:p>
-    <w:p>
-      <w:r>
-        <w:t>Annie stepped up to the mike and took a breath.</w:t>
-      </w:r>
-    </w:p>
-    <w:p>
-      <w:r>
-        <w:t xml:space="preserve">“Thank you Principle Thornville,” Annie said. “6 years ago my father founded this </w:t>
-      </w:r>
-      <w:r>
-        <w:t>academy using his considerable wealth. The purpose is to gather all the best and brightest kids of the world in order to forge a better world for everyone.</w:t>
-      </w:r>
-    </w:p>
-    <w:p>
-      <w:r>
-        <w:t>“</w:t>
-      </w:r>
-      <w:r>
-        <w:t xml:space="preserve">Sad to say the world is full of monsters. They live just below the surface, hungry to come out and </w:t>
-      </w:r>
-      <w:r>
-        <w:t>slaughter</w:t>
-      </w:r>
-      <w:r>
-        <w:t xml:space="preserve">. </w:t>
-      </w:r>
-      <w:r>
-        <w:t>E</w:t>
-      </w:r>
-      <w:r>
-        <w:t xml:space="preserve">nvironmental </w:t>
-      </w:r>
-      <w:r>
-        <w:t>contamination</w:t>
-      </w:r>
-      <w:r>
-        <w:t xml:space="preserve">, desecration of </w:t>
-      </w:r>
-      <w:r>
-        <w:t>sacred</w:t>
-      </w:r>
-      <w:r>
-        <w:t xml:space="preserve"> lands</w:t>
-      </w:r>
-      <w:r>
-        <w:t>, polarization of the world</w:t>
-      </w:r>
-      <w:r>
-        <w:t xml:space="preserve">, </w:t>
-      </w:r>
-      <w:r>
-        <w:lastRenderedPageBreak/>
-        <w:t xml:space="preserve">extreme wealth disparities, </w:t>
-      </w:r>
-      <w:r>
-        <w:t>despair and hate</w:t>
-      </w:r>
-      <w:r>
-        <w:t xml:space="preserve"> are making things worse.</w:t>
-      </w:r>
-    </w:p>
-    <w:p>
-      <w:r>
-        <w:t xml:space="preserve">“Our goal here is simple. Become strong and never place our fate on </w:t>
-      </w:r>
-      <w:r>
-        <w:t>so-called saviors</w:t>
-      </w:r>
-      <w:r>
-        <w:t>.</w:t>
-      </w:r>
-    </w:p>
-    <w:p>
-      <w:r>
-        <w:t>“I look forward to growing ever stronger with all of you.”</w:t>
-      </w:r>
-    </w:p>
-    <w:p>
-      <w:r>
-        <w:t>With that Annie stepped off from the podium.</w:t>
-      </w:r>
-    </w:p>
-    <w:p>
-      <w:r>
-        <w:t xml:space="preserve">“Thank you Ms. </w:t>
-      </w:r>
-      <w:r>
-        <w:t>Winfield</w:t>
-      </w:r>
-      <w:r>
-        <w:t>,” the principle said.</w:t>
-      </w:r>
-    </w:p>
-    <w:p>
-      <w:r>
-        <w:t>“This first week is for you to settle in. Then next week you will get to know the true nature of this school and why you are here.</w:t>
-      </w:r>
-    </w:p>
-    <w:p>
-      <w:r>
-        <w:t>“We selected each of you because we believe you are best qualified. However, we might have been wrong. If, for whatever reason, you find this place overwhelming, you are free to return to your country.</w:t>
-      </w:r>
-    </w:p>
-    <w:p>
-      <w:r>
-        <w:t>“We will even extend your scholarship to other schools.</w:t>
-      </w:r>
-    </w:p>
-    <w:p>
-      <w:r>
-        <w:t>“And that is why you are starting in August.”</w:t>
-      </w:r>
-    </w:p>
-    <w:p>
-      <w:r>
-        <w:t>The principle paused for the message to sink in and then continued.</w:t>
-      </w:r>
-    </w:p>
-    <w:p>
-      <w:r>
-        <w:t>“</w:t>
-      </w:r>
-      <w:r>
-        <w:t>You will find y</w:t>
-      </w:r>
-      <w:r>
-        <w:t>our luggage in your dormitory rooms.</w:t>
-      </w:r>
-      <w:r>
-        <w:t xml:space="preserve"> Your map app will guide you there.</w:t>
-      </w:r>
-    </w:p>
-    <w:p>
-      <w:r>
-        <w:t>“</w:t>
-      </w:r>
-      <w:r>
-        <w:t xml:space="preserve">Also, you will find your school issued uniforms, </w:t>
-      </w:r>
-      <w:r>
-        <w:t xml:space="preserve">school books, </w:t>
-      </w:r>
-      <w:r>
-        <w:t xml:space="preserve">and everything else you will need to </w:t>
-      </w:r>
-      <w:r>
-        <w:t>attend classes.</w:t>
-      </w:r>
-    </w:p>
-    <w:p>
-      <w:r>
-        <w:t>“Go to your dormitories and settle in.</w:t>
-      </w:r>
-    </w:p>
-    <w:p>
-      <w:r>
-        <w:t>“Your homework is to become familiar with your devices.</w:t>
-      </w:r>
-    </w:p>
-    <w:p>
-      <w:r>
-        <w:t>“After that</w:t>
-      </w:r>
-      <w:r>
-        <w:t>, I encourage you to spend time getting to know your fellow students and exploring the local town. Also, the hiking trails are amazing, with rivers, wat</w:t>
-      </w:r>
-      <w:r>
-        <w:t>erfalls and canyons to explore.”</w:t>
-      </w:r>
-    </w:p>
-    <w:p>
-      <w:r>
-        <w:lastRenderedPageBreak/>
-        <w:t xml:space="preserve">The principle paused and then said, “I do need to warn you. Please avoid leaving </w:t>
-      </w:r>
-      <w:r>
-        <w:t xml:space="preserve">town or </w:t>
-      </w:r>
-      <w:r>
-        <w:t xml:space="preserve">school grounds after </w:t>
-      </w:r>
-      <w:r>
-        <w:t>dusk</w:t>
-      </w:r>
-      <w:r>
-        <w:t>. This is especially true of the surrounding forests</w:t>
-      </w:r>
-      <w:r>
-        <w:t xml:space="preserve"> and mountains</w:t>
-      </w:r>
-      <w:r>
-        <w:t>.</w:t>
-      </w:r>
-      <w:r>
-        <w:t>”</w:t>
-      </w:r>
-    </w:p>
-    <w:p>
-      <w:r>
-        <w:t xml:space="preserve">The principle paused and then said in a sinister voice, </w:t>
-      </w:r>
-      <w:r>
-        <w:t>“</w:t>
-      </w:r>
-      <w:r>
-        <w:t>The dark is filled with dangers</w:t>
-      </w:r>
-      <w:r>
-        <w:t xml:space="preserve">. </w:t>
-      </w:r>
-      <w:r>
-        <w:t>Things are out there. Things best left undisturbed.”</w:t>
-      </w:r>
-    </w:p>
-    <w:p>
-      <w:r>
-        <w:t>That sent a chill down Luke’s back.</w:t>
-      </w:r>
-    </w:p>
-    <w:p>
-      <w:r>
-        <w:t>“That’s creepy,” Ripper muttered.</w:t>
-      </w:r>
-    </w:p>
-    <w:p>
-      <w:r>
-        <w:t>All about students muttered.</w:t>
-      </w:r>
-    </w:p>
-    <w:p>
-      <w:r>
-        <w:t xml:space="preserve">“Principle Thornville, please don’t scare the kids,” a woman </w:t>
-      </w:r>
-      <w:r>
-        <w:t>scolded</w:t>
-      </w:r>
-      <w:r>
-        <w:t>.</w:t>
-      </w:r>
-    </w:p>
-    <w:p>
-      <w:r>
-        <w:t>“This is vice-principle Eliot Drew,” the principle said</w:t>
-      </w:r>
-      <w:r>
-        <w:t>, pointing at the woman</w:t>
-      </w:r>
-      <w:r>
-        <w:t xml:space="preserve">. </w:t>
-      </w:r>
-      <w:r>
-        <w:t xml:space="preserve">He turned to the vice-principle and said, </w:t>
-      </w:r>
-      <w:r>
-        <w:t>“</w:t>
-      </w:r>
-      <w:r>
-        <w:t>Fear is essential if one is to stay safe. You know what is out there.”</w:t>
-      </w:r>
-    </w:p>
-    <w:p>
-      <w:r>
-        <w:t xml:space="preserve">The principle turned back to the audience and said, “The </w:t>
-      </w:r>
-      <w:r>
-        <w:t xml:space="preserve">boundary of </w:t>
-      </w:r>
-      <w:r>
-        <w:t>both the town and</w:t>
-      </w:r>
-      <w:r>
-        <w:t xml:space="preserve"> school grounds is</w:t>
-      </w:r>
-      <w:r>
-        <w:t xml:space="preserve"> well marked.</w:t>
-      </w:r>
-    </w:p>
-    <w:p>
-      <w:r>
-        <w:t>“</w:t>
-      </w:r>
-      <w:r>
-        <w:t xml:space="preserve">You are </w:t>
-      </w:r>
-      <w:r>
-        <w:t xml:space="preserve">required to be either on </w:t>
-      </w:r>
-      <w:r>
-        <w:t xml:space="preserve">campus grounds </w:t>
-      </w:r>
-      <w:r>
-        <w:t xml:space="preserve">or in the town between </w:t>
-      </w:r>
-      <w:r>
-        <w:t>dusk and dawn. Those rules are there for a reason. We don’t want tragedies.</w:t>
-      </w:r>
-      <w:r>
-        <w:t xml:space="preserve"> </w:t>
-      </w:r>
-      <w:proofErr w:type="gramStart"/>
-      <w:r>
-        <w:t>Dismissed.”</w:t>
-      </w:r>
-      <w:proofErr w:type="gramEnd"/>
-    </w:p>
-    <w:p>
-      <w:r>
-        <w:t xml:space="preserve">The auditorium burst into a cacophony as everyone tried to understand </w:t>
-      </w:r>
-      <w:r>
-        <w:t>the dire warning.</w:t>
-      </w:r>
-    </w:p>
-    <w:p>
-      <w:r>
-        <w:t>“Damn, that was weird,” Ripper said. “Why not just say we will get into trouble?”</w:t>
-      </w:r>
-    </w:p>
-    <w:p>
-      <w:r>
-        <w:t xml:space="preserve">“Maybe there are wild animals,” </w:t>
-      </w:r>
-      <w:r>
-        <w:t>Luke</w:t>
-      </w:r>
-      <w:r>
-        <w:t xml:space="preserve"> said. “No</w:t>
-      </w:r>
-      <w:r>
-        <w:t>,</w:t>
-      </w:r>
-      <w:r>
-        <w:t xml:space="preserve"> that doesn’t make sense. The principle said we should explore during the day.”</w:t>
-      </w:r>
-    </w:p>
-    <w:p>
-      <w:r>
-        <w:t>Ten minutes later they were at their dormitory room.</w:t>
-      </w:r>
-    </w:p>
-    <w:p>
-      <w:r>
-        <w:lastRenderedPageBreak/>
-        <w:t xml:space="preserve">The studio apartment had a kitchenette to the left and a washroom to the right. Beyond were </w:t>
-      </w:r>
-      <w:r>
-        <w:t xml:space="preserve">two </w:t>
-      </w:r>
-      <w:r>
-        <w:t>elevated beds</w:t>
-      </w:r>
-      <w:r>
-        <w:t>. Under each bed was a study area with desk, chair</w:t>
-      </w:r>
-      <w:r>
-        <w:t xml:space="preserve">, </w:t>
-      </w:r>
-      <w:r>
-        <w:t xml:space="preserve">and </w:t>
-      </w:r>
-      <w:r>
-        <w:t>chest of draws.</w:t>
-      </w:r>
-    </w:p>
-    <w:p>
-      <w:r>
-        <w:t xml:space="preserve">On the floor to the right was </w:t>
-      </w:r>
-      <w:r>
-        <w:t>Luke</w:t>
-      </w:r>
-      <w:r>
-        <w:t>’s lugg</w:t>
-      </w:r>
-      <w:r>
-        <w:t xml:space="preserve">age. </w:t>
-      </w:r>
-      <w:r>
-        <w:t>School books lined a book shelf.</w:t>
-      </w:r>
-    </w:p>
-    <w:p>
-      <w:r>
-        <w:t xml:space="preserve"> </w:t>
-      </w:r>
-      <w:r>
-        <w:t>“What’s the WIFI password?”</w:t>
-      </w:r>
-      <w:r>
-        <w:t xml:space="preserve"> Ripper asked.</w:t>
-      </w:r>
-    </w:p>
-    <w:p>
-      <w:r>
-        <w:t xml:space="preserve">“Challenger 423,” </w:t>
-      </w:r>
-      <w:r>
-        <w:t>Luke</w:t>
-      </w:r>
-      <w:r>
-        <w:t xml:space="preserve"> said, pointing at a sign on the wall.</w:t>
-      </w:r>
-    </w:p>
-    <w:p>
-      <w:r>
-        <w:t>“Thanks,” Ripper said as he opened his laptop.</w:t>
-      </w:r>
-    </w:p>
-    <w:p>
-      <w:r>
-        <w:t>Luke</w:t>
-      </w:r>
-      <w:r>
-        <w:t xml:space="preserve"> </w:t>
-      </w:r>
-      <w:r>
-        <w:t>unpacked, placing his clothes</w:t>
-      </w:r>
-      <w:r>
-        <w:t xml:space="preserve"> and items</w:t>
-      </w:r>
-      <w:r>
-        <w:t xml:space="preserve"> in </w:t>
-      </w:r>
-      <w:r>
-        <w:t>his</w:t>
-      </w:r>
-      <w:r>
-        <w:t xml:space="preserve"> closet and chest of drawers. Last item was his laptop.</w:t>
-      </w:r>
-    </w:p>
-    <w:p>
-      <w:r>
-        <w:t>It was time to call his parents.</w:t>
-      </w:r>
-    </w:p>
-    <w:p>
-      <w:r>
-        <w:t xml:space="preserve">“Hi Mum, Dad, Goat Father,” </w:t>
-      </w:r>
-      <w:r>
-        <w:t>Luke</w:t>
-      </w:r>
-      <w:r>
-        <w:t xml:space="preserve"> said.</w:t>
-      </w:r>
-    </w:p>
-    <w:p>
-      <w:r>
-        <w:t>Ripper glanced at Luke but didn’t say anything.</w:t>
-      </w:r>
-    </w:p>
-    <w:p>
-      <w:r>
-        <w:t xml:space="preserve">“Hi </w:t>
-      </w:r>
-      <w:r>
-        <w:t>Luke</w:t>
-      </w:r>
-      <w:r>
-        <w:t xml:space="preserve">,” </w:t>
-      </w:r>
-      <w:r>
-        <w:t>Luke</w:t>
-      </w:r>
-      <w:r>
-        <w:t>’s mum said. “Was the trip okay? Was there any problems?”</w:t>
-      </w:r>
-    </w:p>
-    <w:p>
-      <w:r>
-        <w:t xml:space="preserve">“No mum,” </w:t>
-      </w:r>
-      <w:r>
-        <w:t>Luke</w:t>
-      </w:r>
-      <w:r>
-        <w:t xml:space="preserve"> said. “The trip was just tedious, since all I could see were clouds. Here is my room.”</w:t>
-      </w:r>
-    </w:p>
-    <w:p>
-      <w:r>
-        <w:t>Luke</w:t>
-      </w:r>
-      <w:r>
-        <w:t xml:space="preserve"> panned the phone around and said, “I even have a kitchenette, so I can practice my cooking.</w:t>
-      </w:r>
-    </w:p>
-    <w:p>
-      <w:r>
-        <w:t>“Ripper, say ‘Hi’.”</w:t>
-      </w:r>
-    </w:p>
-    <w:p>
-      <w:r>
-        <w:t xml:space="preserve">Ripper waved and </w:t>
-      </w:r>
-      <w:r>
-        <w:t>Luke</w:t>
-      </w:r>
-      <w:r>
-        <w:t xml:space="preserve"> stepped out onto the balcony.</w:t>
-      </w:r>
-    </w:p>
-    <w:p>
-      <w:r>
-        <w:t>Luke</w:t>
-      </w:r>
-      <w:r>
-        <w:t xml:space="preserve"> pointed his phone at the surrounding mountains.</w:t>
-      </w:r>
-    </w:p>
-    <w:p>
-      <w:r>
-        <w:t xml:space="preserve">“Those mountains are beautiful,” </w:t>
-      </w:r>
-      <w:r>
-        <w:t>Luke</w:t>
-      </w:r>
-      <w:r>
-        <w:t>’s mother said.</w:t>
-      </w:r>
-      <w:r>
-        <w:t xml:space="preserve"> “How is the school?”</w:t>
-      </w:r>
-    </w:p>
-    <w:p>
-      <w:r>
-        <w:lastRenderedPageBreak/>
-        <w:t>“The school grounds are beautiful from what I’ve seen,” Luke said. “We passed through the town when we arrived. It’s expanding rather fast. You can see construction cranes everywhere.”</w:t>
-      </w:r>
-    </w:p>
-    <w:p>
-      <w:r>
-        <w:t xml:space="preserve">“I hear there are plenty of those nut jobs in </w:t>
-      </w:r>
-      <w:r>
-        <w:t>Switzerland</w:t>
-      </w:r>
-      <w:r>
-        <w:t xml:space="preserve">,” </w:t>
-      </w:r>
-      <w:r>
-        <w:t>Luke</w:t>
-      </w:r>
-      <w:r>
-        <w:t>’s dad said.</w:t>
-      </w:r>
-    </w:p>
-    <w:p>
-      <w:r>
-        <w:t xml:space="preserve">“There were some protesters at the gates when we arrived,” </w:t>
-      </w:r>
-      <w:r>
-        <w:t>Luke</w:t>
-      </w:r>
-      <w:r>
-        <w:t xml:space="preserve"> said.</w:t>
-      </w:r>
-    </w:p>
-    <w:p>
-      <w:r>
-        <w:t>“</w:t>
-      </w:r>
-      <w:r>
-        <w:t>So Goat Son</w:t>
-      </w:r>
-      <w:r>
-        <w:t>,</w:t>
-      </w:r>
-      <w:r>
-        <w:t xml:space="preserve"> did you eat any good books lately?</w:t>
-      </w:r>
-      <w:r>
-        <w:t xml:space="preserve">” </w:t>
-      </w:r>
-      <w:r>
-        <w:t>Luke</w:t>
-      </w:r>
-      <w:r>
-        <w:t xml:space="preserve">’s uncle and godfather </w:t>
-      </w:r>
-      <w:r>
-        <w:t>asked</w:t>
-      </w:r>
-      <w:r>
-        <w:t>.</w:t>
-      </w:r>
-    </w:p>
-    <w:p>
-      <w:r>
-        <w:t>Luke</w:t>
-      </w:r>
-      <w:r>
-        <w:t xml:space="preserve"> stepped back into the room and pointed the phone at his new school books. “I have plenty of food,” He said.</w:t>
-      </w:r>
-    </w:p>
-    <w:p>
-      <w:r>
-        <w:t>Luke</w:t>
-      </w:r>
-      <w:r>
-        <w:t xml:space="preserve"> stepped back out onto the balcony and closed the door. He and his uncle started bleating at each other.</w:t>
-      </w:r>
-    </w:p>
-    <w:p>
-      <w:r>
-        <w:t xml:space="preserve">“Stop that you two,” </w:t>
-      </w:r>
-      <w:r>
-        <w:t>Luke</w:t>
-      </w:r>
-      <w:r>
-        <w:t xml:space="preserve">’s mother said angrily. “What if you </w:t>
-      </w:r>
-      <w:r>
-        <w:t>did</w:t>
-      </w:r>
-      <w:r>
-        <w:t xml:space="preserve"> that in public?”</w:t>
-      </w:r>
-    </w:p>
-    <w:p>
-      <w:r>
-        <w:t>“</w:t>
-      </w:r>
-      <w:r>
-        <w:t>Well he is Billy the Goat,” Luke’s uncle said. “He can’t help it.”</w:t>
-      </w:r>
-    </w:p>
-    <w:p>
-      <w:r>
-        <w:t>Technically Luke’s name was Luke Billhardson</w:t>
-      </w:r>
-      <w:r>
-        <w:t>, or a</w:t>
-      </w:r>
-      <w:r>
-        <w:t>s his uncle liked saying, Billy, Billy the Goat.</w:t>
-      </w:r>
-    </w:p>
-    <w:p>
-      <w:r>
-        <w:t>“And my uncle is the Goat Father,” Luke said.</w:t>
-      </w:r>
-    </w:p>
-    <w:p>
-      <w:r>
-        <w:t>“Okay dear, you better go,” Luke’s mother said. “You have plenty of work ahead of you.”</w:t>
-      </w:r>
-    </w:p>
-    <w:p>
-      <w:r>
-        <w:t>“Work hard, Luke,” Luke’s dad said. “Remember I’m proud of you.”</w:t>
-      </w:r>
-    </w:p>
-    <w:p>
-      <w:r>
-        <w:t>“Thanks mum, dad,” Luke said.</w:t>
-      </w:r>
-    </w:p>
-    <w:p>
-      <w:r>
-        <w:t>“Remember to eat plenty of tin cans,” the uncle said. “You need plenty of iron for your growing bones.”</w:t>
-      </w:r>
-    </w:p>
-    <w:p>
-      <w:r>
-        <w:lastRenderedPageBreak/>
-        <w:t>“Okay Goat Father,” Luke said. “Bye mum, dad, Goat Father.”</w:t>
-      </w:r>
-    </w:p>
-    <w:p>
-      <w:r>
-        <w:t xml:space="preserve">Luke </w:t>
-      </w:r>
-      <w:r>
-        <w:t>h</w:t>
-      </w:r>
-      <w:r>
-        <w:t>ung up the call and entered the room.</w:t>
-      </w:r>
-    </w:p>
-    <w:p>
-      <w:r>
-        <w:t>Ripper looked at Luke curiously.</w:t>
-      </w:r>
-    </w:p>
-    <w:p>
-      <w:r>
-        <w:t>“My uncle and I are both Capricorns,” Luke explained. “</w:t>
-      </w:r>
-      <w:r>
-        <w:t xml:space="preserve">He is also my godfather. </w:t>
-      </w:r>
-      <w:r>
-        <w:t xml:space="preserve">And goats are funny creatures. </w:t>
-      </w:r>
-      <w:r>
-        <w:t xml:space="preserve">It’s something we’ve been doing all my life. </w:t>
-      </w:r>
-      <w:r>
-        <w:t>Do you have a favorite animal?”</w:t>
-      </w:r>
-    </w:p>
-    <w:p>
-      <w:r>
-        <w:t xml:space="preserve">Ripper paused a moment and then said, “I suppose it would be a gorilla. The ultimate </w:t>
-      </w:r>
-      <w:r>
-        <w:t>quarter</w:t>
-      </w:r>
-      <w:r>
-        <w:t xml:space="preserve"> backer would be a gorilla. They are the ultimate symbol of speed</w:t>
-      </w:r>
-      <w:r>
-        <w:t xml:space="preserve"> and</w:t>
-      </w:r>
-      <w:r>
-        <w:t xml:space="preserve"> strength</w:t>
-      </w:r>
-      <w:r>
-        <w:t>.</w:t>
-      </w:r>
-    </w:p>
-    <w:p>
-      <w:r>
-        <w:t>“I finished unpacking.”</w:t>
-      </w:r>
-    </w:p>
-    <w:p>
-      <w:r>
-        <w:t>“Let’s go get something to eat,” Luke said and they headed out.</w:t>
-      </w:r>
-    </w:p>
-    <w:p>
-      <w:proofErr w:type="gramStart"/>
-      <w:r>
-        <w:t>“</w:t>
-      </w:r>
-      <w:r>
-        <w:t>Town or cafeteria?”</w:t>
-      </w:r>
-      <w:proofErr w:type="gramEnd"/>
-      <w:r>
-        <w:t xml:space="preserve"> Ripper asked.</w:t>
-      </w:r>
-    </w:p>
-    <w:p>
-      <w:r>
-        <w:t>“Town,” Luke said. “I’m betting you will get bored with the cafeteria fast enough.</w:t>
-      </w:r>
-    </w:p>
-    <w:p>
-      <w:r>
-        <w:t>“Not you?” Ripper said as they headed for the front gates.</w:t>
-      </w:r>
-    </w:p>
-    <w:p>
-      <w:r>
-        <w:t>“As you heard me talking to my uncle, I am a goat,” Luke said. “I don’t have hang-ups about food. As you can guess I enjoy eating, and also cooking.”</w:t>
-      </w:r>
-    </w:p>
-    <w:p>
-      <w:r>
-        <w:t>“There</w:t>
-      </w:r>
-      <w:r>
-        <w:t xml:space="preserve"> is that Annie,” Ripper said</w:t>
-      </w:r>
-      <w:r>
-        <w:t>, pointing</w:t>
-      </w:r>
-      <w:r>
-        <w:t>. “Want to go see?”</w:t>
-      </w:r>
-    </w:p>
-    <w:p>
-      <w:r>
-        <w:t>Annie was surrounded by admirers.</w:t>
-      </w:r>
-    </w:p>
-    <w:p>
-      <w:r>
-        <w:t>“Not really,” Luke said. “She is out of my league and I don’t believe in celebrities and heroes. You can go if you want. You’re handsome enough and an amazing athlete.</w:t>
-      </w:r>
-    </w:p>
-    <w:p>
-      <w:r>
-        <w:t>“As my uncle says, there are three types of people in the world: Sheep, Shepherds and Goats.</w:t>
-      </w:r>
-    </w:p>
-    <w:p>
-      <w:r>
-        <w:lastRenderedPageBreak/>
-        <w:t xml:space="preserve">“Sheep always look </w:t>
-      </w:r>
-      <w:r>
-        <w:t>to</w:t>
-      </w:r>
-      <w:r>
-        <w:t xml:space="preserve"> shepherds to guide them.</w:t>
-      </w:r>
-    </w:p>
-    <w:p>
-      <w:r>
-        <w:t>“Shepherds seek to guide and control others, often to the sheep’s detriment.”</w:t>
-      </w:r>
-    </w:p>
-    <w:p>
-      <w:r>
-        <w:t>“Why do you say that?” Ripper asked as they approached the gates.</w:t>
-      </w:r>
-    </w:p>
-    <w:p>
-      <w:r>
-        <w:t>“What do shepherds do to sheep?” Luke as</w:t>
-      </w:r>
-      <w:r>
-        <w:t>ked. “They raise them for food</w:t>
-      </w:r>
-      <w:r>
-        <w:t xml:space="preserve"> and wool</w:t>
-      </w:r>
-      <w:r>
-        <w:t>.</w:t>
-      </w:r>
-    </w:p>
-    <w:p>
-      <w:r>
-        <w:t>“I am a goat. I neither follow nor lead</w:t>
-      </w:r>
-      <w:r>
-        <w:t>, but follow my own path.”</w:t>
-      </w:r>
-    </w:p>
-    <w:p>
-      <w:r>
-        <w:t xml:space="preserve">Luke’s </w:t>
-      </w:r>
-      <w:r>
-        <w:t xml:space="preserve">school </w:t>
-      </w:r>
-      <w:r>
-        <w:t>device beeped. Pulling out his device he read the message, “+1 to mental manipulation resistance.”</w:t>
-      </w:r>
-    </w:p>
-    <w:p>
-      <w:r>
-        <w:t>“Freaky,” Ripper said as he stared at the message. “It’s like we are in a freaking video game.”</w:t>
-      </w:r>
-    </w:p>
-    <w:p>
-      <w:r>
-        <w:t>They stepped out of the gate and were greeted by the protesters.</w:t>
-      </w:r>
-    </w:p>
-    <w:p>
-      <w:r>
-        <w:t>Placards read, “Nuclear energy is dangerous,” “Quantum communication damages space,” “Stop all space warping research,” and “</w:t>
-      </w:r>
-      <w:r>
-        <w:t>The end is neigh.”</w:t>
-      </w:r>
-    </w:p>
-    <w:p>
-      <w:r>
-        <w:t>They passed the protesters and Ripper asked, “What do you think of that?”</w:t>
-      </w:r>
-    </w:p>
-    <w:p>
-      <w:r>
-        <w:t>“Nonsense,” Luke replied. “You can’t damage space. If you could, then the space around the sun would be ripped to shreds. And yet, science has yet to find any anomalies.”</w:t>
-      </w:r>
-    </w:p>
-    <w:p>
-      <w:r>
-        <w:t>“It’s being suppressed,” a protester called out.</w:t>
-      </w:r>
-    </w:p>
-    <w:p>
-      <w:r>
-        <w:t>The town spread all about them. Restaurants lined the street they were walking on.</w:t>
-      </w:r>
-      <w:r>
-        <w:t xml:space="preserve"> Two were under construction.</w:t>
-      </w:r>
-    </w:p>
-    <w:p>
-      <w:proofErr w:type="gramStart"/>
-      <w:r>
-        <w:t>“Which restaurant?”</w:t>
-      </w:r>
-      <w:proofErr w:type="gramEnd"/>
-      <w:r>
-        <w:t xml:space="preserve"> Ripper asked.</w:t>
-      </w:r>
-    </w:p>
-    <w:p>
-      <w:r>
-        <w:t>“Any,” Luke said. “I like exploring different foods.”</w:t>
-      </w:r>
-    </w:p>
-    <w:p>
-      <w:r>
-        <w:lastRenderedPageBreak/>
-        <w:t>“You did mention you liked that old series, ‘Bizarre Foods’,” Ripper said. “Okay, let’s go to that burger place.</w:t>
-      </w:r>
-      <w:r>
-        <w:t xml:space="preserve"> </w:t>
-      </w:r>
-      <w:r>
-        <w:t>We</w:t>
-      </w:r>
-      <w:r>
-        <w:t xml:space="preserve"> gorillas can’t live on grass and tin cans</w:t>
-      </w:r>
-      <w:r>
-        <w:t>.</w:t>
-      </w:r>
-      <w:r>
-        <w:t>”</w:t>
-      </w:r>
-    </w:p>
-    <w:p>
-      <w:r>
-        <w:t>Luke laughed and said, “That’s for sure.”</w:t>
-      </w:r>
-    </w:p>
-    <w:p>
-      <w:r>
-        <w:t xml:space="preserve">They </w:t>
-      </w:r>
-      <w:r>
-        <w:t xml:space="preserve">entered and </w:t>
-      </w:r>
-      <w:r>
-        <w:t>waited</w:t>
-      </w:r>
-      <w:r>
-        <w:t>.</w:t>
-      </w:r>
-      <w:r>
-        <w:t xml:space="preserve"> </w:t>
-      </w:r>
-      <w:r>
-        <w:t>S</w:t>
-      </w:r>
-      <w:r>
-        <w:t>oon enough a waiter led them to a seat.</w:t>
-      </w:r>
-    </w:p>
-    <w:p>
-      <w:r>
-        <w:t>Luke picked up the menu and scanned. There was a good selection of burgers, steaks, and even vegetarian options.</w:t>
-      </w:r>
-    </w:p>
-    <w:p>
-      <w:r>
-        <w:t>The waiter returned and asked, “Any drinks for you?”</w:t>
-      </w:r>
-    </w:p>
-    <w:p>
-      <w:r>
-        <w:t>“Coke please,” Ripper said.</w:t>
-      </w:r>
-    </w:p>
-    <w:p>
-      <w:r>
-        <w:t>“What’s your most popular soft drink?” Luke asked.</w:t>
-      </w:r>
-    </w:p>
-    <w:p>
-      <w:r>
-        <w:t>The waiter named</w:t>
-      </w:r>
-      <w:r>
-        <w:t xml:space="preserve"> </w:t>
-      </w:r>
-      <w:proofErr w:type="spellStart"/>
-      <w:r>
-        <w:t>Rivella</w:t>
-      </w:r>
-      <w:proofErr w:type="spellEnd"/>
-      <w:r>
-        <w:t xml:space="preserve">, hot chocolate, </w:t>
-      </w:r>
-      <w:r>
-        <w:t>Apple Juice</w:t>
-      </w:r>
-      <w:r>
-        <w:t xml:space="preserve">, and </w:t>
-      </w:r>
-      <w:r>
-        <w:t>Ice Tea</w:t>
-      </w:r>
-      <w:r>
-        <w:t>, to name a few items.</w:t>
-      </w:r>
-    </w:p>
-    <w:p>
-      <w:r>
-        <w:t xml:space="preserve">“I’ll have </w:t>
-      </w:r>
-      <w:proofErr w:type="spellStart"/>
-      <w:r>
-        <w:t>Rivella</w:t>
-      </w:r>
-      <w:proofErr w:type="spellEnd"/>
-      <w:r>
-        <w:t xml:space="preserve">, no ice please,” Luke said, since </w:t>
-      </w:r>
-      <w:proofErr w:type="spellStart"/>
-      <w:r>
-        <w:t>Rivella</w:t>
-      </w:r>
-      <w:proofErr w:type="spellEnd"/>
-      <w:r>
-        <w:t xml:space="preserve"> was the most </w:t>
-      </w:r>
-      <w:r>
-        <w:t>exotic sounding drink listed.</w:t>
-      </w:r>
-    </w:p>
-    <w:p>
-      <w:r>
-        <w:t>Drink order taken, the waiter left.</w:t>
-      </w:r>
-    </w:p>
-    <w:p>
-      <w:r>
-        <w:t>“</w:t>
-      </w:r>
-      <w:r>
-        <w:t xml:space="preserve">Remember how </w:t>
-      </w:r>
-      <w:r>
-        <w:t xml:space="preserve">Bobby disappeared </w:t>
-      </w:r>
-      <w:r>
-        <w:t>three</w:t>
-      </w:r>
-      <w:r>
-        <w:t xml:space="preserve"> nights ago</w:t>
-      </w:r>
-      <w:r>
-        <w:t>?</w:t>
-      </w:r>
-      <w:r>
-        <w:t xml:space="preserve">” a </w:t>
-      </w:r>
-      <w:r>
-        <w:t xml:space="preserve">local </w:t>
-      </w:r>
-      <w:r>
-        <w:t>man a table away asked. “This morning his body was found</w:t>
-      </w:r>
-      <w:r>
-        <w:t>, all moldy</w:t>
-      </w:r>
-      <w:r>
-        <w:t xml:space="preserve">, </w:t>
-      </w:r>
-      <w:r>
-        <w:t>decayed</w:t>
-      </w:r>
-      <w:r>
-        <w:t>, and covered in maggots</w:t>
-      </w:r>
-      <w:r>
-        <w:t xml:space="preserve">. </w:t>
-      </w:r>
-      <w:r>
-        <w:t>The stink was horrible</w:t>
-      </w:r>
-      <w:r>
-        <w:t>.”</w:t>
-      </w:r>
-    </w:p>
-    <w:p>
-      <w:r>
-        <w:t>Ripper</w:t>
-      </w:r>
-      <w:r>
-        <w:t xml:space="preserve"> looked as if he wanted to gag.</w:t>
-      </w:r>
-    </w:p>
-    <w:p>
-      <w:r>
-        <w:t>“This town used to be peaceful,” the man’s companion grumbled. “What the hell are they doing with all those particle accelerators and that science mumbo-jumbo?”</w:t>
-      </w:r>
-    </w:p>
-    <w:p>
-      <w:r>
-        <w:t xml:space="preserve">“They are tearing holes into space is what they are doing,” another man </w:t>
-      </w:r>
-      <w:r>
-        <w:t>at</w:t>
-      </w:r>
-      <w:r>
-        <w:t xml:space="preserve"> </w:t>
-      </w:r>
-      <w:r>
-        <w:t xml:space="preserve">another </w:t>
-      </w:r>
-      <w:r>
-        <w:t xml:space="preserve">table </w:t>
-      </w:r>
-      <w:r>
-        <w:t>said.</w:t>
-      </w:r>
-      <w:r>
-        <w:t xml:space="preserve"> “Letting in all manner of demonic creatures.”</w:t>
-      </w:r>
-    </w:p>
-    <w:p>
-      <w:r>
-        <w:lastRenderedPageBreak/>
-        <w:t>“Don’t spit,” a woman across the table scolded. “That’s just gross.”</w:t>
-      </w:r>
-    </w:p>
-    <w:p>
-      <w:r>
-        <w:t>The waiter returned to the table and brought the drinks.</w:t>
-      </w:r>
-    </w:p>
-    <w:p>
-      <w:r>
-        <w:t>Luke and Ripper gave their order and the waiter left.</w:t>
-      </w:r>
-    </w:p>
-    <w:p>
-      <w:r>
-        <w:t>“Something is seriously messed up in this town,” Ripper said</w:t>
-      </w:r>
-      <w:r>
-        <w:t>, loud enough for the locals to hear.</w:t>
-      </w:r>
-    </w:p>
-    <w:p>
-      <w:r>
-        <w:t xml:space="preserve">“You’re from the </w:t>
-      </w:r>
-      <w:r>
-        <w:t xml:space="preserve">fancy </w:t>
-      </w:r>
-      <w:r>
-        <w:t>school, aren’t you?” an elderly man at another table asked. “What are they doing there?”</w:t>
-      </w:r>
-    </w:p>
-    <w:p>
-      <w:r>
-        <w:t>“Just arrived today,” Luke confessed, “Although, the principle did talk about monsters and the need to get stronger. I was expecting a speech about hard work, not that.”</w:t>
-      </w:r>
-    </w:p>
-    <w:p>
-      <w:r>
-        <w:t>“And what’s that about not going out after dusk?” Ripper asked.</w:t>
-      </w:r>
-    </w:p>
-    <w:p>
-      <w:r>
-        <w:t>“</w:t>
-      </w:r>
-      <w:r>
-        <w:t>There are things out there</w:t>
-      </w:r>
-      <w:r>
-        <w:t>,” another woman said</w:t>
-      </w:r>
-      <w:r>
-        <w:t xml:space="preserve"> simply</w:t>
-      </w:r>
-      <w:r>
-        <w:t>.</w:t>
-      </w:r>
-    </w:p>
-    <w:p>
-      <w:r>
-        <w:t>“Shouldn’t the government come out and find out?” Luke asked.</w:t>
-      </w:r>
-    </w:p>
-    <w:p>
-      <w:r>
-        <w:t>“They have, but have never found anything,” the woman said. “Claims we are a bunch of superstitious fools.”</w:t>
-      </w:r>
-    </w:p>
-    <w:p>
-      <w:r>
-        <w:t>“They are all in on it,” another local spat.</w:t>
-      </w:r>
-    </w:p>
-    <w:p>
-      <w:r>
-        <w:t>“I told you not to spit,” the woman scolded.</w:t>
-      </w:r>
-    </w:p>
-    <w:p>
-      <w:r>
-        <w:t>Food arrived and Luke ate as he listened to the local gossip.</w:t>
-      </w:r>
-    </w:p>
-    <w:p>
-      <w:r>
-        <w:t>“Now what?” Ripper asked as they paid the bill.</w:t>
-      </w:r>
-    </w:p>
-    <w:p>
-      <w:r>
-        <w:t xml:space="preserve">“I want to explore the town and buy groceries,” Luke said. “Also want to explore the hiking trails. It’s only </w:t>
-      </w:r>
-      <w:r>
-        <w:t>12</w:t>
-      </w:r>
-      <w:r>
-        <w:t>:</w:t>
-      </w:r>
-      <w:r>
-        <w:t>35</w:t>
-      </w:r>
-      <w:r>
-        <w:t xml:space="preserve">PM. </w:t>
-      </w:r>
-      <w:r>
-        <w:t>There’s p</w:t>
-      </w:r>
-      <w:r>
-        <w:t>lenty of time before sunset.”</w:t>
-      </w:r>
-    </w:p>
-    <w:p>
-      <w:r>
-        <w:t>“Aren’t you afraid?” Ripper asked as they walked out of the restaurant.</w:t>
-      </w:r>
-    </w:p>
-    <w:p>
-      <w:r>
-        <w:lastRenderedPageBreak/>
-        <w:t>“I only believe in science,” Luke said.</w:t>
-      </w:r>
-      <w:r>
-        <w:t xml:space="preserve"> </w:t>
-      </w:r>
-      <w:r>
-        <w:t>“</w:t>
-      </w:r>
-      <w:r>
-        <w:t>I’m only afraid of tripping in the dark and mosquitoes</w:t>
-      </w:r>
-      <w:r>
-        <w:t>.”</w:t>
-      </w:r>
-    </w:p>
-    <w:p>
-      <w:r>
-        <w:t>“They have several sports clubs,” Ripper said. “I’m joining the American Football team. How about you?”</w:t>
-      </w:r>
-    </w:p>
-    <w:p>
-      <w:r>
-        <w:t>“I’m joining the cooking and puzzle solving clubs,” Luke said. “There’s a grocery store.”</w:t>
-      </w:r>
-    </w:p>
-    <w:p>
-      <w:r>
-        <w:t>Ripper stepped in and said, “This store sure has some interesting items.”</w:t>
-      </w:r>
-    </w:p>
-    <w:p>
-      <w:r>
-        <w:t xml:space="preserve">“Grab some items,” Luke said as he walked </w:t>
-      </w:r>
-      <w:r>
-        <w:t>the isles, grabbing items from shelves. Next came groceries. Finally he headed for the cashier.</w:t>
-      </w:r>
-    </w:p>
-    <w:p>
-      <w:r>
-        <w:t>“Need some help with the bags</w:t>
-      </w:r>
-      <w:r>
-        <w:t>?</w:t>
-      </w:r>
-      <w:r>
-        <w:t>” Ripper asked.</w:t>
-      </w:r>
-    </w:p>
-    <w:p>
-      <w:r>
-        <w:t>“Thanks,” Like said and Ripper took multiple bags.</w:t>
-      </w:r>
-    </w:p>
-    <w:p>
-      <w:r>
-        <w:t xml:space="preserve">They headed back to the apartment. As before, they met the protesters near the </w:t>
-      </w:r>
-      <w:r>
-        <w:t>school gate</w:t>
-      </w:r>
-      <w:r>
-        <w:t>.</w:t>
-      </w:r>
-    </w:p>
-    <w:p>
-      <w:r>
         <w:t>They passed the protesters and Ripper asked, “Don’t they have anything better to do with their lives?”</w:t>
       </w:r>
     </w:p>
@@ -2805,7 +3105,6 @@
     </w:p>
     <w:p>
       <w:r>
-        <w:lastRenderedPageBreak/>
         <w:t>Ripper’s device beeped and he took out his device. He clicked on confirm.</w:t>
       </w:r>
     </w:p>
@@ -2855,6 +3154,7 @@
     </w:p>
     <w:p>
       <w:r>
+        <w:lastRenderedPageBreak/>
         <w:t>“Didn’t you want to explore the trails?” Ripper asked.</w:t>
       </w:r>
     </w:p>
@@ -2907,41 +3207,161 @@
     </w:p>
     <w:p>
       <w:r>
+        <w:t xml:space="preserve">“Everyone agreed to come on a hike,” Ripper said. “Hans </w:t>
+      </w:r>
+      <w:r>
+        <w:t xml:space="preserve">here </w:t>
+      </w:r>
+      <w:r>
+        <w:t xml:space="preserve">says there’s a trail to a </w:t>
+      </w:r>
+      <w:r>
+        <w:t>swimming hole with an amazing waterfall.”</w:t>
+      </w:r>
+    </w:p>
+    <w:p>
+      <w:r>
+        <w:t>Luke pulled out his device and pointed it at Hans.</w:t>
+      </w:r>
+    </w:p>
+    <w:p>
+      <w:r>
+        <w:t>“What are you doing?” Hans asked.</w:t>
+      </w:r>
+    </w:p>
+    <w:p>
+      <w:r>
+        <w:t>“Trying out Identify,” Luke said. “Says here</w:t>
+      </w:r>
+      <w:r>
+        <w:t>,</w:t>
+      </w:r>
+      <w:r>
+        <w:t xml:space="preserve"> your spirit animal is a </w:t>
+      </w:r>
+      <w:r>
+        <w:t>bull</w:t>
+      </w:r>
+      <w:r>
+        <w:t>.”</w:t>
+      </w:r>
+    </w:p>
+    <w:p>
+      <w:r>
+        <w:t xml:space="preserve">“Well </w:t>
+      </w:r>
+      <w:r>
+        <w:t>my mum always said I was like a bull in a china shop</w:t>
+      </w:r>
+      <w:r>
+        <w:t>,” Hans said</w:t>
+      </w:r>
+      <w:r>
+        <w:t>, laughing</w:t>
+      </w:r>
+      <w:r>
+        <w:t>.</w:t>
+      </w:r>
+    </w:p>
+    <w:p>
+      <w:r>
+        <w:t>Everyone decided to try out Identify on each other.</w:t>
+      </w:r>
+    </w:p>
+    <w:p>
+      <w:r>
+        <w:t>“We better go before it gets too dark,” Luke said.</w:t>
+      </w:r>
+    </w:p>
+    <w:p>
+      <w:r>
+        <w:t>“Are you afraid of those stories?” a bear of an athlete asked, smiling. “Afraid of monsters?”</w:t>
+      </w:r>
+    </w:p>
+    <w:p>
+      <w:r>
         <w:lastRenderedPageBreak/>
-        <w:t xml:space="preserve">“Everyone agreed to come on a hike,” Ripper said. “Hans </w:t>
-      </w:r>
-      <w:r>
-        <w:t xml:space="preserve">here </w:t>
-      </w:r>
-      <w:r>
-        <w:t xml:space="preserve">says there’s a trail to a </w:t>
-      </w:r>
-      <w:r>
-        <w:t>swimming hole with an amazing waterfall.”</w:t>
-      </w:r>
-    </w:p>
-    <w:p>
-      <w:r>
-        <w:t>Luke pulled out his device and pointed it at Hans.</w:t>
-      </w:r>
-    </w:p>
-    <w:p>
-      <w:r>
-        <w:t>“What are you doing?” Hans asked.</w:t>
-      </w:r>
-    </w:p>
-    <w:p>
-      <w:r>
-        <w:t>“Trying out Identify,” Luke said. “Says here</w:t>
-      </w:r>
-      <w:r>
-        <w:t>,</w:t>
-      </w:r>
-      <w:r>
-        <w:t xml:space="preserve"> your spirit animal is a </w:t>
-      </w:r>
-      <w:r>
-        <w:t>bull</w:t>
+        <w:t>Luke pointed his device at the teen.</w:t>
+      </w:r>
+    </w:p>
+    <w:p>
+      <w:pPr>
+        <w:pStyle w:val="StatusMessage"/>
+      </w:pPr>
+      <w:r>
+        <w:t>Salvador Bruno</w:t>
+      </w:r>
+    </w:p>
+    <w:p>
+      <w:pPr>
+        <w:pStyle w:val="StatusMessage"/>
+      </w:pPr>
+      <w:r>
+        <w:t>Bear</w:t>
+      </w:r>
+    </w:p>
+    <w:p>
+      <w:pPr>
+        <w:pStyle w:val="StatusMessage"/>
+      </w:pPr>
+      <w:r>
+        <w:t>Level 0</w:t>
+      </w:r>
+    </w:p>
+    <w:p>
+      <w:r>
+        <w:t xml:space="preserve">“No Salvador,” Luke said. “I’m </w:t>
+      </w:r>
+      <w:r>
+        <w:t xml:space="preserve">only </w:t>
+      </w:r>
+      <w:r>
+        <w:t>afraid of breaking my leg, tripping over something in the dark</w:t>
+      </w:r>
+      <w:r>
+        <w:t xml:space="preserve"> and stupid insects</w:t>
+      </w:r>
+      <w:r>
+        <w:t>.</w:t>
+      </w:r>
+      <w:r>
+        <w:t xml:space="preserve"> Monsters don’t exist.</w:t>
+      </w:r>
+      <w:r>
+        <w:t>”</w:t>
+      </w:r>
+    </w:p>
+    <w:p>
+      <w:r>
+        <w:t>Luke opened the Map app and said, “</w:t>
+      </w:r>
+      <w:r>
+        <w:t xml:space="preserve">Delphi </w:t>
+      </w:r>
+      <w:r>
+        <w:t>Swimming hole.” A path to the destination appeared on the map.</w:t>
+      </w:r>
+    </w:p>
+    <w:p>
+      <w:r>
+        <w:t>They headed out.</w:t>
+      </w:r>
+    </w:p>
+    <w:p>
+      <w:r>
+        <w:t xml:space="preserve">“We explored </w:t>
+      </w:r>
+      <w:r>
+        <w:t>some of</w:t>
+      </w:r>
+      <w:r>
+        <w:t xml:space="preserve"> the sports venues,” Ripper said. “</w:t>
+      </w:r>
+      <w:r>
+        <w:t>The sports are rather limited. Strangely, t</w:t>
+      </w:r>
+      <w:r>
+        <w:t>hey have venues where you can train with medieval weapons</w:t>
       </w:r>
       <w:r>
         <w:t>.”</w:t>
@@ -2949,16 +3369,56 @@
     </w:p>
     <w:p>
       <w:r>
-        <w:t xml:space="preserve">“Well </w:t>
-      </w:r>
-      <w:r>
-        <w:t>my mum always said I was like a bull in a china shop</w:t>
-      </w:r>
-      <w:r>
-        <w:t>,” Hans said</w:t>
-      </w:r>
-      <w:r>
-        <w:t>, laughing</w:t>
+        <w:t>“</w:t>
+      </w:r>
+      <w:r>
+        <w:t>The weight training rooms are amazing</w:t>
+      </w:r>
+      <w:r>
+        <w:t xml:space="preserve">,” a teen </w:t>
+      </w:r>
+      <w:r>
+        <w:t xml:space="preserve">built like a sumo wrestler </w:t>
+      </w:r>
+      <w:r>
+        <w:t>said.</w:t>
+      </w:r>
+    </w:p>
+    <w:p>
+      <w:pPr>
+        <w:pStyle w:val="StatusMessage"/>
+      </w:pPr>
+      <w:r>
+        <w:t xml:space="preserve">Eric </w:t>
+      </w:r>
+      <w:proofErr w:type="spellStart"/>
+      <w:r>
+        <w:t>Ranfield</w:t>
+      </w:r>
+      <w:proofErr w:type="spellEnd"/>
+    </w:p>
+    <w:p>
+      <w:pPr>
+        <w:pStyle w:val="StatusMessage"/>
+      </w:pPr>
+      <w:r>
+        <w:t>Elephant</w:t>
+      </w:r>
+    </w:p>
+    <w:p>
+      <w:pPr>
+        <w:pStyle w:val="StatusMessage"/>
+      </w:pPr>
+      <w:r>
+        <w:t>Level 0</w:t>
+      </w:r>
+    </w:p>
+    <w:p>
+      <w:r>
+        <w:t>The path exited the school grounds and entered the forested area. The boundary was rather stark. One side of a concrete line was manicured lawns and electric lights. The other side was wild brush</w:t>
+      </w:r>
+      <w:r>
+        <w:t xml:space="preserve"> and a dirt trail</w:t>
       </w:r>
       <w:r>
         <w:t>.</w:t>
@@ -2966,22 +3426,170 @@
     </w:p>
     <w:p>
       <w:r>
-        <w:t>Everyone decided to try out Identify on each other.</w:t>
-      </w:r>
-    </w:p>
-    <w:p>
-      <w:r>
-        <w:t>“We better go before it gets too dark,” Luke said.</w:t>
-      </w:r>
-    </w:p>
-    <w:p>
-      <w:r>
-        <w:t>“Are you afraid of those stories?” a bear of an athlete asked, smiling. “Afraid of monsters?”</w:t>
-      </w:r>
-    </w:p>
-    <w:p>
-      <w:r>
-        <w:t>Luke pointed his device at the teen.</w:t>
+        <w:t xml:space="preserve">A short distance later they arrived at a </w:t>
+      </w:r>
+      <w:r>
+        <w:t>stone wall</w:t>
+      </w:r>
+      <w:r>
+        <w:t xml:space="preserve"> overlooking a cliff. Over 10 m down was the </w:t>
+      </w:r>
+      <w:r>
+        <w:t xml:space="preserve">continuation of the </w:t>
+      </w:r>
+      <w:r>
+        <w:t>winding trail.</w:t>
+      </w:r>
+    </w:p>
+    <w:p>
+      <w:r>
+        <w:t>Almost 20 minutes later they arrived at the swimming hole.</w:t>
+      </w:r>
+    </w:p>
+    <w:p>
+      <w:r>
+        <w:t>“Let’s go skinny dipping,” a teen said and started undressing.</w:t>
+      </w:r>
+    </w:p>
+    <w:p>
+      <w:r>
+        <w:t>“Joining us?” Ripper asked.</w:t>
+      </w:r>
+    </w:p>
+    <w:p>
+      <w:r>
+        <w:lastRenderedPageBreak/>
+        <w:t xml:space="preserve">“I assure you, you don’t want to see me </w:t>
+      </w:r>
+      <w:r>
+        <w:t>undressed,” Luke said. “I’m going to explore my device.”</w:t>
+      </w:r>
+    </w:p>
+    <w:p>
+      <w:r>
+        <w:t>“Are you eating those flowers?” a teen with blond hair asked.</w:t>
+      </w:r>
+    </w:p>
+    <w:p>
+      <w:r>
+        <w:t>“It’s called homeostasis,” Luke said. “A little bit of poison strengthens the body. Besides, according to my device, this flower is edible. Perhaps I can cook with it.”</w:t>
+      </w:r>
+    </w:p>
+    <w:p>
+      <w:r>
+        <w:t xml:space="preserve">In the background Luke heard the others splashing about. He ignored them and </w:t>
+      </w:r>
+      <w:r>
+        <w:t>picked more flowers and berries, putting his loot in various plastic bags. They all went into pockets in his fishing jacket.</w:t>
+      </w:r>
+    </w:p>
+    <w:p>
+      <w:r>
+        <w:t xml:space="preserve">Harvesting done, Luke </w:t>
+      </w:r>
+      <w:r>
+        <w:t>focused on learning various features of his device.</w:t>
+      </w:r>
+    </w:p>
+    <w:p>
+      <w:r>
+        <w:t>“Guys, it’s getting dark,” Luke said. “It’s time to return.”</w:t>
+      </w:r>
+    </w:p>
+    <w:p>
+      <w:r>
+        <w:t xml:space="preserve">“It’s only </w:t>
+      </w:r>
+      <w:r>
+        <w:t>evening</w:t>
+      </w:r>
+      <w:r>
+        <w:t xml:space="preserve">,” </w:t>
+      </w:r>
+      <w:r>
+        <w:t>a teen said.</w:t>
+      </w:r>
+    </w:p>
+    <w:p>
+      <w:r>
+        <w:t>“Maybe so,” Luke countered. “However, we haven’t eaten dinner, and tomorrow is our first day at school.”</w:t>
+      </w:r>
+    </w:p>
+    <w:p>
+      <w:r>
+        <w:t>“Just one more swing on the rope,” a teen said and jumped.</w:t>
+      </w:r>
+    </w:p>
+    <w:p>
+      <w:r>
+        <w:t>The others trickled out and dressed.</w:t>
+      </w:r>
+    </w:p>
+    <w:p>
+      <w:r>
+        <w:t>“What is our schedule for tomorrow?” Ripper asked.</w:t>
+      </w:r>
+    </w:p>
+    <w:p>
+      <w:r>
+        <w:t xml:space="preserve">“Just go to your School </w:t>
+      </w:r>
+      <w:r>
+        <w:t>app</w:t>
+      </w:r>
+      <w:r>
+        <w:t xml:space="preserve">,” Luke said. “Homeroom for me is in </w:t>
+      </w:r>
+      <w:r>
+        <w:t>1</w:t>
+      </w:r>
+      <w:r>
+        <w:t>-23 of the Pasteur building. School starts at 8:00AM</w:t>
+      </w:r>
+      <w:r>
+        <w:t>.</w:t>
+      </w:r>
+      <w:r>
+        <w:t>”</w:t>
+      </w:r>
+    </w:p>
+    <w:p>
+      <w:r>
+        <w:t>They headed back.</w:t>
+      </w:r>
+    </w:p>
+    <w:p>
+      <w:r>
+        <w:t>As they walked the evening became darker.</w:t>
+      </w:r>
+    </w:p>
+    <w:p>
+      <w:r>
+        <w:t>Luke found the walk back harder since they were walking up a slope. With device in hand Luke trudged forward.</w:t>
+      </w:r>
+    </w:p>
+    <w:p>
+      <w:r>
+        <w:lastRenderedPageBreak/>
+        <w:t>Suddenly Luke felt a transition into night.</w:t>
+      </w:r>
+    </w:p>
+    <w:p>
+      <w:r>
+        <w:t>“Dam</w:t>
+      </w:r>
+      <w:r>
+        <w:t>n it’s getting dark,” Eric said, as the dark pushed down on them.</w:t>
+      </w:r>
+    </w:p>
+    <w:p>
+      <w:r>
+        <w:t>Luke pulled out a flashlight and took the lead.</w:t>
+      </w:r>
+    </w:p>
+    <w:p>
+      <w:r>
+        <w:t>“Is that a tiger?” a teen asked.</w:t>
       </w:r>
     </w:p>
     <w:p>
@@ -2989,15 +3597,23 @@
         <w:pStyle w:val="StatusMessage"/>
       </w:pPr>
       <w:r>
-        <w:t>Salvador Bruno</w:t>
-      </w:r>
+        <w:t>Sylvan</w:t>
+      </w:r>
+      <w:r>
+        <w:t xml:space="preserve"> </w:t>
+      </w:r>
+      <w:proofErr w:type="spellStart"/>
+      <w:r>
+        <w:t>Brocovisch</w:t>
+      </w:r>
+      <w:proofErr w:type="spellEnd"/>
     </w:p>
     <w:p>
       <w:pPr>
         <w:pStyle w:val="StatusMessage"/>
       </w:pPr>
       <w:r>
-        <w:t>Bear</w:t>
+        <w:t>Lion</w:t>
       </w:r>
     </w:p>
     <w:p>
@@ -3010,378 +3626,68 @@
     </w:p>
     <w:p>
       <w:r>
-        <w:t>“No Salvador,” Luke said. “I’m afraid of breaking my leg, tripping over something in the dark</w:t>
-      </w:r>
-      <w:r>
-        <w:t xml:space="preserve"> and stupid insects</w:t>
+        <w:t>Turning around Luke saw a tiger. It was standing over a freshly killed deer. It let lose an ear-splitting roar.</w:t>
+      </w:r>
+    </w:p>
+    <w:p>
+      <w:r>
+        <w:t>A moment later everyone r</w:t>
+      </w:r>
+      <w:r>
+        <w:t>an</w:t>
       </w:r>
       <w:r>
         <w:t>.</w:t>
       </w:r>
-      <w:r>
-        <w:t xml:space="preserve"> Monsters don’t exist.</w:t>
-      </w:r>
-      <w:r>
-        <w:t>”</w:t>
-      </w:r>
-    </w:p>
-    <w:p>
-      <w:r>
-        <w:t>Luke opened the Map app and said, “</w:t>
-      </w:r>
-      <w:r>
-        <w:t xml:space="preserve">Delphi </w:t>
-      </w:r>
-      <w:r>
-        <w:t>Swimming hole.” A path to the destination appeared on the map.</w:t>
-      </w:r>
-    </w:p>
-    <w:p>
-      <w:r>
-        <w:t>They headed out.</w:t>
-      </w:r>
-    </w:p>
-    <w:p>
-      <w:r>
-        <w:t xml:space="preserve">“We explored </w:t>
-      </w:r>
-      <w:r>
-        <w:t>some of</w:t>
-      </w:r>
-      <w:r>
-        <w:t xml:space="preserve"> the sports venues,” Ripper said. “</w:t>
-      </w:r>
-      <w:r>
-        <w:t>The sports are rather limited. Strangely, t</w:t>
-      </w:r>
-      <w:r>
-        <w:t>hey have venues where you can train with medieval weapons</w:t>
-      </w:r>
-      <w:r>
-        <w:t>.”</w:t>
+    </w:p>
+    <w:p>
+      <w:r>
+        <w:t>Luke’s flashlight flickered and died. He put his useless flashlight away and ran for all he was worth.</w:t>
+      </w:r>
+    </w:p>
+    <w:p>
+      <w:r>
+        <w:t>Unfortunately Luke was the slowest and the others left him behind.</w:t>
+      </w:r>
+    </w:p>
+    <w:p>
+      <w:r>
+        <w:t>Luke ran. He ran faster and harder than he ever ran.</w:t>
+      </w:r>
+    </w:p>
+    <w:p>
+      <w:r>
+        <w:t>Arms pumping and lungs burning, Luke’s only thought was escape.</w:t>
+      </w:r>
+    </w:p>
+    <w:p>
+      <w:r>
+        <w:t>Luke slowed down, hoping he got away.</w:t>
+      </w:r>
+    </w:p>
+    <w:p>
+      <w:r>
+        <w:t>Just then the tiger roared. Looking back, Luke saw the tiger staring at him. At his feet was the prey.</w:t>
+      </w:r>
+    </w:p>
+    <w:p>
+      <w:r>
+        <w:t>Panic was a great motivator. Despite his burning lungs, legs and throat, Luke picked up speed, struggling to run on the rocky trail.</w:t>
+      </w:r>
+    </w:p>
+    <w:p>
+      <w:r>
+        <w:t>With one eye on the map and another on the trail, Luke ran for his life. And yet the trail was impossibly long.</w:t>
+      </w:r>
+    </w:p>
+    <w:p>
+      <w:r>
+        <w:t>ROAR.</w:t>
       </w:r>
     </w:p>
     <w:p>
       <w:r>
         <w:lastRenderedPageBreak/>
-        <w:t>“</w:t>
-      </w:r>
-      <w:r>
-        <w:t>The weight training rooms are amazing</w:t>
-      </w:r>
-      <w:r>
-        <w:t xml:space="preserve">,” a teen </w:t>
-      </w:r>
-      <w:r>
-        <w:t xml:space="preserve">built like a sumo wrestler </w:t>
-      </w:r>
-      <w:r>
-        <w:t>said.</w:t>
-      </w:r>
-    </w:p>
-    <w:p>
-      <w:pPr>
-        <w:pStyle w:val="StatusMessage"/>
-      </w:pPr>
-      <w:r>
-        <w:t xml:space="preserve">Eric </w:t>
-      </w:r>
-      <w:proofErr w:type="spellStart"/>
-      <w:r>
-        <w:t>Ranfield</w:t>
-      </w:r>
-      <w:proofErr w:type="spellEnd"/>
-    </w:p>
-    <w:p>
-      <w:pPr>
-        <w:pStyle w:val="StatusMessage"/>
-      </w:pPr>
-      <w:r>
-        <w:t>Elephant</w:t>
-      </w:r>
-    </w:p>
-    <w:p>
-      <w:pPr>
-        <w:pStyle w:val="StatusMessage"/>
-      </w:pPr>
-      <w:r>
-        <w:t>Level 0</w:t>
-      </w:r>
-    </w:p>
-    <w:p>
-      <w:r>
-        <w:t>The path exited the school grounds and entered the forested area. The boundary was rather stark. One side of a concrete line was manicured lawns and electric lights. The other side was wild brush</w:t>
-      </w:r>
-      <w:r>
-        <w:t xml:space="preserve"> and a dirt trail</w:t>
-      </w:r>
-      <w:r>
-        <w:t>.</w:t>
-      </w:r>
-    </w:p>
-    <w:p>
-      <w:r>
-        <w:t xml:space="preserve">A short distance later they arrived at a </w:t>
-      </w:r>
-      <w:r>
-        <w:t>stone wall</w:t>
-      </w:r>
-      <w:r>
-        <w:t xml:space="preserve"> overlooking a cliff. Over 10 m down was the </w:t>
-      </w:r>
-      <w:r>
-        <w:t xml:space="preserve">continuation of the </w:t>
-      </w:r>
-      <w:r>
-        <w:t>winding trail.</w:t>
-      </w:r>
-    </w:p>
-    <w:p>
-      <w:r>
-        <w:t>Almost 20 minutes later they arrived at the swimming hole.</w:t>
-      </w:r>
-    </w:p>
-    <w:p>
-      <w:r>
-        <w:t>“Let’s go skinny dipping,” a teen said and started undressing.</w:t>
-      </w:r>
-    </w:p>
-    <w:p>
-      <w:r>
-        <w:t>“Joining us?” Ripper asked.</w:t>
-      </w:r>
-    </w:p>
-    <w:p>
-      <w:r>
-        <w:t xml:space="preserve">“I assure you, you don’t want to see me </w:t>
-      </w:r>
-      <w:r>
-        <w:t>undressed,” Luke said. “I’m going to explore my device.”</w:t>
-      </w:r>
-    </w:p>
-    <w:p>
-      <w:r>
-        <w:t>“Are you eating those flowers?” a teen with blond hair asked.</w:t>
-      </w:r>
-    </w:p>
-    <w:p>
-      <w:r>
-        <w:t>“It’s called homeostasis,” Luke said. “A little bit of poison strengthens the body. Besides, according to my device, this flower is edible. Perhaps I can cook with it.”</w:t>
-      </w:r>
-    </w:p>
-    <w:p>
-      <w:r>
-        <w:t xml:space="preserve">In the background Luke heard the others splashing about. He ignored them and </w:t>
-      </w:r>
-      <w:r>
-        <w:t>picked more flowers and berries, putting his loot in various plastic bags. They all went into pockets in his fishing jacket.</w:t>
-      </w:r>
-    </w:p>
-    <w:p>
-      <w:r>
-        <w:t xml:space="preserve">Harvesting done, Luke </w:t>
-      </w:r>
-      <w:r>
-        <w:t>focused on learning various features of his device.</w:t>
-      </w:r>
-    </w:p>
-    <w:p>
-      <w:r>
-        <w:t>“Guys, it’s getting dark,” Luke said. “It’s time to return.”</w:t>
-      </w:r>
-    </w:p>
-    <w:p>
-      <w:r>
-        <w:lastRenderedPageBreak/>
-        <w:t xml:space="preserve">“It’s only </w:t>
-      </w:r>
-      <w:r>
-        <w:t>evening</w:t>
-      </w:r>
-      <w:r>
-        <w:t xml:space="preserve">,” </w:t>
-      </w:r>
-      <w:r>
-        <w:t>a teen said.</w:t>
-      </w:r>
-    </w:p>
-    <w:p>
-      <w:r>
-        <w:t>“Maybe so,” Luke countered. “However, we haven’t eaten dinner, and tomorrow is our first day at school.”</w:t>
-      </w:r>
-    </w:p>
-    <w:p>
-      <w:r>
-        <w:t>“Just one more swing on the rope,” a teen said and jumped.</w:t>
-      </w:r>
-    </w:p>
-    <w:p>
-      <w:r>
-        <w:t>The others trickled out and dressed.</w:t>
-      </w:r>
-    </w:p>
-    <w:p>
-      <w:r>
-        <w:t>“What is our schedule for tomorrow?” Ripper asked.</w:t>
-      </w:r>
-    </w:p>
-    <w:p>
-      <w:r>
-        <w:t xml:space="preserve">“Just go to your School </w:t>
-      </w:r>
-      <w:r>
-        <w:t>app</w:t>
-      </w:r>
-      <w:r>
-        <w:t xml:space="preserve">,” Luke said. “Homeroom for me is in </w:t>
-      </w:r>
-      <w:r>
-        <w:t>1</w:t>
-      </w:r>
-      <w:r>
-        <w:t>-23 of the Pasteur building. School starts at 8:00AM</w:t>
-      </w:r>
-      <w:r>
-        <w:t>.</w:t>
-      </w:r>
-      <w:r>
-        <w:t>”</w:t>
-      </w:r>
-    </w:p>
-    <w:p>
-      <w:r>
-        <w:t>They headed back.</w:t>
-      </w:r>
-    </w:p>
-    <w:p>
-      <w:r>
-        <w:t>As they walked the evening became darker.</w:t>
-      </w:r>
-    </w:p>
-    <w:p>
-      <w:r>
-        <w:t>Luke found the walk back harder since they were walking up a slope. With device in hand Luke trudged forward.</w:t>
-      </w:r>
-    </w:p>
-    <w:p>
-      <w:r>
-        <w:t>Suddenly Luke felt a transition into night.</w:t>
-      </w:r>
-    </w:p>
-    <w:p>
-      <w:r>
-        <w:t>“Dam</w:t>
-      </w:r>
-      <w:r>
-        <w:t>n it’s getting dark,” Eric said, as the dark pushed down on them.</w:t>
-      </w:r>
-    </w:p>
-    <w:p>
-      <w:r>
-        <w:t>Luke pulled out a flashlight and took the lead.</w:t>
-      </w:r>
-    </w:p>
-    <w:p>
-      <w:r>
-        <w:t>“Is that a tiger?” a teen asked.</w:t>
-      </w:r>
-    </w:p>
-    <w:p>
-      <w:pPr>
-        <w:pStyle w:val="StatusMessage"/>
-      </w:pPr>
-      <w:r>
-        <w:t>Sylvan</w:t>
-      </w:r>
-      <w:r>
-        <w:t xml:space="preserve"> </w:t>
-      </w:r>
-      <w:proofErr w:type="spellStart"/>
-      <w:r>
-        <w:t>Brocovisch</w:t>
-      </w:r>
-      <w:proofErr w:type="spellEnd"/>
-    </w:p>
-    <w:p>
-      <w:pPr>
-        <w:pStyle w:val="StatusMessage"/>
-      </w:pPr>
-      <w:r>
-        <w:t>Lion</w:t>
-      </w:r>
-    </w:p>
-    <w:p>
-      <w:pPr>
-        <w:pStyle w:val="StatusMessage"/>
-      </w:pPr>
-      <w:r>
-        <w:t>Level 0</w:t>
-      </w:r>
-    </w:p>
-    <w:p>
-      <w:r>
-        <w:t>Turning around Luke saw a tiger. It was standing over a freshly killed deer. It let lose an ear-splitting roar.</w:t>
-      </w:r>
-    </w:p>
-    <w:p>
-      <w:r>
-        <w:t>A moment later everyone r</w:t>
-      </w:r>
-      <w:r>
-        <w:t>an</w:t>
-      </w:r>
-      <w:r>
-        <w:t>.</w:t>
-      </w:r>
-    </w:p>
-    <w:p>
-      <w:r>
-        <w:t>Luke’s flashlight flickered and died. He put his useless flashlight away and ran for all he was worth.</w:t>
-      </w:r>
-    </w:p>
-    <w:p>
-      <w:r>
-        <w:lastRenderedPageBreak/>
-        <w:t>Unfortunately Luke was the slowest and the others left him behind.</w:t>
-      </w:r>
-    </w:p>
-    <w:p>
-      <w:r>
-        <w:t>Luke ran. He ran faster and harder than he ever ran.</w:t>
-      </w:r>
-    </w:p>
-    <w:p>
-      <w:r>
-        <w:t>Arms pumping and lungs burning, Luke’s only thought was escape.</w:t>
-      </w:r>
-    </w:p>
-    <w:p>
-      <w:r>
-        <w:t>Luke slowed down, hoping he got away.</w:t>
-      </w:r>
-    </w:p>
-    <w:p>
-      <w:r>
-        <w:t>Just then the tiger roared. Looking back, Luke saw the tiger staring at him. At his feet was the prey.</w:t>
-      </w:r>
-    </w:p>
-    <w:p>
-      <w:r>
-        <w:t>Panic was a great motivator. Despite his burning lungs, legs and throat, Luke picked up speed, struggling to run on the rocky trail.</w:t>
-      </w:r>
-    </w:p>
-    <w:p>
-      <w:r>
-        <w:t>With one eye on the map and another on the trail, Luke ran for his life. And yet the trail was impossibly long.</w:t>
-      </w:r>
-    </w:p>
-    <w:p>
-      <w:r>
-        <w:t>ROAR.</w:t>
-      </w:r>
-    </w:p>
-    <w:p>
-      <w:r>
         <w:t xml:space="preserve">To the </w:t>
       </w:r>
       <w:r>
@@ -3445,7 +3751,6 @@
     </w:p>
     <w:p>
       <w:r>
-        <w:lastRenderedPageBreak/>
         <w:t xml:space="preserve">Luke </w:t>
       </w:r>
       <w:r>
@@ -3467,6 +3772,9 @@
       </w:r>
       <w:r>
         <w:t>gasped</w:t>
+      </w:r>
+      <w:r>
+        <w:t>, defying the shadows that lurked in the dark</w:t>
       </w:r>
       <w:r>
         <w:t>. “No, no, no.”</w:t>
@@ -3525,11 +3833,33 @@
         <w:t xml:space="preserve">Luke </w:t>
       </w:r>
       <w:r>
-        <w:t>called out, “I will not succumb.”</w:t>
-      </w:r>
-    </w:p>
-    <w:p>
-      <w:r>
+        <w:t>gasped</w:t>
+      </w:r>
+      <w:r>
+        <w:t xml:space="preserve"> out, “I</w:t>
+      </w:r>
+      <w:r>
+        <w:t>,</w:t>
+      </w:r>
+      <w:r>
+        <w:t xml:space="preserve"> will</w:t>
+      </w:r>
+      <w:r>
+        <w:t>,</w:t>
+      </w:r>
+      <w:r>
+        <w:t xml:space="preserve"> not</w:t>
+      </w:r>
+      <w:r>
+        <w:t>,</w:t>
+      </w:r>
+      <w:r>
+        <w:t xml:space="preserve"> succumb.”</w:t>
+      </w:r>
+    </w:p>
+    <w:p>
+      <w:r>
+        <w:lastRenderedPageBreak/>
         <w:t xml:space="preserve">Luke crested the </w:t>
       </w:r>
       <w:r>
@@ -3590,7 +3920,13 @@
     </w:p>
     <w:p>
       <w:r>
-        <w:t>Luke collapsed amid the other teens. They too were exhausted.</w:t>
+        <w:t xml:space="preserve">Feeling a burst of euphoria, </w:t>
+      </w:r>
+      <w:r>
+        <w:t>Luke collapsed amid the other teens.</w:t>
+      </w:r>
+      <w:r>
+        <w:t xml:space="preserve"> He had succeeded. He had endured the heavenly tribulation. He was now stronger.</w:t>
       </w:r>
     </w:p>
     <w:p>
@@ -3606,49 +3942,55 @@
     </w:p>
     <w:p>
       <w:r>
+        <w:t>For a few minutes no one spoke.</w:t>
+      </w:r>
+    </w:p>
+    <w:p>
+      <w:r>
+        <w:t>“</w:t>
+      </w:r>
+      <w:r>
+        <w:t>Damn I feel jacked</w:t>
+      </w:r>
+      <w:r>
+        <w:t>,” Hans muttered. “I’ve never been pushed so hard in all my life.”</w:t>
+      </w:r>
+    </w:p>
+    <w:p>
+      <w:r>
+        <w:t>“We better return to our dorms,” Luke said and slowly got up.</w:t>
+      </w:r>
+      <w:r>
+        <w:t xml:space="preserve"> </w:t>
+      </w:r>
+      <w:r>
+        <w:t>He was still bone tired and brain dead. However, he could walk – barely.</w:t>
+      </w:r>
+    </w:p>
+    <w:p>
+      <w:r>
+        <w:t>Ripper asked, “What happened to Antonio?”</w:t>
+      </w:r>
+    </w:p>
+    <w:p>
+      <w:r>
+        <w:t xml:space="preserve">Luke </w:t>
+      </w:r>
+      <w:r>
+        <w:t>looked around</w:t>
+      </w:r>
+      <w:r>
+        <w:t>.</w:t>
+      </w:r>
+    </w:p>
+    <w:p>
+      <w:r>
+        <w:t>No one said anything.</w:t>
+      </w:r>
+    </w:p>
+    <w:p>
+      <w:r>
         <w:lastRenderedPageBreak/>
-        <w:t>For a few minutes no one spoke.</w:t>
-      </w:r>
-    </w:p>
-    <w:p>
-      <w:r>
-        <w:t>“Damn what an ordeal,” Hans muttered. “I’ve never been pushed so hard in all my life.”</w:t>
-      </w:r>
-    </w:p>
-    <w:p>
-      <w:r>
-        <w:t>“We better return to our dorms,” Luke said and slowly got up.</w:t>
-      </w:r>
-      <w:r>
-        <w:t xml:space="preserve"> </w:t>
-      </w:r>
-      <w:r>
-        <w:t>He was still bone tired and brain dead. However, he could walk – barely.</w:t>
-      </w:r>
-    </w:p>
-    <w:p>
-      <w:r>
-        <w:t>Ripper asked, “What happened to Antonio?”</w:t>
-      </w:r>
-    </w:p>
-    <w:p>
-      <w:r>
-        <w:t xml:space="preserve">Luke </w:t>
-      </w:r>
-      <w:r>
-        <w:t>looked around</w:t>
-      </w:r>
-      <w:r>
-        <w:t>.</w:t>
-      </w:r>
-    </w:p>
-    <w:p>
-      <w:r>
-        <w:t>No one said anything.</w:t>
-      </w:r>
-    </w:p>
-    <w:p>
-      <w:r>
         <w:t xml:space="preserve">Then a teen </w:t>
       </w:r>
       <w:r>
@@ -3754,10 +4096,12 @@
           <w:numId w:val="10"/>
         </w:numPr>
       </w:pPr>
+      <w:bookmarkStart w:id="1" w:name="_Toc208413045"/>
       <w:r>
         <w:lastRenderedPageBreak/>
         <w:t>New School</w:t>
       </w:r>
+      <w:bookmarkEnd w:id="1"/>
     </w:p>
     <w:p/>
     <w:p>
@@ -3911,7 +4255,21 @@
         <w:rPr>
           <w:u w:val="single"/>
         </w:rPr>
-        <w:t xml:space="preserve">Luke Billhardson – </w:t>
+        <w:t xml:space="preserve">Luke </w:t>
+      </w:r>
+      <w:proofErr w:type="spellStart"/>
+      <w:r>
+        <w:rPr>
+          <w:u w:val="single"/>
+        </w:rPr>
+        <w:t>Billhardson</w:t>
+      </w:r>
+      <w:proofErr w:type="spellEnd"/>
+      <w:r>
+        <w:rPr>
+          <w:u w:val="single"/>
+        </w:rPr>
+        <w:t xml:space="preserve"> – </w:t>
       </w:r>
       <w:r>
         <w:rPr>
@@ -4005,7 +4363,10 @@
         <w:tab/>
       </w:r>
       <w:r>
-        <w:t>5 -&gt; 6</w:t>
+        <w:t>4</w:t>
+      </w:r>
+      <w:r>
+        <w:t xml:space="preserve"> -&gt; 6</w:t>
       </w:r>
     </w:p>
     <w:p>
@@ -4024,7 +4385,15 @@
       </w:r>
       <w:r>
         <w:tab/>
-        <w:t>7 -&gt; 8</w:t>
+      </w:r>
+      <w:r>
+        <w:t>5</w:t>
+      </w:r>
+      <w:r>
+        <w:t xml:space="preserve"> -&gt; </w:t>
+      </w:r>
+      <w:r>
+        <w:t>7</w:t>
       </w:r>
     </w:p>
     <w:p>
@@ -4086,6 +4455,43 @@
         <w:jc w:val="left"/>
       </w:pPr>
       <w:r>
+        <w:t>Charisma:</w:t>
+      </w:r>
+      <w:r>
+        <w:tab/>
+        <w:t>6</w:t>
+      </w:r>
+    </w:p>
+    <w:p>
+      <w:pPr>
+        <w:pStyle w:val="StatusMessage"/>
+        <w:tabs>
+          <w:tab w:val="left" w:pos="2127"/>
+        </w:tabs>
+        <w:ind w:left="0"/>
+        <w:jc w:val="left"/>
+      </w:pPr>
+      <w:r>
+        <w:t>Luck:</w:t>
+      </w:r>
+      <w:r>
+        <w:tab/>
+        <w:t>7</w:t>
+      </w:r>
+      <w:r>
+        <w:t xml:space="preserve"> -&gt; 9</w:t>
+      </w:r>
+    </w:p>
+    <w:p>
+      <w:pPr>
+        <w:pStyle w:val="StatusMessage"/>
+        <w:tabs>
+          <w:tab w:val="left" w:pos="2127"/>
+        </w:tabs>
+        <w:ind w:left="0"/>
+        <w:jc w:val="left"/>
+      </w:pPr>
+      <w:r>
         <w:t xml:space="preserve">Mental manipulation resistance: </w:t>
       </w:r>
       <w:r>
@@ -4185,33 +4591,616 @@
     </w:p>
     <w:p>
       <w:r>
+        <w:lastRenderedPageBreak/>
         <w:t>Luke took his school uniform and entered the washroom. Five minutes later he exited, fully dressed.</w:t>
       </w:r>
     </w:p>
     <w:p>
       <w:r>
+        <w:t>Ripper was already dressed and ready to go.</w:t>
+      </w:r>
+    </w:p>
+    <w:p>
+      <w:r>
+        <w:t>“</w:t>
+      </w:r>
+      <w:r>
+        <w:t>Al m</w:t>
+      </w:r>
+      <w:r>
+        <w:t xml:space="preserve">y stats </w:t>
+      </w:r>
+      <w:r>
+        <w:t>except nerve</w:t>
+      </w:r>
+      <w:r>
+        <w:t>,</w:t>
+      </w:r>
+      <w:r>
+        <w:t xml:space="preserve"> manna </w:t>
+      </w:r>
+      <w:r>
+        <w:t xml:space="preserve">and charisma </w:t>
+      </w:r>
+      <w:r>
+        <w:t>have increased</w:t>
+      </w:r>
+      <w:r>
+        <w:t>,” Ripper said. “</w:t>
+      </w:r>
+      <w:r>
+        <w:t>Does that mean I’m stronger?</w:t>
+      </w:r>
+      <w:r>
+        <w:t>”</w:t>
+      </w:r>
+    </w:p>
+    <w:p>
+      <w:r>
+        <w:t>Stepping out of their room, they headed out.</w:t>
+      </w:r>
+    </w:p>
+    <w:p>
+      <w:r>
+        <w:t>“If the numbers are to be believed, you might soon rival professional football players. Can you imagine in what will happen in a few years when you turn 18?</w:t>
+      </w:r>
+      <w:r>
+        <w:t>”</w:t>
+      </w:r>
+    </w:p>
+    <w:p>
+      <w:r>
+        <w:t>“That’s amazing,” Ripper said excitedly. “I can definitely become a major league player.”</w:t>
+      </w:r>
+    </w:p>
+    <w:p>
+      <w:r>
+        <w:t>“Maybe not,” Luke said. “You might be banned if you get too strong.”</w:t>
+      </w:r>
+    </w:p>
+    <w:p>
+      <w:r>
+        <w:t>“Bummer,” Ripper grumbled.</w:t>
+      </w:r>
+    </w:p>
+    <w:p>
+      <w:r>
+        <w:t xml:space="preserve">“By the way, my clothes fit perfectly, even though I </w:t>
+      </w:r>
+      <w:r>
+        <w:t xml:space="preserve">seem to have lost at least </w:t>
+      </w:r>
+      <w:r>
+        <w:t>8</w:t>
+      </w:r>
+      <w:r>
+        <w:t xml:space="preserve"> kg,</w:t>
+      </w:r>
+      <w:r>
+        <w:t>”</w:t>
+      </w:r>
+      <w:r>
+        <w:t xml:space="preserve"> Luke said, patting his stomach.</w:t>
+      </w:r>
+    </w:p>
+    <w:p>
+      <w:r>
+        <w:t>“Freaky,” Ripper said.</w:t>
+      </w:r>
+      <w:r>
+        <w:t xml:space="preserve"> “How much is it in pounds?”</w:t>
+      </w:r>
+    </w:p>
+    <w:p>
+      <w:r>
+        <w:t>“Around 1</w:t>
+      </w:r>
+      <w:r>
+        <w:t>7</w:t>
+      </w:r>
+      <w:r>
+        <w:t>,” Luke said.</w:t>
+      </w:r>
+      <w:r>
+        <w:t xml:space="preserve"> “I am now my ideal weight for my age.”</w:t>
+      </w:r>
+    </w:p>
+    <w:p>
+      <w:r>
+        <w:t>They stepped out of the apartment building. On impulse Luke began jogging. Ripper jogged with him.</w:t>
+      </w:r>
+    </w:p>
+    <w:p>
+      <w:r>
+        <w:t xml:space="preserve">They arrived at the Pasteur building and Luke said, “I can’t believe I ran so far and I’m not even </w:t>
+      </w:r>
+      <w:r>
+        <w:t>winded</w:t>
+      </w:r>
+      <w:r>
+        <w:t>.”</w:t>
+      </w:r>
+    </w:p>
+    <w:p>
+      <w:r>
+        <w:t>The class room was tiered with a row of desks on each row. Luke took a seat near the window with Ripper next to him.</w:t>
+      </w:r>
+    </w:p>
+    <w:p>
+      <w:r>
+        <w:t>The other jocks with them last night were also present. Ripper and the others quietly chatted while Luke read a book.</w:t>
+      </w:r>
+    </w:p>
+    <w:p>
+      <w:r>
         <w:lastRenderedPageBreak/>
-        <w:t>Ripper was already dressed and ready to go.</w:t>
-      </w:r>
-    </w:p>
-    <w:p>
+        <w:t>Fi</w:t>
+      </w:r>
+      <w:r>
+        <w:t>v</w:t>
+      </w:r>
+      <w:r>
+        <w:t xml:space="preserve">e minutes later the room was filled with over 60 students. Front and center was the year rep Annie. She was </w:t>
+      </w:r>
+      <w:r>
+        <w:t xml:space="preserve">surrounded by </w:t>
+      </w:r>
+      <w:r>
+        <w:t xml:space="preserve">her </w:t>
+      </w:r>
+      <w:r>
+        <w:t>peons as usual.</w:t>
+      </w:r>
+    </w:p>
+    <w:p>
+      <w:r>
+        <w:t>The teacher entered and everyone took their seats.</w:t>
+      </w:r>
+    </w:p>
+    <w:p>
+      <w:r>
+        <w:t>The bell rang and the teacher said, “Good morning class. My name is Mr. Song. This school is unlike any you have ever been in.</w:t>
+      </w:r>
+    </w:p>
+    <w:p>
+      <w:r>
+        <w:t>“The world is in terrible shape, and is literally going to hell in a hand basket.</w:t>
+      </w:r>
+    </w:p>
+    <w:p>
+      <w:r>
+        <w:t>“You have all heard the 2012 prediction. Well we chose the wrong path. Now we have to live with it.</w:t>
+      </w:r>
+    </w:p>
+    <w:p>
+      <w:r>
+        <w:t>“We need strong leaders who will guide the world and we believe you have what it takes, which is why you are all here.”</w:t>
+      </w:r>
+    </w:p>
+    <w:p>
+      <w:r>
+        <w:t xml:space="preserve">Mr. Song wrote on the board and then said, “Starting from the bottom left, you will say your name, and the animal that best describes your personality. You will also tell us your hobbies and </w:t>
+      </w:r>
+      <w:r>
+        <w:t>what you want to do when you grow up.”</w:t>
+      </w:r>
+    </w:p>
+    <w:p>
+      <w:r>
+        <w:t>“My name is…” the first began.</w:t>
+      </w:r>
+    </w:p>
+    <w:p>
+      <w:r>
+        <w:t>Mr. Song interrupted and said, “Kindly stand before speaking.”</w:t>
+      </w:r>
+    </w:p>
+    <w:p>
+      <w:r>
+        <w:t>The first person stood and spoke.</w:t>
+      </w:r>
+    </w:p>
+    <w:p>
+      <w:r>
+        <w:t>Soon enough it was Annie’s turn.</w:t>
+      </w:r>
+    </w:p>
+    <w:p>
+      <w:r>
+        <w:t>“My name is Annie Winfield and my animal is…” Annie paused, looking embarrassed.</w:t>
+      </w:r>
+    </w:p>
+    <w:p>
+      <w:r>
+        <w:t>“Golden dragon,” Luke said into the silence.</w:t>
+      </w:r>
+    </w:p>
+    <w:p>
+      <w:r>
+        <w:t>“Stand first,” Mr. Song said, frowning.</w:t>
+      </w:r>
+    </w:p>
+    <w:p>
+      <w:r>
+        <w:lastRenderedPageBreak/>
+        <w:t xml:space="preserve">Annie turned her golden – correction, </w:t>
+      </w:r>
+      <w:r>
+        <w:t>hazel</w:t>
+      </w:r>
+      <w:r>
+        <w:t xml:space="preserve"> eyes to Luke and stared at him.</w:t>
+      </w:r>
+    </w:p>
+    <w:p>
+      <w:r>
+        <w:t>“You are a goat,” Annie declared.</w:t>
+      </w:r>
+    </w:p>
+    <w:p>
+      <w:r>
+        <w:t>The room filled with laughter and Luke felt his face turn red.</w:t>
+      </w:r>
+    </w:p>
+    <w:p>
+      <w:r>
+        <w:t xml:space="preserve">“Settle down kids,” Mr. Song </w:t>
+      </w:r>
+      <w:r>
+        <w:t>commanded.</w:t>
+      </w:r>
+    </w:p>
+    <w:p>
+      <w:r>
+        <w:t xml:space="preserve">The room quieted and Annie said, </w:t>
+      </w:r>
       <w:r>
         <w:t>“</w:t>
       </w:r>
       <w:r>
-        <w:t>Al m</w:t>
-      </w:r>
-      <w:r>
-        <w:t xml:space="preserve">y stats </w:t>
-      </w:r>
-      <w:r>
-        <w:t>except nerve and manna have increased</w:t>
-      </w:r>
-      <w:r>
-        <w:t>,” Ripper said. “</w:t>
-      </w:r>
-      <w:r>
-        <w:t>Does that mean I’m stronger?</w:t>
+        <w:t xml:space="preserve">My hobbies are debating, </w:t>
+      </w:r>
+      <w:r>
+        <w:t xml:space="preserve">track and field, </w:t>
+      </w:r>
+      <w:r>
+        <w:t>fencing, and archery. I intend to study political science and go into politics when I graduate.”</w:t>
+      </w:r>
+    </w:p>
+    <w:p>
+      <w:r>
+        <w:t>Annie sat down and the next person stood.</w:t>
+      </w:r>
+    </w:p>
+    <w:p>
+      <w:r>
+        <w:t>After awhile it was Luke’s turn.</w:t>
+      </w:r>
+    </w:p>
+    <w:p>
+      <w:r>
+        <w:t>Luke stood up and said, “My name is Luke Billhardson. As Annie said, my favorite animal is the goat, since they are so funny.</w:t>
+      </w:r>
+    </w:p>
+    <w:p>
+      <w:r>
+        <w:t xml:space="preserve">“My hobbies are building stuff, </w:t>
+      </w:r>
+      <w:r>
+        <w:t xml:space="preserve">puzzle solving, </w:t>
+      </w:r>
+      <w:r>
+        <w:t>hiking, cooking, and of course eating.</w:t>
+      </w:r>
+    </w:p>
+    <w:p>
+      <w:r>
+        <w:t xml:space="preserve">“My goal is to work at my family restaurant, the Goat Bucket, and help it prosper.” </w:t>
+      </w:r>
+      <w:r>
+        <w:t xml:space="preserve">Amid the laughter </w:t>
+      </w:r>
+      <w:r>
+        <w:t>Luke sat down.</w:t>
+      </w:r>
+    </w:p>
+    <w:p>
+      <w:r>
+        <w:t>The rest of the class did their introductions and Mr. Song asked, “Any questions?”</w:t>
+      </w:r>
+    </w:p>
+    <w:p>
+      <w:r>
+        <w:t xml:space="preserve">Luke </w:t>
+      </w:r>
+      <w:r>
+        <w:t xml:space="preserve">stood and </w:t>
+      </w:r>
+      <w:r>
+        <w:t xml:space="preserve">asked, “How </w:t>
+      </w:r>
+      <w:r>
+        <w:t>do these devices work?”</w:t>
+      </w:r>
+    </w:p>
+    <w:p>
+      <w:r>
+        <w:t>“Isn’t it obvious?” Mr. Song asked</w:t>
+      </w:r>
+      <w:r>
+        <w:t>, smiling.</w:t>
+      </w:r>
+    </w:p>
+    <w:p>
+      <w:r>
+        <w:t xml:space="preserve">“No,” Luke replied. “Yesterday, I declared to Ripper that </w:t>
+      </w:r>
+      <w:r>
+        <w:t xml:space="preserve">I </w:t>
+      </w:r>
+      <w:r>
+        <w:t>would never follow like a sheep. A moment later my device beeped, and said I gained +1 in mental manipulation resistance.</w:t>
+      </w:r>
+      <w:r>
+        <w:t xml:space="preserve"> That doesn’t make sense.”</w:t>
+      </w:r>
+      <w:r>
+        <w:t xml:space="preserve"> He sat down.</w:t>
+      </w:r>
+    </w:p>
+    <w:p>
+      <w:r>
+        <w:lastRenderedPageBreak/>
+        <w:t>“I understand,” Mr. Song said. “The world, as you understand it is going to be turned on its head.</w:t>
+      </w:r>
+    </w:p>
+    <w:p>
+      <w:r>
+        <w:t>“It is a truism that the world is stranger than you can understand.</w:t>
+      </w:r>
+    </w:p>
+    <w:p>
+      <w:r>
+        <w:t>“This week we will give you hints of what is to come.</w:t>
+      </w:r>
+    </w:p>
+    <w:p>
+      <w:r>
+        <w:t>“Starting next Monday your i</w:t>
+      </w:r>
+      <w:r>
+        <w:t xml:space="preserve">ndoctrination </w:t>
+      </w:r>
+      <w:r>
+        <w:t>into this new and vastly expanded world will begin.</w:t>
+      </w:r>
+    </w:p>
+    <w:p>
+      <w:r>
+        <w:t>“However please take it on faith that going beyond the school and city borders is bad.”</w:t>
+      </w:r>
+    </w:p>
+    <w:p>
+      <w:r>
+        <w:t xml:space="preserve">Mr. Song paused and then said, </w:t>
+      </w:r>
+      <w:r>
+        <w:t>“</w:t>
+      </w:r>
+      <w:r>
+        <w:t>It is expected that people will drop out of school over the next several weeks. That is okay.</w:t>
+      </w:r>
+    </w:p>
+    <w:p>
+      <w:r>
+        <w:t>“</w:t>
+      </w:r>
+      <w:r>
+        <w:t>We tried our best in our selection process. However we are not infallible.</w:t>
+      </w:r>
+    </w:p>
+    <w:p>
+      <w:r>
+        <w:t>“I ask you speak to a facility member if you find yourself overwhelmed, or if what you learn goes against your religion.</w:t>
+      </w:r>
+    </w:p>
+    <w:p>
+      <w:r>
+        <w:t>“The reason we start on August is so those who drop out can enter a regular school. We even give them scholarships. So don’t feel compelled to stay. This school is not for everyone.”</w:t>
+      </w:r>
+    </w:p>
+    <w:p>
+      <w:r>
+        <w:t>Mr. Song paused and focused his gaze on everyone.</w:t>
+      </w:r>
+    </w:p>
+    <w:p>
+      <w:r>
+        <w:t>“Everyone, please take out your devices.</w:t>
+      </w:r>
+    </w:p>
+    <w:p>
+      <w:r>
+        <w:t>“Around all things are various energy fields. I will not explain about that since we are not studying quantum mechanics.</w:t>
+      </w:r>
+    </w:p>
+    <w:p>
+      <w:r>
+        <w:t>“What is relevant here is that the human body has fields that your devices can measure.</w:t>
+      </w:r>
+    </w:p>
+    <w:p>
+      <w:r>
+        <w:t>“</w:t>
+      </w:r>
+      <w:r>
+        <w:t xml:space="preserve">Using state of the art </w:t>
+      </w:r>
+      <w:r>
+        <w:t>technology,</w:t>
+      </w:r>
+      <w:r>
+        <w:t xml:space="preserve"> your devices are able to read these fields and display the results.</w:t>
+      </w:r>
+    </w:p>
+    <w:p>
+      <w:r>
+        <w:lastRenderedPageBreak/>
+        <w:t>“Think of them as a bio-feedback device that’s so advanced as to seem like magic.</w:t>
+      </w:r>
+    </w:p>
+    <w:p>
+      <w:r>
+        <w:t>“Open your character sheet.</w:t>
+      </w:r>
+    </w:p>
+    <w:p>
+      <w:r>
+        <w:t>“Strength is the maximum force you can exert at you peak.</w:t>
+      </w:r>
+    </w:p>
+    <w:p>
+      <w:r>
+        <w:t>“Agility is a measure of how fast you can move.</w:t>
+      </w:r>
+    </w:p>
+    <w:p>
+      <w:r>
+        <w:t>“Stamina is the energy that drives speed and strength. The greater your vitality, the faster you recover stamina.</w:t>
+      </w:r>
+    </w:p>
+    <w:p>
+      <w:r>
+        <w:t>“Constitution is a measure of how resilient you are to damage.</w:t>
+      </w:r>
+    </w:p>
+    <w:p>
+      <w:r>
+        <w:t>“Vitality is controlled by countless things such as age, disease, injury, lack of sleep, and so on.</w:t>
+      </w:r>
+    </w:p>
+    <w:p>
+      <w:r>
+        <w:t>“Nerve is a measure of brain function. It directly impacts all aspects of intelligence.</w:t>
+      </w:r>
+    </w:p>
+    <w:p>
+      <w:r>
+        <w:t>“The others will be explained next week.</w:t>
+      </w:r>
+    </w:p>
+    <w:p>
+      <w:r>
+        <w:t>“School shows your itinerary and all school related information.</w:t>
+      </w:r>
+    </w:p>
+    <w:p>
+      <w:r>
+        <w:t>“Library contains an online copy of your books. And next week you will be getting additional books.</w:t>
+      </w:r>
+    </w:p>
+    <w:p>
+      <w:r>
+        <w:t>“Map is self explanatory. You can find your way around school grounds and the city.</w:t>
+      </w:r>
+    </w:p>
+    <w:p>
+      <w:r>
+        <w:t>“Party chat allows you to create 5-7 person teams, as well as talk with friends.</w:t>
+      </w:r>
+    </w:p>
+    <w:p>
+      <w:r>
+        <w:t>“There is a camera, and settings.</w:t>
+      </w:r>
+    </w:p>
+    <w:p>
+      <w:r>
+        <w:t>“How many people used Identify?”</w:t>
+      </w:r>
+    </w:p>
+    <w:p>
+      <w:r>
+        <w:t>Several people raised their hands.</w:t>
+      </w:r>
+    </w:p>
+    <w:p>
+      <w:r>
+        <w:lastRenderedPageBreak/>
+        <w:t>“That’s a fun app, isn’t it?” Mr. Song asked.</w:t>
+      </w:r>
+    </w:p>
+    <w:p>
+      <w:r>
+        <w:t>“</w:t>
+      </w:r>
+      <w:r>
+        <w:t xml:space="preserve">While at this school </w:t>
+      </w:r>
+      <w:r>
+        <w:t>you are all required to join at least one club.</w:t>
+      </w:r>
+    </w:p>
+    <w:p>
+      <w:r>
+        <w:t>“The clubs will be advertising all week.</w:t>
+      </w:r>
+    </w:p>
+    <w:p>
+      <w:r>
+        <w:t>“You will find the selection rather unusual. Clubs you normally find are missing, replaced by clubs on ninja stuff, medieval fighting, archery, and other RPG-themed clubs.</w:t>
+      </w:r>
+    </w:p>
+    <w:p>
+      <w:r>
+        <w:t>“</w:t>
+      </w:r>
+      <w:r>
+        <w:t>N</w:t>
+      </w:r>
+      <w:r>
+        <w:t xml:space="preserve">ext </w:t>
+      </w:r>
+      <w:r>
+        <w:t>week</w:t>
+      </w:r>
+      <w:r>
+        <w:t xml:space="preserve"> each of you will be forming study groups of between 5 and 7 people.</w:t>
+      </w:r>
+      <w:r>
+        <w:t xml:space="preserve"> At that time we will let you know what is required in the groups.</w:t>
+      </w:r>
+    </w:p>
+    <w:p>
+      <w:r>
+        <w:t>“One more thing. All services on campus are paid for using our proprietary system. On your phones you will note 0C, 0S, and 2G. That is copper, silver, and gold. You have more than enough to last you the month for various things such as food.</w:t>
+      </w:r>
+    </w:p>
+    <w:p>
+      <w:r>
+        <w:t>“However, that is not enough for all the fun things available for purchase.</w:t>
+      </w:r>
+    </w:p>
+    <w:p>
+      <w:r>
+        <w:t>“</w:t>
+      </w:r>
+      <w:r>
+        <w:t>Don’t worry. Score good grades and you will earn gold. Take on tasks from the task board and you will earn gold.</w:t>
+      </w:r>
+      <w:r>
+        <w:t xml:space="preserve"> There are many ways to earn gold, and even more ways to spend it.”</w:t>
+      </w:r>
+    </w:p>
+    <w:p>
+      <w:r>
+        <w:t xml:space="preserve">Mr. Song paused and then said, </w:t>
+      </w:r>
+      <w:r>
+        <w:t>“However, bad behavior will lose you gold.</w:t>
+      </w:r>
+      <w:r>
+        <w:t xml:space="preserve"> Therefore please obey school rules.</w:t>
       </w:r>
       <w:r>
         <w:t>”</w:t>
@@ -4219,621 +5208,218 @@
     </w:p>
     <w:p>
       <w:r>
-        <w:t>Stepping out of their room, they headed out.</w:t>
-      </w:r>
-    </w:p>
-    <w:p>
-      <w:r>
-        <w:t>“If the numbers are to be believed, you might soon rival professional football players. Can you imagine in what will happen in a few years when you turn 18?</w:t>
-      </w:r>
-      <w:r>
-        <w:t>”</w:t>
-      </w:r>
-    </w:p>
-    <w:p>
-      <w:r>
-        <w:t>“That’s amazing,” Ripper said excitedly. “I can definitely become a major league player.”</w:t>
-      </w:r>
-    </w:p>
-    <w:p>
-      <w:r>
-        <w:t>“Maybe not,” Luke said. “You might be banned if you get too strong.”</w:t>
-      </w:r>
-    </w:p>
-    <w:p>
-      <w:r>
-        <w:t>“Bummer,” Ripper grumbled.</w:t>
-      </w:r>
-    </w:p>
-    <w:p>
-      <w:r>
-        <w:t xml:space="preserve">“By the way, my clothes fit perfectly, even though I </w:t>
-      </w:r>
-      <w:r>
-        <w:t xml:space="preserve">seem to have lost at least </w:t>
-      </w:r>
-      <w:r>
-        <w:t>8</w:t>
-      </w:r>
-      <w:r>
-        <w:t xml:space="preserve"> kg,</w:t>
-      </w:r>
-      <w:r>
-        <w:t>”</w:t>
-      </w:r>
-      <w:r>
-        <w:t xml:space="preserve"> Luke said, patting his stomach.</w:t>
-      </w:r>
-    </w:p>
-    <w:p>
-      <w:r>
-        <w:t>“Freaky,” Ripper said.</w:t>
-      </w:r>
-      <w:r>
-        <w:t xml:space="preserve"> “How much is it in pounds?”</w:t>
-      </w:r>
-    </w:p>
-    <w:p>
-      <w:r>
-        <w:t>“Around 1</w:t>
-      </w:r>
-      <w:r>
-        <w:t>7</w:t>
-      </w:r>
-      <w:r>
-        <w:t>,” Luke said.</w:t>
-      </w:r>
-      <w:r>
-        <w:t xml:space="preserve"> “I am now my ideal weight for my age.”</w:t>
-      </w:r>
-    </w:p>
-    <w:p>
-      <w:r>
-        <w:t>They stepped out of the apartment building. On impulse Luke began jogging. Ripper jogged with him.</w:t>
-      </w:r>
-    </w:p>
-    <w:p>
-      <w:r>
-        <w:t xml:space="preserve">They arrived at the Pasteur building and Luke said, “I can’t believe I ran so far and I’m not even </w:t>
-      </w:r>
-      <w:r>
-        <w:t>winded</w:t>
-      </w:r>
-      <w:r>
-        <w:t>.”</w:t>
-      </w:r>
-    </w:p>
-    <w:p>
-      <w:r>
-        <w:t>The class room was tiered with a row of desks on each row. Luke took a seat near the window with Ripper next to him.</w:t>
-      </w:r>
-    </w:p>
-    <w:p>
-      <w:r>
-        <w:t>Fi</w:t>
-      </w:r>
-      <w:r>
-        <w:t>v</w:t>
-      </w:r>
-      <w:r>
-        <w:t xml:space="preserve">e minutes later the room was filled with over 60 students. Front and center was the year rep Annie. She was </w:t>
-      </w:r>
-      <w:r>
-        <w:t xml:space="preserve">surrounded by </w:t>
-      </w:r>
-      <w:r>
-        <w:t xml:space="preserve">her </w:t>
-      </w:r>
-      <w:r>
-        <w:t>peons as usual.</w:t>
-      </w:r>
-    </w:p>
-    <w:p>
-      <w:r>
-        <w:t>The teacher entered and everyone took their seats.</w:t>
+        <w:t>The rest of the class was relatively mundane, with talk of curriculum.</w:t>
+      </w:r>
+    </w:p>
+    <w:p>
+      <w:r>
+        <w:t>The bell rang. Luke grabbed his school bag and got up.</w:t>
+      </w:r>
+    </w:p>
+    <w:p>
+      <w:r>
+        <w:t>The next class was gym.</w:t>
+      </w:r>
+    </w:p>
+    <w:p>
+      <w:r>
+        <w:t>Strangely Mrs. Bertrand was the teacher.</w:t>
       </w:r>
     </w:p>
     <w:p>
       <w:r>
         <w:lastRenderedPageBreak/>
-        <w:t>The bell rang and the teacher said, “Good morning class. My name is Mr. Song. This school is unlike any you have ever been in.</w:t>
-      </w:r>
-    </w:p>
-    <w:p>
-      <w:r>
-        <w:t>“The world is in terrible shape, and is literally going to hell in a hand basket.</w:t>
-      </w:r>
-    </w:p>
-    <w:p>
-      <w:r>
-        <w:t>“You have all heard the 2012 prediction. Well we chose the wrong path. Now we have to live with it.</w:t>
-      </w:r>
-    </w:p>
-    <w:p>
-      <w:r>
-        <w:t>“We need strong leaders who will guide the world and we believe you have what it takes, which is why you are all here.”</w:t>
-      </w:r>
-    </w:p>
-    <w:p>
-      <w:r>
-        <w:t xml:space="preserve">Mr. Song wrote on the board and then said, “Starting from the bottom left, you will say your name, and the animal that best describes your personality. You will also tell us your hobbies and </w:t>
-      </w:r>
-      <w:r>
-        <w:t>what you want to do when you grow up.”</w:t>
-      </w:r>
-    </w:p>
-    <w:p>
-      <w:r>
-        <w:t>The first person stood and spoke.</w:t>
-      </w:r>
-    </w:p>
-    <w:p>
-      <w:r>
-        <w:t>Soon enough it was Annie’s turn.</w:t>
-      </w:r>
-    </w:p>
-    <w:p>
-      <w:r>
-        <w:t>“My name is Annie Winfield and my animal is…” Annie paused, looking embarrassed.</w:t>
-      </w:r>
-    </w:p>
-    <w:p>
-      <w:r>
-        <w:t>“Golden dragon,” Luke said into the silence.</w:t>
-      </w:r>
-    </w:p>
-    <w:p>
-      <w:r>
-        <w:t>Annie turned her golden – correction, brown eyes to Luke and stared at him.</w:t>
-      </w:r>
-    </w:p>
-    <w:p>
-      <w:r>
-        <w:t>“You are a goat,” Annie declared.</w:t>
-      </w:r>
-    </w:p>
-    <w:p>
-      <w:r>
-        <w:t>The room filled with laughter and Luke felt his face turn red.</w:t>
-      </w:r>
-    </w:p>
-    <w:p>
-      <w:r>
-        <w:t xml:space="preserve">“Settle down kids,” Mr. Song </w:t>
-      </w:r>
-      <w:r>
-        <w:t>commanded.</w:t>
-      </w:r>
-    </w:p>
-    <w:p>
-      <w:r>
-        <w:t xml:space="preserve">The room quieted and Annie said, </w:t>
-      </w:r>
-      <w:r>
-        <w:t>“</w:t>
-      </w:r>
-      <w:r>
-        <w:t xml:space="preserve">My hobbies are debating, </w:t>
-      </w:r>
-      <w:r>
-        <w:t xml:space="preserve">track and field, </w:t>
-      </w:r>
-      <w:r>
-        <w:t>fencing, and archery. I intend to study political science and go into politics when I graduate.”</w:t>
+        <w:t>“Okay kids, physical education is absolutely essential,” Mrs. Bertrand said. “It increases both lifespan and quality of life. It also makes you smarter by growing neurons.</w:t>
+      </w:r>
+    </w:p>
+    <w:p>
+      <w:r>
+        <w:t xml:space="preserve">“However, this is no ordinary school. This is a school for training </w:t>
+      </w:r>
+      <w:r>
+        <w:t>a new generation of guardians.</w:t>
+      </w:r>
+    </w:p>
+    <w:p>
+      <w:r>
+        <w:t>“You don’t understand now, but the world will be fundamentally changing all too soon.</w:t>
+      </w:r>
+    </w:p>
+    <w:p>
+      <w:r>
+        <w:t>“Therefore I ask you to take physical training very seriously.”</w:t>
+      </w:r>
+    </w:p>
+    <w:p>
+      <w:r>
+        <w:t>Mrs. Bertrand paused and then said, “Let’s start with some warm-up exercises.”</w:t>
+      </w:r>
+    </w:p>
+    <w:p>
+      <w:pPr>
+        <w:jc w:val="center"/>
+      </w:pPr>
+      <w:r>
+        <w:rPr>
+          <w:noProof/>
+        </w:rPr>
+        <w:drawing>
+          <wp:inline distT="0" distB="0" distL="0" distR="0">
+            <wp:extent cx="292972" cy="113169"/>
+            <wp:effectExtent l="19050" t="0" r="0" b="0"/>
+            <wp:docPr id="1" name="Picture 3" descr="C:\Users\Burgess\AppData\Local\Microsoft\Windows\Temporary Internet Files\Content.IE5\0LM9LILP\MC900065312[1].wmf"/>
+            <wp:cNvGraphicFramePr>
+              <a:graphicFrameLocks xmlns:a="http://schemas.openxmlformats.org/drawingml/2006/main" noChangeAspect="1"/>
+            </wp:cNvGraphicFramePr>
+            <a:graphic xmlns:a="http://schemas.openxmlformats.org/drawingml/2006/main">
+              <a:graphicData uri="http://schemas.openxmlformats.org/drawingml/2006/picture">
+                <pic:pic xmlns:pic="http://schemas.openxmlformats.org/drawingml/2006/picture">
+                  <pic:nvPicPr>
+                    <pic:cNvPr id="0" name="Picture 3" descr="C:\Users\Burgess\AppData\Local\Microsoft\Windows\Temporary Internet Files\Content.IE5\0LM9LILP\MC900065312[1].wmf"/>
+                    <pic:cNvPicPr>
+                      <a:picLocks noChangeAspect="1" noChangeArrowheads="1"/>
+                    </pic:cNvPicPr>
+                  </pic:nvPicPr>
+                  <pic:blipFill>
+                    <a:blip r:embed="rId12" cstate="print"/>
+                    <a:srcRect/>
+                    <a:stretch>
+                      <a:fillRect/>
+                    </a:stretch>
+                  </pic:blipFill>
+                  <pic:spPr bwMode="auto">
+                    <a:xfrm>
+                      <a:off x="0" y="0"/>
+                      <a:ext cx="294457" cy="113743"/>
+                    </a:xfrm>
+                    <a:prstGeom prst="rect">
+                      <a:avLst/>
+                    </a:prstGeom>
+                    <a:noFill/>
+                    <a:ln w="9525">
+                      <a:noFill/>
+                      <a:miter lim="800000"/>
+                      <a:headEnd/>
+                      <a:tailEnd/>
+                    </a:ln>
+                  </pic:spPr>
+                </pic:pic>
+              </a:graphicData>
+            </a:graphic>
+          </wp:inline>
+        </w:drawing>
+      </w:r>
+    </w:p>
+    <w:p>
+      <w:r>
+        <w:t>After an exhausting hour, class ended and it was now lunch time. For the first time in his life Luke kept up with his peers.</w:t>
+      </w:r>
+    </w:p>
+    <w:p>
+      <w:r>
+        <w:t>“Some of the guys suggested…” Ripper began.</w:t>
+      </w:r>
+    </w:p>
+    <w:p>
+      <w:r>
+        <w:t>“No problem,” Luke said. “</w:t>
+      </w:r>
+      <w:r>
+        <w:t xml:space="preserve">Have fun with your friends. </w:t>
+      </w:r>
+      <w:r>
+        <w:t>I’m going to eat, and then see the clubs.”</w:t>
+      </w:r>
+    </w:p>
+    <w:p>
+      <w:r>
+        <w:t>Waving bye, Luke headed out. He looked at Annie, but she was already swamped with people</w:t>
+      </w:r>
+      <w:r>
+        <w:t>. That was way too much trouble, but she enjoyed it.</w:t>
+      </w:r>
+    </w:p>
+    <w:p>
+      <w:r>
+        <w:t xml:space="preserve">Luke enjoyed helping people and serving them delicious food. </w:t>
+      </w:r>
+      <w:r>
+        <w:t>However, he didn’t fancy being the center of attention.</w:t>
+      </w:r>
+    </w:p>
+    <w:p>
+      <w:r>
+        <w:t>The trip to the cafeteria</w:t>
+      </w:r>
+      <w:r>
+        <w:t xml:space="preserve"> was uneventful. The area around the cafeteria was lined with boots. People called for applicants and handed out flyers.</w:t>
+      </w:r>
+    </w:p>
+    <w:p>
+      <w:r>
+        <w:t xml:space="preserve">This was definitely different from </w:t>
+      </w:r>
+      <w:r>
+        <w:t>regular school</w:t>
+      </w:r>
+      <w:r>
+        <w:t>.</w:t>
       </w:r>
     </w:p>
     <w:p>
       <w:r>
         <w:lastRenderedPageBreak/>
-        <w:t>Annie sat down and the next person stood.</w:t>
-      </w:r>
-    </w:p>
-    <w:p>
-      <w:r>
-        <w:t>After awhile it was Luke’s turn.</w:t>
-      </w:r>
-    </w:p>
-    <w:p>
-      <w:r>
-        <w:t>Luke stood up and said, “My name is Luke Billhardson. As Annie said, my favorite animal is the goat, since they are so funny.</w:t>
-      </w:r>
-    </w:p>
-    <w:p>
-      <w:r>
-        <w:t xml:space="preserve">“My hobbies are building stuff, </w:t>
-      </w:r>
-      <w:r>
-        <w:t xml:space="preserve">puzzle solving, </w:t>
-      </w:r>
-      <w:r>
-        <w:t>hiking, cooking, and of course eating.</w:t>
-      </w:r>
-    </w:p>
-    <w:p>
-      <w:r>
-        <w:t xml:space="preserve">“My goal is to work at my family restaurant, the Goat Bucket, and help it prosper.” </w:t>
-      </w:r>
-      <w:r>
-        <w:t xml:space="preserve">Amid the laughter </w:t>
-      </w:r>
-      <w:r>
-        <w:t>Luke sat down.</w:t>
-      </w:r>
-    </w:p>
-    <w:p>
-      <w:r>
-        <w:t>The rest of the class did their introductions and Mr. Song asked, “Any questions?”</w:t>
-      </w:r>
-    </w:p>
-    <w:p>
-      <w:r>
-        <w:t xml:space="preserve">Luke raised his hand and asked, “How </w:t>
-      </w:r>
-      <w:r>
-        <w:t>do these devices work?”</w:t>
-      </w:r>
-    </w:p>
-    <w:p>
-      <w:r>
-        <w:t>“Isn’t it obvious?” Mr. Song asked</w:t>
-      </w:r>
-      <w:r>
-        <w:t>, smiling.</w:t>
-      </w:r>
-    </w:p>
-    <w:p>
-      <w:r>
-        <w:t xml:space="preserve">“No,” Luke replied. “Yesterday, I declared to Ripper that </w:t>
-      </w:r>
-      <w:r>
-        <w:t xml:space="preserve">I </w:t>
-      </w:r>
-      <w:r>
-        <w:t>would never follow like a sheep. A moment later my device beeped, and said I gained +1 in mental manipulation resistance.</w:t>
-      </w:r>
-      <w:r>
-        <w:t xml:space="preserve"> That doesn’t make sense.”</w:t>
-      </w:r>
-    </w:p>
-    <w:p>
-      <w:r>
-        <w:t>“I understand,” Mr. Song said. “The world, as you understand it is going to be turned on its head.</w:t>
-      </w:r>
-    </w:p>
-    <w:p>
-      <w:r>
-        <w:t>“It is a truism that the world is stranger than you can understand.</w:t>
-      </w:r>
-    </w:p>
-    <w:p>
-      <w:r>
-        <w:t>“This week we will give you hints of what is to come.</w:t>
-      </w:r>
-    </w:p>
-    <w:p>
-      <w:r>
-        <w:t>“Starting next Monday your i</w:t>
-      </w:r>
-      <w:r>
-        <w:t xml:space="preserve">ndoctrination </w:t>
-      </w:r>
-      <w:r>
-        <w:t>into this new and vastly expanded world will begin.</w:t>
-      </w:r>
-    </w:p>
-    <w:p>
-      <w:r>
-        <w:t>“However please take it on faith that going beyond the school and city borders is bad.”</w:t>
-      </w:r>
-    </w:p>
-    <w:p>
-      <w:r>
-        <w:lastRenderedPageBreak/>
-        <w:t xml:space="preserve">Mr. Song paused and then said, </w:t>
-      </w:r>
-      <w:r>
-        <w:t>“</w:t>
-      </w:r>
-      <w:r>
-        <w:t>It is expected that people will drop out of school over the next several weeks. That is okay.</w:t>
-      </w:r>
-    </w:p>
-    <w:p>
-      <w:r>
-        <w:t>“</w:t>
-      </w:r>
-      <w:r>
-        <w:t>We tried our best in our selection process. However we are not infallible.</w:t>
-      </w:r>
-    </w:p>
-    <w:p>
-      <w:r>
-        <w:t>“I ask you speak to a facility member if you find yourself overwhelmed, or if what you learn goes against your religion.</w:t>
-      </w:r>
-    </w:p>
-    <w:p>
-      <w:r>
-        <w:t>“The reason we start on August is so those who drop out can enter a regular school. We even give them scholarships. So don’t feel compelled to stay. This school is not for everyone.”</w:t>
-      </w:r>
-    </w:p>
-    <w:p>
-      <w:r>
-        <w:t>Mr. Song paused and focused his gaze on everyone.</w:t>
-      </w:r>
-    </w:p>
-    <w:p>
-      <w:r>
-        <w:t>“Everyone, please take out your devices.</w:t>
-      </w:r>
-    </w:p>
-    <w:p>
-      <w:r>
-        <w:t>“Around all things are various energy fields. I will not explain about that since we are not studying quantum mechanics.</w:t>
-      </w:r>
-    </w:p>
-    <w:p>
-      <w:r>
-        <w:t>“What is relevant here is that the human body has fields that your devices can measure.</w:t>
-      </w:r>
-    </w:p>
-    <w:p>
-      <w:r>
-        <w:t>“</w:t>
-      </w:r>
-      <w:r>
-        <w:t xml:space="preserve">Using state of the art </w:t>
-      </w:r>
-      <w:r>
-        <w:t>technology,</w:t>
-      </w:r>
-      <w:r>
-        <w:t xml:space="preserve"> your devices are able to read these fields and display the results.</w:t>
-      </w:r>
-    </w:p>
-    <w:p>
-      <w:r>
-        <w:t>“Think of them as a bio-feedback device that’s so advanced as to seem like magic.</w:t>
-      </w:r>
-    </w:p>
-    <w:p>
-      <w:r>
-        <w:t>“Open your character sheet.</w:t>
-      </w:r>
-    </w:p>
-    <w:p>
-      <w:r>
-        <w:t>“Strength is the maximum force you can exert at you peak.</w:t>
-      </w:r>
-    </w:p>
-    <w:p>
-      <w:r>
-        <w:t>“Stamina is the energy that drives speed and strength. The greater your vitality, the faster you recover stamina.</w:t>
-      </w:r>
-    </w:p>
-    <w:p>
-      <w:r>
-        <w:t>“Vitality is controlled by countless things such as age, disease, injury, lack of sleep, and so on.</w:t>
-      </w:r>
-    </w:p>
-    <w:p>
-      <w:r>
-        <w:lastRenderedPageBreak/>
-        <w:t>“School shows your itinerary and all school related information.</w:t>
-      </w:r>
-    </w:p>
-    <w:p>
-      <w:r>
-        <w:t>“Library contains an online copy of your books. And next week you will be getting additional books.</w:t>
-      </w:r>
-    </w:p>
-    <w:p>
-      <w:r>
-        <w:t>“Map is self explanatory. You can find your way around school grounds and the city.</w:t>
-      </w:r>
-    </w:p>
-    <w:p>
-      <w:r>
-        <w:t>“Party chat allows you to create 5-7 person teams, as well as talk with friends.</w:t>
-      </w:r>
-    </w:p>
-    <w:p>
-      <w:r>
-        <w:t>“There is a camera, and settings.</w:t>
-      </w:r>
-    </w:p>
-    <w:p>
-      <w:r>
-        <w:t>“How many people used Identify?”</w:t>
-      </w:r>
-    </w:p>
-    <w:p>
-      <w:r>
-        <w:t>Several people raised their hands.</w:t>
-      </w:r>
-    </w:p>
-    <w:p>
-      <w:r>
-        <w:t>“That’s a fun app, isn’t it?” Mr. Song asked.</w:t>
-      </w:r>
-    </w:p>
-    <w:p/>
-    <w:p>
-      <w:r>
-        <w:t>“</w:t>
-      </w:r>
-      <w:r>
-        <w:t xml:space="preserve">While at this school </w:t>
-      </w:r>
-      <w:r>
-        <w:t>you are all required to join at least one club.</w:t>
-      </w:r>
-    </w:p>
-    <w:p>
-      <w:r>
-        <w:t>“The clubs will be advertising all week.</w:t>
-      </w:r>
-    </w:p>
-    <w:p>
-      <w:r>
-        <w:t>“You will find the selection rather unusual. Clubs you normally find are missing, replaced by clubs on ninja stuff, medieval fighting, archery, and other RPG-themed clubs.</w:t>
-      </w:r>
-    </w:p>
-    <w:p>
-      <w:r>
-        <w:t>“</w:t>
-      </w:r>
-      <w:r>
-        <w:t>N</w:t>
-      </w:r>
-      <w:r>
-        <w:t xml:space="preserve">ext </w:t>
-      </w:r>
-      <w:r>
-        <w:t>week</w:t>
-      </w:r>
-      <w:r>
-        <w:t xml:space="preserve"> each of you will be forming study groups of between 5 and 7 people.</w:t>
-      </w:r>
-      <w:r>
-        <w:t xml:space="preserve"> At that time we will let you know what is required in the groups.</w:t>
-      </w:r>
-    </w:p>
-    <w:p>
-      <w:r>
-        <w:t>“One more thing. All services on campus are paid for using our proprietary system. On your phones you will note 0C, 0S, and 2G. That is copper, silver, and gold. You have more than enough to last you the month for various things such as food.</w:t>
-      </w:r>
-    </w:p>
-    <w:p>
-      <w:r>
-        <w:lastRenderedPageBreak/>
-        <w:t>“However, that is not enough for all the fun things available for purchase.</w:t>
-      </w:r>
-    </w:p>
-    <w:p>
-      <w:r>
-        <w:t>“</w:t>
-      </w:r>
-      <w:r>
-        <w:t>Don’t worry. Score good grades and you will earn gold. Take on tasks from the task board and you will earn gold.</w:t>
-      </w:r>
-      <w:r>
-        <w:t xml:space="preserve"> There are many ways to earn gold, and even more ways to spend it.”</w:t>
-      </w:r>
-    </w:p>
-    <w:p>
-      <w:r>
-        <w:t xml:space="preserve">Mr. Song paused and then said, </w:t>
-      </w:r>
-      <w:r>
-        <w:t>“However, bad behavior will lose you gold.</w:t>
-      </w:r>
-    </w:p>
-    <w:p>
-      <w:r>
-        <w:t>“</w:t>
-      </w:r>
-      <w:r>
-        <w:t>Luke was lucky. His misbehavior was done before school began, otherwise he would have lost gold.”</w:t>
-      </w:r>
-    </w:p>
-    <w:p>
-      <w:r>
-        <w:t>The rest of the class was relatively mundane, with talk of curriculum.</w:t>
-      </w:r>
-    </w:p>
-    <w:p>
-      <w:r>
-        <w:t>The bell rang. Luke grabbed his school bag and got up.</w:t>
-      </w:r>
-    </w:p>
-    <w:p>
-      <w:r>
-        <w:t>The next class was gym.</w:t>
+        <w:t xml:space="preserve">As the professor mentioned, the clubs were all teamed around RPG activities. </w:t>
+      </w:r>
+    </w:p>
+    <w:p>
+      <w:r>
+        <w:t>One booth named the Maze Walkers caught Luke’s attention.</w:t>
+      </w:r>
+    </w:p>
+    <w:p>
+      <w:r>
+        <w:t>A teen saw Luke looking at him and said, “Hi I’m Billy. This group is dedicated to solving puzzles and mazes. We even have contests.”</w:t>
+      </w:r>
+    </w:p>
+    <w:p>
+      <w:r>
+        <w:t>Luke took a flyer and moved on.</w:t>
+      </w:r>
+    </w:p>
+    <w:p>
+      <w:r>
+        <w:t>The next plac</w:t>
+      </w:r>
+      <w:r>
+        <w:t xml:space="preserve">e he found was called </w:t>
+      </w:r>
+      <w:r>
+        <w:rPr>
+          <w:i/>
+        </w:rPr>
+        <w:t>Delicious in Dungeon</w:t>
+      </w:r>
+      <w:r>
+        <w:t>, in honor of an anime series dedicated to cooking foods found in dungeons.</w:t>
+      </w:r>
+    </w:p>
+    <w:p>
+      <w:r>
+        <w:t xml:space="preserve">Finding the only two interesting clubs, Luke headed for the cafeteria. The items in the cafeteria ranged in cost from 10 copper for the cheapest items to steaks costing </w:t>
+      </w:r>
+      <w:r>
+        <w:t>2 gold.</w:t>
+      </w:r>
+    </w:p>
+    <w:p>
+      <w:r>
+        <w:t>Luke stuck to the copper menu and spent 87 copper for a meal. Thankfully, attendance gave you 50 copper per class.</w:t>
       </w:r>
     </w:p>
     <w:p/>
     <w:p/>
-    <w:p>
-      <w:r>
-        <w:t>“Some of the guys suggested…” Ripper began.</w:t>
-      </w:r>
-    </w:p>
-    <w:p>
-      <w:r>
-        <w:t>“No problem,” Luke said. “</w:t>
-      </w:r>
-      <w:r>
-        <w:t xml:space="preserve">Have fun with your friends. </w:t>
-      </w:r>
-      <w:r>
-        <w:t>I’m going to eat, and then see the clubs.”</w:t>
-      </w:r>
-    </w:p>
-    <w:p>
-      <w:r>
-        <w:t>Waving bye, Luke headed out. He looked at Annie, but she was already swamped with people</w:t>
-      </w:r>
-      <w:r>
-        <w:t>. That was way too much trouble, but she enjoyed it.</w:t>
-      </w:r>
-    </w:p>
-    <w:p>
-      <w:r>
-        <w:t xml:space="preserve">Luke enjoyed helping people and serving them delicious food. </w:t>
-      </w:r>
-      <w:r>
-        <w:t>However, he didn’t fancy being the center of attention.</w:t>
-      </w:r>
-    </w:p>
-    <w:p>
-      <w:r>
-        <w:t>The trip to the cafeteria</w:t>
-      </w:r>
-      <w:r>
-        <w:t xml:space="preserve"> was uneventful. The area around the cafeteria was lined with boots. People called for applicants and handed out flyers.</w:t>
-      </w:r>
-    </w:p>
-    <w:p>
-      <w:r>
-        <w:lastRenderedPageBreak/>
-        <w:t>This was definitely different from grade school.</w:t>
-      </w:r>
-    </w:p>
-    <w:p>
-      <w:r>
-        <w:t xml:space="preserve">As the professor mentioned, the clubs were all teamed around RPG activities. </w:t>
-      </w:r>
-    </w:p>
-    <w:p>
-      <w:r>
-        <w:t>One booth named the Maze Walkers caught Luke’s attention.</w:t>
-      </w:r>
-    </w:p>
-    <w:p>
-      <w:r>
-        <w:t>A teen saw Luke looking at him and said, “Hi I’m Billy. This group is dedicated to solving puzzles and mazes. We even have contests.”</w:t>
-      </w:r>
-    </w:p>
-    <w:p>
-      <w:r>
-        <w:t>Luke took a flyer and moved on.</w:t>
-      </w:r>
-    </w:p>
-    <w:p>
-      <w:r>
-        <w:t>The next place he found was a maker’s group.</w:t>
-      </w:r>
-    </w:p>
-    <w:p>
-      <w:r>
-        <w:t>After that he grabbed food from the cafeteria.</w:t>
-      </w:r>
-    </w:p>
-    <w:p>
-      <w:r>
-        <w:t>Lunch ended and he returned to his next class.</w:t>
-      </w:r>
-    </w:p>
+    <w:p/>
     <w:p/>
     <w:p/>
     <w:p/>
@@ -4898,12 +5484,12 @@
     <w:p/>
     <w:p/>
     <w:sectPr>
-      <w:headerReference w:type="even" r:id="rId12"/>
-      <w:headerReference w:type="default" r:id="rId13"/>
-      <w:footerReference w:type="even" r:id="rId14"/>
-      <w:footerReference w:type="default" r:id="rId15"/>
-      <w:headerReference w:type="first" r:id="rId16"/>
-      <w:footerReference w:type="first" r:id="rId17"/>
+      <w:headerReference w:type="even" r:id="rId13"/>
+      <w:headerReference w:type="default" r:id="rId14"/>
+      <w:footerReference w:type="even" r:id="rId15"/>
+      <w:footerReference w:type="default" r:id="rId16"/>
+      <w:headerReference w:type="first" r:id="rId17"/>
+      <w:footerReference w:type="first" r:id="rId18"/>
       <w:pgSz w:w="8640" w:h="12960" w:code="1"/>
       <w:pgMar w:top="864" w:right="720" w:bottom="864" w:left="720" w:header="360" w:footer="360" w:gutter="360"/>
       <w:pgNumType w:start="1"/>
@@ -4984,7 +5570,7 @@
             <w:rPr>
               <w:noProof/>
             </w:rPr>
-            <w:t>4</w:t>
+            <w:t>6</w:t>
           </w:r>
         </w:fldSimple>
       </w:p>
@@ -7436,7 +8022,7 @@
 </file>
 
 <file path=customXml/itemProps1.xml><?xml version="1.0" encoding="utf-8"?>
-<ds:datastoreItem xmlns:ds="http://schemas.openxmlformats.org/officeDocument/2006/customXml" ds:itemID="{876FD2E3-86A2-485F-98CC-F4C303A5AE2E}">
+<ds:datastoreItem xmlns:ds="http://schemas.openxmlformats.org/officeDocument/2006/customXml" ds:itemID="{C5F905A2-72D2-4613-BB29-C19A3144C32D}">
   <ds:schemaRefs>
     <ds:schemaRef ds:uri="http://schemas.openxmlformats.org/officeDocument/2006/bibliography"/>
   </ds:schemaRefs>

--- a/Books/RPG_Books/The PrincessAndTheabyssDiver/Book_The PrincessAndTheAbyssDiver.docx
+++ b/Books/RPG_Books/The PrincessAndTheabyssDiver/Book_The PrincessAndTheAbyssDiver.docx
@@ -4817,7 +4817,13 @@
     </w:p>
     <w:p>
       <w:r>
-        <w:t>“Stand first,” Mr. Song said, frowning.</w:t>
+        <w:t xml:space="preserve">“Stand </w:t>
+      </w:r>
+      <w:r>
+        <w:t>before speaking</w:t>
+      </w:r>
+      <w:r>
+        <w:t>,” Mr. Song said, frowning.</w:t>
       </w:r>
     </w:p>
     <w:p>
@@ -4884,7 +4890,7 @@
     </w:p>
     <w:p>
       <w:r>
-        <w:t xml:space="preserve">“My hobbies are building stuff, </w:t>
+        <w:t xml:space="preserve">“My hobbies are </w:t>
       </w:r>
       <w:r>
         <w:t xml:space="preserve">puzzle solving, </w:t>
@@ -4950,12 +4956,12 @@
     </w:p>
     <w:p>
       <w:r>
+        <w:t>“I understand,” Mr. Song said. “The world, as you understand it is going to be turned on its head.</w:t>
+      </w:r>
+    </w:p>
+    <w:p>
+      <w:r>
         <w:lastRenderedPageBreak/>
-        <w:t>“I understand,” Mr. Song said. “The world, as you understand it is going to be turned on its head.</w:t>
-      </w:r>
-    </w:p>
-    <w:p>
-      <w:r>
         <w:t>“It is a truism that the world is stranger than you can understand.</w:t>
       </w:r>
     </w:p>
@@ -5045,12 +5051,12 @@
     </w:p>
     <w:p>
       <w:r>
+        <w:t>“Think of them as a bio-feedback device that’s so advanced as to seem like magic.</w:t>
+      </w:r>
+    </w:p>
+    <w:p>
+      <w:r>
         <w:lastRenderedPageBreak/>
-        <w:t>“Think of them as a bio-feedback device that’s so advanced as to seem like magic.</w:t>
-      </w:r>
-    </w:p>
-    <w:p>
-      <w:r>
         <w:t>“Open your character sheet.</w:t>
       </w:r>
     </w:p>
@@ -5126,8 +5132,29 @@
     </w:p>
     <w:p>
       <w:r>
+        <w:t>“That’s a fun app, isn’t it?” Mr. Song asked.</w:t>
+      </w:r>
+    </w:p>
+    <w:p>
+      <w:r>
+        <w:t>“</w:t>
+      </w:r>
+      <w:r>
+        <w:t xml:space="preserve">While at this school </w:t>
+      </w:r>
+      <w:r>
+        <w:t>you are all required to join at least one club.</w:t>
+      </w:r>
+    </w:p>
+    <w:p>
+      <w:r>
         <w:lastRenderedPageBreak/>
-        <w:t>“That’s a fun app, isn’t it?” Mr. Song asked.</w:t>
+        <w:t>“The clubs will be advertising all week.</w:t>
+      </w:r>
+    </w:p>
+    <w:p>
+      <w:r>
+        <w:t>“You will find the selection rather unusual. Clubs you normally find are missing, replaced by clubs on ninja stuff, medieval fighting, archery, and other RPG-themed clubs.</w:t>
       </w:r>
     </w:p>
     <w:p>
@@ -5135,20 +5162,29 @@
         <w:t>“</w:t>
       </w:r>
       <w:r>
-        <w:t xml:space="preserve">While at this school </w:t>
-      </w:r>
-      <w:r>
-        <w:t>you are all required to join at least one club.</w:t>
-      </w:r>
-    </w:p>
-    <w:p>
-      <w:r>
-        <w:t>“The clubs will be advertising all week.</w:t>
-      </w:r>
-    </w:p>
-    <w:p>
-      <w:r>
-        <w:t>“You will find the selection rather unusual. Clubs you normally find are missing, replaced by clubs on ninja stuff, medieval fighting, archery, and other RPG-themed clubs.</w:t>
+        <w:t>N</w:t>
+      </w:r>
+      <w:r>
+        <w:t xml:space="preserve">ext </w:t>
+      </w:r>
+      <w:r>
+        <w:t>week</w:t>
+      </w:r>
+      <w:r>
+        <w:t xml:space="preserve"> each of you will be forming study groups of between 5 and 7 people.</w:t>
+      </w:r>
+      <w:r>
+        <w:t xml:space="preserve"> At that time we will let you know what is required in the groups.</w:t>
+      </w:r>
+    </w:p>
+    <w:p>
+      <w:r>
+        <w:t>“One more thing. All services on campus are paid for using our proprietary system. On your phones you will note 0C, 0S, and 2G. That is copper, silver, and gold. You have more than enough to last you the month for various things such as food.</w:t>
+      </w:r>
+    </w:p>
+    <w:p>
+      <w:r>
+        <w:t>“However, that is not enough for all the fun things available for purchase.</w:t>
       </w:r>
     </w:p>
     <w:p>
@@ -5156,36 +5192,6 @@
         <w:t>“</w:t>
       </w:r>
       <w:r>
-        <w:t>N</w:t>
-      </w:r>
-      <w:r>
-        <w:t xml:space="preserve">ext </w:t>
-      </w:r>
-      <w:r>
-        <w:t>week</w:t>
-      </w:r>
-      <w:r>
-        <w:t xml:space="preserve"> each of you will be forming study groups of between 5 and 7 people.</w:t>
-      </w:r>
-      <w:r>
-        <w:t xml:space="preserve"> At that time we will let you know what is required in the groups.</w:t>
-      </w:r>
-    </w:p>
-    <w:p>
-      <w:r>
-        <w:t>“One more thing. All services on campus are paid for using our proprietary system. On your phones you will note 0C, 0S, and 2G. That is copper, silver, and gold. You have more than enough to last you the month for various things such as food.</w:t>
-      </w:r>
-    </w:p>
-    <w:p>
-      <w:r>
-        <w:t>“However, that is not enough for all the fun things available for purchase.</w:t>
-      </w:r>
-    </w:p>
-    <w:p>
-      <w:r>
-        <w:t>“</w:t>
-      </w:r>
-      <w:r>
         <w:t>Don’t worry. Score good grades and you will earn gold. Take on tasks from the task board and you will earn gold.</w:t>
       </w:r>
       <w:r>
@@ -5228,12 +5234,12 @@
     </w:p>
     <w:p>
       <w:r>
+        <w:t>“Okay kids, physical education is absolutely essential,” Mrs. Bertrand said. “It increases both lifespan and quality of life. It also makes you smarter by growing neurons.</w:t>
+      </w:r>
+    </w:p>
+    <w:p>
+      <w:r>
         <w:lastRenderedPageBreak/>
-        <w:t>“Okay kids, physical education is absolutely essential,” Mrs. Bertrand said. “It increases both lifespan and quality of life. It also makes you smarter by growing neurons.</w:t>
-      </w:r>
-    </w:p>
-    <w:p>
-      <w:r>
         <w:t xml:space="preserve">“However, this is no ordinary school. This is a school for training </w:t>
       </w:r>
       <w:r>
@@ -5312,7 +5318,17 @@
     </w:p>
     <w:p>
       <w:r>
-        <w:t>After an exhausting hour, class ended and it was now lunch time. For the first time in his life Luke kept up with his peers.</w:t>
+        <w:t>Gym was not as hard as Luke feared. For the first time in his life Luke kept up with his peers. Of course students like Ripper left him in the dust. That was okay. He was no melee fighter.</w:t>
+      </w:r>
+    </w:p>
+    <w:p>
+      <w:r>
+        <w:t>Luke paused a moment, wondering why that thought entered his mind.</w:t>
+      </w:r>
+    </w:p>
+    <w:p>
+      <w:r>
+        <w:t xml:space="preserve">After an exhausting hour, class ended and it was now lunch time. </w:t>
       </w:r>
     </w:p>
     <w:p>
@@ -5357,10 +5373,65 @@
     </w:p>
     <w:p>
       <w:r>
-        <w:t xml:space="preserve">This was definitely different from </w:t>
-      </w:r>
-      <w:r>
-        <w:t>regular school</w:t>
+        <w:lastRenderedPageBreak/>
+        <w:t>As the professor mentioned, the clubs were all teamed around RPG activities.</w:t>
+      </w:r>
+    </w:p>
+    <w:p>
+      <w:r>
+        <w:t>Deciding to eat first, Luke headed for the cafeteria.</w:t>
+      </w:r>
+    </w:p>
+    <w:p>
+      <w:r>
+        <w:t>The items in the cafeteria ranged in cost from 10 copper for the cheapest items to steaks costing 2 gold.</w:t>
+      </w:r>
+      <w:r>
+        <w:t xml:space="preserve"> And that was the first floor of the cafeteria.</w:t>
+      </w:r>
+    </w:p>
+    <w:p>
+      <w:r>
+        <w:t>According to a sign, obtaining 100 golds allowed people to ascend.</w:t>
+      </w:r>
+    </w:p>
+    <w:p>
+      <w:r>
+        <w:t>For a moment Luke wondered what was beyond. It didn’t matter.</w:t>
+      </w:r>
+    </w:p>
+    <w:p>
+      <w:r>
+        <w:t>Thankfully, attendance gave you 40 copper per class. With 5 classes a day, that gave 2 silver for each meal.</w:t>
+      </w:r>
+    </w:p>
+    <w:p>
+      <w:r>
+        <w:t>Being the first meal in the cafeteria, Luke splurged and spent almost 3 silvers.</w:t>
+      </w:r>
+    </w:p>
+    <w:p>
+      <w:r>
+        <w:t>The food wasn’t bad, but wasn’t great either.</w:t>
+      </w:r>
+      <w:r>
+        <w:t xml:space="preserve"> Quickly eating, Luke headed out to the booths.</w:t>
+      </w:r>
+    </w:p>
+    <w:p>
+      <w:r>
+        <w:t>Luke had the official list and only found 2 clubs that caught his interest.</w:t>
+      </w:r>
+    </w:p>
+    <w:p>
+      <w:r>
+        <w:t>The first one was</w:t>
+      </w:r>
+      <w:r>
+        <w:t xml:space="preserve"> the Maze</w:t>
+      </w:r>
+      <w:r>
+        <w:t xml:space="preserve"> Walkers</w:t>
       </w:r>
       <w:r>
         <w:t>.</w:t>
@@ -5368,23 +5439,182 @@
     </w:p>
     <w:p>
       <w:r>
+        <w:t>Stepping to the booth, a teen stepped forward and said,</w:t>
+      </w:r>
+      <w:r>
+        <w:t xml:space="preserve"> “Hi I’m </w:t>
+      </w:r>
+      <w:r>
+        <w:t>Haddon</w:t>
+      </w:r>
+      <w:r>
+        <w:t>. This group is dedicated to solving puzzles and mazes. We even have contests.”</w:t>
+      </w:r>
+    </w:p>
+    <w:p>
+      <w:r>
+        <w:t xml:space="preserve">Luke took a flyer and </w:t>
+      </w:r>
+      <w:r>
+        <w:t>said, “I’m Luke. I’ve been solving math and logic puzzles since I was a babe. My uncle got me interested.”</w:t>
+      </w:r>
+    </w:p>
+    <w:p>
+      <w:r>
+        <w:t>“</w:t>
+      </w:r>
+      <w:r>
+        <w:t>That’s young,” Haddon said. “What kinds of games?”</w:t>
+      </w:r>
+    </w:p>
+    <w:p>
+      <w:r>
+        <w:t xml:space="preserve">“Games with balls, </w:t>
+      </w:r>
+      <w:r>
+        <w:t xml:space="preserve">hide and seek, </w:t>
+      </w:r>
+      <w:r>
+        <w:t>and simple puzzles at first,” Luke said.</w:t>
+      </w:r>
+    </w:p>
+    <w:p>
+      <w:r>
         <w:lastRenderedPageBreak/>
-        <w:t xml:space="preserve">As the professor mentioned, the clubs were all teamed around RPG activities. </w:t>
-      </w:r>
-    </w:p>
-    <w:p>
-      <w:r>
-        <w:t>One booth named the Maze Walkers caught Luke’s attention.</w:t>
-      </w:r>
-    </w:p>
-    <w:p>
-      <w:r>
-        <w:t>A teen saw Luke looking at him and said, “Hi I’m Billy. This group is dedicated to solving puzzles and mazes. We even have contests.”</w:t>
-      </w:r>
-    </w:p>
-    <w:p>
-      <w:r>
-        <w:t>Luke took a flyer and moved on.</w:t>
+        <w:t>“So are you joining?” Haddon asked excitedly.</w:t>
+      </w:r>
+    </w:p>
+    <w:p>
+      <w:r>
+        <w:t xml:space="preserve">“Yes,” Luke said. “I’m glad it’s walkers and not runners. </w:t>
+      </w:r>
+      <w:r>
+        <w:t>I don’t like running</w:t>
+      </w:r>
+      <w:r>
+        <w:t>.”</w:t>
+      </w:r>
+    </w:p>
+    <w:p>
+      <w:r>
+        <w:t>Laughing, Haddon handed Luke a</w:t>
+      </w:r>
+      <w:r>
+        <w:t xml:space="preserve"> tablet.</w:t>
+      </w:r>
+    </w:p>
+    <w:p>
+      <w:r>
+        <w:t>Luke asked, “Why is it called Maze Walkers?”</w:t>
+      </w:r>
+    </w:p>
+    <w:p>
+      <w:r>
+        <w:t>“What do you know about this school?” Haddon asked.</w:t>
+      </w:r>
+    </w:p>
+    <w:p>
+      <w:r>
+        <w:t>“This place is rather strange,” Luke said. “The talk about monsters is rather freaky.</w:t>
+      </w:r>
+      <w:r>
+        <w:t>”</w:t>
+      </w:r>
+    </w:p>
+    <w:p>
+      <w:r>
+        <w:t>“I’m not allowed to talk about the real purpose of this club,” Haddon said. “Eventually the school will tell you everything. They believe immersing you slowly is the best for everyone.</w:t>
+      </w:r>
+      <w:r>
+        <w:t>”</w:t>
+      </w:r>
+    </w:p>
+    <w:p>
+      <w:r>
+        <w:t>“Is this place really so hard?” Luke asked as he pulled out his device to see his student ID.</w:t>
+      </w:r>
+    </w:p>
+    <w:p>
+      <w:r>
+        <w:t>“Absolutely,” Haddon said. “23% of my cohort dropped out on the first year. This despite how well they were vetted before coming. This is my second year. Although challenging and absolutely terrifying at times, it is rather fun too.</w:t>
+      </w:r>
+    </w:p>
+    <w:p>
+      <w:r>
+        <w:t>“And knowing I will be protecting the world is also a great incentive.”</w:t>
+      </w:r>
+    </w:p>
+    <w:p>
+      <w:r>
+        <w:t>Luke handed the tablet back and asked, “How so?”</w:t>
+      </w:r>
+    </w:p>
+    <w:p>
+      <w:r>
+        <w:t>“I believe they answered that the second week I was here.” Haddon asked, “If you have time, how about solving this puzzle?”</w:t>
+      </w:r>
+    </w:p>
+    <w:p>
+      <w:pPr>
+        <w:pStyle w:val="StatusMessage"/>
+      </w:pPr>
+      <w:r>
+        <w:t>You have 8 identical looking balls,</w:t>
+      </w:r>
+    </w:p>
+    <w:p>
+      <w:pPr>
+        <w:pStyle w:val="StatusMessage"/>
+      </w:pPr>
+      <w:r>
+        <w:t>All have the same weight except one</w:t>
+      </w:r>
+    </w:p>
+    <w:p>
+      <w:pPr>
+        <w:pStyle w:val="StatusMessage"/>
+      </w:pPr>
+      <w:r>
+        <w:t>Use two measurements to find the lighter ball</w:t>
+      </w:r>
+    </w:p>
+    <w:p>
+      <w:r>
+        <w:lastRenderedPageBreak/>
+        <w:t>“That’s an easy one,” Luke said. “For the first measurement, place 3 balls on each side of the weighing machine. If the two are equal, then compare the remaining two.</w:t>
+      </w:r>
+    </w:p>
+    <w:p>
+      <w:r>
+        <w:t>“If one set is lighter, repeat with them.”</w:t>
+      </w:r>
+    </w:p>
+    <w:p>
+      <w:r>
+        <w:t xml:space="preserve">“Excellent,” Haddon said happily. </w:t>
+      </w:r>
+      <w:r>
+        <w:t>“In a real maze run, you would be using objects like orc heads to find the treasure buried within.”</w:t>
+      </w:r>
+    </w:p>
+    <w:p>
+      <w:r>
+        <w:t>“Gruesome,” Luke said.</w:t>
+      </w:r>
+    </w:p>
+    <w:p>
+      <w:r>
+        <w:t>“True,” Haddon said with a laugh.</w:t>
+      </w:r>
+    </w:p>
+    <w:p>
+      <w:r>
+        <w:t>“I have one more club,” Luke said.</w:t>
+      </w:r>
+    </w:p>
+    <w:p>
+      <w:r>
+        <w:t>“See you around,” Haddon said, waving.</w:t>
       </w:r>
     </w:p>
     <w:p>
@@ -5406,17 +5636,41 @@
     </w:p>
     <w:p>
       <w:r>
-        <w:t xml:space="preserve">Finding the only two interesting clubs, Luke headed for the cafeteria. The items in the cafeteria ranged in cost from 10 copper for the cheapest items to steaks costing </w:t>
-      </w:r>
-      <w:r>
-        <w:t>2 gold.</w:t>
-      </w:r>
-    </w:p>
-    <w:p>
-      <w:r>
-        <w:t>Luke stuck to the copper menu and spent 87 copper for a meal. Thankfully, attendance gave you 50 copper per class.</w:t>
-      </w:r>
-    </w:p>
+        <w:t>“Welcome traveler,” a teen called. “Are you interested in delicious food?”</w:t>
+      </w:r>
+    </w:p>
+    <w:p>
+      <w:r>
+        <w:t>“Yes,” Luke said and took the tablet from her hand. “I love exploring food. I also love cooking.”</w:t>
+      </w:r>
+    </w:p>
+    <w:p>
+      <w:r>
+        <w:t>“Excellent,” she said. “My name is Wendy. There are some interesting ingredients in the area.”</w:t>
+      </w:r>
+    </w:p>
+    <w:p>
+      <w:r>
+        <w:t>“I know Wendy,” I said, smiling. “Yesterday I found some editable plants. I think they will make great herbs.”</w:t>
+      </w:r>
+    </w:p>
+    <w:p>
+      <w:r>
+        <w:t>“Marvelous,” Wendy said, genuinely happy. “Scavenging and hunting for ingredients is what this club is all about.”</w:t>
+      </w:r>
+    </w:p>
+    <w:p>
+      <w:r>
+        <w:t>All too soon the bell rang and Luke waved to Wendy and headed for the next class.</w:t>
+      </w:r>
+    </w:p>
+    <w:p>
+      <w:r>
+        <w:lastRenderedPageBreak/>
+        <w:t>The next three classes were standard school fare. First was math and logical thinking. The second was entrepreneur skills in a world with AI. The third was world cultures and traditions.</w:t>
+      </w:r>
+    </w:p>
+    <w:p/>
     <w:p/>
     <w:p/>
     <w:p/>
@@ -5570,7 +5824,7 @@
             <w:rPr>
               <w:noProof/>
             </w:rPr>
-            <w:t>6</w:t>
+            <w:t>26</w:t>
           </w:r>
         </w:fldSimple>
       </w:p>
@@ -5600,7 +5854,7 @@
             <w:rPr>
               <w:noProof/>
             </w:rPr>
-            <w:t>5</w:t>
+            <w:t>27</w:t>
           </w:r>
         </w:fldSimple>
       </w:p>
@@ -8022,7 +8276,7 @@
 </file>
 
 <file path=customXml/itemProps1.xml><?xml version="1.0" encoding="utf-8"?>
-<ds:datastoreItem xmlns:ds="http://schemas.openxmlformats.org/officeDocument/2006/customXml" ds:itemID="{C5F905A2-72D2-4613-BB29-C19A3144C32D}">
+<ds:datastoreItem xmlns:ds="http://schemas.openxmlformats.org/officeDocument/2006/customXml" ds:itemID="{443540BB-ED23-4D10-9520-11DE84C328DD}">
   <ds:schemaRefs>
     <ds:schemaRef ds:uri="http://schemas.openxmlformats.org/officeDocument/2006/bibliography"/>
   </ds:schemaRefs>

--- a/Books/RPG_Books/The PrincessAndTheabyssDiver/Book_The PrincessAndTheAbyssDiver.docx
+++ b/Books/RPG_Books/The PrincessAndTheabyssDiver/Book_The PrincessAndTheAbyssDiver.docx
@@ -3560,31 +3560,73 @@
     </w:p>
     <w:p>
       <w:r>
-        <w:t>As they walked the evening became darker.</w:t>
-      </w:r>
-    </w:p>
-    <w:p>
-      <w:r>
-        <w:t>Luke found the walk back harder since they were walking up a slope. With device in hand Luke trudged forward.</w:t>
+        <w:t>Twilight overcame them like a change in the air as they walked.</w:t>
+      </w:r>
+    </w:p>
+    <w:p>
+      <w:r>
+        <w:t>Luke felt an otherworldly aura settling over them. To the side there was a bush containing berries. These were different from the ones he saw lining the path previously.</w:t>
       </w:r>
     </w:p>
     <w:p>
       <w:r>
         <w:lastRenderedPageBreak/>
+        <w:t xml:space="preserve">Luke popped one into his mouth and found </w:t>
+      </w:r>
+      <w:r>
+        <w:t>it was sweet and refreshing. His gourmet senses kicked, filling him with ideas for using the berries in his next dish.</w:t>
+      </w:r>
+    </w:p>
+    <w:p>
+      <w:r>
+        <w:t>Grabbing a bag Luke filled it, and then stuffed it into a pocket. He was about to get another bag when he realized he was left behind.</w:t>
+      </w:r>
+    </w:p>
+    <w:p>
+      <w:r>
+        <w:t>Luke decided to leave the remaining berries for the next day and headed back to campus.</w:t>
+      </w:r>
+    </w:p>
+    <w:p>
+      <w:r>
+        <w:t>Five minutes later Luke finally caught up with the others.</w:t>
+      </w:r>
+    </w:p>
+    <w:p>
+      <w:r>
         <w:t>Suddenly Luke felt a transition into night.</w:t>
       </w:r>
+      <w:r>
+        <w:t xml:space="preserve"> </w:t>
+      </w:r>
+      <w:r>
+        <w:t>H</w:t>
+      </w:r>
+      <w:r>
+        <w:t>e took out a flashlight</w:t>
+      </w:r>
+      <w:r>
+        <w:t xml:space="preserve"> and followed behind</w:t>
+      </w:r>
+      <w:r>
+        <w:t>.</w:t>
+      </w:r>
     </w:p>
     <w:p>
       <w:r>
         <w:t>“Dam</w:t>
       </w:r>
       <w:r>
-        <w:t>n it’s getting dark,” Eric said, as the dark pushed down on them.</w:t>
-      </w:r>
-    </w:p>
-    <w:p>
-      <w:r>
-        <w:t>Luke pulled out a flashlight and took the lead.</w:t>
+        <w:t>n it’s getting dark,” Eric said</w:t>
+      </w:r>
+      <w:r>
+        <w:t xml:space="preserve"> </w:t>
+      </w:r>
+      <w:r>
+        <w:t>a chill filled the air</w:t>
+      </w:r>
+      <w:r>
+        <w:t>.</w:t>
       </w:r>
     </w:p>
     <w:p>
@@ -3593,40 +3635,23 @@
       </w:r>
     </w:p>
     <w:p>
-      <w:pPr>
-        <w:pStyle w:val="StatusMessage"/>
-      </w:pPr>
-      <w:r>
-        <w:t>Sylvan</w:t>
-      </w:r>
-      <w:r>
-        <w:t xml:space="preserve"> </w:t>
-      </w:r>
-      <w:proofErr w:type="spellStart"/>
-      <w:r>
-        <w:t>Brocovisch</w:t>
-      </w:r>
-      <w:proofErr w:type="spellEnd"/>
-    </w:p>
-    <w:p>
-      <w:pPr>
-        <w:pStyle w:val="StatusMessage"/>
-      </w:pPr>
-      <w:r>
-        <w:t>Lion</w:t>
-      </w:r>
-    </w:p>
-    <w:p>
-      <w:pPr>
-        <w:pStyle w:val="StatusMessage"/>
-      </w:pPr>
-      <w:r>
-        <w:t>Level 0</w:t>
-      </w:r>
-    </w:p>
-    <w:p>
-      <w:r>
-        <w:t>Turning around Luke saw a tiger. It was standing over a freshly killed deer. It let lose an ear-splitting roar.</w:t>
+      <w:r>
+        <w:t>Luke g</w:t>
+      </w:r>
+      <w:r>
+        <w:t>lanc</w:t>
+      </w:r>
+      <w:r>
+        <w:t>ed</w:t>
+      </w:r>
+      <w:r>
+        <w:t xml:space="preserve"> to the right</w:t>
+      </w:r>
+      <w:r>
+        <w:t xml:space="preserve">. Indeed there was </w:t>
+      </w:r>
+      <w:r>
+        <w:t>a tiger. It was standing over a freshly killed deer. It let lose an ear-splitting roar.</w:t>
       </w:r>
     </w:p>
     <w:p>
@@ -3672,6 +3697,7 @@
     </w:p>
     <w:p>
       <w:r>
+        <w:lastRenderedPageBreak/>
         <w:t>Panic was a great motivator. Despite his burning lungs, legs and throat, Luke picked up speed, struggling to run on the rocky trail.</w:t>
       </w:r>
     </w:p>
@@ -3687,7 +3713,6 @@
     </w:p>
     <w:p>
       <w:r>
-        <w:lastRenderedPageBreak/>
         <w:t xml:space="preserve">To the </w:t>
       </w:r>
       <w:r>
@@ -3712,8 +3737,40 @@
         </w:rPr>
       </w:pPr>
       <w:r>
-        <w:t xml:space="preserve">A voice whispered, </w:t>
-      </w:r>
+        <w:t>V</w:t>
+      </w:r>
+      <w:r>
+        <w:t>oice whispered</w:t>
+      </w:r>
+      <w:r>
+        <w:t>:</w:t>
+      </w:r>
+      <w:r>
+        <w:t xml:space="preserve"> </w:t>
+      </w:r>
+      <w:r>
+        <w:rPr>
+          <w:i/>
+        </w:rPr>
+        <w:t>Why run? Why struggle? What’s the point?</w:t>
+      </w:r>
+    </w:p>
+    <w:p>
+      <w:r>
+        <w:t>“No,” Luke gasped. It didn’t matter how much pain he was in, it didn’t compare to the pain of being devoted by a predator. Not to mention the fact his parents would cry.</w:t>
+      </w:r>
+    </w:p>
+    <w:p>
+      <w:r>
+        <w:t>Another roar echoed through the forest. This time the tiger was to the right, crouching next to his prey.</w:t>
+      </w:r>
+    </w:p>
+    <w:p>
+      <w:r>
+        <w:t>There was no sound of wind, leaves or animals. The only sound was whispers telling Luke to stop and accept his fate.</w:t>
+      </w:r>
+    </w:p>
+    <w:p>
       <w:r>
         <w:rPr>
           <w:i/>
@@ -3723,34 +3780,6 @@
     </w:p>
     <w:p>
       <w:r>
-        <w:t>“No,” Luke gasped. It didn’t matter how much pain he was in, it didn’t compare to the pain of being devoted by a predator. Not to mention the fact his parents would cry.</w:t>
-      </w:r>
-    </w:p>
-    <w:p>
-      <w:r>
-        <w:t>Another roar echoed through the forest. This time the tiger was to the right, crouching next to his prey.</w:t>
-      </w:r>
-    </w:p>
-    <w:p>
-      <w:r>
-        <w:t>There was no sound of wind, leaves or animals. The only sound was whispers telling Luke to stop and accept his fate.</w:t>
-      </w:r>
-    </w:p>
-    <w:p>
-      <w:pPr>
-        <w:rPr>
-          <w:i/>
-        </w:rPr>
-      </w:pPr>
-      <w:r>
-        <w:rPr>
-          <w:i/>
-        </w:rPr>
-        <w:t>Why run? Why struggle? What’s the point?</w:t>
-      </w:r>
-    </w:p>
-    <w:p>
-      <w:r>
         <w:t xml:space="preserve">Luke </w:t>
       </w:r>
       <w:r>
@@ -3798,6 +3827,7 @@
     </w:p>
     <w:p>
       <w:r>
+        <w:lastRenderedPageBreak/>
         <w:t xml:space="preserve">Below him the tiger roared. All about the </w:t>
       </w:r>
       <w:r>
@@ -3859,52 +3889,125 @@
     </w:p>
     <w:p>
       <w:r>
+        <w:t xml:space="preserve">Luke crested the </w:t>
+      </w:r>
+      <w:r>
+        <w:t xml:space="preserve">rock wall atop the </w:t>
+      </w:r>
+      <w:r>
+        <w:t>cliff and jumped over.</w:t>
+      </w:r>
+    </w:p>
+    <w:p>
+      <w:r>
+        <w:t xml:space="preserve">Luke desperately wanted to stop. But he couldn’t. The tiger was there, less than 10m away, </w:t>
+      </w:r>
+      <w:r>
+        <w:t>crouching</w:t>
+      </w:r>
+      <w:r>
+        <w:t xml:space="preserve"> next to its prey.</w:t>
+      </w:r>
+      <w:r>
+        <w:t xml:space="preserve"> Eyes blazed in the dark.</w:t>
+      </w:r>
+    </w:p>
+    <w:p>
+      <w:r>
+        <w:t>With blood leaking from it mouth it roared again.</w:t>
+      </w:r>
+    </w:p>
+    <w:p>
+      <w:r>
+        <w:t xml:space="preserve">With eyes blurry from lack of oxygen, </w:t>
+      </w:r>
+      <w:r>
+        <w:t xml:space="preserve">monster headache, sharp pains in his throat, lungs and </w:t>
+      </w:r>
+      <w:r>
+        <w:t>legs, Luke staggered on.</w:t>
+      </w:r>
+    </w:p>
+    <w:p>
+      <w:r>
+        <w:t>Finally, Luke crossed the boundary of the school ground</w:t>
+      </w:r>
+      <w:r>
+        <w:t>s</w:t>
+      </w:r>
+      <w:r>
+        <w:t>.</w:t>
+      </w:r>
+    </w:p>
+    <w:p>
+      <w:r>
+        <w:t xml:space="preserve">The voices disappeared and Luke felt as if he exited a nightmare. The normal sounds of night appeared, along with </w:t>
+      </w:r>
+      <w:r>
+        <w:t>mosquitoes and other insects.</w:t>
+      </w:r>
+    </w:p>
+    <w:p>
+      <w:r>
+        <w:t xml:space="preserve">Feeling a burst of euphoria, </w:t>
+      </w:r>
+      <w:r>
+        <w:t>Luke collapsed amid the other teens.</w:t>
+      </w:r>
+      <w:r>
+        <w:t xml:space="preserve"> He had succeeded. He had endured the heavenly tribulation. He was now stronger.</w:t>
+      </w:r>
+    </w:p>
+    <w:p>
+      <w:r>
+        <w:t>Amid the night sounds everyone’s devices beeped.</w:t>
+      </w:r>
+      <w:r>
+        <w:t xml:space="preserve"> Luke and the others ignored their devices.</w:t>
+      </w:r>
+      <w:r>
+        <w:t xml:space="preserve"> There was time for that later.</w:t>
+      </w:r>
+    </w:p>
+    <w:p>
+      <w:r>
+        <w:t>For a few minutes no one spoke.</w:t>
+      </w:r>
+    </w:p>
+    <w:p>
+      <w:r>
+        <w:t>“</w:t>
+      </w:r>
+      <w:r>
+        <w:t>Damn I feel jacked</w:t>
+      </w:r>
+      <w:r>
+        <w:t>,” Hans muttered. “I’ve never been pushed so hard in all my life.”</w:t>
+      </w:r>
+    </w:p>
+    <w:p>
+      <w:r>
         <w:lastRenderedPageBreak/>
-        <w:t xml:space="preserve">Luke crested the </w:t>
-      </w:r>
-      <w:r>
-        <w:t xml:space="preserve">rock wall atop the </w:t>
-      </w:r>
-      <w:r>
-        <w:t>cliff and jumped over.</w:t>
-      </w:r>
-    </w:p>
-    <w:p>
-      <w:r>
-        <w:t xml:space="preserve">Luke desperately wanted to stop. But he couldn’t. The tiger was there, less than 10m away, </w:t>
-      </w:r>
-      <w:r>
-        <w:t>crouching</w:t>
-      </w:r>
-      <w:r>
-        <w:t xml:space="preserve"> next to its prey.</w:t>
-      </w:r>
-      <w:r>
-        <w:t xml:space="preserve"> Eyes blazed in the dark.</w:t>
-      </w:r>
-    </w:p>
-    <w:p>
-      <w:r>
-        <w:t>With blood leaking from it mouth it roared again.</w:t>
-      </w:r>
-    </w:p>
-    <w:p>
-      <w:r>
-        <w:t xml:space="preserve">With eyes blurry from lack of oxygen, </w:t>
-      </w:r>
-      <w:r>
-        <w:t xml:space="preserve">monster headache, sharp pains in his throat, lungs and </w:t>
-      </w:r>
-      <w:r>
-        <w:t>legs, Luke staggered on.</w:t>
-      </w:r>
-    </w:p>
-    <w:p>
-      <w:r>
-        <w:t>Finally, Luke crossed the boundary of the school ground</w:t>
-      </w:r>
-      <w:r>
-        <w:t>s</w:t>
+        <w:t>“We better return to our dorms,” Luke said and slowly got up.</w:t>
+      </w:r>
+      <w:r>
+        <w:t xml:space="preserve"> </w:t>
+      </w:r>
+      <w:r>
+        <w:t>He was still bone tired and brain dead. However, he could walk – barely.</w:t>
+      </w:r>
+    </w:p>
+    <w:p>
+      <w:r>
+        <w:t>Ripper asked, “What happened to Antonio?”</w:t>
+      </w:r>
+    </w:p>
+    <w:p>
+      <w:r>
+        <w:t xml:space="preserve">Luke </w:t>
+      </w:r>
+      <w:r>
+        <w:t>looked around</w:t>
       </w:r>
       <w:r>
         <w:t>.</w:t>
@@ -3912,155 +4015,87 @@
     </w:p>
     <w:p>
       <w:r>
-        <w:t xml:space="preserve">The voices disappeared and Luke felt as if he exited a nightmare. The normal sounds of night appeared, along with </w:t>
-      </w:r>
-      <w:r>
-        <w:t>mosquitoes and other insects.</w:t>
-      </w:r>
-    </w:p>
-    <w:p>
-      <w:r>
-        <w:t xml:space="preserve">Feeling a burst of euphoria, </w:t>
-      </w:r>
-      <w:r>
-        <w:t>Luke collapsed amid the other teens.</w:t>
-      </w:r>
-      <w:r>
-        <w:t xml:space="preserve"> He had succeeded. He had endured the heavenly tribulation. He was now stronger.</w:t>
-      </w:r>
-    </w:p>
-    <w:p>
-      <w:r>
-        <w:t>Amid the night sounds everyone’s devices beeped.</w:t>
-      </w:r>
-      <w:r>
-        <w:t xml:space="preserve"> Luke and the others ignored their devices.</w:t>
-      </w:r>
-      <w:r>
-        <w:t xml:space="preserve"> There was time for that later.</w:t>
-      </w:r>
-    </w:p>
-    <w:p>
-      <w:r>
-        <w:t>For a few minutes no one spoke.</w:t>
-      </w:r>
-    </w:p>
-    <w:p>
-      <w:r>
-        <w:t>“</w:t>
-      </w:r>
-      <w:r>
-        <w:t>Damn I feel jacked</w:t>
-      </w:r>
-      <w:r>
-        <w:t>,” Hans muttered. “I’ve never been pushed so hard in all my life.”</w:t>
-      </w:r>
-    </w:p>
-    <w:p>
-      <w:r>
-        <w:t>“We better return to our dorms,” Luke said and slowly got up.</w:t>
-      </w:r>
-      <w:r>
-        <w:t xml:space="preserve"> </w:t>
-      </w:r>
-      <w:r>
-        <w:t>He was still bone tired and brain dead. However, he could walk – barely.</w:t>
-      </w:r>
-    </w:p>
-    <w:p>
-      <w:r>
-        <w:t>Ripper asked, “What happened to Antonio?”</w:t>
-      </w:r>
-    </w:p>
-    <w:p>
-      <w:r>
-        <w:t xml:space="preserve">Luke </w:t>
-      </w:r>
-      <w:r>
-        <w:t>looked around</w:t>
+        <w:t>No one said anything.</w:t>
+      </w:r>
+    </w:p>
+    <w:p>
+      <w:r>
+        <w:t xml:space="preserve">Then a teen </w:t>
+      </w:r>
+      <w:r>
+        <w:t>whimpered</w:t>
+      </w:r>
+      <w:r>
+        <w:t>, “I don’t want to return there. We were foolish to disobey the principle.”</w:t>
+      </w:r>
+    </w:p>
+    <w:p>
+      <w:r>
+        <w:t xml:space="preserve">“I sent a message to </w:t>
+      </w:r>
+      <w:r>
+        <w:t xml:space="preserve">the </w:t>
+      </w:r>
+      <w:r>
+        <w:t xml:space="preserve">school, saying Antonio </w:t>
+      </w:r>
+      <w:r>
+        <w:t xml:space="preserve">Taylor </w:t>
+      </w:r>
+      <w:r>
+        <w:t>is missing,” Luke said.</w:t>
+      </w:r>
+      <w:r>
+        <w:t xml:space="preserve"> Luke was momentarily amazed that he knew the last name of the teen.</w:t>
+      </w:r>
+      <w:r>
+        <w:t xml:space="preserve"> “They replied in all caps, saying</w:t>
+      </w:r>
+      <w:r>
+        <w:t>,</w:t>
+      </w:r>
+      <w:r>
+        <w:t xml:space="preserve"> ‘</w:t>
+      </w:r>
+      <w:r>
+        <w:t>DO NOT LEAVE SCHOOL GROUNDS</w:t>
+      </w:r>
+      <w:r>
+        <w:t>’</w:t>
       </w:r>
       <w:r>
         <w:t>.</w:t>
       </w:r>
-    </w:p>
-    <w:p>
-      <w:r>
-        <w:t>No one said anything.</w:t>
-      </w:r>
-    </w:p>
-    <w:p>
-      <w:r>
-        <w:lastRenderedPageBreak/>
-        <w:t xml:space="preserve">Then a teen </w:t>
-      </w:r>
-      <w:r>
-        <w:t>whimpered</w:t>
-      </w:r>
-      <w:r>
-        <w:t>, “I don’t want to return there. We were foolish to disobey the principle.”</w:t>
-      </w:r>
-    </w:p>
-    <w:p>
-      <w:r>
-        <w:t xml:space="preserve">“I sent a message to </w:t>
-      </w:r>
-      <w:r>
-        <w:t xml:space="preserve">the </w:t>
-      </w:r>
-      <w:r>
-        <w:t xml:space="preserve">school, saying Antonio </w:t>
-      </w:r>
-      <w:r>
-        <w:t xml:space="preserve">Taylor </w:t>
-      </w:r>
-      <w:r>
-        <w:t>is missing,” Luke said.</w:t>
-      </w:r>
-      <w:r>
-        <w:t xml:space="preserve"> Luke was momentarily amazed that he knew the last name of the teen.</w:t>
-      </w:r>
-      <w:r>
-        <w:t xml:space="preserve"> “They replied in all caps, saying</w:t>
-      </w:r>
-      <w:r>
-        <w:t>,</w:t>
-      </w:r>
-      <w:r>
-        <w:t xml:space="preserve"> ‘</w:t>
-      </w:r>
-      <w:r>
-        <w:t>DO NOT LEAVE SCHOOL GROUNDS</w:t>
-      </w:r>
-      <w:r>
-        <w:t>’</w:t>
+      <w:r>
+        <w:t xml:space="preserve"> They will look for him.”</w:t>
+      </w:r>
+    </w:p>
+    <w:p>
+      <w:r>
+        <w:t xml:space="preserve">“Did you say he was with us?” </w:t>
+      </w:r>
+      <w:r>
+        <w:t>Sylvan</w:t>
+      </w:r>
+      <w:r>
+        <w:t xml:space="preserve"> asked</w:t>
+      </w:r>
+      <w:r>
+        <w:t xml:space="preserve"> worriedly</w:t>
       </w:r>
       <w:r>
         <w:t>.</w:t>
       </w:r>
-      <w:r>
-        <w:t xml:space="preserve"> They will look for him.”</w:t>
-      </w:r>
-    </w:p>
-    <w:p>
-      <w:r>
-        <w:t xml:space="preserve">“Did you say he was with us?” </w:t>
-      </w:r>
-      <w:r>
-        <w:t>Sylvan</w:t>
-      </w:r>
-      <w:r>
-        <w:t xml:space="preserve"> asked</w:t>
-      </w:r>
-      <w:r>
-        <w:t xml:space="preserve"> worriedly</w:t>
-      </w:r>
-      <w:r>
-        <w:t>.</w:t>
-      </w:r>
-    </w:p>
-    <w:p>
-      <w:r>
-        <w:t>“No,” Luke said. “Although I assume they know.”</w:t>
+    </w:p>
+    <w:p>
+      <w:r>
+        <w:t>“No,” Luke said. “</w:t>
+      </w:r>
+      <w:r>
+        <w:t>I just said he was missing</w:t>
+      </w:r>
+      <w:r>
+        <w:t>.”</w:t>
       </w:r>
     </w:p>
     <w:p>
@@ -4103,7 +4138,18 @@
       </w:r>
       <w:bookmarkEnd w:id="1"/>
     </w:p>
-    <w:p/>
+    <w:p>
+      <w:pPr>
+        <w:pStyle w:val="Quote1"/>
+      </w:pPr>
+      <w:r>
+        <w:t xml:space="preserve">Going to a new school is often scary, </w:t>
+      </w:r>
+      <w:r>
+        <w:br/>
+        <w:t>nut never as scary as this one</w:t>
+      </w:r>
+    </w:p>
     <w:p>
       <w:r>
         <w:t>“Want me to make breakfast for you?” Luke asked as he stepped into the kitchenette.</w:t>
@@ -4769,7 +4815,28 @@
     </w:p>
     <w:p>
       <w:r>
-        <w:t>“You have all heard the 2012 prediction. Well we chose the wrong path. Now we have to live with it.</w:t>
+        <w:t xml:space="preserve">“You have all heard the 2012 prediction. </w:t>
+      </w:r>
+      <w:r>
+        <w:t>The world thought it was a hoax. It was not.</w:t>
+      </w:r>
+    </w:p>
+    <w:p>
+      <w:r>
+        <w:t>“For those who don’t know, the prediction said in December 21, 2012 the world would make a decision. We can embrace nature and express love for our fellow residents of Blue Star, or we can fall into despair.</w:t>
+      </w:r>
+    </w:p>
+    <w:p>
+      <w:r>
+        <w:t>“</w:t>
+      </w:r>
+      <w:r>
+        <w:t>Well we chose the wrong path. Now we have to live with it.</w:t>
+      </w:r>
+    </w:p>
+    <w:p>
+      <w:r>
+        <w:t>“The floodgates are bursting. Leaks are appearing throughout the world. Soon government will not be able to suppress it.</w:t>
       </w:r>
     </w:p>
     <w:p>
@@ -4802,6 +4869,7 @@
     </w:p>
     <w:p>
       <w:r>
+        <w:lastRenderedPageBreak/>
         <w:t>Soon enough it was Annie’s turn.</w:t>
       </w:r>
     </w:p>
@@ -4828,381 +4896,413 @@
     </w:p>
     <w:p>
       <w:r>
+        <w:t xml:space="preserve">Annie turned her golden – correction, </w:t>
+      </w:r>
+      <w:r>
+        <w:t>hazel</w:t>
+      </w:r>
+      <w:r>
+        <w:t xml:space="preserve"> eyes to Luke and stared at him.</w:t>
+      </w:r>
+    </w:p>
+    <w:p>
+      <w:r>
+        <w:t>“You are a goat,” Annie declared.</w:t>
+      </w:r>
+    </w:p>
+    <w:p>
+      <w:r>
+        <w:t>The room filled with laughter and Luke felt his face turn red.</w:t>
+      </w:r>
+    </w:p>
+    <w:p>
+      <w:r>
+        <w:t xml:space="preserve">“Settle down kids,” Mr. Song </w:t>
+      </w:r>
+      <w:r>
+        <w:t>commanded.</w:t>
+      </w:r>
+    </w:p>
+    <w:p>
+      <w:r>
+        <w:t xml:space="preserve">The room quieted and Annie said, </w:t>
+      </w:r>
+      <w:r>
+        <w:t>“</w:t>
+      </w:r>
+      <w:r>
+        <w:t xml:space="preserve">My hobbies are debating, </w:t>
+      </w:r>
+      <w:r>
+        <w:t xml:space="preserve">track and field, </w:t>
+      </w:r>
+      <w:r>
+        <w:t>fencing, and archery. I intend to study political science and go into politics when I graduate.”</w:t>
+      </w:r>
+    </w:p>
+    <w:p>
+      <w:r>
+        <w:t>Annie sat down and the next person stood.</w:t>
+      </w:r>
+    </w:p>
+    <w:p>
+      <w:r>
+        <w:t>After awhile it was Luke’s turn.</w:t>
+      </w:r>
+    </w:p>
+    <w:p>
+      <w:r>
+        <w:t>Luke stood up and said, “My name is Luke Billhardson. As Annie said, my favorite animal is the goat, since they are so funny.</w:t>
+      </w:r>
+    </w:p>
+    <w:p>
+      <w:r>
+        <w:t xml:space="preserve">“My hobbies are </w:t>
+      </w:r>
+      <w:r>
+        <w:t xml:space="preserve">puzzle solving, </w:t>
+      </w:r>
+      <w:r>
+        <w:t>hiking, cooking, and of course eating.</w:t>
+      </w:r>
+    </w:p>
+    <w:p>
+      <w:r>
+        <w:t xml:space="preserve">“My goal is to work at my family restaurant, the Goat Bucket, and help it prosper.” </w:t>
+      </w:r>
+      <w:r>
+        <w:t xml:space="preserve">Amid the laughter </w:t>
+      </w:r>
+      <w:r>
+        <w:t>Luke sat down.</w:t>
+      </w:r>
+    </w:p>
+    <w:p>
+      <w:r>
+        <w:t>The rest of the class did their introductions and Mr. Song asked, “Any questions?”</w:t>
+      </w:r>
+    </w:p>
+    <w:p>
+      <w:r>
+        <w:t xml:space="preserve">Luke </w:t>
+      </w:r>
+      <w:r>
+        <w:t xml:space="preserve">stood and </w:t>
+      </w:r>
+      <w:r>
+        <w:t xml:space="preserve">asked, “How </w:t>
+      </w:r>
+      <w:r>
+        <w:t>do these devices work?”</w:t>
+      </w:r>
+    </w:p>
+    <w:p>
+      <w:r>
         <w:lastRenderedPageBreak/>
-        <w:t xml:space="preserve">Annie turned her golden – correction, </w:t>
-      </w:r>
-      <w:r>
-        <w:t>hazel</w:t>
-      </w:r>
-      <w:r>
-        <w:t xml:space="preserve"> eyes to Luke and stared at him.</w:t>
-      </w:r>
-    </w:p>
-    <w:p>
-      <w:r>
-        <w:t>“You are a goat,” Annie declared.</w:t>
-      </w:r>
-    </w:p>
-    <w:p>
-      <w:r>
-        <w:t>The room filled with laughter and Luke felt his face turn red.</w:t>
-      </w:r>
-    </w:p>
-    <w:p>
-      <w:r>
-        <w:t xml:space="preserve">“Settle down kids,” Mr. Song </w:t>
-      </w:r>
-      <w:r>
-        <w:t>commanded.</w:t>
-      </w:r>
-    </w:p>
-    <w:p>
-      <w:r>
-        <w:t xml:space="preserve">The room quieted and Annie said, </w:t>
+        <w:t>“Isn’t it obvious?” Mr. Song asked</w:t>
+      </w:r>
+      <w:r>
+        <w:t>, smiling.</w:t>
+      </w:r>
+    </w:p>
+    <w:p>
+      <w:r>
+        <w:t xml:space="preserve">“No,” Luke replied. “Yesterday, I declared to Ripper that </w:t>
+      </w:r>
+      <w:r>
+        <w:t xml:space="preserve">I </w:t>
+      </w:r>
+      <w:r>
+        <w:t>would never follow like a sheep. A moment later my device beeped, and said I gained +1 in mental manipulation resistance.</w:t>
+      </w:r>
+      <w:r>
+        <w:t xml:space="preserve"> That doesn’t make sense.”</w:t>
+      </w:r>
+      <w:r>
+        <w:t xml:space="preserve"> He sat down.</w:t>
+      </w:r>
+    </w:p>
+    <w:p>
+      <w:r>
+        <w:t>“I understand,” Mr. Song said. “The world, as you understand it is going to be turned on its head.</w:t>
+      </w:r>
+    </w:p>
+    <w:p>
+      <w:r>
+        <w:t>“It is a truism that the world is stranger than you can understand.</w:t>
+      </w:r>
+    </w:p>
+    <w:p>
+      <w:r>
+        <w:t>“This week we will give you hints of what is to come.</w:t>
+      </w:r>
+    </w:p>
+    <w:p>
+      <w:r>
+        <w:t>“Starting next Monday your i</w:t>
+      </w:r>
+      <w:r>
+        <w:t xml:space="preserve">ndoctrination </w:t>
+      </w:r>
+      <w:r>
+        <w:t>into this new and vastly expanded world will begin.</w:t>
+      </w:r>
+    </w:p>
+    <w:p>
+      <w:r>
+        <w:t>“However please take it on faith that going beyond the school and city borders is bad.”</w:t>
+      </w:r>
+    </w:p>
+    <w:p>
+      <w:r>
+        <w:t xml:space="preserve">Mr. Song paused and then said, </w:t>
       </w:r>
       <w:r>
         <w:t>“</w:t>
       </w:r>
       <w:r>
-        <w:t xml:space="preserve">My hobbies are debating, </w:t>
-      </w:r>
-      <w:r>
-        <w:t xml:space="preserve">track and field, </w:t>
-      </w:r>
-      <w:r>
-        <w:t>fencing, and archery. I intend to study political science and go into politics when I graduate.”</w:t>
-      </w:r>
-    </w:p>
-    <w:p>
-      <w:r>
-        <w:t>Annie sat down and the next person stood.</w:t>
-      </w:r>
-    </w:p>
-    <w:p>
-      <w:r>
-        <w:t>After awhile it was Luke’s turn.</w:t>
-      </w:r>
-    </w:p>
-    <w:p>
-      <w:r>
-        <w:t>Luke stood up and said, “My name is Luke Billhardson. As Annie said, my favorite animal is the goat, since they are so funny.</w:t>
-      </w:r>
-    </w:p>
-    <w:p>
-      <w:r>
-        <w:t xml:space="preserve">“My hobbies are </w:t>
-      </w:r>
-      <w:r>
-        <w:t xml:space="preserve">puzzle solving, </w:t>
-      </w:r>
-      <w:r>
-        <w:t>hiking, cooking, and of course eating.</w:t>
-      </w:r>
-    </w:p>
-    <w:p>
-      <w:r>
-        <w:t xml:space="preserve">“My goal is to work at my family restaurant, the Goat Bucket, and help it prosper.” </w:t>
-      </w:r>
-      <w:r>
-        <w:t xml:space="preserve">Amid the laughter </w:t>
-      </w:r>
-      <w:r>
-        <w:t>Luke sat down.</w:t>
-      </w:r>
-    </w:p>
-    <w:p>
-      <w:r>
-        <w:t>The rest of the class did their introductions and Mr. Song asked, “Any questions?”</w:t>
-      </w:r>
-    </w:p>
-    <w:p>
-      <w:r>
-        <w:t xml:space="preserve">Luke </w:t>
-      </w:r>
-      <w:r>
-        <w:t xml:space="preserve">stood and </w:t>
-      </w:r>
-      <w:r>
-        <w:t xml:space="preserve">asked, “How </w:t>
-      </w:r>
-      <w:r>
-        <w:t>do these devices work?”</w:t>
-      </w:r>
-    </w:p>
-    <w:p>
-      <w:r>
-        <w:t>“Isn’t it obvious?” Mr. Song asked</w:t>
-      </w:r>
-      <w:r>
-        <w:t>, smiling.</w:t>
-      </w:r>
-    </w:p>
-    <w:p>
-      <w:r>
-        <w:t xml:space="preserve">“No,” Luke replied. “Yesterday, I declared to Ripper that </w:t>
-      </w:r>
-      <w:r>
-        <w:t xml:space="preserve">I </w:t>
-      </w:r>
-      <w:r>
-        <w:t>would never follow like a sheep. A moment later my device beeped, and said I gained +1 in mental manipulation resistance.</w:t>
-      </w:r>
-      <w:r>
-        <w:t xml:space="preserve"> That doesn’t make sense.”</w:t>
-      </w:r>
-      <w:r>
-        <w:t xml:space="preserve"> He sat down.</w:t>
-      </w:r>
-    </w:p>
-    <w:p>
-      <w:r>
-        <w:t>“I understand,” Mr. Song said. “The world, as you understand it is going to be turned on its head.</w:t>
+        <w:t>It is expected that people will drop out of school over the next several weeks. That is okay.</w:t>
+      </w:r>
+    </w:p>
+    <w:p>
+      <w:r>
+        <w:t>“</w:t>
+      </w:r>
+      <w:r>
+        <w:t>We tried our best in our selection process. However we are not infallible.</w:t>
+      </w:r>
+    </w:p>
+    <w:p>
+      <w:r>
+        <w:t xml:space="preserve">“I ask you </w:t>
+      </w:r>
+      <w:r>
+        <w:t xml:space="preserve">to </w:t>
+      </w:r>
+      <w:r>
+        <w:t>speak to a facility member if you find yourself overwhelmed, or if what you learn goes against your religion.</w:t>
+      </w:r>
+    </w:p>
+    <w:p>
+      <w:r>
+        <w:t>“The reason we start on August is so those who drop out can enter a regular school. We even give them scholarships. So don’t feel compelled to stay. This school is not for everyone.”</w:t>
+      </w:r>
+    </w:p>
+    <w:p>
+      <w:r>
+        <w:t>Mr. Song paused and focused his gaze on everyone.</w:t>
+      </w:r>
+    </w:p>
+    <w:p>
+      <w:r>
+        <w:t>“Everyone, please take out your devices.</w:t>
       </w:r>
     </w:p>
     <w:p>
       <w:r>
         <w:lastRenderedPageBreak/>
-        <w:t>“It is a truism that the world is stranger than you can understand.</w:t>
-      </w:r>
-    </w:p>
-    <w:p>
-      <w:r>
-        <w:t>“This week we will give you hints of what is to come.</w:t>
-      </w:r>
-    </w:p>
-    <w:p>
-      <w:r>
-        <w:t>“Starting next Monday your i</w:t>
-      </w:r>
-      <w:r>
-        <w:t xml:space="preserve">ndoctrination </w:t>
-      </w:r>
-      <w:r>
-        <w:t>into this new and vastly expanded world will begin.</w:t>
-      </w:r>
-    </w:p>
-    <w:p>
-      <w:r>
-        <w:t>“However please take it on faith that going beyond the school and city borders is bad.”</w:t>
-      </w:r>
-    </w:p>
-    <w:p>
-      <w:r>
+        <w:t>“Around all things are various energy fields. I will not explain about that since we are not studying quantum mechanics.</w:t>
+      </w:r>
+    </w:p>
+    <w:p>
+      <w:r>
+        <w:t>“What is relevant here is that the human body has fields that your devices can measure.</w:t>
+      </w:r>
+    </w:p>
+    <w:p>
+      <w:r>
+        <w:t>“</w:t>
+      </w:r>
+      <w:r>
+        <w:t xml:space="preserve">Using state of the art </w:t>
+      </w:r>
+      <w:r>
+        <w:t>technology,</w:t>
+      </w:r>
+      <w:r>
+        <w:t xml:space="preserve"> your devices are able to read these fields and display the results.</w:t>
+      </w:r>
+    </w:p>
+    <w:p>
+      <w:r>
+        <w:t>“Think of them as a bio-feedback device that’s so advanced as to seem like magic.</w:t>
+      </w:r>
+    </w:p>
+    <w:p>
+      <w:r>
+        <w:t>“Open your character sheet.</w:t>
+      </w:r>
+    </w:p>
+    <w:p>
+      <w:r>
+        <w:t xml:space="preserve">“I will not </w:t>
+      </w:r>
+      <w:proofErr w:type="spellStart"/>
+      <w:r>
+        <w:t>explaine</w:t>
+      </w:r>
+      <w:proofErr w:type="spellEnd"/>
+      <w:r>
+        <w:t xml:space="preserve"> the unit of measure, since that is not relevant here.</w:t>
+      </w:r>
+    </w:p>
+    <w:p>
+      <w:r>
+        <w:t>“Strength is the maximum force you can exert at you peak.</w:t>
+      </w:r>
+    </w:p>
+    <w:p>
+      <w:r>
+        <w:t>“Agility is a measure of how fast you can move.</w:t>
+      </w:r>
+    </w:p>
+    <w:p>
+      <w:r>
+        <w:t>“Stamina is the energy that drives speed and strength. The greater your vitality, the faster you recover stamina.</w:t>
+      </w:r>
+    </w:p>
+    <w:p>
+      <w:r>
+        <w:t xml:space="preserve">“Constitution is a measure of how resilient you are to </w:t>
+      </w:r>
+      <w:r>
+        <w:t>environmental assaults</w:t>
+      </w:r>
+      <w:r>
+        <w:t>.</w:t>
+      </w:r>
+    </w:p>
+    <w:p>
+      <w:r>
+        <w:t>“Vitality is controlled by countless things such as age, disease, injury, lack of sleep, and so on.</w:t>
+      </w:r>
+    </w:p>
+    <w:p>
+      <w:r>
+        <w:t>“Nerve is a measure of brain function. It directly impacts all aspects of intelligence.</w:t>
+      </w:r>
+    </w:p>
+    <w:p>
+      <w:r>
+        <w:t>“The others will be explained next week.</w:t>
+      </w:r>
+    </w:p>
+    <w:p>
+      <w:r>
+        <w:t>“</w:t>
+      </w:r>
+      <w:r>
+        <w:t xml:space="preserve">The </w:t>
+      </w:r>
+      <w:r>
+        <w:t xml:space="preserve">School </w:t>
+      </w:r>
+      <w:r>
+        <w:t xml:space="preserve">app </w:t>
+      </w:r>
+      <w:r>
+        <w:t>shows your itinerary and all school related information.</w:t>
+      </w:r>
+    </w:p>
+    <w:p>
+      <w:r>
+        <w:lastRenderedPageBreak/>
+        <w:t>“Library contains an online copy of your books. And next week you will be getting additional books.</w:t>
+      </w:r>
+    </w:p>
+    <w:p>
+      <w:r>
+        <w:t>“Map is self explanatory. You can find your way around school grounds and the city.</w:t>
+      </w:r>
+    </w:p>
+    <w:p>
+      <w:r>
+        <w:t>“Party chat allows you to create 5-7 person teams, as well as talk with friends.</w:t>
+      </w:r>
+    </w:p>
+    <w:p>
+      <w:r>
+        <w:t>“There is a camera, and settings.</w:t>
+      </w:r>
+    </w:p>
+    <w:p>
+      <w:r>
+        <w:t>“How many people used Identify?”</w:t>
+      </w:r>
+    </w:p>
+    <w:p>
+      <w:r>
+        <w:t>Several people raised their hands.</w:t>
+      </w:r>
+    </w:p>
+    <w:p>
+      <w:r>
+        <w:t>“That’s a fun app, isn’t it?” Mr. Song asked.</w:t>
+      </w:r>
+    </w:p>
+    <w:p>
+      <w:r>
+        <w:t>“</w:t>
+      </w:r>
+      <w:r>
+        <w:t xml:space="preserve">While at this school </w:t>
+      </w:r>
+      <w:r>
+        <w:t>you are all required to join at least one club.</w:t>
+      </w:r>
+    </w:p>
+    <w:p>
+      <w:r>
+        <w:t>“The clubs will be advertising all week.</w:t>
+      </w:r>
+    </w:p>
+    <w:p>
+      <w:r>
+        <w:t>“You will find the selection rather unusual. Clubs you normally find are missing, replaced by clubs on ninja stuff, medieval fighting, archery, and other RPG-themed clubs.</w:t>
+      </w:r>
+    </w:p>
+    <w:p>
+      <w:r>
+        <w:t>“</w:t>
+      </w:r>
+      <w:r>
+        <w:t>N</w:t>
+      </w:r>
+      <w:r>
+        <w:t xml:space="preserve">ext </w:t>
+      </w:r>
+      <w:r>
+        <w:t>week</w:t>
+      </w:r>
+      <w:r>
+        <w:t xml:space="preserve"> each of you will be forming study groups of between 5 and 7 people.</w:t>
+      </w:r>
+      <w:r>
+        <w:t xml:space="preserve"> At that time we will let you know what is required in the groups.</w:t>
+      </w:r>
+    </w:p>
+    <w:p>
+      <w:r>
+        <w:t>“One more thing. All services on campus are paid for using our proprietary system. On your phones you will note 0C, 0S, and 2G. That is copper, silver, and gold.</w:t>
+      </w:r>
+    </w:p>
+    <w:p>
+      <w:r>
+        <w:t xml:space="preserve">“Gaining gold is easy. Attend classes and you earn gold. </w:t>
+      </w:r>
+      <w:r>
+        <w:t>Score good grades and you will earn gold. Take on tasks from the task board and you will earn gold.</w:t>
+      </w:r>
+      <w:r>
+        <w:t xml:space="preserve"> There are many ways to earn gold, and even more ways to spend it.”</w:t>
+      </w:r>
+    </w:p>
+    <w:p>
+      <w:r>
+        <w:lastRenderedPageBreak/>
         <w:t xml:space="preserve">Mr. Song paused and then said, </w:t>
       </w:r>
       <w:r>
-        <w:t>“</w:t>
-      </w:r>
-      <w:r>
-        <w:t>It is expected that people will drop out of school over the next several weeks. That is okay.</w:t>
-      </w:r>
-    </w:p>
-    <w:p>
-      <w:r>
-        <w:t>“</w:t>
-      </w:r>
-      <w:r>
-        <w:t>We tried our best in our selection process. However we are not infallible.</w:t>
-      </w:r>
-    </w:p>
-    <w:p>
-      <w:r>
-        <w:t>“I ask you speak to a facility member if you find yourself overwhelmed, or if what you learn goes against your religion.</w:t>
-      </w:r>
-    </w:p>
-    <w:p>
-      <w:r>
-        <w:t>“The reason we start on August is so those who drop out can enter a regular school. We even give them scholarships. So don’t feel compelled to stay. This school is not for everyone.”</w:t>
-      </w:r>
-    </w:p>
-    <w:p>
-      <w:r>
-        <w:t>Mr. Song paused and focused his gaze on everyone.</w:t>
-      </w:r>
-    </w:p>
-    <w:p>
-      <w:r>
-        <w:t>“Everyone, please take out your devices.</w:t>
-      </w:r>
-    </w:p>
-    <w:p>
-      <w:r>
-        <w:t>“Around all things are various energy fields. I will not explain about that since we are not studying quantum mechanics.</w:t>
-      </w:r>
-    </w:p>
-    <w:p>
-      <w:r>
-        <w:t>“What is relevant here is that the human body has fields that your devices can measure.</w:t>
-      </w:r>
-    </w:p>
-    <w:p>
-      <w:r>
-        <w:t>“</w:t>
-      </w:r>
-      <w:r>
-        <w:t xml:space="preserve">Using state of the art </w:t>
-      </w:r>
-      <w:r>
-        <w:t>technology,</w:t>
-      </w:r>
-      <w:r>
-        <w:t xml:space="preserve"> your devices are able to read these fields and display the results.</w:t>
-      </w:r>
-    </w:p>
-    <w:p>
-      <w:r>
-        <w:t>“Think of them as a bio-feedback device that’s so advanced as to seem like magic.</w:t>
-      </w:r>
-    </w:p>
-    <w:p>
-      <w:r>
-        <w:lastRenderedPageBreak/>
-        <w:t>“Open your character sheet.</w:t>
-      </w:r>
-    </w:p>
-    <w:p>
-      <w:r>
-        <w:t>“Strength is the maximum force you can exert at you peak.</w:t>
-      </w:r>
-    </w:p>
-    <w:p>
-      <w:r>
-        <w:t>“Agility is a measure of how fast you can move.</w:t>
-      </w:r>
-    </w:p>
-    <w:p>
-      <w:r>
-        <w:t>“Stamina is the energy that drives speed and strength. The greater your vitality, the faster you recover stamina.</w:t>
-      </w:r>
-    </w:p>
-    <w:p>
-      <w:r>
-        <w:t>“Constitution is a measure of how resilient you are to damage.</w:t>
-      </w:r>
-    </w:p>
-    <w:p>
-      <w:r>
-        <w:t>“Vitality is controlled by countless things such as age, disease, injury, lack of sleep, and so on.</w:t>
-      </w:r>
-    </w:p>
-    <w:p>
-      <w:r>
-        <w:t>“Nerve is a measure of brain function. It directly impacts all aspects of intelligence.</w:t>
-      </w:r>
-    </w:p>
-    <w:p>
-      <w:r>
-        <w:t>“The others will be explained next week.</w:t>
-      </w:r>
-    </w:p>
-    <w:p>
-      <w:r>
-        <w:t>“School shows your itinerary and all school related information.</w:t>
-      </w:r>
-    </w:p>
-    <w:p>
-      <w:r>
-        <w:t>“Library contains an online copy of your books. And next week you will be getting additional books.</w:t>
-      </w:r>
-    </w:p>
-    <w:p>
-      <w:r>
-        <w:t>“Map is self explanatory. You can find your way around school grounds and the city.</w:t>
-      </w:r>
-    </w:p>
-    <w:p>
-      <w:r>
-        <w:t>“Party chat allows you to create 5-7 person teams, as well as talk with friends.</w:t>
-      </w:r>
-    </w:p>
-    <w:p>
-      <w:r>
-        <w:t>“There is a camera, and settings.</w:t>
-      </w:r>
-    </w:p>
-    <w:p>
-      <w:r>
-        <w:t>“How many people used Identify?”</w:t>
-      </w:r>
-    </w:p>
-    <w:p>
-      <w:r>
-        <w:t>Several people raised their hands.</w:t>
-      </w:r>
-    </w:p>
-    <w:p>
-      <w:r>
-        <w:t>“That’s a fun app, isn’t it?” Mr. Song asked.</w:t>
-      </w:r>
-    </w:p>
-    <w:p>
-      <w:r>
-        <w:t>“</w:t>
-      </w:r>
-      <w:r>
-        <w:t xml:space="preserve">While at this school </w:t>
-      </w:r>
-      <w:r>
-        <w:t>you are all required to join at least one club.</w:t>
-      </w:r>
-    </w:p>
-    <w:p>
-      <w:r>
-        <w:lastRenderedPageBreak/>
-        <w:t>“The clubs will be advertising all week.</w:t>
-      </w:r>
-    </w:p>
-    <w:p>
-      <w:r>
-        <w:t>“You will find the selection rather unusual. Clubs you normally find are missing, replaced by clubs on ninja stuff, medieval fighting, archery, and other RPG-themed clubs.</w:t>
-      </w:r>
-    </w:p>
-    <w:p>
-      <w:r>
-        <w:t>“</w:t>
-      </w:r>
-      <w:r>
-        <w:t>N</w:t>
-      </w:r>
-      <w:r>
-        <w:t xml:space="preserve">ext </w:t>
-      </w:r>
-      <w:r>
-        <w:t>week</w:t>
-      </w:r>
-      <w:r>
-        <w:t xml:space="preserve"> each of you will be forming study groups of between 5 and 7 people.</w:t>
-      </w:r>
-      <w:r>
-        <w:t xml:space="preserve"> At that time we will let you know what is required in the groups.</w:t>
-      </w:r>
-    </w:p>
-    <w:p>
-      <w:r>
-        <w:t>“One more thing. All services on campus are paid for using our proprietary system. On your phones you will note 0C, 0S, and 2G. That is copper, silver, and gold. You have more than enough to last you the month for various things such as food.</w:t>
-      </w:r>
-    </w:p>
-    <w:p>
-      <w:r>
-        <w:t>“However, that is not enough for all the fun things available for purchase.</w:t>
-      </w:r>
-    </w:p>
-    <w:p>
-      <w:r>
-        <w:t>“</w:t>
-      </w:r>
-      <w:r>
-        <w:t>Don’t worry. Score good grades and you will earn gold. Take on tasks from the task board and you will earn gold.</w:t>
-      </w:r>
-      <w:r>
-        <w:t xml:space="preserve"> There are many ways to earn gold, and even more ways to spend it.”</w:t>
-      </w:r>
-    </w:p>
-    <w:p>
-      <w:r>
-        <w:t xml:space="preserve">Mr. Song paused and then said, </w:t>
-      </w:r>
-      <w:r>
         <w:t>“However, bad behavior will lose you gold.</w:t>
       </w:r>
       <w:r>
@@ -5229,7 +5329,7 @@
     </w:p>
     <w:p>
       <w:r>
-        <w:t>Strangely Mrs. Bertrand was the teacher.</w:t>
+        <w:t>Mrs. Bertrand was the teacher.</w:t>
       </w:r>
     </w:p>
     <w:p>
@@ -5239,7 +5339,6 @@
     </w:p>
     <w:p>
       <w:r>
-        <w:lastRenderedPageBreak/>
         <w:t xml:space="preserve">“However, this is no ordinary school. This is a school for training </w:t>
       </w:r>
       <w:r>
@@ -5338,6 +5437,7 @@
     </w:p>
     <w:p>
       <w:r>
+        <w:lastRenderedPageBreak/>
         <w:t>“No problem,” Luke said. “</w:t>
       </w:r>
       <w:r>
@@ -5373,58 +5473,82 @@
     </w:p>
     <w:p>
       <w:r>
+        <w:t>As the professor mentioned, the clubs were all teamed around RPG activities.</w:t>
+      </w:r>
+    </w:p>
+    <w:p>
+      <w:r>
+        <w:t>Deciding to eat first, Luke headed for the cafeteria.</w:t>
+      </w:r>
+    </w:p>
+    <w:p>
+      <w:r>
+        <w:t>The items in the cafeteria ranged in cost from 10 copper for the cheapest items to steaks costing 2 gold.</w:t>
+      </w:r>
+      <w:r>
+        <w:t xml:space="preserve"> And that was the first floor of the cafeteria.</w:t>
+      </w:r>
+    </w:p>
+    <w:p>
+      <w:r>
+        <w:t xml:space="preserve">According to a sign, </w:t>
+      </w:r>
+      <w:r>
+        <w:t>earning</w:t>
+      </w:r>
+      <w:r>
+        <w:t xml:space="preserve"> 1</w:t>
+      </w:r>
+      <w:r>
+        <w:t>44</w:t>
+      </w:r>
+      <w:r>
+        <w:t xml:space="preserve"> golds allowed people to ascend.</w:t>
+      </w:r>
+    </w:p>
+    <w:p>
+      <w:r>
+        <w:t>For a moment Luke wondered what was beyond</w:t>
+      </w:r>
+      <w:r>
+        <w:t>.</w:t>
+      </w:r>
+      <w:r>
+        <w:t xml:space="preserve"> It didn’t matter.</w:t>
+      </w:r>
+    </w:p>
+    <w:p>
+      <w:r>
+        <w:t>Thankfully, attendance gave you 40 copper per class. With 5 classes a day, that gave 2 silver for each meal.</w:t>
+      </w:r>
+    </w:p>
+    <w:p>
+      <w:r>
+        <w:t>Being the first meal in the cafeteria, Luke splurged and spent almost 3 silvers.</w:t>
+      </w:r>
+    </w:p>
+    <w:p>
+      <w:r>
+        <w:t>The food wasn’t bad, but wasn’t great either.</w:t>
+      </w:r>
+      <w:r>
+        <w:t xml:space="preserve"> Quickly eating, Luke headed out to the booths.</w:t>
+      </w:r>
+    </w:p>
+    <w:p>
+      <w:r>
+        <w:t xml:space="preserve">Luke </w:t>
+      </w:r>
+      <w:r>
+        <w:t>scanned</w:t>
+      </w:r>
+      <w:r>
+        <w:t xml:space="preserve"> the official list and only found 2 clubs that caught his interest.</w:t>
+      </w:r>
+    </w:p>
+    <w:p>
+      <w:r>
         <w:lastRenderedPageBreak/>
-        <w:t>As the professor mentioned, the clubs were all teamed around RPG activities.</w:t>
-      </w:r>
-    </w:p>
-    <w:p>
-      <w:r>
-        <w:t>Deciding to eat first, Luke headed for the cafeteria.</w:t>
-      </w:r>
-    </w:p>
-    <w:p>
-      <w:r>
-        <w:t>The items in the cafeteria ranged in cost from 10 copper for the cheapest items to steaks costing 2 gold.</w:t>
-      </w:r>
-      <w:r>
-        <w:t xml:space="preserve"> And that was the first floor of the cafeteria.</w:t>
-      </w:r>
-    </w:p>
-    <w:p>
-      <w:r>
-        <w:t>According to a sign, obtaining 100 golds allowed people to ascend.</w:t>
-      </w:r>
-    </w:p>
-    <w:p>
-      <w:r>
-        <w:t>For a moment Luke wondered what was beyond. It didn’t matter.</w:t>
-      </w:r>
-    </w:p>
-    <w:p>
-      <w:r>
-        <w:t>Thankfully, attendance gave you 40 copper per class. With 5 classes a day, that gave 2 silver for each meal.</w:t>
-      </w:r>
-    </w:p>
-    <w:p>
-      <w:r>
-        <w:t>Being the first meal in the cafeteria, Luke splurged and spent almost 3 silvers.</w:t>
-      </w:r>
-    </w:p>
-    <w:p>
-      <w:r>
-        <w:t>The food wasn’t bad, but wasn’t great either.</w:t>
-      </w:r>
-      <w:r>
-        <w:t xml:space="preserve"> Quickly eating, Luke headed out to the booths.</w:t>
-      </w:r>
-    </w:p>
-    <w:p>
-      <w:r>
-        <w:t>Luke had the official list and only found 2 clubs that caught his interest.</w:t>
-      </w:r>
-    </w:p>
-    <w:p>
-      <w:r>
         <w:t>The first one was</w:t>
       </w:r>
       <w:r>
@@ -5480,63 +5604,66 @@
     </w:p>
     <w:p>
       <w:r>
+        <w:t>“So are you joining?” Haddon asked excitedly.</w:t>
+      </w:r>
+    </w:p>
+    <w:p>
+      <w:r>
+        <w:t xml:space="preserve">“Yes,” Luke said. “I’m glad it’s walkers and not runners. </w:t>
+      </w:r>
+      <w:r>
+        <w:t>I don’t like running</w:t>
+      </w:r>
+      <w:r>
+        <w:t>.”</w:t>
+      </w:r>
+    </w:p>
+    <w:p>
+      <w:r>
+        <w:t>Laughing, Haddon handed Luke a</w:t>
+      </w:r>
+      <w:r>
+        <w:t xml:space="preserve"> tablet.</w:t>
+      </w:r>
+    </w:p>
+    <w:p>
+      <w:r>
+        <w:t>Luke asked, “Why is it called Maze Walkers?”</w:t>
+      </w:r>
+    </w:p>
+    <w:p>
+      <w:r>
+        <w:t>“What do you know about this school?” Haddon asked.</w:t>
+      </w:r>
+    </w:p>
+    <w:p>
+      <w:r>
+        <w:t>“This place is rather strange,” Luke said. “The talk about monsters is rather freaky.</w:t>
+      </w:r>
+      <w:r>
+        <w:t xml:space="preserve"> The talk of doom and gloom is unnerving.”</w:t>
+      </w:r>
+    </w:p>
+    <w:p>
+      <w:r>
+        <w:t>“I’m not allowed to talk about the real purpose of this club,” Haddon said. “Eventually the school will tell you everything. They believe immersing you slowly is the best for everyone.</w:t>
+      </w:r>
+      <w:r>
+        <w:t>”</w:t>
+      </w:r>
+    </w:p>
+    <w:p>
+      <w:r>
+        <w:t>“Is this place really so hard?” Luke asked as he pulled out his device to see his student ID.</w:t>
+      </w:r>
+    </w:p>
+    <w:p>
+      <w:r>
+        <w:t xml:space="preserve">“Absolutely,” Haddon said. “23% of my cohort dropped out the first year. This despite how well they were vetted before coming. This is </w:t>
+      </w:r>
+      <w:r>
         <w:lastRenderedPageBreak/>
-        <w:t>“So are you joining?” Haddon asked excitedly.</w:t>
-      </w:r>
-    </w:p>
-    <w:p>
-      <w:r>
-        <w:t xml:space="preserve">“Yes,” Luke said. “I’m glad it’s walkers and not runners. </w:t>
-      </w:r>
-      <w:r>
-        <w:t>I don’t like running</w:t>
-      </w:r>
-      <w:r>
-        <w:t>.”</w:t>
-      </w:r>
-    </w:p>
-    <w:p>
-      <w:r>
-        <w:t>Laughing, Haddon handed Luke a</w:t>
-      </w:r>
-      <w:r>
-        <w:t xml:space="preserve"> tablet.</w:t>
-      </w:r>
-    </w:p>
-    <w:p>
-      <w:r>
-        <w:t>Luke asked, “Why is it called Maze Walkers?”</w:t>
-      </w:r>
-    </w:p>
-    <w:p>
-      <w:r>
-        <w:t>“What do you know about this school?” Haddon asked.</w:t>
-      </w:r>
-    </w:p>
-    <w:p>
-      <w:r>
-        <w:t>“This place is rather strange,” Luke said. “The talk about monsters is rather freaky.</w:t>
-      </w:r>
-      <w:r>
-        <w:t>”</w:t>
-      </w:r>
-    </w:p>
-    <w:p>
-      <w:r>
-        <w:t>“I’m not allowed to talk about the real purpose of this club,” Haddon said. “Eventually the school will tell you everything. They believe immersing you slowly is the best for everyone.</w:t>
-      </w:r>
-      <w:r>
-        <w:t>”</w:t>
-      </w:r>
-    </w:p>
-    <w:p>
-      <w:r>
-        <w:t>“Is this place really so hard?” Luke asked as he pulled out his device to see his student ID.</w:t>
-      </w:r>
-    </w:p>
-    <w:p>
-      <w:r>
-        <w:t>“Absolutely,” Haddon said. “23% of my cohort dropped out on the first year. This despite how well they were vetted before coming. This is my second year. Although challenging and absolutely terrifying at times, it is rather fun too.</w:t>
+        <w:t>my second year. Although challenging and absolutely terrifying at times, it is rather fun too.</w:t>
       </w:r>
     </w:p>
     <w:p>
@@ -5580,8 +5707,13 @@
     </w:p>
     <w:p>
       <w:r>
-        <w:lastRenderedPageBreak/>
-        <w:t>“That’s an easy one,” Luke said. “For the first measurement, place 3 balls on each side of the weighing machine. If the two are equal, then compare the remaining two.</w:t>
+        <w:t xml:space="preserve">“That’s an easy one,” Luke said. “For the first measurement, place 3 balls on each side of the </w:t>
+      </w:r>
+      <w:r>
+        <w:t>scale</w:t>
+      </w:r>
+      <w:r>
+        <w:t>. If the two are equal, then compare the remaining two.</w:t>
       </w:r>
     </w:p>
     <w:p>
@@ -5609,7 +5741,13 @@
     </w:p>
     <w:p>
       <w:r>
-        <w:t>“I have one more club,” Luke said.</w:t>
+        <w:t>“I have one more club</w:t>
+      </w:r>
+      <w:r>
+        <w:t xml:space="preserve"> to see</w:t>
+      </w:r>
+      <w:r>
+        <w:t>,” Luke said.</w:t>
       </w:r>
     </w:p>
     <w:p>
@@ -5646,12 +5784,22 @@
     </w:p>
     <w:p>
       <w:r>
+        <w:lastRenderedPageBreak/>
         <w:t>“Excellent,” she said. “My name is Wendy. There are some interesting ingredients in the area.”</w:t>
       </w:r>
     </w:p>
     <w:p>
       <w:r>
-        <w:t>“I know Wendy,” I said, smiling. “Yesterday I found some editable plants. I think they will make great herbs.”</w:t>
+        <w:t>“I know Wendy,” I said, smiling. “Yesterday I found some editable plants</w:t>
+      </w:r>
+      <w:r>
+        <w:t xml:space="preserve"> and berries</w:t>
+      </w:r>
+      <w:r>
+        <w:t>.</w:t>
+      </w:r>
+      <w:r>
+        <w:t xml:space="preserve"> I can’t wait to cook with them.”</w:t>
       </w:r>
     </w:p>
     <w:p>
@@ -5666,7 +5814,6 @@
     </w:p>
     <w:p>
       <w:r>
-        <w:lastRenderedPageBreak/>
         <w:t>The next three classes were standard school fare. First was math and logical thinking. The second was entrepreneur skills in a world with AI. The third was world cultures and traditions.</w:t>
       </w:r>
     </w:p>
@@ -5824,7 +5971,7 @@
             <w:rPr>
               <w:noProof/>
             </w:rPr>
-            <w:t>26</w:t>
+            <w:t>34</w:t>
           </w:r>
         </w:fldSimple>
       </w:p>
@@ -5854,7 +6001,7 @@
             <w:rPr>
               <w:noProof/>
             </w:rPr>
-            <w:t>27</w:t>
+            <w:t>35</w:t>
           </w:r>
         </w:fldSimple>
       </w:p>
@@ -8276,7 +8423,7 @@
 </file>
 
 <file path=customXml/itemProps1.xml><?xml version="1.0" encoding="utf-8"?>
-<ds:datastoreItem xmlns:ds="http://schemas.openxmlformats.org/officeDocument/2006/customXml" ds:itemID="{443540BB-ED23-4D10-9520-11DE84C328DD}">
+<ds:datastoreItem xmlns:ds="http://schemas.openxmlformats.org/officeDocument/2006/customXml" ds:itemID="{B6AAA221-7176-4272-A543-8D52D35305E3}">
   <ds:schemaRefs>
     <ds:schemaRef ds:uri="http://schemas.openxmlformats.org/officeDocument/2006/bibliography"/>
   </ds:schemaRefs>

--- a/Books/RPG_Books/The PrincessAndTheabyssDiver/Book_The PrincessAndTheAbyssDiver.docx
+++ b/Books/RPG_Books/The PrincessAndTheabyssDiver/Book_The PrincessAndTheAbyssDiver.docx
@@ -1164,14 +1164,6 @@
     </w:p>
     <w:p>
       <w:r>
-        <w:t>Changing the rounding feature, Luke got:</w:t>
-      </w:r>
-    </w:p>
-    <w:p>
-      <w:r>
-        <w:t xml:space="preserve"> </w:t>
-      </w:r>
-      <w:r>
         <w:t>“You’re right,” Luke said</w:t>
       </w:r>
       <w:r>
@@ -1205,7 +1197,6 @@
         <w:rPr>
           <w:u w:val="single"/>
         </w:rPr>
-        <w:lastRenderedPageBreak/>
         <w:t>Ripper Jones</w:t>
       </w:r>
       <w:r>
@@ -1237,6 +1228,7 @@
         <w:jc w:val="left"/>
       </w:pPr>
       <w:r>
+        <w:lastRenderedPageBreak/>
         <w:t>Strength:</w:t>
       </w:r>
       <w:r>
@@ -1534,26 +1526,29 @@
     </w:p>
     <w:p>
       <w:r>
+        <w:t>“In this school, you will not learn to become a worker</w:t>
+      </w:r>
+      <w:r>
+        <w:t xml:space="preserve"> at an office, factory or what not</w:t>
+      </w:r>
+      <w:r>
+        <w:t>. AI can do that easily</w:t>
+      </w:r>
+      <w:r>
+        <w:t xml:space="preserve">,” the principle </w:t>
+      </w:r>
+      <w:r>
+        <w:t>said</w:t>
+      </w:r>
+      <w:r>
+        <w:t>. “</w:t>
+      </w:r>
+      <w:r>
+        <w:t xml:space="preserve">Our </w:t>
+      </w:r>
+      <w:r>
         <w:lastRenderedPageBreak/>
-        <w:t>“In this school, you will not learn to become a worker</w:t>
-      </w:r>
-      <w:r>
-        <w:t xml:space="preserve"> at an office, factory or what not</w:t>
-      </w:r>
-      <w:r>
-        <w:t>. AI can do that easily</w:t>
-      </w:r>
-      <w:r>
-        <w:t xml:space="preserve">,” the principle </w:t>
-      </w:r>
-      <w:r>
-        <w:t>said</w:t>
-      </w:r>
-      <w:r>
-        <w:t>. “</w:t>
-      </w:r>
-      <w:r>
-        <w:t xml:space="preserve">Our goal is to teach each of you to become masters of your own destinies. </w:t>
+        <w:t xml:space="preserve">goal is to teach each of you to become masters of your own destinies. </w:t>
       </w:r>
       <w:r>
         <w:t>Only then may you overcome the monsters surrounding us and gain true strength.</w:t>
@@ -1563,13 +1558,8 @@
       </w:r>
     </w:p>
     <w:p>
-      <w:proofErr w:type="gramStart"/>
-      <w:r>
-        <w:t>“Monsters?”</w:t>
-      </w:r>
-      <w:proofErr w:type="gramEnd"/>
-      <w:r>
-        <w:t xml:space="preserve"> Ripper asked.</w:t>
+      <w:r>
+        <w:t>“Monsters?” Ripper asked.</w:t>
       </w:r>
     </w:p>
     <w:p>
@@ -1719,6 +1709,163 @@
     <w:p>
       <w:r>
         <w:t>Annie had the grace to blush. “Damn she’s cute,” Luke muttered.</w:t>
+      </w:r>
+    </w:p>
+    <w:p>
+      <w:r>
+        <w:t>“</w:t>
+      </w:r>
+      <w:r>
+        <w:t xml:space="preserve">Yes, many of you here exceed her in terms of </w:t>
+      </w:r>
+      <w:r>
+        <w:t>speed, strength,</w:t>
+      </w:r>
+      <w:r>
+        <w:t xml:space="preserve"> academics,</w:t>
+      </w:r>
+      <w:r>
+        <w:t xml:space="preserve"> and problem solving, to name a few. However, her combined scores exceed everyone here</w:t>
+      </w:r>
+      <w:r>
+        <w:t>.</w:t>
+      </w:r>
+    </w:p>
+    <w:p>
+      <w:r>
+        <w:lastRenderedPageBreak/>
+        <w:t>“Considering you are the cream of the crop</w:t>
+      </w:r>
+      <w:r>
+        <w:t>, that’s saying something.</w:t>
+      </w:r>
+    </w:p>
+    <w:p>
+      <w:r>
+        <w:t xml:space="preserve">“Ms. </w:t>
+      </w:r>
+      <w:r>
+        <w:t>Winfield</w:t>
+      </w:r>
+      <w:r>
+        <w:t>, please speak to your cohort.”</w:t>
+      </w:r>
+    </w:p>
+    <w:p>
+      <w:r>
+        <w:t>Annie stepped up to the mike and took a breath.</w:t>
+      </w:r>
+    </w:p>
+    <w:p>
+      <w:r>
+        <w:t xml:space="preserve">“Thank you Principle Thornville,” Annie said. “6 years ago my father founded this </w:t>
+      </w:r>
+      <w:r>
+        <w:t>academy using his considerable wealth. The purpose is to gather all the best and brightest kids of the world in order to forge a better world for everyone.</w:t>
+      </w:r>
+    </w:p>
+    <w:p>
+      <w:r>
+        <w:t>“</w:t>
+      </w:r>
+      <w:r>
+        <w:t xml:space="preserve">Sad to say the world is full of monsters. They live just below the surface, hungry to come out and </w:t>
+      </w:r>
+      <w:r>
+        <w:t>slaughter</w:t>
+      </w:r>
+      <w:r>
+        <w:t xml:space="preserve">. </w:t>
+      </w:r>
+      <w:r>
+        <w:t>E</w:t>
+      </w:r>
+      <w:r>
+        <w:t xml:space="preserve">nvironmental </w:t>
+      </w:r>
+      <w:r>
+        <w:t>contamination</w:t>
+      </w:r>
+      <w:r>
+        <w:t xml:space="preserve">, desecration of </w:t>
+      </w:r>
+      <w:r>
+        <w:t>sacred</w:t>
+      </w:r>
+      <w:r>
+        <w:t xml:space="preserve"> lands</w:t>
+      </w:r>
+      <w:r>
+        <w:t>, polarization of the world</w:t>
+      </w:r>
+      <w:r>
+        <w:t xml:space="preserve">, </w:t>
+      </w:r>
+      <w:r>
+        <w:t xml:space="preserve">extreme wealth disparities, </w:t>
+      </w:r>
+      <w:r>
+        <w:t>despair and hate</w:t>
+      </w:r>
+      <w:r>
+        <w:t xml:space="preserve"> are making things worse.</w:t>
+      </w:r>
+    </w:p>
+    <w:p>
+      <w:r>
+        <w:t xml:space="preserve">“Our goal here is simple. Become strong and never place our fate on </w:t>
+      </w:r>
+      <w:r>
+        <w:t>so-called saviors</w:t>
+      </w:r>
+      <w:r>
+        <w:t>.</w:t>
+      </w:r>
+    </w:p>
+    <w:p>
+      <w:r>
+        <w:t>“I look forward to growing ever stronger with all of you.”</w:t>
+      </w:r>
+    </w:p>
+    <w:p>
+      <w:r>
+        <w:t>With that Annie stepped off from the podium.</w:t>
+      </w:r>
+    </w:p>
+    <w:p>
+      <w:r>
+        <w:t xml:space="preserve">“Thank you Ms. </w:t>
+      </w:r>
+      <w:r>
+        <w:t>Winfield</w:t>
+      </w:r>
+      <w:r>
+        <w:t>,” the principle said.</w:t>
+      </w:r>
+    </w:p>
+    <w:p>
+      <w:r>
+        <w:t>“This first week is for you to settle in. Then next week you will get to know the true nature of this school and why you are here.</w:t>
+      </w:r>
+    </w:p>
+    <w:p>
+      <w:r>
+        <w:t>“We selected each of you because we believe you are best qualified. However, we might have been wrong. If, for whatever reason, you find this place overwhelming, you are free to return to your country.</w:t>
+      </w:r>
+    </w:p>
+    <w:p>
+      <w:r>
+        <w:t>“We will even extend your scholarship to other schools.</w:t>
+      </w:r>
+    </w:p>
+    <w:p>
+      <w:r>
+        <w:t>“And that is why you are starting in August.”</w:t>
+      </w:r>
+    </w:p>
+    <w:p>
+      <w:r>
+        <w:t>The principle paused for the message to sink in and then continued.</w:t>
       </w:r>
     </w:p>
     <w:p>
@@ -1727,106 +1874,466 @@
         <w:t>“</w:t>
       </w:r>
       <w:r>
-        <w:t xml:space="preserve">Yes, many of you here exceed her in terms of </w:t>
-      </w:r>
-      <w:r>
-        <w:t>speed, strength,</w:t>
-      </w:r>
-      <w:r>
-        <w:t xml:space="preserve"> academics,</w:t>
-      </w:r>
-      <w:r>
-        <w:t xml:space="preserve"> and problem solving, to name a few. However, her combined scores exceed everyone here</w:t>
+        <w:t>You will find y</w:t>
+      </w:r>
+      <w:r>
+        <w:t>our luggage in your dormitory rooms.</w:t>
+      </w:r>
+      <w:r>
+        <w:t xml:space="preserve"> Your map app will guide you there.</w:t>
+      </w:r>
+    </w:p>
+    <w:p>
+      <w:r>
+        <w:t>“</w:t>
+      </w:r>
+      <w:r>
+        <w:t xml:space="preserve">Also, you will find your school issued uniforms, </w:t>
+      </w:r>
+      <w:r>
+        <w:t xml:space="preserve">school books, </w:t>
+      </w:r>
+      <w:r>
+        <w:t xml:space="preserve">and everything else you will need to </w:t>
+      </w:r>
+      <w:r>
+        <w:t>attend classes.</w:t>
+      </w:r>
+    </w:p>
+    <w:p>
+      <w:r>
+        <w:t>“Go to your dormitories and settle in.</w:t>
+      </w:r>
+    </w:p>
+    <w:p>
+      <w:r>
+        <w:t>“Your homework is to become familiar with your devices.</w:t>
+      </w:r>
+    </w:p>
+    <w:p>
+      <w:r>
+        <w:t>“After that</w:t>
+      </w:r>
+      <w:r>
+        <w:t>, I encourage you to spend time getting to know your fellow students and exploring the local town. Also, the hiking trails are amazing, with rivers, wat</w:t>
+      </w:r>
+      <w:r>
+        <w:t>erfalls and canyons to explore.”</w:t>
+      </w:r>
+    </w:p>
+    <w:p>
+      <w:r>
+        <w:t xml:space="preserve">The principle paused and then said, “I do need to warn you. Please avoid leaving </w:t>
+      </w:r>
+      <w:r>
+        <w:t xml:space="preserve">town or </w:t>
+      </w:r>
+      <w:r>
+        <w:t xml:space="preserve">school grounds after </w:t>
+      </w:r>
+      <w:r>
+        <w:t>dusk</w:t>
+      </w:r>
+      <w:r>
+        <w:t>. This is especially true of the surrounding forests</w:t>
+      </w:r>
+      <w:r>
+        <w:t xml:space="preserve"> and mountains</w:t>
       </w:r>
       <w:r>
         <w:t>.</w:t>
       </w:r>
-    </w:p>
-    <w:p>
-      <w:r>
-        <w:t>“Considering you are the cream of the crop</w:t>
-      </w:r>
-      <w:r>
-        <w:t>, that’s saying something.</w:t>
-      </w:r>
-    </w:p>
-    <w:p>
-      <w:r>
-        <w:t xml:space="preserve">“Ms. </w:t>
-      </w:r>
-      <w:r>
-        <w:t>Winfield</w:t>
-      </w:r>
-      <w:r>
-        <w:t>, please speak to your cohort.”</w:t>
-      </w:r>
-    </w:p>
-    <w:p>
-      <w:r>
-        <w:t>Annie stepped up to the mike and took a breath.</w:t>
-      </w:r>
-    </w:p>
-    <w:p>
-      <w:r>
-        <w:t xml:space="preserve">“Thank you Principle Thornville,” Annie said. “6 years ago my father founded this </w:t>
-      </w:r>
-      <w:r>
-        <w:t>academy using his considerable wealth. The purpose is to gather all the best and brightest kids of the world in order to forge a better world for everyone.</w:t>
-      </w:r>
-    </w:p>
-    <w:p>
+      <w:r>
+        <w:t>”</w:t>
+      </w:r>
+    </w:p>
+    <w:p>
+      <w:r>
+        <w:t xml:space="preserve">The principle paused and then said in a sinister voice, </w:t>
+      </w:r>
       <w:r>
         <w:t>“</w:t>
       </w:r>
       <w:r>
-        <w:t xml:space="preserve">Sad to say the world is full of monsters. They live just below the surface, hungry to come out and </w:t>
-      </w:r>
-      <w:r>
-        <w:t>slaughter</w:t>
+        <w:t>The dark is filled with dangers</w:t>
       </w:r>
       <w:r>
         <w:t xml:space="preserve">. </w:t>
       </w:r>
       <w:r>
-        <w:t>E</w:t>
-      </w:r>
-      <w:r>
-        <w:t xml:space="preserve">nvironmental </w:t>
-      </w:r>
-      <w:r>
-        <w:t>contamination</w:t>
-      </w:r>
-      <w:r>
-        <w:t xml:space="preserve">, desecration of </w:t>
-      </w:r>
-      <w:r>
-        <w:t>sacred</w:t>
-      </w:r>
-      <w:r>
-        <w:t xml:space="preserve"> lands</w:t>
-      </w:r>
-      <w:r>
-        <w:t>, polarization of the world</w:t>
+        <w:t>Things are out there. Things best left undisturbed.”</w:t>
+      </w:r>
+    </w:p>
+    <w:p>
+      <w:r>
+        <w:t>That sent a chill down Luke’s back.</w:t>
+      </w:r>
+    </w:p>
+    <w:p>
+      <w:r>
+        <w:t>“That’s creepy,” Ripper muttered.</w:t>
+      </w:r>
+    </w:p>
+    <w:p>
+      <w:r>
+        <w:t>All about students muttered.</w:t>
+      </w:r>
+    </w:p>
+    <w:p>
+      <w:r>
+        <w:t xml:space="preserve">“Principle Thornville, please don’t scare the kids,” a woman </w:t>
+      </w:r>
+      <w:r>
+        <w:t>scolded</w:t>
+      </w:r>
+      <w:r>
+        <w:t>.</w:t>
+      </w:r>
+    </w:p>
+    <w:p>
+      <w:r>
+        <w:t>“This is vice-principle Eliot Drew,” the principle said</w:t>
+      </w:r>
+      <w:r>
+        <w:t>, pointing at the woman</w:t>
+      </w:r>
+      <w:r>
+        <w:t xml:space="preserve">. </w:t>
+      </w:r>
+      <w:r>
+        <w:t xml:space="preserve">He turned to the vice-principle and said, </w:t>
+      </w:r>
+      <w:r>
+        <w:t>“</w:t>
+      </w:r>
+      <w:r>
+        <w:t>Fear is essential if one is to stay safe. You know what is out there.”</w:t>
+      </w:r>
+    </w:p>
+    <w:p>
+      <w:r>
+        <w:t xml:space="preserve">The principle turned back to the audience and said, “The </w:t>
+      </w:r>
+      <w:r>
+        <w:t xml:space="preserve">boundary of </w:t>
+      </w:r>
+      <w:r>
+        <w:t>both the town and</w:t>
+      </w:r>
+      <w:r>
+        <w:t xml:space="preserve"> school grounds is</w:t>
+      </w:r>
+      <w:r>
+        <w:t xml:space="preserve"> well marked.</w:t>
+      </w:r>
+    </w:p>
+    <w:p>
+      <w:r>
+        <w:lastRenderedPageBreak/>
+        <w:t>“</w:t>
+      </w:r>
+      <w:r>
+        <w:t xml:space="preserve">You are </w:t>
+      </w:r>
+      <w:r>
+        <w:t xml:space="preserve">required to be either on </w:t>
+      </w:r>
+      <w:r>
+        <w:t xml:space="preserve">campus grounds </w:t>
+      </w:r>
+      <w:r>
+        <w:t xml:space="preserve">or in the town between </w:t>
+      </w:r>
+      <w:r>
+        <w:t>dusk and dawn. Those rules are there for a reason. We don’t want tragedies.</w:t>
+      </w:r>
+      <w:r>
+        <w:t xml:space="preserve"> </w:t>
+      </w:r>
+      <w:proofErr w:type="gramStart"/>
+      <w:r>
+        <w:t>Dismissed.”</w:t>
+      </w:r>
+      <w:proofErr w:type="gramEnd"/>
+    </w:p>
+    <w:p>
+      <w:r>
+        <w:t xml:space="preserve">The auditorium burst into a cacophony as everyone tried to understand </w:t>
+      </w:r>
+      <w:r>
+        <w:t>the dire warning.</w:t>
+      </w:r>
+    </w:p>
+    <w:p>
+      <w:r>
+        <w:t>“Damn, that was weird,” Ripper said. “Why not just say we will get into trouble?”</w:t>
+      </w:r>
+    </w:p>
+    <w:p>
+      <w:r>
+        <w:t xml:space="preserve">“Maybe there are wild animals,” </w:t>
+      </w:r>
+      <w:r>
+        <w:t>Luke</w:t>
+      </w:r>
+      <w:r>
+        <w:t xml:space="preserve"> said. “No</w:t>
+      </w:r>
+      <w:r>
+        <w:t>,</w:t>
+      </w:r>
+      <w:r>
+        <w:t xml:space="preserve"> that doesn’t make sense. The principle said we should explore during the day.”</w:t>
+      </w:r>
+    </w:p>
+    <w:p>
+      <w:r>
+        <w:t>Ten minutes later they were at their dormitory room.</w:t>
+      </w:r>
+    </w:p>
+    <w:p>
+      <w:r>
+        <w:t xml:space="preserve">The studio apartment had a kitchenette to the left and a washroom to the right. Beyond were </w:t>
+      </w:r>
+      <w:r>
+        <w:t xml:space="preserve">two </w:t>
+      </w:r>
+      <w:r>
+        <w:t>elevated beds</w:t>
+      </w:r>
+      <w:r>
+        <w:t>. Under each bed was a study area with desk, chair</w:t>
       </w:r>
       <w:r>
         <w:t xml:space="preserve">, </w:t>
       </w:r>
       <w:r>
-        <w:t xml:space="preserve">extreme wealth disparities, </w:t>
-      </w:r>
-      <w:r>
-        <w:t>despair and hate</w:t>
-      </w:r>
-      <w:r>
-        <w:t xml:space="preserve"> are making things worse.</w:t>
-      </w:r>
-    </w:p>
-    <w:p>
-      <w:r>
-        <w:t xml:space="preserve">“Our goal here is simple. Become strong and never place our fate on </w:t>
-      </w:r>
-      <w:r>
-        <w:t>so-called saviors</w:t>
+        <w:t xml:space="preserve">and </w:t>
+      </w:r>
+      <w:r>
+        <w:t>chest of draws.</w:t>
+      </w:r>
+    </w:p>
+    <w:p>
+      <w:r>
+        <w:t xml:space="preserve">On the floor to the right was </w:t>
+      </w:r>
+      <w:r>
+        <w:t>Luke</w:t>
+      </w:r>
+      <w:r>
+        <w:t>’s lugg</w:t>
+      </w:r>
+      <w:r>
+        <w:t xml:space="preserve">age. </w:t>
+      </w:r>
+      <w:r>
+        <w:t>School books lined a book shelf.</w:t>
+      </w:r>
+    </w:p>
+    <w:p>
+      <w:r>
+        <w:t xml:space="preserve"> </w:t>
+      </w:r>
+      <w:r>
+        <w:t>“What’s the WIFI password?”</w:t>
+      </w:r>
+      <w:r>
+        <w:t xml:space="preserve"> Ripper asked.</w:t>
+      </w:r>
+    </w:p>
+    <w:p>
+      <w:r>
+        <w:t xml:space="preserve">“Challenger 423,” </w:t>
+      </w:r>
+      <w:r>
+        <w:t>Luke</w:t>
+      </w:r>
+      <w:r>
+        <w:t xml:space="preserve"> said, pointing at a sign on the wall.</w:t>
+      </w:r>
+    </w:p>
+    <w:p>
+      <w:r>
+        <w:t>“Thanks,” Ripper said as he opened his laptop.</w:t>
+      </w:r>
+    </w:p>
+    <w:p>
+      <w:r>
+        <w:t>Luke</w:t>
+      </w:r>
+      <w:r>
+        <w:t xml:space="preserve"> </w:t>
+      </w:r>
+      <w:r>
+        <w:t>unpacked, placing his clothes</w:t>
+      </w:r>
+      <w:r>
+        <w:t xml:space="preserve"> and items</w:t>
+      </w:r>
+      <w:r>
+        <w:t xml:space="preserve"> in </w:t>
+      </w:r>
+      <w:r>
+        <w:t>his</w:t>
+      </w:r>
+      <w:r>
+        <w:t xml:space="preserve"> closet and chest of drawers. Last item was his laptop.</w:t>
+      </w:r>
+    </w:p>
+    <w:p>
+      <w:r>
+        <w:t>It was time to call his parents.</w:t>
+      </w:r>
+    </w:p>
+    <w:p>
+      <w:r>
+        <w:t xml:space="preserve">“Hi Mum, Dad, Goat Father,” </w:t>
+      </w:r>
+      <w:r>
+        <w:t>Luke</w:t>
+      </w:r>
+      <w:r>
+        <w:t xml:space="preserve"> said.</w:t>
+      </w:r>
+    </w:p>
+    <w:p>
+      <w:r>
+        <w:t>Ripper glanced at Luke but didn’t say anything.</w:t>
+      </w:r>
+    </w:p>
+    <w:p>
+      <w:r>
+        <w:t xml:space="preserve">“Hi </w:t>
+      </w:r>
+      <w:r>
+        <w:t>Luke</w:t>
+      </w:r>
+      <w:r>
+        <w:t xml:space="preserve">,” </w:t>
+      </w:r>
+      <w:r>
+        <w:t>Luke</w:t>
+      </w:r>
+      <w:r>
+        <w:t>’s mum said. “Was the trip okay? Was there any problems?”</w:t>
+      </w:r>
+    </w:p>
+    <w:p>
+      <w:r>
+        <w:lastRenderedPageBreak/>
+        <w:t xml:space="preserve">“No mum,” </w:t>
+      </w:r>
+      <w:r>
+        <w:t>Luke</w:t>
+      </w:r>
+      <w:r>
+        <w:t xml:space="preserve"> said. “The trip was just tedious, since all I could see were clouds. Here is my room.”</w:t>
+      </w:r>
+    </w:p>
+    <w:p>
+      <w:r>
+        <w:t>Luke</w:t>
+      </w:r>
+      <w:r>
+        <w:t xml:space="preserve"> panned the phone around and said, “I even have a kitchenette, so I can practice my cooking.</w:t>
+      </w:r>
+    </w:p>
+    <w:p>
+      <w:r>
+        <w:t>“Ripper, say ‘Hi’.”</w:t>
+      </w:r>
+    </w:p>
+    <w:p>
+      <w:r>
+        <w:t xml:space="preserve">Ripper waved and </w:t>
+      </w:r>
+      <w:r>
+        <w:t>Luke</w:t>
+      </w:r>
+      <w:r>
+        <w:t xml:space="preserve"> stepped out onto the balcony.</w:t>
+      </w:r>
+    </w:p>
+    <w:p>
+      <w:r>
+        <w:t>Luke</w:t>
+      </w:r>
+      <w:r>
+        <w:t xml:space="preserve"> pointed his phone at the surrounding mountains.</w:t>
+      </w:r>
+    </w:p>
+    <w:p>
+      <w:r>
+        <w:t xml:space="preserve">“Those mountains are beautiful,” </w:t>
+      </w:r>
+      <w:r>
+        <w:t>Luke</w:t>
+      </w:r>
+      <w:r>
+        <w:t>’s mother said.</w:t>
+      </w:r>
+      <w:r>
+        <w:t xml:space="preserve"> “How is the school?”</w:t>
+      </w:r>
+    </w:p>
+    <w:p>
+      <w:r>
+        <w:t>“The school grounds are beautiful from what I’ve seen,” Luke said. “We passed through the town when we arrived. It’s expanding rather fast. You can see construction cranes everywhere.”</w:t>
+      </w:r>
+    </w:p>
+    <w:p>
+      <w:r>
+        <w:t xml:space="preserve">“I hear there are plenty of those nut jobs in </w:t>
+      </w:r>
+      <w:r>
+        <w:t>Switzerland</w:t>
+      </w:r>
+      <w:r>
+        <w:t xml:space="preserve">,” </w:t>
+      </w:r>
+      <w:r>
+        <w:t>Luke</w:t>
+      </w:r>
+      <w:r>
+        <w:t>’s dad said.</w:t>
+      </w:r>
+    </w:p>
+    <w:p>
+      <w:r>
+        <w:t xml:space="preserve">“There were some protesters at the gates when we arrived,” </w:t>
+      </w:r>
+      <w:r>
+        <w:t>Luke</w:t>
+      </w:r>
+      <w:r>
+        <w:t xml:space="preserve"> said.</w:t>
+      </w:r>
+    </w:p>
+    <w:p>
+      <w:r>
+        <w:t>“</w:t>
+      </w:r>
+      <w:r>
+        <w:t>So Goat Son</w:t>
+      </w:r>
+      <w:r>
+        <w:t>,</w:t>
+      </w:r>
+      <w:r>
+        <w:t xml:space="preserve"> did you eat any good books lately?</w:t>
+      </w:r>
+      <w:r>
+        <w:t xml:space="preserve">” </w:t>
+      </w:r>
+      <w:r>
+        <w:t>Luke</w:t>
+      </w:r>
+      <w:r>
+        <w:t xml:space="preserve">’s uncle and godfather </w:t>
+      </w:r>
+      <w:r>
+        <w:t>asked</w:t>
       </w:r>
       <w:r>
         <w:t>.</w:t>
@@ -1834,49 +2341,148 @@
     </w:p>
     <w:p>
       <w:r>
-        <w:t>“I look forward to growing ever stronger with all of you.”</w:t>
-      </w:r>
-    </w:p>
-    <w:p>
-      <w:r>
-        <w:t>With that Annie stepped off from the podium.</w:t>
-      </w:r>
-    </w:p>
-    <w:p>
-      <w:r>
-        <w:t xml:space="preserve">“Thank you Ms. </w:t>
-      </w:r>
-      <w:r>
-        <w:t>Winfield</w:t>
-      </w:r>
-      <w:r>
-        <w:t>,” the principle said.</w:t>
-      </w:r>
-    </w:p>
-    <w:p>
-      <w:r>
-        <w:t>“This first week is for you to settle in. Then next week you will get to know the true nature of this school and why you are here.</w:t>
-      </w:r>
-    </w:p>
-    <w:p>
-      <w:r>
-        <w:t>“We selected each of you because we believe you are best qualified. However, we might have been wrong. If, for whatever reason, you find this place overwhelming, you are free to return to your country.</w:t>
-      </w:r>
-    </w:p>
-    <w:p>
-      <w:r>
-        <w:t>“We will even extend your scholarship to other schools.</w:t>
+        <w:t>Luke</w:t>
+      </w:r>
+      <w:r>
+        <w:t xml:space="preserve"> stepped back into the room and pointed the phone at his new school books. “I have plenty of food,” He said.</w:t>
+      </w:r>
+    </w:p>
+    <w:p>
+      <w:r>
+        <w:t>Luke</w:t>
+      </w:r>
+      <w:r>
+        <w:t xml:space="preserve"> stepped back out onto the balcony and closed the door. He and his uncle started bleating at each other.</w:t>
+      </w:r>
+    </w:p>
+    <w:p>
+      <w:r>
+        <w:t xml:space="preserve">“Stop that you two,” </w:t>
+      </w:r>
+      <w:r>
+        <w:t>Luke</w:t>
+      </w:r>
+      <w:r>
+        <w:t xml:space="preserve">’s mother said angrily. “What if you </w:t>
+      </w:r>
+      <w:r>
+        <w:t>did</w:t>
+      </w:r>
+      <w:r>
+        <w:t xml:space="preserve"> that in public?”</w:t>
+      </w:r>
+    </w:p>
+    <w:p>
+      <w:r>
+        <w:t>“</w:t>
+      </w:r>
+      <w:r>
+        <w:t>Well he is Billy the Goat,” Luke’s uncle said. “He can’t help it.”</w:t>
       </w:r>
     </w:p>
     <w:p>
       <w:r>
         <w:lastRenderedPageBreak/>
-        <w:t>“And that is why you are starting in August.”</w:t>
-      </w:r>
-    </w:p>
-    <w:p>
-      <w:r>
-        <w:t>The principle paused for the message to sink in and then continued.</w:t>
+        <w:t>Technically Luke’s name was Luke Billhardson</w:t>
+      </w:r>
+      <w:r>
+        <w:t>, or a</w:t>
+      </w:r>
+      <w:r>
+        <w:t>s his uncle liked saying, Billy, Billy the Goat.</w:t>
+      </w:r>
+    </w:p>
+    <w:p>
+      <w:r>
+        <w:t>“And my uncle is the Goat Father,” Luke said.</w:t>
+      </w:r>
+    </w:p>
+    <w:p>
+      <w:r>
+        <w:t>“Okay dear, you better go,” Luke’s mother said. “You have plenty of work ahead of you.”</w:t>
+      </w:r>
+    </w:p>
+    <w:p>
+      <w:r>
+        <w:t>“Work hard, Luke,” Luke’s dad said. “Remember I’m proud of you.”</w:t>
+      </w:r>
+    </w:p>
+    <w:p>
+      <w:r>
+        <w:t>“Thanks mum, dad,” Luke said.</w:t>
+      </w:r>
+    </w:p>
+    <w:p>
+      <w:r>
+        <w:t>“Remember to eat plenty of tin cans,” the uncle said. “You need plenty of iron for your growing bones.”</w:t>
+      </w:r>
+    </w:p>
+    <w:p>
+      <w:r>
+        <w:t>“Okay Goat Father,” Luke said. “Bye mum, dad, Goat Father.”</w:t>
+      </w:r>
+    </w:p>
+    <w:p>
+      <w:r>
+        <w:t xml:space="preserve">Luke </w:t>
+      </w:r>
+      <w:r>
+        <w:t>h</w:t>
+      </w:r>
+      <w:r>
+        <w:t>ung up the call and entered the room.</w:t>
+      </w:r>
+    </w:p>
+    <w:p>
+      <w:r>
+        <w:t>Ripper looked at Luke curiously.</w:t>
+      </w:r>
+    </w:p>
+    <w:p>
+      <w:r>
+        <w:t>“My uncle and I are both Capricorns,” Luke explained. “</w:t>
+      </w:r>
+      <w:r>
+        <w:t xml:space="preserve">He is also my godfather. </w:t>
+      </w:r>
+      <w:r>
+        <w:t xml:space="preserve">And goats are funny creatures. </w:t>
+      </w:r>
+      <w:r>
+        <w:t xml:space="preserve">It’s something we’ve been doing all my life. </w:t>
+      </w:r>
+      <w:r>
+        <w:t>Do you have a favorite animal?”</w:t>
+      </w:r>
+    </w:p>
+    <w:p>
+      <w:r>
+        <w:t xml:space="preserve">Ripper paused a moment and then said, “I suppose it would be a gorilla. The ultimate </w:t>
+      </w:r>
+      <w:r>
+        <w:t>quarter</w:t>
+      </w:r>
+      <w:r>
+        <w:t xml:space="preserve"> backer would be a gorilla. They are the ultimate symbol of speed</w:t>
+      </w:r>
+      <w:r>
+        <w:t xml:space="preserve"> and</w:t>
+      </w:r>
+      <w:r>
+        <w:t xml:space="preserve"> strength</w:t>
+      </w:r>
+      <w:r>
+        <w:t>.</w:t>
+      </w:r>
+    </w:p>
+    <w:p>
+      <w:r>
+        <w:t>“I finished unpacking.”</w:t>
+      </w:r>
+    </w:p>
+    <w:p>
+      <w:r>
+        <w:t>“Let’s go get something to eat,” Luke said and they headed out.</w:t>
       </w:r>
     </w:p>
     <w:p>
@@ -1884,13 +2490,284 @@
         <w:t>“</w:t>
       </w:r>
       <w:r>
-        <w:t>You will find y</w:t>
-      </w:r>
-      <w:r>
-        <w:t>our luggage in your dormitory rooms.</w:t>
-      </w:r>
-      <w:r>
-        <w:t xml:space="preserve"> Your map app will guide you there.</w:t>
+        <w:t>Town or cafeteria?” Ripper asked.</w:t>
+      </w:r>
+    </w:p>
+    <w:p>
+      <w:r>
+        <w:t>“Town,” Luke said. “I’m betting you will get bored with the cafeteria fast enough.</w:t>
+      </w:r>
+    </w:p>
+    <w:p>
+      <w:r>
+        <w:t>“Not you?” Ripper said as they headed for the front gates.</w:t>
+      </w:r>
+    </w:p>
+    <w:p>
+      <w:r>
+        <w:lastRenderedPageBreak/>
+        <w:t>“As you heard me talking to my uncle, I am a goat,” Luke said. “I don’t have hang-ups about food. As you can guess I enjoy eating, and also cooking.”</w:t>
+      </w:r>
+    </w:p>
+    <w:p>
+      <w:r>
+        <w:t>“There</w:t>
+      </w:r>
+      <w:r>
+        <w:t xml:space="preserve"> is that Annie,” Ripper said</w:t>
+      </w:r>
+      <w:r>
+        <w:t>, pointing</w:t>
+      </w:r>
+      <w:r>
+        <w:t>. “Want to go see?”</w:t>
+      </w:r>
+    </w:p>
+    <w:p>
+      <w:r>
+        <w:t>Annie was surrounded by admirers.</w:t>
+      </w:r>
+    </w:p>
+    <w:p>
+      <w:r>
+        <w:t>“Not really,” Luke said. “She is out of my league and I don’t believe in celebrities and heroes. You can go if you want. You’re handsome enough and an amazing athlete.</w:t>
+      </w:r>
+    </w:p>
+    <w:p>
+      <w:r>
+        <w:t>“As my uncle says, there are three types of people in the world: Sheep, Shepherds and Goats.</w:t>
+      </w:r>
+    </w:p>
+    <w:p>
+      <w:r>
+        <w:t xml:space="preserve">“Sheep always look </w:t>
+      </w:r>
+      <w:r>
+        <w:t>to</w:t>
+      </w:r>
+      <w:r>
+        <w:t xml:space="preserve"> shepherds to guide them.</w:t>
+      </w:r>
+    </w:p>
+    <w:p>
+      <w:r>
+        <w:t>“Shepherds seek to guide and control others, often to the sheep’s detriment.”</w:t>
+      </w:r>
+    </w:p>
+    <w:p>
+      <w:r>
+        <w:t>“Why do you say that?” Ripper asked as they approached the gates.</w:t>
+      </w:r>
+    </w:p>
+    <w:p>
+      <w:r>
+        <w:t>“What do shepherds do to sheep?” Luke as</w:t>
+      </w:r>
+      <w:r>
+        <w:t>ked. “They raise them for food</w:t>
+      </w:r>
+      <w:r>
+        <w:t xml:space="preserve"> and wool</w:t>
+      </w:r>
+      <w:r>
+        <w:t>.</w:t>
+      </w:r>
+    </w:p>
+    <w:p>
+      <w:r>
+        <w:t>“I am a goat. I neither follow nor lead</w:t>
+      </w:r>
+      <w:r>
+        <w:t>, but follow my own path.”</w:t>
+      </w:r>
+    </w:p>
+    <w:p>
+      <w:r>
+        <w:t xml:space="preserve">Luke’s </w:t>
+      </w:r>
+      <w:r>
+        <w:t xml:space="preserve">school </w:t>
+      </w:r>
+      <w:r>
+        <w:t>device beeped. Pulling out his device he read the message, “+1 to mental manipulation resistance.”</w:t>
+      </w:r>
+    </w:p>
+    <w:p>
+      <w:r>
+        <w:t>“Freaky,” Ripper said as he stared at the message. “It’s like we are in a freaking video game.”</w:t>
+      </w:r>
+    </w:p>
+    <w:p>
+      <w:r>
+        <w:t>They stepped out of the gate and were greeted by the protesters.</w:t>
+      </w:r>
+    </w:p>
+    <w:p>
+      <w:r>
+        <w:t>Placards read, “Nuclear energy is dangerous,” “Quantum communication damages space,” “Stop all space warping research,” and “</w:t>
+      </w:r>
+      <w:r>
+        <w:t>The end is neigh.”</w:t>
+      </w:r>
+    </w:p>
+    <w:p>
+      <w:r>
+        <w:lastRenderedPageBreak/>
+        <w:t>They passed the protesters and Ripper asked, “What do you think of that?”</w:t>
+      </w:r>
+    </w:p>
+    <w:p>
+      <w:r>
+        <w:t>“Nonsense,” Luke replied. “You can’t damage space. If you could, then the space around the sun would be ripped to shreds. And yet, science has yet to find any anomalies.”</w:t>
+      </w:r>
+    </w:p>
+    <w:p>
+      <w:r>
+        <w:t>“It’s being suppressed,” a protester called out.</w:t>
+      </w:r>
+    </w:p>
+    <w:p>
+      <w:r>
+        <w:t>The town spread all about them. Restaurants lined the street they were walking on.</w:t>
+      </w:r>
+      <w:r>
+        <w:t xml:space="preserve"> Two were under construction.</w:t>
+      </w:r>
+    </w:p>
+    <w:p>
+      <w:r>
+        <w:t>“Which restaurant?” Ripper asked.</w:t>
+      </w:r>
+    </w:p>
+    <w:p>
+      <w:r>
+        <w:t>“Any,” Luke said. “I like exploring different foods.”</w:t>
+      </w:r>
+    </w:p>
+    <w:p>
+      <w:r>
+        <w:t>“You did mention you liked that old series, ‘Bizarre Foods’,” Ripper said. “Okay, let’s go to that burger place.</w:t>
+      </w:r>
+      <w:r>
+        <w:t xml:space="preserve"> </w:t>
+      </w:r>
+      <w:r>
+        <w:t>We</w:t>
+      </w:r>
+      <w:r>
+        <w:t xml:space="preserve"> gorillas can’t live on grass and tin cans</w:t>
+      </w:r>
+      <w:r>
+        <w:t>.</w:t>
+      </w:r>
+      <w:r>
+        <w:t>”</w:t>
+      </w:r>
+    </w:p>
+    <w:p>
+      <w:r>
+        <w:t>Luke laughed and said, “That’s for sure.”</w:t>
+      </w:r>
+    </w:p>
+    <w:p>
+      <w:r>
+        <w:t xml:space="preserve">They </w:t>
+      </w:r>
+      <w:r>
+        <w:t xml:space="preserve">entered and </w:t>
+      </w:r>
+      <w:r>
+        <w:t>waited</w:t>
+      </w:r>
+      <w:r>
+        <w:t>.</w:t>
+      </w:r>
+      <w:r>
+        <w:t xml:space="preserve"> </w:t>
+      </w:r>
+      <w:r>
+        <w:t>S</w:t>
+      </w:r>
+      <w:r>
+        <w:t>oon enough a waiter led them to a seat.</w:t>
+      </w:r>
+    </w:p>
+    <w:p>
+      <w:r>
+        <w:t>Luke picked up the menu and scanned. There was a good selection of burgers, steaks, and even vegetarian options.</w:t>
+      </w:r>
+    </w:p>
+    <w:p>
+      <w:r>
+        <w:t>The waiter returned and asked, “Any drinks for you?”</w:t>
+      </w:r>
+    </w:p>
+    <w:p>
+      <w:r>
+        <w:t>“Coke please,” Ripper said.</w:t>
+      </w:r>
+    </w:p>
+    <w:p>
+      <w:r>
+        <w:t>“What’s your most popular soft drink?” Luke asked.</w:t>
+      </w:r>
+    </w:p>
+    <w:p>
+      <w:r>
+        <w:t>The waiter named</w:t>
+      </w:r>
+      <w:r>
+        <w:t xml:space="preserve"> </w:t>
+      </w:r>
+      <w:proofErr w:type="spellStart"/>
+      <w:r>
+        <w:t>Rivella</w:t>
+      </w:r>
+      <w:proofErr w:type="spellEnd"/>
+      <w:r>
+        <w:t xml:space="preserve">, hot chocolate, </w:t>
+      </w:r>
+      <w:r>
+        <w:t>Apple Juice</w:t>
+      </w:r>
+      <w:r>
+        <w:t xml:space="preserve">, and </w:t>
+      </w:r>
+      <w:r>
+        <w:t>Ice Tea</w:t>
+      </w:r>
+      <w:r>
+        <w:t>, to name a few items.</w:t>
+      </w:r>
+    </w:p>
+    <w:p>
+      <w:r>
+        <w:t xml:space="preserve">“I’ll have </w:t>
+      </w:r>
+      <w:proofErr w:type="spellStart"/>
+      <w:r>
+        <w:t>Rivella</w:t>
+      </w:r>
+      <w:proofErr w:type="spellEnd"/>
+      <w:r>
+        <w:t xml:space="preserve">, no ice please,” Luke said, since </w:t>
+      </w:r>
+      <w:proofErr w:type="spellStart"/>
+      <w:r>
+        <w:t>Rivella</w:t>
+      </w:r>
+      <w:proofErr w:type="spellEnd"/>
+      <w:r>
+        <w:t xml:space="preserve"> was the most </w:t>
+      </w:r>
+      <w:r>
+        <w:t>exotic sounding drink listed.</w:t>
+      </w:r>
+    </w:p>
+    <w:p>
+      <w:r>
+        <w:lastRenderedPageBreak/>
+        <w:t>Drink order taken, the waiter left.</w:t>
       </w:r>
     </w:p>
     <w:p>
@@ -1898,103 +2775,275 @@
         <w:t>“</w:t>
       </w:r>
       <w:r>
-        <w:t xml:space="preserve">Also, you will find your school issued uniforms, </w:t>
-      </w:r>
-      <w:r>
-        <w:t xml:space="preserve">school books, </w:t>
-      </w:r>
-      <w:r>
-        <w:t xml:space="preserve">and everything else you will need to </w:t>
-      </w:r>
-      <w:r>
-        <w:t>attend classes.</w:t>
-      </w:r>
-    </w:p>
-    <w:p>
-      <w:r>
-        <w:t>“Go to your dormitories and settle in.</w:t>
-      </w:r>
-    </w:p>
-    <w:p>
-      <w:r>
-        <w:t>“Your homework is to become familiar with your devices.</w:t>
-      </w:r>
-    </w:p>
-    <w:p>
-      <w:r>
-        <w:t>“After that</w:t>
-      </w:r>
-      <w:r>
-        <w:t>, I encourage you to spend time getting to know your fellow students and exploring the local town. Also, the hiking trails are amazing, with rivers, wat</w:t>
-      </w:r>
-      <w:r>
-        <w:t>erfalls and canyons to explore.”</w:t>
-      </w:r>
-    </w:p>
-    <w:p>
-      <w:r>
-        <w:t xml:space="preserve">The principle paused and then said, “I do need to warn you. Please avoid leaving </w:t>
-      </w:r>
-      <w:r>
-        <w:t xml:space="preserve">town or </w:t>
-      </w:r>
-      <w:r>
-        <w:t xml:space="preserve">school grounds after </w:t>
-      </w:r>
-      <w:r>
-        <w:t>dusk</w:t>
-      </w:r>
-      <w:r>
-        <w:t>. This is especially true of the surrounding forests</w:t>
-      </w:r>
-      <w:r>
-        <w:t xml:space="preserve"> and mountains</w:t>
+        <w:t xml:space="preserve">Remember how </w:t>
+      </w:r>
+      <w:r>
+        <w:t xml:space="preserve">Bobby disappeared </w:t>
+      </w:r>
+      <w:r>
+        <w:t>three</w:t>
+      </w:r>
+      <w:r>
+        <w:t xml:space="preserve"> nights ago</w:t>
+      </w:r>
+      <w:r>
+        <w:t>?</w:t>
+      </w:r>
+      <w:r>
+        <w:t xml:space="preserve">” a </w:t>
+      </w:r>
+      <w:r>
+        <w:t xml:space="preserve">local </w:t>
+      </w:r>
+      <w:r>
+        <w:t>man a table away asked. “This morning his body was found</w:t>
+      </w:r>
+      <w:r>
+        <w:t>, all moldy</w:t>
+      </w:r>
+      <w:r>
+        <w:t xml:space="preserve">, </w:t>
+      </w:r>
+      <w:r>
+        <w:t>decayed</w:t>
+      </w:r>
+      <w:r>
+        <w:t>, and covered in maggots</w:t>
+      </w:r>
+      <w:r>
+        <w:t xml:space="preserve">. </w:t>
+      </w:r>
+      <w:r>
+        <w:t>The stink was horrible</w:t>
+      </w:r>
+      <w:r>
+        <w:t>.”</w:t>
+      </w:r>
+    </w:p>
+    <w:p>
+      <w:r>
+        <w:t>Ripper</w:t>
+      </w:r>
+      <w:r>
+        <w:t xml:space="preserve"> looked as if he wanted to gag.</w:t>
+      </w:r>
+    </w:p>
+    <w:p>
+      <w:r>
+        <w:t>“This town used to be peaceful,” the man’s companion grumbled. “What the hell are they doing with all those particle accelerators and that science mumbo-jumbo?”</w:t>
+      </w:r>
+    </w:p>
+    <w:p>
+      <w:r>
+        <w:t xml:space="preserve">“They are tearing holes into space is what they are doing,” another man </w:t>
+      </w:r>
+      <w:r>
+        <w:t>at</w:t>
+      </w:r>
+      <w:r>
+        <w:t xml:space="preserve"> </w:t>
+      </w:r>
+      <w:r>
+        <w:t xml:space="preserve">another </w:t>
+      </w:r>
+      <w:r>
+        <w:t xml:space="preserve">table </w:t>
+      </w:r>
+      <w:r>
+        <w:t>said.</w:t>
+      </w:r>
+      <w:r>
+        <w:t xml:space="preserve"> “Letting in all manner of demonic creatures.”</w:t>
+      </w:r>
+    </w:p>
+    <w:p>
+      <w:r>
+        <w:t>“Don’t spit,” a woman across the table scolded. “That’s just gross.”</w:t>
+      </w:r>
+    </w:p>
+    <w:p>
+      <w:r>
+        <w:t>The waiter returned to the table and brought the drinks.</w:t>
+      </w:r>
+    </w:p>
+    <w:p>
+      <w:r>
+        <w:t>Luke and Ripper gave their order and the waiter left.</w:t>
+      </w:r>
+    </w:p>
+    <w:p>
+      <w:r>
+        <w:t>“Something is seriously messed up in this town,” Ripper said</w:t>
+      </w:r>
+      <w:r>
+        <w:t>, loud enough for the locals to hear.</w:t>
+      </w:r>
+    </w:p>
+    <w:p>
+      <w:r>
+        <w:t xml:space="preserve">“You’re from the </w:t>
+      </w:r>
+      <w:r>
+        <w:t xml:space="preserve">fancy </w:t>
+      </w:r>
+      <w:r>
+        <w:t>school, aren’t you?” an elderly man at another table asked. “What are they doing there?”</w:t>
+      </w:r>
+    </w:p>
+    <w:p>
+      <w:r>
+        <w:t>“Just arrived today,” Luke confessed, “Although, the principle did talk about monsters and the need to get stronger. I was expecting a speech about hard work, not that.”</w:t>
+      </w:r>
+    </w:p>
+    <w:p>
+      <w:r>
+        <w:t>“And what’s that about not going out after dusk?” Ripper asked.</w:t>
+      </w:r>
+    </w:p>
+    <w:p>
+      <w:r>
+        <w:t>“</w:t>
+      </w:r>
+      <w:r>
+        <w:t>There are things out there</w:t>
+      </w:r>
+      <w:r>
+        <w:t>,” another woman said</w:t>
+      </w:r>
+      <w:r>
+        <w:t xml:space="preserve"> simply</w:t>
       </w:r>
       <w:r>
         <w:t>.</w:t>
       </w:r>
-      <w:r>
-        <w:t>”</w:t>
-      </w:r>
-    </w:p>
-    <w:p>
-      <w:r>
-        <w:t xml:space="preserve">The principle paused and then said in a sinister voice, </w:t>
+    </w:p>
+    <w:p>
+      <w:r>
+        <w:t>“Shouldn’t the government come out and find out?” Luke asked.</w:t>
+      </w:r>
+    </w:p>
+    <w:p>
+      <w:r>
+        <w:lastRenderedPageBreak/>
+        <w:t xml:space="preserve">“They </w:t>
+      </w:r>
+      <w:r>
+        <w:t>know</w:t>
+      </w:r>
+      <w:r>
+        <w:t>,” the woman said. “Claims we are a bunch of superstitious fools.”</w:t>
+      </w:r>
+    </w:p>
+    <w:p>
+      <w:r>
+        <w:t>“They are all in on it,” another local spat.</w:t>
+      </w:r>
+    </w:p>
+    <w:p>
+      <w:r>
+        <w:t>“I told you not to spit,” the woman scolded.</w:t>
+      </w:r>
+    </w:p>
+    <w:p>
+      <w:r>
+        <w:t>Food arrived and Luke ate as he listened to the local gossip.</w:t>
+      </w:r>
+    </w:p>
+    <w:p>
+      <w:r>
+        <w:t>“Now what?” Ripper asked as they paid the bill.</w:t>
+      </w:r>
+    </w:p>
+    <w:p>
+      <w:r>
+        <w:t xml:space="preserve">“I want to explore the town and buy groceries,” Luke said. “Also want to explore the hiking trails. It’s only </w:t>
+      </w:r>
+      <w:r>
+        <w:t>12</w:t>
+      </w:r>
+      <w:r>
+        <w:t>:</w:t>
+      </w:r>
+      <w:r>
+        <w:t>35</w:t>
+      </w:r>
+      <w:r>
+        <w:t xml:space="preserve">PM. </w:t>
+      </w:r>
+      <w:r>
+        <w:t>There’s p</w:t>
+      </w:r>
+      <w:r>
+        <w:t>lenty of time before sunset.”</w:t>
+      </w:r>
+    </w:p>
+    <w:p>
+      <w:r>
+        <w:t>“Aren’t you afraid?” Ripper asked as they walked out of the restaurant.</w:t>
+      </w:r>
+    </w:p>
+    <w:p>
+      <w:r>
+        <w:t>“I only believe in science,” Luke said.</w:t>
+      </w:r>
+      <w:r>
+        <w:t xml:space="preserve"> </w:t>
       </w:r>
       <w:r>
         <w:t>“</w:t>
       </w:r>
       <w:r>
-        <w:t>The dark is filled with dangers</w:t>
-      </w:r>
-      <w:r>
-        <w:t xml:space="preserve">. </w:t>
-      </w:r>
-      <w:r>
-        <w:t>Things are out there. Things best left undisturbed.”</w:t>
-      </w:r>
-    </w:p>
-    <w:p>
-      <w:r>
-        <w:t>That sent a chill down Luke’s back.</w:t>
-      </w:r>
-    </w:p>
-    <w:p>
-      <w:r>
-        <w:t>“That’s creepy,” Ripper muttered.</w:t>
-      </w:r>
-    </w:p>
-    <w:p>
-      <w:r>
-        <w:t>All about students muttered.</w:t>
-      </w:r>
-    </w:p>
-    <w:p>
-      <w:r>
-        <w:t xml:space="preserve">“Principle Thornville, please don’t scare the kids,” a woman </w:t>
-      </w:r>
-      <w:r>
-        <w:t>scolded</w:t>
+        <w:t>I’m only afraid of tripping in the dark and mosquitoes</w:t>
+      </w:r>
+      <w:r>
+        <w:t>.”</w:t>
+      </w:r>
+    </w:p>
+    <w:p>
+      <w:r>
+        <w:t>“They have several sports clubs,” Ripper said. “I’m joining the American Football team. How about you?”</w:t>
+      </w:r>
+    </w:p>
+    <w:p>
+      <w:r>
+        <w:t>“I’m joining the cooking and puzzle solving clubs,” Luke said. “There’s a grocery store.”</w:t>
+      </w:r>
+    </w:p>
+    <w:p>
+      <w:r>
+        <w:t>Ripper stepped in and said, “This store sure has some interesting items.”</w:t>
+      </w:r>
+    </w:p>
+    <w:p>
+      <w:r>
+        <w:t xml:space="preserve">“Grab some items,” Luke said as he walked </w:t>
+      </w:r>
+      <w:r>
+        <w:t>the isles, grabbing items from shelves. Next came groceries. Finally he headed for the cashier.</w:t>
+      </w:r>
+    </w:p>
+    <w:p>
+      <w:r>
+        <w:t>“Need some help with the bags</w:t>
+      </w:r>
+      <w:r>
+        <w:t>?</w:t>
+      </w:r>
+      <w:r>
+        <w:t>” Ripper asked.</w:t>
+      </w:r>
+    </w:p>
+    <w:p>
+      <w:r>
+        <w:t>“Thanks,” Like said and Ripper took multiple bags.</w:t>
+      </w:r>
+    </w:p>
+    <w:p>
+      <w:r>
+        <w:t xml:space="preserve">They headed back to the apartment. As before, they met the protesters near the </w:t>
+      </w:r>
+      <w:r>
+        <w:t>school gate</w:t>
       </w:r>
       <w:r>
         <w:t>.</w:t>
@@ -2002,1076 +3051,7 @@
     </w:p>
     <w:p>
       <w:r>
-        <w:t>“This is vice-principle Eliot Drew,” the principle said</w:t>
-      </w:r>
-      <w:r>
-        <w:t>, pointing at the woman</w:t>
-      </w:r>
-      <w:r>
-        <w:t xml:space="preserve">. </w:t>
-      </w:r>
-      <w:r>
-        <w:t xml:space="preserve">He turned to the vice-principle and said, </w:t>
-      </w:r>
-      <w:r>
-        <w:t>“</w:t>
-      </w:r>
-      <w:r>
-        <w:t>Fear is essential if one is to stay safe. You know what is out there.”</w:t>
-      </w:r>
-    </w:p>
-    <w:p>
-      <w:r>
         <w:lastRenderedPageBreak/>
-        <w:t xml:space="preserve">The principle turned back to the audience and said, “The </w:t>
-      </w:r>
-      <w:r>
-        <w:t xml:space="preserve">boundary of </w:t>
-      </w:r>
-      <w:r>
-        <w:t>both the town and</w:t>
-      </w:r>
-      <w:r>
-        <w:t xml:space="preserve"> school grounds is</w:t>
-      </w:r>
-      <w:r>
-        <w:t xml:space="preserve"> well marked.</w:t>
-      </w:r>
-    </w:p>
-    <w:p>
-      <w:r>
-        <w:t>“</w:t>
-      </w:r>
-      <w:r>
-        <w:t xml:space="preserve">You are </w:t>
-      </w:r>
-      <w:r>
-        <w:t xml:space="preserve">required to be either on </w:t>
-      </w:r>
-      <w:r>
-        <w:t xml:space="preserve">campus grounds </w:t>
-      </w:r>
-      <w:r>
-        <w:t xml:space="preserve">or in the town between </w:t>
-      </w:r>
-      <w:r>
-        <w:t>dusk and dawn. Those rules are there for a reason. We don’t want tragedies.</w:t>
-      </w:r>
-      <w:r>
-        <w:t xml:space="preserve"> </w:t>
-      </w:r>
-      <w:proofErr w:type="gramStart"/>
-      <w:r>
-        <w:t>Dismissed.”</w:t>
-      </w:r>
-      <w:proofErr w:type="gramEnd"/>
-    </w:p>
-    <w:p>
-      <w:r>
-        <w:t xml:space="preserve">The auditorium burst into a cacophony as everyone tried to understand </w:t>
-      </w:r>
-      <w:r>
-        <w:t>the dire warning.</w:t>
-      </w:r>
-    </w:p>
-    <w:p>
-      <w:r>
-        <w:t>“Damn, that was weird,” Ripper said. “Why not just say we will get into trouble?”</w:t>
-      </w:r>
-    </w:p>
-    <w:p>
-      <w:r>
-        <w:t xml:space="preserve">“Maybe there are wild animals,” </w:t>
-      </w:r>
-      <w:r>
-        <w:t>Luke</w:t>
-      </w:r>
-      <w:r>
-        <w:t xml:space="preserve"> said. “No</w:t>
-      </w:r>
-      <w:r>
-        <w:t>,</w:t>
-      </w:r>
-      <w:r>
-        <w:t xml:space="preserve"> that doesn’t make sense. The principle said we should explore during the day.”</w:t>
-      </w:r>
-    </w:p>
-    <w:p>
-      <w:r>
-        <w:t>Ten minutes later they were at their dormitory room.</w:t>
-      </w:r>
-    </w:p>
-    <w:p>
-      <w:r>
-        <w:t xml:space="preserve">The studio apartment had a kitchenette to the left and a washroom to the right. Beyond were </w:t>
-      </w:r>
-      <w:r>
-        <w:t xml:space="preserve">two </w:t>
-      </w:r>
-      <w:r>
-        <w:t>elevated beds</w:t>
-      </w:r>
-      <w:r>
-        <w:t>. Under each bed was a study area with desk, chair</w:t>
-      </w:r>
-      <w:r>
-        <w:t xml:space="preserve">, </w:t>
-      </w:r>
-      <w:r>
-        <w:t xml:space="preserve">and </w:t>
-      </w:r>
-      <w:r>
-        <w:t>chest of draws.</w:t>
-      </w:r>
-    </w:p>
-    <w:p>
-      <w:r>
-        <w:t xml:space="preserve">On the floor to the right was </w:t>
-      </w:r>
-      <w:r>
-        <w:t>Luke</w:t>
-      </w:r>
-      <w:r>
-        <w:t>’s lugg</w:t>
-      </w:r>
-      <w:r>
-        <w:t xml:space="preserve">age. </w:t>
-      </w:r>
-      <w:r>
-        <w:t>School books lined a book shelf.</w:t>
-      </w:r>
-    </w:p>
-    <w:p>
-      <w:r>
-        <w:t xml:space="preserve"> </w:t>
-      </w:r>
-      <w:r>
-        <w:t>“What’s the WIFI password?”</w:t>
-      </w:r>
-      <w:r>
-        <w:t xml:space="preserve"> Ripper asked.</w:t>
-      </w:r>
-    </w:p>
-    <w:p>
-      <w:r>
-        <w:t xml:space="preserve">“Challenger 423,” </w:t>
-      </w:r>
-      <w:r>
-        <w:t>Luke</w:t>
-      </w:r>
-      <w:r>
-        <w:t xml:space="preserve"> said, pointing at a sign on the wall.</w:t>
-      </w:r>
-    </w:p>
-    <w:p>
-      <w:r>
-        <w:t>“Thanks,” Ripper said as he opened his laptop.</w:t>
-      </w:r>
-    </w:p>
-    <w:p>
-      <w:r>
-        <w:t>Luke</w:t>
-      </w:r>
-      <w:r>
-        <w:t xml:space="preserve"> </w:t>
-      </w:r>
-      <w:r>
-        <w:t>unpacked, placing his clothes</w:t>
-      </w:r>
-      <w:r>
-        <w:t xml:space="preserve"> and items</w:t>
-      </w:r>
-      <w:r>
-        <w:t xml:space="preserve"> in </w:t>
-      </w:r>
-      <w:r>
-        <w:t>his</w:t>
-      </w:r>
-      <w:r>
-        <w:t xml:space="preserve"> closet and chest of drawers. Last item was his laptop.</w:t>
-      </w:r>
-    </w:p>
-    <w:p>
-      <w:r>
-        <w:t>It was time to call his parents.</w:t>
-      </w:r>
-    </w:p>
-    <w:p>
-      <w:r>
-        <w:t xml:space="preserve">“Hi Mum, Dad, Goat Father,” </w:t>
-      </w:r>
-      <w:r>
-        <w:t>Luke</w:t>
-      </w:r>
-      <w:r>
-        <w:t xml:space="preserve"> said.</w:t>
-      </w:r>
-    </w:p>
-    <w:p>
-      <w:r>
-        <w:t>Ripper glanced at Luke but didn’t say anything.</w:t>
-      </w:r>
-    </w:p>
-    <w:p>
-      <w:r>
-        <w:lastRenderedPageBreak/>
-        <w:t xml:space="preserve">“Hi </w:t>
-      </w:r>
-      <w:r>
-        <w:t>Luke</w:t>
-      </w:r>
-      <w:r>
-        <w:t xml:space="preserve">,” </w:t>
-      </w:r>
-      <w:r>
-        <w:t>Luke</w:t>
-      </w:r>
-      <w:r>
-        <w:t>’s mum said. “Was the trip okay? Was there any problems?”</w:t>
-      </w:r>
-    </w:p>
-    <w:p>
-      <w:r>
-        <w:t xml:space="preserve">“No mum,” </w:t>
-      </w:r>
-      <w:r>
-        <w:t>Luke</w:t>
-      </w:r>
-      <w:r>
-        <w:t xml:space="preserve"> said. “The trip was just tedious, since all I could see were clouds. Here is my room.”</w:t>
-      </w:r>
-    </w:p>
-    <w:p>
-      <w:r>
-        <w:t>Luke</w:t>
-      </w:r>
-      <w:r>
-        <w:t xml:space="preserve"> panned the phone around and said, “I even have a kitchenette, so I can practice my cooking.</w:t>
-      </w:r>
-    </w:p>
-    <w:p>
-      <w:r>
-        <w:t>“Ripper, say ‘Hi’.”</w:t>
-      </w:r>
-    </w:p>
-    <w:p>
-      <w:r>
-        <w:t xml:space="preserve">Ripper waved and </w:t>
-      </w:r>
-      <w:r>
-        <w:t>Luke</w:t>
-      </w:r>
-      <w:r>
-        <w:t xml:space="preserve"> stepped out onto the balcony.</w:t>
-      </w:r>
-    </w:p>
-    <w:p>
-      <w:r>
-        <w:t>Luke</w:t>
-      </w:r>
-      <w:r>
-        <w:t xml:space="preserve"> pointed his phone at the surrounding mountains.</w:t>
-      </w:r>
-    </w:p>
-    <w:p>
-      <w:r>
-        <w:t xml:space="preserve">“Those mountains are beautiful,” </w:t>
-      </w:r>
-      <w:r>
-        <w:t>Luke</w:t>
-      </w:r>
-      <w:r>
-        <w:t>’s mother said.</w:t>
-      </w:r>
-      <w:r>
-        <w:t xml:space="preserve"> “How is the school?”</w:t>
-      </w:r>
-    </w:p>
-    <w:p>
-      <w:r>
-        <w:t>“The school grounds are beautiful from what I’ve seen,” Luke said. “We passed through the town when we arrived. It’s expanding rather fast. You can see construction cranes everywhere.”</w:t>
-      </w:r>
-    </w:p>
-    <w:p>
-      <w:r>
-        <w:t xml:space="preserve">“I hear there are plenty of those nut jobs in </w:t>
-      </w:r>
-      <w:r>
-        <w:t>Switzerland</w:t>
-      </w:r>
-      <w:r>
-        <w:t xml:space="preserve">,” </w:t>
-      </w:r>
-      <w:r>
-        <w:t>Luke</w:t>
-      </w:r>
-      <w:r>
-        <w:t>’s dad said.</w:t>
-      </w:r>
-    </w:p>
-    <w:p>
-      <w:r>
-        <w:t xml:space="preserve">“There were some protesters at the gates when we arrived,” </w:t>
-      </w:r>
-      <w:r>
-        <w:t>Luke</w:t>
-      </w:r>
-      <w:r>
-        <w:t xml:space="preserve"> said.</w:t>
-      </w:r>
-    </w:p>
-    <w:p>
-      <w:r>
-        <w:t>“</w:t>
-      </w:r>
-      <w:r>
-        <w:t>So Goat Son</w:t>
-      </w:r>
-      <w:r>
-        <w:t>,</w:t>
-      </w:r>
-      <w:r>
-        <w:t xml:space="preserve"> did you eat any good books lately?</w:t>
-      </w:r>
-      <w:r>
-        <w:t xml:space="preserve">” </w:t>
-      </w:r>
-      <w:r>
-        <w:t>Luke</w:t>
-      </w:r>
-      <w:r>
-        <w:t xml:space="preserve">’s uncle and godfather </w:t>
-      </w:r>
-      <w:r>
-        <w:t>asked</w:t>
-      </w:r>
-      <w:r>
-        <w:t>.</w:t>
-      </w:r>
-    </w:p>
-    <w:p>
-      <w:r>
-        <w:t>Luke</w:t>
-      </w:r>
-      <w:r>
-        <w:t xml:space="preserve"> stepped back into the room and pointed the phone at his new school books. “I have plenty of food,” He said.</w:t>
-      </w:r>
-    </w:p>
-    <w:p>
-      <w:r>
-        <w:t>Luke</w:t>
-      </w:r>
-      <w:r>
-        <w:t xml:space="preserve"> stepped back out onto the balcony and closed the door. He and his uncle started bleating at each other.</w:t>
-      </w:r>
-    </w:p>
-    <w:p>
-      <w:r>
-        <w:lastRenderedPageBreak/>
-        <w:t xml:space="preserve">“Stop that you two,” </w:t>
-      </w:r>
-      <w:r>
-        <w:t>Luke</w:t>
-      </w:r>
-      <w:r>
-        <w:t xml:space="preserve">’s mother said angrily. “What if you </w:t>
-      </w:r>
-      <w:r>
-        <w:t>did</w:t>
-      </w:r>
-      <w:r>
-        <w:t xml:space="preserve"> that in public?”</w:t>
-      </w:r>
-    </w:p>
-    <w:p>
-      <w:r>
-        <w:t>“</w:t>
-      </w:r>
-      <w:r>
-        <w:t>Well he is Billy the Goat,” Luke’s uncle said. “He can’t help it.”</w:t>
-      </w:r>
-    </w:p>
-    <w:p>
-      <w:r>
-        <w:t>Technically Luke’s name was Luke Billhardson</w:t>
-      </w:r>
-      <w:r>
-        <w:t>, or a</w:t>
-      </w:r>
-      <w:r>
-        <w:t>s his uncle liked saying, Billy, Billy the Goat.</w:t>
-      </w:r>
-    </w:p>
-    <w:p>
-      <w:r>
-        <w:t>“And my uncle is the Goat Father,” Luke said.</w:t>
-      </w:r>
-    </w:p>
-    <w:p>
-      <w:r>
-        <w:t>“Okay dear, you better go,” Luke’s mother said. “You have plenty of work ahead of you.”</w:t>
-      </w:r>
-    </w:p>
-    <w:p>
-      <w:r>
-        <w:t>“Work hard, Luke,” Luke’s dad said. “Remember I’m proud of you.”</w:t>
-      </w:r>
-    </w:p>
-    <w:p>
-      <w:r>
-        <w:t>“Thanks mum, dad,” Luke said.</w:t>
-      </w:r>
-    </w:p>
-    <w:p>
-      <w:r>
-        <w:t>“Remember to eat plenty of tin cans,” the uncle said. “You need plenty of iron for your growing bones.”</w:t>
-      </w:r>
-    </w:p>
-    <w:p>
-      <w:r>
-        <w:t>“Okay Goat Father,” Luke said. “Bye mum, dad, Goat Father.”</w:t>
-      </w:r>
-    </w:p>
-    <w:p>
-      <w:r>
-        <w:t xml:space="preserve">Luke </w:t>
-      </w:r>
-      <w:r>
-        <w:t>h</w:t>
-      </w:r>
-      <w:r>
-        <w:t>ung up the call and entered the room.</w:t>
-      </w:r>
-    </w:p>
-    <w:p>
-      <w:r>
-        <w:t>Ripper looked at Luke curiously.</w:t>
-      </w:r>
-    </w:p>
-    <w:p>
-      <w:r>
-        <w:t>“My uncle and I are both Capricorns,” Luke explained. “</w:t>
-      </w:r>
-      <w:r>
-        <w:t xml:space="preserve">He is also my godfather. </w:t>
-      </w:r>
-      <w:r>
-        <w:t xml:space="preserve">And goats are funny creatures. </w:t>
-      </w:r>
-      <w:r>
-        <w:t xml:space="preserve">It’s something we’ve been doing all my life. </w:t>
-      </w:r>
-      <w:r>
-        <w:t>Do you have a favorite animal?”</w:t>
-      </w:r>
-    </w:p>
-    <w:p>
-      <w:r>
-        <w:t xml:space="preserve">Ripper paused a moment and then said, “I suppose it would be a gorilla. The ultimate </w:t>
-      </w:r>
-      <w:r>
-        <w:t>quarter</w:t>
-      </w:r>
-      <w:r>
-        <w:t xml:space="preserve"> backer would be a gorilla. They are the ultimate symbol of speed</w:t>
-      </w:r>
-      <w:r>
-        <w:t xml:space="preserve"> and</w:t>
-      </w:r>
-      <w:r>
-        <w:t xml:space="preserve"> strength</w:t>
-      </w:r>
-      <w:r>
-        <w:t>.</w:t>
-      </w:r>
-    </w:p>
-    <w:p>
-      <w:r>
-        <w:t>“I finished unpacking.”</w:t>
-      </w:r>
-    </w:p>
-    <w:p>
-      <w:r>
-        <w:t>“Let’s go get something to eat,” Luke said and they headed out.</w:t>
-      </w:r>
-    </w:p>
-    <w:p>
-      <w:proofErr w:type="gramStart"/>
-      <w:r>
-        <w:t>“</w:t>
-      </w:r>
-      <w:r>
-        <w:t>Town or cafeteria?”</w:t>
-      </w:r>
-      <w:proofErr w:type="gramEnd"/>
-      <w:r>
-        <w:t xml:space="preserve"> Ripper asked.</w:t>
-      </w:r>
-    </w:p>
-    <w:p>
-      <w:r>
-        <w:lastRenderedPageBreak/>
-        <w:t>“Town,” Luke said. “I’m betting you will get bored with the cafeteria fast enough.</w:t>
-      </w:r>
-    </w:p>
-    <w:p>
-      <w:r>
-        <w:t>“Not you?” Ripper said as they headed for the front gates.</w:t>
-      </w:r>
-    </w:p>
-    <w:p>
-      <w:r>
-        <w:t>“As you heard me talking to my uncle, I am a goat,” Luke said. “I don’t have hang-ups about food. As you can guess I enjoy eating, and also cooking.”</w:t>
-      </w:r>
-    </w:p>
-    <w:p>
-      <w:r>
-        <w:t>“There</w:t>
-      </w:r>
-      <w:r>
-        <w:t xml:space="preserve"> is that Annie,” Ripper said</w:t>
-      </w:r>
-      <w:r>
-        <w:t>, pointing</w:t>
-      </w:r>
-      <w:r>
-        <w:t>. “Want to go see?”</w:t>
-      </w:r>
-    </w:p>
-    <w:p>
-      <w:r>
-        <w:t>Annie was surrounded by admirers.</w:t>
-      </w:r>
-    </w:p>
-    <w:p>
-      <w:r>
-        <w:t>“Not really,” Luke said. “She is out of my league and I don’t believe in celebrities and heroes. You can go if you want. You’re handsome enough and an amazing athlete.</w:t>
-      </w:r>
-    </w:p>
-    <w:p>
-      <w:r>
-        <w:t>“As my uncle says, there are three types of people in the world: Sheep, Shepherds and Goats.</w:t>
-      </w:r>
-    </w:p>
-    <w:p>
-      <w:r>
-        <w:t xml:space="preserve">“Sheep always look </w:t>
-      </w:r>
-      <w:r>
-        <w:t>to</w:t>
-      </w:r>
-      <w:r>
-        <w:t xml:space="preserve"> shepherds to guide them.</w:t>
-      </w:r>
-    </w:p>
-    <w:p>
-      <w:r>
-        <w:t>“Shepherds seek to guide and control others, often to the sheep’s detriment.”</w:t>
-      </w:r>
-    </w:p>
-    <w:p>
-      <w:r>
-        <w:t>“Why do you say that?” Ripper asked as they approached the gates.</w:t>
-      </w:r>
-    </w:p>
-    <w:p>
-      <w:r>
-        <w:t>“What do shepherds do to sheep?” Luke as</w:t>
-      </w:r>
-      <w:r>
-        <w:t>ked. “They raise them for food</w:t>
-      </w:r>
-      <w:r>
-        <w:t xml:space="preserve"> and wool</w:t>
-      </w:r>
-      <w:r>
-        <w:t>.</w:t>
-      </w:r>
-    </w:p>
-    <w:p>
-      <w:r>
-        <w:t>“I am a goat. I neither follow nor lead</w:t>
-      </w:r>
-      <w:r>
-        <w:t>, but follow my own path.”</w:t>
-      </w:r>
-    </w:p>
-    <w:p>
-      <w:r>
-        <w:t xml:space="preserve">Luke’s </w:t>
-      </w:r>
-      <w:r>
-        <w:t xml:space="preserve">school </w:t>
-      </w:r>
-      <w:r>
-        <w:t>device beeped. Pulling out his device he read the message, “+1 to mental manipulation resistance.”</w:t>
-      </w:r>
-    </w:p>
-    <w:p>
-      <w:r>
-        <w:t>“Freaky,” Ripper said as he stared at the message. “It’s like we are in a freaking video game.”</w:t>
-      </w:r>
-    </w:p>
-    <w:p>
-      <w:r>
-        <w:t>They stepped out of the gate and were greeted by the protesters.</w:t>
-      </w:r>
-    </w:p>
-    <w:p>
-      <w:r>
-        <w:lastRenderedPageBreak/>
-        <w:t>Placards read, “Nuclear energy is dangerous,” “Quantum communication damages space,” “Stop all space warping research,” and “</w:t>
-      </w:r>
-      <w:r>
-        <w:t>The end is neigh.”</w:t>
-      </w:r>
-    </w:p>
-    <w:p>
-      <w:r>
-        <w:t>They passed the protesters and Ripper asked, “What do you think of that?”</w:t>
-      </w:r>
-    </w:p>
-    <w:p>
-      <w:r>
-        <w:t>“Nonsense,” Luke replied. “You can’t damage space. If you could, then the space around the sun would be ripped to shreds. And yet, science has yet to find any anomalies.”</w:t>
-      </w:r>
-    </w:p>
-    <w:p>
-      <w:r>
-        <w:t>“It’s being suppressed,” a protester called out.</w:t>
-      </w:r>
-    </w:p>
-    <w:p>
-      <w:r>
-        <w:t>The town spread all about them. Restaurants lined the street they were walking on.</w:t>
-      </w:r>
-      <w:r>
-        <w:t xml:space="preserve"> Two were under construction.</w:t>
-      </w:r>
-    </w:p>
-    <w:p>
-      <w:proofErr w:type="gramStart"/>
-      <w:r>
-        <w:t>“Which restaurant?”</w:t>
-      </w:r>
-      <w:proofErr w:type="gramEnd"/>
-      <w:r>
-        <w:t xml:space="preserve"> Ripper asked.</w:t>
-      </w:r>
-    </w:p>
-    <w:p>
-      <w:r>
-        <w:t>“Any,” Luke said. “I like exploring different foods.”</w:t>
-      </w:r>
-    </w:p>
-    <w:p>
-      <w:r>
-        <w:t>“You did mention you liked that old series, ‘Bizarre Foods’,” Ripper said. “Okay, let’s go to that burger place.</w:t>
-      </w:r>
-      <w:r>
-        <w:t xml:space="preserve"> </w:t>
-      </w:r>
-      <w:r>
-        <w:t>We</w:t>
-      </w:r>
-      <w:r>
-        <w:t xml:space="preserve"> gorillas can’t live on grass and tin cans</w:t>
-      </w:r>
-      <w:r>
-        <w:t>.</w:t>
-      </w:r>
-      <w:r>
-        <w:t>”</w:t>
-      </w:r>
-    </w:p>
-    <w:p>
-      <w:r>
-        <w:t>Luke laughed and said, “That’s for sure.”</w:t>
-      </w:r>
-    </w:p>
-    <w:p>
-      <w:r>
-        <w:t xml:space="preserve">They </w:t>
-      </w:r>
-      <w:r>
-        <w:t xml:space="preserve">entered and </w:t>
-      </w:r>
-      <w:r>
-        <w:t>waited</w:t>
-      </w:r>
-      <w:r>
-        <w:t>.</w:t>
-      </w:r>
-      <w:r>
-        <w:t xml:space="preserve"> </w:t>
-      </w:r>
-      <w:r>
-        <w:t>S</w:t>
-      </w:r>
-      <w:r>
-        <w:t>oon enough a waiter led them to a seat.</w:t>
-      </w:r>
-    </w:p>
-    <w:p>
-      <w:r>
-        <w:t>Luke picked up the menu and scanned. There was a good selection of burgers, steaks, and even vegetarian options.</w:t>
-      </w:r>
-    </w:p>
-    <w:p>
-      <w:r>
-        <w:t>The waiter returned and asked, “Any drinks for you?”</w:t>
-      </w:r>
-    </w:p>
-    <w:p>
-      <w:r>
-        <w:t>“Coke please,” Ripper said.</w:t>
-      </w:r>
-    </w:p>
-    <w:p>
-      <w:r>
-        <w:t>“What’s your most popular soft drink?” Luke asked.</w:t>
-      </w:r>
-    </w:p>
-    <w:p>
-      <w:r>
-        <w:t>The waiter named</w:t>
-      </w:r>
-      <w:r>
-        <w:t xml:space="preserve"> </w:t>
-      </w:r>
-      <w:proofErr w:type="spellStart"/>
-      <w:r>
-        <w:t>Rivella</w:t>
-      </w:r>
-      <w:proofErr w:type="spellEnd"/>
-      <w:r>
-        <w:t xml:space="preserve">, hot chocolate, </w:t>
-      </w:r>
-      <w:r>
-        <w:t>Apple Juice</w:t>
-      </w:r>
-      <w:r>
-        <w:t xml:space="preserve">, and </w:t>
-      </w:r>
-      <w:r>
-        <w:t>Ice Tea</w:t>
-      </w:r>
-      <w:r>
-        <w:t>, to name a few items.</w:t>
-      </w:r>
-    </w:p>
-    <w:p>
-      <w:r>
-        <w:lastRenderedPageBreak/>
-        <w:t xml:space="preserve">“I’ll have </w:t>
-      </w:r>
-      <w:proofErr w:type="spellStart"/>
-      <w:r>
-        <w:t>Rivella</w:t>
-      </w:r>
-      <w:proofErr w:type="spellEnd"/>
-      <w:r>
-        <w:t xml:space="preserve">, no ice please,” Luke said, since </w:t>
-      </w:r>
-      <w:proofErr w:type="spellStart"/>
-      <w:r>
-        <w:t>Rivella</w:t>
-      </w:r>
-      <w:proofErr w:type="spellEnd"/>
-      <w:r>
-        <w:t xml:space="preserve"> was the most </w:t>
-      </w:r>
-      <w:r>
-        <w:t>exotic sounding drink listed.</w:t>
-      </w:r>
-    </w:p>
-    <w:p>
-      <w:r>
-        <w:t>Drink order taken, the waiter left.</w:t>
-      </w:r>
-    </w:p>
-    <w:p>
-      <w:r>
-        <w:t>“</w:t>
-      </w:r>
-      <w:r>
-        <w:t xml:space="preserve">Remember how </w:t>
-      </w:r>
-      <w:r>
-        <w:t xml:space="preserve">Bobby disappeared </w:t>
-      </w:r>
-      <w:r>
-        <w:t>three</w:t>
-      </w:r>
-      <w:r>
-        <w:t xml:space="preserve"> nights ago</w:t>
-      </w:r>
-      <w:r>
-        <w:t>?</w:t>
-      </w:r>
-      <w:r>
-        <w:t xml:space="preserve">” a </w:t>
-      </w:r>
-      <w:r>
-        <w:t xml:space="preserve">local </w:t>
-      </w:r>
-      <w:r>
-        <w:t>man a table away asked. “This morning his body was found</w:t>
-      </w:r>
-      <w:r>
-        <w:t>, all moldy</w:t>
-      </w:r>
-      <w:r>
-        <w:t xml:space="preserve">, </w:t>
-      </w:r>
-      <w:r>
-        <w:t>decayed</w:t>
-      </w:r>
-      <w:r>
-        <w:t>, and covered in maggots</w:t>
-      </w:r>
-      <w:r>
-        <w:t xml:space="preserve">. </w:t>
-      </w:r>
-      <w:r>
-        <w:t>The stink was horrible</w:t>
-      </w:r>
-      <w:r>
-        <w:t>.”</w:t>
-      </w:r>
-    </w:p>
-    <w:p>
-      <w:r>
-        <w:t>Ripper</w:t>
-      </w:r>
-      <w:r>
-        <w:t xml:space="preserve"> looked as if he wanted to gag.</w:t>
-      </w:r>
-    </w:p>
-    <w:p>
-      <w:r>
-        <w:t>“This town used to be peaceful,” the man’s companion grumbled. “What the hell are they doing with all those particle accelerators and that science mumbo-jumbo?”</w:t>
-      </w:r>
-    </w:p>
-    <w:p>
-      <w:r>
-        <w:t xml:space="preserve">“They are tearing holes into space is what they are doing,” another man </w:t>
-      </w:r>
-      <w:r>
-        <w:t>at</w:t>
-      </w:r>
-      <w:r>
-        <w:t xml:space="preserve"> </w:t>
-      </w:r>
-      <w:r>
-        <w:t xml:space="preserve">another </w:t>
-      </w:r>
-      <w:r>
-        <w:t xml:space="preserve">table </w:t>
-      </w:r>
-      <w:r>
-        <w:t>said.</w:t>
-      </w:r>
-      <w:r>
-        <w:t xml:space="preserve"> “Letting in all manner of demonic creatures.”</w:t>
-      </w:r>
-    </w:p>
-    <w:p>
-      <w:r>
-        <w:t>“Don’t spit,” a woman across the table scolded. “That’s just gross.”</w:t>
-      </w:r>
-    </w:p>
-    <w:p>
-      <w:r>
-        <w:t>The waiter returned to the table and brought the drinks.</w:t>
-      </w:r>
-    </w:p>
-    <w:p>
-      <w:r>
-        <w:t>Luke and Ripper gave their order and the waiter left.</w:t>
-      </w:r>
-    </w:p>
-    <w:p>
-      <w:r>
-        <w:t>“Something is seriously messed up in this town,” Ripper said</w:t>
-      </w:r>
-      <w:r>
-        <w:t>, loud enough for the locals to hear.</w:t>
-      </w:r>
-    </w:p>
-    <w:p>
-      <w:r>
-        <w:t xml:space="preserve">“You’re from the </w:t>
-      </w:r>
-      <w:r>
-        <w:t xml:space="preserve">fancy </w:t>
-      </w:r>
-      <w:r>
-        <w:t>school, aren’t you?” an elderly man at another table asked. “What are they doing there?”</w:t>
-      </w:r>
-    </w:p>
-    <w:p>
-      <w:r>
-        <w:t>“Just arrived today,” Luke confessed, “Although, the principle did talk about monsters and the need to get stronger. I was expecting a speech about hard work, not that.”</w:t>
-      </w:r>
-    </w:p>
-    <w:p>
-      <w:r>
-        <w:t>“And what’s that about not going out after dusk?” Ripper asked.</w:t>
-      </w:r>
-    </w:p>
-    <w:p>
-      <w:r>
-        <w:t>“</w:t>
-      </w:r>
-      <w:r>
-        <w:t>There are things out there</w:t>
-      </w:r>
-      <w:r>
-        <w:t>,” another woman said</w:t>
-      </w:r>
-      <w:r>
-        <w:t xml:space="preserve"> simply</w:t>
-      </w:r>
-      <w:r>
-        <w:t>.</w:t>
-      </w:r>
-    </w:p>
-    <w:p>
-      <w:r>
-        <w:lastRenderedPageBreak/>
-        <w:t>“Shouldn’t the government come out and find out?” Luke asked.</w:t>
-      </w:r>
-    </w:p>
-    <w:p>
-      <w:r>
-        <w:t xml:space="preserve">“They </w:t>
-      </w:r>
-      <w:r>
-        <w:t>know</w:t>
-      </w:r>
-      <w:r>
-        <w:t>,” the woman said. “Claims we are a bunch of superstitious fools.”</w:t>
-      </w:r>
-    </w:p>
-    <w:p>
-      <w:r>
-        <w:t>“They are all in on it,” another local spat.</w:t>
-      </w:r>
-    </w:p>
-    <w:p>
-      <w:r>
-        <w:t>“I told you not to spit,” the woman scolded.</w:t>
-      </w:r>
-    </w:p>
-    <w:p>
-      <w:r>
-        <w:t>Food arrived and Luke ate as he listened to the local gossip.</w:t>
-      </w:r>
-    </w:p>
-    <w:p>
-      <w:r>
-        <w:t>“Now what?” Ripper asked as they paid the bill.</w:t>
-      </w:r>
-    </w:p>
-    <w:p>
-      <w:r>
-        <w:t xml:space="preserve">“I want to explore the town and buy groceries,” Luke said. “Also want to explore the hiking trails. It’s only </w:t>
-      </w:r>
-      <w:r>
-        <w:t>12</w:t>
-      </w:r>
-      <w:r>
-        <w:t>:</w:t>
-      </w:r>
-      <w:r>
-        <w:t>35</w:t>
-      </w:r>
-      <w:r>
-        <w:t xml:space="preserve">PM. </w:t>
-      </w:r>
-      <w:r>
-        <w:t>There’s p</w:t>
-      </w:r>
-      <w:r>
-        <w:t>lenty of time before sunset.”</w:t>
-      </w:r>
-    </w:p>
-    <w:p>
-      <w:r>
-        <w:t>“Aren’t you afraid?” Ripper asked as they walked out of the restaurant.</w:t>
-      </w:r>
-    </w:p>
-    <w:p>
-      <w:r>
-        <w:t>“I only believe in science,” Luke said.</w:t>
-      </w:r>
-      <w:r>
-        <w:t xml:space="preserve"> </w:t>
-      </w:r>
-      <w:r>
-        <w:t>“</w:t>
-      </w:r>
-      <w:r>
-        <w:t>I’m only afraid of tripping in the dark and mosquitoes</w:t>
-      </w:r>
-      <w:r>
-        <w:t>.”</w:t>
-      </w:r>
-    </w:p>
-    <w:p>
-      <w:r>
-        <w:t>“They have several sports clubs,” Ripper said. “I’m joining the American Football team. How about you?”</w:t>
-      </w:r>
-    </w:p>
-    <w:p>
-      <w:r>
-        <w:t>“I’m joining the cooking and puzzle solving clubs,” Luke said. “There’s a grocery store.”</w:t>
-      </w:r>
-    </w:p>
-    <w:p>
-      <w:r>
-        <w:t>Ripper stepped in and said, “This store sure has some interesting items.”</w:t>
-      </w:r>
-    </w:p>
-    <w:p>
-      <w:r>
-        <w:t xml:space="preserve">“Grab some items,” Luke said as he walked </w:t>
-      </w:r>
-      <w:r>
-        <w:t>the isles, grabbing items from shelves. Next came groceries. Finally he headed for the cashier.</w:t>
-      </w:r>
-    </w:p>
-    <w:p>
-      <w:r>
-        <w:t>“Need some help with the bags</w:t>
-      </w:r>
-      <w:r>
-        <w:t>?</w:t>
-      </w:r>
-      <w:r>
-        <w:t>” Ripper asked.</w:t>
-      </w:r>
-    </w:p>
-    <w:p>
-      <w:r>
-        <w:t>“Thanks,” Like said and Ripper took multiple bags.</w:t>
-      </w:r>
-    </w:p>
-    <w:p>
-      <w:r>
-        <w:lastRenderedPageBreak/>
-        <w:t xml:space="preserve">They headed back to the apartment. As before, they met the protesters near the </w:t>
-      </w:r>
-      <w:r>
-        <w:t>school gate</w:t>
-      </w:r>
-      <w:r>
-        <w:t>.</w:t>
-      </w:r>
-    </w:p>
-    <w:p>
-      <w:r>
         <w:t>They passed the protesters and Ripper asked, “Don’t they have anything better to do with their lives?”</w:t>
       </w:r>
     </w:p>
@@ -3154,12 +3134,12 @@
     </w:p>
     <w:p>
       <w:r>
+        <w:t>“Didn’t you want to explore the trails?” Ripper asked.</w:t>
+      </w:r>
+    </w:p>
+    <w:p>
+      <w:r>
         <w:lastRenderedPageBreak/>
-        <w:t>“Didn’t you want to explore the trails?” Ripper asked.</w:t>
-      </w:r>
-    </w:p>
-    <w:p>
-      <w:r>
         <w:t>“Just call me when you are ready and we can go,” Luke said.</w:t>
       </w:r>
     </w:p>
@@ -3280,8 +3260,16 @@
     </w:p>
     <w:p>
       <w:r>
+        <w:t>Luke pointed his device at the teen.</w:t>
+      </w:r>
+    </w:p>
+    <w:p>
+      <w:pPr>
+        <w:pStyle w:val="StatusMessage"/>
+      </w:pPr>
+      <w:r>
         <w:lastRenderedPageBreak/>
-        <w:t>Luke pointed his device at the teen.</w:t>
+        <w:t>Salvador Bruno</w:t>
       </w:r>
     </w:p>
     <w:p>
@@ -3289,7 +3277,7 @@
         <w:pStyle w:val="StatusMessage"/>
       </w:pPr>
       <w:r>
-        <w:t>Salvador Bruno</w:t>
+        <w:t>Bear</w:t>
       </w:r>
     </w:p>
     <w:p>
@@ -3297,7 +3285,83 @@
         <w:pStyle w:val="StatusMessage"/>
       </w:pPr>
       <w:r>
-        <w:t>Bear</w:t>
+        <w:t>Level 0</w:t>
+      </w:r>
+    </w:p>
+    <w:p>
+      <w:r>
+        <w:t xml:space="preserve">“No Salvador,” Luke said. “I’m </w:t>
+      </w:r>
+      <w:r>
+        <w:t xml:space="preserve">only </w:t>
+      </w:r>
+      <w:r>
+        <w:t>afraid of breaking my leg, tripping over something in the dark</w:t>
+      </w:r>
+      <w:r>
+        <w:t xml:space="preserve"> and stupid insects</w:t>
+      </w:r>
+      <w:r>
+        <w:t>.</w:t>
+      </w:r>
+      <w:r>
+        <w:t xml:space="preserve"> Monsters don’t exist.</w:t>
+      </w:r>
+      <w:r>
+        <w:t>”</w:t>
+      </w:r>
+    </w:p>
+    <w:p>
+      <w:r>
+        <w:t>Luke opened the Map app and said, “</w:t>
+      </w:r>
+      <w:r>
+        <w:t xml:space="preserve">Delphi </w:t>
+      </w:r>
+      <w:r>
+        <w:t>Swimming hole.” A path to the destination appeared on the map.</w:t>
+      </w:r>
+    </w:p>
+    <w:p>
+      <w:r>
+        <w:t>They headed out.</w:t>
+      </w:r>
+    </w:p>
+    <w:p>
+      <w:r>
+        <w:t xml:space="preserve">“We explored </w:t>
+      </w:r>
+      <w:r>
+        <w:t>some of</w:t>
+      </w:r>
+      <w:r>
+        <w:t xml:space="preserve"> the sports venues,” Ripper said. “</w:t>
+      </w:r>
+      <w:r>
+        <w:t>The sports are rather limited. Strangely, t</w:t>
+      </w:r>
+      <w:r>
+        <w:t>hey have venues where you can train with medieval weapons</w:t>
+      </w:r>
+      <w:r>
+        <w:t>.”</w:t>
+      </w:r>
+    </w:p>
+    <w:p>
+      <w:r>
+        <w:t>“</w:t>
+      </w:r>
+      <w:r>
+        <w:t>The weight training rooms are amazing</w:t>
+      </w:r>
+      <w:r>
+        <w:t xml:space="preserve">,” a teen </w:t>
+      </w:r>
+      <w:r>
+        <w:t xml:space="preserve">built like a sumo wrestler </w:t>
+      </w:r>
+      <w:r>
+        <w:t>said.</w:t>
       </w:r>
     </w:p>
     <w:p>
@@ -3305,124 +3369,40 @@
         <w:pStyle w:val="StatusMessage"/>
       </w:pPr>
       <w:r>
+        <w:t xml:space="preserve">Eric </w:t>
+      </w:r>
+      <w:proofErr w:type="spellStart"/>
+      <w:r>
+        <w:t>Ranfield</w:t>
+      </w:r>
+      <w:proofErr w:type="spellEnd"/>
+    </w:p>
+    <w:p>
+      <w:pPr>
+        <w:pStyle w:val="StatusMessage"/>
+      </w:pPr>
+      <w:r>
+        <w:t>Elephant</w:t>
+      </w:r>
+    </w:p>
+    <w:p>
+      <w:pPr>
+        <w:pStyle w:val="StatusMessage"/>
+      </w:pPr>
+      <w:r>
         <w:t>Level 0</w:t>
       </w:r>
     </w:p>
     <w:p>
       <w:r>
-        <w:t xml:space="preserve">“No Salvador,” Luke said. “I’m </w:t>
-      </w:r>
-      <w:r>
-        <w:t xml:space="preserve">only </w:t>
-      </w:r>
-      <w:r>
-        <w:t>afraid of breaking my leg, tripping over something in the dark</w:t>
-      </w:r>
-      <w:r>
-        <w:t xml:space="preserve"> and stupid insects</w:t>
+        <w:t>The path exited the school grounds and entered the forested area. The boundary was rather stark. One side of a concrete line was manicured lawns and electric lights. The other side was wild brush</w:t>
+      </w:r>
+      <w:r>
+        <w:t xml:space="preserve"> and a dirt trail</w:t>
       </w:r>
       <w:r>
         <w:t>.</w:t>
       </w:r>
-      <w:r>
-        <w:t xml:space="preserve"> Monsters don’t exist.</w:t>
-      </w:r>
-      <w:r>
-        <w:t>”</w:t>
-      </w:r>
-    </w:p>
-    <w:p>
-      <w:r>
-        <w:t>Luke opened the Map app and said, “</w:t>
-      </w:r>
-      <w:r>
-        <w:t xml:space="preserve">Delphi </w:t>
-      </w:r>
-      <w:r>
-        <w:t>Swimming hole.” A path to the destination appeared on the map.</w:t>
-      </w:r>
-    </w:p>
-    <w:p>
-      <w:r>
-        <w:t>They headed out.</w:t>
-      </w:r>
-    </w:p>
-    <w:p>
-      <w:r>
-        <w:t xml:space="preserve">“We explored </w:t>
-      </w:r>
-      <w:r>
-        <w:t>some of</w:t>
-      </w:r>
-      <w:r>
-        <w:t xml:space="preserve"> the sports venues,” Ripper said. “</w:t>
-      </w:r>
-      <w:r>
-        <w:t>The sports are rather limited. Strangely, t</w:t>
-      </w:r>
-      <w:r>
-        <w:t>hey have venues where you can train with medieval weapons</w:t>
-      </w:r>
-      <w:r>
-        <w:t>.”</w:t>
-      </w:r>
-    </w:p>
-    <w:p>
-      <w:r>
-        <w:t>“</w:t>
-      </w:r>
-      <w:r>
-        <w:t>The weight training rooms are amazing</w:t>
-      </w:r>
-      <w:r>
-        <w:t xml:space="preserve">,” a teen </w:t>
-      </w:r>
-      <w:r>
-        <w:t xml:space="preserve">built like a sumo wrestler </w:t>
-      </w:r>
-      <w:r>
-        <w:t>said.</w:t>
-      </w:r>
-    </w:p>
-    <w:p>
-      <w:pPr>
-        <w:pStyle w:val="StatusMessage"/>
-      </w:pPr>
-      <w:r>
-        <w:t xml:space="preserve">Eric </w:t>
-      </w:r>
-      <w:proofErr w:type="spellStart"/>
-      <w:r>
-        <w:t>Ranfield</w:t>
-      </w:r>
-      <w:proofErr w:type="spellEnd"/>
-    </w:p>
-    <w:p>
-      <w:pPr>
-        <w:pStyle w:val="StatusMessage"/>
-      </w:pPr>
-      <w:r>
-        <w:t>Elephant</w:t>
-      </w:r>
-    </w:p>
-    <w:p>
-      <w:pPr>
-        <w:pStyle w:val="StatusMessage"/>
-      </w:pPr>
-      <w:r>
-        <w:t>Level 0</w:t>
-      </w:r>
-    </w:p>
-    <w:p>
-      <w:r>
-        <w:t>The path exited the school grounds and entered the forested area. The boundary was rather stark. One side of a concrete line was manicured lawns and electric lights. The other side was wild brush</w:t>
-      </w:r>
-      <w:r>
-        <w:t xml:space="preserve"> and a dirt trail</w:t>
-      </w:r>
-      <w:r>
-        <w:t>.</w:t>
-      </w:r>
     </w:p>
     <w:p>
       <w:r>
@@ -3458,15 +3438,15 @@
     </w:p>
     <w:p>
       <w:r>
+        <w:t xml:space="preserve">“I assure you, you don’t want to see me </w:t>
+      </w:r>
+      <w:r>
+        <w:t>undressed,” Luke said. “I’m going to explore my device.”</w:t>
+      </w:r>
+    </w:p>
+    <w:p>
+      <w:r>
         <w:lastRenderedPageBreak/>
-        <w:t xml:space="preserve">“I assure you, you don’t want to see me </w:t>
-      </w:r>
-      <w:r>
-        <w:t>undressed,” Luke said. “I’m going to explore my device.”</w:t>
-      </w:r>
-    </w:p>
-    <w:p>
-      <w:r>
         <w:t>“Are you eating those flowers?” a teen with blond hair asked.</w:t>
       </w:r>
     </w:p>
@@ -5971,7 +5951,7 @@
             <w:rPr>
               <w:noProof/>
             </w:rPr>
-            <w:t>34</w:t>
+            <w:t>36</w:t>
           </w:r>
         </w:fldSimple>
       </w:p>
@@ -8423,7 +8403,7 @@
 </file>
 
 <file path=customXml/itemProps1.xml><?xml version="1.0" encoding="utf-8"?>
-<ds:datastoreItem xmlns:ds="http://schemas.openxmlformats.org/officeDocument/2006/customXml" ds:itemID="{B6AAA221-7176-4272-A543-8D52D35305E3}">
+<ds:datastoreItem xmlns:ds="http://schemas.openxmlformats.org/officeDocument/2006/customXml" ds:itemID="{3673C34A-7EC0-4603-89CA-BF2FDB66D893}">
   <ds:schemaRefs>
     <ds:schemaRef ds:uri="http://schemas.openxmlformats.org/officeDocument/2006/bibliography"/>
   </ds:schemaRefs>

--- a/Books/RPG_Books/The PrincessAndTheabyssDiver/Book_The PrincessAndTheAbyssDiver.docx
+++ b/Books/RPG_Books/The PrincessAndTheabyssDiver/Book_The PrincessAndTheAbyssDiver.docx
@@ -364,19 +364,21 @@
     <w:p>
       <w:pPr>
         <w:pStyle w:val="H2"/>
+        <w:numPr>
+          <w:ilvl w:val="0"/>
+          <w:numId w:val="11"/>
+        </w:numPr>
+        <w:ind w:left="426" w:hanging="426"/>
       </w:pPr>
       <w:bookmarkStart w:id="0" w:name="_Toc208413044"/>
       <w:r>
         <w:lastRenderedPageBreak/>
-        <w:t>0</w:t>
-      </w:r>
-      <w:r>
-        <w:t xml:space="preserve">. </w:t>
-      </w:r>
-      <w:r>
         <w:t>Intro</w:t>
       </w:r>
       <w:bookmarkEnd w:id="0"/>
+      <w:r>
+        <w:t xml:space="preserve"> </w:t>
+      </w:r>
     </w:p>
     <w:p>
       <w:pPr>
@@ -4105,11 +4107,7 @@
     </w:p>
     <w:p>
       <w:pPr>
-        <w:pStyle w:val="H2"/>
-        <w:numPr>
-          <w:ilvl w:val="0"/>
-          <w:numId w:val="10"/>
-        </w:numPr>
+        <w:pStyle w:val="Style1"/>
       </w:pPr>
       <w:bookmarkStart w:id="1" w:name="_Toc208413045"/>
       <w:r>
@@ -4131,6 +4129,9 @@
       </w:r>
     </w:p>
     <w:p>
+      <w:pPr>
+        <w:pStyle w:val="Style2"/>
+      </w:pPr>
       <w:r>
         <w:t>“Want me to make breakfast for you?” Luke asked as he stepped into the kitchenette.</w:t>
       </w:r>
@@ -5345,14 +5346,11 @@
         <w:jc w:val="center"/>
       </w:pPr>
       <w:r>
-        <w:rPr>
-          <w:noProof/>
-        </w:rPr>
         <w:drawing>
           <wp:inline distT="0" distB="0" distL="0" distR="0">
             <wp:extent cx="292972" cy="113169"/>
             <wp:effectExtent l="19050" t="0" r="0" b="0"/>
-            <wp:docPr id="1" name="Picture 3" descr="C:\Users\Burgess\AppData\Local\Microsoft\Windows\Temporary Internet Files\Content.IE5\0LM9LILP\MC900065312[1].wmf"/>
+            <wp:docPr id="2" name="Picture 3" descr="C:\Users\Burgess\AppData\Local\Microsoft\Windows\Temporary Internet Files\Content.IE5\0LM9LILP\MC900065312[1].wmf"/>
             <wp:cNvGraphicFramePr>
               <a:graphicFrameLocks xmlns:a="http://schemas.openxmlformats.org/drawingml/2006/main" noChangeAspect="1"/>
             </wp:cNvGraphicFramePr>
@@ -5784,9 +5782,18 @@
     </w:p>
     <w:p>
       <w:r>
-        <w:t>“Marvelous,” Wendy said, genuinely happy. “Scavenging and hunting for ingredients is what this club is all about.”</w:t>
-      </w:r>
-    </w:p>
+        <w:t xml:space="preserve">“Marvelous,” Wendy said, genuinely happy. “Scavenging and hunting for ingredients </w:t>
+      </w:r>
+      <w:r>
+        <w:t>is what this club is all about.</w:t>
+      </w:r>
+    </w:p>
+    <w:p>
+      <w:r>
+        <w:t xml:space="preserve">“This Saturday </w:t>
+      </w:r>
+    </w:p>
+    <w:p/>
     <w:p>
       <w:r>
         <w:t>All too soon the bell rang and Luke waved to Wendy and headed for the next class.</w:t>
@@ -5951,7 +5958,7 @@
             <w:rPr>
               <w:noProof/>
             </w:rPr>
-            <w:t>36</w:t>
+            <w:t>34</w:t>
           </w:r>
         </w:fldSimple>
       </w:p>
@@ -6189,9 +6196,98 @@
   <w:abstractNum w:abstractNumId="1">
     <w:nsid w:val="0DF81638"/>
     <w:multiLevelType w:val="hybridMultilevel"/>
-    <w:tmpl w:val="212027BE"/>
-    <w:lvl w:ilvl="0" w:tplc="0409000F">
-      <w:start w:val="1"/>
+    <w:tmpl w:val="AB066FFE"/>
+    <w:lvl w:ilvl="0" w:tplc="DABE2C12">
+      <w:start w:val="1"/>
+      <w:numFmt w:val="decimal"/>
+      <w:pStyle w:val="Style1"/>
+      <w:lvlText w:val="%1."/>
+      <w:lvlJc w:val="left"/>
+      <w:pPr>
+        <w:ind w:left="720" w:hanging="360"/>
+      </w:pPr>
+      <w:rPr>
+        <w:rFonts w:hint="default"/>
+      </w:rPr>
+    </w:lvl>
+    <w:lvl w:ilvl="1" w:tplc="04090019" w:tentative="1">
+      <w:start w:val="1"/>
+      <w:numFmt w:val="lowerLetter"/>
+      <w:lvlText w:val="%2."/>
+      <w:lvlJc w:val="left"/>
+      <w:pPr>
+        <w:ind w:left="1440" w:hanging="360"/>
+      </w:pPr>
+    </w:lvl>
+    <w:lvl w:ilvl="2" w:tplc="0409001B" w:tentative="1">
+      <w:start w:val="1"/>
+      <w:numFmt w:val="lowerRoman"/>
+      <w:lvlText w:val="%3."/>
+      <w:lvlJc w:val="right"/>
+      <w:pPr>
+        <w:ind w:left="2160" w:hanging="180"/>
+      </w:pPr>
+    </w:lvl>
+    <w:lvl w:ilvl="3" w:tplc="0409000F" w:tentative="1">
+      <w:start w:val="1"/>
+      <w:numFmt w:val="decimal"/>
+      <w:lvlText w:val="%4."/>
+      <w:lvlJc w:val="left"/>
+      <w:pPr>
+        <w:ind w:left="2880" w:hanging="360"/>
+      </w:pPr>
+    </w:lvl>
+    <w:lvl w:ilvl="4" w:tplc="04090019" w:tentative="1">
+      <w:start w:val="1"/>
+      <w:numFmt w:val="lowerLetter"/>
+      <w:lvlText w:val="%5."/>
+      <w:lvlJc w:val="left"/>
+      <w:pPr>
+        <w:ind w:left="3600" w:hanging="360"/>
+      </w:pPr>
+    </w:lvl>
+    <w:lvl w:ilvl="5" w:tplc="0409001B" w:tentative="1">
+      <w:start w:val="1"/>
+      <w:numFmt w:val="lowerRoman"/>
+      <w:lvlText w:val="%6."/>
+      <w:lvlJc w:val="right"/>
+      <w:pPr>
+        <w:ind w:left="4320" w:hanging="180"/>
+      </w:pPr>
+    </w:lvl>
+    <w:lvl w:ilvl="6" w:tplc="0409000F" w:tentative="1">
+      <w:start w:val="1"/>
+      <w:numFmt w:val="decimal"/>
+      <w:lvlText w:val="%7."/>
+      <w:lvlJc w:val="left"/>
+      <w:pPr>
+        <w:ind w:left="5040" w:hanging="360"/>
+      </w:pPr>
+    </w:lvl>
+    <w:lvl w:ilvl="7" w:tplc="04090019" w:tentative="1">
+      <w:start w:val="1"/>
+      <w:numFmt w:val="lowerLetter"/>
+      <w:lvlText w:val="%8."/>
+      <w:lvlJc w:val="left"/>
+      <w:pPr>
+        <w:ind w:left="5760" w:hanging="360"/>
+      </w:pPr>
+    </w:lvl>
+    <w:lvl w:ilvl="8" w:tplc="0409001B" w:tentative="1">
+      <w:start w:val="1"/>
+      <w:numFmt w:val="lowerRoman"/>
+      <w:lvlText w:val="%9."/>
+      <w:lvlJc w:val="right"/>
+      <w:pPr>
+        <w:ind w:left="6480" w:hanging="180"/>
+      </w:pPr>
+    </w:lvl>
+  </w:abstractNum>
+  <w:abstractNum w:abstractNumId="2">
+    <w:nsid w:val="1D88155A"/>
+    <w:multiLevelType w:val="hybridMultilevel"/>
+    <w:tmpl w:val="8C507FC2"/>
+    <w:lvl w:ilvl="0" w:tplc="D0D067E0">
       <w:numFmt w:val="decimal"/>
       <w:lvlText w:val="%1."/>
       <w:lvlJc w:val="left"/>
@@ -6275,7 +6371,7 @@
       </w:pPr>
     </w:lvl>
   </w:abstractNum>
-  <w:abstractNum w:abstractNumId="2">
+  <w:abstractNum w:abstractNumId="3">
     <w:nsid w:val="204B1BBA"/>
     <w:multiLevelType w:val="hybridMultilevel"/>
     <w:tmpl w:val="BB727856"/>
@@ -6388,7 +6484,7 @@
       </w:rPr>
     </w:lvl>
   </w:abstractNum>
-  <w:abstractNum w:abstractNumId="3">
+  <w:abstractNum w:abstractNumId="4">
     <w:nsid w:val="272D2A08"/>
     <w:multiLevelType w:val="hybridMultilevel"/>
     <w:tmpl w:val="28884E58"/>
@@ -6500,7 +6596,7 @@
       </w:rPr>
     </w:lvl>
   </w:abstractNum>
-  <w:abstractNum w:abstractNumId="4">
+  <w:abstractNum w:abstractNumId="5">
     <w:nsid w:val="4DFE464A"/>
     <w:multiLevelType w:val="hybridMultilevel"/>
     <w:tmpl w:val="8A06AADA"/>
@@ -6613,7 +6709,7 @@
       </w:rPr>
     </w:lvl>
   </w:abstractNum>
-  <w:abstractNum w:abstractNumId="5">
+  <w:abstractNum w:abstractNumId="6">
     <w:nsid w:val="503A171F"/>
     <w:multiLevelType w:val="hybridMultilevel"/>
     <w:tmpl w:val="71D6A90A"/>
@@ -6699,7 +6795,7 @@
       </w:pPr>
     </w:lvl>
   </w:abstractNum>
-  <w:abstractNum w:abstractNumId="6">
+  <w:abstractNum w:abstractNumId="7">
     <w:nsid w:val="61F6587A"/>
     <w:multiLevelType w:val="hybridMultilevel"/>
     <w:tmpl w:val="36920F9C"/>
@@ -6812,7 +6908,7 @@
       </w:rPr>
     </w:lvl>
   </w:abstractNum>
-  <w:abstractNum w:abstractNumId="7">
+  <w:abstractNum w:abstractNumId="8">
     <w:nsid w:val="6C2766A1"/>
     <w:multiLevelType w:val="hybridMultilevel"/>
     <w:tmpl w:val="FB9EA3B0"/>
@@ -6898,7 +6994,7 @@
       </w:pPr>
     </w:lvl>
   </w:abstractNum>
-  <w:abstractNum w:abstractNumId="8">
+  <w:abstractNum w:abstractNumId="9">
     <w:nsid w:val="6CD16429"/>
     <w:multiLevelType w:val="hybridMultilevel"/>
     <w:tmpl w:val="9458897A"/>
@@ -7011,7 +7107,7 @@
       </w:rPr>
     </w:lvl>
   </w:abstractNum>
-  <w:abstractNum w:abstractNumId="9">
+  <w:abstractNum w:abstractNumId="10">
     <w:nsid w:val="7E277231"/>
     <w:multiLevelType w:val="hybridMultilevel"/>
     <w:tmpl w:val="09B85AD4"/>
@@ -7125,34 +7221,37 @@
     </w:lvl>
   </w:abstractNum>
   <w:num w:numId="1">
+    <w:abstractNumId w:val="4"/>
+  </w:num>
+  <w:num w:numId="2">
     <w:abstractNumId w:val="3"/>
   </w:num>
-  <w:num w:numId="2">
-    <w:abstractNumId w:val="2"/>
-  </w:num>
   <w:num w:numId="3">
-    <w:abstractNumId w:val="5"/>
+    <w:abstractNumId w:val="6"/>
   </w:num>
   <w:num w:numId="4">
-    <w:abstractNumId w:val="7"/>
+    <w:abstractNumId w:val="8"/>
   </w:num>
   <w:num w:numId="5">
-    <w:abstractNumId w:val="4"/>
+    <w:abstractNumId w:val="5"/>
   </w:num>
   <w:num w:numId="6">
     <w:abstractNumId w:val="0"/>
   </w:num>
   <w:num w:numId="7">
-    <w:abstractNumId w:val="8"/>
+    <w:abstractNumId w:val="9"/>
   </w:num>
   <w:num w:numId="8">
-    <w:abstractNumId w:val="9"/>
+    <w:abstractNumId w:val="10"/>
   </w:num>
   <w:num w:numId="9">
-    <w:abstractNumId w:val="6"/>
+    <w:abstractNumId w:val="7"/>
   </w:num>
   <w:num w:numId="10">
     <w:abstractNumId w:val="1"/>
+  </w:num>
+  <w:num w:numId="11">
+    <w:abstractNumId w:val="2"/>
   </w:num>
 </w:numbering>
 </file>
@@ -8112,6 +8211,25 @@
       <w:b/>
     </w:rPr>
   </w:style>
+  <w:style w:type="paragraph" w:customStyle="1" w:styleId="Style1">
+    <w:name w:val="Style1"/>
+    <w:basedOn w:val="H2"/>
+    <w:autoRedefine/>
+    <w:qFormat/>
+    <w:rsid w:val="0024742C"/>
+    <w:pPr>
+      <w:numPr>
+        <w:numId w:val="10"/>
+      </w:numPr>
+      <w:ind w:left="426" w:hanging="426"/>
+    </w:pPr>
+  </w:style>
+  <w:style w:type="paragraph" w:customStyle="1" w:styleId="Style2">
+    <w:name w:val="Style2"/>
+    <w:basedOn w:val="Normal"/>
+    <w:qFormat/>
+    <w:rsid w:val="0024742C"/>
+  </w:style>
 </w:styles>
 </file>
 
@@ -8403,7 +8521,7 @@
 </file>
 
 <file path=customXml/itemProps1.xml><?xml version="1.0" encoding="utf-8"?>
-<ds:datastoreItem xmlns:ds="http://schemas.openxmlformats.org/officeDocument/2006/customXml" ds:itemID="{3673C34A-7EC0-4603-89CA-BF2FDB66D893}">
+<ds:datastoreItem xmlns:ds="http://schemas.openxmlformats.org/officeDocument/2006/customXml" ds:itemID="{75774F3D-ECAD-4C85-8C6D-963C3C522BC2}">
   <ds:schemaRefs>
     <ds:schemaRef ds:uri="http://schemas.openxmlformats.org/officeDocument/2006/bibliography"/>
   </ds:schemaRefs>

--- a/Books/RPG_Books/The PrincessAndTheabyssDiver/Book_The PrincessAndTheAbyssDiver.docx
+++ b/Books/RPG_Books/The PrincessAndTheabyssDiver/Book_The PrincessAndTheAbyssDiver.docx
@@ -421,7 +421,25 @@
     </w:p>
     <w:p>
       <w:r>
-        <w:t>Two teens stepped out of a tour bus and onto school grounds of the Albert Einstein Academy for Gifted Children.</w:t>
+        <w:t xml:space="preserve">Two teens </w:t>
+      </w:r>
+      <w:r>
+        <w:t>exited</w:t>
+      </w:r>
+      <w:r>
+        <w:t xml:space="preserve"> a tour bus</w:t>
+      </w:r>
+      <w:r>
+        <w:t>, stepping</w:t>
+      </w:r>
+      <w:r>
+        <w:t xml:space="preserve"> onto </w:t>
+      </w:r>
+      <w:r>
+        <w:t xml:space="preserve">the </w:t>
+      </w:r>
+      <w:r>
+        <w:t>school grounds of the Albert Einstein Academy for Gifted Children.</w:t>
       </w:r>
     </w:p>
     <w:p>
@@ -442,7 +460,16 @@
     </w:p>
     <w:p>
       <w:r>
-        <w:t xml:space="preserve">Stepping to the edge of the growing crowd, Luke admired the scenery. All about them rose the magnificent mountains of </w:t>
+        <w:t>Moving out of the way, Luke admired the</w:t>
+      </w:r>
+      <w:r>
+        <w:t xml:space="preserve"> </w:t>
+      </w:r>
+      <w:r>
+        <w:t>snow-capped</w:t>
+      </w:r>
+      <w:r>
+        <w:t xml:space="preserve"> mountains of </w:t>
       </w:r>
       <w:r>
         <w:t>Switzerland</w:t>
@@ -5346,6 +5373,9 @@
         <w:jc w:val="center"/>
       </w:pPr>
       <w:r>
+        <w:rPr>
+          <w:noProof/>
+        </w:rPr>
         <w:drawing>
           <wp:inline distT="0" distB="0" distL="0" distR="0">
             <wp:extent cx="292972" cy="113169"/>
@@ -5958,7 +5988,7 @@
             <w:rPr>
               <w:noProof/>
             </w:rPr>
-            <w:t>34</w:t>
+            <w:t>18</w:t>
           </w:r>
         </w:fldSimple>
       </w:p>
@@ -5988,7 +6018,7 @@
             <w:rPr>
               <w:noProof/>
             </w:rPr>
-            <w:t>35</w:t>
+            <w:t>17</w:t>
           </w:r>
         </w:fldSimple>
       </w:p>
@@ -8521,7 +8551,7 @@
 </file>
 
 <file path=customXml/itemProps1.xml><?xml version="1.0" encoding="utf-8"?>
-<ds:datastoreItem xmlns:ds="http://schemas.openxmlformats.org/officeDocument/2006/customXml" ds:itemID="{75774F3D-ECAD-4C85-8C6D-963C3C522BC2}">
+<ds:datastoreItem xmlns:ds="http://schemas.openxmlformats.org/officeDocument/2006/customXml" ds:itemID="{0D46B9F9-E620-4096-BF25-FF3D9006576E}">
   <ds:schemaRefs>
     <ds:schemaRef ds:uri="http://schemas.openxmlformats.org/officeDocument/2006/bibliography"/>
   </ds:schemaRefs>

--- a/Books/RPG_Books/The PrincessAndTheabyssDiver/Book_The PrincessAndTheAbyssDiver.docx
+++ b/Books/RPG_Books/The PrincessAndTheabyssDiver/Book_The PrincessAndTheAbyssDiver.docx
@@ -389,7 +389,13 @@
       </w:r>
       <w:r>
         <w:br/>
-        <w:t xml:space="preserve">workers for the workforce, </w:t>
+        <w:t xml:space="preserve">workers for </w:t>
+      </w:r>
+      <w:r>
+        <w:t>corporations</w:t>
+      </w:r>
+      <w:r>
+        <w:t xml:space="preserve">, </w:t>
       </w:r>
       <w:r>
         <w:br/>
@@ -421,6 +427,20 @@
     </w:p>
     <w:p>
       <w:r>
+        <w:t>Luke Billhardson</w:t>
+      </w:r>
+      <w:r>
+        <w:t xml:space="preserve"> stepped off the tour bus and onto the school grounds of the Albert Einstein Academy for Gifted Children.</w:t>
+      </w:r>
+      <w:r>
+        <w:t xml:space="preserve"> His schoolmate Ripper Jones followed close behind.</w:t>
+      </w:r>
+    </w:p>
+    <w:p/>
+    <w:p/>
+    <w:p/>
+    <w:p>
+      <w:r>
         <w:t xml:space="preserve">Two teens </w:t>
       </w:r>
       <w:r>
@@ -505,6 +525,7 @@
     </w:p>
     <w:p>
       <w:r>
+        <w:lastRenderedPageBreak/>
         <w:t>“Please form lines to get your student devices. You are required to have them on your person at all times. The only exception is your dormitory rooms.</w:t>
       </w:r>
     </w:p>
@@ -523,125 +544,125 @@
     </w:p>
     <w:p>
       <w:r>
+        <w:t>“You may keep your personal devices. However, there is no cell coverage at this school, so I suggest you leave them in your rooms.</w:t>
+      </w:r>
+    </w:p>
+    <w:p>
+      <w:r>
+        <w:t>“And yes, your dormitories have WIFI.</w:t>
+      </w:r>
+    </w:p>
+    <w:p>
+      <w:r>
+        <w:t>“</w:t>
+      </w:r>
+      <w:r>
+        <w:t>Once you register</w:t>
+      </w:r>
+      <w:r>
+        <w:t>, enter the auditorium and find a seat for your</w:t>
+      </w:r>
+      <w:r>
+        <w:t xml:space="preserve"> </w:t>
+      </w:r>
+      <w:r>
+        <w:t>orientation ceremony.”</w:t>
+      </w:r>
+    </w:p>
+    <w:p>
+      <w:r>
+        <w:t>Over a thousand</w:t>
+      </w:r>
+      <w:r>
+        <w:t xml:space="preserve"> kids followed the woman to a large building. </w:t>
+      </w:r>
+      <w:r>
+        <w:t>Luke and Ripper lined up</w:t>
+      </w:r>
+      <w:r>
+        <w:t>, chatting as they</w:t>
+      </w:r>
+      <w:r>
+        <w:t xml:space="preserve"> waited. All about them kids noisily talked.</w:t>
+      </w:r>
+    </w:p>
+    <w:p>
+      <w:r>
+        <w:t>Slowly the line advanced and finally they arrived.</w:t>
+      </w:r>
+    </w:p>
+    <w:p>
+      <w:r>
+        <w:t xml:space="preserve">Luke handed the proctor his </w:t>
+      </w:r>
+      <w:r>
+        <w:t xml:space="preserve">letter of acceptance. The man entered data into his laptop and fiddled with a device. He handed the device </w:t>
+      </w:r>
+      <w:r>
+        <w:t xml:space="preserve">and a wireless charger </w:t>
+      </w:r>
+      <w:r>
+        <w:t>to Luke and said, “Welcome to school.”</w:t>
+      </w:r>
+    </w:p>
+    <w:p>
+      <w:r>
+        <w:t xml:space="preserve">Stuffing the devices into a pocket, Luke said, </w:t>
+      </w:r>
+      <w:r>
+        <w:t xml:space="preserve">“Thanks,” and joined </w:t>
+      </w:r>
+      <w:r>
+        <w:t>Ripper</w:t>
+      </w:r>
+      <w:r>
+        <w:t>. Together they headed in.</w:t>
+      </w:r>
+    </w:p>
+    <w:p>
+      <w:r>
+        <w:t>The auditorium hous</w:t>
+      </w:r>
+      <w:r>
+        <w:t>ed</w:t>
+      </w:r>
+      <w:r>
+        <w:t xml:space="preserve"> over </w:t>
+      </w:r>
+      <w:r>
+        <w:t>4</w:t>
+      </w:r>
+      <w:r>
+        <w:t>000 people, according to a nearby sign.</w:t>
+      </w:r>
+    </w:p>
+    <w:p>
+      <w:r>
+        <w:t xml:space="preserve">They quickly </w:t>
+      </w:r>
+      <w:r>
+        <w:t>found a seat.</w:t>
+      </w:r>
+    </w:p>
+    <w:p>
+      <w:r>
+        <w:t xml:space="preserve">Luke pulled out his </w:t>
+      </w:r>
+      <w:r>
+        <w:t xml:space="preserve">new </w:t>
+      </w:r>
+      <w:r>
+        <w:t>device. It said 9:37AM.</w:t>
+      </w:r>
+    </w:p>
+    <w:p>
+      <w:r>
+        <w:t>“That’s weird,” Luke said.</w:t>
+      </w:r>
+    </w:p>
+    <w:p>
+      <w:r>
         <w:lastRenderedPageBreak/>
-        <w:t>“You may keep your personal devices. However, there is no cell coverage at this school, so I suggest you leave them in your rooms.</w:t>
-      </w:r>
-    </w:p>
-    <w:p>
-      <w:r>
-        <w:t>“And yes, your dormitories have WIFI.</w:t>
-      </w:r>
-    </w:p>
-    <w:p>
-      <w:r>
-        <w:t>“</w:t>
-      </w:r>
-      <w:r>
-        <w:t>Once you register</w:t>
-      </w:r>
-      <w:r>
-        <w:t>, enter the auditorium and find a seat for your</w:t>
-      </w:r>
-      <w:r>
-        <w:t xml:space="preserve"> </w:t>
-      </w:r>
-      <w:r>
-        <w:t>orientation ceremony.”</w:t>
-      </w:r>
-    </w:p>
-    <w:p>
-      <w:r>
-        <w:t>Over a thousand</w:t>
-      </w:r>
-      <w:r>
-        <w:t xml:space="preserve"> kids followed the woman to a large building. </w:t>
-      </w:r>
-      <w:r>
-        <w:t>Luke and Ripper lined up</w:t>
-      </w:r>
-      <w:r>
-        <w:t>, chatting as they</w:t>
-      </w:r>
-      <w:r>
-        <w:t xml:space="preserve"> waited. All about them kids noisily talked.</w:t>
-      </w:r>
-    </w:p>
-    <w:p>
-      <w:r>
-        <w:t>Slowly the line advanced and finally they arrived.</w:t>
-      </w:r>
-    </w:p>
-    <w:p>
-      <w:r>
-        <w:t xml:space="preserve">Luke handed the proctor his </w:t>
-      </w:r>
-      <w:r>
-        <w:t xml:space="preserve">letter of acceptance. The man entered data into his laptop and fiddled with a device. He handed the device </w:t>
-      </w:r>
-      <w:r>
-        <w:t xml:space="preserve">and a wireless charger </w:t>
-      </w:r>
-      <w:r>
-        <w:t>to Luke and said, “Welcome to school.”</w:t>
-      </w:r>
-    </w:p>
-    <w:p>
-      <w:r>
-        <w:t xml:space="preserve">Stuffing the devices into a pocket, Luke said, </w:t>
-      </w:r>
-      <w:r>
-        <w:t xml:space="preserve">“Thanks,” and joined </w:t>
-      </w:r>
-      <w:r>
-        <w:t>Ripper</w:t>
-      </w:r>
-      <w:r>
-        <w:t>. Together they headed in.</w:t>
-      </w:r>
-    </w:p>
-    <w:p>
-      <w:r>
-        <w:t>The auditorium hous</w:t>
-      </w:r>
-      <w:r>
-        <w:t>ed</w:t>
-      </w:r>
-      <w:r>
-        <w:t xml:space="preserve"> over </w:t>
-      </w:r>
-      <w:r>
-        <w:t>4</w:t>
-      </w:r>
-      <w:r>
-        <w:t>000 people, according to a nearby sign.</w:t>
-      </w:r>
-    </w:p>
-    <w:p>
-      <w:r>
-        <w:t xml:space="preserve">They quickly </w:t>
-      </w:r>
-      <w:r>
-        <w:t>found a seat.</w:t>
-      </w:r>
-    </w:p>
-    <w:p>
-      <w:r>
-        <w:t xml:space="preserve">Luke pulled out his </w:t>
-      </w:r>
-      <w:r>
-        <w:t xml:space="preserve">new </w:t>
-      </w:r>
-      <w:r>
-        <w:t>device. It said 9:37AM.</w:t>
-      </w:r>
-    </w:p>
-    <w:p>
-      <w:r>
-        <w:t>“That’s weird,” Luke said.</w:t>
-      </w:r>
-    </w:p>
-    <w:p>
-      <w:r>
         <w:t>“What’s weird?” Ripper asked.</w:t>
       </w:r>
     </w:p>
@@ -713,7 +734,6 @@
     </w:p>
     <w:p>
       <w:r>
-        <w:lastRenderedPageBreak/>
         <w:t>“Perhaps we are in the tutorial room of a MMORPG game,” Luke said.</w:t>
       </w:r>
       <w:r>
@@ -743,16 +763,8 @@
         <w:rPr>
           <w:u w:val="single"/>
         </w:rPr>
-        <w:t xml:space="preserve">Luke </w:t>
-      </w:r>
-      <w:proofErr w:type="spellStart"/>
-      <w:r>
-        <w:rPr>
-          <w:u w:val="single"/>
-        </w:rPr>
-        <w:t>Billhardson</w:t>
-      </w:r>
-      <w:proofErr w:type="spellEnd"/>
+        <w:t>Luke Billhardson</w:t>
+      </w:r>
       <w:r>
         <w:rPr>
           <w:u w:val="single"/>
@@ -1110,6 +1122,7 @@
         <w:jc w:val="left"/>
       </w:pPr>
       <w:r>
+        <w:lastRenderedPageBreak/>
         <w:t>Nerve:</w:t>
       </w:r>
       <w:r>
@@ -1257,7 +1270,6 @@
         <w:jc w:val="left"/>
       </w:pPr>
       <w:r>
-        <w:lastRenderedPageBreak/>
         <w:t>Strength:</w:t>
       </w:r>
       <w:r>
@@ -1497,6 +1509,7 @@
     </w:p>
     <w:p>
       <w:r>
+        <w:lastRenderedPageBreak/>
         <w:t xml:space="preserve">“You are all here because we believe you are the shining future of our tiny </w:t>
       </w:r>
       <w:r>
@@ -1573,14 +1586,403 @@
         <w:t>. “</w:t>
       </w:r>
       <w:r>
-        <w:t xml:space="preserve">Our </w:t>
+        <w:t xml:space="preserve">Our goal is to teach each of you to become masters of your own destinies. </w:t>
+      </w:r>
+      <w:r>
+        <w:t>Only then may you overcome the monsters surrounding us and gain true strength.</w:t>
+      </w:r>
+      <w:r>
+        <w:t>”</w:t>
+      </w:r>
+    </w:p>
+    <w:p>
+      <w:r>
+        <w:t>“Monsters?” Ripper asked.</w:t>
+      </w:r>
+    </w:p>
+    <w:p>
+      <w:r>
+        <w:t xml:space="preserve">“Either it’s a metaphor or the principle is </w:t>
+      </w:r>
+      <w:r>
+        <w:t xml:space="preserve">a </w:t>
+      </w:r>
+      <w:r>
+        <w:t>crazy</w:t>
+      </w:r>
+      <w:r>
+        <w:t xml:space="preserve"> gamer</w:t>
+      </w:r>
+      <w:r>
+        <w:t xml:space="preserve">,” </w:t>
+      </w:r>
+      <w:r>
+        <w:t>Luke</w:t>
+      </w:r>
+      <w:r>
+        <w:t xml:space="preserve"> said.</w:t>
+      </w:r>
+    </w:p>
+    <w:p>
+      <w:r>
+        <w:t>The principle smiled at the confused students and said, “</w:t>
+      </w:r>
+      <w:r>
+        <w:t xml:space="preserve">Ms. </w:t>
+      </w:r>
+      <w:r>
+        <w:t>Annie Winfield, please enter.”</w:t>
+      </w:r>
+    </w:p>
+    <w:p>
+      <w:r>
+        <w:t>From offstage a teenage girl entered, wearing the school uniform.</w:t>
+      </w:r>
+    </w:p>
+    <w:p>
+      <w:r>
+        <w:t xml:space="preserve">The </w:t>
+      </w:r>
+      <w:r>
+        <w:t xml:space="preserve">auditorium </w:t>
+      </w:r>
+      <w:r>
+        <w:t xml:space="preserve">broke out in </w:t>
+      </w:r>
+      <w:r>
+        <w:t>whispers</w:t>
+      </w:r>
+      <w:r>
+        <w:t>. That wasn’t surprising.</w:t>
+      </w:r>
+    </w:p>
+    <w:p>
+      <w:r>
+        <w:t xml:space="preserve">“Damn, she looks like an elfin princess,” </w:t>
+      </w:r>
+      <w:r>
+        <w:t>Luke</w:t>
+      </w:r>
+      <w:r>
+        <w:t xml:space="preserve"> said as he almost drooled. He</w:t>
+      </w:r>
+      <w:r>
+        <w:t xml:space="preserve"> had the urge jump on stage and…</w:t>
+      </w:r>
+    </w:p>
+    <w:p>
+      <w:r>
+        <w:t>Luke</w:t>
+      </w:r>
+      <w:r>
+        <w:t xml:space="preserve"> wouldn’t do that in real life. He wasn’t that stupid.</w:t>
+      </w:r>
+      <w:r>
+        <w:t xml:space="preserve"> </w:t>
+      </w:r>
+      <w:r>
+        <w:t>However, nothing prevented him from ravaging her in his mind.</w:t>
+      </w:r>
+    </w:p>
+    <w:p>
+      <w:r>
+        <w:t>All about, the other teens had the same desire, even many of the ladies.</w:t>
+      </w:r>
+    </w:p>
+    <w:p>
+      <w:r>
+        <w:t>“</w:t>
+      </w:r>
+      <w:r>
+        <w:t xml:space="preserve">Ms. </w:t>
+      </w:r>
+      <w:r>
+        <w:t>Annie Winfield</w:t>
+      </w:r>
+      <w:r>
+        <w:t xml:space="preserve"> is </w:t>
+      </w:r>
+      <w:r>
+        <w:t xml:space="preserve">the youngest daughter of </w:t>
+      </w:r>
+      <w:r>
+        <w:t xml:space="preserve">Mr. </w:t>
+      </w:r>
+      <w:r>
+        <w:t xml:space="preserve">Edward Winfield, </w:t>
+      </w:r>
+      <w:r>
+        <w:t>c</w:t>
+      </w:r>
+      <w:r>
+        <w:t>hair</w:t>
+      </w:r>
+      <w:r>
+        <w:t xml:space="preserve"> </w:t>
+      </w:r>
+      <w:r>
+        <w:t xml:space="preserve">and founder </w:t>
+      </w:r>
+      <w:r>
+        <w:t xml:space="preserve">of this school,” Principle Bertrand said. “And yes, </w:t>
       </w:r>
       <w:r>
         <w:lastRenderedPageBreak/>
-        <w:t xml:space="preserve">goal is to teach each of you to become masters of your own destinies. </w:t>
-      </w:r>
-      <w:r>
-        <w:t>Only then may you overcome the monsters surrounding us and gain true strength.</w:t>
+        <w:t xml:space="preserve">I’m talking about Winfield </w:t>
+      </w:r>
+      <w:r>
+        <w:t>Technology, famous for its fusion reactors, personal robots, quantum technologies, and so much more.</w:t>
+      </w:r>
+    </w:p>
+    <w:p>
+      <w:r>
+        <w:t>“However, that is not why she is here,” the principle said. “</w:t>
+      </w:r>
+      <w:r>
+        <w:t xml:space="preserve">She is </w:t>
+      </w:r>
+      <w:r>
+        <w:t>your year representative</w:t>
+      </w:r>
+      <w:r>
+        <w:t xml:space="preserve"> because of her exceptional talents.”</w:t>
+      </w:r>
+    </w:p>
+    <w:p>
+      <w:r>
+        <w:t>Annie had the grace to blush. “Damn she’s cute,” Luke muttered.</w:t>
+      </w:r>
+    </w:p>
+    <w:p>
+      <w:r>
+        <w:t>“</w:t>
+      </w:r>
+      <w:r>
+        <w:t xml:space="preserve">Yes, many of you here exceed her in terms of </w:t>
+      </w:r>
+      <w:r>
+        <w:t>speed, strength,</w:t>
+      </w:r>
+      <w:r>
+        <w:t xml:space="preserve"> academics,</w:t>
+      </w:r>
+      <w:r>
+        <w:t xml:space="preserve"> and problem solving, to name a few. However, her combined scores exceed everyone here</w:t>
+      </w:r>
+      <w:r>
+        <w:t>.</w:t>
+      </w:r>
+    </w:p>
+    <w:p>
+      <w:r>
+        <w:t>“Considering you are the cream of the crop</w:t>
+      </w:r>
+      <w:r>
+        <w:t>, that’s saying something.</w:t>
+      </w:r>
+    </w:p>
+    <w:p>
+      <w:r>
+        <w:t xml:space="preserve">“Ms. </w:t>
+      </w:r>
+      <w:r>
+        <w:t>Winfield</w:t>
+      </w:r>
+      <w:r>
+        <w:t>, please speak to your cohort.”</w:t>
+      </w:r>
+    </w:p>
+    <w:p>
+      <w:r>
+        <w:t>Annie stepped up to the mike and took a breath.</w:t>
+      </w:r>
+    </w:p>
+    <w:p>
+      <w:r>
+        <w:t xml:space="preserve">“Thank you Principle Thornville,” Annie said. “6 years ago my father founded this </w:t>
+      </w:r>
+      <w:r>
+        <w:t>academy using his considerable wealth. The purpose is to gather all the best and brightest kids of the world in order to forge a better world for everyone.</w:t>
+      </w:r>
+    </w:p>
+    <w:p>
+      <w:r>
+        <w:t>“</w:t>
+      </w:r>
+      <w:r>
+        <w:t xml:space="preserve">Sad to say the world is full of monsters. They live just below the surface, hungry to come out and </w:t>
+      </w:r>
+      <w:r>
+        <w:t>slaughter</w:t>
+      </w:r>
+      <w:r>
+        <w:t xml:space="preserve">. </w:t>
+      </w:r>
+      <w:r>
+        <w:t>E</w:t>
+      </w:r>
+      <w:r>
+        <w:t xml:space="preserve">nvironmental </w:t>
+      </w:r>
+      <w:r>
+        <w:t>contamination</w:t>
+      </w:r>
+      <w:r>
+        <w:t xml:space="preserve">, desecration of </w:t>
+      </w:r>
+      <w:r>
+        <w:t>sacred</w:t>
+      </w:r>
+      <w:r>
+        <w:t xml:space="preserve"> lands</w:t>
+      </w:r>
+      <w:r>
+        <w:t>, polarization of the world</w:t>
+      </w:r>
+      <w:r>
+        <w:t xml:space="preserve">, </w:t>
+      </w:r>
+      <w:r>
+        <w:t xml:space="preserve">extreme wealth disparities, </w:t>
+      </w:r>
+      <w:r>
+        <w:t>despair and hate</w:t>
+      </w:r>
+      <w:r>
+        <w:t xml:space="preserve"> are making things worse.</w:t>
+      </w:r>
+    </w:p>
+    <w:p>
+      <w:r>
+        <w:t xml:space="preserve">“Our goal here is simple. Become strong and never place our fate on </w:t>
+      </w:r>
+      <w:r>
+        <w:t>so-called saviors</w:t>
+      </w:r>
+      <w:r>
+        <w:t>.</w:t>
+      </w:r>
+    </w:p>
+    <w:p>
+      <w:r>
+        <w:t>“I look forward to growing ever stronger with all of you.”</w:t>
+      </w:r>
+    </w:p>
+    <w:p>
+      <w:r>
+        <w:t>With that Annie stepped off from the podium.</w:t>
+      </w:r>
+    </w:p>
+    <w:p>
+      <w:r>
+        <w:t xml:space="preserve">“Thank you Ms. </w:t>
+      </w:r>
+      <w:r>
+        <w:t>Winfield</w:t>
+      </w:r>
+      <w:r>
+        <w:t>,” the principle said.</w:t>
+      </w:r>
+    </w:p>
+    <w:p>
+      <w:r>
+        <w:lastRenderedPageBreak/>
+        <w:t>“This first week is for you to settle in. Then next week you will get to know the true nature of this school and why you are here.</w:t>
+      </w:r>
+    </w:p>
+    <w:p>
+      <w:r>
+        <w:t>“We selected each of you because we believe you are best qualified. However, we might have been wrong. If, for whatever reason, you find this place overwhelming, you are free to return to your country.</w:t>
+      </w:r>
+    </w:p>
+    <w:p>
+      <w:r>
+        <w:t>“We will even extend your scholarship to other schools.</w:t>
+      </w:r>
+    </w:p>
+    <w:p>
+      <w:r>
+        <w:t>“And that is why you are starting in August.”</w:t>
+      </w:r>
+    </w:p>
+    <w:p>
+      <w:r>
+        <w:t>The principle paused for the message to sink in and then continued.</w:t>
+      </w:r>
+    </w:p>
+    <w:p>
+      <w:r>
+        <w:t>“</w:t>
+      </w:r>
+      <w:r>
+        <w:t>You will find y</w:t>
+      </w:r>
+      <w:r>
+        <w:t>our luggage in your dormitory rooms.</w:t>
+      </w:r>
+      <w:r>
+        <w:t xml:space="preserve"> Your map app will guide you there.</w:t>
+      </w:r>
+    </w:p>
+    <w:p>
+      <w:r>
+        <w:t>“</w:t>
+      </w:r>
+      <w:r>
+        <w:t xml:space="preserve">Also, you will find your school issued uniforms, </w:t>
+      </w:r>
+      <w:r>
+        <w:t xml:space="preserve">school books, </w:t>
+      </w:r>
+      <w:r>
+        <w:t xml:space="preserve">and everything else you will need to </w:t>
+      </w:r>
+      <w:r>
+        <w:t>attend classes.</w:t>
+      </w:r>
+    </w:p>
+    <w:p>
+      <w:r>
+        <w:t>“Go to your dormitories and settle in.</w:t>
+      </w:r>
+    </w:p>
+    <w:p>
+      <w:r>
+        <w:t>“Your homework is to become familiar with your devices.</w:t>
+      </w:r>
+    </w:p>
+    <w:p>
+      <w:r>
+        <w:t>“After that</w:t>
+      </w:r>
+      <w:r>
+        <w:t>, I encourage you to spend time getting to know your fellow students and exploring the local town. Also, the hiking trails are amazing, with rivers, wat</w:t>
+      </w:r>
+      <w:r>
+        <w:t>erfalls and canyons to explore.”</w:t>
+      </w:r>
+    </w:p>
+    <w:p>
+      <w:r>
+        <w:t xml:space="preserve">The principle paused and then said, “I do need to warn you. Please avoid leaving </w:t>
+      </w:r>
+      <w:r>
+        <w:t xml:space="preserve">town or </w:t>
+      </w:r>
+      <w:r>
+        <w:t xml:space="preserve">school grounds after </w:t>
+      </w:r>
+      <w:r>
+        <w:t>dusk</w:t>
+      </w:r>
+      <w:r>
+        <w:t>. This is especially true of the surrounding forests</w:t>
+      </w:r>
+      <w:r>
+        <w:t xml:space="preserve"> and mountains</w:t>
+      </w:r>
+      <w:r>
+        <w:t>.</w:t>
       </w:r>
       <w:r>
         <w:t>”</w:t>
@@ -1588,21 +1990,266 @@
     </w:p>
     <w:p>
       <w:r>
-        <w:t>“Monsters?” Ripper asked.</w:t>
-      </w:r>
-    </w:p>
-    <w:p>
-      <w:r>
-        <w:t xml:space="preserve">“Either it’s a metaphor or the principle is </w:t>
-      </w:r>
-      <w:r>
-        <w:t xml:space="preserve">a </w:t>
-      </w:r>
-      <w:r>
-        <w:t>crazy</w:t>
-      </w:r>
-      <w:r>
-        <w:t xml:space="preserve"> gamer</w:t>
+        <w:t xml:space="preserve">The principle paused and then said in a sinister voice, </w:t>
+      </w:r>
+      <w:r>
+        <w:t>“</w:t>
+      </w:r>
+      <w:r>
+        <w:t>The dark is filled with dangers</w:t>
+      </w:r>
+      <w:r>
+        <w:t xml:space="preserve">. </w:t>
+      </w:r>
+      <w:r>
+        <w:t>Things are out there. Things best left undisturbed.”</w:t>
+      </w:r>
+    </w:p>
+    <w:p>
+      <w:r>
+        <w:t>That sent a chill down Luke’s back.</w:t>
+      </w:r>
+    </w:p>
+    <w:p>
+      <w:r>
+        <w:t>“That’s creepy,” Ripper muttered.</w:t>
+      </w:r>
+    </w:p>
+    <w:p>
+      <w:r>
+        <w:lastRenderedPageBreak/>
+        <w:t>All about students muttered.</w:t>
+      </w:r>
+    </w:p>
+    <w:p>
+      <w:r>
+        <w:t xml:space="preserve">“Principle Thornville, please don’t scare the kids,” a woman </w:t>
+      </w:r>
+      <w:r>
+        <w:t>scolded</w:t>
+      </w:r>
+      <w:r>
+        <w:t>.</w:t>
+      </w:r>
+    </w:p>
+    <w:p>
+      <w:r>
+        <w:t>“This is vice-principle Eliot Drew,” the principle said</w:t>
+      </w:r>
+      <w:r>
+        <w:t>, pointing at the woman</w:t>
+      </w:r>
+      <w:r>
+        <w:t xml:space="preserve">. </w:t>
+      </w:r>
+      <w:r>
+        <w:t xml:space="preserve">He turned to the vice-principle and said, </w:t>
+      </w:r>
+      <w:r>
+        <w:t>“</w:t>
+      </w:r>
+      <w:r>
+        <w:t>Fear is essential if one is to stay safe. You know what is out there.”</w:t>
+      </w:r>
+    </w:p>
+    <w:p>
+      <w:r>
+        <w:t xml:space="preserve">The principle turned back to the audience and said, “The </w:t>
+      </w:r>
+      <w:r>
+        <w:t xml:space="preserve">boundary of </w:t>
+      </w:r>
+      <w:r>
+        <w:t>both the town and</w:t>
+      </w:r>
+      <w:r>
+        <w:t xml:space="preserve"> school grounds is</w:t>
+      </w:r>
+      <w:r>
+        <w:t xml:space="preserve"> well marked.</w:t>
+      </w:r>
+    </w:p>
+    <w:p>
+      <w:r>
+        <w:t>“</w:t>
+      </w:r>
+      <w:r>
+        <w:t xml:space="preserve">You are </w:t>
+      </w:r>
+      <w:r>
+        <w:t xml:space="preserve">required to be either on </w:t>
+      </w:r>
+      <w:r>
+        <w:t xml:space="preserve">campus grounds </w:t>
+      </w:r>
+      <w:r>
+        <w:t xml:space="preserve">or in the town between </w:t>
+      </w:r>
+      <w:r>
+        <w:t>dusk and dawn. Those rules are there for a reason. We don’t want tragedies.</w:t>
+      </w:r>
+      <w:r>
+        <w:t xml:space="preserve"> </w:t>
+      </w:r>
+      <w:proofErr w:type="gramStart"/>
+      <w:r>
+        <w:t>Dismissed.”</w:t>
+      </w:r>
+      <w:proofErr w:type="gramEnd"/>
+    </w:p>
+    <w:p>
+      <w:r>
+        <w:t xml:space="preserve">The auditorium burst into a cacophony as everyone tried to understand </w:t>
+      </w:r>
+      <w:r>
+        <w:t>the dire warning.</w:t>
+      </w:r>
+    </w:p>
+    <w:p>
+      <w:r>
+        <w:t>“Damn, that was weird,” Ripper said. “Why not just say we will get into trouble?”</w:t>
+      </w:r>
+    </w:p>
+    <w:p>
+      <w:r>
+        <w:t xml:space="preserve">“Maybe there are wild animals,” </w:t>
+      </w:r>
+      <w:r>
+        <w:t>Luke</w:t>
+      </w:r>
+      <w:r>
+        <w:t xml:space="preserve"> said. “No</w:t>
+      </w:r>
+      <w:r>
+        <w:t>,</w:t>
+      </w:r>
+      <w:r>
+        <w:t xml:space="preserve"> that doesn’t make sense. The principle said we should explore during the day.”</w:t>
+      </w:r>
+    </w:p>
+    <w:p>
+      <w:r>
+        <w:t>Ten minutes later they were at their dormitory room.</w:t>
+      </w:r>
+    </w:p>
+    <w:p>
+      <w:r>
+        <w:t xml:space="preserve">The studio apartment had a kitchenette to the left and a washroom to the right. Beyond were </w:t>
+      </w:r>
+      <w:r>
+        <w:t xml:space="preserve">two </w:t>
+      </w:r>
+      <w:r>
+        <w:t>elevated beds</w:t>
+      </w:r>
+      <w:r>
+        <w:t>. Under each bed was a study area with desk, chair</w:t>
+      </w:r>
+      <w:r>
+        <w:t xml:space="preserve">, </w:t>
+      </w:r>
+      <w:r>
+        <w:t xml:space="preserve">and </w:t>
+      </w:r>
+      <w:r>
+        <w:t>chest of draws.</w:t>
+      </w:r>
+    </w:p>
+    <w:p>
+      <w:r>
+        <w:t xml:space="preserve">On the floor to the right was </w:t>
+      </w:r>
+      <w:r>
+        <w:t>Luke</w:t>
+      </w:r>
+      <w:r>
+        <w:t>’s lugg</w:t>
+      </w:r>
+      <w:r>
+        <w:t xml:space="preserve">age. </w:t>
+      </w:r>
+      <w:r>
+        <w:t>School books lined a book shelf.</w:t>
+      </w:r>
+    </w:p>
+    <w:p>
+      <w:r>
+        <w:t xml:space="preserve"> </w:t>
+      </w:r>
+      <w:r>
+        <w:t>“What’s the WIFI password?”</w:t>
+      </w:r>
+      <w:r>
+        <w:t xml:space="preserve"> Ripper asked.</w:t>
+      </w:r>
+    </w:p>
+    <w:p>
+      <w:r>
+        <w:t xml:space="preserve">“Challenger 423,” </w:t>
+      </w:r>
+      <w:r>
+        <w:t>Luke</w:t>
+      </w:r>
+      <w:r>
+        <w:t xml:space="preserve"> said, pointing at a sign on the wall.</w:t>
+      </w:r>
+    </w:p>
+    <w:p>
+      <w:r>
+        <w:t>“Thanks,” Ripper said as he opened his laptop.</w:t>
+      </w:r>
+    </w:p>
+    <w:p>
+      <w:r>
+        <w:lastRenderedPageBreak/>
+        <w:t>Luke</w:t>
+      </w:r>
+      <w:r>
+        <w:t xml:space="preserve"> </w:t>
+      </w:r>
+      <w:r>
+        <w:t>unpacked, placing his clothes</w:t>
+      </w:r>
+      <w:r>
+        <w:t xml:space="preserve"> and items</w:t>
+      </w:r>
+      <w:r>
+        <w:t xml:space="preserve"> in </w:t>
+      </w:r>
+      <w:r>
+        <w:t>his</w:t>
+      </w:r>
+      <w:r>
+        <w:t xml:space="preserve"> closet and chest of drawers. Last item was his laptop.</w:t>
+      </w:r>
+    </w:p>
+    <w:p>
+      <w:r>
+        <w:t>It was time to call his parents.</w:t>
+      </w:r>
+    </w:p>
+    <w:p>
+      <w:r>
+        <w:t xml:space="preserve">“Hi Mum, Dad, Goat Father,” </w:t>
+      </w:r>
+      <w:r>
+        <w:t>Luke</w:t>
+      </w:r>
+      <w:r>
+        <w:t xml:space="preserve"> said.</w:t>
+      </w:r>
+    </w:p>
+    <w:p>
+      <w:r>
+        <w:t>Ripper glanced at Luke but didn’t say anything.</w:t>
+      </w:r>
+    </w:p>
+    <w:p>
+      <w:r>
+        <w:t xml:space="preserve">“Hi </w:t>
+      </w:r>
+      <w:r>
+        <w:t>Luke</w:t>
       </w:r>
       <w:r>
         <w:t xml:space="preserve">,” </w:t>
@@ -1611,73 +2258,557 @@
         <w:t>Luke</w:t>
       </w:r>
       <w:r>
+        <w:t>’s mum said. “Was the trip okay? Was there any problems?”</w:t>
+      </w:r>
+    </w:p>
+    <w:p>
+      <w:r>
+        <w:t xml:space="preserve">“No mum,” </w:t>
+      </w:r>
+      <w:r>
+        <w:t>Luke</w:t>
+      </w:r>
+      <w:r>
+        <w:t xml:space="preserve"> said. “The trip was just tedious, since all I could see were clouds. Here is my room.”</w:t>
+      </w:r>
+    </w:p>
+    <w:p>
+      <w:r>
+        <w:t>Luke</w:t>
+      </w:r>
+      <w:r>
+        <w:t xml:space="preserve"> panned the phone around and said, “I even have a kitchenette, so I can practice my cooking.</w:t>
+      </w:r>
+    </w:p>
+    <w:p>
+      <w:r>
+        <w:t>“Ripper, say ‘Hi’.”</w:t>
+      </w:r>
+    </w:p>
+    <w:p>
+      <w:r>
+        <w:t xml:space="preserve">Ripper waved and </w:t>
+      </w:r>
+      <w:r>
+        <w:t>Luke</w:t>
+      </w:r>
+      <w:r>
+        <w:t xml:space="preserve"> stepped out onto the balcony.</w:t>
+      </w:r>
+    </w:p>
+    <w:p>
+      <w:r>
+        <w:t>Luke</w:t>
+      </w:r>
+      <w:r>
+        <w:t xml:space="preserve"> pointed his phone at the surrounding mountains.</w:t>
+      </w:r>
+    </w:p>
+    <w:p>
+      <w:r>
+        <w:t xml:space="preserve">“Those mountains are beautiful,” </w:t>
+      </w:r>
+      <w:r>
+        <w:t>Luke</w:t>
+      </w:r>
+      <w:r>
+        <w:t>’s mother said.</w:t>
+      </w:r>
+      <w:r>
+        <w:t xml:space="preserve"> “How is the school?”</w:t>
+      </w:r>
+    </w:p>
+    <w:p>
+      <w:r>
+        <w:t>“The school grounds are beautiful from what I’ve seen,” Luke said. “We passed through the town when we arrived. It’s expanding rather fast. You can see construction cranes everywhere.”</w:t>
+      </w:r>
+    </w:p>
+    <w:p>
+      <w:r>
+        <w:t xml:space="preserve">“I hear there are plenty of those nut jobs in </w:t>
+      </w:r>
+      <w:r>
+        <w:t>Switzerland</w:t>
+      </w:r>
+      <w:r>
+        <w:t xml:space="preserve">,” </w:t>
+      </w:r>
+      <w:r>
+        <w:t>Luke</w:t>
+      </w:r>
+      <w:r>
+        <w:t>’s dad said.</w:t>
+      </w:r>
+    </w:p>
+    <w:p>
+      <w:r>
+        <w:t xml:space="preserve">“There were some protesters at the gates when we arrived,” </w:t>
+      </w:r>
+      <w:r>
+        <w:t>Luke</w:t>
+      </w:r>
+      <w:r>
         <w:t xml:space="preserve"> said.</w:t>
       </w:r>
     </w:p>
     <w:p>
       <w:r>
-        <w:t>The principle smiled at the confused students and said, “</w:t>
-      </w:r>
-      <w:r>
-        <w:t xml:space="preserve">Ms. </w:t>
-      </w:r>
-      <w:r>
-        <w:t>Annie Winfield, please enter.”</w:t>
-      </w:r>
-    </w:p>
-    <w:p>
-      <w:r>
-        <w:t>From offstage a teenage girl entered, wearing the school uniform.</w:t>
-      </w:r>
-    </w:p>
-    <w:p>
-      <w:r>
-        <w:t xml:space="preserve">The </w:t>
-      </w:r>
-      <w:r>
-        <w:t xml:space="preserve">auditorium </w:t>
-      </w:r>
-      <w:r>
-        <w:t xml:space="preserve">broke out in </w:t>
-      </w:r>
-      <w:r>
-        <w:t>whispers</w:t>
-      </w:r>
-      <w:r>
-        <w:t>. That wasn’t surprising.</w:t>
-      </w:r>
-    </w:p>
-    <w:p>
-      <w:r>
-        <w:t xml:space="preserve">“Damn, she looks like an elfin princess,” </w:t>
+        <w:t>“</w:t>
+      </w:r>
+      <w:r>
+        <w:t>So Goat Son</w:t>
+      </w:r>
+      <w:r>
+        <w:t>,</w:t>
+      </w:r>
+      <w:r>
+        <w:t xml:space="preserve"> did you eat any good books lately?</w:t>
+      </w:r>
+      <w:r>
+        <w:t xml:space="preserve">” </w:t>
       </w:r>
       <w:r>
         <w:t>Luke</w:t>
       </w:r>
       <w:r>
-        <w:t xml:space="preserve"> said as he almost drooled. He</w:t>
-      </w:r>
-      <w:r>
-        <w:t xml:space="preserve"> had the urge jump on stage and…</w:t>
-      </w:r>
-    </w:p>
-    <w:p>
-      <w:r>
+        <w:t xml:space="preserve">’s uncle and godfather </w:t>
+      </w:r>
+      <w:r>
+        <w:t>asked</w:t>
+      </w:r>
+      <w:r>
+        <w:t>.</w:t>
+      </w:r>
+    </w:p>
+    <w:p>
+      <w:r>
+        <w:lastRenderedPageBreak/>
         <w:t>Luke</w:t>
       </w:r>
       <w:r>
-        <w:t xml:space="preserve"> wouldn’t do that in real life. He wasn’t that stupid.</w:t>
+        <w:t xml:space="preserve"> stepped back into the room and pointed the phone at his new school books. “I have plenty of food,” He said.</w:t>
+      </w:r>
+    </w:p>
+    <w:p>
+      <w:r>
+        <w:t>Luke</w:t>
+      </w:r>
+      <w:r>
+        <w:t xml:space="preserve"> stepped back out onto the balcony and closed the door. He and his uncle started bleating at each other.</w:t>
+      </w:r>
+    </w:p>
+    <w:p>
+      <w:r>
+        <w:t xml:space="preserve">“Stop that you two,” </w:t>
+      </w:r>
+      <w:r>
+        <w:t>Luke</w:t>
+      </w:r>
+      <w:r>
+        <w:t xml:space="preserve">’s mother said angrily. “What if you </w:t>
+      </w:r>
+      <w:r>
+        <w:t>did</w:t>
+      </w:r>
+      <w:r>
+        <w:t xml:space="preserve"> that in public?”</w:t>
+      </w:r>
+    </w:p>
+    <w:p>
+      <w:r>
+        <w:t>“</w:t>
+      </w:r>
+      <w:r>
+        <w:t>Well he is Billy the Goat,” Luke’s uncle said. “He can’t help it.”</w:t>
+      </w:r>
+    </w:p>
+    <w:p>
+      <w:r>
+        <w:t>Technically Luke’s name was Luke Billhardson</w:t>
+      </w:r>
+      <w:r>
+        <w:t>, or a</w:t>
+      </w:r>
+      <w:r>
+        <w:t>s his uncle liked saying, Billy, Billy the Goat.</w:t>
+      </w:r>
+    </w:p>
+    <w:p>
+      <w:r>
+        <w:t>“And my uncle is the Goat Father,” Luke said.</w:t>
+      </w:r>
+    </w:p>
+    <w:p>
+      <w:r>
+        <w:t>“Okay dear, you better go,” Luke’s mother said. “You have plenty of work ahead of you.”</w:t>
+      </w:r>
+    </w:p>
+    <w:p>
+      <w:r>
+        <w:t>“Work hard, Luke,” Luke’s dad said. “Remember I’m proud of you.”</w:t>
+      </w:r>
+    </w:p>
+    <w:p>
+      <w:r>
+        <w:t>“Thanks mum, dad,” Luke said.</w:t>
+      </w:r>
+    </w:p>
+    <w:p>
+      <w:r>
+        <w:t>“Remember to eat plenty of tin cans,” the uncle said. “You need plenty of iron for your growing bones.”</w:t>
+      </w:r>
+    </w:p>
+    <w:p>
+      <w:r>
+        <w:t>“Okay Goat Father,” Luke said. “Bye mum, dad, Goat Father.”</w:t>
+      </w:r>
+    </w:p>
+    <w:p>
+      <w:r>
+        <w:t xml:space="preserve">Luke </w:t>
+      </w:r>
+      <w:r>
+        <w:t>h</w:t>
+      </w:r>
+      <w:r>
+        <w:t>ung up the call and entered the room.</w:t>
+      </w:r>
+    </w:p>
+    <w:p>
+      <w:r>
+        <w:t>Ripper looked at Luke curiously.</w:t>
+      </w:r>
+    </w:p>
+    <w:p>
+      <w:r>
+        <w:t>“My uncle and I are both Capricorns,” Luke explained. “</w:t>
+      </w:r>
+      <w:r>
+        <w:t xml:space="preserve">He is also my godfather. </w:t>
+      </w:r>
+      <w:r>
+        <w:t xml:space="preserve">And goats are funny creatures. </w:t>
+      </w:r>
+      <w:r>
+        <w:t xml:space="preserve">It’s something we’ve been doing all my life. </w:t>
+      </w:r>
+      <w:r>
+        <w:t>Do you have a favorite animal?”</w:t>
+      </w:r>
+    </w:p>
+    <w:p>
+      <w:r>
+        <w:t xml:space="preserve">Ripper paused a moment and then said, “I suppose it would be a gorilla. The ultimate </w:t>
+      </w:r>
+      <w:r>
+        <w:t>quarter</w:t>
+      </w:r>
+      <w:r>
+        <w:t xml:space="preserve"> backer would be a gorilla. They are the ultimate symbol of speed</w:t>
+      </w:r>
+      <w:r>
+        <w:t xml:space="preserve"> and</w:t>
+      </w:r>
+      <w:r>
+        <w:t xml:space="preserve"> strength</w:t>
+      </w:r>
+      <w:r>
+        <w:t>.</w:t>
+      </w:r>
+    </w:p>
+    <w:p>
+      <w:r>
+        <w:lastRenderedPageBreak/>
+        <w:t>“I finished unpacking.”</w:t>
+      </w:r>
+    </w:p>
+    <w:p>
+      <w:r>
+        <w:t>“Let’s go get something to eat,” Luke said and they headed out.</w:t>
+      </w:r>
+    </w:p>
+    <w:p>
+      <w:r>
+        <w:t>“</w:t>
+      </w:r>
+      <w:r>
+        <w:t>Town or cafeteria?” Ripper asked.</w:t>
+      </w:r>
+    </w:p>
+    <w:p>
+      <w:r>
+        <w:t>“Town,” Luke said. “I’m betting you will get bored with the cafeteria fast enough.</w:t>
+      </w:r>
+    </w:p>
+    <w:p>
+      <w:r>
+        <w:t>“Not you?” Ripper said as they headed for the front gates.</w:t>
+      </w:r>
+    </w:p>
+    <w:p>
+      <w:r>
+        <w:t>“As you heard me talking to my uncle, I am a goat,” Luke said. “I don’t have hang-ups about food. As you can guess I enjoy eating, and also cooking.”</w:t>
+      </w:r>
+    </w:p>
+    <w:p>
+      <w:r>
+        <w:t>“There</w:t>
+      </w:r>
+      <w:r>
+        <w:t xml:space="preserve"> is that Annie,” Ripper said</w:t>
+      </w:r>
+      <w:r>
+        <w:t>, pointing</w:t>
+      </w:r>
+      <w:r>
+        <w:t>. “Want to go see?”</w:t>
+      </w:r>
+    </w:p>
+    <w:p>
+      <w:r>
+        <w:t>Annie was surrounded by admirers.</w:t>
+      </w:r>
+    </w:p>
+    <w:p>
+      <w:r>
+        <w:t>“Not really,” Luke said. “She is out of my league and I don’t believe in celebrities and heroes. You can go if you want. You’re handsome enough and an amazing athlete.</w:t>
+      </w:r>
+    </w:p>
+    <w:p>
+      <w:r>
+        <w:t>“As my uncle says, there are three types of people in the world: Sheep, Shepherds and Goats.</w:t>
+      </w:r>
+    </w:p>
+    <w:p>
+      <w:r>
+        <w:t xml:space="preserve">“Sheep always look </w:t>
+      </w:r>
+      <w:r>
+        <w:t>to</w:t>
+      </w:r>
+      <w:r>
+        <w:t xml:space="preserve"> shepherds to guide them.</w:t>
+      </w:r>
+    </w:p>
+    <w:p>
+      <w:r>
+        <w:t>“Shepherds seek to guide and control others, often to the sheep’s detriment.”</w:t>
+      </w:r>
+    </w:p>
+    <w:p>
+      <w:r>
+        <w:t>“Why do you say that?” Ripper asked as they approached the gates.</w:t>
+      </w:r>
+    </w:p>
+    <w:p>
+      <w:r>
+        <w:t>“What do shepherds do to sheep?” Luke as</w:t>
+      </w:r>
+      <w:r>
+        <w:t>ked. “They raise them for food</w:t>
+      </w:r>
+      <w:r>
+        <w:t xml:space="preserve"> and wool</w:t>
+      </w:r>
+      <w:r>
+        <w:t>.</w:t>
+      </w:r>
+    </w:p>
+    <w:p>
+      <w:r>
+        <w:t>“I am a goat. I neither follow nor lead</w:t>
+      </w:r>
+      <w:r>
+        <w:t>, but follow my own path.”</w:t>
+      </w:r>
+    </w:p>
+    <w:p>
+      <w:r>
+        <w:lastRenderedPageBreak/>
+        <w:t xml:space="preserve">Luke’s </w:t>
+      </w:r>
+      <w:r>
+        <w:t xml:space="preserve">school </w:t>
+      </w:r>
+      <w:r>
+        <w:t>device beeped. Pulling out his device he read the message, “+1 to mental manipulation resistance.”</w:t>
+      </w:r>
+    </w:p>
+    <w:p>
+      <w:r>
+        <w:t>“Freaky,” Ripper said as he stared at the message. “It’s like we are in a freaking video game.”</w:t>
+      </w:r>
+    </w:p>
+    <w:p>
+      <w:r>
+        <w:t>They stepped out of the gate and were greeted by the protesters.</w:t>
+      </w:r>
+    </w:p>
+    <w:p>
+      <w:r>
+        <w:t>Placards read, “Nuclear energy is dangerous,” “Quantum communication damages space,” “Stop all space warping research,” and “</w:t>
+      </w:r>
+      <w:r>
+        <w:t>The end is neigh.”</w:t>
+      </w:r>
+    </w:p>
+    <w:p>
+      <w:r>
+        <w:t>They passed the protesters and Ripper asked, “What do you think of that?”</w:t>
+      </w:r>
+    </w:p>
+    <w:p>
+      <w:r>
+        <w:t>“Nonsense,” Luke replied. “You can’t damage space. If you could, then the space around the sun would be ripped to shreds. And yet, science has yet to find any anomalies.”</w:t>
+      </w:r>
+    </w:p>
+    <w:p>
+      <w:r>
+        <w:t>“It’s being suppressed,” a protester called out.</w:t>
+      </w:r>
+    </w:p>
+    <w:p>
+      <w:r>
+        <w:t>The town spread all about them. Restaurants lined the street they were walking on.</w:t>
+      </w:r>
+      <w:r>
+        <w:t xml:space="preserve"> Two were under construction.</w:t>
+      </w:r>
+    </w:p>
+    <w:p>
+      <w:r>
+        <w:t>“Which restaurant?” Ripper asked.</w:t>
+      </w:r>
+    </w:p>
+    <w:p>
+      <w:r>
+        <w:t>“Any,” Luke said. “I like exploring different foods.”</w:t>
+      </w:r>
+    </w:p>
+    <w:p>
+      <w:r>
+        <w:t>“You did mention you liked that old series, ‘Bizarre Foods’,” Ripper said. “Okay, let’s go to that burger place.</w:t>
       </w:r>
       <w:r>
         <w:t xml:space="preserve"> </w:t>
       </w:r>
       <w:r>
-        <w:t>However, nothing prevented him from ravaging her in his mind.</w:t>
-      </w:r>
-    </w:p>
-    <w:p>
-      <w:r>
-        <w:t>All about, the other teens had the same desire, even many of the ladies.</w:t>
+        <w:t>We</w:t>
+      </w:r>
+      <w:r>
+        <w:t xml:space="preserve"> gorillas can’t live on grass and tin cans</w:t>
+      </w:r>
+      <w:r>
+        <w:t>.</w:t>
+      </w:r>
+      <w:r>
+        <w:t>”</w:t>
+      </w:r>
+    </w:p>
+    <w:p>
+      <w:r>
+        <w:t>Luke laughed and said, “That’s for sure.”</w:t>
+      </w:r>
+    </w:p>
+    <w:p>
+      <w:r>
+        <w:t xml:space="preserve">They </w:t>
+      </w:r>
+      <w:r>
+        <w:t xml:space="preserve">entered and </w:t>
+      </w:r>
+      <w:r>
+        <w:t>waited</w:t>
+      </w:r>
+      <w:r>
+        <w:t>.</w:t>
+      </w:r>
+      <w:r>
+        <w:t xml:space="preserve"> </w:t>
+      </w:r>
+      <w:r>
+        <w:t>S</w:t>
+      </w:r>
+      <w:r>
+        <w:t>oon enough a waiter led them to a seat.</w:t>
+      </w:r>
+    </w:p>
+    <w:p>
+      <w:r>
+        <w:t>Luke picked up the menu and scanned. There was a good selection of burgers, steaks, and even vegetarian options.</w:t>
+      </w:r>
+    </w:p>
+    <w:p>
+      <w:r>
+        <w:lastRenderedPageBreak/>
+        <w:t>The waiter returned and asked, “Any drinks for you?”</w:t>
+      </w:r>
+    </w:p>
+    <w:p>
+      <w:r>
+        <w:t>“Coke please,” Ripper said.</w:t>
+      </w:r>
+    </w:p>
+    <w:p>
+      <w:r>
+        <w:t>“What’s your most popular soft drink?” Luke asked.</w:t>
+      </w:r>
+    </w:p>
+    <w:p>
+      <w:r>
+        <w:t>The waiter named</w:t>
+      </w:r>
+      <w:r>
+        <w:t xml:space="preserve"> </w:t>
+      </w:r>
+      <w:proofErr w:type="spellStart"/>
+      <w:r>
+        <w:t>Rivella</w:t>
+      </w:r>
+      <w:proofErr w:type="spellEnd"/>
+      <w:r>
+        <w:t xml:space="preserve">, hot chocolate, </w:t>
+      </w:r>
+      <w:r>
+        <w:t>Apple Juice</w:t>
+      </w:r>
+      <w:r>
+        <w:t xml:space="preserve">, and </w:t>
+      </w:r>
+      <w:r>
+        <w:t>Ice Tea</w:t>
+      </w:r>
+      <w:r>
+        <w:t>, to name a few items.</w:t>
+      </w:r>
+    </w:p>
+    <w:p>
+      <w:r>
+        <w:t xml:space="preserve">“I’ll have </w:t>
+      </w:r>
+      <w:proofErr w:type="spellStart"/>
+      <w:r>
+        <w:t>Rivella</w:t>
+      </w:r>
+      <w:proofErr w:type="spellEnd"/>
+      <w:r>
+        <w:t xml:space="preserve">, no ice please,” Luke said, since </w:t>
+      </w:r>
+      <w:proofErr w:type="spellStart"/>
+      <w:r>
+        <w:t>Rivella</w:t>
+      </w:r>
+      <w:proofErr w:type="spellEnd"/>
+      <w:r>
+        <w:t xml:space="preserve"> was the most </w:t>
+      </w:r>
+      <w:r>
+        <w:t>exotic sounding drink listed.</w:t>
+      </w:r>
+    </w:p>
+    <w:p>
+      <w:r>
+        <w:t>Drink order taken, the waiter left.</w:t>
       </w:r>
     </w:p>
     <w:p>
@@ -1685,59 +2816,130 @@
         <w:t>“</w:t>
       </w:r>
       <w:r>
-        <w:t xml:space="preserve">Ms. </w:t>
-      </w:r>
-      <w:r>
-        <w:t>Annie Winfield</w:t>
-      </w:r>
-      <w:r>
-        <w:t xml:space="preserve"> is </w:t>
-      </w:r>
-      <w:r>
-        <w:t xml:space="preserve">the youngest daughter of </w:t>
-      </w:r>
-      <w:r>
-        <w:t xml:space="preserve">Mr. </w:t>
-      </w:r>
-      <w:r>
-        <w:t xml:space="preserve">Edward Winfield, </w:t>
-      </w:r>
-      <w:r>
-        <w:t>c</w:t>
-      </w:r>
-      <w:r>
-        <w:t>hair</w:t>
+        <w:t xml:space="preserve">Remember how </w:t>
+      </w:r>
+      <w:r>
+        <w:t xml:space="preserve">Bobby disappeared </w:t>
+      </w:r>
+      <w:r>
+        <w:t>three</w:t>
+      </w:r>
+      <w:r>
+        <w:t xml:space="preserve"> nights ago</w:t>
+      </w:r>
+      <w:r>
+        <w:t>?</w:t>
+      </w:r>
+      <w:r>
+        <w:t xml:space="preserve">” a </w:t>
+      </w:r>
+      <w:r>
+        <w:t xml:space="preserve">local </w:t>
+      </w:r>
+      <w:r>
+        <w:t>man a table away asked. “This morning his body was found</w:t>
+      </w:r>
+      <w:r>
+        <w:t>, all moldy</w:t>
+      </w:r>
+      <w:r>
+        <w:t xml:space="preserve">, </w:t>
+      </w:r>
+      <w:r>
+        <w:t>decayed</w:t>
+      </w:r>
+      <w:r>
+        <w:t>, and covered in maggots</w:t>
+      </w:r>
+      <w:r>
+        <w:t xml:space="preserve">. </w:t>
+      </w:r>
+      <w:r>
+        <w:t>The stink was horrible</w:t>
+      </w:r>
+      <w:r>
+        <w:t>.”</w:t>
+      </w:r>
+    </w:p>
+    <w:p>
+      <w:r>
+        <w:t>Ripper</w:t>
+      </w:r>
+      <w:r>
+        <w:t xml:space="preserve"> looked as if he wanted to gag.</w:t>
+      </w:r>
+    </w:p>
+    <w:p>
+      <w:r>
+        <w:t>“This town used to be peaceful,” the man’s companion grumbled. “What the hell are they doing with all those particle accelerators and that science mumbo-jumbo?”</w:t>
+      </w:r>
+    </w:p>
+    <w:p>
+      <w:r>
+        <w:t xml:space="preserve">“They are tearing holes into space is what they are doing,” another man </w:t>
+      </w:r>
+      <w:r>
+        <w:t>at</w:t>
       </w:r>
       <w:r>
         <w:t xml:space="preserve"> </w:t>
       </w:r>
       <w:r>
-        <w:t xml:space="preserve">and founder </w:t>
-      </w:r>
-      <w:r>
-        <w:t xml:space="preserve">of this school,” Principle Bertrand said. “And yes, I’m talking about Winfield </w:t>
-      </w:r>
-      <w:r>
-        <w:t>Technology, famous for its fusion reactors, personal robots, quantum technologies, and so much more.</w:t>
-      </w:r>
-    </w:p>
-    <w:p>
-      <w:r>
-        <w:t>“However, that is not why she is here,” the principle said. “</w:t>
-      </w:r>
-      <w:r>
-        <w:t xml:space="preserve">She is </w:t>
-      </w:r>
-      <w:r>
-        <w:t>your year representative</w:t>
-      </w:r>
-      <w:r>
-        <w:t xml:space="preserve"> because of her exceptional talents.”</w:t>
-      </w:r>
-    </w:p>
-    <w:p>
-      <w:r>
-        <w:t>Annie had the grace to blush. “Damn she’s cute,” Luke muttered.</w:t>
+        <w:t xml:space="preserve">another </w:t>
+      </w:r>
+      <w:r>
+        <w:t xml:space="preserve">table </w:t>
+      </w:r>
+      <w:r>
+        <w:t>said.</w:t>
+      </w:r>
+      <w:r>
+        <w:t xml:space="preserve"> “Letting in all manner of demonic creatures.”</w:t>
+      </w:r>
+    </w:p>
+    <w:p>
+      <w:r>
+        <w:t>“Don’t spit,” a woman across the table scolded. “That’s just gross.”</w:t>
+      </w:r>
+    </w:p>
+    <w:p>
+      <w:r>
+        <w:t>The waiter returned to the table and brought the drinks.</w:t>
+      </w:r>
+    </w:p>
+    <w:p>
+      <w:r>
+        <w:t>Luke and Ripper gave their order and the waiter left.</w:t>
+      </w:r>
+    </w:p>
+    <w:p>
+      <w:r>
+        <w:t>“Something is seriously messed up in this town,” Ripper said</w:t>
+      </w:r>
+      <w:r>
+        <w:t>, loud enough for the locals to hear.</w:t>
+      </w:r>
+    </w:p>
+    <w:p>
+      <w:r>
+        <w:t xml:space="preserve">“You’re from the </w:t>
+      </w:r>
+      <w:r>
+        <w:t xml:space="preserve">fancy </w:t>
+      </w:r>
+      <w:r>
+        <w:t>school, aren’t you?” an elderly man at another table asked. “What are they doing there?”</w:t>
+      </w:r>
+    </w:p>
+    <w:p>
+      <w:r>
+        <w:lastRenderedPageBreak/>
+        <w:t>“Just arrived today,” Luke confessed, “Although, the principle did talk about monsters and the need to get stronger. I was expecting a speech about hard work, not that.”</w:t>
+      </w:r>
+    </w:p>
+    <w:p>
+      <w:r>
+        <w:t>“And what’s that about not going out after dusk?” Ripper asked.</w:t>
       </w:r>
     </w:p>
     <w:p>
@@ -1745,16 +2947,13 @@
         <w:t>“</w:t>
       </w:r>
       <w:r>
-        <w:t xml:space="preserve">Yes, many of you here exceed her in terms of </w:t>
-      </w:r>
-      <w:r>
-        <w:t>speed, strength,</w:t>
-      </w:r>
-      <w:r>
-        <w:t xml:space="preserve"> academics,</w:t>
-      </w:r>
-      <w:r>
-        <w:t xml:space="preserve"> and problem solving, to name a few. However, her combined scores exceed everyone here</w:t>
+        <w:t>There are things out there</w:t>
+      </w:r>
+      <w:r>
+        <w:t>,” another woman said</w:t>
+      </w:r>
+      <w:r>
+        <w:t xml:space="preserve"> simply</w:t>
       </w:r>
       <w:r>
         <w:t>.</w:t>
@@ -1762,90 +2961,131 @@
     </w:p>
     <w:p>
       <w:r>
+        <w:t>“Shouldn’t the government come out and find out?” Luke asked.</w:t>
+      </w:r>
+    </w:p>
+    <w:p>
+      <w:r>
+        <w:t xml:space="preserve">“They </w:t>
+      </w:r>
+      <w:r>
+        <w:t>know</w:t>
+      </w:r>
+      <w:r>
+        <w:t>,” the woman said. “Claims we are a bunch of superstitious fools.”</w:t>
+      </w:r>
+    </w:p>
+    <w:p>
+      <w:r>
+        <w:t>“They are all in on it,” another local spat.</w:t>
+      </w:r>
+    </w:p>
+    <w:p>
+      <w:r>
+        <w:t>“I told you not to spit,” the woman scolded.</w:t>
+      </w:r>
+    </w:p>
+    <w:p>
+      <w:r>
+        <w:t>Food arrived and Luke ate as he listened to the local gossip.</w:t>
+      </w:r>
+    </w:p>
+    <w:p>
+      <w:r>
+        <w:t>“Now what?” Ripper asked as they paid the bill.</w:t>
+      </w:r>
+    </w:p>
+    <w:p>
+      <w:r>
+        <w:t xml:space="preserve">“I want to explore the town and buy groceries,” Luke said. “Also want to explore the hiking trails. It’s only </w:t>
+      </w:r>
+      <w:r>
+        <w:t>12</w:t>
+      </w:r>
+      <w:r>
+        <w:t>:</w:t>
+      </w:r>
+      <w:r>
+        <w:t>35</w:t>
+      </w:r>
+      <w:r>
+        <w:t xml:space="preserve">PM. </w:t>
+      </w:r>
+      <w:r>
+        <w:t>There’s p</w:t>
+      </w:r>
+      <w:r>
+        <w:t>lenty of time before sunset.”</w:t>
+      </w:r>
+    </w:p>
+    <w:p>
+      <w:r>
+        <w:t>“Aren’t you afraid?” Ripper asked as they walked out of the restaurant.</w:t>
+      </w:r>
+    </w:p>
+    <w:p>
+      <w:r>
+        <w:t>“I only believe in science,” Luke said.</w:t>
+      </w:r>
+      <w:r>
+        <w:t xml:space="preserve"> </w:t>
+      </w:r>
+      <w:r>
+        <w:t>“</w:t>
+      </w:r>
+      <w:r>
+        <w:t>I’m only afraid of tripping in the dark and mosquitoes</w:t>
+      </w:r>
+      <w:r>
+        <w:t>.”</w:t>
+      </w:r>
+    </w:p>
+    <w:p>
+      <w:r>
+        <w:t>“They have several sports clubs,” Ripper said. “I’m joining the American Football team. How about you?”</w:t>
+      </w:r>
+    </w:p>
+    <w:p>
+      <w:r>
+        <w:t>“I’m joining the cooking and puzzle solving clubs,” Luke said. “There’s a grocery store.”</w:t>
+      </w:r>
+    </w:p>
+    <w:p>
+      <w:r>
+        <w:t>Ripper stepped in and said, “This store sure has some interesting items.”</w:t>
+      </w:r>
+    </w:p>
+    <w:p>
+      <w:r>
         <w:lastRenderedPageBreak/>
-        <w:t>“Considering you are the cream of the crop</w:t>
-      </w:r>
-      <w:r>
-        <w:t>, that’s saying something.</w:t>
-      </w:r>
-    </w:p>
-    <w:p>
-      <w:r>
-        <w:t xml:space="preserve">“Ms. </w:t>
-      </w:r>
-      <w:r>
-        <w:t>Winfield</w:t>
-      </w:r>
-      <w:r>
-        <w:t>, please speak to your cohort.”</w:t>
-      </w:r>
-    </w:p>
-    <w:p>
-      <w:r>
-        <w:t>Annie stepped up to the mike and took a breath.</w:t>
-      </w:r>
-    </w:p>
-    <w:p>
-      <w:r>
-        <w:t xml:space="preserve">“Thank you Principle Thornville,” Annie said. “6 years ago my father founded this </w:t>
-      </w:r>
-      <w:r>
-        <w:t>academy using his considerable wealth. The purpose is to gather all the best and brightest kids of the world in order to forge a better world for everyone.</w:t>
-      </w:r>
-    </w:p>
-    <w:p>
-      <w:r>
-        <w:t>“</w:t>
-      </w:r>
-      <w:r>
-        <w:t xml:space="preserve">Sad to say the world is full of monsters. They live just below the surface, hungry to come out and </w:t>
-      </w:r>
-      <w:r>
-        <w:t>slaughter</w:t>
-      </w:r>
-      <w:r>
-        <w:t xml:space="preserve">. </w:t>
-      </w:r>
-      <w:r>
-        <w:t>E</w:t>
-      </w:r>
-      <w:r>
-        <w:t xml:space="preserve">nvironmental </w:t>
-      </w:r>
-      <w:r>
-        <w:t>contamination</w:t>
-      </w:r>
-      <w:r>
-        <w:t xml:space="preserve">, desecration of </w:t>
-      </w:r>
-      <w:r>
-        <w:t>sacred</w:t>
-      </w:r>
-      <w:r>
-        <w:t xml:space="preserve"> lands</w:t>
-      </w:r>
-      <w:r>
-        <w:t>, polarization of the world</w:t>
-      </w:r>
-      <w:r>
-        <w:t xml:space="preserve">, </w:t>
-      </w:r>
-      <w:r>
-        <w:t xml:space="preserve">extreme wealth disparities, </w:t>
-      </w:r>
-      <w:r>
-        <w:t>despair and hate</w:t>
-      </w:r>
-      <w:r>
-        <w:t xml:space="preserve"> are making things worse.</w:t>
-      </w:r>
-    </w:p>
-    <w:p>
-      <w:r>
-        <w:t xml:space="preserve">“Our goal here is simple. Become strong and never place our fate on </w:t>
-      </w:r>
-      <w:r>
-        <w:t>so-called saviors</w:t>
+        <w:t xml:space="preserve">“Grab some items,” Luke said as he walked </w:t>
+      </w:r>
+      <w:r>
+        <w:t>the isles, grabbing items from shelves. Next came groceries. Finally he headed for the cashier.</w:t>
+      </w:r>
+    </w:p>
+    <w:p>
+      <w:r>
+        <w:t>“Need some help with the bags</w:t>
+      </w:r>
+      <w:r>
+        <w:t>?</w:t>
+      </w:r>
+      <w:r>
+        <w:t>” Ripper asked.</w:t>
+      </w:r>
+    </w:p>
+    <w:p>
+      <w:r>
+        <w:t>“Thanks,” Like said and Ripper took multiple bags.</w:t>
+      </w:r>
+    </w:p>
+    <w:p>
+      <w:r>
+        <w:t xml:space="preserve">They headed back to the apartment. As before, they met the protesters near the </w:t>
+      </w:r>
+      <w:r>
+        <w:t>school gate</w:t>
       </w:r>
       <w:r>
         <w:t>.</w:t>
@@ -1853,1234 +3093,6 @@
     </w:p>
     <w:p>
       <w:r>
-        <w:t>“I look forward to growing ever stronger with all of you.”</w:t>
-      </w:r>
-    </w:p>
-    <w:p>
-      <w:r>
-        <w:t>With that Annie stepped off from the podium.</w:t>
-      </w:r>
-    </w:p>
-    <w:p>
-      <w:r>
-        <w:t xml:space="preserve">“Thank you Ms. </w:t>
-      </w:r>
-      <w:r>
-        <w:t>Winfield</w:t>
-      </w:r>
-      <w:r>
-        <w:t>,” the principle said.</w:t>
-      </w:r>
-    </w:p>
-    <w:p>
-      <w:r>
-        <w:t>“This first week is for you to settle in. Then next week you will get to know the true nature of this school and why you are here.</w:t>
-      </w:r>
-    </w:p>
-    <w:p>
-      <w:r>
-        <w:t>“We selected each of you because we believe you are best qualified. However, we might have been wrong. If, for whatever reason, you find this place overwhelming, you are free to return to your country.</w:t>
-      </w:r>
-    </w:p>
-    <w:p>
-      <w:r>
-        <w:t>“We will even extend your scholarship to other schools.</w:t>
-      </w:r>
-    </w:p>
-    <w:p>
-      <w:r>
-        <w:t>“And that is why you are starting in August.”</w:t>
-      </w:r>
-    </w:p>
-    <w:p>
-      <w:r>
-        <w:t>The principle paused for the message to sink in and then continued.</w:t>
-      </w:r>
-    </w:p>
-    <w:p>
-      <w:r>
-        <w:lastRenderedPageBreak/>
-        <w:t>“</w:t>
-      </w:r>
-      <w:r>
-        <w:t>You will find y</w:t>
-      </w:r>
-      <w:r>
-        <w:t>our luggage in your dormitory rooms.</w:t>
-      </w:r>
-      <w:r>
-        <w:t xml:space="preserve"> Your map app will guide you there.</w:t>
-      </w:r>
-    </w:p>
-    <w:p>
-      <w:r>
-        <w:t>“</w:t>
-      </w:r>
-      <w:r>
-        <w:t xml:space="preserve">Also, you will find your school issued uniforms, </w:t>
-      </w:r>
-      <w:r>
-        <w:t xml:space="preserve">school books, </w:t>
-      </w:r>
-      <w:r>
-        <w:t xml:space="preserve">and everything else you will need to </w:t>
-      </w:r>
-      <w:r>
-        <w:t>attend classes.</w:t>
-      </w:r>
-    </w:p>
-    <w:p>
-      <w:r>
-        <w:t>“Go to your dormitories and settle in.</w:t>
-      </w:r>
-    </w:p>
-    <w:p>
-      <w:r>
-        <w:t>“Your homework is to become familiar with your devices.</w:t>
-      </w:r>
-    </w:p>
-    <w:p>
-      <w:r>
-        <w:t>“After that</w:t>
-      </w:r>
-      <w:r>
-        <w:t>, I encourage you to spend time getting to know your fellow students and exploring the local town. Also, the hiking trails are amazing, with rivers, wat</w:t>
-      </w:r>
-      <w:r>
-        <w:t>erfalls and canyons to explore.”</w:t>
-      </w:r>
-    </w:p>
-    <w:p>
-      <w:r>
-        <w:t xml:space="preserve">The principle paused and then said, “I do need to warn you. Please avoid leaving </w:t>
-      </w:r>
-      <w:r>
-        <w:t xml:space="preserve">town or </w:t>
-      </w:r>
-      <w:r>
-        <w:t xml:space="preserve">school grounds after </w:t>
-      </w:r>
-      <w:r>
-        <w:t>dusk</w:t>
-      </w:r>
-      <w:r>
-        <w:t>. This is especially true of the surrounding forests</w:t>
-      </w:r>
-      <w:r>
-        <w:t xml:space="preserve"> and mountains</w:t>
-      </w:r>
-      <w:r>
-        <w:t>.</w:t>
-      </w:r>
-      <w:r>
-        <w:t>”</w:t>
-      </w:r>
-    </w:p>
-    <w:p>
-      <w:r>
-        <w:t xml:space="preserve">The principle paused and then said in a sinister voice, </w:t>
-      </w:r>
-      <w:r>
-        <w:t>“</w:t>
-      </w:r>
-      <w:r>
-        <w:t>The dark is filled with dangers</w:t>
-      </w:r>
-      <w:r>
-        <w:t xml:space="preserve">. </w:t>
-      </w:r>
-      <w:r>
-        <w:t>Things are out there. Things best left undisturbed.”</w:t>
-      </w:r>
-    </w:p>
-    <w:p>
-      <w:r>
-        <w:t>That sent a chill down Luke’s back.</w:t>
-      </w:r>
-    </w:p>
-    <w:p>
-      <w:r>
-        <w:t>“That’s creepy,” Ripper muttered.</w:t>
-      </w:r>
-    </w:p>
-    <w:p>
-      <w:r>
-        <w:t>All about students muttered.</w:t>
-      </w:r>
-    </w:p>
-    <w:p>
-      <w:r>
-        <w:t xml:space="preserve">“Principle Thornville, please don’t scare the kids,” a woman </w:t>
-      </w:r>
-      <w:r>
-        <w:t>scolded</w:t>
-      </w:r>
-      <w:r>
-        <w:t>.</w:t>
-      </w:r>
-    </w:p>
-    <w:p>
-      <w:r>
-        <w:t>“This is vice-principle Eliot Drew,” the principle said</w:t>
-      </w:r>
-      <w:r>
-        <w:t>, pointing at the woman</w:t>
-      </w:r>
-      <w:r>
-        <w:t xml:space="preserve">. </w:t>
-      </w:r>
-      <w:r>
-        <w:t xml:space="preserve">He turned to the vice-principle and said, </w:t>
-      </w:r>
-      <w:r>
-        <w:t>“</w:t>
-      </w:r>
-      <w:r>
-        <w:t>Fear is essential if one is to stay safe. You know what is out there.”</w:t>
-      </w:r>
-    </w:p>
-    <w:p>
-      <w:r>
-        <w:t xml:space="preserve">The principle turned back to the audience and said, “The </w:t>
-      </w:r>
-      <w:r>
-        <w:t xml:space="preserve">boundary of </w:t>
-      </w:r>
-      <w:r>
-        <w:t>both the town and</w:t>
-      </w:r>
-      <w:r>
-        <w:t xml:space="preserve"> school grounds is</w:t>
-      </w:r>
-      <w:r>
-        <w:t xml:space="preserve"> well marked.</w:t>
-      </w:r>
-    </w:p>
-    <w:p>
-      <w:r>
-        <w:lastRenderedPageBreak/>
-        <w:t>“</w:t>
-      </w:r>
-      <w:r>
-        <w:t xml:space="preserve">You are </w:t>
-      </w:r>
-      <w:r>
-        <w:t xml:space="preserve">required to be either on </w:t>
-      </w:r>
-      <w:r>
-        <w:t xml:space="preserve">campus grounds </w:t>
-      </w:r>
-      <w:r>
-        <w:t xml:space="preserve">or in the town between </w:t>
-      </w:r>
-      <w:r>
-        <w:t>dusk and dawn. Those rules are there for a reason. We don’t want tragedies.</w:t>
-      </w:r>
-      <w:r>
-        <w:t xml:space="preserve"> </w:t>
-      </w:r>
-      <w:proofErr w:type="gramStart"/>
-      <w:r>
-        <w:t>Dismissed.”</w:t>
-      </w:r>
-      <w:proofErr w:type="gramEnd"/>
-    </w:p>
-    <w:p>
-      <w:r>
-        <w:t xml:space="preserve">The auditorium burst into a cacophony as everyone tried to understand </w:t>
-      </w:r>
-      <w:r>
-        <w:t>the dire warning.</w:t>
-      </w:r>
-    </w:p>
-    <w:p>
-      <w:r>
-        <w:t>“Damn, that was weird,” Ripper said. “Why not just say we will get into trouble?”</w:t>
-      </w:r>
-    </w:p>
-    <w:p>
-      <w:r>
-        <w:t xml:space="preserve">“Maybe there are wild animals,” </w:t>
-      </w:r>
-      <w:r>
-        <w:t>Luke</w:t>
-      </w:r>
-      <w:r>
-        <w:t xml:space="preserve"> said. “No</w:t>
-      </w:r>
-      <w:r>
-        <w:t>,</w:t>
-      </w:r>
-      <w:r>
-        <w:t xml:space="preserve"> that doesn’t make sense. The principle said we should explore during the day.”</w:t>
-      </w:r>
-    </w:p>
-    <w:p>
-      <w:r>
-        <w:t>Ten minutes later they were at their dormitory room.</w:t>
-      </w:r>
-    </w:p>
-    <w:p>
-      <w:r>
-        <w:t xml:space="preserve">The studio apartment had a kitchenette to the left and a washroom to the right. Beyond were </w:t>
-      </w:r>
-      <w:r>
-        <w:t xml:space="preserve">two </w:t>
-      </w:r>
-      <w:r>
-        <w:t>elevated beds</w:t>
-      </w:r>
-      <w:r>
-        <w:t>. Under each bed was a study area with desk, chair</w:t>
-      </w:r>
-      <w:r>
-        <w:t xml:space="preserve">, </w:t>
-      </w:r>
-      <w:r>
-        <w:t xml:space="preserve">and </w:t>
-      </w:r>
-      <w:r>
-        <w:t>chest of draws.</w:t>
-      </w:r>
-    </w:p>
-    <w:p>
-      <w:r>
-        <w:t xml:space="preserve">On the floor to the right was </w:t>
-      </w:r>
-      <w:r>
-        <w:t>Luke</w:t>
-      </w:r>
-      <w:r>
-        <w:t>’s lugg</w:t>
-      </w:r>
-      <w:r>
-        <w:t xml:space="preserve">age. </w:t>
-      </w:r>
-      <w:r>
-        <w:t>School books lined a book shelf.</w:t>
-      </w:r>
-    </w:p>
-    <w:p>
-      <w:r>
-        <w:t xml:space="preserve"> </w:t>
-      </w:r>
-      <w:r>
-        <w:t>“What’s the WIFI password?”</w:t>
-      </w:r>
-      <w:r>
-        <w:t xml:space="preserve"> Ripper asked.</w:t>
-      </w:r>
-    </w:p>
-    <w:p>
-      <w:r>
-        <w:t xml:space="preserve">“Challenger 423,” </w:t>
-      </w:r>
-      <w:r>
-        <w:t>Luke</w:t>
-      </w:r>
-      <w:r>
-        <w:t xml:space="preserve"> said, pointing at a sign on the wall.</w:t>
-      </w:r>
-    </w:p>
-    <w:p>
-      <w:r>
-        <w:t>“Thanks,” Ripper said as he opened his laptop.</w:t>
-      </w:r>
-    </w:p>
-    <w:p>
-      <w:r>
-        <w:t>Luke</w:t>
-      </w:r>
-      <w:r>
-        <w:t xml:space="preserve"> </w:t>
-      </w:r>
-      <w:r>
-        <w:t>unpacked, placing his clothes</w:t>
-      </w:r>
-      <w:r>
-        <w:t xml:space="preserve"> and items</w:t>
-      </w:r>
-      <w:r>
-        <w:t xml:space="preserve"> in </w:t>
-      </w:r>
-      <w:r>
-        <w:t>his</w:t>
-      </w:r>
-      <w:r>
-        <w:t xml:space="preserve"> closet and chest of drawers. Last item was his laptop.</w:t>
-      </w:r>
-    </w:p>
-    <w:p>
-      <w:r>
-        <w:t>It was time to call his parents.</w:t>
-      </w:r>
-    </w:p>
-    <w:p>
-      <w:r>
-        <w:t xml:space="preserve">“Hi Mum, Dad, Goat Father,” </w:t>
-      </w:r>
-      <w:r>
-        <w:t>Luke</w:t>
-      </w:r>
-      <w:r>
-        <w:t xml:space="preserve"> said.</w:t>
-      </w:r>
-    </w:p>
-    <w:p>
-      <w:r>
-        <w:t>Ripper glanced at Luke but didn’t say anything.</w:t>
-      </w:r>
-    </w:p>
-    <w:p>
-      <w:r>
-        <w:t xml:space="preserve">“Hi </w:t>
-      </w:r>
-      <w:r>
-        <w:t>Luke</w:t>
-      </w:r>
-      <w:r>
-        <w:t xml:space="preserve">,” </w:t>
-      </w:r>
-      <w:r>
-        <w:t>Luke</w:t>
-      </w:r>
-      <w:r>
-        <w:t>’s mum said. “Was the trip okay? Was there any problems?”</w:t>
-      </w:r>
-    </w:p>
-    <w:p>
-      <w:r>
-        <w:lastRenderedPageBreak/>
-        <w:t xml:space="preserve">“No mum,” </w:t>
-      </w:r>
-      <w:r>
-        <w:t>Luke</w:t>
-      </w:r>
-      <w:r>
-        <w:t xml:space="preserve"> said. “The trip was just tedious, since all I could see were clouds. Here is my room.”</w:t>
-      </w:r>
-    </w:p>
-    <w:p>
-      <w:r>
-        <w:t>Luke</w:t>
-      </w:r>
-      <w:r>
-        <w:t xml:space="preserve"> panned the phone around and said, “I even have a kitchenette, so I can practice my cooking.</w:t>
-      </w:r>
-    </w:p>
-    <w:p>
-      <w:r>
-        <w:t>“Ripper, say ‘Hi’.”</w:t>
-      </w:r>
-    </w:p>
-    <w:p>
-      <w:r>
-        <w:t xml:space="preserve">Ripper waved and </w:t>
-      </w:r>
-      <w:r>
-        <w:t>Luke</w:t>
-      </w:r>
-      <w:r>
-        <w:t xml:space="preserve"> stepped out onto the balcony.</w:t>
-      </w:r>
-    </w:p>
-    <w:p>
-      <w:r>
-        <w:t>Luke</w:t>
-      </w:r>
-      <w:r>
-        <w:t xml:space="preserve"> pointed his phone at the surrounding mountains.</w:t>
-      </w:r>
-    </w:p>
-    <w:p>
-      <w:r>
-        <w:t xml:space="preserve">“Those mountains are beautiful,” </w:t>
-      </w:r>
-      <w:r>
-        <w:t>Luke</w:t>
-      </w:r>
-      <w:r>
-        <w:t>’s mother said.</w:t>
-      </w:r>
-      <w:r>
-        <w:t xml:space="preserve"> “How is the school?”</w:t>
-      </w:r>
-    </w:p>
-    <w:p>
-      <w:r>
-        <w:t>“The school grounds are beautiful from what I’ve seen,” Luke said. “We passed through the town when we arrived. It’s expanding rather fast. You can see construction cranes everywhere.”</w:t>
-      </w:r>
-    </w:p>
-    <w:p>
-      <w:r>
-        <w:t xml:space="preserve">“I hear there are plenty of those nut jobs in </w:t>
-      </w:r>
-      <w:r>
-        <w:t>Switzerland</w:t>
-      </w:r>
-      <w:r>
-        <w:t xml:space="preserve">,” </w:t>
-      </w:r>
-      <w:r>
-        <w:t>Luke</w:t>
-      </w:r>
-      <w:r>
-        <w:t>’s dad said.</w:t>
-      </w:r>
-    </w:p>
-    <w:p>
-      <w:r>
-        <w:t xml:space="preserve">“There were some protesters at the gates when we arrived,” </w:t>
-      </w:r>
-      <w:r>
-        <w:t>Luke</w:t>
-      </w:r>
-      <w:r>
-        <w:t xml:space="preserve"> said.</w:t>
-      </w:r>
-    </w:p>
-    <w:p>
-      <w:r>
-        <w:t>“</w:t>
-      </w:r>
-      <w:r>
-        <w:t>So Goat Son</w:t>
-      </w:r>
-      <w:r>
-        <w:t>,</w:t>
-      </w:r>
-      <w:r>
-        <w:t xml:space="preserve"> did you eat any good books lately?</w:t>
-      </w:r>
-      <w:r>
-        <w:t xml:space="preserve">” </w:t>
-      </w:r>
-      <w:r>
-        <w:t>Luke</w:t>
-      </w:r>
-      <w:r>
-        <w:t xml:space="preserve">’s uncle and godfather </w:t>
-      </w:r>
-      <w:r>
-        <w:t>asked</w:t>
-      </w:r>
-      <w:r>
-        <w:t>.</w:t>
-      </w:r>
-    </w:p>
-    <w:p>
-      <w:r>
-        <w:t>Luke</w:t>
-      </w:r>
-      <w:r>
-        <w:t xml:space="preserve"> stepped back into the room and pointed the phone at his new school books. “I have plenty of food,” He said.</w:t>
-      </w:r>
-    </w:p>
-    <w:p>
-      <w:r>
-        <w:t>Luke</w:t>
-      </w:r>
-      <w:r>
-        <w:t xml:space="preserve"> stepped back out onto the balcony and closed the door. He and his uncle started bleating at each other.</w:t>
-      </w:r>
-    </w:p>
-    <w:p>
-      <w:r>
-        <w:t xml:space="preserve">“Stop that you two,” </w:t>
-      </w:r>
-      <w:r>
-        <w:t>Luke</w:t>
-      </w:r>
-      <w:r>
-        <w:t xml:space="preserve">’s mother said angrily. “What if you </w:t>
-      </w:r>
-      <w:r>
-        <w:t>did</w:t>
-      </w:r>
-      <w:r>
-        <w:t xml:space="preserve"> that in public?”</w:t>
-      </w:r>
-    </w:p>
-    <w:p>
-      <w:r>
-        <w:t>“</w:t>
-      </w:r>
-      <w:r>
-        <w:t>Well he is Billy the Goat,” Luke’s uncle said. “He can’t help it.”</w:t>
-      </w:r>
-    </w:p>
-    <w:p>
-      <w:r>
-        <w:lastRenderedPageBreak/>
-        <w:t>Technically Luke’s name was Luke Billhardson</w:t>
-      </w:r>
-      <w:r>
-        <w:t>, or a</w:t>
-      </w:r>
-      <w:r>
-        <w:t>s his uncle liked saying, Billy, Billy the Goat.</w:t>
-      </w:r>
-    </w:p>
-    <w:p>
-      <w:r>
-        <w:t>“And my uncle is the Goat Father,” Luke said.</w:t>
-      </w:r>
-    </w:p>
-    <w:p>
-      <w:r>
-        <w:t>“Okay dear, you better go,” Luke’s mother said. “You have plenty of work ahead of you.”</w:t>
-      </w:r>
-    </w:p>
-    <w:p>
-      <w:r>
-        <w:t>“Work hard, Luke,” Luke’s dad said. “Remember I’m proud of you.”</w:t>
-      </w:r>
-    </w:p>
-    <w:p>
-      <w:r>
-        <w:t>“Thanks mum, dad,” Luke said.</w:t>
-      </w:r>
-    </w:p>
-    <w:p>
-      <w:r>
-        <w:t>“Remember to eat plenty of tin cans,” the uncle said. “You need plenty of iron for your growing bones.”</w:t>
-      </w:r>
-    </w:p>
-    <w:p>
-      <w:r>
-        <w:t>“Okay Goat Father,” Luke said. “Bye mum, dad, Goat Father.”</w:t>
-      </w:r>
-    </w:p>
-    <w:p>
-      <w:r>
-        <w:t xml:space="preserve">Luke </w:t>
-      </w:r>
-      <w:r>
-        <w:t>h</w:t>
-      </w:r>
-      <w:r>
-        <w:t>ung up the call and entered the room.</w:t>
-      </w:r>
-    </w:p>
-    <w:p>
-      <w:r>
-        <w:t>Ripper looked at Luke curiously.</w:t>
-      </w:r>
-    </w:p>
-    <w:p>
-      <w:r>
-        <w:t>“My uncle and I are both Capricorns,” Luke explained. “</w:t>
-      </w:r>
-      <w:r>
-        <w:t xml:space="preserve">He is also my godfather. </w:t>
-      </w:r>
-      <w:r>
-        <w:t xml:space="preserve">And goats are funny creatures. </w:t>
-      </w:r>
-      <w:r>
-        <w:t xml:space="preserve">It’s something we’ve been doing all my life. </w:t>
-      </w:r>
-      <w:r>
-        <w:t>Do you have a favorite animal?”</w:t>
-      </w:r>
-    </w:p>
-    <w:p>
-      <w:r>
-        <w:t xml:space="preserve">Ripper paused a moment and then said, “I suppose it would be a gorilla. The ultimate </w:t>
-      </w:r>
-      <w:r>
-        <w:t>quarter</w:t>
-      </w:r>
-      <w:r>
-        <w:t xml:space="preserve"> backer would be a gorilla. They are the ultimate symbol of speed</w:t>
-      </w:r>
-      <w:r>
-        <w:t xml:space="preserve"> and</w:t>
-      </w:r>
-      <w:r>
-        <w:t xml:space="preserve"> strength</w:t>
-      </w:r>
-      <w:r>
-        <w:t>.</w:t>
-      </w:r>
-    </w:p>
-    <w:p>
-      <w:r>
-        <w:t>“I finished unpacking.”</w:t>
-      </w:r>
-    </w:p>
-    <w:p>
-      <w:r>
-        <w:t>“Let’s go get something to eat,” Luke said and they headed out.</w:t>
-      </w:r>
-    </w:p>
-    <w:p>
-      <w:r>
-        <w:t>“</w:t>
-      </w:r>
-      <w:r>
-        <w:t>Town or cafeteria?” Ripper asked.</w:t>
-      </w:r>
-    </w:p>
-    <w:p>
-      <w:r>
-        <w:t>“Town,” Luke said. “I’m betting you will get bored with the cafeteria fast enough.</w:t>
-      </w:r>
-    </w:p>
-    <w:p>
-      <w:r>
-        <w:t>“Not you?” Ripper said as they headed for the front gates.</w:t>
-      </w:r>
-    </w:p>
-    <w:p>
-      <w:r>
-        <w:lastRenderedPageBreak/>
-        <w:t>“As you heard me talking to my uncle, I am a goat,” Luke said. “I don’t have hang-ups about food. As you can guess I enjoy eating, and also cooking.”</w:t>
-      </w:r>
-    </w:p>
-    <w:p>
-      <w:r>
-        <w:t>“There</w:t>
-      </w:r>
-      <w:r>
-        <w:t xml:space="preserve"> is that Annie,” Ripper said</w:t>
-      </w:r>
-      <w:r>
-        <w:t>, pointing</w:t>
-      </w:r>
-      <w:r>
-        <w:t>. “Want to go see?”</w:t>
-      </w:r>
-    </w:p>
-    <w:p>
-      <w:r>
-        <w:t>Annie was surrounded by admirers.</w:t>
-      </w:r>
-    </w:p>
-    <w:p>
-      <w:r>
-        <w:t>“Not really,” Luke said. “She is out of my league and I don’t believe in celebrities and heroes. You can go if you want. You’re handsome enough and an amazing athlete.</w:t>
-      </w:r>
-    </w:p>
-    <w:p>
-      <w:r>
-        <w:t>“As my uncle says, there are three types of people in the world: Sheep, Shepherds and Goats.</w:t>
-      </w:r>
-    </w:p>
-    <w:p>
-      <w:r>
-        <w:t xml:space="preserve">“Sheep always look </w:t>
-      </w:r>
-      <w:r>
-        <w:t>to</w:t>
-      </w:r>
-      <w:r>
-        <w:t xml:space="preserve"> shepherds to guide them.</w:t>
-      </w:r>
-    </w:p>
-    <w:p>
-      <w:r>
-        <w:t>“Shepherds seek to guide and control others, often to the sheep’s detriment.”</w:t>
-      </w:r>
-    </w:p>
-    <w:p>
-      <w:r>
-        <w:t>“Why do you say that?” Ripper asked as they approached the gates.</w:t>
-      </w:r>
-    </w:p>
-    <w:p>
-      <w:r>
-        <w:t>“What do shepherds do to sheep?” Luke as</w:t>
-      </w:r>
-      <w:r>
-        <w:t>ked. “They raise them for food</w:t>
-      </w:r>
-      <w:r>
-        <w:t xml:space="preserve"> and wool</w:t>
-      </w:r>
-      <w:r>
-        <w:t>.</w:t>
-      </w:r>
-    </w:p>
-    <w:p>
-      <w:r>
-        <w:t>“I am a goat. I neither follow nor lead</w:t>
-      </w:r>
-      <w:r>
-        <w:t>, but follow my own path.”</w:t>
-      </w:r>
-    </w:p>
-    <w:p>
-      <w:r>
-        <w:t xml:space="preserve">Luke’s </w:t>
-      </w:r>
-      <w:r>
-        <w:t xml:space="preserve">school </w:t>
-      </w:r>
-      <w:r>
-        <w:t>device beeped. Pulling out his device he read the message, “+1 to mental manipulation resistance.”</w:t>
-      </w:r>
-    </w:p>
-    <w:p>
-      <w:r>
-        <w:t>“Freaky,” Ripper said as he stared at the message. “It’s like we are in a freaking video game.”</w:t>
-      </w:r>
-    </w:p>
-    <w:p>
-      <w:r>
-        <w:t>They stepped out of the gate and were greeted by the protesters.</w:t>
-      </w:r>
-    </w:p>
-    <w:p>
-      <w:r>
-        <w:t>Placards read, “Nuclear energy is dangerous,” “Quantum communication damages space,” “Stop all space warping research,” and “</w:t>
-      </w:r>
-      <w:r>
-        <w:t>The end is neigh.”</w:t>
-      </w:r>
-    </w:p>
-    <w:p>
-      <w:r>
-        <w:lastRenderedPageBreak/>
-        <w:t>They passed the protesters and Ripper asked, “What do you think of that?”</w:t>
-      </w:r>
-    </w:p>
-    <w:p>
-      <w:r>
-        <w:t>“Nonsense,” Luke replied. “You can’t damage space. If you could, then the space around the sun would be ripped to shreds. And yet, science has yet to find any anomalies.”</w:t>
-      </w:r>
-    </w:p>
-    <w:p>
-      <w:r>
-        <w:t>“It’s being suppressed,” a protester called out.</w:t>
-      </w:r>
-    </w:p>
-    <w:p>
-      <w:r>
-        <w:t>The town spread all about them. Restaurants lined the street they were walking on.</w:t>
-      </w:r>
-      <w:r>
-        <w:t xml:space="preserve"> Two were under construction.</w:t>
-      </w:r>
-    </w:p>
-    <w:p>
-      <w:r>
-        <w:t>“Which restaurant?” Ripper asked.</w:t>
-      </w:r>
-    </w:p>
-    <w:p>
-      <w:r>
-        <w:t>“Any,” Luke said. “I like exploring different foods.”</w:t>
-      </w:r>
-    </w:p>
-    <w:p>
-      <w:r>
-        <w:t>“You did mention you liked that old series, ‘Bizarre Foods’,” Ripper said. “Okay, let’s go to that burger place.</w:t>
-      </w:r>
-      <w:r>
-        <w:t xml:space="preserve"> </w:t>
-      </w:r>
-      <w:r>
-        <w:t>We</w:t>
-      </w:r>
-      <w:r>
-        <w:t xml:space="preserve"> gorillas can’t live on grass and tin cans</w:t>
-      </w:r>
-      <w:r>
-        <w:t>.</w:t>
-      </w:r>
-      <w:r>
-        <w:t>”</w:t>
-      </w:r>
-    </w:p>
-    <w:p>
-      <w:r>
-        <w:t>Luke laughed and said, “That’s for sure.”</w:t>
-      </w:r>
-    </w:p>
-    <w:p>
-      <w:r>
-        <w:t xml:space="preserve">They </w:t>
-      </w:r>
-      <w:r>
-        <w:t xml:space="preserve">entered and </w:t>
-      </w:r>
-      <w:r>
-        <w:t>waited</w:t>
-      </w:r>
-      <w:r>
-        <w:t>.</w:t>
-      </w:r>
-      <w:r>
-        <w:t xml:space="preserve"> </w:t>
-      </w:r>
-      <w:r>
-        <w:t>S</w:t>
-      </w:r>
-      <w:r>
-        <w:t>oon enough a waiter led them to a seat.</w:t>
-      </w:r>
-    </w:p>
-    <w:p>
-      <w:r>
-        <w:t>Luke picked up the menu and scanned. There was a good selection of burgers, steaks, and even vegetarian options.</w:t>
-      </w:r>
-    </w:p>
-    <w:p>
-      <w:r>
-        <w:t>The waiter returned and asked, “Any drinks for you?”</w:t>
-      </w:r>
-    </w:p>
-    <w:p>
-      <w:r>
-        <w:t>“Coke please,” Ripper said.</w:t>
-      </w:r>
-    </w:p>
-    <w:p>
-      <w:r>
-        <w:t>“What’s your most popular soft drink?” Luke asked.</w:t>
-      </w:r>
-    </w:p>
-    <w:p>
-      <w:r>
-        <w:t>The waiter named</w:t>
-      </w:r>
-      <w:r>
-        <w:t xml:space="preserve"> </w:t>
-      </w:r>
-      <w:proofErr w:type="spellStart"/>
-      <w:r>
-        <w:t>Rivella</w:t>
-      </w:r>
-      <w:proofErr w:type="spellEnd"/>
-      <w:r>
-        <w:t xml:space="preserve">, hot chocolate, </w:t>
-      </w:r>
-      <w:r>
-        <w:t>Apple Juice</w:t>
-      </w:r>
-      <w:r>
-        <w:t xml:space="preserve">, and </w:t>
-      </w:r>
-      <w:r>
-        <w:t>Ice Tea</w:t>
-      </w:r>
-      <w:r>
-        <w:t>, to name a few items.</w:t>
-      </w:r>
-    </w:p>
-    <w:p>
-      <w:r>
-        <w:t xml:space="preserve">“I’ll have </w:t>
-      </w:r>
-      <w:proofErr w:type="spellStart"/>
-      <w:r>
-        <w:t>Rivella</w:t>
-      </w:r>
-      <w:proofErr w:type="spellEnd"/>
-      <w:r>
-        <w:t xml:space="preserve">, no ice please,” Luke said, since </w:t>
-      </w:r>
-      <w:proofErr w:type="spellStart"/>
-      <w:r>
-        <w:t>Rivella</w:t>
-      </w:r>
-      <w:proofErr w:type="spellEnd"/>
-      <w:r>
-        <w:t xml:space="preserve"> was the most </w:t>
-      </w:r>
-      <w:r>
-        <w:t>exotic sounding drink listed.</w:t>
-      </w:r>
-    </w:p>
-    <w:p>
-      <w:r>
-        <w:lastRenderedPageBreak/>
-        <w:t>Drink order taken, the waiter left.</w:t>
-      </w:r>
-    </w:p>
-    <w:p>
-      <w:r>
-        <w:t>“</w:t>
-      </w:r>
-      <w:r>
-        <w:t xml:space="preserve">Remember how </w:t>
-      </w:r>
-      <w:r>
-        <w:t xml:space="preserve">Bobby disappeared </w:t>
-      </w:r>
-      <w:r>
-        <w:t>three</w:t>
-      </w:r>
-      <w:r>
-        <w:t xml:space="preserve"> nights ago</w:t>
-      </w:r>
-      <w:r>
-        <w:t>?</w:t>
-      </w:r>
-      <w:r>
-        <w:t xml:space="preserve">” a </w:t>
-      </w:r>
-      <w:r>
-        <w:t xml:space="preserve">local </w:t>
-      </w:r>
-      <w:r>
-        <w:t>man a table away asked. “This morning his body was found</w:t>
-      </w:r>
-      <w:r>
-        <w:t>, all moldy</w:t>
-      </w:r>
-      <w:r>
-        <w:t xml:space="preserve">, </w:t>
-      </w:r>
-      <w:r>
-        <w:t>decayed</w:t>
-      </w:r>
-      <w:r>
-        <w:t>, and covered in maggots</w:t>
-      </w:r>
-      <w:r>
-        <w:t xml:space="preserve">. </w:t>
-      </w:r>
-      <w:r>
-        <w:t>The stink was horrible</w:t>
-      </w:r>
-      <w:r>
-        <w:t>.”</w:t>
-      </w:r>
-    </w:p>
-    <w:p>
-      <w:r>
-        <w:t>Ripper</w:t>
-      </w:r>
-      <w:r>
-        <w:t xml:space="preserve"> looked as if he wanted to gag.</w:t>
-      </w:r>
-    </w:p>
-    <w:p>
-      <w:r>
-        <w:t>“This town used to be peaceful,” the man’s companion grumbled. “What the hell are they doing with all those particle accelerators and that science mumbo-jumbo?”</w:t>
-      </w:r>
-    </w:p>
-    <w:p>
-      <w:r>
-        <w:t xml:space="preserve">“They are tearing holes into space is what they are doing,” another man </w:t>
-      </w:r>
-      <w:r>
-        <w:t>at</w:t>
-      </w:r>
-      <w:r>
-        <w:t xml:space="preserve"> </w:t>
-      </w:r>
-      <w:r>
-        <w:t xml:space="preserve">another </w:t>
-      </w:r>
-      <w:r>
-        <w:t xml:space="preserve">table </w:t>
-      </w:r>
-      <w:r>
-        <w:t>said.</w:t>
-      </w:r>
-      <w:r>
-        <w:t xml:space="preserve"> “Letting in all manner of demonic creatures.”</w:t>
-      </w:r>
-    </w:p>
-    <w:p>
-      <w:r>
-        <w:t>“Don’t spit,” a woman across the table scolded. “That’s just gross.”</w:t>
-      </w:r>
-    </w:p>
-    <w:p>
-      <w:r>
-        <w:t>The waiter returned to the table and brought the drinks.</w:t>
-      </w:r>
-    </w:p>
-    <w:p>
-      <w:r>
-        <w:t>Luke and Ripper gave their order and the waiter left.</w:t>
-      </w:r>
-    </w:p>
-    <w:p>
-      <w:r>
-        <w:t>“Something is seriously messed up in this town,” Ripper said</w:t>
-      </w:r>
-      <w:r>
-        <w:t>, loud enough for the locals to hear.</w:t>
-      </w:r>
-    </w:p>
-    <w:p>
-      <w:r>
-        <w:t xml:space="preserve">“You’re from the </w:t>
-      </w:r>
-      <w:r>
-        <w:t xml:space="preserve">fancy </w:t>
-      </w:r>
-      <w:r>
-        <w:t>school, aren’t you?” an elderly man at another table asked. “What are they doing there?”</w:t>
-      </w:r>
-    </w:p>
-    <w:p>
-      <w:r>
-        <w:t>“Just arrived today,” Luke confessed, “Although, the principle did talk about monsters and the need to get stronger. I was expecting a speech about hard work, not that.”</w:t>
-      </w:r>
-    </w:p>
-    <w:p>
-      <w:r>
-        <w:t>“And what’s that about not going out after dusk?” Ripper asked.</w:t>
-      </w:r>
-    </w:p>
-    <w:p>
-      <w:r>
-        <w:t>“</w:t>
-      </w:r>
-      <w:r>
-        <w:t>There are things out there</w:t>
-      </w:r>
-      <w:r>
-        <w:t>,” another woman said</w:t>
-      </w:r>
-      <w:r>
-        <w:t xml:space="preserve"> simply</w:t>
-      </w:r>
-      <w:r>
-        <w:t>.</w:t>
-      </w:r>
-    </w:p>
-    <w:p>
-      <w:r>
-        <w:t>“Shouldn’t the government come out and find out?” Luke asked.</w:t>
-      </w:r>
-    </w:p>
-    <w:p>
-      <w:r>
-        <w:lastRenderedPageBreak/>
-        <w:t xml:space="preserve">“They </w:t>
-      </w:r>
-      <w:r>
-        <w:t>know</w:t>
-      </w:r>
-      <w:r>
-        <w:t>,” the woman said. “Claims we are a bunch of superstitious fools.”</w:t>
-      </w:r>
-    </w:p>
-    <w:p>
-      <w:r>
-        <w:t>“They are all in on it,” another local spat.</w:t>
-      </w:r>
-    </w:p>
-    <w:p>
-      <w:r>
-        <w:t>“I told you not to spit,” the woman scolded.</w:t>
-      </w:r>
-    </w:p>
-    <w:p>
-      <w:r>
-        <w:t>Food arrived and Luke ate as he listened to the local gossip.</w:t>
-      </w:r>
-    </w:p>
-    <w:p>
-      <w:r>
-        <w:t>“Now what?” Ripper asked as they paid the bill.</w:t>
-      </w:r>
-    </w:p>
-    <w:p>
-      <w:r>
-        <w:t xml:space="preserve">“I want to explore the town and buy groceries,” Luke said. “Also want to explore the hiking trails. It’s only </w:t>
-      </w:r>
-      <w:r>
-        <w:t>12</w:t>
-      </w:r>
-      <w:r>
-        <w:t>:</w:t>
-      </w:r>
-      <w:r>
-        <w:t>35</w:t>
-      </w:r>
-      <w:r>
-        <w:t xml:space="preserve">PM. </w:t>
-      </w:r>
-      <w:r>
-        <w:t>There’s p</w:t>
-      </w:r>
-      <w:r>
-        <w:t>lenty of time before sunset.”</w:t>
-      </w:r>
-    </w:p>
-    <w:p>
-      <w:r>
-        <w:t>“Aren’t you afraid?” Ripper asked as they walked out of the restaurant.</w:t>
-      </w:r>
-    </w:p>
-    <w:p>
-      <w:r>
-        <w:t>“I only believe in science,” Luke said.</w:t>
-      </w:r>
-      <w:r>
-        <w:t xml:space="preserve"> </w:t>
-      </w:r>
-      <w:r>
-        <w:t>“</w:t>
-      </w:r>
-      <w:r>
-        <w:t>I’m only afraid of tripping in the dark and mosquitoes</w:t>
-      </w:r>
-      <w:r>
-        <w:t>.”</w:t>
-      </w:r>
-    </w:p>
-    <w:p>
-      <w:r>
-        <w:t>“They have several sports clubs,” Ripper said. “I’m joining the American Football team. How about you?”</w:t>
-      </w:r>
-    </w:p>
-    <w:p>
-      <w:r>
-        <w:t>“I’m joining the cooking and puzzle solving clubs,” Luke said. “There’s a grocery store.”</w:t>
-      </w:r>
-    </w:p>
-    <w:p>
-      <w:r>
-        <w:t>Ripper stepped in and said, “This store sure has some interesting items.”</w:t>
-      </w:r>
-    </w:p>
-    <w:p>
-      <w:r>
-        <w:t xml:space="preserve">“Grab some items,” Luke said as he walked </w:t>
-      </w:r>
-      <w:r>
-        <w:t>the isles, grabbing items from shelves. Next came groceries. Finally he headed for the cashier.</w:t>
-      </w:r>
-    </w:p>
-    <w:p>
-      <w:r>
-        <w:t>“Need some help with the bags</w:t>
-      </w:r>
-      <w:r>
-        <w:t>?</w:t>
-      </w:r>
-      <w:r>
-        <w:t>” Ripper asked.</w:t>
-      </w:r>
-    </w:p>
-    <w:p>
-      <w:r>
-        <w:t>“Thanks,” Like said and Ripper took multiple bags.</w:t>
-      </w:r>
-    </w:p>
-    <w:p>
-      <w:r>
-        <w:t xml:space="preserve">They headed back to the apartment. As before, they met the protesters near the </w:t>
-      </w:r>
-      <w:r>
-        <w:t>school gate</w:t>
-      </w:r>
-      <w:r>
-        <w:t>.</w:t>
-      </w:r>
-    </w:p>
-    <w:p>
-      <w:r>
-        <w:lastRenderedPageBreak/>
         <w:t>They passed the protesters and Ripper asked, “Don’t they have anything better to do with their lives?”</w:t>
       </w:r>
     </w:p>
@@ -3143,6 +3155,7 @@
     </w:p>
     <w:p>
       <w:r>
+        <w:lastRenderedPageBreak/>
         <w:t>“Football players,” Ripper said and headed to a group of people who towered over Luke.</w:t>
       </w:r>
     </w:p>
@@ -3168,105 +3181,453 @@
     </w:p>
     <w:p>
       <w:r>
+        <w:t>“Just call me when you are ready and we can go,” Luke said.</w:t>
+      </w:r>
+    </w:p>
+    <w:p>
+      <w:r>
+        <w:t>“Okay,” ripper said and headed for the football players.</w:t>
+      </w:r>
+    </w:p>
+    <w:p>
+      <w:r>
+        <w:t xml:space="preserve">Luke glanced at the year rep, still surrounded by people. She </w:t>
+      </w:r>
+      <w:r>
+        <w:t xml:space="preserve">radiated joy as she socialized </w:t>
+      </w:r>
+      <w:r>
+        <w:t>with her peons.</w:t>
+      </w:r>
+    </w:p>
+    <w:p>
+      <w:r>
+        <w:t>Luke walked away. He didn’t understand the obsession people had with celebrities.</w:t>
+      </w:r>
+    </w:p>
+    <w:p>
+      <w:r>
+        <w:t>Time</w:t>
+      </w:r>
+      <w:r>
+        <w:t xml:space="preserve"> </w:t>
+      </w:r>
+      <w:r>
+        <w:t>passed as Luke explored every nook and cranny of the campus.</w:t>
+      </w:r>
+    </w:p>
+    <w:p>
+      <w:r>
+        <w:t>Ripper called and Luke returned.</w:t>
+      </w:r>
+    </w:p>
+    <w:p>
+      <w:r>
+        <w:t>Ripper made introductions and a moment later Luke forgot their names.</w:t>
+      </w:r>
+    </w:p>
+    <w:p>
+      <w:r>
+        <w:t xml:space="preserve">“Everyone agreed to come on a hike,” Ripper said. “Hans </w:t>
+      </w:r>
+      <w:r>
+        <w:t xml:space="preserve">here </w:t>
+      </w:r>
+      <w:r>
+        <w:t xml:space="preserve">says there’s a trail to a </w:t>
+      </w:r>
+      <w:r>
+        <w:t>swimming hole with an amazing waterfall.”</w:t>
+      </w:r>
+    </w:p>
+    <w:p>
+      <w:r>
+        <w:t>Luke pulled out his device and pointed it at Hans.</w:t>
+      </w:r>
+    </w:p>
+    <w:p>
+      <w:r>
+        <w:t>“What are you doing?” Hans asked.</w:t>
+      </w:r>
+    </w:p>
+    <w:p>
+      <w:r>
+        <w:t>“Trying out Identify,” Luke said. “Says here</w:t>
+      </w:r>
+      <w:r>
+        <w:t>,</w:t>
+      </w:r>
+      <w:r>
+        <w:t xml:space="preserve"> your spirit animal is a </w:t>
+      </w:r>
+      <w:r>
+        <w:t>bull</w:t>
+      </w:r>
+      <w:r>
+        <w:t>.”</w:t>
+      </w:r>
+    </w:p>
+    <w:p>
+      <w:r>
         <w:lastRenderedPageBreak/>
-        <w:t>“Just call me when you are ready and we can go,” Luke said.</w:t>
-      </w:r>
-    </w:p>
-    <w:p>
-      <w:r>
-        <w:t>“Okay,” ripper said and headed for the football players.</w:t>
-      </w:r>
-    </w:p>
-    <w:p>
-      <w:r>
-        <w:t xml:space="preserve">Luke glanced at the year rep, still surrounded by people. She </w:t>
-      </w:r>
-      <w:r>
-        <w:t xml:space="preserve">radiated joy as she socialized </w:t>
-      </w:r>
-      <w:r>
-        <w:t>with her peons.</w:t>
-      </w:r>
-    </w:p>
-    <w:p>
-      <w:r>
-        <w:t>Luke walked away. He didn’t understand the obsession people had with celebrities.</w:t>
-      </w:r>
-    </w:p>
-    <w:p>
-      <w:r>
-        <w:t>Time</w:t>
+        <w:t xml:space="preserve">“Well </w:t>
+      </w:r>
+      <w:r>
+        <w:t>my mum always said I was like a bull in a china shop</w:t>
+      </w:r>
+      <w:r>
+        <w:t>,” Hans said</w:t>
+      </w:r>
+      <w:r>
+        <w:t>, laughing</w:t>
+      </w:r>
+      <w:r>
+        <w:t>.</w:t>
+      </w:r>
+    </w:p>
+    <w:p>
+      <w:r>
+        <w:t>Everyone decided to try out Identify on each other.</w:t>
+      </w:r>
+    </w:p>
+    <w:p>
+      <w:r>
+        <w:t>“We better go before it gets too dark,” Luke said.</w:t>
+      </w:r>
+    </w:p>
+    <w:p>
+      <w:r>
+        <w:t>“Are you afraid of those stories?” a bear of an athlete asked, smiling. “Afraid of monsters?”</w:t>
+      </w:r>
+    </w:p>
+    <w:p>
+      <w:r>
+        <w:t>Luke pointed his device at the teen.</w:t>
+      </w:r>
+    </w:p>
+    <w:p>
+      <w:pPr>
+        <w:pStyle w:val="StatusMessage"/>
+      </w:pPr>
+      <w:r>
+        <w:t>Salvador Bruno</w:t>
+      </w:r>
+    </w:p>
+    <w:p>
+      <w:pPr>
+        <w:pStyle w:val="StatusMessage"/>
+      </w:pPr>
+      <w:r>
+        <w:t>Bear</w:t>
+      </w:r>
+    </w:p>
+    <w:p>
+      <w:pPr>
+        <w:pStyle w:val="StatusMessage"/>
+      </w:pPr>
+      <w:r>
+        <w:t>Level 0</w:t>
+      </w:r>
+    </w:p>
+    <w:p>
+      <w:r>
+        <w:t xml:space="preserve">“No Salvador,” Luke said. “I’m </w:t>
+      </w:r>
+      <w:r>
+        <w:t xml:space="preserve">only </w:t>
+      </w:r>
+      <w:r>
+        <w:t>afraid of breaking my leg, tripping over something in the dark</w:t>
+      </w:r>
+      <w:r>
+        <w:t xml:space="preserve"> and stupid insects</w:t>
+      </w:r>
+      <w:r>
+        <w:t>.</w:t>
+      </w:r>
+      <w:r>
+        <w:t xml:space="preserve"> Monsters don’t exist.</w:t>
+      </w:r>
+      <w:r>
+        <w:t>”</w:t>
+      </w:r>
+    </w:p>
+    <w:p>
+      <w:r>
+        <w:t>Luke opened the Map app and said, “</w:t>
+      </w:r>
+      <w:r>
+        <w:t xml:space="preserve">Delphi </w:t>
+      </w:r>
+      <w:r>
+        <w:t>Swimming hole.” A path to the destination appeared on the map.</w:t>
+      </w:r>
+    </w:p>
+    <w:p>
+      <w:r>
+        <w:t>They headed out.</w:t>
+      </w:r>
+    </w:p>
+    <w:p>
+      <w:r>
+        <w:t xml:space="preserve">“We explored </w:t>
+      </w:r>
+      <w:r>
+        <w:t>some of</w:t>
+      </w:r>
+      <w:r>
+        <w:t xml:space="preserve"> the sports venues,” Ripper said. “</w:t>
+      </w:r>
+      <w:r>
+        <w:t>The sports are rather limited. Strangely, t</w:t>
+      </w:r>
+      <w:r>
+        <w:t>hey have venues where you can train with medieval weapons</w:t>
+      </w:r>
+      <w:r>
+        <w:t>.”</w:t>
+      </w:r>
+    </w:p>
+    <w:p>
+      <w:r>
+        <w:t>“</w:t>
+      </w:r>
+      <w:r>
+        <w:t>The weight training rooms are amazing</w:t>
+      </w:r>
+      <w:r>
+        <w:t xml:space="preserve">,” a teen </w:t>
+      </w:r>
+      <w:r>
+        <w:t xml:space="preserve">built like a sumo wrestler </w:t>
+      </w:r>
+      <w:r>
+        <w:t>said.</w:t>
+      </w:r>
+    </w:p>
+    <w:p>
+      <w:pPr>
+        <w:pStyle w:val="StatusMessage"/>
+      </w:pPr>
+      <w:r>
+        <w:t xml:space="preserve">Eric </w:t>
+      </w:r>
+      <w:proofErr w:type="spellStart"/>
+      <w:r>
+        <w:t>Ranfield</w:t>
+      </w:r>
+      <w:proofErr w:type="spellEnd"/>
+    </w:p>
+    <w:p>
+      <w:pPr>
+        <w:pStyle w:val="StatusMessage"/>
+      </w:pPr>
+      <w:r>
+        <w:t>Elephant</w:t>
+      </w:r>
+    </w:p>
+    <w:p>
+      <w:pPr>
+        <w:pStyle w:val="StatusMessage"/>
+      </w:pPr>
+      <w:r>
+        <w:t>Level 0</w:t>
+      </w:r>
+    </w:p>
+    <w:p>
+      <w:r>
+        <w:t>The path exited the school grounds and entered the forested area. The boundary was rather stark. One side of a concrete line was manicured lawns and electric lights. The other side was wild brush</w:t>
+      </w:r>
+      <w:r>
+        <w:t xml:space="preserve"> and a dirt trail</w:t>
+      </w:r>
+      <w:r>
+        <w:t>.</w:t>
+      </w:r>
+    </w:p>
+    <w:p>
+      <w:r>
+        <w:lastRenderedPageBreak/>
+        <w:t xml:space="preserve">A short distance later they arrived at a </w:t>
+      </w:r>
+      <w:r>
+        <w:t>stone wall</w:t>
+      </w:r>
+      <w:r>
+        <w:t xml:space="preserve"> overlooking a cliff. Over 10 m down was the </w:t>
+      </w:r>
+      <w:r>
+        <w:t xml:space="preserve">continuation of the </w:t>
+      </w:r>
+      <w:r>
+        <w:t>winding trail.</w:t>
+      </w:r>
+    </w:p>
+    <w:p>
+      <w:r>
+        <w:t>Almost 20 minutes later they arrived at the swimming hole.</w:t>
+      </w:r>
+    </w:p>
+    <w:p>
+      <w:r>
+        <w:t>“Let’s go skinny dipping,” a teen said and started undressing.</w:t>
+      </w:r>
+    </w:p>
+    <w:p>
+      <w:r>
+        <w:t>“Joining us?” Ripper asked.</w:t>
+      </w:r>
+    </w:p>
+    <w:p>
+      <w:r>
+        <w:t xml:space="preserve">“I assure you, you don’t want to see me </w:t>
+      </w:r>
+      <w:r>
+        <w:t>undressed,” Luke said. “I’m going to explore my device.”</w:t>
+      </w:r>
+    </w:p>
+    <w:p>
+      <w:r>
+        <w:t>“Are you eating those flowers?” a teen with blond hair asked.</w:t>
+      </w:r>
+    </w:p>
+    <w:p>
+      <w:r>
+        <w:t>“It’s called homeostasis,” Luke said. “A little bit of poison strengthens the body. Besides, according to my device, this flower is edible. Perhaps I can cook with it.”</w:t>
+      </w:r>
+    </w:p>
+    <w:p>
+      <w:r>
+        <w:t xml:space="preserve">In the background Luke heard the others splashing about. He ignored them and </w:t>
+      </w:r>
+      <w:r>
+        <w:t>picked more flowers and berries, putting his loot in various plastic bags. They all went into pockets in his fishing jacket.</w:t>
+      </w:r>
+    </w:p>
+    <w:p>
+      <w:r>
+        <w:t xml:space="preserve">Harvesting done, Luke </w:t>
+      </w:r>
+      <w:r>
+        <w:t>focused on learning various features of his device.</w:t>
+      </w:r>
+    </w:p>
+    <w:p>
+      <w:r>
+        <w:t>“Guys, it’s getting dark,” Luke said. “It’s time to return.”</w:t>
+      </w:r>
+    </w:p>
+    <w:p>
+      <w:r>
+        <w:t xml:space="preserve">“It’s only </w:t>
+      </w:r>
+      <w:r>
+        <w:t>evening</w:t>
+      </w:r>
+      <w:r>
+        <w:t xml:space="preserve">,” </w:t>
+      </w:r>
+      <w:r>
+        <w:t>a teen said.</w:t>
+      </w:r>
+    </w:p>
+    <w:p>
+      <w:r>
+        <w:t>“Maybe so,” Luke countered. “However, we haven’t eaten dinner, and tomorrow is our first day at school.”</w:t>
+      </w:r>
+    </w:p>
+    <w:p>
+      <w:r>
+        <w:t>“Just one more swing on the rope,” a teen said and jumped.</w:t>
+      </w:r>
+    </w:p>
+    <w:p>
+      <w:r>
+        <w:t>The others trickled out and dressed.</w:t>
+      </w:r>
+    </w:p>
+    <w:p>
+      <w:r>
+        <w:t>“What is our schedule for tomorrow?” Ripper asked.</w:t>
+      </w:r>
+    </w:p>
+    <w:p>
+      <w:r>
+        <w:lastRenderedPageBreak/>
+        <w:t xml:space="preserve">“Just go to your School </w:t>
+      </w:r>
+      <w:r>
+        <w:t>app</w:t>
+      </w:r>
+      <w:r>
+        <w:t xml:space="preserve">,” Luke said. “Homeroom for me is in </w:t>
+      </w:r>
+      <w:r>
+        <w:t>1</w:t>
+      </w:r>
+      <w:r>
+        <w:t>-23 of the Pasteur building. School starts at 8:00AM</w:t>
+      </w:r>
+      <w:r>
+        <w:t>.</w:t>
+      </w:r>
+      <w:r>
+        <w:t>”</w:t>
+      </w:r>
+    </w:p>
+    <w:p>
+      <w:r>
+        <w:t>They headed back.</w:t>
+      </w:r>
+    </w:p>
+    <w:p>
+      <w:r>
+        <w:t>Twilight overcame them like a change in the air as they walked.</w:t>
+      </w:r>
+    </w:p>
+    <w:p>
+      <w:r>
+        <w:t>Luke felt an otherworldly aura settling over them. To the side there was a bush containing berries. These were different from the ones he saw lining the path previously.</w:t>
+      </w:r>
+    </w:p>
+    <w:p>
+      <w:r>
+        <w:t xml:space="preserve">Luke popped one into his mouth and found </w:t>
+      </w:r>
+      <w:r>
+        <w:t>it was sweet and refreshing. His gourmet senses kicked, filling him with ideas for using the berries in his next dish.</w:t>
+      </w:r>
+    </w:p>
+    <w:p>
+      <w:r>
+        <w:t>Grabbing a bag Luke filled it, and then stuffed it into a pocket. He was about to get another bag when he realized he was left behind.</w:t>
+      </w:r>
+    </w:p>
+    <w:p>
+      <w:r>
+        <w:t>Luke decided to leave the remaining berries for the next day and headed back to campus.</w:t>
+      </w:r>
+    </w:p>
+    <w:p>
+      <w:r>
+        <w:t>Five minutes later Luke finally caught up with the others.</w:t>
+      </w:r>
+    </w:p>
+    <w:p>
+      <w:r>
+        <w:t>Suddenly Luke felt a transition into night.</w:t>
       </w:r>
       <w:r>
         <w:t xml:space="preserve"> </w:t>
       </w:r>
       <w:r>
-        <w:t>passed as Luke explored every nook and cranny of the campus.</w:t>
-      </w:r>
-    </w:p>
-    <w:p>
-      <w:r>
-        <w:t>Ripper called and Luke returned.</w:t>
-      </w:r>
-    </w:p>
-    <w:p>
-      <w:r>
-        <w:t>Ripper made introductions and a moment later Luke forgot their names.</w:t>
-      </w:r>
-    </w:p>
-    <w:p>
-      <w:r>
-        <w:t xml:space="preserve">“Everyone agreed to come on a hike,” Ripper said. “Hans </w:t>
-      </w:r>
-      <w:r>
-        <w:t xml:space="preserve">here </w:t>
-      </w:r>
-      <w:r>
-        <w:t xml:space="preserve">says there’s a trail to a </w:t>
-      </w:r>
-      <w:r>
-        <w:t>swimming hole with an amazing waterfall.”</w:t>
-      </w:r>
-    </w:p>
-    <w:p>
-      <w:r>
-        <w:t>Luke pulled out his device and pointed it at Hans.</w:t>
-      </w:r>
-    </w:p>
-    <w:p>
-      <w:r>
-        <w:t>“What are you doing?” Hans asked.</w:t>
-      </w:r>
-    </w:p>
-    <w:p>
-      <w:r>
-        <w:t>“Trying out Identify,” Luke said. “Says here</w:t>
-      </w:r>
-      <w:r>
-        <w:t>,</w:t>
-      </w:r>
-      <w:r>
-        <w:t xml:space="preserve"> your spirit animal is a </w:t>
-      </w:r>
-      <w:r>
-        <w:t>bull</w:t>
-      </w:r>
-      <w:r>
-        <w:t>.”</w:t>
-      </w:r>
-    </w:p>
-    <w:p>
-      <w:r>
-        <w:t xml:space="preserve">“Well </w:t>
-      </w:r>
-      <w:r>
-        <w:t>my mum always said I was like a bull in a china shop</w:t>
-      </w:r>
-      <w:r>
-        <w:t>,” Hans said</w:t>
-      </w:r>
-      <w:r>
-        <w:t>, laughing</w:t>
+        <w:t>H</w:t>
+      </w:r>
+      <w:r>
+        <w:t>e took out a flashlight</w:t>
+      </w:r>
+      <w:r>
+        <w:t xml:space="preserve"> and followed behind</w:t>
       </w:r>
       <w:r>
         <w:t>.</w:t>
@@ -3274,418 +3635,70 @@
     </w:p>
     <w:p>
       <w:r>
-        <w:t>Everyone decided to try out Identify on each other.</w:t>
-      </w:r>
-    </w:p>
-    <w:p>
-      <w:r>
-        <w:t>“We better go before it gets too dark,” Luke said.</w:t>
-      </w:r>
-    </w:p>
-    <w:p>
-      <w:r>
-        <w:t>“Are you afraid of those stories?” a bear of an athlete asked, smiling. “Afraid of monsters?”</w:t>
-      </w:r>
-    </w:p>
-    <w:p>
-      <w:r>
-        <w:t>Luke pointed his device at the teen.</w:t>
-      </w:r>
-    </w:p>
-    <w:p>
-      <w:pPr>
-        <w:pStyle w:val="StatusMessage"/>
-      </w:pPr>
+        <w:t>“Dam</w:t>
+      </w:r>
+      <w:r>
+        <w:t>n it’s getting dark,” Eric said</w:t>
+      </w:r>
+      <w:r>
+        <w:t xml:space="preserve"> </w:t>
+      </w:r>
+      <w:r>
+        <w:t>a chill filled the air</w:t>
+      </w:r>
+      <w:r>
+        <w:t>.</w:t>
+      </w:r>
+    </w:p>
+    <w:p>
+      <w:r>
+        <w:t>“Is that a tiger?” a teen asked.</w:t>
+      </w:r>
+    </w:p>
+    <w:p>
+      <w:r>
+        <w:t>Luke g</w:t>
+      </w:r>
+      <w:r>
+        <w:t>lanc</w:t>
+      </w:r>
+      <w:r>
+        <w:t>ed</w:t>
+      </w:r>
+      <w:r>
+        <w:t xml:space="preserve"> to the right</w:t>
+      </w:r>
+      <w:r>
+        <w:t xml:space="preserve">. Indeed there was </w:t>
+      </w:r>
+      <w:r>
+        <w:t>a tiger. It was standing over a freshly killed deer. It let lose an ear-splitting roar.</w:t>
+      </w:r>
+    </w:p>
+    <w:p>
+      <w:r>
+        <w:t>A moment later everyone r</w:t>
+      </w:r>
+      <w:r>
+        <w:t>an</w:t>
+      </w:r>
+      <w:r>
+        <w:t>.</w:t>
+      </w:r>
+    </w:p>
+    <w:p>
+      <w:r>
+        <w:t>Luke’s flashlight flickered and died. He put his useless flashlight away and ran for all he was worth.</w:t>
+      </w:r>
+    </w:p>
+    <w:p>
+      <w:r>
+        <w:t>Unfortunately Luke was the slowest and the others left him behind.</w:t>
+      </w:r>
+    </w:p>
+    <w:p>
       <w:r>
         <w:lastRenderedPageBreak/>
-        <w:t>Salvador Bruno</w:t>
-      </w:r>
-    </w:p>
-    <w:p>
-      <w:pPr>
-        <w:pStyle w:val="StatusMessage"/>
-      </w:pPr>
-      <w:r>
-        <w:t>Bear</w:t>
-      </w:r>
-    </w:p>
-    <w:p>
-      <w:pPr>
-        <w:pStyle w:val="StatusMessage"/>
-      </w:pPr>
-      <w:r>
-        <w:t>Level 0</w:t>
-      </w:r>
-    </w:p>
-    <w:p>
-      <w:r>
-        <w:t xml:space="preserve">“No Salvador,” Luke said. “I’m </w:t>
-      </w:r>
-      <w:r>
-        <w:t xml:space="preserve">only </w:t>
-      </w:r>
-      <w:r>
-        <w:t>afraid of breaking my leg, tripping over something in the dark</w:t>
-      </w:r>
-      <w:r>
-        <w:t xml:space="preserve"> and stupid insects</w:t>
-      </w:r>
-      <w:r>
-        <w:t>.</w:t>
-      </w:r>
-      <w:r>
-        <w:t xml:space="preserve"> Monsters don’t exist.</w:t>
-      </w:r>
-      <w:r>
-        <w:t>”</w:t>
-      </w:r>
-    </w:p>
-    <w:p>
-      <w:r>
-        <w:t>Luke opened the Map app and said, “</w:t>
-      </w:r>
-      <w:r>
-        <w:t xml:space="preserve">Delphi </w:t>
-      </w:r>
-      <w:r>
-        <w:t>Swimming hole.” A path to the destination appeared on the map.</w:t>
-      </w:r>
-    </w:p>
-    <w:p>
-      <w:r>
-        <w:t>They headed out.</w:t>
-      </w:r>
-    </w:p>
-    <w:p>
-      <w:r>
-        <w:t xml:space="preserve">“We explored </w:t>
-      </w:r>
-      <w:r>
-        <w:t>some of</w:t>
-      </w:r>
-      <w:r>
-        <w:t xml:space="preserve"> the sports venues,” Ripper said. “</w:t>
-      </w:r>
-      <w:r>
-        <w:t>The sports are rather limited. Strangely, t</w:t>
-      </w:r>
-      <w:r>
-        <w:t>hey have venues where you can train with medieval weapons</w:t>
-      </w:r>
-      <w:r>
-        <w:t>.”</w:t>
-      </w:r>
-    </w:p>
-    <w:p>
-      <w:r>
-        <w:t>“</w:t>
-      </w:r>
-      <w:r>
-        <w:t>The weight training rooms are amazing</w:t>
-      </w:r>
-      <w:r>
-        <w:t xml:space="preserve">,” a teen </w:t>
-      </w:r>
-      <w:r>
-        <w:t xml:space="preserve">built like a sumo wrestler </w:t>
-      </w:r>
-      <w:r>
-        <w:t>said.</w:t>
-      </w:r>
-    </w:p>
-    <w:p>
-      <w:pPr>
-        <w:pStyle w:val="StatusMessage"/>
-      </w:pPr>
-      <w:r>
-        <w:t xml:space="preserve">Eric </w:t>
-      </w:r>
-      <w:proofErr w:type="spellStart"/>
-      <w:r>
-        <w:t>Ranfield</w:t>
-      </w:r>
-      <w:proofErr w:type="spellEnd"/>
-    </w:p>
-    <w:p>
-      <w:pPr>
-        <w:pStyle w:val="StatusMessage"/>
-      </w:pPr>
-      <w:r>
-        <w:t>Elephant</w:t>
-      </w:r>
-    </w:p>
-    <w:p>
-      <w:pPr>
-        <w:pStyle w:val="StatusMessage"/>
-      </w:pPr>
-      <w:r>
-        <w:t>Level 0</w:t>
-      </w:r>
-    </w:p>
-    <w:p>
-      <w:r>
-        <w:t>The path exited the school grounds and entered the forested area. The boundary was rather stark. One side of a concrete line was manicured lawns and electric lights. The other side was wild brush</w:t>
-      </w:r>
-      <w:r>
-        <w:t xml:space="preserve"> and a dirt trail</w:t>
-      </w:r>
-      <w:r>
-        <w:t>.</w:t>
-      </w:r>
-    </w:p>
-    <w:p>
-      <w:r>
-        <w:t xml:space="preserve">A short distance later they arrived at a </w:t>
-      </w:r>
-      <w:r>
-        <w:t>stone wall</w:t>
-      </w:r>
-      <w:r>
-        <w:t xml:space="preserve"> overlooking a cliff. Over 10 m down was the </w:t>
-      </w:r>
-      <w:r>
-        <w:t xml:space="preserve">continuation of the </w:t>
-      </w:r>
-      <w:r>
-        <w:t>winding trail.</w:t>
-      </w:r>
-    </w:p>
-    <w:p>
-      <w:r>
-        <w:t>Almost 20 minutes later they arrived at the swimming hole.</w:t>
-      </w:r>
-    </w:p>
-    <w:p>
-      <w:r>
-        <w:t>“Let’s go skinny dipping,” a teen said and started undressing.</w:t>
-      </w:r>
-    </w:p>
-    <w:p>
-      <w:r>
-        <w:t>“Joining us?” Ripper asked.</w:t>
-      </w:r>
-    </w:p>
-    <w:p>
-      <w:r>
-        <w:t xml:space="preserve">“I assure you, you don’t want to see me </w:t>
-      </w:r>
-      <w:r>
-        <w:t>undressed,” Luke said. “I’m going to explore my device.”</w:t>
-      </w:r>
-    </w:p>
-    <w:p>
-      <w:r>
-        <w:lastRenderedPageBreak/>
-        <w:t>“Are you eating those flowers?” a teen with blond hair asked.</w:t>
-      </w:r>
-    </w:p>
-    <w:p>
-      <w:r>
-        <w:t>“It’s called homeostasis,” Luke said. “A little bit of poison strengthens the body. Besides, according to my device, this flower is edible. Perhaps I can cook with it.”</w:t>
-      </w:r>
-    </w:p>
-    <w:p>
-      <w:r>
-        <w:t xml:space="preserve">In the background Luke heard the others splashing about. He ignored them and </w:t>
-      </w:r>
-      <w:r>
-        <w:t>picked more flowers and berries, putting his loot in various plastic bags. They all went into pockets in his fishing jacket.</w:t>
-      </w:r>
-    </w:p>
-    <w:p>
-      <w:r>
-        <w:t xml:space="preserve">Harvesting done, Luke </w:t>
-      </w:r>
-      <w:r>
-        <w:t>focused on learning various features of his device.</w:t>
-      </w:r>
-    </w:p>
-    <w:p>
-      <w:r>
-        <w:t>“Guys, it’s getting dark,” Luke said. “It’s time to return.”</w:t>
-      </w:r>
-    </w:p>
-    <w:p>
-      <w:r>
-        <w:t xml:space="preserve">“It’s only </w:t>
-      </w:r>
-      <w:r>
-        <w:t>evening</w:t>
-      </w:r>
-      <w:r>
-        <w:t xml:space="preserve">,” </w:t>
-      </w:r>
-      <w:r>
-        <w:t>a teen said.</w:t>
-      </w:r>
-    </w:p>
-    <w:p>
-      <w:r>
-        <w:t>“Maybe so,” Luke countered. “However, we haven’t eaten dinner, and tomorrow is our first day at school.”</w:t>
-      </w:r>
-    </w:p>
-    <w:p>
-      <w:r>
-        <w:t>“Just one more swing on the rope,” a teen said and jumped.</w:t>
-      </w:r>
-    </w:p>
-    <w:p>
-      <w:r>
-        <w:t>The others trickled out and dressed.</w:t>
-      </w:r>
-    </w:p>
-    <w:p>
-      <w:r>
-        <w:t>“What is our schedule for tomorrow?” Ripper asked.</w:t>
-      </w:r>
-    </w:p>
-    <w:p>
-      <w:r>
-        <w:t xml:space="preserve">“Just go to your School </w:t>
-      </w:r>
-      <w:r>
-        <w:t>app</w:t>
-      </w:r>
-      <w:r>
-        <w:t xml:space="preserve">,” Luke said. “Homeroom for me is in </w:t>
-      </w:r>
-      <w:r>
-        <w:t>1</w:t>
-      </w:r>
-      <w:r>
-        <w:t>-23 of the Pasteur building. School starts at 8:00AM</w:t>
-      </w:r>
-      <w:r>
-        <w:t>.</w:t>
-      </w:r>
-      <w:r>
-        <w:t>”</w:t>
-      </w:r>
-    </w:p>
-    <w:p>
-      <w:r>
-        <w:t>They headed back.</w:t>
-      </w:r>
-    </w:p>
-    <w:p>
-      <w:r>
-        <w:t>Twilight overcame them like a change in the air as they walked.</w:t>
-      </w:r>
-    </w:p>
-    <w:p>
-      <w:r>
-        <w:t>Luke felt an otherworldly aura settling over them. To the side there was a bush containing berries. These were different from the ones he saw lining the path previously.</w:t>
-      </w:r>
-    </w:p>
-    <w:p>
-      <w:r>
-        <w:lastRenderedPageBreak/>
-        <w:t xml:space="preserve">Luke popped one into his mouth and found </w:t>
-      </w:r>
-      <w:r>
-        <w:t>it was sweet and refreshing. His gourmet senses kicked, filling him with ideas for using the berries in his next dish.</w:t>
-      </w:r>
-    </w:p>
-    <w:p>
-      <w:r>
-        <w:t>Grabbing a bag Luke filled it, and then stuffed it into a pocket. He was about to get another bag when he realized he was left behind.</w:t>
-      </w:r>
-    </w:p>
-    <w:p>
-      <w:r>
-        <w:t>Luke decided to leave the remaining berries for the next day and headed back to campus.</w:t>
-      </w:r>
-    </w:p>
-    <w:p>
-      <w:r>
-        <w:t>Five minutes later Luke finally caught up with the others.</w:t>
-      </w:r>
-    </w:p>
-    <w:p>
-      <w:r>
-        <w:t>Suddenly Luke felt a transition into night.</w:t>
-      </w:r>
-      <w:r>
-        <w:t xml:space="preserve"> </w:t>
-      </w:r>
-      <w:r>
-        <w:t>H</w:t>
-      </w:r>
-      <w:r>
-        <w:t>e took out a flashlight</w:t>
-      </w:r>
-      <w:r>
-        <w:t xml:space="preserve"> and followed behind</w:t>
-      </w:r>
-      <w:r>
-        <w:t>.</w:t>
-      </w:r>
-    </w:p>
-    <w:p>
-      <w:r>
-        <w:t>“Dam</w:t>
-      </w:r>
-      <w:r>
-        <w:t>n it’s getting dark,” Eric said</w:t>
-      </w:r>
-      <w:r>
-        <w:t xml:space="preserve"> </w:t>
-      </w:r>
-      <w:r>
-        <w:t>a chill filled the air</w:t>
-      </w:r>
-      <w:r>
-        <w:t>.</w:t>
-      </w:r>
-    </w:p>
-    <w:p>
-      <w:r>
-        <w:t>“Is that a tiger?” a teen asked.</w:t>
-      </w:r>
-    </w:p>
-    <w:p>
-      <w:r>
-        <w:t>Luke g</w:t>
-      </w:r>
-      <w:r>
-        <w:t>lanc</w:t>
-      </w:r>
-      <w:r>
-        <w:t>ed</w:t>
-      </w:r>
-      <w:r>
-        <w:t xml:space="preserve"> to the right</w:t>
-      </w:r>
-      <w:r>
-        <w:t xml:space="preserve">. Indeed there was </w:t>
-      </w:r>
-      <w:r>
-        <w:t>a tiger. It was standing over a freshly killed deer. It let lose an ear-splitting roar.</w:t>
-      </w:r>
-    </w:p>
-    <w:p>
-      <w:r>
-        <w:t>A moment later everyone r</w:t>
-      </w:r>
-      <w:r>
-        <w:t>an</w:t>
-      </w:r>
-      <w:r>
-        <w:t>.</w:t>
-      </w:r>
-    </w:p>
-    <w:p>
-      <w:r>
-        <w:t>Luke’s flashlight flickered and died. He put his useless flashlight away and ran for all he was worth.</w:t>
-      </w:r>
-    </w:p>
-    <w:p>
-      <w:r>
-        <w:t>Unfortunately Luke was the slowest and the others left him behind.</w:t>
-      </w:r>
-    </w:p>
-    <w:p>
-      <w:r>
         <w:t>Luke ran. He ran faster and harder than he ever ran.</w:t>
       </w:r>
     </w:p>
@@ -3706,7 +3719,6 @@
     </w:p>
     <w:p>
       <w:r>
-        <w:lastRenderedPageBreak/>
         <w:t>Panic was a great motivator. Despite his burning lungs, legs and throat, Luke picked up speed, struggling to run on the rocky trail.</w:t>
       </w:r>
     </w:p>
@@ -3806,6 +3818,7 @@
     </w:p>
     <w:p>
       <w:r>
+        <w:lastRenderedPageBreak/>
         <w:t xml:space="preserve">“No,” Luke </w:t>
       </w:r>
       <w:r>
@@ -3836,7 +3849,6 @@
     </w:p>
     <w:p>
       <w:r>
-        <w:lastRenderedPageBreak/>
         <w:t xml:space="preserve">Below him the tiger roared. All about the </w:t>
       </w:r>
       <w:r>
@@ -3969,6 +3981,7 @@
     </w:p>
     <w:p>
       <w:r>
+        <w:lastRenderedPageBreak/>
         <w:t>Amid the night sounds everyone’s devices beeped.</w:t>
       </w:r>
       <w:r>
@@ -3996,7 +4009,6 @@
     </w:p>
     <w:p>
       <w:r>
-        <w:lastRenderedPageBreak/>
         <w:t>“We better return to our dorms,” Luke said and slowly got up.</w:t>
       </w:r>
       <w:r>
@@ -4309,21 +4321,7 @@
         <w:rPr>
           <w:u w:val="single"/>
         </w:rPr>
-        <w:t xml:space="preserve">Luke </w:t>
-      </w:r>
-      <w:proofErr w:type="spellStart"/>
-      <w:r>
-        <w:rPr>
-          <w:u w:val="single"/>
-        </w:rPr>
-        <w:t>Billhardson</w:t>
-      </w:r>
-      <w:proofErr w:type="spellEnd"/>
-      <w:r>
-        <w:rPr>
-          <w:u w:val="single"/>
-        </w:rPr>
-        <w:t xml:space="preserve"> – </w:t>
+        <w:t xml:space="preserve">Luke Billhardson – </w:t>
       </w:r>
       <w:r>
         <w:rPr>
@@ -5988,7 +5986,7 @@
             <w:rPr>
               <w:noProof/>
             </w:rPr>
-            <w:t>18</w:t>
+            <w:t>2</w:t>
           </w:r>
         </w:fldSimple>
       </w:p>
@@ -6018,7 +6016,7 @@
             <w:rPr>
               <w:noProof/>
             </w:rPr>
-            <w:t>17</w:t>
+            <w:t>21</w:t>
           </w:r>
         </w:fldSimple>
       </w:p>
@@ -8551,7 +8549,7 @@
 </file>
 
 <file path=customXml/itemProps1.xml><?xml version="1.0" encoding="utf-8"?>
-<ds:datastoreItem xmlns:ds="http://schemas.openxmlformats.org/officeDocument/2006/customXml" ds:itemID="{0D46B9F9-E620-4096-BF25-FF3D9006576E}">
+<ds:datastoreItem xmlns:ds="http://schemas.openxmlformats.org/officeDocument/2006/customXml" ds:itemID="{E1381305-ED78-440F-A35E-20482774ED8E}">
   <ds:schemaRefs>
     <ds:schemaRef ds:uri="http://schemas.openxmlformats.org/officeDocument/2006/bibliography"/>
   </ds:schemaRefs>

--- a/Books/RPG_Books/The PrincessAndTheabyssDiver/Book_The PrincessAndTheAbyssDiver.docx
+++ b/Books/RPG_Books/The PrincessAndTheabyssDiver/Book_The PrincessAndTheAbyssDiver.docx
@@ -433,6 +433,13 @@
         <w:t xml:space="preserve"> stepped off the tour bus and onto the school grounds of the Albert Einstein Academy for Gifted Children.</w:t>
       </w:r>
       <w:r>
+        <w:t xml:space="preserve"> Surrounding him on all sides were the mountains</w:t>
+      </w:r>
+    </w:p>
+    <w:p/>
+    <w:p/>
+    <w:p>
+      <w:r>
         <w:t xml:space="preserve"> His schoolmate Ripper Jones followed close behind.</w:t>
       </w:r>
     </w:p>
@@ -517,6 +524,7 @@
     </w:p>
     <w:p>
       <w:r>
+        <w:lastRenderedPageBreak/>
         <w:t>“</w:t>
       </w:r>
       <w:r>
@@ -525,127 +533,127 @@
     </w:p>
     <w:p>
       <w:r>
+        <w:t>“Please form lines to get your student devices. You are required to have them on your person at all times. The only exception is your dormitory rooms.</w:t>
+      </w:r>
+    </w:p>
+    <w:p>
+      <w:r>
+        <w:t>“They serve both as</w:t>
+      </w:r>
+      <w:r>
+        <w:t xml:space="preserve"> identification and as a wallet for all on-campus purchases.</w:t>
+      </w:r>
+    </w:p>
+    <w:p>
+      <w:r>
+        <w:t>“Don’t worry. They are sealed and waterproof to…let’s just say your bodies will be crushed before it gets damaged.</w:t>
+      </w:r>
+    </w:p>
+    <w:p>
+      <w:r>
+        <w:t>“You may keep your personal devices. However, there is no cell coverage at this school, so I suggest you leave them in your rooms.</w:t>
+      </w:r>
+    </w:p>
+    <w:p>
+      <w:r>
+        <w:t>“And yes, your dormitories have WIFI.</w:t>
+      </w:r>
+    </w:p>
+    <w:p>
+      <w:r>
+        <w:t>“</w:t>
+      </w:r>
+      <w:r>
+        <w:t>Once you register</w:t>
+      </w:r>
+      <w:r>
+        <w:t>, enter the auditorium and find a seat for your</w:t>
+      </w:r>
+      <w:r>
+        <w:t xml:space="preserve"> </w:t>
+      </w:r>
+      <w:r>
+        <w:t>orientation ceremony.”</w:t>
+      </w:r>
+    </w:p>
+    <w:p>
+      <w:r>
+        <w:t>Over a thousand</w:t>
+      </w:r>
+      <w:r>
+        <w:t xml:space="preserve"> kids followed the woman to a large building. </w:t>
+      </w:r>
+      <w:r>
+        <w:t>Luke and Ripper lined up</w:t>
+      </w:r>
+      <w:r>
+        <w:t>, chatting as they</w:t>
+      </w:r>
+      <w:r>
+        <w:t xml:space="preserve"> waited. All about them kids noisily talked.</w:t>
+      </w:r>
+    </w:p>
+    <w:p>
+      <w:r>
+        <w:t>Slowly the line advanced and finally they arrived.</w:t>
+      </w:r>
+    </w:p>
+    <w:p>
+      <w:r>
+        <w:t xml:space="preserve">Luke handed the proctor his </w:t>
+      </w:r>
+      <w:r>
+        <w:t xml:space="preserve">letter of acceptance. The man entered data into his laptop and fiddled with a device. He handed the device </w:t>
+      </w:r>
+      <w:r>
+        <w:t xml:space="preserve">and a wireless charger </w:t>
+      </w:r>
+      <w:r>
+        <w:t>to Luke and said, “Welcome to school.”</w:t>
+      </w:r>
+    </w:p>
+    <w:p>
+      <w:r>
+        <w:t xml:space="preserve">Stuffing the devices into a pocket, Luke said, </w:t>
+      </w:r>
+      <w:r>
+        <w:t xml:space="preserve">“Thanks,” and joined </w:t>
+      </w:r>
+      <w:r>
+        <w:t>Ripper</w:t>
+      </w:r>
+      <w:r>
+        <w:t>. Together they headed in.</w:t>
+      </w:r>
+    </w:p>
+    <w:p>
+      <w:r>
+        <w:t>The auditorium hous</w:t>
+      </w:r>
+      <w:r>
+        <w:t>ed</w:t>
+      </w:r>
+      <w:r>
+        <w:t xml:space="preserve"> over </w:t>
+      </w:r>
+      <w:r>
+        <w:t>4</w:t>
+      </w:r>
+      <w:r>
+        <w:t>000 people, according to a nearby sign.</w:t>
+      </w:r>
+    </w:p>
+    <w:p>
+      <w:r>
+        <w:t xml:space="preserve">They quickly </w:t>
+      </w:r>
+      <w:r>
+        <w:t>found a seat.</w:t>
+      </w:r>
+    </w:p>
+    <w:p>
+      <w:r>
         <w:lastRenderedPageBreak/>
-        <w:t>“Please form lines to get your student devices. You are required to have them on your person at all times. The only exception is your dormitory rooms.</w:t>
-      </w:r>
-    </w:p>
-    <w:p>
-      <w:r>
-        <w:t>“They serve both as</w:t>
-      </w:r>
-      <w:r>
-        <w:t xml:space="preserve"> identification and as a wallet for all on-campus purchases.</w:t>
-      </w:r>
-    </w:p>
-    <w:p>
-      <w:r>
-        <w:t>“Don’t worry. They are sealed and waterproof to…let’s just say your bodies will be crushed before it gets damaged.</w:t>
-      </w:r>
-    </w:p>
-    <w:p>
-      <w:r>
-        <w:t>“You may keep your personal devices. However, there is no cell coverage at this school, so I suggest you leave them in your rooms.</w:t>
-      </w:r>
-    </w:p>
-    <w:p>
-      <w:r>
-        <w:t>“And yes, your dormitories have WIFI.</w:t>
-      </w:r>
-    </w:p>
-    <w:p>
-      <w:r>
-        <w:t>“</w:t>
-      </w:r>
-      <w:r>
-        <w:t>Once you register</w:t>
-      </w:r>
-      <w:r>
-        <w:t>, enter the auditorium and find a seat for your</w:t>
-      </w:r>
-      <w:r>
-        <w:t xml:space="preserve"> </w:t>
-      </w:r>
-      <w:r>
-        <w:t>orientation ceremony.”</w:t>
-      </w:r>
-    </w:p>
-    <w:p>
-      <w:r>
-        <w:t>Over a thousand</w:t>
-      </w:r>
-      <w:r>
-        <w:t xml:space="preserve"> kids followed the woman to a large building. </w:t>
-      </w:r>
-      <w:r>
-        <w:t>Luke and Ripper lined up</w:t>
-      </w:r>
-      <w:r>
-        <w:t>, chatting as they</w:t>
-      </w:r>
-      <w:r>
-        <w:t xml:space="preserve"> waited. All about them kids noisily talked.</w:t>
-      </w:r>
-    </w:p>
-    <w:p>
-      <w:r>
-        <w:t>Slowly the line advanced and finally they arrived.</w:t>
-      </w:r>
-    </w:p>
-    <w:p>
-      <w:r>
-        <w:t xml:space="preserve">Luke handed the proctor his </w:t>
-      </w:r>
-      <w:r>
-        <w:t xml:space="preserve">letter of acceptance. The man entered data into his laptop and fiddled with a device. He handed the device </w:t>
-      </w:r>
-      <w:r>
-        <w:t xml:space="preserve">and a wireless charger </w:t>
-      </w:r>
-      <w:r>
-        <w:t>to Luke and said, “Welcome to school.”</w:t>
-      </w:r>
-    </w:p>
-    <w:p>
-      <w:r>
-        <w:t xml:space="preserve">Stuffing the devices into a pocket, Luke said, </w:t>
-      </w:r>
-      <w:r>
-        <w:t xml:space="preserve">“Thanks,” and joined </w:t>
-      </w:r>
-      <w:r>
-        <w:t>Ripper</w:t>
-      </w:r>
-      <w:r>
-        <w:t>. Together they headed in.</w:t>
-      </w:r>
-    </w:p>
-    <w:p>
-      <w:r>
-        <w:t>The auditorium hous</w:t>
-      </w:r>
-      <w:r>
-        <w:t>ed</w:t>
-      </w:r>
-      <w:r>
-        <w:t xml:space="preserve"> over </w:t>
-      </w:r>
-      <w:r>
-        <w:t>4</w:t>
-      </w:r>
-      <w:r>
-        <w:t>000 people, according to a nearby sign.</w:t>
-      </w:r>
-    </w:p>
-    <w:p>
-      <w:r>
-        <w:t xml:space="preserve">They quickly </w:t>
-      </w:r>
-      <w:r>
-        <w:t>found a seat.</w:t>
-      </w:r>
-    </w:p>
-    <w:p>
-      <w:r>
         <w:t xml:space="preserve">Luke pulled out his </w:t>
       </w:r>
       <w:r>
@@ -662,7 +670,6 @@
     </w:p>
     <w:p>
       <w:r>
-        <w:lastRenderedPageBreak/>
         <w:t>“What’s weird?” Ripper asked.</w:t>
       </w:r>
     </w:p>
@@ -1051,6 +1058,7 @@
         <w:jc w:val="left"/>
       </w:pPr>
       <w:r>
+        <w:lastRenderedPageBreak/>
         <w:t>Stamina:</w:t>
       </w:r>
       <w:r>
@@ -1122,7 +1130,6 @@
         <w:jc w:val="left"/>
       </w:pPr>
       <w:r>
-        <w:lastRenderedPageBreak/>
         <w:t>Nerve:</w:t>
       </w:r>
       <w:r>
@@ -1484,6 +1491,7 @@
     </w:p>
     <w:p>
       <w:r>
+        <w:lastRenderedPageBreak/>
         <w:t>“My name is Dr. Everson Thornville</w:t>
       </w:r>
       <w:r>
@@ -1509,33 +1517,1433 @@
     </w:p>
     <w:p>
       <w:r>
+        <w:t xml:space="preserve">“You are all here because we believe you are the shining future of our tiny </w:t>
+      </w:r>
+      <w:r>
+        <w:t>blue star</w:t>
+      </w:r>
+      <w:r>
+        <w:t>.</w:t>
+      </w:r>
+      <w:r>
+        <w:t xml:space="preserve"> Over the next few years you will learn the skills needed to handle the terrifying changes that will befall </w:t>
+      </w:r>
+      <w:r>
+        <w:t>Blue Star</w:t>
+      </w:r>
+      <w:r>
+        <w:t>.”</w:t>
+      </w:r>
+    </w:p>
+    <w:p>
+      <w:proofErr w:type="gramStart"/>
+      <w:r>
+        <w:t>“Blue Star?”</w:t>
+      </w:r>
+      <w:proofErr w:type="gramEnd"/>
+      <w:r>
+        <w:t xml:space="preserve"> Ripper asked. “Doesn’t he mean Earth?”</w:t>
+      </w:r>
+    </w:p>
+    <w:p>
+      <w:r>
+        <w:t>“</w:t>
+      </w:r>
+      <w:r>
+        <w:t xml:space="preserve">Who </w:t>
+      </w:r>
+      <w:r>
+        <w:t>know</w:t>
+      </w:r>
+      <w:r>
+        <w:t>s?</w:t>
+      </w:r>
+      <w:r>
+        <w:t>” Luke said.</w:t>
+      </w:r>
+    </w:p>
+    <w:p>
+      <w:r>
+        <w:t>Th</w:t>
+      </w:r>
+      <w:r>
+        <w:t>e audience murmured in confusion</w:t>
+      </w:r>
+      <w:r>
+        <w:t>.</w:t>
+      </w:r>
+    </w:p>
+    <w:p>
+      <w:r>
+        <w:t>“In this school, you will not learn to become a worker</w:t>
+      </w:r>
+      <w:r>
+        <w:t xml:space="preserve"> at an office, factory or what not</w:t>
+      </w:r>
+      <w:r>
+        <w:t>. AI can do that easily</w:t>
+      </w:r>
+      <w:r>
+        <w:t xml:space="preserve">,” the principle </w:t>
+      </w:r>
+      <w:r>
+        <w:t>said</w:t>
+      </w:r>
+      <w:r>
+        <w:t>. “</w:t>
+      </w:r>
+      <w:r>
+        <w:t xml:space="preserve">Our goal is to teach each of you to become masters of your own destinies. </w:t>
+      </w:r>
+      <w:r>
+        <w:t>Only then may you overcome the monsters surrounding us and gain true strength.</w:t>
+      </w:r>
+      <w:r>
+        <w:t>”</w:t>
+      </w:r>
+    </w:p>
+    <w:p>
+      <w:r>
+        <w:t>“Monsters?” Ripper asked.</w:t>
+      </w:r>
+    </w:p>
+    <w:p>
+      <w:r>
+        <w:t xml:space="preserve">“Either it’s a metaphor or the principle is </w:t>
+      </w:r>
+      <w:r>
+        <w:t xml:space="preserve">a </w:t>
+      </w:r>
+      <w:r>
+        <w:t>crazy</w:t>
+      </w:r>
+      <w:r>
+        <w:t xml:space="preserve"> gamer</w:t>
+      </w:r>
+      <w:r>
+        <w:t xml:space="preserve">,” </w:t>
+      </w:r>
+      <w:r>
+        <w:t>Luke</w:t>
+      </w:r>
+      <w:r>
+        <w:t xml:space="preserve"> said.</w:t>
+      </w:r>
+    </w:p>
+    <w:p>
+      <w:r>
+        <w:t>The principle smiled at the confused students and said, “</w:t>
+      </w:r>
+      <w:r>
+        <w:t xml:space="preserve">Ms. </w:t>
+      </w:r>
+      <w:r>
+        <w:t>Annie Winfield, please enter.”</w:t>
+      </w:r>
+    </w:p>
+    <w:p>
+      <w:r>
+        <w:t>From offstage a teenage girl entered, wearing the school uniform.</w:t>
+      </w:r>
+    </w:p>
+    <w:p>
+      <w:r>
+        <w:t xml:space="preserve">The </w:t>
+      </w:r>
+      <w:r>
+        <w:t xml:space="preserve">auditorium </w:t>
+      </w:r>
+      <w:r>
+        <w:t xml:space="preserve">broke out in </w:t>
+      </w:r>
+      <w:r>
+        <w:t>whispers</w:t>
+      </w:r>
+      <w:r>
+        <w:t>. That wasn’t surprising.</w:t>
+      </w:r>
+    </w:p>
+    <w:p>
+      <w:r>
+        <w:t xml:space="preserve">“Damn, she looks like an elfin princess,” </w:t>
+      </w:r>
+      <w:r>
+        <w:t>Luke</w:t>
+      </w:r>
+      <w:r>
+        <w:t xml:space="preserve"> said as he almost drooled. He</w:t>
+      </w:r>
+      <w:r>
+        <w:t xml:space="preserve"> had the urge jump on stage and…</w:t>
+      </w:r>
+    </w:p>
+    <w:p>
+      <w:r>
+        <w:t>Luke</w:t>
+      </w:r>
+      <w:r>
+        <w:t xml:space="preserve"> wouldn’t do that in real life. He wasn’t that stupid.</w:t>
+      </w:r>
+      <w:r>
+        <w:t xml:space="preserve"> </w:t>
+      </w:r>
+      <w:r>
+        <w:t>However, nothing prevented him from ravaging her in his mind.</w:t>
+      </w:r>
+    </w:p>
+    <w:p>
+      <w:r>
         <w:lastRenderedPageBreak/>
-        <w:t xml:space="preserve">“You are all here because we believe you are the shining future of our tiny </w:t>
-      </w:r>
-      <w:r>
-        <w:t>blue star</w:t>
+        <w:t>All about, the other teens had the same desire, even many of the ladies.</w:t>
+      </w:r>
+    </w:p>
+    <w:p>
+      <w:r>
+        <w:t>“</w:t>
+      </w:r>
+      <w:r>
+        <w:t xml:space="preserve">Ms. </w:t>
+      </w:r>
+      <w:r>
+        <w:t>Annie Winfield</w:t>
+      </w:r>
+      <w:r>
+        <w:t xml:space="preserve"> is </w:t>
+      </w:r>
+      <w:r>
+        <w:t xml:space="preserve">the youngest daughter of </w:t>
+      </w:r>
+      <w:r>
+        <w:t xml:space="preserve">Mr. </w:t>
+      </w:r>
+      <w:r>
+        <w:t xml:space="preserve">Edward Winfield, </w:t>
+      </w:r>
+      <w:r>
+        <w:t>c</w:t>
+      </w:r>
+      <w:r>
+        <w:t>hair</w:t>
+      </w:r>
+      <w:r>
+        <w:t xml:space="preserve"> </w:t>
+      </w:r>
+      <w:r>
+        <w:t xml:space="preserve">and founder </w:t>
+      </w:r>
+      <w:r>
+        <w:t xml:space="preserve">of this school,” Principle Bertrand said. “And yes, I’m talking about Winfield </w:t>
+      </w:r>
+      <w:r>
+        <w:t>Technology, famous for its fusion reactors, personal robots, quantum technologies, and so much more.</w:t>
+      </w:r>
+    </w:p>
+    <w:p>
+      <w:r>
+        <w:t>“However, that is not why she is here,” the principle said. “</w:t>
+      </w:r>
+      <w:r>
+        <w:t xml:space="preserve">She is </w:t>
+      </w:r>
+      <w:r>
+        <w:t>your year representative</w:t>
+      </w:r>
+      <w:r>
+        <w:t xml:space="preserve"> because of her exceptional talents.”</w:t>
+      </w:r>
+    </w:p>
+    <w:p>
+      <w:r>
+        <w:t>Annie had the grace to blush. “Damn she’s cute,” Luke muttered.</w:t>
+      </w:r>
+    </w:p>
+    <w:p>
+      <w:r>
+        <w:t>“</w:t>
+      </w:r>
+      <w:r>
+        <w:t xml:space="preserve">Yes, many of you here exceed her in terms of </w:t>
+      </w:r>
+      <w:r>
+        <w:t>speed, strength,</w:t>
+      </w:r>
+      <w:r>
+        <w:t xml:space="preserve"> academics,</w:t>
+      </w:r>
+      <w:r>
+        <w:t xml:space="preserve"> and problem solving, to name a few. However, her combined scores exceed everyone here</w:t>
       </w:r>
       <w:r>
         <w:t>.</w:t>
       </w:r>
-      <w:r>
-        <w:t xml:space="preserve"> Over the next few years you will learn the skills needed to handle the terrifying changes that will befall </w:t>
-      </w:r>
-      <w:r>
-        <w:t>Blue Star</w:t>
+    </w:p>
+    <w:p>
+      <w:r>
+        <w:t>“Considering you are the cream of the crop</w:t>
+      </w:r>
+      <w:r>
+        <w:t>, that’s saying something.</w:t>
+      </w:r>
+    </w:p>
+    <w:p>
+      <w:r>
+        <w:t xml:space="preserve">“Ms. </w:t>
+      </w:r>
+      <w:r>
+        <w:t>Winfield</w:t>
+      </w:r>
+      <w:r>
+        <w:t>, please speak to your cohort.”</w:t>
+      </w:r>
+    </w:p>
+    <w:p>
+      <w:r>
+        <w:t>Annie stepped up to the mike and took a breath.</w:t>
+      </w:r>
+    </w:p>
+    <w:p>
+      <w:r>
+        <w:t xml:space="preserve">“Thank you Principle Thornville,” Annie said. “6 years ago my father founded this </w:t>
+      </w:r>
+      <w:r>
+        <w:t>academy using his considerable wealth. The purpose is to gather all the best and brightest kids of the world in order to forge a better world for everyone.</w:t>
+      </w:r>
+    </w:p>
+    <w:p>
+      <w:r>
+        <w:t>“</w:t>
+      </w:r>
+      <w:r>
+        <w:t xml:space="preserve">Sad to say the world is full of monsters. They live just below the surface, hungry to come out and </w:t>
+      </w:r>
+      <w:r>
+        <w:t>slaughter</w:t>
+      </w:r>
+      <w:r>
+        <w:t xml:space="preserve">. </w:t>
+      </w:r>
+      <w:r>
+        <w:t>E</w:t>
+      </w:r>
+      <w:r>
+        <w:t xml:space="preserve">nvironmental </w:t>
+      </w:r>
+      <w:r>
+        <w:t>contamination</w:t>
+      </w:r>
+      <w:r>
+        <w:t xml:space="preserve">, desecration of </w:t>
+      </w:r>
+      <w:r>
+        <w:t>sacred</w:t>
+      </w:r>
+      <w:r>
+        <w:t xml:space="preserve"> lands</w:t>
+      </w:r>
+      <w:r>
+        <w:t>, polarization of the world</w:t>
+      </w:r>
+      <w:r>
+        <w:t xml:space="preserve">, </w:t>
+      </w:r>
+      <w:r>
+        <w:t xml:space="preserve">extreme wealth disparities, </w:t>
+      </w:r>
+      <w:r>
+        <w:t>despair and hate</w:t>
+      </w:r>
+      <w:r>
+        <w:t xml:space="preserve"> are making things worse.</w:t>
+      </w:r>
+    </w:p>
+    <w:p>
+      <w:r>
+        <w:t xml:space="preserve">“Our goal here is simple. Become strong and never place our fate on </w:t>
+      </w:r>
+      <w:r>
+        <w:t>so-called saviors</w:t>
+      </w:r>
+      <w:r>
+        <w:t>.</w:t>
+      </w:r>
+    </w:p>
+    <w:p>
+      <w:r>
+        <w:lastRenderedPageBreak/>
+        <w:t>“I look forward to growing ever stronger with all of you.”</w:t>
+      </w:r>
+    </w:p>
+    <w:p>
+      <w:r>
+        <w:t>With that Annie stepped off from the podium.</w:t>
+      </w:r>
+    </w:p>
+    <w:p>
+      <w:r>
+        <w:t xml:space="preserve">“Thank you Ms. </w:t>
+      </w:r>
+      <w:r>
+        <w:t>Winfield</w:t>
+      </w:r>
+      <w:r>
+        <w:t>,” the principle said.</w:t>
+      </w:r>
+    </w:p>
+    <w:p>
+      <w:r>
+        <w:t>“This first week is for you to settle in. Then next week you will get to know the true nature of this school and why you are here.</w:t>
+      </w:r>
+    </w:p>
+    <w:p>
+      <w:r>
+        <w:t>“We selected each of you because we believe you are best qualified. However, we might have been wrong. If, for whatever reason, you find this place overwhelming, you are free to return to your country.</w:t>
+      </w:r>
+    </w:p>
+    <w:p>
+      <w:r>
+        <w:t>“We will even extend your scholarship to other schools.</w:t>
+      </w:r>
+    </w:p>
+    <w:p>
+      <w:r>
+        <w:t>“And that is why you are starting in August.”</w:t>
+      </w:r>
+    </w:p>
+    <w:p>
+      <w:r>
+        <w:t>The principle paused for the message to sink in and then continued.</w:t>
+      </w:r>
+    </w:p>
+    <w:p>
+      <w:r>
+        <w:t>“</w:t>
+      </w:r>
+      <w:r>
+        <w:t>You will find y</w:t>
+      </w:r>
+      <w:r>
+        <w:t>our luggage in your dormitory rooms.</w:t>
+      </w:r>
+      <w:r>
+        <w:t xml:space="preserve"> Your map app will guide you there.</w:t>
+      </w:r>
+    </w:p>
+    <w:p>
+      <w:r>
+        <w:t>“</w:t>
+      </w:r>
+      <w:r>
+        <w:t xml:space="preserve">Also, you will find your school issued uniforms, </w:t>
+      </w:r>
+      <w:r>
+        <w:t xml:space="preserve">school books, </w:t>
+      </w:r>
+      <w:r>
+        <w:t xml:space="preserve">and everything else you will need to </w:t>
+      </w:r>
+      <w:r>
+        <w:t>attend classes.</w:t>
+      </w:r>
+    </w:p>
+    <w:p>
+      <w:r>
+        <w:t>“Go to your dormitories and settle in.</w:t>
+      </w:r>
+    </w:p>
+    <w:p>
+      <w:r>
+        <w:t>“Your homework is to become familiar with your devices.</w:t>
+      </w:r>
+    </w:p>
+    <w:p>
+      <w:r>
+        <w:t>“After that</w:t>
+      </w:r>
+      <w:r>
+        <w:t>, I encourage you to spend time getting to know your fellow students and exploring the local town. Also, the hiking trails are amazing, with rivers, wat</w:t>
+      </w:r>
+      <w:r>
+        <w:t>erfalls and canyons to explore.”</w:t>
+      </w:r>
+    </w:p>
+    <w:p>
+      <w:r>
+        <w:t xml:space="preserve">The principle paused and then said, “I do need to warn you. Please avoid leaving </w:t>
+      </w:r>
+      <w:r>
+        <w:t xml:space="preserve">town or </w:t>
+      </w:r>
+      <w:r>
+        <w:t xml:space="preserve">school grounds after </w:t>
+      </w:r>
+      <w:r>
+        <w:t>dusk</w:t>
+      </w:r>
+      <w:r>
+        <w:t>. This is especially true of the surrounding forests</w:t>
+      </w:r>
+      <w:r>
+        <w:t xml:space="preserve"> and mountains</w:t>
+      </w:r>
+      <w:r>
+        <w:t>.</w:t>
+      </w:r>
+      <w:r>
+        <w:t>”</w:t>
+      </w:r>
+    </w:p>
+    <w:p>
+      <w:r>
+        <w:lastRenderedPageBreak/>
+        <w:t xml:space="preserve">The principle paused and then said in a sinister voice, </w:t>
+      </w:r>
+      <w:r>
+        <w:t>“</w:t>
+      </w:r>
+      <w:r>
+        <w:t>The dark is filled with dangers</w:t>
+      </w:r>
+      <w:r>
+        <w:t xml:space="preserve">. </w:t>
+      </w:r>
+      <w:r>
+        <w:t>Things are out there. Things best left undisturbed.”</w:t>
+      </w:r>
+    </w:p>
+    <w:p>
+      <w:r>
+        <w:t>That sent a chill down Luke’s back.</w:t>
+      </w:r>
+    </w:p>
+    <w:p>
+      <w:r>
+        <w:t>“That’s creepy,” Ripper muttered.</w:t>
+      </w:r>
+    </w:p>
+    <w:p>
+      <w:r>
+        <w:t>All about students muttered.</w:t>
+      </w:r>
+    </w:p>
+    <w:p>
+      <w:r>
+        <w:t xml:space="preserve">“Principle Thornville, please don’t scare the kids,” a woman </w:t>
+      </w:r>
+      <w:r>
+        <w:t>scolded</w:t>
+      </w:r>
+      <w:r>
+        <w:t>.</w:t>
+      </w:r>
+    </w:p>
+    <w:p>
+      <w:r>
+        <w:t>“This is vice-principle Eliot Drew,” the principle said</w:t>
+      </w:r>
+      <w:r>
+        <w:t>, pointing at the woman</w:t>
+      </w:r>
+      <w:r>
+        <w:t xml:space="preserve">. </w:t>
+      </w:r>
+      <w:r>
+        <w:t xml:space="preserve">He turned to the vice-principle and said, </w:t>
+      </w:r>
+      <w:r>
+        <w:t>“</w:t>
+      </w:r>
+      <w:r>
+        <w:t>Fear is essential if one is to stay safe. You know what is out there.”</w:t>
+      </w:r>
+    </w:p>
+    <w:p>
+      <w:r>
+        <w:t xml:space="preserve">The principle turned back to the audience and said, “The </w:t>
+      </w:r>
+      <w:r>
+        <w:t xml:space="preserve">boundary of </w:t>
+      </w:r>
+      <w:r>
+        <w:t>both the town and</w:t>
+      </w:r>
+      <w:r>
+        <w:t xml:space="preserve"> school grounds is</w:t>
+      </w:r>
+      <w:r>
+        <w:t xml:space="preserve"> well marked.</w:t>
+      </w:r>
+    </w:p>
+    <w:p>
+      <w:r>
+        <w:t>“</w:t>
+      </w:r>
+      <w:r>
+        <w:t xml:space="preserve">You are </w:t>
+      </w:r>
+      <w:r>
+        <w:t xml:space="preserve">required to be either on </w:t>
+      </w:r>
+      <w:r>
+        <w:t xml:space="preserve">campus grounds </w:t>
+      </w:r>
+      <w:r>
+        <w:t xml:space="preserve">or in the town between </w:t>
+      </w:r>
+      <w:r>
+        <w:t>dusk and dawn. Those rules are there for a reason. We don’t want tragedies.</w:t>
+      </w:r>
+      <w:r>
+        <w:t xml:space="preserve"> </w:t>
+      </w:r>
+      <w:proofErr w:type="gramStart"/>
+      <w:r>
+        <w:t>Dismissed.”</w:t>
+      </w:r>
+      <w:proofErr w:type="gramEnd"/>
+    </w:p>
+    <w:p>
+      <w:r>
+        <w:t xml:space="preserve">The auditorium burst into a cacophony as everyone tried to understand </w:t>
+      </w:r>
+      <w:r>
+        <w:t>the dire warning.</w:t>
+      </w:r>
+    </w:p>
+    <w:p>
+      <w:r>
+        <w:t>“Damn, that was weird,” Ripper said. “Why not just say we will get into trouble?”</w:t>
+      </w:r>
+    </w:p>
+    <w:p>
+      <w:r>
+        <w:t xml:space="preserve">“Maybe there are wild animals,” </w:t>
+      </w:r>
+      <w:r>
+        <w:t>Luke</w:t>
+      </w:r>
+      <w:r>
+        <w:t xml:space="preserve"> said. “No</w:t>
+      </w:r>
+      <w:r>
+        <w:t>,</w:t>
+      </w:r>
+      <w:r>
+        <w:t xml:space="preserve"> that doesn’t make sense. The principle said we should explore during the day.”</w:t>
+      </w:r>
+    </w:p>
+    <w:p>
+      <w:r>
+        <w:t>Ten minutes later they were at their dormitory room.</w:t>
+      </w:r>
+    </w:p>
+    <w:p>
+      <w:r>
+        <w:t xml:space="preserve">The studio apartment had a kitchenette to the left and a washroom to the right. Beyond were </w:t>
+      </w:r>
+      <w:r>
+        <w:t xml:space="preserve">two </w:t>
+      </w:r>
+      <w:r>
+        <w:t>elevated beds</w:t>
+      </w:r>
+      <w:r>
+        <w:t>. Under each bed was a study area with desk, chair</w:t>
+      </w:r>
+      <w:r>
+        <w:t xml:space="preserve">, </w:t>
+      </w:r>
+      <w:r>
+        <w:t xml:space="preserve">and </w:t>
+      </w:r>
+      <w:r>
+        <w:t>chest of draws.</w:t>
+      </w:r>
+    </w:p>
+    <w:p>
+      <w:r>
+        <w:lastRenderedPageBreak/>
+        <w:t xml:space="preserve">On the floor to the right was </w:t>
+      </w:r>
+      <w:r>
+        <w:t>Luke</w:t>
+      </w:r>
+      <w:r>
+        <w:t>’s lugg</w:t>
+      </w:r>
+      <w:r>
+        <w:t xml:space="preserve">age. </w:t>
+      </w:r>
+      <w:r>
+        <w:t>School books lined a book shelf.</w:t>
+      </w:r>
+    </w:p>
+    <w:p>
+      <w:r>
+        <w:t xml:space="preserve"> </w:t>
+      </w:r>
+      <w:r>
+        <w:t>“What’s the WIFI password?”</w:t>
+      </w:r>
+      <w:r>
+        <w:t xml:space="preserve"> Ripper asked.</w:t>
+      </w:r>
+    </w:p>
+    <w:p>
+      <w:r>
+        <w:t xml:space="preserve">“Challenger 423,” </w:t>
+      </w:r>
+      <w:r>
+        <w:t>Luke</w:t>
+      </w:r>
+      <w:r>
+        <w:t xml:space="preserve"> said, pointing at a sign on the wall.</w:t>
+      </w:r>
+    </w:p>
+    <w:p>
+      <w:r>
+        <w:t>“Thanks,” Ripper said as he opened his laptop.</w:t>
+      </w:r>
+    </w:p>
+    <w:p>
+      <w:r>
+        <w:t>Luke</w:t>
+      </w:r>
+      <w:r>
+        <w:t xml:space="preserve"> </w:t>
+      </w:r>
+      <w:r>
+        <w:t>unpacked, placing his clothes</w:t>
+      </w:r>
+      <w:r>
+        <w:t xml:space="preserve"> and items</w:t>
+      </w:r>
+      <w:r>
+        <w:t xml:space="preserve"> in </w:t>
+      </w:r>
+      <w:r>
+        <w:t>his</w:t>
+      </w:r>
+      <w:r>
+        <w:t xml:space="preserve"> closet and chest of drawers. Last item was his laptop.</w:t>
+      </w:r>
+    </w:p>
+    <w:p>
+      <w:r>
+        <w:t>It was time to call his parents.</w:t>
+      </w:r>
+    </w:p>
+    <w:p>
+      <w:r>
+        <w:t xml:space="preserve">“Hi Mum, Dad, Goat Father,” </w:t>
+      </w:r>
+      <w:r>
+        <w:t>Luke</w:t>
+      </w:r>
+      <w:r>
+        <w:t xml:space="preserve"> said.</w:t>
+      </w:r>
+    </w:p>
+    <w:p>
+      <w:r>
+        <w:t>Ripper glanced at Luke but didn’t say anything.</w:t>
+      </w:r>
+    </w:p>
+    <w:p>
+      <w:r>
+        <w:t xml:space="preserve">“Hi </w:t>
+      </w:r>
+      <w:r>
+        <w:t>Luke</w:t>
+      </w:r>
+      <w:r>
+        <w:t xml:space="preserve">,” </w:t>
+      </w:r>
+      <w:r>
+        <w:t>Luke</w:t>
+      </w:r>
+      <w:r>
+        <w:t>’s mum said. “Was the trip okay? Was there any problems?”</w:t>
+      </w:r>
+    </w:p>
+    <w:p>
+      <w:r>
+        <w:t xml:space="preserve">“No mum,” </w:t>
+      </w:r>
+      <w:r>
+        <w:t>Luke</w:t>
+      </w:r>
+      <w:r>
+        <w:t xml:space="preserve"> said. “The trip was just tedious, since all I could see were clouds. Here is my room.”</w:t>
+      </w:r>
+    </w:p>
+    <w:p>
+      <w:r>
+        <w:t>Luke</w:t>
+      </w:r>
+      <w:r>
+        <w:t xml:space="preserve"> panned the phone around and said, “I even have a kitchenette, so I can practice my cooking.</w:t>
+      </w:r>
+    </w:p>
+    <w:p>
+      <w:r>
+        <w:t>“Ripper, say ‘Hi’.”</w:t>
+      </w:r>
+    </w:p>
+    <w:p>
+      <w:r>
+        <w:t xml:space="preserve">Ripper waved and </w:t>
+      </w:r>
+      <w:r>
+        <w:t>Luke</w:t>
+      </w:r>
+      <w:r>
+        <w:t xml:space="preserve"> stepped out onto the balcony.</w:t>
+      </w:r>
+    </w:p>
+    <w:p>
+      <w:r>
+        <w:t>Luke</w:t>
+      </w:r>
+      <w:r>
+        <w:t xml:space="preserve"> pointed his phone at the surrounding mountains.</w:t>
+      </w:r>
+    </w:p>
+    <w:p>
+      <w:r>
+        <w:t xml:space="preserve">“Those mountains are beautiful,” </w:t>
+      </w:r>
+      <w:r>
+        <w:t>Luke</w:t>
+      </w:r>
+      <w:r>
+        <w:t>’s mother said.</w:t>
+      </w:r>
+      <w:r>
+        <w:t xml:space="preserve"> “How is the school?”</w:t>
+      </w:r>
+    </w:p>
+    <w:p>
+      <w:r>
+        <w:t>“The school grounds are beautiful from what I’ve seen,” Luke said. “We passed through the town when we arrived. It’s expanding rather fast. You can see construction cranes everywhere.”</w:t>
+      </w:r>
+    </w:p>
+    <w:p>
+      <w:r>
+        <w:lastRenderedPageBreak/>
+        <w:t xml:space="preserve">“I hear there are plenty of those nut jobs in </w:t>
+      </w:r>
+      <w:r>
+        <w:t>Switzerland</w:t>
+      </w:r>
+      <w:r>
+        <w:t xml:space="preserve">,” </w:t>
+      </w:r>
+      <w:r>
+        <w:t>Luke</w:t>
+      </w:r>
+      <w:r>
+        <w:t>’s dad said.</w:t>
+      </w:r>
+    </w:p>
+    <w:p>
+      <w:r>
+        <w:t xml:space="preserve">“There were some protesters at the gates when we arrived,” </w:t>
+      </w:r>
+      <w:r>
+        <w:t>Luke</w:t>
+      </w:r>
+      <w:r>
+        <w:t xml:space="preserve"> said.</w:t>
+      </w:r>
+    </w:p>
+    <w:p>
+      <w:r>
+        <w:t>“</w:t>
+      </w:r>
+      <w:r>
+        <w:t>So Goat Son</w:t>
+      </w:r>
+      <w:r>
+        <w:t>,</w:t>
+      </w:r>
+      <w:r>
+        <w:t xml:space="preserve"> did you eat any good books lately?</w:t>
+      </w:r>
+      <w:r>
+        <w:t xml:space="preserve">” </w:t>
+      </w:r>
+      <w:r>
+        <w:t>Luke</w:t>
+      </w:r>
+      <w:r>
+        <w:t xml:space="preserve">’s uncle and godfather </w:t>
+      </w:r>
+      <w:r>
+        <w:t>asked</w:t>
+      </w:r>
+      <w:r>
+        <w:t>.</w:t>
+      </w:r>
+    </w:p>
+    <w:p>
+      <w:r>
+        <w:t>Luke</w:t>
+      </w:r>
+      <w:r>
+        <w:t xml:space="preserve"> stepped back into the room and pointed the phone at his new school books. “I have plenty of food,” He said.</w:t>
+      </w:r>
+    </w:p>
+    <w:p>
+      <w:r>
+        <w:t>Luke</w:t>
+      </w:r>
+      <w:r>
+        <w:t xml:space="preserve"> stepped back out onto the balcony and closed the door. He and his uncle started bleating at each other.</w:t>
+      </w:r>
+    </w:p>
+    <w:p>
+      <w:r>
+        <w:t xml:space="preserve">“Stop that you two,” </w:t>
+      </w:r>
+      <w:r>
+        <w:t>Luke</w:t>
+      </w:r>
+      <w:r>
+        <w:t xml:space="preserve">’s mother said angrily. “What if you </w:t>
+      </w:r>
+      <w:r>
+        <w:t>did</w:t>
+      </w:r>
+      <w:r>
+        <w:t xml:space="preserve"> that in public?”</w:t>
+      </w:r>
+    </w:p>
+    <w:p>
+      <w:r>
+        <w:t>“</w:t>
+      </w:r>
+      <w:r>
+        <w:t>Well he is Billy the Goat,” Luke’s uncle said. “He can’t help it.”</w:t>
+      </w:r>
+    </w:p>
+    <w:p>
+      <w:r>
+        <w:t>Technically Luke’s name was Luke Billhardson</w:t>
+      </w:r>
+      <w:r>
+        <w:t>, or a</w:t>
+      </w:r>
+      <w:r>
+        <w:t>s his uncle liked saying, Billy, Billy the Goat.</w:t>
+      </w:r>
+    </w:p>
+    <w:p>
+      <w:r>
+        <w:t>“And my uncle is the Goat Father,” Luke said.</w:t>
+      </w:r>
+    </w:p>
+    <w:p>
+      <w:r>
+        <w:t>“Okay dear, you better go,” Luke’s mother said. “You have plenty of work ahead of you.”</w:t>
+      </w:r>
+    </w:p>
+    <w:p>
+      <w:r>
+        <w:t>“Work hard, Luke,” Luke’s dad said. “Remember I’m proud of you.”</w:t>
+      </w:r>
+    </w:p>
+    <w:p>
+      <w:r>
+        <w:t>“Thanks mum, dad,” Luke said.</w:t>
+      </w:r>
+    </w:p>
+    <w:p>
+      <w:r>
+        <w:t>“Remember to eat plenty of tin cans,” the uncle said. “You need plenty of iron for your growing bones.”</w:t>
+      </w:r>
+    </w:p>
+    <w:p>
+      <w:r>
+        <w:t>“Okay Goat Father,” Luke said. “Bye mum, dad, Goat Father.”</w:t>
+      </w:r>
+    </w:p>
+    <w:p>
+      <w:r>
+        <w:t xml:space="preserve">Luke </w:t>
+      </w:r>
+      <w:r>
+        <w:t>h</w:t>
+      </w:r>
+      <w:r>
+        <w:t>ung up the call and entered the room.</w:t>
+      </w:r>
+    </w:p>
+    <w:p>
+      <w:r>
+        <w:lastRenderedPageBreak/>
+        <w:t>Ripper looked at Luke curiously.</w:t>
+      </w:r>
+    </w:p>
+    <w:p>
+      <w:r>
+        <w:t>“My uncle and I are both Capricorns,” Luke explained. “</w:t>
+      </w:r>
+      <w:r>
+        <w:t xml:space="preserve">He is also my godfather. </w:t>
+      </w:r>
+      <w:r>
+        <w:t xml:space="preserve">And goats are funny creatures. </w:t>
+      </w:r>
+      <w:r>
+        <w:t xml:space="preserve">It’s something we’ve been doing all my life. </w:t>
+      </w:r>
+      <w:r>
+        <w:t>Do you have a favorite animal?”</w:t>
+      </w:r>
+    </w:p>
+    <w:p>
+      <w:r>
+        <w:t xml:space="preserve">Ripper paused a moment and then said, “I suppose it would be a gorilla. The ultimate </w:t>
+      </w:r>
+      <w:r>
+        <w:t>quarter</w:t>
+      </w:r>
+      <w:r>
+        <w:t xml:space="preserve"> backer would be a gorilla. They are the ultimate symbol of speed</w:t>
+      </w:r>
+      <w:r>
+        <w:t xml:space="preserve"> and</w:t>
+      </w:r>
+      <w:r>
+        <w:t xml:space="preserve"> strength</w:t>
+      </w:r>
+      <w:r>
+        <w:t>.</w:t>
+      </w:r>
+    </w:p>
+    <w:p>
+      <w:r>
+        <w:t>“I finished unpacking.”</w:t>
+      </w:r>
+    </w:p>
+    <w:p>
+      <w:r>
+        <w:t>“Let’s go get something to eat,” Luke said and they headed out.</w:t>
+      </w:r>
+    </w:p>
+    <w:p>
+      <w:r>
+        <w:t>“</w:t>
+      </w:r>
+      <w:r>
+        <w:t>Town or cafeteria?” Ripper asked.</w:t>
+      </w:r>
+    </w:p>
+    <w:p>
+      <w:r>
+        <w:t>“Town,” Luke said. “I’m betting you will get bored with the cafeteria fast enough.</w:t>
+      </w:r>
+    </w:p>
+    <w:p>
+      <w:r>
+        <w:t>“Not you?” Ripper said as they headed for the front gates.</w:t>
+      </w:r>
+    </w:p>
+    <w:p>
+      <w:r>
+        <w:t>“As you heard me talking to my uncle, I am a goat,” Luke said. “I don’t have hang-ups about food. As you can guess I enjoy eating, and also cooking.”</w:t>
+      </w:r>
+    </w:p>
+    <w:p>
+      <w:r>
+        <w:t>“There</w:t>
+      </w:r>
+      <w:r>
+        <w:t xml:space="preserve"> is that Annie,” Ripper said</w:t>
+      </w:r>
+      <w:r>
+        <w:t>, pointing</w:t>
+      </w:r>
+      <w:r>
+        <w:t>. “Want to go see?”</w:t>
+      </w:r>
+    </w:p>
+    <w:p>
+      <w:r>
+        <w:t>Annie was surrounded by admirers.</w:t>
+      </w:r>
+    </w:p>
+    <w:p>
+      <w:r>
+        <w:t>“Not really,” Luke said. “She is out of my league and I don’t believe in celebrities and heroes. You can go if you want. You’re handsome enough and an amazing athlete.</w:t>
+      </w:r>
+    </w:p>
+    <w:p>
+      <w:r>
+        <w:t>“As my uncle says, there are three types of people in the world: Sheep, Shepherds and Goats.</w:t>
+      </w:r>
+    </w:p>
+    <w:p>
+      <w:r>
+        <w:t xml:space="preserve">“Sheep always look </w:t>
+      </w:r>
+      <w:r>
+        <w:t>to</w:t>
+      </w:r>
+      <w:r>
+        <w:t xml:space="preserve"> shepherds to guide them.</w:t>
+      </w:r>
+    </w:p>
+    <w:p>
+      <w:r>
+        <w:lastRenderedPageBreak/>
+        <w:t>“Shepherds seek to guide and control others, often to the sheep’s detriment.”</w:t>
+      </w:r>
+    </w:p>
+    <w:p>
+      <w:r>
+        <w:t>“Why do you say that?” Ripper asked as they approached the gates.</w:t>
+      </w:r>
+    </w:p>
+    <w:p>
+      <w:r>
+        <w:t>“What do shepherds do to sheep?” Luke as</w:t>
+      </w:r>
+      <w:r>
+        <w:t>ked. “They raise them for food</w:t>
+      </w:r>
+      <w:r>
+        <w:t xml:space="preserve"> and wool</w:t>
+      </w:r>
+      <w:r>
+        <w:t>.</w:t>
+      </w:r>
+    </w:p>
+    <w:p>
+      <w:r>
+        <w:t>“I am a goat. I neither follow nor lead</w:t>
+      </w:r>
+      <w:r>
+        <w:t>, but follow my own path.”</w:t>
+      </w:r>
+    </w:p>
+    <w:p>
+      <w:r>
+        <w:t xml:space="preserve">Luke’s </w:t>
+      </w:r>
+      <w:r>
+        <w:t xml:space="preserve">school </w:t>
+      </w:r>
+      <w:r>
+        <w:t>device beeped. Pulling out his device he read the message, “+1 to mental manipulation resistance.”</w:t>
+      </w:r>
+    </w:p>
+    <w:p>
+      <w:r>
+        <w:t>“Freaky,” Ripper said as he stared at the message. “It’s like we are in a freaking video game.”</w:t>
+      </w:r>
+    </w:p>
+    <w:p>
+      <w:r>
+        <w:t>They stepped out of the gate and were greeted by the protesters.</w:t>
+      </w:r>
+    </w:p>
+    <w:p>
+      <w:r>
+        <w:t>Placards read, “Nuclear energy is dangerous,” “Quantum communication damages space,” “Stop all space warping research,” and “</w:t>
+      </w:r>
+      <w:r>
+        <w:t>The end is neigh.”</w:t>
+      </w:r>
+    </w:p>
+    <w:p>
+      <w:r>
+        <w:t>They passed the protesters and Ripper asked, “What do you think of that?”</w:t>
+      </w:r>
+    </w:p>
+    <w:p>
+      <w:r>
+        <w:t>“Nonsense,” Luke replied. “You can’t damage space. If you could, then the space around the sun would be ripped to shreds. And yet, science has yet to find any anomalies.”</w:t>
+      </w:r>
+    </w:p>
+    <w:p>
+      <w:r>
+        <w:t>“It’s being suppressed,” a protester called out.</w:t>
+      </w:r>
+    </w:p>
+    <w:p>
+      <w:r>
+        <w:t>The town spread all about them. Restaurants lined the street they were walking on.</w:t>
+      </w:r>
+      <w:r>
+        <w:t xml:space="preserve"> Two were under construction.</w:t>
+      </w:r>
+    </w:p>
+    <w:p>
+      <w:r>
+        <w:t>“Which restaurant?” Ripper asked.</w:t>
+      </w:r>
+    </w:p>
+    <w:p>
+      <w:r>
+        <w:t>“Any,” Luke said. “I like exploring different foods.”</w:t>
+      </w:r>
+    </w:p>
+    <w:p>
+      <w:r>
+        <w:lastRenderedPageBreak/>
+        <w:t>“You did mention you liked that old series, ‘Bizarre Foods’,” Ripper said. “Okay, let’s go to that burger place.</w:t>
+      </w:r>
+      <w:r>
+        <w:t xml:space="preserve"> </w:t>
+      </w:r>
+      <w:r>
+        <w:t>We</w:t>
+      </w:r>
+      <w:r>
+        <w:t xml:space="preserve"> gorillas can’t live on grass and tin cans</w:t>
+      </w:r>
+      <w:r>
+        <w:t>.</w:t>
+      </w:r>
+      <w:r>
+        <w:t>”</w:t>
+      </w:r>
+    </w:p>
+    <w:p>
+      <w:r>
+        <w:t>Luke laughed and said, “That’s for sure.”</w:t>
+      </w:r>
+    </w:p>
+    <w:p>
+      <w:r>
+        <w:t xml:space="preserve">They </w:t>
+      </w:r>
+      <w:r>
+        <w:t xml:space="preserve">entered and </w:t>
+      </w:r>
+      <w:r>
+        <w:t>waited</w:t>
+      </w:r>
+      <w:r>
+        <w:t>.</w:t>
+      </w:r>
+      <w:r>
+        <w:t xml:space="preserve"> </w:t>
+      </w:r>
+      <w:r>
+        <w:t>S</w:t>
+      </w:r>
+      <w:r>
+        <w:t>oon enough a waiter led them to a seat.</w:t>
+      </w:r>
+    </w:p>
+    <w:p>
+      <w:r>
+        <w:t>Luke picked up the menu and scanned. There was a good selection of burgers, steaks, and even vegetarian options.</w:t>
+      </w:r>
+    </w:p>
+    <w:p>
+      <w:r>
+        <w:t>The waiter returned and asked, “Any drinks for you?”</w:t>
+      </w:r>
+    </w:p>
+    <w:p>
+      <w:r>
+        <w:t>“Coke please,” Ripper said.</w:t>
+      </w:r>
+    </w:p>
+    <w:p>
+      <w:r>
+        <w:t>“What’s your most popular soft drink?” Luke asked.</w:t>
+      </w:r>
+    </w:p>
+    <w:p>
+      <w:r>
+        <w:t>The waiter named</w:t>
+      </w:r>
+      <w:r>
+        <w:t xml:space="preserve"> </w:t>
+      </w:r>
+      <w:proofErr w:type="spellStart"/>
+      <w:r>
+        <w:t>Rivella</w:t>
+      </w:r>
+      <w:proofErr w:type="spellEnd"/>
+      <w:r>
+        <w:t xml:space="preserve">, hot chocolate, </w:t>
+      </w:r>
+      <w:r>
+        <w:t>Apple Juice</w:t>
+      </w:r>
+      <w:r>
+        <w:t xml:space="preserve">, and </w:t>
+      </w:r>
+      <w:r>
+        <w:t>Ice Tea</w:t>
+      </w:r>
+      <w:r>
+        <w:t>, to name a few items.</w:t>
+      </w:r>
+    </w:p>
+    <w:p>
+      <w:r>
+        <w:t xml:space="preserve">“I’ll have </w:t>
+      </w:r>
+      <w:proofErr w:type="spellStart"/>
+      <w:r>
+        <w:t>Rivella</w:t>
+      </w:r>
+      <w:proofErr w:type="spellEnd"/>
+      <w:r>
+        <w:t xml:space="preserve">, no ice please,” Luke said, since </w:t>
+      </w:r>
+      <w:proofErr w:type="spellStart"/>
+      <w:r>
+        <w:t>Rivella</w:t>
+      </w:r>
+      <w:proofErr w:type="spellEnd"/>
+      <w:r>
+        <w:t xml:space="preserve"> was the most </w:t>
+      </w:r>
+      <w:r>
+        <w:t>exotic sounding drink listed.</w:t>
+      </w:r>
+    </w:p>
+    <w:p>
+      <w:r>
+        <w:t>Drink order taken, the waiter left.</w:t>
+      </w:r>
+    </w:p>
+    <w:p>
+      <w:r>
+        <w:t>“</w:t>
+      </w:r>
+      <w:r>
+        <w:t xml:space="preserve">Remember how </w:t>
+      </w:r>
+      <w:r>
+        <w:t xml:space="preserve">Bobby disappeared </w:t>
+      </w:r>
+      <w:r>
+        <w:t>three</w:t>
+      </w:r>
+      <w:r>
+        <w:t xml:space="preserve"> nights ago</w:t>
+      </w:r>
+      <w:r>
+        <w:t>?</w:t>
+      </w:r>
+      <w:r>
+        <w:t xml:space="preserve">” a </w:t>
+      </w:r>
+      <w:r>
+        <w:t xml:space="preserve">local </w:t>
+      </w:r>
+      <w:r>
+        <w:t>man a table away asked. “This morning his body was found</w:t>
+      </w:r>
+      <w:r>
+        <w:t>, all moldy</w:t>
+      </w:r>
+      <w:r>
+        <w:t xml:space="preserve">, </w:t>
+      </w:r>
+      <w:r>
+        <w:t>decayed</w:t>
+      </w:r>
+      <w:r>
+        <w:t>, and covered in maggots</w:t>
+      </w:r>
+      <w:r>
+        <w:t xml:space="preserve">. </w:t>
+      </w:r>
+      <w:r>
+        <w:t>The stink was horrible</w:t>
       </w:r>
       <w:r>
         <w:t>.”</w:t>
       </w:r>
     </w:p>
     <w:p>
-      <w:proofErr w:type="gramStart"/>
-      <w:r>
-        <w:t>“Blue Star?”</w:t>
-      </w:r>
-      <w:proofErr w:type="gramEnd"/>
-      <w:r>
-        <w:t xml:space="preserve"> Ripper asked. “Doesn’t he mean Earth?”</w:t>
+      <w:r>
+        <w:t>Ripper</w:t>
+      </w:r>
+      <w:r>
+        <w:t xml:space="preserve"> looked as if he wanted to gag.</w:t>
+      </w:r>
+    </w:p>
+    <w:p>
+      <w:r>
+        <w:t>“This town used to be peaceful,” the man’s companion grumbled. “What the hell are they doing with all those particle accelerators and that science mumbo-jumbo?”</w:t>
+      </w:r>
+    </w:p>
+    <w:p>
+      <w:r>
+        <w:t xml:space="preserve">“They are tearing holes into space is what they are doing,” another man </w:t>
+      </w:r>
+      <w:r>
+        <w:t>at</w:t>
+      </w:r>
+      <w:r>
+        <w:t xml:space="preserve"> </w:t>
+      </w:r>
+      <w:r>
+        <w:t xml:space="preserve">another </w:t>
+      </w:r>
+      <w:r>
+        <w:t xml:space="preserve">table </w:t>
+      </w:r>
+      <w:r>
+        <w:t>said.</w:t>
+      </w:r>
+      <w:r>
+        <w:t xml:space="preserve"> “Letting in all manner of demonic creatures.”</w:t>
+      </w:r>
+    </w:p>
+    <w:p>
+      <w:r>
+        <w:lastRenderedPageBreak/>
+        <w:t>“Don’t spit,” a woman across the table scolded. “That’s just gross.”</w:t>
+      </w:r>
+    </w:p>
+    <w:p>
+      <w:r>
+        <w:t>The waiter returned to the table and brought the drinks.</w:t>
+      </w:r>
+    </w:p>
+    <w:p>
+      <w:r>
+        <w:t>Luke and Ripper gave their order and the waiter left.</w:t>
+      </w:r>
+    </w:p>
+    <w:p>
+      <w:r>
+        <w:t>“Something is seriously messed up in this town,” Ripper said</w:t>
+      </w:r>
+      <w:r>
+        <w:t>, loud enough for the locals to hear.</w:t>
+      </w:r>
+    </w:p>
+    <w:p>
+      <w:r>
+        <w:t xml:space="preserve">“You’re from the </w:t>
+      </w:r>
+      <w:r>
+        <w:t xml:space="preserve">fancy </w:t>
+      </w:r>
+      <w:r>
+        <w:t>school, aren’t you?” an elderly man at another table asked. “What are they doing there?”</w:t>
+      </w:r>
+    </w:p>
+    <w:p>
+      <w:r>
+        <w:t>“Just arrived today,” Luke confessed, “Although, the principle did talk about monsters and the need to get stronger. I was expecting a speech about hard work, not that.”</w:t>
+      </w:r>
+    </w:p>
+    <w:p>
+      <w:r>
+        <w:t>“And what’s that about not going out after dusk?” Ripper asked.</w:t>
       </w:r>
     </w:p>
     <w:p>
@@ -1543,24 +2951,145 @@
         <w:t>“</w:t>
       </w:r>
       <w:r>
-        <w:t xml:space="preserve">Who </w:t>
+        <w:t>There are things out there</w:t>
+      </w:r>
+      <w:r>
+        <w:t>,” another woman said</w:t>
+      </w:r>
+      <w:r>
+        <w:t xml:space="preserve"> simply</w:t>
+      </w:r>
+      <w:r>
+        <w:t>.</w:t>
+      </w:r>
+    </w:p>
+    <w:p>
+      <w:r>
+        <w:t>“Shouldn’t the government come out and find out?” Luke asked.</w:t>
+      </w:r>
+    </w:p>
+    <w:p>
+      <w:r>
+        <w:t xml:space="preserve">“They </w:t>
       </w:r>
       <w:r>
         <w:t>know</w:t>
       </w:r>
       <w:r>
-        <w:t>s?</w:t>
-      </w:r>
-      <w:r>
-        <w:t>” Luke said.</w:t>
-      </w:r>
-    </w:p>
-    <w:p>
-      <w:r>
-        <w:t>Th</w:t>
-      </w:r>
-      <w:r>
-        <w:t>e audience murmured in confusion</w:t>
+        <w:t>,” the woman said. “Claims we are a bunch of superstitious fools.”</w:t>
+      </w:r>
+    </w:p>
+    <w:p>
+      <w:r>
+        <w:t>“They are all in on it,” another local spat.</w:t>
+      </w:r>
+    </w:p>
+    <w:p>
+      <w:r>
+        <w:t>“I told you not to spit,” the woman scolded.</w:t>
+      </w:r>
+    </w:p>
+    <w:p>
+      <w:r>
+        <w:t>Food arrived and Luke ate as he listened to the local gossip.</w:t>
+      </w:r>
+    </w:p>
+    <w:p>
+      <w:r>
+        <w:t>“Now what?” Ripper asked as they paid the bill.</w:t>
+      </w:r>
+    </w:p>
+    <w:p>
+      <w:r>
+        <w:t xml:space="preserve">“I want to explore the town and buy groceries,” Luke said. “Also want to explore the hiking trails. It’s only </w:t>
+      </w:r>
+      <w:r>
+        <w:t>12</w:t>
+      </w:r>
+      <w:r>
+        <w:t>:</w:t>
+      </w:r>
+      <w:r>
+        <w:t>35</w:t>
+      </w:r>
+      <w:r>
+        <w:t xml:space="preserve">PM. </w:t>
+      </w:r>
+      <w:r>
+        <w:t>There’s p</w:t>
+      </w:r>
+      <w:r>
+        <w:t>lenty of time before sunset.”</w:t>
+      </w:r>
+    </w:p>
+    <w:p>
+      <w:r>
+        <w:t>“Aren’t you afraid?” Ripper asked as they walked out of the restaurant.</w:t>
+      </w:r>
+    </w:p>
+    <w:p>
+      <w:r>
+        <w:lastRenderedPageBreak/>
+        <w:t>“I only believe in science,” Luke said.</w:t>
+      </w:r>
+      <w:r>
+        <w:t xml:space="preserve"> </w:t>
+      </w:r>
+      <w:r>
+        <w:t>“</w:t>
+      </w:r>
+      <w:r>
+        <w:t>I’m only afraid of tripping in the dark and mosquitoes</w:t>
+      </w:r>
+      <w:r>
+        <w:t>.”</w:t>
+      </w:r>
+    </w:p>
+    <w:p>
+      <w:r>
+        <w:t>“They have several sports clubs,” Ripper said. “I’m joining the American Football team. How about you?”</w:t>
+      </w:r>
+    </w:p>
+    <w:p>
+      <w:r>
+        <w:t>“I’m joining the cooking and puzzle solving clubs,” Luke said. “There’s a grocery store.”</w:t>
+      </w:r>
+    </w:p>
+    <w:p>
+      <w:r>
+        <w:t>Ripper stepped in and said, “This store sure has some interesting items.”</w:t>
+      </w:r>
+    </w:p>
+    <w:p>
+      <w:r>
+        <w:t xml:space="preserve">“Grab some items,” Luke said as he walked </w:t>
+      </w:r>
+      <w:r>
+        <w:t>the isles, grabbing items from shelves. Next came groceries. Finally he headed for the cashier.</w:t>
+      </w:r>
+    </w:p>
+    <w:p>
+      <w:r>
+        <w:t>“Need some help with the bags</w:t>
+      </w:r>
+      <w:r>
+        <w:t>?</w:t>
+      </w:r>
+      <w:r>
+        <w:t>” Ripper asked.</w:t>
+      </w:r>
+    </w:p>
+    <w:p>
+      <w:r>
+        <w:t>“Thanks,” Like said and Ripper took multiple bags.</w:t>
+      </w:r>
+    </w:p>
+    <w:p>
+      <w:r>
+        <w:t xml:space="preserve">They headed back to the apartment. As before, they met the protesters near the </w:t>
+      </w:r>
+      <w:r>
+        <w:t>school gate</w:t>
       </w:r>
       <w:r>
         <w:t>.</w:t>
@@ -1568,1564 +3097,40 @@
     </w:p>
     <w:p>
       <w:r>
-        <w:t>“In this school, you will not learn to become a worker</w:t>
-      </w:r>
-      <w:r>
-        <w:t xml:space="preserve"> at an office, factory or what not</w:t>
-      </w:r>
-      <w:r>
-        <w:t>. AI can do that easily</w:t>
-      </w:r>
-      <w:r>
-        <w:t xml:space="preserve">,” the principle </w:t>
-      </w:r>
-      <w:r>
-        <w:t>said</w:t>
-      </w:r>
-      <w:r>
-        <w:t>. “</w:t>
-      </w:r>
-      <w:r>
-        <w:t xml:space="preserve">Our goal is to teach each of you to become masters of your own destinies. </w:t>
-      </w:r>
-      <w:r>
-        <w:t>Only then may you overcome the monsters surrounding us and gain true strength.</w:t>
-      </w:r>
-      <w:r>
-        <w:t>”</w:t>
-      </w:r>
-    </w:p>
-    <w:p>
-      <w:r>
-        <w:t>“Monsters?” Ripper asked.</w:t>
-      </w:r>
-    </w:p>
-    <w:p>
-      <w:r>
-        <w:t xml:space="preserve">“Either it’s a metaphor or the principle is </w:t>
-      </w:r>
-      <w:r>
-        <w:t xml:space="preserve">a </w:t>
-      </w:r>
-      <w:r>
-        <w:t>crazy</w:t>
-      </w:r>
-      <w:r>
-        <w:t xml:space="preserve"> gamer</w:t>
-      </w:r>
-      <w:r>
-        <w:t xml:space="preserve">,” </w:t>
-      </w:r>
-      <w:r>
-        <w:t>Luke</w:t>
-      </w:r>
-      <w:r>
-        <w:t xml:space="preserve"> said.</w:t>
-      </w:r>
-    </w:p>
-    <w:p>
-      <w:r>
-        <w:t>The principle smiled at the confused students and said, “</w:t>
-      </w:r>
-      <w:r>
-        <w:t xml:space="preserve">Ms. </w:t>
-      </w:r>
-      <w:r>
-        <w:t>Annie Winfield, please enter.”</w:t>
-      </w:r>
-    </w:p>
-    <w:p>
-      <w:r>
-        <w:t>From offstage a teenage girl entered, wearing the school uniform.</w:t>
-      </w:r>
-    </w:p>
-    <w:p>
-      <w:r>
-        <w:t xml:space="preserve">The </w:t>
-      </w:r>
-      <w:r>
-        <w:t xml:space="preserve">auditorium </w:t>
-      </w:r>
-      <w:r>
-        <w:t xml:space="preserve">broke out in </w:t>
-      </w:r>
-      <w:r>
-        <w:t>whispers</w:t>
-      </w:r>
-      <w:r>
-        <w:t>. That wasn’t surprising.</w:t>
-      </w:r>
-    </w:p>
-    <w:p>
-      <w:r>
-        <w:t xml:space="preserve">“Damn, she looks like an elfin princess,” </w:t>
-      </w:r>
-      <w:r>
-        <w:t>Luke</w:t>
-      </w:r>
-      <w:r>
-        <w:t xml:space="preserve"> said as he almost drooled. He</w:t>
-      </w:r>
-      <w:r>
-        <w:t xml:space="preserve"> had the urge jump on stage and…</w:t>
-      </w:r>
-    </w:p>
-    <w:p>
-      <w:r>
-        <w:t>Luke</w:t>
-      </w:r>
-      <w:r>
-        <w:t xml:space="preserve"> wouldn’t do that in real life. He wasn’t that stupid.</w:t>
-      </w:r>
-      <w:r>
-        <w:t xml:space="preserve"> </w:t>
-      </w:r>
-      <w:r>
-        <w:t>However, nothing prevented him from ravaging her in his mind.</w:t>
-      </w:r>
-    </w:p>
-    <w:p>
-      <w:r>
-        <w:t>All about, the other teens had the same desire, even many of the ladies.</w:t>
-      </w:r>
-    </w:p>
-    <w:p>
-      <w:r>
-        <w:t>“</w:t>
-      </w:r>
-      <w:r>
-        <w:t xml:space="preserve">Ms. </w:t>
-      </w:r>
-      <w:r>
-        <w:t>Annie Winfield</w:t>
-      </w:r>
-      <w:r>
-        <w:t xml:space="preserve"> is </w:t>
-      </w:r>
-      <w:r>
-        <w:t xml:space="preserve">the youngest daughter of </w:t>
-      </w:r>
-      <w:r>
-        <w:t xml:space="preserve">Mr. </w:t>
-      </w:r>
-      <w:r>
-        <w:t xml:space="preserve">Edward Winfield, </w:t>
-      </w:r>
-      <w:r>
-        <w:t>c</w:t>
-      </w:r>
-      <w:r>
-        <w:t>hair</w:t>
-      </w:r>
-      <w:r>
-        <w:t xml:space="preserve"> </w:t>
-      </w:r>
-      <w:r>
-        <w:t xml:space="preserve">and founder </w:t>
-      </w:r>
-      <w:r>
-        <w:t xml:space="preserve">of this school,” Principle Bertrand said. “And yes, </w:t>
-      </w:r>
+        <w:t>They passed the protesters and Ripper asked, “Don’t they have anything better to do with their lives?”</w:t>
+      </w:r>
+    </w:p>
+    <w:p>
+      <w:r>
+        <w:t>Luke shrugged and picked up his pace. His arms were starting to hurt from carrying groceries.</w:t>
+      </w:r>
+    </w:p>
+    <w:p>
+      <w:r>
+        <w:t>Eventually they returned to their apartment and Luke put the groceries away.</w:t>
+      </w:r>
+    </w:p>
+    <w:p>
+      <w:r>
+        <w:t>“The needful is done,” Luke said. “Do you want to socialize?”</w:t>
+      </w:r>
+    </w:p>
+    <w:p>
+      <w:r>
+        <w:t>“Are you sure?” Ripper asked.</w:t>
+      </w:r>
+    </w:p>
+    <w:p>
+      <w:r>
+        <w:t xml:space="preserve">“Let’s connect,” Luke said and pulled his device out. He clicked on </w:t>
+      </w:r>
+      <w:r>
+        <w:t>Party Chat, pointed his device at Ripper and clicked on the add person button.</w:t>
+      </w:r>
+    </w:p>
+    <w:p>
       <w:r>
         <w:lastRenderedPageBreak/>
-        <w:t xml:space="preserve">I’m talking about Winfield </w:t>
-      </w:r>
-      <w:r>
-        <w:t>Technology, famous for its fusion reactors, personal robots, quantum technologies, and so much more.</w:t>
-      </w:r>
-    </w:p>
-    <w:p>
-      <w:r>
-        <w:t>“However, that is not why she is here,” the principle said. “</w:t>
-      </w:r>
-      <w:r>
-        <w:t xml:space="preserve">She is </w:t>
-      </w:r>
-      <w:r>
-        <w:t>your year representative</w:t>
-      </w:r>
-      <w:r>
-        <w:t xml:space="preserve"> because of her exceptional talents.”</w:t>
-      </w:r>
-    </w:p>
-    <w:p>
-      <w:r>
-        <w:t>Annie had the grace to blush. “Damn she’s cute,” Luke muttered.</w:t>
-      </w:r>
-    </w:p>
-    <w:p>
-      <w:r>
-        <w:t>“</w:t>
-      </w:r>
-      <w:r>
-        <w:t xml:space="preserve">Yes, many of you here exceed her in terms of </w:t>
-      </w:r>
-      <w:r>
-        <w:t>speed, strength,</w:t>
-      </w:r>
-      <w:r>
-        <w:t xml:space="preserve"> academics,</w:t>
-      </w:r>
-      <w:r>
-        <w:t xml:space="preserve"> and problem solving, to name a few. However, her combined scores exceed everyone here</w:t>
-      </w:r>
-      <w:r>
-        <w:t>.</w:t>
-      </w:r>
-    </w:p>
-    <w:p>
-      <w:r>
-        <w:t>“Considering you are the cream of the crop</w:t>
-      </w:r>
-      <w:r>
-        <w:t>, that’s saying something.</w:t>
-      </w:r>
-    </w:p>
-    <w:p>
-      <w:r>
-        <w:t xml:space="preserve">“Ms. </w:t>
-      </w:r>
-      <w:r>
-        <w:t>Winfield</w:t>
-      </w:r>
-      <w:r>
-        <w:t>, please speak to your cohort.”</w:t>
-      </w:r>
-    </w:p>
-    <w:p>
-      <w:r>
-        <w:t>Annie stepped up to the mike and took a breath.</w:t>
-      </w:r>
-    </w:p>
-    <w:p>
-      <w:r>
-        <w:t xml:space="preserve">“Thank you Principle Thornville,” Annie said. “6 years ago my father founded this </w:t>
-      </w:r>
-      <w:r>
-        <w:t>academy using his considerable wealth. The purpose is to gather all the best and brightest kids of the world in order to forge a better world for everyone.</w:t>
-      </w:r>
-    </w:p>
-    <w:p>
-      <w:r>
-        <w:t>“</w:t>
-      </w:r>
-      <w:r>
-        <w:t xml:space="preserve">Sad to say the world is full of monsters. They live just below the surface, hungry to come out and </w:t>
-      </w:r>
-      <w:r>
-        <w:t>slaughter</w:t>
-      </w:r>
-      <w:r>
-        <w:t xml:space="preserve">. </w:t>
-      </w:r>
-      <w:r>
-        <w:t>E</w:t>
-      </w:r>
-      <w:r>
-        <w:t xml:space="preserve">nvironmental </w:t>
-      </w:r>
-      <w:r>
-        <w:t>contamination</w:t>
-      </w:r>
-      <w:r>
-        <w:t xml:space="preserve">, desecration of </w:t>
-      </w:r>
-      <w:r>
-        <w:t>sacred</w:t>
-      </w:r>
-      <w:r>
-        <w:t xml:space="preserve"> lands</w:t>
-      </w:r>
-      <w:r>
-        <w:t>, polarization of the world</w:t>
-      </w:r>
-      <w:r>
-        <w:t xml:space="preserve">, </w:t>
-      </w:r>
-      <w:r>
-        <w:t xml:space="preserve">extreme wealth disparities, </w:t>
-      </w:r>
-      <w:r>
-        <w:t>despair and hate</w:t>
-      </w:r>
-      <w:r>
-        <w:t xml:space="preserve"> are making things worse.</w:t>
-      </w:r>
-    </w:p>
-    <w:p>
-      <w:r>
-        <w:t xml:space="preserve">“Our goal here is simple. Become strong and never place our fate on </w:t>
-      </w:r>
-      <w:r>
-        <w:t>so-called saviors</w:t>
-      </w:r>
-      <w:r>
-        <w:t>.</w:t>
-      </w:r>
-    </w:p>
-    <w:p>
-      <w:r>
-        <w:t>“I look forward to growing ever stronger with all of you.”</w:t>
-      </w:r>
-    </w:p>
-    <w:p>
-      <w:r>
-        <w:t>With that Annie stepped off from the podium.</w:t>
-      </w:r>
-    </w:p>
-    <w:p>
-      <w:r>
-        <w:t xml:space="preserve">“Thank you Ms. </w:t>
-      </w:r>
-      <w:r>
-        <w:t>Winfield</w:t>
-      </w:r>
-      <w:r>
-        <w:t>,” the principle said.</w:t>
-      </w:r>
-    </w:p>
-    <w:p>
-      <w:r>
-        <w:lastRenderedPageBreak/>
-        <w:t>“This first week is for you to settle in. Then next week you will get to know the true nature of this school and why you are here.</w:t>
-      </w:r>
-    </w:p>
-    <w:p>
-      <w:r>
-        <w:t>“We selected each of you because we believe you are best qualified. However, we might have been wrong. If, for whatever reason, you find this place overwhelming, you are free to return to your country.</w:t>
-      </w:r>
-    </w:p>
-    <w:p>
-      <w:r>
-        <w:t>“We will even extend your scholarship to other schools.</w:t>
-      </w:r>
-    </w:p>
-    <w:p>
-      <w:r>
-        <w:t>“And that is why you are starting in August.”</w:t>
-      </w:r>
-    </w:p>
-    <w:p>
-      <w:r>
-        <w:t>The principle paused for the message to sink in and then continued.</w:t>
-      </w:r>
-    </w:p>
-    <w:p>
-      <w:r>
-        <w:t>“</w:t>
-      </w:r>
-      <w:r>
-        <w:t>You will find y</w:t>
-      </w:r>
-      <w:r>
-        <w:t>our luggage in your dormitory rooms.</w:t>
-      </w:r>
-      <w:r>
-        <w:t xml:space="preserve"> Your map app will guide you there.</w:t>
-      </w:r>
-    </w:p>
-    <w:p>
-      <w:r>
-        <w:t>“</w:t>
-      </w:r>
-      <w:r>
-        <w:t xml:space="preserve">Also, you will find your school issued uniforms, </w:t>
-      </w:r>
-      <w:r>
-        <w:t xml:space="preserve">school books, </w:t>
-      </w:r>
-      <w:r>
-        <w:t xml:space="preserve">and everything else you will need to </w:t>
-      </w:r>
-      <w:r>
-        <w:t>attend classes.</w:t>
-      </w:r>
-    </w:p>
-    <w:p>
-      <w:r>
-        <w:t>“Go to your dormitories and settle in.</w:t>
-      </w:r>
-    </w:p>
-    <w:p>
-      <w:r>
-        <w:t>“Your homework is to become familiar with your devices.</w:t>
-      </w:r>
-    </w:p>
-    <w:p>
-      <w:r>
-        <w:t>“After that</w:t>
-      </w:r>
-      <w:r>
-        <w:t>, I encourage you to spend time getting to know your fellow students and exploring the local town. Also, the hiking trails are amazing, with rivers, wat</w:t>
-      </w:r>
-      <w:r>
-        <w:t>erfalls and canyons to explore.”</w:t>
-      </w:r>
-    </w:p>
-    <w:p>
-      <w:r>
-        <w:t xml:space="preserve">The principle paused and then said, “I do need to warn you. Please avoid leaving </w:t>
-      </w:r>
-      <w:r>
-        <w:t xml:space="preserve">town or </w:t>
-      </w:r>
-      <w:r>
-        <w:t xml:space="preserve">school grounds after </w:t>
-      </w:r>
-      <w:r>
-        <w:t>dusk</w:t>
-      </w:r>
-      <w:r>
-        <w:t>. This is especially true of the surrounding forests</w:t>
-      </w:r>
-      <w:r>
-        <w:t xml:space="preserve"> and mountains</w:t>
-      </w:r>
-      <w:r>
-        <w:t>.</w:t>
-      </w:r>
-      <w:r>
-        <w:t>”</w:t>
-      </w:r>
-    </w:p>
-    <w:p>
-      <w:r>
-        <w:t xml:space="preserve">The principle paused and then said in a sinister voice, </w:t>
-      </w:r>
-      <w:r>
-        <w:t>“</w:t>
-      </w:r>
-      <w:r>
-        <w:t>The dark is filled with dangers</w:t>
-      </w:r>
-      <w:r>
-        <w:t xml:space="preserve">. </w:t>
-      </w:r>
-      <w:r>
-        <w:t>Things are out there. Things best left undisturbed.”</w:t>
-      </w:r>
-    </w:p>
-    <w:p>
-      <w:r>
-        <w:t>That sent a chill down Luke’s back.</w:t>
-      </w:r>
-    </w:p>
-    <w:p>
-      <w:r>
-        <w:t>“That’s creepy,” Ripper muttered.</w:t>
-      </w:r>
-    </w:p>
-    <w:p>
-      <w:r>
-        <w:lastRenderedPageBreak/>
-        <w:t>All about students muttered.</w:t>
-      </w:r>
-    </w:p>
-    <w:p>
-      <w:r>
-        <w:t xml:space="preserve">“Principle Thornville, please don’t scare the kids,” a woman </w:t>
-      </w:r>
-      <w:r>
-        <w:t>scolded</w:t>
-      </w:r>
-      <w:r>
-        <w:t>.</w:t>
-      </w:r>
-    </w:p>
-    <w:p>
-      <w:r>
-        <w:t>“This is vice-principle Eliot Drew,” the principle said</w:t>
-      </w:r>
-      <w:r>
-        <w:t>, pointing at the woman</w:t>
-      </w:r>
-      <w:r>
-        <w:t xml:space="preserve">. </w:t>
-      </w:r>
-      <w:r>
-        <w:t xml:space="preserve">He turned to the vice-principle and said, </w:t>
-      </w:r>
-      <w:r>
-        <w:t>“</w:t>
-      </w:r>
-      <w:r>
-        <w:t>Fear is essential if one is to stay safe. You know what is out there.”</w:t>
-      </w:r>
-    </w:p>
-    <w:p>
-      <w:r>
-        <w:t xml:space="preserve">The principle turned back to the audience and said, “The </w:t>
-      </w:r>
-      <w:r>
-        <w:t xml:space="preserve">boundary of </w:t>
-      </w:r>
-      <w:r>
-        <w:t>both the town and</w:t>
-      </w:r>
-      <w:r>
-        <w:t xml:space="preserve"> school grounds is</w:t>
-      </w:r>
-      <w:r>
-        <w:t xml:space="preserve"> well marked.</w:t>
-      </w:r>
-    </w:p>
-    <w:p>
-      <w:r>
-        <w:t>“</w:t>
-      </w:r>
-      <w:r>
-        <w:t xml:space="preserve">You are </w:t>
-      </w:r>
-      <w:r>
-        <w:t xml:space="preserve">required to be either on </w:t>
-      </w:r>
-      <w:r>
-        <w:t xml:space="preserve">campus grounds </w:t>
-      </w:r>
-      <w:r>
-        <w:t xml:space="preserve">or in the town between </w:t>
-      </w:r>
-      <w:r>
-        <w:t>dusk and dawn. Those rules are there for a reason. We don’t want tragedies.</w:t>
-      </w:r>
-      <w:r>
-        <w:t xml:space="preserve"> </w:t>
-      </w:r>
-      <w:proofErr w:type="gramStart"/>
-      <w:r>
-        <w:t>Dismissed.”</w:t>
-      </w:r>
-      <w:proofErr w:type="gramEnd"/>
-    </w:p>
-    <w:p>
-      <w:r>
-        <w:t xml:space="preserve">The auditorium burst into a cacophony as everyone tried to understand </w:t>
-      </w:r>
-      <w:r>
-        <w:t>the dire warning.</w:t>
-      </w:r>
-    </w:p>
-    <w:p>
-      <w:r>
-        <w:t>“Damn, that was weird,” Ripper said. “Why not just say we will get into trouble?”</w:t>
-      </w:r>
-    </w:p>
-    <w:p>
-      <w:r>
-        <w:t xml:space="preserve">“Maybe there are wild animals,” </w:t>
-      </w:r>
-      <w:r>
-        <w:t>Luke</w:t>
-      </w:r>
-      <w:r>
-        <w:t xml:space="preserve"> said. “No</w:t>
-      </w:r>
-      <w:r>
-        <w:t>,</w:t>
-      </w:r>
-      <w:r>
-        <w:t xml:space="preserve"> that doesn’t make sense. The principle said we should explore during the day.”</w:t>
-      </w:r>
-    </w:p>
-    <w:p>
-      <w:r>
-        <w:t>Ten minutes later they were at their dormitory room.</w:t>
-      </w:r>
-    </w:p>
-    <w:p>
-      <w:r>
-        <w:t xml:space="preserve">The studio apartment had a kitchenette to the left and a washroom to the right. Beyond were </w:t>
-      </w:r>
-      <w:r>
-        <w:t xml:space="preserve">two </w:t>
-      </w:r>
-      <w:r>
-        <w:t>elevated beds</w:t>
-      </w:r>
-      <w:r>
-        <w:t>. Under each bed was a study area with desk, chair</w:t>
-      </w:r>
-      <w:r>
-        <w:t xml:space="preserve">, </w:t>
-      </w:r>
-      <w:r>
-        <w:t xml:space="preserve">and </w:t>
-      </w:r>
-      <w:r>
-        <w:t>chest of draws.</w:t>
-      </w:r>
-    </w:p>
-    <w:p>
-      <w:r>
-        <w:t xml:space="preserve">On the floor to the right was </w:t>
-      </w:r>
-      <w:r>
-        <w:t>Luke</w:t>
-      </w:r>
-      <w:r>
-        <w:t>’s lugg</w:t>
-      </w:r>
-      <w:r>
-        <w:t xml:space="preserve">age. </w:t>
-      </w:r>
-      <w:r>
-        <w:t>School books lined a book shelf.</w:t>
-      </w:r>
-    </w:p>
-    <w:p>
-      <w:r>
-        <w:t xml:space="preserve"> </w:t>
-      </w:r>
-      <w:r>
-        <w:t>“What’s the WIFI password?”</w:t>
-      </w:r>
-      <w:r>
-        <w:t xml:space="preserve"> Ripper asked.</w:t>
-      </w:r>
-    </w:p>
-    <w:p>
-      <w:r>
-        <w:t xml:space="preserve">“Challenger 423,” </w:t>
-      </w:r>
-      <w:r>
-        <w:t>Luke</w:t>
-      </w:r>
-      <w:r>
-        <w:t xml:space="preserve"> said, pointing at a sign on the wall.</w:t>
-      </w:r>
-    </w:p>
-    <w:p>
-      <w:r>
-        <w:t>“Thanks,” Ripper said as he opened his laptop.</w:t>
-      </w:r>
-    </w:p>
-    <w:p>
-      <w:r>
-        <w:lastRenderedPageBreak/>
-        <w:t>Luke</w:t>
-      </w:r>
-      <w:r>
-        <w:t xml:space="preserve"> </w:t>
-      </w:r>
-      <w:r>
-        <w:t>unpacked, placing his clothes</w:t>
-      </w:r>
-      <w:r>
-        <w:t xml:space="preserve"> and items</w:t>
-      </w:r>
-      <w:r>
-        <w:t xml:space="preserve"> in </w:t>
-      </w:r>
-      <w:r>
-        <w:t>his</w:t>
-      </w:r>
-      <w:r>
-        <w:t xml:space="preserve"> closet and chest of drawers. Last item was his laptop.</w:t>
-      </w:r>
-    </w:p>
-    <w:p>
-      <w:r>
-        <w:t>It was time to call his parents.</w:t>
-      </w:r>
-    </w:p>
-    <w:p>
-      <w:r>
-        <w:t xml:space="preserve">“Hi Mum, Dad, Goat Father,” </w:t>
-      </w:r>
-      <w:r>
-        <w:t>Luke</w:t>
-      </w:r>
-      <w:r>
-        <w:t xml:space="preserve"> said.</w:t>
-      </w:r>
-    </w:p>
-    <w:p>
-      <w:r>
-        <w:t>Ripper glanced at Luke but didn’t say anything.</w:t>
-      </w:r>
-    </w:p>
-    <w:p>
-      <w:r>
-        <w:t xml:space="preserve">“Hi </w:t>
-      </w:r>
-      <w:r>
-        <w:t>Luke</w:t>
-      </w:r>
-      <w:r>
-        <w:t xml:space="preserve">,” </w:t>
-      </w:r>
-      <w:r>
-        <w:t>Luke</w:t>
-      </w:r>
-      <w:r>
-        <w:t>’s mum said. “Was the trip okay? Was there any problems?”</w:t>
-      </w:r>
-    </w:p>
-    <w:p>
-      <w:r>
-        <w:t xml:space="preserve">“No mum,” </w:t>
-      </w:r>
-      <w:r>
-        <w:t>Luke</w:t>
-      </w:r>
-      <w:r>
-        <w:t xml:space="preserve"> said. “The trip was just tedious, since all I could see were clouds. Here is my room.”</w:t>
-      </w:r>
-    </w:p>
-    <w:p>
-      <w:r>
-        <w:t>Luke</w:t>
-      </w:r>
-      <w:r>
-        <w:t xml:space="preserve"> panned the phone around and said, “I even have a kitchenette, so I can practice my cooking.</w:t>
-      </w:r>
-    </w:p>
-    <w:p>
-      <w:r>
-        <w:t>“Ripper, say ‘Hi’.”</w:t>
-      </w:r>
-    </w:p>
-    <w:p>
-      <w:r>
-        <w:t xml:space="preserve">Ripper waved and </w:t>
-      </w:r>
-      <w:r>
-        <w:t>Luke</w:t>
-      </w:r>
-      <w:r>
-        <w:t xml:space="preserve"> stepped out onto the balcony.</w:t>
-      </w:r>
-    </w:p>
-    <w:p>
-      <w:r>
-        <w:t>Luke</w:t>
-      </w:r>
-      <w:r>
-        <w:t xml:space="preserve"> pointed his phone at the surrounding mountains.</w:t>
-      </w:r>
-    </w:p>
-    <w:p>
-      <w:r>
-        <w:t xml:space="preserve">“Those mountains are beautiful,” </w:t>
-      </w:r>
-      <w:r>
-        <w:t>Luke</w:t>
-      </w:r>
-      <w:r>
-        <w:t>’s mother said.</w:t>
-      </w:r>
-      <w:r>
-        <w:t xml:space="preserve"> “How is the school?”</w:t>
-      </w:r>
-    </w:p>
-    <w:p>
-      <w:r>
-        <w:t>“The school grounds are beautiful from what I’ve seen,” Luke said. “We passed through the town when we arrived. It’s expanding rather fast. You can see construction cranes everywhere.”</w:t>
-      </w:r>
-    </w:p>
-    <w:p>
-      <w:r>
-        <w:t xml:space="preserve">“I hear there are plenty of those nut jobs in </w:t>
-      </w:r>
-      <w:r>
-        <w:t>Switzerland</w:t>
-      </w:r>
-      <w:r>
-        <w:t xml:space="preserve">,” </w:t>
-      </w:r>
-      <w:r>
-        <w:t>Luke</w:t>
-      </w:r>
-      <w:r>
-        <w:t>’s dad said.</w:t>
-      </w:r>
-    </w:p>
-    <w:p>
-      <w:r>
-        <w:t xml:space="preserve">“There were some protesters at the gates when we arrived,” </w:t>
-      </w:r>
-      <w:r>
-        <w:t>Luke</w:t>
-      </w:r>
-      <w:r>
-        <w:t xml:space="preserve"> said.</w:t>
-      </w:r>
-    </w:p>
-    <w:p>
-      <w:r>
-        <w:t>“</w:t>
-      </w:r>
-      <w:r>
-        <w:t>So Goat Son</w:t>
-      </w:r>
-      <w:r>
-        <w:t>,</w:t>
-      </w:r>
-      <w:r>
-        <w:t xml:space="preserve"> did you eat any good books lately?</w:t>
-      </w:r>
-      <w:r>
-        <w:t xml:space="preserve">” </w:t>
-      </w:r>
-      <w:r>
-        <w:t>Luke</w:t>
-      </w:r>
-      <w:r>
-        <w:t xml:space="preserve">’s uncle and godfather </w:t>
-      </w:r>
-      <w:r>
-        <w:t>asked</w:t>
-      </w:r>
-      <w:r>
-        <w:t>.</w:t>
-      </w:r>
-    </w:p>
-    <w:p>
-      <w:r>
-        <w:lastRenderedPageBreak/>
-        <w:t>Luke</w:t>
-      </w:r>
-      <w:r>
-        <w:t xml:space="preserve"> stepped back into the room and pointed the phone at his new school books. “I have plenty of food,” He said.</w:t>
-      </w:r>
-    </w:p>
-    <w:p>
-      <w:r>
-        <w:t>Luke</w:t>
-      </w:r>
-      <w:r>
-        <w:t xml:space="preserve"> stepped back out onto the balcony and closed the door. He and his uncle started bleating at each other.</w:t>
-      </w:r>
-    </w:p>
-    <w:p>
-      <w:r>
-        <w:t xml:space="preserve">“Stop that you two,” </w:t>
-      </w:r>
-      <w:r>
-        <w:t>Luke</w:t>
-      </w:r>
-      <w:r>
-        <w:t xml:space="preserve">’s mother said angrily. “What if you </w:t>
-      </w:r>
-      <w:r>
-        <w:t>did</w:t>
-      </w:r>
-      <w:r>
-        <w:t xml:space="preserve"> that in public?”</w:t>
-      </w:r>
-    </w:p>
-    <w:p>
-      <w:r>
-        <w:t>“</w:t>
-      </w:r>
-      <w:r>
-        <w:t>Well he is Billy the Goat,” Luke’s uncle said. “He can’t help it.”</w:t>
-      </w:r>
-    </w:p>
-    <w:p>
-      <w:r>
-        <w:t>Technically Luke’s name was Luke Billhardson</w:t>
-      </w:r>
-      <w:r>
-        <w:t>, or a</w:t>
-      </w:r>
-      <w:r>
-        <w:t>s his uncle liked saying, Billy, Billy the Goat.</w:t>
-      </w:r>
-    </w:p>
-    <w:p>
-      <w:r>
-        <w:t>“And my uncle is the Goat Father,” Luke said.</w:t>
-      </w:r>
-    </w:p>
-    <w:p>
-      <w:r>
-        <w:t>“Okay dear, you better go,” Luke’s mother said. “You have plenty of work ahead of you.”</w:t>
-      </w:r>
-    </w:p>
-    <w:p>
-      <w:r>
-        <w:t>“Work hard, Luke,” Luke’s dad said. “Remember I’m proud of you.”</w:t>
-      </w:r>
-    </w:p>
-    <w:p>
-      <w:r>
-        <w:t>“Thanks mum, dad,” Luke said.</w:t>
-      </w:r>
-    </w:p>
-    <w:p>
-      <w:r>
-        <w:t>“Remember to eat plenty of tin cans,” the uncle said. “You need plenty of iron for your growing bones.”</w:t>
-      </w:r>
-    </w:p>
-    <w:p>
-      <w:r>
-        <w:t>“Okay Goat Father,” Luke said. “Bye mum, dad, Goat Father.”</w:t>
-      </w:r>
-    </w:p>
-    <w:p>
-      <w:r>
-        <w:t xml:space="preserve">Luke </w:t>
-      </w:r>
-      <w:r>
-        <w:t>h</w:t>
-      </w:r>
-      <w:r>
-        <w:t>ung up the call and entered the room.</w:t>
-      </w:r>
-    </w:p>
-    <w:p>
-      <w:r>
-        <w:t>Ripper looked at Luke curiously.</w:t>
-      </w:r>
-    </w:p>
-    <w:p>
-      <w:r>
-        <w:t>“My uncle and I are both Capricorns,” Luke explained. “</w:t>
-      </w:r>
-      <w:r>
-        <w:t xml:space="preserve">He is also my godfather. </w:t>
-      </w:r>
-      <w:r>
-        <w:t xml:space="preserve">And goats are funny creatures. </w:t>
-      </w:r>
-      <w:r>
-        <w:t xml:space="preserve">It’s something we’ve been doing all my life. </w:t>
-      </w:r>
-      <w:r>
-        <w:t>Do you have a favorite animal?”</w:t>
-      </w:r>
-    </w:p>
-    <w:p>
-      <w:r>
-        <w:t xml:space="preserve">Ripper paused a moment and then said, “I suppose it would be a gorilla. The ultimate </w:t>
-      </w:r>
-      <w:r>
-        <w:t>quarter</w:t>
-      </w:r>
-      <w:r>
-        <w:t xml:space="preserve"> backer would be a gorilla. They are the ultimate symbol of speed</w:t>
-      </w:r>
-      <w:r>
-        <w:t xml:space="preserve"> and</w:t>
-      </w:r>
-      <w:r>
-        <w:t xml:space="preserve"> strength</w:t>
-      </w:r>
-      <w:r>
-        <w:t>.</w:t>
-      </w:r>
-    </w:p>
-    <w:p>
-      <w:r>
-        <w:lastRenderedPageBreak/>
-        <w:t>“I finished unpacking.”</w:t>
-      </w:r>
-    </w:p>
-    <w:p>
-      <w:r>
-        <w:t>“Let’s go get something to eat,” Luke said and they headed out.</w:t>
-      </w:r>
-    </w:p>
-    <w:p>
-      <w:r>
-        <w:t>“</w:t>
-      </w:r>
-      <w:r>
-        <w:t>Town or cafeteria?” Ripper asked.</w:t>
-      </w:r>
-    </w:p>
-    <w:p>
-      <w:r>
-        <w:t>“Town,” Luke said. “I’m betting you will get bored with the cafeteria fast enough.</w:t>
-      </w:r>
-    </w:p>
-    <w:p>
-      <w:r>
-        <w:t>“Not you?” Ripper said as they headed for the front gates.</w:t>
-      </w:r>
-    </w:p>
-    <w:p>
-      <w:r>
-        <w:t>“As you heard me talking to my uncle, I am a goat,” Luke said. “I don’t have hang-ups about food. As you can guess I enjoy eating, and also cooking.”</w:t>
-      </w:r>
-    </w:p>
-    <w:p>
-      <w:r>
-        <w:t>“There</w:t>
-      </w:r>
-      <w:r>
-        <w:t xml:space="preserve"> is that Annie,” Ripper said</w:t>
-      </w:r>
-      <w:r>
-        <w:t>, pointing</w:t>
-      </w:r>
-      <w:r>
-        <w:t>. “Want to go see?”</w:t>
-      </w:r>
-    </w:p>
-    <w:p>
-      <w:r>
-        <w:t>Annie was surrounded by admirers.</w:t>
-      </w:r>
-    </w:p>
-    <w:p>
-      <w:r>
-        <w:t>“Not really,” Luke said. “She is out of my league and I don’t believe in celebrities and heroes. You can go if you want. You’re handsome enough and an amazing athlete.</w:t>
-      </w:r>
-    </w:p>
-    <w:p>
-      <w:r>
-        <w:t>“As my uncle says, there are three types of people in the world: Sheep, Shepherds and Goats.</w:t>
-      </w:r>
-    </w:p>
-    <w:p>
-      <w:r>
-        <w:t xml:space="preserve">“Sheep always look </w:t>
-      </w:r>
-      <w:r>
-        <w:t>to</w:t>
-      </w:r>
-      <w:r>
-        <w:t xml:space="preserve"> shepherds to guide them.</w:t>
-      </w:r>
-    </w:p>
-    <w:p>
-      <w:r>
-        <w:t>“Shepherds seek to guide and control others, often to the sheep’s detriment.”</w:t>
-      </w:r>
-    </w:p>
-    <w:p>
-      <w:r>
-        <w:t>“Why do you say that?” Ripper asked as they approached the gates.</w:t>
-      </w:r>
-    </w:p>
-    <w:p>
-      <w:r>
-        <w:t>“What do shepherds do to sheep?” Luke as</w:t>
-      </w:r>
-      <w:r>
-        <w:t>ked. “They raise them for food</w:t>
-      </w:r>
-      <w:r>
-        <w:t xml:space="preserve"> and wool</w:t>
-      </w:r>
-      <w:r>
-        <w:t>.</w:t>
-      </w:r>
-    </w:p>
-    <w:p>
-      <w:r>
-        <w:t>“I am a goat. I neither follow nor lead</w:t>
-      </w:r>
-      <w:r>
-        <w:t>, but follow my own path.”</w:t>
-      </w:r>
-    </w:p>
-    <w:p>
-      <w:r>
-        <w:lastRenderedPageBreak/>
-        <w:t xml:space="preserve">Luke’s </w:t>
-      </w:r>
-      <w:r>
-        <w:t xml:space="preserve">school </w:t>
-      </w:r>
-      <w:r>
-        <w:t>device beeped. Pulling out his device he read the message, “+1 to mental manipulation resistance.”</w:t>
-      </w:r>
-    </w:p>
-    <w:p>
-      <w:r>
-        <w:t>“Freaky,” Ripper said as he stared at the message. “It’s like we are in a freaking video game.”</w:t>
-      </w:r>
-    </w:p>
-    <w:p>
-      <w:r>
-        <w:t>They stepped out of the gate and were greeted by the protesters.</w:t>
-      </w:r>
-    </w:p>
-    <w:p>
-      <w:r>
-        <w:t>Placards read, “Nuclear energy is dangerous,” “Quantum communication damages space,” “Stop all space warping research,” and “</w:t>
-      </w:r>
-      <w:r>
-        <w:t>The end is neigh.”</w:t>
-      </w:r>
-    </w:p>
-    <w:p>
-      <w:r>
-        <w:t>They passed the protesters and Ripper asked, “What do you think of that?”</w:t>
-      </w:r>
-    </w:p>
-    <w:p>
-      <w:r>
-        <w:t>“Nonsense,” Luke replied. “You can’t damage space. If you could, then the space around the sun would be ripped to shreds. And yet, science has yet to find any anomalies.”</w:t>
-      </w:r>
-    </w:p>
-    <w:p>
-      <w:r>
-        <w:t>“It’s being suppressed,” a protester called out.</w:t>
-      </w:r>
-    </w:p>
-    <w:p>
-      <w:r>
-        <w:t>The town spread all about them. Restaurants lined the street they were walking on.</w:t>
-      </w:r>
-      <w:r>
-        <w:t xml:space="preserve"> Two were under construction.</w:t>
-      </w:r>
-    </w:p>
-    <w:p>
-      <w:r>
-        <w:t>“Which restaurant?” Ripper asked.</w:t>
-      </w:r>
-    </w:p>
-    <w:p>
-      <w:r>
-        <w:t>“Any,” Luke said. “I like exploring different foods.”</w:t>
-      </w:r>
-    </w:p>
-    <w:p>
-      <w:r>
-        <w:t>“You did mention you liked that old series, ‘Bizarre Foods’,” Ripper said. “Okay, let’s go to that burger place.</w:t>
-      </w:r>
-      <w:r>
-        <w:t xml:space="preserve"> </w:t>
-      </w:r>
-      <w:r>
-        <w:t>We</w:t>
-      </w:r>
-      <w:r>
-        <w:t xml:space="preserve"> gorillas can’t live on grass and tin cans</w:t>
-      </w:r>
-      <w:r>
-        <w:t>.</w:t>
-      </w:r>
-      <w:r>
-        <w:t>”</w:t>
-      </w:r>
-    </w:p>
-    <w:p>
-      <w:r>
-        <w:t>Luke laughed and said, “That’s for sure.”</w:t>
-      </w:r>
-    </w:p>
-    <w:p>
-      <w:r>
-        <w:t xml:space="preserve">They </w:t>
-      </w:r>
-      <w:r>
-        <w:t xml:space="preserve">entered and </w:t>
-      </w:r>
-      <w:r>
-        <w:t>waited</w:t>
-      </w:r>
-      <w:r>
-        <w:t>.</w:t>
-      </w:r>
-      <w:r>
-        <w:t xml:space="preserve"> </w:t>
-      </w:r>
-      <w:r>
-        <w:t>S</w:t>
-      </w:r>
-      <w:r>
-        <w:t>oon enough a waiter led them to a seat.</w:t>
-      </w:r>
-    </w:p>
-    <w:p>
-      <w:r>
-        <w:t>Luke picked up the menu and scanned. There was a good selection of burgers, steaks, and even vegetarian options.</w:t>
-      </w:r>
-    </w:p>
-    <w:p>
-      <w:r>
-        <w:lastRenderedPageBreak/>
-        <w:t>The waiter returned and asked, “Any drinks for you?”</w:t>
-      </w:r>
-    </w:p>
-    <w:p>
-      <w:r>
-        <w:t>“Coke please,” Ripper said.</w:t>
-      </w:r>
-    </w:p>
-    <w:p>
-      <w:r>
-        <w:t>“What’s your most popular soft drink?” Luke asked.</w:t>
-      </w:r>
-    </w:p>
-    <w:p>
-      <w:r>
-        <w:t>The waiter named</w:t>
-      </w:r>
-      <w:r>
-        <w:t xml:space="preserve"> </w:t>
-      </w:r>
-      <w:proofErr w:type="spellStart"/>
-      <w:r>
-        <w:t>Rivella</w:t>
-      </w:r>
-      <w:proofErr w:type="spellEnd"/>
-      <w:r>
-        <w:t xml:space="preserve">, hot chocolate, </w:t>
-      </w:r>
-      <w:r>
-        <w:t>Apple Juice</w:t>
-      </w:r>
-      <w:r>
-        <w:t xml:space="preserve">, and </w:t>
-      </w:r>
-      <w:r>
-        <w:t>Ice Tea</w:t>
-      </w:r>
-      <w:r>
-        <w:t>, to name a few items.</w:t>
-      </w:r>
-    </w:p>
-    <w:p>
-      <w:r>
-        <w:t xml:space="preserve">“I’ll have </w:t>
-      </w:r>
-      <w:proofErr w:type="spellStart"/>
-      <w:r>
-        <w:t>Rivella</w:t>
-      </w:r>
-      <w:proofErr w:type="spellEnd"/>
-      <w:r>
-        <w:t xml:space="preserve">, no ice please,” Luke said, since </w:t>
-      </w:r>
-      <w:proofErr w:type="spellStart"/>
-      <w:r>
-        <w:t>Rivella</w:t>
-      </w:r>
-      <w:proofErr w:type="spellEnd"/>
-      <w:r>
-        <w:t xml:space="preserve"> was the most </w:t>
-      </w:r>
-      <w:r>
-        <w:t>exotic sounding drink listed.</w:t>
-      </w:r>
-    </w:p>
-    <w:p>
-      <w:r>
-        <w:t>Drink order taken, the waiter left.</w:t>
-      </w:r>
-    </w:p>
-    <w:p>
-      <w:r>
-        <w:t>“</w:t>
-      </w:r>
-      <w:r>
-        <w:t xml:space="preserve">Remember how </w:t>
-      </w:r>
-      <w:r>
-        <w:t xml:space="preserve">Bobby disappeared </w:t>
-      </w:r>
-      <w:r>
-        <w:t>three</w:t>
-      </w:r>
-      <w:r>
-        <w:t xml:space="preserve"> nights ago</w:t>
-      </w:r>
-      <w:r>
-        <w:t>?</w:t>
-      </w:r>
-      <w:r>
-        <w:t xml:space="preserve">” a </w:t>
-      </w:r>
-      <w:r>
-        <w:t xml:space="preserve">local </w:t>
-      </w:r>
-      <w:r>
-        <w:t>man a table away asked. “This morning his body was found</w:t>
-      </w:r>
-      <w:r>
-        <w:t>, all moldy</w:t>
-      </w:r>
-      <w:r>
-        <w:t xml:space="preserve">, </w:t>
-      </w:r>
-      <w:r>
-        <w:t>decayed</w:t>
-      </w:r>
-      <w:r>
-        <w:t>, and covered in maggots</w:t>
-      </w:r>
-      <w:r>
-        <w:t xml:space="preserve">. </w:t>
-      </w:r>
-      <w:r>
-        <w:t>The stink was horrible</w:t>
-      </w:r>
-      <w:r>
-        <w:t>.”</w:t>
-      </w:r>
-    </w:p>
-    <w:p>
-      <w:r>
-        <w:t>Ripper</w:t>
-      </w:r>
-      <w:r>
-        <w:t xml:space="preserve"> looked as if he wanted to gag.</w:t>
-      </w:r>
-    </w:p>
-    <w:p>
-      <w:r>
-        <w:t>“This town used to be peaceful,” the man’s companion grumbled. “What the hell are they doing with all those particle accelerators and that science mumbo-jumbo?”</w:t>
-      </w:r>
-    </w:p>
-    <w:p>
-      <w:r>
-        <w:t xml:space="preserve">“They are tearing holes into space is what they are doing,” another man </w:t>
-      </w:r>
-      <w:r>
-        <w:t>at</w:t>
-      </w:r>
-      <w:r>
-        <w:t xml:space="preserve"> </w:t>
-      </w:r>
-      <w:r>
-        <w:t xml:space="preserve">another </w:t>
-      </w:r>
-      <w:r>
-        <w:t xml:space="preserve">table </w:t>
-      </w:r>
-      <w:r>
-        <w:t>said.</w:t>
-      </w:r>
-      <w:r>
-        <w:t xml:space="preserve"> “Letting in all manner of demonic creatures.”</w:t>
-      </w:r>
-    </w:p>
-    <w:p>
-      <w:r>
-        <w:t>“Don’t spit,” a woman across the table scolded. “That’s just gross.”</w:t>
-      </w:r>
-    </w:p>
-    <w:p>
-      <w:r>
-        <w:t>The waiter returned to the table and brought the drinks.</w:t>
-      </w:r>
-    </w:p>
-    <w:p>
-      <w:r>
-        <w:t>Luke and Ripper gave their order and the waiter left.</w:t>
-      </w:r>
-    </w:p>
-    <w:p>
-      <w:r>
-        <w:t>“Something is seriously messed up in this town,” Ripper said</w:t>
-      </w:r>
-      <w:r>
-        <w:t>, loud enough for the locals to hear.</w:t>
-      </w:r>
-    </w:p>
-    <w:p>
-      <w:r>
-        <w:t xml:space="preserve">“You’re from the </w:t>
-      </w:r>
-      <w:r>
-        <w:t xml:space="preserve">fancy </w:t>
-      </w:r>
-      <w:r>
-        <w:t>school, aren’t you?” an elderly man at another table asked. “What are they doing there?”</w:t>
-      </w:r>
-    </w:p>
-    <w:p>
-      <w:r>
-        <w:lastRenderedPageBreak/>
-        <w:t>“Just arrived today,” Luke confessed, “Although, the principle did talk about monsters and the need to get stronger. I was expecting a speech about hard work, not that.”</w:t>
-      </w:r>
-    </w:p>
-    <w:p>
-      <w:r>
-        <w:t>“And what’s that about not going out after dusk?” Ripper asked.</w:t>
-      </w:r>
-    </w:p>
-    <w:p>
-      <w:r>
-        <w:t>“</w:t>
-      </w:r>
-      <w:r>
-        <w:t>There are things out there</w:t>
-      </w:r>
-      <w:r>
-        <w:t>,” another woman said</w:t>
-      </w:r>
-      <w:r>
-        <w:t xml:space="preserve"> simply</w:t>
-      </w:r>
-      <w:r>
-        <w:t>.</w:t>
-      </w:r>
-    </w:p>
-    <w:p>
-      <w:r>
-        <w:t>“Shouldn’t the government come out and find out?” Luke asked.</w:t>
-      </w:r>
-    </w:p>
-    <w:p>
-      <w:r>
-        <w:t xml:space="preserve">“They </w:t>
-      </w:r>
-      <w:r>
-        <w:t>know</w:t>
-      </w:r>
-      <w:r>
-        <w:t>,” the woman said. “Claims we are a bunch of superstitious fools.”</w:t>
-      </w:r>
-    </w:p>
-    <w:p>
-      <w:r>
-        <w:t>“They are all in on it,” another local spat.</w:t>
-      </w:r>
-    </w:p>
-    <w:p>
-      <w:r>
-        <w:t>“I told you not to spit,” the woman scolded.</w:t>
-      </w:r>
-    </w:p>
-    <w:p>
-      <w:r>
-        <w:t>Food arrived and Luke ate as he listened to the local gossip.</w:t>
-      </w:r>
-    </w:p>
-    <w:p>
-      <w:r>
-        <w:t>“Now what?” Ripper asked as they paid the bill.</w:t>
-      </w:r>
-    </w:p>
-    <w:p>
-      <w:r>
-        <w:t xml:space="preserve">“I want to explore the town and buy groceries,” Luke said. “Also want to explore the hiking trails. It’s only </w:t>
-      </w:r>
-      <w:r>
-        <w:t>12</w:t>
-      </w:r>
-      <w:r>
-        <w:t>:</w:t>
-      </w:r>
-      <w:r>
-        <w:t>35</w:t>
-      </w:r>
-      <w:r>
-        <w:t xml:space="preserve">PM. </w:t>
-      </w:r>
-      <w:r>
-        <w:t>There’s p</w:t>
-      </w:r>
-      <w:r>
-        <w:t>lenty of time before sunset.”</w:t>
-      </w:r>
-    </w:p>
-    <w:p>
-      <w:r>
-        <w:t>“Aren’t you afraid?” Ripper asked as they walked out of the restaurant.</w:t>
-      </w:r>
-    </w:p>
-    <w:p>
-      <w:r>
-        <w:t>“I only believe in science,” Luke said.</w:t>
-      </w:r>
-      <w:r>
-        <w:t xml:space="preserve"> </w:t>
-      </w:r>
-      <w:r>
-        <w:t>“</w:t>
-      </w:r>
-      <w:r>
-        <w:t>I’m only afraid of tripping in the dark and mosquitoes</w:t>
-      </w:r>
-      <w:r>
-        <w:t>.”</w:t>
-      </w:r>
-    </w:p>
-    <w:p>
-      <w:r>
-        <w:t>“They have several sports clubs,” Ripper said. “I’m joining the American Football team. How about you?”</w:t>
-      </w:r>
-    </w:p>
-    <w:p>
-      <w:r>
-        <w:t>“I’m joining the cooking and puzzle solving clubs,” Luke said. “There’s a grocery store.”</w:t>
-      </w:r>
-    </w:p>
-    <w:p>
-      <w:r>
-        <w:t>Ripper stepped in and said, “This store sure has some interesting items.”</w:t>
-      </w:r>
-    </w:p>
-    <w:p>
-      <w:r>
-        <w:lastRenderedPageBreak/>
-        <w:t xml:space="preserve">“Grab some items,” Luke said as he walked </w:t>
-      </w:r>
-      <w:r>
-        <w:t>the isles, grabbing items from shelves. Next came groceries. Finally he headed for the cashier.</w:t>
-      </w:r>
-    </w:p>
-    <w:p>
-      <w:r>
-        <w:t>“Need some help with the bags</w:t>
-      </w:r>
-      <w:r>
-        <w:t>?</w:t>
-      </w:r>
-      <w:r>
-        <w:t>” Ripper asked.</w:t>
-      </w:r>
-    </w:p>
-    <w:p>
-      <w:r>
-        <w:t>“Thanks,” Like said and Ripper took multiple bags.</w:t>
-      </w:r>
-    </w:p>
-    <w:p>
-      <w:r>
-        <w:t xml:space="preserve">They headed back to the apartment. As before, they met the protesters near the </w:t>
-      </w:r>
-      <w:r>
-        <w:t>school gate</w:t>
-      </w:r>
-      <w:r>
-        <w:t>.</w:t>
-      </w:r>
-    </w:p>
-    <w:p>
-      <w:r>
-        <w:t>They passed the protesters and Ripper asked, “Don’t they have anything better to do with their lives?”</w:t>
-      </w:r>
-    </w:p>
-    <w:p>
-      <w:r>
-        <w:t>Luke shrugged and picked up his pace. His arms were starting to hurt from carrying groceries.</w:t>
-      </w:r>
-    </w:p>
-    <w:p>
-      <w:r>
-        <w:t>Eventually they returned to their apartment and Luke put the groceries away.</w:t>
-      </w:r>
-    </w:p>
-    <w:p>
-      <w:r>
-        <w:t>“The needful is done,” Luke said. “Do you want to socialize?”</w:t>
-      </w:r>
-    </w:p>
-    <w:p>
-      <w:r>
-        <w:t>“Are you sure?” Ripper asked.</w:t>
-      </w:r>
-    </w:p>
-    <w:p>
-      <w:r>
-        <w:t xml:space="preserve">“Let’s connect,” Luke said and pulled his device out. He clicked on </w:t>
-      </w:r>
-      <w:r>
-        <w:t>Party Chat, pointed his device at Ripper and clicked on the add person button.</w:t>
-      </w:r>
-    </w:p>
-    <w:p>
-      <w:r>
         <w:t>Ripper’s device beeped and he took out his device. He clicked on confirm.</w:t>
       </w:r>
     </w:p>
@@ -3155,131 +3160,532 @@
     </w:p>
     <w:p>
       <w:r>
+        <w:t>“Football players,” Ripper said and headed to a group of people who towered over Luke.</w:t>
+      </w:r>
+    </w:p>
+    <w:p>
+      <w:r>
+        <w:t>“See you later,” Luke said.</w:t>
+      </w:r>
+    </w:p>
+    <w:p>
+      <w:r>
+        <w:t>“Where are you going?” Ripper asked.</w:t>
+      </w:r>
+    </w:p>
+    <w:p>
+      <w:r>
+        <w:t>“Just exploring campus,” Luke said.</w:t>
+      </w:r>
+    </w:p>
+    <w:p>
+      <w:r>
+        <w:t>“Didn’t you want to explore the trails?” Ripper asked.</w:t>
+      </w:r>
+    </w:p>
+    <w:p>
+      <w:r>
+        <w:t>“Just call me when you are ready and we can go,” Luke said.</w:t>
+      </w:r>
+    </w:p>
+    <w:p>
+      <w:r>
+        <w:t>“Okay,” ripper said and headed for the football players.</w:t>
+      </w:r>
+    </w:p>
+    <w:p>
+      <w:r>
+        <w:t xml:space="preserve">Luke glanced at the year rep, still surrounded by people. She </w:t>
+      </w:r>
+      <w:r>
+        <w:t xml:space="preserve">radiated joy as she socialized </w:t>
+      </w:r>
+      <w:r>
+        <w:t>with her peons.</w:t>
+      </w:r>
+    </w:p>
+    <w:p>
+      <w:r>
+        <w:t>Luke walked away. He didn’t understand the obsession people had with celebrities.</w:t>
+      </w:r>
+    </w:p>
+    <w:p>
+      <w:r>
+        <w:t>Time</w:t>
+      </w:r>
+      <w:r>
+        <w:t xml:space="preserve"> </w:t>
+      </w:r>
+      <w:r>
+        <w:t>passed as Luke explored every nook and cranny of the campus.</w:t>
+      </w:r>
+    </w:p>
+    <w:p>
+      <w:r>
+        <w:t>Ripper called and Luke returned.</w:t>
+      </w:r>
+    </w:p>
+    <w:p>
+      <w:r>
+        <w:t>Ripper made introductions and a moment later Luke forgot their names.</w:t>
+      </w:r>
+    </w:p>
+    <w:p>
+      <w:r>
         <w:lastRenderedPageBreak/>
-        <w:t>“Football players,” Ripper said and headed to a group of people who towered over Luke.</w:t>
-      </w:r>
-    </w:p>
-    <w:p>
-      <w:r>
-        <w:t>“See you later,” Luke said.</w:t>
-      </w:r>
-    </w:p>
-    <w:p>
-      <w:r>
-        <w:t>“Where are you going?” Ripper asked.</w:t>
-      </w:r>
-    </w:p>
-    <w:p>
-      <w:r>
-        <w:t>“Just exploring campus,” Luke said.</w:t>
-      </w:r>
-    </w:p>
-    <w:p>
-      <w:r>
-        <w:t>“Didn’t you want to explore the trails?” Ripper asked.</w:t>
-      </w:r>
-    </w:p>
-    <w:p>
-      <w:r>
-        <w:t>“Just call me when you are ready and we can go,” Luke said.</w:t>
-      </w:r>
-    </w:p>
-    <w:p>
-      <w:r>
-        <w:t>“Okay,” ripper said and headed for the football players.</w:t>
-      </w:r>
-    </w:p>
-    <w:p>
-      <w:r>
-        <w:t xml:space="preserve">Luke glanced at the year rep, still surrounded by people. She </w:t>
-      </w:r>
-      <w:r>
-        <w:t xml:space="preserve">radiated joy as she socialized </w:t>
-      </w:r>
-      <w:r>
-        <w:t>with her peons.</w:t>
-      </w:r>
-    </w:p>
-    <w:p>
-      <w:r>
-        <w:t>Luke walked away. He didn’t understand the obsession people had with celebrities.</w:t>
-      </w:r>
-    </w:p>
-    <w:p>
-      <w:r>
-        <w:t>Time</w:t>
+        <w:t xml:space="preserve">“Everyone agreed to come on a hike,” Ripper said. “Hans </w:t>
+      </w:r>
+      <w:r>
+        <w:t xml:space="preserve">here </w:t>
+      </w:r>
+      <w:r>
+        <w:t xml:space="preserve">says there’s a trail to a </w:t>
+      </w:r>
+      <w:r>
+        <w:t>swimming hole with an amazing waterfall.”</w:t>
+      </w:r>
+    </w:p>
+    <w:p>
+      <w:r>
+        <w:t>Luke pulled out his device and pointed it at Hans.</w:t>
+      </w:r>
+    </w:p>
+    <w:p>
+      <w:r>
+        <w:t>“What are you doing?” Hans asked.</w:t>
+      </w:r>
+    </w:p>
+    <w:p>
+      <w:r>
+        <w:t>“Trying out Identify,” Luke said. “Says here</w:t>
+      </w:r>
+      <w:r>
+        <w:t>,</w:t>
+      </w:r>
+      <w:r>
+        <w:t xml:space="preserve"> your spirit animal is a </w:t>
+      </w:r>
+      <w:r>
+        <w:t>bull</w:t>
+      </w:r>
+      <w:r>
+        <w:t>.”</w:t>
+      </w:r>
+    </w:p>
+    <w:p>
+      <w:r>
+        <w:t xml:space="preserve">“Well </w:t>
+      </w:r>
+      <w:r>
+        <w:t>my mum always said I was like a bull in a china shop</w:t>
+      </w:r>
+      <w:r>
+        <w:t>,” Hans said</w:t>
+      </w:r>
+      <w:r>
+        <w:t>, laughing</w:t>
+      </w:r>
+      <w:r>
+        <w:t>.</w:t>
+      </w:r>
+    </w:p>
+    <w:p>
+      <w:r>
+        <w:t>Everyone decided to try out Identify on each other.</w:t>
+      </w:r>
+    </w:p>
+    <w:p>
+      <w:r>
+        <w:t>“We better go before it gets too dark,” Luke said.</w:t>
+      </w:r>
+    </w:p>
+    <w:p>
+      <w:r>
+        <w:t>“Are you afraid of those stories?” a bear of an athlete asked, smiling. “Afraid of monsters?”</w:t>
+      </w:r>
+    </w:p>
+    <w:p>
+      <w:r>
+        <w:t>Luke pointed his device at the teen.</w:t>
+      </w:r>
+    </w:p>
+    <w:p>
+      <w:pPr>
+        <w:pStyle w:val="StatusMessage"/>
+      </w:pPr>
+      <w:r>
+        <w:t>Salvador Bruno</w:t>
+      </w:r>
+    </w:p>
+    <w:p>
+      <w:pPr>
+        <w:pStyle w:val="StatusMessage"/>
+      </w:pPr>
+      <w:r>
+        <w:t>Bear</w:t>
+      </w:r>
+    </w:p>
+    <w:p>
+      <w:pPr>
+        <w:pStyle w:val="StatusMessage"/>
+      </w:pPr>
+      <w:r>
+        <w:t>Level 0</w:t>
+      </w:r>
+    </w:p>
+    <w:p>
+      <w:r>
+        <w:t xml:space="preserve">“No Salvador,” Luke said. “I’m </w:t>
+      </w:r>
+      <w:r>
+        <w:t xml:space="preserve">only </w:t>
+      </w:r>
+      <w:r>
+        <w:t>afraid of breaking my leg, tripping over something in the dark</w:t>
+      </w:r>
+      <w:r>
+        <w:t xml:space="preserve"> and stupid insects</w:t>
+      </w:r>
+      <w:r>
+        <w:t>.</w:t>
+      </w:r>
+      <w:r>
+        <w:t xml:space="preserve"> Monsters don’t exist.</w:t>
+      </w:r>
+      <w:r>
+        <w:t>”</w:t>
+      </w:r>
+    </w:p>
+    <w:p>
+      <w:r>
+        <w:t>Luke opened the Map app and said, “</w:t>
+      </w:r>
+      <w:r>
+        <w:t xml:space="preserve">Delphi </w:t>
+      </w:r>
+      <w:r>
+        <w:t>Swimming hole.” A path to the destination appeared on the map.</w:t>
+      </w:r>
+    </w:p>
+    <w:p>
+      <w:r>
+        <w:t>They headed out.</w:t>
+      </w:r>
+    </w:p>
+    <w:p>
+      <w:r>
+        <w:t xml:space="preserve">“We explored </w:t>
+      </w:r>
+      <w:r>
+        <w:t>some of</w:t>
+      </w:r>
+      <w:r>
+        <w:t xml:space="preserve"> the sports venues,” Ripper said. “</w:t>
+      </w:r>
+      <w:r>
+        <w:t>The sports are rather limited. Strangely, t</w:t>
+      </w:r>
+      <w:r>
+        <w:t>hey have venues where you can train with medieval weapons</w:t>
+      </w:r>
+      <w:r>
+        <w:t>.”</w:t>
+      </w:r>
+    </w:p>
+    <w:p>
+      <w:r>
+        <w:lastRenderedPageBreak/>
+        <w:t>“</w:t>
+      </w:r>
+      <w:r>
+        <w:t>The weight training rooms are amazing</w:t>
+      </w:r>
+      <w:r>
+        <w:t xml:space="preserve">,” a teen </w:t>
+      </w:r>
+      <w:r>
+        <w:t xml:space="preserve">built like a sumo wrestler </w:t>
+      </w:r>
+      <w:r>
+        <w:t>said.</w:t>
+      </w:r>
+    </w:p>
+    <w:p>
+      <w:pPr>
+        <w:pStyle w:val="StatusMessage"/>
+      </w:pPr>
+      <w:r>
+        <w:t xml:space="preserve">Eric </w:t>
+      </w:r>
+      <w:proofErr w:type="spellStart"/>
+      <w:r>
+        <w:t>Ranfield</w:t>
+      </w:r>
+      <w:proofErr w:type="spellEnd"/>
+    </w:p>
+    <w:p>
+      <w:pPr>
+        <w:pStyle w:val="StatusMessage"/>
+      </w:pPr>
+      <w:r>
+        <w:t>Elephant</w:t>
+      </w:r>
+    </w:p>
+    <w:p>
+      <w:pPr>
+        <w:pStyle w:val="StatusMessage"/>
+      </w:pPr>
+      <w:r>
+        <w:t>Level 0</w:t>
+      </w:r>
+    </w:p>
+    <w:p>
+      <w:r>
+        <w:t>The path exited the school grounds and entered the forested area. The boundary was rather stark. One side of a concrete line was manicured lawns and electric lights. The other side was wild brush</w:t>
+      </w:r>
+      <w:r>
+        <w:t xml:space="preserve"> and a dirt trail</w:t>
+      </w:r>
+      <w:r>
+        <w:t>.</w:t>
+      </w:r>
+    </w:p>
+    <w:p>
+      <w:r>
+        <w:t xml:space="preserve">A short distance later they arrived at a </w:t>
+      </w:r>
+      <w:r>
+        <w:t>stone wall</w:t>
+      </w:r>
+      <w:r>
+        <w:t xml:space="preserve"> overlooking a cliff. Over 10 m down was the </w:t>
+      </w:r>
+      <w:r>
+        <w:t xml:space="preserve">continuation of the </w:t>
+      </w:r>
+      <w:r>
+        <w:t>winding trail.</w:t>
+      </w:r>
+    </w:p>
+    <w:p>
+      <w:r>
+        <w:t>Almost 20 minutes later they arrived at the swimming hole.</w:t>
+      </w:r>
+    </w:p>
+    <w:p>
+      <w:r>
+        <w:t>“Let’s go skinny dipping,” a teen said and started undressing.</w:t>
+      </w:r>
+    </w:p>
+    <w:p>
+      <w:r>
+        <w:t>“Joining us?” Ripper asked.</w:t>
+      </w:r>
+    </w:p>
+    <w:p>
+      <w:r>
+        <w:t xml:space="preserve">“I assure you, you don’t want to see me </w:t>
+      </w:r>
+      <w:r>
+        <w:t>undressed,” Luke said. “I’m going to explore my device.”</w:t>
+      </w:r>
+    </w:p>
+    <w:p>
+      <w:r>
+        <w:t>“Are you eating those flowers?” a teen with blond hair asked.</w:t>
+      </w:r>
+    </w:p>
+    <w:p>
+      <w:r>
+        <w:t>“It’s called homeostasis,” Luke said. “A little bit of poison strengthens the body. Besides, according to my device, this flower is edible. Perhaps I can cook with it.”</w:t>
+      </w:r>
+    </w:p>
+    <w:p>
+      <w:r>
+        <w:t xml:space="preserve">In the background Luke heard the others splashing about. He ignored them and </w:t>
+      </w:r>
+      <w:r>
+        <w:t>picked more flowers and berries, putting his loot in various plastic bags. They all went into pockets in his fishing jacket.</w:t>
+      </w:r>
+    </w:p>
+    <w:p>
+      <w:r>
+        <w:t xml:space="preserve">Harvesting done, Luke </w:t>
+      </w:r>
+      <w:r>
+        <w:t>focused on learning various features of his device.</w:t>
+      </w:r>
+    </w:p>
+    <w:p>
+      <w:r>
+        <w:t>“Guys, it’s getting dark,” Luke said. “It’s time to return.”</w:t>
+      </w:r>
+    </w:p>
+    <w:p>
+      <w:r>
+        <w:lastRenderedPageBreak/>
+        <w:t xml:space="preserve">“It’s only </w:t>
+      </w:r>
+      <w:r>
+        <w:t>evening</w:t>
+      </w:r>
+      <w:r>
+        <w:t xml:space="preserve">,” </w:t>
+      </w:r>
+      <w:r>
+        <w:t>a teen said.</w:t>
+      </w:r>
+    </w:p>
+    <w:p>
+      <w:r>
+        <w:t>“Maybe so,” Luke countered. “However, we haven’t eaten dinner, and tomorrow is our first day at school.”</w:t>
+      </w:r>
+    </w:p>
+    <w:p>
+      <w:r>
+        <w:t>“Just one more swing on the rope,” a teen said and jumped.</w:t>
+      </w:r>
+    </w:p>
+    <w:p>
+      <w:r>
+        <w:t>The others trickled out and dressed.</w:t>
+      </w:r>
+    </w:p>
+    <w:p>
+      <w:r>
+        <w:t>“What is our schedule for tomorrow?” Ripper asked.</w:t>
+      </w:r>
+    </w:p>
+    <w:p>
+      <w:r>
+        <w:t xml:space="preserve">“Just go to your School </w:t>
+      </w:r>
+      <w:r>
+        <w:t>app</w:t>
+      </w:r>
+      <w:r>
+        <w:t xml:space="preserve">,” Luke said. “Homeroom for me is in </w:t>
+      </w:r>
+      <w:r>
+        <w:t>1</w:t>
+      </w:r>
+      <w:r>
+        <w:t>-23 of the Pasteur building. School starts at 8:00AM</w:t>
+      </w:r>
+      <w:r>
+        <w:t>.</w:t>
+      </w:r>
+      <w:r>
+        <w:t>”</w:t>
+      </w:r>
+    </w:p>
+    <w:p>
+      <w:r>
+        <w:t>They headed back.</w:t>
+      </w:r>
+    </w:p>
+    <w:p>
+      <w:r>
+        <w:t>Twilight overcame them like a change in the air as they walked.</w:t>
+      </w:r>
+    </w:p>
+    <w:p>
+      <w:r>
+        <w:t>Luke felt an otherworldly aura settling over them. To the side there was a bush containing berries. These were different from the ones he saw lining the path previously.</w:t>
+      </w:r>
+    </w:p>
+    <w:p>
+      <w:r>
+        <w:t xml:space="preserve">Luke popped one into his mouth and found </w:t>
+      </w:r>
+      <w:r>
+        <w:t>it was sweet and refreshing. His gourmet senses kicked, filling him with ideas for using the berries in his next dish.</w:t>
+      </w:r>
+    </w:p>
+    <w:p>
+      <w:r>
+        <w:t>Grabbing a bag Luke filled it, and then stuffed it into a pocket. He was about to get another bag when he realized he was left behind.</w:t>
+      </w:r>
+    </w:p>
+    <w:p>
+      <w:r>
+        <w:t>Luke decided to leave the remaining berries for the next day and headed back to campus.</w:t>
+      </w:r>
+    </w:p>
+    <w:p>
+      <w:r>
+        <w:t>Five minutes later Luke finally caught up with the others.</w:t>
+      </w:r>
+    </w:p>
+    <w:p>
+      <w:r>
+        <w:t>Suddenly Luke felt a transition into night.</w:t>
       </w:r>
       <w:r>
         <w:t xml:space="preserve"> </w:t>
       </w:r>
       <w:r>
-        <w:t>passed as Luke explored every nook and cranny of the campus.</w:t>
-      </w:r>
-    </w:p>
-    <w:p>
-      <w:r>
-        <w:t>Ripper called and Luke returned.</w:t>
-      </w:r>
-    </w:p>
-    <w:p>
-      <w:r>
-        <w:t>Ripper made introductions and a moment later Luke forgot their names.</w:t>
-      </w:r>
-    </w:p>
-    <w:p>
-      <w:r>
-        <w:t xml:space="preserve">“Everyone agreed to come on a hike,” Ripper said. “Hans </w:t>
-      </w:r>
-      <w:r>
-        <w:t xml:space="preserve">here </w:t>
-      </w:r>
-      <w:r>
-        <w:t xml:space="preserve">says there’s a trail to a </w:t>
-      </w:r>
-      <w:r>
-        <w:t>swimming hole with an amazing waterfall.”</w:t>
-      </w:r>
-    </w:p>
-    <w:p>
-      <w:r>
-        <w:t>Luke pulled out his device and pointed it at Hans.</w:t>
-      </w:r>
-    </w:p>
-    <w:p>
-      <w:r>
-        <w:t>“What are you doing?” Hans asked.</w:t>
-      </w:r>
-    </w:p>
-    <w:p>
-      <w:r>
-        <w:t>“Trying out Identify,” Luke said. “Says here</w:t>
-      </w:r>
-      <w:r>
-        <w:t>,</w:t>
-      </w:r>
-      <w:r>
-        <w:t xml:space="preserve"> your spirit animal is a </w:t>
-      </w:r>
-      <w:r>
-        <w:t>bull</w:t>
-      </w:r>
-      <w:r>
-        <w:t>.”</w:t>
+        <w:t>H</w:t>
+      </w:r>
+      <w:r>
+        <w:t>e took out a flashlight</w:t>
+      </w:r>
+      <w:r>
+        <w:t xml:space="preserve"> and followed behind</w:t>
+      </w:r>
+      <w:r>
+        <w:t>.</w:t>
+      </w:r>
+    </w:p>
+    <w:p>
+      <w:r>
+        <w:t>“Dam</w:t>
+      </w:r>
+      <w:r>
+        <w:t>n it’s getting dark,” Eric said</w:t>
+      </w:r>
+      <w:r>
+        <w:t xml:space="preserve"> </w:t>
+      </w:r>
+      <w:r>
+        <w:t>a chill filled the air</w:t>
+      </w:r>
+      <w:r>
+        <w:t>.</w:t>
       </w:r>
     </w:p>
     <w:p>
       <w:r>
         <w:lastRenderedPageBreak/>
-        <w:t xml:space="preserve">“Well </w:t>
-      </w:r>
-      <w:r>
-        <w:t>my mum always said I was like a bull in a china shop</w:t>
-      </w:r>
-      <w:r>
-        <w:t>,” Hans said</w:t>
-      </w:r>
-      <w:r>
-        <w:t>, laughing</w:t>
+        <w:t>“Is that a tiger?” a teen asked.</w:t>
+      </w:r>
+    </w:p>
+    <w:p>
+      <w:r>
+        <w:t>Luke g</w:t>
+      </w:r>
+      <w:r>
+        <w:t>lanc</w:t>
+      </w:r>
+      <w:r>
+        <w:t>ed</w:t>
+      </w:r>
+      <w:r>
+        <w:t xml:space="preserve"> to the right</w:t>
+      </w:r>
+      <w:r>
+        <w:t xml:space="preserve">. Indeed there was </w:t>
+      </w:r>
+      <w:r>
+        <w:t>a tiger. It was standing over a freshly killed deer. It let lose an ear-splitting roar.</w:t>
+      </w:r>
+    </w:p>
+    <w:p>
+      <w:r>
+        <w:t>A moment later everyone r</w:t>
+      </w:r>
+      <w:r>
+        <w:t>an</w:t>
       </w:r>
       <w:r>
         <w:t>.</w:t>
@@ -3287,407 +3693,6 @@
     </w:p>
     <w:p>
       <w:r>
-        <w:t>Everyone decided to try out Identify on each other.</w:t>
-      </w:r>
-    </w:p>
-    <w:p>
-      <w:r>
-        <w:t>“We better go before it gets too dark,” Luke said.</w:t>
-      </w:r>
-    </w:p>
-    <w:p>
-      <w:r>
-        <w:t>“Are you afraid of those stories?” a bear of an athlete asked, smiling. “Afraid of monsters?”</w:t>
-      </w:r>
-    </w:p>
-    <w:p>
-      <w:r>
-        <w:t>Luke pointed his device at the teen.</w:t>
-      </w:r>
-    </w:p>
-    <w:p>
-      <w:pPr>
-        <w:pStyle w:val="StatusMessage"/>
-      </w:pPr>
-      <w:r>
-        <w:t>Salvador Bruno</w:t>
-      </w:r>
-    </w:p>
-    <w:p>
-      <w:pPr>
-        <w:pStyle w:val="StatusMessage"/>
-      </w:pPr>
-      <w:r>
-        <w:t>Bear</w:t>
-      </w:r>
-    </w:p>
-    <w:p>
-      <w:pPr>
-        <w:pStyle w:val="StatusMessage"/>
-      </w:pPr>
-      <w:r>
-        <w:t>Level 0</w:t>
-      </w:r>
-    </w:p>
-    <w:p>
-      <w:r>
-        <w:t xml:space="preserve">“No Salvador,” Luke said. “I’m </w:t>
-      </w:r>
-      <w:r>
-        <w:t xml:space="preserve">only </w:t>
-      </w:r>
-      <w:r>
-        <w:t>afraid of breaking my leg, tripping over something in the dark</w:t>
-      </w:r>
-      <w:r>
-        <w:t xml:space="preserve"> and stupid insects</w:t>
-      </w:r>
-      <w:r>
-        <w:t>.</w:t>
-      </w:r>
-      <w:r>
-        <w:t xml:space="preserve"> Monsters don’t exist.</w:t>
-      </w:r>
-      <w:r>
-        <w:t>”</w:t>
-      </w:r>
-    </w:p>
-    <w:p>
-      <w:r>
-        <w:t>Luke opened the Map app and said, “</w:t>
-      </w:r>
-      <w:r>
-        <w:t xml:space="preserve">Delphi </w:t>
-      </w:r>
-      <w:r>
-        <w:t>Swimming hole.” A path to the destination appeared on the map.</w:t>
-      </w:r>
-    </w:p>
-    <w:p>
-      <w:r>
-        <w:t>They headed out.</w:t>
-      </w:r>
-    </w:p>
-    <w:p>
-      <w:r>
-        <w:t xml:space="preserve">“We explored </w:t>
-      </w:r>
-      <w:r>
-        <w:t>some of</w:t>
-      </w:r>
-      <w:r>
-        <w:t xml:space="preserve"> the sports venues,” Ripper said. “</w:t>
-      </w:r>
-      <w:r>
-        <w:t>The sports are rather limited. Strangely, t</w:t>
-      </w:r>
-      <w:r>
-        <w:t>hey have venues where you can train with medieval weapons</w:t>
-      </w:r>
-      <w:r>
-        <w:t>.”</w:t>
-      </w:r>
-    </w:p>
-    <w:p>
-      <w:r>
-        <w:t>“</w:t>
-      </w:r>
-      <w:r>
-        <w:t>The weight training rooms are amazing</w:t>
-      </w:r>
-      <w:r>
-        <w:t xml:space="preserve">,” a teen </w:t>
-      </w:r>
-      <w:r>
-        <w:t xml:space="preserve">built like a sumo wrestler </w:t>
-      </w:r>
-      <w:r>
-        <w:t>said.</w:t>
-      </w:r>
-    </w:p>
-    <w:p>
-      <w:pPr>
-        <w:pStyle w:val="StatusMessage"/>
-      </w:pPr>
-      <w:r>
-        <w:t xml:space="preserve">Eric </w:t>
-      </w:r>
-      <w:proofErr w:type="spellStart"/>
-      <w:r>
-        <w:t>Ranfield</w:t>
-      </w:r>
-      <w:proofErr w:type="spellEnd"/>
-    </w:p>
-    <w:p>
-      <w:pPr>
-        <w:pStyle w:val="StatusMessage"/>
-      </w:pPr>
-      <w:r>
-        <w:t>Elephant</w:t>
-      </w:r>
-    </w:p>
-    <w:p>
-      <w:pPr>
-        <w:pStyle w:val="StatusMessage"/>
-      </w:pPr>
-      <w:r>
-        <w:t>Level 0</w:t>
-      </w:r>
-    </w:p>
-    <w:p>
-      <w:r>
-        <w:t>The path exited the school grounds and entered the forested area. The boundary was rather stark. One side of a concrete line was manicured lawns and electric lights. The other side was wild brush</w:t>
-      </w:r>
-      <w:r>
-        <w:t xml:space="preserve"> and a dirt trail</w:t>
-      </w:r>
-      <w:r>
-        <w:t>.</w:t>
-      </w:r>
-    </w:p>
-    <w:p>
-      <w:r>
-        <w:lastRenderedPageBreak/>
-        <w:t xml:space="preserve">A short distance later they arrived at a </w:t>
-      </w:r>
-      <w:r>
-        <w:t>stone wall</w:t>
-      </w:r>
-      <w:r>
-        <w:t xml:space="preserve"> overlooking a cliff. Over 10 m down was the </w:t>
-      </w:r>
-      <w:r>
-        <w:t xml:space="preserve">continuation of the </w:t>
-      </w:r>
-      <w:r>
-        <w:t>winding trail.</w:t>
-      </w:r>
-    </w:p>
-    <w:p>
-      <w:r>
-        <w:t>Almost 20 minutes later they arrived at the swimming hole.</w:t>
-      </w:r>
-    </w:p>
-    <w:p>
-      <w:r>
-        <w:t>“Let’s go skinny dipping,” a teen said and started undressing.</w:t>
-      </w:r>
-    </w:p>
-    <w:p>
-      <w:r>
-        <w:t>“Joining us?” Ripper asked.</w:t>
-      </w:r>
-    </w:p>
-    <w:p>
-      <w:r>
-        <w:t xml:space="preserve">“I assure you, you don’t want to see me </w:t>
-      </w:r>
-      <w:r>
-        <w:t>undressed,” Luke said. “I’m going to explore my device.”</w:t>
-      </w:r>
-    </w:p>
-    <w:p>
-      <w:r>
-        <w:t>“Are you eating those flowers?” a teen with blond hair asked.</w:t>
-      </w:r>
-    </w:p>
-    <w:p>
-      <w:r>
-        <w:t>“It’s called homeostasis,” Luke said. “A little bit of poison strengthens the body. Besides, according to my device, this flower is edible. Perhaps I can cook with it.”</w:t>
-      </w:r>
-    </w:p>
-    <w:p>
-      <w:r>
-        <w:t xml:space="preserve">In the background Luke heard the others splashing about. He ignored them and </w:t>
-      </w:r>
-      <w:r>
-        <w:t>picked more flowers and berries, putting his loot in various plastic bags. They all went into pockets in his fishing jacket.</w:t>
-      </w:r>
-    </w:p>
-    <w:p>
-      <w:r>
-        <w:t xml:space="preserve">Harvesting done, Luke </w:t>
-      </w:r>
-      <w:r>
-        <w:t>focused on learning various features of his device.</w:t>
-      </w:r>
-    </w:p>
-    <w:p>
-      <w:r>
-        <w:t>“Guys, it’s getting dark,” Luke said. “It’s time to return.”</w:t>
-      </w:r>
-    </w:p>
-    <w:p>
-      <w:r>
-        <w:t xml:space="preserve">“It’s only </w:t>
-      </w:r>
-      <w:r>
-        <w:t>evening</w:t>
-      </w:r>
-      <w:r>
-        <w:t xml:space="preserve">,” </w:t>
-      </w:r>
-      <w:r>
-        <w:t>a teen said.</w:t>
-      </w:r>
-    </w:p>
-    <w:p>
-      <w:r>
-        <w:t>“Maybe so,” Luke countered. “However, we haven’t eaten dinner, and tomorrow is our first day at school.”</w:t>
-      </w:r>
-    </w:p>
-    <w:p>
-      <w:r>
-        <w:t>“Just one more swing on the rope,” a teen said and jumped.</w:t>
-      </w:r>
-    </w:p>
-    <w:p>
-      <w:r>
-        <w:t>The others trickled out and dressed.</w:t>
-      </w:r>
-    </w:p>
-    <w:p>
-      <w:r>
-        <w:t>“What is our schedule for tomorrow?” Ripper asked.</w:t>
-      </w:r>
-    </w:p>
-    <w:p>
-      <w:r>
-        <w:lastRenderedPageBreak/>
-        <w:t xml:space="preserve">“Just go to your School </w:t>
-      </w:r>
-      <w:r>
-        <w:t>app</w:t>
-      </w:r>
-      <w:r>
-        <w:t xml:space="preserve">,” Luke said. “Homeroom for me is in </w:t>
-      </w:r>
-      <w:r>
-        <w:t>1</w:t>
-      </w:r>
-      <w:r>
-        <w:t>-23 of the Pasteur building. School starts at 8:00AM</w:t>
-      </w:r>
-      <w:r>
-        <w:t>.</w:t>
-      </w:r>
-      <w:r>
-        <w:t>”</w:t>
-      </w:r>
-    </w:p>
-    <w:p>
-      <w:r>
-        <w:t>They headed back.</w:t>
-      </w:r>
-    </w:p>
-    <w:p>
-      <w:r>
-        <w:t>Twilight overcame them like a change in the air as they walked.</w:t>
-      </w:r>
-    </w:p>
-    <w:p>
-      <w:r>
-        <w:t>Luke felt an otherworldly aura settling over them. To the side there was a bush containing berries. These were different from the ones he saw lining the path previously.</w:t>
-      </w:r>
-    </w:p>
-    <w:p>
-      <w:r>
-        <w:t xml:space="preserve">Luke popped one into his mouth and found </w:t>
-      </w:r>
-      <w:r>
-        <w:t>it was sweet and refreshing. His gourmet senses kicked, filling him with ideas for using the berries in his next dish.</w:t>
-      </w:r>
-    </w:p>
-    <w:p>
-      <w:r>
-        <w:t>Grabbing a bag Luke filled it, and then stuffed it into a pocket. He was about to get another bag when he realized he was left behind.</w:t>
-      </w:r>
-    </w:p>
-    <w:p>
-      <w:r>
-        <w:t>Luke decided to leave the remaining berries for the next day and headed back to campus.</w:t>
-      </w:r>
-    </w:p>
-    <w:p>
-      <w:r>
-        <w:t>Five minutes later Luke finally caught up with the others.</w:t>
-      </w:r>
-    </w:p>
-    <w:p>
-      <w:r>
-        <w:t>Suddenly Luke felt a transition into night.</w:t>
-      </w:r>
-      <w:r>
-        <w:t xml:space="preserve"> </w:t>
-      </w:r>
-      <w:r>
-        <w:t>H</w:t>
-      </w:r>
-      <w:r>
-        <w:t>e took out a flashlight</w:t>
-      </w:r>
-      <w:r>
-        <w:t xml:space="preserve"> and followed behind</w:t>
-      </w:r>
-      <w:r>
-        <w:t>.</w:t>
-      </w:r>
-    </w:p>
-    <w:p>
-      <w:r>
-        <w:t>“Dam</w:t>
-      </w:r>
-      <w:r>
-        <w:t>n it’s getting dark,” Eric said</w:t>
-      </w:r>
-      <w:r>
-        <w:t xml:space="preserve"> </w:t>
-      </w:r>
-      <w:r>
-        <w:t>a chill filled the air</w:t>
-      </w:r>
-      <w:r>
-        <w:t>.</w:t>
-      </w:r>
-    </w:p>
-    <w:p>
-      <w:r>
-        <w:t>“Is that a tiger?” a teen asked.</w:t>
-      </w:r>
-    </w:p>
-    <w:p>
-      <w:r>
-        <w:t>Luke g</w:t>
-      </w:r>
-      <w:r>
-        <w:t>lanc</w:t>
-      </w:r>
-      <w:r>
-        <w:t>ed</w:t>
-      </w:r>
-      <w:r>
-        <w:t xml:space="preserve"> to the right</w:t>
-      </w:r>
-      <w:r>
-        <w:t xml:space="preserve">. Indeed there was </w:t>
-      </w:r>
-      <w:r>
-        <w:t>a tiger. It was standing over a freshly killed deer. It let lose an ear-splitting roar.</w:t>
-      </w:r>
-    </w:p>
-    <w:p>
-      <w:r>
-        <w:t>A moment later everyone r</w:t>
-      </w:r>
-      <w:r>
-        <w:t>an</w:t>
-      </w:r>
-      <w:r>
-        <w:t>.</w:t>
-      </w:r>
-    </w:p>
-    <w:p>
-      <w:r>
         <w:t>Luke’s flashlight flickered and died. He put his useless flashlight away and ran for all he was worth.</w:t>
       </w:r>
     </w:p>
@@ -3698,7 +3703,6 @@
     </w:p>
     <w:p>
       <w:r>
-        <w:lastRenderedPageBreak/>
         <w:t>Luke ran. He ran faster and harder than he ever ran.</w:t>
       </w:r>
     </w:p>
@@ -3778,6 +3782,7 @@
     </w:p>
     <w:p>
       <w:r>
+        <w:lastRenderedPageBreak/>
         <w:t>“No,” Luke gasped. It didn’t matter how much pain he was in, it didn’t compare to the pain of being devoted by a predator. Not to mention the fact his parents would cry.</w:t>
       </w:r>
     </w:p>
@@ -3818,7 +3823,6 @@
     </w:p>
     <w:p>
       <w:r>
-        <w:lastRenderedPageBreak/>
         <w:t xml:space="preserve">“No,” Luke </w:t>
       </w:r>
       <w:r>
@@ -3940,6 +3944,7 @@
     </w:p>
     <w:p>
       <w:r>
+        <w:lastRenderedPageBreak/>
         <w:t xml:space="preserve">With eyes blurry from lack of oxygen, </w:t>
       </w:r>
       <w:r>
@@ -3981,118 +3986,118 @@
     </w:p>
     <w:p>
       <w:r>
+        <w:t>Amid the night sounds everyone’s devices beeped.</w:t>
+      </w:r>
+      <w:r>
+        <w:t xml:space="preserve"> Luke and the others ignored their devices.</w:t>
+      </w:r>
+      <w:r>
+        <w:t xml:space="preserve"> There was time for that later.</w:t>
+      </w:r>
+    </w:p>
+    <w:p>
+      <w:r>
+        <w:t>For a few minutes no one spoke.</w:t>
+      </w:r>
+    </w:p>
+    <w:p>
+      <w:r>
+        <w:t>“</w:t>
+      </w:r>
+      <w:r>
+        <w:t>Damn I feel jacked</w:t>
+      </w:r>
+      <w:r>
+        <w:t>,” Hans muttered. “I’ve never been pushed so hard in all my life.”</w:t>
+      </w:r>
+    </w:p>
+    <w:p>
+      <w:r>
+        <w:t>“We better return to our dorms,” Luke said and slowly got up.</w:t>
+      </w:r>
+      <w:r>
+        <w:t xml:space="preserve"> </w:t>
+      </w:r>
+      <w:r>
+        <w:t>He was still bone tired and brain dead. However, he could walk – barely.</w:t>
+      </w:r>
+    </w:p>
+    <w:p>
+      <w:r>
+        <w:t>Ripper asked, “What happened to Antonio?”</w:t>
+      </w:r>
+    </w:p>
+    <w:p>
+      <w:r>
+        <w:t xml:space="preserve">Luke </w:t>
+      </w:r>
+      <w:r>
+        <w:t>looked around</w:t>
+      </w:r>
+      <w:r>
+        <w:t>.</w:t>
+      </w:r>
+    </w:p>
+    <w:p>
+      <w:r>
+        <w:t>No one said anything.</w:t>
+      </w:r>
+    </w:p>
+    <w:p>
+      <w:r>
+        <w:t xml:space="preserve">Then a teen </w:t>
+      </w:r>
+      <w:r>
+        <w:t>whimpered</w:t>
+      </w:r>
+      <w:r>
+        <w:t>, “I don’t want to return there. We were foolish to disobey the principle.”</w:t>
+      </w:r>
+    </w:p>
+    <w:p>
+      <w:r>
+        <w:t xml:space="preserve">“I sent a message to </w:t>
+      </w:r>
+      <w:r>
+        <w:t xml:space="preserve">the </w:t>
+      </w:r>
+      <w:r>
+        <w:t xml:space="preserve">school, saying Antonio </w:t>
+      </w:r>
+      <w:r>
+        <w:t xml:space="preserve">Taylor </w:t>
+      </w:r>
+      <w:r>
+        <w:t>is missing,” Luke said.</w:t>
+      </w:r>
+      <w:r>
+        <w:t xml:space="preserve"> Luke was momentarily amazed that he knew the last name of the teen.</w:t>
+      </w:r>
+      <w:r>
+        <w:t xml:space="preserve"> “They replied in all caps, saying</w:t>
+      </w:r>
+      <w:r>
+        <w:t>,</w:t>
+      </w:r>
+      <w:r>
+        <w:t xml:space="preserve"> ‘</w:t>
+      </w:r>
+      <w:r>
+        <w:t>DO NOT LEAVE SCHOOL GROUNDS</w:t>
+      </w:r>
+      <w:r>
+        <w:t>’</w:t>
+      </w:r>
+      <w:r>
+        <w:t>.</w:t>
+      </w:r>
+      <w:r>
+        <w:t xml:space="preserve"> They will look for him.”</w:t>
+      </w:r>
+    </w:p>
+    <w:p>
+      <w:r>
         <w:lastRenderedPageBreak/>
-        <w:t>Amid the night sounds everyone’s devices beeped.</w:t>
-      </w:r>
-      <w:r>
-        <w:t xml:space="preserve"> Luke and the others ignored their devices.</w:t>
-      </w:r>
-      <w:r>
-        <w:t xml:space="preserve"> There was time for that later.</w:t>
-      </w:r>
-    </w:p>
-    <w:p>
-      <w:r>
-        <w:t>For a few minutes no one spoke.</w:t>
-      </w:r>
-    </w:p>
-    <w:p>
-      <w:r>
-        <w:t>“</w:t>
-      </w:r>
-      <w:r>
-        <w:t>Damn I feel jacked</w:t>
-      </w:r>
-      <w:r>
-        <w:t>,” Hans muttered. “I’ve never been pushed so hard in all my life.”</w:t>
-      </w:r>
-    </w:p>
-    <w:p>
-      <w:r>
-        <w:t>“We better return to our dorms,” Luke said and slowly got up.</w:t>
-      </w:r>
-      <w:r>
-        <w:t xml:space="preserve"> </w:t>
-      </w:r>
-      <w:r>
-        <w:t>He was still bone tired and brain dead. However, he could walk – barely.</w:t>
-      </w:r>
-    </w:p>
-    <w:p>
-      <w:r>
-        <w:t>Ripper asked, “What happened to Antonio?”</w:t>
-      </w:r>
-    </w:p>
-    <w:p>
-      <w:r>
-        <w:t xml:space="preserve">Luke </w:t>
-      </w:r>
-      <w:r>
-        <w:t>looked around</w:t>
-      </w:r>
-      <w:r>
-        <w:t>.</w:t>
-      </w:r>
-    </w:p>
-    <w:p>
-      <w:r>
-        <w:t>No one said anything.</w:t>
-      </w:r>
-    </w:p>
-    <w:p>
-      <w:r>
-        <w:t xml:space="preserve">Then a teen </w:t>
-      </w:r>
-      <w:r>
-        <w:t>whimpered</w:t>
-      </w:r>
-      <w:r>
-        <w:t>, “I don’t want to return there. We were foolish to disobey the principle.”</w:t>
-      </w:r>
-    </w:p>
-    <w:p>
-      <w:r>
-        <w:t xml:space="preserve">“I sent a message to </w:t>
-      </w:r>
-      <w:r>
-        <w:t xml:space="preserve">the </w:t>
-      </w:r>
-      <w:r>
-        <w:t xml:space="preserve">school, saying Antonio </w:t>
-      </w:r>
-      <w:r>
-        <w:t xml:space="preserve">Taylor </w:t>
-      </w:r>
-      <w:r>
-        <w:t>is missing,” Luke said.</w:t>
-      </w:r>
-      <w:r>
-        <w:t xml:space="preserve"> Luke was momentarily amazed that he knew the last name of the teen.</w:t>
-      </w:r>
-      <w:r>
-        <w:t xml:space="preserve"> “They replied in all caps, saying</w:t>
-      </w:r>
-      <w:r>
-        <w:t>,</w:t>
-      </w:r>
-      <w:r>
-        <w:t xml:space="preserve"> ‘</w:t>
-      </w:r>
-      <w:r>
-        <w:t>DO NOT LEAVE SCHOOL GROUNDS</w:t>
-      </w:r>
-      <w:r>
-        <w:t>’</w:t>
-      </w:r>
-      <w:r>
-        <w:t>.</w:t>
-      </w:r>
-      <w:r>
-        <w:t xml:space="preserve"> They will look for him.”</w:t>
-      </w:r>
-    </w:p>
-    <w:p>
-      <w:r>
         <w:t xml:space="preserve">“Did you say he was with us?” </w:t>
       </w:r>
       <w:r>
@@ -6016,7 +6021,7 @@
             <w:rPr>
               <w:noProof/>
             </w:rPr>
-            <w:t>21</w:t>
+            <w:t>39</w:t>
           </w:r>
         </w:fldSimple>
       </w:p>
@@ -8549,7 +8554,7 @@
 </file>
 
 <file path=customXml/itemProps1.xml><?xml version="1.0" encoding="utf-8"?>
-<ds:datastoreItem xmlns:ds="http://schemas.openxmlformats.org/officeDocument/2006/customXml" ds:itemID="{E1381305-ED78-440F-A35E-20482774ED8E}">
+<ds:datastoreItem xmlns:ds="http://schemas.openxmlformats.org/officeDocument/2006/customXml" ds:itemID="{2A6D3451-4E54-4BD2-8487-2BFE98F88FED}">
   <ds:schemaRefs>
     <ds:schemaRef ds:uri="http://schemas.openxmlformats.org/officeDocument/2006/bibliography"/>
   </ds:schemaRefs>

--- a/Books/RPG_Books/The PrincessAndTheabyssDiver/Book_The PrincessAndTheAbyssDiver.docx
+++ b/Books/RPG_Books/The PrincessAndTheabyssDiver/Book_The PrincessAndTheAbyssDiver.docx
@@ -427,25 +427,35 @@
     </w:p>
     <w:p>
       <w:r>
-        <w:t>Luke Billhardson</w:t>
-      </w:r>
-      <w:r>
-        <w:t xml:space="preserve"> stepped off the tour bus and onto the school grounds of the Albert Einstein Academy for Gifted Children.</w:t>
-      </w:r>
-      <w:r>
-        <w:t xml:space="preserve"> Surrounding him on all sides were the mountains</w:t>
-      </w:r>
-    </w:p>
-    <w:p/>
-    <w:p/>
-    <w:p>
-      <w:r>
-        <w:t xml:space="preserve"> His schoolmate Ripper Jones followed close behind.</w:t>
+        <w:t>“Okay kids line up,” the teacher or whoever shouted, startling Luke out of his daydreams.</w:t>
       </w:r>
     </w:p>
     <w:p/>
     <w:p/>
     <w:p/>
+    <w:p/>
+    <w:p>
+      <w:r>
+        <w:t xml:space="preserve">Luke </w:t>
+      </w:r>
+      <w:proofErr w:type="spellStart"/>
+      <w:r>
+        <w:t>Billhardson</w:t>
+      </w:r>
+      <w:proofErr w:type="spellEnd"/>
+      <w:r>
+        <w:t xml:space="preserve"> stepped off the tour bus and onto the school grounds of the Albert Einstein Academy for Gifted Children.</w:t>
+      </w:r>
+      <w:r>
+        <w:t xml:space="preserve"> Surrounding him on all sides were the mountains</w:t>
+      </w:r>
+    </w:p>
+    <w:p>
+      <w:r>
+        <w:t>His schoolmate Ripper Jones followed close behind.</w:t>
+      </w:r>
+    </w:p>
+    <w:p/>
     <w:p>
       <w:r>
         <w:t xml:space="preserve">Two teens </w:t>
@@ -507,6 +517,7 @@
     </w:p>
     <w:p>
       <w:r>
+        <w:lastRenderedPageBreak/>
         <w:t>The last of the teens exited the busses and a woman called out</w:t>
       </w:r>
       <w:r>
@@ -524,110 +535,110 @@
     </w:p>
     <w:p>
       <w:r>
+        <w:t>“</w:t>
+      </w:r>
+      <w:r>
+        <w:t>My name is Mrs. Bertrand. Welcome to the Albert Einstein Academy for Gifted Children.</w:t>
+      </w:r>
+    </w:p>
+    <w:p>
+      <w:r>
+        <w:t>“Please form lines to get your student devices. You are required to have them on your person at all times. The only exception is your dormitory rooms.</w:t>
+      </w:r>
+    </w:p>
+    <w:p>
+      <w:r>
+        <w:t>“They serve both as</w:t>
+      </w:r>
+      <w:r>
+        <w:t xml:space="preserve"> identification and as a wallet for all on-campus purchases.</w:t>
+      </w:r>
+    </w:p>
+    <w:p>
+      <w:r>
+        <w:t>“Don’t worry. They are sealed and waterproof to…let’s just say your bodies will be crushed before it gets damaged.</w:t>
+      </w:r>
+    </w:p>
+    <w:p>
+      <w:r>
+        <w:t>“You may keep your personal devices. However, there is no cell coverage at this school, so I suggest you leave them in your rooms.</w:t>
+      </w:r>
+    </w:p>
+    <w:p>
+      <w:r>
+        <w:t>“And yes, your dormitories have WIFI.</w:t>
+      </w:r>
+    </w:p>
+    <w:p>
+      <w:r>
+        <w:t>“</w:t>
+      </w:r>
+      <w:r>
+        <w:t>Once you register</w:t>
+      </w:r>
+      <w:r>
+        <w:t>, enter the auditorium and find a seat for your</w:t>
+      </w:r>
+      <w:r>
+        <w:t xml:space="preserve"> </w:t>
+      </w:r>
+      <w:r>
+        <w:t>orientation ceremony.”</w:t>
+      </w:r>
+    </w:p>
+    <w:p>
+      <w:r>
+        <w:t>Over a thousand</w:t>
+      </w:r>
+      <w:r>
+        <w:t xml:space="preserve"> kids followed the woman to a large building. </w:t>
+      </w:r>
+      <w:r>
+        <w:t>Luke and Ripper lined up</w:t>
+      </w:r>
+      <w:r>
+        <w:t>, chatting as they</w:t>
+      </w:r>
+      <w:r>
+        <w:t xml:space="preserve"> waited. All about them kids noisily talked.</w:t>
+      </w:r>
+    </w:p>
+    <w:p>
+      <w:r>
+        <w:t>Slowly the line advanced and finally they arrived.</w:t>
+      </w:r>
+    </w:p>
+    <w:p>
+      <w:r>
+        <w:t xml:space="preserve">Luke handed the proctor his </w:t>
+      </w:r>
+      <w:r>
+        <w:t xml:space="preserve">letter of acceptance. The man entered data into his laptop and fiddled with a device. He handed the device </w:t>
+      </w:r>
+      <w:r>
+        <w:t xml:space="preserve">and a wireless charger </w:t>
+      </w:r>
+      <w:r>
+        <w:t>to Luke and said, “Welcome to school.”</w:t>
+      </w:r>
+    </w:p>
+    <w:p>
+      <w:r>
+        <w:t xml:space="preserve">Stuffing the devices into a pocket, Luke said, </w:t>
+      </w:r>
+      <w:r>
+        <w:t xml:space="preserve">“Thanks,” and joined </w:t>
+      </w:r>
+      <w:r>
+        <w:t>Ripper</w:t>
+      </w:r>
+      <w:r>
+        <w:t>. Together they headed in.</w:t>
+      </w:r>
+    </w:p>
+    <w:p>
+      <w:r>
         <w:lastRenderedPageBreak/>
-        <w:t>“</w:t>
-      </w:r>
-      <w:r>
-        <w:t>My name is Mrs. Bertrand. Welcome to the Albert Einstein Academy for Gifted Children.</w:t>
-      </w:r>
-    </w:p>
-    <w:p>
-      <w:r>
-        <w:t>“Please form lines to get your student devices. You are required to have them on your person at all times. The only exception is your dormitory rooms.</w:t>
-      </w:r>
-    </w:p>
-    <w:p>
-      <w:r>
-        <w:t>“They serve both as</w:t>
-      </w:r>
-      <w:r>
-        <w:t xml:space="preserve"> identification and as a wallet for all on-campus purchases.</w:t>
-      </w:r>
-    </w:p>
-    <w:p>
-      <w:r>
-        <w:t>“Don’t worry. They are sealed and waterproof to…let’s just say your bodies will be crushed before it gets damaged.</w:t>
-      </w:r>
-    </w:p>
-    <w:p>
-      <w:r>
-        <w:t>“You may keep your personal devices. However, there is no cell coverage at this school, so I suggest you leave them in your rooms.</w:t>
-      </w:r>
-    </w:p>
-    <w:p>
-      <w:r>
-        <w:t>“And yes, your dormitories have WIFI.</w:t>
-      </w:r>
-    </w:p>
-    <w:p>
-      <w:r>
-        <w:t>“</w:t>
-      </w:r>
-      <w:r>
-        <w:t>Once you register</w:t>
-      </w:r>
-      <w:r>
-        <w:t>, enter the auditorium and find a seat for your</w:t>
-      </w:r>
-      <w:r>
-        <w:t xml:space="preserve"> </w:t>
-      </w:r>
-      <w:r>
-        <w:t>orientation ceremony.”</w:t>
-      </w:r>
-    </w:p>
-    <w:p>
-      <w:r>
-        <w:t>Over a thousand</w:t>
-      </w:r>
-      <w:r>
-        <w:t xml:space="preserve"> kids followed the woman to a large building. </w:t>
-      </w:r>
-      <w:r>
-        <w:t>Luke and Ripper lined up</w:t>
-      </w:r>
-      <w:r>
-        <w:t>, chatting as they</w:t>
-      </w:r>
-      <w:r>
-        <w:t xml:space="preserve"> waited. All about them kids noisily talked.</w:t>
-      </w:r>
-    </w:p>
-    <w:p>
-      <w:r>
-        <w:t>Slowly the line advanced and finally they arrived.</w:t>
-      </w:r>
-    </w:p>
-    <w:p>
-      <w:r>
-        <w:t xml:space="preserve">Luke handed the proctor his </w:t>
-      </w:r>
-      <w:r>
-        <w:t xml:space="preserve">letter of acceptance. The man entered data into his laptop and fiddled with a device. He handed the device </w:t>
-      </w:r>
-      <w:r>
-        <w:t xml:space="preserve">and a wireless charger </w:t>
-      </w:r>
-      <w:r>
-        <w:t>to Luke and said, “Welcome to school.”</w:t>
-      </w:r>
-    </w:p>
-    <w:p>
-      <w:r>
-        <w:t xml:space="preserve">Stuffing the devices into a pocket, Luke said, </w:t>
-      </w:r>
-      <w:r>
-        <w:t xml:space="preserve">“Thanks,” and joined </w:t>
-      </w:r>
-      <w:r>
-        <w:t>Ripper</w:t>
-      </w:r>
-      <w:r>
-        <w:t>. Together they headed in.</w:t>
-      </w:r>
-    </w:p>
-    <w:p>
-      <w:r>
         <w:t>The auditorium hous</w:t>
       </w:r>
       <w:r>
@@ -653,7 +664,6 @@
     </w:p>
     <w:p>
       <w:r>
-        <w:lastRenderedPageBreak/>
         <w:t xml:space="preserve">Luke pulled out his </w:t>
       </w:r>
       <w:r>
@@ -978,6 +988,7 @@
         <w:rPr>
           <w:u w:val="single"/>
         </w:rPr>
+        <w:lastRenderedPageBreak/>
         <w:t>Luke Billhardson</w:t>
       </w:r>
       <w:r>
@@ -1058,7 +1069,6 @@
         <w:jc w:val="left"/>
       </w:pPr>
       <w:r>
-        <w:lastRenderedPageBreak/>
         <w:t>Stamina:</w:t>
       </w:r>
       <w:r>
@@ -1480,6 +1490,7 @@
     </w:p>
     <w:p>
       <w:r>
+        <w:lastRenderedPageBreak/>
         <w:t xml:space="preserve">“Greeting </w:t>
       </w:r>
       <w:r>
@@ -1491,58 +1502,321 @@
     </w:p>
     <w:p>
       <w:r>
+        <w:t>“My name is Dr. Everson Thornville</w:t>
+      </w:r>
+      <w:r>
+        <w:t xml:space="preserve"> and I am your</w:t>
+      </w:r>
+      <w:r>
+        <w:t xml:space="preserve"> principle.</w:t>
+      </w:r>
+      <w:r>
+        <w:t xml:space="preserve"> You may call me Principle Thornville or Dr. Thornville.</w:t>
+      </w:r>
+    </w:p>
+    <w:p>
+      <w:r>
+        <w:t xml:space="preserve">“Welcome to the Albert Einstein </w:t>
+      </w:r>
+      <w:r>
+        <w:t>Academy</w:t>
+      </w:r>
+      <w:r>
+        <w:t xml:space="preserve"> for Gifted Children.</w:t>
+      </w:r>
+    </w:p>
+    <w:p>
+      <w:r>
+        <w:t xml:space="preserve">“You are all here because we believe you are the shining future of our tiny </w:t>
+      </w:r>
+      <w:r>
+        <w:t>blue star</w:t>
+      </w:r>
+      <w:r>
+        <w:t>.</w:t>
+      </w:r>
+      <w:r>
+        <w:t xml:space="preserve"> Over the next few years you will learn the skills needed to handle the terrifying changes that will befall </w:t>
+      </w:r>
+      <w:r>
+        <w:t>Blue Star</w:t>
+      </w:r>
+      <w:r>
+        <w:t>.”</w:t>
+      </w:r>
+    </w:p>
+    <w:p>
+      <w:proofErr w:type="gramStart"/>
+      <w:r>
+        <w:t>“Blue Star?”</w:t>
+      </w:r>
+      <w:proofErr w:type="gramEnd"/>
+      <w:r>
+        <w:t xml:space="preserve"> Ripper asked. “Doesn’t he mean Earth?”</w:t>
+      </w:r>
+    </w:p>
+    <w:p>
+      <w:r>
+        <w:t>“</w:t>
+      </w:r>
+      <w:r>
+        <w:t xml:space="preserve">Who </w:t>
+      </w:r>
+      <w:r>
+        <w:t>know</w:t>
+      </w:r>
+      <w:r>
+        <w:t>s?</w:t>
+      </w:r>
+      <w:r>
+        <w:t>” Luke said.</w:t>
+      </w:r>
+    </w:p>
+    <w:p>
+      <w:r>
+        <w:t>Th</w:t>
+      </w:r>
+      <w:r>
+        <w:t>e audience murmured in confusion</w:t>
+      </w:r>
+      <w:r>
+        <w:t>.</w:t>
+      </w:r>
+    </w:p>
+    <w:p>
+      <w:r>
+        <w:t>“In this school, you will not learn to become a worker</w:t>
+      </w:r>
+      <w:r>
+        <w:t xml:space="preserve"> at an office, factory or what not</w:t>
+      </w:r>
+      <w:r>
+        <w:t>. AI can do that easily</w:t>
+      </w:r>
+      <w:r>
+        <w:t xml:space="preserve">,” the principle </w:t>
+      </w:r>
+      <w:r>
+        <w:t>said</w:t>
+      </w:r>
+      <w:r>
+        <w:t>. “</w:t>
+      </w:r>
+      <w:r>
+        <w:t xml:space="preserve">Our goal is to teach each of you to become masters of your own destinies. </w:t>
+      </w:r>
+      <w:r>
+        <w:t>Only then may you overcome the monsters surrounding us and gain true strength.</w:t>
+      </w:r>
+      <w:r>
+        <w:t>”</w:t>
+      </w:r>
+    </w:p>
+    <w:p>
+      <w:r>
+        <w:t>“Monsters?” Ripper asked.</w:t>
+      </w:r>
+    </w:p>
+    <w:p>
+      <w:r>
+        <w:t xml:space="preserve">“Either it’s a metaphor or the principle is </w:t>
+      </w:r>
+      <w:r>
+        <w:t xml:space="preserve">a </w:t>
+      </w:r>
+      <w:r>
+        <w:t>crazy</w:t>
+      </w:r>
+      <w:r>
+        <w:t xml:space="preserve"> gamer</w:t>
+      </w:r>
+      <w:r>
+        <w:t xml:space="preserve">,” </w:t>
+      </w:r>
+      <w:r>
+        <w:t>Luke</w:t>
+      </w:r>
+      <w:r>
+        <w:t xml:space="preserve"> said.</w:t>
+      </w:r>
+    </w:p>
+    <w:p>
+      <w:r>
+        <w:t>The principle smiled at the confused students and said, “</w:t>
+      </w:r>
+      <w:r>
+        <w:t xml:space="preserve">Ms. </w:t>
+      </w:r>
+      <w:r>
+        <w:t>Annie Winfield, please enter.”</w:t>
+      </w:r>
+    </w:p>
+    <w:p>
+      <w:r>
+        <w:t>From offstage a teenage girl entered, wearing the school uniform.</w:t>
+      </w:r>
+    </w:p>
+    <w:p>
+      <w:r>
+        <w:t xml:space="preserve">The </w:t>
+      </w:r>
+      <w:r>
+        <w:t xml:space="preserve">auditorium </w:t>
+      </w:r>
+      <w:r>
+        <w:t xml:space="preserve">broke out in </w:t>
+      </w:r>
+      <w:r>
+        <w:t>whispers</w:t>
+      </w:r>
+      <w:r>
+        <w:t>. That wasn’t surprising.</w:t>
+      </w:r>
+    </w:p>
+    <w:p>
+      <w:r>
+        <w:t xml:space="preserve">“Damn, she looks like an elfin princess,” </w:t>
+      </w:r>
+      <w:r>
+        <w:t>Luke</w:t>
+      </w:r>
+      <w:r>
+        <w:t xml:space="preserve"> said as he almost drooled. He</w:t>
+      </w:r>
+      <w:r>
+        <w:t xml:space="preserve"> had the urge jump on stage and…</w:t>
+      </w:r>
+    </w:p>
+    <w:p>
+      <w:r>
         <w:lastRenderedPageBreak/>
-        <w:t>“My name is Dr. Everson Thornville</w:t>
-      </w:r>
-      <w:r>
-        <w:t xml:space="preserve"> and I am your</w:t>
-      </w:r>
-      <w:r>
-        <w:t xml:space="preserve"> principle.</w:t>
-      </w:r>
-      <w:r>
-        <w:t xml:space="preserve"> You may call me Principle Thornville or Dr. Thornville.</w:t>
-      </w:r>
-    </w:p>
-    <w:p>
-      <w:r>
-        <w:t xml:space="preserve">“Welcome to the Albert Einstein </w:t>
-      </w:r>
-      <w:r>
-        <w:t>Academy</w:t>
-      </w:r>
-      <w:r>
-        <w:t xml:space="preserve"> for Gifted Children.</w:t>
-      </w:r>
-    </w:p>
-    <w:p>
-      <w:r>
-        <w:t xml:space="preserve">“You are all here because we believe you are the shining future of our tiny </w:t>
-      </w:r>
-      <w:r>
-        <w:t>blue star</w:t>
+        <w:t>Luke</w:t>
+      </w:r>
+      <w:r>
+        <w:t xml:space="preserve"> wouldn’t do that in real life. He wasn’t that stupid.</w:t>
+      </w:r>
+      <w:r>
+        <w:t xml:space="preserve"> </w:t>
+      </w:r>
+      <w:r>
+        <w:t>However, nothing prevented him from ravaging her in his mind.</w:t>
+      </w:r>
+    </w:p>
+    <w:p>
+      <w:r>
+        <w:t>All about, the other teens had the same desire, even many of the ladies.</w:t>
+      </w:r>
+    </w:p>
+    <w:p>
+      <w:r>
+        <w:t>“</w:t>
+      </w:r>
+      <w:r>
+        <w:t xml:space="preserve">Ms. </w:t>
+      </w:r>
+      <w:r>
+        <w:t>Annie Winfield</w:t>
+      </w:r>
+      <w:r>
+        <w:t xml:space="preserve"> is </w:t>
+      </w:r>
+      <w:r>
+        <w:t xml:space="preserve">the youngest daughter of </w:t>
+      </w:r>
+      <w:r>
+        <w:t xml:space="preserve">Mr. </w:t>
+      </w:r>
+      <w:r>
+        <w:t xml:space="preserve">Edward Winfield, </w:t>
+      </w:r>
+      <w:r>
+        <w:t>c</w:t>
+      </w:r>
+      <w:r>
+        <w:t>hair</w:t>
+      </w:r>
+      <w:r>
+        <w:t xml:space="preserve"> </w:t>
+      </w:r>
+      <w:r>
+        <w:t xml:space="preserve">and founder </w:t>
+      </w:r>
+      <w:r>
+        <w:t xml:space="preserve">of this school,” Principle Bertrand said. “And yes, I’m talking about Winfield </w:t>
+      </w:r>
+      <w:r>
+        <w:t>Technology, famous for its fusion reactors, personal robots, quantum technologies, and so much more.</w:t>
+      </w:r>
+    </w:p>
+    <w:p>
+      <w:r>
+        <w:t>“However, that is not why she is here,” the principle said. “</w:t>
+      </w:r>
+      <w:r>
+        <w:t xml:space="preserve">She is </w:t>
+      </w:r>
+      <w:r>
+        <w:t>your year representative</w:t>
+      </w:r>
+      <w:r>
+        <w:t xml:space="preserve"> because of her exceptional talents.”</w:t>
+      </w:r>
+    </w:p>
+    <w:p>
+      <w:r>
+        <w:t>Annie had the grace to blush. “Damn she’s cute,” Luke muttered.</w:t>
+      </w:r>
+    </w:p>
+    <w:p>
+      <w:r>
+        <w:t>“</w:t>
+      </w:r>
+      <w:r>
+        <w:t xml:space="preserve">Yes, many of you here exceed her in terms of </w:t>
+      </w:r>
+      <w:r>
+        <w:t>speed, strength,</w:t>
+      </w:r>
+      <w:r>
+        <w:t xml:space="preserve"> academics,</w:t>
+      </w:r>
+      <w:r>
+        <w:t xml:space="preserve"> and problem solving, to name a few. However, her combined scores exceed everyone here</w:t>
       </w:r>
       <w:r>
         <w:t>.</w:t>
       </w:r>
-      <w:r>
-        <w:t xml:space="preserve"> Over the next few years you will learn the skills needed to handle the terrifying changes that will befall </w:t>
-      </w:r>
-      <w:r>
-        <w:t>Blue Star</w:t>
-      </w:r>
-      <w:r>
-        <w:t>.”</w:t>
-      </w:r>
-    </w:p>
-    <w:p>
-      <w:proofErr w:type="gramStart"/>
-      <w:r>
-        <w:t>“Blue Star?”</w:t>
-      </w:r>
-      <w:proofErr w:type="gramEnd"/>
-      <w:r>
-        <w:t xml:space="preserve"> Ripper asked. “Doesn’t he mean Earth?”</w:t>
+    </w:p>
+    <w:p>
+      <w:r>
+        <w:t>“Considering you are the cream of the crop</w:t>
+      </w:r>
+      <w:r>
+        <w:t>, that’s saying something.</w:t>
+      </w:r>
+    </w:p>
+    <w:p>
+      <w:r>
+        <w:t xml:space="preserve">“Ms. </w:t>
+      </w:r>
+      <w:r>
+        <w:t>Winfield</w:t>
+      </w:r>
+      <w:r>
+        <w:t>, please speak to your cohort.”</w:t>
+      </w:r>
+    </w:p>
+    <w:p>
+      <w:r>
+        <w:t>Annie stepped up to the mike and took a breath.</w:t>
+      </w:r>
+    </w:p>
+    <w:p>
+      <w:r>
+        <w:t xml:space="preserve">“Thank you Principle Thornville,” Annie said. “6 years ago my father founded this </w:t>
+      </w:r>
+      <w:r>
+        <w:t>academy using his considerable wealth. The purpose is to gather all the best and brightest kids of the world in order to forge a better world for everyone.</w:t>
       </w:r>
     </w:p>
     <w:p>
@@ -1550,24 +1824,55 @@
         <w:t>“</w:t>
       </w:r>
       <w:r>
-        <w:t xml:space="preserve">Who </w:t>
-      </w:r>
-      <w:r>
-        <w:t>know</w:t>
-      </w:r>
-      <w:r>
-        <w:t>s?</w:t>
-      </w:r>
-      <w:r>
-        <w:t>” Luke said.</w:t>
-      </w:r>
-    </w:p>
-    <w:p>
-      <w:r>
-        <w:t>Th</w:t>
-      </w:r>
-      <w:r>
-        <w:t>e audience murmured in confusion</w:t>
+        <w:t xml:space="preserve">Sad to say the world is full of monsters. They live just below the surface, hungry to come out and </w:t>
+      </w:r>
+      <w:r>
+        <w:t>slaughter</w:t>
+      </w:r>
+      <w:r>
+        <w:t xml:space="preserve">. </w:t>
+      </w:r>
+      <w:r>
+        <w:t>E</w:t>
+      </w:r>
+      <w:r>
+        <w:t xml:space="preserve">nvironmental </w:t>
+      </w:r>
+      <w:r>
+        <w:t>contamination</w:t>
+      </w:r>
+      <w:r>
+        <w:t xml:space="preserve">, desecration of </w:t>
+      </w:r>
+      <w:r>
+        <w:t>sacred</w:t>
+      </w:r>
+      <w:r>
+        <w:t xml:space="preserve"> lands</w:t>
+      </w:r>
+      <w:r>
+        <w:t>, polarization of the world</w:t>
+      </w:r>
+      <w:r>
+        <w:t xml:space="preserve">, </w:t>
+      </w:r>
+      <w:r>
+        <w:t xml:space="preserve">extreme wealth disparities, </w:t>
+      </w:r>
+      <w:r>
+        <w:t>despair and hate</w:t>
+      </w:r>
+      <w:r>
+        <w:t xml:space="preserve"> are making things worse.</w:t>
+      </w:r>
+    </w:p>
+    <w:p>
+      <w:r>
+        <w:lastRenderedPageBreak/>
+        <w:t xml:space="preserve">“Our goal here is simple. Become strong and never place our fate on </w:t>
+      </w:r>
+      <w:r>
+        <w:t>so-called saviors</w:t>
       </w:r>
       <w:r>
         <w:t>.</w:t>
@@ -1575,301 +1880,6 @@
     </w:p>
     <w:p>
       <w:r>
-        <w:t>“In this school, you will not learn to become a worker</w:t>
-      </w:r>
-      <w:r>
-        <w:t xml:space="preserve"> at an office, factory or what not</w:t>
-      </w:r>
-      <w:r>
-        <w:t>. AI can do that easily</w:t>
-      </w:r>
-      <w:r>
-        <w:t xml:space="preserve">,” the principle </w:t>
-      </w:r>
-      <w:r>
-        <w:t>said</w:t>
-      </w:r>
-      <w:r>
-        <w:t>. “</w:t>
-      </w:r>
-      <w:r>
-        <w:t xml:space="preserve">Our goal is to teach each of you to become masters of your own destinies. </w:t>
-      </w:r>
-      <w:r>
-        <w:t>Only then may you overcome the monsters surrounding us and gain true strength.</w:t>
-      </w:r>
-      <w:r>
-        <w:t>”</w:t>
-      </w:r>
-    </w:p>
-    <w:p>
-      <w:r>
-        <w:t>“Monsters?” Ripper asked.</w:t>
-      </w:r>
-    </w:p>
-    <w:p>
-      <w:r>
-        <w:t xml:space="preserve">“Either it’s a metaphor or the principle is </w:t>
-      </w:r>
-      <w:r>
-        <w:t xml:space="preserve">a </w:t>
-      </w:r>
-      <w:r>
-        <w:t>crazy</w:t>
-      </w:r>
-      <w:r>
-        <w:t xml:space="preserve"> gamer</w:t>
-      </w:r>
-      <w:r>
-        <w:t xml:space="preserve">,” </w:t>
-      </w:r>
-      <w:r>
-        <w:t>Luke</w:t>
-      </w:r>
-      <w:r>
-        <w:t xml:space="preserve"> said.</w:t>
-      </w:r>
-    </w:p>
-    <w:p>
-      <w:r>
-        <w:t>The principle smiled at the confused students and said, “</w:t>
-      </w:r>
-      <w:r>
-        <w:t xml:space="preserve">Ms. </w:t>
-      </w:r>
-      <w:r>
-        <w:t>Annie Winfield, please enter.”</w:t>
-      </w:r>
-    </w:p>
-    <w:p>
-      <w:r>
-        <w:t>From offstage a teenage girl entered, wearing the school uniform.</w:t>
-      </w:r>
-    </w:p>
-    <w:p>
-      <w:r>
-        <w:t xml:space="preserve">The </w:t>
-      </w:r>
-      <w:r>
-        <w:t xml:space="preserve">auditorium </w:t>
-      </w:r>
-      <w:r>
-        <w:t xml:space="preserve">broke out in </w:t>
-      </w:r>
-      <w:r>
-        <w:t>whispers</w:t>
-      </w:r>
-      <w:r>
-        <w:t>. That wasn’t surprising.</w:t>
-      </w:r>
-    </w:p>
-    <w:p>
-      <w:r>
-        <w:t xml:space="preserve">“Damn, she looks like an elfin princess,” </w:t>
-      </w:r>
-      <w:r>
-        <w:t>Luke</w:t>
-      </w:r>
-      <w:r>
-        <w:t xml:space="preserve"> said as he almost drooled. He</w:t>
-      </w:r>
-      <w:r>
-        <w:t xml:space="preserve"> had the urge jump on stage and…</w:t>
-      </w:r>
-    </w:p>
-    <w:p>
-      <w:r>
-        <w:t>Luke</w:t>
-      </w:r>
-      <w:r>
-        <w:t xml:space="preserve"> wouldn’t do that in real life. He wasn’t that stupid.</w:t>
-      </w:r>
-      <w:r>
-        <w:t xml:space="preserve"> </w:t>
-      </w:r>
-      <w:r>
-        <w:t>However, nothing prevented him from ravaging her in his mind.</w:t>
-      </w:r>
-    </w:p>
-    <w:p>
-      <w:r>
-        <w:lastRenderedPageBreak/>
-        <w:t>All about, the other teens had the same desire, even many of the ladies.</w:t>
-      </w:r>
-    </w:p>
-    <w:p>
-      <w:r>
-        <w:t>“</w:t>
-      </w:r>
-      <w:r>
-        <w:t xml:space="preserve">Ms. </w:t>
-      </w:r>
-      <w:r>
-        <w:t>Annie Winfield</w:t>
-      </w:r>
-      <w:r>
-        <w:t xml:space="preserve"> is </w:t>
-      </w:r>
-      <w:r>
-        <w:t xml:space="preserve">the youngest daughter of </w:t>
-      </w:r>
-      <w:r>
-        <w:t xml:space="preserve">Mr. </w:t>
-      </w:r>
-      <w:r>
-        <w:t xml:space="preserve">Edward Winfield, </w:t>
-      </w:r>
-      <w:r>
-        <w:t>c</w:t>
-      </w:r>
-      <w:r>
-        <w:t>hair</w:t>
-      </w:r>
-      <w:r>
-        <w:t xml:space="preserve"> </w:t>
-      </w:r>
-      <w:r>
-        <w:t xml:space="preserve">and founder </w:t>
-      </w:r>
-      <w:r>
-        <w:t xml:space="preserve">of this school,” Principle Bertrand said. “And yes, I’m talking about Winfield </w:t>
-      </w:r>
-      <w:r>
-        <w:t>Technology, famous for its fusion reactors, personal robots, quantum technologies, and so much more.</w:t>
-      </w:r>
-    </w:p>
-    <w:p>
-      <w:r>
-        <w:t>“However, that is not why she is here,” the principle said. “</w:t>
-      </w:r>
-      <w:r>
-        <w:t xml:space="preserve">She is </w:t>
-      </w:r>
-      <w:r>
-        <w:t>your year representative</w:t>
-      </w:r>
-      <w:r>
-        <w:t xml:space="preserve"> because of her exceptional talents.”</w:t>
-      </w:r>
-    </w:p>
-    <w:p>
-      <w:r>
-        <w:t>Annie had the grace to blush. “Damn she’s cute,” Luke muttered.</w:t>
-      </w:r>
-    </w:p>
-    <w:p>
-      <w:r>
-        <w:t>“</w:t>
-      </w:r>
-      <w:r>
-        <w:t xml:space="preserve">Yes, many of you here exceed her in terms of </w:t>
-      </w:r>
-      <w:r>
-        <w:t>speed, strength,</w:t>
-      </w:r>
-      <w:r>
-        <w:t xml:space="preserve"> academics,</w:t>
-      </w:r>
-      <w:r>
-        <w:t xml:space="preserve"> and problem solving, to name a few. However, her combined scores exceed everyone here</w:t>
-      </w:r>
-      <w:r>
-        <w:t>.</w:t>
-      </w:r>
-    </w:p>
-    <w:p>
-      <w:r>
-        <w:t>“Considering you are the cream of the crop</w:t>
-      </w:r>
-      <w:r>
-        <w:t>, that’s saying something.</w:t>
-      </w:r>
-    </w:p>
-    <w:p>
-      <w:r>
-        <w:t xml:space="preserve">“Ms. </w:t>
-      </w:r>
-      <w:r>
-        <w:t>Winfield</w:t>
-      </w:r>
-      <w:r>
-        <w:t>, please speak to your cohort.”</w:t>
-      </w:r>
-    </w:p>
-    <w:p>
-      <w:r>
-        <w:t>Annie stepped up to the mike and took a breath.</w:t>
-      </w:r>
-    </w:p>
-    <w:p>
-      <w:r>
-        <w:t xml:space="preserve">“Thank you Principle Thornville,” Annie said. “6 years ago my father founded this </w:t>
-      </w:r>
-      <w:r>
-        <w:t>academy using his considerable wealth. The purpose is to gather all the best and brightest kids of the world in order to forge a better world for everyone.</w:t>
-      </w:r>
-    </w:p>
-    <w:p>
-      <w:r>
-        <w:t>“</w:t>
-      </w:r>
-      <w:r>
-        <w:t xml:space="preserve">Sad to say the world is full of monsters. They live just below the surface, hungry to come out and </w:t>
-      </w:r>
-      <w:r>
-        <w:t>slaughter</w:t>
-      </w:r>
-      <w:r>
-        <w:t xml:space="preserve">. </w:t>
-      </w:r>
-      <w:r>
-        <w:t>E</w:t>
-      </w:r>
-      <w:r>
-        <w:t xml:space="preserve">nvironmental </w:t>
-      </w:r>
-      <w:r>
-        <w:t>contamination</w:t>
-      </w:r>
-      <w:r>
-        <w:t xml:space="preserve">, desecration of </w:t>
-      </w:r>
-      <w:r>
-        <w:t>sacred</w:t>
-      </w:r>
-      <w:r>
-        <w:t xml:space="preserve"> lands</w:t>
-      </w:r>
-      <w:r>
-        <w:t>, polarization of the world</w:t>
-      </w:r>
-      <w:r>
-        <w:t xml:space="preserve">, </w:t>
-      </w:r>
-      <w:r>
-        <w:t xml:space="preserve">extreme wealth disparities, </w:t>
-      </w:r>
-      <w:r>
-        <w:t>despair and hate</w:t>
-      </w:r>
-      <w:r>
-        <w:t xml:space="preserve"> are making things worse.</w:t>
-      </w:r>
-    </w:p>
-    <w:p>
-      <w:r>
-        <w:t xml:space="preserve">“Our goal here is simple. Become strong and never place our fate on </w:t>
-      </w:r>
-      <w:r>
-        <w:t>so-called saviors</w:t>
-      </w:r>
-      <w:r>
-        <w:t>.</w:t>
-      </w:r>
-    </w:p>
-    <w:p>
-      <w:r>
-        <w:lastRenderedPageBreak/>
         <w:t>“I look forward to growing ever stronger with all of you.”</w:t>
       </w:r>
     </w:p>
@@ -5991,7 +6001,7 @@
             <w:rPr>
               <w:noProof/>
             </w:rPr>
-            <w:t>2</w:t>
+            <w:t>6</w:t>
           </w:r>
         </w:fldSimple>
       </w:p>
@@ -6021,7 +6031,7 @@
             <w:rPr>
               <w:noProof/>
             </w:rPr>
-            <w:t>39</w:t>
+            <w:t>7</w:t>
           </w:r>
         </w:fldSimple>
       </w:p>
@@ -8554,7 +8564,7 @@
 </file>
 
 <file path=customXml/itemProps1.xml><?xml version="1.0" encoding="utf-8"?>
-<ds:datastoreItem xmlns:ds="http://schemas.openxmlformats.org/officeDocument/2006/customXml" ds:itemID="{2A6D3451-4E54-4BD2-8487-2BFE98F88FED}">
+<ds:datastoreItem xmlns:ds="http://schemas.openxmlformats.org/officeDocument/2006/customXml" ds:itemID="{DACB1CCB-16E4-4681-AC74-506A12F612E9}">
   <ds:schemaRefs>
     <ds:schemaRef ds:uri="http://schemas.openxmlformats.org/officeDocument/2006/bibliography"/>
   </ds:schemaRefs>

--- a/Books/RPG_Books/The PrincessAndTheabyssDiver/Book_The PrincessAndTheAbyssDiver.docx
+++ b/Books/RPG_Books/The PrincessAndTheabyssDiver/Book_The PrincessAndTheAbyssDiver.docx
@@ -427,255 +427,125 @@
     </w:p>
     <w:p>
       <w:r>
-        <w:t>“Okay kids line up,” the teacher or whoever shouted, startling Luke out of his daydreams.</w:t>
-      </w:r>
-    </w:p>
-    <w:p/>
-    <w:p/>
-    <w:p/>
-    <w:p/>
-    <w:p>
-      <w:r>
-        <w:t xml:space="preserve">Luke </w:t>
-      </w:r>
-      <w:proofErr w:type="spellStart"/>
-      <w:r>
-        <w:t>Billhardson</w:t>
-      </w:r>
-      <w:proofErr w:type="spellEnd"/>
-      <w:r>
-        <w:t xml:space="preserve"> stepped off the tour bus and onto the school grounds of the Albert Einstein Academy for Gifted Children.</w:t>
-      </w:r>
-      <w:r>
-        <w:t xml:space="preserve"> Surrounding him on all sides were the mountains</w:t>
-      </w:r>
-    </w:p>
-    <w:p>
-      <w:r>
-        <w:t>His schoolmate Ripper Jones followed close behind.</w:t>
-      </w:r>
-    </w:p>
-    <w:p/>
-    <w:p>
-      <w:r>
-        <w:t xml:space="preserve">Two teens </w:t>
-      </w:r>
-      <w:r>
-        <w:t>exited</w:t>
-      </w:r>
-      <w:r>
-        <w:t xml:space="preserve"> a tour bus</w:t>
-      </w:r>
-      <w:r>
-        <w:t>, stepping</w:t>
-      </w:r>
-      <w:r>
-        <w:t xml:space="preserve"> onto </w:t>
-      </w:r>
-      <w:r>
-        <w:t xml:space="preserve">the </w:t>
-      </w:r>
-      <w:r>
-        <w:t>school grounds of the Albert Einstein Academy for Gifted Children.</w:t>
-      </w:r>
-    </w:p>
-    <w:p>
-      <w:r>
-        <w:t xml:space="preserve">One was a handsome and popular 15 year </w:t>
-      </w:r>
-      <w:r>
-        <w:t>football player</w:t>
-      </w:r>
-      <w:r>
-        <w:t>. The other was a short, chubby boy with acne.</w:t>
-      </w:r>
-    </w:p>
-    <w:p>
-      <w:r>
-        <w:t>Being the only two students at their school to get scholarships, they were naturally paired.</w:t>
-      </w:r>
-    </w:p>
-    <w:p>
-      <w:r>
-        <w:t>Moving out of the way, Luke admired the</w:t>
+        <w:t xml:space="preserve">“Attention kids,” a woman called out in a slightly nasal voice. </w:t>
+      </w:r>
+      <w:r>
+        <w:t>“</w:t>
+      </w:r>
+      <w:r>
+        <w:t>My name is Mrs. Bertrand. Welcome to the Albert Einstein Academy for Gifted Children.</w:t>
+      </w:r>
+    </w:p>
+    <w:p>
+      <w:r>
+        <w:t>“Please form lines to get your student devices. You are required to have them on your person at all times. The only exception is your dormitory rooms.</w:t>
+      </w:r>
+    </w:p>
+    <w:p>
+      <w:r>
+        <w:t>“You may keep your personal devices. However, there is no cell coverage at this school, so I suggest you leave them in your rooms.</w:t>
+      </w:r>
+    </w:p>
+    <w:p>
+      <w:r>
+        <w:t>“And yes, your dormitories have WIFI.</w:t>
+      </w:r>
+    </w:p>
+    <w:p>
+      <w:r>
+        <w:t>“</w:t>
+      </w:r>
+      <w:r>
+        <w:t>Once you register</w:t>
+      </w:r>
+      <w:r>
+        <w:t>, enter the auditorium and find a seat for your</w:t>
       </w:r>
       <w:r>
         <w:t xml:space="preserve"> </w:t>
       </w:r>
       <w:r>
-        <w:t>snow-capped</w:t>
-      </w:r>
-      <w:r>
-        <w:t xml:space="preserve"> mountains of </w:t>
+        <w:t>orientation ceremony.”</w:t>
+      </w:r>
+    </w:p>
+    <w:p>
+      <w:r>
+        <w:t xml:space="preserve">Luke Billhardson looked around at the snow-capped mountains of </w:t>
       </w:r>
       <w:r>
         <w:t>Switzerland</w:t>
       </w:r>
       <w:r>
-        <w:t>.</w:t>
+        <w:t xml:space="preserve"> and then followed his schoolmate to a line.</w:t>
+      </w:r>
+    </w:p>
+    <w:p>
+      <w:r>
+        <w:t>Ripper Jones was a popular 15-year-old football player, unlike Luke who was a short, chubby boy with acne. Being the only two students at their school to get scholarships, they were naturally paired.</w:t>
+      </w:r>
+    </w:p>
+    <w:p>
+      <w:r>
+        <w:t>T</w:t>
+      </w:r>
+      <w:r>
+        <w:t>he line advanced and finally they arrived.</w:t>
+      </w:r>
+    </w:p>
+    <w:p>
+      <w:r>
+        <w:t xml:space="preserve">Luke handed the proctor his </w:t>
+      </w:r>
+      <w:r>
+        <w:t xml:space="preserve">letter of acceptance. The man entered data into his laptop and fiddled with a device. He handed the device </w:t>
+      </w:r>
+      <w:r>
+        <w:t xml:space="preserve">and a wireless charger </w:t>
+      </w:r>
+      <w:r>
+        <w:t>to Luke and said, “Welcome to school.”</w:t>
       </w:r>
     </w:p>
     <w:p>
       <w:r>
         <w:lastRenderedPageBreak/>
-        <w:t>The last of the teens exited the busses and a woman called out</w:t>
-      </w:r>
-      <w:r>
-        <w:t xml:space="preserve"> in a slightly nasal voice</w:t>
-      </w:r>
-      <w:r>
-        <w:t>,</w:t>
-      </w:r>
-      <w:r>
-        <w:t xml:space="preserve"> “</w:t>
-      </w:r>
-      <w:r>
-        <w:t>Attention kids.” She paused until everyone quieted down.</w:t>
-      </w:r>
-    </w:p>
-    <w:p>
-      <w:r>
-        <w:t>“</w:t>
-      </w:r>
-      <w:r>
-        <w:t>My name is Mrs. Bertrand. Welcome to the Albert Einstein Academy for Gifted Children.</w:t>
-      </w:r>
-    </w:p>
-    <w:p>
-      <w:r>
-        <w:t>“Please form lines to get your student devices. You are required to have them on your person at all times. The only exception is your dormitory rooms.</w:t>
-      </w:r>
-    </w:p>
-    <w:p>
-      <w:r>
-        <w:t>“They serve both as</w:t>
-      </w:r>
-      <w:r>
-        <w:t xml:space="preserve"> identification and as a wallet for all on-campus purchases.</w:t>
-      </w:r>
-    </w:p>
-    <w:p>
-      <w:r>
-        <w:t>“Don’t worry. They are sealed and waterproof to…let’s just say your bodies will be crushed before it gets damaged.</w:t>
-      </w:r>
-    </w:p>
-    <w:p>
-      <w:r>
-        <w:t>“You may keep your personal devices. However, there is no cell coverage at this school, so I suggest you leave them in your rooms.</w:t>
-      </w:r>
-    </w:p>
-    <w:p>
-      <w:r>
-        <w:t>“And yes, your dormitories have WIFI.</w:t>
-      </w:r>
-    </w:p>
-    <w:p>
-      <w:r>
-        <w:t>“</w:t>
-      </w:r>
-      <w:r>
-        <w:t>Once you register</w:t>
-      </w:r>
-      <w:r>
-        <w:t>, enter the auditorium and find a seat for your</w:t>
+        <w:t xml:space="preserve">Stuffing the devices into a pocket, Luke said, </w:t>
+      </w:r>
+      <w:r>
+        <w:t xml:space="preserve">“Thanks,” and joined </w:t>
+      </w:r>
+      <w:r>
+        <w:t>Ripper</w:t>
+      </w:r>
+      <w:r>
+        <w:t>. Together they headed in.</w:t>
+      </w:r>
+    </w:p>
+    <w:p>
+      <w:r>
+        <w:t xml:space="preserve">They </w:t>
+      </w:r>
+      <w:r>
+        <w:t>entered the huge auditorium and</w:t>
       </w:r>
       <w:r>
         <w:t xml:space="preserve"> </w:t>
       </w:r>
       <w:r>
-        <w:t>orientation ceremony.”</w:t>
-      </w:r>
-    </w:p>
-    <w:p>
-      <w:r>
-        <w:t>Over a thousand</w:t>
-      </w:r>
-      <w:r>
-        <w:t xml:space="preserve"> kids followed the woman to a large building. </w:t>
-      </w:r>
-      <w:r>
-        <w:t>Luke and Ripper lined up</w:t>
-      </w:r>
-      <w:r>
-        <w:t>, chatting as they</w:t>
-      </w:r>
-      <w:r>
-        <w:t xml:space="preserve"> waited. All about them kids noisily talked.</w:t>
-      </w:r>
-    </w:p>
-    <w:p>
-      <w:r>
-        <w:t>Slowly the line advanced and finally they arrived.</w:t>
-      </w:r>
-    </w:p>
-    <w:p>
-      <w:r>
-        <w:t xml:space="preserve">Luke handed the proctor his </w:t>
-      </w:r>
-      <w:r>
-        <w:t xml:space="preserve">letter of acceptance. The man entered data into his laptop and fiddled with a device. He handed the device </w:t>
-      </w:r>
-      <w:r>
-        <w:t xml:space="preserve">and a wireless charger </w:t>
-      </w:r>
-      <w:r>
-        <w:t>to Luke and said, “Welcome to school.”</w:t>
-      </w:r>
-    </w:p>
-    <w:p>
-      <w:r>
-        <w:t xml:space="preserve">Stuffing the devices into a pocket, Luke said, </w:t>
-      </w:r>
-      <w:r>
-        <w:t xml:space="preserve">“Thanks,” and joined </w:t>
-      </w:r>
-      <w:r>
-        <w:t>Ripper</w:t>
-      </w:r>
-      <w:r>
-        <w:t>. Together they headed in.</w:t>
-      </w:r>
-    </w:p>
-    <w:p>
-      <w:r>
-        <w:lastRenderedPageBreak/>
-        <w:t>The auditorium hous</w:t>
-      </w:r>
-      <w:r>
-        <w:t>ed</w:t>
-      </w:r>
-      <w:r>
-        <w:t xml:space="preserve"> over </w:t>
-      </w:r>
-      <w:r>
-        <w:t>4</w:t>
-      </w:r>
-      <w:r>
-        <w:t>000 people, according to a nearby sign.</w:t>
-      </w:r>
-    </w:p>
-    <w:p>
-      <w:r>
-        <w:t xml:space="preserve">They quickly </w:t>
-      </w:r>
-      <w:r>
         <w:t>found a seat.</w:t>
       </w:r>
     </w:p>
     <w:p>
       <w:r>
-        <w:t xml:space="preserve">Luke pulled out his </w:t>
-      </w:r>
-      <w:r>
-        <w:t xml:space="preserve">new </w:t>
-      </w:r>
-      <w:r>
-        <w:t>device. It said 9:37AM.</w:t>
-      </w:r>
-    </w:p>
-    <w:p>
-      <w:r>
-        <w:t>“That’s weird,” Luke said.</w:t>
+        <w:t xml:space="preserve">“That’s weird,” Luke said as he </w:t>
+      </w:r>
+      <w:proofErr w:type="gramStart"/>
+      <w:r>
+        <w:t>examine</w:t>
+      </w:r>
+      <w:proofErr w:type="gramEnd"/>
+      <w:r>
+        <w:t xml:space="preserve"> his device.</w:t>
       </w:r>
     </w:p>
     <w:p>
@@ -1469,15 +1339,10 @@
         <w:t xml:space="preserve">“Your stats are greater than mine. That makes sense,” Luke said. </w:t>
       </w:r>
       <w:r>
-        <w:t>“But how do they measure charisma or luck? Luck isn’t scientific.”</w:t>
-      </w:r>
-    </w:p>
-    <w:p>
-      <w:r>
-        <w:t>“The school principle said you had a high IQ,” Ripper said. “I guess that explains your nerve of 1</w:t>
-      </w:r>
-      <w:r>
-        <w:t>0</w:t>
+        <w:t xml:space="preserve">“But </w:t>
+      </w:r>
+      <w:r>
+        <w:t>Nerve, Manna Channeling, Charisma and Luck don’t make sense</w:t>
       </w:r>
       <w:r>
         <w:t>.”</w:t>
@@ -1485,23 +1350,23 @@
     </w:p>
     <w:p>
       <w:r>
-        <w:t>“And you’re a natural athlete,” Luke said.</w:t>
+        <w:t>“Your Nerve and Manna Channeling are greater,” Ripper said.</w:t>
+      </w:r>
+    </w:p>
+    <w:p>
+      <w:r>
+        <w:t xml:space="preserve">“Greeting </w:t>
+      </w:r>
+      <w:r>
+        <w:t>students</w:t>
+      </w:r>
+      <w:r>
+        <w:t>,” a man in a business suit on stage called, silencing the room.</w:t>
       </w:r>
     </w:p>
     <w:p>
       <w:r>
         <w:lastRenderedPageBreak/>
-        <w:t xml:space="preserve">“Greeting </w:t>
-      </w:r>
-      <w:r>
-        <w:t>students</w:t>
-      </w:r>
-      <w:r>
-        <w:t>,” a man in a business suit on stage called, silencing the room.</w:t>
-      </w:r>
-    </w:p>
-    <w:p>
-      <w:r>
         <w:t>“My name is Dr. Everson Thornville</w:t>
       </w:r>
       <w:r>
@@ -1546,13 +1411,8 @@
       </w:r>
     </w:p>
     <w:p>
-      <w:proofErr w:type="gramStart"/>
-      <w:r>
-        <w:t>“Blue Star?”</w:t>
-      </w:r>
-      <w:proofErr w:type="gramEnd"/>
-      <w:r>
-        <w:t xml:space="preserve"> Ripper asked. “Doesn’t he mean Earth?”</w:t>
+      <w:r>
+        <w:t>“Blue Star?” Ripper asked. “Doesn’t he mean Earth?”</w:t>
       </w:r>
     </w:p>
     <w:p>
@@ -1574,10 +1434,92 @@
     </w:p>
     <w:p>
       <w:r>
-        <w:t>Th</w:t>
-      </w:r>
-      <w:r>
-        <w:t>e audience murmured in confusion</w:t>
+        <w:t>“In this school, you will not learn to become a worker</w:t>
+      </w:r>
+      <w:r>
+        <w:t xml:space="preserve"> at an office, factory or what not</w:t>
+      </w:r>
+      <w:r>
+        <w:t>. AI can do that easily</w:t>
+      </w:r>
+      <w:r>
+        <w:t xml:space="preserve">,” the principle </w:t>
+      </w:r>
+      <w:r>
+        <w:t>said</w:t>
+      </w:r>
+      <w:r>
+        <w:t>. “</w:t>
+      </w:r>
+      <w:r>
+        <w:t xml:space="preserve">Our goal is to teach each of you to become masters of your own destinies. </w:t>
+      </w:r>
+      <w:r>
+        <w:t>Only then may you overcome the monsters surrounding us and gain true strength.</w:t>
+      </w:r>
+      <w:r>
+        <w:t>”</w:t>
+      </w:r>
+    </w:p>
+    <w:p>
+      <w:r>
+        <w:t>“Monsters?” Ripper asked.</w:t>
+      </w:r>
+    </w:p>
+    <w:p>
+      <w:r>
+        <w:t xml:space="preserve">“Either it’s a metaphor or the principle is </w:t>
+      </w:r>
+      <w:r>
+        <w:t xml:space="preserve">a </w:t>
+      </w:r>
+      <w:r>
+        <w:t>crazy</w:t>
+      </w:r>
+      <w:r>
+        <w:t xml:space="preserve"> gamer</w:t>
+      </w:r>
+      <w:r>
+        <w:t xml:space="preserve">,” </w:t>
+      </w:r>
+      <w:r>
+        <w:t>Luke</w:t>
+      </w:r>
+      <w:r>
+        <w:t xml:space="preserve"> said.</w:t>
+      </w:r>
+    </w:p>
+    <w:p>
+      <w:r>
+        <w:t>The principle smiled at the confused students and said, “</w:t>
+      </w:r>
+      <w:r>
+        <w:t xml:space="preserve">Ms. </w:t>
+      </w:r>
+      <w:r>
+        <w:t>Annie Winfield, please enter.”</w:t>
+      </w:r>
+    </w:p>
+    <w:p>
+      <w:r>
+        <w:t>From offstage a teenage girl entered, wearing the school uniform.</w:t>
+      </w:r>
+    </w:p>
+    <w:p>
+      <w:r>
+        <w:t xml:space="preserve">The </w:t>
+      </w:r>
+      <w:r>
+        <w:t xml:space="preserve">auditorium </w:t>
+      </w:r>
+      <w:r>
+        <w:t xml:space="preserve">filled with </w:t>
+      </w:r>
+      <w:r>
+        <w:t>whispers</w:t>
+      </w:r>
+      <w:r>
+        <w:t xml:space="preserve"> at the sight of the girl</w:t>
       </w:r>
       <w:r>
         <w:t>.</w:t>
@@ -1585,203 +1527,1462 @@
     </w:p>
     <w:p>
       <w:r>
-        <w:t>“In this school, you will not learn to become a worker</w:t>
-      </w:r>
-      <w:r>
-        <w:t xml:space="preserve"> at an office, factory or what not</w:t>
-      </w:r>
-      <w:r>
-        <w:t>. AI can do that easily</w:t>
-      </w:r>
-      <w:r>
-        <w:t xml:space="preserve">,” the principle </w:t>
+        <w:t xml:space="preserve">“Damn, she looks like an elfin princess,” </w:t>
+      </w:r>
+      <w:r>
+        <w:t>Luke</w:t>
+      </w:r>
+      <w:r>
+        <w:t xml:space="preserve"> said as he almost drooled. He</w:t>
+      </w:r>
+      <w:r>
+        <w:t xml:space="preserve"> had the urge jump on stage and…</w:t>
+      </w:r>
+    </w:p>
+    <w:p>
+      <w:r>
+        <w:t>Luke</w:t>
+      </w:r>
+      <w:r>
+        <w:t xml:space="preserve"> wouldn’t do that in real life. He wasn’t that stupid.</w:t>
+      </w:r>
+      <w:r>
+        <w:t xml:space="preserve"> </w:t>
+      </w:r>
+      <w:r>
+        <w:t>However, nothing prevented him from ravaging her in his mind.</w:t>
+      </w:r>
+    </w:p>
+    <w:p>
+      <w:r>
+        <w:t>All about, the other teen</w:t>
+      </w:r>
+      <w:r>
+        <w:t xml:space="preserve"> boy</w:t>
+      </w:r>
+      <w:r>
+        <w:t>s had the same desire, even many of the ladies.</w:t>
+      </w:r>
+    </w:p>
+    <w:p>
+      <w:r>
+        <w:lastRenderedPageBreak/>
+        <w:t>“</w:t>
+      </w:r>
+      <w:r>
+        <w:t xml:space="preserve">Ms. </w:t>
+      </w:r>
+      <w:r>
+        <w:t>Annie Winfield</w:t>
+      </w:r>
+      <w:r>
+        <w:t xml:space="preserve"> is </w:t>
+      </w:r>
+      <w:r>
+        <w:t xml:space="preserve">the youngest daughter of </w:t>
+      </w:r>
+      <w:r>
+        <w:t xml:space="preserve">Mr. </w:t>
+      </w:r>
+      <w:r>
+        <w:t xml:space="preserve">Edward Winfield, </w:t>
+      </w:r>
+      <w:r>
+        <w:t>c</w:t>
+      </w:r>
+      <w:r>
+        <w:t>hair</w:t>
+      </w:r>
+      <w:r>
+        <w:t xml:space="preserve"> </w:t>
+      </w:r>
+      <w:r>
+        <w:t xml:space="preserve">and founder </w:t>
+      </w:r>
+      <w:r>
+        <w:t xml:space="preserve">of this school,” Principle Bertrand said. “And yes, I’m talking about Winfield </w:t>
+      </w:r>
+      <w:r>
+        <w:t>Technology, famous for its fusion reactors, personal robots, quantum technologies, and so much more.</w:t>
+      </w:r>
+    </w:p>
+    <w:p>
+      <w:r>
+        <w:t>“However, that is not why she is here,” the principle said. “</w:t>
+      </w:r>
+      <w:r>
+        <w:t xml:space="preserve">She is </w:t>
+      </w:r>
+      <w:r>
+        <w:t>your year representative</w:t>
+      </w:r>
+      <w:r>
+        <w:t xml:space="preserve"> because of her exceptional talents</w:t>
+      </w:r>
+      <w:r>
+        <w:t xml:space="preserve"> and test scores</w:t>
+      </w:r>
+      <w:r>
+        <w:t>.”</w:t>
+      </w:r>
+    </w:p>
+    <w:p>
+      <w:r>
+        <w:t>Annie had the grace to blush. “Damn she’s cute,” Luke muttered.</w:t>
+      </w:r>
+    </w:p>
+    <w:p>
+      <w:r>
+        <w:t>“</w:t>
+      </w:r>
+      <w:r>
+        <w:t xml:space="preserve">Yes, many of you here exceed her in terms of </w:t>
+      </w:r>
+      <w:r>
+        <w:t>speed, strength,</w:t>
+      </w:r>
+      <w:r>
+        <w:t xml:space="preserve"> academics,</w:t>
+      </w:r>
+      <w:r>
+        <w:t xml:space="preserve"> and problem solving, to name a few. However, her combined scores exceed everyone here</w:t>
+      </w:r>
+      <w:r>
+        <w:t>.</w:t>
+      </w:r>
+    </w:p>
+    <w:p>
+      <w:r>
+        <w:t>“Considering you are the cream of the crop</w:t>
+      </w:r>
+      <w:r>
+        <w:t>, that’s saying something.</w:t>
+      </w:r>
+    </w:p>
+    <w:p>
+      <w:r>
+        <w:t xml:space="preserve">“Ms. </w:t>
+      </w:r>
+      <w:r>
+        <w:t>Winfield</w:t>
+      </w:r>
+      <w:r>
+        <w:t>, please speak to your cohort.”</w:t>
+      </w:r>
+    </w:p>
+    <w:p>
+      <w:r>
+        <w:t>Annie stepped up to the mike and took a breath.</w:t>
+      </w:r>
+    </w:p>
+    <w:p>
+      <w:r>
+        <w:t xml:space="preserve">“Thank you Principle Thornville,” Annie said. “6 years ago my father founded this </w:t>
+      </w:r>
+      <w:r>
+        <w:t>academy using his considerable wealth. The purpose is to gather the best and brightest kids of the world in order to forge a better world for everyone.</w:t>
+      </w:r>
+    </w:p>
+    <w:p>
+      <w:r>
+        <w:t>“</w:t>
+      </w:r>
+      <w:r>
+        <w:t xml:space="preserve">Sad to say the world is full of monsters. They live just below the surface, hungry to come out and </w:t>
+      </w:r>
+      <w:r>
+        <w:t>slaughter</w:t>
+      </w:r>
+      <w:r>
+        <w:t xml:space="preserve">. </w:t>
+      </w:r>
+      <w:r>
+        <w:t>E</w:t>
+      </w:r>
+      <w:r>
+        <w:t xml:space="preserve">nvironmental </w:t>
+      </w:r>
+      <w:r>
+        <w:t>contamination</w:t>
+      </w:r>
+      <w:r>
+        <w:t xml:space="preserve">, desecration of </w:t>
+      </w:r>
+      <w:r>
+        <w:t>sacred</w:t>
+      </w:r>
+      <w:r>
+        <w:t xml:space="preserve"> lands</w:t>
+      </w:r>
+      <w:r>
+        <w:t>, polarization of the world</w:t>
+      </w:r>
+      <w:r>
+        <w:t xml:space="preserve">, </w:t>
+      </w:r>
+      <w:r>
+        <w:t xml:space="preserve">extreme wealth disparities, </w:t>
+      </w:r>
+      <w:r>
+        <w:t>despair and hate</w:t>
+      </w:r>
+      <w:r>
+        <w:t xml:space="preserve"> are making things worse.</w:t>
+      </w:r>
+    </w:p>
+    <w:p>
+      <w:r>
+        <w:t xml:space="preserve">“Our goal here is simple. Become strong and never place our fate on </w:t>
+      </w:r>
+      <w:r>
+        <w:t>so-called saviors</w:t>
+      </w:r>
+      <w:r>
+        <w:t>.</w:t>
+      </w:r>
+    </w:p>
+    <w:p>
+      <w:r>
+        <w:t>“I look forward to growing ever stronger with all of you.”</w:t>
+      </w:r>
+    </w:p>
+    <w:p>
+      <w:r>
+        <w:lastRenderedPageBreak/>
+        <w:t>With that Annie stepped off from the podium.</w:t>
+      </w:r>
+    </w:p>
+    <w:p>
+      <w:r>
+        <w:t xml:space="preserve">“Thank you Ms. </w:t>
+      </w:r>
+      <w:r>
+        <w:t>Winfield</w:t>
+      </w:r>
+      <w:r>
+        <w:t>,” the principle said.</w:t>
+      </w:r>
+    </w:p>
+    <w:p>
+      <w:r>
+        <w:t>“This first week is for you to settle in. Then next week you will get to know the true nature of this school and why you are here.</w:t>
+      </w:r>
+    </w:p>
+    <w:p>
+      <w:r>
+        <w:t>“We selected each of you because we believe you are best qualified. However, we might have been wrong. If, for whatever reason, you find this place overwhelming, you are free to return to your country.</w:t>
+      </w:r>
+    </w:p>
+    <w:p>
+      <w:r>
+        <w:t>“We will even extend your scholarship to other schools.”</w:t>
+      </w:r>
+    </w:p>
+    <w:p>
+      <w:r>
+        <w:t>The principle paused for the message to sink in and then continued.</w:t>
+      </w:r>
+    </w:p>
+    <w:p>
+      <w:r>
+        <w:t>“</w:t>
+      </w:r>
+      <w:r>
+        <w:t>You will find y</w:t>
+      </w:r>
+      <w:r>
+        <w:t>our luggage in your dormitory rooms.</w:t>
+      </w:r>
+      <w:r>
+        <w:t xml:space="preserve"> Your map app will guide you there.</w:t>
+      </w:r>
+    </w:p>
+    <w:p>
+      <w:r>
+        <w:t>“</w:t>
+      </w:r>
+      <w:r>
+        <w:t xml:space="preserve">Also, you will find your school issued uniforms, </w:t>
+      </w:r>
+      <w:r>
+        <w:t xml:space="preserve">school books, </w:t>
+      </w:r>
+      <w:r>
+        <w:t xml:space="preserve">and everything else you will need to </w:t>
+      </w:r>
+      <w:r>
+        <w:t>attend classes.</w:t>
+      </w:r>
+    </w:p>
+    <w:p>
+      <w:r>
+        <w:t>“Go to your dormitories and settle in.</w:t>
+      </w:r>
+    </w:p>
+    <w:p>
+      <w:r>
+        <w:t>“Your homework is to become familiar with your devices.</w:t>
+      </w:r>
+    </w:p>
+    <w:p>
+      <w:r>
+        <w:t>“After that</w:t>
+      </w:r>
+      <w:r>
+        <w:t>, I encourage you to spend time getting to know your fellow students and exploring the local town. Also, the hiking trails are amazing, with rivers, wat</w:t>
+      </w:r>
+      <w:r>
+        <w:t>erfalls and canyons to explore.”</w:t>
+      </w:r>
+    </w:p>
+    <w:p>
+      <w:r>
+        <w:t xml:space="preserve">The principle paused and then said, “I do need to warn you. Please avoid leaving </w:t>
+      </w:r>
+      <w:r>
+        <w:t xml:space="preserve">town or </w:t>
+      </w:r>
+      <w:r>
+        <w:t xml:space="preserve">school grounds after </w:t>
+      </w:r>
+      <w:r>
+        <w:t>dusk</w:t>
+      </w:r>
+      <w:r>
+        <w:t>. This is especially true of the surrounding forests</w:t>
+      </w:r>
+      <w:r>
+        <w:t xml:space="preserve"> and mountains</w:t>
+      </w:r>
+      <w:r>
+        <w:t>.</w:t>
+      </w:r>
+      <w:r>
+        <w:t>”</w:t>
+      </w:r>
+    </w:p>
+    <w:p>
+      <w:r>
+        <w:t xml:space="preserve">The principle paused and then said in a sinister voice, </w:t>
+      </w:r>
+      <w:r>
+        <w:t>“</w:t>
+      </w:r>
+      <w:r>
+        <w:t>The dark is filled with dangers</w:t>
+      </w:r>
+      <w:r>
+        <w:t xml:space="preserve">. </w:t>
+      </w:r>
+      <w:r>
+        <w:t>Things are out there. Things best left undisturbed.”</w:t>
+      </w:r>
+    </w:p>
+    <w:p>
+      <w:r>
+        <w:t>That sent a chill down Luke’s back.</w:t>
+      </w:r>
+    </w:p>
+    <w:p>
+      <w:r>
+        <w:lastRenderedPageBreak/>
+        <w:t>“That’s creepy,” Ripper muttered.</w:t>
+      </w:r>
+    </w:p>
+    <w:p>
+      <w:r>
+        <w:t xml:space="preserve">“Principle Thornville, please don’t scare the kids,” a woman </w:t>
+      </w:r>
+      <w:r>
+        <w:t>scolded</w:t>
+      </w:r>
+      <w:r>
+        <w:t>.</w:t>
+      </w:r>
+    </w:p>
+    <w:p>
+      <w:r>
+        <w:t xml:space="preserve">“This is vice-principle </w:t>
+      </w:r>
+      <w:r>
+        <w:t xml:space="preserve">Mrs. </w:t>
+      </w:r>
+      <w:r>
+        <w:t>Eliot Drew,” the principle said</w:t>
+      </w:r>
+      <w:r>
+        <w:t>, pointing at the woman</w:t>
+      </w:r>
+      <w:r>
+        <w:t xml:space="preserve">. </w:t>
+      </w:r>
+      <w:r>
+        <w:t xml:space="preserve">He turned to the vice-principle and said, </w:t>
+      </w:r>
+      <w:r>
+        <w:t>“</w:t>
+      </w:r>
+      <w:r>
+        <w:t>Fear is essential if one is to stay safe. You know what is out there.”</w:t>
+      </w:r>
+    </w:p>
+    <w:p>
+      <w:r>
+        <w:t xml:space="preserve">The principle turned back to the audience and said, “The </w:t>
+      </w:r>
+      <w:r>
+        <w:t xml:space="preserve">boundary of </w:t>
+      </w:r>
+      <w:r>
+        <w:t>both the town and</w:t>
+      </w:r>
+      <w:r>
+        <w:t xml:space="preserve"> school grounds is</w:t>
+      </w:r>
+      <w:r>
+        <w:t xml:space="preserve"> well marked.</w:t>
+      </w:r>
+    </w:p>
+    <w:p>
+      <w:r>
+        <w:t>“</w:t>
+      </w:r>
+      <w:r>
+        <w:t xml:space="preserve">You are </w:t>
+      </w:r>
+      <w:r>
+        <w:t xml:space="preserve">required to be either on </w:t>
+      </w:r>
+      <w:r>
+        <w:t xml:space="preserve">campus grounds </w:t>
+      </w:r>
+      <w:r>
+        <w:t xml:space="preserve">or in the town </w:t>
+      </w:r>
+      <w:r>
+        <w:t xml:space="preserve">proper </w:t>
+      </w:r>
+      <w:r>
+        <w:t xml:space="preserve">between </w:t>
+      </w:r>
+      <w:r>
+        <w:t>dusk and dawn. Those rules are there for a reason. We don’t want tragedies.</w:t>
+      </w:r>
+    </w:p>
+    <w:p>
+      <w:r>
+        <w:t>“Don’t stay up too late. Tomorrow is school.</w:t>
+      </w:r>
+    </w:p>
+    <w:p>
+      <w:r>
+        <w:t>“</w:t>
+      </w:r>
+      <w:r>
+        <w:t>Dismissed</w:t>
+      </w:r>
+      <w:r>
+        <w:t>…</w:t>
+      </w:r>
+      <w:r>
+        <w:t>”</w:t>
+      </w:r>
+    </w:p>
+    <w:p>
+      <w:r>
+        <w:t xml:space="preserve">The auditorium burst into a cacophony as everyone tried to understand </w:t>
+      </w:r>
+      <w:r>
+        <w:t>the dire warning.</w:t>
+      </w:r>
+    </w:p>
+    <w:p>
+      <w:r>
+        <w:t>“Damn, that was weird,” Ripper said. “Why not just say we will get into trouble?”</w:t>
+      </w:r>
+    </w:p>
+    <w:p>
+      <w:r>
+        <w:t xml:space="preserve">“Maybe there are wild animals,” </w:t>
+      </w:r>
+      <w:r>
+        <w:t>Luke</w:t>
+      </w:r>
+      <w:r>
+        <w:t xml:space="preserve"> said. “No</w:t>
+      </w:r>
+      <w:r>
+        <w:t>,</w:t>
+      </w:r>
+      <w:r>
+        <w:t xml:space="preserve"> that doesn’t make sense. The principle said we should explore during the day.”</w:t>
+      </w:r>
+    </w:p>
+    <w:p>
+      <w:r>
+        <w:t>Luke waited his turn as over a thousand students exited. A short walk brought them to</w:t>
+      </w:r>
+      <w:r>
+        <w:t xml:space="preserve"> their dormitory room.</w:t>
+      </w:r>
+    </w:p>
+    <w:p>
+      <w:r>
+        <w:t xml:space="preserve">The studio apartment had a kitchenette to the left and a washroom to the right. Beyond were </w:t>
+      </w:r>
+      <w:r>
+        <w:t xml:space="preserve">two </w:t>
+      </w:r>
+      <w:r>
+        <w:t>elevated beds</w:t>
+      </w:r>
+      <w:r>
+        <w:t>. Under each bed was a study area with desk, chair</w:t>
+      </w:r>
+      <w:r>
+        <w:t xml:space="preserve">, </w:t>
+      </w:r>
+      <w:r>
+        <w:t xml:space="preserve">and </w:t>
+      </w:r>
+      <w:r>
+        <w:t>chest of draws.</w:t>
+      </w:r>
+    </w:p>
+    <w:p>
+      <w:r>
+        <w:t xml:space="preserve">On the floor to the right was </w:t>
+      </w:r>
+      <w:r>
+        <w:t>Luke</w:t>
+      </w:r>
+      <w:r>
+        <w:t>’s lugg</w:t>
+      </w:r>
+      <w:r>
+        <w:t xml:space="preserve">age. </w:t>
+      </w:r>
+      <w:r>
+        <w:t>School books lined a book shelf.</w:t>
+      </w:r>
+    </w:p>
+    <w:p>
+      <w:r>
+        <w:lastRenderedPageBreak/>
+        <w:t xml:space="preserve"> </w:t>
+      </w:r>
+      <w:r>
+        <w:t>“What’s the WIFI password?”</w:t>
+      </w:r>
+      <w:r>
+        <w:t xml:space="preserve"> Ripper asked.</w:t>
+      </w:r>
+    </w:p>
+    <w:p>
+      <w:r>
+        <w:t xml:space="preserve">“Challenger 423,” </w:t>
+      </w:r>
+      <w:r>
+        <w:t>Luke</w:t>
+      </w:r>
+      <w:r>
+        <w:t xml:space="preserve"> said, pointing at a sign on the wall.</w:t>
+      </w:r>
+    </w:p>
+    <w:p>
+      <w:r>
+        <w:t>“Thanks,” Ripper said as he opened his laptop.</w:t>
+      </w:r>
+    </w:p>
+    <w:p>
+      <w:r>
+        <w:t>Luke</w:t>
+      </w:r>
+      <w:r>
+        <w:t xml:space="preserve"> </w:t>
+      </w:r>
+      <w:r>
+        <w:t>unpacked, placing his clothes</w:t>
+      </w:r>
+      <w:r>
+        <w:t xml:space="preserve"> and items</w:t>
+      </w:r>
+      <w:r>
+        <w:t xml:space="preserve"> in </w:t>
+      </w:r>
+      <w:r>
+        <w:t>his</w:t>
+      </w:r>
+      <w:r>
+        <w:t xml:space="preserve"> closet and chest of drawers. Last item was his laptop.</w:t>
+      </w:r>
+    </w:p>
+    <w:p>
+      <w:r>
+        <w:t>It was time to call his parents.</w:t>
+      </w:r>
+    </w:p>
+    <w:p>
+      <w:r>
+        <w:t xml:space="preserve">“Hi Mum, Dad, Goat Father,” </w:t>
+      </w:r>
+      <w:r>
+        <w:t>Luke</w:t>
+      </w:r>
+      <w:r>
+        <w:t xml:space="preserve"> said.</w:t>
+      </w:r>
+    </w:p>
+    <w:p>
+      <w:r>
+        <w:t>Ripper glanced at Luke but didn’t say anything.</w:t>
+      </w:r>
+    </w:p>
+    <w:p>
+      <w:r>
+        <w:t xml:space="preserve">“Hi </w:t>
+      </w:r>
+      <w:r>
+        <w:t>Luke</w:t>
+      </w:r>
+      <w:r>
+        <w:t xml:space="preserve">,” </w:t>
+      </w:r>
+      <w:r>
+        <w:t>Luke</w:t>
+      </w:r>
+      <w:r>
+        <w:t>’s mum said. “Was the trip okay? Was there any problems?”</w:t>
+      </w:r>
+    </w:p>
+    <w:p>
+      <w:r>
+        <w:t xml:space="preserve">“No mum,” </w:t>
+      </w:r>
+      <w:r>
+        <w:t>Luke</w:t>
+      </w:r>
+      <w:r>
+        <w:t xml:space="preserve"> said. “The trip was just tedious, since all I could see were clouds. Here is my room.”</w:t>
+      </w:r>
+    </w:p>
+    <w:p>
+      <w:r>
+        <w:t>Luke</w:t>
+      </w:r>
+      <w:r>
+        <w:t xml:space="preserve"> panned the phone around and said, “I even have a kitchenette, so I can practice my cooking.</w:t>
+      </w:r>
+    </w:p>
+    <w:p>
+      <w:r>
+        <w:t>“Ripper, say ‘Hi’.”</w:t>
+      </w:r>
+    </w:p>
+    <w:p>
+      <w:r>
+        <w:t xml:space="preserve">Ripper waved and </w:t>
+      </w:r>
+      <w:r>
+        <w:t>Luke</w:t>
+      </w:r>
+      <w:r>
+        <w:t xml:space="preserve"> stepped out onto the balcony.</w:t>
+      </w:r>
+    </w:p>
+    <w:p>
+      <w:r>
+        <w:t>Luke</w:t>
+      </w:r>
+      <w:r>
+        <w:t xml:space="preserve"> pointed his phone at the surrounding mountains.</w:t>
+      </w:r>
+    </w:p>
+    <w:p>
+      <w:r>
+        <w:t xml:space="preserve">“Those mountains are beautiful,” </w:t>
+      </w:r>
+      <w:r>
+        <w:t>Luke</w:t>
+      </w:r>
+      <w:r>
+        <w:t>’s mother said.</w:t>
+      </w:r>
+      <w:r>
+        <w:t xml:space="preserve"> “How is the school?”</w:t>
+      </w:r>
+    </w:p>
+    <w:p>
+      <w:r>
+        <w:t>“The school grounds are beautiful from what I’ve seen,” Luke said. “We passed through the town when we arrived. It’s expanding rather fast. You can see construction cranes everywhere.”</w:t>
+      </w:r>
+    </w:p>
+    <w:p>
+      <w:r>
+        <w:t xml:space="preserve">“I hear there are plenty of those nut jobs in </w:t>
+      </w:r>
+      <w:r>
+        <w:t>Switzerland</w:t>
+      </w:r>
+      <w:r>
+        <w:t xml:space="preserve">,” </w:t>
+      </w:r>
+      <w:r>
+        <w:t>Luke</w:t>
+      </w:r>
+      <w:r>
+        <w:t>’s dad said.</w:t>
+      </w:r>
+    </w:p>
+    <w:p>
+      <w:r>
+        <w:lastRenderedPageBreak/>
+        <w:t xml:space="preserve">“There were some protesters at the gates when we arrived,” </w:t>
+      </w:r>
+      <w:r>
+        <w:t>Luke</w:t>
+      </w:r>
+      <w:r>
+        <w:t xml:space="preserve"> said.</w:t>
+      </w:r>
+    </w:p>
+    <w:p>
+      <w:r>
+        <w:t>“</w:t>
+      </w:r>
+      <w:r>
+        <w:t>So Goat Son</w:t>
+      </w:r>
+      <w:r>
+        <w:t>,</w:t>
+      </w:r>
+      <w:r>
+        <w:t xml:space="preserve"> did you eat any good books lately?</w:t>
+      </w:r>
+      <w:r>
+        <w:t xml:space="preserve">” </w:t>
+      </w:r>
+      <w:r>
+        <w:t>Luke</w:t>
+      </w:r>
+      <w:r>
+        <w:t xml:space="preserve">’s uncle and godfather </w:t>
+      </w:r>
+      <w:r>
+        <w:t>asked</w:t>
+      </w:r>
+      <w:r>
+        <w:t>.</w:t>
+      </w:r>
+    </w:p>
+    <w:p>
+      <w:r>
+        <w:t>Luke</w:t>
+      </w:r>
+      <w:r>
+        <w:t xml:space="preserve"> stepped back into the room and pointed the phone at his new school books. “I have plenty of food,” He said.</w:t>
+      </w:r>
+    </w:p>
+    <w:p>
+      <w:r>
+        <w:t>Luke</w:t>
+      </w:r>
+      <w:r>
+        <w:t xml:space="preserve"> stepped back out onto the balcony and closed the door. He and his uncle started bleating at each other.</w:t>
+      </w:r>
+    </w:p>
+    <w:p>
+      <w:r>
+        <w:t xml:space="preserve">“Stop that you two,” </w:t>
+      </w:r>
+      <w:r>
+        <w:t>Luke</w:t>
+      </w:r>
+      <w:r>
+        <w:t xml:space="preserve">’s mother said angrily. “What if you </w:t>
+      </w:r>
+      <w:r>
+        <w:t>did</w:t>
+      </w:r>
+      <w:r>
+        <w:t xml:space="preserve"> that in public?”</w:t>
+      </w:r>
+    </w:p>
+    <w:p>
+      <w:r>
+        <w:t>“</w:t>
+      </w:r>
+      <w:r>
+        <w:t>Well he is Billy the Goat,” Luke’s uncle said. “He can’t help it.”</w:t>
+      </w:r>
+    </w:p>
+    <w:p>
+      <w:r>
+        <w:t>Technically Luke’s name was Luke Billhardson</w:t>
+      </w:r>
+      <w:r>
+        <w:t>, or a</w:t>
+      </w:r>
+      <w:r>
+        <w:t>s his uncle liked saying, Billy, Billy the Goat.</w:t>
+      </w:r>
+    </w:p>
+    <w:p>
+      <w:r>
+        <w:t>“And my uncle is the Goat Father,” Luke said.</w:t>
+      </w:r>
+    </w:p>
+    <w:p>
+      <w:r>
+        <w:t>“Okay dear, you better go,” Luke’s mother said. “You have plenty of work ahead of you.”</w:t>
+      </w:r>
+    </w:p>
+    <w:p>
+      <w:r>
+        <w:t>“Work hard, Luke,” Luke’s dad said. “Remember I’m proud of you.”</w:t>
+      </w:r>
+    </w:p>
+    <w:p>
+      <w:r>
+        <w:t>“Thanks mum, dad,” Luke said.</w:t>
+      </w:r>
+    </w:p>
+    <w:p>
+      <w:r>
+        <w:t>“Remember to eat plenty of tin cans,” the uncle said. “You need plenty of iron for your growing bones.”</w:t>
+      </w:r>
+    </w:p>
+    <w:p>
+      <w:r>
+        <w:t>“Okay Goat Father,” Luke said. “Bye mum, dad, Goat Father.”</w:t>
+      </w:r>
+    </w:p>
+    <w:p>
+      <w:r>
+        <w:t xml:space="preserve">Luke </w:t>
+      </w:r>
+      <w:r>
+        <w:t>h</w:t>
+      </w:r>
+      <w:r>
+        <w:t>ung up the call and entered the room.</w:t>
+      </w:r>
+    </w:p>
+    <w:p>
+      <w:r>
+        <w:t>Ripper looked at Luke curiously.</w:t>
+      </w:r>
+    </w:p>
+    <w:p>
+      <w:r>
+        <w:lastRenderedPageBreak/>
+        <w:t>“My uncle and I are both Capricorns,” Luke explained. “</w:t>
+      </w:r>
+      <w:r>
+        <w:t xml:space="preserve">He is also my godfather. </w:t>
+      </w:r>
+      <w:r>
+        <w:t xml:space="preserve">And goats are funny creatures. </w:t>
+      </w:r>
+      <w:r>
+        <w:t xml:space="preserve">It’s something we’ve been doing all my life. </w:t>
+      </w:r>
+      <w:r>
+        <w:t>Do you have a favorite animal?”</w:t>
+      </w:r>
+    </w:p>
+    <w:p>
+      <w:r>
+        <w:t xml:space="preserve">Ripper paused a moment and then said, “I suppose it would be a gorilla. The ultimate </w:t>
+      </w:r>
+      <w:r>
+        <w:t>quarter</w:t>
+      </w:r>
+      <w:r>
+        <w:t xml:space="preserve"> backer would be a gorilla. They are the ultimate symbol of strength</w:t>
+      </w:r>
+      <w:r>
+        <w:t xml:space="preserve"> and power</w:t>
+      </w:r>
+      <w:r>
+        <w:t>.</w:t>
+      </w:r>
+    </w:p>
+    <w:p>
+      <w:r>
+        <w:t>“I finished unpacking.”</w:t>
+      </w:r>
+    </w:p>
+    <w:p>
+      <w:r>
+        <w:t>“Let’s go get something to eat,” Luke said and they headed out.</w:t>
+      </w:r>
+    </w:p>
+    <w:p>
+      <w:r>
+        <w:t>“</w:t>
+      </w:r>
+      <w:r>
+        <w:t>Town or cafeteria?” Ripper asked.</w:t>
+      </w:r>
+    </w:p>
+    <w:p>
+      <w:r>
+        <w:t>“Town,” Luke said. “I’m betting you will get bored with the cafeteria fast enough.</w:t>
+      </w:r>
+    </w:p>
+    <w:p>
+      <w:r>
+        <w:t xml:space="preserve">“Not you?” Ripper </w:t>
+      </w:r>
+      <w:r>
+        <w:t>asked</w:t>
+      </w:r>
+      <w:r>
+        <w:t xml:space="preserve"> as they headed for the front gates.</w:t>
+      </w:r>
+    </w:p>
+    <w:p>
+      <w:r>
+        <w:t>“As you heard me talking to my uncle, I am a goat,” Luke said. “I don’t have hang-ups about food. I enjoy eating, and also cooking.”</w:t>
+      </w:r>
+    </w:p>
+    <w:p>
+      <w:r>
+        <w:t>“There</w:t>
+      </w:r>
+      <w:r>
+        <w:t xml:space="preserve"> is that Annie,” Ripper said</w:t>
+      </w:r>
+      <w:r>
+        <w:t>, pointing</w:t>
+      </w:r>
+      <w:r>
+        <w:t>. “Want to go see?”</w:t>
+      </w:r>
+    </w:p>
+    <w:p>
+      <w:r>
+        <w:t>Annie was surrounded by admirers.</w:t>
+      </w:r>
+    </w:p>
+    <w:p>
+      <w:r>
+        <w:t>“Not really,” Luke said. “She is out of my league and I don’t believe in celebrities and heroes. You can go if you want. You’re handsome enough and an amazing athlete.</w:t>
+      </w:r>
+    </w:p>
+    <w:p>
+      <w:r>
+        <w:t>“As my uncle says, there are three types of people in the world: Sheep, Shepherds and Goats.</w:t>
+      </w:r>
+    </w:p>
+    <w:p>
+      <w:r>
+        <w:t xml:space="preserve">“Sheep always look </w:t>
+      </w:r>
+      <w:r>
+        <w:t>to</w:t>
+      </w:r>
+      <w:r>
+        <w:t xml:space="preserve"> shepherds to guide them.</w:t>
+      </w:r>
+    </w:p>
+    <w:p>
+      <w:r>
+        <w:t>“Shepherds seek to guide and control others, often to the sheep’s detriment.”</w:t>
+      </w:r>
+    </w:p>
+    <w:p>
+      <w:r>
+        <w:t>“Why do you say that?” Ripper asked as they approached the gates.</w:t>
+      </w:r>
+    </w:p>
+    <w:p>
+      <w:r>
+        <w:lastRenderedPageBreak/>
+        <w:t>“What do shepherds do to sheep?” Luke as</w:t>
+      </w:r>
+      <w:r>
+        <w:t>ked. “They raise them for food</w:t>
+      </w:r>
+      <w:r>
+        <w:t xml:space="preserve"> and wool</w:t>
+      </w:r>
+      <w:r>
+        <w:t>.</w:t>
+      </w:r>
+    </w:p>
+    <w:p>
+      <w:r>
+        <w:t>“I am a goat. I neither follow nor lead</w:t>
+      </w:r>
+      <w:r>
+        <w:t>, but follow my own path.”</w:t>
+      </w:r>
+    </w:p>
+    <w:p>
+      <w:r>
+        <w:t xml:space="preserve">Luke’s </w:t>
+      </w:r>
+      <w:r>
+        <w:t xml:space="preserve">school </w:t>
+      </w:r>
+      <w:r>
+        <w:t>device beeped. Pulling out his device read the message, “+1 to mental manipulation resistance.”</w:t>
+      </w:r>
+    </w:p>
+    <w:p>
+      <w:r>
+        <w:t>“Freaky,” Ripper said as he stared at the message. “It’s like we are in a freaking video game.”</w:t>
+      </w:r>
+    </w:p>
+    <w:p>
+      <w:r>
+        <w:t>They stepped out of the gate and were greeted by the protesters.</w:t>
+      </w:r>
+    </w:p>
+    <w:p>
+      <w:r>
+        <w:t>Placards read, “Nuclear energy is dangerous,” “Quantum communication damages space,” “Stop all space warping research,” and “</w:t>
+      </w:r>
+      <w:r>
+        <w:t>The end is neigh.”</w:t>
+      </w:r>
+    </w:p>
+    <w:p>
+      <w:r>
+        <w:t>They passed the protesters and Ripper asked, “What do you think of that?”</w:t>
+      </w:r>
+    </w:p>
+    <w:p>
+      <w:r>
+        <w:t>“Nonsense,” Luke replied. “You can’t damage space. If you could, then the space around the sun would be ripped to shreds. And yet, science has yet to find any anomalies.”</w:t>
+      </w:r>
+    </w:p>
+    <w:p>
+      <w:r>
+        <w:t>“It’s being suppressed,” a protester called out.</w:t>
+      </w:r>
+    </w:p>
+    <w:p>
+      <w:r>
+        <w:t>The town spread all about them. Restaurants lined the street they were walking on.</w:t>
+      </w:r>
+      <w:r>
+        <w:t xml:space="preserve"> Two were under construction.</w:t>
+      </w:r>
+    </w:p>
+    <w:p>
+      <w:r>
+        <w:t>“Which restaurant?” Ripper asked.</w:t>
+      </w:r>
+    </w:p>
+    <w:p>
+      <w:r>
+        <w:t>“Any,” Luke said. “I like exploring different foods.”</w:t>
+      </w:r>
+    </w:p>
+    <w:p>
+      <w:r>
+        <w:t>“You did mention you liked that old series, ‘Bizarre Foods’,” Ripper said. “Okay, let’s go to that burger place.</w:t>
+      </w:r>
+      <w:r>
+        <w:t xml:space="preserve"> </w:t>
+      </w:r>
+      <w:r>
+        <w:t>We</w:t>
+      </w:r>
+      <w:r>
+        <w:t xml:space="preserve"> gorillas can’t live on grass and tin cans</w:t>
+      </w:r>
+      <w:r>
+        <w:t>.</w:t>
+      </w:r>
+      <w:r>
+        <w:t>”</w:t>
+      </w:r>
+    </w:p>
+    <w:p>
+      <w:r>
+        <w:t>Luke laughed and said, “That’s for sure.”</w:t>
+      </w:r>
+    </w:p>
+    <w:p>
+      <w:r>
+        <w:lastRenderedPageBreak/>
+        <w:t xml:space="preserve">They </w:t>
+      </w:r>
+      <w:r>
+        <w:t xml:space="preserve">entered and </w:t>
+      </w:r>
+      <w:r>
+        <w:t>waited</w:t>
+      </w:r>
+      <w:r>
+        <w:t>.</w:t>
+      </w:r>
+      <w:r>
+        <w:t xml:space="preserve"> </w:t>
+      </w:r>
+      <w:r>
+        <w:t>A</w:t>
+      </w:r>
+      <w:r>
+        <w:t xml:space="preserve"> waiter led them to a seat.</w:t>
+      </w:r>
+    </w:p>
+    <w:p>
+      <w:r>
+        <w:t>Luke picked up the menu and scanned. There was a good selection of burgers, steaks, and even vegetarian options.</w:t>
+      </w:r>
+    </w:p>
+    <w:p>
+      <w:r>
+        <w:t>The waiter returned and asked, “Any drinks for you?”</w:t>
+      </w:r>
+    </w:p>
+    <w:p>
+      <w:r>
+        <w:t>“Coke please,” Ripper said.</w:t>
+      </w:r>
+    </w:p>
+    <w:p>
+      <w:r>
+        <w:t>“What’s your most popular soft drink?” Luke asked.</w:t>
+      </w:r>
+    </w:p>
+    <w:p>
+      <w:r>
+        <w:t xml:space="preserve">“There are </w:t>
+      </w:r>
+      <w:r>
+        <w:t>Rivella</w:t>
+      </w:r>
+      <w:r>
+        <w:t xml:space="preserve">, hot chocolate, </w:t>
+      </w:r>
+      <w:r>
+        <w:t>Apple Juice</w:t>
+      </w:r>
+      <w:r>
+        <w:t xml:space="preserve">, and </w:t>
+      </w:r>
+      <w:r>
+        <w:t>Ice Tea</w:t>
+      </w:r>
+      <w:r>
+        <w:t>…</w:t>
+      </w:r>
+      <w:r>
+        <w:t>,</w:t>
+      </w:r>
+      <w:r>
+        <w:t>” the waiter said.</w:t>
+      </w:r>
+    </w:p>
+    <w:p>
+      <w:r>
+        <w:t xml:space="preserve">“I’ll have Rivella, no ice please,” Luke said, since Rivella was the most </w:t>
+      </w:r>
+      <w:r>
+        <w:t>exotic sounding drink listed.</w:t>
+      </w:r>
+    </w:p>
+    <w:p>
+      <w:r>
+        <w:t>Drink order taken, the waiter left.</w:t>
+      </w:r>
+    </w:p>
+    <w:p>
+      <w:r>
+        <w:t>“</w:t>
+      </w:r>
+      <w:r>
+        <w:t xml:space="preserve">Remember how </w:t>
+      </w:r>
+      <w:r>
+        <w:t xml:space="preserve">Bobby disappeared </w:t>
+      </w:r>
+      <w:r>
+        <w:t>three</w:t>
+      </w:r>
+      <w:r>
+        <w:t xml:space="preserve"> nights ago</w:t>
+      </w:r>
+      <w:r>
+        <w:t>?</w:t>
+      </w:r>
+      <w:r>
+        <w:t xml:space="preserve">” a </w:t>
+      </w:r>
+      <w:r>
+        <w:t xml:space="preserve">local </w:t>
+      </w:r>
+      <w:r>
+        <w:t>man a table away asked. “This morning his body was found</w:t>
+      </w:r>
+      <w:r>
+        <w:t>, all moldy</w:t>
+      </w:r>
+      <w:r>
+        <w:t xml:space="preserve">, </w:t>
+      </w:r>
+      <w:r>
+        <w:t>decayed</w:t>
+      </w:r>
+      <w:r>
+        <w:t>, and covered in maggots</w:t>
+      </w:r>
+      <w:r>
+        <w:t xml:space="preserve">. </w:t>
+      </w:r>
+      <w:r>
+        <w:t>The stink was horrible</w:t>
+      </w:r>
+      <w:r>
+        <w:t>.”</w:t>
+      </w:r>
+    </w:p>
+    <w:p>
+      <w:r>
+        <w:t>Ripper</w:t>
+      </w:r>
+      <w:r>
+        <w:t xml:space="preserve"> looked as if he wanted to gag.</w:t>
+      </w:r>
+    </w:p>
+    <w:p>
+      <w:r>
+        <w:t>“This town used to be peaceful,” the man’s companion grumbled. “What the hell are they doing with all those particle accelerators and that science mumbo-jumbo?”</w:t>
+      </w:r>
+    </w:p>
+    <w:p>
+      <w:r>
+        <w:t xml:space="preserve">“They are tearing holes into space is what they are doing,” another man </w:t>
+      </w:r>
+      <w:r>
+        <w:t>at</w:t>
+      </w:r>
+      <w:r>
+        <w:t xml:space="preserve"> </w:t>
+      </w:r>
+      <w:r>
+        <w:t xml:space="preserve">another </w:t>
+      </w:r>
+      <w:r>
+        <w:t xml:space="preserve">table </w:t>
+      </w:r>
+      <w:r>
+        <w:t>said.</w:t>
+      </w:r>
+      <w:r>
+        <w:t xml:space="preserve"> “Letting in all manner of demonic creatures.”</w:t>
+      </w:r>
+    </w:p>
+    <w:p>
+      <w:r>
+        <w:t>“Don’t spit,” a woman across the table scolded. “That’s just gross.”</w:t>
+      </w:r>
+    </w:p>
+    <w:p>
+      <w:r>
+        <w:t>The waiter returned to the table and brought the drinks.</w:t>
+      </w:r>
+    </w:p>
+    <w:p>
+      <w:r>
+        <w:t>Luke and Ripper gave their order and the waiter left.</w:t>
+      </w:r>
+    </w:p>
+    <w:p>
+      <w:r>
+        <w:lastRenderedPageBreak/>
+        <w:t>“Something is seriously messed up in this town,” Ripper said</w:t>
+      </w:r>
+      <w:r>
+        <w:t>, loud enough for the locals to hear.</w:t>
+      </w:r>
+    </w:p>
+    <w:p>
+      <w:r>
+        <w:t xml:space="preserve">“You’re from the </w:t>
+      </w:r>
+      <w:r>
+        <w:t xml:space="preserve">fancy </w:t>
+      </w:r>
+      <w:r>
+        <w:t>school, aren’t you?” an elderly man at another table asked. “What are they doing there?”</w:t>
+      </w:r>
+    </w:p>
+    <w:p>
+      <w:r>
+        <w:t xml:space="preserve">“Just arrived today,” Luke </w:t>
       </w:r>
       <w:r>
         <w:t>said</w:t>
       </w:r>
       <w:r>
-        <w:t>. “</w:t>
-      </w:r>
-      <w:r>
-        <w:t xml:space="preserve">Our goal is to teach each of you to become masters of your own destinies. </w:t>
-      </w:r>
-      <w:r>
-        <w:t>Only then may you overcome the monsters surrounding us and gain true strength.</w:t>
-      </w:r>
-      <w:r>
-        <w:t>”</w:t>
-      </w:r>
-    </w:p>
-    <w:p>
-      <w:r>
-        <w:t>“Monsters?” Ripper asked.</w:t>
-      </w:r>
-    </w:p>
-    <w:p>
-      <w:r>
-        <w:t xml:space="preserve">“Either it’s a metaphor or the principle is </w:t>
-      </w:r>
-      <w:r>
-        <w:t xml:space="preserve">a </w:t>
-      </w:r>
-      <w:r>
-        <w:t>crazy</w:t>
-      </w:r>
-      <w:r>
-        <w:t xml:space="preserve"> gamer</w:t>
-      </w:r>
-      <w:r>
-        <w:t xml:space="preserve">,” </w:t>
-      </w:r>
-      <w:r>
-        <w:t>Luke</w:t>
-      </w:r>
-      <w:r>
-        <w:t xml:space="preserve"> said.</w:t>
-      </w:r>
-    </w:p>
-    <w:p>
-      <w:r>
-        <w:t>The principle smiled at the confused students and said, “</w:t>
-      </w:r>
-      <w:r>
-        <w:t xml:space="preserve">Ms. </w:t>
-      </w:r>
-      <w:r>
-        <w:t>Annie Winfield, please enter.”</w:t>
-      </w:r>
-    </w:p>
-    <w:p>
-      <w:r>
-        <w:t>From offstage a teenage girl entered, wearing the school uniform.</w:t>
-      </w:r>
-    </w:p>
-    <w:p>
-      <w:r>
-        <w:t xml:space="preserve">The </w:t>
-      </w:r>
-      <w:r>
-        <w:t xml:space="preserve">auditorium </w:t>
-      </w:r>
-      <w:r>
-        <w:t xml:space="preserve">broke out in </w:t>
-      </w:r>
-      <w:r>
-        <w:t>whispers</w:t>
-      </w:r>
-      <w:r>
-        <w:t>. That wasn’t surprising.</w:t>
-      </w:r>
-    </w:p>
-    <w:p>
-      <w:r>
-        <w:t xml:space="preserve">“Damn, she looks like an elfin princess,” </w:t>
-      </w:r>
-      <w:r>
-        <w:t>Luke</w:t>
-      </w:r>
-      <w:r>
-        <w:t xml:space="preserve"> said as he almost drooled. He</w:t>
-      </w:r>
-      <w:r>
-        <w:t xml:space="preserve"> had the urge jump on stage and…</w:t>
+        <w:t>, “Although the principle did talk about monsters and the need to get stronger. I was expecting a speech about hard work, not that.”</w:t>
+      </w:r>
+    </w:p>
+    <w:p>
+      <w:r>
+        <w:t>“And what’s that about not going out after dusk?” Ripper asked.</w:t>
+      </w:r>
+    </w:p>
+    <w:p>
+      <w:r>
+        <w:t>“</w:t>
+      </w:r>
+      <w:r>
+        <w:t>There are things out there</w:t>
+      </w:r>
+      <w:r>
+        <w:t>,” another woman said</w:t>
+      </w:r>
+      <w:r>
+        <w:t xml:space="preserve"> simply</w:t>
+      </w:r>
+      <w:r>
+        <w:t>.</w:t>
+      </w:r>
+    </w:p>
+    <w:p>
+      <w:r>
+        <w:t>“Shouldn’t the government come out and find out?” Luke asked.</w:t>
+      </w:r>
+    </w:p>
+    <w:p>
+      <w:r>
+        <w:t xml:space="preserve">“They </w:t>
+      </w:r>
+      <w:r>
+        <w:t>know</w:t>
+      </w:r>
+      <w:r>
+        <w:t>,” the woman said. “Claims we are a bunch of superstitious fools.”</w:t>
+      </w:r>
+    </w:p>
+    <w:p>
+      <w:r>
+        <w:t>“They are all in on it,” another local spat.</w:t>
+      </w:r>
+    </w:p>
+    <w:p>
+      <w:r>
+        <w:t>“I told you not to spit,” the woman scolded.</w:t>
+      </w:r>
+    </w:p>
+    <w:p>
+      <w:r>
+        <w:t>Food arrived and Luke ate as he listened to the local gossip.</w:t>
+      </w:r>
+    </w:p>
+    <w:p>
+      <w:r>
+        <w:t>“Now what?” Ripper asked as they paid the bill.</w:t>
+      </w:r>
+    </w:p>
+    <w:p>
+      <w:r>
+        <w:t xml:space="preserve">“I want to explore the town and buy groceries,” Luke said. “Also want to explore the hiking trails. It’s only </w:t>
+      </w:r>
+      <w:r>
+        <w:t>12</w:t>
+      </w:r>
+      <w:r>
+        <w:t>:</w:t>
+      </w:r>
+      <w:r>
+        <w:t>35</w:t>
+      </w:r>
+      <w:r>
+        <w:t xml:space="preserve">PM. </w:t>
+      </w:r>
+      <w:r>
+        <w:t>There’s p</w:t>
+      </w:r>
+      <w:r>
+        <w:t>lenty of time before sunset.”</w:t>
+      </w:r>
+    </w:p>
+    <w:p>
+      <w:r>
+        <w:t>“Aren’t you afraid?” Ripper asked as they walked out of the restaurant.</w:t>
+      </w:r>
+    </w:p>
+    <w:p>
+      <w:r>
+        <w:t>“I only believe in science,” Luke said.</w:t>
+      </w:r>
+      <w:r>
+        <w:t xml:space="preserve"> </w:t>
+      </w:r>
+      <w:r>
+        <w:t>“</w:t>
+      </w:r>
+      <w:r>
+        <w:t>The only danger is</w:t>
+      </w:r>
+      <w:r>
+        <w:t xml:space="preserve"> tripping in the dark and mosquitoes</w:t>
+      </w:r>
+      <w:r>
+        <w:t>.”</w:t>
+      </w:r>
+    </w:p>
+    <w:p>
+      <w:r>
+        <w:t>“They have several sports clubs,” Ripper said. “I’m joining the American Football team. How about you?”</w:t>
       </w:r>
     </w:p>
     <w:p>
       <w:r>
         <w:lastRenderedPageBreak/>
-        <w:t>Luke</w:t>
-      </w:r>
-      <w:r>
-        <w:t xml:space="preserve"> wouldn’t do that in real life. He wasn’t that stupid.</w:t>
-      </w:r>
-      <w:r>
-        <w:t xml:space="preserve"> </w:t>
-      </w:r>
-      <w:r>
-        <w:t>However, nothing prevented him from ravaging her in his mind.</w:t>
-      </w:r>
-    </w:p>
-    <w:p>
-      <w:r>
-        <w:t>All about, the other teens had the same desire, even many of the ladies.</w:t>
-      </w:r>
-    </w:p>
-    <w:p>
-      <w:r>
-        <w:t>“</w:t>
-      </w:r>
-      <w:r>
-        <w:t xml:space="preserve">Ms. </w:t>
-      </w:r>
-      <w:r>
-        <w:t>Annie Winfield</w:t>
-      </w:r>
-      <w:r>
-        <w:t xml:space="preserve"> is </w:t>
-      </w:r>
-      <w:r>
-        <w:t xml:space="preserve">the youngest daughter of </w:t>
-      </w:r>
-      <w:r>
-        <w:t xml:space="preserve">Mr. </w:t>
-      </w:r>
-      <w:r>
-        <w:t xml:space="preserve">Edward Winfield, </w:t>
-      </w:r>
-      <w:r>
-        <w:t>c</w:t>
-      </w:r>
-      <w:r>
-        <w:t>hair</w:t>
-      </w:r>
-      <w:r>
-        <w:t xml:space="preserve"> </w:t>
-      </w:r>
-      <w:r>
-        <w:t xml:space="preserve">and founder </w:t>
-      </w:r>
-      <w:r>
-        <w:t xml:space="preserve">of this school,” Principle Bertrand said. “And yes, I’m talking about Winfield </w:t>
-      </w:r>
-      <w:r>
-        <w:t>Technology, famous for its fusion reactors, personal robots, quantum technologies, and so much more.</w:t>
-      </w:r>
-    </w:p>
-    <w:p>
-      <w:r>
-        <w:t>“However, that is not why she is here,” the principle said. “</w:t>
-      </w:r>
-      <w:r>
-        <w:t xml:space="preserve">She is </w:t>
-      </w:r>
-      <w:r>
-        <w:t>your year representative</w:t>
-      </w:r>
-      <w:r>
-        <w:t xml:space="preserve"> because of her exceptional talents.”</w:t>
-      </w:r>
-    </w:p>
-    <w:p>
-      <w:r>
-        <w:t>Annie had the grace to blush. “Damn she’s cute,” Luke muttered.</w:t>
-      </w:r>
-    </w:p>
-    <w:p>
-      <w:r>
-        <w:t>“</w:t>
-      </w:r>
-      <w:r>
-        <w:t xml:space="preserve">Yes, many of you here exceed her in terms of </w:t>
-      </w:r>
-      <w:r>
-        <w:t>speed, strength,</w:t>
-      </w:r>
-      <w:r>
-        <w:t xml:space="preserve"> academics,</w:t>
-      </w:r>
-      <w:r>
-        <w:t xml:space="preserve"> and problem solving, to name a few. However, her combined scores exceed everyone here</w:t>
+        <w:t>“I’m joining the cooking and puzzle solving clubs,” Luke said. “There’s a grocery store.”</w:t>
+      </w:r>
+    </w:p>
+    <w:p>
+      <w:r>
+        <w:t>Ripper stepped in and said, “This store sure has some interesting items.”</w:t>
+      </w:r>
+    </w:p>
+    <w:p>
+      <w:r>
+        <w:t xml:space="preserve">“Grab some items,” Luke said as he walked </w:t>
+      </w:r>
+      <w:r>
+        <w:t xml:space="preserve">the isles, grabbing items from shelves. </w:t>
+      </w:r>
+      <w:r>
+        <w:t>H</w:t>
+      </w:r>
+      <w:r>
+        <w:t>e headed for the cashier.</w:t>
+      </w:r>
+    </w:p>
+    <w:p>
+      <w:r>
+        <w:t>“Need some help with the bags</w:t>
+      </w:r>
+      <w:r>
+        <w:t>?</w:t>
+      </w:r>
+      <w:r>
+        <w:t>” Ripper asked.</w:t>
+      </w:r>
+    </w:p>
+    <w:p>
+      <w:r>
+        <w:t>“Thanks,” Like said and Ripper took multiple bags.</w:t>
+      </w:r>
+    </w:p>
+    <w:p>
+      <w:r>
+        <w:t xml:space="preserve">They headed back to the apartment. As before, they met the protesters near the </w:t>
+      </w:r>
+      <w:r>
+        <w:t>school gate</w:t>
       </w:r>
       <w:r>
         <w:t>.</w:t>
@@ -1789,1373 +2990,58 @@
     </w:p>
     <w:p>
       <w:r>
-        <w:t>“Considering you are the cream of the crop</w:t>
-      </w:r>
-      <w:r>
-        <w:t>, that’s saying something.</w:t>
-      </w:r>
-    </w:p>
-    <w:p>
-      <w:r>
-        <w:t xml:space="preserve">“Ms. </w:t>
-      </w:r>
-      <w:r>
-        <w:t>Winfield</w:t>
-      </w:r>
-      <w:r>
-        <w:t>, please speak to your cohort.”</w:t>
-      </w:r>
-    </w:p>
-    <w:p>
-      <w:r>
-        <w:t>Annie stepped up to the mike and took a breath.</w:t>
-      </w:r>
-    </w:p>
-    <w:p>
-      <w:r>
-        <w:t xml:space="preserve">“Thank you Principle Thornville,” Annie said. “6 years ago my father founded this </w:t>
-      </w:r>
-      <w:r>
-        <w:t>academy using his considerable wealth. The purpose is to gather all the best and brightest kids of the world in order to forge a better world for everyone.</w:t>
-      </w:r>
-    </w:p>
-    <w:p>
-      <w:r>
-        <w:t>“</w:t>
-      </w:r>
-      <w:r>
-        <w:t xml:space="preserve">Sad to say the world is full of monsters. They live just below the surface, hungry to come out and </w:t>
-      </w:r>
-      <w:r>
-        <w:t>slaughter</w:t>
-      </w:r>
-      <w:r>
-        <w:t xml:space="preserve">. </w:t>
-      </w:r>
-      <w:r>
-        <w:t>E</w:t>
-      </w:r>
-      <w:r>
-        <w:t xml:space="preserve">nvironmental </w:t>
-      </w:r>
-      <w:r>
-        <w:t>contamination</w:t>
-      </w:r>
-      <w:r>
-        <w:t xml:space="preserve">, desecration of </w:t>
-      </w:r>
-      <w:r>
-        <w:t>sacred</w:t>
-      </w:r>
-      <w:r>
-        <w:t xml:space="preserve"> lands</w:t>
-      </w:r>
-      <w:r>
-        <w:t>, polarization of the world</w:t>
-      </w:r>
-      <w:r>
-        <w:t xml:space="preserve">, </w:t>
-      </w:r>
-      <w:r>
-        <w:t xml:space="preserve">extreme wealth disparities, </w:t>
-      </w:r>
-      <w:r>
-        <w:t>despair and hate</w:t>
-      </w:r>
-      <w:r>
-        <w:t xml:space="preserve"> are making things worse.</w:t>
+        <w:t>They passed the protesters and Ripper asked, “Don’t they have anything better to do with their lives?”</w:t>
+      </w:r>
+    </w:p>
+    <w:p>
+      <w:r>
+        <w:t>Luke shrugged and picked up his pace. His arms were starting to hurt from carrying groceries.</w:t>
+      </w:r>
+    </w:p>
+    <w:p>
+      <w:r>
+        <w:t>T</w:t>
+      </w:r>
+      <w:r>
+        <w:t>hey returned to their apartment and Luke put the groceries away.</w:t>
+      </w:r>
+    </w:p>
+    <w:p>
+      <w:r>
+        <w:t>“The needful is done,” Luke said. “Do you want to socialize?”</w:t>
+      </w:r>
+    </w:p>
+    <w:p>
+      <w:r>
+        <w:t>“Are you sure?” Ripper asked.</w:t>
+      </w:r>
+    </w:p>
+    <w:p>
+      <w:r>
+        <w:t xml:space="preserve">“Let’s connect,” Luke said and pulled his device out. He clicked on </w:t>
+      </w:r>
+      <w:r>
+        <w:t>Party Chat, pointed his device at Ripper and clicked on the add person button.</w:t>
+      </w:r>
+    </w:p>
+    <w:p>
+      <w:r>
+        <w:t>Ripper’s device beeped and he took out his device. He clicked on confirm.</w:t>
+      </w:r>
+    </w:p>
+    <w:p>
+      <w:r>
+        <w:t>As they left Ripper asked, “How does this work if there’s no cell signal?”</w:t>
+      </w:r>
+    </w:p>
+    <w:p>
+      <w:r>
+        <w:t>“Might be a proprietary network,” Luke said.</w:t>
       </w:r>
     </w:p>
     <w:p>
       <w:r>
         <w:lastRenderedPageBreak/>
-        <w:t xml:space="preserve">“Our goal here is simple. Become strong and never place our fate on </w:t>
-      </w:r>
-      <w:r>
-        <w:t>so-called saviors</w:t>
-      </w:r>
-      <w:r>
-        <w:t>.</w:t>
-      </w:r>
-    </w:p>
-    <w:p>
-      <w:r>
-        <w:t>“I look forward to growing ever stronger with all of you.”</w:t>
-      </w:r>
-    </w:p>
-    <w:p>
-      <w:r>
-        <w:t>With that Annie stepped off from the podium.</w:t>
-      </w:r>
-    </w:p>
-    <w:p>
-      <w:r>
-        <w:t xml:space="preserve">“Thank you Ms. </w:t>
-      </w:r>
-      <w:r>
-        <w:t>Winfield</w:t>
-      </w:r>
-      <w:r>
-        <w:t>,” the principle said.</w:t>
-      </w:r>
-    </w:p>
-    <w:p>
-      <w:r>
-        <w:t>“This first week is for you to settle in. Then next week you will get to know the true nature of this school and why you are here.</w:t>
-      </w:r>
-    </w:p>
-    <w:p>
-      <w:r>
-        <w:t>“We selected each of you because we believe you are best qualified. However, we might have been wrong. If, for whatever reason, you find this place overwhelming, you are free to return to your country.</w:t>
-      </w:r>
-    </w:p>
-    <w:p>
-      <w:r>
-        <w:t>“We will even extend your scholarship to other schools.</w:t>
-      </w:r>
-    </w:p>
-    <w:p>
-      <w:r>
-        <w:t>“And that is why you are starting in August.”</w:t>
-      </w:r>
-    </w:p>
-    <w:p>
-      <w:r>
-        <w:t>The principle paused for the message to sink in and then continued.</w:t>
-      </w:r>
-    </w:p>
-    <w:p>
-      <w:r>
-        <w:t>“</w:t>
-      </w:r>
-      <w:r>
-        <w:t>You will find y</w:t>
-      </w:r>
-      <w:r>
-        <w:t>our luggage in your dormitory rooms.</w:t>
-      </w:r>
-      <w:r>
-        <w:t xml:space="preserve"> Your map app will guide you there.</w:t>
-      </w:r>
-    </w:p>
-    <w:p>
-      <w:r>
-        <w:t>“</w:t>
-      </w:r>
-      <w:r>
-        <w:t xml:space="preserve">Also, you will find your school issued uniforms, </w:t>
-      </w:r>
-      <w:r>
-        <w:t xml:space="preserve">school books, </w:t>
-      </w:r>
-      <w:r>
-        <w:t xml:space="preserve">and everything else you will need to </w:t>
-      </w:r>
-      <w:r>
-        <w:t>attend classes.</w:t>
-      </w:r>
-    </w:p>
-    <w:p>
-      <w:r>
-        <w:t>“Go to your dormitories and settle in.</w:t>
-      </w:r>
-    </w:p>
-    <w:p>
-      <w:r>
-        <w:t>“Your homework is to become familiar with your devices.</w:t>
-      </w:r>
-    </w:p>
-    <w:p>
-      <w:r>
-        <w:t>“After that</w:t>
-      </w:r>
-      <w:r>
-        <w:t>, I encourage you to spend time getting to know your fellow students and exploring the local town. Also, the hiking trails are amazing, with rivers, wat</w:t>
-      </w:r>
-      <w:r>
-        <w:t>erfalls and canyons to explore.”</w:t>
-      </w:r>
-    </w:p>
-    <w:p>
-      <w:r>
-        <w:t xml:space="preserve">The principle paused and then said, “I do need to warn you. Please avoid leaving </w:t>
-      </w:r>
-      <w:r>
-        <w:t xml:space="preserve">town or </w:t>
-      </w:r>
-      <w:r>
-        <w:t xml:space="preserve">school grounds after </w:t>
-      </w:r>
-      <w:r>
-        <w:t>dusk</w:t>
-      </w:r>
-      <w:r>
-        <w:t>. This is especially true of the surrounding forests</w:t>
-      </w:r>
-      <w:r>
-        <w:t xml:space="preserve"> and mountains</w:t>
-      </w:r>
-      <w:r>
-        <w:t>.</w:t>
-      </w:r>
-      <w:r>
-        <w:t>”</w:t>
-      </w:r>
-    </w:p>
-    <w:p>
-      <w:r>
-        <w:lastRenderedPageBreak/>
-        <w:t xml:space="preserve">The principle paused and then said in a sinister voice, </w:t>
-      </w:r>
-      <w:r>
-        <w:t>“</w:t>
-      </w:r>
-      <w:r>
-        <w:t>The dark is filled with dangers</w:t>
-      </w:r>
-      <w:r>
-        <w:t xml:space="preserve">. </w:t>
-      </w:r>
-      <w:r>
-        <w:t>Things are out there. Things best left undisturbed.”</w:t>
-      </w:r>
-    </w:p>
-    <w:p>
-      <w:r>
-        <w:t>That sent a chill down Luke’s back.</w:t>
-      </w:r>
-    </w:p>
-    <w:p>
-      <w:r>
-        <w:t>“That’s creepy,” Ripper muttered.</w:t>
-      </w:r>
-    </w:p>
-    <w:p>
-      <w:r>
-        <w:t>All about students muttered.</w:t>
-      </w:r>
-    </w:p>
-    <w:p>
-      <w:r>
-        <w:t xml:space="preserve">“Principle Thornville, please don’t scare the kids,” a woman </w:t>
-      </w:r>
-      <w:r>
-        <w:t>scolded</w:t>
-      </w:r>
-      <w:r>
-        <w:t>.</w:t>
-      </w:r>
-    </w:p>
-    <w:p>
-      <w:r>
-        <w:t>“This is vice-principle Eliot Drew,” the principle said</w:t>
-      </w:r>
-      <w:r>
-        <w:t>, pointing at the woman</w:t>
-      </w:r>
-      <w:r>
-        <w:t xml:space="preserve">. </w:t>
-      </w:r>
-      <w:r>
-        <w:t xml:space="preserve">He turned to the vice-principle and said, </w:t>
-      </w:r>
-      <w:r>
-        <w:t>“</w:t>
-      </w:r>
-      <w:r>
-        <w:t>Fear is essential if one is to stay safe. You know what is out there.”</w:t>
-      </w:r>
-    </w:p>
-    <w:p>
-      <w:r>
-        <w:t xml:space="preserve">The principle turned back to the audience and said, “The </w:t>
-      </w:r>
-      <w:r>
-        <w:t xml:space="preserve">boundary of </w:t>
-      </w:r>
-      <w:r>
-        <w:t>both the town and</w:t>
-      </w:r>
-      <w:r>
-        <w:t xml:space="preserve"> school grounds is</w:t>
-      </w:r>
-      <w:r>
-        <w:t xml:space="preserve"> well marked.</w:t>
-      </w:r>
-    </w:p>
-    <w:p>
-      <w:r>
-        <w:t>“</w:t>
-      </w:r>
-      <w:r>
-        <w:t xml:space="preserve">You are </w:t>
-      </w:r>
-      <w:r>
-        <w:t xml:space="preserve">required to be either on </w:t>
-      </w:r>
-      <w:r>
-        <w:t xml:space="preserve">campus grounds </w:t>
-      </w:r>
-      <w:r>
-        <w:t xml:space="preserve">or in the town between </w:t>
-      </w:r>
-      <w:r>
-        <w:t>dusk and dawn. Those rules are there for a reason. We don’t want tragedies.</w:t>
-      </w:r>
-      <w:r>
-        <w:t xml:space="preserve"> </w:t>
-      </w:r>
-      <w:proofErr w:type="gramStart"/>
-      <w:r>
-        <w:t>Dismissed.”</w:t>
-      </w:r>
-      <w:proofErr w:type="gramEnd"/>
-    </w:p>
-    <w:p>
-      <w:r>
-        <w:t xml:space="preserve">The auditorium burst into a cacophony as everyone tried to understand </w:t>
-      </w:r>
-      <w:r>
-        <w:t>the dire warning.</w:t>
-      </w:r>
-    </w:p>
-    <w:p>
-      <w:r>
-        <w:t>“Damn, that was weird,” Ripper said. “Why not just say we will get into trouble?”</w:t>
-      </w:r>
-    </w:p>
-    <w:p>
-      <w:r>
-        <w:t xml:space="preserve">“Maybe there are wild animals,” </w:t>
-      </w:r>
-      <w:r>
-        <w:t>Luke</w:t>
-      </w:r>
-      <w:r>
-        <w:t xml:space="preserve"> said. “No</w:t>
-      </w:r>
-      <w:r>
-        <w:t>,</w:t>
-      </w:r>
-      <w:r>
-        <w:t xml:space="preserve"> that doesn’t make sense. The principle said we should explore during the day.”</w:t>
-      </w:r>
-    </w:p>
-    <w:p>
-      <w:r>
-        <w:t>Ten minutes later they were at their dormitory room.</w:t>
-      </w:r>
-    </w:p>
-    <w:p>
-      <w:r>
-        <w:t xml:space="preserve">The studio apartment had a kitchenette to the left and a washroom to the right. Beyond were </w:t>
-      </w:r>
-      <w:r>
-        <w:t xml:space="preserve">two </w:t>
-      </w:r>
-      <w:r>
-        <w:t>elevated beds</w:t>
-      </w:r>
-      <w:r>
-        <w:t>. Under each bed was a study area with desk, chair</w:t>
-      </w:r>
-      <w:r>
-        <w:t xml:space="preserve">, </w:t>
-      </w:r>
-      <w:r>
-        <w:t xml:space="preserve">and </w:t>
-      </w:r>
-      <w:r>
-        <w:t>chest of draws.</w:t>
-      </w:r>
-    </w:p>
-    <w:p>
-      <w:r>
-        <w:lastRenderedPageBreak/>
-        <w:t xml:space="preserve">On the floor to the right was </w:t>
-      </w:r>
-      <w:r>
-        <w:t>Luke</w:t>
-      </w:r>
-      <w:r>
-        <w:t>’s lugg</w:t>
-      </w:r>
-      <w:r>
-        <w:t xml:space="preserve">age. </w:t>
-      </w:r>
-      <w:r>
-        <w:t>School books lined a book shelf.</w:t>
-      </w:r>
-    </w:p>
-    <w:p>
-      <w:r>
-        <w:t xml:space="preserve"> </w:t>
-      </w:r>
-      <w:r>
-        <w:t>“What’s the WIFI password?”</w:t>
-      </w:r>
-      <w:r>
-        <w:t xml:space="preserve"> Ripper asked.</w:t>
-      </w:r>
-    </w:p>
-    <w:p>
-      <w:r>
-        <w:t xml:space="preserve">“Challenger 423,” </w:t>
-      </w:r>
-      <w:r>
-        <w:t>Luke</w:t>
-      </w:r>
-      <w:r>
-        <w:t xml:space="preserve"> said, pointing at a sign on the wall.</w:t>
-      </w:r>
-    </w:p>
-    <w:p>
-      <w:r>
-        <w:t>“Thanks,” Ripper said as he opened his laptop.</w:t>
-      </w:r>
-    </w:p>
-    <w:p>
-      <w:r>
-        <w:t>Luke</w:t>
-      </w:r>
-      <w:r>
-        <w:t xml:space="preserve"> </w:t>
-      </w:r>
-      <w:r>
-        <w:t>unpacked, placing his clothes</w:t>
-      </w:r>
-      <w:r>
-        <w:t xml:space="preserve"> and items</w:t>
-      </w:r>
-      <w:r>
-        <w:t xml:space="preserve"> in </w:t>
-      </w:r>
-      <w:r>
-        <w:t>his</w:t>
-      </w:r>
-      <w:r>
-        <w:t xml:space="preserve"> closet and chest of drawers. Last item was his laptop.</w:t>
-      </w:r>
-    </w:p>
-    <w:p>
-      <w:r>
-        <w:t>It was time to call his parents.</w:t>
-      </w:r>
-    </w:p>
-    <w:p>
-      <w:r>
-        <w:t xml:space="preserve">“Hi Mum, Dad, Goat Father,” </w:t>
-      </w:r>
-      <w:r>
-        <w:t>Luke</w:t>
-      </w:r>
-      <w:r>
-        <w:t xml:space="preserve"> said.</w:t>
-      </w:r>
-    </w:p>
-    <w:p>
-      <w:r>
-        <w:t>Ripper glanced at Luke but didn’t say anything.</w:t>
-      </w:r>
-    </w:p>
-    <w:p>
-      <w:r>
-        <w:t xml:space="preserve">“Hi </w:t>
-      </w:r>
-      <w:r>
-        <w:t>Luke</w:t>
-      </w:r>
-      <w:r>
-        <w:t xml:space="preserve">,” </w:t>
-      </w:r>
-      <w:r>
-        <w:t>Luke</w:t>
-      </w:r>
-      <w:r>
-        <w:t>’s mum said. “Was the trip okay? Was there any problems?”</w:t>
-      </w:r>
-    </w:p>
-    <w:p>
-      <w:r>
-        <w:t xml:space="preserve">“No mum,” </w:t>
-      </w:r>
-      <w:r>
-        <w:t>Luke</w:t>
-      </w:r>
-      <w:r>
-        <w:t xml:space="preserve"> said. “The trip was just tedious, since all I could see were clouds. Here is my room.”</w:t>
-      </w:r>
-    </w:p>
-    <w:p>
-      <w:r>
-        <w:t>Luke</w:t>
-      </w:r>
-      <w:r>
-        <w:t xml:space="preserve"> panned the phone around and said, “I even have a kitchenette, so I can practice my cooking.</w:t>
-      </w:r>
-    </w:p>
-    <w:p>
-      <w:r>
-        <w:t>“Ripper, say ‘Hi’.”</w:t>
-      </w:r>
-    </w:p>
-    <w:p>
-      <w:r>
-        <w:t xml:space="preserve">Ripper waved and </w:t>
-      </w:r>
-      <w:r>
-        <w:t>Luke</w:t>
-      </w:r>
-      <w:r>
-        <w:t xml:space="preserve"> stepped out onto the balcony.</w:t>
-      </w:r>
-    </w:p>
-    <w:p>
-      <w:r>
-        <w:t>Luke</w:t>
-      </w:r>
-      <w:r>
-        <w:t xml:space="preserve"> pointed his phone at the surrounding mountains.</w:t>
-      </w:r>
-    </w:p>
-    <w:p>
-      <w:r>
-        <w:t xml:space="preserve">“Those mountains are beautiful,” </w:t>
-      </w:r>
-      <w:r>
-        <w:t>Luke</w:t>
-      </w:r>
-      <w:r>
-        <w:t>’s mother said.</w:t>
-      </w:r>
-      <w:r>
-        <w:t xml:space="preserve"> “How is the school?”</w:t>
-      </w:r>
-    </w:p>
-    <w:p>
-      <w:r>
-        <w:t>“The school grounds are beautiful from what I’ve seen,” Luke said. “We passed through the town when we arrived. It’s expanding rather fast. You can see construction cranes everywhere.”</w:t>
-      </w:r>
-    </w:p>
-    <w:p>
-      <w:r>
-        <w:lastRenderedPageBreak/>
-        <w:t xml:space="preserve">“I hear there are plenty of those nut jobs in </w:t>
-      </w:r>
-      <w:r>
-        <w:t>Switzerland</w:t>
-      </w:r>
-      <w:r>
-        <w:t xml:space="preserve">,” </w:t>
-      </w:r>
-      <w:r>
-        <w:t>Luke</w:t>
-      </w:r>
-      <w:r>
-        <w:t>’s dad said.</w:t>
-      </w:r>
-    </w:p>
-    <w:p>
-      <w:r>
-        <w:t xml:space="preserve">“There were some protesters at the gates when we arrived,” </w:t>
-      </w:r>
-      <w:r>
-        <w:t>Luke</w:t>
-      </w:r>
-      <w:r>
-        <w:t xml:space="preserve"> said.</w:t>
-      </w:r>
-    </w:p>
-    <w:p>
-      <w:r>
-        <w:t>“</w:t>
-      </w:r>
-      <w:r>
-        <w:t>So Goat Son</w:t>
-      </w:r>
-      <w:r>
-        <w:t>,</w:t>
-      </w:r>
-      <w:r>
-        <w:t xml:space="preserve"> did you eat any good books lately?</w:t>
-      </w:r>
-      <w:r>
-        <w:t xml:space="preserve">” </w:t>
-      </w:r>
-      <w:r>
-        <w:t>Luke</w:t>
-      </w:r>
-      <w:r>
-        <w:t xml:space="preserve">’s uncle and godfather </w:t>
-      </w:r>
-      <w:r>
-        <w:t>asked</w:t>
-      </w:r>
-      <w:r>
-        <w:t>.</w:t>
-      </w:r>
-    </w:p>
-    <w:p>
-      <w:r>
-        <w:t>Luke</w:t>
-      </w:r>
-      <w:r>
-        <w:t xml:space="preserve"> stepped back into the room and pointed the phone at his new school books. “I have plenty of food,” He said.</w:t>
-      </w:r>
-    </w:p>
-    <w:p>
-      <w:r>
-        <w:t>Luke</w:t>
-      </w:r>
-      <w:r>
-        <w:t xml:space="preserve"> stepped back out onto the balcony and closed the door. He and his uncle started bleating at each other.</w:t>
-      </w:r>
-    </w:p>
-    <w:p>
-      <w:r>
-        <w:t xml:space="preserve">“Stop that you two,” </w:t>
-      </w:r>
-      <w:r>
-        <w:t>Luke</w:t>
-      </w:r>
-      <w:r>
-        <w:t xml:space="preserve">’s mother said angrily. “What if you </w:t>
-      </w:r>
-      <w:r>
-        <w:t>did</w:t>
-      </w:r>
-      <w:r>
-        <w:t xml:space="preserve"> that in public?”</w:t>
-      </w:r>
-    </w:p>
-    <w:p>
-      <w:r>
-        <w:t>“</w:t>
-      </w:r>
-      <w:r>
-        <w:t>Well he is Billy the Goat,” Luke’s uncle said. “He can’t help it.”</w:t>
-      </w:r>
-    </w:p>
-    <w:p>
-      <w:r>
-        <w:t>Technically Luke’s name was Luke Billhardson</w:t>
-      </w:r>
-      <w:r>
-        <w:t>, or a</w:t>
-      </w:r>
-      <w:r>
-        <w:t>s his uncle liked saying, Billy, Billy the Goat.</w:t>
-      </w:r>
-    </w:p>
-    <w:p>
-      <w:r>
-        <w:t>“And my uncle is the Goat Father,” Luke said.</w:t>
-      </w:r>
-    </w:p>
-    <w:p>
-      <w:r>
-        <w:t>“Okay dear, you better go,” Luke’s mother said. “You have plenty of work ahead of you.”</w:t>
-      </w:r>
-    </w:p>
-    <w:p>
-      <w:r>
-        <w:t>“Work hard, Luke,” Luke’s dad said. “Remember I’m proud of you.”</w:t>
-      </w:r>
-    </w:p>
-    <w:p>
-      <w:r>
-        <w:t>“Thanks mum, dad,” Luke said.</w:t>
-      </w:r>
-    </w:p>
-    <w:p>
-      <w:r>
-        <w:t>“Remember to eat plenty of tin cans,” the uncle said. “You need plenty of iron for your growing bones.”</w:t>
-      </w:r>
-    </w:p>
-    <w:p>
-      <w:r>
-        <w:t>“Okay Goat Father,” Luke said. “Bye mum, dad, Goat Father.”</w:t>
-      </w:r>
-    </w:p>
-    <w:p>
-      <w:r>
-        <w:t xml:space="preserve">Luke </w:t>
-      </w:r>
-      <w:r>
-        <w:t>h</w:t>
-      </w:r>
-      <w:r>
-        <w:t>ung up the call and entered the room.</w:t>
-      </w:r>
-    </w:p>
-    <w:p>
-      <w:r>
-        <w:lastRenderedPageBreak/>
-        <w:t>Ripper looked at Luke curiously.</w:t>
-      </w:r>
-    </w:p>
-    <w:p>
-      <w:r>
-        <w:t>“My uncle and I are both Capricorns,” Luke explained. “</w:t>
-      </w:r>
-      <w:r>
-        <w:t xml:space="preserve">He is also my godfather. </w:t>
-      </w:r>
-      <w:r>
-        <w:t xml:space="preserve">And goats are funny creatures. </w:t>
-      </w:r>
-      <w:r>
-        <w:t xml:space="preserve">It’s something we’ve been doing all my life. </w:t>
-      </w:r>
-      <w:r>
-        <w:t>Do you have a favorite animal?”</w:t>
-      </w:r>
-    </w:p>
-    <w:p>
-      <w:r>
-        <w:t xml:space="preserve">Ripper paused a moment and then said, “I suppose it would be a gorilla. The ultimate </w:t>
-      </w:r>
-      <w:r>
-        <w:t>quarter</w:t>
-      </w:r>
-      <w:r>
-        <w:t xml:space="preserve"> backer would be a gorilla. They are the ultimate symbol of speed</w:t>
-      </w:r>
-      <w:r>
-        <w:t xml:space="preserve"> and</w:t>
-      </w:r>
-      <w:r>
-        <w:t xml:space="preserve"> strength</w:t>
-      </w:r>
-      <w:r>
-        <w:t>.</w:t>
-      </w:r>
-    </w:p>
-    <w:p>
-      <w:r>
-        <w:t>“I finished unpacking.”</w:t>
-      </w:r>
-    </w:p>
-    <w:p>
-      <w:r>
-        <w:t>“Let’s go get something to eat,” Luke said and they headed out.</w:t>
-      </w:r>
-    </w:p>
-    <w:p>
-      <w:r>
-        <w:t>“</w:t>
-      </w:r>
-      <w:r>
-        <w:t>Town or cafeteria?” Ripper asked.</w:t>
-      </w:r>
-    </w:p>
-    <w:p>
-      <w:r>
-        <w:t>“Town,” Luke said. “I’m betting you will get bored with the cafeteria fast enough.</w:t>
-      </w:r>
-    </w:p>
-    <w:p>
-      <w:r>
-        <w:t>“Not you?” Ripper said as they headed for the front gates.</w:t>
-      </w:r>
-    </w:p>
-    <w:p>
-      <w:r>
-        <w:t>“As you heard me talking to my uncle, I am a goat,” Luke said. “I don’t have hang-ups about food. As you can guess I enjoy eating, and also cooking.”</w:t>
-      </w:r>
-    </w:p>
-    <w:p>
-      <w:r>
-        <w:t>“There</w:t>
-      </w:r>
-      <w:r>
-        <w:t xml:space="preserve"> is that Annie,” Ripper said</w:t>
-      </w:r>
-      <w:r>
-        <w:t>, pointing</w:t>
-      </w:r>
-      <w:r>
-        <w:t>. “Want to go see?”</w:t>
-      </w:r>
-    </w:p>
-    <w:p>
-      <w:r>
-        <w:t>Annie was surrounded by admirers.</w:t>
-      </w:r>
-    </w:p>
-    <w:p>
-      <w:r>
-        <w:t>“Not really,” Luke said. “She is out of my league and I don’t believe in celebrities and heroes. You can go if you want. You’re handsome enough and an amazing athlete.</w:t>
-      </w:r>
-    </w:p>
-    <w:p>
-      <w:r>
-        <w:t>“As my uncle says, there are three types of people in the world: Sheep, Shepherds and Goats.</w:t>
-      </w:r>
-    </w:p>
-    <w:p>
-      <w:r>
-        <w:t xml:space="preserve">“Sheep always look </w:t>
-      </w:r>
-      <w:r>
-        <w:t>to</w:t>
-      </w:r>
-      <w:r>
-        <w:t xml:space="preserve"> shepherds to guide them.</w:t>
-      </w:r>
-    </w:p>
-    <w:p>
-      <w:r>
-        <w:lastRenderedPageBreak/>
-        <w:t>“Shepherds seek to guide and control others, often to the sheep’s detriment.”</w:t>
-      </w:r>
-    </w:p>
-    <w:p>
-      <w:r>
-        <w:t>“Why do you say that?” Ripper asked as they approached the gates.</w:t>
-      </w:r>
-    </w:p>
-    <w:p>
-      <w:r>
-        <w:t>“What do shepherds do to sheep?” Luke as</w:t>
-      </w:r>
-      <w:r>
-        <w:t>ked. “They raise them for food</w:t>
-      </w:r>
-      <w:r>
-        <w:t xml:space="preserve"> and wool</w:t>
-      </w:r>
-      <w:r>
-        <w:t>.</w:t>
-      </w:r>
-    </w:p>
-    <w:p>
-      <w:r>
-        <w:t>“I am a goat. I neither follow nor lead</w:t>
-      </w:r>
-      <w:r>
-        <w:t>, but follow my own path.”</w:t>
-      </w:r>
-    </w:p>
-    <w:p>
-      <w:r>
-        <w:t xml:space="preserve">Luke’s </w:t>
-      </w:r>
-      <w:r>
-        <w:t xml:space="preserve">school </w:t>
-      </w:r>
-      <w:r>
-        <w:t>device beeped. Pulling out his device he read the message, “+1 to mental manipulation resistance.”</w:t>
-      </w:r>
-    </w:p>
-    <w:p>
-      <w:r>
-        <w:t>“Freaky,” Ripper said as he stared at the message. “It’s like we are in a freaking video game.”</w:t>
-      </w:r>
-    </w:p>
-    <w:p>
-      <w:r>
-        <w:t>They stepped out of the gate and were greeted by the protesters.</w:t>
-      </w:r>
-    </w:p>
-    <w:p>
-      <w:r>
-        <w:t>Placards read, “Nuclear energy is dangerous,” “Quantum communication damages space,” “Stop all space warping research,” and “</w:t>
-      </w:r>
-      <w:r>
-        <w:t>The end is neigh.”</w:t>
-      </w:r>
-    </w:p>
-    <w:p>
-      <w:r>
-        <w:t>They passed the protesters and Ripper asked, “What do you think of that?”</w:t>
-      </w:r>
-    </w:p>
-    <w:p>
-      <w:r>
-        <w:t>“Nonsense,” Luke replied. “You can’t damage space. If you could, then the space around the sun would be ripped to shreds. And yet, science has yet to find any anomalies.”</w:t>
-      </w:r>
-    </w:p>
-    <w:p>
-      <w:r>
-        <w:t>“It’s being suppressed,” a protester called out.</w:t>
-      </w:r>
-    </w:p>
-    <w:p>
-      <w:r>
-        <w:t>The town spread all about them. Restaurants lined the street they were walking on.</w:t>
-      </w:r>
-      <w:r>
-        <w:t xml:space="preserve"> Two were under construction.</w:t>
-      </w:r>
-    </w:p>
-    <w:p>
-      <w:r>
-        <w:t>“Which restaurant?” Ripper asked.</w:t>
-      </w:r>
-    </w:p>
-    <w:p>
-      <w:r>
-        <w:t>“Any,” Luke said. “I like exploring different foods.”</w:t>
-      </w:r>
-    </w:p>
-    <w:p>
-      <w:r>
-        <w:lastRenderedPageBreak/>
-        <w:t>“You did mention you liked that old series, ‘Bizarre Foods’,” Ripper said. “Okay, let’s go to that burger place.</w:t>
-      </w:r>
-      <w:r>
-        <w:t xml:space="preserve"> </w:t>
-      </w:r>
-      <w:r>
-        <w:t>We</w:t>
-      </w:r>
-      <w:r>
-        <w:t xml:space="preserve"> gorillas can’t live on grass and tin cans</w:t>
-      </w:r>
-      <w:r>
-        <w:t>.</w:t>
-      </w:r>
-      <w:r>
-        <w:t>”</w:t>
-      </w:r>
-    </w:p>
-    <w:p>
-      <w:r>
-        <w:t>Luke laughed and said, “That’s for sure.”</w:t>
-      </w:r>
-    </w:p>
-    <w:p>
-      <w:r>
-        <w:t xml:space="preserve">They </w:t>
-      </w:r>
-      <w:r>
-        <w:t xml:space="preserve">entered and </w:t>
-      </w:r>
-      <w:r>
-        <w:t>waited</w:t>
-      </w:r>
-      <w:r>
-        <w:t>.</w:t>
-      </w:r>
-      <w:r>
-        <w:t xml:space="preserve"> </w:t>
-      </w:r>
-      <w:r>
-        <w:t>S</w:t>
-      </w:r>
-      <w:r>
-        <w:t>oon enough a waiter led them to a seat.</w:t>
-      </w:r>
-    </w:p>
-    <w:p>
-      <w:r>
-        <w:t>Luke picked up the menu and scanned. There was a good selection of burgers, steaks, and even vegetarian options.</w:t>
-      </w:r>
-    </w:p>
-    <w:p>
-      <w:r>
-        <w:t>The waiter returned and asked, “Any drinks for you?”</w:t>
-      </w:r>
-    </w:p>
-    <w:p>
-      <w:r>
-        <w:t>“Coke please,” Ripper said.</w:t>
-      </w:r>
-    </w:p>
-    <w:p>
-      <w:r>
-        <w:t>“What’s your most popular soft drink?” Luke asked.</w:t>
-      </w:r>
-    </w:p>
-    <w:p>
-      <w:r>
-        <w:t>The waiter named</w:t>
-      </w:r>
-      <w:r>
-        <w:t xml:space="preserve"> </w:t>
-      </w:r>
-      <w:proofErr w:type="spellStart"/>
-      <w:r>
-        <w:t>Rivella</w:t>
-      </w:r>
-      <w:proofErr w:type="spellEnd"/>
-      <w:r>
-        <w:t xml:space="preserve">, hot chocolate, </w:t>
-      </w:r>
-      <w:r>
-        <w:t>Apple Juice</w:t>
-      </w:r>
-      <w:r>
-        <w:t xml:space="preserve">, and </w:t>
-      </w:r>
-      <w:r>
-        <w:t>Ice Tea</w:t>
-      </w:r>
-      <w:r>
-        <w:t>, to name a few items.</w:t>
-      </w:r>
-    </w:p>
-    <w:p>
-      <w:r>
-        <w:t xml:space="preserve">“I’ll have </w:t>
-      </w:r>
-      <w:proofErr w:type="spellStart"/>
-      <w:r>
-        <w:t>Rivella</w:t>
-      </w:r>
-      <w:proofErr w:type="spellEnd"/>
-      <w:r>
-        <w:t xml:space="preserve">, no ice please,” Luke said, since </w:t>
-      </w:r>
-      <w:proofErr w:type="spellStart"/>
-      <w:r>
-        <w:t>Rivella</w:t>
-      </w:r>
-      <w:proofErr w:type="spellEnd"/>
-      <w:r>
-        <w:t xml:space="preserve"> was the most </w:t>
-      </w:r>
-      <w:r>
-        <w:t>exotic sounding drink listed.</w:t>
-      </w:r>
-    </w:p>
-    <w:p>
-      <w:r>
-        <w:t>Drink order taken, the waiter left.</w:t>
-      </w:r>
-    </w:p>
-    <w:p>
-      <w:r>
-        <w:t>“</w:t>
-      </w:r>
-      <w:r>
-        <w:t xml:space="preserve">Remember how </w:t>
-      </w:r>
-      <w:r>
-        <w:t xml:space="preserve">Bobby disappeared </w:t>
-      </w:r>
-      <w:r>
-        <w:t>three</w:t>
-      </w:r>
-      <w:r>
-        <w:t xml:space="preserve"> nights ago</w:t>
-      </w:r>
-      <w:r>
-        <w:t>?</w:t>
-      </w:r>
-      <w:r>
-        <w:t xml:space="preserve">” a </w:t>
-      </w:r>
-      <w:r>
-        <w:t xml:space="preserve">local </w:t>
-      </w:r>
-      <w:r>
-        <w:t>man a table away asked. “This morning his body was found</w:t>
-      </w:r>
-      <w:r>
-        <w:t>, all moldy</w:t>
-      </w:r>
-      <w:r>
-        <w:t xml:space="preserve">, </w:t>
-      </w:r>
-      <w:r>
-        <w:t>decayed</w:t>
-      </w:r>
-      <w:r>
-        <w:t>, and covered in maggots</w:t>
-      </w:r>
-      <w:r>
-        <w:t xml:space="preserve">. </w:t>
-      </w:r>
-      <w:r>
-        <w:t>The stink was horrible</w:t>
-      </w:r>
-      <w:r>
-        <w:t>.”</w:t>
-      </w:r>
-    </w:p>
-    <w:p>
-      <w:r>
-        <w:t>Ripper</w:t>
-      </w:r>
-      <w:r>
-        <w:t xml:space="preserve"> looked as if he wanted to gag.</w:t>
-      </w:r>
-    </w:p>
-    <w:p>
-      <w:r>
-        <w:t>“This town used to be peaceful,” the man’s companion grumbled. “What the hell are they doing with all those particle accelerators and that science mumbo-jumbo?”</w:t>
-      </w:r>
-    </w:p>
-    <w:p>
-      <w:r>
-        <w:t xml:space="preserve">“They are tearing holes into space is what they are doing,” another man </w:t>
-      </w:r>
-      <w:r>
-        <w:t>at</w:t>
-      </w:r>
-      <w:r>
-        <w:t xml:space="preserve"> </w:t>
-      </w:r>
-      <w:r>
-        <w:t xml:space="preserve">another </w:t>
-      </w:r>
-      <w:r>
-        <w:t xml:space="preserve">table </w:t>
-      </w:r>
-      <w:r>
-        <w:t>said.</w:t>
-      </w:r>
-      <w:r>
-        <w:t xml:space="preserve"> “Letting in all manner of demonic creatures.”</w:t>
-      </w:r>
-    </w:p>
-    <w:p>
-      <w:r>
-        <w:lastRenderedPageBreak/>
-        <w:t>“Don’t spit,” a woman across the table scolded. “That’s just gross.”</w:t>
-      </w:r>
-    </w:p>
-    <w:p>
-      <w:r>
-        <w:t>The waiter returned to the table and brought the drinks.</w:t>
-      </w:r>
-    </w:p>
-    <w:p>
-      <w:r>
-        <w:t>Luke and Ripper gave their order and the waiter left.</w:t>
-      </w:r>
-    </w:p>
-    <w:p>
-      <w:r>
-        <w:t>“Something is seriously messed up in this town,” Ripper said</w:t>
-      </w:r>
-      <w:r>
-        <w:t>, loud enough for the locals to hear.</w:t>
-      </w:r>
-    </w:p>
-    <w:p>
-      <w:r>
-        <w:t xml:space="preserve">“You’re from the </w:t>
-      </w:r>
-      <w:r>
-        <w:t xml:space="preserve">fancy </w:t>
-      </w:r>
-      <w:r>
-        <w:t>school, aren’t you?” an elderly man at another table asked. “What are they doing there?”</w:t>
-      </w:r>
-    </w:p>
-    <w:p>
-      <w:r>
-        <w:t>“Just arrived today,” Luke confessed, “Although, the principle did talk about monsters and the need to get stronger. I was expecting a speech about hard work, not that.”</w:t>
-      </w:r>
-    </w:p>
-    <w:p>
-      <w:r>
-        <w:t>“And what’s that about not going out after dusk?” Ripper asked.</w:t>
-      </w:r>
-    </w:p>
-    <w:p>
-      <w:r>
-        <w:t>“</w:t>
-      </w:r>
-      <w:r>
-        <w:t>There are things out there</w:t>
-      </w:r>
-      <w:r>
-        <w:t>,” another woman said</w:t>
-      </w:r>
-      <w:r>
-        <w:t xml:space="preserve"> simply</w:t>
-      </w:r>
-      <w:r>
-        <w:t>.</w:t>
-      </w:r>
-    </w:p>
-    <w:p>
-      <w:r>
-        <w:t>“Shouldn’t the government come out and find out?” Luke asked.</w:t>
-      </w:r>
-    </w:p>
-    <w:p>
-      <w:r>
-        <w:t xml:space="preserve">“They </w:t>
-      </w:r>
-      <w:r>
-        <w:t>know</w:t>
-      </w:r>
-      <w:r>
-        <w:t>,” the woman said. “Claims we are a bunch of superstitious fools.”</w:t>
-      </w:r>
-    </w:p>
-    <w:p>
-      <w:r>
-        <w:t>“They are all in on it,” another local spat.</w:t>
-      </w:r>
-    </w:p>
-    <w:p>
-      <w:r>
-        <w:t>“I told you not to spit,” the woman scolded.</w:t>
-      </w:r>
-    </w:p>
-    <w:p>
-      <w:r>
-        <w:t>Food arrived and Luke ate as he listened to the local gossip.</w:t>
-      </w:r>
-    </w:p>
-    <w:p>
-      <w:r>
-        <w:t>“Now what?” Ripper asked as they paid the bill.</w:t>
-      </w:r>
-    </w:p>
-    <w:p>
-      <w:r>
-        <w:t xml:space="preserve">“I want to explore the town and buy groceries,” Luke said. “Also want to explore the hiking trails. It’s only </w:t>
-      </w:r>
-      <w:r>
-        <w:t>12</w:t>
-      </w:r>
-      <w:r>
-        <w:t>:</w:t>
-      </w:r>
-      <w:r>
-        <w:t>35</w:t>
-      </w:r>
-      <w:r>
-        <w:t xml:space="preserve">PM. </w:t>
-      </w:r>
-      <w:r>
-        <w:t>There’s p</w:t>
-      </w:r>
-      <w:r>
-        <w:t>lenty of time before sunset.”</w:t>
-      </w:r>
-    </w:p>
-    <w:p>
-      <w:r>
-        <w:t>“Aren’t you afraid?” Ripper asked as they walked out of the restaurant.</w:t>
-      </w:r>
-    </w:p>
-    <w:p>
-      <w:r>
-        <w:lastRenderedPageBreak/>
-        <w:t>“I only believe in science,” Luke said.</w:t>
-      </w:r>
-      <w:r>
-        <w:t xml:space="preserve"> </w:t>
-      </w:r>
-      <w:r>
-        <w:t>“</w:t>
-      </w:r>
-      <w:r>
-        <w:t>I’m only afraid of tripping in the dark and mosquitoes</w:t>
-      </w:r>
-      <w:r>
-        <w:t>.”</w:t>
-      </w:r>
-    </w:p>
-    <w:p>
-      <w:r>
-        <w:t>“They have several sports clubs,” Ripper said. “I’m joining the American Football team. How about you?”</w:t>
-      </w:r>
-    </w:p>
-    <w:p>
-      <w:r>
-        <w:t>“I’m joining the cooking and puzzle solving clubs,” Luke said. “There’s a grocery store.”</w:t>
-      </w:r>
-    </w:p>
-    <w:p>
-      <w:r>
-        <w:t>Ripper stepped in and said, “This store sure has some interesting items.”</w:t>
-      </w:r>
-    </w:p>
-    <w:p>
-      <w:r>
-        <w:t xml:space="preserve">“Grab some items,” Luke said as he walked </w:t>
-      </w:r>
-      <w:r>
-        <w:t>the isles, grabbing items from shelves. Next came groceries. Finally he headed for the cashier.</w:t>
-      </w:r>
-    </w:p>
-    <w:p>
-      <w:r>
-        <w:t>“Need some help with the bags</w:t>
-      </w:r>
-      <w:r>
-        <w:t>?</w:t>
-      </w:r>
-      <w:r>
-        <w:t>” Ripper asked.</w:t>
-      </w:r>
-    </w:p>
-    <w:p>
-      <w:r>
-        <w:t>“Thanks,” Like said and Ripper took multiple bags.</w:t>
-      </w:r>
-    </w:p>
-    <w:p>
-      <w:r>
-        <w:t xml:space="preserve">They headed back to the apartment. As before, they met the protesters near the </w:t>
-      </w:r>
-      <w:r>
-        <w:t>school gate</w:t>
-      </w:r>
-      <w:r>
-        <w:t>.</w:t>
-      </w:r>
-    </w:p>
-    <w:p>
-      <w:r>
-        <w:t>They passed the protesters and Ripper asked, “Don’t they have anything better to do with their lives?”</w:t>
-      </w:r>
-    </w:p>
-    <w:p>
-      <w:r>
-        <w:t>Luke shrugged and picked up his pace. His arms were starting to hurt from carrying groceries.</w:t>
-      </w:r>
-    </w:p>
-    <w:p>
-      <w:r>
-        <w:t>Eventually they returned to their apartment and Luke put the groceries away.</w:t>
-      </w:r>
-    </w:p>
-    <w:p>
-      <w:r>
-        <w:t>“The needful is done,” Luke said. “Do you want to socialize?”</w:t>
-      </w:r>
-    </w:p>
-    <w:p>
-      <w:r>
-        <w:t>“Are you sure?” Ripper asked.</w:t>
-      </w:r>
-    </w:p>
-    <w:p>
-      <w:r>
-        <w:t xml:space="preserve">“Let’s connect,” Luke said and pulled his device out. He clicked on </w:t>
-      </w:r>
-      <w:r>
-        <w:t>Party Chat, pointed his device at Ripper and clicked on the add person button.</w:t>
-      </w:r>
-    </w:p>
-    <w:p>
-      <w:r>
-        <w:lastRenderedPageBreak/>
-        <w:t>Ripper’s device beeped and he took out his device. He clicked on confirm.</w:t>
-      </w:r>
-    </w:p>
-    <w:p>
-      <w:r>
-        <w:t>As they left Ripper asked, “How does this work if there’s no cell signal?”</w:t>
-      </w:r>
-    </w:p>
-    <w:p>
-      <w:r>
-        <w:t>“Might be a proprietary network,” Luke said.</w:t>
-      </w:r>
-    </w:p>
-    <w:p>
-      <w:r>
         <w:t>As before the school grounds were filled with 1</w:t>
       </w:r>
       <w:r>
@@ -3237,487 +3123,481 @@
     </w:p>
     <w:p>
       <w:r>
-        <w:t>Ripper made introductions and a moment later Luke forgot their names.</w:t>
+        <w:t xml:space="preserve">“Luke, this is </w:t>
+      </w:r>
+      <w:r>
+        <w:t>Salvador Bruno</w:t>
+      </w:r>
+      <w:r>
+        <w:t>, Hans Brooks, Eric Ranfield, Sylvan Brocovisch, Antonio Taylor, Bastian Delandrio, and Hulio Belario,” Ripper said.</w:t>
+      </w:r>
+    </w:p>
+    <w:p>
+      <w:r>
+        <w:t>“Everyone agreed to come on a hike</w:t>
+      </w:r>
+      <w:r>
+        <w:t xml:space="preserve">. </w:t>
+      </w:r>
+      <w:r>
+        <w:t xml:space="preserve">Hans </w:t>
+      </w:r>
+      <w:r>
+        <w:t xml:space="preserve">here </w:t>
+      </w:r>
+      <w:r>
+        <w:t xml:space="preserve">says there’s a trail to a </w:t>
+      </w:r>
+      <w:r>
+        <w:t>swimming hole with an amazing waterfall.”</w:t>
+      </w:r>
+    </w:p>
+    <w:p>
+      <w:r>
+        <w:t>Luke pulled out his device and pointed it at Hans.</w:t>
+      </w:r>
+    </w:p>
+    <w:p>
+      <w:r>
+        <w:t>“What are you doing?” Hans asked.</w:t>
       </w:r>
     </w:p>
     <w:p>
       <w:r>
         <w:lastRenderedPageBreak/>
-        <w:t xml:space="preserve">“Everyone agreed to come on a hike,” Ripper said. “Hans </w:t>
-      </w:r>
-      <w:r>
-        <w:t xml:space="preserve">here </w:t>
-      </w:r>
-      <w:r>
-        <w:t xml:space="preserve">says there’s a trail to a </w:t>
-      </w:r>
-      <w:r>
-        <w:t>swimming hole with an amazing waterfall.”</w:t>
-      </w:r>
-    </w:p>
-    <w:p>
-      <w:r>
-        <w:t>Luke pulled out his device and pointed it at Hans.</w:t>
-      </w:r>
-    </w:p>
-    <w:p>
-      <w:r>
-        <w:t>“What are you doing?” Hans asked.</w:t>
-      </w:r>
-    </w:p>
-    <w:p>
-      <w:r>
-        <w:t>“Trying out Identify,” Luke said. “Says here</w:t>
+        <w:t>“Trying out Identify,” Luke said. “</w:t>
+      </w:r>
+      <w:r>
+        <w:t>It shows your name.</w:t>
+      </w:r>
+      <w:r>
+        <w:t>”</w:t>
+      </w:r>
+    </w:p>
+    <w:p>
+      <w:r>
+        <w:t>Everyone decided to try out Identify on each other.</w:t>
+      </w:r>
+    </w:p>
+    <w:p>
+      <w:r>
+        <w:t>“We better go before it gets too dark,” Luke said.</w:t>
+      </w:r>
+    </w:p>
+    <w:p>
+      <w:r>
+        <w:t>“Are you afraid of those stories?” a bear of an athlete asked, smiling. “Afraid of monsters?”</w:t>
+      </w:r>
+    </w:p>
+    <w:p>
+      <w:r>
+        <w:t>Luke</w:t>
+      </w:r>
+      <w:r>
+        <w:t xml:space="preserve"> pointed his device at the teen whose name he forgot.</w:t>
+      </w:r>
+    </w:p>
+    <w:p>
+      <w:pPr>
+        <w:pStyle w:val="StatusMessage"/>
+      </w:pPr>
+      <w:r>
+        <w:t>Salvador Bruno</w:t>
+      </w:r>
+    </w:p>
+    <w:p>
+      <w:r>
+        <w:t xml:space="preserve">“No Salvador,” Luke said. “I’m </w:t>
+      </w:r>
+      <w:r>
+        <w:t xml:space="preserve">only </w:t>
+      </w:r>
+      <w:r>
+        <w:t>afraid of breaking my leg, tripping over something in the dark</w:t>
+      </w:r>
+      <w:r>
+        <w:t xml:space="preserve"> and stupid insects</w:t>
+      </w:r>
+      <w:r>
+        <w:t>.</w:t>
+      </w:r>
+      <w:r>
+        <w:t xml:space="preserve"> Monsters don’t exist.</w:t>
+      </w:r>
+    </w:p>
+    <w:p>
+      <w:r>
+        <w:t>“It’s strange that this phone has a camera on the top, but it’s convenient.”</w:t>
+      </w:r>
+    </w:p>
+    <w:p>
+      <w:r>
+        <w:t>Luke opened the Map app and said, “</w:t>
+      </w:r>
+      <w:r>
+        <w:t xml:space="preserve">Delphi </w:t>
+      </w:r>
+      <w:r>
+        <w:t>Swimming hole.” A path to the destination appeared on the map.</w:t>
+      </w:r>
+    </w:p>
+    <w:p>
+      <w:r>
+        <w:t>They headed out.</w:t>
+      </w:r>
+    </w:p>
+    <w:p>
+      <w:r>
+        <w:t xml:space="preserve">“We explored </w:t>
+      </w:r>
+      <w:r>
+        <w:t>some of</w:t>
+      </w:r>
+      <w:r>
+        <w:t xml:space="preserve"> the sports venues,” Ripper said. “</w:t>
+      </w:r>
+      <w:r>
+        <w:t>The sports are rather limited. Strangely, t</w:t>
+      </w:r>
+      <w:r>
+        <w:t>hey have venues where you can train with medieval weapons</w:t>
+      </w:r>
+      <w:r>
+        <w:t>.”</w:t>
+      </w:r>
+    </w:p>
+    <w:p>
+      <w:r>
+        <w:t>“</w:t>
+      </w:r>
+      <w:r>
+        <w:t>The weight training rooms are amazing</w:t>
+      </w:r>
+      <w:r>
+        <w:t xml:space="preserve">,” a teen </w:t>
+      </w:r>
+      <w:r>
+        <w:t xml:space="preserve">built like a sumo wrestler </w:t>
+      </w:r>
+      <w:r>
+        <w:t>said.</w:t>
+      </w:r>
+    </w:p>
+    <w:p>
+      <w:pPr>
+        <w:pStyle w:val="StatusMessage"/>
+      </w:pPr>
+      <w:r>
+        <w:t>Eric Ranfield</w:t>
+      </w:r>
+    </w:p>
+    <w:p>
+      <w:r>
+        <w:t>The path exited the school grounds and entered the forested area. The boundary was rather stark. One side of a concrete line was manicured lawns and electric lights. The other side was wild brush</w:t>
+      </w:r>
+      <w:r>
+        <w:t xml:space="preserve"> and a dirt trail</w:t>
+      </w:r>
+      <w:r>
+        <w:t>.</w:t>
+      </w:r>
+    </w:p>
+    <w:p>
+      <w:r>
+        <w:lastRenderedPageBreak/>
+        <w:t xml:space="preserve">A short </w:t>
+      </w:r>
+      <w:r>
+        <w:t>walk brought them to</w:t>
+      </w:r>
+      <w:r>
+        <w:t xml:space="preserve"> a </w:t>
+      </w:r>
+      <w:r>
+        <w:t>stone wall</w:t>
+      </w:r>
+      <w:r>
+        <w:t xml:space="preserve"> overlooking a cliff. </w:t>
+      </w:r>
+      <w:r>
+        <w:t xml:space="preserve">The trail continues </w:t>
+      </w:r>
+      <w:r>
+        <w:t xml:space="preserve">10 m </w:t>
+      </w:r>
+      <w:r>
+        <w:t>below</w:t>
+      </w:r>
+      <w:r>
+        <w:t>.</w:t>
+      </w:r>
+    </w:p>
+    <w:p>
+      <w:r>
+        <w:t>Almost 20 minutes later they arrived at the swimming hole.</w:t>
+      </w:r>
+    </w:p>
+    <w:p>
+      <w:r>
+        <w:t>“Let’s go skinny dipping,” a teen said and started undressing.</w:t>
+      </w:r>
+    </w:p>
+    <w:p>
+      <w:r>
+        <w:t>“Joining us?” Ripper asked.</w:t>
+      </w:r>
+    </w:p>
+    <w:p>
+      <w:r>
+        <w:t xml:space="preserve">“I assure you, you don’t want to see me </w:t>
+      </w:r>
+      <w:r>
+        <w:t>undressed,” Luke said. “I’m going to explore my device.”</w:t>
+      </w:r>
+    </w:p>
+    <w:p>
+      <w:r>
+        <w:t>“Are you eating those flowers?” a teen with blond hair asked.</w:t>
+      </w:r>
+    </w:p>
+    <w:p>
+      <w:r>
+        <w:t>“It’s called homeostasis,” Luke said. “A little bit of poison strengthens the body. Besides, according to my device, this flower is edible. Perhaps I can cook with it.</w:t>
+      </w:r>
+      <w:r>
+        <w:t xml:space="preserve"> It is sweet.</w:t>
+      </w:r>
+      <w:r>
+        <w:t>”</w:t>
+      </w:r>
+    </w:p>
+    <w:p>
+      <w:r>
+        <w:t xml:space="preserve">In the background Luke heard the others splashing about. He ignored them and </w:t>
+      </w:r>
+      <w:r>
+        <w:t>picked more flowers and berries, putting his loot in various plastic bags. They all went into pockets in his fishing jacket.</w:t>
+      </w:r>
+    </w:p>
+    <w:p>
+      <w:r>
+        <w:t xml:space="preserve">Harvesting done, Luke </w:t>
+      </w:r>
+      <w:r>
+        <w:t>focused on learning various features of his device.</w:t>
+      </w:r>
+    </w:p>
+    <w:p>
+      <w:r>
+        <w:t>“Guys, it’s getting dark,” Luke said. “It’s time to return.”</w:t>
+      </w:r>
+    </w:p>
+    <w:p>
+      <w:r>
+        <w:t xml:space="preserve">“It’s only </w:t>
+      </w:r>
+      <w:r>
+        <w:t>evening</w:t>
+      </w:r>
+      <w:r>
+        <w:t xml:space="preserve">,” </w:t>
+      </w:r>
+      <w:r>
+        <w:t>a teen said.</w:t>
+      </w:r>
+    </w:p>
+    <w:p>
+      <w:r>
+        <w:t xml:space="preserve">“Maybe so,” Luke </w:t>
+      </w:r>
+      <w:r>
+        <w:t>said</w:t>
+      </w:r>
+      <w:r>
+        <w:t>. “However, we haven’t eaten dinner, and tomorrow is our first day at school.”</w:t>
+      </w:r>
+    </w:p>
+    <w:p>
+      <w:r>
+        <w:t>“Just one more swing on the rope,” a teen said and jumped.</w:t>
+      </w:r>
+    </w:p>
+    <w:p>
+      <w:r>
+        <w:t>The others trickled out and dressed.</w:t>
+      </w:r>
+    </w:p>
+    <w:p>
+      <w:r>
+        <w:t>“What is our schedule for tomorrow?” Ripper asked.</w:t>
+      </w:r>
+    </w:p>
+    <w:p>
+      <w:r>
+        <w:lastRenderedPageBreak/>
+        <w:t xml:space="preserve">“Just go to your School </w:t>
+      </w:r>
+      <w:r>
+        <w:t>app</w:t>
+      </w:r>
+      <w:r>
+        <w:t xml:space="preserve">,” Luke said. “Homeroom for me is in </w:t>
+      </w:r>
+      <w:r>
+        <w:t>1</w:t>
+      </w:r>
+      <w:r>
+        <w:t xml:space="preserve">-23 of the </w:t>
+      </w:r>
+      <w:r>
+        <w:t xml:space="preserve">Louis </w:t>
+      </w:r>
+      <w:r>
+        <w:t>Pasteur building. School starts at 8:00AM</w:t>
+      </w:r>
+      <w:r>
+        <w:t>.</w:t>
+      </w:r>
+      <w:r>
+        <w:t>”</w:t>
+      </w:r>
+    </w:p>
+    <w:p>
+      <w:r>
+        <w:t>They headed back.</w:t>
+      </w:r>
+    </w:p>
+    <w:p>
+      <w:r>
+        <w:t>Twilight overcame them like a change in the air as they walked.</w:t>
+      </w:r>
+      <w:r>
+        <w:t xml:space="preserve"> With it came</w:t>
+      </w:r>
+      <w:r>
+        <w:t xml:space="preserve"> an otherworldly aura settling over them.</w:t>
+      </w:r>
+    </w:p>
+    <w:p>
+      <w:r>
+        <w:t xml:space="preserve">Luke stopped to examine </w:t>
+      </w:r>
+      <w:r>
+        <w:t>a bush containing berries. These were different from the ones he saw lining the path previously.</w:t>
+      </w:r>
+    </w:p>
+    <w:p>
+      <w:r>
+        <w:t xml:space="preserve">Luke popped one into his mouth and found </w:t>
+      </w:r>
+      <w:r>
+        <w:t>it was sweet and refreshing.</w:t>
+      </w:r>
+      <w:r>
+        <w:t xml:space="preserve"> “Check out these berries,” Luke called. “They are amazing.”</w:t>
+      </w:r>
+    </w:p>
+    <w:p>
+      <w:r>
+        <w:t>The others stopped to grab berries.</w:t>
+      </w:r>
+    </w:p>
+    <w:p>
+      <w:r>
+        <w:t xml:space="preserve">Grabbing a bag Luke filled it, and then stuffed it into a pocket. </w:t>
+      </w:r>
+      <w:r>
+        <w:t>He started on a second bag when he felt a transition into night. It was time to leave.</w:t>
+      </w:r>
+    </w:p>
+    <w:p>
+      <w:r>
+        <w:t>Luke took out a flashlight and hurried to catch up with the others, careful not to trip.</w:t>
+      </w:r>
+    </w:p>
+    <w:p>
+      <w:r>
+        <w:t>“Dam</w:t>
+      </w:r>
+      <w:r>
+        <w:t>n it’s getting dark,” Eric said</w:t>
+      </w:r>
+      <w:r>
+        <w:t xml:space="preserve"> </w:t>
+      </w:r>
+      <w:r>
+        <w:t xml:space="preserve">as </w:t>
+      </w:r>
+      <w:r>
+        <w:t>a chill filled the air</w:t>
+      </w:r>
+      <w:r>
+        <w:t>.</w:t>
+      </w:r>
+    </w:p>
+    <w:p>
+      <w:r>
+        <w:t>“Is that a tiger?” a teen asked.</w:t>
+      </w:r>
+    </w:p>
+    <w:p>
+      <w:r>
+        <w:t>Luke g</w:t>
+      </w:r>
+      <w:r>
+        <w:t>lanc</w:t>
+      </w:r>
+      <w:r>
+        <w:t>ed</w:t>
+      </w:r>
+      <w:r>
+        <w:t xml:space="preserve"> to the right</w:t>
+      </w:r>
+      <w:r>
+        <w:t xml:space="preserve">. Indeed there was </w:t>
+      </w:r>
+      <w:r>
+        <w:t>a tiger. It was standing over a freshly killed deer. It let lose an ear-splitting roar.</w:t>
+      </w:r>
+    </w:p>
+    <w:p>
+      <w:r>
+        <w:t>E</w:t>
+      </w:r>
+      <w:r>
+        <w:t>veryone r</w:t>
+      </w:r>
+      <w:r>
+        <w:t>an</w:t>
+      </w:r>
+      <w:r>
+        <w:t>.</w:t>
+      </w:r>
+    </w:p>
+    <w:p>
+      <w:r>
+        <w:t>Luke’s flashlight flickered and died. He put his useless flashlight away and ran for all he was worth.</w:t>
+      </w:r>
+    </w:p>
+    <w:p>
+      <w:r>
+        <w:t>Unfortunately</w:t>
       </w:r>
       <w:r>
         <w:t>,</w:t>
       </w:r>
       <w:r>
-        <w:t xml:space="preserve"> your spirit animal is a </w:t>
-      </w:r>
-      <w:r>
-        <w:t>bull</w:t>
-      </w:r>
-      <w:r>
-        <w:t>.”</w:t>
-      </w:r>
-    </w:p>
-    <w:p>
-      <w:r>
-        <w:t xml:space="preserve">“Well </w:t>
-      </w:r>
-      <w:r>
-        <w:t>my mum always said I was like a bull in a china shop</w:t>
-      </w:r>
-      <w:r>
-        <w:t>,” Hans said</w:t>
-      </w:r>
-      <w:r>
-        <w:t>, laughing</w:t>
-      </w:r>
-      <w:r>
-        <w:t>.</w:t>
-      </w:r>
-    </w:p>
-    <w:p>
-      <w:r>
-        <w:t>Everyone decided to try out Identify on each other.</w:t>
-      </w:r>
-    </w:p>
-    <w:p>
-      <w:r>
-        <w:t>“We better go before it gets too dark,” Luke said.</w:t>
-      </w:r>
-    </w:p>
-    <w:p>
-      <w:r>
-        <w:t>“Are you afraid of those stories?” a bear of an athlete asked, smiling. “Afraid of monsters?”</w:t>
-      </w:r>
-    </w:p>
-    <w:p>
-      <w:r>
-        <w:t>Luke pointed his device at the teen.</w:t>
-      </w:r>
-    </w:p>
-    <w:p>
-      <w:pPr>
-        <w:pStyle w:val="StatusMessage"/>
-      </w:pPr>
-      <w:r>
-        <w:t>Salvador Bruno</w:t>
-      </w:r>
-    </w:p>
-    <w:p>
-      <w:pPr>
-        <w:pStyle w:val="StatusMessage"/>
-      </w:pPr>
-      <w:r>
-        <w:t>Bear</w:t>
-      </w:r>
-    </w:p>
-    <w:p>
-      <w:pPr>
-        <w:pStyle w:val="StatusMessage"/>
-      </w:pPr>
-      <w:r>
-        <w:t>Level 0</w:t>
-      </w:r>
-    </w:p>
-    <w:p>
-      <w:r>
-        <w:t xml:space="preserve">“No Salvador,” Luke said. “I’m </w:t>
-      </w:r>
-      <w:r>
-        <w:t xml:space="preserve">only </w:t>
-      </w:r>
-      <w:r>
-        <w:t>afraid of breaking my leg, tripping over something in the dark</w:t>
-      </w:r>
-      <w:r>
-        <w:t xml:space="preserve"> and stupid insects</w:t>
-      </w:r>
-      <w:r>
-        <w:t>.</w:t>
-      </w:r>
-      <w:r>
-        <w:t xml:space="preserve"> Monsters don’t exist.</w:t>
-      </w:r>
-      <w:r>
-        <w:t>”</w:t>
-      </w:r>
-    </w:p>
-    <w:p>
-      <w:r>
-        <w:t>Luke opened the Map app and said, “</w:t>
-      </w:r>
-      <w:r>
-        <w:t xml:space="preserve">Delphi </w:t>
-      </w:r>
-      <w:r>
-        <w:t>Swimming hole.” A path to the destination appeared on the map.</w:t>
-      </w:r>
-    </w:p>
-    <w:p>
-      <w:r>
-        <w:t>They headed out.</w:t>
-      </w:r>
-    </w:p>
-    <w:p>
-      <w:r>
-        <w:t xml:space="preserve">“We explored </w:t>
-      </w:r>
-      <w:r>
-        <w:t>some of</w:t>
-      </w:r>
-      <w:r>
-        <w:t xml:space="preserve"> the sports venues,” Ripper said. “</w:t>
-      </w:r>
-      <w:r>
-        <w:t>The sports are rather limited. Strangely, t</w:t>
-      </w:r>
-      <w:r>
-        <w:t>hey have venues where you can train with medieval weapons</w:t>
-      </w:r>
-      <w:r>
-        <w:t>.”</w:t>
+        <w:t xml:space="preserve"> Luke was the slowest and the others left him behind.</w:t>
+      </w:r>
+    </w:p>
+    <w:p>
+      <w:r>
+        <w:t>Luke ran. He ran faster and harder than he ever ran.</w:t>
       </w:r>
     </w:p>
     <w:p>
       <w:r>
         <w:lastRenderedPageBreak/>
-        <w:t>“</w:t>
-      </w:r>
-      <w:r>
-        <w:t>The weight training rooms are amazing</w:t>
-      </w:r>
-      <w:r>
-        <w:t xml:space="preserve">,” a teen </w:t>
-      </w:r>
-      <w:r>
-        <w:t xml:space="preserve">built like a sumo wrestler </w:t>
-      </w:r>
-      <w:r>
-        <w:t>said.</w:t>
-      </w:r>
-    </w:p>
-    <w:p>
-      <w:pPr>
-        <w:pStyle w:val="StatusMessage"/>
-      </w:pPr>
-      <w:r>
-        <w:t xml:space="preserve">Eric </w:t>
-      </w:r>
-      <w:proofErr w:type="spellStart"/>
-      <w:r>
-        <w:t>Ranfield</w:t>
-      </w:r>
-      <w:proofErr w:type="spellEnd"/>
-    </w:p>
-    <w:p>
-      <w:pPr>
-        <w:pStyle w:val="StatusMessage"/>
-      </w:pPr>
-      <w:r>
-        <w:t>Elephant</w:t>
-      </w:r>
-    </w:p>
-    <w:p>
-      <w:pPr>
-        <w:pStyle w:val="StatusMessage"/>
-      </w:pPr>
-      <w:r>
-        <w:t>Level 0</w:t>
-      </w:r>
-    </w:p>
-    <w:p>
-      <w:r>
-        <w:t>The path exited the school grounds and entered the forested area. The boundary was rather stark. One side of a concrete line was manicured lawns and electric lights. The other side was wild brush</w:t>
-      </w:r>
-      <w:r>
-        <w:t xml:space="preserve"> and a dirt trail</w:t>
-      </w:r>
-      <w:r>
-        <w:t>.</w:t>
-      </w:r>
-    </w:p>
-    <w:p>
-      <w:r>
-        <w:t xml:space="preserve">A short distance later they arrived at a </w:t>
-      </w:r>
-      <w:r>
-        <w:t>stone wall</w:t>
-      </w:r>
-      <w:r>
-        <w:t xml:space="preserve"> overlooking a cliff. Over 10 m down was the </w:t>
-      </w:r>
-      <w:r>
-        <w:t xml:space="preserve">continuation of the </w:t>
-      </w:r>
-      <w:r>
-        <w:t>winding trail.</w:t>
-      </w:r>
-    </w:p>
-    <w:p>
-      <w:r>
-        <w:t>Almost 20 minutes later they arrived at the swimming hole.</w:t>
-      </w:r>
-    </w:p>
-    <w:p>
-      <w:r>
-        <w:t>“Let’s go skinny dipping,” a teen said and started undressing.</w:t>
-      </w:r>
-    </w:p>
-    <w:p>
-      <w:r>
-        <w:t>“Joining us?” Ripper asked.</w:t>
-      </w:r>
-    </w:p>
-    <w:p>
-      <w:r>
-        <w:t xml:space="preserve">“I assure you, you don’t want to see me </w:t>
-      </w:r>
-      <w:r>
-        <w:t>undressed,” Luke said. “I’m going to explore my device.”</w:t>
-      </w:r>
-    </w:p>
-    <w:p>
-      <w:r>
-        <w:t>“Are you eating those flowers?” a teen with blond hair asked.</w:t>
-      </w:r>
-    </w:p>
-    <w:p>
-      <w:r>
-        <w:t>“It’s called homeostasis,” Luke said. “A little bit of poison strengthens the body. Besides, according to my device, this flower is edible. Perhaps I can cook with it.”</w:t>
-      </w:r>
-    </w:p>
-    <w:p>
-      <w:r>
-        <w:t xml:space="preserve">In the background Luke heard the others splashing about. He ignored them and </w:t>
-      </w:r>
-      <w:r>
-        <w:t>picked more flowers and berries, putting his loot in various plastic bags. They all went into pockets in his fishing jacket.</w:t>
-      </w:r>
-    </w:p>
-    <w:p>
-      <w:r>
-        <w:t xml:space="preserve">Harvesting done, Luke </w:t>
-      </w:r>
-      <w:r>
-        <w:t>focused on learning various features of his device.</w:t>
-      </w:r>
-    </w:p>
-    <w:p>
-      <w:r>
-        <w:t>“Guys, it’s getting dark,” Luke said. “It’s time to return.”</w:t>
-      </w:r>
-    </w:p>
-    <w:p>
-      <w:r>
-        <w:lastRenderedPageBreak/>
-        <w:t xml:space="preserve">“It’s only </w:t>
-      </w:r>
-      <w:r>
-        <w:t>evening</w:t>
-      </w:r>
-      <w:r>
-        <w:t xml:space="preserve">,” </w:t>
-      </w:r>
-      <w:r>
-        <w:t>a teen said.</w:t>
-      </w:r>
-    </w:p>
-    <w:p>
-      <w:r>
-        <w:t>“Maybe so,” Luke countered. “However, we haven’t eaten dinner, and tomorrow is our first day at school.”</w:t>
-      </w:r>
-    </w:p>
-    <w:p>
-      <w:r>
-        <w:t>“Just one more swing on the rope,” a teen said and jumped.</w:t>
-      </w:r>
-    </w:p>
-    <w:p>
-      <w:r>
-        <w:t>The others trickled out and dressed.</w:t>
-      </w:r>
-    </w:p>
-    <w:p>
-      <w:r>
-        <w:t>“What is our schedule for tomorrow?” Ripper asked.</w:t>
-      </w:r>
-    </w:p>
-    <w:p>
-      <w:r>
-        <w:t xml:space="preserve">“Just go to your School </w:t>
-      </w:r>
-      <w:r>
-        <w:t>app</w:t>
-      </w:r>
-      <w:r>
-        <w:t xml:space="preserve">,” Luke said. “Homeroom for me is in </w:t>
-      </w:r>
-      <w:r>
-        <w:t>1</w:t>
-      </w:r>
-      <w:r>
-        <w:t>-23 of the Pasteur building. School starts at 8:00AM</w:t>
-      </w:r>
-      <w:r>
-        <w:t>.</w:t>
-      </w:r>
-      <w:r>
-        <w:t>”</w:t>
-      </w:r>
-    </w:p>
-    <w:p>
-      <w:r>
-        <w:t>They headed back.</w:t>
-      </w:r>
-    </w:p>
-    <w:p>
-      <w:r>
-        <w:t>Twilight overcame them like a change in the air as they walked.</w:t>
-      </w:r>
-    </w:p>
-    <w:p>
-      <w:r>
-        <w:t>Luke felt an otherworldly aura settling over them. To the side there was a bush containing berries. These were different from the ones he saw lining the path previously.</w:t>
-      </w:r>
-    </w:p>
-    <w:p>
-      <w:r>
-        <w:t xml:space="preserve">Luke popped one into his mouth and found </w:t>
-      </w:r>
-      <w:r>
-        <w:t>it was sweet and refreshing. His gourmet senses kicked, filling him with ideas for using the berries in his next dish.</w:t>
-      </w:r>
-    </w:p>
-    <w:p>
-      <w:r>
-        <w:t>Grabbing a bag Luke filled it, and then stuffed it into a pocket. He was about to get another bag when he realized he was left behind.</w:t>
-      </w:r>
-    </w:p>
-    <w:p>
-      <w:r>
-        <w:t>Luke decided to leave the remaining berries for the next day and headed back to campus.</w:t>
-      </w:r>
-    </w:p>
-    <w:p>
-      <w:r>
-        <w:t>Five minutes later Luke finally caught up with the others.</w:t>
-      </w:r>
-    </w:p>
-    <w:p>
-      <w:r>
-        <w:t>Suddenly Luke felt a transition into night.</w:t>
-      </w:r>
-      <w:r>
-        <w:t xml:space="preserve"> </w:t>
-      </w:r>
-      <w:r>
-        <w:t>H</w:t>
-      </w:r>
-      <w:r>
-        <w:t>e took out a flashlight</w:t>
-      </w:r>
-      <w:r>
-        <w:t xml:space="preserve"> and followed behind</w:t>
-      </w:r>
-      <w:r>
-        <w:t>.</w:t>
-      </w:r>
-    </w:p>
-    <w:p>
-      <w:r>
-        <w:t>“Dam</w:t>
-      </w:r>
-      <w:r>
-        <w:t>n it’s getting dark,” Eric said</w:t>
-      </w:r>
-      <w:r>
-        <w:t xml:space="preserve"> </w:t>
-      </w:r>
-      <w:r>
-        <w:t>a chill filled the air</w:t>
-      </w:r>
-      <w:r>
-        <w:t>.</w:t>
-      </w:r>
-    </w:p>
-    <w:p>
-      <w:r>
-        <w:lastRenderedPageBreak/>
-        <w:t>“Is that a tiger?” a teen asked.</w:t>
-      </w:r>
-    </w:p>
-    <w:p>
-      <w:r>
-        <w:t>Luke g</w:t>
-      </w:r>
-      <w:r>
-        <w:t>lanc</w:t>
-      </w:r>
-      <w:r>
-        <w:t>ed</w:t>
-      </w:r>
-      <w:r>
-        <w:t xml:space="preserve"> to the right</w:t>
-      </w:r>
-      <w:r>
-        <w:t xml:space="preserve">. Indeed there was </w:t>
-      </w:r>
-      <w:r>
-        <w:t>a tiger. It was standing over a freshly killed deer. It let lose an ear-splitting roar.</w:t>
-      </w:r>
-    </w:p>
-    <w:p>
-      <w:r>
-        <w:t>A moment later everyone r</w:t>
-      </w:r>
-      <w:r>
-        <w:t>an</w:t>
-      </w:r>
-      <w:r>
-        <w:t>.</w:t>
-      </w:r>
-    </w:p>
-    <w:p>
-      <w:r>
-        <w:t>Luke’s flashlight flickered and died. He put his useless flashlight away and ran for all he was worth.</w:t>
-      </w:r>
-    </w:p>
-    <w:p>
-      <w:r>
-        <w:t>Unfortunately Luke was the slowest and the others left him behind.</w:t>
-      </w:r>
-    </w:p>
-    <w:p>
-      <w:r>
-        <w:t>Luke ran. He ran faster and harder than he ever ran.</w:t>
-      </w:r>
-    </w:p>
-    <w:p>
-      <w:r>
         <w:t>Arms pumping and lungs burning, Luke’s only thought was escape.</w:t>
       </w:r>
     </w:p>
@@ -3728,13 +3608,19 @@
     </w:p>
     <w:p>
       <w:r>
-        <w:t>Just then the tiger roared. Looking back, Luke saw the tiger staring at him. At his feet was the prey.</w:t>
+        <w:t>T</w:t>
+      </w:r>
+      <w:r>
+        <w:t>he tiger roared. Looking back, Luke saw the tiger staring at him. At his feet was the prey.</w:t>
       </w:r>
     </w:p>
     <w:p>
       <w:r>
         <w:t>Panic was a great motivator. Despite his burning lungs, legs and throat, Luke picked up speed, struggling to run on the rocky trail.</w:t>
       </w:r>
+      <w:r>
+        <w:t xml:space="preserve"> Above, an eerie full moon shed light through scattered clouds.</w:t>
+      </w:r>
     </w:p>
     <w:p>
       <w:r>
@@ -3762,7 +3648,13 @@
         <w:t>Luke felt a monster headache coming on</w:t>
       </w:r>
       <w:r>
-        <w:t>. Still he ran. The only question was; would he die from a heart attack or be eaten by a tiger?</w:t>
+        <w:t xml:space="preserve">. </w:t>
+      </w:r>
+      <w:r>
+        <w:t xml:space="preserve">His throat and lungs burned. </w:t>
+      </w:r>
+      <w:r>
+        <w:t>Still he ran. The only question was; would he die from a heart attack or be eaten by a tiger?</w:t>
       </w:r>
     </w:p>
     <w:p>
@@ -3775,7 +3667,13 @@
         <w:t>V</w:t>
       </w:r>
       <w:r>
-        <w:t>oice whispered</w:t>
+        <w:t>oice</w:t>
+      </w:r>
+      <w:r>
+        <w:t>s</w:t>
+      </w:r>
+      <w:r>
+        <w:t xml:space="preserve"> whispered</w:t>
       </w:r>
       <w:r>
         <w:t>:</w:t>
@@ -3792,7 +3690,6 @@
     </w:p>
     <w:p>
       <w:r>
-        <w:lastRenderedPageBreak/>
         <w:t>“No,” Luke gasped. It didn’t matter how much pain he was in, it didn’t compare to the pain of being devoted by a predator. Not to mention the fact his parents would cry.</w:t>
       </w:r>
     </w:p>
@@ -3833,6 +3730,7 @@
     </w:p>
     <w:p>
       <w:r>
+        <w:lastRenderedPageBreak/>
         <w:t xml:space="preserve">“No,” Luke </w:t>
       </w:r>
       <w:r>
@@ -3884,6 +3782,12 @@
         </w:rPr>
         <w:t>Struggle is futile. There is no hope.</w:t>
       </w:r>
+      <w:r>
+        <w:rPr>
+          <w:i/>
+        </w:rPr>
+        <w:t xml:space="preserve"> Accept your fate.</w:t>
+      </w:r>
     </w:p>
     <w:p>
       <w:r>
@@ -3935,16 +3839,43 @@
     </w:p>
     <w:p>
       <w:r>
-        <w:t xml:space="preserve">Luke desperately wanted to stop. But he couldn’t. The tiger was there, less than 10m away, </w:t>
+        <w:t>Luke desperately wanted to stop</w:t>
+      </w:r>
+      <w:r>
+        <w:t>,</w:t>
+      </w:r>
+      <w:r>
+        <w:t xml:space="preserve"> </w:t>
+      </w:r>
+      <w:r>
+        <w:t>b</w:t>
+      </w:r>
+      <w:r>
+        <w:t xml:space="preserve">ut he couldn’t. The tiger was there, less than 10m away, </w:t>
       </w:r>
       <w:r>
         <w:t>crouching</w:t>
       </w:r>
       <w:r>
-        <w:t xml:space="preserve"> next to its prey.</w:t>
-      </w:r>
-      <w:r>
-        <w:t xml:space="preserve"> Eyes blazed in the dark.</w:t>
+        <w:t xml:space="preserve"> next to its prey</w:t>
+      </w:r>
+      <w:r>
+        <w:t>,</w:t>
+      </w:r>
+      <w:r>
+        <w:t xml:space="preserve"> </w:t>
+      </w:r>
+      <w:r>
+        <w:t>e</w:t>
+      </w:r>
+      <w:r>
+        <w:t>yes blaz</w:t>
+      </w:r>
+      <w:r>
+        <w:t>ing</w:t>
+      </w:r>
+      <w:r>
+        <w:t xml:space="preserve"> in the dark.</w:t>
       </w:r>
     </w:p>
     <w:p>
@@ -3954,22 +3885,95 @@
     </w:p>
     <w:p>
       <w:r>
+        <w:t xml:space="preserve">With eyes blurry from lack of oxygen, </w:t>
+      </w:r>
+      <w:r>
+        <w:t xml:space="preserve">monster headache, sharp pains in his throat, lungs and </w:t>
+      </w:r>
+      <w:r>
+        <w:t>legs, Luke staggered on.</w:t>
+      </w:r>
+    </w:p>
+    <w:p>
+      <w:r>
+        <w:t>Finally, Luke crossed the boundary of the school ground</w:t>
+      </w:r>
+      <w:r>
+        <w:t>s</w:t>
+      </w:r>
+      <w:r>
+        <w:t>.</w:t>
+      </w:r>
+    </w:p>
+    <w:p>
+      <w:r>
+        <w:t xml:space="preserve">The voices disappeared and Luke felt as if he exited a nightmare. The normal sounds of night appeared, along with </w:t>
+      </w:r>
+      <w:r>
+        <w:t>mosquitoes and other insects.</w:t>
+      </w:r>
+    </w:p>
+    <w:p>
+      <w:r>
+        <w:t xml:space="preserve">Feeling a burst of euphoria, </w:t>
+      </w:r>
+      <w:r>
+        <w:t>Luke collapsed amid the other teens.</w:t>
+      </w:r>
+      <w:r>
+        <w:t xml:space="preserve"> He had succeeded. He had endured the heavenly tribulation. He was now stronger.</w:t>
+      </w:r>
+    </w:p>
+    <w:p>
+      <w:r>
         <w:lastRenderedPageBreak/>
-        <w:t xml:space="preserve">With eyes blurry from lack of oxygen, </w:t>
-      </w:r>
-      <w:r>
-        <w:t xml:space="preserve">monster headache, sharp pains in his throat, lungs and </w:t>
-      </w:r>
-      <w:r>
-        <w:t>legs, Luke staggered on.</w:t>
-      </w:r>
-    </w:p>
-    <w:p>
-      <w:r>
-        <w:t>Finally, Luke crossed the boundary of the school ground</w:t>
-      </w:r>
-      <w:r>
-        <w:t>s</w:t>
+        <w:t>Amid the night sounds everyone’s devices beeped.</w:t>
+      </w:r>
+      <w:r>
+        <w:t xml:space="preserve"> Luke and the others ignored their devices.</w:t>
+      </w:r>
+      <w:r>
+        <w:t xml:space="preserve"> There was time for that later.</w:t>
+      </w:r>
+    </w:p>
+    <w:p>
+      <w:r>
+        <w:t>For a few minutes no one spoke.</w:t>
+      </w:r>
+    </w:p>
+    <w:p>
+      <w:r>
+        <w:t>“</w:t>
+      </w:r>
+      <w:r>
+        <w:t>Damn I feel jacked</w:t>
+      </w:r>
+      <w:r>
+        <w:t>,” Hans muttered. “I’ve never been pushed so hard in all my life.”</w:t>
+      </w:r>
+    </w:p>
+    <w:p>
+      <w:r>
+        <w:t>“We better return to our dorms,” Luke said and slowly got up.</w:t>
+      </w:r>
+      <w:r>
+        <w:t xml:space="preserve"> </w:t>
+      </w:r>
+      <w:r>
+        <w:t>He was still bone tired and brain dead. However, he could walk – barely.</w:t>
+      </w:r>
+    </w:p>
+    <w:p>
+      <w:r>
+        <w:t>Ripper asked, “What happened to Antonio?”</w:t>
+      </w:r>
+    </w:p>
+    <w:p>
+      <w:r>
+        <w:t xml:space="preserve">Luke </w:t>
+      </w:r>
+      <w:r>
+        <w:t>looked around</w:t>
       </w:r>
       <w:r>
         <w:t>.</w:t>
@@ -3977,137 +3981,69 @@
     </w:p>
     <w:p>
       <w:r>
-        <w:t xml:space="preserve">The voices disappeared and Luke felt as if he exited a nightmare. The normal sounds of night appeared, along with </w:t>
-      </w:r>
-      <w:r>
-        <w:t>mosquitoes and other insects.</w:t>
-      </w:r>
-    </w:p>
-    <w:p>
-      <w:r>
-        <w:t xml:space="preserve">Feeling a burst of euphoria, </w:t>
-      </w:r>
-      <w:r>
-        <w:t>Luke collapsed amid the other teens.</w:t>
-      </w:r>
-      <w:r>
-        <w:t xml:space="preserve"> He had succeeded. He had endured the heavenly tribulation. He was now stronger.</w:t>
-      </w:r>
-    </w:p>
-    <w:p>
-      <w:r>
-        <w:t>Amid the night sounds everyone’s devices beeped.</w:t>
-      </w:r>
-      <w:r>
-        <w:t xml:space="preserve"> Luke and the others ignored their devices.</w:t>
-      </w:r>
-      <w:r>
-        <w:t xml:space="preserve"> There was time for that later.</w:t>
-      </w:r>
-    </w:p>
-    <w:p>
-      <w:r>
-        <w:t>For a few minutes no one spoke.</w:t>
-      </w:r>
-    </w:p>
-    <w:p>
-      <w:r>
-        <w:t>“</w:t>
-      </w:r>
-      <w:r>
-        <w:t>Damn I feel jacked</w:t>
-      </w:r>
-      <w:r>
-        <w:t>,” Hans muttered. “I’ve never been pushed so hard in all my life.”</w:t>
-      </w:r>
-    </w:p>
-    <w:p>
-      <w:r>
-        <w:t>“We better return to our dorms,” Luke said and slowly got up.</w:t>
+        <w:t>No one said anything.</w:t>
+      </w:r>
+    </w:p>
+    <w:p>
+      <w:r>
+        <w:t xml:space="preserve">Then a teen </w:t>
+      </w:r>
+      <w:r>
+        <w:t>whimpered</w:t>
+      </w:r>
+      <w:r>
+        <w:t>, “I don’t want to return there. We were foolish to disobey the principle.”</w:t>
+      </w:r>
+    </w:p>
+    <w:p>
+      <w:r>
+        <w:t xml:space="preserve">“I sent a message to </w:t>
+      </w:r>
+      <w:r>
+        <w:t xml:space="preserve">the </w:t>
+      </w:r>
+      <w:r>
+        <w:t xml:space="preserve">school, saying Antonio </w:t>
+      </w:r>
+      <w:r>
+        <w:t xml:space="preserve">Taylor </w:t>
+      </w:r>
+      <w:r>
+        <w:t>is missing,” Luke said.</w:t>
+      </w:r>
+      <w:r>
+        <w:t xml:space="preserve"> Luke was momentarily amazed that he knew the last name of the teen.</w:t>
       </w:r>
       <w:r>
         <w:t xml:space="preserve"> </w:t>
       </w:r>
       <w:r>
-        <w:t>He was still bone tired and brain dead. However, he could walk – barely.</w:t>
-      </w:r>
-    </w:p>
-    <w:p>
-      <w:r>
-        <w:t>Ripper asked, “What happened to Antonio?”</w:t>
-      </w:r>
-    </w:p>
-    <w:p>
-      <w:r>
-        <w:t xml:space="preserve">Luke </w:t>
-      </w:r>
-      <w:r>
-        <w:t>looked around</w:t>
+        <w:t xml:space="preserve">He was terrible at names. </w:t>
+      </w:r>
+      <w:r>
+        <w:t>“They replied in all caps, saying</w:t>
+      </w:r>
+      <w:r>
+        <w:t>,</w:t>
+      </w:r>
+      <w:r>
+        <w:t xml:space="preserve"> ‘</w:t>
+      </w:r>
+      <w:r>
+        <w:t>DO NOT LEAVE SCHOOL GROUNDS</w:t>
+      </w:r>
+      <w:r>
+        <w:t>’</w:t>
       </w:r>
       <w:r>
         <w:t>.</w:t>
       </w:r>
-    </w:p>
-    <w:p>
-      <w:r>
-        <w:t>No one said anything.</w:t>
-      </w:r>
-    </w:p>
-    <w:p>
-      <w:r>
-        <w:t xml:space="preserve">Then a teen </w:t>
-      </w:r>
-      <w:r>
-        <w:t>whimpered</w:t>
-      </w:r>
-      <w:r>
-        <w:t>, “I don’t want to return there. We were foolish to disobey the principle.”</w:t>
-      </w:r>
-    </w:p>
-    <w:p>
-      <w:r>
-        <w:t xml:space="preserve">“I sent a message to </w:t>
-      </w:r>
-      <w:r>
-        <w:t xml:space="preserve">the </w:t>
-      </w:r>
-      <w:r>
-        <w:t xml:space="preserve">school, saying Antonio </w:t>
-      </w:r>
-      <w:r>
-        <w:t xml:space="preserve">Taylor </w:t>
-      </w:r>
-      <w:r>
-        <w:t>is missing,” Luke said.</w:t>
-      </w:r>
-      <w:r>
-        <w:t xml:space="preserve"> Luke was momentarily amazed that he knew the last name of the teen.</w:t>
-      </w:r>
-      <w:r>
-        <w:t xml:space="preserve"> “They replied in all caps, saying</w:t>
-      </w:r>
-      <w:r>
-        <w:t>,</w:t>
-      </w:r>
-      <w:r>
-        <w:t xml:space="preserve"> ‘</w:t>
-      </w:r>
-      <w:r>
-        <w:t>DO NOT LEAVE SCHOOL GROUNDS</w:t>
-      </w:r>
-      <w:r>
-        <w:t>’</w:t>
-      </w:r>
-      <w:r>
-        <w:t>.</w:t>
-      </w:r>
       <w:r>
         <w:t xml:space="preserve"> They will look for him.”</w:t>
       </w:r>
     </w:p>
     <w:p>
       <w:r>
-        <w:lastRenderedPageBreak/>
         <w:t xml:space="preserve">“Did you say he was with us?” </w:t>
       </w:r>
       <w:r>
@@ -4179,7 +4115,12 @@
       </w:r>
       <w:r>
         <w:br/>
-        <w:t>nut never as scary as this one</w:t>
+      </w:r>
+      <w:r>
+        <w:t>b</w:t>
+      </w:r>
+      <w:r>
+        <w:t>ut never as scary as this one</w:t>
       </w:r>
     </w:p>
     <w:p>
@@ -4192,7 +4133,13 @@
     </w:p>
     <w:p>
       <w:r>
-        <w:t>Last night Luke just peed and went to bed. That morning he looked at himself in the morning and got a surprise. His ac</w:t>
+        <w:t xml:space="preserve">Last night Luke just peed and went to bed. That morning he looked at himself in the </w:t>
+      </w:r>
+      <w:r>
+        <w:t>mirror</w:t>
+      </w:r>
+      <w:r>
+        <w:t xml:space="preserve"> and got a surprise. His ac</w:t>
       </w:r>
       <w:r>
         <w:t>n</w:t>
@@ -4216,7 +4163,12 @@
     </w:p>
     <w:p>
       <w:r>
-        <w:t>Luke quickly prepared the food and laid it out.</w:t>
+        <w:t>“Beacon, eggs, toast, milk,” Luke said.</w:t>
+      </w:r>
+    </w:p>
+    <w:p>
+      <w:r>
+        <w:t>Luke prepared the food and laid it out.</w:t>
       </w:r>
     </w:p>
     <w:p>
@@ -4579,6 +4531,9 @@
         <w:t xml:space="preserve"> It works seemingly without a network, gets data from who knows where. </w:t>
       </w:r>
       <w:r>
+        <w:t xml:space="preserve">Where the hell are these numbers coming from? </w:t>
+      </w:r>
+      <w:r>
         <w:t xml:space="preserve">I wonder if it even needs to be charged. </w:t>
       </w:r>
       <w:r>
@@ -4616,7 +4571,10 @@
         <w:t xml:space="preserve"> </w:t>
       </w:r>
       <w:r>
-        <w:t>folk law</w:t>
+        <w:t>folk</w:t>
+      </w:r>
+      <w:r>
+        <w:t xml:space="preserve"> tales</w:t>
       </w:r>
       <w:r>
         <w:t xml:space="preserve">, </w:t>
@@ -4779,7 +4737,13 @@
     </w:p>
     <w:p>
       <w:r>
-        <w:t xml:space="preserve">They arrived at the Pasteur building and Luke said, “I can’t believe I ran so far and I’m not even </w:t>
+        <w:t xml:space="preserve">They arrived at the </w:t>
+      </w:r>
+      <w:r>
+        <w:t xml:space="preserve">Louis </w:t>
+      </w:r>
+      <w:r>
+        <w:t xml:space="preserve">Pasteur building and Luke said, “I can’t believe I ran so far and I’m not even </w:t>
       </w:r>
       <w:r>
         <w:t>winded</w:t>
@@ -4795,7 +4759,10 @@
     </w:p>
     <w:p>
       <w:r>
-        <w:t>The other jocks with them last night were also present. Ripper and the others quietly chatted while Luke read a book.</w:t>
+        <w:t xml:space="preserve">Ripper’s jock friends joined them. They </w:t>
+      </w:r>
+      <w:r>
+        <w:t>quietly chatted while Luke read a book.</w:t>
       </w:r>
     </w:p>
     <w:p>
@@ -4885,204 +4852,302 @@
     </w:p>
     <w:p>
       <w:r>
+        <w:lastRenderedPageBreak/>
         <w:t>The first person stood and spoke.</w:t>
       </w:r>
+      <w:r>
+        <w:t xml:space="preserve"> Several more spoke and then it was</w:t>
+      </w:r>
+      <w:r>
+        <w:t xml:space="preserve"> Annie’s turn.</w:t>
+      </w:r>
+    </w:p>
+    <w:p>
+      <w:r>
+        <w:t>“My name is Annie Winfield and my animal is…” Annie paused, looking embarrassed.</w:t>
+      </w:r>
+    </w:p>
+    <w:p>
+      <w:r>
+        <w:t>“Golden dragon,” Luke said into the silence.</w:t>
+      </w:r>
+    </w:p>
+    <w:p>
+      <w:r>
+        <w:t xml:space="preserve">“Stand </w:t>
+      </w:r>
+      <w:r>
+        <w:t>before speaking</w:t>
+      </w:r>
+      <w:r>
+        <w:t>,” Mr. Song said, frowning.</w:t>
+      </w:r>
+    </w:p>
+    <w:p>
+      <w:r>
+        <w:t xml:space="preserve">Annie turned her golden – correction, </w:t>
+      </w:r>
+      <w:r>
+        <w:t>hazel</w:t>
+      </w:r>
+      <w:r>
+        <w:t xml:space="preserve"> eyes to Luke and stared at him.</w:t>
+      </w:r>
+    </w:p>
+    <w:p>
+      <w:r>
+        <w:t>“You are a goat,” Annie declared.</w:t>
+      </w:r>
+    </w:p>
+    <w:p>
+      <w:r>
+        <w:t>The room filled with laughter and Luke felt his face turn red.</w:t>
+      </w:r>
+    </w:p>
+    <w:p>
+      <w:r>
+        <w:t xml:space="preserve">“Settle down kids,” Mr. Song </w:t>
+      </w:r>
+      <w:r>
+        <w:t>said</w:t>
+      </w:r>
+      <w:r>
+        <w:t>.</w:t>
+      </w:r>
+    </w:p>
+    <w:p>
+      <w:r>
+        <w:t xml:space="preserve">The room quieted and Annie said, </w:t>
+      </w:r>
+      <w:r>
+        <w:t>“</w:t>
+      </w:r>
+      <w:r>
+        <w:t xml:space="preserve">My hobbies are debating, </w:t>
+      </w:r>
+      <w:r>
+        <w:t xml:space="preserve">track and field, </w:t>
+      </w:r>
+      <w:r>
+        <w:t>fencing, and archery. I intend to study political science and go into politics when I graduate.”</w:t>
+      </w:r>
+    </w:p>
+    <w:p>
+      <w:r>
+        <w:t>Annie sat down and the next person stood.</w:t>
+      </w:r>
+    </w:p>
+    <w:p>
+      <w:r>
+        <w:t>Luke</w:t>
+      </w:r>
+      <w:r>
+        <w:t>’s turn came and he stood up.</w:t>
+      </w:r>
+      <w:r>
+        <w:t xml:space="preserve"> “My name is Luke Billhardson. As Annie said, my favorite animal is the goat, since they are so funny.</w:t>
+      </w:r>
+    </w:p>
+    <w:p>
+      <w:r>
+        <w:t xml:space="preserve">“My hobbies are </w:t>
+      </w:r>
+      <w:r>
+        <w:t xml:space="preserve">puzzle solving, </w:t>
+      </w:r>
+      <w:r>
+        <w:t>hiking, cooking, and of course eating.</w:t>
+      </w:r>
+    </w:p>
+    <w:p>
+      <w:r>
+        <w:t xml:space="preserve">“My goal is to work at my family restaurant, the Goat Bucket, and help it prosper.” </w:t>
+      </w:r>
+      <w:r>
+        <w:t xml:space="preserve">Amid the laughter </w:t>
+      </w:r>
+      <w:r>
+        <w:t>Luke sat down.</w:t>
+      </w:r>
+    </w:p>
+    <w:p>
+      <w:r>
+        <w:t>The rest of the class did their introductions and Mr. Song asked, “Any questions?”</w:t>
+      </w:r>
+    </w:p>
+    <w:p>
+      <w:r>
+        <w:t xml:space="preserve">Luke </w:t>
+      </w:r>
+      <w:r>
+        <w:t xml:space="preserve">stood and </w:t>
+      </w:r>
+      <w:r>
+        <w:t xml:space="preserve">asked, “How </w:t>
+      </w:r>
+      <w:r>
+        <w:t>do these devices work?”</w:t>
+      </w:r>
+    </w:p>
+    <w:p>
+      <w:r>
+        <w:t>“Isn’t it obvious?” Mr. Song asked</w:t>
+      </w:r>
+      <w:r>
+        <w:t>, smiling.</w:t>
+      </w:r>
     </w:p>
     <w:p>
       <w:r>
         <w:lastRenderedPageBreak/>
-        <w:t>Soon enough it was Annie’s turn.</w:t>
-      </w:r>
-    </w:p>
-    <w:p>
-      <w:r>
-        <w:t>“My name is Annie Winfield and my animal is…” Annie paused, looking embarrassed.</w:t>
-      </w:r>
-    </w:p>
-    <w:p>
-      <w:r>
-        <w:t>“Golden dragon,” Luke said into the silence.</w:t>
-      </w:r>
-    </w:p>
-    <w:p>
-      <w:r>
-        <w:t xml:space="preserve">“Stand </w:t>
-      </w:r>
-      <w:r>
-        <w:t>before speaking</w:t>
-      </w:r>
-      <w:r>
-        <w:t>,” Mr. Song said, frowning.</w:t>
-      </w:r>
-    </w:p>
-    <w:p>
-      <w:r>
-        <w:t xml:space="preserve">Annie turned her golden – correction, </w:t>
-      </w:r>
-      <w:r>
-        <w:t>hazel</w:t>
-      </w:r>
-      <w:r>
-        <w:t xml:space="preserve"> eyes to Luke and stared at him.</w:t>
-      </w:r>
-    </w:p>
-    <w:p>
-      <w:r>
-        <w:t>“You are a goat,” Annie declared.</w:t>
-      </w:r>
-    </w:p>
-    <w:p>
-      <w:r>
-        <w:t>The room filled with laughter and Luke felt his face turn red.</w:t>
-      </w:r>
-    </w:p>
-    <w:p>
-      <w:r>
-        <w:t xml:space="preserve">“Settle down kids,” Mr. Song </w:t>
-      </w:r>
-      <w:r>
-        <w:t>commanded.</w:t>
-      </w:r>
-    </w:p>
-    <w:p>
-      <w:r>
-        <w:t xml:space="preserve">The room quieted and Annie said, </w:t>
+        <w:t xml:space="preserve">“No,” Luke </w:t>
+      </w:r>
+      <w:r>
+        <w:t>said</w:t>
+      </w:r>
+      <w:r>
+        <w:t xml:space="preserve">. “Yesterday, I declared to Ripper that </w:t>
+      </w:r>
+      <w:r>
+        <w:t xml:space="preserve">I </w:t>
+      </w:r>
+      <w:r>
+        <w:t>would never follow like a sheep. A moment later my device beeped, and said I gained +1 in mental manipulation resistance.</w:t>
+      </w:r>
+      <w:r>
+        <w:t xml:space="preserve"> That doesn’t make sense.”</w:t>
+      </w:r>
+      <w:r>
+        <w:t xml:space="preserve"> He sat down.</w:t>
+      </w:r>
+    </w:p>
+    <w:p>
+      <w:r>
+        <w:t>“I understand,” Mr. Song said. “The world, as you understand it is going to be turned on its head.</w:t>
+      </w:r>
+    </w:p>
+    <w:p>
+      <w:r>
+        <w:t>“It is a truism that the world is stranger than you can understand.</w:t>
+      </w:r>
+    </w:p>
+    <w:p>
+      <w:r>
+        <w:t>“This week we will give you hints of what is to come.</w:t>
+      </w:r>
+    </w:p>
+    <w:p>
+      <w:r>
+        <w:t>“Starting next Monday your i</w:t>
+      </w:r>
+      <w:r>
+        <w:t xml:space="preserve">ndoctrination </w:t>
+      </w:r>
+      <w:r>
+        <w:t>into this new and vastly expanded world will begin.</w:t>
+      </w:r>
+    </w:p>
+    <w:p>
+      <w:r>
+        <w:t>“However please take it on faith that going beyond the school and city borders is bad.”</w:t>
+      </w:r>
+    </w:p>
+    <w:p>
+      <w:r>
+        <w:t xml:space="preserve">Mr. Song paused and then said, </w:t>
       </w:r>
       <w:r>
         <w:t>“</w:t>
       </w:r>
       <w:r>
-        <w:t xml:space="preserve">My hobbies are debating, </w:t>
-      </w:r>
-      <w:r>
-        <w:t xml:space="preserve">track and field, </w:t>
-      </w:r>
-      <w:r>
-        <w:t>fencing, and archery. I intend to study political science and go into politics when I graduate.”</w:t>
-      </w:r>
-    </w:p>
-    <w:p>
-      <w:r>
-        <w:t>Annie sat down and the next person stood.</w:t>
-      </w:r>
-    </w:p>
-    <w:p>
-      <w:r>
-        <w:t>After awhile it was Luke’s turn.</w:t>
-      </w:r>
-    </w:p>
-    <w:p>
-      <w:r>
-        <w:t>Luke stood up and said, “My name is Luke Billhardson. As Annie said, my favorite animal is the goat, since they are so funny.</w:t>
-      </w:r>
-    </w:p>
-    <w:p>
-      <w:r>
-        <w:t xml:space="preserve">“My hobbies are </w:t>
-      </w:r>
-      <w:r>
-        <w:t xml:space="preserve">puzzle solving, </w:t>
-      </w:r>
-      <w:r>
-        <w:t>hiking, cooking, and of course eating.</w:t>
-      </w:r>
-    </w:p>
-    <w:p>
-      <w:r>
-        <w:t xml:space="preserve">“My goal is to work at my family restaurant, the Goat Bucket, and help it prosper.” </w:t>
-      </w:r>
-      <w:r>
-        <w:t xml:space="preserve">Amid the laughter </w:t>
-      </w:r>
-      <w:r>
-        <w:t>Luke sat down.</w:t>
-      </w:r>
-    </w:p>
-    <w:p>
-      <w:r>
-        <w:t>The rest of the class did their introductions and Mr. Song asked, “Any questions?”</w:t>
-      </w:r>
-    </w:p>
-    <w:p>
-      <w:r>
-        <w:t xml:space="preserve">Luke </w:t>
-      </w:r>
-      <w:r>
-        <w:t xml:space="preserve">stood and </w:t>
-      </w:r>
-      <w:r>
-        <w:t xml:space="preserve">asked, “How </w:t>
-      </w:r>
-      <w:r>
-        <w:t>do these devices work?”</w:t>
+        <w:t>It is expected that people will drop out of school over the next several weeks. That is okay.</w:t>
+      </w:r>
+    </w:p>
+    <w:p>
+      <w:r>
+        <w:t>“</w:t>
+      </w:r>
+      <w:r>
+        <w:t>We tried our best in our selection process. However we are not infallible.</w:t>
+      </w:r>
+    </w:p>
+    <w:p>
+      <w:r>
+        <w:t xml:space="preserve">“I ask you </w:t>
+      </w:r>
+      <w:r>
+        <w:t xml:space="preserve">to </w:t>
+      </w:r>
+      <w:r>
+        <w:t>speak to a facility member if you find yourself overwhelmed, or if what you learn goes against your religion.</w:t>
+      </w:r>
+    </w:p>
+    <w:p>
+      <w:r>
+        <w:t xml:space="preserve">“The reason we start </w:t>
+      </w:r>
+      <w:r>
+        <w:t>2 weeks early</w:t>
+      </w:r>
+      <w:r>
+        <w:t xml:space="preserve"> is so those who drop out can enter a regular school</w:t>
+      </w:r>
+      <w:r>
+        <w:t xml:space="preserve"> and not miss class</w:t>
+      </w:r>
+      <w:r>
+        <w:t>. We even give them scholarships. So don’t feel compelled to stay. This school is not for everyone.”</w:t>
+      </w:r>
+    </w:p>
+    <w:p>
+      <w:r>
+        <w:t>Mr. Song paused and focused his gaze on everyone.</w:t>
+      </w:r>
+    </w:p>
+    <w:p>
+      <w:r>
+        <w:t>“Everyone, please take out your devices.</w:t>
+      </w:r>
+    </w:p>
+    <w:p>
+      <w:r>
+        <w:t xml:space="preserve">“Around all things are various energy fields. </w:t>
+      </w:r>
+      <w:r>
+        <w:t>The nature of these fields is beyond the scope of this class</w:t>
+      </w:r>
+      <w:r>
+        <w:t>.</w:t>
       </w:r>
     </w:p>
     <w:p>
       <w:r>
         <w:lastRenderedPageBreak/>
-        <w:t>“Isn’t it obvious?” Mr. Song asked</w:t>
-      </w:r>
-      <w:r>
-        <w:t>, smiling.</w:t>
-      </w:r>
-    </w:p>
-    <w:p>
-      <w:r>
-        <w:t xml:space="preserve">“No,” Luke replied. “Yesterday, I declared to Ripper that </w:t>
-      </w:r>
-      <w:r>
-        <w:t xml:space="preserve">I </w:t>
-      </w:r>
-      <w:r>
-        <w:t>would never follow like a sheep. A moment later my device beeped, and said I gained +1 in mental manipulation resistance.</w:t>
-      </w:r>
-      <w:r>
-        <w:t xml:space="preserve"> That doesn’t make sense.”</w:t>
-      </w:r>
-      <w:r>
-        <w:t xml:space="preserve"> He sat down.</w:t>
-      </w:r>
-    </w:p>
-    <w:p>
-      <w:r>
-        <w:t>“I understand,” Mr. Song said. “The world, as you understand it is going to be turned on its head.</w:t>
-      </w:r>
-    </w:p>
-    <w:p>
-      <w:r>
-        <w:t>“It is a truism that the world is stranger than you can understand.</w:t>
-      </w:r>
-    </w:p>
-    <w:p>
-      <w:r>
-        <w:t>“This week we will give you hints of what is to come.</w:t>
-      </w:r>
-    </w:p>
-    <w:p>
-      <w:r>
-        <w:t>“Starting next Monday your i</w:t>
-      </w:r>
-      <w:r>
-        <w:t xml:space="preserve">ndoctrination </w:t>
-      </w:r>
-      <w:r>
-        <w:t>into this new and vastly expanded world will begin.</w:t>
-      </w:r>
-    </w:p>
-    <w:p>
-      <w:r>
-        <w:t>“However please take it on faith that going beyond the school and city borders is bad.”</w:t>
-      </w:r>
-    </w:p>
-    <w:p>
-      <w:r>
-        <w:t xml:space="preserve">Mr. Song paused and then said, </w:t>
-      </w:r>
+        <w:t>“What is relevant here is that the human body has fields that your devices can measure.</w:t>
+      </w:r>
+    </w:p>
+    <w:p>
       <w:r>
         <w:t>“</w:t>
       </w:r>
       <w:r>
-        <w:t>It is expected that people will drop out of school over the next several weeks. That is okay.</w:t>
+        <w:t xml:space="preserve">Using state of the art </w:t>
+      </w:r>
+      <w:r>
+        <w:t>technology,</w:t>
+      </w:r>
+      <w:r>
+        <w:t xml:space="preserve"> your devices are able to read these fields and display the results.</w:t>
+      </w:r>
+    </w:p>
+    <w:p>
+      <w:r>
+        <w:t>“Think of them as a bio-feedback device that’s so advanced as to seem like magic.</w:t>
+      </w:r>
+    </w:p>
+    <w:p>
+      <w:r>
+        <w:t>“Open your character sheet.</w:t>
       </w:r>
     </w:p>
     <w:p>
@@ -5090,44 +5155,130 @@
         <w:t>“</w:t>
       </w:r>
       <w:r>
-        <w:t>We tried our best in our selection process. However we are not infallible.</w:t>
-      </w:r>
-    </w:p>
-    <w:p>
-      <w:r>
-        <w:t xml:space="preserve">“I ask you </w:t>
-      </w:r>
-      <w:r>
-        <w:t xml:space="preserve">to </w:t>
-      </w:r>
-      <w:r>
-        <w:t>speak to a facility member if you find yourself overwhelmed, or if what you learn goes against your religion.</w:t>
-      </w:r>
-    </w:p>
-    <w:p>
-      <w:r>
-        <w:t>“The reason we start on August is so those who drop out can enter a regular school. We even give them scholarships. So don’t feel compelled to stay. This school is not for everyone.”</w:t>
-      </w:r>
-    </w:p>
-    <w:p>
-      <w:r>
-        <w:t>Mr. Song paused and focused his gaze on everyone.</w:t>
-      </w:r>
-    </w:p>
-    <w:p>
-      <w:r>
-        <w:t>“Everyone, please take out your devices.</w:t>
+        <w:t>The units of measure are beyond the scope of this class and are not relevant</w:t>
+      </w:r>
+      <w:r>
+        <w:t>.</w:t>
+      </w:r>
+    </w:p>
+    <w:p>
+      <w:r>
+        <w:t>“Strength is the maximum force you can exert.</w:t>
+      </w:r>
+    </w:p>
+    <w:p>
+      <w:r>
+        <w:t>“Agility is a measure of how fast you can move</w:t>
+      </w:r>
+      <w:r>
+        <w:t xml:space="preserve"> and your flexibility</w:t>
+      </w:r>
+      <w:r>
+        <w:t>.</w:t>
+      </w:r>
+    </w:p>
+    <w:p>
+      <w:r>
+        <w:t>“Stamina is the energy that drives speed and strength.</w:t>
+      </w:r>
+    </w:p>
+    <w:p>
+      <w:r>
+        <w:t>“Constitution is a measure of how resilient you are to environmental assaults.</w:t>
+      </w:r>
+    </w:p>
+    <w:p>
+      <w:r>
+        <w:t>“Vitality controls how fast you can recover stamina and how fast you heal.</w:t>
+      </w:r>
+    </w:p>
+    <w:p>
+      <w:r>
+        <w:t>“Vitality is controlled by countless things such as age, disease, injury, lack of sleep, and so on.</w:t>
+      </w:r>
+    </w:p>
+    <w:p>
+      <w:r>
+        <w:t>“Nerve is a measure of brain function. It directly impacts all aspects of intelligence.</w:t>
+      </w:r>
+    </w:p>
+    <w:p>
+      <w:r>
+        <w:t xml:space="preserve">“Mr. </w:t>
+      </w:r>
+      <w:r>
+        <w:t>Billhardson</w:t>
+      </w:r>
+      <w:r>
+        <w:t xml:space="preserve"> mentioned mental manipulation resistance. That and the other stats will be explained</w:t>
+      </w:r>
+      <w:r>
+        <w:t xml:space="preserve"> next week.</w:t>
+      </w:r>
+    </w:p>
+    <w:p>
+      <w:r>
+        <w:t>“</w:t>
+      </w:r>
+      <w:r>
+        <w:t xml:space="preserve">The </w:t>
+      </w:r>
+      <w:r>
+        <w:t xml:space="preserve">School </w:t>
+      </w:r>
+      <w:r>
+        <w:t xml:space="preserve">app </w:t>
+      </w:r>
+      <w:r>
+        <w:t>shows your itinerary and all school related information.</w:t>
       </w:r>
     </w:p>
     <w:p>
       <w:r>
         <w:lastRenderedPageBreak/>
-        <w:t>“Around all things are various energy fields. I will not explain about that since we are not studying quantum mechanics.</w:t>
-      </w:r>
-    </w:p>
-    <w:p>
-      <w:r>
-        <w:t>“What is relevant here is that the human body has fields that your devices can measure.</w:t>
+        <w:t xml:space="preserve">“Library contains an online copy of your books. </w:t>
+      </w:r>
+      <w:r>
+        <w:t>N</w:t>
+      </w:r>
+      <w:r>
+        <w:t>ext week you will be getting additional books.</w:t>
+      </w:r>
+    </w:p>
+    <w:p>
+      <w:r>
+        <w:t>“Map is self explanatory. You can find your way around school grounds and the city.</w:t>
+      </w:r>
+    </w:p>
+    <w:p>
+      <w:r>
+        <w:t xml:space="preserve">“Party chat allows you to </w:t>
+      </w:r>
+      <w:r>
+        <w:t>talk with your friends</w:t>
+      </w:r>
+      <w:r>
+        <w:t>.</w:t>
+      </w:r>
+    </w:p>
+    <w:p>
+      <w:r>
+        <w:t>“There is a camera, and settings.</w:t>
+      </w:r>
+    </w:p>
+    <w:p>
+      <w:r>
+        <w:t>“How many people used Identify?”</w:t>
+      </w:r>
+    </w:p>
+    <w:p>
+      <w:r>
+        <w:t>Several people raised their hands.</w:t>
+      </w:r>
+    </w:p>
+    <w:p>
+      <w:r>
+        <w:t>“That’s a fun app, isn’t it?” Mr. Song asked.</w:t>
       </w:r>
     </w:p>
     <w:p>
@@ -5135,77 +5286,20 @@
         <w:t>“</w:t>
       </w:r>
       <w:r>
-        <w:t xml:space="preserve">Using state of the art </w:t>
-      </w:r>
-      <w:r>
-        <w:t>technology,</w:t>
-      </w:r>
-      <w:r>
-        <w:t xml:space="preserve"> your devices are able to read these fields and display the results.</w:t>
-      </w:r>
-    </w:p>
-    <w:p>
-      <w:r>
-        <w:t>“Think of them as a bio-feedback device that’s so advanced as to seem like magic.</w:t>
-      </w:r>
-    </w:p>
-    <w:p>
-      <w:r>
-        <w:t>“Open your character sheet.</w:t>
-      </w:r>
-    </w:p>
-    <w:p>
-      <w:r>
-        <w:t xml:space="preserve">“I will not </w:t>
-      </w:r>
-      <w:proofErr w:type="spellStart"/>
-      <w:r>
-        <w:t>explaine</w:t>
-      </w:r>
-      <w:proofErr w:type="spellEnd"/>
-      <w:r>
-        <w:t xml:space="preserve"> the unit of measure, since that is not relevant here.</w:t>
-      </w:r>
-    </w:p>
-    <w:p>
-      <w:r>
-        <w:t>“Strength is the maximum force you can exert at you peak.</w:t>
-      </w:r>
-    </w:p>
-    <w:p>
-      <w:r>
-        <w:t>“Agility is a measure of how fast you can move.</w:t>
-      </w:r>
-    </w:p>
-    <w:p>
-      <w:r>
-        <w:t>“Stamina is the energy that drives speed and strength. The greater your vitality, the faster you recover stamina.</w:t>
-      </w:r>
-    </w:p>
-    <w:p>
-      <w:r>
-        <w:t xml:space="preserve">“Constitution is a measure of how resilient you are to </w:t>
-      </w:r>
-      <w:r>
-        <w:t>environmental assaults</w:t>
-      </w:r>
-      <w:r>
-        <w:t>.</w:t>
-      </w:r>
-    </w:p>
-    <w:p>
-      <w:r>
-        <w:t>“Vitality is controlled by countless things such as age, disease, injury, lack of sleep, and so on.</w:t>
-      </w:r>
-    </w:p>
-    <w:p>
-      <w:r>
-        <w:t>“Nerve is a measure of brain function. It directly impacts all aspects of intelligence.</w:t>
-      </w:r>
-    </w:p>
-    <w:p>
-      <w:r>
-        <w:t>“The others will be explained next week.</w:t>
+        <w:t xml:space="preserve">While at this school </w:t>
+      </w:r>
+      <w:r>
+        <w:t>you are all required to join at least one club.</w:t>
+      </w:r>
+    </w:p>
+    <w:p>
+      <w:r>
+        <w:t>“The clubs will be advertising all week.</w:t>
+      </w:r>
+    </w:p>
+    <w:p>
+      <w:r>
+        <w:t>“You will find the selection rather unusual. Clubs you normally find are missing, replaced by clubs on ninja stuff, medieval fighting, archery, and other RPG-themed clubs.</w:t>
       </w:r>
     </w:p>
     <w:p>
@@ -5213,80 +5307,6 @@
         <w:t>“</w:t>
       </w:r>
       <w:r>
-        <w:t xml:space="preserve">The </w:t>
-      </w:r>
-      <w:r>
-        <w:t xml:space="preserve">School </w:t>
-      </w:r>
-      <w:r>
-        <w:t xml:space="preserve">app </w:t>
-      </w:r>
-      <w:r>
-        <w:t>shows your itinerary and all school related information.</w:t>
-      </w:r>
-    </w:p>
-    <w:p>
-      <w:r>
-        <w:lastRenderedPageBreak/>
-        <w:t>“Library contains an online copy of your books. And next week you will be getting additional books.</w:t>
-      </w:r>
-    </w:p>
-    <w:p>
-      <w:r>
-        <w:t>“Map is self explanatory. You can find your way around school grounds and the city.</w:t>
-      </w:r>
-    </w:p>
-    <w:p>
-      <w:r>
-        <w:t>“Party chat allows you to create 5-7 person teams, as well as talk with friends.</w:t>
-      </w:r>
-    </w:p>
-    <w:p>
-      <w:r>
-        <w:t>“There is a camera, and settings.</w:t>
-      </w:r>
-    </w:p>
-    <w:p>
-      <w:r>
-        <w:t>“How many people used Identify?”</w:t>
-      </w:r>
-    </w:p>
-    <w:p>
-      <w:r>
-        <w:t>Several people raised their hands.</w:t>
-      </w:r>
-    </w:p>
-    <w:p>
-      <w:r>
-        <w:t>“That’s a fun app, isn’t it?” Mr. Song asked.</w:t>
-      </w:r>
-    </w:p>
-    <w:p>
-      <w:r>
-        <w:t>“</w:t>
-      </w:r>
-      <w:r>
-        <w:t xml:space="preserve">While at this school </w:t>
-      </w:r>
-      <w:r>
-        <w:t>you are all required to join at least one club.</w:t>
-      </w:r>
-    </w:p>
-    <w:p>
-      <w:r>
-        <w:t>“The clubs will be advertising all week.</w:t>
-      </w:r>
-    </w:p>
-    <w:p>
-      <w:r>
-        <w:t>“You will find the selection rather unusual. Clubs you normally find are missing, replaced by clubs on ninja stuff, medieval fighting, archery, and other RPG-themed clubs.</w:t>
-      </w:r>
-    </w:p>
-    <w:p>
-      <w:r>
-        <w:t>“</w:t>
-      </w:r>
-      <w:r>
         <w:t>N</w:t>
       </w:r>
       <w:r>
@@ -5305,6 +5325,9 @@
     <w:p>
       <w:r>
         <w:t>“One more thing. All services on campus are paid for using our proprietary system. On your phones you will note 0C, 0S, and 2G. That is copper, silver, and gold.</w:t>
+      </w:r>
+      <w:r>
+        <w:t xml:space="preserve"> 1 gold equals 100 silver and 1 silver equals 1 copper.</w:t>
       </w:r>
     </w:p>
     <w:p>
@@ -5355,7 +5378,13 @@
     </w:p>
     <w:p>
       <w:r>
-        <w:t>“Okay kids, physical education is absolutely essential,” Mrs. Bertrand said. “It increases both lifespan and quality of life. It also makes you smarter by growing neurons.</w:t>
+        <w:t xml:space="preserve">“Okay kids, physical education is absolutely essential,” Mrs. Bertrand said. “It increases </w:t>
+      </w:r>
+      <w:r>
+        <w:t xml:space="preserve">health, intelligence </w:t>
+      </w:r>
+      <w:r>
+        <w:t>and quality of life.</w:t>
       </w:r>
     </w:p>
     <w:p>
@@ -5470,10 +5499,22 @@
     </w:p>
     <w:p>
       <w:r>
-        <w:t>Waving bye, Luke headed out. He looked at Annie, but she was already swamped with people</w:t>
-      </w:r>
-      <w:r>
-        <w:t>. That was way too much trouble, but she enjoyed it.</w:t>
+        <w:t>Waving bye, Luke headed out. He looked at Annie</w:t>
+      </w:r>
+      <w:r>
+        <w:t>.</w:t>
+      </w:r>
+      <w:r>
+        <w:t xml:space="preserve"> </w:t>
+      </w:r>
+      <w:r>
+        <w:t>S</w:t>
+      </w:r>
+      <w:r>
+        <w:t>he was already swamped with people</w:t>
+      </w:r>
+      <w:r>
+        <w:t>.</w:t>
       </w:r>
     </w:p>
     <w:p>
@@ -5699,7 +5740,25 @@
     </w:p>
     <w:p>
       <w:r>
-        <w:t>“I believe they answered that the second week I was here.” Haddon asked, “If you have time, how about solving this puzzle?”</w:t>
+        <w:t>“I believe they answered that the second week I was here.</w:t>
+      </w:r>
+      <w:r>
+        <w:t xml:space="preserve"> </w:t>
+      </w:r>
+      <w:r>
+        <w:t xml:space="preserve">If you have time, </w:t>
+      </w:r>
+      <w:r>
+        <w:t>try solving this puzzle,</w:t>
+      </w:r>
+      <w:r>
+        <w:t>”</w:t>
+      </w:r>
+      <w:r>
+        <w:t xml:space="preserve"> </w:t>
+      </w:r>
+      <w:r>
+        <w:t>Haddon said.</w:t>
       </w:r>
     </w:p>
     <w:p>
@@ -5773,7 +5832,24 @@
     </w:p>
     <w:p>
       <w:r>
-        <w:t>“See you around,” Haddon said, waving.</w:t>
+        <w:t>“</w:t>
+      </w:r>
+      <w:r>
+        <w:t xml:space="preserve">Our club is in Hilbert Hall, Room 307. The club officially starts Monday after school. </w:t>
+      </w:r>
+      <w:r>
+        <w:t xml:space="preserve">See you </w:t>
+      </w:r>
+      <w:r>
+        <w:t>there</w:t>
+      </w:r>
+      <w:r>
+        <w:t>,” Haddon said, waving.</w:t>
+      </w:r>
+    </w:p>
+    <w:p>
+      <w:r>
+        <w:t>The room was mentioned in the pamphlet.</w:t>
       </w:r>
     </w:p>
     <w:p>
@@ -5800,51 +5876,246 @@
     </w:p>
     <w:p>
       <w:r>
+        <w:lastRenderedPageBreak/>
         <w:t>“Yes,” Luke said and took the tablet from her hand. “I love exploring food. I also love cooking.”</w:t>
       </w:r>
     </w:p>
     <w:p>
       <w:r>
+        <w:t>“Excellent,” she said. “My name is Wendy. There are some interesting ingredients in the area.”</w:t>
+      </w:r>
+    </w:p>
+    <w:p>
+      <w:r>
+        <w:t>“I know Wendy,” I said, smiling. “Yesterday I found some editable plants</w:t>
+      </w:r>
+      <w:r>
+        <w:t xml:space="preserve"> and berries</w:t>
+      </w:r>
+      <w:r>
+        <w:t>.</w:t>
+      </w:r>
+      <w:r>
+        <w:t xml:space="preserve"> I can’t wait to cook with them.”</w:t>
+      </w:r>
+    </w:p>
+    <w:p>
+      <w:r>
+        <w:t xml:space="preserve">“Marvelous,” Wendy said, genuinely happy. “Scavenging and hunting for ingredients </w:t>
+      </w:r>
+      <w:r>
+        <w:t>is what this club is all about.</w:t>
+      </w:r>
+    </w:p>
+    <w:p>
+      <w:r>
+        <w:t xml:space="preserve">“This Saturday </w:t>
+      </w:r>
+      <w:r>
+        <w:t xml:space="preserve">we will be having a festival to welcome </w:t>
+      </w:r>
+      <w:r>
+        <w:t xml:space="preserve">all </w:t>
+      </w:r>
+      <w:r>
+        <w:t>students</w:t>
+      </w:r>
+      <w:r>
+        <w:t xml:space="preserve"> to a new year</w:t>
+      </w:r>
+      <w:r>
+        <w:t>,” Wendy said.</w:t>
+      </w:r>
+    </w:p>
+    <w:p>
+      <w:r>
+        <w:t>“Can I cook something?” Luke asked. “The berries I picked are quite tasty.”</w:t>
+      </w:r>
+    </w:p>
+    <w:p>
+      <w:r>
+        <w:t>“Absolutely,” Wendy said. “What do you have in mind?”</w:t>
+      </w:r>
+    </w:p>
+    <w:p>
+      <w:r>
+        <w:t xml:space="preserve">“I’m thinking of mixing </w:t>
+      </w:r>
+      <w:r>
+        <w:t>my harvested berries with yogurt,” Luke said. “How many people are we dealing with?”</w:t>
+      </w:r>
+    </w:p>
+    <w:p>
+      <w:r>
+        <w:t>“Thousands of people,” Wendy said. “Schooling will start Monday for 2</w:t>
+      </w:r>
+      <w:r>
+        <w:rPr>
+          <w:vertAlign w:val="superscript"/>
+        </w:rPr>
+        <w:t>nd</w:t>
+      </w:r>
+      <w:r>
+        <w:t xml:space="preserve"> and 3</w:t>
+      </w:r>
+      <w:r>
+        <w:rPr>
+          <w:vertAlign w:val="superscript"/>
+        </w:rPr>
+        <w:t>rd</w:t>
+      </w:r>
+      <w:r>
+        <w:t xml:space="preserve"> year students. Some of us came a week early to advertise our clubs and for other reasons.</w:t>
+      </w:r>
+    </w:p>
+    <w:p>
+      <w:r>
+        <w:t>Didn’t your parents get an invitation?”</w:t>
+      </w:r>
+    </w:p>
+    <w:p>
+      <w:r>
+        <w:t>“Damn, I will need to collect more,” Luke said. “At least the flavor is intense.”</w:t>
+      </w:r>
+    </w:p>
+    <w:p>
+      <w:r>
+        <w:t>“When did you collect them?” Wendy asked.</w:t>
+      </w:r>
+    </w:p>
+    <w:p>
+      <w:r>
+        <w:t>Luke felt his face turn red and said, “Perhaps later than I should have.”</w:t>
+      </w:r>
+    </w:p>
+    <w:p>
+      <w:r>
         <w:lastRenderedPageBreak/>
-        <w:t>“Excellent,” she said. “My name is Wendy. There are some interesting ingredients in the area.”</w:t>
-      </w:r>
-    </w:p>
-    <w:p>
-      <w:r>
-        <w:t>“I know Wendy,” I said, smiling. “Yesterday I found some editable plants</w:t>
-      </w:r>
-      <w:r>
-        <w:t xml:space="preserve"> and berries</w:t>
-      </w:r>
-      <w:r>
-        <w:t>.</w:t>
-      </w:r>
-      <w:r>
-        <w:t xml:space="preserve"> I can’t wait to cook with them.”</w:t>
-      </w:r>
-    </w:p>
-    <w:p>
-      <w:r>
-        <w:t xml:space="preserve">“Marvelous,” Wendy said, genuinely happy. “Scavenging and hunting for ingredients </w:t>
-      </w:r>
-      <w:r>
-        <w:t>is what this club is all about.</w:t>
-      </w:r>
-    </w:p>
-    <w:p>
-      <w:r>
-        <w:t xml:space="preserve">“This Saturday </w:t>
-      </w:r>
-    </w:p>
-    <w:p/>
-    <w:p>
-      <w:r>
-        <w:t>All too soon the bell rang and Luke waved to Wendy and headed for the next class.</w:t>
-      </w:r>
-    </w:p>
-    <w:p>
-      <w:r>
-        <w:t>The next three classes were standard school fare. First was math and logical thinking. The second was entrepreneur skills in a world with AI. The third was world cultures and traditions.</w:t>
+        <w:t>“In that case you’re stuck with what you have,” Wendy said. “Never leave campus or city grounds after dark. I’m surprised you came back safely.”</w:t>
+      </w:r>
+    </w:p>
+    <w:p>
+      <w:r>
+        <w:t>Luke signed and said, “Not all of us did. I hope Antonio Taylor can be found.”</w:t>
+      </w:r>
+    </w:p>
+    <w:p>
+      <w:r>
+        <w:t>“People go missing entirely too often,” Wendy said with a sigh. Let’s hope the school can find him. It’s not your fault. This world is entirely too freaky. We need to focus on what we can do.”</w:t>
+      </w:r>
+    </w:p>
+    <w:p>
+      <w:r>
+        <w:t>Luke nodded and said, “</w:t>
+      </w:r>
+      <w:r>
+        <w:t xml:space="preserve">I was able to collect </w:t>
+      </w:r>
+      <w:r>
+        <w:t>almost</w:t>
+      </w:r>
+      <w:r>
+        <w:t xml:space="preserve"> a KG,” Luke said. “Too bad I can’t make ice cream.”</w:t>
+      </w:r>
+    </w:p>
+    <w:p>
+      <w:r>
+        <w:t xml:space="preserve">“We have a machine,” Wendy said. “It takes less than </w:t>
+      </w:r>
+      <w:r>
+        <w:t>20 minutes</w:t>
+      </w:r>
+      <w:r>
+        <w:t xml:space="preserve"> to make </w:t>
+      </w:r>
+      <w:r>
+        <w:t>a batch</w:t>
+      </w:r>
+      <w:r>
+        <w:t xml:space="preserve"> and we have sample bowls. Can you make at least 2-3 liters of ice cream? You supply the berries. We can supply everything else.”</w:t>
+      </w:r>
+    </w:p>
+    <w:p>
+      <w:r>
+        <w:t>“That works for me,” Luke said.</w:t>
+      </w:r>
+    </w:p>
+    <w:p>
+      <w:r>
+        <w:t>T</w:t>
+      </w:r>
+      <w:r>
+        <w:t>he bell rang and Luke waved to Wendy and headed for the next class.</w:t>
+      </w:r>
+      <w:r>
+        <w:t xml:space="preserve"> As he headed out he received a text message.</w:t>
+      </w:r>
+    </w:p>
+    <w:p>
+      <w:pPr>
+        <w:pStyle w:val="StatusMessage"/>
+      </w:pPr>
+      <w:r>
+        <w:t xml:space="preserve">Come to </w:t>
+      </w:r>
+      <w:r>
+        <w:t>Auguste</w:t>
+      </w:r>
+      <w:r>
+        <w:t xml:space="preserve"> </w:t>
+      </w:r>
+      <w:r>
+        <w:t>Escoffier</w:t>
+      </w:r>
+      <w:r>
+        <w:t xml:space="preserve"> building, </w:t>
+      </w:r>
+      <w:r>
+        <w:br/>
+        <w:t>Room 503 after school ends.</w:t>
+      </w:r>
+    </w:p>
+    <w:p>
+      <w:pPr>
+        <w:pStyle w:val="StatusMessage"/>
+      </w:pPr>
+      <w:r>
+        <w:t>I’ll show you our club house. You can make a test batch.</w:t>
+      </w:r>
+    </w:p>
+    <w:p>
+      <w:r>
+        <w:t>That was the building housing the cafeteria, named after some French chef.</w:t>
+      </w:r>
+    </w:p>
+    <w:p>
+      <w:r>
+        <w:t>Luke replied:</w:t>
+      </w:r>
+    </w:p>
+    <w:p>
+      <w:pPr>
+        <w:pStyle w:val="StatusMessage"/>
+      </w:pPr>
+      <w:r>
+        <w:t>I’ll grab some berries and meet you there</w:t>
+      </w:r>
+    </w:p>
+    <w:p>
+      <w:r>
+        <w:t>The next three classes were standard school fare. First was logical thinking</w:t>
+      </w:r>
+      <w:r>
+        <w:t xml:space="preserve"> and truth finding.</w:t>
+      </w:r>
+      <w:r>
+        <w:t xml:space="preserve"> The second was entrepreneur skills in a world with AI. The </w:t>
+      </w:r>
+      <w:r>
+        <w:t>final</w:t>
+      </w:r>
+      <w:r>
+        <w:t xml:space="preserve"> was world cultures and traditions.</w:t>
       </w:r>
     </w:p>
     <w:p/>
@@ -6001,7 +6272,7 @@
             <w:rPr>
               <w:noProof/>
             </w:rPr>
-            <w:t>6</w:t>
+            <w:t>36</w:t>
           </w:r>
         </w:fldSimple>
       </w:p>
@@ -6031,7 +6302,7 @@
             <w:rPr>
               <w:noProof/>
             </w:rPr>
-            <w:t>7</w:t>
+            <w:t>35</w:t>
           </w:r>
         </w:fldSimple>
       </w:p>
@@ -8564,7 +8835,7 @@
 </file>
 
 <file path=customXml/itemProps1.xml><?xml version="1.0" encoding="utf-8"?>
-<ds:datastoreItem xmlns:ds="http://schemas.openxmlformats.org/officeDocument/2006/customXml" ds:itemID="{DACB1CCB-16E4-4681-AC74-506A12F612E9}">
+<ds:datastoreItem xmlns:ds="http://schemas.openxmlformats.org/officeDocument/2006/customXml" ds:itemID="{E6198E14-D3F5-42E3-A948-83B2BE4E05DF}">
   <ds:schemaRefs>
     <ds:schemaRef ds:uri="http://schemas.openxmlformats.org/officeDocument/2006/bibliography"/>
   </ds:schemaRefs>

--- a/Books/RPG_Books/The PrincessAndTheabyssDiver/Book_The PrincessAndTheAbyssDiver.docx
+++ b/Books/RPG_Books/The PrincessAndTheabyssDiver/Book_The PrincessAndTheAbyssDiver.docx
@@ -537,13 +537,11 @@
     </w:p>
     <w:p>
       <w:r>
-        <w:t xml:space="preserve">“That’s weird,” Luke said as he </w:t>
-      </w:r>
-      <w:proofErr w:type="gramStart"/>
-      <w:r>
-        <w:t>examine</w:t>
-      </w:r>
-      <w:proofErr w:type="gramEnd"/>
+        <w:t>“That’s weird,” Luke said as he examine</w:t>
+      </w:r>
+      <w:r>
+        <w:t>d</w:t>
+      </w:r>
       <w:r>
         <w:t xml:space="preserve"> his device.</w:t>
       </w:r>
@@ -635,6 +633,144 @@
     <w:p>
       <w:r>
         <w:t>Luke clicked on the Character icon.</w:t>
+      </w:r>
+    </w:p>
+    <w:p>
+      <w:pPr>
+        <w:pStyle w:val="StatusUser"/>
+        <w:rPr>
+          <w:u w:val="single"/>
+        </w:rPr>
+      </w:pPr>
+      <w:r>
+        <w:rPr>
+          <w:u w:val="single"/>
+        </w:rPr>
+        <w:t>Luke Billhardson – Rank 0</w:t>
+      </w:r>
+    </w:p>
+    <w:p>
+      <w:pPr>
+        <w:pStyle w:val="StatusUser"/>
+      </w:pPr>
+      <w:r>
+        <w:t>Strength:</w:t>
+      </w:r>
+      <w:r>
+        <w:tab/>
+        <w:t>4</w:t>
+      </w:r>
+    </w:p>
+    <w:p>
+      <w:pPr>
+        <w:pStyle w:val="StatusUser"/>
+      </w:pPr>
+      <w:r>
+        <w:t>Agility:</w:t>
+      </w:r>
+      <w:r>
+        <w:tab/>
+        <w:t>3</w:t>
+      </w:r>
+    </w:p>
+    <w:p>
+      <w:pPr>
+        <w:pStyle w:val="StatusUser"/>
+      </w:pPr>
+      <w:r>
+        <w:t>Stamina:</w:t>
+      </w:r>
+      <w:r>
+        <w:tab/>
+        <w:t>4</w:t>
+      </w:r>
+    </w:p>
+    <w:p>
+      <w:pPr>
+        <w:pStyle w:val="StatusUser"/>
+      </w:pPr>
+      <w:r>
+        <w:t>Constitution:</w:t>
+      </w:r>
+      <w:r>
+        <w:tab/>
+        <w:t>4</w:t>
+      </w:r>
+    </w:p>
+    <w:p>
+      <w:pPr>
+        <w:pStyle w:val="StatusUser"/>
+      </w:pPr>
+      <w:r>
+        <w:t>Vitality:</w:t>
+      </w:r>
+      <w:r>
+        <w:tab/>
+        <w:t>5</w:t>
+      </w:r>
+    </w:p>
+    <w:p>
+      <w:pPr>
+        <w:pStyle w:val="StatusUser"/>
+      </w:pPr>
+      <w:r>
+        <w:t>Nerve:</w:t>
+      </w:r>
+      <w:r>
+        <w:tab/>
+        <w:t>11</w:t>
+      </w:r>
+    </w:p>
+    <w:p>
+      <w:pPr>
+        <w:pStyle w:val="StatusUser"/>
+      </w:pPr>
+      <w:r>
+        <w:t>Manna Channeling:</w:t>
+      </w:r>
+      <w:r>
+        <w:tab/>
+        <w:t>10</w:t>
+      </w:r>
+    </w:p>
+    <w:p>
+      <w:pPr>
+        <w:pStyle w:val="StatusUser"/>
+      </w:pPr>
+      <w:r>
+        <w:t>Charisma:</w:t>
+      </w:r>
+      <w:r>
+        <w:tab/>
+        <w:t>6</w:t>
+      </w:r>
+    </w:p>
+    <w:p>
+      <w:pPr>
+        <w:pStyle w:val="StatusUser"/>
+      </w:pPr>
+      <w:r>
+        <w:t>Luck:</w:t>
+      </w:r>
+      <w:r>
+        <w:tab/>
+        <w:t>7</w:t>
+      </w:r>
+    </w:p>
+    <w:p>
+      <w:r>
+        <w:t>“You’re right,” Luke said. “That is freaky.”</w:t>
+      </w:r>
+    </w:p>
+    <w:p>
+      <w:r>
+        <w:t>Luke glanced at Ripper’s stats</w:t>
+      </w:r>
+      <w:r>
+        <w:t xml:space="preserve"> on his device</w:t>
+      </w:r>
+      <w:r>
+        <w:t>.</w:t>
       </w:r>
     </w:p>
     <w:p>
@@ -650,13 +786,25 @@
         <w:rPr>
           <w:u w:val="single"/>
         </w:rPr>
-        <w:t>Luke Billhardson</w:t>
+        <w:t>Ripper Jones</w:t>
       </w:r>
       <w:r>
         <w:rPr>
           <w:u w:val="single"/>
         </w:rPr>
-        <w:t xml:space="preserve"> – Rank 0</w:t>
+        <w:t xml:space="preserve"> – </w:t>
+      </w:r>
+      <w:r>
+        <w:rPr>
+          <w:u w:val="single"/>
+        </w:rPr>
+        <w:t>Rank</w:t>
+      </w:r>
+      <w:r>
+        <w:rPr>
+          <w:u w:val="single"/>
+        </w:rPr>
+        <w:t xml:space="preserve"> 0</w:t>
       </w:r>
     </w:p>
     <w:p>
@@ -669,13 +817,14 @@
         <w:jc w:val="left"/>
       </w:pPr>
       <w:r>
+        <w:lastRenderedPageBreak/>
         <w:t>Strength:</w:t>
       </w:r>
       <w:r>
         <w:tab/>
       </w:r>
       <w:r>
-        <w:t>4</w:t>
+        <w:t>8</w:t>
       </w:r>
     </w:p>
     <w:p>
@@ -697,7 +846,7 @@
         <w:tab/>
       </w:r>
       <w:r>
-        <w:t>3</w:t>
+        <w:t>8</w:t>
       </w:r>
     </w:p>
     <w:p>
@@ -716,7 +865,9 @@
       </w:r>
       <w:r>
         <w:tab/>
-        <w:t>4</w:t>
+      </w:r>
+      <w:r>
+        <w:t>8</w:t>
       </w:r>
     </w:p>
     <w:p>
@@ -738,7 +889,7 @@
         <w:tab/>
       </w:r>
       <w:r>
-        <w:t>4</w:t>
+        <w:t>7</w:t>
       </w:r>
     </w:p>
     <w:p>
@@ -757,7 +908,9 @@
       </w:r>
       <w:r>
         <w:tab/>
-        <w:t>5</w:t>
+      </w:r>
+      <w:r>
+        <w:t>8</w:t>
       </w:r>
     </w:p>
     <w:p>
@@ -776,7 +929,7 @@
         <w:tab/>
       </w:r>
       <w:r>
-        <w:t>11</w:t>
+        <w:t>5</w:t>
       </w:r>
     </w:p>
     <w:p>
@@ -803,7 +956,7 @@
         <w:tab/>
       </w:r>
       <w:r>
-        <w:t>10</w:t>
+        <w:t>2</w:t>
       </w:r>
     </w:p>
     <w:p>
@@ -820,7 +973,9 @@
       </w:r>
       <w:r>
         <w:tab/>
-        <w:t>6</w:t>
+      </w:r>
+      <w:r>
+        <w:t>8</w:t>
       </w:r>
     </w:p>
     <w:p>
@@ -842,507 +997,302 @@
     </w:p>
     <w:p>
       <w:r>
-        <w:t>Luke changed precision to 2 decimal places.</w:t>
-      </w:r>
-    </w:p>
-    <w:p>
-      <w:pPr>
-        <w:pStyle w:val="StatusMessage"/>
-        <w:ind w:left="0"/>
-        <w:jc w:val="left"/>
-        <w:rPr>
-          <w:u w:val="single"/>
-        </w:rPr>
-      </w:pPr>
-      <w:r>
-        <w:rPr>
-          <w:u w:val="single"/>
-        </w:rPr>
+        <w:t>“</w:t>
+      </w:r>
+      <w:r>
+        <w:t>It says you’re twice as strong as me</w:t>
+      </w:r>
+      <w:r>
+        <w:t xml:space="preserve">. </w:t>
+      </w:r>
+      <w:r>
+        <w:t>I thought you would be stronger</w:t>
+      </w:r>
+      <w:r>
+        <w:t xml:space="preserve">,” Luke said. </w:t>
+      </w:r>
+      <w:r>
+        <w:t xml:space="preserve">“But </w:t>
+      </w:r>
+      <w:r>
+        <w:t>Nerve, Manna Channeling, Charisma and Luck don’t make sense</w:t>
+      </w:r>
+      <w:r>
+        <w:t>.”</w:t>
+      </w:r>
+    </w:p>
+    <w:p>
+      <w:r>
+        <w:t>“Your Nerve and Manna Channeling are greater,” Ripper said.</w:t>
+      </w:r>
+    </w:p>
+    <w:p>
+      <w:r>
+        <w:t xml:space="preserve">“Greeting </w:t>
+      </w:r>
+      <w:r>
+        <w:t>students</w:t>
+      </w:r>
+      <w:r>
+        <w:t>,” a man in a business suit on stage called, silencing the room.</w:t>
+      </w:r>
+    </w:p>
+    <w:p>
+      <w:r>
+        <w:t>“My name is Dr. Everson Thornville</w:t>
+      </w:r>
+      <w:r>
+        <w:t xml:space="preserve"> and I am your</w:t>
+      </w:r>
+      <w:r>
+        <w:t xml:space="preserve"> principle.</w:t>
+      </w:r>
+      <w:r>
+        <w:t xml:space="preserve"> You may call me Principle Thornville or Dr. Thornville.</w:t>
+      </w:r>
+    </w:p>
+    <w:p>
+      <w:r>
+        <w:t xml:space="preserve">“Welcome to the Albert Einstein </w:t>
+      </w:r>
+      <w:r>
+        <w:t>Academy</w:t>
+      </w:r>
+      <w:r>
+        <w:t xml:space="preserve"> for Gifted Children.</w:t>
+      </w:r>
+    </w:p>
+    <w:p>
+      <w:r>
+        <w:t xml:space="preserve">“You are all here because we believe you are the shining future of our tiny </w:t>
+      </w:r>
+      <w:r>
+        <w:t>blue star</w:t>
+      </w:r>
+      <w:r>
+        <w:t>.</w:t>
+      </w:r>
+      <w:r>
+        <w:t xml:space="preserve"> Over the next few years you will learn the skills needed to handle the terrifying changes that will befall </w:t>
+      </w:r>
+      <w:r>
+        <w:t>Blue Star</w:t>
+      </w:r>
+      <w:r>
+        <w:t>.”</w:t>
+      </w:r>
+    </w:p>
+    <w:p>
+      <w:r>
+        <w:t>“Blue Star?” Ripper asked. “Doesn’t he mean Earth?”</w:t>
+      </w:r>
+    </w:p>
+    <w:p>
+      <w:r>
+        <w:t>“</w:t>
+      </w:r>
+      <w:r>
+        <w:t xml:space="preserve">Who </w:t>
+      </w:r>
+      <w:r>
+        <w:t>know</w:t>
+      </w:r>
+      <w:r>
+        <w:t>s?</w:t>
+      </w:r>
+      <w:r>
+        <w:t>” Luke said.</w:t>
+      </w:r>
+    </w:p>
+    <w:p>
+      <w:r>
+        <w:t>“In this school, you will not learn to become a worker</w:t>
+      </w:r>
+      <w:r>
+        <w:t xml:space="preserve"> at an office, factory or what not</w:t>
+      </w:r>
+      <w:r>
+        <w:t>. AI can do that easily</w:t>
+      </w:r>
+      <w:r>
+        <w:t xml:space="preserve">,” the principle </w:t>
+      </w:r>
+      <w:r>
+        <w:t>said</w:t>
+      </w:r>
+      <w:r>
+        <w:t>. “</w:t>
+      </w:r>
+      <w:r>
+        <w:t xml:space="preserve">Our goal is to teach each of you to become masters of your own destinies. </w:t>
+      </w:r>
+      <w:r>
+        <w:t>Only then may you overcome the monsters surrounding us and gain true strength.</w:t>
+      </w:r>
+      <w:r>
+        <w:t>”</w:t>
+      </w:r>
+    </w:p>
+    <w:p>
+      <w:r>
         <w:lastRenderedPageBreak/>
-        <w:t>Luke Billhardson</w:t>
-      </w:r>
-      <w:r>
-        <w:rPr>
-          <w:u w:val="single"/>
-        </w:rPr>
-        <w:t xml:space="preserve"> – </w:t>
-      </w:r>
-      <w:r>
-        <w:rPr>
-          <w:u w:val="single"/>
-        </w:rPr>
-        <w:t>Rank</w:t>
-      </w:r>
-      <w:r>
-        <w:rPr>
-          <w:u w:val="single"/>
-        </w:rPr>
-        <w:t xml:space="preserve"> 0</w:t>
-      </w:r>
-    </w:p>
-    <w:p>
-      <w:pPr>
-        <w:pStyle w:val="StatusMessage"/>
-        <w:tabs>
-          <w:tab w:val="left" w:pos="2127"/>
-        </w:tabs>
-        <w:ind w:left="0"/>
-        <w:jc w:val="left"/>
-      </w:pPr>
-      <w:r>
-        <w:t>Strength:</w:t>
-      </w:r>
-      <w:r>
-        <w:tab/>
-      </w:r>
-      <w:r>
-        <w:t>3</w:t>
-      </w:r>
-      <w:r>
-        <w:t>.56</w:t>
-      </w:r>
-    </w:p>
-    <w:p>
-      <w:pPr>
-        <w:pStyle w:val="StatusMessage"/>
-        <w:tabs>
-          <w:tab w:val="left" w:pos="2127"/>
-        </w:tabs>
-        <w:ind w:left="0"/>
-        <w:jc w:val="left"/>
-      </w:pPr>
-      <w:r>
-        <w:t>Agility</w:t>
-      </w:r>
-      <w:r>
-        <w:t>:</w:t>
-      </w:r>
-      <w:r>
-        <w:tab/>
-      </w:r>
-      <w:r>
-        <w:t>2</w:t>
-      </w:r>
-      <w:r>
-        <w:t>.65</w:t>
-      </w:r>
-    </w:p>
-    <w:p>
-      <w:pPr>
-        <w:pStyle w:val="StatusMessage"/>
-        <w:tabs>
-          <w:tab w:val="left" w:pos="2127"/>
-        </w:tabs>
-        <w:spacing w:after="120"/>
-        <w:ind w:left="0" w:right="357"/>
-        <w:contextualSpacing w:val="0"/>
-        <w:jc w:val="left"/>
-      </w:pPr>
-      <w:r>
-        <w:t>Stamina:</w:t>
-      </w:r>
-      <w:r>
-        <w:tab/>
-      </w:r>
-      <w:r>
-        <w:t>3</w:t>
-      </w:r>
-      <w:r>
-        <w:t>.78</w:t>
-      </w:r>
-    </w:p>
-    <w:p>
-      <w:pPr>
-        <w:pStyle w:val="StatusMessage"/>
-        <w:tabs>
-          <w:tab w:val="left" w:pos="2127"/>
-        </w:tabs>
-        <w:ind w:left="0"/>
-        <w:jc w:val="left"/>
-      </w:pPr>
-      <w:r>
-        <w:t>Constitution</w:t>
-      </w:r>
-      <w:r>
-        <w:t>:</w:t>
-      </w:r>
-      <w:r>
-        <w:tab/>
-      </w:r>
-      <w:r>
-        <w:t>4</w:t>
-      </w:r>
-      <w:r>
-        <w:t>.46</w:t>
-      </w:r>
-    </w:p>
-    <w:p>
-      <w:pPr>
-        <w:pStyle w:val="StatusMessage"/>
-        <w:tabs>
-          <w:tab w:val="left" w:pos="2127"/>
-        </w:tabs>
-        <w:spacing w:after="120"/>
-        <w:ind w:left="0" w:right="357"/>
-        <w:contextualSpacing w:val="0"/>
-        <w:jc w:val="left"/>
-      </w:pPr>
-      <w:r>
-        <w:t>Vitality:</w:t>
-      </w:r>
-      <w:r>
-        <w:tab/>
-      </w:r>
-      <w:r>
-        <w:t>5</w:t>
-      </w:r>
-      <w:r>
-        <w:t>.33</w:t>
-      </w:r>
-    </w:p>
-    <w:p>
-      <w:pPr>
-        <w:pStyle w:val="StatusMessage"/>
-        <w:tabs>
-          <w:tab w:val="left" w:pos="2127"/>
-        </w:tabs>
-        <w:ind w:left="0"/>
-        <w:jc w:val="left"/>
-      </w:pPr>
-      <w:r>
-        <w:t>Nerve:</w:t>
-      </w:r>
-      <w:r>
-        <w:tab/>
-      </w:r>
-      <w:r>
-        <w:t>10.78</w:t>
-      </w:r>
-    </w:p>
-    <w:p>
-      <w:pPr>
-        <w:pStyle w:val="StatusMessage"/>
-        <w:tabs>
-          <w:tab w:val="left" w:pos="2127"/>
-        </w:tabs>
-        <w:spacing w:after="120"/>
-        <w:ind w:left="0" w:right="357"/>
-        <w:contextualSpacing w:val="0"/>
-        <w:jc w:val="left"/>
-      </w:pPr>
-      <w:r>
-        <w:t>Manna</w:t>
-      </w:r>
-      <w:r>
-        <w:t xml:space="preserve"> Channeling</w:t>
-      </w:r>
-      <w:r>
-        <w:t>:</w:t>
-      </w:r>
-      <w:r>
-        <w:tab/>
-      </w:r>
-      <w:r>
-        <w:t>9</w:t>
-      </w:r>
-      <w:r>
-        <w:t>.63</w:t>
-      </w:r>
-    </w:p>
-    <w:p>
-      <w:pPr>
-        <w:pStyle w:val="StatusMessage"/>
-        <w:tabs>
-          <w:tab w:val="left" w:pos="2127"/>
-        </w:tabs>
-        <w:ind w:left="0"/>
-        <w:jc w:val="left"/>
-      </w:pPr>
-      <w:r>
-        <w:t>Charisma:</w:t>
-      </w:r>
-      <w:r>
-        <w:tab/>
-      </w:r>
-      <w:r>
-        <w:t>6</w:t>
-      </w:r>
-      <w:r>
-        <w:t>.45</w:t>
-      </w:r>
-    </w:p>
-    <w:p>
-      <w:pPr>
-        <w:pStyle w:val="StatusMessage"/>
-        <w:tabs>
-          <w:tab w:val="left" w:pos="2127"/>
-        </w:tabs>
-        <w:ind w:left="0"/>
-        <w:jc w:val="left"/>
-      </w:pPr>
-      <w:r>
-        <w:t>Luck:</w:t>
-      </w:r>
-      <w:r>
-        <w:tab/>
-        <w:t>6</w:t>
-      </w:r>
-      <w:r>
-        <w:t>.62</w:t>
-      </w:r>
-    </w:p>
-    <w:p>
-      <w:r>
-        <w:t>“You’re right,” Luke said</w:t>
-      </w:r>
-      <w:r>
-        <w:t xml:space="preserve"> and returned precision to default</w:t>
-      </w:r>
-      <w:r>
-        <w:t>. “That is freaky.”</w:t>
-      </w:r>
-    </w:p>
-    <w:p>
-      <w:r>
-        <w:t>Luke glanced at Ripper’s stats</w:t>
-      </w:r>
-      <w:r>
-        <w:t xml:space="preserve"> on his device</w:t>
+        <w:t>“Monsters?” Ripper asked.</w:t>
+      </w:r>
+    </w:p>
+    <w:p>
+      <w:r>
+        <w:t xml:space="preserve">“Either it’s a metaphor or the principle is </w:t>
+      </w:r>
+      <w:r>
+        <w:t xml:space="preserve">a </w:t>
+      </w:r>
+      <w:r>
+        <w:t>crazy</w:t>
+      </w:r>
+      <w:r>
+        <w:t xml:space="preserve"> gamer</w:t>
+      </w:r>
+      <w:r>
+        <w:t xml:space="preserve">,” </w:t>
+      </w:r>
+      <w:r>
+        <w:t>Luke</w:t>
+      </w:r>
+      <w:r>
+        <w:t xml:space="preserve"> said.</w:t>
+      </w:r>
+    </w:p>
+    <w:p>
+      <w:r>
+        <w:t>The principle smiled at the confused students and said, “</w:t>
+      </w:r>
+      <w:r>
+        <w:t xml:space="preserve">Ms. </w:t>
+      </w:r>
+      <w:r>
+        <w:t>Annie Winfield, please enter.”</w:t>
+      </w:r>
+    </w:p>
+    <w:p>
+      <w:r>
+        <w:t>From offstage a teenage girl entered, wearing the school uniform.</w:t>
+      </w:r>
+    </w:p>
+    <w:p>
+      <w:r>
+        <w:t xml:space="preserve">The </w:t>
+      </w:r>
+      <w:r>
+        <w:t xml:space="preserve">auditorium </w:t>
+      </w:r>
+      <w:r>
+        <w:t xml:space="preserve">filled with </w:t>
+      </w:r>
+      <w:r>
+        <w:t>whispers</w:t>
+      </w:r>
+      <w:r>
+        <w:t xml:space="preserve"> at the sight of the girl</w:t>
       </w:r>
       <w:r>
         <w:t>.</w:t>
       </w:r>
     </w:p>
     <w:p>
-      <w:pPr>
-        <w:pStyle w:val="StatusMessage"/>
-        <w:ind w:left="0"/>
-        <w:jc w:val="left"/>
-        <w:rPr>
-          <w:u w:val="single"/>
-        </w:rPr>
-      </w:pPr>
-      <w:r>
-        <w:rPr>
-          <w:u w:val="single"/>
-        </w:rPr>
-        <w:t>Ripper Jones</w:t>
-      </w:r>
-      <w:r>
-        <w:rPr>
-          <w:u w:val="single"/>
-        </w:rPr>
-        <w:t xml:space="preserve"> – </w:t>
-      </w:r>
-      <w:r>
-        <w:rPr>
-          <w:u w:val="single"/>
-        </w:rPr>
-        <w:t>Rank</w:t>
-      </w:r>
-      <w:r>
-        <w:rPr>
-          <w:u w:val="single"/>
-        </w:rPr>
-        <w:t xml:space="preserve"> 0</w:t>
-      </w:r>
-    </w:p>
-    <w:p>
-      <w:pPr>
-        <w:pStyle w:val="StatusMessage"/>
-        <w:tabs>
-          <w:tab w:val="left" w:pos="2127"/>
-        </w:tabs>
-        <w:ind w:left="0"/>
-        <w:jc w:val="left"/>
-      </w:pPr>
-      <w:r>
-        <w:t>Strength:</w:t>
-      </w:r>
-      <w:r>
-        <w:tab/>
-      </w:r>
-      <w:r>
-        <w:t>8</w:t>
-      </w:r>
-    </w:p>
-    <w:p>
-      <w:pPr>
-        <w:pStyle w:val="StatusMessage"/>
-        <w:tabs>
-          <w:tab w:val="left" w:pos="2127"/>
-        </w:tabs>
-        <w:ind w:left="0"/>
-        <w:jc w:val="left"/>
-      </w:pPr>
-      <w:r>
-        <w:t>Agility</w:t>
-      </w:r>
-      <w:r>
-        <w:t>:</w:t>
-      </w:r>
-      <w:r>
-        <w:tab/>
-      </w:r>
-      <w:r>
-        <w:t>8</w:t>
-      </w:r>
-    </w:p>
-    <w:p>
-      <w:pPr>
-        <w:pStyle w:val="StatusMessage"/>
-        <w:tabs>
-          <w:tab w:val="left" w:pos="2127"/>
-        </w:tabs>
-        <w:spacing w:after="120"/>
-        <w:ind w:left="0" w:right="357"/>
-        <w:contextualSpacing w:val="0"/>
-        <w:jc w:val="left"/>
-      </w:pPr>
-      <w:r>
-        <w:t>Stamina:</w:t>
-      </w:r>
-      <w:r>
-        <w:tab/>
-      </w:r>
-      <w:r>
-        <w:t>8</w:t>
-      </w:r>
-    </w:p>
-    <w:p>
-      <w:pPr>
-        <w:pStyle w:val="StatusMessage"/>
-        <w:tabs>
-          <w:tab w:val="left" w:pos="2127"/>
-        </w:tabs>
-        <w:ind w:left="0"/>
-        <w:jc w:val="left"/>
-      </w:pPr>
-      <w:r>
-        <w:t>Constitution</w:t>
-      </w:r>
-      <w:r>
-        <w:t>:</w:t>
-      </w:r>
-      <w:r>
-        <w:tab/>
-      </w:r>
-      <w:r>
-        <w:t>7</w:t>
-      </w:r>
-    </w:p>
-    <w:p>
-      <w:pPr>
-        <w:pStyle w:val="StatusMessage"/>
-        <w:tabs>
-          <w:tab w:val="left" w:pos="2127"/>
-        </w:tabs>
-        <w:spacing w:after="120"/>
-        <w:ind w:left="0" w:right="357"/>
-        <w:contextualSpacing w:val="0"/>
-        <w:jc w:val="left"/>
-      </w:pPr>
-      <w:r>
-        <w:t>Vitality:</w:t>
-      </w:r>
-      <w:r>
-        <w:tab/>
-      </w:r>
-      <w:r>
-        <w:t>8</w:t>
-      </w:r>
-    </w:p>
-    <w:p>
-      <w:pPr>
-        <w:pStyle w:val="StatusMessage"/>
-        <w:tabs>
-          <w:tab w:val="left" w:pos="2127"/>
-        </w:tabs>
-        <w:ind w:left="0"/>
-        <w:jc w:val="left"/>
-      </w:pPr>
-      <w:r>
-        <w:t>Nerve:</w:t>
-      </w:r>
-      <w:r>
-        <w:tab/>
-      </w:r>
-      <w:r>
-        <w:t>5</w:t>
-      </w:r>
-    </w:p>
-    <w:p>
-      <w:pPr>
-        <w:pStyle w:val="StatusMessage"/>
-        <w:tabs>
-          <w:tab w:val="left" w:pos="2127"/>
-        </w:tabs>
-        <w:spacing w:after="120"/>
-        <w:ind w:left="0" w:right="357"/>
-        <w:contextualSpacing w:val="0"/>
-        <w:jc w:val="left"/>
-      </w:pPr>
-      <w:r>
-        <w:t>Manna</w:t>
-      </w:r>
-      <w:r>
-        <w:t xml:space="preserve"> Channeling</w:t>
-      </w:r>
-      <w:r>
-        <w:t>:</w:t>
-      </w:r>
-      <w:r>
-        <w:tab/>
-      </w:r>
-      <w:r>
-        <w:t>2</w:t>
-      </w:r>
-    </w:p>
-    <w:p>
-      <w:pPr>
-        <w:pStyle w:val="StatusMessage"/>
-        <w:tabs>
-          <w:tab w:val="left" w:pos="2127"/>
-        </w:tabs>
-        <w:ind w:left="0"/>
-        <w:jc w:val="left"/>
-      </w:pPr>
-      <w:r>
-        <w:t>Charisma:</w:t>
-      </w:r>
-      <w:r>
-        <w:tab/>
-      </w:r>
-      <w:r>
-        <w:t>8</w:t>
-      </w:r>
-    </w:p>
-    <w:p>
-      <w:pPr>
-        <w:pStyle w:val="StatusMessage"/>
-        <w:tabs>
-          <w:tab w:val="left" w:pos="2127"/>
-        </w:tabs>
-        <w:ind w:left="0"/>
-        <w:jc w:val="left"/>
-      </w:pPr>
-      <w:r>
-        <w:t>Luck:</w:t>
-      </w:r>
-      <w:r>
-        <w:tab/>
-        <w:t>7</w:t>
-      </w:r>
-    </w:p>
-    <w:p>
-      <w:r>
-        <w:t xml:space="preserve">“Your stats are greater than mine. That makes sense,” Luke said. </w:t>
-      </w:r>
-      <w:r>
-        <w:t xml:space="preserve">“But </w:t>
-      </w:r>
-      <w:r>
-        <w:t>Nerve, Manna Channeling, Charisma and Luck don’t make sense</w:t>
+      <w:r>
+        <w:t xml:space="preserve">“Damn, she looks like an elfin princess,” </w:t>
+      </w:r>
+      <w:r>
+        <w:t>Luke</w:t>
+      </w:r>
+      <w:r>
+        <w:t xml:space="preserve"> said as he almost drooled. He</w:t>
+      </w:r>
+      <w:r>
+        <w:t xml:space="preserve"> had the urge jump on stage and…</w:t>
+      </w:r>
+    </w:p>
+    <w:p>
+      <w:r>
+        <w:t>Luke</w:t>
+      </w:r>
+      <w:r>
+        <w:t xml:space="preserve"> wouldn’t do that in real life. He wasn’t that stupid.</w:t>
+      </w:r>
+      <w:r>
+        <w:t xml:space="preserve"> </w:t>
+      </w:r>
+      <w:r>
+        <w:t>However, nothing prevented him from ravaging her in his mind.</w:t>
+      </w:r>
+    </w:p>
+    <w:p>
+      <w:r>
+        <w:t>All about, the other teen</w:t>
+      </w:r>
+      <w:r>
+        <w:t xml:space="preserve"> boy</w:t>
+      </w:r>
+      <w:r>
+        <w:t>s had the same desire, even many of the ladies.</w:t>
+      </w:r>
+    </w:p>
+    <w:p>
+      <w:r>
+        <w:t>“</w:t>
+      </w:r>
+      <w:r>
+        <w:t xml:space="preserve">Ms. </w:t>
+      </w:r>
+      <w:r>
+        <w:t>Annie Winfield</w:t>
+      </w:r>
+      <w:r>
+        <w:t xml:space="preserve"> is </w:t>
+      </w:r>
+      <w:r>
+        <w:t xml:space="preserve">the youngest daughter of </w:t>
+      </w:r>
+      <w:r>
+        <w:t xml:space="preserve">Mr. </w:t>
+      </w:r>
+      <w:r>
+        <w:t xml:space="preserve">Edward Winfield, </w:t>
+      </w:r>
+      <w:r>
+        <w:t>c</w:t>
+      </w:r>
+      <w:r>
+        <w:t>hair</w:t>
+      </w:r>
+      <w:r>
+        <w:t xml:space="preserve"> </w:t>
+      </w:r>
+      <w:r>
+        <w:t xml:space="preserve">and founder </w:t>
+      </w:r>
+      <w:r>
+        <w:t xml:space="preserve">of this school,” Principle Bertrand said. “And yes, I’m talking about Winfield </w:t>
+      </w:r>
+      <w:r>
+        <w:t>Technology, famous for its fusion reactors, personal robots, quantum technologies, and so much more.</w:t>
+      </w:r>
+    </w:p>
+    <w:p>
+      <w:r>
+        <w:t>“However, that is not why she is here,” the principle said. “</w:t>
+      </w:r>
+      <w:r>
+        <w:t xml:space="preserve">She is </w:t>
+      </w:r>
+      <w:r>
+        <w:t>your year representative</w:t>
+      </w:r>
+      <w:r>
+        <w:t xml:space="preserve"> because of her exceptional talents</w:t>
+      </w:r>
+      <w:r>
+        <w:t xml:space="preserve"> and test scores</w:t>
       </w:r>
       <w:r>
         <w:t>.”</w:t>
@@ -1350,69 +1300,159 @@
     </w:p>
     <w:p>
       <w:r>
-        <w:t>“Your Nerve and Manna Channeling are greater,” Ripper said.</w:t>
-      </w:r>
-    </w:p>
-    <w:p>
-      <w:r>
-        <w:t xml:space="preserve">“Greeting </w:t>
-      </w:r>
-      <w:r>
-        <w:t>students</w:t>
-      </w:r>
-      <w:r>
-        <w:t>,” a man in a business suit on stage called, silencing the room.</w:t>
+        <w:t>Annie had the grace to blush. “Damn she’s cute,” Luke muttered.</w:t>
+      </w:r>
+    </w:p>
+    <w:p>
+      <w:r>
+        <w:t>“</w:t>
+      </w:r>
+      <w:r>
+        <w:t xml:space="preserve">Yes, many of you here exceed her in terms of </w:t>
+      </w:r>
+      <w:r>
+        <w:t>speed, strength,</w:t>
+      </w:r>
+      <w:r>
+        <w:t xml:space="preserve"> academics,</w:t>
+      </w:r>
+      <w:r>
+        <w:t xml:space="preserve"> and problem solving, to name a few. However, her combined scores exceed everyone here</w:t>
+      </w:r>
+      <w:r>
+        <w:t>.</w:t>
+      </w:r>
+    </w:p>
+    <w:p>
+      <w:r>
+        <w:t>“Considering you are the cream of the crop</w:t>
+      </w:r>
+      <w:r>
+        <w:t>, that’s saying something.</w:t>
+      </w:r>
+    </w:p>
+    <w:p>
+      <w:r>
+        <w:t xml:space="preserve">“Ms. </w:t>
+      </w:r>
+      <w:r>
+        <w:t>Winfield</w:t>
+      </w:r>
+      <w:r>
+        <w:t>, please speak to your cohort.”</w:t>
       </w:r>
     </w:p>
     <w:p>
       <w:r>
         <w:lastRenderedPageBreak/>
-        <w:t>“My name is Dr. Everson Thornville</w:t>
-      </w:r>
-      <w:r>
-        <w:t xml:space="preserve"> and I am your</w:t>
-      </w:r>
-      <w:r>
-        <w:t xml:space="preserve"> principle.</w:t>
-      </w:r>
-      <w:r>
-        <w:t xml:space="preserve"> You may call me Principle Thornville or Dr. Thornville.</w:t>
-      </w:r>
-    </w:p>
-    <w:p>
-      <w:r>
-        <w:t xml:space="preserve">“Welcome to the Albert Einstein </w:t>
-      </w:r>
-      <w:r>
-        <w:t>Academy</w:t>
-      </w:r>
-      <w:r>
-        <w:t xml:space="preserve"> for Gifted Children.</w:t>
-      </w:r>
-    </w:p>
-    <w:p>
-      <w:r>
-        <w:t xml:space="preserve">“You are all here because we believe you are the shining future of our tiny </w:t>
-      </w:r>
-      <w:r>
-        <w:t>blue star</w:t>
+        <w:t>Annie stepped up to the mike and took a breath.</w:t>
+      </w:r>
+    </w:p>
+    <w:p>
+      <w:r>
+        <w:t xml:space="preserve">“Thank you Principle Thornville,” Annie said. “6 years ago my father founded this </w:t>
+      </w:r>
+      <w:r>
+        <w:t>academy using his considerable wealth. The purpose is to gather the best and brightest kids of the world in order to forge a better world for everyone.</w:t>
+      </w:r>
+    </w:p>
+    <w:p>
+      <w:r>
+        <w:t>“</w:t>
+      </w:r>
+      <w:r>
+        <w:t xml:space="preserve">Sad to say the world is full of monsters. They live just below the surface, hungry to come out and </w:t>
+      </w:r>
+      <w:r>
+        <w:t>slaughter</w:t>
+      </w:r>
+      <w:r>
+        <w:t xml:space="preserve">. </w:t>
+      </w:r>
+      <w:r>
+        <w:t>E</w:t>
+      </w:r>
+      <w:r>
+        <w:t xml:space="preserve">nvironmental </w:t>
+      </w:r>
+      <w:r>
+        <w:t>contamination</w:t>
+      </w:r>
+      <w:r>
+        <w:t xml:space="preserve">, desecration of </w:t>
+      </w:r>
+      <w:r>
+        <w:t>sacred</w:t>
+      </w:r>
+      <w:r>
+        <w:t xml:space="preserve"> lands</w:t>
+      </w:r>
+      <w:r>
+        <w:t>, polarization of the world</w:t>
+      </w:r>
+      <w:r>
+        <w:t xml:space="preserve">, </w:t>
+      </w:r>
+      <w:r>
+        <w:t xml:space="preserve">extreme wealth disparities, </w:t>
+      </w:r>
+      <w:r>
+        <w:t>despair and hate</w:t>
+      </w:r>
+      <w:r>
+        <w:t xml:space="preserve"> are making things worse.</w:t>
+      </w:r>
+    </w:p>
+    <w:p>
+      <w:r>
+        <w:t xml:space="preserve">“Our goal here is simple. Become strong and never place our fate on </w:t>
+      </w:r>
+      <w:r>
+        <w:t>so-called saviors</w:t>
       </w:r>
       <w:r>
         <w:t>.</w:t>
       </w:r>
-      <w:r>
-        <w:t xml:space="preserve"> Over the next few years you will learn the skills needed to handle the terrifying changes that will befall </w:t>
-      </w:r>
-      <w:r>
-        <w:t>Blue Star</w:t>
-      </w:r>
-      <w:r>
-        <w:t>.”</w:t>
-      </w:r>
-    </w:p>
-    <w:p>
-      <w:r>
-        <w:t>“Blue Star?” Ripper asked. “Doesn’t he mean Earth?”</w:t>
+    </w:p>
+    <w:p>
+      <w:r>
+        <w:t>“I look forward to growing ever stronger with all of you.”</w:t>
+      </w:r>
+    </w:p>
+    <w:p>
+      <w:r>
+        <w:t>With that Annie stepped off from the podium.</w:t>
+      </w:r>
+    </w:p>
+    <w:p>
+      <w:r>
+        <w:t xml:space="preserve">“Thank you Ms. </w:t>
+      </w:r>
+      <w:r>
+        <w:t>Winfield</w:t>
+      </w:r>
+      <w:r>
+        <w:t>,” the principle said.</w:t>
+      </w:r>
+    </w:p>
+    <w:p>
+      <w:r>
+        <w:t>“This first week is for you to settle in. Then next week you will get to know the true nature of this school and why you are here.</w:t>
+      </w:r>
+    </w:p>
+    <w:p>
+      <w:r>
+        <w:t>“We selected each of you because we believe you are best qualified. However, we might have been wrong. If, for whatever reason, you find this place overwhelming, you are free to return to your country.</w:t>
+      </w:r>
+    </w:p>
+    <w:p>
+      <w:r>
+        <w:t>“We will even extend your scholarship to other schools.”</w:t>
+      </w:r>
+    </w:p>
+    <w:p>
+      <w:r>
+        <w:t>The principle paused for the message to sink in and then continued.</w:t>
       </w:r>
     </w:p>
     <w:p>
@@ -1420,42 +1460,75 @@
         <w:t>“</w:t>
       </w:r>
       <w:r>
-        <w:t xml:space="preserve">Who </w:t>
-      </w:r>
-      <w:r>
-        <w:t>know</w:t>
-      </w:r>
-      <w:r>
-        <w:t>s?</w:t>
-      </w:r>
-      <w:r>
-        <w:t>” Luke said.</w:t>
-      </w:r>
-    </w:p>
-    <w:p>
-      <w:r>
-        <w:t>“In this school, you will not learn to become a worker</w:t>
-      </w:r>
-      <w:r>
-        <w:t xml:space="preserve"> at an office, factory or what not</w:t>
-      </w:r>
-      <w:r>
-        <w:t>. AI can do that easily</w:t>
-      </w:r>
-      <w:r>
-        <w:t xml:space="preserve">,” the principle </w:t>
-      </w:r>
-      <w:r>
-        <w:t>said</w:t>
-      </w:r>
-      <w:r>
-        <w:t>. “</w:t>
-      </w:r>
-      <w:r>
-        <w:t xml:space="preserve">Our goal is to teach each of you to become masters of your own destinies. </w:t>
-      </w:r>
-      <w:r>
-        <w:t>Only then may you overcome the monsters surrounding us and gain true strength.</w:t>
+        <w:t>You will find y</w:t>
+      </w:r>
+      <w:r>
+        <w:t>our luggage in your dormitory rooms.</w:t>
+      </w:r>
+      <w:r>
+        <w:t xml:space="preserve"> Your map app will guide you there.</w:t>
+      </w:r>
+    </w:p>
+    <w:p>
+      <w:r>
+        <w:t>“</w:t>
+      </w:r>
+      <w:r>
+        <w:t xml:space="preserve">Also, you will find your school issued uniforms, </w:t>
+      </w:r>
+      <w:r>
+        <w:t xml:space="preserve">school books, </w:t>
+      </w:r>
+      <w:r>
+        <w:t xml:space="preserve">and everything else you will need to </w:t>
+      </w:r>
+      <w:r>
+        <w:t>attend classes.</w:t>
+      </w:r>
+    </w:p>
+    <w:p>
+      <w:r>
+        <w:lastRenderedPageBreak/>
+        <w:t>“Go to your dormitories and settle in.</w:t>
+      </w:r>
+    </w:p>
+    <w:p>
+      <w:r>
+        <w:t>“Your homework is to become familiar with your devices.</w:t>
+      </w:r>
+    </w:p>
+    <w:p>
+      <w:r>
+        <w:t>“After that</w:t>
+      </w:r>
+      <w:r>
+        <w:t>, I encourage you to spend time getting to know your fellow students and exploring the local town. Also, the hiking trails are amazing, with rivers, wat</w:t>
+      </w:r>
+      <w:r>
+        <w:t>erfalls and canyons to explore.”</w:t>
+      </w:r>
+    </w:p>
+    <w:p>
+      <w:r>
+        <w:t xml:space="preserve">The principle paused and then said, “I do need to warn you. Please avoid leaving </w:t>
+      </w:r>
+      <w:r>
+        <w:t xml:space="preserve">town or </w:t>
+      </w:r>
+      <w:r>
+        <w:t xml:space="preserve">school grounds after </w:t>
+      </w:r>
+      <w:r>
+        <w:t>dusk</w:t>
+      </w:r>
+      <w:r>
+        <w:t>. This is especially true of the surrounding forests</w:t>
+      </w:r>
+      <w:r>
+        <w:t xml:space="preserve"> and mountains</w:t>
+      </w:r>
+      <w:r>
+        <w:t>.</w:t>
       </w:r>
       <w:r>
         <w:t>”</w:t>
@@ -1463,21 +1536,286 @@
     </w:p>
     <w:p>
       <w:r>
-        <w:t>“Monsters?” Ripper asked.</w:t>
-      </w:r>
-    </w:p>
-    <w:p>
-      <w:r>
-        <w:t xml:space="preserve">“Either it’s a metaphor or the principle is </w:t>
-      </w:r>
-      <w:r>
-        <w:t xml:space="preserve">a </w:t>
-      </w:r>
-      <w:r>
-        <w:t>crazy</w:t>
-      </w:r>
-      <w:r>
-        <w:t xml:space="preserve"> gamer</w:t>
+        <w:t xml:space="preserve">The principle paused and then said in a sinister voice, </w:t>
+      </w:r>
+      <w:r>
+        <w:t>“</w:t>
+      </w:r>
+      <w:r>
+        <w:t>The dark is filled with dangers</w:t>
+      </w:r>
+      <w:r>
+        <w:t xml:space="preserve">. </w:t>
+      </w:r>
+      <w:r>
+        <w:t>Things are out there. Things best left undisturbed.”</w:t>
+      </w:r>
+    </w:p>
+    <w:p>
+      <w:r>
+        <w:t>That sent a chill down Luke’s back.</w:t>
+      </w:r>
+    </w:p>
+    <w:p>
+      <w:r>
+        <w:t>“That’s creepy,” Ripper muttered.</w:t>
+      </w:r>
+    </w:p>
+    <w:p>
+      <w:r>
+        <w:t xml:space="preserve">“Principle Thornville, please don’t scare the kids,” a woman </w:t>
+      </w:r>
+      <w:r>
+        <w:t>scolded</w:t>
+      </w:r>
+      <w:r>
+        <w:t>.</w:t>
+      </w:r>
+    </w:p>
+    <w:p>
+      <w:r>
+        <w:t xml:space="preserve">“This is vice-principle </w:t>
+      </w:r>
+      <w:r>
+        <w:t xml:space="preserve">Mrs. </w:t>
+      </w:r>
+      <w:r>
+        <w:t>Eliot Drew,” the principle said</w:t>
+      </w:r>
+      <w:r>
+        <w:t>, pointing at the woman</w:t>
+      </w:r>
+      <w:r>
+        <w:t xml:space="preserve">. </w:t>
+      </w:r>
+      <w:r>
+        <w:t xml:space="preserve">He turned to the vice-principle and said, </w:t>
+      </w:r>
+      <w:r>
+        <w:t>“</w:t>
+      </w:r>
+      <w:r>
+        <w:t>Fear is essential if one is to stay safe. You know what is out there.”</w:t>
+      </w:r>
+    </w:p>
+    <w:p>
+      <w:r>
+        <w:t xml:space="preserve">The principle turned back to the audience and said, “The </w:t>
+      </w:r>
+      <w:r>
+        <w:t xml:space="preserve">boundary of </w:t>
+      </w:r>
+      <w:r>
+        <w:t>both the town and</w:t>
+      </w:r>
+      <w:r>
+        <w:t xml:space="preserve"> school grounds is</w:t>
+      </w:r>
+      <w:r>
+        <w:t xml:space="preserve"> well marked.</w:t>
+      </w:r>
+    </w:p>
+    <w:p>
+      <w:r>
+        <w:t>“</w:t>
+      </w:r>
+      <w:r>
+        <w:t xml:space="preserve">You are </w:t>
+      </w:r>
+      <w:r>
+        <w:t xml:space="preserve">required to be either on </w:t>
+      </w:r>
+      <w:r>
+        <w:t xml:space="preserve">campus grounds </w:t>
+      </w:r>
+      <w:r>
+        <w:t xml:space="preserve">or in the town </w:t>
+      </w:r>
+      <w:r>
+        <w:t xml:space="preserve">proper </w:t>
+      </w:r>
+      <w:r>
+        <w:t xml:space="preserve">between </w:t>
+      </w:r>
+      <w:r>
+        <w:t>dusk and dawn. Those rules are there for a reason. We don’t want tragedies.</w:t>
+      </w:r>
+    </w:p>
+    <w:p>
+      <w:r>
+        <w:t>“Don’t stay up too late. Tomorrow is school.</w:t>
+      </w:r>
+    </w:p>
+    <w:p>
+      <w:r>
+        <w:t>“</w:t>
+      </w:r>
+      <w:r>
+        <w:t>Dismissed</w:t>
+      </w:r>
+      <w:r>
+        <w:t>…</w:t>
+      </w:r>
+      <w:r>
+        <w:t>”</w:t>
+      </w:r>
+    </w:p>
+    <w:p>
+      <w:r>
+        <w:lastRenderedPageBreak/>
+        <w:t xml:space="preserve">The auditorium burst into a cacophony as everyone tried to understand </w:t>
+      </w:r>
+      <w:r>
+        <w:t>the dire warning.</w:t>
+      </w:r>
+    </w:p>
+    <w:p>
+      <w:r>
+        <w:t>“Damn, that was weird,” Ripper said. “Why not just say we will get into trouble?”</w:t>
+      </w:r>
+    </w:p>
+    <w:p>
+      <w:r>
+        <w:t xml:space="preserve">“Maybe there are wild animals,” </w:t>
+      </w:r>
+      <w:r>
+        <w:t>Luke</w:t>
+      </w:r>
+      <w:r>
+        <w:t xml:space="preserve"> said. “No</w:t>
+      </w:r>
+      <w:r>
+        <w:t>,</w:t>
+      </w:r>
+      <w:r>
+        <w:t xml:space="preserve"> that doesn’t make sense. The principle said we should explore during the day.”</w:t>
+      </w:r>
+    </w:p>
+    <w:p>
+      <w:r>
+        <w:t>Luke waited his turn as over a thousand students exited. A short walk brought them to</w:t>
+      </w:r>
+      <w:r>
+        <w:t xml:space="preserve"> their dormitory room.</w:t>
+      </w:r>
+    </w:p>
+    <w:p>
+      <w:r>
+        <w:t xml:space="preserve">The studio apartment had a kitchenette to the left and a washroom to the right. Beyond were </w:t>
+      </w:r>
+      <w:r>
+        <w:t xml:space="preserve">two </w:t>
+      </w:r>
+      <w:r>
+        <w:t>elevated beds</w:t>
+      </w:r>
+      <w:r>
+        <w:t>. Under each bed was a study area with desk, chair</w:t>
+      </w:r>
+      <w:r>
+        <w:t xml:space="preserve">, </w:t>
+      </w:r>
+      <w:r>
+        <w:t xml:space="preserve">and </w:t>
+      </w:r>
+      <w:r>
+        <w:t>chest of draws.</w:t>
+      </w:r>
+    </w:p>
+    <w:p>
+      <w:r>
+        <w:t xml:space="preserve">On the floor to the right was </w:t>
+      </w:r>
+      <w:r>
+        <w:t>Luke</w:t>
+      </w:r>
+      <w:r>
+        <w:t>’s lugg</w:t>
+      </w:r>
+      <w:r>
+        <w:t xml:space="preserve">age. </w:t>
+      </w:r>
+      <w:r>
+        <w:t>School books lined a book shelf.</w:t>
+      </w:r>
+    </w:p>
+    <w:p>
+      <w:r>
+        <w:t xml:space="preserve"> </w:t>
+      </w:r>
+      <w:r>
+        <w:t>“What’s the WIFI password?”</w:t>
+      </w:r>
+      <w:r>
+        <w:t xml:space="preserve"> Ripper asked.</w:t>
+      </w:r>
+    </w:p>
+    <w:p>
+      <w:r>
+        <w:t xml:space="preserve">“Challenger 423,” </w:t>
+      </w:r>
+      <w:r>
+        <w:t>Luke</w:t>
+      </w:r>
+      <w:r>
+        <w:t xml:space="preserve"> said, pointing at a sign on the wall.</w:t>
+      </w:r>
+    </w:p>
+    <w:p>
+      <w:r>
+        <w:t>“Thanks,” Ripper said as he opened his laptop.</w:t>
+      </w:r>
+    </w:p>
+    <w:p>
+      <w:r>
+        <w:t>Luke</w:t>
+      </w:r>
+      <w:r>
+        <w:t xml:space="preserve"> </w:t>
+      </w:r>
+      <w:r>
+        <w:t>unpacked, placing his clothes</w:t>
+      </w:r>
+      <w:r>
+        <w:t xml:space="preserve"> and items</w:t>
+      </w:r>
+      <w:r>
+        <w:t xml:space="preserve"> in </w:t>
+      </w:r>
+      <w:r>
+        <w:t>his</w:t>
+      </w:r>
+      <w:r>
+        <w:t xml:space="preserve"> closet and chest of drawers. Last item was his laptop.</w:t>
+      </w:r>
+    </w:p>
+    <w:p>
+      <w:r>
+        <w:t>It was time to call his parents.</w:t>
+      </w:r>
+    </w:p>
+    <w:p>
+      <w:r>
+        <w:t xml:space="preserve">“Hi Mum, Dad, Goat Father,” </w:t>
+      </w:r>
+      <w:r>
+        <w:t>Luke</w:t>
+      </w:r>
+      <w:r>
+        <w:t xml:space="preserve"> said.</w:t>
+      </w:r>
+    </w:p>
+    <w:p>
+      <w:r>
+        <w:t>Ripper glanced at Luke but didn’t say anything.</w:t>
+      </w:r>
+    </w:p>
+    <w:p>
+      <w:r>
+        <w:t xml:space="preserve">“Hi </w:t>
+      </w:r>
+      <w:r>
+        <w:t>Luke</w:t>
       </w:r>
       <w:r>
         <w:t xml:space="preserve">,” </w:t>
@@ -1486,40 +1824,124 @@
         <w:t>Luke</w:t>
       </w:r>
       <w:r>
+        <w:t>’s mum said. “Was the trip okay? Was there any problems?”</w:t>
+      </w:r>
+    </w:p>
+    <w:p>
+      <w:r>
+        <w:t xml:space="preserve">“No mum,” </w:t>
+      </w:r>
+      <w:r>
+        <w:t>Luke</w:t>
+      </w:r>
+      <w:r>
+        <w:t xml:space="preserve"> said. “The trip was just tedious, since all I could see were clouds. Here is my room.”</w:t>
+      </w:r>
+    </w:p>
+    <w:p>
+      <w:r>
+        <w:lastRenderedPageBreak/>
+        <w:t>Luke</w:t>
+      </w:r>
+      <w:r>
+        <w:t xml:space="preserve"> panned the phone around and said, “I even have a kitchenette, so I can practice my cooking.</w:t>
+      </w:r>
+    </w:p>
+    <w:p>
+      <w:r>
+        <w:t>“Ripper, say ‘Hi’.”</w:t>
+      </w:r>
+    </w:p>
+    <w:p>
+      <w:r>
+        <w:t xml:space="preserve">Ripper waved and </w:t>
+      </w:r>
+      <w:r>
+        <w:t>Luke</w:t>
+      </w:r>
+      <w:r>
+        <w:t xml:space="preserve"> stepped out onto the balcony.</w:t>
+      </w:r>
+    </w:p>
+    <w:p>
+      <w:r>
+        <w:t>Luke</w:t>
+      </w:r>
+      <w:r>
+        <w:t xml:space="preserve"> pointed his phone at the surrounding mountains.</w:t>
+      </w:r>
+    </w:p>
+    <w:p>
+      <w:r>
+        <w:t xml:space="preserve">“Those mountains are beautiful,” </w:t>
+      </w:r>
+      <w:r>
+        <w:t>Luke</w:t>
+      </w:r>
+      <w:r>
+        <w:t>’s mother said.</w:t>
+      </w:r>
+      <w:r>
+        <w:t xml:space="preserve"> “How is the school?”</w:t>
+      </w:r>
+    </w:p>
+    <w:p>
+      <w:r>
+        <w:t>“The school grounds are beautiful from what I’ve seen,” Luke said. “We passed through the town when we arrived. It’s expanding rather fast. You can see construction cranes everywhere.”</w:t>
+      </w:r>
+    </w:p>
+    <w:p>
+      <w:r>
+        <w:t xml:space="preserve">“I hear there are plenty of those nut jobs in </w:t>
+      </w:r>
+      <w:r>
+        <w:t>Switzerland</w:t>
+      </w:r>
+      <w:r>
+        <w:t xml:space="preserve">,” </w:t>
+      </w:r>
+      <w:r>
+        <w:t>Luke</w:t>
+      </w:r>
+      <w:r>
+        <w:t>’s dad said.</w:t>
+      </w:r>
+    </w:p>
+    <w:p>
+      <w:r>
+        <w:t xml:space="preserve">“There were some protesters at the gates when we arrived,” </w:t>
+      </w:r>
+      <w:r>
+        <w:t>Luke</w:t>
+      </w:r>
+      <w:r>
         <w:t xml:space="preserve"> said.</w:t>
       </w:r>
     </w:p>
     <w:p>
       <w:r>
-        <w:t>The principle smiled at the confused students and said, “</w:t>
-      </w:r>
-      <w:r>
-        <w:t xml:space="preserve">Ms. </w:t>
-      </w:r>
-      <w:r>
-        <w:t>Annie Winfield, please enter.”</w:t>
-      </w:r>
-    </w:p>
-    <w:p>
-      <w:r>
-        <w:t>From offstage a teenage girl entered, wearing the school uniform.</w:t>
-      </w:r>
-    </w:p>
-    <w:p>
-      <w:r>
-        <w:t xml:space="preserve">The </w:t>
-      </w:r>
-      <w:r>
-        <w:t xml:space="preserve">auditorium </w:t>
-      </w:r>
-      <w:r>
-        <w:t xml:space="preserve">filled with </w:t>
-      </w:r>
-      <w:r>
-        <w:t>whispers</w:t>
-      </w:r>
-      <w:r>
-        <w:t xml:space="preserve"> at the sight of the girl</w:t>
+        <w:t>“</w:t>
+      </w:r>
+      <w:r>
+        <w:t>So Goat Son</w:t>
+      </w:r>
+      <w:r>
+        <w:t>,</w:t>
+      </w:r>
+      <w:r>
+        <w:t xml:space="preserve"> did you eat any good books lately?</w:t>
+      </w:r>
+      <w:r>
+        <w:t xml:space="preserve">” </w:t>
+      </w:r>
+      <w:r>
+        <w:t>Luke</w:t>
+      </w:r>
+      <w:r>
+        <w:t xml:space="preserve">’s uncle and godfather </w:t>
+      </w:r>
+      <w:r>
+        <w:t>asked</w:t>
       </w:r>
       <w:r>
         <w:t>.</w:t>
@@ -1527,16 +1949,10 @@
     </w:p>
     <w:p>
       <w:r>
-        <w:t xml:space="preserve">“Damn, she looks like an elfin princess,” </w:t>
-      </w:r>
-      <w:r>
         <w:t>Luke</w:t>
       </w:r>
       <w:r>
-        <w:t xml:space="preserve"> said as he almost drooled. He</w:t>
-      </w:r>
-      <w:r>
-        <w:t xml:space="preserve"> had the urge jump on stage and…</w:t>
+        <w:t xml:space="preserve"> stepped back into the room and pointed the phone at his new school books. “I have plenty of food,” He said.</w:t>
       </w:r>
     </w:p>
     <w:p>
@@ -1544,24 +1960,409 @@
         <w:t>Luke</w:t>
       </w:r>
       <w:r>
-        <w:t xml:space="preserve"> wouldn’t do that in real life. He wasn’t that stupid.</w:t>
+        <w:t xml:space="preserve"> stepped back out onto the balcony and closed the door. He and his uncle started bleating at each other.</w:t>
+      </w:r>
+    </w:p>
+    <w:p>
+      <w:r>
+        <w:t xml:space="preserve">“Stop that you two,” </w:t>
+      </w:r>
+      <w:r>
+        <w:t>Luke</w:t>
+      </w:r>
+      <w:r>
+        <w:t xml:space="preserve">’s mother said angrily. “What if you </w:t>
+      </w:r>
+      <w:r>
+        <w:t>did</w:t>
+      </w:r>
+      <w:r>
+        <w:t xml:space="preserve"> that in public?”</w:t>
+      </w:r>
+    </w:p>
+    <w:p>
+      <w:r>
+        <w:t>“</w:t>
+      </w:r>
+      <w:r>
+        <w:t>Well he is Billy the Goat,” Luke’s uncle said. “He can’t help it.”</w:t>
+      </w:r>
+    </w:p>
+    <w:p>
+      <w:r>
+        <w:t>Technically Luke’s name was Luke Billhardson</w:t>
+      </w:r>
+      <w:r>
+        <w:t>, or a</w:t>
+      </w:r>
+      <w:r>
+        <w:t>s his uncle liked saying, Billy, Billy the Goat.</w:t>
+      </w:r>
+    </w:p>
+    <w:p>
+      <w:r>
+        <w:lastRenderedPageBreak/>
+        <w:t>“And my uncle is the Goat Father,” Luke said.</w:t>
+      </w:r>
+    </w:p>
+    <w:p>
+      <w:r>
+        <w:t>“Okay dear, you better go,” Luke’s mother said. “You have plenty of work ahead of you.”</w:t>
+      </w:r>
+    </w:p>
+    <w:p>
+      <w:r>
+        <w:t>“Work hard, Luke,” Luke’s dad said. “Remember I’m proud of you.”</w:t>
+      </w:r>
+    </w:p>
+    <w:p>
+      <w:r>
+        <w:t>“Thanks mum, dad,” Luke said.</w:t>
+      </w:r>
+    </w:p>
+    <w:p>
+      <w:r>
+        <w:t>“Remember to eat plenty of tin cans,” the uncle said. “You need plenty of iron for your growing bones.”</w:t>
+      </w:r>
+    </w:p>
+    <w:p>
+      <w:r>
+        <w:t>“Okay Goat Father,” Luke said. “Bye mum, dad, Goat Father.”</w:t>
+      </w:r>
+    </w:p>
+    <w:p>
+      <w:r>
+        <w:t xml:space="preserve">Luke </w:t>
+      </w:r>
+      <w:r>
+        <w:t>h</w:t>
+      </w:r>
+      <w:r>
+        <w:t>ung up the call and entered the room.</w:t>
+      </w:r>
+    </w:p>
+    <w:p>
+      <w:r>
+        <w:t>Ripper looked at Luke curiously.</w:t>
+      </w:r>
+    </w:p>
+    <w:p>
+      <w:r>
+        <w:t>“My uncle and I are both Capricorns,” Luke explained. “</w:t>
+      </w:r>
+      <w:r>
+        <w:t xml:space="preserve">He is also my godfather. </w:t>
+      </w:r>
+      <w:r>
+        <w:t xml:space="preserve">And goats are funny creatures. </w:t>
+      </w:r>
+      <w:r>
+        <w:t xml:space="preserve">It’s something we’ve been doing all my life. </w:t>
+      </w:r>
+      <w:r>
+        <w:t>Do you have a favorite animal?”</w:t>
+      </w:r>
+    </w:p>
+    <w:p>
+      <w:r>
+        <w:t xml:space="preserve">Ripper paused a moment and then said, “I suppose it would be a gorilla. The ultimate </w:t>
+      </w:r>
+      <w:r>
+        <w:t>quarter</w:t>
+      </w:r>
+      <w:r>
+        <w:t xml:space="preserve"> backer would be a gorilla. They are the ultimate symbol of strength</w:t>
+      </w:r>
+      <w:r>
+        <w:t xml:space="preserve"> and power</w:t>
+      </w:r>
+      <w:r>
+        <w:t>.</w:t>
+      </w:r>
+    </w:p>
+    <w:p>
+      <w:r>
+        <w:t>“I finished unpacking.”</w:t>
+      </w:r>
+    </w:p>
+    <w:p>
+      <w:r>
+        <w:t>“Let’s go get something to eat,” Luke said and they headed out.</w:t>
+      </w:r>
+    </w:p>
+    <w:p>
+      <w:r>
+        <w:t>“</w:t>
+      </w:r>
+      <w:r>
+        <w:t>Town or cafeteria?” Ripper asked.</w:t>
+      </w:r>
+    </w:p>
+    <w:p>
+      <w:r>
+        <w:t>“Town,” Luke said. “I’m betting you will get bored with the cafeteria fast enough.</w:t>
+      </w:r>
+    </w:p>
+    <w:p>
+      <w:r>
+        <w:t xml:space="preserve">“Not you?” Ripper </w:t>
+      </w:r>
+      <w:r>
+        <w:t>asked</w:t>
+      </w:r>
+      <w:r>
+        <w:t xml:space="preserve"> as they headed for the front gates.</w:t>
+      </w:r>
+    </w:p>
+    <w:p>
+      <w:r>
+        <w:t>“As you heard me talking to my uncle, I am a goat,” Luke said. “I don’t have hang-ups about food. I enjoy eating, and also cooking.”</w:t>
+      </w:r>
+    </w:p>
+    <w:p>
+      <w:r>
+        <w:lastRenderedPageBreak/>
+        <w:t>“There</w:t>
+      </w:r>
+      <w:r>
+        <w:t xml:space="preserve"> is that Annie,” Ripper said</w:t>
+      </w:r>
+      <w:r>
+        <w:t>, pointing</w:t>
+      </w:r>
+      <w:r>
+        <w:t>. “Want to go see?”</w:t>
+      </w:r>
+    </w:p>
+    <w:p>
+      <w:r>
+        <w:t>Annie was surrounded by admirers.</w:t>
+      </w:r>
+    </w:p>
+    <w:p>
+      <w:r>
+        <w:t>“Not really,” Luke said. “She is out of my league and I don’t believe in celebrities and heroes. You can go if you want. You’re handsome enough and an amazing athlete.</w:t>
+      </w:r>
+    </w:p>
+    <w:p>
+      <w:r>
+        <w:t>“As my uncle says, there are three types of people in the world: Sheep, Shepherds and Goats.</w:t>
+      </w:r>
+    </w:p>
+    <w:p>
+      <w:r>
+        <w:t xml:space="preserve">“Sheep always look </w:t>
+      </w:r>
+      <w:r>
+        <w:t>to</w:t>
+      </w:r>
+      <w:r>
+        <w:t xml:space="preserve"> shepherds to guide them.</w:t>
+      </w:r>
+    </w:p>
+    <w:p>
+      <w:r>
+        <w:t>“Shepherds seek to guide and control others, often to the sheep’s detriment.”</w:t>
+      </w:r>
+    </w:p>
+    <w:p>
+      <w:r>
+        <w:t>“Why do you say that?” Ripper asked as they approached the gates.</w:t>
+      </w:r>
+    </w:p>
+    <w:p>
+      <w:r>
+        <w:t>“What do shepherds do to sheep?” Luke as</w:t>
+      </w:r>
+      <w:r>
+        <w:t>ked. “They raise them for food</w:t>
+      </w:r>
+      <w:r>
+        <w:t xml:space="preserve"> and wool</w:t>
+      </w:r>
+      <w:r>
+        <w:t>.</w:t>
+      </w:r>
+    </w:p>
+    <w:p>
+      <w:r>
+        <w:t>“I am a goat. I neither follow nor lead</w:t>
+      </w:r>
+      <w:r>
+        <w:t>, but follow my own path.”</w:t>
+      </w:r>
+    </w:p>
+    <w:p>
+      <w:r>
+        <w:t xml:space="preserve">Luke’s </w:t>
+      </w:r>
+      <w:r>
+        <w:t xml:space="preserve">school </w:t>
+      </w:r>
+      <w:r>
+        <w:t>device beeped. Pulling out his device read the message, “+1 to mental manipulation resistance.”</w:t>
+      </w:r>
+    </w:p>
+    <w:p>
+      <w:r>
+        <w:t>“Freaky,” Ripper said as he stared at the message. “It’s like we are in a freaking video game.”</w:t>
+      </w:r>
+    </w:p>
+    <w:p>
+      <w:r>
+        <w:t>They stepped out of the gate and were greeted by the protesters.</w:t>
+      </w:r>
+    </w:p>
+    <w:p>
+      <w:r>
+        <w:t>Placards read, “Nuclear energy is dangerous,” “Quantum communication damages space,” “Stop all space warping research,” and “</w:t>
+      </w:r>
+      <w:r>
+        <w:t>The end is neigh.”</w:t>
+      </w:r>
+    </w:p>
+    <w:p>
+      <w:r>
+        <w:t>They passed the protesters and Ripper asked, “What do you think of that?”</w:t>
+      </w:r>
+    </w:p>
+    <w:p>
+      <w:r>
+        <w:lastRenderedPageBreak/>
+        <w:t>“Nonsense,” Luke replied. “You can’t damage space. If you could, then the space around the sun would be ripped to shreds. And yet, science has yet to find any anomalies.”</w:t>
+      </w:r>
+    </w:p>
+    <w:p>
+      <w:r>
+        <w:t>“It’s being suppressed,” a protester called out.</w:t>
+      </w:r>
+    </w:p>
+    <w:p>
+      <w:r>
+        <w:t>The town spread all about them. Restaurants lined the street they were walking on.</w:t>
+      </w:r>
+      <w:r>
+        <w:t xml:space="preserve"> Two were under construction.</w:t>
+      </w:r>
+    </w:p>
+    <w:p>
+      <w:r>
+        <w:t>“Which restaurant?” Ripper asked.</w:t>
+      </w:r>
+    </w:p>
+    <w:p>
+      <w:r>
+        <w:t>“Any,” Luke said. “I like exploring different foods.”</w:t>
+      </w:r>
+    </w:p>
+    <w:p>
+      <w:r>
+        <w:t>“You did mention you liked that old series, ‘Bizarre Foods’,” Ripper said. “Okay, let’s go to that burger place.</w:t>
       </w:r>
       <w:r>
         <w:t xml:space="preserve"> </w:t>
       </w:r>
       <w:r>
-        <w:t>However, nothing prevented him from ravaging her in his mind.</w:t>
-      </w:r>
-    </w:p>
-    <w:p>
-      <w:r>
-        <w:t>All about, the other teen</w:t>
-      </w:r>
-      <w:r>
-        <w:t xml:space="preserve"> boy</w:t>
-      </w:r>
-      <w:r>
-        <w:t>s had the same desire, even many of the ladies.</w:t>
+        <w:t>We</w:t>
+      </w:r>
+      <w:r>
+        <w:t xml:space="preserve"> gorillas can’t live on grass and tin cans</w:t>
+      </w:r>
+      <w:r>
+        <w:t>.</w:t>
+      </w:r>
+      <w:r>
+        <w:t>”</w:t>
+      </w:r>
+    </w:p>
+    <w:p>
+      <w:r>
+        <w:t>Luke laughed and said, “That’s for sure.”</w:t>
+      </w:r>
+    </w:p>
+    <w:p>
+      <w:r>
+        <w:t xml:space="preserve">They </w:t>
+      </w:r>
+      <w:r>
+        <w:t xml:space="preserve">entered and </w:t>
+      </w:r>
+      <w:r>
+        <w:t>waited</w:t>
+      </w:r>
+      <w:r>
+        <w:t>.</w:t>
+      </w:r>
+      <w:r>
+        <w:t xml:space="preserve"> </w:t>
+      </w:r>
+      <w:r>
+        <w:t>A</w:t>
+      </w:r>
+      <w:r>
+        <w:t xml:space="preserve"> waiter led them to a seat.</w:t>
+      </w:r>
+    </w:p>
+    <w:p>
+      <w:r>
+        <w:t>Luke picked up the menu and scanned. There was a good selection of burgers, steaks, and even vegetarian options.</w:t>
+      </w:r>
+    </w:p>
+    <w:p>
+      <w:r>
+        <w:t>The waiter returned and asked, “Any drinks for you?”</w:t>
+      </w:r>
+    </w:p>
+    <w:p>
+      <w:r>
+        <w:t>“Coke please,” Ripper said.</w:t>
+      </w:r>
+    </w:p>
+    <w:p>
+      <w:r>
+        <w:t>“What’s your most popular soft drink?” Luke asked.</w:t>
+      </w:r>
+    </w:p>
+    <w:p>
+      <w:r>
+        <w:t xml:space="preserve">“There are </w:t>
+      </w:r>
+      <w:r>
+        <w:t>Rivella</w:t>
+      </w:r>
+      <w:r>
+        <w:t xml:space="preserve">, hot chocolate, </w:t>
+      </w:r>
+      <w:r>
+        <w:t>Apple Juice</w:t>
+      </w:r>
+      <w:r>
+        <w:t xml:space="preserve">, and </w:t>
+      </w:r>
+      <w:r>
+        <w:t>Ice Tea</w:t>
+      </w:r>
+      <w:r>
+        <w:t>…</w:t>
+      </w:r>
+      <w:r>
+        <w:t>,</w:t>
+      </w:r>
+      <w:r>
+        <w:t>” the waiter said.</w:t>
+      </w:r>
+    </w:p>
+    <w:p>
+      <w:r>
+        <w:t xml:space="preserve">“I’ll have Rivella, no ice please,” Luke said, since Rivella was the most </w:t>
+      </w:r>
+      <w:r>
+        <w:t>exotic sounding drink listed.</w:t>
+      </w:r>
+    </w:p>
+    <w:p>
+      <w:r>
+        <w:t>Drink order taken, the waiter left.</w:t>
       </w:r>
     </w:p>
     <w:p>
@@ -1570,57 +2371,234 @@
         <w:t>“</w:t>
       </w:r>
       <w:r>
-        <w:t xml:space="preserve">Ms. </w:t>
-      </w:r>
-      <w:r>
-        <w:t>Annie Winfield</w:t>
-      </w:r>
-      <w:r>
-        <w:t xml:space="preserve"> is </w:t>
-      </w:r>
-      <w:r>
-        <w:t xml:space="preserve">the youngest daughter of </w:t>
-      </w:r>
-      <w:r>
-        <w:t xml:space="preserve">Mr. </w:t>
-      </w:r>
-      <w:r>
-        <w:t xml:space="preserve">Edward Winfield, </w:t>
-      </w:r>
-      <w:r>
-        <w:t>c</w:t>
-      </w:r>
-      <w:r>
-        <w:t>hair</w:t>
+        <w:t xml:space="preserve">Remember how </w:t>
+      </w:r>
+      <w:r>
+        <w:t xml:space="preserve">Bobby disappeared </w:t>
+      </w:r>
+      <w:r>
+        <w:t>three</w:t>
+      </w:r>
+      <w:r>
+        <w:t xml:space="preserve"> nights ago</w:t>
+      </w:r>
+      <w:r>
+        <w:t>?</w:t>
+      </w:r>
+      <w:r>
+        <w:t xml:space="preserve">” a </w:t>
+      </w:r>
+      <w:r>
+        <w:t xml:space="preserve">local </w:t>
+      </w:r>
+      <w:r>
+        <w:t>man a table away asked. “This morning his body was found</w:t>
+      </w:r>
+      <w:r>
+        <w:t>, all moldy</w:t>
+      </w:r>
+      <w:r>
+        <w:t xml:space="preserve">, </w:t>
+      </w:r>
+      <w:r>
+        <w:t>decayed</w:t>
+      </w:r>
+      <w:r>
+        <w:t>, and covered in maggots</w:t>
+      </w:r>
+      <w:r>
+        <w:t xml:space="preserve">. </w:t>
+      </w:r>
+      <w:r>
+        <w:t>The stink was horrible</w:t>
+      </w:r>
+      <w:r>
+        <w:t>.”</w:t>
+      </w:r>
+    </w:p>
+    <w:p>
+      <w:r>
+        <w:t>Ripper</w:t>
+      </w:r>
+      <w:r>
+        <w:t xml:space="preserve"> looked as if he wanted to gag.</w:t>
+      </w:r>
+    </w:p>
+    <w:p>
+      <w:r>
+        <w:t>“This town used to be peaceful,” the man’s companion grumbled. “What the hell are they doing with all those particle accelerators and that science mumbo-jumbo?”</w:t>
+      </w:r>
+    </w:p>
+    <w:p>
+      <w:r>
+        <w:t xml:space="preserve">“They are tearing holes into space is what they are doing,” another man </w:t>
+      </w:r>
+      <w:r>
+        <w:t>at</w:t>
       </w:r>
       <w:r>
         <w:t xml:space="preserve"> </w:t>
       </w:r>
       <w:r>
-        <w:t xml:space="preserve">and founder </w:t>
-      </w:r>
-      <w:r>
-        <w:t xml:space="preserve">of this school,” Principle Bertrand said. “And yes, I’m talking about Winfield </w:t>
-      </w:r>
-      <w:r>
-        <w:t>Technology, famous for its fusion reactors, personal robots, quantum technologies, and so much more.</w:t>
-      </w:r>
-    </w:p>
-    <w:p>
-      <w:r>
-        <w:t>“However, that is not why she is here,” the principle said. “</w:t>
-      </w:r>
-      <w:r>
-        <w:t xml:space="preserve">She is </w:t>
-      </w:r>
-      <w:r>
-        <w:t>your year representative</w:t>
-      </w:r>
-      <w:r>
-        <w:t xml:space="preserve"> because of her exceptional talents</w:t>
-      </w:r>
-      <w:r>
-        <w:t xml:space="preserve"> and test scores</w:t>
+        <w:t xml:space="preserve">another </w:t>
+      </w:r>
+      <w:r>
+        <w:t xml:space="preserve">table </w:t>
+      </w:r>
+      <w:r>
+        <w:t>said.</w:t>
+      </w:r>
+      <w:r>
+        <w:t xml:space="preserve"> “Letting in all manner of demonic creatures.”</w:t>
+      </w:r>
+    </w:p>
+    <w:p>
+      <w:r>
+        <w:t>“Don’t spit,” a woman across the table scolded. “That’s just gross.”</w:t>
+      </w:r>
+    </w:p>
+    <w:p>
+      <w:r>
+        <w:t>The waiter returned to the table and brought the drinks.</w:t>
+      </w:r>
+    </w:p>
+    <w:p>
+      <w:r>
+        <w:t>Luke and Ripper gave their order and the waiter left.</w:t>
+      </w:r>
+    </w:p>
+    <w:p>
+      <w:r>
+        <w:t>“Something is seriously messed up in this town,” Ripper said</w:t>
+      </w:r>
+      <w:r>
+        <w:t>, loud enough for the locals to hear.</w:t>
+      </w:r>
+    </w:p>
+    <w:p>
+      <w:r>
+        <w:t xml:space="preserve">“You’re from the </w:t>
+      </w:r>
+      <w:r>
+        <w:t xml:space="preserve">fancy </w:t>
+      </w:r>
+      <w:r>
+        <w:t>school, aren’t you?” an elderly man at another table asked. “What are they doing there?”</w:t>
+      </w:r>
+    </w:p>
+    <w:p>
+      <w:r>
+        <w:t xml:space="preserve">“Just arrived today,” Luke </w:t>
+      </w:r>
+      <w:r>
+        <w:t>said</w:t>
+      </w:r>
+      <w:r>
+        <w:t>, “Although the principle did talk about monsters and the need to get stronger. I was expecting a speech about hard work, not that.”</w:t>
+      </w:r>
+    </w:p>
+    <w:p>
+      <w:r>
+        <w:t>“And what’s that about not going out after dusk?” Ripper asked.</w:t>
+      </w:r>
+    </w:p>
+    <w:p>
+      <w:r>
+        <w:t>“</w:t>
+      </w:r>
+      <w:r>
+        <w:t>There are things out there</w:t>
+      </w:r>
+      <w:r>
+        <w:t>,” another woman said</w:t>
+      </w:r>
+      <w:r>
+        <w:t xml:space="preserve"> simply</w:t>
+      </w:r>
+      <w:r>
+        <w:t>.</w:t>
+      </w:r>
+    </w:p>
+    <w:p>
+      <w:r>
+        <w:t>“Shouldn’t the government come out and find out?” Luke asked.</w:t>
+      </w:r>
+    </w:p>
+    <w:p>
+      <w:r>
+        <w:t xml:space="preserve">“They </w:t>
+      </w:r>
+      <w:r>
+        <w:t>know</w:t>
+      </w:r>
+      <w:r>
+        <w:t>,” the woman said. “Claims we are a bunch of superstitious fools.”</w:t>
+      </w:r>
+    </w:p>
+    <w:p>
+      <w:r>
+        <w:lastRenderedPageBreak/>
+        <w:t>“They are all in on it,” another local spat.</w:t>
+      </w:r>
+    </w:p>
+    <w:p>
+      <w:r>
+        <w:t>“I told you not to spit,” the woman scolded.</w:t>
+      </w:r>
+    </w:p>
+    <w:p>
+      <w:r>
+        <w:t>Food arrived and Luke ate as he listened to the local gossip.</w:t>
+      </w:r>
+    </w:p>
+    <w:p>
+      <w:r>
+        <w:t>“Now what?” Ripper asked as they paid the bill.</w:t>
+      </w:r>
+    </w:p>
+    <w:p>
+      <w:r>
+        <w:t xml:space="preserve">“I want to explore the town and buy groceries,” Luke said. “Also want to explore the hiking trails. It’s only </w:t>
+      </w:r>
+      <w:r>
+        <w:t>12</w:t>
+      </w:r>
+      <w:r>
+        <w:t>:</w:t>
+      </w:r>
+      <w:r>
+        <w:t>35</w:t>
+      </w:r>
+      <w:r>
+        <w:t xml:space="preserve">PM. </w:t>
+      </w:r>
+      <w:r>
+        <w:t>There’s p</w:t>
+      </w:r>
+      <w:r>
+        <w:t>lenty of time before sunset.”</w:t>
+      </w:r>
+    </w:p>
+    <w:p>
+      <w:r>
+        <w:t>“Aren’t you afraid?” Ripper asked as they walked out of the restaurant.</w:t>
+      </w:r>
+    </w:p>
+    <w:p>
+      <w:r>
+        <w:t>“I only believe in science,” Luke said.</w:t>
+      </w:r>
+      <w:r>
+        <w:t xml:space="preserve"> </w:t>
+      </w:r>
+      <w:r>
+        <w:t>“</w:t>
+      </w:r>
+      <w:r>
+        <w:t>The only danger is</w:t>
+      </w:r>
+      <w:r>
+        <w:t xml:space="preserve"> tripping in the dark and mosquitoes</w:t>
       </w:r>
       <w:r>
         <w:t>.”</w:t>
@@ -1628,24 +2606,55 @@
     </w:p>
     <w:p>
       <w:r>
-        <w:t>Annie had the grace to blush. “Damn she’s cute,” Luke muttered.</w:t>
-      </w:r>
-    </w:p>
-    <w:p>
-      <w:r>
-        <w:t>“</w:t>
-      </w:r>
-      <w:r>
-        <w:t xml:space="preserve">Yes, many of you here exceed her in terms of </w:t>
-      </w:r>
-      <w:r>
-        <w:t>speed, strength,</w:t>
-      </w:r>
-      <w:r>
-        <w:t xml:space="preserve"> academics,</w:t>
-      </w:r>
-      <w:r>
-        <w:t xml:space="preserve"> and problem solving, to name a few. However, her combined scores exceed everyone here</w:t>
+        <w:t>“They have several sports clubs,” Ripper said. “I’m joining the American Football team. How about you?”</w:t>
+      </w:r>
+    </w:p>
+    <w:p>
+      <w:r>
+        <w:t>“I’m joining the cooking and puzzle solving clubs,” Luke said. “There’s a grocery store.”</w:t>
+      </w:r>
+    </w:p>
+    <w:p>
+      <w:r>
+        <w:t>Ripper stepped in and said, “This store sure has some interesting items.”</w:t>
+      </w:r>
+    </w:p>
+    <w:p>
+      <w:r>
+        <w:t xml:space="preserve">“Grab some items,” Luke said as he walked </w:t>
+      </w:r>
+      <w:r>
+        <w:t xml:space="preserve">the isles, grabbing items from shelves. </w:t>
+      </w:r>
+      <w:r>
+        <w:t>H</w:t>
+      </w:r>
+      <w:r>
+        <w:t>e headed for the cashier.</w:t>
+      </w:r>
+    </w:p>
+    <w:p>
+      <w:r>
+        <w:t>“Need some help with the bags</w:t>
+      </w:r>
+      <w:r>
+        <w:t>?</w:t>
+      </w:r>
+      <w:r>
+        <w:t>” Ripper asked.</w:t>
+      </w:r>
+    </w:p>
+    <w:p>
+      <w:r>
+        <w:t>“Thanks,” Like said and Ripper took multiple bags.</w:t>
+      </w:r>
+    </w:p>
+    <w:p>
+      <w:r>
+        <w:t xml:space="preserve">They headed back to the apartment. As before, they met the protesters near the </w:t>
+      </w:r>
+      <w:r>
+        <w:t>school gate</w:t>
       </w:r>
       <w:r>
         <w:t>.</w:t>
@@ -1653,1348 +2662,12 @@
     </w:p>
     <w:p>
       <w:r>
-        <w:t>“Considering you are the cream of the crop</w:t>
-      </w:r>
-      <w:r>
-        <w:t>, that’s saying something.</w:t>
-      </w:r>
-    </w:p>
-    <w:p>
-      <w:r>
-        <w:t xml:space="preserve">“Ms. </w:t>
-      </w:r>
-      <w:r>
-        <w:t>Winfield</w:t>
-      </w:r>
-      <w:r>
-        <w:t>, please speak to your cohort.”</w:t>
-      </w:r>
-    </w:p>
-    <w:p>
-      <w:r>
-        <w:t>Annie stepped up to the mike and took a breath.</w:t>
-      </w:r>
-    </w:p>
-    <w:p>
-      <w:r>
-        <w:t xml:space="preserve">“Thank you Principle Thornville,” Annie said. “6 years ago my father founded this </w:t>
-      </w:r>
-      <w:r>
-        <w:t>academy using his considerable wealth. The purpose is to gather the best and brightest kids of the world in order to forge a better world for everyone.</w:t>
-      </w:r>
-    </w:p>
-    <w:p>
-      <w:r>
-        <w:t>“</w:t>
-      </w:r>
-      <w:r>
-        <w:t xml:space="preserve">Sad to say the world is full of monsters. They live just below the surface, hungry to come out and </w:t>
-      </w:r>
-      <w:r>
-        <w:t>slaughter</w:t>
-      </w:r>
-      <w:r>
-        <w:t xml:space="preserve">. </w:t>
-      </w:r>
-      <w:r>
-        <w:t>E</w:t>
-      </w:r>
-      <w:r>
-        <w:t xml:space="preserve">nvironmental </w:t>
-      </w:r>
-      <w:r>
-        <w:t>contamination</w:t>
-      </w:r>
-      <w:r>
-        <w:t xml:space="preserve">, desecration of </w:t>
-      </w:r>
-      <w:r>
-        <w:t>sacred</w:t>
-      </w:r>
-      <w:r>
-        <w:t xml:space="preserve"> lands</w:t>
-      </w:r>
-      <w:r>
-        <w:t>, polarization of the world</w:t>
-      </w:r>
-      <w:r>
-        <w:t xml:space="preserve">, </w:t>
-      </w:r>
-      <w:r>
-        <w:t xml:space="preserve">extreme wealth disparities, </w:t>
-      </w:r>
-      <w:r>
-        <w:t>despair and hate</w:t>
-      </w:r>
-      <w:r>
-        <w:t xml:space="preserve"> are making things worse.</w:t>
-      </w:r>
-    </w:p>
-    <w:p>
-      <w:r>
-        <w:t xml:space="preserve">“Our goal here is simple. Become strong and never place our fate on </w:t>
-      </w:r>
-      <w:r>
-        <w:t>so-called saviors</w:t>
-      </w:r>
-      <w:r>
-        <w:t>.</w:t>
-      </w:r>
-    </w:p>
-    <w:p>
-      <w:r>
-        <w:t>“I look forward to growing ever stronger with all of you.”</w:t>
+        <w:t>They passed the protesters and Ripper asked, “Don’t they have anything better to do with their lives?”</w:t>
       </w:r>
     </w:p>
     <w:p>
       <w:r>
         <w:lastRenderedPageBreak/>
-        <w:t>With that Annie stepped off from the podium.</w:t>
-      </w:r>
-    </w:p>
-    <w:p>
-      <w:r>
-        <w:t xml:space="preserve">“Thank you Ms. </w:t>
-      </w:r>
-      <w:r>
-        <w:t>Winfield</w:t>
-      </w:r>
-      <w:r>
-        <w:t>,” the principle said.</w:t>
-      </w:r>
-    </w:p>
-    <w:p>
-      <w:r>
-        <w:t>“This first week is for you to settle in. Then next week you will get to know the true nature of this school and why you are here.</w:t>
-      </w:r>
-    </w:p>
-    <w:p>
-      <w:r>
-        <w:t>“We selected each of you because we believe you are best qualified. However, we might have been wrong. If, for whatever reason, you find this place overwhelming, you are free to return to your country.</w:t>
-      </w:r>
-    </w:p>
-    <w:p>
-      <w:r>
-        <w:t>“We will even extend your scholarship to other schools.”</w:t>
-      </w:r>
-    </w:p>
-    <w:p>
-      <w:r>
-        <w:t>The principle paused for the message to sink in and then continued.</w:t>
-      </w:r>
-    </w:p>
-    <w:p>
-      <w:r>
-        <w:t>“</w:t>
-      </w:r>
-      <w:r>
-        <w:t>You will find y</w:t>
-      </w:r>
-      <w:r>
-        <w:t>our luggage in your dormitory rooms.</w:t>
-      </w:r>
-      <w:r>
-        <w:t xml:space="preserve"> Your map app will guide you there.</w:t>
-      </w:r>
-    </w:p>
-    <w:p>
-      <w:r>
-        <w:t>“</w:t>
-      </w:r>
-      <w:r>
-        <w:t xml:space="preserve">Also, you will find your school issued uniforms, </w:t>
-      </w:r>
-      <w:r>
-        <w:t xml:space="preserve">school books, </w:t>
-      </w:r>
-      <w:r>
-        <w:t xml:space="preserve">and everything else you will need to </w:t>
-      </w:r>
-      <w:r>
-        <w:t>attend classes.</w:t>
-      </w:r>
-    </w:p>
-    <w:p>
-      <w:r>
-        <w:t>“Go to your dormitories and settle in.</w:t>
-      </w:r>
-    </w:p>
-    <w:p>
-      <w:r>
-        <w:t>“Your homework is to become familiar with your devices.</w:t>
-      </w:r>
-    </w:p>
-    <w:p>
-      <w:r>
-        <w:t>“After that</w:t>
-      </w:r>
-      <w:r>
-        <w:t>, I encourage you to spend time getting to know your fellow students and exploring the local town. Also, the hiking trails are amazing, with rivers, wat</w:t>
-      </w:r>
-      <w:r>
-        <w:t>erfalls and canyons to explore.”</w:t>
-      </w:r>
-    </w:p>
-    <w:p>
-      <w:r>
-        <w:t xml:space="preserve">The principle paused and then said, “I do need to warn you. Please avoid leaving </w:t>
-      </w:r>
-      <w:r>
-        <w:t xml:space="preserve">town or </w:t>
-      </w:r>
-      <w:r>
-        <w:t xml:space="preserve">school grounds after </w:t>
-      </w:r>
-      <w:r>
-        <w:t>dusk</w:t>
-      </w:r>
-      <w:r>
-        <w:t>. This is especially true of the surrounding forests</w:t>
-      </w:r>
-      <w:r>
-        <w:t xml:space="preserve"> and mountains</w:t>
-      </w:r>
-      <w:r>
-        <w:t>.</w:t>
-      </w:r>
-      <w:r>
-        <w:t>”</w:t>
-      </w:r>
-    </w:p>
-    <w:p>
-      <w:r>
-        <w:t xml:space="preserve">The principle paused and then said in a sinister voice, </w:t>
-      </w:r>
-      <w:r>
-        <w:t>“</w:t>
-      </w:r>
-      <w:r>
-        <w:t>The dark is filled with dangers</w:t>
-      </w:r>
-      <w:r>
-        <w:t xml:space="preserve">. </w:t>
-      </w:r>
-      <w:r>
-        <w:t>Things are out there. Things best left undisturbed.”</w:t>
-      </w:r>
-    </w:p>
-    <w:p>
-      <w:r>
-        <w:t>That sent a chill down Luke’s back.</w:t>
-      </w:r>
-    </w:p>
-    <w:p>
-      <w:r>
-        <w:lastRenderedPageBreak/>
-        <w:t>“That’s creepy,” Ripper muttered.</w:t>
-      </w:r>
-    </w:p>
-    <w:p>
-      <w:r>
-        <w:t xml:space="preserve">“Principle Thornville, please don’t scare the kids,” a woman </w:t>
-      </w:r>
-      <w:r>
-        <w:t>scolded</w:t>
-      </w:r>
-      <w:r>
-        <w:t>.</w:t>
-      </w:r>
-    </w:p>
-    <w:p>
-      <w:r>
-        <w:t xml:space="preserve">“This is vice-principle </w:t>
-      </w:r>
-      <w:r>
-        <w:t xml:space="preserve">Mrs. </w:t>
-      </w:r>
-      <w:r>
-        <w:t>Eliot Drew,” the principle said</w:t>
-      </w:r>
-      <w:r>
-        <w:t>, pointing at the woman</w:t>
-      </w:r>
-      <w:r>
-        <w:t xml:space="preserve">. </w:t>
-      </w:r>
-      <w:r>
-        <w:t xml:space="preserve">He turned to the vice-principle and said, </w:t>
-      </w:r>
-      <w:r>
-        <w:t>“</w:t>
-      </w:r>
-      <w:r>
-        <w:t>Fear is essential if one is to stay safe. You know what is out there.”</w:t>
-      </w:r>
-    </w:p>
-    <w:p>
-      <w:r>
-        <w:t xml:space="preserve">The principle turned back to the audience and said, “The </w:t>
-      </w:r>
-      <w:r>
-        <w:t xml:space="preserve">boundary of </w:t>
-      </w:r>
-      <w:r>
-        <w:t>both the town and</w:t>
-      </w:r>
-      <w:r>
-        <w:t xml:space="preserve"> school grounds is</w:t>
-      </w:r>
-      <w:r>
-        <w:t xml:space="preserve"> well marked.</w:t>
-      </w:r>
-    </w:p>
-    <w:p>
-      <w:r>
-        <w:t>“</w:t>
-      </w:r>
-      <w:r>
-        <w:t xml:space="preserve">You are </w:t>
-      </w:r>
-      <w:r>
-        <w:t xml:space="preserve">required to be either on </w:t>
-      </w:r>
-      <w:r>
-        <w:t xml:space="preserve">campus grounds </w:t>
-      </w:r>
-      <w:r>
-        <w:t xml:space="preserve">or in the town </w:t>
-      </w:r>
-      <w:r>
-        <w:t xml:space="preserve">proper </w:t>
-      </w:r>
-      <w:r>
-        <w:t xml:space="preserve">between </w:t>
-      </w:r>
-      <w:r>
-        <w:t>dusk and dawn. Those rules are there for a reason. We don’t want tragedies.</w:t>
-      </w:r>
-    </w:p>
-    <w:p>
-      <w:r>
-        <w:t>“Don’t stay up too late. Tomorrow is school.</w:t>
-      </w:r>
-    </w:p>
-    <w:p>
-      <w:r>
-        <w:t>“</w:t>
-      </w:r>
-      <w:r>
-        <w:t>Dismissed</w:t>
-      </w:r>
-      <w:r>
-        <w:t>…</w:t>
-      </w:r>
-      <w:r>
-        <w:t>”</w:t>
-      </w:r>
-    </w:p>
-    <w:p>
-      <w:r>
-        <w:t xml:space="preserve">The auditorium burst into a cacophony as everyone tried to understand </w:t>
-      </w:r>
-      <w:r>
-        <w:t>the dire warning.</w:t>
-      </w:r>
-    </w:p>
-    <w:p>
-      <w:r>
-        <w:t>“Damn, that was weird,” Ripper said. “Why not just say we will get into trouble?”</w:t>
-      </w:r>
-    </w:p>
-    <w:p>
-      <w:r>
-        <w:t xml:space="preserve">“Maybe there are wild animals,” </w:t>
-      </w:r>
-      <w:r>
-        <w:t>Luke</w:t>
-      </w:r>
-      <w:r>
-        <w:t xml:space="preserve"> said. “No</w:t>
-      </w:r>
-      <w:r>
-        <w:t>,</w:t>
-      </w:r>
-      <w:r>
-        <w:t xml:space="preserve"> that doesn’t make sense. The principle said we should explore during the day.”</w:t>
-      </w:r>
-    </w:p>
-    <w:p>
-      <w:r>
-        <w:t>Luke waited his turn as over a thousand students exited. A short walk brought them to</w:t>
-      </w:r>
-      <w:r>
-        <w:t xml:space="preserve"> their dormitory room.</w:t>
-      </w:r>
-    </w:p>
-    <w:p>
-      <w:r>
-        <w:t xml:space="preserve">The studio apartment had a kitchenette to the left and a washroom to the right. Beyond were </w:t>
-      </w:r>
-      <w:r>
-        <w:t xml:space="preserve">two </w:t>
-      </w:r>
-      <w:r>
-        <w:t>elevated beds</w:t>
-      </w:r>
-      <w:r>
-        <w:t>. Under each bed was a study area with desk, chair</w:t>
-      </w:r>
-      <w:r>
-        <w:t xml:space="preserve">, </w:t>
-      </w:r>
-      <w:r>
-        <w:t xml:space="preserve">and </w:t>
-      </w:r>
-      <w:r>
-        <w:t>chest of draws.</w:t>
-      </w:r>
-    </w:p>
-    <w:p>
-      <w:r>
-        <w:t xml:space="preserve">On the floor to the right was </w:t>
-      </w:r>
-      <w:r>
-        <w:t>Luke</w:t>
-      </w:r>
-      <w:r>
-        <w:t>’s lugg</w:t>
-      </w:r>
-      <w:r>
-        <w:t xml:space="preserve">age. </w:t>
-      </w:r>
-      <w:r>
-        <w:t>School books lined a book shelf.</w:t>
-      </w:r>
-    </w:p>
-    <w:p>
-      <w:r>
-        <w:lastRenderedPageBreak/>
-        <w:t xml:space="preserve"> </w:t>
-      </w:r>
-      <w:r>
-        <w:t>“What’s the WIFI password?”</w:t>
-      </w:r>
-      <w:r>
-        <w:t xml:space="preserve"> Ripper asked.</w:t>
-      </w:r>
-    </w:p>
-    <w:p>
-      <w:r>
-        <w:t xml:space="preserve">“Challenger 423,” </w:t>
-      </w:r>
-      <w:r>
-        <w:t>Luke</w:t>
-      </w:r>
-      <w:r>
-        <w:t xml:space="preserve"> said, pointing at a sign on the wall.</w:t>
-      </w:r>
-    </w:p>
-    <w:p>
-      <w:r>
-        <w:t>“Thanks,” Ripper said as he opened his laptop.</w:t>
-      </w:r>
-    </w:p>
-    <w:p>
-      <w:r>
-        <w:t>Luke</w:t>
-      </w:r>
-      <w:r>
-        <w:t xml:space="preserve"> </w:t>
-      </w:r>
-      <w:r>
-        <w:t>unpacked, placing his clothes</w:t>
-      </w:r>
-      <w:r>
-        <w:t xml:space="preserve"> and items</w:t>
-      </w:r>
-      <w:r>
-        <w:t xml:space="preserve"> in </w:t>
-      </w:r>
-      <w:r>
-        <w:t>his</w:t>
-      </w:r>
-      <w:r>
-        <w:t xml:space="preserve"> closet and chest of drawers. Last item was his laptop.</w:t>
-      </w:r>
-    </w:p>
-    <w:p>
-      <w:r>
-        <w:t>It was time to call his parents.</w:t>
-      </w:r>
-    </w:p>
-    <w:p>
-      <w:r>
-        <w:t xml:space="preserve">“Hi Mum, Dad, Goat Father,” </w:t>
-      </w:r>
-      <w:r>
-        <w:t>Luke</w:t>
-      </w:r>
-      <w:r>
-        <w:t xml:space="preserve"> said.</w:t>
-      </w:r>
-    </w:p>
-    <w:p>
-      <w:r>
-        <w:t>Ripper glanced at Luke but didn’t say anything.</w:t>
-      </w:r>
-    </w:p>
-    <w:p>
-      <w:r>
-        <w:t xml:space="preserve">“Hi </w:t>
-      </w:r>
-      <w:r>
-        <w:t>Luke</w:t>
-      </w:r>
-      <w:r>
-        <w:t xml:space="preserve">,” </w:t>
-      </w:r>
-      <w:r>
-        <w:t>Luke</w:t>
-      </w:r>
-      <w:r>
-        <w:t>’s mum said. “Was the trip okay? Was there any problems?”</w:t>
-      </w:r>
-    </w:p>
-    <w:p>
-      <w:r>
-        <w:t xml:space="preserve">“No mum,” </w:t>
-      </w:r>
-      <w:r>
-        <w:t>Luke</w:t>
-      </w:r>
-      <w:r>
-        <w:t xml:space="preserve"> said. “The trip was just tedious, since all I could see were clouds. Here is my room.”</w:t>
-      </w:r>
-    </w:p>
-    <w:p>
-      <w:r>
-        <w:t>Luke</w:t>
-      </w:r>
-      <w:r>
-        <w:t xml:space="preserve"> panned the phone around and said, “I even have a kitchenette, so I can practice my cooking.</w:t>
-      </w:r>
-    </w:p>
-    <w:p>
-      <w:r>
-        <w:t>“Ripper, say ‘Hi’.”</w:t>
-      </w:r>
-    </w:p>
-    <w:p>
-      <w:r>
-        <w:t xml:space="preserve">Ripper waved and </w:t>
-      </w:r>
-      <w:r>
-        <w:t>Luke</w:t>
-      </w:r>
-      <w:r>
-        <w:t xml:space="preserve"> stepped out onto the balcony.</w:t>
-      </w:r>
-    </w:p>
-    <w:p>
-      <w:r>
-        <w:t>Luke</w:t>
-      </w:r>
-      <w:r>
-        <w:t xml:space="preserve"> pointed his phone at the surrounding mountains.</w:t>
-      </w:r>
-    </w:p>
-    <w:p>
-      <w:r>
-        <w:t xml:space="preserve">“Those mountains are beautiful,” </w:t>
-      </w:r>
-      <w:r>
-        <w:t>Luke</w:t>
-      </w:r>
-      <w:r>
-        <w:t>’s mother said.</w:t>
-      </w:r>
-      <w:r>
-        <w:t xml:space="preserve"> “How is the school?”</w:t>
-      </w:r>
-    </w:p>
-    <w:p>
-      <w:r>
-        <w:t>“The school grounds are beautiful from what I’ve seen,” Luke said. “We passed through the town when we arrived. It’s expanding rather fast. You can see construction cranes everywhere.”</w:t>
-      </w:r>
-    </w:p>
-    <w:p>
-      <w:r>
-        <w:t xml:space="preserve">“I hear there are plenty of those nut jobs in </w:t>
-      </w:r>
-      <w:r>
-        <w:t>Switzerland</w:t>
-      </w:r>
-      <w:r>
-        <w:t xml:space="preserve">,” </w:t>
-      </w:r>
-      <w:r>
-        <w:t>Luke</w:t>
-      </w:r>
-      <w:r>
-        <w:t>’s dad said.</w:t>
-      </w:r>
-    </w:p>
-    <w:p>
-      <w:r>
-        <w:lastRenderedPageBreak/>
-        <w:t xml:space="preserve">“There were some protesters at the gates when we arrived,” </w:t>
-      </w:r>
-      <w:r>
-        <w:t>Luke</w:t>
-      </w:r>
-      <w:r>
-        <w:t xml:space="preserve"> said.</w:t>
-      </w:r>
-    </w:p>
-    <w:p>
-      <w:r>
-        <w:t>“</w:t>
-      </w:r>
-      <w:r>
-        <w:t>So Goat Son</w:t>
-      </w:r>
-      <w:r>
-        <w:t>,</w:t>
-      </w:r>
-      <w:r>
-        <w:t xml:space="preserve"> did you eat any good books lately?</w:t>
-      </w:r>
-      <w:r>
-        <w:t xml:space="preserve">” </w:t>
-      </w:r>
-      <w:r>
-        <w:t>Luke</w:t>
-      </w:r>
-      <w:r>
-        <w:t xml:space="preserve">’s uncle and godfather </w:t>
-      </w:r>
-      <w:r>
-        <w:t>asked</w:t>
-      </w:r>
-      <w:r>
-        <w:t>.</w:t>
-      </w:r>
-    </w:p>
-    <w:p>
-      <w:r>
-        <w:t>Luke</w:t>
-      </w:r>
-      <w:r>
-        <w:t xml:space="preserve"> stepped back into the room and pointed the phone at his new school books. “I have plenty of food,” He said.</w:t>
-      </w:r>
-    </w:p>
-    <w:p>
-      <w:r>
-        <w:t>Luke</w:t>
-      </w:r>
-      <w:r>
-        <w:t xml:space="preserve"> stepped back out onto the balcony and closed the door. He and his uncle started bleating at each other.</w:t>
-      </w:r>
-    </w:p>
-    <w:p>
-      <w:r>
-        <w:t xml:space="preserve">“Stop that you two,” </w:t>
-      </w:r>
-      <w:r>
-        <w:t>Luke</w:t>
-      </w:r>
-      <w:r>
-        <w:t xml:space="preserve">’s mother said angrily. “What if you </w:t>
-      </w:r>
-      <w:r>
-        <w:t>did</w:t>
-      </w:r>
-      <w:r>
-        <w:t xml:space="preserve"> that in public?”</w:t>
-      </w:r>
-    </w:p>
-    <w:p>
-      <w:r>
-        <w:t>“</w:t>
-      </w:r>
-      <w:r>
-        <w:t>Well he is Billy the Goat,” Luke’s uncle said. “He can’t help it.”</w:t>
-      </w:r>
-    </w:p>
-    <w:p>
-      <w:r>
-        <w:t>Technically Luke’s name was Luke Billhardson</w:t>
-      </w:r>
-      <w:r>
-        <w:t>, or a</w:t>
-      </w:r>
-      <w:r>
-        <w:t>s his uncle liked saying, Billy, Billy the Goat.</w:t>
-      </w:r>
-    </w:p>
-    <w:p>
-      <w:r>
-        <w:t>“And my uncle is the Goat Father,” Luke said.</w:t>
-      </w:r>
-    </w:p>
-    <w:p>
-      <w:r>
-        <w:t>“Okay dear, you better go,” Luke’s mother said. “You have plenty of work ahead of you.”</w:t>
-      </w:r>
-    </w:p>
-    <w:p>
-      <w:r>
-        <w:t>“Work hard, Luke,” Luke’s dad said. “Remember I’m proud of you.”</w:t>
-      </w:r>
-    </w:p>
-    <w:p>
-      <w:r>
-        <w:t>“Thanks mum, dad,” Luke said.</w:t>
-      </w:r>
-    </w:p>
-    <w:p>
-      <w:r>
-        <w:t>“Remember to eat plenty of tin cans,” the uncle said. “You need plenty of iron for your growing bones.”</w:t>
-      </w:r>
-    </w:p>
-    <w:p>
-      <w:r>
-        <w:t>“Okay Goat Father,” Luke said. “Bye mum, dad, Goat Father.”</w:t>
-      </w:r>
-    </w:p>
-    <w:p>
-      <w:r>
-        <w:t xml:space="preserve">Luke </w:t>
-      </w:r>
-      <w:r>
-        <w:t>h</w:t>
-      </w:r>
-      <w:r>
-        <w:t>ung up the call and entered the room.</w:t>
-      </w:r>
-    </w:p>
-    <w:p>
-      <w:r>
-        <w:t>Ripper looked at Luke curiously.</w:t>
-      </w:r>
-    </w:p>
-    <w:p>
-      <w:r>
-        <w:lastRenderedPageBreak/>
-        <w:t>“My uncle and I are both Capricorns,” Luke explained. “</w:t>
-      </w:r>
-      <w:r>
-        <w:t xml:space="preserve">He is also my godfather. </w:t>
-      </w:r>
-      <w:r>
-        <w:t xml:space="preserve">And goats are funny creatures. </w:t>
-      </w:r>
-      <w:r>
-        <w:t xml:space="preserve">It’s something we’ve been doing all my life. </w:t>
-      </w:r>
-      <w:r>
-        <w:t>Do you have a favorite animal?”</w:t>
-      </w:r>
-    </w:p>
-    <w:p>
-      <w:r>
-        <w:t xml:space="preserve">Ripper paused a moment and then said, “I suppose it would be a gorilla. The ultimate </w:t>
-      </w:r>
-      <w:r>
-        <w:t>quarter</w:t>
-      </w:r>
-      <w:r>
-        <w:t xml:space="preserve"> backer would be a gorilla. They are the ultimate symbol of strength</w:t>
-      </w:r>
-      <w:r>
-        <w:t xml:space="preserve"> and power</w:t>
-      </w:r>
-      <w:r>
-        <w:t>.</w:t>
-      </w:r>
-    </w:p>
-    <w:p>
-      <w:r>
-        <w:t>“I finished unpacking.”</w:t>
-      </w:r>
-    </w:p>
-    <w:p>
-      <w:r>
-        <w:t>“Let’s go get something to eat,” Luke said and they headed out.</w:t>
-      </w:r>
-    </w:p>
-    <w:p>
-      <w:r>
-        <w:t>“</w:t>
-      </w:r>
-      <w:r>
-        <w:t>Town or cafeteria?” Ripper asked.</w:t>
-      </w:r>
-    </w:p>
-    <w:p>
-      <w:r>
-        <w:t>“Town,” Luke said. “I’m betting you will get bored with the cafeteria fast enough.</w:t>
-      </w:r>
-    </w:p>
-    <w:p>
-      <w:r>
-        <w:t xml:space="preserve">“Not you?” Ripper </w:t>
-      </w:r>
-      <w:r>
-        <w:t>asked</w:t>
-      </w:r>
-      <w:r>
-        <w:t xml:space="preserve"> as they headed for the front gates.</w:t>
-      </w:r>
-    </w:p>
-    <w:p>
-      <w:r>
-        <w:t>“As you heard me talking to my uncle, I am a goat,” Luke said. “I don’t have hang-ups about food. I enjoy eating, and also cooking.”</w:t>
-      </w:r>
-    </w:p>
-    <w:p>
-      <w:r>
-        <w:t>“There</w:t>
-      </w:r>
-      <w:r>
-        <w:t xml:space="preserve"> is that Annie,” Ripper said</w:t>
-      </w:r>
-      <w:r>
-        <w:t>, pointing</w:t>
-      </w:r>
-      <w:r>
-        <w:t>. “Want to go see?”</w:t>
-      </w:r>
-    </w:p>
-    <w:p>
-      <w:r>
-        <w:t>Annie was surrounded by admirers.</w:t>
-      </w:r>
-    </w:p>
-    <w:p>
-      <w:r>
-        <w:t>“Not really,” Luke said. “She is out of my league and I don’t believe in celebrities and heroes. You can go if you want. You’re handsome enough and an amazing athlete.</w:t>
-      </w:r>
-    </w:p>
-    <w:p>
-      <w:r>
-        <w:t>“As my uncle says, there are three types of people in the world: Sheep, Shepherds and Goats.</w:t>
-      </w:r>
-    </w:p>
-    <w:p>
-      <w:r>
-        <w:t xml:space="preserve">“Sheep always look </w:t>
-      </w:r>
-      <w:r>
-        <w:t>to</w:t>
-      </w:r>
-      <w:r>
-        <w:t xml:space="preserve"> shepherds to guide them.</w:t>
-      </w:r>
-    </w:p>
-    <w:p>
-      <w:r>
-        <w:t>“Shepherds seek to guide and control others, often to the sheep’s detriment.”</w:t>
-      </w:r>
-    </w:p>
-    <w:p>
-      <w:r>
-        <w:t>“Why do you say that?” Ripper asked as they approached the gates.</w:t>
-      </w:r>
-    </w:p>
-    <w:p>
-      <w:r>
-        <w:lastRenderedPageBreak/>
-        <w:t>“What do shepherds do to sheep?” Luke as</w:t>
-      </w:r>
-      <w:r>
-        <w:t>ked. “They raise them for food</w:t>
-      </w:r>
-      <w:r>
-        <w:t xml:space="preserve"> and wool</w:t>
-      </w:r>
-      <w:r>
-        <w:t>.</w:t>
-      </w:r>
-    </w:p>
-    <w:p>
-      <w:r>
-        <w:t>“I am a goat. I neither follow nor lead</w:t>
-      </w:r>
-      <w:r>
-        <w:t>, but follow my own path.”</w:t>
-      </w:r>
-    </w:p>
-    <w:p>
-      <w:r>
-        <w:t xml:space="preserve">Luke’s </w:t>
-      </w:r>
-      <w:r>
-        <w:t xml:space="preserve">school </w:t>
-      </w:r>
-      <w:r>
-        <w:t>device beeped. Pulling out his device read the message, “+1 to mental manipulation resistance.”</w:t>
-      </w:r>
-    </w:p>
-    <w:p>
-      <w:r>
-        <w:t>“Freaky,” Ripper said as he stared at the message. “It’s like we are in a freaking video game.”</w:t>
-      </w:r>
-    </w:p>
-    <w:p>
-      <w:r>
-        <w:t>They stepped out of the gate and were greeted by the protesters.</w:t>
-      </w:r>
-    </w:p>
-    <w:p>
-      <w:r>
-        <w:t>Placards read, “Nuclear energy is dangerous,” “Quantum communication damages space,” “Stop all space warping research,” and “</w:t>
-      </w:r>
-      <w:r>
-        <w:t>The end is neigh.”</w:t>
-      </w:r>
-    </w:p>
-    <w:p>
-      <w:r>
-        <w:t>They passed the protesters and Ripper asked, “What do you think of that?”</w:t>
-      </w:r>
-    </w:p>
-    <w:p>
-      <w:r>
-        <w:t>“Nonsense,” Luke replied. “You can’t damage space. If you could, then the space around the sun would be ripped to shreds. And yet, science has yet to find any anomalies.”</w:t>
-      </w:r>
-    </w:p>
-    <w:p>
-      <w:r>
-        <w:t>“It’s being suppressed,” a protester called out.</w:t>
-      </w:r>
-    </w:p>
-    <w:p>
-      <w:r>
-        <w:t>The town spread all about them. Restaurants lined the street they were walking on.</w:t>
-      </w:r>
-      <w:r>
-        <w:t xml:space="preserve"> Two were under construction.</w:t>
-      </w:r>
-    </w:p>
-    <w:p>
-      <w:r>
-        <w:t>“Which restaurant?” Ripper asked.</w:t>
-      </w:r>
-    </w:p>
-    <w:p>
-      <w:r>
-        <w:t>“Any,” Luke said. “I like exploring different foods.”</w:t>
-      </w:r>
-    </w:p>
-    <w:p>
-      <w:r>
-        <w:t>“You did mention you liked that old series, ‘Bizarre Foods’,” Ripper said. “Okay, let’s go to that burger place.</w:t>
-      </w:r>
-      <w:r>
-        <w:t xml:space="preserve"> </w:t>
-      </w:r>
-      <w:r>
-        <w:t>We</w:t>
-      </w:r>
-      <w:r>
-        <w:t xml:space="preserve"> gorillas can’t live on grass and tin cans</w:t>
-      </w:r>
-      <w:r>
-        <w:t>.</w:t>
-      </w:r>
-      <w:r>
-        <w:t>”</w:t>
-      </w:r>
-    </w:p>
-    <w:p>
-      <w:r>
-        <w:t>Luke laughed and said, “That’s for sure.”</w:t>
-      </w:r>
-    </w:p>
-    <w:p>
-      <w:r>
-        <w:lastRenderedPageBreak/>
-        <w:t xml:space="preserve">They </w:t>
-      </w:r>
-      <w:r>
-        <w:t xml:space="preserve">entered and </w:t>
-      </w:r>
-      <w:r>
-        <w:t>waited</w:t>
-      </w:r>
-      <w:r>
-        <w:t>.</w:t>
-      </w:r>
-      <w:r>
-        <w:t xml:space="preserve"> </w:t>
-      </w:r>
-      <w:r>
-        <w:t>A</w:t>
-      </w:r>
-      <w:r>
-        <w:t xml:space="preserve"> waiter led them to a seat.</w:t>
-      </w:r>
-    </w:p>
-    <w:p>
-      <w:r>
-        <w:t>Luke picked up the menu and scanned. There was a good selection of burgers, steaks, and even vegetarian options.</w:t>
-      </w:r>
-    </w:p>
-    <w:p>
-      <w:r>
-        <w:t>The waiter returned and asked, “Any drinks for you?”</w:t>
-      </w:r>
-    </w:p>
-    <w:p>
-      <w:r>
-        <w:t>“Coke please,” Ripper said.</w:t>
-      </w:r>
-    </w:p>
-    <w:p>
-      <w:r>
-        <w:t>“What’s your most popular soft drink?” Luke asked.</w:t>
-      </w:r>
-    </w:p>
-    <w:p>
-      <w:r>
-        <w:t xml:space="preserve">“There are </w:t>
-      </w:r>
-      <w:r>
-        <w:t>Rivella</w:t>
-      </w:r>
-      <w:r>
-        <w:t xml:space="preserve">, hot chocolate, </w:t>
-      </w:r>
-      <w:r>
-        <w:t>Apple Juice</w:t>
-      </w:r>
-      <w:r>
-        <w:t xml:space="preserve">, and </w:t>
-      </w:r>
-      <w:r>
-        <w:t>Ice Tea</w:t>
-      </w:r>
-      <w:r>
-        <w:t>…</w:t>
-      </w:r>
-      <w:r>
-        <w:t>,</w:t>
-      </w:r>
-      <w:r>
-        <w:t>” the waiter said.</w:t>
-      </w:r>
-    </w:p>
-    <w:p>
-      <w:r>
-        <w:t xml:space="preserve">“I’ll have Rivella, no ice please,” Luke said, since Rivella was the most </w:t>
-      </w:r>
-      <w:r>
-        <w:t>exotic sounding drink listed.</w:t>
-      </w:r>
-    </w:p>
-    <w:p>
-      <w:r>
-        <w:t>Drink order taken, the waiter left.</w:t>
-      </w:r>
-    </w:p>
-    <w:p>
-      <w:r>
-        <w:t>“</w:t>
-      </w:r>
-      <w:r>
-        <w:t xml:space="preserve">Remember how </w:t>
-      </w:r>
-      <w:r>
-        <w:t xml:space="preserve">Bobby disappeared </w:t>
-      </w:r>
-      <w:r>
-        <w:t>three</w:t>
-      </w:r>
-      <w:r>
-        <w:t xml:space="preserve"> nights ago</w:t>
-      </w:r>
-      <w:r>
-        <w:t>?</w:t>
-      </w:r>
-      <w:r>
-        <w:t xml:space="preserve">” a </w:t>
-      </w:r>
-      <w:r>
-        <w:t xml:space="preserve">local </w:t>
-      </w:r>
-      <w:r>
-        <w:t>man a table away asked. “This morning his body was found</w:t>
-      </w:r>
-      <w:r>
-        <w:t>, all moldy</w:t>
-      </w:r>
-      <w:r>
-        <w:t xml:space="preserve">, </w:t>
-      </w:r>
-      <w:r>
-        <w:t>decayed</w:t>
-      </w:r>
-      <w:r>
-        <w:t>, and covered in maggots</w:t>
-      </w:r>
-      <w:r>
-        <w:t xml:space="preserve">. </w:t>
-      </w:r>
-      <w:r>
-        <w:t>The stink was horrible</w:t>
-      </w:r>
-      <w:r>
-        <w:t>.”</w:t>
-      </w:r>
-    </w:p>
-    <w:p>
-      <w:r>
-        <w:t>Ripper</w:t>
-      </w:r>
-      <w:r>
-        <w:t xml:space="preserve"> looked as if he wanted to gag.</w:t>
-      </w:r>
-    </w:p>
-    <w:p>
-      <w:r>
-        <w:t>“This town used to be peaceful,” the man’s companion grumbled. “What the hell are they doing with all those particle accelerators and that science mumbo-jumbo?”</w:t>
-      </w:r>
-    </w:p>
-    <w:p>
-      <w:r>
-        <w:t xml:space="preserve">“They are tearing holes into space is what they are doing,” another man </w:t>
-      </w:r>
-      <w:r>
-        <w:t>at</w:t>
-      </w:r>
-      <w:r>
-        <w:t xml:space="preserve"> </w:t>
-      </w:r>
-      <w:r>
-        <w:t xml:space="preserve">another </w:t>
-      </w:r>
-      <w:r>
-        <w:t xml:space="preserve">table </w:t>
-      </w:r>
-      <w:r>
-        <w:t>said.</w:t>
-      </w:r>
-      <w:r>
-        <w:t xml:space="preserve"> “Letting in all manner of demonic creatures.”</w:t>
-      </w:r>
-    </w:p>
-    <w:p>
-      <w:r>
-        <w:t>“Don’t spit,” a woman across the table scolded. “That’s just gross.”</w:t>
-      </w:r>
-    </w:p>
-    <w:p>
-      <w:r>
-        <w:t>The waiter returned to the table and brought the drinks.</w:t>
-      </w:r>
-    </w:p>
-    <w:p>
-      <w:r>
-        <w:t>Luke and Ripper gave their order and the waiter left.</w:t>
-      </w:r>
-    </w:p>
-    <w:p>
-      <w:r>
-        <w:lastRenderedPageBreak/>
-        <w:t>“Something is seriously messed up in this town,” Ripper said</w:t>
-      </w:r>
-      <w:r>
-        <w:t>, loud enough for the locals to hear.</w:t>
-      </w:r>
-    </w:p>
-    <w:p>
-      <w:r>
-        <w:t xml:space="preserve">“You’re from the </w:t>
-      </w:r>
-      <w:r>
-        <w:t xml:space="preserve">fancy </w:t>
-      </w:r>
-      <w:r>
-        <w:t>school, aren’t you?” an elderly man at another table asked. “What are they doing there?”</w:t>
-      </w:r>
-    </w:p>
-    <w:p>
-      <w:r>
-        <w:t xml:space="preserve">“Just arrived today,” Luke </w:t>
-      </w:r>
-      <w:r>
-        <w:t>said</w:t>
-      </w:r>
-      <w:r>
-        <w:t>, “Although the principle did talk about monsters and the need to get stronger. I was expecting a speech about hard work, not that.”</w:t>
-      </w:r>
-    </w:p>
-    <w:p>
-      <w:r>
-        <w:t>“And what’s that about not going out after dusk?” Ripper asked.</w:t>
-      </w:r>
-    </w:p>
-    <w:p>
-      <w:r>
-        <w:t>“</w:t>
-      </w:r>
-      <w:r>
-        <w:t>There are things out there</w:t>
-      </w:r>
-      <w:r>
-        <w:t>,” another woman said</w:t>
-      </w:r>
-      <w:r>
-        <w:t xml:space="preserve"> simply</w:t>
-      </w:r>
-      <w:r>
-        <w:t>.</w:t>
-      </w:r>
-    </w:p>
-    <w:p>
-      <w:r>
-        <w:t>“Shouldn’t the government come out and find out?” Luke asked.</w:t>
-      </w:r>
-    </w:p>
-    <w:p>
-      <w:r>
-        <w:t xml:space="preserve">“They </w:t>
-      </w:r>
-      <w:r>
-        <w:t>know</w:t>
-      </w:r>
-      <w:r>
-        <w:t>,” the woman said. “Claims we are a bunch of superstitious fools.”</w:t>
-      </w:r>
-    </w:p>
-    <w:p>
-      <w:r>
-        <w:t>“They are all in on it,” another local spat.</w:t>
-      </w:r>
-    </w:p>
-    <w:p>
-      <w:r>
-        <w:t>“I told you not to spit,” the woman scolded.</w:t>
-      </w:r>
-    </w:p>
-    <w:p>
-      <w:r>
-        <w:t>Food arrived and Luke ate as he listened to the local gossip.</w:t>
-      </w:r>
-    </w:p>
-    <w:p>
-      <w:r>
-        <w:t>“Now what?” Ripper asked as they paid the bill.</w:t>
-      </w:r>
-    </w:p>
-    <w:p>
-      <w:r>
-        <w:t xml:space="preserve">“I want to explore the town and buy groceries,” Luke said. “Also want to explore the hiking trails. It’s only </w:t>
-      </w:r>
-      <w:r>
-        <w:t>12</w:t>
-      </w:r>
-      <w:r>
-        <w:t>:</w:t>
-      </w:r>
-      <w:r>
-        <w:t>35</w:t>
-      </w:r>
-      <w:r>
-        <w:t xml:space="preserve">PM. </w:t>
-      </w:r>
-      <w:r>
-        <w:t>There’s p</w:t>
-      </w:r>
-      <w:r>
-        <w:t>lenty of time before sunset.”</w:t>
-      </w:r>
-    </w:p>
-    <w:p>
-      <w:r>
-        <w:t>“Aren’t you afraid?” Ripper asked as they walked out of the restaurant.</w:t>
-      </w:r>
-    </w:p>
-    <w:p>
-      <w:r>
-        <w:t>“I only believe in science,” Luke said.</w:t>
-      </w:r>
-      <w:r>
-        <w:t xml:space="preserve"> </w:t>
-      </w:r>
-      <w:r>
-        <w:t>“</w:t>
-      </w:r>
-      <w:r>
-        <w:t>The only danger is</w:t>
-      </w:r>
-      <w:r>
-        <w:t xml:space="preserve"> tripping in the dark and mosquitoes</w:t>
-      </w:r>
-      <w:r>
-        <w:t>.”</w:t>
-      </w:r>
-    </w:p>
-    <w:p>
-      <w:r>
-        <w:t>“They have several sports clubs,” Ripper said. “I’m joining the American Football team. How about you?”</w:t>
-      </w:r>
-    </w:p>
-    <w:p>
-      <w:r>
-        <w:lastRenderedPageBreak/>
-        <w:t>“I’m joining the cooking and puzzle solving clubs,” Luke said. “There’s a grocery store.”</w:t>
-      </w:r>
-    </w:p>
-    <w:p>
-      <w:r>
-        <w:t>Ripper stepped in and said, “This store sure has some interesting items.”</w:t>
-      </w:r>
-    </w:p>
-    <w:p>
-      <w:r>
-        <w:t xml:space="preserve">“Grab some items,” Luke said as he walked </w:t>
-      </w:r>
-      <w:r>
-        <w:t xml:space="preserve">the isles, grabbing items from shelves. </w:t>
-      </w:r>
-      <w:r>
-        <w:t>H</w:t>
-      </w:r>
-      <w:r>
-        <w:t>e headed for the cashier.</w:t>
-      </w:r>
-    </w:p>
-    <w:p>
-      <w:r>
-        <w:t>“Need some help with the bags</w:t>
-      </w:r>
-      <w:r>
-        <w:t>?</w:t>
-      </w:r>
-      <w:r>
-        <w:t>” Ripper asked.</w:t>
-      </w:r>
-    </w:p>
-    <w:p>
-      <w:r>
-        <w:t>“Thanks,” Like said and Ripper took multiple bags.</w:t>
-      </w:r>
-    </w:p>
-    <w:p>
-      <w:r>
-        <w:t xml:space="preserve">They headed back to the apartment. As before, they met the protesters near the </w:t>
-      </w:r>
-      <w:r>
-        <w:t>school gate</w:t>
-      </w:r>
-      <w:r>
-        <w:t>.</w:t>
-      </w:r>
-    </w:p>
-    <w:p>
-      <w:r>
-        <w:t>They passed the protesters and Ripper asked, “Don’t they have anything better to do with their lives?”</w:t>
-      </w:r>
-    </w:p>
-    <w:p>
-      <w:r>
         <w:t>Luke shrugged and picked up his pace. His arms were starting to hurt from carrying groceries.</w:t>
       </w:r>
     </w:p>
@@ -3041,7 +2714,6 @@
     </w:p>
     <w:p>
       <w:r>
-        <w:lastRenderedPageBreak/>
         <w:t>As before the school grounds were filled with 1</w:t>
       </w:r>
       <w:r>
@@ -3091,6 +2763,7 @@
     </w:p>
     <w:p>
       <w:r>
+        <w:lastRenderedPageBreak/>
         <w:t xml:space="preserve">Luke glanced at the year rep, still surrounded by people. She </w:t>
       </w:r>
       <w:r>
@@ -3164,11 +2837,207 @@
     </w:p>
     <w:p>
       <w:r>
+        <w:t>“Trying out Identify,” Luke said. “</w:t>
+      </w:r>
+      <w:r>
+        <w:t>It shows your name.</w:t>
+      </w:r>
+      <w:r>
+        <w:t>”</w:t>
+      </w:r>
+    </w:p>
+    <w:p>
+      <w:r>
+        <w:t>Everyone decided to try out Identify on each other.</w:t>
+      </w:r>
+    </w:p>
+    <w:p>
+      <w:r>
+        <w:t>“We better go before it gets too dark,” Luke said.</w:t>
+      </w:r>
+    </w:p>
+    <w:p>
+      <w:r>
+        <w:t>“Are you afraid of those stories?” a bear of an athlete asked, smiling. “Afraid of monsters?”</w:t>
+      </w:r>
+    </w:p>
+    <w:p>
+      <w:r>
+        <w:t>Luke</w:t>
+      </w:r>
+      <w:r>
+        <w:t xml:space="preserve"> pointed his device at the teen whose name he forgot.</w:t>
+      </w:r>
+    </w:p>
+    <w:p>
+      <w:pPr>
+        <w:pStyle w:val="StatusMessage"/>
+      </w:pPr>
+      <w:r>
+        <w:t>Salvador Bruno</w:t>
+      </w:r>
+    </w:p>
+    <w:p>
+      <w:r>
+        <w:t xml:space="preserve">“No Salvador,” Luke said. “I’m </w:t>
+      </w:r>
+      <w:r>
+        <w:t xml:space="preserve">only </w:t>
+      </w:r>
+      <w:r>
+        <w:t>afraid of breaking my leg, tripping over something in the dark</w:t>
+      </w:r>
+      <w:r>
+        <w:t xml:space="preserve"> and stupid insects</w:t>
+      </w:r>
+      <w:r>
+        <w:t>.</w:t>
+      </w:r>
+      <w:r>
+        <w:t xml:space="preserve"> Monsters don’t exist.</w:t>
+      </w:r>
+    </w:p>
+    <w:p>
+      <w:r>
+        <w:t>“It’s strange that this phone has a camera on the top, but it’s convenient.”</w:t>
+      </w:r>
+    </w:p>
+    <w:p>
+      <w:r>
         <w:lastRenderedPageBreak/>
-        <w:t>“Trying out Identify,” Luke said. “</w:t>
-      </w:r>
-      <w:r>
-        <w:t>It shows your name.</w:t>
+        <w:t>Luke opened the Map app and said, “</w:t>
+      </w:r>
+      <w:r>
+        <w:t xml:space="preserve">Delphi </w:t>
+      </w:r>
+      <w:r>
+        <w:t>Swimming hole.” A path to the destination appeared on the map.</w:t>
+      </w:r>
+    </w:p>
+    <w:p>
+      <w:r>
+        <w:t>They headed out.</w:t>
+      </w:r>
+    </w:p>
+    <w:p>
+      <w:r>
+        <w:t xml:space="preserve">“We explored </w:t>
+      </w:r>
+      <w:r>
+        <w:t>some of</w:t>
+      </w:r>
+      <w:r>
+        <w:t xml:space="preserve"> the sports venues,” Ripper said. “</w:t>
+      </w:r>
+      <w:r>
+        <w:t>The sports are rather limited. Strangely, t</w:t>
+      </w:r>
+      <w:r>
+        <w:t>hey have venues where you can train with medieval weapons</w:t>
+      </w:r>
+      <w:r>
+        <w:t>.”</w:t>
+      </w:r>
+    </w:p>
+    <w:p>
+      <w:r>
+        <w:t>“</w:t>
+      </w:r>
+      <w:r>
+        <w:t>The weight training rooms are amazing</w:t>
+      </w:r>
+      <w:r>
+        <w:t xml:space="preserve">,” a teen </w:t>
+      </w:r>
+      <w:r>
+        <w:t xml:space="preserve">built like a sumo wrestler </w:t>
+      </w:r>
+      <w:r>
+        <w:t>said.</w:t>
+      </w:r>
+    </w:p>
+    <w:p>
+      <w:pPr>
+        <w:pStyle w:val="StatusMessage"/>
+      </w:pPr>
+      <w:r>
+        <w:t>Eric Ranfield</w:t>
+      </w:r>
+    </w:p>
+    <w:p>
+      <w:r>
+        <w:t>The path exited the school grounds and entered the forested area. The boundary was rather stark. One side of a concrete line was manicured lawns and electric lights. The other side was wild brush</w:t>
+      </w:r>
+      <w:r>
+        <w:t xml:space="preserve"> and a dirt trail</w:t>
+      </w:r>
+      <w:r>
+        <w:t>.</w:t>
+      </w:r>
+    </w:p>
+    <w:p>
+      <w:r>
+        <w:t xml:space="preserve">A short </w:t>
+      </w:r>
+      <w:r>
+        <w:t>walk brought them to</w:t>
+      </w:r>
+      <w:r>
+        <w:t xml:space="preserve"> a </w:t>
+      </w:r>
+      <w:r>
+        <w:t>stone wall</w:t>
+      </w:r>
+      <w:r>
+        <w:t xml:space="preserve"> overlooking a cliff. </w:t>
+      </w:r>
+      <w:r>
+        <w:t xml:space="preserve">The trail continues </w:t>
+      </w:r>
+      <w:r>
+        <w:t xml:space="preserve">10 m </w:t>
+      </w:r>
+      <w:r>
+        <w:t>below</w:t>
+      </w:r>
+      <w:r>
+        <w:t>.</w:t>
+      </w:r>
+    </w:p>
+    <w:p>
+      <w:r>
+        <w:t>Almost 20 minutes later they arrived at the swimming hole.</w:t>
+      </w:r>
+    </w:p>
+    <w:p>
+      <w:r>
+        <w:t>“Let’s go skinny dipping,” a teen said and started undressing.</w:t>
+      </w:r>
+    </w:p>
+    <w:p>
+      <w:r>
+        <w:t>“Joining us?” Ripper asked.</w:t>
+      </w:r>
+    </w:p>
+    <w:p>
+      <w:r>
+        <w:t xml:space="preserve">“I assure you, you don’t want to see me </w:t>
+      </w:r>
+      <w:r>
+        <w:t>undressed,” Luke said. “I’m going to explore my device.”</w:t>
+      </w:r>
+    </w:p>
+    <w:p>
+      <w:r>
+        <w:t>“Are you eating those flowers?” a teen with blond hair asked.</w:t>
+      </w:r>
+    </w:p>
+    <w:p>
+      <w:r>
+        <w:t>“It’s called homeostasis,” Luke said. “A little bit of poison strengthens the body. Besides, according to my device, this flower is edible. Perhaps I can cook with it.</w:t>
+      </w:r>
+      <w:r>
+        <w:t xml:space="preserve"> It is sweet.</w:t>
       </w:r>
       <w:r>
         <w:t>”</w:t>
@@ -3176,127 +3045,164 @@
     </w:p>
     <w:p>
       <w:r>
-        <w:t>Everyone decided to try out Identify on each other.</w:t>
-      </w:r>
-    </w:p>
-    <w:p>
-      <w:r>
-        <w:t>“We better go before it gets too dark,” Luke said.</w:t>
-      </w:r>
-    </w:p>
-    <w:p>
-      <w:r>
-        <w:t>“Are you afraid of those stories?” a bear of an athlete asked, smiling. “Afraid of monsters?”</w:t>
-      </w:r>
-    </w:p>
-    <w:p>
-      <w:r>
-        <w:t>Luke</w:t>
-      </w:r>
-      <w:r>
-        <w:t xml:space="preserve"> pointed his device at the teen whose name he forgot.</w:t>
-      </w:r>
-    </w:p>
-    <w:p>
-      <w:pPr>
-        <w:pStyle w:val="StatusMessage"/>
-      </w:pPr>
-      <w:r>
-        <w:t>Salvador Bruno</w:t>
-      </w:r>
-    </w:p>
-    <w:p>
-      <w:r>
-        <w:t xml:space="preserve">“No Salvador,” Luke said. “I’m </w:t>
-      </w:r>
-      <w:r>
-        <w:t xml:space="preserve">only </w:t>
-      </w:r>
-      <w:r>
-        <w:t>afraid of breaking my leg, tripping over something in the dark</w:t>
-      </w:r>
-      <w:r>
-        <w:t xml:space="preserve"> and stupid insects</w:t>
+        <w:lastRenderedPageBreak/>
+        <w:t xml:space="preserve">In the background Luke heard the others splashing about. He ignored them and </w:t>
+      </w:r>
+      <w:r>
+        <w:t>picked more flowers and berries, putting his loot in various plastic bags. They all went into pockets in his fishing jacket.</w:t>
+      </w:r>
+    </w:p>
+    <w:p>
+      <w:r>
+        <w:t xml:space="preserve">Harvesting done, Luke </w:t>
+      </w:r>
+      <w:r>
+        <w:t>focused on learning various features of his device.</w:t>
+      </w:r>
+    </w:p>
+    <w:p>
+      <w:r>
+        <w:t>“Guys, it’s getting dark,” Luke said. “It’s time to return.”</w:t>
+      </w:r>
+    </w:p>
+    <w:p>
+      <w:r>
+        <w:t xml:space="preserve">“It’s only </w:t>
+      </w:r>
+      <w:r>
+        <w:t>evening</w:t>
+      </w:r>
+      <w:r>
+        <w:t xml:space="preserve">,” </w:t>
+      </w:r>
+      <w:r>
+        <w:t>a teen said.</w:t>
+      </w:r>
+    </w:p>
+    <w:p>
+      <w:r>
+        <w:t xml:space="preserve">“Maybe so,” Luke </w:t>
+      </w:r>
+      <w:r>
+        <w:t>said</w:t>
+      </w:r>
+      <w:r>
+        <w:t>. “However, we haven’t eaten dinner, and tomorrow is our first day at school.”</w:t>
+      </w:r>
+    </w:p>
+    <w:p>
+      <w:r>
+        <w:t>“Just one more swing on the rope,” a teen said and jumped.</w:t>
+      </w:r>
+    </w:p>
+    <w:p>
+      <w:r>
+        <w:t>The others trickled out and dressed.</w:t>
+      </w:r>
+    </w:p>
+    <w:p>
+      <w:r>
+        <w:t>“What is our schedule for tomorrow?” Ripper asked.</w:t>
+      </w:r>
+    </w:p>
+    <w:p>
+      <w:r>
+        <w:t xml:space="preserve">“Just go to your School </w:t>
+      </w:r>
+      <w:r>
+        <w:t>app</w:t>
+      </w:r>
+      <w:r>
+        <w:t xml:space="preserve">,” Luke said. “Homeroom for me is in </w:t>
+      </w:r>
+      <w:r>
+        <w:t>1</w:t>
+      </w:r>
+      <w:r>
+        <w:t xml:space="preserve">-23 of the </w:t>
+      </w:r>
+      <w:r>
+        <w:t xml:space="preserve">Louis </w:t>
+      </w:r>
+      <w:r>
+        <w:t>Pasteur building. School starts at 8:00AM</w:t>
       </w:r>
       <w:r>
         <w:t>.</w:t>
       </w:r>
       <w:r>
-        <w:t xml:space="preserve"> Monsters don’t exist.</w:t>
-      </w:r>
-    </w:p>
-    <w:p>
-      <w:r>
-        <w:t>“It’s strange that this phone has a camera on the top, but it’s convenient.”</w:t>
-      </w:r>
-    </w:p>
-    <w:p>
-      <w:r>
-        <w:t>Luke opened the Map app and said, “</w:t>
-      </w:r>
-      <w:r>
-        <w:t xml:space="preserve">Delphi </w:t>
-      </w:r>
-      <w:r>
-        <w:t>Swimming hole.” A path to the destination appeared on the map.</w:t>
-      </w:r>
-    </w:p>
-    <w:p>
-      <w:r>
-        <w:t>They headed out.</w:t>
-      </w:r>
-    </w:p>
-    <w:p>
-      <w:r>
-        <w:t xml:space="preserve">“We explored </w:t>
-      </w:r>
-      <w:r>
-        <w:t>some of</w:t>
-      </w:r>
-      <w:r>
-        <w:t xml:space="preserve"> the sports venues,” Ripper said. “</w:t>
-      </w:r>
-      <w:r>
-        <w:t>The sports are rather limited. Strangely, t</w:t>
-      </w:r>
-      <w:r>
-        <w:t>hey have venues where you can train with medieval weapons</w:t>
-      </w:r>
-      <w:r>
-        <w:t>.”</w:t>
-      </w:r>
-    </w:p>
-    <w:p>
-      <w:r>
-        <w:t>“</w:t>
-      </w:r>
-      <w:r>
-        <w:t>The weight training rooms are amazing</w:t>
-      </w:r>
-      <w:r>
-        <w:t xml:space="preserve">,” a teen </w:t>
-      </w:r>
-      <w:r>
-        <w:t xml:space="preserve">built like a sumo wrestler </w:t>
-      </w:r>
-      <w:r>
-        <w:t>said.</w:t>
-      </w:r>
-    </w:p>
-    <w:p>
-      <w:pPr>
-        <w:pStyle w:val="StatusMessage"/>
-      </w:pPr>
-      <w:r>
-        <w:t>Eric Ranfield</w:t>
-      </w:r>
-    </w:p>
-    <w:p>
-      <w:r>
-        <w:t>The path exited the school grounds and entered the forested area. The boundary was rather stark. One side of a concrete line was manicured lawns and electric lights. The other side was wild brush</w:t>
-      </w:r>
-      <w:r>
-        <w:t xml:space="preserve"> and a dirt trail</w:t>
+        <w:t>”</w:t>
+      </w:r>
+    </w:p>
+    <w:p>
+      <w:r>
+        <w:t>They headed back.</w:t>
+      </w:r>
+    </w:p>
+    <w:p>
+      <w:r>
+        <w:t>Twilight overcame them like a change in the air as they walked.</w:t>
+      </w:r>
+      <w:r>
+        <w:t xml:space="preserve"> With it came</w:t>
+      </w:r>
+      <w:r>
+        <w:t xml:space="preserve"> an otherworldly aura settling over them.</w:t>
+      </w:r>
+    </w:p>
+    <w:p>
+      <w:r>
+        <w:t xml:space="preserve">Luke stopped to examine </w:t>
+      </w:r>
+      <w:r>
+        <w:t>a bush containing berries. These were different from the ones he saw lining the path previously.</w:t>
+      </w:r>
+    </w:p>
+    <w:p>
+      <w:r>
+        <w:t xml:space="preserve">Luke popped one into his mouth and found </w:t>
+      </w:r>
+      <w:r>
+        <w:t>it was sweet and refreshing.</w:t>
+      </w:r>
+      <w:r>
+        <w:t xml:space="preserve"> “Check out these berries,” Luke called. “They are amazing.”</w:t>
+      </w:r>
+    </w:p>
+    <w:p>
+      <w:r>
+        <w:t>The others stopped to grab berries.</w:t>
+      </w:r>
+    </w:p>
+    <w:p>
+      <w:r>
+        <w:lastRenderedPageBreak/>
+        <w:t xml:space="preserve">Grabbing a bag Luke filled it, and then stuffed it into a pocket. </w:t>
+      </w:r>
+      <w:r>
+        <w:t>He started on a second bag when he felt a transition into night. It was time to leave.</w:t>
+      </w:r>
+    </w:p>
+    <w:p>
+      <w:r>
+        <w:t>Luke took out a flashlight and hurried to catch up with the others, careful not to trip.</w:t>
+      </w:r>
+    </w:p>
+    <w:p>
+      <w:r>
+        <w:t>“Dam</w:t>
+      </w:r>
+      <w:r>
+        <w:t>n it’s getting dark,” Eric said</w:t>
+      </w:r>
+      <w:r>
+        <w:t xml:space="preserve"> </w:t>
+      </w:r>
+      <w:r>
+        <w:t xml:space="preserve">as </w:t>
+      </w:r>
+      <w:r>
+        <w:t>a chill filled the air</w:t>
       </w:r>
       <w:r>
         <w:t>.</w:t>
@@ -3304,336 +3210,103 @@
     </w:p>
     <w:p>
       <w:r>
+        <w:t>“Is that a tiger?” a teen asked.</w:t>
+      </w:r>
+    </w:p>
+    <w:p>
+      <w:r>
+        <w:t>Luke g</w:t>
+      </w:r>
+      <w:r>
+        <w:t>lanc</w:t>
+      </w:r>
+      <w:r>
+        <w:t>ed</w:t>
+      </w:r>
+      <w:r>
+        <w:t xml:space="preserve"> to the right</w:t>
+      </w:r>
+      <w:r>
+        <w:t xml:space="preserve">. Indeed there was </w:t>
+      </w:r>
+      <w:r>
+        <w:t>a tiger. It was standing over a freshly killed deer. It let lose an ear-splitting roar.</w:t>
+      </w:r>
+    </w:p>
+    <w:p>
+      <w:r>
+        <w:t>E</w:t>
+      </w:r>
+      <w:r>
+        <w:t>veryone r</w:t>
+      </w:r>
+      <w:r>
+        <w:t>an</w:t>
+      </w:r>
+      <w:r>
+        <w:t>.</w:t>
+      </w:r>
+    </w:p>
+    <w:p>
+      <w:r>
+        <w:t>Luke’s flashlight flickered and died. He put his useless flashlight away and ran for all he was worth.</w:t>
+      </w:r>
+    </w:p>
+    <w:p>
+      <w:r>
+        <w:t>Unfortunately</w:t>
+      </w:r>
+      <w:r>
+        <w:t>,</w:t>
+      </w:r>
+      <w:r>
+        <w:t xml:space="preserve"> Luke was the slowest and the others left him behind.</w:t>
+      </w:r>
+    </w:p>
+    <w:p>
+      <w:r>
+        <w:t>Luke ran. He ran faster and harder than he ever ran.</w:t>
+      </w:r>
+    </w:p>
+    <w:p>
+      <w:r>
+        <w:t>Arms pumping and lungs burning, Luke’s only thought was escape.</w:t>
+      </w:r>
+    </w:p>
+    <w:p>
+      <w:r>
+        <w:t>Luke slowed down, hoping he got away.</w:t>
+      </w:r>
+    </w:p>
+    <w:p>
+      <w:r>
+        <w:t>T</w:t>
+      </w:r>
+      <w:r>
+        <w:t>he tiger roared. Looking back, Luke saw the tiger staring at him. At his feet was the prey.</w:t>
+      </w:r>
+    </w:p>
+    <w:p>
+      <w:r>
+        <w:t>Panic was a great motivator. Despite his burning lungs, legs and throat, Luke picked up speed, struggling to run on the rocky trail.</w:t>
+      </w:r>
+      <w:r>
+        <w:t xml:space="preserve"> Above, an eerie full moon shed light through scattered clouds.</w:t>
+      </w:r>
+    </w:p>
+    <w:p>
+      <w:r>
+        <w:t>With one eye on the map and another on the trail, Luke ran for his life. And yet the trail was impossibly long.</w:t>
+      </w:r>
+    </w:p>
+    <w:p>
+      <w:r>
+        <w:t>ROAR.</w:t>
+      </w:r>
+    </w:p>
+    <w:p>
+      <w:r>
         <w:lastRenderedPageBreak/>
-        <w:t xml:space="preserve">A short </w:t>
-      </w:r>
-      <w:r>
-        <w:t>walk brought them to</w:t>
-      </w:r>
-      <w:r>
-        <w:t xml:space="preserve"> a </w:t>
-      </w:r>
-      <w:r>
-        <w:t>stone wall</w:t>
-      </w:r>
-      <w:r>
-        <w:t xml:space="preserve"> overlooking a cliff. </w:t>
-      </w:r>
-      <w:r>
-        <w:t xml:space="preserve">The trail continues </w:t>
-      </w:r>
-      <w:r>
-        <w:t xml:space="preserve">10 m </w:t>
-      </w:r>
-      <w:r>
-        <w:t>below</w:t>
-      </w:r>
-      <w:r>
-        <w:t>.</w:t>
-      </w:r>
-    </w:p>
-    <w:p>
-      <w:r>
-        <w:t>Almost 20 minutes later they arrived at the swimming hole.</w:t>
-      </w:r>
-    </w:p>
-    <w:p>
-      <w:r>
-        <w:t>“Let’s go skinny dipping,” a teen said and started undressing.</w:t>
-      </w:r>
-    </w:p>
-    <w:p>
-      <w:r>
-        <w:t>“Joining us?” Ripper asked.</w:t>
-      </w:r>
-    </w:p>
-    <w:p>
-      <w:r>
-        <w:t xml:space="preserve">“I assure you, you don’t want to see me </w:t>
-      </w:r>
-      <w:r>
-        <w:t>undressed,” Luke said. “I’m going to explore my device.”</w:t>
-      </w:r>
-    </w:p>
-    <w:p>
-      <w:r>
-        <w:t>“Are you eating those flowers?” a teen with blond hair asked.</w:t>
-      </w:r>
-    </w:p>
-    <w:p>
-      <w:r>
-        <w:t>“It’s called homeostasis,” Luke said. “A little bit of poison strengthens the body. Besides, according to my device, this flower is edible. Perhaps I can cook with it.</w:t>
-      </w:r>
-      <w:r>
-        <w:t xml:space="preserve"> It is sweet.</w:t>
-      </w:r>
-      <w:r>
-        <w:t>”</w:t>
-      </w:r>
-    </w:p>
-    <w:p>
-      <w:r>
-        <w:t xml:space="preserve">In the background Luke heard the others splashing about. He ignored them and </w:t>
-      </w:r>
-      <w:r>
-        <w:t>picked more flowers and berries, putting his loot in various plastic bags. They all went into pockets in his fishing jacket.</w:t>
-      </w:r>
-    </w:p>
-    <w:p>
-      <w:r>
-        <w:t xml:space="preserve">Harvesting done, Luke </w:t>
-      </w:r>
-      <w:r>
-        <w:t>focused on learning various features of his device.</w:t>
-      </w:r>
-    </w:p>
-    <w:p>
-      <w:r>
-        <w:t>“Guys, it’s getting dark,” Luke said. “It’s time to return.”</w:t>
-      </w:r>
-    </w:p>
-    <w:p>
-      <w:r>
-        <w:t xml:space="preserve">“It’s only </w:t>
-      </w:r>
-      <w:r>
-        <w:t>evening</w:t>
-      </w:r>
-      <w:r>
-        <w:t xml:space="preserve">,” </w:t>
-      </w:r>
-      <w:r>
-        <w:t>a teen said.</w:t>
-      </w:r>
-    </w:p>
-    <w:p>
-      <w:r>
-        <w:t xml:space="preserve">“Maybe so,” Luke </w:t>
-      </w:r>
-      <w:r>
-        <w:t>said</w:t>
-      </w:r>
-      <w:r>
-        <w:t>. “However, we haven’t eaten dinner, and tomorrow is our first day at school.”</w:t>
-      </w:r>
-    </w:p>
-    <w:p>
-      <w:r>
-        <w:t>“Just one more swing on the rope,” a teen said and jumped.</w:t>
-      </w:r>
-    </w:p>
-    <w:p>
-      <w:r>
-        <w:t>The others trickled out and dressed.</w:t>
-      </w:r>
-    </w:p>
-    <w:p>
-      <w:r>
-        <w:t>“What is our schedule for tomorrow?” Ripper asked.</w:t>
-      </w:r>
-    </w:p>
-    <w:p>
-      <w:r>
-        <w:lastRenderedPageBreak/>
-        <w:t xml:space="preserve">“Just go to your School </w:t>
-      </w:r>
-      <w:r>
-        <w:t>app</w:t>
-      </w:r>
-      <w:r>
-        <w:t xml:space="preserve">,” Luke said. “Homeroom for me is in </w:t>
-      </w:r>
-      <w:r>
-        <w:t>1</w:t>
-      </w:r>
-      <w:r>
-        <w:t xml:space="preserve">-23 of the </w:t>
-      </w:r>
-      <w:r>
-        <w:t xml:space="preserve">Louis </w:t>
-      </w:r>
-      <w:r>
-        <w:t>Pasteur building. School starts at 8:00AM</w:t>
-      </w:r>
-      <w:r>
-        <w:t>.</w:t>
-      </w:r>
-      <w:r>
-        <w:t>”</w:t>
-      </w:r>
-    </w:p>
-    <w:p>
-      <w:r>
-        <w:t>They headed back.</w:t>
-      </w:r>
-    </w:p>
-    <w:p>
-      <w:r>
-        <w:t>Twilight overcame them like a change in the air as they walked.</w:t>
-      </w:r>
-      <w:r>
-        <w:t xml:space="preserve"> With it came</w:t>
-      </w:r>
-      <w:r>
-        <w:t xml:space="preserve"> an otherworldly aura settling over them.</w:t>
-      </w:r>
-    </w:p>
-    <w:p>
-      <w:r>
-        <w:t xml:space="preserve">Luke stopped to examine </w:t>
-      </w:r>
-      <w:r>
-        <w:t>a bush containing berries. These were different from the ones he saw lining the path previously.</w:t>
-      </w:r>
-    </w:p>
-    <w:p>
-      <w:r>
-        <w:t xml:space="preserve">Luke popped one into his mouth and found </w:t>
-      </w:r>
-      <w:r>
-        <w:t>it was sweet and refreshing.</w:t>
-      </w:r>
-      <w:r>
-        <w:t xml:space="preserve"> “Check out these berries,” Luke called. “They are amazing.”</w:t>
-      </w:r>
-    </w:p>
-    <w:p>
-      <w:r>
-        <w:t>The others stopped to grab berries.</w:t>
-      </w:r>
-    </w:p>
-    <w:p>
-      <w:r>
-        <w:t xml:space="preserve">Grabbing a bag Luke filled it, and then stuffed it into a pocket. </w:t>
-      </w:r>
-      <w:r>
-        <w:t>He started on a second bag when he felt a transition into night. It was time to leave.</w:t>
-      </w:r>
-    </w:p>
-    <w:p>
-      <w:r>
-        <w:t>Luke took out a flashlight and hurried to catch up with the others, careful not to trip.</w:t>
-      </w:r>
-    </w:p>
-    <w:p>
-      <w:r>
-        <w:t>“Dam</w:t>
-      </w:r>
-      <w:r>
-        <w:t>n it’s getting dark,” Eric said</w:t>
-      </w:r>
-      <w:r>
-        <w:t xml:space="preserve"> </w:t>
-      </w:r>
-      <w:r>
-        <w:t xml:space="preserve">as </w:t>
-      </w:r>
-      <w:r>
-        <w:t>a chill filled the air</w:t>
-      </w:r>
-      <w:r>
-        <w:t>.</w:t>
-      </w:r>
-    </w:p>
-    <w:p>
-      <w:r>
-        <w:t>“Is that a tiger?” a teen asked.</w:t>
-      </w:r>
-    </w:p>
-    <w:p>
-      <w:r>
-        <w:t>Luke g</w:t>
-      </w:r>
-      <w:r>
-        <w:t>lanc</w:t>
-      </w:r>
-      <w:r>
-        <w:t>ed</w:t>
-      </w:r>
-      <w:r>
-        <w:t xml:space="preserve"> to the right</w:t>
-      </w:r>
-      <w:r>
-        <w:t xml:space="preserve">. Indeed there was </w:t>
-      </w:r>
-      <w:r>
-        <w:t>a tiger. It was standing over a freshly killed deer. It let lose an ear-splitting roar.</w:t>
-      </w:r>
-    </w:p>
-    <w:p>
-      <w:r>
-        <w:t>E</w:t>
-      </w:r>
-      <w:r>
-        <w:t>veryone r</w:t>
-      </w:r>
-      <w:r>
-        <w:t>an</w:t>
-      </w:r>
-      <w:r>
-        <w:t>.</w:t>
-      </w:r>
-    </w:p>
-    <w:p>
-      <w:r>
-        <w:t>Luke’s flashlight flickered and died. He put his useless flashlight away and ran for all he was worth.</w:t>
-      </w:r>
-    </w:p>
-    <w:p>
-      <w:r>
-        <w:t>Unfortunately</w:t>
-      </w:r>
-      <w:r>
-        <w:t>,</w:t>
-      </w:r>
-      <w:r>
-        <w:t xml:space="preserve"> Luke was the slowest and the others left him behind.</w:t>
-      </w:r>
-    </w:p>
-    <w:p>
-      <w:r>
-        <w:t>Luke ran. He ran faster and harder than he ever ran.</w:t>
-      </w:r>
-    </w:p>
-    <w:p>
-      <w:r>
-        <w:lastRenderedPageBreak/>
-        <w:t>Arms pumping and lungs burning, Luke’s only thought was escape.</w:t>
-      </w:r>
-    </w:p>
-    <w:p>
-      <w:r>
-        <w:t>Luke slowed down, hoping he got away.</w:t>
-      </w:r>
-    </w:p>
-    <w:p>
-      <w:r>
-        <w:t>T</w:t>
-      </w:r>
-      <w:r>
-        <w:t>he tiger roared. Looking back, Luke saw the tiger staring at him. At his feet was the prey.</w:t>
-      </w:r>
-    </w:p>
-    <w:p>
-      <w:r>
-        <w:t>Panic was a great motivator. Despite his burning lungs, legs and throat, Luke picked up speed, struggling to run on the rocky trail.</w:t>
-      </w:r>
-      <w:r>
-        <w:t xml:space="preserve"> Above, an eerie full moon shed light through scattered clouds.</w:t>
-      </w:r>
-    </w:p>
-    <w:p>
-      <w:r>
-        <w:t>With one eye on the map and another on the trail, Luke ran for his life. And yet the trail was impossibly long.</w:t>
-      </w:r>
-    </w:p>
-    <w:p>
-      <w:r>
-        <w:t>ROAR.</w:t>
-      </w:r>
-    </w:p>
-    <w:p>
-      <w:r>
         <w:t xml:space="preserve">To the </w:t>
       </w:r>
       <w:r>
@@ -3730,7 +3403,6 @@
     </w:p>
     <w:p>
       <w:r>
-        <w:lastRenderedPageBreak/>
         <w:t xml:space="preserve">“No,” Luke </w:t>
       </w:r>
       <w:r>
@@ -3828,6 +3500,7 @@
     </w:p>
     <w:p>
       <w:r>
+        <w:lastRenderedPageBreak/>
         <w:t xml:space="preserve">Luke crested the </w:t>
       </w:r>
       <w:r>
@@ -3926,66 +3599,66 @@
     </w:p>
     <w:p>
       <w:r>
+        <w:t>Amid the night sounds everyone’s devices beeped.</w:t>
+      </w:r>
+      <w:r>
+        <w:t xml:space="preserve"> Luke and the others ignored their devices.</w:t>
+      </w:r>
+      <w:r>
+        <w:t xml:space="preserve"> There was time for that later.</w:t>
+      </w:r>
+    </w:p>
+    <w:p>
+      <w:r>
+        <w:t>For a few minutes no one spoke.</w:t>
+      </w:r>
+    </w:p>
+    <w:p>
+      <w:r>
+        <w:t>“</w:t>
+      </w:r>
+      <w:r>
+        <w:t>Damn I feel jacked</w:t>
+      </w:r>
+      <w:r>
+        <w:t>,” Hans muttered. “I’ve never been pushed so hard in all my life.”</w:t>
+      </w:r>
+    </w:p>
+    <w:p>
+      <w:r>
+        <w:t>“We better return to our dorms,” Luke said and slowly got up.</w:t>
+      </w:r>
+      <w:r>
+        <w:t xml:space="preserve"> </w:t>
+      </w:r>
+      <w:r>
+        <w:t>He was still bone tired and brain dead. However, he could walk – barely.</w:t>
+      </w:r>
+    </w:p>
+    <w:p>
+      <w:r>
+        <w:t>Ripper asked, “What happened to Antonio?”</w:t>
+      </w:r>
+    </w:p>
+    <w:p>
+      <w:r>
+        <w:t xml:space="preserve">Luke </w:t>
+      </w:r>
+      <w:r>
+        <w:t>looked around</w:t>
+      </w:r>
+      <w:r>
+        <w:t>.</w:t>
+      </w:r>
+    </w:p>
+    <w:p>
+      <w:r>
+        <w:t>No one said anything.</w:t>
+      </w:r>
+    </w:p>
+    <w:p>
+      <w:r>
         <w:lastRenderedPageBreak/>
-        <w:t>Amid the night sounds everyone’s devices beeped.</w:t>
-      </w:r>
-      <w:r>
-        <w:t xml:space="preserve"> Luke and the others ignored their devices.</w:t>
-      </w:r>
-      <w:r>
-        <w:t xml:space="preserve"> There was time for that later.</w:t>
-      </w:r>
-    </w:p>
-    <w:p>
-      <w:r>
-        <w:t>For a few minutes no one spoke.</w:t>
-      </w:r>
-    </w:p>
-    <w:p>
-      <w:r>
-        <w:t>“</w:t>
-      </w:r>
-      <w:r>
-        <w:t>Damn I feel jacked</w:t>
-      </w:r>
-      <w:r>
-        <w:t>,” Hans muttered. “I’ve never been pushed so hard in all my life.”</w:t>
-      </w:r>
-    </w:p>
-    <w:p>
-      <w:r>
-        <w:t>“We better return to our dorms,” Luke said and slowly got up.</w:t>
-      </w:r>
-      <w:r>
-        <w:t xml:space="preserve"> </w:t>
-      </w:r>
-      <w:r>
-        <w:t>He was still bone tired and brain dead. However, he could walk – barely.</w:t>
-      </w:r>
-    </w:p>
-    <w:p>
-      <w:r>
-        <w:t>Ripper asked, “What happened to Antonio?”</w:t>
-      </w:r>
-    </w:p>
-    <w:p>
-      <w:r>
-        <w:t xml:space="preserve">Luke </w:t>
-      </w:r>
-      <w:r>
-        <w:t>looked around</w:t>
-      </w:r>
-      <w:r>
-        <w:t>.</w:t>
-      </w:r>
-    </w:p>
-    <w:p>
-      <w:r>
-        <w:t>No one said anything.</w:t>
-      </w:r>
-    </w:p>
-    <w:p>
-      <w:r>
         <w:t xml:space="preserve">Then a teen </w:t>
       </w:r>
       <w:r>
@@ -6272,7 +5945,7 @@
             <w:rPr>
               <w:noProof/>
             </w:rPr>
-            <w:t>36</w:t>
+            <w:t>2</w:t>
           </w:r>
         </w:fldSimple>
       </w:p>
@@ -6302,7 +5975,7 @@
             <w:rPr>
               <w:noProof/>
             </w:rPr>
-            <w:t>35</w:t>
+            <w:t>3</w:t>
           </w:r>
         </w:fldSimple>
       </w:p>
@@ -7724,7 +7397,7 @@
   <w:style w:type="paragraph" w:default="1" w:styleId="Normal">
     <w:name w:val="Normal"/>
     <w:qFormat/>
-    <w:rsid w:val="008F7BCA"/>
+    <w:rsid w:val="009B3809"/>
     <w:pPr>
       <w:spacing w:after="200" w:line="276" w:lineRule="auto"/>
       <w:jc w:val="both"/>
@@ -8544,6 +8217,24 @@
     <w:qFormat/>
     <w:rsid w:val="0024742C"/>
   </w:style>
+  <w:style w:type="paragraph" w:customStyle="1" w:styleId="StatusUser">
+    <w:name w:val="Status_User"/>
+    <w:basedOn w:val="Normal"/>
+    <w:qFormat/>
+    <w:rsid w:val="009B3809"/>
+    <w:pPr>
+      <w:tabs>
+        <w:tab w:val="left" w:pos="1701"/>
+        <w:tab w:val="left" w:pos="2126"/>
+      </w:tabs>
+      <w:spacing w:line="240" w:lineRule="auto"/>
+      <w:contextualSpacing/>
+    </w:pPr>
+    <w:rPr>
+      <w:b/>
+      <w:sz w:val="20"/>
+    </w:rPr>
+  </w:style>
 </w:styles>
 </file>
 
@@ -8835,7 +8526,7 @@
 </file>
 
 <file path=customXml/itemProps1.xml><?xml version="1.0" encoding="utf-8"?>
-<ds:datastoreItem xmlns:ds="http://schemas.openxmlformats.org/officeDocument/2006/customXml" ds:itemID="{E6198E14-D3F5-42E3-A948-83B2BE4E05DF}">
+<ds:datastoreItem xmlns:ds="http://schemas.openxmlformats.org/officeDocument/2006/customXml" ds:itemID="{24E2464D-D664-407D-810B-37E682A632C5}">
   <ds:schemaRefs>
     <ds:schemaRef ds:uri="http://schemas.openxmlformats.org/officeDocument/2006/bibliography"/>
   </ds:schemaRefs>

--- a/Books/RPG_Books/The PrincessAndTheabyssDiver/Book_The PrincessAndTheAbyssDiver.docx
+++ b/Books/RPG_Books/The PrincessAndTheabyssDiver/Book_The PrincessAndTheAbyssDiver.docx
@@ -470,7 +470,21 @@
     </w:p>
     <w:p>
       <w:r>
-        <w:t xml:space="preserve">Luke Billhardson looked around at the snow-capped mountains of </w:t>
+        <w:t xml:space="preserve">Luke </w:t>
+      </w:r>
+      <w:proofErr w:type="spellStart"/>
+      <w:r>
+        <w:t>Aetheren</w:t>
+      </w:r>
+      <w:proofErr w:type="spellEnd"/>
+      <w:r>
+        <w:rPr>
+          <w:rStyle w:val="FootnoteReference"/>
+        </w:rPr>
+        <w:footnoteReference w:id="1"/>
+      </w:r>
+      <w:r>
+        <w:t xml:space="preserve"> looked around at the snow-capped mountains of </w:t>
       </w:r>
       <w:r>
         <w:t>Switzerland</w:t>
@@ -494,6 +508,7 @@
     </w:p>
     <w:p>
       <w:r>
+        <w:lastRenderedPageBreak/>
         <w:t xml:space="preserve">Luke handed the proctor his </w:t>
       </w:r>
       <w:r>
@@ -508,7 +523,6 @@
     </w:p>
     <w:p>
       <w:r>
-        <w:lastRenderedPageBreak/>
         <w:t xml:space="preserve">Stuffing the devices into a pocket, Luke said, </w:t>
       </w:r>
       <w:r>
@@ -646,7 +660,21 @@
         <w:rPr>
           <w:u w:val="single"/>
         </w:rPr>
-        <w:t>Luke Billhardson – Rank 0</w:t>
+        <w:t xml:space="preserve">Luke </w:t>
+      </w:r>
+      <w:proofErr w:type="spellStart"/>
+      <w:r>
+        <w:rPr>
+          <w:u w:val="single"/>
+        </w:rPr>
+        <w:t>Aetheren</w:t>
+      </w:r>
+      <w:proofErr w:type="spellEnd"/>
+      <w:r>
+        <w:rPr>
+          <w:u w:val="single"/>
+        </w:rPr>
+        <w:t xml:space="preserve"> – Rank 0</w:t>
       </w:r>
     </w:p>
     <w:p>
@@ -764,6 +792,7 @@
     </w:p>
     <w:p>
       <w:r>
+        <w:lastRenderedPageBreak/>
         <w:t>Luke glanced at Ripper’s stats</w:t>
       </w:r>
       <w:r>
@@ -817,7 +846,6 @@
         <w:jc w:val="left"/>
       </w:pPr>
       <w:r>
-        <w:lastRenderedPageBreak/>
         <w:t>Strength:</w:t>
       </w:r>
       <w:r>
@@ -1083,8 +1111,13 @@
       </w:r>
     </w:p>
     <w:p>
-      <w:r>
-        <w:t>“Blue Star?” Ripper asked. “Doesn’t he mean Earth?”</w:t>
+      <w:proofErr w:type="gramStart"/>
+      <w:r>
+        <w:t>“Blue Star?”</w:t>
+      </w:r>
+      <w:proofErr w:type="gramEnd"/>
+      <w:r>
+        <w:t xml:space="preserve"> Ripper asked. “Doesn’t he mean Earth?”</w:t>
       </w:r>
     </w:p>
     <w:p>
@@ -1124,7 +1157,11 @@
         <w:t>. “</w:t>
       </w:r>
       <w:r>
-        <w:t xml:space="preserve">Our goal is to teach each of you to become masters of your own destinies. </w:t>
+        <w:t xml:space="preserve">Our </w:t>
+      </w:r>
+      <w:r>
+        <w:lastRenderedPageBreak/>
+        <w:t xml:space="preserve">goal is to teach each of you to become masters of your own destinies. </w:t>
       </w:r>
       <w:r>
         <w:t>Only then may you overcome the monsters surrounding us and gain true strength.</w:t>
@@ -1134,9 +1171,13 @@
       </w:r>
     </w:p>
     <w:p>
-      <w:r>
-        <w:lastRenderedPageBreak/>
-        <w:t>“Monsters?” Ripper asked.</w:t>
+      <w:proofErr w:type="gramStart"/>
+      <w:r>
+        <w:t>“Monsters?”</w:t>
+      </w:r>
+      <w:proofErr w:type="gramEnd"/>
+      <w:r>
+        <w:t xml:space="preserve"> Ripper asked.</w:t>
       </w:r>
     </w:p>
     <w:p>
@@ -1170,7 +1211,15 @@
         <w:t xml:space="preserve">Ms. </w:t>
       </w:r>
       <w:r>
-        <w:t>Annie Winfield, please enter.”</w:t>
+        <w:t xml:space="preserve">Annie </w:t>
+      </w:r>
+      <w:proofErr w:type="spellStart"/>
+      <w:r>
+        <w:t>Aranor</w:t>
+      </w:r>
+      <w:proofErr w:type="spellEnd"/>
+      <w:r>
+        <w:t>, please enter.”</w:t>
       </w:r>
     </w:p>
     <w:p>
@@ -1245,8 +1294,13 @@
         <w:t xml:space="preserve">Ms. </w:t>
       </w:r>
       <w:r>
-        <w:t>Annie Winfield</w:t>
-      </w:r>
+        <w:t xml:space="preserve">Annie </w:t>
+      </w:r>
+      <w:proofErr w:type="spellStart"/>
+      <w:r>
+        <w:t>Aranor</w:t>
+      </w:r>
+      <w:proofErr w:type="spellEnd"/>
       <w:r>
         <w:t xml:space="preserve"> is </w:t>
       </w:r>
@@ -1257,7 +1311,15 @@
         <w:t xml:space="preserve">Mr. </w:t>
       </w:r>
       <w:r>
-        <w:t xml:space="preserve">Edward Winfield, </w:t>
+        <w:t xml:space="preserve">Edward </w:t>
+      </w:r>
+      <w:proofErr w:type="spellStart"/>
+      <w:r>
+        <w:t>Aranor</w:t>
+      </w:r>
+      <w:proofErr w:type="spellEnd"/>
+      <w:r>
+        <w:t xml:space="preserve">, </w:t>
       </w:r>
       <w:r>
         <w:t>c</w:t>
@@ -1272,7 +1334,15 @@
         <w:t xml:space="preserve">and founder </w:t>
       </w:r>
       <w:r>
-        <w:t xml:space="preserve">of this school,” Principle Bertrand said. “And yes, I’m talking about Winfield </w:t>
+        <w:t xml:space="preserve">of this school,” Principle Bertrand said. “And yes, I’m talking about </w:t>
+      </w:r>
+      <w:proofErr w:type="spellStart"/>
+      <w:r>
+        <w:t>Aranor</w:t>
+      </w:r>
+      <w:proofErr w:type="spellEnd"/>
+      <w:r>
+        <w:t xml:space="preserve"> </w:t>
       </w:r>
       <w:r>
         <w:t>Technology, famous for its fusion reactors, personal robots, quantum technologies, and so much more.</w:t>
@@ -1302,1067 +1372,13 @@
       <w:r>
         <w:t>Annie had the grace to blush. “Damn she’s cute,” Luke muttered.</w:t>
       </w:r>
-    </w:p>
-    <w:p>
-      <w:r>
-        <w:t>“</w:t>
-      </w:r>
-      <w:r>
-        <w:t xml:space="preserve">Yes, many of you here exceed her in terms of </w:t>
-      </w:r>
-      <w:r>
-        <w:t>speed, strength,</w:t>
-      </w:r>
-      <w:r>
-        <w:t xml:space="preserve"> academics,</w:t>
-      </w:r>
-      <w:r>
-        <w:t xml:space="preserve"> and problem solving, to name a few. However, her combined scores exceed everyone here</w:t>
-      </w:r>
-      <w:r>
-        <w:t>.</w:t>
-      </w:r>
-    </w:p>
-    <w:p>
-      <w:r>
-        <w:t>“Considering you are the cream of the crop</w:t>
-      </w:r>
-      <w:r>
-        <w:t>, that’s saying something.</w:t>
-      </w:r>
-    </w:p>
-    <w:p>
-      <w:r>
-        <w:t xml:space="preserve">“Ms. </w:t>
-      </w:r>
-      <w:r>
-        <w:t>Winfield</w:t>
-      </w:r>
-      <w:r>
-        <w:t>, please speak to your cohort.”</w:t>
-      </w:r>
-    </w:p>
-    <w:p>
-      <w:r>
-        <w:lastRenderedPageBreak/>
-        <w:t>Annie stepped up to the mike and took a breath.</w:t>
-      </w:r>
-    </w:p>
-    <w:p>
-      <w:r>
-        <w:t xml:space="preserve">“Thank you Principle Thornville,” Annie said. “6 years ago my father founded this </w:t>
-      </w:r>
-      <w:r>
-        <w:t>academy using his considerable wealth. The purpose is to gather the best and brightest kids of the world in order to forge a better world for everyone.</w:t>
-      </w:r>
-    </w:p>
-    <w:p>
-      <w:r>
-        <w:t>“</w:t>
-      </w:r>
-      <w:r>
-        <w:t xml:space="preserve">Sad to say the world is full of monsters. They live just below the surface, hungry to come out and </w:t>
-      </w:r>
-      <w:r>
-        <w:t>slaughter</w:t>
-      </w:r>
-      <w:r>
-        <w:t xml:space="preserve">. </w:t>
-      </w:r>
-      <w:r>
-        <w:t>E</w:t>
-      </w:r>
-      <w:r>
-        <w:t xml:space="preserve">nvironmental </w:t>
-      </w:r>
-      <w:r>
-        <w:t>contamination</w:t>
-      </w:r>
-      <w:r>
-        <w:t xml:space="preserve">, desecration of </w:t>
-      </w:r>
-      <w:r>
-        <w:t>sacred</w:t>
-      </w:r>
-      <w:r>
-        <w:t xml:space="preserve"> lands</w:t>
-      </w:r>
-      <w:r>
-        <w:t>, polarization of the world</w:t>
-      </w:r>
-      <w:r>
-        <w:t xml:space="preserve">, </w:t>
-      </w:r>
-      <w:r>
-        <w:t xml:space="preserve">extreme wealth disparities, </w:t>
-      </w:r>
-      <w:r>
-        <w:t>despair and hate</w:t>
-      </w:r>
-      <w:r>
-        <w:t xml:space="preserve"> are making things worse.</w:t>
-      </w:r>
-    </w:p>
-    <w:p>
-      <w:r>
-        <w:t xml:space="preserve">“Our goal here is simple. Become strong and never place our fate on </w:t>
-      </w:r>
-      <w:r>
-        <w:t>so-called saviors</w:t>
-      </w:r>
-      <w:r>
-        <w:t>.</w:t>
-      </w:r>
-    </w:p>
-    <w:p>
-      <w:r>
-        <w:t>“I look forward to growing ever stronger with all of you.”</w:t>
-      </w:r>
-    </w:p>
-    <w:p>
-      <w:r>
-        <w:t>With that Annie stepped off from the podium.</w:t>
-      </w:r>
-    </w:p>
-    <w:p>
-      <w:r>
-        <w:t xml:space="preserve">“Thank you Ms. </w:t>
-      </w:r>
-      <w:r>
-        <w:t>Winfield</w:t>
-      </w:r>
-      <w:r>
-        <w:t>,” the principle said.</w:t>
-      </w:r>
-    </w:p>
-    <w:p>
-      <w:r>
-        <w:t>“This first week is for you to settle in. Then next week you will get to know the true nature of this school and why you are here.</w:t>
-      </w:r>
-    </w:p>
-    <w:p>
-      <w:r>
-        <w:t>“We selected each of you because we believe you are best qualified. However, we might have been wrong. If, for whatever reason, you find this place overwhelming, you are free to return to your country.</w:t>
-      </w:r>
-    </w:p>
-    <w:p>
-      <w:r>
-        <w:t>“We will even extend your scholarship to other schools.”</w:t>
-      </w:r>
-    </w:p>
-    <w:p>
-      <w:r>
-        <w:t>The principle paused for the message to sink in and then continued.</w:t>
-      </w:r>
-    </w:p>
-    <w:p>
-      <w:r>
-        <w:t>“</w:t>
-      </w:r>
-      <w:r>
-        <w:t>You will find y</w:t>
-      </w:r>
-      <w:r>
-        <w:t>our luggage in your dormitory rooms.</w:t>
-      </w:r>
-      <w:r>
-        <w:t xml:space="preserve"> Your map app will guide you there.</w:t>
-      </w:r>
-    </w:p>
-    <w:p>
-      <w:r>
-        <w:t>“</w:t>
-      </w:r>
-      <w:r>
-        <w:t xml:space="preserve">Also, you will find your school issued uniforms, </w:t>
-      </w:r>
-      <w:r>
-        <w:t xml:space="preserve">school books, </w:t>
-      </w:r>
-      <w:r>
-        <w:t xml:space="preserve">and everything else you will need to </w:t>
-      </w:r>
-      <w:r>
-        <w:t>attend classes.</w:t>
-      </w:r>
-    </w:p>
-    <w:p>
-      <w:r>
-        <w:lastRenderedPageBreak/>
-        <w:t>“Go to your dormitories and settle in.</w:t>
-      </w:r>
-    </w:p>
-    <w:p>
-      <w:r>
-        <w:t>“Your homework is to become familiar with your devices.</w:t>
-      </w:r>
-    </w:p>
-    <w:p>
-      <w:r>
-        <w:t>“After that</w:t>
-      </w:r>
-      <w:r>
-        <w:t>, I encourage you to spend time getting to know your fellow students and exploring the local town. Also, the hiking trails are amazing, with rivers, wat</w:t>
-      </w:r>
-      <w:r>
-        <w:t>erfalls and canyons to explore.”</w:t>
-      </w:r>
-    </w:p>
-    <w:p>
-      <w:r>
-        <w:t xml:space="preserve">The principle paused and then said, “I do need to warn you. Please avoid leaving </w:t>
-      </w:r>
-      <w:r>
-        <w:t xml:space="preserve">town or </w:t>
-      </w:r>
-      <w:r>
-        <w:t xml:space="preserve">school grounds after </w:t>
-      </w:r>
-      <w:r>
-        <w:t>dusk</w:t>
-      </w:r>
-      <w:r>
-        <w:t>. This is especially true of the surrounding forests</w:t>
-      </w:r>
-      <w:r>
-        <w:t xml:space="preserve"> and mountains</w:t>
-      </w:r>
-      <w:r>
-        <w:t>.</w:t>
-      </w:r>
-      <w:r>
-        <w:t>”</w:t>
-      </w:r>
-    </w:p>
-    <w:p>
-      <w:r>
-        <w:t xml:space="preserve">The principle paused and then said in a sinister voice, </w:t>
-      </w:r>
-      <w:r>
-        <w:t>“</w:t>
-      </w:r>
-      <w:r>
-        <w:t>The dark is filled with dangers</w:t>
-      </w:r>
-      <w:r>
-        <w:t xml:space="preserve">. </w:t>
-      </w:r>
-      <w:r>
-        <w:t>Things are out there. Things best left undisturbed.”</w:t>
-      </w:r>
-    </w:p>
-    <w:p>
-      <w:r>
-        <w:t>That sent a chill down Luke’s back.</w:t>
-      </w:r>
-    </w:p>
-    <w:p>
-      <w:r>
-        <w:t>“That’s creepy,” Ripper muttered.</w:t>
-      </w:r>
-    </w:p>
-    <w:p>
-      <w:r>
-        <w:t xml:space="preserve">“Principle Thornville, please don’t scare the kids,” a woman </w:t>
-      </w:r>
-      <w:r>
-        <w:t>scolded</w:t>
-      </w:r>
-      <w:r>
-        <w:t>.</w:t>
-      </w:r>
-    </w:p>
-    <w:p>
-      <w:r>
-        <w:t xml:space="preserve">“This is vice-principle </w:t>
-      </w:r>
-      <w:r>
-        <w:t xml:space="preserve">Mrs. </w:t>
-      </w:r>
-      <w:r>
-        <w:t>Eliot Drew,” the principle said</w:t>
-      </w:r>
-      <w:r>
-        <w:t>, pointing at the woman</w:t>
-      </w:r>
-      <w:r>
-        <w:t xml:space="preserve">. </w:t>
-      </w:r>
-      <w:r>
-        <w:t xml:space="preserve">He turned to the vice-principle and said, </w:t>
-      </w:r>
-      <w:r>
-        <w:t>“</w:t>
-      </w:r>
-      <w:r>
-        <w:t>Fear is essential if one is to stay safe. You know what is out there.”</w:t>
-      </w:r>
-    </w:p>
-    <w:p>
-      <w:r>
-        <w:t xml:space="preserve">The principle turned back to the audience and said, “The </w:t>
-      </w:r>
-      <w:r>
-        <w:t xml:space="preserve">boundary of </w:t>
-      </w:r>
-      <w:r>
-        <w:t>both the town and</w:t>
-      </w:r>
-      <w:r>
-        <w:t xml:space="preserve"> school grounds is</w:t>
-      </w:r>
-      <w:r>
-        <w:t xml:space="preserve"> well marked.</w:t>
-      </w:r>
-    </w:p>
-    <w:p>
-      <w:r>
-        <w:t>“</w:t>
-      </w:r>
-      <w:r>
-        <w:t xml:space="preserve">You are </w:t>
-      </w:r>
-      <w:r>
-        <w:t xml:space="preserve">required to be either on </w:t>
-      </w:r>
-      <w:r>
-        <w:t xml:space="preserve">campus grounds </w:t>
-      </w:r>
-      <w:r>
-        <w:t xml:space="preserve">or in the town </w:t>
-      </w:r>
-      <w:r>
-        <w:t xml:space="preserve">proper </w:t>
-      </w:r>
-      <w:r>
-        <w:t xml:space="preserve">between </w:t>
-      </w:r>
-      <w:r>
-        <w:t>dusk and dawn. Those rules are there for a reason. We don’t want tragedies.</w:t>
-      </w:r>
-    </w:p>
-    <w:p>
-      <w:r>
-        <w:t>“Don’t stay up too late. Tomorrow is school.</w:t>
-      </w:r>
-    </w:p>
-    <w:p>
-      <w:r>
-        <w:t>“</w:t>
-      </w:r>
-      <w:r>
-        <w:t>Dismissed</w:t>
-      </w:r>
-      <w:r>
-        <w:t>…</w:t>
-      </w:r>
-      <w:r>
-        <w:t>”</w:t>
-      </w:r>
-    </w:p>
-    <w:p>
-      <w:r>
-        <w:lastRenderedPageBreak/>
-        <w:t xml:space="preserve">The auditorium burst into a cacophony as everyone tried to understand </w:t>
-      </w:r>
-      <w:r>
-        <w:t>the dire warning.</w:t>
-      </w:r>
-    </w:p>
-    <w:p>
-      <w:r>
-        <w:t>“Damn, that was weird,” Ripper said. “Why not just say we will get into trouble?”</w:t>
-      </w:r>
-    </w:p>
-    <w:p>
-      <w:r>
-        <w:t xml:space="preserve">“Maybe there are wild animals,” </w:t>
-      </w:r>
-      <w:r>
-        <w:t>Luke</w:t>
-      </w:r>
-      <w:r>
-        <w:t xml:space="preserve"> said. “No</w:t>
-      </w:r>
-      <w:r>
-        <w:t>,</w:t>
-      </w:r>
-      <w:r>
-        <w:t xml:space="preserve"> that doesn’t make sense. The principle said we should explore during the day.”</w:t>
-      </w:r>
-    </w:p>
-    <w:p>
-      <w:r>
-        <w:t>Luke waited his turn as over a thousand students exited. A short walk brought them to</w:t>
-      </w:r>
-      <w:r>
-        <w:t xml:space="preserve"> their dormitory room.</w:t>
-      </w:r>
-    </w:p>
-    <w:p>
-      <w:r>
-        <w:t xml:space="preserve">The studio apartment had a kitchenette to the left and a washroom to the right. Beyond were </w:t>
-      </w:r>
-      <w:r>
-        <w:t xml:space="preserve">two </w:t>
-      </w:r>
-      <w:r>
-        <w:t>elevated beds</w:t>
-      </w:r>
-      <w:r>
-        <w:t>. Under each bed was a study area with desk, chair</w:t>
-      </w:r>
-      <w:r>
-        <w:t xml:space="preserve">, </w:t>
-      </w:r>
-      <w:r>
-        <w:t xml:space="preserve">and </w:t>
-      </w:r>
-      <w:r>
-        <w:t>chest of draws.</w:t>
-      </w:r>
-    </w:p>
-    <w:p>
-      <w:r>
-        <w:t xml:space="preserve">On the floor to the right was </w:t>
-      </w:r>
-      <w:r>
-        <w:t>Luke</w:t>
-      </w:r>
-      <w:r>
-        <w:t>’s lugg</w:t>
-      </w:r>
-      <w:r>
-        <w:t xml:space="preserve">age. </w:t>
-      </w:r>
-      <w:r>
-        <w:t>School books lined a book shelf.</w:t>
-      </w:r>
-    </w:p>
-    <w:p>
-      <w:r>
-        <w:t xml:space="preserve"> </w:t>
-      </w:r>
-      <w:r>
-        <w:t>“What’s the WIFI password?”</w:t>
-      </w:r>
-      <w:r>
-        <w:t xml:space="preserve"> Ripper asked.</w:t>
-      </w:r>
-    </w:p>
-    <w:p>
-      <w:r>
-        <w:t xml:space="preserve">“Challenger 423,” </w:t>
-      </w:r>
-      <w:r>
-        <w:t>Luke</w:t>
-      </w:r>
-      <w:r>
-        <w:t xml:space="preserve"> said, pointing at a sign on the wall.</w:t>
-      </w:r>
-    </w:p>
-    <w:p>
-      <w:r>
-        <w:t>“Thanks,” Ripper said as he opened his laptop.</w:t>
-      </w:r>
-    </w:p>
-    <w:p>
-      <w:r>
-        <w:t>Luke</w:t>
-      </w:r>
-      <w:r>
-        <w:t xml:space="preserve"> </w:t>
-      </w:r>
-      <w:r>
-        <w:t>unpacked, placing his clothes</w:t>
-      </w:r>
-      <w:r>
-        <w:t xml:space="preserve"> and items</w:t>
-      </w:r>
-      <w:r>
-        <w:t xml:space="preserve"> in </w:t>
-      </w:r>
-      <w:r>
-        <w:t>his</w:t>
-      </w:r>
-      <w:r>
-        <w:t xml:space="preserve"> closet and chest of drawers. Last item was his laptop.</w:t>
-      </w:r>
-    </w:p>
-    <w:p>
-      <w:r>
-        <w:t>It was time to call his parents.</w:t>
-      </w:r>
-    </w:p>
-    <w:p>
-      <w:r>
-        <w:t xml:space="preserve">“Hi Mum, Dad, Goat Father,” </w:t>
-      </w:r>
-      <w:r>
-        <w:t>Luke</w:t>
-      </w:r>
-      <w:r>
-        <w:t xml:space="preserve"> said.</w:t>
-      </w:r>
-    </w:p>
-    <w:p>
-      <w:r>
-        <w:t>Ripper glanced at Luke but didn’t say anything.</w:t>
-      </w:r>
-    </w:p>
-    <w:p>
-      <w:r>
-        <w:t xml:space="preserve">“Hi </w:t>
-      </w:r>
-      <w:r>
-        <w:t>Luke</w:t>
-      </w:r>
-      <w:r>
-        <w:t xml:space="preserve">,” </w:t>
-      </w:r>
-      <w:r>
-        <w:t>Luke</w:t>
-      </w:r>
-      <w:r>
-        <w:t>’s mum said. “Was the trip okay? Was there any problems?”</w:t>
-      </w:r>
-    </w:p>
-    <w:p>
-      <w:r>
-        <w:t xml:space="preserve">“No mum,” </w:t>
-      </w:r>
-      <w:r>
-        <w:t>Luke</w:t>
-      </w:r>
-      <w:r>
-        <w:t xml:space="preserve"> said. “The trip was just tedious, since all I could see were clouds. Here is my room.”</w:t>
-      </w:r>
-    </w:p>
-    <w:p>
-      <w:r>
-        <w:lastRenderedPageBreak/>
-        <w:t>Luke</w:t>
-      </w:r>
-      <w:r>
-        <w:t xml:space="preserve"> panned the phone around and said, “I even have a kitchenette, so I can practice my cooking.</w:t>
-      </w:r>
-    </w:p>
-    <w:p>
-      <w:r>
-        <w:t>“Ripper, say ‘Hi’.”</w:t>
-      </w:r>
-    </w:p>
-    <w:p>
-      <w:r>
-        <w:t xml:space="preserve">Ripper waved and </w:t>
-      </w:r>
-      <w:r>
-        <w:t>Luke</w:t>
-      </w:r>
-      <w:r>
-        <w:t xml:space="preserve"> stepped out onto the balcony.</w:t>
-      </w:r>
-    </w:p>
-    <w:p>
-      <w:r>
-        <w:t>Luke</w:t>
-      </w:r>
-      <w:r>
-        <w:t xml:space="preserve"> pointed his phone at the surrounding mountains.</w:t>
-      </w:r>
-    </w:p>
-    <w:p>
-      <w:r>
-        <w:t xml:space="preserve">“Those mountains are beautiful,” </w:t>
-      </w:r>
-      <w:r>
-        <w:t>Luke</w:t>
-      </w:r>
-      <w:r>
-        <w:t>’s mother said.</w:t>
-      </w:r>
-      <w:r>
-        <w:t xml:space="preserve"> “How is the school?”</w:t>
-      </w:r>
-    </w:p>
-    <w:p>
-      <w:r>
-        <w:t>“The school grounds are beautiful from what I’ve seen,” Luke said. “We passed through the town when we arrived. It’s expanding rather fast. You can see construction cranes everywhere.”</w:t>
-      </w:r>
-    </w:p>
-    <w:p>
-      <w:r>
-        <w:t xml:space="preserve">“I hear there are plenty of those nut jobs in </w:t>
-      </w:r>
-      <w:r>
-        <w:t>Switzerland</w:t>
-      </w:r>
-      <w:r>
-        <w:t xml:space="preserve">,” </w:t>
-      </w:r>
-      <w:r>
-        <w:t>Luke</w:t>
-      </w:r>
-      <w:r>
-        <w:t>’s dad said.</w:t>
-      </w:r>
-    </w:p>
-    <w:p>
-      <w:r>
-        <w:t xml:space="preserve">“There were some protesters at the gates when we arrived,” </w:t>
-      </w:r>
-      <w:r>
-        <w:t>Luke</w:t>
-      </w:r>
-      <w:r>
-        <w:t xml:space="preserve"> said.</w:t>
-      </w:r>
-    </w:p>
-    <w:p>
-      <w:r>
-        <w:t>“</w:t>
-      </w:r>
-      <w:r>
-        <w:t>So Goat Son</w:t>
-      </w:r>
-      <w:r>
-        <w:t>,</w:t>
-      </w:r>
-      <w:r>
-        <w:t xml:space="preserve"> did you eat any good books lately?</w:t>
-      </w:r>
-      <w:r>
-        <w:t xml:space="preserve">” </w:t>
-      </w:r>
-      <w:r>
-        <w:t>Luke</w:t>
-      </w:r>
-      <w:r>
-        <w:t xml:space="preserve">’s uncle and godfather </w:t>
-      </w:r>
-      <w:r>
-        <w:t>asked</w:t>
-      </w:r>
-      <w:r>
-        <w:t>.</w:t>
-      </w:r>
-    </w:p>
-    <w:p>
-      <w:r>
-        <w:t>Luke</w:t>
-      </w:r>
-      <w:r>
-        <w:t xml:space="preserve"> stepped back into the room and pointed the phone at his new school books. “I have plenty of food,” He said.</w:t>
-      </w:r>
-    </w:p>
-    <w:p>
-      <w:r>
-        <w:t>Luke</w:t>
-      </w:r>
-      <w:r>
-        <w:t xml:space="preserve"> stepped back out onto the balcony and closed the door. He and his uncle started bleating at each other.</w:t>
-      </w:r>
-    </w:p>
-    <w:p>
-      <w:r>
-        <w:t xml:space="preserve">“Stop that you two,” </w:t>
-      </w:r>
-      <w:r>
-        <w:t>Luke</w:t>
-      </w:r>
-      <w:r>
-        <w:t xml:space="preserve">’s mother said angrily. “What if you </w:t>
-      </w:r>
-      <w:r>
-        <w:t>did</w:t>
-      </w:r>
-      <w:r>
-        <w:t xml:space="preserve"> that in public?”</w:t>
-      </w:r>
-    </w:p>
-    <w:p>
-      <w:r>
-        <w:t>“</w:t>
-      </w:r>
-      <w:r>
-        <w:t>Well he is Billy the Goat,” Luke’s uncle said. “He can’t help it.”</w:t>
-      </w:r>
-    </w:p>
-    <w:p>
-      <w:r>
-        <w:t>Technically Luke’s name was Luke Billhardson</w:t>
-      </w:r>
-      <w:r>
-        <w:t>, or a</w:t>
-      </w:r>
-      <w:r>
-        <w:t>s his uncle liked saying, Billy, Billy the Goat.</w:t>
-      </w:r>
-    </w:p>
-    <w:p>
-      <w:r>
-        <w:lastRenderedPageBreak/>
-        <w:t>“And my uncle is the Goat Father,” Luke said.</w:t>
-      </w:r>
-    </w:p>
-    <w:p>
-      <w:r>
-        <w:t>“Okay dear, you better go,” Luke’s mother said. “You have plenty of work ahead of you.”</w:t>
-      </w:r>
-    </w:p>
-    <w:p>
-      <w:r>
-        <w:t>“Work hard, Luke,” Luke’s dad said. “Remember I’m proud of you.”</w:t>
-      </w:r>
-    </w:p>
-    <w:p>
-      <w:r>
-        <w:t>“Thanks mum, dad,” Luke said.</w:t>
-      </w:r>
-    </w:p>
-    <w:p>
-      <w:r>
-        <w:t>“Remember to eat plenty of tin cans,” the uncle said. “You need plenty of iron for your growing bones.”</w:t>
-      </w:r>
-    </w:p>
-    <w:p>
-      <w:r>
-        <w:t>“Okay Goat Father,” Luke said. “Bye mum, dad, Goat Father.”</w:t>
-      </w:r>
-    </w:p>
-    <w:p>
-      <w:r>
-        <w:t xml:space="preserve">Luke </w:t>
-      </w:r>
-      <w:r>
-        <w:t>h</w:t>
-      </w:r>
-      <w:r>
-        <w:t>ung up the call and entered the room.</w:t>
-      </w:r>
-    </w:p>
-    <w:p>
-      <w:r>
-        <w:t>Ripper looked at Luke curiously.</w:t>
-      </w:r>
-    </w:p>
-    <w:p>
-      <w:r>
-        <w:t>“My uncle and I are both Capricorns,” Luke explained. “</w:t>
-      </w:r>
-      <w:r>
-        <w:t xml:space="preserve">He is also my godfather. </w:t>
-      </w:r>
-      <w:r>
-        <w:t xml:space="preserve">And goats are funny creatures. </w:t>
-      </w:r>
-      <w:r>
-        <w:t xml:space="preserve">It’s something we’ve been doing all my life. </w:t>
-      </w:r>
-      <w:r>
-        <w:t>Do you have a favorite animal?”</w:t>
-      </w:r>
-    </w:p>
-    <w:p>
-      <w:r>
-        <w:t xml:space="preserve">Ripper paused a moment and then said, “I suppose it would be a gorilla. The ultimate </w:t>
-      </w:r>
-      <w:r>
-        <w:t>quarter</w:t>
-      </w:r>
-      <w:r>
-        <w:t xml:space="preserve"> backer would be a gorilla. They are the ultimate symbol of strength</w:t>
-      </w:r>
-      <w:r>
-        <w:t xml:space="preserve"> and power</w:t>
-      </w:r>
-      <w:r>
-        <w:t>.</w:t>
-      </w:r>
-    </w:p>
-    <w:p>
-      <w:r>
-        <w:t>“I finished unpacking.”</w:t>
-      </w:r>
-    </w:p>
-    <w:p>
-      <w:r>
-        <w:t>“Let’s go get something to eat,” Luke said and they headed out.</w:t>
-      </w:r>
-    </w:p>
-    <w:p>
-      <w:r>
-        <w:t>“</w:t>
-      </w:r>
-      <w:r>
-        <w:t>Town or cafeteria?” Ripper asked.</w:t>
-      </w:r>
-    </w:p>
-    <w:p>
-      <w:r>
-        <w:t>“Town,” Luke said. “I’m betting you will get bored with the cafeteria fast enough.</w:t>
-      </w:r>
-    </w:p>
-    <w:p>
-      <w:r>
-        <w:t xml:space="preserve">“Not you?” Ripper </w:t>
-      </w:r>
-      <w:r>
-        <w:t>asked</w:t>
-      </w:r>
-      <w:r>
-        <w:t xml:space="preserve"> as they headed for the front gates.</w:t>
-      </w:r>
-    </w:p>
-    <w:p>
-      <w:r>
-        <w:t>“As you heard me talking to my uncle, I am a goat,” Luke said. “I don’t have hang-ups about food. I enjoy eating, and also cooking.”</w:t>
-      </w:r>
-    </w:p>
-    <w:p>
-      <w:r>
-        <w:lastRenderedPageBreak/>
-        <w:t>“There</w:t>
-      </w:r>
-      <w:r>
-        <w:t xml:space="preserve"> is that Annie,” Ripper said</w:t>
-      </w:r>
-      <w:r>
-        <w:t>, pointing</w:t>
-      </w:r>
-      <w:r>
-        <w:t>. “Want to go see?”</w:t>
-      </w:r>
-    </w:p>
-    <w:p>
-      <w:r>
-        <w:t>Annie was surrounded by admirers.</w:t>
-      </w:r>
-    </w:p>
-    <w:p>
-      <w:r>
-        <w:t>“Not really,” Luke said. “She is out of my league and I don’t believe in celebrities and heroes. You can go if you want. You’re handsome enough and an amazing athlete.</w:t>
-      </w:r>
-    </w:p>
-    <w:p>
-      <w:r>
-        <w:t>“As my uncle says, there are three types of people in the world: Sheep, Shepherds and Goats.</w:t>
-      </w:r>
-    </w:p>
-    <w:p>
-      <w:r>
-        <w:t xml:space="preserve">“Sheep always look </w:t>
-      </w:r>
-      <w:r>
-        <w:t>to</w:t>
-      </w:r>
-      <w:r>
-        <w:t xml:space="preserve"> shepherds to guide them.</w:t>
-      </w:r>
-    </w:p>
-    <w:p>
-      <w:r>
-        <w:t>“Shepherds seek to guide and control others, often to the sheep’s detriment.”</w:t>
-      </w:r>
-    </w:p>
-    <w:p>
-      <w:r>
-        <w:t>“Why do you say that?” Ripper asked as they approached the gates.</w:t>
-      </w:r>
-    </w:p>
-    <w:p>
-      <w:r>
-        <w:t>“What do shepherds do to sheep?” Luke as</w:t>
-      </w:r>
-      <w:r>
-        <w:t>ked. “They raise them for food</w:t>
-      </w:r>
-      <w:r>
-        <w:t xml:space="preserve"> and wool</w:t>
-      </w:r>
-      <w:r>
-        <w:t>.</w:t>
-      </w:r>
-    </w:p>
-    <w:p>
-      <w:r>
-        <w:t>“I am a goat. I neither follow nor lead</w:t>
-      </w:r>
-      <w:r>
-        <w:t>, but follow my own path.”</w:t>
-      </w:r>
-    </w:p>
-    <w:p>
-      <w:r>
-        <w:t xml:space="preserve">Luke’s </w:t>
-      </w:r>
-      <w:r>
-        <w:t xml:space="preserve">school </w:t>
-      </w:r>
-      <w:r>
-        <w:t>device beeped. Pulling out his device read the message, “+1 to mental manipulation resistance.”</w:t>
-      </w:r>
-    </w:p>
-    <w:p>
-      <w:r>
-        <w:t>“Freaky,” Ripper said as he stared at the message. “It’s like we are in a freaking video game.”</w:t>
-      </w:r>
-    </w:p>
-    <w:p>
-      <w:r>
-        <w:t>They stepped out of the gate and were greeted by the protesters.</w:t>
-      </w:r>
-    </w:p>
-    <w:p>
-      <w:r>
-        <w:t>Placards read, “Nuclear energy is dangerous,” “Quantum communication damages space,” “Stop all space warping research,” and “</w:t>
-      </w:r>
-      <w:r>
-        <w:t>The end is neigh.”</w:t>
-      </w:r>
-    </w:p>
-    <w:p>
-      <w:r>
-        <w:t>They passed the protesters and Ripper asked, “What do you think of that?”</w:t>
-      </w:r>
-    </w:p>
-    <w:p>
-      <w:r>
-        <w:lastRenderedPageBreak/>
-        <w:t>“Nonsense,” Luke replied. “You can’t damage space. If you could, then the space around the sun would be ripped to shreds. And yet, science has yet to find any anomalies.”</w:t>
-      </w:r>
-    </w:p>
-    <w:p>
-      <w:r>
-        <w:t>“It’s being suppressed,” a protester called out.</w:t>
-      </w:r>
-    </w:p>
-    <w:p>
-      <w:r>
-        <w:t>The town spread all about them. Restaurants lined the street they were walking on.</w:t>
-      </w:r>
-      <w:r>
-        <w:t xml:space="preserve"> Two were under construction.</w:t>
-      </w:r>
-    </w:p>
-    <w:p>
-      <w:r>
-        <w:t>“Which restaurant?” Ripper asked.</w:t>
-      </w:r>
-    </w:p>
-    <w:p>
-      <w:r>
-        <w:t>“Any,” Luke said. “I like exploring different foods.”</w:t>
-      </w:r>
-    </w:p>
-    <w:p>
-      <w:r>
-        <w:t>“You did mention you liked that old series, ‘Bizarre Foods’,” Ripper said. “Okay, let’s go to that burger place.</w:t>
-      </w:r>
-      <w:r>
-        <w:t xml:space="preserve"> </w:t>
-      </w:r>
-      <w:r>
-        <w:t>We</w:t>
-      </w:r>
-      <w:r>
-        <w:t xml:space="preserve"> gorillas can’t live on grass and tin cans</w:t>
-      </w:r>
-      <w:r>
-        <w:t>.</w:t>
-      </w:r>
-      <w:r>
-        <w:t>”</w:t>
-      </w:r>
-    </w:p>
-    <w:p>
-      <w:r>
-        <w:t>Luke laughed and said, “That’s for sure.”</w:t>
-      </w:r>
-    </w:p>
-    <w:p>
-      <w:r>
-        <w:t xml:space="preserve">They </w:t>
-      </w:r>
-      <w:r>
-        <w:t xml:space="preserve">entered and </w:t>
-      </w:r>
-      <w:r>
-        <w:t>waited</w:t>
-      </w:r>
-      <w:r>
-        <w:t>.</w:t>
-      </w:r>
-      <w:r>
-        <w:t xml:space="preserve"> </w:t>
-      </w:r>
-      <w:r>
-        <w:t>A</w:t>
-      </w:r>
-      <w:r>
-        <w:t xml:space="preserve"> waiter led them to a seat.</w:t>
-      </w:r>
-    </w:p>
-    <w:p>
-      <w:r>
-        <w:t>Luke picked up the menu and scanned. There was a good selection of burgers, steaks, and even vegetarian options.</w:t>
-      </w:r>
-    </w:p>
-    <w:p>
-      <w:r>
-        <w:t>The waiter returned and asked, “Any drinks for you?”</w:t>
-      </w:r>
-    </w:p>
-    <w:p>
-      <w:r>
-        <w:t>“Coke please,” Ripper said.</w:t>
-      </w:r>
-    </w:p>
-    <w:p>
-      <w:r>
-        <w:t>“What’s your most popular soft drink?” Luke asked.</w:t>
-      </w:r>
-    </w:p>
-    <w:p>
-      <w:r>
-        <w:t xml:space="preserve">“There are </w:t>
-      </w:r>
-      <w:r>
-        <w:t>Rivella</w:t>
-      </w:r>
-      <w:r>
-        <w:t xml:space="preserve">, hot chocolate, </w:t>
-      </w:r>
-      <w:r>
-        <w:t>Apple Juice</w:t>
-      </w:r>
-      <w:r>
-        <w:t xml:space="preserve">, and </w:t>
-      </w:r>
-      <w:r>
-        <w:t>Ice Tea</w:t>
-      </w:r>
-      <w:r>
-        <w:t>…</w:t>
-      </w:r>
-      <w:r>
-        <w:t>,</w:t>
-      </w:r>
-      <w:r>
-        <w:t>” the waiter said.</w:t>
-      </w:r>
-    </w:p>
-    <w:p>
-      <w:r>
-        <w:t xml:space="preserve">“I’ll have Rivella, no ice please,” Luke said, since Rivella was the most </w:t>
-      </w:r>
-      <w:r>
-        <w:t>exotic sounding drink listed.</w:t>
-      </w:r>
-    </w:p>
-    <w:p>
-      <w:r>
-        <w:t>Drink order taken, the waiter left.</w:t>
+      <w:r>
+        <w:t xml:space="preserve"> “No offence but I think she has a higher charisma score than you.”</w:t>
+      </w:r>
+    </w:p>
+    <w:p>
+      <w:r>
+        <w:t>“You’re right,” Ripper said.</w:t>
       </w:r>
     </w:p>
     <w:p>
@@ -2371,6 +1387,1093 @@
         <w:t>“</w:t>
       </w:r>
       <w:r>
+        <w:t xml:space="preserve">Yes, many of you here exceed her in terms of </w:t>
+      </w:r>
+      <w:r>
+        <w:t>speed, strength,</w:t>
+      </w:r>
+      <w:r>
+        <w:t xml:space="preserve"> academics,</w:t>
+      </w:r>
+      <w:r>
+        <w:t xml:space="preserve"> and problem solving, to name a few. However, her combined scores exceed everyone here</w:t>
+      </w:r>
+      <w:r>
+        <w:t>.</w:t>
+      </w:r>
+    </w:p>
+    <w:p>
+      <w:r>
+        <w:t>“Considering you are the cream of the crop</w:t>
+      </w:r>
+      <w:r>
+        <w:t>, that’s saying something.</w:t>
+      </w:r>
+    </w:p>
+    <w:p>
+      <w:r>
+        <w:t xml:space="preserve">“Ms. </w:t>
+      </w:r>
+      <w:proofErr w:type="spellStart"/>
+      <w:r>
+        <w:t>Aranor</w:t>
+      </w:r>
+      <w:proofErr w:type="spellEnd"/>
+      <w:r>
+        <w:t>, please speak to your cohort.”</w:t>
+      </w:r>
+    </w:p>
+    <w:p>
+      <w:r>
+        <w:t>Annie stepped up to the mike and took a breath.</w:t>
+      </w:r>
+    </w:p>
+    <w:p>
+      <w:r>
+        <w:t xml:space="preserve">“Thank you Principle Thornville,” Annie said. “6 years ago my father founded this </w:t>
+      </w:r>
+      <w:r>
+        <w:t>academy using his considerable wealth. The purpose is to gather the best and brightest kids of the world in order to forge a better world for everyone.</w:t>
+      </w:r>
+    </w:p>
+    <w:p>
+      <w:r>
+        <w:t>“</w:t>
+      </w:r>
+      <w:r>
+        <w:t xml:space="preserve">Sad to say the world is full of monsters. They live just below the surface, hungry to come out and </w:t>
+      </w:r>
+      <w:r>
+        <w:t>slaughter</w:t>
+      </w:r>
+      <w:r>
+        <w:t xml:space="preserve">. </w:t>
+      </w:r>
+      <w:r>
+        <w:t>E</w:t>
+      </w:r>
+      <w:r>
+        <w:t xml:space="preserve">nvironmental </w:t>
+      </w:r>
+      <w:r>
+        <w:t>contamination</w:t>
+      </w:r>
+      <w:r>
+        <w:t xml:space="preserve">, desecration of </w:t>
+      </w:r>
+      <w:r>
+        <w:t>sacred</w:t>
+      </w:r>
+      <w:r>
+        <w:t xml:space="preserve"> lands</w:t>
+      </w:r>
+      <w:r>
+        <w:t>, polarization of the world</w:t>
+      </w:r>
+      <w:r>
+        <w:t xml:space="preserve">, </w:t>
+      </w:r>
+      <w:r>
+        <w:t xml:space="preserve">extreme wealth disparities, </w:t>
+      </w:r>
+      <w:r>
+        <w:t>despair and hate</w:t>
+      </w:r>
+      <w:r>
+        <w:t xml:space="preserve"> are making things worse.</w:t>
+      </w:r>
+    </w:p>
+    <w:p>
+      <w:r>
+        <w:t xml:space="preserve">“Our goal here is simple. Become strong and never place our fate on </w:t>
+      </w:r>
+      <w:r>
+        <w:t>so-called saviors</w:t>
+      </w:r>
+      <w:r>
+        <w:t>.</w:t>
+      </w:r>
+    </w:p>
+    <w:p>
+      <w:r>
+        <w:t>“I look forward to growing ever stronger with all of you.”</w:t>
+      </w:r>
+    </w:p>
+    <w:p>
+      <w:r>
+        <w:t>With that Annie stepped off from the podium.</w:t>
+      </w:r>
+    </w:p>
+    <w:p>
+      <w:r>
+        <w:t xml:space="preserve">“Thank you Ms. </w:t>
+      </w:r>
+      <w:proofErr w:type="spellStart"/>
+      <w:r>
+        <w:t>Aranor</w:t>
+      </w:r>
+      <w:proofErr w:type="spellEnd"/>
+      <w:r>
+        <w:t>,” the principle said.</w:t>
+      </w:r>
+    </w:p>
+    <w:p>
+      <w:r>
+        <w:t>“This first week is for you to settle in. Then next week you will get to know the true nature of this school and why you are here.</w:t>
+      </w:r>
+    </w:p>
+    <w:p>
+      <w:r>
+        <w:t>“We selected each of you because we believe you are best qualified. However, we might have been wrong. If, for whatever reason, you find this place overwhelming, you are free to return to your country.</w:t>
+      </w:r>
+    </w:p>
+    <w:p>
+      <w:r>
+        <w:t>“We will even extend your scholarship to other schools.”</w:t>
+      </w:r>
+    </w:p>
+    <w:p>
+      <w:r>
+        <w:lastRenderedPageBreak/>
+        <w:t>The principle paused for the message to sink in and then continued.</w:t>
+      </w:r>
+    </w:p>
+    <w:p>
+      <w:r>
+        <w:t>“</w:t>
+      </w:r>
+      <w:r>
+        <w:t>You will find y</w:t>
+      </w:r>
+      <w:r>
+        <w:t>our luggage in your dormitory rooms.</w:t>
+      </w:r>
+      <w:r>
+        <w:t xml:space="preserve"> Your map app will guide you there.</w:t>
+      </w:r>
+    </w:p>
+    <w:p>
+      <w:r>
+        <w:t>“</w:t>
+      </w:r>
+      <w:r>
+        <w:t xml:space="preserve">Also, you will find your school issued uniforms, </w:t>
+      </w:r>
+      <w:r>
+        <w:t xml:space="preserve">school books, </w:t>
+      </w:r>
+      <w:r>
+        <w:t xml:space="preserve">and everything else you will need to </w:t>
+      </w:r>
+      <w:r>
+        <w:t>attend classes.</w:t>
+      </w:r>
+    </w:p>
+    <w:p>
+      <w:r>
+        <w:t>“Go to your dormitories and settle in.</w:t>
+      </w:r>
+    </w:p>
+    <w:p>
+      <w:r>
+        <w:t>“Your homework is to become familiar with your devices.</w:t>
+      </w:r>
+    </w:p>
+    <w:p>
+      <w:r>
+        <w:t>“After that</w:t>
+      </w:r>
+      <w:r>
+        <w:t>, I encourage you to spend time getting to know your fellow students and exploring the local town. Also, the hiking trails are amazing, with rivers, wat</w:t>
+      </w:r>
+      <w:r>
+        <w:t>erfalls and canyons to explore.”</w:t>
+      </w:r>
+    </w:p>
+    <w:p>
+      <w:r>
+        <w:t xml:space="preserve">The principle paused and then said, “I do need to warn you. Please avoid leaving </w:t>
+      </w:r>
+      <w:r>
+        <w:t xml:space="preserve">town or </w:t>
+      </w:r>
+      <w:r>
+        <w:t xml:space="preserve">school grounds after </w:t>
+      </w:r>
+      <w:r>
+        <w:t>dusk</w:t>
+      </w:r>
+      <w:r>
+        <w:t>. This is especially true of the surrounding forests</w:t>
+      </w:r>
+      <w:r>
+        <w:t xml:space="preserve"> and mountains</w:t>
+      </w:r>
+      <w:r>
+        <w:t>.</w:t>
+      </w:r>
+      <w:r>
+        <w:t>”</w:t>
+      </w:r>
+    </w:p>
+    <w:p>
+      <w:r>
+        <w:t xml:space="preserve">The principle paused and then said in a sinister voice, </w:t>
+      </w:r>
+      <w:r>
+        <w:t>“</w:t>
+      </w:r>
+      <w:r>
+        <w:t>The dark is filled with dangers</w:t>
+      </w:r>
+      <w:r>
+        <w:t xml:space="preserve">. </w:t>
+      </w:r>
+      <w:r>
+        <w:t>Things are out there. Things best left undisturbed.”</w:t>
+      </w:r>
+    </w:p>
+    <w:p>
+      <w:r>
+        <w:t>That sent a chill down Luke’s back.</w:t>
+      </w:r>
+    </w:p>
+    <w:p>
+      <w:r>
+        <w:t>“That’s creepy,” Ripper muttered.</w:t>
+      </w:r>
+    </w:p>
+    <w:p>
+      <w:r>
+        <w:t xml:space="preserve">“Principle Thornville, please don’t scare the kids,” a woman </w:t>
+      </w:r>
+      <w:r>
+        <w:t>scolded</w:t>
+      </w:r>
+      <w:r>
+        <w:t>.</w:t>
+      </w:r>
+    </w:p>
+    <w:p>
+      <w:r>
+        <w:t xml:space="preserve">“This is vice-principle </w:t>
+      </w:r>
+      <w:r>
+        <w:t xml:space="preserve">Mrs. </w:t>
+      </w:r>
+      <w:r>
+        <w:t>Eliot Drew,” the principle said</w:t>
+      </w:r>
+      <w:r>
+        <w:t>, pointing at the woman</w:t>
+      </w:r>
+      <w:r>
+        <w:t xml:space="preserve">. </w:t>
+      </w:r>
+      <w:r>
+        <w:t xml:space="preserve">He turned to the vice-principle and said, </w:t>
+      </w:r>
+      <w:r>
+        <w:t>“</w:t>
+      </w:r>
+      <w:r>
+        <w:t>Fear is essential if one is to stay safe. You know what is out there.”</w:t>
+      </w:r>
+    </w:p>
+    <w:p>
+      <w:r>
+        <w:t xml:space="preserve">The principle turned back to the audience and said, “The </w:t>
+      </w:r>
+      <w:r>
+        <w:t xml:space="preserve">boundary of </w:t>
+      </w:r>
+      <w:r>
+        <w:t>both the town and</w:t>
+      </w:r>
+      <w:r>
+        <w:t xml:space="preserve"> school grounds is</w:t>
+      </w:r>
+      <w:r>
+        <w:t xml:space="preserve"> well marked.</w:t>
+      </w:r>
+    </w:p>
+    <w:p>
+      <w:r>
+        <w:lastRenderedPageBreak/>
+        <w:t>“</w:t>
+      </w:r>
+      <w:r>
+        <w:t xml:space="preserve">You are </w:t>
+      </w:r>
+      <w:r>
+        <w:t xml:space="preserve">required to be either on </w:t>
+      </w:r>
+      <w:r>
+        <w:t xml:space="preserve">campus grounds </w:t>
+      </w:r>
+      <w:r>
+        <w:t xml:space="preserve">or in the town </w:t>
+      </w:r>
+      <w:r>
+        <w:t xml:space="preserve">proper </w:t>
+      </w:r>
+      <w:r>
+        <w:t xml:space="preserve">between </w:t>
+      </w:r>
+      <w:r>
+        <w:t>dusk and dawn. Those rules are there for a reason. We don’t want tragedies.</w:t>
+      </w:r>
+    </w:p>
+    <w:p>
+      <w:r>
+        <w:t>“Don’t stay up too late. Tomorrow is school.</w:t>
+      </w:r>
+    </w:p>
+    <w:p>
+      <w:r>
+        <w:t>“</w:t>
+      </w:r>
+      <w:r>
+        <w:t>Dismissed</w:t>
+      </w:r>
+      <w:r>
+        <w:t>…</w:t>
+      </w:r>
+      <w:r>
+        <w:t>”</w:t>
+      </w:r>
+    </w:p>
+    <w:p>
+      <w:r>
+        <w:t xml:space="preserve">The auditorium burst into a cacophony as everyone tried to understand </w:t>
+      </w:r>
+      <w:r>
+        <w:t>the dire warning.</w:t>
+      </w:r>
+    </w:p>
+    <w:p>
+      <w:r>
+        <w:t>“Damn, that was weird,” Ripper said. “Why not just say we will get into trouble?”</w:t>
+      </w:r>
+    </w:p>
+    <w:p>
+      <w:r>
+        <w:t xml:space="preserve">“Maybe there are wild animals,” </w:t>
+      </w:r>
+      <w:r>
+        <w:t>Luke</w:t>
+      </w:r>
+      <w:r>
+        <w:t xml:space="preserve"> said. “No</w:t>
+      </w:r>
+      <w:r>
+        <w:t>,</w:t>
+      </w:r>
+      <w:r>
+        <w:t xml:space="preserve"> that doesn’t make sense. The principle said we should explore during the day.”</w:t>
+      </w:r>
+    </w:p>
+    <w:p>
+      <w:r>
+        <w:t>Luke waited his turn as over a thousand students exited. A short walk brought them to</w:t>
+      </w:r>
+      <w:r>
+        <w:t xml:space="preserve"> their dormitory room.</w:t>
+      </w:r>
+    </w:p>
+    <w:p>
+      <w:r>
+        <w:t xml:space="preserve">The studio apartment had a kitchenette to the left and a washroom to the right. Beyond were </w:t>
+      </w:r>
+      <w:r>
+        <w:t xml:space="preserve">two </w:t>
+      </w:r>
+      <w:r>
+        <w:t>elevated beds</w:t>
+      </w:r>
+      <w:r>
+        <w:t>. Under each bed was a study area with desk, chair</w:t>
+      </w:r>
+      <w:r>
+        <w:t xml:space="preserve">, </w:t>
+      </w:r>
+      <w:r>
+        <w:t xml:space="preserve">and </w:t>
+      </w:r>
+      <w:r>
+        <w:t>chest of draws.</w:t>
+      </w:r>
+    </w:p>
+    <w:p>
+      <w:r>
+        <w:t xml:space="preserve">On the floor to the right was </w:t>
+      </w:r>
+      <w:r>
+        <w:t>Luke</w:t>
+      </w:r>
+      <w:r>
+        <w:t>’s lugg</w:t>
+      </w:r>
+      <w:r>
+        <w:t xml:space="preserve">age. </w:t>
+      </w:r>
+      <w:r>
+        <w:t>School books lined a book shelf.</w:t>
+      </w:r>
+    </w:p>
+    <w:p>
+      <w:r>
+        <w:t xml:space="preserve"> </w:t>
+      </w:r>
+      <w:r>
+        <w:t>“What’s the WIFI password?”</w:t>
+      </w:r>
+      <w:r>
+        <w:t xml:space="preserve"> Ripper asked.</w:t>
+      </w:r>
+    </w:p>
+    <w:p>
+      <w:r>
+        <w:t xml:space="preserve">“Challenger 423,” </w:t>
+      </w:r>
+      <w:r>
+        <w:t>Luke</w:t>
+      </w:r>
+      <w:r>
+        <w:t xml:space="preserve"> said, pointing at a sign on the wall.</w:t>
+      </w:r>
+    </w:p>
+    <w:p>
+      <w:r>
+        <w:t>“Thanks,” Ripper said as he opened his laptop.</w:t>
+      </w:r>
+    </w:p>
+    <w:p>
+      <w:r>
+        <w:t>Luke</w:t>
+      </w:r>
+      <w:r>
+        <w:t xml:space="preserve"> </w:t>
+      </w:r>
+      <w:r>
+        <w:t>unpacked, placing his clothes</w:t>
+      </w:r>
+      <w:r>
+        <w:t xml:space="preserve"> and items</w:t>
+      </w:r>
+      <w:r>
+        <w:t xml:space="preserve"> in </w:t>
+      </w:r>
+      <w:r>
+        <w:t>his</w:t>
+      </w:r>
+      <w:r>
+        <w:t xml:space="preserve"> closet and chest of drawers. Last item was his laptop.</w:t>
+      </w:r>
+    </w:p>
+    <w:p>
+      <w:r>
+        <w:t>It was time to call his parents.</w:t>
+      </w:r>
+    </w:p>
+    <w:p>
+      <w:r>
+        <w:t xml:space="preserve">“Hi Mum, Dad, Goat Father,” </w:t>
+      </w:r>
+      <w:r>
+        <w:t>Luke</w:t>
+      </w:r>
+      <w:r>
+        <w:t xml:space="preserve"> said.</w:t>
+      </w:r>
+    </w:p>
+    <w:p>
+      <w:r>
+        <w:lastRenderedPageBreak/>
+        <w:t>Ripper glanced at Luke but didn’t say anything.</w:t>
+      </w:r>
+    </w:p>
+    <w:p>
+      <w:r>
+        <w:t xml:space="preserve">“Hi </w:t>
+      </w:r>
+      <w:r>
+        <w:t>Luke</w:t>
+      </w:r>
+      <w:r>
+        <w:t xml:space="preserve">,” </w:t>
+      </w:r>
+      <w:r>
+        <w:t>Luke</w:t>
+      </w:r>
+      <w:r>
+        <w:t>’s mum said. “Was the trip okay? Was there any problems?”</w:t>
+      </w:r>
+    </w:p>
+    <w:p>
+      <w:r>
+        <w:t xml:space="preserve">“No mum,” </w:t>
+      </w:r>
+      <w:r>
+        <w:t>Luke</w:t>
+      </w:r>
+      <w:r>
+        <w:t xml:space="preserve"> said. “The trip was just tedious, since all I could see were clouds. Here is my room.”</w:t>
+      </w:r>
+    </w:p>
+    <w:p>
+      <w:r>
+        <w:t>Luke</w:t>
+      </w:r>
+      <w:r>
+        <w:t xml:space="preserve"> panned the phone around and said, “I even have a kitchenette, so I can practice my cooking.</w:t>
+      </w:r>
+    </w:p>
+    <w:p>
+      <w:r>
+        <w:t>“Ripper, say ‘Hi’.”</w:t>
+      </w:r>
+    </w:p>
+    <w:p>
+      <w:r>
+        <w:t xml:space="preserve">Ripper waved and </w:t>
+      </w:r>
+      <w:r>
+        <w:t>Luke</w:t>
+      </w:r>
+      <w:r>
+        <w:t xml:space="preserve"> stepped out onto the balcony.</w:t>
+      </w:r>
+    </w:p>
+    <w:p>
+      <w:r>
+        <w:t>Luke</w:t>
+      </w:r>
+      <w:r>
+        <w:t xml:space="preserve"> pointed his phone at the surrounding mountains.</w:t>
+      </w:r>
+    </w:p>
+    <w:p>
+      <w:r>
+        <w:t xml:space="preserve">“Those mountains are beautiful,” </w:t>
+      </w:r>
+      <w:r>
+        <w:t>Luke</w:t>
+      </w:r>
+      <w:r>
+        <w:t>’s mother said.</w:t>
+      </w:r>
+      <w:r>
+        <w:t xml:space="preserve"> “How is the school?”</w:t>
+      </w:r>
+    </w:p>
+    <w:p>
+      <w:r>
+        <w:t>“The school grounds are beautiful from what I’ve seen,” Luke said. “We passed through the town when we arrived. It’s expanding rather fast. You can see construction cranes everywhere.”</w:t>
+      </w:r>
+    </w:p>
+    <w:p>
+      <w:r>
+        <w:t xml:space="preserve">“I hear there are plenty of those nut jobs in </w:t>
+      </w:r>
+      <w:r>
+        <w:t>Switzerland</w:t>
+      </w:r>
+      <w:r>
+        <w:t xml:space="preserve">,” </w:t>
+      </w:r>
+      <w:r>
+        <w:t>Luke</w:t>
+      </w:r>
+      <w:r>
+        <w:t>’s dad said.</w:t>
+      </w:r>
+    </w:p>
+    <w:p>
+      <w:r>
+        <w:t xml:space="preserve">“There were some protesters at the gates when we arrived,” </w:t>
+      </w:r>
+      <w:r>
+        <w:t>Luke</w:t>
+      </w:r>
+      <w:r>
+        <w:t xml:space="preserve"> said.</w:t>
+      </w:r>
+    </w:p>
+    <w:p>
+      <w:r>
+        <w:t>“</w:t>
+      </w:r>
+      <w:r>
+        <w:t>So Goat Son</w:t>
+      </w:r>
+      <w:r>
+        <w:t>,</w:t>
+      </w:r>
+      <w:r>
+        <w:t xml:space="preserve"> did you eat any good books lately?</w:t>
+      </w:r>
+      <w:r>
+        <w:t xml:space="preserve">” </w:t>
+      </w:r>
+      <w:r>
+        <w:t>Luke</w:t>
+      </w:r>
+      <w:r>
+        <w:t xml:space="preserve">’s uncle and godfather </w:t>
+      </w:r>
+      <w:r>
+        <w:t>asked</w:t>
+      </w:r>
+      <w:r>
+        <w:t>.</w:t>
+      </w:r>
+    </w:p>
+    <w:p>
+      <w:r>
+        <w:t>Luke</w:t>
+      </w:r>
+      <w:r>
+        <w:t xml:space="preserve"> stepped back into the room and pointed the phone at his new school books. “I have plenty of food,” He said.</w:t>
+      </w:r>
+    </w:p>
+    <w:p>
+      <w:r>
+        <w:t>Luke</w:t>
+      </w:r>
+      <w:r>
+        <w:t xml:space="preserve"> stepped back out onto the balcony and closed the door. He and his uncle started bleating at each other.</w:t>
+      </w:r>
+    </w:p>
+    <w:p>
+      <w:r>
+        <w:lastRenderedPageBreak/>
+        <w:t xml:space="preserve">“Stop that you two,” </w:t>
+      </w:r>
+      <w:r>
+        <w:t>Luke</w:t>
+      </w:r>
+      <w:r>
+        <w:t xml:space="preserve">’s mother said angrily. “What if you </w:t>
+      </w:r>
+      <w:r>
+        <w:t>did</w:t>
+      </w:r>
+      <w:r>
+        <w:t xml:space="preserve"> that in public?”</w:t>
+      </w:r>
+    </w:p>
+    <w:p>
+      <w:r>
+        <w:t>“</w:t>
+      </w:r>
+      <w:r>
+        <w:t>Why should he be embarrassed?</w:t>
+      </w:r>
+      <w:r>
+        <w:t>” Luke’s uncle said. “</w:t>
+      </w:r>
+      <w:r>
+        <w:t>He should be proud of who he is</w:t>
+      </w:r>
+      <w:r>
+        <w:t>.”</w:t>
+      </w:r>
+    </w:p>
+    <w:p>
+      <w:r>
+        <w:t>“Okay dear, you better go,” Luke’s mother said. “You have plenty of work ahead of you.”</w:t>
+      </w:r>
+    </w:p>
+    <w:p>
+      <w:r>
+        <w:t>“Work hard, Luke,” Luke’s dad said. “Remember I’m proud of you.”</w:t>
+      </w:r>
+    </w:p>
+    <w:p>
+      <w:r>
+        <w:t>“Thanks mum, dad,” Luke said.</w:t>
+      </w:r>
+    </w:p>
+    <w:p>
+      <w:r>
+        <w:t>“Remember to eat plenty of tin cans,” the uncle said. “You need plenty of iron for your growing bones.”</w:t>
+      </w:r>
+    </w:p>
+    <w:p>
+      <w:r>
+        <w:t>“Okay Goat Father,” Luke said. “Bye mum, dad, Goat Father.”</w:t>
+      </w:r>
+    </w:p>
+    <w:p>
+      <w:r>
+        <w:t xml:space="preserve">Luke </w:t>
+      </w:r>
+      <w:r>
+        <w:t>h</w:t>
+      </w:r>
+      <w:r>
+        <w:t>ung up the call and entered the room.</w:t>
+      </w:r>
+    </w:p>
+    <w:p>
+      <w:r>
+        <w:t>Ripper looked at Luke curiously.</w:t>
+      </w:r>
+    </w:p>
+    <w:p>
+      <w:r>
+        <w:t>“My uncle and I are both Capricorns,” Luke explained. “</w:t>
+      </w:r>
+      <w:r>
+        <w:t xml:space="preserve">He is also my godfather. </w:t>
+      </w:r>
+      <w:r>
+        <w:t xml:space="preserve">And goats are funny creatures. </w:t>
+      </w:r>
+      <w:r>
+        <w:t xml:space="preserve">It’s something we’ve been doing all my life. </w:t>
+      </w:r>
+      <w:r>
+        <w:t>Do you have a favorite animal?”</w:t>
+      </w:r>
+    </w:p>
+    <w:p>
+      <w:r>
+        <w:t xml:space="preserve">Ripper paused a moment and then said, “I suppose it would be a gorilla. The ultimate </w:t>
+      </w:r>
+      <w:r>
+        <w:t>quarter</w:t>
+      </w:r>
+      <w:r>
+        <w:t xml:space="preserve"> backer would be a gorilla. They are the ultimate symbol of strength</w:t>
+      </w:r>
+      <w:r>
+        <w:t xml:space="preserve"> and power</w:t>
+      </w:r>
+      <w:r>
+        <w:t>.</w:t>
+      </w:r>
+    </w:p>
+    <w:p>
+      <w:r>
+        <w:t>“I finished unpacking.”</w:t>
+      </w:r>
+    </w:p>
+    <w:p>
+      <w:r>
+        <w:t>“Let’s go get something to eat,” Luke said and they headed out.</w:t>
+      </w:r>
+    </w:p>
+    <w:p>
+      <w:proofErr w:type="gramStart"/>
+      <w:r>
+        <w:t>“</w:t>
+      </w:r>
+      <w:r>
+        <w:t>Town or cafeteria?”</w:t>
+      </w:r>
+      <w:proofErr w:type="gramEnd"/>
+      <w:r>
+        <w:t xml:space="preserve"> Ripper asked.</w:t>
+      </w:r>
+    </w:p>
+    <w:p>
+      <w:r>
+        <w:t>“Town,” Luke said. “I’m betting you will get bored with the cafeteria fast enough.</w:t>
+      </w:r>
+    </w:p>
+    <w:p>
+      <w:r>
+        <w:lastRenderedPageBreak/>
+        <w:t xml:space="preserve">“Not you?” Ripper </w:t>
+      </w:r>
+      <w:r>
+        <w:t>asked</w:t>
+      </w:r>
+      <w:r>
+        <w:t xml:space="preserve"> as they headed for the front gates.</w:t>
+      </w:r>
+    </w:p>
+    <w:p>
+      <w:r>
+        <w:t>“As you heard me talking to my uncle, I am a goat,” Luke said. “I don’t have hang-ups about food. I enjoy eating, and also cooking.”</w:t>
+      </w:r>
+    </w:p>
+    <w:p>
+      <w:r>
+        <w:t>“There</w:t>
+      </w:r>
+      <w:r>
+        <w:t xml:space="preserve"> is that Annie,” Ripper said</w:t>
+      </w:r>
+      <w:r>
+        <w:t>, pointing</w:t>
+      </w:r>
+      <w:r>
+        <w:t>. “Want to go see?”</w:t>
+      </w:r>
+    </w:p>
+    <w:p>
+      <w:r>
+        <w:t>Annie was surrounded by admirers.</w:t>
+      </w:r>
+    </w:p>
+    <w:p>
+      <w:r>
+        <w:t>“Not really,” Luke said. “She is out of my league and I don’t believe in celebrities and heroes. You can go if you want. You’re handsome enough and an amazing athlete.</w:t>
+      </w:r>
+    </w:p>
+    <w:p>
+      <w:r>
+        <w:t>“As my uncle says, there are three types of people in the world: Sheep, Shepherds and Goats.</w:t>
+      </w:r>
+    </w:p>
+    <w:p>
+      <w:r>
+        <w:t xml:space="preserve">“Sheep always look </w:t>
+      </w:r>
+      <w:r>
+        <w:t>to</w:t>
+      </w:r>
+      <w:r>
+        <w:t xml:space="preserve"> shepherds to guide them.</w:t>
+      </w:r>
+    </w:p>
+    <w:p>
+      <w:r>
+        <w:t>“Shepherds seek to guide and control others, often to the sheep’s detriment.”</w:t>
+      </w:r>
+    </w:p>
+    <w:p>
+      <w:r>
+        <w:t>“Why do you say that?” Ripper asked as they approached the gates.</w:t>
+      </w:r>
+    </w:p>
+    <w:p>
+      <w:r>
+        <w:t>“What do shepherds do to sheep?” Luke as</w:t>
+      </w:r>
+      <w:r>
+        <w:t>ked. “They raise them for food</w:t>
+      </w:r>
+      <w:r>
+        <w:t xml:space="preserve"> and wool</w:t>
+      </w:r>
+      <w:r>
+        <w:t>.</w:t>
+      </w:r>
+    </w:p>
+    <w:p>
+      <w:r>
+        <w:t>“I am a goat. I neither follow nor lead</w:t>
+      </w:r>
+      <w:r>
+        <w:t>, but follow my own path.”</w:t>
+      </w:r>
+    </w:p>
+    <w:p>
+      <w:r>
+        <w:t xml:space="preserve">Luke’s </w:t>
+      </w:r>
+      <w:r>
+        <w:t xml:space="preserve">school </w:t>
+      </w:r>
+      <w:r>
+        <w:t>device beeped. Pulling out his device read the message, “+1 to mental manipulation resistance.”</w:t>
+      </w:r>
+    </w:p>
+    <w:p>
+      <w:r>
+        <w:t>“Freaky,” Ripper said as he stared at the message. “It’s like we are in a freaking video game.”</w:t>
+      </w:r>
+    </w:p>
+    <w:p>
+      <w:r>
+        <w:t>They stepped out of the gate and were greeted by the protesters.</w:t>
+      </w:r>
+    </w:p>
+    <w:p>
+      <w:r>
+        <w:t>Placards read, “Nuclear energy is dangerous,” “Quantum communication damages space,” “Stop all space warping research,” and “</w:t>
+      </w:r>
+      <w:r>
+        <w:t>The end is neigh.”</w:t>
+      </w:r>
+    </w:p>
+    <w:p>
+      <w:r>
+        <w:lastRenderedPageBreak/>
+        <w:t>They passed the protesters and Ripper asked, “What do you think of that?”</w:t>
+      </w:r>
+    </w:p>
+    <w:p>
+      <w:r>
+        <w:t>“Nonsense,” Luke replied. “You can’t damage space. If you could, then the space around the sun would be ripped to shreds. And yet, science has yet to find any anomalies.”</w:t>
+      </w:r>
+    </w:p>
+    <w:p>
+      <w:r>
+        <w:t>“It’s being suppressed,” a protester called out.</w:t>
+      </w:r>
+    </w:p>
+    <w:p>
+      <w:r>
+        <w:t>The town spread all about them. Restaurants lined the street they were walking on.</w:t>
+      </w:r>
+      <w:r>
+        <w:t xml:space="preserve"> Two were under construction.</w:t>
+      </w:r>
+    </w:p>
+    <w:p>
+      <w:proofErr w:type="gramStart"/>
+      <w:r>
+        <w:t>“Which restaurant?”</w:t>
+      </w:r>
+      <w:proofErr w:type="gramEnd"/>
+      <w:r>
+        <w:t xml:space="preserve"> Ripper asked.</w:t>
+      </w:r>
+    </w:p>
+    <w:p>
+      <w:r>
+        <w:t>“Any,” Luke said. “I like exploring different foods.”</w:t>
+      </w:r>
+    </w:p>
+    <w:p>
+      <w:r>
+        <w:t>“You did mention you liked that old series, ‘Bizarre Foods’,” Ripper said. “Okay, let’s go to that burger place.</w:t>
+      </w:r>
+      <w:r>
+        <w:t xml:space="preserve"> </w:t>
+      </w:r>
+      <w:r>
+        <w:t>We</w:t>
+      </w:r>
+      <w:r>
+        <w:t xml:space="preserve"> gorillas can’t live on grass and tin cans</w:t>
+      </w:r>
+      <w:r>
+        <w:t>.</w:t>
+      </w:r>
+      <w:r>
+        <w:t>”</w:t>
+      </w:r>
+    </w:p>
+    <w:p>
+      <w:r>
+        <w:t>Luke laughed and said, “That’s for sure.”</w:t>
+      </w:r>
+    </w:p>
+    <w:p>
+      <w:r>
+        <w:t xml:space="preserve">They </w:t>
+      </w:r>
+      <w:r>
+        <w:t xml:space="preserve">entered and </w:t>
+      </w:r>
+      <w:r>
+        <w:t>waited</w:t>
+      </w:r>
+      <w:r>
+        <w:t>.</w:t>
+      </w:r>
+      <w:r>
+        <w:t xml:space="preserve"> </w:t>
+      </w:r>
+      <w:r>
+        <w:t>A</w:t>
+      </w:r>
+      <w:r>
+        <w:t xml:space="preserve"> waiter led them to a seat.</w:t>
+      </w:r>
+    </w:p>
+    <w:p>
+      <w:r>
+        <w:t>Luke picked up the menu and scanned. There was a good selection of burgers, steaks, and even vegetarian options.</w:t>
+      </w:r>
+    </w:p>
+    <w:p>
+      <w:r>
+        <w:t>The waiter returned and asked, “Any drinks for you?”</w:t>
+      </w:r>
+    </w:p>
+    <w:p>
+      <w:r>
+        <w:t>“Coke please,” Ripper said.</w:t>
+      </w:r>
+    </w:p>
+    <w:p>
+      <w:r>
+        <w:t>“What’s your most popular soft drink?” Luke asked.</w:t>
+      </w:r>
+    </w:p>
+    <w:p>
+      <w:r>
+        <w:t xml:space="preserve">“There are </w:t>
+      </w:r>
+      <w:proofErr w:type="spellStart"/>
+      <w:r>
+        <w:t>Rivella</w:t>
+      </w:r>
+      <w:proofErr w:type="spellEnd"/>
+      <w:r>
+        <w:t xml:space="preserve">, hot chocolate, </w:t>
+      </w:r>
+      <w:r>
+        <w:t>Apple Juice</w:t>
+      </w:r>
+      <w:r>
+        <w:t xml:space="preserve">, and </w:t>
+      </w:r>
+      <w:r>
+        <w:t>Ice Tea</w:t>
+      </w:r>
+      <w:r>
+        <w:t>…</w:t>
+      </w:r>
+      <w:r>
+        <w:t>,</w:t>
+      </w:r>
+      <w:r>
+        <w:t>” the waiter said.</w:t>
+      </w:r>
+    </w:p>
+    <w:p>
+      <w:r>
+        <w:t xml:space="preserve">“I’ll have </w:t>
+      </w:r>
+      <w:proofErr w:type="spellStart"/>
+      <w:r>
+        <w:t>Rivella</w:t>
+      </w:r>
+      <w:proofErr w:type="spellEnd"/>
+      <w:r>
+        <w:t xml:space="preserve">, no ice please,” Luke said, since </w:t>
+      </w:r>
+      <w:proofErr w:type="spellStart"/>
+      <w:r>
+        <w:t>Rivella</w:t>
+      </w:r>
+      <w:proofErr w:type="spellEnd"/>
+      <w:r>
+        <w:t xml:space="preserve"> was the most </w:t>
+      </w:r>
+      <w:r>
+        <w:t>exotic sounding drink listed.</w:t>
+      </w:r>
+    </w:p>
+    <w:p>
+      <w:r>
+        <w:lastRenderedPageBreak/>
+        <w:t>Drink order taken, the waiter left.</w:t>
+      </w:r>
+    </w:p>
+    <w:p>
+      <w:r>
+        <w:t>“</w:t>
+      </w:r>
+      <w:r>
         <w:t xml:space="preserve">Remember how </w:t>
       </w:r>
       <w:r>
@@ -2449,8 +2552,13 @@
         <w:t>said.</w:t>
       </w:r>
       <w:r>
-        <w:t xml:space="preserve"> “Letting in all manner of demonic creatures.”</w:t>
-      </w:r>
+        <w:t xml:space="preserve"> </w:t>
+      </w:r>
+      <w:proofErr w:type="gramStart"/>
+      <w:r>
+        <w:t>“Letting in all manner of demonic creatures.”</w:t>
+      </w:r>
+      <w:proofErr w:type="gramEnd"/>
     </w:p>
     <w:p>
       <w:r>
@@ -2526,167 +2634,209 @@
     </w:p>
     <w:p>
       <w:r>
+        <w:lastRenderedPageBreak/>
         <w:t xml:space="preserve">“They </w:t>
       </w:r>
       <w:r>
         <w:t>know</w:t>
       </w:r>
       <w:r>
-        <w:t>,” the woman said. “Claims we are a bunch of superstitious fools.”</w:t>
+        <w:t xml:space="preserve">,” the woman said. </w:t>
+      </w:r>
+      <w:proofErr w:type="gramStart"/>
+      <w:r>
+        <w:t>“Claims we are a bunch of superstitious fools.”</w:t>
+      </w:r>
+      <w:proofErr w:type="gramEnd"/>
+    </w:p>
+    <w:p>
+      <w:r>
+        <w:t>“They are all in on it,” another local spat.</w:t>
+      </w:r>
+    </w:p>
+    <w:p>
+      <w:r>
+        <w:t>“I told you not to spit,” the woman scolded.</w:t>
+      </w:r>
+    </w:p>
+    <w:p>
+      <w:r>
+        <w:t>Food arrived and Luke ate as he listened to the local gossip.</w:t>
+      </w:r>
+    </w:p>
+    <w:p>
+      <w:proofErr w:type="gramStart"/>
+      <w:r>
+        <w:t>“Now what?”</w:t>
+      </w:r>
+      <w:proofErr w:type="gramEnd"/>
+      <w:r>
+        <w:t xml:space="preserve"> Ripper asked as they paid the bill.</w:t>
+      </w:r>
+    </w:p>
+    <w:p>
+      <w:r>
+        <w:t xml:space="preserve">“I want to explore the town and buy groceries,” Luke said. “Also want to explore the hiking trails. It’s only </w:t>
+      </w:r>
+      <w:r>
+        <w:t>12</w:t>
+      </w:r>
+      <w:r>
+        <w:t>:</w:t>
+      </w:r>
+      <w:r>
+        <w:t>35</w:t>
+      </w:r>
+      <w:r>
+        <w:t xml:space="preserve">PM. </w:t>
+      </w:r>
+      <w:r>
+        <w:t>There’s p</w:t>
+      </w:r>
+      <w:r>
+        <w:t>lenty of time before sunset.”</w:t>
+      </w:r>
+    </w:p>
+    <w:p>
+      <w:r>
+        <w:t>“Aren’t you afraid?” Ripper asked as they walked out of the restaurant.</w:t>
+      </w:r>
+    </w:p>
+    <w:p>
+      <w:r>
+        <w:t>“I only believe in science,” Luke said.</w:t>
+      </w:r>
+      <w:r>
+        <w:t xml:space="preserve"> </w:t>
+      </w:r>
+      <w:r>
+        <w:t>“</w:t>
+      </w:r>
+      <w:r>
+        <w:t>The only danger is</w:t>
+      </w:r>
+      <w:r>
+        <w:t xml:space="preserve"> tripping in the dark and mosquitoes</w:t>
+      </w:r>
+      <w:r>
+        <w:t>.”</w:t>
+      </w:r>
+    </w:p>
+    <w:p>
+      <w:r>
+        <w:t xml:space="preserve">“They have several sports clubs,” Ripper said. “I’m joining the American Football team. </w:t>
+      </w:r>
+      <w:proofErr w:type="gramStart"/>
+      <w:r>
+        <w:t>How about you?”</w:t>
+      </w:r>
+      <w:proofErr w:type="gramEnd"/>
+    </w:p>
+    <w:p>
+      <w:r>
+        <w:t>“I’m joining the cooking and puzzle solving clubs,” Luke said. “There’s a grocery store.”</w:t>
+      </w:r>
+    </w:p>
+    <w:p>
+      <w:r>
+        <w:t>Ripper stepped in and said, “This store sure has some interesting items.”</w:t>
+      </w:r>
+    </w:p>
+    <w:p>
+      <w:r>
+        <w:t>“</w:t>
+      </w:r>
+      <w:r>
+        <w:t>Sounds like fun</w:t>
+      </w:r>
+      <w:r>
+        <w:t xml:space="preserve">,” Luke said as he walked </w:t>
+      </w:r>
+      <w:r>
+        <w:t xml:space="preserve">the isles, grabbing items from shelves. </w:t>
+      </w:r>
+      <w:r>
+        <w:t>H</w:t>
+      </w:r>
+      <w:r>
+        <w:t>e headed for the cashier.</w:t>
+      </w:r>
+    </w:p>
+    <w:p>
+      <w:r>
+        <w:t>“Need some help with the bags</w:t>
+      </w:r>
+      <w:r>
+        <w:t>?</w:t>
+      </w:r>
+      <w:r>
+        <w:t>” Ripper asked.</w:t>
+      </w:r>
+    </w:p>
+    <w:p>
+      <w:r>
+        <w:t>“Thanks,” Like said and Ripper took multiple bags.</w:t>
+      </w:r>
+    </w:p>
+    <w:p>
+      <w:r>
+        <w:t xml:space="preserve">They headed back to the apartment. As before, they met the protesters near the </w:t>
+      </w:r>
+      <w:r>
+        <w:t>school gate</w:t>
+      </w:r>
+      <w:r>
+        <w:t>.</w:t>
       </w:r>
     </w:p>
     <w:p>
       <w:r>
         <w:lastRenderedPageBreak/>
-        <w:t>“They are all in on it,” another local spat.</w:t>
-      </w:r>
-    </w:p>
-    <w:p>
-      <w:r>
-        <w:t>“I told you not to spit,” the woman scolded.</w:t>
-      </w:r>
-    </w:p>
-    <w:p>
-      <w:r>
-        <w:t>Food arrived and Luke ate as he listened to the local gossip.</w:t>
-      </w:r>
-    </w:p>
-    <w:p>
-      <w:r>
-        <w:t>“Now what?” Ripper asked as they paid the bill.</w:t>
-      </w:r>
-    </w:p>
-    <w:p>
-      <w:r>
-        <w:t xml:space="preserve">“I want to explore the town and buy groceries,” Luke said. “Also want to explore the hiking trails. It’s only </w:t>
-      </w:r>
-      <w:r>
-        <w:t>12</w:t>
-      </w:r>
-      <w:r>
-        <w:t>:</w:t>
-      </w:r>
-      <w:r>
-        <w:t>35</w:t>
-      </w:r>
-      <w:r>
-        <w:t xml:space="preserve">PM. </w:t>
-      </w:r>
-      <w:r>
-        <w:t>There’s p</w:t>
-      </w:r>
-      <w:r>
-        <w:t>lenty of time before sunset.”</w:t>
-      </w:r>
-    </w:p>
-    <w:p>
-      <w:r>
-        <w:t>“Aren’t you afraid?” Ripper asked as they walked out of the restaurant.</w:t>
-      </w:r>
-    </w:p>
-    <w:p>
-      <w:r>
-        <w:t>“I only believe in science,” Luke said.</w:t>
-      </w:r>
-      <w:r>
-        <w:t xml:space="preserve"> </w:t>
-      </w:r>
+        <w:t>They passed the protesters and Ripper asked, “Don’t they have anything better to do with their lives?”</w:t>
+      </w:r>
+    </w:p>
+    <w:p>
+      <w:r>
+        <w:t xml:space="preserve">“Who knows?” </w:t>
+      </w:r>
+      <w:r>
+        <w:t xml:space="preserve">Luke </w:t>
+      </w:r>
+      <w:r>
+        <w:t>said</w:t>
+      </w:r>
+      <w:r>
+        <w:t xml:space="preserve"> and picked up his pace. His arms were starting to hurt from carrying groceries.</w:t>
+      </w:r>
+    </w:p>
+    <w:p>
+      <w:r>
+        <w:t>T</w:t>
+      </w:r>
+      <w:r>
+        <w:t>hey returned to their apartment and Luke put the groceries away.</w:t>
+      </w:r>
+    </w:p>
+    <w:p>
+      <w:r>
+        <w:t>“The needful is done,” Luke said. “Do you want to socialize?”</w:t>
+      </w:r>
+    </w:p>
+    <w:p>
       <w:r>
         <w:t>“</w:t>
       </w:r>
       <w:r>
-        <w:t>The only danger is</w:t>
-      </w:r>
-      <w:r>
-        <w:t xml:space="preserve"> tripping in the dark and mosquitoes</w:t>
-      </w:r>
-      <w:r>
-        <w:t>.”</w:t>
-      </w:r>
-    </w:p>
-    <w:p>
-      <w:r>
-        <w:t>“They have several sports clubs,” Ripper said. “I’m joining the American Football team. How about you?”</w:t>
-      </w:r>
-    </w:p>
-    <w:p>
-      <w:r>
-        <w:t>“I’m joining the cooking and puzzle solving clubs,” Luke said. “There’s a grocery store.”</w:t>
-      </w:r>
-    </w:p>
-    <w:p>
-      <w:r>
-        <w:t>Ripper stepped in and said, “This store sure has some interesting items.”</w:t>
-      </w:r>
-    </w:p>
-    <w:p>
-      <w:r>
-        <w:t xml:space="preserve">“Grab some items,” Luke said as he walked </w:t>
-      </w:r>
-      <w:r>
-        <w:t xml:space="preserve">the isles, grabbing items from shelves. </w:t>
-      </w:r>
-      <w:r>
-        <w:t>H</w:t>
-      </w:r>
-      <w:r>
-        <w:t>e headed for the cashier.</w:t>
-      </w:r>
-    </w:p>
-    <w:p>
-      <w:r>
-        <w:t>“Need some help with the bags</w:t>
-      </w:r>
-      <w:r>
-        <w:t>?</w:t>
-      </w:r>
-      <w:r>
-        <w:t>” Ripper asked.</w:t>
-      </w:r>
-    </w:p>
-    <w:p>
-      <w:r>
-        <w:t>“Thanks,” Like said and Ripper took multiple bags.</w:t>
-      </w:r>
-    </w:p>
-    <w:p>
-      <w:r>
-        <w:t xml:space="preserve">They headed back to the apartment. As before, they met the protesters near the </w:t>
-      </w:r>
-      <w:r>
-        <w:t>school gate</w:t>
+        <w:t>Okay,</w:t>
+      </w:r>
+      <w:r>
+        <w:t xml:space="preserve">” Ripper </w:t>
+      </w:r>
+      <w:r>
+        <w:t>said</w:t>
       </w:r>
       <w:r>
         <w:t>.</w:t>
-      </w:r>
-    </w:p>
-    <w:p>
-      <w:r>
-        <w:t>They passed the protesters and Ripper asked, “Don’t they have anything better to do with their lives?”</w:t>
-      </w:r>
-    </w:p>
-    <w:p>
-      <w:r>
-        <w:lastRenderedPageBreak/>
-        <w:t>Luke shrugged and picked up his pace. His arms were starting to hurt from carrying groceries.</w:t>
-      </w:r>
-    </w:p>
-    <w:p>
-      <w:r>
-        <w:t>T</w:t>
-      </w:r>
-      <w:r>
-        <w:t>hey returned to their apartment and Luke put the groceries away.</w:t>
-      </w:r>
-    </w:p>
-    <w:p>
-      <w:r>
-        <w:t>“The needful is done,” Luke said. “Do you want to socialize?”</w:t>
-      </w:r>
-    </w:p>
-    <w:p>
-      <w:r>
-        <w:t>“Are you sure?” Ripper asked.</w:t>
       </w:r>
     </w:p>
     <w:p>
@@ -2758,89 +2908,363 @@
     </w:p>
     <w:p>
       <w:r>
+        <w:lastRenderedPageBreak/>
         <w:t>“Okay,” ripper said and headed for the football players.</w:t>
       </w:r>
     </w:p>
     <w:p>
       <w:r>
+        <w:t xml:space="preserve">Luke glanced at the year rep, still surrounded by people. She </w:t>
+      </w:r>
+      <w:r>
+        <w:t xml:space="preserve">radiated joy as she socialized </w:t>
+      </w:r>
+      <w:r>
+        <w:t>with her peons.</w:t>
+      </w:r>
+    </w:p>
+    <w:p>
+      <w:r>
+        <w:t>Luke walked away. He didn’t understand the obsession people had with celebrities.</w:t>
+      </w:r>
+    </w:p>
+    <w:p>
+      <w:r>
+        <w:t>Time</w:t>
+      </w:r>
+      <w:r>
+        <w:t xml:space="preserve"> </w:t>
+      </w:r>
+      <w:r>
+        <w:t>passed as Luke explored every nook and cranny of the campus.</w:t>
+      </w:r>
+    </w:p>
+    <w:p>
+      <w:r>
+        <w:t>Ripper called and Luke returned.</w:t>
+      </w:r>
+    </w:p>
+    <w:p>
+      <w:r>
+        <w:t xml:space="preserve">“Luke, this is </w:t>
+      </w:r>
+      <w:r>
+        <w:t>Salvador Bruno</w:t>
+      </w:r>
+      <w:r>
+        <w:t xml:space="preserve">, Hans Brooks, Eric </w:t>
+      </w:r>
+      <w:proofErr w:type="spellStart"/>
+      <w:r>
+        <w:t>Ranfield</w:t>
+      </w:r>
+      <w:proofErr w:type="spellEnd"/>
+      <w:r>
+        <w:t xml:space="preserve">, Sylvan </w:t>
+      </w:r>
+      <w:proofErr w:type="spellStart"/>
+      <w:r>
+        <w:t>Brocovisch</w:t>
+      </w:r>
+      <w:proofErr w:type="spellEnd"/>
+      <w:r>
+        <w:t xml:space="preserve">, Antonio Taylor, Bastian </w:t>
+      </w:r>
+      <w:proofErr w:type="spellStart"/>
+      <w:r>
+        <w:t>Delandrio</w:t>
+      </w:r>
+      <w:proofErr w:type="spellEnd"/>
+      <w:r>
+        <w:t xml:space="preserve">, and </w:t>
+      </w:r>
+      <w:proofErr w:type="spellStart"/>
+      <w:r>
+        <w:t>Hulio</w:t>
+      </w:r>
+      <w:proofErr w:type="spellEnd"/>
+      <w:r>
+        <w:t xml:space="preserve"> </w:t>
+      </w:r>
+      <w:proofErr w:type="spellStart"/>
+      <w:r>
+        <w:t>Belario</w:t>
+      </w:r>
+      <w:proofErr w:type="spellEnd"/>
+      <w:r>
+        <w:t>,” Ripper said.</w:t>
+      </w:r>
+    </w:p>
+    <w:p>
+      <w:r>
+        <w:t>“Everyone agreed to come on a hike</w:t>
+      </w:r>
+      <w:r>
+        <w:t xml:space="preserve">. </w:t>
+      </w:r>
+      <w:r>
+        <w:t xml:space="preserve">Hans </w:t>
+      </w:r>
+      <w:r>
+        <w:t xml:space="preserve">here </w:t>
+      </w:r>
+      <w:r>
+        <w:t xml:space="preserve">says there’s a trail to a </w:t>
+      </w:r>
+      <w:r>
+        <w:t>swimming hole with an amazing waterfall.”</w:t>
+      </w:r>
+    </w:p>
+    <w:p>
+      <w:r>
+        <w:t>Luke pulled out his device and pointed it at Hans.</w:t>
+      </w:r>
+    </w:p>
+    <w:p>
+      <w:r>
+        <w:t>“What are you doing?” Hans asked.</w:t>
+      </w:r>
+    </w:p>
+    <w:p>
+      <w:r>
+        <w:t>“Trying out Identify,” Luke said. “</w:t>
+      </w:r>
+      <w:r>
+        <w:t>It shows your name.</w:t>
+      </w:r>
+      <w:r>
+        <w:t xml:space="preserve"> Does the swimming hole have a name?”</w:t>
+      </w:r>
+    </w:p>
+    <w:p>
+      <w:r>
+        <w:t>“It’s called the Delphi Swimming hole,” Hans said.</w:t>
+      </w:r>
+    </w:p>
+    <w:p>
+      <w:r>
+        <w:t>Everyone decided to try out Identify on each other.</w:t>
+      </w:r>
+    </w:p>
+    <w:p>
+      <w:r>
+        <w:t>“We better go before it gets too dark,” Luke said.</w:t>
+      </w:r>
+    </w:p>
+    <w:p>
+      <w:r>
+        <w:t xml:space="preserve">“Are you afraid of those stories?” a bear of an athlete asked, smiling. </w:t>
+      </w:r>
+      <w:proofErr w:type="gramStart"/>
+      <w:r>
+        <w:t>“Afraid of monsters?”</w:t>
+      </w:r>
+      <w:proofErr w:type="gramEnd"/>
+    </w:p>
+    <w:p>
+      <w:r>
+        <w:t>Luke</w:t>
+      </w:r>
+      <w:r>
+        <w:t xml:space="preserve"> pointed his device at the teen</w:t>
+      </w:r>
+      <w:r>
+        <w:t>, wondering what his stats were, or his name</w:t>
+      </w:r>
+      <w:r>
+        <w:t>.</w:t>
+      </w:r>
+      <w:r>
+        <w:t xml:space="preserve"> He was terrible at names. They tended to disappear the moment a new thought popped into his head.</w:t>
+      </w:r>
+    </w:p>
+    <w:p>
+      <w:pPr>
+        <w:pStyle w:val="StatusMessage"/>
+      </w:pPr>
+      <w:r>
         <w:lastRenderedPageBreak/>
-        <w:t xml:space="preserve">Luke glanced at the year rep, still surrounded by people. She </w:t>
-      </w:r>
-      <w:r>
-        <w:t xml:space="preserve">radiated joy as she socialized </w:t>
-      </w:r>
-      <w:r>
-        <w:t>with her peons.</w:t>
-      </w:r>
-    </w:p>
-    <w:p>
-      <w:r>
-        <w:t>Luke walked away. He didn’t understand the obsession people had with celebrities.</w:t>
-      </w:r>
-    </w:p>
-    <w:p>
-      <w:r>
-        <w:t>Time</w:t>
-      </w:r>
-      <w:r>
-        <w:t xml:space="preserve"> </w:t>
-      </w:r>
-      <w:r>
-        <w:t>passed as Luke explored every nook and cranny of the campus.</w:t>
-      </w:r>
-    </w:p>
-    <w:p>
-      <w:r>
-        <w:t>Ripper called and Luke returned.</w:t>
-      </w:r>
-    </w:p>
-    <w:p>
-      <w:r>
-        <w:t xml:space="preserve">“Luke, this is </w:t>
-      </w:r>
-      <w:r>
         <w:t>Salvador Bruno</w:t>
       </w:r>
-      <w:r>
-        <w:t>, Hans Brooks, Eric Ranfield, Sylvan Brocovisch, Antonio Taylor, Bastian Delandrio, and Hulio Belario,” Ripper said.</w:t>
-      </w:r>
-    </w:p>
-    <w:p>
-      <w:r>
-        <w:t>“Everyone agreed to come on a hike</w:t>
-      </w:r>
-      <w:r>
-        <w:t xml:space="preserve">. </w:t>
-      </w:r>
-      <w:r>
-        <w:t xml:space="preserve">Hans </w:t>
-      </w:r>
-      <w:r>
-        <w:t xml:space="preserve">here </w:t>
-      </w:r>
-      <w:r>
-        <w:t xml:space="preserve">says there’s a trail to a </w:t>
-      </w:r>
-      <w:r>
-        <w:t>swimming hole with an amazing waterfall.”</w:t>
-      </w:r>
-    </w:p>
-    <w:p>
-      <w:r>
-        <w:t>Luke pulled out his device and pointed it at Hans.</w:t>
-      </w:r>
-    </w:p>
-    <w:p>
-      <w:r>
-        <w:t>“What are you doing?” Hans asked.</w:t>
-      </w:r>
-    </w:p>
-    <w:p>
-      <w:r>
-        <w:t>“Trying out Identify,” Luke said. “</w:t>
-      </w:r>
-      <w:r>
-        <w:t>It shows your name.</w:t>
+    </w:p>
+    <w:p>
+      <w:r>
+        <w:t xml:space="preserve">“No Salvador,” Luke said. “I’m </w:t>
+      </w:r>
+      <w:r>
+        <w:t xml:space="preserve">only </w:t>
+      </w:r>
+      <w:r>
+        <w:t>afraid of breaking my leg, tripping over something in the dark</w:t>
+      </w:r>
+      <w:r>
+        <w:t xml:space="preserve"> and stupid insects</w:t>
+      </w:r>
+      <w:r>
+        <w:t>.</w:t>
+      </w:r>
+      <w:r>
+        <w:t xml:space="preserve"> Monsters don’t exist.</w:t>
+      </w:r>
+    </w:p>
+    <w:p>
+      <w:r>
+        <w:t>“It’s strange that this phone has a camera on the top, but it’s convenient.”</w:t>
+      </w:r>
+    </w:p>
+    <w:p>
+      <w:r>
+        <w:t>Luke opened the Map app and said, “</w:t>
+      </w:r>
+      <w:r>
+        <w:t xml:space="preserve">Delphi </w:t>
+      </w:r>
+      <w:r>
+        <w:t>Swimming hole.” A path to the destination appeared on the map.</w:t>
+      </w:r>
+    </w:p>
+    <w:p>
+      <w:r>
+        <w:t>They headed out.</w:t>
+      </w:r>
+    </w:p>
+    <w:p>
+      <w:r>
+        <w:t xml:space="preserve">“We explored </w:t>
+      </w:r>
+      <w:r>
+        <w:t>some of</w:t>
+      </w:r>
+      <w:r>
+        <w:t xml:space="preserve"> the sports venues,” Ripper said. “</w:t>
+      </w:r>
+      <w:r>
+        <w:t>The sports are rather limited. Strangely, t</w:t>
+      </w:r>
+      <w:r>
+        <w:t>hey have venues where you can train with medieval weapons</w:t>
+      </w:r>
+      <w:r>
+        <w:t>.”</w:t>
+      </w:r>
+    </w:p>
+    <w:p>
+      <w:r>
+        <w:t>“</w:t>
+      </w:r>
+      <w:r>
+        <w:t>The weight training rooms are amazing</w:t>
+      </w:r>
+      <w:r>
+        <w:t xml:space="preserve">,” a teen </w:t>
+      </w:r>
+      <w:r>
+        <w:t xml:space="preserve">built like a sumo wrestler </w:t>
+      </w:r>
+      <w:r>
+        <w:t>said.</w:t>
+      </w:r>
+    </w:p>
+    <w:p>
+      <w:pPr>
+        <w:pStyle w:val="StatusMessage"/>
+      </w:pPr>
+      <w:r>
+        <w:t xml:space="preserve">Eric </w:t>
+      </w:r>
+      <w:proofErr w:type="spellStart"/>
+      <w:r>
+        <w:t>Ranfield</w:t>
+      </w:r>
+      <w:proofErr w:type="spellEnd"/>
+    </w:p>
+    <w:p>
+      <w:r>
+        <w:t>The path exited the school grounds and entered the forested area. The boundary was rather stark. One side of a concrete line was manicured lawns and electric lights. The other side was wild brush</w:t>
+      </w:r>
+      <w:r>
+        <w:t xml:space="preserve"> and a dirt trail</w:t>
+      </w:r>
+      <w:r>
+        <w:t>.</w:t>
+      </w:r>
+    </w:p>
+    <w:p>
+      <w:r>
+        <w:t xml:space="preserve">A short </w:t>
+      </w:r>
+      <w:r>
+        <w:t>walk brought them to</w:t>
+      </w:r>
+      <w:r>
+        <w:t xml:space="preserve"> a </w:t>
+      </w:r>
+      <w:r>
+        <w:t>stone wall</w:t>
+      </w:r>
+      <w:r>
+        <w:t xml:space="preserve"> overlooking a cliff. </w:t>
+      </w:r>
+      <w:r>
+        <w:t xml:space="preserve">The trail continues </w:t>
+      </w:r>
+      <w:r>
+        <w:t xml:space="preserve">10 m </w:t>
+      </w:r>
+      <w:r>
+        <w:t>below</w:t>
+      </w:r>
+      <w:r>
+        <w:t>.</w:t>
+      </w:r>
+    </w:p>
+    <w:p>
+      <w:r>
+        <w:t>Almost 20 minutes later they arrived at the swimming hole.</w:t>
+      </w:r>
+    </w:p>
+    <w:p>
+      <w:r>
+        <w:t>“Let’s go skinny dipping,” a teen said and started undressing.</w:t>
+      </w:r>
+    </w:p>
+    <w:p>
+      <w:r>
+        <w:t>“Joining us?” Ripper asked.</w:t>
+      </w:r>
+    </w:p>
+    <w:p>
+      <w:r>
+        <w:t xml:space="preserve">“I assure you, you don’t want to see me </w:t>
+      </w:r>
+      <w:r>
+        <w:t>undressed,” Luke said. “I’m going to explore my device.”</w:t>
+      </w:r>
+    </w:p>
+    <w:p>
+      <w:r>
+        <w:lastRenderedPageBreak/>
+        <w:t>“Are you eating those flowers?” a teen with blond hair asked.</w:t>
+      </w:r>
+    </w:p>
+    <w:p>
+      <w:r>
+        <w:t>“It’s called homeostasis,” Luke said. “A little bit of poison strengthens the body. Besides, according to my device, this flower is edible. Perhaps I can cook with it.</w:t>
+      </w:r>
+      <w:r>
+        <w:t xml:space="preserve"> It</w:t>
+      </w:r>
+      <w:r>
+        <w:t>’</w:t>
+      </w:r>
+      <w:r>
+        <w:t>s sweet</w:t>
+      </w:r>
+      <w:r>
+        <w:t>, good for making herbal tea</w:t>
+      </w:r>
+      <w:r>
+        <w:t>.</w:t>
       </w:r>
       <w:r>
         <w:t>”</w:t>
@@ -2848,128 +3272,187 @@
     </w:p>
     <w:p>
       <w:r>
-        <w:t>Everyone decided to try out Identify on each other.</w:t>
-      </w:r>
-    </w:p>
-    <w:p>
-      <w:r>
-        <w:t>“We better go before it gets too dark,” Luke said.</w:t>
-      </w:r>
-    </w:p>
-    <w:p>
-      <w:r>
-        <w:t>“Are you afraid of those stories?” a bear of an athlete asked, smiling. “Afraid of monsters?”</w:t>
-      </w:r>
-    </w:p>
-    <w:p>
-      <w:r>
-        <w:t>Luke</w:t>
-      </w:r>
-      <w:r>
-        <w:t xml:space="preserve"> pointed his device at the teen whose name he forgot.</w:t>
-      </w:r>
-    </w:p>
-    <w:p>
-      <w:pPr>
-        <w:pStyle w:val="StatusMessage"/>
-      </w:pPr>
-      <w:r>
-        <w:t>Salvador Bruno</w:t>
-      </w:r>
-    </w:p>
-    <w:p>
-      <w:r>
-        <w:t xml:space="preserve">“No Salvador,” Luke said. “I’m </w:t>
-      </w:r>
-      <w:r>
-        <w:t xml:space="preserve">only </w:t>
-      </w:r>
-      <w:r>
-        <w:t>afraid of breaking my leg, tripping over something in the dark</w:t>
-      </w:r>
-      <w:r>
-        <w:t xml:space="preserve"> and stupid insects</w:t>
+        <w:t xml:space="preserve">In the background Luke heard the others splashing about. He ignored them and </w:t>
+      </w:r>
+      <w:r>
+        <w:t>picked more flowers and berries, putting his loot in various plastic bags. They all went into pockets in his fishing jacket.</w:t>
+      </w:r>
+    </w:p>
+    <w:p>
+      <w:r>
+        <w:t xml:space="preserve">Harvesting done, Luke </w:t>
+      </w:r>
+      <w:r>
+        <w:t>focused on learning various features of his device.</w:t>
+      </w:r>
+    </w:p>
+    <w:p>
+      <w:r>
+        <w:t>“Guys, it’s getting dark,” Luke said. “It’s time to return.”</w:t>
+      </w:r>
+    </w:p>
+    <w:p>
+      <w:r>
+        <w:t xml:space="preserve">“It’s only </w:t>
+      </w:r>
+      <w:r>
+        <w:t>evening</w:t>
+      </w:r>
+      <w:r>
+        <w:t xml:space="preserve">,” </w:t>
+      </w:r>
+      <w:r>
+        <w:t>a teen said.</w:t>
+      </w:r>
+    </w:p>
+    <w:p>
+      <w:r>
+        <w:t xml:space="preserve">“Maybe so,” Luke </w:t>
+      </w:r>
+      <w:r>
+        <w:t>said</w:t>
+      </w:r>
+      <w:r>
+        <w:t>. “However, we haven’t eaten dinner, and tomorrow is our first day at school.”</w:t>
+      </w:r>
+    </w:p>
+    <w:p>
+      <w:r>
+        <w:t>“Just one more swing on the rope,” a teen said and jumped.</w:t>
+      </w:r>
+    </w:p>
+    <w:p>
+      <w:r>
+        <w:t>The others trickled out and dressed.</w:t>
+      </w:r>
+    </w:p>
+    <w:p>
+      <w:r>
+        <w:t>“What is our schedule for tomorrow?” Ripper asked.</w:t>
+      </w:r>
+    </w:p>
+    <w:p>
+      <w:r>
+        <w:t xml:space="preserve">“Just go to your School </w:t>
+      </w:r>
+      <w:r>
+        <w:t>app</w:t>
+      </w:r>
+      <w:r>
+        <w:t xml:space="preserve">,” Luke said. “Homeroom for me is in </w:t>
+      </w:r>
+      <w:r>
+        <w:t>1</w:t>
+      </w:r>
+      <w:r>
+        <w:t xml:space="preserve">-23 of the </w:t>
+      </w:r>
+      <w:r>
+        <w:t xml:space="preserve">Louis </w:t>
+      </w:r>
+      <w:r>
+        <w:t>Pasteur building. School starts at 8:00AM</w:t>
       </w:r>
       <w:r>
         <w:t>.</w:t>
       </w:r>
       <w:r>
-        <w:t xml:space="preserve"> Monsters don’t exist.</w:t>
-      </w:r>
-    </w:p>
-    <w:p>
-      <w:r>
-        <w:t>“It’s strange that this phone has a camera on the top, but it’s convenient.”</w:t>
+        <w:t>”</w:t>
+      </w:r>
+    </w:p>
+    <w:p>
+      <w:r>
+        <w:t>They headed back.</w:t>
+      </w:r>
+    </w:p>
+    <w:p>
+      <w:r>
+        <w:t>Twilight overcame them like a change in the air as they walked.</w:t>
+      </w:r>
+      <w:r>
+        <w:t xml:space="preserve"> With it came</w:t>
+      </w:r>
+      <w:r>
+        <w:t xml:space="preserve"> an otherworldly aura settling over them.</w:t>
+      </w:r>
+    </w:p>
+    <w:p>
+      <w:r>
+        <w:t xml:space="preserve">Luke stopped to examine </w:t>
+      </w:r>
+      <w:r>
+        <w:t>a bush containing berries. These were different from the ones he saw lining the path previously.</w:t>
       </w:r>
     </w:p>
     <w:p>
       <w:r>
         <w:lastRenderedPageBreak/>
-        <w:t>Luke opened the Map app and said, “</w:t>
-      </w:r>
-      <w:r>
-        <w:t xml:space="preserve">Delphi </w:t>
-      </w:r>
-      <w:r>
-        <w:t>Swimming hole.” A path to the destination appeared on the map.</w:t>
-      </w:r>
-    </w:p>
-    <w:p>
-      <w:r>
-        <w:t>They headed out.</w:t>
-      </w:r>
-    </w:p>
-    <w:p>
-      <w:r>
-        <w:t xml:space="preserve">“We explored </w:t>
-      </w:r>
-      <w:r>
-        <w:t>some of</w:t>
-      </w:r>
-      <w:r>
-        <w:t xml:space="preserve"> the sports venues,” Ripper said. “</w:t>
-      </w:r>
-      <w:r>
-        <w:t>The sports are rather limited. Strangely, t</w:t>
-      </w:r>
-      <w:r>
-        <w:t>hey have venues where you can train with medieval weapons</w:t>
-      </w:r>
-      <w:r>
-        <w:t>.”</w:t>
-      </w:r>
-    </w:p>
-    <w:p>
-      <w:r>
-        <w:t>“</w:t>
-      </w:r>
-      <w:r>
-        <w:t>The weight training rooms are amazing</w:t>
-      </w:r>
-      <w:r>
-        <w:t xml:space="preserve">,” a teen </w:t>
-      </w:r>
-      <w:r>
-        <w:t xml:space="preserve">built like a sumo wrestler </w:t>
-      </w:r>
-      <w:r>
-        <w:t>said.</w:t>
-      </w:r>
-    </w:p>
-    <w:p>
-      <w:pPr>
-        <w:pStyle w:val="StatusMessage"/>
-      </w:pPr>
-      <w:r>
-        <w:t>Eric Ranfield</w:t>
-      </w:r>
-    </w:p>
-    <w:p>
-      <w:r>
-        <w:t>The path exited the school grounds and entered the forested area. The boundary was rather stark. One side of a concrete line was manicured lawns and electric lights. The other side was wild brush</w:t>
-      </w:r>
-      <w:r>
-        <w:t xml:space="preserve"> and a dirt trail</w:t>
+        <w:t xml:space="preserve">Luke popped one into his mouth and found </w:t>
+      </w:r>
+      <w:r>
+        <w:t>it was sweet and refreshing.</w:t>
+      </w:r>
+      <w:r>
+        <w:t xml:space="preserve"> “Check out these berries,” Luke called. “They are amazing.”</w:t>
+      </w:r>
+    </w:p>
+    <w:p>
+      <w:r>
+        <w:t>The others stopped to grab berries.</w:t>
+      </w:r>
+    </w:p>
+    <w:p>
+      <w:r>
+        <w:t xml:space="preserve">Grabbing a bag Luke filled it, and then stuffed it into a pocket. </w:t>
+      </w:r>
+      <w:r>
+        <w:t>He started on a second bag when he felt a transition into night. It was time to leave.</w:t>
+      </w:r>
+    </w:p>
+    <w:p>
+      <w:r>
+        <w:t>“Damn it’s getting dark,” Eric said as a chill filled the air.</w:t>
+      </w:r>
+    </w:p>
+    <w:p>
+      <w:r>
+        <w:t>Luke took out a flashlight.</w:t>
+      </w:r>
+    </w:p>
+    <w:p>
+      <w:r>
+        <w:t>“Is that a tiger?” a teen asked.</w:t>
+      </w:r>
+    </w:p>
+    <w:p>
+      <w:r>
+        <w:t>Luke g</w:t>
+      </w:r>
+      <w:r>
+        <w:t>lanc</w:t>
+      </w:r>
+      <w:r>
+        <w:t>ed</w:t>
+      </w:r>
+      <w:r>
+        <w:t xml:space="preserve"> to the right</w:t>
+      </w:r>
+      <w:r>
+        <w:t xml:space="preserve">. Indeed there was </w:t>
+      </w:r>
+      <w:r>
+        <w:t>a tiger. It was standing over a freshly killed deer. It let lose an ear-splitting roar.</w:t>
+      </w:r>
+    </w:p>
+    <w:p>
+      <w:r>
+        <w:t>E</w:t>
+      </w:r>
+      <w:r>
+        <w:t>veryone r</w:t>
+      </w:r>
+      <w:r>
+        <w:t>an</w:t>
       </w:r>
       <w:r>
         <w:t>.</w:t>
@@ -2977,325 +3460,54 @@
     </w:p>
     <w:p>
       <w:r>
-        <w:t xml:space="preserve">A short </w:t>
-      </w:r>
-      <w:r>
-        <w:t>walk brought them to</w:t>
-      </w:r>
-      <w:r>
-        <w:t xml:space="preserve"> a </w:t>
-      </w:r>
-      <w:r>
-        <w:t>stone wall</w:t>
-      </w:r>
-      <w:r>
-        <w:t xml:space="preserve"> overlooking a cliff. </w:t>
-      </w:r>
-      <w:r>
-        <w:t xml:space="preserve">The trail continues </w:t>
-      </w:r>
-      <w:r>
-        <w:t xml:space="preserve">10 m </w:t>
-      </w:r>
-      <w:r>
-        <w:t>below</w:t>
-      </w:r>
-      <w:r>
-        <w:t>.</w:t>
-      </w:r>
-    </w:p>
-    <w:p>
-      <w:r>
-        <w:t>Almost 20 minutes later they arrived at the swimming hole.</w:t>
-      </w:r>
-    </w:p>
-    <w:p>
-      <w:r>
-        <w:t>“Let’s go skinny dipping,” a teen said and started undressing.</w:t>
-      </w:r>
-    </w:p>
-    <w:p>
-      <w:r>
-        <w:t>“Joining us?” Ripper asked.</w:t>
-      </w:r>
-    </w:p>
-    <w:p>
-      <w:r>
-        <w:t xml:space="preserve">“I assure you, you don’t want to see me </w:t>
-      </w:r>
-      <w:r>
-        <w:t>undressed,” Luke said. “I’m going to explore my device.”</w:t>
-      </w:r>
-    </w:p>
-    <w:p>
-      <w:r>
-        <w:t>“Are you eating those flowers?” a teen with blond hair asked.</w:t>
-      </w:r>
-    </w:p>
-    <w:p>
-      <w:r>
-        <w:t>“It’s called homeostasis,” Luke said. “A little bit of poison strengthens the body. Besides, according to my device, this flower is edible. Perhaps I can cook with it.</w:t>
-      </w:r>
-      <w:r>
-        <w:t xml:space="preserve"> It is sweet.</w:t>
-      </w:r>
-      <w:r>
-        <w:t>”</w:t>
+        <w:t>Luke’s flashlight flickered and died. He put his useless flashlight away and ran for all he was worth.</w:t>
+      </w:r>
+    </w:p>
+    <w:p>
+      <w:r>
+        <w:t>Unfortunately</w:t>
+      </w:r>
+      <w:r>
+        <w:t>,</w:t>
+      </w:r>
+      <w:r>
+        <w:t xml:space="preserve"> Luke was the slowest and the others left him behind.</w:t>
+      </w:r>
+    </w:p>
+    <w:p>
+      <w:r>
+        <w:t>Luke ran. He ran faster and harder than he ever ran.</w:t>
+      </w:r>
+    </w:p>
+    <w:p>
+      <w:r>
+        <w:t>Arms pumping and lungs burning, Luke’s only thought was escape.</w:t>
+      </w:r>
+    </w:p>
+    <w:p>
+      <w:r>
+        <w:t>Luke slowed down, hoping he got away.</w:t>
+      </w:r>
+    </w:p>
+    <w:p>
+      <w:r>
+        <w:t>T</w:t>
+      </w:r>
+      <w:r>
+        <w:t>he tiger roared. Looking back, Luke saw the tiger staring at him. At his feet was the prey.</w:t>
+      </w:r>
+    </w:p>
+    <w:p>
+      <w:r>
+        <w:t>Panic was a great motivator. Despite his burning lungs, legs and throat, Luke picked up speed, struggling to run on the rocky trail.</w:t>
+      </w:r>
+      <w:r>
+        <w:t xml:space="preserve"> Above, an eerie full moon shed light through scattered clouds.</w:t>
       </w:r>
     </w:p>
     <w:p>
       <w:r>
         <w:lastRenderedPageBreak/>
-        <w:t xml:space="preserve">In the background Luke heard the others splashing about. He ignored them and </w:t>
-      </w:r>
-      <w:r>
-        <w:t>picked more flowers and berries, putting his loot in various plastic bags. They all went into pockets in his fishing jacket.</w:t>
-      </w:r>
-    </w:p>
-    <w:p>
-      <w:r>
-        <w:t xml:space="preserve">Harvesting done, Luke </w:t>
-      </w:r>
-      <w:r>
-        <w:t>focused on learning various features of his device.</w:t>
-      </w:r>
-    </w:p>
-    <w:p>
-      <w:r>
-        <w:t>“Guys, it’s getting dark,” Luke said. “It’s time to return.”</w:t>
-      </w:r>
-    </w:p>
-    <w:p>
-      <w:r>
-        <w:t xml:space="preserve">“It’s only </w:t>
-      </w:r>
-      <w:r>
-        <w:t>evening</w:t>
-      </w:r>
-      <w:r>
-        <w:t xml:space="preserve">,” </w:t>
-      </w:r>
-      <w:r>
-        <w:t>a teen said.</w:t>
-      </w:r>
-    </w:p>
-    <w:p>
-      <w:r>
-        <w:t xml:space="preserve">“Maybe so,” Luke </w:t>
-      </w:r>
-      <w:r>
-        <w:t>said</w:t>
-      </w:r>
-      <w:r>
-        <w:t>. “However, we haven’t eaten dinner, and tomorrow is our first day at school.”</w:t>
-      </w:r>
-    </w:p>
-    <w:p>
-      <w:r>
-        <w:t>“Just one more swing on the rope,” a teen said and jumped.</w:t>
-      </w:r>
-    </w:p>
-    <w:p>
-      <w:r>
-        <w:t>The others trickled out and dressed.</w:t>
-      </w:r>
-    </w:p>
-    <w:p>
-      <w:r>
-        <w:t>“What is our schedule for tomorrow?” Ripper asked.</w:t>
-      </w:r>
-    </w:p>
-    <w:p>
-      <w:r>
-        <w:t xml:space="preserve">“Just go to your School </w:t>
-      </w:r>
-      <w:r>
-        <w:t>app</w:t>
-      </w:r>
-      <w:r>
-        <w:t xml:space="preserve">,” Luke said. “Homeroom for me is in </w:t>
-      </w:r>
-      <w:r>
-        <w:t>1</w:t>
-      </w:r>
-      <w:r>
-        <w:t xml:space="preserve">-23 of the </w:t>
-      </w:r>
-      <w:r>
-        <w:t xml:space="preserve">Louis </w:t>
-      </w:r>
-      <w:r>
-        <w:t>Pasteur building. School starts at 8:00AM</w:t>
-      </w:r>
-      <w:r>
-        <w:t>.</w:t>
-      </w:r>
-      <w:r>
-        <w:t>”</w:t>
-      </w:r>
-    </w:p>
-    <w:p>
-      <w:r>
-        <w:t>They headed back.</w:t>
-      </w:r>
-    </w:p>
-    <w:p>
-      <w:r>
-        <w:t>Twilight overcame them like a change in the air as they walked.</w:t>
-      </w:r>
-      <w:r>
-        <w:t xml:space="preserve"> With it came</w:t>
-      </w:r>
-      <w:r>
-        <w:t xml:space="preserve"> an otherworldly aura settling over them.</w:t>
-      </w:r>
-    </w:p>
-    <w:p>
-      <w:r>
-        <w:t xml:space="preserve">Luke stopped to examine </w:t>
-      </w:r>
-      <w:r>
-        <w:t>a bush containing berries. These were different from the ones he saw lining the path previously.</w:t>
-      </w:r>
-    </w:p>
-    <w:p>
-      <w:r>
-        <w:t xml:space="preserve">Luke popped one into his mouth and found </w:t>
-      </w:r>
-      <w:r>
-        <w:t>it was sweet and refreshing.</w:t>
-      </w:r>
-      <w:r>
-        <w:t xml:space="preserve"> “Check out these berries,” Luke called. “They are amazing.”</w:t>
-      </w:r>
-    </w:p>
-    <w:p>
-      <w:r>
-        <w:t>The others stopped to grab berries.</w:t>
-      </w:r>
-    </w:p>
-    <w:p>
-      <w:r>
-        <w:lastRenderedPageBreak/>
-        <w:t xml:space="preserve">Grabbing a bag Luke filled it, and then stuffed it into a pocket. </w:t>
-      </w:r>
-      <w:r>
-        <w:t>He started on a second bag when he felt a transition into night. It was time to leave.</w:t>
-      </w:r>
-    </w:p>
-    <w:p>
-      <w:r>
-        <w:t>Luke took out a flashlight and hurried to catch up with the others, careful not to trip.</w:t>
-      </w:r>
-    </w:p>
-    <w:p>
-      <w:r>
-        <w:t>“Dam</w:t>
-      </w:r>
-      <w:r>
-        <w:t>n it’s getting dark,” Eric said</w:t>
-      </w:r>
-      <w:r>
-        <w:t xml:space="preserve"> </w:t>
-      </w:r>
-      <w:r>
-        <w:t xml:space="preserve">as </w:t>
-      </w:r>
-      <w:r>
-        <w:t>a chill filled the air</w:t>
-      </w:r>
-      <w:r>
-        <w:t>.</w:t>
-      </w:r>
-    </w:p>
-    <w:p>
-      <w:r>
-        <w:t>“Is that a tiger?” a teen asked.</w:t>
-      </w:r>
-    </w:p>
-    <w:p>
-      <w:r>
-        <w:t>Luke g</w:t>
-      </w:r>
-      <w:r>
-        <w:t>lanc</w:t>
-      </w:r>
-      <w:r>
-        <w:t>ed</w:t>
-      </w:r>
-      <w:r>
-        <w:t xml:space="preserve"> to the right</w:t>
-      </w:r>
-      <w:r>
-        <w:t xml:space="preserve">. Indeed there was </w:t>
-      </w:r>
-      <w:r>
-        <w:t>a tiger. It was standing over a freshly killed deer. It let lose an ear-splitting roar.</w:t>
-      </w:r>
-    </w:p>
-    <w:p>
-      <w:r>
-        <w:t>E</w:t>
-      </w:r>
-      <w:r>
-        <w:t>veryone r</w:t>
-      </w:r>
-      <w:r>
-        <w:t>an</w:t>
-      </w:r>
-      <w:r>
-        <w:t>.</w:t>
-      </w:r>
-    </w:p>
-    <w:p>
-      <w:r>
-        <w:t>Luke’s flashlight flickered and died. He put his useless flashlight away and ran for all he was worth.</w:t>
-      </w:r>
-    </w:p>
-    <w:p>
-      <w:r>
-        <w:t>Unfortunately</w:t>
-      </w:r>
-      <w:r>
-        <w:t>,</w:t>
-      </w:r>
-      <w:r>
-        <w:t xml:space="preserve"> Luke was the slowest and the others left him behind.</w:t>
-      </w:r>
-    </w:p>
-    <w:p>
-      <w:r>
-        <w:t>Luke ran. He ran faster and harder than he ever ran.</w:t>
-      </w:r>
-    </w:p>
-    <w:p>
-      <w:r>
-        <w:t>Arms pumping and lungs burning, Luke’s only thought was escape.</w:t>
-      </w:r>
-    </w:p>
-    <w:p>
-      <w:r>
-        <w:t>Luke slowed down, hoping he got away.</w:t>
-      </w:r>
-    </w:p>
-    <w:p>
-      <w:r>
-        <w:t>T</w:t>
-      </w:r>
-      <w:r>
-        <w:t>he tiger roared. Looking back, Luke saw the tiger staring at him. At his feet was the prey.</w:t>
-      </w:r>
-    </w:p>
-    <w:p>
-      <w:r>
-        <w:t>Panic was a great motivator. Despite his burning lungs, legs and throat, Luke picked up speed, struggling to run on the rocky trail.</w:t>
-      </w:r>
-      <w:r>
-        <w:t xml:space="preserve"> Above, an eerie full moon shed light through scattered clouds.</w:t>
-      </w:r>
-    </w:p>
-    <w:p>
-      <w:r>
         <w:t>With one eye on the map and another on the trail, Luke ran for his life. And yet the trail was impossibly long.</w:t>
       </w:r>
     </w:p>
@@ -3306,7 +3518,6 @@
     </w:p>
     <w:p>
       <w:r>
-        <w:lastRenderedPageBreak/>
         <w:t xml:space="preserve">To the </w:t>
       </w:r>
       <w:r>
@@ -3463,6 +3674,7 @@
     </w:p>
     <w:p>
       <w:r>
+        <w:lastRenderedPageBreak/>
         <w:t>Just like the path, the climb seemed to last forever.</w:t>
       </w:r>
     </w:p>
@@ -3500,79 +3712,152 @@
     </w:p>
     <w:p>
       <w:r>
+        <w:t xml:space="preserve">Luke crested the </w:t>
+      </w:r>
+      <w:r>
+        <w:t xml:space="preserve">rock wall atop the </w:t>
+      </w:r>
+      <w:r>
+        <w:t>cliff and jumped over.</w:t>
+      </w:r>
+    </w:p>
+    <w:p>
+      <w:r>
+        <w:t>Luke desperately wanted to stop</w:t>
+      </w:r>
+      <w:r>
+        <w:t>,</w:t>
+      </w:r>
+      <w:r>
+        <w:t xml:space="preserve"> </w:t>
+      </w:r>
+      <w:r>
+        <w:t>b</w:t>
+      </w:r>
+      <w:r>
+        <w:t xml:space="preserve">ut he couldn’t. The tiger was there, less than 10m away, </w:t>
+      </w:r>
+      <w:r>
+        <w:t>crouching</w:t>
+      </w:r>
+      <w:r>
+        <w:t xml:space="preserve"> next to its prey</w:t>
+      </w:r>
+      <w:r>
+        <w:t>,</w:t>
+      </w:r>
+      <w:r>
+        <w:t xml:space="preserve"> </w:t>
+      </w:r>
+      <w:r>
+        <w:t>e</w:t>
+      </w:r>
+      <w:r>
+        <w:t>yes blaz</w:t>
+      </w:r>
+      <w:r>
+        <w:t>ing</w:t>
+      </w:r>
+      <w:r>
+        <w:t xml:space="preserve"> in the dark.</w:t>
+      </w:r>
+    </w:p>
+    <w:p>
+      <w:r>
+        <w:t>With blood leaking from it mouth it roared again.</w:t>
+      </w:r>
+    </w:p>
+    <w:p>
+      <w:r>
+        <w:t xml:space="preserve">With eyes blurry from lack of oxygen, </w:t>
+      </w:r>
+      <w:r>
+        <w:t xml:space="preserve">monster headache, sharp pains in his throat, lungs and </w:t>
+      </w:r>
+      <w:r>
+        <w:t>legs, Luke staggered on.</w:t>
+      </w:r>
+    </w:p>
+    <w:p>
+      <w:r>
+        <w:t>Finally, Luke crossed the boundary of the school ground</w:t>
+      </w:r>
+      <w:r>
+        <w:t>s</w:t>
+      </w:r>
+      <w:r>
+        <w:t>.</w:t>
+      </w:r>
+    </w:p>
+    <w:p>
+      <w:r>
+        <w:t xml:space="preserve">The voices disappeared and Luke felt as if he exited a nightmare. The normal sounds of night appeared, along with </w:t>
+      </w:r>
+      <w:r>
+        <w:t>mosquitoes and other insects.</w:t>
+      </w:r>
+    </w:p>
+    <w:p>
+      <w:r>
+        <w:t xml:space="preserve">Feeling a burst of euphoria, </w:t>
+      </w:r>
+      <w:r>
+        <w:t>Luke collapsed amid the other teens.</w:t>
+      </w:r>
+      <w:r>
+        <w:t xml:space="preserve"> He had succeeded. He had endured the heavenly tribulation. He was now stronger.</w:t>
+      </w:r>
+    </w:p>
+    <w:p>
+      <w:r>
+        <w:t>Amid the night sounds everyone’s devices beeped.</w:t>
+      </w:r>
+      <w:r>
+        <w:t xml:space="preserve"> Luke and the others ignored their devices.</w:t>
+      </w:r>
+      <w:r>
+        <w:t xml:space="preserve"> There was time for that later.</w:t>
+      </w:r>
+    </w:p>
+    <w:p>
+      <w:r>
+        <w:t>For a few minutes no one spoke.</w:t>
+      </w:r>
+    </w:p>
+    <w:p>
+      <w:r>
+        <w:t>“</w:t>
+      </w:r>
+      <w:r>
+        <w:t>Damn I feel jacked</w:t>
+      </w:r>
+      <w:r>
+        <w:t>,” Hans muttered. “I’ve never been pushed so hard in all my life.”</w:t>
+      </w:r>
+    </w:p>
+    <w:p>
+      <w:r>
+        <w:t>“We better return to our dorms,” Luke said and slowly got up.</w:t>
+      </w:r>
+      <w:r>
+        <w:t xml:space="preserve"> </w:t>
+      </w:r>
+      <w:r>
+        <w:t>He was still bone tired and brain dead. However, he could walk – barely.</w:t>
+      </w:r>
+    </w:p>
+    <w:p>
+      <w:r>
+        <w:t>Ripper asked, “What happened to Antonio?”</w:t>
+      </w:r>
+    </w:p>
+    <w:p>
+      <w:r>
         <w:lastRenderedPageBreak/>
-        <w:t xml:space="preserve">Luke crested the </w:t>
-      </w:r>
-      <w:r>
-        <w:t xml:space="preserve">rock wall atop the </w:t>
-      </w:r>
-      <w:r>
-        <w:t>cliff and jumped over.</w:t>
-      </w:r>
-    </w:p>
-    <w:p>
-      <w:r>
-        <w:t>Luke desperately wanted to stop</w:t>
-      </w:r>
-      <w:r>
-        <w:t>,</w:t>
-      </w:r>
-      <w:r>
-        <w:t xml:space="preserve"> </w:t>
-      </w:r>
-      <w:r>
-        <w:t>b</w:t>
-      </w:r>
-      <w:r>
-        <w:t xml:space="preserve">ut he couldn’t. The tiger was there, less than 10m away, </w:t>
-      </w:r>
-      <w:r>
-        <w:t>crouching</w:t>
-      </w:r>
-      <w:r>
-        <w:t xml:space="preserve"> next to its prey</w:t>
-      </w:r>
-      <w:r>
-        <w:t>,</w:t>
-      </w:r>
-      <w:r>
-        <w:t xml:space="preserve"> </w:t>
-      </w:r>
-      <w:r>
-        <w:t>e</w:t>
-      </w:r>
-      <w:r>
-        <w:t>yes blaz</w:t>
-      </w:r>
-      <w:r>
-        <w:t>ing</w:t>
-      </w:r>
-      <w:r>
-        <w:t xml:space="preserve"> in the dark.</w:t>
-      </w:r>
-    </w:p>
-    <w:p>
-      <w:r>
-        <w:t>With blood leaking from it mouth it roared again.</w:t>
-      </w:r>
-    </w:p>
-    <w:p>
-      <w:r>
-        <w:t xml:space="preserve">With eyes blurry from lack of oxygen, </w:t>
-      </w:r>
-      <w:r>
-        <w:t xml:space="preserve">monster headache, sharp pains in his throat, lungs and </w:t>
-      </w:r>
-      <w:r>
-        <w:t>legs, Luke staggered on.</w:t>
-      </w:r>
-    </w:p>
-    <w:p>
-      <w:r>
-        <w:t>Finally, Luke crossed the boundary of the school ground</w:t>
-      </w:r>
-      <w:r>
-        <w:t>s</w:t>
+        <w:t xml:space="preserve">Luke </w:t>
+      </w:r>
+      <w:r>
+        <w:t>looked around</w:t>
       </w:r>
       <w:r>
         <w:t>.</w:t>
@@ -3580,85 +3865,11 @@
     </w:p>
     <w:p>
       <w:r>
-        <w:t xml:space="preserve">The voices disappeared and Luke felt as if he exited a nightmare. The normal sounds of night appeared, along with </w:t>
-      </w:r>
-      <w:r>
-        <w:t>mosquitoes and other insects.</w:t>
-      </w:r>
-    </w:p>
-    <w:p>
-      <w:r>
-        <w:t xml:space="preserve">Feeling a burst of euphoria, </w:t>
-      </w:r>
-      <w:r>
-        <w:t>Luke collapsed amid the other teens.</w:t>
-      </w:r>
-      <w:r>
-        <w:t xml:space="preserve"> He had succeeded. He had endured the heavenly tribulation. He was now stronger.</w:t>
-      </w:r>
-    </w:p>
-    <w:p>
-      <w:r>
-        <w:t>Amid the night sounds everyone’s devices beeped.</w:t>
-      </w:r>
-      <w:r>
-        <w:t xml:space="preserve"> Luke and the others ignored their devices.</w:t>
-      </w:r>
-      <w:r>
-        <w:t xml:space="preserve"> There was time for that later.</w:t>
-      </w:r>
-    </w:p>
-    <w:p>
-      <w:r>
-        <w:t>For a few minutes no one spoke.</w:t>
-      </w:r>
-    </w:p>
-    <w:p>
-      <w:r>
-        <w:t>“</w:t>
-      </w:r>
-      <w:r>
-        <w:t>Damn I feel jacked</w:t>
-      </w:r>
-      <w:r>
-        <w:t>,” Hans muttered. “I’ve never been pushed so hard in all my life.”</w:t>
-      </w:r>
-    </w:p>
-    <w:p>
-      <w:r>
-        <w:t>“We better return to our dorms,” Luke said and slowly got up.</w:t>
-      </w:r>
-      <w:r>
-        <w:t xml:space="preserve"> </w:t>
-      </w:r>
-      <w:r>
-        <w:t>He was still bone tired and brain dead. However, he could walk – barely.</w:t>
-      </w:r>
-    </w:p>
-    <w:p>
-      <w:r>
-        <w:t>Ripper asked, “What happened to Antonio?”</w:t>
-      </w:r>
-    </w:p>
-    <w:p>
-      <w:r>
-        <w:t xml:space="preserve">Luke </w:t>
-      </w:r>
-      <w:r>
-        <w:t>looked around</w:t>
-      </w:r>
-      <w:r>
-        <w:t>.</w:t>
-      </w:r>
-    </w:p>
-    <w:p>
-      <w:r>
         <w:t>No one said anything.</w:t>
       </w:r>
     </w:p>
     <w:p>
       <w:r>
-        <w:lastRenderedPageBreak/>
         <w:t xml:space="preserve">Then a teen </w:t>
       </w:r>
       <w:r>
@@ -3670,6 +3881,11 @@
     </w:p>
     <w:p>
       <w:r>
+        <w:t>No one spoke.</w:t>
+      </w:r>
+    </w:p>
+    <w:p>
+      <w:r>
         <w:t xml:space="preserve">“I sent a message to </w:t>
       </w:r>
       <w:r>
@@ -3688,13 +3904,7 @@
         <w:t xml:space="preserve"> Luke was momentarily amazed that he knew the last name of the teen.</w:t>
       </w:r>
       <w:r>
-        <w:t xml:space="preserve"> </w:t>
-      </w:r>
-      <w:r>
-        <w:t xml:space="preserve">He was terrible at names. </w:t>
-      </w:r>
-      <w:r>
-        <w:t>“They replied in all caps, saying</w:t>
+        <w:t xml:space="preserve"> “They replied in all caps, saying</w:t>
       </w:r>
       <w:r>
         <w:t>,</w:t>
@@ -3836,7 +4046,13 @@
     </w:p>
     <w:p>
       <w:r>
-        <w:t>“Beacon, eggs, toast, milk,” Luke said.</w:t>
+        <w:t>“Beacon, eggs, toast, milk,</w:t>
+      </w:r>
+      <w:r>
+        <w:t xml:space="preserve"> coffee,</w:t>
+      </w:r>
+      <w:r>
+        <w:t>” Luke said.</w:t>
       </w:r>
     </w:p>
     <w:p>
@@ -3892,8 +4108,13 @@
     </w:p>
     <w:p>
       <w:r>
-        <w:t>“Yes,” Ripper said. “Except for Antonio.”</w:t>
-      </w:r>
+        <w:t xml:space="preserve">“Yes,” Ripper said. </w:t>
+      </w:r>
+      <w:proofErr w:type="gramStart"/>
+      <w:r>
+        <w:t>“Except for Antonio.”</w:t>
+      </w:r>
+      <w:proofErr w:type="gramEnd"/>
     </w:p>
     <w:p>
       <w:r>
@@ -3961,7 +4182,21 @@
         <w:rPr>
           <w:u w:val="single"/>
         </w:rPr>
-        <w:t xml:space="preserve">Luke Billhardson – </w:t>
+        <w:t xml:space="preserve">Luke </w:t>
+      </w:r>
+      <w:proofErr w:type="spellStart"/>
+      <w:r>
+        <w:rPr>
+          <w:u w:val="single"/>
+        </w:rPr>
+        <w:t>Aetheren</w:t>
+      </w:r>
+      <w:proofErr w:type="spellEnd"/>
+      <w:r>
+        <w:rPr>
+          <w:u w:val="single"/>
+        </w:rPr>
+        <w:t xml:space="preserve"> – </w:t>
       </w:r>
       <w:r>
         <w:rPr>
@@ -3973,7 +4208,7 @@
         <w:rPr>
           <w:u w:val="single"/>
         </w:rPr>
-        <w:t>Level 1</w:t>
+        <w:t>Level 0</w:t>
       </w:r>
     </w:p>
     <w:p>
@@ -4303,7 +4538,16 @@
         <w:t>“</w:t>
       </w:r>
       <w:r>
-        <w:t>Al m</w:t>
+        <w:t xml:space="preserve">I too leveled up. </w:t>
+      </w:r>
+      <w:r>
+        <w:t>A</w:t>
+      </w:r>
+      <w:r>
+        <w:t>l</w:t>
+      </w:r>
+      <w:r>
+        <w:t>l m</w:t>
       </w:r>
       <w:r>
         <w:t xml:space="preserve">y stats </w:t>
@@ -4340,7 +4584,7 @@
     </w:p>
     <w:p>
       <w:r>
-        <w:t>“If the numbers are to be believed, you might soon rival professional football players. Can you imagine in what will happen in a few years when you turn 18?</w:t>
+        <w:t>“If the numbers are to be believed, you might soon rival professional football players. Can you imagine what will happen in a few years when you turn 18?</w:t>
       </w:r>
       <w:r>
         <w:t>”</w:t>
@@ -4358,7 +4602,13 @@
     </w:p>
     <w:p>
       <w:r>
-        <w:t>“Bummer,” Ripper grumbled.</w:t>
+        <w:t xml:space="preserve">“Bummer,” Ripper </w:t>
+      </w:r>
+      <w:r>
+        <w:t>said</w:t>
+      </w:r>
+      <w:r>
+        <w:t>.</w:t>
       </w:r>
     </w:p>
     <w:p>
@@ -4405,6 +4655,16 @@
     </w:p>
     <w:p>
       <w:r>
+        <w:t>“How can you lose 17 pounds in half an hour?” Ripper asked.</w:t>
+      </w:r>
+    </w:p>
+    <w:p>
+      <w:r>
+        <w:t>“I know,” I said.</w:t>
+      </w:r>
+    </w:p>
+    <w:p>
+      <w:r>
         <w:t>They stepped out of the apartment building. On impulse Luke began jogging. Ripper jogged with him.</w:t>
       </w:r>
     </w:p>
@@ -4422,12 +4682,19 @@
         <w:t>winded</w:t>
       </w:r>
       <w:r>
-        <w:t>.”</w:t>
-      </w:r>
-    </w:p>
-    <w:p>
-      <w:r>
-        <w:t>The class room was tiered with a row of desks on each row. Luke took a seat near the window with Ripper next to him.</w:t>
+        <w:t>. These stat gains seem real.”</w:t>
+      </w:r>
+    </w:p>
+    <w:p>
+      <w:r>
+        <w:lastRenderedPageBreak/>
+        <w:t xml:space="preserve">The class room was tiered with a row of desks on each </w:t>
+      </w:r>
+      <w:r>
+        <w:t>landing</w:t>
+      </w:r>
+      <w:r>
+        <w:t>. Luke took a seat near the window with Ripper next to him.</w:t>
       </w:r>
     </w:p>
     <w:p>
@@ -4440,77 +4707,149 @@
     </w:p>
     <w:p>
       <w:r>
+        <w:t>Fi</w:t>
+      </w:r>
+      <w:r>
+        <w:t>v</w:t>
+      </w:r>
+      <w:r>
+        <w:t xml:space="preserve">e minutes later the room was filled with over 60 students. Front and center was the year rep Annie. She was </w:t>
+      </w:r>
+      <w:r>
+        <w:t xml:space="preserve">surrounded by </w:t>
+      </w:r>
+      <w:r>
+        <w:t xml:space="preserve">her </w:t>
+      </w:r>
+      <w:r>
+        <w:t>peons as usual.</w:t>
+      </w:r>
+    </w:p>
+    <w:p>
+      <w:r>
+        <w:t>The bell rang and the teacher said, “Good morning class. My name is Mr. Song. This school is unlike any you have ever been in.</w:t>
+      </w:r>
+    </w:p>
+    <w:p>
+      <w:r>
+        <w:t>“The world is in terrible shape, and is literally going to hell in a hand basket.</w:t>
+      </w:r>
+    </w:p>
+    <w:p>
+      <w:r>
+        <w:t xml:space="preserve">“You have all heard the 2012 prediction. </w:t>
+      </w:r>
+      <w:r>
+        <w:t>The world thought it was a hoax</w:t>
+      </w:r>
+      <w:r>
+        <w:t>, especially when nothing happened</w:t>
+      </w:r>
+      <w:r>
+        <w:t>. It was not.</w:t>
+      </w:r>
+    </w:p>
+    <w:p>
+      <w:r>
+        <w:t>“For those who don’t know, the prediction said in December 21, 2012 the world would make a decision. We can embrace nature and express love for our fellow residents of Blue Star, or we can fall into despair.</w:t>
+      </w:r>
+    </w:p>
+    <w:p>
+      <w:r>
+        <w:t>“</w:t>
+      </w:r>
+      <w:r>
+        <w:t xml:space="preserve">Well we chose the wrong path. </w:t>
+      </w:r>
+      <w:r>
+        <w:t>Now the time of reckoning is approaching.</w:t>
+      </w:r>
+    </w:p>
+    <w:p>
+      <w:r>
+        <w:t>“The floodgates are bursting. Leaks are appearing throughout the world. Soon government will not be able to suppress it.</w:t>
+      </w:r>
+    </w:p>
+    <w:p>
+      <w:r>
+        <w:t>“We need strong leaders who will guide the world and we believe you have what it takes, which is why you are all here.”</w:t>
+      </w:r>
+    </w:p>
+    <w:p>
+      <w:r>
+        <w:t>Mr. Song wrote on the board:</w:t>
+      </w:r>
+    </w:p>
+    <w:p>
+      <w:pPr>
+        <w:pStyle w:val="StatusMessage"/>
+      </w:pPr>
+      <w:r>
+        <w:t>Spirit Animals</w:t>
+      </w:r>
+    </w:p>
+    <w:p>
+      <w:r>
         <w:lastRenderedPageBreak/>
-        <w:t>Fi</w:t>
-      </w:r>
-      <w:r>
-        <w:t>v</w:t>
-      </w:r>
-      <w:r>
-        <w:t xml:space="preserve">e minutes later the room was filled with over 60 students. Front and center was the year rep Annie. She was </w:t>
-      </w:r>
-      <w:r>
-        <w:t xml:space="preserve">surrounded by </w:t>
-      </w:r>
-      <w:r>
-        <w:t xml:space="preserve">her </w:t>
-      </w:r>
-      <w:r>
-        <w:t>peons as usual.</w:t>
-      </w:r>
-    </w:p>
-    <w:p>
-      <w:r>
-        <w:t>The teacher entered and everyone took their seats.</w:t>
-      </w:r>
-    </w:p>
-    <w:p>
-      <w:r>
-        <w:t>The bell rang and the teacher said, “Good morning class. My name is Mr. Song. This school is unlike any you have ever been in.</w:t>
-      </w:r>
-    </w:p>
-    <w:p>
-      <w:r>
-        <w:t>“The world is in terrible shape, and is literally going to hell in a hand basket.</w:t>
-      </w:r>
-    </w:p>
-    <w:p>
-      <w:r>
-        <w:t xml:space="preserve">“You have all heard the 2012 prediction. </w:t>
-      </w:r>
-      <w:r>
-        <w:t>The world thought it was a hoax. It was not.</w:t>
-      </w:r>
-    </w:p>
-    <w:p>
-      <w:r>
-        <w:t>“For those who don’t know, the prediction said in December 21, 2012 the world would make a decision. We can embrace nature and express love for our fellow residents of Blue Star, or we can fall into despair.</w:t>
-      </w:r>
-    </w:p>
-    <w:p>
-      <w:r>
         <w:t>“</w:t>
       </w:r>
       <w:r>
-        <w:t>Well we chose the wrong path. Now we have to live with it.</w:t>
-      </w:r>
-    </w:p>
-    <w:p>
-      <w:r>
-        <w:t>“The floodgates are bursting. Leaks are appearing throughout the world. Soon government will not be able to suppress it.</w:t>
-      </w:r>
-    </w:p>
-    <w:p>
-      <w:r>
-        <w:t>“We need strong leaders who will guide the world and we believe you have what it takes, which is why you are all here.”</w:t>
-      </w:r>
-    </w:p>
-    <w:p>
-      <w:r>
-        <w:t xml:space="preserve">Mr. Song wrote on the board and then said, “Starting from the bottom left, you will say your name, and the animal that best describes your personality. You will also tell us your hobbies and </w:t>
-      </w:r>
-      <w:r>
-        <w:t>what you want to do when you grow up.”</w:t>
+        <w:t xml:space="preserve">Every person </w:t>
+      </w:r>
+      <w:r>
+        <w:t>in this world has a connection with a spiritual animal. We call these animals, totems. I want you to think what your totem is. It can be any animal you feel you are connected to or are fond of.</w:t>
+      </w:r>
+    </w:p>
+    <w:p>
+      <w:r>
+        <w:t xml:space="preserve">“Also, </w:t>
+      </w:r>
+      <w:r>
+        <w:t>you will mention your hobbies</w:t>
+      </w:r>
+      <w:r>
+        <w:t>.</w:t>
+      </w:r>
+    </w:p>
+    <w:p>
+      <w:r>
+        <w:t>“I’ll give you some time to think about this.</w:t>
+      </w:r>
+    </w:p>
+    <w:p>
+      <w:r>
+        <w:t>Mr. Song described each class they would take and the life benefits each class held.</w:t>
+      </w:r>
+    </w:p>
+    <w:p>
+      <w:r>
+        <w:t>“Okay class, it’s time for introductions.</w:t>
+      </w:r>
+    </w:p>
+    <w:p>
+      <w:r>
+        <w:t xml:space="preserve">“Starting from the bottom left, you will </w:t>
+      </w:r>
+      <w:r>
+        <w:t xml:space="preserve">stand and </w:t>
+      </w:r>
+      <w:r>
+        <w:t xml:space="preserve">say your name, the animal </w:t>
+      </w:r>
+      <w:r>
+        <w:t>that best describes you, your hobbies, and</w:t>
+      </w:r>
+      <w:r>
+        <w:t xml:space="preserve"> </w:t>
+      </w:r>
+      <w:r>
+        <w:t>what y</w:t>
+      </w:r>
+      <w:r>
+        <w:t>ou want to do when you grow up.</w:t>
+      </w:r>
+      <w:r>
+        <w:t>”</w:t>
       </w:r>
     </w:p>
     <w:p>
@@ -4525,19 +4864,98 @@
     </w:p>
     <w:p>
       <w:r>
+        <w:t>Luke pointed his device at the girl.</w:t>
+      </w:r>
+    </w:p>
+    <w:p>
+      <w:pPr>
+        <w:pStyle w:val="StatusMessage"/>
+      </w:pPr>
+      <w:r>
+        <w:t xml:space="preserve">Jenny </w:t>
+      </w:r>
+      <w:r>
+        <w:t>Beardy</w:t>
+      </w:r>
+      <w:r>
+        <w:t>, Rank 0 (Base)</w:t>
+      </w:r>
+    </w:p>
+    <w:p>
+      <w:r>
+        <w:t>Luke was surprised to find new data. However, there was no Level. Also, what did Base mean?</w:t>
+      </w:r>
+    </w:p>
+    <w:p>
+      <w:r>
+        <w:t>Jenny</w:t>
+      </w:r>
+      <w:r>
+        <w:t xml:space="preserve"> stood and spoke.</w:t>
+      </w:r>
+      <w:r>
+        <w:t xml:space="preserve"> Several more spoke and </w:t>
+      </w:r>
+      <w:r>
+        <w:t>Luke scanned each in turn.</w:t>
+      </w:r>
+    </w:p>
+    <w:p>
+      <w:r>
+        <w:t>Annie’s turn and Luke got a surprise.</w:t>
+      </w:r>
+    </w:p>
+    <w:p>
+      <w:pPr>
+        <w:pStyle w:val="StatusMessage"/>
+      </w:pPr>
+      <w:r>
+        <w:t xml:space="preserve">Annie von </w:t>
+      </w:r>
+      <w:proofErr w:type="spellStart"/>
+      <w:r>
+        <w:t>Aranor</w:t>
+      </w:r>
+      <w:proofErr w:type="spellEnd"/>
+      <w:r>
+        <w:rPr>
+          <w:rStyle w:val="FootnoteReference"/>
+        </w:rPr>
+        <w:footnoteReference w:id="2"/>
+      </w:r>
+      <w:r>
+        <w:t>,</w:t>
+      </w:r>
+      <w:r>
+        <w:t xml:space="preserve"> </w:t>
+      </w:r>
+      <w:r>
+        <w:t xml:space="preserve">Rank 1, Level </w:t>
+      </w:r>
+      <w:r>
+        <w:t>0</w:t>
+      </w:r>
+      <w:r>
+        <w:t xml:space="preserve"> (Initiate)</w:t>
+      </w:r>
+    </w:p>
+    <w:p>
+      <w:r>
+        <w:t>Now level appeared, but only for Annie. Also different was the word Initiate.</w:t>
+      </w:r>
+    </w:p>
+    <w:p>
+      <w:r>
         <w:lastRenderedPageBreak/>
-        <w:t>The first person stood and spoke.</w:t>
-      </w:r>
-      <w:r>
-        <w:t xml:space="preserve"> Several more spoke and then it was</w:t>
-      </w:r>
-      <w:r>
-        <w:t xml:space="preserve"> Annie’s turn.</w:t>
-      </w:r>
-    </w:p>
-    <w:p>
-      <w:r>
-        <w:t>“My name is Annie Winfield and my animal is…” Annie paused, looking embarrassed.</w:t>
+        <w:t xml:space="preserve">“My name is Annie </w:t>
+      </w:r>
+      <w:proofErr w:type="spellStart"/>
+      <w:r>
+        <w:t>Aranor</w:t>
+      </w:r>
+      <w:proofErr w:type="spellEnd"/>
+      <w:r>
+        <w:t xml:space="preserve"> and my animal is…” Annie paused, looking embarrassed.</w:t>
       </w:r>
     </w:p>
     <w:p>
@@ -4546,6 +4964,11 @@
       </w:r>
     </w:p>
     <w:p>
+      <w:pPr>
+        <w:tabs>
+          <w:tab w:val="left" w:pos="5741"/>
+        </w:tabs>
+      </w:pPr>
       <w:r>
         <w:t xml:space="preserve">“Stand </w:t>
       </w:r>
@@ -4555,6 +4978,9 @@
       <w:r>
         <w:t>,” Mr. Song said, frowning.</w:t>
       </w:r>
+      <w:r>
+        <w:tab/>
+      </w:r>
     </w:p>
     <w:p>
       <w:r>
@@ -4618,7 +5044,15 @@
         <w:t>’s turn came and he stood up.</w:t>
       </w:r>
       <w:r>
-        <w:t xml:space="preserve"> “My name is Luke Billhardson. As Annie said, my favorite animal is the goat, since they are so funny.</w:t>
+        <w:t xml:space="preserve"> “My name is Luke </w:t>
+      </w:r>
+      <w:proofErr w:type="spellStart"/>
+      <w:r>
+        <w:t>Aetheren</w:t>
+      </w:r>
+      <w:proofErr w:type="spellEnd"/>
+      <w:r>
+        <w:t>. As Annie said, my favorite animal is the goat, since they are so funny.</w:t>
       </w:r>
     </w:p>
     <w:p>
@@ -4672,20 +5106,23 @@
     </w:p>
     <w:p>
       <w:r>
+        <w:t xml:space="preserve">“No,” Luke </w:t>
+      </w:r>
+      <w:r>
+        <w:t>said</w:t>
+      </w:r>
+      <w:r>
+        <w:t xml:space="preserve">. “Yesterday, I declared to Ripper that </w:t>
+      </w:r>
+      <w:r>
+        <w:t xml:space="preserve">I </w:t>
+      </w:r>
+      <w:r>
+        <w:t xml:space="preserve">would never follow like a sheep. A moment later my device beeped and said I </w:t>
+      </w:r>
+      <w:r>
         <w:lastRenderedPageBreak/>
-        <w:t xml:space="preserve">“No,” Luke </w:t>
-      </w:r>
-      <w:r>
-        <w:t>said</w:t>
-      </w:r>
-      <w:r>
-        <w:t xml:space="preserve">. “Yesterday, I declared to Ripper that </w:t>
-      </w:r>
-      <w:r>
-        <w:t xml:space="preserve">I </w:t>
-      </w:r>
-      <w:r>
-        <w:t>would never follow like a sheep. A moment later my device beeped, and said I gained +1 in mental manipulation resistance.</w:t>
+        <w:t>gained +1 in mental manipulation resistance.</w:t>
       </w:r>
       <w:r>
         <w:t xml:space="preserve"> That doesn’t make sense.”</w:t>
@@ -4711,7 +5148,19 @@
     </w:p>
     <w:p>
       <w:r>
-        <w:t>“Starting next Monday your i</w:t>
+        <w:t xml:space="preserve">“Monday </w:t>
+      </w:r>
+      <w:r>
+        <w:t xml:space="preserve">will start </w:t>
+      </w:r>
+      <w:r>
+        <w:t xml:space="preserve">your </w:t>
+      </w:r>
+      <w:r>
+        <w:t xml:space="preserve">formal </w:t>
+      </w:r>
+      <w:r>
+        <w:t>i</w:t>
       </w:r>
       <w:r>
         <w:t xml:space="preserve">ndoctrination </w:t>
@@ -4784,7 +5233,19 @@
     </w:p>
     <w:p>
       <w:r>
-        <w:t xml:space="preserve">“Around all things are various energy fields. </w:t>
+        <w:t>“</w:t>
+      </w:r>
+      <w:r>
+        <w:t>Surrounding</w:t>
+      </w:r>
+      <w:r>
+        <w:t xml:space="preserve"> </w:t>
+      </w:r>
+      <w:r>
+        <w:t xml:space="preserve">all </w:t>
+      </w:r>
+      <w:r>
+        <w:t xml:space="preserve">things are various energy fields. </w:t>
       </w:r>
       <w:r>
         <w:t>The nature of these fields is beyond the scope of this class</w:t>
@@ -4869,6 +5330,9 @@
       <w:r>
         <w:t>“Vitality is controlled by countless things such as age, disease, injury, lack of sleep, and so on.</w:t>
       </w:r>
+      <w:r>
+        <w:t xml:space="preserve"> Healthy living is essential and we will cover that.</w:t>
+      </w:r>
     </w:p>
     <w:p>
       <w:r>
@@ -4879,9 +5343,11 @@
       <w:r>
         <w:t xml:space="preserve">“Mr. </w:t>
       </w:r>
-      <w:r>
-        <w:t>Billhardson</w:t>
-      </w:r>
+      <w:proofErr w:type="spellStart"/>
+      <w:r>
+        <w:t>Aetheren</w:t>
+      </w:r>
+      <w:proofErr w:type="spellEnd"/>
       <w:r>
         <w:t xml:space="preserve"> mentioned mental manipulation resistance. That and the other stats will be explained</w:t>
       </w:r>
@@ -4903,7 +5369,10 @@
         <w:t xml:space="preserve">app </w:t>
       </w:r>
       <w:r>
-        <w:t>shows your itinerary and all school related information.</w:t>
+        <w:t>shows your itinerary and</w:t>
+      </w:r>
+      <w:r>
+        <w:t xml:space="preserve"> all school related information.</w:t>
       </w:r>
     </w:p>
     <w:p>
@@ -4996,11 +5465,24 @@
       </w:r>
     </w:p>
     <w:p>
-      <w:r>
-        <w:t>“One more thing. All services on campus are paid for using our proprietary system. On your phones you will note 0C, 0S, and 2G. That is copper, silver, and gold.</w:t>
-      </w:r>
-      <w:r>
-        <w:t xml:space="preserve"> 1 gold equals 100 silver and 1 silver equals 1 copper.</w:t>
+      <w:proofErr w:type="gramStart"/>
+      <w:r>
+        <w:t>“One more thing.</w:t>
+      </w:r>
+      <w:proofErr w:type="gramEnd"/>
+      <w:r>
+        <w:t xml:space="preserve"> All services on campus are paid for using our proprietary system. On your phones you will note 0C, 0S, and 2G. That is copper, silver, and gold.</w:t>
+      </w:r>
+      <w:r>
+        <w:t xml:space="preserve"> </w:t>
+      </w:r>
+      <w:proofErr w:type="gramStart"/>
+      <w:r>
+        <w:t>1 gold</w:t>
+      </w:r>
+      <w:proofErr w:type="gramEnd"/>
+      <w:r>
+        <w:t xml:space="preserve"> equals 100 silver and 1 silver equals 1 copper.</w:t>
       </w:r>
     </w:p>
     <w:p>
@@ -5031,7 +5513,13 @@
     </w:p>
     <w:p>
       <w:r>
-        <w:t>The rest of the class was relatively mundane, with talk of curriculum.</w:t>
+        <w:t>The rest of the class was relatively mundane, with talk of curriculum</w:t>
+      </w:r>
+      <w:r>
+        <w:t xml:space="preserve"> and rules</w:t>
+      </w:r>
+      <w:r>
+        <w:t>.</w:t>
       </w:r>
     </w:p>
     <w:p>
@@ -5218,7 +5706,13 @@
     </w:p>
     <w:p>
       <w:r>
-        <w:t>The items in the cafeteria ranged in cost from 10 copper for the cheapest items to steaks costing 2 gold.</w:t>
+        <w:t xml:space="preserve">The items in the cafeteria ranged in cost from 10 copper for </w:t>
+      </w:r>
+      <w:r>
+        <w:t>a stick of cheese</w:t>
+      </w:r>
+      <w:r>
+        <w:t xml:space="preserve"> to steaks costing 2 gold.</w:t>
       </w:r>
       <w:r>
         <w:t xml:space="preserve"> And that was the first floor of the cafeteria.</w:t>
@@ -5301,7 +5795,13 @@
         <w:t>Stepping to the booth, a teen stepped forward and said,</w:t>
       </w:r>
       <w:r>
-        <w:t xml:space="preserve"> “Hi I’m </w:t>
+        <w:t xml:space="preserve"> “Hi</w:t>
+      </w:r>
+      <w:r>
+        <w:t>,</w:t>
+      </w:r>
+      <w:r>
+        <w:t xml:space="preserve"> I’m </w:t>
       </w:r>
       <w:r>
         <w:t>Haddon</w:t>
@@ -5328,7 +5828,15 @@
     </w:p>
     <w:p>
       <w:r>
-        <w:t xml:space="preserve">“Games with balls, </w:t>
+        <w:t xml:space="preserve">“Games with </w:t>
+      </w:r>
+      <w:proofErr w:type="gramStart"/>
+      <w:r>
+        <w:t>balls,</w:t>
+      </w:r>
+      <w:proofErr w:type="gramEnd"/>
+      <w:r>
+        <w:t xml:space="preserve"> </w:t>
       </w:r>
       <w:r>
         <w:t xml:space="preserve">hide and seek, </w:t>
@@ -5643,6 +6151,9 @@
     </w:p>
     <w:p>
       <w:r>
+        <w:t>“</w:t>
+      </w:r>
+      <w:r>
         <w:t>Didn’t your parents get an invitation?”</w:t>
       </w:r>
     </w:p>
@@ -5663,8 +6174,30 @@
     </w:p>
     <w:p>
       <w:r>
+        <w:t>Wendy pulled out her device and scanned Luke.</w:t>
+      </w:r>
+    </w:p>
+    <w:p>
+      <w:r>
         <w:lastRenderedPageBreak/>
-        <w:t>“In that case you’re stuck with what you have,” Wendy said. “Never leave campus or city grounds after dark. I’m surprised you came back safely.”</w:t>
+        <w:t>“</w:t>
+      </w:r>
+      <w:r>
+        <w:t>I see,” Wendy said.</w:t>
+      </w:r>
+    </w:p>
+    <w:p>
+      <w:r>
+        <w:t>“</w:t>
+      </w:r>
+      <w:r>
+        <w:t>In that case you’re stuck with what you have,” Wendy said. “Never leave campus or city grounds after dark</w:t>
+      </w:r>
+      <w:r>
+        <w:t>, especially alone</w:t>
+      </w:r>
+      <w:r>
+        <w:t>. I’m surprised you came back safely.”</w:t>
       </w:r>
     </w:p>
     <w:p>
@@ -5674,7 +6207,13 @@
     </w:p>
     <w:p>
       <w:r>
-        <w:t>“People go missing entirely too often,” Wendy said with a sigh. Let’s hope the school can find him. It’s not your fault. This world is entirely too freaky. We need to focus on what we can do.”</w:t>
+        <w:t xml:space="preserve">“People go missing entirely too often,” Wendy said with a sigh. </w:t>
+      </w:r>
+      <w:r>
+        <w:t>“</w:t>
+      </w:r>
+      <w:r>
+        <w:t>Let’s hope the school can find him. It’s not your fault. This world is entirely too freaky. We need to focus on what we can do.”</w:t>
       </w:r>
     </w:p>
     <w:p>
@@ -5731,9 +6270,11 @@
       <w:r>
         <w:t xml:space="preserve">Come to </w:t>
       </w:r>
+      <w:proofErr w:type="spellStart"/>
       <w:r>
         <w:t>Auguste</w:t>
       </w:r>
+      <w:proofErr w:type="spellEnd"/>
       <w:r>
         <w:t xml:space="preserve"> </w:t>
       </w:r>
@@ -5776,28 +6317,216 @@
     </w:p>
     <w:p>
       <w:r>
+        <w:lastRenderedPageBreak/>
         <w:t>The next three classes were standard school fare. First was logical thinking</w:t>
       </w:r>
       <w:r>
         <w:t xml:space="preserve"> and truth finding.</w:t>
       </w:r>
       <w:r>
-        <w:t xml:space="preserve"> The second was entrepreneur skills in a world with AI. The </w:t>
-      </w:r>
-      <w:r>
-        <w:t>final</w:t>
-      </w:r>
-      <w:r>
-        <w:t xml:space="preserve"> was world cultures and traditions.</w:t>
-      </w:r>
-    </w:p>
-    <w:p/>
-    <w:p/>
-    <w:p/>
-    <w:p/>
-    <w:p/>
-    <w:p/>
-    <w:p/>
+        <w:t xml:space="preserve"> The second was entrepreneur skills in a world with AI.</w:t>
+      </w:r>
+      <w:r>
+        <w:t xml:space="preserve"> The last class would only start next week and was unknown.</w:t>
+      </w:r>
+    </w:p>
+    <w:p>
+      <w:pPr>
+        <w:jc w:val="center"/>
+      </w:pPr>
+      <w:r>
+        <w:rPr>
+          <w:noProof/>
+        </w:rPr>
+        <w:drawing>
+          <wp:inline distT="0" distB="0" distL="0" distR="0">
+            <wp:extent cx="292972" cy="113169"/>
+            <wp:effectExtent l="19050" t="0" r="0" b="0"/>
+            <wp:docPr id="1" name="Picture 3" descr="C:\Users\Burgess\AppData\Local\Microsoft\Windows\Temporary Internet Files\Content.IE5\0LM9LILP\MC900065312[1].wmf"/>
+            <wp:cNvGraphicFramePr>
+              <a:graphicFrameLocks xmlns:a="http://schemas.openxmlformats.org/drawingml/2006/main" noChangeAspect="1"/>
+            </wp:cNvGraphicFramePr>
+            <a:graphic xmlns:a="http://schemas.openxmlformats.org/drawingml/2006/main">
+              <a:graphicData uri="http://schemas.openxmlformats.org/drawingml/2006/picture">
+                <pic:pic xmlns:pic="http://schemas.openxmlformats.org/drawingml/2006/picture">
+                  <pic:nvPicPr>
+                    <pic:cNvPr id="0" name="Picture 3" descr="C:\Users\Burgess\AppData\Local\Microsoft\Windows\Temporary Internet Files\Content.IE5\0LM9LILP\MC900065312[1].wmf"/>
+                    <pic:cNvPicPr>
+                      <a:picLocks noChangeAspect="1" noChangeArrowheads="1"/>
+                    </pic:cNvPicPr>
+                  </pic:nvPicPr>
+                  <pic:blipFill>
+                    <a:blip r:embed="rId12" cstate="print"/>
+                    <a:srcRect/>
+                    <a:stretch>
+                      <a:fillRect/>
+                    </a:stretch>
+                  </pic:blipFill>
+                  <pic:spPr bwMode="auto">
+                    <a:xfrm>
+                      <a:off x="0" y="0"/>
+                      <a:ext cx="294457" cy="113743"/>
+                    </a:xfrm>
+                    <a:prstGeom prst="rect">
+                      <a:avLst/>
+                    </a:prstGeom>
+                    <a:noFill/>
+                    <a:ln w="9525">
+                      <a:noFill/>
+                      <a:miter lim="800000"/>
+                      <a:headEnd/>
+                      <a:tailEnd/>
+                    </a:ln>
+                  </pic:spPr>
+                </pic:pic>
+              </a:graphicData>
+            </a:graphic>
+          </wp:inline>
+        </w:drawing>
+      </w:r>
+    </w:p>
+    <w:p>
+      <w:r>
+        <w:t xml:space="preserve">Luke stepped through the door marked </w:t>
+      </w:r>
+      <w:r>
+        <w:rPr>
+          <w:i/>
+        </w:rPr>
+        <w:t>Delicious in Dungeon</w:t>
+      </w:r>
+      <w:r>
+        <w:t>.</w:t>
+      </w:r>
+    </w:p>
+    <w:p>
+      <w:r>
+        <w:t>“Hi Wendy,” Luke said, amazed that he remembered her name. “Here are the berries I collected.”</w:t>
+      </w:r>
+    </w:p>
+    <w:p>
+      <w:r>
+        <w:t>“Hi Luke,” Wendy said. “Those are Dalian berries. You should get at least 12 liters of ice cream out of them. Come, I will show you where the ice cream maker is, as well as the ingredients. Have you done that before?”</w:t>
+      </w:r>
+    </w:p>
+    <w:p>
+      <w:r>
+        <w:t>“Yes,” Luke said. “We serve homemade ice cream blends at our restaurant. We use white sugar, heavy cream, olive oil and egg yolks as the basis for all our ice creams.”</w:t>
+      </w:r>
+    </w:p>
+    <w:p>
+      <w:r>
+        <w:t xml:space="preserve">“If you want, why not make it now?” Wendy asked. “We can store it in the freezer for Saturday.” </w:t>
+      </w:r>
+    </w:p>
+    <w:p>
+      <w:r>
+        <w:t>“Sure,” Luke said and took out the ingredients.</w:t>
+      </w:r>
+    </w:p>
+    <w:p>
+      <w:r>
+        <w:t>Luke p</w:t>
+      </w:r>
+      <w:r>
+        <w:t>uréed</w:t>
+      </w:r>
+      <w:r>
+        <w:t xml:space="preserve"> the berries</w:t>
+      </w:r>
+      <w:r>
+        <w:t>, leaving a few behind. Next, he</w:t>
+      </w:r>
+      <w:r>
+        <w:t xml:space="preserve"> made the ice cream base for 7 liters and then </w:t>
+      </w:r>
+      <w:r>
+        <w:t xml:space="preserve">slowly </w:t>
+      </w:r>
+      <w:r>
+        <w:t xml:space="preserve">added the </w:t>
+      </w:r>
+      <w:r>
+        <w:t>purée.</w:t>
+      </w:r>
+    </w:p>
+    <w:p>
+      <w:r>
+        <w:t>“That’s quite good,” Wendy said. “Let’s freeze a batch.”</w:t>
+      </w:r>
+    </w:p>
+    <w:p>
+      <w:r>
+        <w:t>The ice cream maker could only hold half the mix but that was okay.</w:t>
+      </w:r>
+    </w:p>
+    <w:p>
+      <w:r>
+        <w:t>“What kind of fun things you can do here?” Luke asked.</w:t>
+      </w:r>
+    </w:p>
+    <w:p>
+      <w:r>
+        <w:t>“There’s a brand new mall that opened a few months ago,</w:t>
+      </w:r>
+      <w:r>
+        <w:t xml:space="preserve"> as well as a concert hall,</w:t>
+      </w:r>
+      <w:r>
+        <w:t xml:space="preserve">” Wendy said. </w:t>
+      </w:r>
+      <w:r>
+        <w:t xml:space="preserve">“There are some amazing restaurants. But </w:t>
+      </w:r>
+      <w:r>
+        <w:lastRenderedPageBreak/>
+        <w:t>of course the hiking trails are the best. Camping is possible, but only if you create a safe zone for the night.</w:t>
+      </w:r>
+    </w:p>
+    <w:p>
+      <w:r>
+        <w:t>“There are also caves and dungeons.”</w:t>
+      </w:r>
+    </w:p>
+    <w:p>
+      <w:r>
+        <w:t>“Did you say dungeons?” Luke asked as he turned on the ice cream maker.</w:t>
+      </w:r>
+    </w:p>
+    <w:p>
+      <w:r>
+        <w:t xml:space="preserve">“Absolutely,” Wendy said. “They are dangerous. However, the stuff you can find is amazing. You could hunt creatures, find plants and mushrooms, and even mine mineral </w:t>
+      </w:r>
+      <w:r>
+        <w:t>ores</w:t>
+      </w:r>
+      <w:r>
+        <w:t>. It’s both fun and scary.</w:t>
+      </w:r>
+    </w:p>
+    <w:p>
+      <w:r>
+        <w:t>“You will be doing that when you create your study groups.”</w:t>
+      </w:r>
+    </w:p>
+    <w:p>
+      <w:r>
+        <w:t>They talked about nothing in particular and then the maker beeped.</w:t>
+      </w:r>
+    </w:p>
+    <w:p>
+      <w:r>
+        <w:t>Luke opened the</w:t>
+      </w:r>
+      <w:r>
+        <w:t xml:space="preserve"> lid and Wendy took a sample. “Perfect,” she said.</w:t>
+      </w:r>
+    </w:p>
+    <w:p>
+      <w:r>
+        <w:t>Luke scooped the ice cream into a container and then started on the second batch.</w:t>
+      </w:r>
+    </w:p>
     <w:p/>
     <w:p/>
     <w:p/>
@@ -5945,7 +6674,7 @@
             <w:rPr>
               <w:noProof/>
             </w:rPr>
-            <w:t>2</w:t>
+            <w:t>38</w:t>
           </w:r>
         </w:fldSimple>
       </w:p>
@@ -5975,7 +6704,7 @@
             <w:rPr>
               <w:noProof/>
             </w:rPr>
-            <w:t>3</w:t>
+            <w:t>41</w:t>
           </w:r>
         </w:fldSimple>
       </w:p>
@@ -6013,6 +6742,75 @@
       </w:pPr>
       <w:r>
         <w:continuationSeparator/>
+      </w:r>
+    </w:p>
+  </w:footnote>
+  <w:footnote w:id="1">
+    <w:p>
+      <w:pPr>
+        <w:pStyle w:val="FootnoteText"/>
+        <w:jc w:val="left"/>
+      </w:pPr>
+      <w:r>
+        <w:rPr>
+          <w:rStyle w:val="FootnoteReference"/>
+        </w:rPr>
+        <w:footnoteRef/>
+      </w:r>
+      <w:r>
+        <w:t xml:space="preserve"> </w:t>
+      </w:r>
+      <w:proofErr w:type="spellStart"/>
+      <w:r>
+        <w:t>Aetheren</w:t>
+      </w:r>
+      <w:proofErr w:type="spellEnd"/>
+      <w:r>
+        <w:t xml:space="preserve"> </w:t>
+      </w:r>
+      <w:r>
+        <w:t>means “Star Wanderer” (</w:t>
+      </w:r>
+      <w:r>
+        <w:t>https://namecrafthq.com/high-elf-names-fantasy-character/</w:t>
+      </w:r>
+      <w:r>
+        <w:t>)</w:t>
+      </w:r>
+    </w:p>
+  </w:footnote>
+  <w:footnote w:id="2">
+    <w:p>
+      <w:pPr>
+        <w:pStyle w:val="FootnoteText"/>
+        <w:jc w:val="left"/>
+      </w:pPr>
+      <w:r>
+        <w:rPr>
+          <w:rStyle w:val="FootnoteReference"/>
+        </w:rPr>
+        <w:footnoteRef/>
+      </w:r>
+      <w:r>
+        <w:t xml:space="preserve"> </w:t>
+      </w:r>
+      <w:r>
+        <w:t xml:space="preserve">Aranor </w:t>
+      </w:r>
+      <w:r>
+        <w:t>means “</w:t>
+      </w:r>
+      <w:r>
+        <w:t>King’s Light</w:t>
+      </w:r>
+      <w:r>
+        <w:t>” (</w:t>
+      </w:r>
+      <w:r>
+        <w:t>https://namecrafthq.com/high-elf-names-fantasy-character/</w:t>
+      </w:r>
+      <w:r>
+        <w:t>)</w:t>
       </w:r>
     </w:p>
   </w:footnote>
@@ -8526,7 +9324,7 @@
 </file>
 
 <file path=customXml/itemProps1.xml><?xml version="1.0" encoding="utf-8"?>
-<ds:datastoreItem xmlns:ds="http://schemas.openxmlformats.org/officeDocument/2006/customXml" ds:itemID="{24E2464D-D664-407D-810B-37E682A632C5}">
+<ds:datastoreItem xmlns:ds="http://schemas.openxmlformats.org/officeDocument/2006/customXml" ds:itemID="{8767268A-0839-490C-A42A-026588C581FC}">
   <ds:schemaRefs>
     <ds:schemaRef ds:uri="http://schemas.openxmlformats.org/officeDocument/2006/bibliography"/>
   </ds:schemaRefs>

--- a/Books/RPG_Books/The PrincessAndTheabyssDiver/Book_The PrincessAndTheAbyssDiver.docx
+++ b/Books/RPG_Books/The PrincessAndTheabyssDiver/Book_The PrincessAndTheAbyssDiver.docx
@@ -279,7 +279,21 @@
             <w:rStyle w:val="Hyperlink"/>
             <w:noProof/>
           </w:rPr>
-          <w:t>New School</w:t>
+          <w:t>New Scho</w:t>
+        </w:r>
+        <w:r>
+          <w:rPr>
+            <w:rStyle w:val="Hyperlink"/>
+            <w:noProof/>
+          </w:rPr>
+          <w:t>o</w:t>
+        </w:r>
+        <w:r>
+          <w:rPr>
+            <w:rStyle w:val="Hyperlink"/>
+            <w:noProof/>
+          </w:rPr>
+          <w:t>l</w:t>
         </w:r>
         <w:r>
           <w:rPr>
@@ -6524,14 +6538,91 @@
     </w:p>
     <w:p>
       <w:r>
-        <w:t>Luke scooped the ice cream into a container and then started on the second batch.</w:t>
-      </w:r>
-    </w:p>
-    <w:p/>
-    <w:p/>
-    <w:p/>
-    <w:p/>
-    <w:p/>
+        <w:t xml:space="preserve">“It came better than I expected,” Luke said. “These </w:t>
+      </w:r>
+      <w:r>
+        <w:t>Dalian</w:t>
+      </w:r>
+      <w:r>
+        <w:t xml:space="preserve"> berries are insane. They keep well and are amazing. I wonder why they aren’t well known.”</w:t>
+      </w:r>
+    </w:p>
+    <w:p>
+      <w:r>
+        <w:t>“You will find out next week,” Wendy said.</w:t>
+      </w:r>
+    </w:p>
+    <w:p>
+      <w:r>
+        <w:t xml:space="preserve">Luke scooped the ice cream into a container and then started on the </w:t>
+      </w:r>
+      <w:r>
+        <w:t>last</w:t>
+      </w:r>
+      <w:r>
+        <w:t xml:space="preserve"> batch.</w:t>
+      </w:r>
+    </w:p>
+    <w:p>
+      <w:pPr>
+        <w:pStyle w:val="Style1"/>
+      </w:pPr>
+      <w:r>
+        <w:lastRenderedPageBreak/>
+        <w:t>If you’re not scared, wait 5 minutes</w:t>
+      </w:r>
+    </w:p>
+    <w:p>
+      <w:pPr>
+        <w:pStyle w:val="Quote1"/>
+      </w:pPr>
+      <w:r>
+        <w:t xml:space="preserve">Sometimes terrifying thing can sit beside you </w:t>
+      </w:r>
+      <w:r>
+        <w:br/>
+        <w:t>without you ever noticing – until much later.</w:t>
+      </w:r>
+    </w:p>
+    <w:p>
+      <w:r>
+        <w:t>“Hi mum, dad, Lisa, goat father,” Luke said, greeting his family.</w:t>
+      </w:r>
+    </w:p>
+    <w:p>
+      <w:r>
+        <w:t>“So this is your new school,” Lisa, Luke’s 1</w:t>
+      </w:r>
+      <w:r>
+        <w:t>3</w:t>
+      </w:r>
+      <w:r>
+        <w:t>-year-old sister said.</w:t>
+      </w:r>
+      <w:r>
+        <w:t xml:space="preserve"> “It’s pretty.”</w:t>
+      </w:r>
+    </w:p>
+    <w:p>
+      <w:r>
+        <w:t>“How was your first week?” Susan, Luke’s mother said.</w:t>
+      </w:r>
+    </w:p>
+    <w:p>
+      <w:r>
+        <w:t>“Not bad mum,” Luke said. “However, the people treat this place as if it is haunted. They even warned us never to leave school or city grounds after dark.”</w:t>
+      </w:r>
+    </w:p>
+    <w:p>
+      <w:r>
+        <w:t>“Ghosts don’t exist,” James, Luke’s dad said.</w:t>
+      </w:r>
+    </w:p>
+    <w:p>
+      <w:r>
+        <w:t>“I don’t know about that,” Luke said. “I was caught outside after dark. It was plenty scary. I joined a club called Delicious in Dungeon. It focuses on cooking local ingredients. I made some ice cream.”</w:t>
+      </w:r>
+    </w:p>
     <w:p/>
     <w:p/>
     <w:p/>
@@ -6674,7 +6765,7 @@
             <w:rPr>
               <w:noProof/>
             </w:rPr>
-            <w:t>38</w:t>
+            <w:t>42</w:t>
           </w:r>
         </w:fldSimple>
       </w:p>
@@ -6704,7 +6795,7 @@
             <w:rPr>
               <w:noProof/>
             </w:rPr>
-            <w:t>41</w:t>
+            <w:t>39</w:t>
           </w:r>
         </w:fldSimple>
       </w:p>
@@ -9324,7 +9415,7 @@
 </file>
 
 <file path=customXml/itemProps1.xml><?xml version="1.0" encoding="utf-8"?>
-<ds:datastoreItem xmlns:ds="http://schemas.openxmlformats.org/officeDocument/2006/customXml" ds:itemID="{8767268A-0839-490C-A42A-026588C581FC}">
+<ds:datastoreItem xmlns:ds="http://schemas.openxmlformats.org/officeDocument/2006/customXml" ds:itemID="{2C6A386E-A033-4808-A562-CE05E9E08984}">
   <ds:schemaRefs>
     <ds:schemaRef ds:uri="http://schemas.openxmlformats.org/officeDocument/2006/bibliography"/>
   </ds:schemaRefs>

--- a/Books/RPG_Books/The PrincessAndTheabyssDiver/Book_The PrincessAndTheAbyssDiver.docx
+++ b/Books/RPG_Books/The PrincessAndTheabyssDiver/Book_The PrincessAndTheAbyssDiver.docx
@@ -279,21 +279,7 @@
             <w:rStyle w:val="Hyperlink"/>
             <w:noProof/>
           </w:rPr>
-          <w:t>New Scho</w:t>
-        </w:r>
-        <w:r>
-          <w:rPr>
-            <w:rStyle w:val="Hyperlink"/>
-            <w:noProof/>
-          </w:rPr>
-          <w:t>o</w:t>
-        </w:r>
-        <w:r>
-          <w:rPr>
-            <w:rStyle w:val="Hyperlink"/>
-            <w:noProof/>
-          </w:rPr>
-          <w:t>l</w:t>
+          <w:t>New School</w:t>
         </w:r>
         <w:r>
           <w:rPr>
@@ -6586,9 +6572,14 @@
     </w:p>
     <w:p>
       <w:r>
-        <w:t>“Hi mum, dad, Lisa, goat father,” Luke said, greeting his family.</w:t>
-      </w:r>
-    </w:p>
+        <w:t>“Hi mum, dad, Lisa, goat father,”</w:t>
+      </w:r>
+      <w:r>
+        <w:t xml:space="preserve"> Luke said, greeting his family at the school’s main entrance. “Come, I’ll show you the school.”</w:t>
+      </w:r>
+    </w:p>
+    <w:p/>
+    <w:p/>
     <w:p>
       <w:r>
         <w:t>“So this is your new school,” Lisa, Luke’s 1</w:t>
@@ -6620,7 +6611,14 @@
     </w:p>
     <w:p>
       <w:r>
-        <w:t>“I don’t know about that,” Luke said. “I was caught outside after dark. It was plenty scary. I joined a club called Delicious in Dungeon. It focuses on cooking local ingredients. I made some ice cream.”</w:t>
+        <w:t>“I don’t know about that,” Luke said. “I was caught outside after dark. It was plenty scary. I joined a club called Delicious in Dungeon. It focuses on cooking local ingredients.</w:t>
+      </w:r>
+    </w:p>
+    <w:p/>
+    <w:p/>
+    <w:p>
+      <w:r>
+        <w:t xml:space="preserve"> I made some ice cream.”</w:t>
       </w:r>
     </w:p>
     <w:p/>
@@ -6795,7 +6793,7 @@
             <w:rPr>
               <w:noProof/>
             </w:rPr>
-            <w:t>39</w:t>
+            <w:t>41</w:t>
           </w:r>
         </w:fldSimple>
       </w:p>
@@ -9415,7 +9413,7 @@
 </file>
 
 <file path=customXml/itemProps1.xml><?xml version="1.0" encoding="utf-8"?>
-<ds:datastoreItem xmlns:ds="http://schemas.openxmlformats.org/officeDocument/2006/customXml" ds:itemID="{2C6A386E-A033-4808-A562-CE05E9E08984}">
+<ds:datastoreItem xmlns:ds="http://schemas.openxmlformats.org/officeDocument/2006/customXml" ds:itemID="{5E4B4FA4-AFF4-435C-9CBA-1EE8CB56591E}">
   <ds:schemaRefs>
     <ds:schemaRef ds:uri="http://schemas.openxmlformats.org/officeDocument/2006/bibliography"/>
   </ds:schemaRefs>

--- a/Books/RPG_Books/The PrincessAndTheabyssDiver/Book_The PrincessAndTheAbyssDiver.docx
+++ b/Books/RPG_Books/The PrincessAndTheabyssDiver/Book_The PrincessAndTheAbyssDiver.docx
@@ -6575,23 +6575,20 @@
         <w:t>“Hi mum, dad, Lisa, goat father,”</w:t>
       </w:r>
       <w:r>
-        <w:t xml:space="preserve"> Luke said, greeting his family at the school’s main entrance. “Come, I’ll show you the school.”</w:t>
-      </w:r>
-    </w:p>
-    <w:p/>
-    <w:p/>
-    <w:p>
-      <w:r>
-        <w:t>“So this is your new school,” Lisa, Luke’s 1</w:t>
-      </w:r>
-      <w:r>
-        <w:t>3</w:t>
-      </w:r>
-      <w:r>
-        <w:t>-year-old sister said.</w:t>
-      </w:r>
-      <w:r>
-        <w:t xml:space="preserve"> “It’s pretty.”</w:t>
+        <w:t xml:space="preserve"> Luke said, greeting his family at the school’s main entrance. “</w:t>
+      </w:r>
+      <w:r>
+        <w:t>Come, I’ll show you the school.”</w:t>
+      </w:r>
+    </w:p>
+    <w:p>
+      <w:r>
+        <w:t>“So this is your new school,” Lisa, Luke’s 13-year-old sister said. “It’s pretty.”</w:t>
+      </w:r>
+    </w:p>
+    <w:p>
+      <w:r>
+        <w:t>“I’ll take you to my dorm room first,” Luke said.</w:t>
       </w:r>
     </w:p>
     <w:p>
@@ -6793,7 +6790,7 @@
             <w:rPr>
               <w:noProof/>
             </w:rPr>
-            <w:t>41</w:t>
+            <w:t>39</w:t>
           </w:r>
         </w:fldSimple>
       </w:p>
@@ -9413,7 +9410,7 @@
 </file>
 
 <file path=customXml/itemProps1.xml><?xml version="1.0" encoding="utf-8"?>
-<ds:datastoreItem xmlns:ds="http://schemas.openxmlformats.org/officeDocument/2006/customXml" ds:itemID="{5E4B4FA4-AFF4-435C-9CBA-1EE8CB56591E}">
+<ds:datastoreItem xmlns:ds="http://schemas.openxmlformats.org/officeDocument/2006/customXml" ds:itemID="{BAF4363D-C7D9-4905-B1AC-AF3B4341C1E0}">
   <ds:schemaRefs>
     <ds:schemaRef ds:uri="http://schemas.openxmlformats.org/officeDocument/2006/bibliography"/>
   </ds:schemaRefs>

--- a/Books/RPG_Books/The PrincessAndTheabyssDiver/Book_The PrincessAndTheAbyssDiver.docx
+++ b/Books/RPG_Books/The PrincessAndTheabyssDiver/Book_The PrincessAndTheAbyssDiver.docx
@@ -472,11 +472,9 @@
       <w:r>
         <w:t xml:space="preserve">Luke </w:t>
       </w:r>
-      <w:proofErr w:type="spellStart"/>
       <w:r>
         <w:t>Aetheren</w:t>
       </w:r>
-      <w:proofErr w:type="spellEnd"/>
       <w:r>
         <w:rPr>
           <w:rStyle w:val="FootnoteReference"/>
@@ -662,14 +660,12 @@
         </w:rPr>
         <w:t xml:space="preserve">Luke </w:t>
       </w:r>
-      <w:proofErr w:type="spellStart"/>
       <w:r>
         <w:rPr>
           <w:u w:val="single"/>
         </w:rPr>
         <w:t>Aetheren</w:t>
       </w:r>
-      <w:proofErr w:type="spellEnd"/>
       <w:r>
         <w:rPr>
           <w:u w:val="single"/>
@@ -1213,11 +1209,9 @@
       <w:r>
         <w:t xml:space="preserve">Annie </w:t>
       </w:r>
-      <w:proofErr w:type="spellStart"/>
       <w:r>
         <w:t>Aranor</w:t>
       </w:r>
-      <w:proofErr w:type="spellEnd"/>
       <w:r>
         <w:t>, please enter.”</w:t>
       </w:r>
@@ -1296,11 +1290,9 @@
       <w:r>
         <w:t xml:space="preserve">Annie </w:t>
       </w:r>
-      <w:proofErr w:type="spellStart"/>
       <w:r>
         <w:t>Aranor</w:t>
       </w:r>
-      <w:proofErr w:type="spellEnd"/>
       <w:r>
         <w:t xml:space="preserve"> is </w:t>
       </w:r>
@@ -1313,11 +1305,9 @@
       <w:r>
         <w:t xml:space="preserve">Edward </w:t>
       </w:r>
-      <w:proofErr w:type="spellStart"/>
       <w:r>
         <w:t>Aranor</w:t>
       </w:r>
-      <w:proofErr w:type="spellEnd"/>
       <w:r>
         <w:t xml:space="preserve">, </w:t>
       </w:r>
@@ -1336,11 +1326,9 @@
       <w:r>
         <w:t xml:space="preserve">of this school,” Principle Bertrand said. “And yes, I’m talking about </w:t>
       </w:r>
-      <w:proofErr w:type="spellStart"/>
       <w:r>
         <w:t>Aranor</w:t>
       </w:r>
-      <w:proofErr w:type="spellEnd"/>
       <w:r>
         <w:t xml:space="preserve"> </w:t>
       </w:r>
@@ -1414,11 +1402,9 @@
       <w:r>
         <w:t xml:space="preserve">“Ms. </w:t>
       </w:r>
-      <w:proofErr w:type="spellStart"/>
       <w:r>
         <w:t>Aranor</w:t>
       </w:r>
-      <w:proofErr w:type="spellEnd"/>
       <w:r>
         <w:t>, please speak to your cohort.”</w:t>
       </w:r>
@@ -1508,11 +1494,9 @@
       <w:r>
         <w:t xml:space="preserve">“Thank you Ms. </w:t>
       </w:r>
-      <w:proofErr w:type="spellStart"/>
       <w:r>
         <w:t>Aranor</w:t>
       </w:r>
-      <w:proofErr w:type="spellEnd"/>
       <w:r>
         <w:t>,” the principle said.</w:t>
       </w:r>
@@ -1907,12 +1891,24 @@
         <w:t>Luke</w:t>
       </w:r>
       <w:r>
-        <w:t>’s mum said. “Was the trip okay? Was there any problems?”</w:t>
-      </w:r>
-    </w:p>
-    <w:p>
-      <w:r>
-        <w:t xml:space="preserve">“No mum,” </w:t>
+        <w:t xml:space="preserve">’s mum </w:t>
+      </w:r>
+      <w:r>
+        <w:t xml:space="preserve">Susan </w:t>
+      </w:r>
+      <w:r>
+        <w:t>said. “Was the trip okay? Was there any problems?”</w:t>
+      </w:r>
+    </w:p>
+    <w:p>
+      <w:r>
+        <w:t xml:space="preserve">“No </w:t>
+      </w:r>
+      <w:r>
+        <w:t>Mum</w:t>
+      </w:r>
+      <w:r>
+        <w:t xml:space="preserve">,” </w:t>
       </w:r>
       <w:r>
         <w:t>Luke</w:t>
@@ -1986,7 +1982,13 @@
         <w:t>Luke</w:t>
       </w:r>
       <w:r>
-        <w:t>’s dad said.</w:t>
+        <w:t xml:space="preserve">’s dad </w:t>
+      </w:r>
+      <w:r>
+        <w:t xml:space="preserve">James </w:t>
+      </w:r>
+      <w:r>
+        <w:t>said.</w:t>
       </w:r>
     </w:p>
     <w:p>
@@ -2087,12 +2089,30 @@
     </w:p>
     <w:p>
       <w:r>
-        <w:t>“Work hard, Luke,” Luke’s dad said. “Remember I’m proud of you.”</w:t>
-      </w:r>
-    </w:p>
-    <w:p>
-      <w:r>
-        <w:t>“Thanks mum, dad,” Luke said.</w:t>
+        <w:t xml:space="preserve">“Work hard, Luke,” </w:t>
+      </w:r>
+      <w:r>
+        <w:t>James</w:t>
+      </w:r>
+      <w:r>
+        <w:t xml:space="preserve"> said. “Remember I’m proud of you.”</w:t>
+      </w:r>
+    </w:p>
+    <w:p>
+      <w:r>
+        <w:t xml:space="preserve">“Thanks </w:t>
+      </w:r>
+      <w:r>
+        <w:t>Mum</w:t>
+      </w:r>
+      <w:r>
+        <w:t xml:space="preserve">, </w:t>
+      </w:r>
+      <w:r>
+        <w:t>Dad</w:t>
+      </w:r>
+      <w:r>
+        <w:t>,” Luke said.</w:t>
       </w:r>
     </w:p>
     <w:p>
@@ -2102,7 +2122,19 @@
     </w:p>
     <w:p>
       <w:r>
-        <w:t>“Okay Goat Father,” Luke said. “Bye mum, dad, Goat Father.”</w:t>
+        <w:t xml:space="preserve">“Okay Goat Father,” Luke said. “Bye </w:t>
+      </w:r>
+      <w:r>
+        <w:t>Mum</w:t>
+      </w:r>
+      <w:r>
+        <w:t xml:space="preserve">, </w:t>
+      </w:r>
+      <w:r>
+        <w:t>Dad</w:t>
+      </w:r>
+      <w:r>
+        <w:t>, Goat Father.”</w:t>
       </w:r>
     </w:p>
     <w:p>
@@ -2534,7 +2566,16 @@
     </w:p>
     <w:p>
       <w:r>
-        <w:t xml:space="preserve">“They are tearing holes into space is what they are doing,” another man </w:t>
+        <w:t>“They are tearing holes into space is what they are doing,</w:t>
+      </w:r>
+      <w:r>
+        <w:t xml:space="preserve"> </w:t>
+      </w:r>
+      <w:r>
+        <w:t>letting in all manner of demonic creatures,</w:t>
+      </w:r>
+      <w:r>
+        <w:t xml:space="preserve">” another man </w:t>
       </w:r>
       <w:r>
         <w:t>at</w:t>
@@ -2551,77 +2592,222 @@
       <w:r>
         <w:t>said.</w:t>
       </w:r>
+    </w:p>
+    <w:p>
+      <w:r>
+        <w:t>“Don’t spit,” a woman across the table scolded. “That’s just gross.”</w:t>
+      </w:r>
+    </w:p>
+    <w:p>
+      <w:r>
+        <w:t>The waiter returned to the table and brought the drinks.</w:t>
+      </w:r>
+    </w:p>
+    <w:p>
+      <w:r>
+        <w:t>Luke and Ripper gave their order and the waiter left.</w:t>
+      </w:r>
+    </w:p>
+    <w:p>
+      <w:r>
+        <w:t>“Something is seriously messed up in this town,” Ripper said</w:t>
+      </w:r>
+      <w:r>
+        <w:t>, loud enough for the locals to hear.</w:t>
+      </w:r>
+    </w:p>
+    <w:p>
+      <w:r>
+        <w:t xml:space="preserve">“You’re from the </w:t>
+      </w:r>
+      <w:r>
+        <w:t xml:space="preserve">fancy </w:t>
+      </w:r>
+      <w:r>
+        <w:t>school, aren’t you?” an elderly man at another table asked. “What are they doing there?”</w:t>
+      </w:r>
+    </w:p>
+    <w:p>
+      <w:r>
+        <w:t xml:space="preserve">“Just arrived today,” Luke </w:t>
+      </w:r>
+      <w:r>
+        <w:t>said</w:t>
+      </w:r>
+      <w:r>
+        <w:t>, “Although the principle did talk about monsters and the need to get stronger. I was expecting a speech about hard work, not that.”</w:t>
+      </w:r>
+    </w:p>
+    <w:p>
+      <w:r>
+        <w:t>“And what’s that about not going out after dusk?” Ripper asked.</w:t>
+      </w:r>
+    </w:p>
+    <w:p>
+      <w:r>
+        <w:t>“</w:t>
+      </w:r>
+      <w:r>
+        <w:t>There are things out there</w:t>
+      </w:r>
+      <w:r>
+        <w:t>,” another woman said</w:t>
+      </w:r>
+      <w:r>
+        <w:t xml:space="preserve"> simply</w:t>
+      </w:r>
+      <w:r>
+        <w:t>.</w:t>
+      </w:r>
+    </w:p>
+    <w:p>
+      <w:r>
+        <w:t>“Shouldn’t the government come out and find out?” Luke asked.</w:t>
+      </w:r>
+    </w:p>
+    <w:p>
+      <w:r>
+        <w:t xml:space="preserve">“They </w:t>
+      </w:r>
+      <w:r>
+        <w:t>know</w:t>
+      </w:r>
+      <w:r>
+        <w:t>,” the woman said</w:t>
+      </w:r>
+      <w:r>
+        <w:t>,</w:t>
+      </w:r>
+      <w:r>
+        <w:t xml:space="preserve"> “Claims we are a bunch of superstitious fools.”</w:t>
+      </w:r>
+    </w:p>
+    <w:p>
+      <w:r>
+        <w:lastRenderedPageBreak/>
+        <w:t>“They are all in on it,” another local spat.</w:t>
+      </w:r>
+    </w:p>
+    <w:p>
+      <w:r>
+        <w:t>“I told you not to spit,” the woman scolded.</w:t>
+      </w:r>
+    </w:p>
+    <w:p>
+      <w:r>
+        <w:t>Food arrived and Luke ate as he listened to the local gossip.</w:t>
+      </w:r>
+    </w:p>
+    <w:p>
+      <w:r>
+        <w:t>“Now what?” Ripper asked as they paid the bill.</w:t>
+      </w:r>
+    </w:p>
+    <w:p>
+      <w:r>
+        <w:t xml:space="preserve">“I want to explore the town and buy groceries,” Luke said. “Also want to explore the hiking trails. It’s only </w:t>
+      </w:r>
+      <w:r>
+        <w:t>12</w:t>
+      </w:r>
+      <w:r>
+        <w:t>:</w:t>
+      </w:r>
+      <w:r>
+        <w:t>35</w:t>
+      </w:r>
+      <w:r>
+        <w:t xml:space="preserve">PM. </w:t>
+      </w:r>
+      <w:r>
+        <w:t>There’s p</w:t>
+      </w:r>
+      <w:r>
+        <w:t>lenty of time before sunset.”</w:t>
+      </w:r>
+    </w:p>
+    <w:p>
+      <w:r>
+        <w:t>“Aren’t you afraid?” Ripper asked as they walked out of the restaurant.</w:t>
+      </w:r>
+    </w:p>
+    <w:p>
+      <w:r>
+        <w:t>“I only believe in science,” Luke said.</w:t>
+      </w:r>
       <w:r>
         <w:t xml:space="preserve"> </w:t>
       </w:r>
-      <w:proofErr w:type="gramStart"/>
-      <w:r>
-        <w:t>“Letting in all manner of demonic creatures.”</w:t>
-      </w:r>
-      <w:proofErr w:type="gramEnd"/>
-    </w:p>
-    <w:p>
-      <w:r>
-        <w:t>“Don’t spit,” a woman across the table scolded. “That’s just gross.”</w:t>
-      </w:r>
-    </w:p>
-    <w:p>
-      <w:r>
-        <w:t>The waiter returned to the table and brought the drinks.</w:t>
-      </w:r>
-    </w:p>
-    <w:p>
-      <w:r>
-        <w:t>Luke and Ripper gave their order and the waiter left.</w:t>
-      </w:r>
-    </w:p>
-    <w:p>
-      <w:r>
-        <w:t>“Something is seriously messed up in this town,” Ripper said</w:t>
-      </w:r>
-      <w:r>
-        <w:t>, loud enough for the locals to hear.</w:t>
-      </w:r>
-    </w:p>
-    <w:p>
-      <w:r>
-        <w:t xml:space="preserve">“You’re from the </w:t>
-      </w:r>
-      <w:r>
-        <w:t xml:space="preserve">fancy </w:t>
-      </w:r>
-      <w:r>
-        <w:t>school, aren’t you?” an elderly man at another table asked. “What are they doing there?”</w:t>
-      </w:r>
-    </w:p>
-    <w:p>
-      <w:r>
-        <w:t xml:space="preserve">“Just arrived today,” Luke </w:t>
-      </w:r>
-      <w:r>
-        <w:t>said</w:t>
-      </w:r>
-      <w:r>
-        <w:t>, “Although the principle did talk about monsters and the need to get stronger. I was expecting a speech about hard work, not that.”</w:t>
-      </w:r>
-    </w:p>
-    <w:p>
-      <w:r>
-        <w:t>“And what’s that about not going out after dusk?” Ripper asked.</w:t>
-      </w:r>
-    </w:p>
-    <w:p>
       <w:r>
         <w:t>“</w:t>
       </w:r>
       <w:r>
-        <w:t>There are things out there</w:t>
-      </w:r>
-      <w:r>
-        <w:t>,” another woman said</w:t>
-      </w:r>
-      <w:r>
-        <w:t xml:space="preserve"> simply</w:t>
+        <w:t>The only danger is</w:t>
+      </w:r>
+      <w:r>
+        <w:t xml:space="preserve"> tripping in the dark and mosquitoes</w:t>
+      </w:r>
+      <w:r>
+        <w:t>.”</w:t>
+      </w:r>
+    </w:p>
+    <w:p>
+      <w:r>
+        <w:t>“They have several sports clubs,” Ripper said. “I’m joining the American Football team. How about you?”</w:t>
+      </w:r>
+    </w:p>
+    <w:p>
+      <w:r>
+        <w:t>“I’m joining the cooking and puzzle solving clubs,” Luke said. “There’s a grocery store.”</w:t>
+      </w:r>
+    </w:p>
+    <w:p>
+      <w:r>
+        <w:t>Ripper stepped in and said, “This store sure has some interesting items.”</w:t>
+      </w:r>
+    </w:p>
+    <w:p>
+      <w:r>
+        <w:t>“</w:t>
+      </w:r>
+      <w:r>
+        <w:t>Sounds like fun</w:t>
+      </w:r>
+      <w:r>
+        <w:t xml:space="preserve">,” Luke said as he walked </w:t>
+      </w:r>
+      <w:r>
+        <w:t xml:space="preserve">the isles, grabbing items from shelves. </w:t>
+      </w:r>
+      <w:r>
+        <w:t>H</w:t>
+      </w:r>
+      <w:r>
+        <w:t>e headed for the cashier.</w:t>
+      </w:r>
+    </w:p>
+    <w:p>
+      <w:r>
+        <w:t>“Need some help with the bags</w:t>
+      </w:r>
+      <w:r>
+        <w:t>?</w:t>
+      </w:r>
+      <w:r>
+        <w:t>” Ripper asked.</w:t>
+      </w:r>
+    </w:p>
+    <w:p>
+      <w:r>
+        <w:t>“Thanks,” Like said and Ripper took multiple bags.</w:t>
+      </w:r>
+    </w:p>
+    <w:p>
+      <w:r>
+        <w:t xml:space="preserve">They headed back to the apartment. As before, they met the protesters near the </w:t>
+      </w:r>
+      <w:r>
+        <w:t>school gate</w:t>
       </w:r>
       <w:r>
         <w:t>.</w:t>
@@ -2629,174 +2815,12 @@
     </w:p>
     <w:p>
       <w:r>
-        <w:t>“Shouldn’t the government come out and find out?” Luke asked.</w:t>
+        <w:t>They passed the protesters and Ripper asked, “Don’t they have anything better to do with their lives?”</w:t>
       </w:r>
     </w:p>
     <w:p>
       <w:r>
         <w:lastRenderedPageBreak/>
-        <w:t xml:space="preserve">“They </w:t>
-      </w:r>
-      <w:r>
-        <w:t>know</w:t>
-      </w:r>
-      <w:r>
-        <w:t xml:space="preserve">,” the woman said. </w:t>
-      </w:r>
-      <w:proofErr w:type="gramStart"/>
-      <w:r>
-        <w:t>“Claims we are a bunch of superstitious fools.”</w:t>
-      </w:r>
-      <w:proofErr w:type="gramEnd"/>
-    </w:p>
-    <w:p>
-      <w:r>
-        <w:t>“They are all in on it,” another local spat.</w:t>
-      </w:r>
-    </w:p>
-    <w:p>
-      <w:r>
-        <w:t>“I told you not to spit,” the woman scolded.</w:t>
-      </w:r>
-    </w:p>
-    <w:p>
-      <w:r>
-        <w:t>Food arrived and Luke ate as he listened to the local gossip.</w:t>
-      </w:r>
-    </w:p>
-    <w:p>
-      <w:proofErr w:type="gramStart"/>
-      <w:r>
-        <w:t>“Now what?”</w:t>
-      </w:r>
-      <w:proofErr w:type="gramEnd"/>
-      <w:r>
-        <w:t xml:space="preserve"> Ripper asked as they paid the bill.</w:t>
-      </w:r>
-    </w:p>
-    <w:p>
-      <w:r>
-        <w:t xml:space="preserve">“I want to explore the town and buy groceries,” Luke said. “Also want to explore the hiking trails. It’s only </w:t>
-      </w:r>
-      <w:r>
-        <w:t>12</w:t>
-      </w:r>
-      <w:r>
-        <w:t>:</w:t>
-      </w:r>
-      <w:r>
-        <w:t>35</w:t>
-      </w:r>
-      <w:r>
-        <w:t xml:space="preserve">PM. </w:t>
-      </w:r>
-      <w:r>
-        <w:t>There’s p</w:t>
-      </w:r>
-      <w:r>
-        <w:t>lenty of time before sunset.”</w:t>
-      </w:r>
-    </w:p>
-    <w:p>
-      <w:r>
-        <w:t>“Aren’t you afraid?” Ripper asked as they walked out of the restaurant.</w:t>
-      </w:r>
-    </w:p>
-    <w:p>
-      <w:r>
-        <w:t>“I only believe in science,” Luke said.</w:t>
-      </w:r>
-      <w:r>
-        <w:t xml:space="preserve"> </w:t>
-      </w:r>
-      <w:r>
-        <w:t>“</w:t>
-      </w:r>
-      <w:r>
-        <w:t>The only danger is</w:t>
-      </w:r>
-      <w:r>
-        <w:t xml:space="preserve"> tripping in the dark and mosquitoes</w:t>
-      </w:r>
-      <w:r>
-        <w:t>.”</w:t>
-      </w:r>
-    </w:p>
-    <w:p>
-      <w:r>
-        <w:t xml:space="preserve">“They have several sports clubs,” Ripper said. “I’m joining the American Football team. </w:t>
-      </w:r>
-      <w:proofErr w:type="gramStart"/>
-      <w:r>
-        <w:t>How about you?”</w:t>
-      </w:r>
-      <w:proofErr w:type="gramEnd"/>
-    </w:p>
-    <w:p>
-      <w:r>
-        <w:t>“I’m joining the cooking and puzzle solving clubs,” Luke said. “There’s a grocery store.”</w:t>
-      </w:r>
-    </w:p>
-    <w:p>
-      <w:r>
-        <w:t>Ripper stepped in and said, “This store sure has some interesting items.”</w:t>
-      </w:r>
-    </w:p>
-    <w:p>
-      <w:r>
-        <w:t>“</w:t>
-      </w:r>
-      <w:r>
-        <w:t>Sounds like fun</w:t>
-      </w:r>
-      <w:r>
-        <w:t xml:space="preserve">,” Luke said as he walked </w:t>
-      </w:r>
-      <w:r>
-        <w:t xml:space="preserve">the isles, grabbing items from shelves. </w:t>
-      </w:r>
-      <w:r>
-        <w:t>H</w:t>
-      </w:r>
-      <w:r>
-        <w:t>e headed for the cashier.</w:t>
-      </w:r>
-    </w:p>
-    <w:p>
-      <w:r>
-        <w:t>“Need some help with the bags</w:t>
-      </w:r>
-      <w:r>
-        <w:t>?</w:t>
-      </w:r>
-      <w:r>
-        <w:t>” Ripper asked.</w:t>
-      </w:r>
-    </w:p>
-    <w:p>
-      <w:r>
-        <w:t>“Thanks,” Like said and Ripper took multiple bags.</w:t>
-      </w:r>
-    </w:p>
-    <w:p>
-      <w:r>
-        <w:t xml:space="preserve">They headed back to the apartment. As before, they met the protesters near the </w:t>
-      </w:r>
-      <w:r>
-        <w:t>school gate</w:t>
-      </w:r>
-      <w:r>
-        <w:t>.</w:t>
-      </w:r>
-    </w:p>
-    <w:p>
-      <w:r>
-        <w:lastRenderedPageBreak/>
-        <w:t>They passed the protesters and Ripper asked, “Don’t they have anything better to do with their lives?”</w:t>
-      </w:r>
-    </w:p>
-    <w:p>
-      <w:r>
         <w:t xml:space="preserve">“Who knows?” </w:t>
       </w:r>
       <w:r>
@@ -2908,12 +2932,12 @@
     </w:p>
     <w:p>
       <w:r>
+        <w:t>“Okay,” ripper said and headed for the football players.</w:t>
+      </w:r>
+    </w:p>
+    <w:p>
+      <w:r>
         <w:lastRenderedPageBreak/>
-        <w:t>“Okay,” ripper said and headed for the football players.</w:t>
-      </w:r>
-    </w:p>
-    <w:p>
-      <w:r>
         <w:t xml:space="preserve">Luke glanced at the year rep, still surrounded by people. She </w:t>
       </w:r>
       <w:r>
@@ -3083,12 +3107,12 @@
         <w:pStyle w:val="StatusMessage"/>
       </w:pPr>
       <w:r>
+        <w:t>Salvador Bruno</w:t>
+      </w:r>
+    </w:p>
+    <w:p>
+      <w:r>
         <w:lastRenderedPageBreak/>
-        <w:t>Salvador Bruno</w:t>
-      </w:r>
-    </w:p>
-    <w:p>
-      <w:r>
         <w:t xml:space="preserve">“No Salvador,” Luke said. “I’m </w:t>
       </w:r>
       <w:r>
@@ -3243,12 +3267,12 @@
     </w:p>
     <w:p>
       <w:r>
+        <w:t>“Are you eating those flowers?” a teen with blond hair asked.</w:t>
+      </w:r>
+    </w:p>
+    <w:p>
+      <w:r>
         <w:lastRenderedPageBreak/>
-        <w:t>“Are you eating those flowers?” a teen with blond hair asked.</w:t>
-      </w:r>
-    </w:p>
-    <w:p>
-      <w:r>
         <w:t>“It’s called homeostasis,” Luke said. “A little bit of poison strengthens the body. Besides, according to my device, this flower is edible. Perhaps I can cook with it.</w:t>
       </w:r>
       <w:r>
@@ -3386,18 +3410,18 @@
     </w:p>
     <w:p>
       <w:r>
+        <w:t xml:space="preserve">Luke popped one into his mouth and found </w:t>
+      </w:r>
+      <w:r>
+        <w:t>it was sweet and refreshing.</w:t>
+      </w:r>
+      <w:r>
+        <w:t xml:space="preserve"> “Check out these berries,” Luke called. “They are amazing.”</w:t>
+      </w:r>
+    </w:p>
+    <w:p>
+      <w:r>
         <w:lastRenderedPageBreak/>
-        <w:t xml:space="preserve">Luke popped one into his mouth and found </w:t>
-      </w:r>
-      <w:r>
-        <w:t>it was sweet and refreshing.</w:t>
-      </w:r>
-      <w:r>
-        <w:t xml:space="preserve"> “Check out these berries,” Luke called. “They are amazing.”</w:t>
-      </w:r>
-    </w:p>
-    <w:p>
-      <w:r>
         <w:t>The others stopped to grab berries.</w:t>
       </w:r>
     </w:p>
@@ -3507,17 +3531,17 @@
     </w:p>
     <w:p>
       <w:r>
+        <w:t>With one eye on the map and another on the trail, Luke ran for his life. And yet the trail was impossibly long.</w:t>
+      </w:r>
+    </w:p>
+    <w:p>
+      <w:r>
+        <w:t>ROAR.</w:t>
+      </w:r>
+    </w:p>
+    <w:p>
+      <w:r>
         <w:lastRenderedPageBreak/>
-        <w:t>With one eye on the map and another on the trail, Luke ran for his life. And yet the trail was impossibly long.</w:t>
-      </w:r>
-    </w:p>
-    <w:p>
-      <w:r>
-        <w:t>ROAR.</w:t>
-      </w:r>
-    </w:p>
-    <w:p>
-      <w:r>
         <w:t xml:space="preserve">To the </w:t>
       </w:r>
       <w:r>
@@ -3674,116 +3698,189 @@
     </w:p>
     <w:p>
       <w:r>
+        <w:t>Just like the path, the climb seemed to last forever.</w:t>
+      </w:r>
+    </w:p>
+    <w:p>
+      <w:r>
+        <w:t xml:space="preserve">In defiance to the creeping madness </w:t>
+      </w:r>
+      <w:r>
+        <w:t xml:space="preserve">Luke </w:t>
+      </w:r>
+      <w:r>
+        <w:t>gasped</w:t>
+      </w:r>
+      <w:r>
+        <w:t xml:space="preserve"> out, “I</w:t>
+      </w:r>
+      <w:r>
+        <w:t>,</w:t>
+      </w:r>
+      <w:r>
+        <w:t xml:space="preserve"> will</w:t>
+      </w:r>
+      <w:r>
+        <w:t>,</w:t>
+      </w:r>
+      <w:r>
+        <w:t xml:space="preserve"> not</w:t>
+      </w:r>
+      <w:r>
+        <w:t>,</w:t>
+      </w:r>
+      <w:r>
+        <w:t xml:space="preserve"> succumb.”</w:t>
+      </w:r>
+    </w:p>
+    <w:p>
+      <w:r>
         <w:lastRenderedPageBreak/>
-        <w:t>Just like the path, the climb seemed to last forever.</w:t>
-      </w:r>
-    </w:p>
-    <w:p>
-      <w:r>
-        <w:t xml:space="preserve">In defiance to the creeping madness </w:t>
-      </w:r>
+        <w:t xml:space="preserve">Luke crested the </w:t>
+      </w:r>
+      <w:r>
+        <w:t xml:space="preserve">rock wall atop the </w:t>
+      </w:r>
+      <w:r>
+        <w:t>cliff and jumped over.</w:t>
+      </w:r>
+    </w:p>
+    <w:p>
+      <w:r>
+        <w:t>Luke desperately wanted to stop</w:t>
+      </w:r>
+      <w:r>
+        <w:t>,</w:t>
+      </w:r>
+      <w:r>
+        <w:t xml:space="preserve"> </w:t>
+      </w:r>
+      <w:r>
+        <w:t>b</w:t>
+      </w:r>
+      <w:r>
+        <w:t xml:space="preserve">ut he couldn’t. The tiger was there, less than 10m away, </w:t>
+      </w:r>
+      <w:r>
+        <w:t>crouching</w:t>
+      </w:r>
+      <w:r>
+        <w:t xml:space="preserve"> next to its prey</w:t>
+      </w:r>
+      <w:r>
+        <w:t>,</w:t>
+      </w:r>
+      <w:r>
+        <w:t xml:space="preserve"> </w:t>
+      </w:r>
+      <w:r>
+        <w:t>e</w:t>
+      </w:r>
+      <w:r>
+        <w:t>yes blaz</w:t>
+      </w:r>
+      <w:r>
+        <w:t>ing</w:t>
+      </w:r>
+      <w:r>
+        <w:t xml:space="preserve"> in the dark.</w:t>
+      </w:r>
+    </w:p>
+    <w:p>
+      <w:r>
+        <w:t>With blood leaking from it mouth it roared again.</w:t>
+      </w:r>
+    </w:p>
+    <w:p>
+      <w:r>
+        <w:t xml:space="preserve">With eyes blurry from lack of oxygen, </w:t>
+      </w:r>
+      <w:r>
+        <w:t xml:space="preserve">monster headache, sharp pains in his throat, lungs and </w:t>
+      </w:r>
+      <w:r>
+        <w:t>legs, Luke staggered on.</w:t>
+      </w:r>
+    </w:p>
+    <w:p>
+      <w:r>
+        <w:t>Finally, Luke crossed the boundary of the school ground</w:t>
+      </w:r>
+      <w:r>
+        <w:t>s</w:t>
+      </w:r>
+      <w:r>
+        <w:t>.</w:t>
+      </w:r>
+    </w:p>
+    <w:p>
+      <w:r>
+        <w:t xml:space="preserve">The voices disappeared and Luke felt as if he exited a nightmare. The normal sounds of night appeared, along with </w:t>
+      </w:r>
+      <w:r>
+        <w:t>mosquitoes and other insects.</w:t>
+      </w:r>
+    </w:p>
+    <w:p>
+      <w:r>
+        <w:t xml:space="preserve">Feeling a burst of euphoria, </w:t>
+      </w:r>
+      <w:r>
+        <w:t>Luke collapsed amid the other teens.</w:t>
+      </w:r>
+      <w:r>
+        <w:t xml:space="preserve"> He had succeeded. He had endured the heavenly tribulation. He was now stronger.</w:t>
+      </w:r>
+    </w:p>
+    <w:p>
+      <w:r>
+        <w:t>Amid the night sounds everyone’s devices beeped.</w:t>
+      </w:r>
+      <w:r>
+        <w:t xml:space="preserve"> Luke and the others ignored their devices.</w:t>
+      </w:r>
+      <w:r>
+        <w:t xml:space="preserve"> There was time for that later.</w:t>
+      </w:r>
+    </w:p>
+    <w:p>
+      <w:r>
+        <w:t>For a few minutes no one spoke.</w:t>
+      </w:r>
+    </w:p>
+    <w:p>
+      <w:r>
+        <w:t>“</w:t>
+      </w:r>
+      <w:r>
+        <w:t>Damn I feel jacked</w:t>
+      </w:r>
+      <w:r>
+        <w:t>,” Hans muttered. “I’ve never been pushed so hard in all my life.”</w:t>
+      </w:r>
+    </w:p>
+    <w:p>
+      <w:r>
+        <w:t>“We better return to our dorms,” Luke said and slowly got up.</w:t>
+      </w:r>
+      <w:r>
+        <w:t xml:space="preserve"> </w:t>
+      </w:r>
+      <w:r>
+        <w:t>He was still bone tired and brain dead. However, he could walk – barely.</w:t>
+      </w:r>
+    </w:p>
+    <w:p>
+      <w:r>
+        <w:t>Ripper asked, “What happened to Antonio?”</w:t>
+      </w:r>
+    </w:p>
+    <w:p>
       <w:r>
         <w:t xml:space="preserve">Luke </w:t>
       </w:r>
       <w:r>
-        <w:t>gasped</w:t>
-      </w:r>
-      <w:r>
-        <w:t xml:space="preserve"> out, “I</w:t>
-      </w:r>
-      <w:r>
-        <w:t>,</w:t>
-      </w:r>
-      <w:r>
-        <w:t xml:space="preserve"> will</w:t>
-      </w:r>
-      <w:r>
-        <w:t>,</w:t>
-      </w:r>
-      <w:r>
-        <w:t xml:space="preserve"> not</w:t>
-      </w:r>
-      <w:r>
-        <w:t>,</w:t>
-      </w:r>
-      <w:r>
-        <w:t xml:space="preserve"> succumb.”</w:t>
-      </w:r>
-    </w:p>
-    <w:p>
-      <w:r>
-        <w:t xml:space="preserve">Luke crested the </w:t>
-      </w:r>
-      <w:r>
-        <w:t xml:space="preserve">rock wall atop the </w:t>
-      </w:r>
-      <w:r>
-        <w:t>cliff and jumped over.</w:t>
-      </w:r>
-    </w:p>
-    <w:p>
-      <w:r>
-        <w:t>Luke desperately wanted to stop</w:t>
-      </w:r>
-      <w:r>
-        <w:t>,</w:t>
-      </w:r>
-      <w:r>
-        <w:t xml:space="preserve"> </w:t>
-      </w:r>
-      <w:r>
-        <w:t>b</w:t>
-      </w:r>
-      <w:r>
-        <w:t xml:space="preserve">ut he couldn’t. The tiger was there, less than 10m away, </w:t>
-      </w:r>
-      <w:r>
-        <w:t>crouching</w:t>
-      </w:r>
-      <w:r>
-        <w:t xml:space="preserve"> next to its prey</w:t>
-      </w:r>
-      <w:r>
-        <w:t>,</w:t>
-      </w:r>
-      <w:r>
-        <w:t xml:space="preserve"> </w:t>
-      </w:r>
-      <w:r>
-        <w:t>e</w:t>
-      </w:r>
-      <w:r>
-        <w:t>yes blaz</w:t>
-      </w:r>
-      <w:r>
-        <w:t>ing</w:t>
-      </w:r>
-      <w:r>
-        <w:t xml:space="preserve"> in the dark.</w:t>
-      </w:r>
-    </w:p>
-    <w:p>
-      <w:r>
-        <w:t>With blood leaking from it mouth it roared again.</w:t>
-      </w:r>
-    </w:p>
-    <w:p>
-      <w:r>
-        <w:t xml:space="preserve">With eyes blurry from lack of oxygen, </w:t>
-      </w:r>
-      <w:r>
-        <w:t xml:space="preserve">monster headache, sharp pains in his throat, lungs and </w:t>
-      </w:r>
-      <w:r>
-        <w:t>legs, Luke staggered on.</w:t>
-      </w:r>
-    </w:p>
-    <w:p>
-      <w:r>
-        <w:t>Finally, Luke crossed the boundary of the school ground</w:t>
-      </w:r>
-      <w:r>
-        <w:t>s</w:t>
+        <w:t>looked around</w:t>
       </w:r>
       <w:r>
         <w:t>.</w:t>
@@ -3791,85 +3888,12 @@
     </w:p>
     <w:p>
       <w:r>
-        <w:t xml:space="preserve">The voices disappeared and Luke felt as if he exited a nightmare. The normal sounds of night appeared, along with </w:t>
-      </w:r>
-      <w:r>
-        <w:t>mosquitoes and other insects.</w:t>
-      </w:r>
-    </w:p>
-    <w:p>
-      <w:r>
-        <w:t xml:space="preserve">Feeling a burst of euphoria, </w:t>
-      </w:r>
-      <w:r>
-        <w:t>Luke collapsed amid the other teens.</w:t>
-      </w:r>
-      <w:r>
-        <w:t xml:space="preserve"> He had succeeded. He had endured the heavenly tribulation. He was now stronger.</w:t>
-      </w:r>
-    </w:p>
-    <w:p>
-      <w:r>
-        <w:t>Amid the night sounds everyone’s devices beeped.</w:t>
-      </w:r>
-      <w:r>
-        <w:t xml:space="preserve"> Luke and the others ignored their devices.</w:t>
-      </w:r>
-      <w:r>
-        <w:t xml:space="preserve"> There was time for that later.</w:t>
-      </w:r>
-    </w:p>
-    <w:p>
-      <w:r>
-        <w:t>For a few minutes no one spoke.</w:t>
-      </w:r>
-    </w:p>
-    <w:p>
-      <w:r>
-        <w:t>“</w:t>
-      </w:r>
-      <w:r>
-        <w:t>Damn I feel jacked</w:t>
-      </w:r>
-      <w:r>
-        <w:t>,” Hans muttered. “I’ve never been pushed so hard in all my life.”</w:t>
-      </w:r>
-    </w:p>
-    <w:p>
-      <w:r>
-        <w:t>“We better return to our dorms,” Luke said and slowly got up.</w:t>
-      </w:r>
-      <w:r>
-        <w:t xml:space="preserve"> </w:t>
-      </w:r>
-      <w:r>
-        <w:t>He was still bone tired and brain dead. However, he could walk – barely.</w:t>
-      </w:r>
-    </w:p>
-    <w:p>
-      <w:r>
-        <w:t>Ripper asked, “What happened to Antonio?”</w:t>
+        <w:t>No one said anything.</w:t>
       </w:r>
     </w:p>
     <w:p>
       <w:r>
         <w:lastRenderedPageBreak/>
-        <w:t xml:space="preserve">Luke </w:t>
-      </w:r>
-      <w:r>
-        <w:t>looked around</w:t>
-      </w:r>
-      <w:r>
-        <w:t>.</w:t>
-      </w:r>
-    </w:p>
-    <w:p>
-      <w:r>
-        <w:t>No one said anything.</w:t>
-      </w:r>
-    </w:p>
-    <w:p>
-      <w:r>
         <w:t xml:space="preserve">Then a teen </w:t>
       </w:r>
       <w:r>
@@ -4184,14 +4208,12 @@
         </w:rPr>
         <w:t xml:space="preserve">Luke </w:t>
       </w:r>
-      <w:proofErr w:type="spellStart"/>
       <w:r>
         <w:rPr>
           <w:u w:val="single"/>
         </w:rPr>
         <w:t>Aetheren</w:t>
       </w:r>
-      <w:proofErr w:type="spellEnd"/>
       <w:r>
         <w:rPr>
           <w:u w:val="single"/>
@@ -4912,11 +4934,9 @@
       <w:r>
         <w:t xml:space="preserve">Annie von </w:t>
       </w:r>
-      <w:proofErr w:type="spellStart"/>
       <w:r>
         <w:t>Aranor</w:t>
       </w:r>
-      <w:proofErr w:type="spellEnd"/>
       <w:r>
         <w:rPr>
           <w:rStyle w:val="FootnoteReference"/>
@@ -4949,11 +4969,9 @@
         <w:lastRenderedPageBreak/>
         <w:t xml:space="preserve">“My name is Annie </w:t>
       </w:r>
-      <w:proofErr w:type="spellStart"/>
       <w:r>
         <w:t>Aranor</w:t>
       </w:r>
-      <w:proofErr w:type="spellEnd"/>
       <w:r>
         <w:t xml:space="preserve"> and my animal is…” Annie paused, looking embarrassed.</w:t>
       </w:r>
@@ -5046,11 +5064,9 @@
       <w:r>
         <w:t xml:space="preserve"> “My name is Luke </w:t>
       </w:r>
-      <w:proofErr w:type="spellStart"/>
       <w:r>
         <w:t>Aetheren</w:t>
       </w:r>
-      <w:proofErr w:type="spellEnd"/>
       <w:r>
         <w:t>. As Annie said, my favorite animal is the goat, since they are so funny.</w:t>
       </w:r>
@@ -5343,11 +5359,9 @@
       <w:r>
         <w:t xml:space="preserve">“Mr. </w:t>
       </w:r>
-      <w:proofErr w:type="spellStart"/>
       <w:r>
         <w:t>Aetheren</w:t>
       </w:r>
-      <w:proofErr w:type="spellEnd"/>
       <w:r>
         <w:t xml:space="preserve"> mentioned mental manipulation resistance. That and the other stats will be explained</w:t>
       </w:r>
@@ -6406,7 +6420,13 @@
     </w:p>
     <w:p>
       <w:r>
-        <w:t>“Hi Luke,” Wendy said. “Those are Dalian berries. You should get at least 12 liters of ice cream out of them. Come, I will show you where the ice cream maker is, as well as the ingredients. Have you done that before?”</w:t>
+        <w:t xml:space="preserve">“Hi Luke,” Wendy said. “Those are </w:t>
+      </w:r>
+      <w:r>
+        <w:t>Winder-berries</w:t>
+      </w:r>
+      <w:r>
+        <w:t>. You should get at least 12 liters of ice cream out of them. Come, I will show you where the ice cream maker is, as well as the ingredients. Have you done that before?”</w:t>
       </w:r>
     </w:p>
     <w:p>
@@ -6527,10 +6547,10 @@
         <w:t xml:space="preserve">“It came better than I expected,” Luke said. “These </w:t>
       </w:r>
       <w:r>
-        <w:t>Dalian</w:t>
-      </w:r>
-      <w:r>
-        <w:t xml:space="preserve"> berries are insane. They keep well and are amazing. I wonder why they aren’t well known.”</w:t>
+        <w:t>Winder-berries</w:t>
+      </w:r>
+      <w:r>
+        <w:t xml:space="preserve"> are insane. They keep well and are amazing. I wonder why they aren’t well known.”</w:t>
       </w:r>
     </w:p>
     <w:p>
@@ -6572,7 +6592,13 @@
     </w:p>
     <w:p>
       <w:r>
-        <w:t>“Hi mum, dad, Lisa, goat father,”</w:t>
+        <w:t xml:space="preserve">“Hi </w:t>
+      </w:r>
+      <w:r>
+        <w:t>Mum, Dad</w:t>
+      </w:r>
+      <w:r>
+        <w:t>, Lisa, goat father,”</w:t>
       </w:r>
       <w:r>
         <w:t xml:space="preserve"> Luke said, greeting his family at the school’s main entrance. “</w:t>
@@ -6593,33 +6619,612 @@
     </w:p>
     <w:p>
       <w:r>
-        <w:t>“How was your first week?” Susan, Luke’s mother said.</w:t>
-      </w:r>
-    </w:p>
-    <w:p>
-      <w:r>
-        <w:t>“Not bad mum,” Luke said. “However, the people treat this place as if it is haunted. They even warned us never to leave school or city grounds after dark.”</w:t>
-      </w:r>
-    </w:p>
-    <w:p>
-      <w:r>
-        <w:t>“Ghosts don’t exist,” James, Luke’s dad said.</w:t>
-      </w:r>
-    </w:p>
-    <w:p>
-      <w:r>
-        <w:t>“I don’t know about that,” Luke said. “I was caught outside after dark. It was plenty scary. I joined a club called Delicious in Dungeon. It focuses on cooking local ingredients.</w:t>
-      </w:r>
-    </w:p>
-    <w:p/>
-    <w:p/>
-    <w:p>
-      <w:r>
-        <w:t xml:space="preserve"> I made some ice cream.”</w:t>
-      </w:r>
-    </w:p>
-    <w:p/>
-    <w:p/>
+        <w:t>The followed Luke and then Susan said, “How was your first week?”</w:t>
+      </w:r>
+    </w:p>
+    <w:p>
+      <w:r>
+        <w:t xml:space="preserve">“Not bad </w:t>
+      </w:r>
+      <w:r>
+        <w:t>Mum</w:t>
+      </w:r>
+      <w:r>
+        <w:t>,” Luke said. “However, the people treat this place as if it is haunted. They even warned us never to leave school or city grounds after dark.”</w:t>
+      </w:r>
+    </w:p>
+    <w:p>
+      <w:r>
+        <w:t xml:space="preserve">“Ghosts don’t exist,” </w:t>
+      </w:r>
+      <w:r>
+        <w:t>James</w:t>
+      </w:r>
+      <w:r>
+        <w:t xml:space="preserve"> said.</w:t>
+      </w:r>
+    </w:p>
+    <w:p>
+      <w:r>
+        <w:t xml:space="preserve">“I don’t know about that,” Luke said. “I was caught outside after dark. </w:t>
+      </w:r>
+      <w:r>
+        <w:t>The forest was rather scary</w:t>
+      </w:r>
+      <w:r>
+        <w:t>.</w:t>
+      </w:r>
+      <w:r>
+        <w:t xml:space="preserve"> After dark, it’s easy to believe in ghosts.”</w:t>
+      </w:r>
+    </w:p>
+    <w:p>
+      <w:r>
+        <w:t>They arrived at the dorm and Luke let them in.</w:t>
+      </w:r>
+    </w:p>
+    <w:p>
+      <w:r>
+        <w:t>Lisa jumped on the bed and said, “It’s comfortable.”</w:t>
+      </w:r>
+    </w:p>
+    <w:p>
+      <w:r>
+        <w:t>“I would offer you something but the festival has plenty of food,” Luke said.</w:t>
+      </w:r>
+    </w:p>
+    <w:p>
+      <w:r>
+        <w:t>They headed out, talking about nothing in particular as Luke gave everyone a guided tour of the campus.</w:t>
+      </w:r>
+    </w:p>
+    <w:p>
+      <w:r>
+        <w:t>While walking, Luke showed the family his device</w:t>
+      </w:r>
+      <w:r>
+        <w:t xml:space="preserve"> and how it worked.</w:t>
+      </w:r>
+    </w:p>
+    <w:p>
+      <w:r>
+        <w:t>The final stop was the school festival. They visited some booths when Luke said, “I need to return to my booth. I’m serving ice cream I made. Follow me and I’ll give you some.”</w:t>
+      </w:r>
+    </w:p>
+    <w:p>
+      <w:r>
+        <w:lastRenderedPageBreak/>
+        <w:t xml:space="preserve">Upon arriving, Luke said, “Sorry I took </w:t>
+      </w:r>
+      <w:r>
+        <w:t>so long.”</w:t>
+      </w:r>
+    </w:p>
+    <w:p>
+      <w:r>
+        <w:t>“No problem Luke,” Wendy said.</w:t>
+      </w:r>
+      <w:r>
+        <w:t xml:space="preserve"> “</w:t>
+      </w:r>
+      <w:r>
+        <w:t xml:space="preserve">This festival is for you first-years. </w:t>
+      </w:r>
+      <w:r>
+        <w:t>You weren’t supposed to help.”</w:t>
+      </w:r>
+    </w:p>
+    <w:p>
+      <w:r>
+        <w:t>“Mum, Dad, Lisa, this is Wendy</w:t>
+      </w:r>
+      <w:r>
+        <w:t xml:space="preserve"> </w:t>
+      </w:r>
+      <w:r>
+        <w:t>Rossi</w:t>
+      </w:r>
+      <w:r>
+        <w:t>,” Luke said. “She is president of Delicious in Dungeon. Wendy, this is Susan, James, Barry, and Lisa Aetheren.”</w:t>
+      </w:r>
+    </w:p>
+    <w:p>
+      <w:r>
+        <w:t>“Pleased to meet you,” Wendy said</w:t>
+      </w:r>
+      <w:r>
+        <w:t xml:space="preserve"> as she served customers. “Luke, serve your family.”</w:t>
+      </w:r>
+    </w:p>
+    <w:p>
+      <w:r>
+        <w:t>Luke gave each family member some of the samples Wendy made.</w:t>
+      </w:r>
+      <w:r>
+        <w:t xml:space="preserve"> He then helped other customers.</w:t>
+      </w:r>
+    </w:p>
+    <w:p>
+      <w:r>
+        <w:t>“Can I help?” Lisa asked.</w:t>
+      </w:r>
+    </w:p>
+    <w:p>
+      <w:r>
+        <w:t>“No problem,” Wendy said. “You will probably get a scholarship when you go to high school. It’s quite common for that to happen here.”</w:t>
+      </w:r>
+    </w:p>
+    <w:p>
+      <w:r>
+        <w:t xml:space="preserve">“That’s great,” </w:t>
+      </w:r>
+      <w:r>
+        <w:t>James</w:t>
+      </w:r>
+      <w:r>
+        <w:t xml:space="preserve"> said.</w:t>
+      </w:r>
+    </w:p>
+    <w:p>
+      <w:r>
+        <w:t xml:space="preserve">“These </w:t>
+      </w:r>
+      <w:r>
+        <w:t>dishes are made from local ingredients,” Luke said.</w:t>
+      </w:r>
+    </w:p>
+    <w:p>
+      <w:r>
+        <w:t xml:space="preserve">“They are amazing,” </w:t>
+      </w:r>
+      <w:r>
+        <w:t>James</w:t>
+      </w:r>
+      <w:r>
+        <w:t xml:space="preserve"> said. “I feel more alive and stronger than ever.”</w:t>
+      </w:r>
+    </w:p>
+    <w:p>
+      <w:r>
+        <w:t>“This feels like food in an RPG game, where you get temporary buffs,” Goat Father said. “This beef makes me feel I can bench press a cow.”</w:t>
+      </w:r>
+    </w:p>
+    <w:p>
+      <w:r>
+        <w:t>“Here’s desert,” Luke said. “I hope you like ice cream. I found berries in the neighboring forest. It’s too bad they don’t have seeds, so we can’t grow them. Also, I couldn’t find them again, so I can’t get a clipping.”</w:t>
+      </w:r>
+    </w:p>
+    <w:p>
+      <w:r>
+        <w:t>“This is the best ice cream I ever tasted,” Lisa said.</w:t>
+      </w:r>
+    </w:p>
+    <w:p>
+      <w:r>
+        <w:lastRenderedPageBreak/>
+        <w:t xml:space="preserve">“Thanks Lisa,” Luke said. “The berries are amazing. The best thing is I </w:t>
+      </w:r>
+      <w:r>
+        <w:t>didn’t use sugar.”</w:t>
+      </w:r>
+    </w:p>
+    <w:p>
+      <w:r>
+        <w:t>Annie and her posse approached.</w:t>
+      </w:r>
+    </w:p>
+    <w:p>
+      <w:r>
+        <w:t>“Good day Wendy, Luke,” Annie said. “Luke, I didn’t think you would be serving.”</w:t>
+      </w:r>
+    </w:p>
+    <w:p>
+      <w:r>
+        <w:t xml:space="preserve">“Who is this girl, Luke?” </w:t>
+      </w:r>
+      <w:r>
+        <w:t xml:space="preserve">Susan </w:t>
+      </w:r>
+      <w:r>
+        <w:t>asked, interested.</w:t>
+      </w:r>
+    </w:p>
+    <w:p>
+      <w:r>
+        <w:t xml:space="preserve">“This is our school princess, </w:t>
+      </w:r>
+      <w:r>
+        <w:t>Annie von Aranor</w:t>
+      </w:r>
+      <w:r>
+        <w:t>,” Luke said. “She is head of our year and in my homeroom. She’s popular with everyone. Princess, what would you like?”</w:t>
+      </w:r>
+    </w:p>
+    <w:p>
+      <w:r>
+        <w:t>“I’ll try everything,” Annie said.</w:t>
+      </w:r>
+    </w:p>
+    <w:p>
+      <w:r>
+        <w:t>More and more people came and the first batch of ice cream ran out.</w:t>
+      </w:r>
+    </w:p>
+    <w:p>
+      <w:r>
+        <w:t>Annie ate the ice cream last and said, “These are Winder-berries, aren’t they? They are dangerous to hunt. How did you get them?”</w:t>
+      </w:r>
+    </w:p>
+    <w:p>
+      <w:r>
+        <w:t xml:space="preserve">“Yes Luke, how did you get them?” </w:t>
+      </w:r>
+      <w:r>
+        <w:t>Susan</w:t>
+      </w:r>
+      <w:r>
+        <w:t xml:space="preserve"> asked.</w:t>
+      </w:r>
+    </w:p>
+    <w:p>
+      <w:r>
+        <w:t>“The first day, the principle told us never to enter the forest after dark,” Luke said as he served a customer. “I didn’t take the warning seriously and let myself get caught after dark.</w:t>
+      </w:r>
+    </w:p>
+    <w:p>
+      <w:r>
+        <w:t>“That’s when I saw the berries growing, so I collected berries with plastic bags I always carry with me</w:t>
+      </w:r>
+      <w:r>
+        <w:t xml:space="preserve"> in my fisherman’s jacket</w:t>
+      </w:r>
+      <w:r>
+        <w:t>.”</w:t>
+      </w:r>
+    </w:p>
+    <w:p>
+      <w:r>
+        <w:t xml:space="preserve">“That was dangerous,” Annie said, frowning. “You’re lucky you didn’t see </w:t>
+      </w:r>
+      <w:r>
+        <w:t>wendigos</w:t>
+      </w:r>
+      <w:r>
+        <w:t xml:space="preserve">. They are associated with those berries.” </w:t>
+      </w:r>
+    </w:p>
+    <w:p>
+      <w:r>
+        <w:t>“</w:t>
+      </w:r>
+      <w:r>
+        <w:t>Wendigos</w:t>
+      </w:r>
+      <w:r>
+        <w:t xml:space="preserve"> aren’t real,” </w:t>
+      </w:r>
+      <w:r>
+        <w:t>James</w:t>
+      </w:r>
+      <w:r>
+        <w:t xml:space="preserve"> said. “They are just folklore.”</w:t>
+      </w:r>
+    </w:p>
+    <w:p>
+      <w:r>
+        <w:t>“I assure you they are real,” Annie said. “All the myths of fairies, monsters and such have basis in reality. The talk of the world being disrupted is real. This is the real reason for this school.</w:t>
+      </w:r>
+    </w:p>
+    <w:p>
+      <w:r>
+        <w:lastRenderedPageBreak/>
+        <w:t xml:space="preserve">“My dad created this school to handle these threats. </w:t>
+      </w:r>
+      <w:r>
+        <w:t xml:space="preserve">Governments throughout the world are training their elite people. Other schools like this are opening throughout the world. </w:t>
+      </w:r>
+      <w:r>
+        <w:t>Pay attention to the news. There will be sighting either this year or the next.”</w:t>
+      </w:r>
+    </w:p>
+    <w:p>
+      <w:r>
+        <w:t>“That sounds like fun,” Goat Father said.</w:t>
+      </w:r>
+    </w:p>
+    <w:p>
+      <w:r>
+        <w:t>“No it’s not fun,” Annie shouted. “I know for a fact people have died. I even saw the bodies</w:t>
+      </w:r>
+      <w:r>
+        <w:t>. What is out there is terrifying</w:t>
+      </w:r>
+      <w:r>
+        <w:t>.</w:t>
+      </w:r>
+    </w:p>
+    <w:p>
+      <w:r>
+        <w:t xml:space="preserve">“The warning was given because </w:t>
+      </w:r>
+      <w:r>
+        <w:t>most of us</w:t>
+      </w:r>
+      <w:r>
+        <w:t xml:space="preserve"> first-years haven’t been trained yet.”</w:t>
+      </w:r>
+    </w:p>
+    <w:p>
+      <w:r>
+        <w:t>Annie pulled out her device and pointed it at Luke.</w:t>
+      </w:r>
+    </w:p>
+    <w:p>
+      <w:r>
+        <w:t>“You did see them,” Annie said, sighing. “I’m glad you’re safe. Did you go with anyone else?”</w:t>
+      </w:r>
+    </w:p>
+    <w:p>
+      <w:r>
+        <w:t>“With Ripper and his friends,” Luke said.</w:t>
+      </w:r>
+    </w:p>
+    <w:p>
+      <w:r>
+        <w:t>Luke’s device beeped.</w:t>
+      </w:r>
+    </w:p>
+    <w:p>
+      <w:pPr>
+        <w:pStyle w:val="StatusMessage"/>
+      </w:pPr>
+      <w:r>
+        <w:t xml:space="preserve">Annie von </w:t>
+      </w:r>
+      <w:r>
+        <w:t>Aranor</w:t>
+      </w:r>
+      <w:r>
+        <w:t xml:space="preserve"> wants to connect</w:t>
+      </w:r>
+      <w:r>
+        <w:br/>
+        <w:t>Yes/No</w:t>
+      </w:r>
+    </w:p>
+    <w:p>
+      <w:r>
+        <w:t>Luke selected ‘Yes.’</w:t>
+      </w:r>
+    </w:p>
+    <w:p>
+      <w:r>
+        <w:t xml:space="preserve">“So </w:t>
+      </w:r>
+      <w:r>
+        <w:t>wendigos</w:t>
+      </w:r>
+      <w:r>
+        <w:t xml:space="preserve"> are real?”</w:t>
+      </w:r>
+      <w:r>
+        <w:t xml:space="preserve"> </w:t>
+      </w:r>
+      <w:r>
+        <w:t>James</w:t>
+      </w:r>
+      <w:r>
+        <w:t xml:space="preserve"> asked.</w:t>
+      </w:r>
+    </w:p>
+    <w:p>
+      <w:r>
+        <w:t xml:space="preserve">“I got separated from the rest,” Luke said. “The </w:t>
+      </w:r>
+      <w:r>
+        <w:t>wendigos</w:t>
+      </w:r>
+      <w:r>
+        <w:t xml:space="preserve"> are terrifying. </w:t>
+      </w:r>
+      <w:r>
+        <w:t>It was like a nightmare. When I joined the others on school grounds, my phone beeped, telling me my mental manipulation resistance had increased.</w:t>
+      </w:r>
+    </w:p>
+    <w:p>
+      <w:r>
+        <w:t>“Unfortunately, one of Ripper’s friends,</w:t>
+      </w:r>
+      <w:r>
+        <w:t xml:space="preserve"> Antonio Taylor, </w:t>
+      </w:r>
+      <w:r>
+        <w:t xml:space="preserve">got separated and </w:t>
+      </w:r>
+      <w:r>
+        <w:t>didn’t return. I texted the school. They told us not to look for him.”</w:t>
+      </w:r>
+    </w:p>
+    <w:p>
+      <w:r>
+        <w:lastRenderedPageBreak/>
+        <w:t>Annie pointed her phone at Lisa and said, “Hi Lisa, build up your mind, body, and spirit. You need to come here and prepare. The world needs you. I need to visit other people. It was nice seeing your family.</w:t>
+      </w:r>
+    </w:p>
+    <w:p>
+      <w:r>
+        <w:t>“Luke, see you in class.</w:t>
+      </w:r>
+      <w:r>
+        <w:t>”</w:t>
+      </w:r>
+    </w:p>
+    <w:p>
+      <w:r>
+        <w:t>Annie headed for another booth, still surrounded by her cronies.</w:t>
+      </w:r>
+    </w:p>
+    <w:p>
+      <w:r>
+        <w:t xml:space="preserve">“She’s a nice girl,” </w:t>
+      </w:r>
+      <w:r>
+        <w:t>Susan</w:t>
+      </w:r>
+      <w:r>
+        <w:t xml:space="preserve"> said.</w:t>
+      </w:r>
+    </w:p>
+    <w:p>
+      <w:r>
+        <w:t>“Forget it Mum,” I said. “She’s out of my league. It doesn’t matter. There’s plenty of time.</w:t>
+      </w:r>
+      <w:r>
+        <w:t xml:space="preserve"> Why don’t you all enjoy the festival? At 5, the principle will be giving a speech.”</w:t>
+      </w:r>
+    </w:p>
+    <w:p>
+      <w:r>
+        <w:t xml:space="preserve">“Lisa, are you coming?” </w:t>
+      </w:r>
+      <w:r>
+        <w:t>Susan</w:t>
+      </w:r>
+      <w:r>
+        <w:t xml:space="preserve"> asked.</w:t>
+      </w:r>
+    </w:p>
+    <w:p>
+      <w:r>
+        <w:t>“I’ll stay here,” Lisa said as she prepared servings.</w:t>
+      </w:r>
+    </w:p>
+    <w:p>
+      <w:r>
+        <w:t xml:space="preserve">“Okay,” </w:t>
+      </w:r>
+      <w:r>
+        <w:t>Susan said and they left.</w:t>
+      </w:r>
+    </w:p>
+    <w:p>
+      <w:r>
+        <w:t>“So what do they do here?” Lisa asked.</w:t>
+      </w:r>
+    </w:p>
+    <w:p>
+      <w:r>
+        <w:t>“In addition to the usual stuff, they teach us how to handle dealing strange unexplainable things,” Wendy said. “They are categorized as physical, emotional, mental and spiritual.</w:t>
+      </w:r>
+      <w:r>
+        <w:t xml:space="preserve"> Each is dangerous in its own way and no one understands what they are. The only thing we know is that they come from levels of reality below ours.</w:t>
+      </w:r>
+    </w:p>
+    <w:p>
+      <w:r>
+        <w:t>“They can seep in…”</w:t>
+      </w:r>
+    </w:p>
+    <w:p>
+      <w:r>
+        <w:t>“That’s scary,” Lisa said.</w:t>
+      </w:r>
+    </w:p>
+    <w:p>
+      <w:r>
+        <w:t>“That’s why we train,” Wendy said. “You can train too. Just focus on getting stronger, whatever you thing strong is.</w:t>
+      </w:r>
+      <w:r>
+        <w:t xml:space="preserve"> Every kind of strength is needed.”</w:t>
+      </w:r>
+    </w:p>
+    <w:p>
+      <w:r>
+        <w:t>Lisa and Wendy continued talking.</w:t>
+      </w:r>
+    </w:p>
+    <w:p>
+      <w:r>
+        <w:lastRenderedPageBreak/>
+        <w:t>The last of the food ran out and they closed up shop.</w:t>
+      </w:r>
+      <w:r>
+        <w:t xml:space="preserve"> They then visited other booths when they met </w:t>
+      </w:r>
+      <w:r>
+        <w:t>up with the family</w:t>
+      </w:r>
+      <w:r>
+        <w:t>.</w:t>
+      </w:r>
+    </w:p>
+    <w:p>
+      <w:r>
+        <w:t>“See you later,” Wendy said and left.</w:t>
+      </w:r>
+    </w:p>
+    <w:p>
+      <w:r>
+        <w:t>“That’s a nice girl,” Susan said.</w:t>
+      </w:r>
+    </w:p>
+    <w:p>
+      <w:r>
+        <w:t xml:space="preserve">“She has a boyfriend,” Luke said. </w:t>
+      </w:r>
+    </w:p>
+    <w:p>
+      <w:r>
+        <w:t>“Luke, I came to your booth but you weren’t there,” Ripper called as he approached.</w:t>
+      </w:r>
+    </w:p>
+    <w:p>
+      <w:r>
+        <w:t>“I was showing my family around,” I said. “Did you have any ice cream? We closed our booth 10 minutes ago.”</w:t>
+      </w:r>
+    </w:p>
+    <w:p>
+      <w:r>
+        <w:t>“Yes, it was amazing, but I’m not sure it was worth it,” Ripper said.</w:t>
+      </w:r>
+    </w:p>
+    <w:p>
+      <w:r>
+        <w:t>“I agree,” Luke said. “We need to get stronger if that thing spreads.”</w:t>
+      </w:r>
+    </w:p>
+    <w:p>
+      <w:r>
+        <w:t>“Did your family come just for this?” Ripper asked.</w:t>
+      </w:r>
+    </w:p>
+    <w:p>
+      <w:r>
+        <w:t xml:space="preserve">“No,” Luke said. “This is part of a </w:t>
+      </w:r>
+      <w:r>
+        <w:t xml:space="preserve">2-week </w:t>
+      </w:r>
+      <w:r>
+        <w:t>European tour.</w:t>
+      </w:r>
+      <w:r>
+        <w:t xml:space="preserve"> They leave tomorrow morning.”</w:t>
+      </w:r>
+    </w:p>
+    <w:p>
+      <w:pPr>
+        <w:pStyle w:val="StatusMessage"/>
+      </w:pPr>
+      <w:r>
+        <w:t>“Attention everyone, please head for the Marie Curie Auditorium. Presentation will start in 10 minutes.”</w:t>
+      </w:r>
+    </w:p>
+    <w:p>
+      <w:r>
+        <w:t>The group followed the others as they headed for the presentation.</w:t>
+      </w:r>
+    </w:p>
     <w:p/>
     <w:p/>
     <w:p/>
@@ -6760,7 +7365,7 @@
             <w:rPr>
               <w:noProof/>
             </w:rPr>
-            <w:t>42</w:t>
+            <w:t>44</w:t>
           </w:r>
         </w:fldSimple>
       </w:p>
@@ -6790,7 +7395,7 @@
             <w:rPr>
               <w:noProof/>
             </w:rPr>
-            <w:t>39</w:t>
+            <w:t>45</w:t>
           </w:r>
         </w:fldSimple>
       </w:p>
@@ -6844,13 +7449,8 @@
         <w:footnoteRef/>
       </w:r>
       <w:r>
-        <w:t xml:space="preserve"> </w:t>
-      </w:r>
-      <w:proofErr w:type="spellStart"/>
-      <w:r>
-        <w:t>Aetheren</w:t>
-      </w:r>
-      <w:proofErr w:type="spellEnd"/>
+        <w:t xml:space="preserve"> Aetheren</w:t>
+      </w:r>
       <w:r>
         <w:t xml:space="preserve"> </w:t>
       </w:r>
@@ -9410,7 +10010,7 @@
 </file>
 
 <file path=customXml/itemProps1.xml><?xml version="1.0" encoding="utf-8"?>
-<ds:datastoreItem xmlns:ds="http://schemas.openxmlformats.org/officeDocument/2006/customXml" ds:itemID="{BAF4363D-C7D9-4905-B1AC-AF3B4341C1E0}">
+<ds:datastoreItem xmlns:ds="http://schemas.openxmlformats.org/officeDocument/2006/customXml" ds:itemID="{D7E7E0E3-5858-4EBF-917A-09F41D4866F8}">
   <ds:schemaRefs>
     <ds:schemaRef ds:uri="http://schemas.openxmlformats.org/officeDocument/2006/bibliography"/>
   </ds:schemaRefs>

--- a/Books/RPG_Books/The PrincessAndTheabyssDiver/Book_The PrincessAndTheAbyssDiver.docx
+++ b/Books/RPG_Books/The PrincessAndTheabyssDiver/Book_The PrincessAndTheAbyssDiver.docx
@@ -6601,7 +6601,13 @@
         <w:t>, Lisa, goat father,”</w:t>
       </w:r>
       <w:r>
-        <w:t xml:space="preserve"> Luke said, greeting his family at the school’s main entrance. “</w:t>
+        <w:t xml:space="preserve"> Luke said, greeting his family at the school’s </w:t>
+      </w:r>
+      <w:r>
+        <w:t>parking lot</w:t>
+      </w:r>
+      <w:r>
+        <w:t>. “</w:t>
       </w:r>
       <w:r>
         <w:t>Come, I’ll show you the school.”</w:t>
@@ -6614,12 +6620,39 @@
     </w:p>
     <w:p>
       <w:r>
-        <w:t>“I’ll take you to my dorm room first,” Luke said.</w:t>
-      </w:r>
-    </w:p>
-    <w:p>
-      <w:r>
-        <w:t>The followed Luke and then Susan said, “How was your first week?”</w:t>
+        <w:t>“</w:t>
+      </w:r>
+      <w:r>
+        <w:t xml:space="preserve">Yes it is. </w:t>
+      </w:r>
+      <w:r>
+        <w:t xml:space="preserve">The forest and rivers here are </w:t>
+      </w:r>
+      <w:r>
+        <w:t>amazing</w:t>
+      </w:r>
+      <w:r>
+        <w:t xml:space="preserve">,” Luke said. </w:t>
+      </w:r>
+      <w:r>
+        <w:t>“I’ll take you to my dorm room first</w:t>
+      </w:r>
+      <w:r>
+        <w:t>.</w:t>
+      </w:r>
+      <w:r>
+        <w:t>”</w:t>
+      </w:r>
+    </w:p>
+    <w:p>
+      <w:r>
+        <w:t>The</w:t>
+      </w:r>
+      <w:r>
+        <w:t>y</w:t>
+      </w:r>
+      <w:r>
+        <w:t xml:space="preserve"> followed Luke and then Susan said, “How was your first week?”</w:t>
       </w:r>
     </w:p>
     <w:p>
@@ -6672,28 +6705,115 @@
       <w:r>
         <w:t>“I would offer you something but the festival has plenty of food,” Luke said.</w:t>
       </w:r>
-    </w:p>
-    <w:p>
-      <w:r>
-        <w:t>They headed out, talking about nothing in particular as Luke gave everyone a guided tour of the campus.</w:t>
-      </w:r>
-    </w:p>
-    <w:p>
-      <w:r>
-        <w:t>While walking, Luke showed the family his device</w:t>
-      </w:r>
-      <w:r>
-        <w:t xml:space="preserve"> and how it worked.</w:t>
-      </w:r>
-    </w:p>
-    <w:p>
-      <w:r>
-        <w:t>The final stop was the school festival. They visited some booths when Luke said, “I need to return to my booth. I’m serving ice cream I made. Follow me and I’ll give you some.”</w:t>
+      <w:r>
+        <w:t xml:space="preserve"> He then showed the family his device and how it worked.</w:t>
+      </w:r>
+    </w:p>
+    <w:p>
+      <w:r>
+        <w:t>“That’s just weird,” James said.</w:t>
+      </w:r>
+    </w:p>
+    <w:p>
+      <w:r>
+        <w:t>“I know,” Luke said. “Hopefully I’ll find out how it works in school.”</w:t>
+      </w:r>
+    </w:p>
+    <w:p>
+      <w:r>
+        <w:t xml:space="preserve">They headed out, talking about nothing in particular as </w:t>
+      </w:r>
+      <w:r>
+        <w:t>they headed for the main event.</w:t>
       </w:r>
     </w:p>
     <w:p>
       <w:r>
         <w:lastRenderedPageBreak/>
+        <w:t>They arrived at a soccer field and found space in the stands.</w:t>
+      </w:r>
+    </w:p>
+    <w:p>
+      <w:r>
+        <w:t>At 10:00AM, the principle stepped up to the stands.</w:t>
+      </w:r>
+    </w:p>
+    <w:p>
+      <w:r>
+        <w:t xml:space="preserve">“Good morning ladies and gentlemen,” the principle said. </w:t>
+      </w:r>
+      <w:r>
+        <w:t>“My name is Principle Everson Thornville or Dr. Everson Thornville if you prefer.</w:t>
+      </w:r>
+    </w:p>
+    <w:p>
+      <w:r>
+        <w:t>“Thank you everyone for participating in the beginning of your child’s journey into the unknown. As you know, the world is filled with chaos and violence. It was never like this when we were growing up.</w:t>
+      </w:r>
+    </w:p>
+    <w:p>
+      <w:r>
+        <w:t>“In this time of uncertainty we need leaders who can guide us into the future.</w:t>
+      </w:r>
+    </w:p>
+    <w:p>
+      <w:r>
+        <w:t xml:space="preserve">“This is why this school was built. At the </w:t>
+      </w:r>
+      <w:r>
+        <w:rPr>
+          <w:i/>
+        </w:rPr>
+        <w:t>Albert Einstein Academy for Gifted Children</w:t>
+      </w:r>
+      <w:r>
+        <w:t xml:space="preserve"> we shall mold your kids into world leaders…”</w:t>
+      </w:r>
+    </w:p>
+    <w:p>
+      <w:r>
+        <w:t>The principle continued talking and ended up saying very little. Most noticeably he didn’t mention any supernatural occurrences in the school. Instead he sold the school as a privileged place for the most talented kids of the world.</w:t>
+      </w:r>
+    </w:p>
+    <w:p>
+      <w:r>
+        <w:t>Yes, getting top grades and being talented in sports got us here. That was how Ripper and I were chosen. However, it seemed there were other criteria for selection.</w:t>
+      </w:r>
+    </w:p>
+    <w:p>
+      <w:r>
+        <w:t>“You have been assigned guides who will show you around the school. These are second year students who are here to earn extra credits. After the tour please enjoy the school festival. They are hosted by the various clubs in the school.</w:t>
+      </w:r>
+    </w:p>
+    <w:p>
+      <w:r>
+        <w:t>“Yes, some of the clubs will seem strange. For instance we have training with medieval weapons such as swords, spears, bows and arrows and such. However, each is designed to give our kids the skills they need to succeed.</w:t>
+      </w:r>
+    </w:p>
+    <w:p>
+      <w:r>
+        <w:t>“Enjoy the tour.”</w:t>
+      </w:r>
+    </w:p>
+    <w:p>
+      <w:r>
+        <w:lastRenderedPageBreak/>
+        <w:t>The tour took over an hour as the group traveled through the sprawling campus.</w:t>
+      </w:r>
+    </w:p>
+    <w:p>
+      <w:r>
+        <w:t xml:space="preserve">The final stop was the school festival. They visited </w:t>
+      </w:r>
+      <w:r>
+        <w:t>a few</w:t>
+      </w:r>
+      <w:r>
+        <w:t xml:space="preserve"> booths when Luke said, “I need to return to my booth. I’m serving ice cream I made. Follow me and I’ll give you some.”</w:t>
+      </w:r>
+    </w:p>
+    <w:p>
+      <w:r>
         <w:t xml:space="preserve">Upon arriving, Luke said, “Sorry I took </w:t>
       </w:r>
       <w:r>
@@ -6716,7 +6836,13 @@
     </w:p>
     <w:p>
       <w:r>
-        <w:t>“Mum, Dad, Lisa, this is Wendy</w:t>
+        <w:t xml:space="preserve">“Mum, Dad, Lisa, this is </w:t>
+      </w:r>
+      <w:r>
+        <w:t xml:space="preserve">2ne year </w:t>
+      </w:r>
+      <w:r>
+        <w:t>Wendy</w:t>
       </w:r>
       <w:r>
         <w:t xml:space="preserve"> </w:t>
@@ -6725,7 +6851,40 @@
         <w:t>Rossi</w:t>
       </w:r>
       <w:r>
-        <w:t>,” Luke said. “She is president of Delicious in Dungeon. Wendy, this is Susan, James, Barry, and Lisa Aetheren.”</w:t>
+        <w:t xml:space="preserve">,” Luke said. “She is president of </w:t>
+      </w:r>
+      <w:r>
+        <w:rPr>
+          <w:i/>
+        </w:rPr>
+        <w:t>Delicious in Dungeon</w:t>
+      </w:r>
+      <w:r>
+        <w:t xml:space="preserve">. </w:t>
+      </w:r>
+      <w:r>
+        <w:t xml:space="preserve">It focuses on </w:t>
+      </w:r>
+      <w:r>
+        <w:t xml:space="preserve">cooking locally </w:t>
+      </w:r>
+      <w:r>
+        <w:t>harvest</w:t>
+      </w:r>
+      <w:r>
+        <w:t>ed</w:t>
+      </w:r>
+      <w:r>
+        <w:t xml:space="preserve"> items</w:t>
+      </w:r>
+      <w:r>
+        <w:t>.</w:t>
+      </w:r>
+      <w:r>
+        <w:t xml:space="preserve"> </w:t>
+      </w:r>
+      <w:r>
+        <w:t>Wendy, this is Susan, James, Barry, and Lisa Aetheren.”</w:t>
       </w:r>
     </w:p>
     <w:p>
@@ -6733,7 +6892,7 @@
         <w:t>“Pleased to meet you,” Wendy said</w:t>
       </w:r>
       <w:r>
-        <w:t xml:space="preserve"> as she served customers. “Luke, serve your family.”</w:t>
+        <w:t xml:space="preserve"> as she served customers.</w:t>
       </w:r>
     </w:p>
     <w:p>
@@ -6762,15 +6921,10 @@
         <w:t>James</w:t>
       </w:r>
       <w:r>
-        <w:t xml:space="preserve"> said.</w:t>
-      </w:r>
-    </w:p>
-    <w:p>
-      <w:r>
-        <w:t xml:space="preserve">“These </w:t>
-      </w:r>
-      <w:r>
-        <w:t>dishes are made from local ingredients,” Luke said.</w:t>
+        <w:t xml:space="preserve"> sai</w:t>
+      </w:r>
+      <w:r>
+        <w:t>d, looking like a proud father.</w:t>
       </w:r>
     </w:p>
     <w:p>
@@ -6791,7 +6945,11 @@
     </w:p>
     <w:p>
       <w:r>
-        <w:t>“Here’s desert,” Luke said. “I hope you like ice cream. I found berries in the neighboring forest. It’s too bad they don’t have seeds, so we can’t grow them. Also, I couldn’t find them again, so I can’t get a clipping.”</w:t>
+        <w:t xml:space="preserve">“Here’s desert,” Luke said. “I hope you like ice cream. I found berries in the neighboring forest. It’s too bad they don’t have seeds, so we </w:t>
+      </w:r>
+      <w:r>
+        <w:lastRenderedPageBreak/>
+        <w:t>can’t grow them. Also, I couldn’t find them again, so I can’t get a clipping.”</w:t>
       </w:r>
     </w:p>
     <w:p>
@@ -6801,82 +6959,156 @@
     </w:p>
     <w:p>
       <w:r>
+        <w:t xml:space="preserve">“Thanks Lisa,” Luke said. “The berries are amazing. The best thing is I </w:t>
+      </w:r>
+      <w:r>
+        <w:t>didn’t use sugar.”</w:t>
+      </w:r>
+    </w:p>
+    <w:p>
+      <w:r>
+        <w:t>Annie and her posse approached.</w:t>
+      </w:r>
+    </w:p>
+    <w:p>
+      <w:r>
+        <w:t>“Good day Wendy, Luke,” Annie said. “Luke, I didn’t think you would be serving.”</w:t>
+      </w:r>
+    </w:p>
+    <w:p>
+      <w:r>
+        <w:t xml:space="preserve">“Who is this girl, Luke?” </w:t>
+      </w:r>
+      <w:r>
+        <w:t xml:space="preserve">Susan </w:t>
+      </w:r>
+      <w:r>
+        <w:t>asked, interested.</w:t>
+      </w:r>
+    </w:p>
+    <w:p>
+      <w:r>
+        <w:t xml:space="preserve">“This is our school princess, </w:t>
+      </w:r>
+      <w:r>
+        <w:t>Annie von Aranor</w:t>
+      </w:r>
+      <w:r>
+        <w:t>,” Luke said. “She is head of our year and in my homeroom. She’s popular with everyone. Princess, what would you like?”</w:t>
+      </w:r>
+    </w:p>
+    <w:p>
+      <w:r>
+        <w:t>“I’ll try everything,” Annie said.</w:t>
+      </w:r>
+    </w:p>
+    <w:p>
+      <w:r>
+        <w:t xml:space="preserve">More and more people came and </w:t>
+      </w:r>
+      <w:r>
+        <w:t>Luke</w:t>
+      </w:r>
+      <w:r>
+        <w:t xml:space="preserve">, Wendy and Lisa </w:t>
+      </w:r>
+      <w:r>
+        <w:t>scramble</w:t>
+      </w:r>
+      <w:r>
+        <w:t>d</w:t>
+      </w:r>
+      <w:r>
+        <w:t xml:space="preserve"> to serve</w:t>
+      </w:r>
+      <w:r>
+        <w:t>.</w:t>
+      </w:r>
+    </w:p>
+    <w:p>
+      <w:r>
+        <w:t>Annie ate the ice cream last and said, “These are Winder-berries, aren’t they? They are dangerous to hunt. How did you get them?”</w:t>
+      </w:r>
+    </w:p>
+    <w:p>
+      <w:r>
+        <w:t xml:space="preserve">“Yes Luke, how did you get them?” </w:t>
+      </w:r>
+      <w:r>
+        <w:t>Susan</w:t>
+      </w:r>
+      <w:r>
+        <w:t xml:space="preserve"> asked.</w:t>
+      </w:r>
+    </w:p>
+    <w:p>
+      <w:r>
+        <w:t xml:space="preserve">“The first day, the principle told us </w:t>
+      </w:r>
+      <w:r>
+        <w:t>not</w:t>
+      </w:r>
+      <w:r>
+        <w:t xml:space="preserve"> to enter the forest after dark,” Luke said as he served a customer. “I didn’t take the warning seriously and let myself get caught after dark.</w:t>
+      </w:r>
+    </w:p>
+    <w:p>
+      <w:r>
+        <w:t>“That’s when I saw the berries growing, so I collected berries with plastic bags I always carry with me</w:t>
+      </w:r>
+      <w:r>
+        <w:t xml:space="preserve"> in my fisherman’s jacket</w:t>
+      </w:r>
+      <w:r>
+        <w:t>.”</w:t>
+      </w:r>
+    </w:p>
+    <w:p>
+      <w:r>
+        <w:t xml:space="preserve">“That was dangerous,” Annie said, frowning. “You’re lucky you didn’t see </w:t>
+      </w:r>
+      <w:r>
+        <w:t>wendigos</w:t>
+      </w:r>
+      <w:r>
+        <w:t xml:space="preserve">. They are associated with those berries.” </w:t>
+      </w:r>
+    </w:p>
+    <w:p>
+      <w:r>
         <w:lastRenderedPageBreak/>
-        <w:t xml:space="preserve">“Thanks Lisa,” Luke said. “The berries are amazing. The best thing is I </w:t>
-      </w:r>
-      <w:r>
-        <w:t>didn’t use sugar.”</w:t>
-      </w:r>
-    </w:p>
-    <w:p>
-      <w:r>
-        <w:t>Annie and her posse approached.</w:t>
-      </w:r>
-    </w:p>
-    <w:p>
-      <w:r>
-        <w:t>“Good day Wendy, Luke,” Annie said. “Luke, I didn’t think you would be serving.”</w:t>
-      </w:r>
-    </w:p>
-    <w:p>
-      <w:r>
-        <w:t xml:space="preserve">“Who is this girl, Luke?” </w:t>
-      </w:r>
-      <w:r>
-        <w:t xml:space="preserve">Susan </w:t>
-      </w:r>
-      <w:r>
-        <w:t>asked, interested.</w:t>
-      </w:r>
-    </w:p>
-    <w:p>
-      <w:r>
-        <w:t xml:space="preserve">“This is our school princess, </w:t>
-      </w:r>
-      <w:r>
-        <w:t>Annie von Aranor</w:t>
-      </w:r>
-      <w:r>
-        <w:t>,” Luke said. “She is head of our year and in my homeroom. She’s popular with everyone. Princess, what would you like?”</w:t>
-      </w:r>
-    </w:p>
-    <w:p>
-      <w:r>
-        <w:t>“I’ll try everything,” Annie said.</w:t>
-      </w:r>
-    </w:p>
-    <w:p>
-      <w:r>
-        <w:t>More and more people came and the first batch of ice cream ran out.</w:t>
-      </w:r>
-    </w:p>
-    <w:p>
-      <w:r>
-        <w:t>Annie ate the ice cream last and said, “These are Winder-berries, aren’t they? They are dangerous to hunt. How did you get them?”</w:t>
-      </w:r>
-    </w:p>
-    <w:p>
-      <w:r>
-        <w:t xml:space="preserve">“Yes Luke, how did you get them?” </w:t>
-      </w:r>
-      <w:r>
-        <w:t>Susan</w:t>
-      </w:r>
-      <w:r>
-        <w:t xml:space="preserve"> asked.</w:t>
-      </w:r>
-    </w:p>
-    <w:p>
-      <w:r>
-        <w:t>“The first day, the principle told us never to enter the forest after dark,” Luke said as he served a customer. “I didn’t take the warning seriously and let myself get caught after dark.</w:t>
-      </w:r>
-    </w:p>
-    <w:p>
-      <w:r>
-        <w:t>“That’s when I saw the berries growing, so I collected berries with plastic bags I always carry with me</w:t>
-      </w:r>
-      <w:r>
-        <w:t xml:space="preserve"> in my fisherman’s jacket</w:t>
+        <w:t>“</w:t>
+      </w:r>
+      <w:r>
+        <w:t>Wendigos</w:t>
+      </w:r>
+      <w:r>
+        <w:t xml:space="preserve"> aren’t real,” </w:t>
+      </w:r>
+      <w:r>
+        <w:t>James</w:t>
+      </w:r>
+      <w:r>
+        <w:t xml:space="preserve"> said. “They are just folklore.”</w:t>
+      </w:r>
+    </w:p>
+    <w:p>
+      <w:r>
+        <w:t>“I assure you they are real,” Annie said. “All the myths of fairies, monsters and such have basis in reality. The talk of the world being disrupted is real. This is the real reason for this school.</w:t>
+      </w:r>
+    </w:p>
+    <w:p>
+      <w:r>
+        <w:t xml:space="preserve">“My dad created this school to handle these threats. </w:t>
+      </w:r>
+      <w:r>
+        <w:t xml:space="preserve">Governments throughout the world are training their elite people. Other schools like this are opening throughout the world. </w:t>
+      </w:r>
+      <w:r>
+        <w:t xml:space="preserve">Pay attention to the news. </w:t>
+      </w:r>
+      <w:r>
+        <w:t>It’s only a matter of time before this knowledge becomes public</w:t>
       </w:r>
       <w:r>
         <w:t>.”</w:t>
@@ -6884,74 +7116,42 @@
     </w:p>
     <w:p>
       <w:r>
-        <w:t xml:space="preserve">“That was dangerous,” Annie said, frowning. “You’re lucky you didn’t see </w:t>
-      </w:r>
-      <w:r>
-        <w:t>wendigos</w:t>
-      </w:r>
-      <w:r>
-        <w:t xml:space="preserve">. They are associated with those berries.” </w:t>
-      </w:r>
-    </w:p>
-    <w:p>
-      <w:r>
-        <w:t>“</w:t>
-      </w:r>
-      <w:r>
-        <w:t>Wendigos</w:t>
-      </w:r>
-      <w:r>
-        <w:t xml:space="preserve"> aren’t real,” </w:t>
-      </w:r>
-      <w:r>
-        <w:t>James</w:t>
-      </w:r>
-      <w:r>
-        <w:t xml:space="preserve"> said. “They are just folklore.”</w:t>
-      </w:r>
-    </w:p>
-    <w:p>
-      <w:r>
-        <w:t>“I assure you they are real,” Annie said. “All the myths of fairies, monsters and such have basis in reality. The talk of the world being disrupted is real. This is the real reason for this school.</w:t>
-      </w:r>
-    </w:p>
-    <w:p>
-      <w:r>
-        <w:lastRenderedPageBreak/>
-        <w:t xml:space="preserve">“My dad created this school to handle these threats. </w:t>
-      </w:r>
-      <w:r>
-        <w:t xml:space="preserve">Governments throughout the world are training their elite people. Other schools like this are opening throughout the world. </w:t>
-      </w:r>
-      <w:r>
-        <w:t>Pay attention to the news. There will be sighting either this year or the next.”</w:t>
-      </w:r>
-    </w:p>
-    <w:p>
-      <w:r>
-        <w:t>“That sounds like fun,” Goat Father said.</w:t>
-      </w:r>
-    </w:p>
-    <w:p>
-      <w:r>
-        <w:t>“No it’s not fun,” Annie shouted. “I know for a fact people have died. I even saw the bodies</w:t>
-      </w:r>
-      <w:r>
-        <w:t>. What is out there is terrifying</w:t>
-      </w:r>
-      <w:r>
-        <w:t>.</w:t>
-      </w:r>
-    </w:p>
-    <w:p>
-      <w:r>
-        <w:t xml:space="preserve">“The warning was given because </w:t>
-      </w:r>
-      <w:r>
-        <w:t>most of us</w:t>
-      </w:r>
-      <w:r>
-        <w:t xml:space="preserve"> first-years haven’t been trained yet.”</w:t>
+        <w:t xml:space="preserve">“That sounds like fun,” </w:t>
+      </w:r>
+      <w:r>
+        <w:t xml:space="preserve">Barry </w:t>
+      </w:r>
+      <w:r>
+        <w:t>said.</w:t>
+      </w:r>
+    </w:p>
+    <w:p>
+      <w:r>
+        <w:t xml:space="preserve">“No it’s not fun,” Annie shouted. “I know for a fact people have died. </w:t>
+      </w:r>
+    </w:p>
+    <w:p>
+      <w:r>
+        <w:t>“I was even involved in an incident 3 years ago. And yes, people died.</w:t>
+      </w:r>
+      <w:r>
+        <w:t>”</w:t>
+      </w:r>
+    </w:p>
+    <w:p>
+      <w:r>
+        <w:t>“Perhaps Luke shouldn’t attend,” Susan said worriedly.</w:t>
+      </w:r>
+    </w:p>
+    <w:p>
+      <w:r>
+        <w:t xml:space="preserve">“I disagree,” Annie said. “This is the best place to be. Here, Luke will gain the skills </w:t>
+      </w:r>
+      <w:r>
+        <w:t xml:space="preserve">needed </w:t>
+      </w:r>
+      <w:r>
+        <w:t>to face these dangers. I only wish the whole world could train and prepare before it’s too late.”</w:t>
       </w:r>
     </w:p>
     <w:p>
@@ -7019,16 +7219,41 @@
     </w:p>
     <w:p>
       <w:r>
-        <w:t xml:space="preserve">“I got separated from the rest,” Luke said. “The </w:t>
-      </w:r>
-      <w:r>
-        <w:t>wendigos</w:t>
-      </w:r>
-      <w:r>
-        <w:t xml:space="preserve"> are terrifying. </w:t>
-      </w:r>
-      <w:r>
-        <w:t>It was like a nightmare. When I joined the others on school grounds, my phone beeped, telling me my mental manipulation resistance had increased.</w:t>
+        <w:lastRenderedPageBreak/>
+        <w:t>“Absolutely,</w:t>
+      </w:r>
+      <w:r>
+        <w:t xml:space="preserve"> although now it seems more nightmare than real,</w:t>
+      </w:r>
+      <w:r>
+        <w:t>” Luke said. “We went to a swimming hole and stayed too long. When we were returning we saw a lion. Everyone ran and I was left alone.”</w:t>
+      </w:r>
+    </w:p>
+    <w:p>
+      <w:r>
+        <w:t>“Oh my God that’s dangerous,” Susan said, scared.</w:t>
+      </w:r>
+    </w:p>
+    <w:p>
+      <w:r>
+        <w:t xml:space="preserve">“There are no </w:t>
+      </w:r>
+      <w:r>
+        <w:t>predators</w:t>
+      </w:r>
+      <w:r>
+        <w:t xml:space="preserve"> here,” Luke said. “I don’t know what that was. Hiking in the day is safe.</w:t>
+      </w:r>
+    </w:p>
+    <w:p>
+      <w:r>
+        <w:t xml:space="preserve">“After that I heard the wendigos. </w:t>
+      </w:r>
+      <w:r>
+        <w:t>After a scary run</w:t>
+      </w:r>
+      <w:r>
+        <w:t xml:space="preserve"> I was able to reach the safety of the school grounds.</w:t>
       </w:r>
     </w:p>
     <w:p>
@@ -7047,74 +7272,89 @@
     </w:p>
     <w:p>
       <w:r>
+        <w:t>Annie pointed her phone at Lisa and said, “Hi Lisa, build up your mind, body, and spirit. You need to come here and prepare. The world needs you. I need to visit other people. It was nice seeing your family.</w:t>
+      </w:r>
+    </w:p>
+    <w:p>
+      <w:r>
+        <w:t>“Luke, see you in class.</w:t>
+      </w:r>
+      <w:r>
+        <w:t>”</w:t>
+      </w:r>
+    </w:p>
+    <w:p>
+      <w:r>
+        <w:t>Annie headed for another booth, still surrounded by her cronies.</w:t>
+      </w:r>
+      <w:r>
+        <w:t xml:space="preserve"> Luke heard one of them calling her Princess as they were walking away.</w:t>
+      </w:r>
+    </w:p>
+    <w:p>
+      <w:r>
+        <w:t xml:space="preserve">“She’s a nice girl,” </w:t>
+      </w:r>
+      <w:r>
+        <w:t>Susan</w:t>
+      </w:r>
+      <w:r>
+        <w:t xml:space="preserve"> said.</w:t>
+      </w:r>
+    </w:p>
+    <w:p>
+      <w:r>
+        <w:t xml:space="preserve">“Forget it Mum,” </w:t>
+      </w:r>
+      <w:r>
+        <w:t>Luke</w:t>
+      </w:r>
+      <w:r>
+        <w:t xml:space="preserve"> said. “She’s out of my league. It doesn’t matter. There’s plenty of time.</w:t>
+      </w:r>
+      <w:r>
+        <w:t xml:space="preserve"> Why don’t you all enjoy the festival?”</w:t>
+      </w:r>
+    </w:p>
+    <w:p>
+      <w:r>
+        <w:t xml:space="preserve">“Lisa, are you coming?” </w:t>
+      </w:r>
+      <w:r>
+        <w:t>Susan</w:t>
+      </w:r>
+      <w:r>
+        <w:t xml:space="preserve"> asked.</w:t>
+      </w:r>
+    </w:p>
+    <w:p>
+      <w:r>
+        <w:t>“I’ll stay here,” Lisa said as she prepared servings.</w:t>
+      </w:r>
+    </w:p>
+    <w:p>
+      <w:r>
+        <w:t xml:space="preserve">“Okay,” </w:t>
+      </w:r>
+      <w:r>
+        <w:t>Susan said and they left.</w:t>
+      </w:r>
+    </w:p>
+    <w:p>
+      <w:r>
+        <w:t>“So what do they do here?” Lisa asked.</w:t>
+      </w:r>
+    </w:p>
+    <w:p>
+      <w:r>
         <w:lastRenderedPageBreak/>
-        <w:t>Annie pointed her phone at Lisa and said, “Hi Lisa, build up your mind, body, and spirit. You need to come here and prepare. The world needs you. I need to visit other people. It was nice seeing your family.</w:t>
-      </w:r>
-    </w:p>
-    <w:p>
-      <w:r>
-        <w:t>“Luke, see you in class.</w:t>
-      </w:r>
-      <w:r>
-        <w:t>”</w:t>
-      </w:r>
-    </w:p>
-    <w:p>
-      <w:r>
-        <w:t>Annie headed for another booth, still surrounded by her cronies.</w:t>
-      </w:r>
-    </w:p>
-    <w:p>
-      <w:r>
-        <w:t xml:space="preserve">“She’s a nice girl,” </w:t>
-      </w:r>
-      <w:r>
-        <w:t>Susan</w:t>
-      </w:r>
-      <w:r>
-        <w:t xml:space="preserve"> said.</w:t>
-      </w:r>
-    </w:p>
-    <w:p>
-      <w:r>
-        <w:t>“Forget it Mum,” I said. “She’s out of my league. It doesn’t matter. There’s plenty of time.</w:t>
-      </w:r>
-      <w:r>
-        <w:t xml:space="preserve"> Why don’t you all enjoy the festival? At 5, the principle will be giving a speech.”</w:t>
-      </w:r>
-    </w:p>
-    <w:p>
-      <w:r>
-        <w:t xml:space="preserve">“Lisa, are you coming?” </w:t>
-      </w:r>
-      <w:r>
-        <w:t>Susan</w:t>
-      </w:r>
-      <w:r>
-        <w:t xml:space="preserve"> asked.</w:t>
-      </w:r>
-    </w:p>
-    <w:p>
-      <w:r>
-        <w:t>“I’ll stay here,” Lisa said as she prepared servings.</w:t>
-      </w:r>
-    </w:p>
-    <w:p>
-      <w:r>
-        <w:t xml:space="preserve">“Okay,” </w:t>
-      </w:r>
-      <w:r>
-        <w:t>Susan said and they left.</w:t>
-      </w:r>
-    </w:p>
-    <w:p>
-      <w:r>
-        <w:t>“So what do they do here?” Lisa asked.</w:t>
-      </w:r>
-    </w:p>
-    <w:p>
-      <w:r>
-        <w:t>“In addition to the usual stuff, they teach us how to handle dealing strange unexplainable things,” Wendy said. “They are categorized as physical, emotional, mental and spiritual.</w:t>
+        <w:t>“In addition to the usual stuff, they teach us how to handle dealing strange unexplainable things,</w:t>
+      </w:r>
+      <w:r>
+        <w:t xml:space="preserve"> like what happened to Luke,</w:t>
+      </w:r>
+      <w:r>
+        <w:t>” Wendy said. “They are categorized as physical, emotional, mental and spiritual.</w:t>
       </w:r>
       <w:r>
         <w:t xml:space="preserve"> Each is dangerous in its own way and no one understands what they are. The only thing we know is that they come from levels of reality below ours.</w:t>
@@ -7132,10 +7372,32 @@
     </w:p>
     <w:p>
       <w:r>
-        <w:t>“That’s why we train,” Wendy said. “You can train too. Just focus on getting stronger, whatever you thing strong is.</w:t>
-      </w:r>
-      <w:r>
-        <w:t xml:space="preserve"> Every kind of strength is needed.”</w:t>
+        <w:t>“That’s why we train,” Wendy said. “You can train too. Just focus on getting stronger, whatever you thin</w:t>
+      </w:r>
+      <w:r>
+        <w:t>k</w:t>
+      </w:r>
+      <w:r>
+        <w:t xml:space="preserve"> strong is.</w:t>
+      </w:r>
+      <w:r>
+        <w:t xml:space="preserve"> Ev</w:t>
+      </w:r>
+      <w:r>
+        <w:t>ery kind of strength is needed.</w:t>
+      </w:r>
+    </w:p>
+    <w:p>
+      <w:r>
+        <w:t>“Also, this is why a well-balance party is needed. Each member covers for the</w:t>
+      </w:r>
+      <w:r>
+        <w:t xml:space="preserve"> weaknesses of the others.</w:t>
+      </w:r>
+    </w:p>
+    <w:p>
+      <w:r>
+        <w:t>“The good news is you get rewarded for defeating these unknowns.”</w:t>
       </w:r>
     </w:p>
     <w:p>
@@ -7145,134 +7407,78 @@
     </w:p>
     <w:p>
       <w:r>
+        <w:t>The last of the food ran out</w:t>
+      </w:r>
+      <w:r>
+        <w:t xml:space="preserve">. However they continued to man the booth, </w:t>
+      </w:r>
+      <w:r>
+        <w:t>answering questions about the club</w:t>
+      </w:r>
+      <w:r>
+        <w:t>.</w:t>
+      </w:r>
+    </w:p>
+    <w:p>
+      <w:r>
+        <w:t>Finally the festival ended at 6:00PM. Luke’s family arrived as they closed up shop.</w:t>
+      </w:r>
+    </w:p>
+    <w:p>
+      <w:r>
+        <w:t>“You did an amazing job Lisa,” Wendy said.</w:t>
+      </w:r>
+    </w:p>
+    <w:p>
+      <w:r>
+        <w:t>“Thanks,” Lisa said. “I help out at our restaurant.”</w:t>
+      </w:r>
+    </w:p>
+    <w:p>
+      <w:r>
+        <w:t>“You don’t need to stay, Luke,” Wendy said.</w:t>
+      </w:r>
+    </w:p>
+    <w:p>
+      <w:r>
+        <w:t>“See you later, Wendy,” Luke said. “Come everyone, I know a great restaurant I want to take you to.”</w:t>
+      </w:r>
+    </w:p>
+    <w:p>
+      <w:r>
+        <w:t>They headed to the parking lot.</w:t>
+      </w:r>
+    </w:p>
+    <w:p>
+      <w:r>
         <w:lastRenderedPageBreak/>
-        <w:t>The last of the food ran out and they closed up shop.</w:t>
-      </w:r>
-      <w:r>
-        <w:t xml:space="preserve"> They then visited other booths when they met </w:t>
-      </w:r>
-      <w:r>
-        <w:t>up with the family</w:t>
-      </w:r>
-      <w:r>
-        <w:t>.</w:t>
-      </w:r>
-    </w:p>
-    <w:p>
-      <w:r>
-        <w:t>“See you later,” Wendy said and left.</w:t>
-      </w:r>
-    </w:p>
-    <w:p>
-      <w:r>
-        <w:t>“That’s a nice girl,” Susan said.</w:t>
-      </w:r>
-    </w:p>
-    <w:p>
-      <w:r>
-        <w:t xml:space="preserve">“She has a boyfriend,” Luke said. </w:t>
-      </w:r>
-    </w:p>
-    <w:p>
-      <w:r>
-        <w:t>“Luke, I came to your booth but you weren’t there,” Ripper called as he approached.</w:t>
-      </w:r>
-    </w:p>
-    <w:p>
-      <w:r>
-        <w:t>“I was showing my family around,” I said. “Did you have any ice cream? We closed our booth 10 minutes ago.”</w:t>
-      </w:r>
-    </w:p>
-    <w:p>
-      <w:r>
-        <w:t>“Yes, it was amazing, but I’m not sure it was worth it,” Ripper said.</w:t>
-      </w:r>
-    </w:p>
-    <w:p>
-      <w:r>
-        <w:t>“I agree,” Luke said. “We need to get stronger if that thing spreads.”</w:t>
-      </w:r>
-    </w:p>
-    <w:p>
-      <w:r>
-        <w:t>“Did your family come just for this?” Ripper asked.</w:t>
-      </w:r>
-    </w:p>
-    <w:p>
-      <w:r>
-        <w:t xml:space="preserve">“No,” Luke said. “This is part of a </w:t>
-      </w:r>
-      <w:r>
-        <w:t xml:space="preserve">2-week </w:t>
-      </w:r>
-      <w:r>
-        <w:t>European tour.</w:t>
-      </w:r>
-      <w:r>
-        <w:t xml:space="preserve"> They leave tomorrow morning.”</w:t>
-      </w:r>
-    </w:p>
-    <w:p>
-      <w:pPr>
-        <w:pStyle w:val="StatusMessage"/>
-      </w:pPr>
-      <w:r>
-        <w:t>“Attention everyone, please head for the Marie Curie Auditorium. Presentation will start in 10 minutes.”</w:t>
-      </w:r>
-    </w:p>
-    <w:p>
-      <w:r>
-        <w:t>The group followed the others as they headed for the presentation.</w:t>
-      </w:r>
-    </w:p>
-    <w:p/>
-    <w:p/>
-    <w:p/>
-    <w:p/>
-    <w:p/>
-    <w:p/>
-    <w:p/>
-    <w:p/>
-    <w:p/>
-    <w:p/>
-    <w:p/>
-    <w:p/>
-    <w:p/>
-    <w:p/>
-    <w:p/>
-    <w:p/>
-    <w:p/>
-    <w:p/>
-    <w:p/>
-    <w:p/>
-    <w:p/>
-    <w:p/>
-    <w:p/>
-    <w:p/>
-    <w:p/>
-    <w:p/>
-    <w:p/>
-    <w:p/>
-    <w:p/>
-    <w:p/>
-    <w:p/>
-    <w:p/>
-    <w:p/>
-    <w:p/>
-    <w:p/>
-    <w:p/>
-    <w:p/>
-    <w:p/>
-    <w:p/>
-    <w:p/>
-    <w:p/>
-    <w:p/>
-    <w:p/>
-    <w:p/>
-    <w:p/>
-    <w:p/>
-    <w:p/>
-    <w:p/>
+        <w:t>“</w:t>
+      </w:r>
+      <w:r>
+        <w:t>She</w:t>
+      </w:r>
+      <w:r>
+        <w:t>’s a nice girl,” Susan said.</w:t>
+      </w:r>
+    </w:p>
+    <w:p>
+      <w:r>
+        <w:t>“She has a boyfriend,” Luke said.</w:t>
+      </w:r>
+    </w:p>
+    <w:p>
+      <w:r>
+        <w:t>Arriving at the parking lot they entered a rented car and drove away.</w:t>
+      </w:r>
+      <w:r>
+        <w:t xml:space="preserve"> Lisa was stuck in the middle back seat, being the smallest.</w:t>
+      </w:r>
+    </w:p>
+    <w:p>
+      <w:r>
+        <w:t>A short drive brought them to the restaurant.</w:t>
+      </w:r>
+    </w:p>
     <w:p/>
     <w:p/>
     <w:p/>
@@ -7365,7 +7571,7 @@
             <w:rPr>
               <w:noProof/>
             </w:rPr>
-            <w:t>44</w:t>
+            <w:t>46</w:t>
           </w:r>
         </w:fldSimple>
       </w:p>
@@ -10010,7 +10216,7 @@
 </file>
 
 <file path=customXml/itemProps1.xml><?xml version="1.0" encoding="utf-8"?>
-<ds:datastoreItem xmlns:ds="http://schemas.openxmlformats.org/officeDocument/2006/customXml" ds:itemID="{D7E7E0E3-5858-4EBF-917A-09F41D4866F8}">
+<ds:datastoreItem xmlns:ds="http://schemas.openxmlformats.org/officeDocument/2006/customXml" ds:itemID="{B99F357E-4818-4F89-A953-93E61D3CEBDC}">
   <ds:schemaRefs>
     <ds:schemaRef ds:uri="http://schemas.openxmlformats.org/officeDocument/2006/bibliography"/>
   </ds:schemaRefs>

--- a/Books/RPG_Books/The PrincessAndTheabyssDiver/Book_The PrincessAndTheAbyssDiver.docx
+++ b/Books/RPG_Books/The PrincessAndTheabyssDiver/Book_The PrincessAndTheAbyssDiver.docx
@@ -700,6 +700,7 @@
     <w:p>
       <w:pPr>
         <w:pStyle w:val="StatusUser"/>
+        <w:contextualSpacing w:val="0"/>
       </w:pPr>
       <w:r>
         <w:t>Stamina:</w:t>
@@ -724,6 +725,7 @@
     <w:p>
       <w:pPr>
         <w:pStyle w:val="StatusUser"/>
+        <w:contextualSpacing w:val="0"/>
       </w:pPr>
       <w:r>
         <w:t>Vitality:</w:t>
@@ -748,6 +750,7 @@
     <w:p>
       <w:pPr>
         <w:pStyle w:val="StatusUser"/>
+        <w:contextualSpacing w:val="0"/>
       </w:pPr>
       <w:r>
         <w:t>Manna Channeling:</w:t>
@@ -783,12 +786,12 @@
     </w:p>
     <w:p>
       <w:r>
+        <w:lastRenderedPageBreak/>
         <w:t>“You’re right,” Luke said. “That is freaky.”</w:t>
       </w:r>
     </w:p>
     <w:p>
       <w:r>
-        <w:lastRenderedPageBreak/>
         <w:t>Luke glanced at Ripper’s stats</w:t>
       </w:r>
       <w:r>
@@ -1135,6 +1138,7 @@
     </w:p>
     <w:p>
       <w:r>
+        <w:lastRenderedPageBreak/>
         <w:t>“In this school, you will not learn to become a worker</w:t>
       </w:r>
       <w:r>
@@ -1153,89 +1157,324 @@
         <w:t>. “</w:t>
       </w:r>
       <w:r>
-        <w:t xml:space="preserve">Our </w:t>
-      </w:r>
+        <w:t xml:space="preserve">Our goal is to teach each of you to become masters of your own destinies. </w:t>
+      </w:r>
+      <w:r>
+        <w:t>Only then may you overcome the monsters surrounding us and gain true strength.</w:t>
+      </w:r>
+      <w:r>
+        <w:t>”</w:t>
+      </w:r>
+    </w:p>
+    <w:p>
+      <w:proofErr w:type="gramStart"/>
+      <w:r>
+        <w:t>“Monsters?”</w:t>
+      </w:r>
+      <w:proofErr w:type="gramEnd"/>
+      <w:r>
+        <w:t xml:space="preserve"> Ripper asked.</w:t>
+      </w:r>
+    </w:p>
+    <w:p>
+      <w:r>
+        <w:t xml:space="preserve">“Either it’s a metaphor or the principle is </w:t>
+      </w:r>
+      <w:r>
+        <w:t xml:space="preserve">a </w:t>
+      </w:r>
+      <w:r>
+        <w:t>crazy</w:t>
+      </w:r>
+      <w:r>
+        <w:t xml:space="preserve"> gamer</w:t>
+      </w:r>
+      <w:r>
+        <w:t xml:space="preserve">,” </w:t>
+      </w:r>
+      <w:r>
+        <w:t>Luke</w:t>
+      </w:r>
+      <w:r>
+        <w:t xml:space="preserve"> said.</w:t>
+      </w:r>
+    </w:p>
+    <w:p>
+      <w:r>
+        <w:t>The principle smiled at the confused students and said, “</w:t>
+      </w:r>
+      <w:r>
+        <w:t xml:space="preserve">Ms. </w:t>
+      </w:r>
+      <w:r>
+        <w:t xml:space="preserve">Annie </w:t>
+      </w:r>
+      <w:r>
+        <w:t>Aranor</w:t>
+      </w:r>
+      <w:r>
+        <w:t>, please enter.”</w:t>
+      </w:r>
+    </w:p>
+    <w:p>
+      <w:r>
+        <w:t>From offstage a teenage girl entered, wearing the school uniform.</w:t>
+      </w:r>
+    </w:p>
+    <w:p>
+      <w:r>
+        <w:t xml:space="preserve">The </w:t>
+      </w:r>
+      <w:r>
+        <w:t xml:space="preserve">auditorium </w:t>
+      </w:r>
+      <w:r>
+        <w:t xml:space="preserve">filled with </w:t>
+      </w:r>
+      <w:r>
+        <w:t>whispers</w:t>
+      </w:r>
+      <w:r>
+        <w:t xml:space="preserve"> at the sight of the girl</w:t>
+      </w:r>
+      <w:r>
+        <w:t>.</w:t>
+      </w:r>
+    </w:p>
+    <w:p>
+      <w:r>
+        <w:t xml:space="preserve">“Damn, she looks like an elfin princess,” </w:t>
+      </w:r>
+      <w:r>
+        <w:t>Luke</w:t>
+      </w:r>
+      <w:r>
+        <w:t xml:space="preserve"> said as he almost drooled. He</w:t>
+      </w:r>
+      <w:r>
+        <w:t xml:space="preserve"> had the urge jump on stage and…</w:t>
+      </w:r>
+    </w:p>
+    <w:p>
+      <w:r>
+        <w:t>Luke</w:t>
+      </w:r>
+      <w:r>
+        <w:t xml:space="preserve"> wouldn’t do that in real life. He wasn’t that stupid.</w:t>
+      </w:r>
+      <w:r>
+        <w:t xml:space="preserve"> </w:t>
+      </w:r>
+      <w:r>
+        <w:t>However, nothing prevented him from ravaging her in his mind.</w:t>
+      </w:r>
+    </w:p>
+    <w:p>
+      <w:r>
+        <w:t>All about, the other teen</w:t>
+      </w:r>
+      <w:r>
+        <w:t xml:space="preserve"> boy</w:t>
+      </w:r>
+      <w:r>
+        <w:t>s had the same desire, even many of the ladies.</w:t>
+      </w:r>
+    </w:p>
+    <w:p>
+      <w:r>
+        <w:t>“</w:t>
+      </w:r>
+      <w:r>
+        <w:t xml:space="preserve">Ms. </w:t>
+      </w:r>
+      <w:r>
+        <w:t xml:space="preserve">Annie </w:t>
+      </w:r>
+      <w:r>
+        <w:t>Aranor</w:t>
+      </w:r>
+      <w:r>
+        <w:t xml:space="preserve"> is </w:t>
+      </w:r>
+      <w:r>
+        <w:t xml:space="preserve">the youngest daughter of </w:t>
+      </w:r>
+      <w:r>
+        <w:t xml:space="preserve">Mr. </w:t>
+      </w:r>
+      <w:r>
+        <w:t xml:space="preserve">Edward </w:t>
+      </w:r>
+      <w:r>
+        <w:t>Aranor</w:t>
+      </w:r>
+      <w:r>
+        <w:t xml:space="preserve">, </w:t>
+      </w:r>
+      <w:r>
+        <w:t>c</w:t>
+      </w:r>
+      <w:r>
+        <w:t>hair</w:t>
+      </w:r>
+      <w:r>
+        <w:t xml:space="preserve"> </w:t>
+      </w:r>
+      <w:r>
+        <w:t xml:space="preserve">and founder </w:t>
+      </w:r>
+      <w:r>
+        <w:t xml:space="preserve">of this school,” Principle Bertrand said. “And yes, I’m talking about </w:t>
+      </w:r>
+      <w:r>
+        <w:t>Aranor</w:t>
+      </w:r>
+      <w:r>
+        <w:t xml:space="preserve"> </w:t>
+      </w:r>
+      <w:r>
+        <w:t>Technology, famous for its fusion reactors, personal robots, quantum technologies, and so much more.</w:t>
+      </w:r>
+    </w:p>
+    <w:p>
+      <w:r>
+        <w:t>“However, that is not why she is here,” the principle said. “</w:t>
+      </w:r>
+      <w:r>
+        <w:t xml:space="preserve">She is </w:t>
+      </w:r>
+      <w:r>
+        <w:t>your year representative</w:t>
+      </w:r>
+      <w:r>
+        <w:t xml:space="preserve"> because of her exceptional talents</w:t>
+      </w:r>
+      <w:r>
+        <w:t xml:space="preserve"> and test scores</w:t>
+      </w:r>
+      <w:r>
+        <w:t>.”</w:t>
+      </w:r>
+    </w:p>
+    <w:p>
+      <w:r>
+        <w:t>Annie had the grace to blush. “Damn she’s cute,” Luke muttered.</w:t>
+      </w:r>
+      <w:r>
+        <w:t xml:space="preserve"> “No offence but I think she has a higher charisma score than you.”</w:t>
+      </w:r>
+    </w:p>
+    <w:p>
       <w:r>
         <w:lastRenderedPageBreak/>
-        <w:t xml:space="preserve">goal is to teach each of you to become masters of your own destinies. </w:t>
-      </w:r>
-      <w:r>
-        <w:t>Only then may you overcome the monsters surrounding us and gain true strength.</w:t>
-      </w:r>
-      <w:r>
-        <w:t>”</w:t>
-      </w:r>
-    </w:p>
-    <w:p>
-      <w:proofErr w:type="gramStart"/>
-      <w:r>
-        <w:t>“Monsters?”</w:t>
-      </w:r>
-      <w:proofErr w:type="gramEnd"/>
-      <w:r>
-        <w:t xml:space="preserve"> Ripper asked.</w:t>
-      </w:r>
-    </w:p>
-    <w:p>
-      <w:r>
-        <w:t xml:space="preserve">“Either it’s a metaphor or the principle is </w:t>
-      </w:r>
-      <w:r>
-        <w:t xml:space="preserve">a </w:t>
-      </w:r>
-      <w:r>
-        <w:t>crazy</w:t>
-      </w:r>
-      <w:r>
-        <w:t xml:space="preserve"> gamer</w:t>
-      </w:r>
-      <w:r>
-        <w:t xml:space="preserve">,” </w:t>
-      </w:r>
-      <w:r>
-        <w:t>Luke</w:t>
-      </w:r>
-      <w:r>
-        <w:t xml:space="preserve"> said.</w:t>
-      </w:r>
-    </w:p>
-    <w:p>
-      <w:r>
-        <w:t>The principle smiled at the confused students and said, “</w:t>
-      </w:r>
-      <w:r>
-        <w:t xml:space="preserve">Ms. </w:t>
-      </w:r>
-      <w:r>
-        <w:t xml:space="preserve">Annie </w:t>
+        <w:t>“You’re right,” Ripper said.</w:t>
+      </w:r>
+    </w:p>
+    <w:p>
+      <w:r>
+        <w:t>“</w:t>
+      </w:r>
+      <w:r>
+        <w:t xml:space="preserve">Yes, many of you here exceed her in terms of </w:t>
+      </w:r>
+      <w:r>
+        <w:t>speed, strength,</w:t>
+      </w:r>
+      <w:r>
+        <w:t xml:space="preserve"> academics,</w:t>
+      </w:r>
+      <w:r>
+        <w:t xml:space="preserve"> and problem solving, to name a few. However, her combined scores exceed everyone here</w:t>
+      </w:r>
+      <w:r>
+        <w:t>.</w:t>
+      </w:r>
+    </w:p>
+    <w:p>
+      <w:r>
+        <w:t>“Considering you are the cream of the crop</w:t>
+      </w:r>
+      <w:r>
+        <w:t>, that’s saying something.</w:t>
+      </w:r>
+    </w:p>
+    <w:p>
+      <w:r>
+        <w:t xml:space="preserve">“Ms. </w:t>
       </w:r>
       <w:r>
         <w:t>Aranor</w:t>
       </w:r>
       <w:r>
-        <w:t>, please enter.”</w:t>
-      </w:r>
-    </w:p>
-    <w:p>
-      <w:r>
-        <w:t>From offstage a teenage girl entered, wearing the school uniform.</w:t>
-      </w:r>
-    </w:p>
-    <w:p>
-      <w:r>
-        <w:t xml:space="preserve">The </w:t>
-      </w:r>
-      <w:r>
-        <w:t xml:space="preserve">auditorium </w:t>
-      </w:r>
-      <w:r>
-        <w:t xml:space="preserve">filled with </w:t>
-      </w:r>
-      <w:r>
-        <w:t>whispers</w:t>
-      </w:r>
-      <w:r>
-        <w:t xml:space="preserve"> at the sight of the girl</w:t>
+        <w:t>, please speak to your cohort.”</w:t>
+      </w:r>
+    </w:p>
+    <w:p>
+      <w:r>
+        <w:t>Annie stepped up to the mike and took a breath.</w:t>
+      </w:r>
+    </w:p>
+    <w:p>
+      <w:r>
+        <w:t xml:space="preserve">“Thank you Principle Thornville,” Annie said. “6 years ago my father founded this </w:t>
+      </w:r>
+      <w:r>
+        <w:t>academy using his considerable wealth. The purpose is to gather the best and brightest kids of the world in order to forge a better world for everyone.</w:t>
+      </w:r>
+    </w:p>
+    <w:p>
+      <w:r>
+        <w:t>“</w:t>
+      </w:r>
+      <w:r>
+        <w:t xml:space="preserve">Sad to say the world is full of monsters. They live just below the surface, hungry to come out and </w:t>
+      </w:r>
+      <w:r>
+        <w:t>slaughter</w:t>
+      </w:r>
+      <w:r>
+        <w:t xml:space="preserve">. </w:t>
+      </w:r>
+      <w:r>
+        <w:t>E</w:t>
+      </w:r>
+      <w:r>
+        <w:t xml:space="preserve">nvironmental </w:t>
+      </w:r>
+      <w:r>
+        <w:t>contamination</w:t>
+      </w:r>
+      <w:r>
+        <w:t xml:space="preserve">, desecration of </w:t>
+      </w:r>
+      <w:r>
+        <w:t>sacred</w:t>
+      </w:r>
+      <w:r>
+        <w:t xml:space="preserve"> lands</w:t>
+      </w:r>
+      <w:r>
+        <w:t>, polarization of the world</w:t>
+      </w:r>
+      <w:r>
+        <w:t xml:space="preserve">, </w:t>
+      </w:r>
+      <w:r>
+        <w:t xml:space="preserve">extreme wealth disparities, </w:t>
+      </w:r>
+      <w:r>
+        <w:t>despair and hate</w:t>
+      </w:r>
+      <w:r>
+        <w:t xml:space="preserve"> are making things worse.</w:t>
+      </w:r>
+    </w:p>
+    <w:p>
+      <w:r>
+        <w:t xml:space="preserve">“Our goal here is simple. Become strong and never place our fate on </w:t>
+      </w:r>
+      <w:r>
+        <w:t>so-called saviors</w:t>
       </w:r>
       <w:r>
         <w:t>.</w:t>
@@ -1243,282 +1482,43 @@
     </w:p>
     <w:p>
       <w:r>
-        <w:t xml:space="preserve">“Damn, she looks like an elfin princess,” </w:t>
-      </w:r>
-      <w:r>
-        <w:t>Luke</w:t>
-      </w:r>
-      <w:r>
-        <w:t xml:space="preserve"> said as he almost drooled. He</w:t>
-      </w:r>
-      <w:r>
-        <w:t xml:space="preserve"> had the urge jump on stage and…</w:t>
-      </w:r>
-    </w:p>
-    <w:p>
-      <w:r>
-        <w:t>Luke</w:t>
-      </w:r>
-      <w:r>
-        <w:t xml:space="preserve"> wouldn’t do that in real life. He wasn’t that stupid.</w:t>
-      </w:r>
-      <w:r>
-        <w:t xml:space="preserve"> </w:t>
-      </w:r>
-      <w:r>
-        <w:t>However, nothing prevented him from ravaging her in his mind.</w:t>
-      </w:r>
-    </w:p>
-    <w:p>
-      <w:r>
-        <w:t>All about, the other teen</w:t>
-      </w:r>
-      <w:r>
-        <w:t xml:space="preserve"> boy</w:t>
-      </w:r>
-      <w:r>
-        <w:t>s had the same desire, even many of the ladies.</w:t>
-      </w:r>
-    </w:p>
-    <w:p>
-      <w:r>
-        <w:t>“</w:t>
-      </w:r>
-      <w:r>
-        <w:t xml:space="preserve">Ms. </w:t>
-      </w:r>
-      <w:r>
-        <w:t xml:space="preserve">Annie </w:t>
+        <w:t>“I look forward to growing ever stronger with all of you.”</w:t>
+      </w:r>
+    </w:p>
+    <w:p>
+      <w:r>
+        <w:t>With that Annie stepped off from the podium.</w:t>
+      </w:r>
+    </w:p>
+    <w:p>
+      <w:r>
+        <w:t xml:space="preserve">“Thank you Ms. </w:t>
       </w:r>
       <w:r>
         <w:t>Aranor</w:t>
       </w:r>
       <w:r>
-        <w:t xml:space="preserve"> is </w:t>
-      </w:r>
-      <w:r>
-        <w:t xml:space="preserve">the youngest daughter of </w:t>
-      </w:r>
-      <w:r>
-        <w:t xml:space="preserve">Mr. </w:t>
-      </w:r>
-      <w:r>
-        <w:t xml:space="preserve">Edward </w:t>
-      </w:r>
-      <w:r>
-        <w:t>Aranor</w:t>
-      </w:r>
-      <w:r>
-        <w:t xml:space="preserve">, </w:t>
-      </w:r>
-      <w:r>
-        <w:t>c</w:t>
-      </w:r>
-      <w:r>
-        <w:t>hair</w:t>
-      </w:r>
-      <w:r>
-        <w:t xml:space="preserve"> </w:t>
-      </w:r>
-      <w:r>
-        <w:t xml:space="preserve">and founder </w:t>
-      </w:r>
-      <w:r>
-        <w:t xml:space="preserve">of this school,” Principle Bertrand said. “And yes, I’m talking about </w:t>
-      </w:r>
-      <w:r>
-        <w:t>Aranor</w:t>
-      </w:r>
-      <w:r>
-        <w:t xml:space="preserve"> </w:t>
-      </w:r>
-      <w:r>
-        <w:t>Technology, famous for its fusion reactors, personal robots, quantum technologies, and so much more.</w:t>
-      </w:r>
-    </w:p>
-    <w:p>
-      <w:r>
-        <w:t>“However, that is not why she is here,” the principle said. “</w:t>
-      </w:r>
-      <w:r>
-        <w:t xml:space="preserve">She is </w:t>
-      </w:r>
-      <w:r>
-        <w:t>your year representative</w:t>
-      </w:r>
-      <w:r>
-        <w:t xml:space="preserve"> because of her exceptional talents</w:t>
-      </w:r>
-      <w:r>
-        <w:t xml:space="preserve"> and test scores</w:t>
-      </w:r>
-      <w:r>
-        <w:t>.”</w:t>
-      </w:r>
-    </w:p>
-    <w:p>
-      <w:r>
-        <w:t>Annie had the grace to blush. “Damn she’s cute,” Luke muttered.</w:t>
-      </w:r>
-      <w:r>
-        <w:t xml:space="preserve"> “No offence but I think she has a higher charisma score than you.”</w:t>
-      </w:r>
-    </w:p>
-    <w:p>
-      <w:r>
-        <w:t>“You’re right,” Ripper said.</w:t>
+        <w:t>,” the principle said.</w:t>
+      </w:r>
+    </w:p>
+    <w:p>
+      <w:r>
+        <w:t>“This first week is for you to settle in. Then next week you will get to know the true nature of this school and why you are here.</w:t>
+      </w:r>
+    </w:p>
+    <w:p>
+      <w:r>
+        <w:t>“We selected each of you because we believe you are best qualified. However, we might have been wrong. If, for whatever reason, you find this place overwhelming, you are free to return to your country.</w:t>
       </w:r>
     </w:p>
     <w:p>
       <w:r>
         <w:lastRenderedPageBreak/>
-        <w:t>“</w:t>
-      </w:r>
-      <w:r>
-        <w:t xml:space="preserve">Yes, many of you here exceed her in terms of </w:t>
-      </w:r>
-      <w:r>
-        <w:t>speed, strength,</w:t>
-      </w:r>
-      <w:r>
-        <w:t xml:space="preserve"> academics,</w:t>
-      </w:r>
-      <w:r>
-        <w:t xml:space="preserve"> and problem solving, to name a few. However, her combined scores exceed everyone here</w:t>
-      </w:r>
-      <w:r>
-        <w:t>.</w:t>
-      </w:r>
-    </w:p>
-    <w:p>
-      <w:r>
-        <w:t>“Considering you are the cream of the crop</w:t>
-      </w:r>
-      <w:r>
-        <w:t>, that’s saying something.</w:t>
-      </w:r>
-    </w:p>
-    <w:p>
-      <w:r>
-        <w:t xml:space="preserve">“Ms. </w:t>
-      </w:r>
-      <w:r>
-        <w:t>Aranor</w:t>
-      </w:r>
-      <w:r>
-        <w:t>, please speak to your cohort.”</w:t>
-      </w:r>
-    </w:p>
-    <w:p>
-      <w:r>
-        <w:t>Annie stepped up to the mike and took a breath.</w:t>
-      </w:r>
-    </w:p>
-    <w:p>
-      <w:r>
-        <w:t xml:space="preserve">“Thank you Principle Thornville,” Annie said. “6 years ago my father founded this </w:t>
-      </w:r>
-      <w:r>
-        <w:t>academy using his considerable wealth. The purpose is to gather the best and brightest kids of the world in order to forge a better world for everyone.</w:t>
-      </w:r>
-    </w:p>
-    <w:p>
-      <w:r>
-        <w:t>“</w:t>
-      </w:r>
-      <w:r>
-        <w:t xml:space="preserve">Sad to say the world is full of monsters. They live just below the surface, hungry to come out and </w:t>
-      </w:r>
-      <w:r>
-        <w:t>slaughter</w:t>
-      </w:r>
-      <w:r>
-        <w:t xml:space="preserve">. </w:t>
-      </w:r>
-      <w:r>
-        <w:t>E</w:t>
-      </w:r>
-      <w:r>
-        <w:t xml:space="preserve">nvironmental </w:t>
-      </w:r>
-      <w:r>
-        <w:t>contamination</w:t>
-      </w:r>
-      <w:r>
-        <w:t xml:space="preserve">, desecration of </w:t>
-      </w:r>
-      <w:r>
-        <w:t>sacred</w:t>
-      </w:r>
-      <w:r>
-        <w:t xml:space="preserve"> lands</w:t>
-      </w:r>
-      <w:r>
-        <w:t>, polarization of the world</w:t>
-      </w:r>
-      <w:r>
-        <w:t xml:space="preserve">, </w:t>
-      </w:r>
-      <w:r>
-        <w:t xml:space="preserve">extreme wealth disparities, </w:t>
-      </w:r>
-      <w:r>
-        <w:t>despair and hate</w:t>
-      </w:r>
-      <w:r>
-        <w:t xml:space="preserve"> are making things worse.</w:t>
-      </w:r>
-    </w:p>
-    <w:p>
-      <w:r>
-        <w:t xml:space="preserve">“Our goal here is simple. Become strong and never place our fate on </w:t>
-      </w:r>
-      <w:r>
-        <w:t>so-called saviors</w:t>
-      </w:r>
-      <w:r>
-        <w:t>.</w:t>
-      </w:r>
-    </w:p>
-    <w:p>
-      <w:r>
-        <w:t>“I look forward to growing ever stronger with all of you.”</w:t>
-      </w:r>
-    </w:p>
-    <w:p>
-      <w:r>
-        <w:t>With that Annie stepped off from the podium.</w:t>
-      </w:r>
-    </w:p>
-    <w:p>
-      <w:r>
-        <w:t xml:space="preserve">“Thank you Ms. </w:t>
-      </w:r>
-      <w:r>
-        <w:t>Aranor</w:t>
-      </w:r>
-      <w:r>
-        <w:t>,” the principle said.</w:t>
-      </w:r>
-    </w:p>
-    <w:p>
-      <w:r>
-        <w:t>“This first week is for you to settle in. Then next week you will get to know the true nature of this school and why you are here.</w:t>
-      </w:r>
-    </w:p>
-    <w:p>
-      <w:r>
-        <w:t>“We selected each of you because we believe you are best qualified. However, we might have been wrong. If, for whatever reason, you find this place overwhelming, you are free to return to your country.</w:t>
-      </w:r>
-    </w:p>
-    <w:p>
-      <w:r>
         <w:t>“We will even extend your scholarship to other schools.”</w:t>
       </w:r>
     </w:p>
     <w:p>
       <w:r>
-        <w:lastRenderedPageBreak/>
         <w:t>The principle paused for the message to sink in and then continued.</w:t>
       </w:r>
     </w:p>
@@ -7571,7 +7571,7 @@
             <w:rPr>
               <w:noProof/>
             </w:rPr>
-            <w:t>46</w:t>
+            <w:t>2</w:t>
           </w:r>
         </w:fldSimple>
       </w:p>
@@ -7601,7 +7601,7 @@
             <w:rPr>
               <w:noProof/>
             </w:rPr>
-            <w:t>45</w:t>
+            <w:t>3</w:t>
           </w:r>
         </w:fldSimple>
       </w:p>
@@ -9911,13 +9911,13 @@
     <w:name w:val="Status_User"/>
     <w:basedOn w:val="Normal"/>
     <w:qFormat/>
-    <w:rsid w:val="009B3809"/>
+    <w:rsid w:val="00B8608A"/>
     <w:pPr>
       <w:tabs>
         <w:tab w:val="left" w:pos="1701"/>
         <w:tab w:val="left" w:pos="2126"/>
       </w:tabs>
-      <w:spacing w:line="240" w:lineRule="auto"/>
+      <w:spacing w:after="120" w:line="240" w:lineRule="auto"/>
       <w:contextualSpacing/>
     </w:pPr>
     <w:rPr>
@@ -10216,7 +10216,7 @@
 </file>
 
 <file path=customXml/itemProps1.xml><?xml version="1.0" encoding="utf-8"?>
-<ds:datastoreItem xmlns:ds="http://schemas.openxmlformats.org/officeDocument/2006/customXml" ds:itemID="{B99F357E-4818-4F89-A953-93E61D3CEBDC}">
+<ds:datastoreItem xmlns:ds="http://schemas.openxmlformats.org/officeDocument/2006/customXml" ds:itemID="{EB4C8AFA-81D2-4C5D-9079-ABFAE1CB6ED6}">
   <ds:schemaRefs>
     <ds:schemaRef ds:uri="http://schemas.openxmlformats.org/officeDocument/2006/bibliography"/>
   </ds:schemaRefs>

--- a/Books/RPG_Books/The PrincessAndTheabyssDiver/Book_The PrincessAndTheAbyssDiver.docx
+++ b/Books/RPG_Books/The PrincessAndTheabyssDiver/Book_The PrincessAndTheAbyssDiver.docx
@@ -2444,11 +2444,9 @@
       <w:r>
         <w:t xml:space="preserve">“There are </w:t>
       </w:r>
-      <w:proofErr w:type="spellStart"/>
       <w:r>
         <w:t>Rivella</w:t>
       </w:r>
-      <w:proofErr w:type="spellEnd"/>
       <w:r>
         <w:t xml:space="preserve">, hot chocolate, </w:t>
       </w:r>
@@ -2473,23 +2471,7 @@
     </w:p>
     <w:p>
       <w:r>
-        <w:t xml:space="preserve">“I’ll have </w:t>
-      </w:r>
-      <w:proofErr w:type="spellStart"/>
-      <w:r>
-        <w:t>Rivella</w:t>
-      </w:r>
-      <w:proofErr w:type="spellEnd"/>
-      <w:r>
-        <w:t xml:space="preserve">, no ice please,” Luke said, since </w:t>
-      </w:r>
-      <w:proofErr w:type="spellStart"/>
-      <w:r>
-        <w:t>Rivella</w:t>
-      </w:r>
-      <w:proofErr w:type="spellEnd"/>
-      <w:r>
-        <w:t xml:space="preserve"> was the most </w:t>
+        <w:t xml:space="preserve">“I’ll have Rivella, no ice please,” Luke said, since Rivella was the most </w:t>
       </w:r>
       <w:r>
         <w:t>exotic sounding drink listed.</w:t>
@@ -2699,8 +2681,13 @@
       </w:r>
     </w:p>
     <w:p>
-      <w:r>
-        <w:t>“Now what?” Ripper asked as they paid the bill.</w:t>
+      <w:proofErr w:type="gramStart"/>
+      <w:r>
+        <w:t>“Now what?”</w:t>
+      </w:r>
+      <w:proofErr w:type="gramEnd"/>
+      <w:r>
+        <w:t xml:space="preserve"> Ripper asked as they paid the bill.</w:t>
       </w:r>
     </w:p>
     <w:p>
@@ -2753,8 +2740,13 @@
     </w:p>
     <w:p>
       <w:r>
-        <w:t>“They have several sports clubs,” Ripper said. “I’m joining the American Football team. How about you?”</w:t>
-      </w:r>
+        <w:t xml:space="preserve">“They have several sports clubs,” Ripper said. “I’m joining the American Football team. </w:t>
+      </w:r>
+      <w:proofErr w:type="gramStart"/>
+      <w:r>
+        <w:t>How about you?”</w:t>
+      </w:r>
+      <w:proofErr w:type="gramEnd"/>
     </w:p>
     <w:p>
       <w:r>
@@ -2976,47 +2968,7 @@
         <w:t>Salvador Bruno</w:t>
       </w:r>
       <w:r>
-        <w:t xml:space="preserve">, Hans Brooks, Eric </w:t>
-      </w:r>
-      <w:proofErr w:type="spellStart"/>
-      <w:r>
-        <w:t>Ranfield</w:t>
-      </w:r>
-      <w:proofErr w:type="spellEnd"/>
-      <w:r>
-        <w:t xml:space="preserve">, Sylvan </w:t>
-      </w:r>
-      <w:proofErr w:type="spellStart"/>
-      <w:r>
-        <w:t>Brocovisch</w:t>
-      </w:r>
-      <w:proofErr w:type="spellEnd"/>
-      <w:r>
-        <w:t xml:space="preserve">, Antonio Taylor, Bastian </w:t>
-      </w:r>
-      <w:proofErr w:type="spellStart"/>
-      <w:r>
-        <w:t>Delandrio</w:t>
-      </w:r>
-      <w:proofErr w:type="spellEnd"/>
-      <w:r>
-        <w:t xml:space="preserve">, and </w:t>
-      </w:r>
-      <w:proofErr w:type="spellStart"/>
-      <w:r>
-        <w:t>Hulio</w:t>
-      </w:r>
-      <w:proofErr w:type="spellEnd"/>
-      <w:r>
-        <w:t xml:space="preserve"> </w:t>
-      </w:r>
-      <w:proofErr w:type="spellStart"/>
-      <w:r>
-        <w:t>Belario</w:t>
-      </w:r>
-      <w:proofErr w:type="spellEnd"/>
-      <w:r>
-        <w:t>,” Ripper said.</w:t>
+        <w:t>, Hans Brooks, Eric Ranfield, Sylvan Brocovisch, Antonio Taylor, Bastian Delandrio, and Hulio Belario,” Ripper said.</w:t>
       </w:r>
     </w:p>
     <w:p>
@@ -3194,13 +3146,8 @@
         <w:pStyle w:val="StatusMessage"/>
       </w:pPr>
       <w:r>
-        <w:t xml:space="preserve">Eric </w:t>
-      </w:r>
-      <w:proofErr w:type="spellStart"/>
-      <w:r>
-        <w:t>Ranfield</w:t>
-      </w:r>
-      <w:proofErr w:type="spellEnd"/>
+        <w:t>Eric Ranfield</w:t>
+      </w:r>
     </w:p>
     <w:p>
       <w:r>
@@ -6284,11 +6231,9 @@
       <w:r>
         <w:t xml:space="preserve">Come to </w:t>
       </w:r>
-      <w:proofErr w:type="spellStart"/>
       <w:r>
         <w:t>Auguste</w:t>
       </w:r>
-      <w:proofErr w:type="spellEnd"/>
       <w:r>
         <w:t xml:space="preserve"> </w:t>
       </w:r>
@@ -7571,7 +7516,7 @@
             <w:rPr>
               <w:noProof/>
             </w:rPr>
-            <w:t>2</w:t>
+            <w:t>46</w:t>
           </w:r>
         </w:fldSimple>
       </w:p>
@@ -7601,7 +7546,7 @@
             <w:rPr>
               <w:noProof/>
             </w:rPr>
-            <w:t>3</w:t>
+            <w:t>45</w:t>
           </w:r>
         </w:fldSimple>
       </w:p>
@@ -10216,7 +10161,7 @@
 </file>
 
 <file path=customXml/itemProps1.xml><?xml version="1.0" encoding="utf-8"?>
-<ds:datastoreItem xmlns:ds="http://schemas.openxmlformats.org/officeDocument/2006/customXml" ds:itemID="{EB4C8AFA-81D2-4C5D-9079-ABFAE1CB6ED6}">
+<ds:datastoreItem xmlns:ds="http://schemas.openxmlformats.org/officeDocument/2006/customXml" ds:itemID="{84B1530C-2F97-42AB-90B3-E1E0BEDD84FF}">
   <ds:schemaRefs>
     <ds:schemaRef ds:uri="http://schemas.openxmlformats.org/officeDocument/2006/bibliography"/>
   </ds:schemaRefs>

--- a/Books/RPG_Books/The PrincessAndTheabyssDiver/Book_The PrincessAndTheAbyssDiver.docx
+++ b/Books/RPG_Books/The PrincessAndTheabyssDiver/Book_The PrincessAndTheAbyssDiver.docx
@@ -443,12 +443,18 @@
     </w:p>
     <w:p>
       <w:r>
-        <w:t>“You may keep your personal devices. However, there is no cell coverage at this school, so I suggest you leave them in your rooms.</w:t>
-      </w:r>
-    </w:p>
-    <w:p>
-      <w:r>
-        <w:t>“And yes, your dormitories have WIFI.</w:t>
+        <w:t>“You may keep your personal devices. However, there is no cell coverage at this school.</w:t>
+      </w:r>
+    </w:p>
+    <w:p>
+      <w:r>
+        <w:t>“</w:t>
+      </w:r>
+      <w:r>
+        <w:t>Only your dormitories and the city have coverage</w:t>
+      </w:r>
+      <w:r>
+        <w:t>.</w:t>
       </w:r>
     </w:p>
     <w:p>
@@ -493,48 +499,49 @@
     </w:p>
     <w:p>
       <w:r>
-        <w:t>Ripper Jones was a popular 15-year-old football player, unlike Luke who was a short, chubby boy with acne. Being the only two students at their school to get scholarships, they were naturally paired.</w:t>
-      </w:r>
-    </w:p>
-    <w:p>
-      <w:r>
         <w:t>T</w:t>
       </w:r>
       <w:r>
-        <w:t>he line advanced and finally they arrived.</w:t>
+        <w:t xml:space="preserve">he line advanced and </w:t>
+      </w:r>
+      <w:r>
+        <w:t>it was Luke’s turn</w:t>
+      </w:r>
+      <w:r>
+        <w:t>.</w:t>
+      </w:r>
+    </w:p>
+    <w:p>
+      <w:r>
+        <w:t xml:space="preserve">Luke handed the proctor his </w:t>
+      </w:r>
+      <w:r>
+        <w:t xml:space="preserve">letter of acceptance. The man entered data into his laptop and fiddled with a device. He handed the device </w:t>
+      </w:r>
+      <w:r>
+        <w:t xml:space="preserve">and a wireless charger </w:t>
+      </w:r>
+      <w:r>
+        <w:t>to Luke and said, “Welcome to school.”</w:t>
+      </w:r>
+    </w:p>
+    <w:p>
+      <w:r>
+        <w:t xml:space="preserve">Stuffing the devices into a pocket, Luke said, </w:t>
+      </w:r>
+      <w:r>
+        <w:t xml:space="preserve">“Thanks,” and joined </w:t>
+      </w:r>
+      <w:r>
+        <w:t>Ripper</w:t>
+      </w:r>
+      <w:r>
+        <w:t>. Together they headed in.</w:t>
       </w:r>
     </w:p>
     <w:p>
       <w:r>
         <w:lastRenderedPageBreak/>
-        <w:t xml:space="preserve">Luke handed the proctor his </w:t>
-      </w:r>
-      <w:r>
-        <w:t xml:space="preserve">letter of acceptance. The man entered data into his laptop and fiddled with a device. He handed the device </w:t>
-      </w:r>
-      <w:r>
-        <w:t xml:space="preserve">and a wireless charger </w:t>
-      </w:r>
-      <w:r>
-        <w:t>to Luke and said, “Welcome to school.”</w:t>
-      </w:r>
-    </w:p>
-    <w:p>
-      <w:r>
-        <w:t xml:space="preserve">Stuffing the devices into a pocket, Luke said, </w:t>
-      </w:r>
-      <w:r>
-        <w:t xml:space="preserve">“Thanks,” and joined </w:t>
-      </w:r>
-      <w:r>
-        <w:t>Ripper</w:t>
-      </w:r>
-      <w:r>
-        <w:t>. Together they headed in.</w:t>
-      </w:r>
-    </w:p>
-    <w:p>
-      <w:r>
         <w:t xml:space="preserve">They </w:t>
       </w:r>
       <w:r>
@@ -565,21 +572,32 @@
     </w:p>
     <w:p>
       <w:r>
-        <w:t xml:space="preserve">“This cell phone isn’t IOS or Android,” Luke said. “Also, it’s rather bare-boned, with </w:t>
-      </w:r>
-      <w:r>
-        <w:t xml:space="preserve">only </w:t>
-      </w:r>
-      <w:r>
-        <w:t>a few</w:t>
-      </w:r>
-      <w:r>
-        <w:t xml:space="preserve"> apps.</w:t>
-      </w:r>
-    </w:p>
-    <w:p>
-      <w:r>
-        <w:t xml:space="preserve">“There is a Map App, Party Chat, </w:t>
+        <w:t>“This cell phone isn’t IOS or Android,” Luke said</w:t>
+      </w:r>
+      <w:r>
+        <w:t>. “Also, I can’t an app store.</w:t>
+      </w:r>
+      <w:r>
+        <w:t>”</w:t>
+      </w:r>
+    </w:p>
+    <w:p>
+      <w:r>
+        <w:t>“Can you help me with this?” Ripper asked. “I’m not good with technology.”</w:t>
+      </w:r>
+    </w:p>
+    <w:p>
+      <w:r>
+        <w:t xml:space="preserve">“The apps seem straight forward,” Luke said. </w:t>
+      </w:r>
+      <w:r>
+        <w:t xml:space="preserve">“There is </w:t>
+      </w:r>
+      <w:r>
+        <w:t xml:space="preserve">Music, Videos, </w:t>
+      </w:r>
+      <w:r>
+        <w:t xml:space="preserve">Map, Party Chat, </w:t>
       </w:r>
       <w:r>
         <w:t xml:space="preserve">Camera, </w:t>
@@ -597,13 +615,10 @@
         <w:t>Settings</w:t>
       </w:r>
       <w:r>
-        <w:t xml:space="preserve">. </w:t>
-      </w:r>
-      <w:r>
-        <w:t>I can’t find any</w:t>
-      </w:r>
-      <w:r>
-        <w:t xml:space="preserve"> no app store or anything.”</w:t>
+        <w:t>. No games. I suppose that’s not surprising.</w:t>
+      </w:r>
+      <w:r>
+        <w:t>”</w:t>
       </w:r>
     </w:p>
     <w:p>
@@ -786,7 +801,6 @@
     </w:p>
     <w:p>
       <w:r>
-        <w:lastRenderedPageBreak/>
         <w:t>“You’re right,” Luke said. “That is freaky.”</w:t>
       </w:r>
     </w:p>
@@ -814,6 +828,7 @@
         <w:rPr>
           <w:u w:val="single"/>
         </w:rPr>
+        <w:lastRenderedPageBreak/>
         <w:t>Ripper Jones</w:t>
       </w:r>
       <w:r>
@@ -1036,87 +1051,1584 @@
         <w:t>I thought you would be stronger</w:t>
       </w:r>
       <w:r>
-        <w:t xml:space="preserve">,” Luke said. </w:t>
-      </w:r>
-      <w:r>
-        <w:t xml:space="preserve">“But </w:t>
-      </w:r>
-      <w:r>
-        <w:t>Nerve, Manna Channeling, Charisma and Luck don’t make sense</w:t>
+        <w:t>,</w:t>
+      </w:r>
+      <w:r>
+        <w:t xml:space="preserve"> considering you are a football player, and I’m an overweight </w:t>
+      </w:r>
+      <w:r>
+        <w:t xml:space="preserve">guy </w:t>
+      </w:r>
+      <w:r>
+        <w:t>with acne</w:t>
+      </w:r>
+      <w:r>
+        <w:t xml:space="preserve"> and glasses,</w:t>
+      </w:r>
+      <w:r>
+        <w:t>” Luke said.</w:t>
+      </w:r>
+    </w:p>
+    <w:p>
+      <w:r>
+        <w:t>“Your Nerve and Manna Channeling are greater,” Ripper said.</w:t>
+      </w:r>
+    </w:p>
+    <w:p>
+      <w:r>
+        <w:t>“What is that and how do you measure any of it?” Luke asked.</w:t>
+      </w:r>
+    </w:p>
+    <w:p>
+      <w:r>
+        <w:t xml:space="preserve">“Greeting </w:t>
+      </w:r>
+      <w:r>
+        <w:t>students</w:t>
+      </w:r>
+      <w:r>
+        <w:t>,” a man in a business suit called</w:t>
+      </w:r>
+      <w:r>
+        <w:t xml:space="preserve"> from on stage</w:t>
+      </w:r>
+      <w:r>
+        <w:t>, silencing the room.</w:t>
+      </w:r>
+    </w:p>
+    <w:p>
+      <w:r>
+        <w:t>“My name is Dr. Everson Thornville</w:t>
+      </w:r>
+      <w:r>
+        <w:t xml:space="preserve"> and I am your</w:t>
+      </w:r>
+      <w:r>
+        <w:t xml:space="preserve"> principle.</w:t>
+      </w:r>
+      <w:r>
+        <w:t xml:space="preserve"> You may call me Principle Thornville or Dr. Thornville.</w:t>
+      </w:r>
+    </w:p>
+    <w:p>
+      <w:r>
+        <w:t xml:space="preserve">“Welcome to the Albert Einstein </w:t>
+      </w:r>
+      <w:r>
+        <w:t>Academy</w:t>
+      </w:r>
+      <w:r>
+        <w:t xml:space="preserve"> for Gifted Children.</w:t>
+      </w:r>
+    </w:p>
+    <w:p>
+      <w:r>
+        <w:t>“Congratulations</w:t>
+      </w:r>
+      <w:r>
+        <w:t>,</w:t>
+      </w:r>
+      <w:r>
+        <w:t xml:space="preserve"> all</w:t>
+      </w:r>
+      <w:r>
+        <w:t xml:space="preserve"> of you for securing a scholarship. Of the millions of kids throughout the world, </w:t>
+      </w:r>
+      <w:r>
+        <w:t>less than</w:t>
+      </w:r>
+      <w:r>
+        <w:t xml:space="preserve"> </w:t>
+      </w:r>
+      <w:r>
+        <w:t>12</w:t>
+      </w:r>
+      <w:r>
+        <w:t>00 students were accepted this year.”</w:t>
+      </w:r>
+    </w:p>
+    <w:p>
+      <w:r>
+        <w:t>The principle paused to let the students feel proud for their accomplishments.</w:t>
+      </w:r>
+    </w:p>
+    <w:p>
+      <w:r>
+        <w:t xml:space="preserve">“You are all here because we believe you are the shining future of our tiny </w:t>
+      </w:r>
+      <w:r>
+        <w:t>blue star</w:t>
+      </w:r>
+      <w:r>
+        <w:t>.</w:t>
+      </w:r>
+      <w:r>
+        <w:t xml:space="preserve"> Over the next few years you will learn the skills needed to handle the terrifying changes that will befall </w:t>
+      </w:r>
+      <w:r>
+        <w:t>Blue Star</w:t>
       </w:r>
       <w:r>
         <w:t>.”</w:t>
       </w:r>
     </w:p>
     <w:p>
-      <w:r>
-        <w:t>“Your Nerve and Manna Channeling are greater,” Ripper said.</w:t>
-      </w:r>
-    </w:p>
-    <w:p>
-      <w:r>
-        <w:t xml:space="preserve">“Greeting </w:t>
-      </w:r>
-      <w:r>
-        <w:t>students</w:t>
-      </w:r>
-      <w:r>
-        <w:t>,” a man in a business suit on stage called, silencing the room.</w:t>
-      </w:r>
-    </w:p>
-    <w:p>
-      <w:r>
-        <w:t>“My name is Dr. Everson Thornville</w:t>
-      </w:r>
-      <w:r>
-        <w:t xml:space="preserve"> and I am your</w:t>
-      </w:r>
-      <w:r>
-        <w:t xml:space="preserve"> principle.</w:t>
-      </w:r>
-      <w:r>
-        <w:t xml:space="preserve"> You may call me Principle Thornville or Dr. Thornville.</w:t>
-      </w:r>
-    </w:p>
-    <w:p>
-      <w:r>
-        <w:t xml:space="preserve">“Welcome to the Albert Einstein </w:t>
-      </w:r>
-      <w:r>
-        <w:t>Academy</w:t>
-      </w:r>
-      <w:r>
-        <w:t xml:space="preserve"> for Gifted Children.</w:t>
-      </w:r>
-    </w:p>
-    <w:p>
-      <w:r>
-        <w:t xml:space="preserve">“You are all here because we believe you are the shining future of our tiny </w:t>
-      </w:r>
-      <w:r>
-        <w:t>blue star</w:t>
+      <w:proofErr w:type="gramStart"/>
+      <w:r>
+        <w:lastRenderedPageBreak/>
+        <w:t>“Blue Star?”</w:t>
+      </w:r>
+      <w:proofErr w:type="gramEnd"/>
+      <w:r>
+        <w:t xml:space="preserve"> Ripper asked. “Doesn’t he mean Earth?”</w:t>
+      </w:r>
+    </w:p>
+    <w:p>
+      <w:r>
+        <w:t>“</w:t>
+      </w:r>
+      <w:r>
+        <w:t xml:space="preserve">Who </w:t>
+      </w:r>
+      <w:r>
+        <w:t>know</w:t>
+      </w:r>
+      <w:r>
+        <w:t>s?</w:t>
+      </w:r>
+      <w:r>
+        <w:t>” Luke said.</w:t>
+      </w:r>
+    </w:p>
+    <w:p>
+      <w:r>
+        <w:t>“In this school, you will not learn to become a worker</w:t>
+      </w:r>
+      <w:r>
+        <w:t xml:space="preserve"> at an office, factory or what not</w:t>
+      </w:r>
+      <w:r>
+        <w:t>. AI can do that easily</w:t>
+      </w:r>
+      <w:r>
+        <w:t xml:space="preserve">,” the principle </w:t>
+      </w:r>
+      <w:r>
+        <w:t>said</w:t>
+      </w:r>
+      <w:r>
+        <w:t>. “</w:t>
+      </w:r>
+      <w:r>
+        <w:t xml:space="preserve">Our goal is to teach each of you to become masters of your own destinies. </w:t>
+      </w:r>
+      <w:r>
+        <w:t>Only then may you overcome the monsters surrounding us and gain true strength.</w:t>
+      </w:r>
+      <w:r>
+        <w:t>”</w:t>
+      </w:r>
+    </w:p>
+    <w:p>
+      <w:proofErr w:type="gramStart"/>
+      <w:r>
+        <w:t>“Monsters?”</w:t>
+      </w:r>
+      <w:proofErr w:type="gramEnd"/>
+      <w:r>
+        <w:t xml:space="preserve"> Ripper asked.</w:t>
+      </w:r>
+    </w:p>
+    <w:p>
+      <w:r>
+        <w:t xml:space="preserve">“Either it’s a metaphor or the principle is </w:t>
+      </w:r>
+      <w:r>
+        <w:t xml:space="preserve">a </w:t>
+      </w:r>
+      <w:r>
+        <w:t>crazy</w:t>
+      </w:r>
+      <w:r>
+        <w:t xml:space="preserve"> gamer</w:t>
+      </w:r>
+      <w:r>
+        <w:t xml:space="preserve">,” </w:t>
+      </w:r>
+      <w:r>
+        <w:t>Luke</w:t>
+      </w:r>
+      <w:r>
+        <w:t xml:space="preserve"> said.</w:t>
+      </w:r>
+    </w:p>
+    <w:p>
+      <w:r>
+        <w:t>The principle smiled at the confused students and said, “</w:t>
+      </w:r>
+      <w:r>
+        <w:t xml:space="preserve">Ms. </w:t>
+      </w:r>
+      <w:r>
+        <w:t xml:space="preserve">Annie </w:t>
+      </w:r>
+      <w:r>
+        <w:t>Aranor</w:t>
+      </w:r>
+      <w:r>
+        <w:t>, please enter.”</w:t>
+      </w:r>
+    </w:p>
+    <w:p>
+      <w:r>
+        <w:t>From offstage a teenage girl entered, wearing the school uniform.</w:t>
+      </w:r>
+    </w:p>
+    <w:p>
+      <w:r>
+        <w:t xml:space="preserve">The </w:t>
+      </w:r>
+      <w:r>
+        <w:t xml:space="preserve">auditorium </w:t>
+      </w:r>
+      <w:r>
+        <w:t xml:space="preserve">filled with </w:t>
+      </w:r>
+      <w:r>
+        <w:t>whispers</w:t>
+      </w:r>
+      <w:r>
+        <w:t xml:space="preserve"> at the sight of the girl</w:t>
       </w:r>
       <w:r>
         <w:t>.</w:t>
       </w:r>
-      <w:r>
-        <w:t xml:space="preserve"> Over the next few years you will learn the skills needed to handle the terrifying changes that will befall </w:t>
-      </w:r>
-      <w:r>
-        <w:t>Blue Star</w:t>
+    </w:p>
+    <w:p>
+      <w:r>
+        <w:t xml:space="preserve">“Damn, she looks like an elfin princess,” </w:t>
+      </w:r>
+      <w:r>
+        <w:t>Luke</w:t>
+      </w:r>
+      <w:r>
+        <w:t xml:space="preserve"> said as he almost drooled. He</w:t>
+      </w:r>
+      <w:r>
+        <w:t xml:space="preserve"> had the urge jump on stage and…</w:t>
+      </w:r>
+    </w:p>
+    <w:p>
+      <w:r>
+        <w:t>Luke</w:t>
+      </w:r>
+      <w:r>
+        <w:t xml:space="preserve"> wouldn’t do that in real life. He wasn’t that stupid.</w:t>
+      </w:r>
+      <w:r>
+        <w:t xml:space="preserve"> </w:t>
+      </w:r>
+      <w:r>
+        <w:t>However, nothing prevented him from ravaging her in his mind.</w:t>
+      </w:r>
+    </w:p>
+    <w:p>
+      <w:r>
+        <w:t>All about, the other teen</w:t>
+      </w:r>
+      <w:r>
+        <w:t xml:space="preserve"> boy</w:t>
+      </w:r>
+      <w:r>
+        <w:t>s had the same desire, even many of the ladies.</w:t>
+      </w:r>
+    </w:p>
+    <w:p>
+      <w:r>
+        <w:t>“</w:t>
+      </w:r>
+      <w:r>
+        <w:t xml:space="preserve">Ms. </w:t>
+      </w:r>
+      <w:r>
+        <w:t xml:space="preserve">Annie </w:t>
+      </w:r>
+      <w:r>
+        <w:t>Aranor</w:t>
+      </w:r>
+      <w:r>
+        <w:t xml:space="preserve"> is </w:t>
+      </w:r>
+      <w:r>
+        <w:t xml:space="preserve">the youngest daughter of </w:t>
+      </w:r>
+      <w:r>
+        <w:t xml:space="preserve">Mr. </w:t>
+      </w:r>
+      <w:r>
+        <w:t xml:space="preserve">Edward </w:t>
+      </w:r>
+      <w:r>
+        <w:t>Aranor</w:t>
+      </w:r>
+      <w:r>
+        <w:t xml:space="preserve">, </w:t>
+      </w:r>
+      <w:r>
+        <w:t>c</w:t>
+      </w:r>
+      <w:r>
+        <w:t>hair</w:t>
+      </w:r>
+      <w:r>
+        <w:t xml:space="preserve"> </w:t>
+      </w:r>
+      <w:r>
+        <w:t xml:space="preserve">and founder </w:t>
+      </w:r>
+      <w:r>
+        <w:t xml:space="preserve">of this school,” Principle Bertrand said. “And yes, I’m talking about </w:t>
+      </w:r>
+      <w:r>
+        <w:t xml:space="preserve">France-base </w:t>
+      </w:r>
+      <w:r>
+        <w:t>Aranor</w:t>
+      </w:r>
+      <w:r>
+        <w:t xml:space="preserve"> </w:t>
+      </w:r>
+      <w:r>
+        <w:t>Technology, famous for its fusion reactors, personal robots, quantum technologies, and so much more.</w:t>
+      </w:r>
+    </w:p>
+    <w:p>
+      <w:r>
+        <w:lastRenderedPageBreak/>
+        <w:t>“However, that is not why she is here,” the principle said. “</w:t>
+      </w:r>
+      <w:r>
+        <w:t xml:space="preserve">She is </w:t>
+      </w:r>
+      <w:r>
+        <w:t>your year representative</w:t>
+      </w:r>
+      <w:r>
+        <w:t xml:space="preserve"> because of her exceptional talents</w:t>
+      </w:r>
+      <w:r>
+        <w:t xml:space="preserve"> and test scores</w:t>
       </w:r>
       <w:r>
         <w:t>.”</w:t>
       </w:r>
     </w:p>
     <w:p>
+      <w:r>
+        <w:t>Annie had the grace to blush. “Damn she’s cute,” Luke muttered.</w:t>
+      </w:r>
+      <w:r>
+        <w:t xml:space="preserve"> “No offence but I think she has a higher charisma score than you.”</w:t>
+      </w:r>
+    </w:p>
+    <w:p>
+      <w:r>
+        <w:t>“You’re right,” Ripper said.</w:t>
+      </w:r>
+    </w:p>
+    <w:p>
+      <w:r>
+        <w:t>The principle resumed speaking.</w:t>
+      </w:r>
+    </w:p>
+    <w:p>
+      <w:r>
+        <w:t>“</w:t>
+      </w:r>
+      <w:r>
+        <w:t xml:space="preserve">Yes, many of you here exceed her in terms of </w:t>
+      </w:r>
+      <w:r>
+        <w:t>speed, strength,</w:t>
+      </w:r>
+      <w:r>
+        <w:t xml:space="preserve"> academics,</w:t>
+      </w:r>
+      <w:r>
+        <w:t xml:space="preserve"> and problem solving, to name a few. However, her combined scores exceed everyone here</w:t>
+      </w:r>
+      <w:r>
+        <w:t>.</w:t>
+      </w:r>
+    </w:p>
+    <w:p>
+      <w:r>
+        <w:t>“Considering you are the cream of the crop</w:t>
+      </w:r>
+      <w:r>
+        <w:t xml:space="preserve">, </w:t>
+      </w:r>
+      <w:r>
+        <w:t xml:space="preserve">the elite of the elite, </w:t>
+      </w:r>
+      <w:r>
+        <w:t>that’s saying something.</w:t>
+      </w:r>
+    </w:p>
+    <w:p>
+      <w:r>
+        <w:t xml:space="preserve">“Ms. </w:t>
+      </w:r>
+      <w:r>
+        <w:t>Aranor</w:t>
+      </w:r>
+      <w:r>
+        <w:t>, please speak to your cohort.”</w:t>
+      </w:r>
+    </w:p>
+    <w:p>
+      <w:r>
+        <w:t>Annie stepped up to the mike and took a breath.</w:t>
+      </w:r>
+    </w:p>
+    <w:p>
+      <w:r>
+        <w:t xml:space="preserve">“Thank you Principle Thornville,” Annie said. “6 years ago my father founded this </w:t>
+      </w:r>
+      <w:r>
+        <w:t>academy using his considerable wealth. The purpose is to gather the best and brightest kids of the world in order to forge a better world for everyone.</w:t>
+      </w:r>
+    </w:p>
+    <w:p>
+      <w:r>
+        <w:t>“</w:t>
+      </w:r>
+      <w:r>
+        <w:t xml:space="preserve">Sad to say the world is full of monsters. They live just below the surface, hungry to come out and </w:t>
+      </w:r>
+      <w:r>
+        <w:t>slaughter</w:t>
+      </w:r>
+      <w:r>
+        <w:t xml:space="preserve">. </w:t>
+      </w:r>
+      <w:r>
+        <w:t>E</w:t>
+      </w:r>
+      <w:r>
+        <w:t xml:space="preserve">nvironmental </w:t>
+      </w:r>
+      <w:r>
+        <w:t>contamination</w:t>
+      </w:r>
+      <w:r>
+        <w:t xml:space="preserve">, desecration of </w:t>
+      </w:r>
+      <w:r>
+        <w:t>sacred</w:t>
+      </w:r>
+      <w:r>
+        <w:t xml:space="preserve"> lands</w:t>
+      </w:r>
+      <w:r>
+        <w:t>, polarization of the world</w:t>
+      </w:r>
+      <w:r>
+        <w:t xml:space="preserve">, </w:t>
+      </w:r>
+      <w:r>
+        <w:t xml:space="preserve">extreme wealth disparities, </w:t>
+      </w:r>
+      <w:r>
+        <w:t>despair and hate</w:t>
+      </w:r>
+      <w:r>
+        <w:t xml:space="preserve"> are making things worse.</w:t>
+      </w:r>
+    </w:p>
+    <w:p>
+      <w:r>
+        <w:t xml:space="preserve">“Our goal here is simple. Become strong and never place our fate on </w:t>
+      </w:r>
+      <w:r>
+        <w:t>so-called saviors</w:t>
+      </w:r>
+      <w:r>
+        <w:t>.</w:t>
+      </w:r>
+    </w:p>
+    <w:p>
+      <w:r>
+        <w:t>“I look forward to growing ever stronger with all of you.”</w:t>
+      </w:r>
+    </w:p>
+    <w:p>
+      <w:r>
+        <w:lastRenderedPageBreak/>
+        <w:t>With that Annie stepped off from the podium.</w:t>
+      </w:r>
+    </w:p>
+    <w:p>
+      <w:r>
+        <w:t xml:space="preserve">“Thank you Ms. </w:t>
+      </w:r>
+      <w:r>
+        <w:t>Aranor</w:t>
+      </w:r>
+      <w:r>
+        <w:t>,” the principle said.</w:t>
+      </w:r>
+    </w:p>
+    <w:p>
+      <w:r>
+        <w:t>“This first week is for you to settle in. Then next week you will get to know the true nature of this school and why you are here.</w:t>
+      </w:r>
+    </w:p>
+    <w:p>
+      <w:r>
+        <w:t>“We selected each of you because we believe you are best qualified. However, we might have been wrong. If, for whatever reason, you find this place overwhelming, you are free to return to your country.</w:t>
+      </w:r>
+    </w:p>
+    <w:p>
+      <w:r>
+        <w:t>“We will even extend your scholarship to other schools.”</w:t>
+      </w:r>
+    </w:p>
+    <w:p>
+      <w:r>
+        <w:t>The principle paused for the message to sink in and then continued.</w:t>
+      </w:r>
+    </w:p>
+    <w:p>
+      <w:r>
+        <w:t>“</w:t>
+      </w:r>
+      <w:r>
+        <w:t>You will find y</w:t>
+      </w:r>
+      <w:r>
+        <w:t>our luggage in your dormitory rooms.</w:t>
+      </w:r>
+      <w:r>
+        <w:t xml:space="preserve"> Your map app will guide you there.</w:t>
+      </w:r>
+    </w:p>
+    <w:p>
+      <w:r>
+        <w:t>“</w:t>
+      </w:r>
+      <w:r>
+        <w:t xml:space="preserve">Also, you will find your school issued uniforms, </w:t>
+      </w:r>
+      <w:r>
+        <w:t xml:space="preserve">school books, </w:t>
+      </w:r>
+      <w:r>
+        <w:t xml:space="preserve">and everything else you will need to </w:t>
+      </w:r>
+      <w:r>
+        <w:t>attend classes.</w:t>
+      </w:r>
+    </w:p>
+    <w:p>
+      <w:r>
+        <w:t>“Go to your dormitories and settle in.</w:t>
+      </w:r>
+    </w:p>
+    <w:p>
+      <w:r>
+        <w:t>“Your homework is to become familiar with your devices.</w:t>
+      </w:r>
+    </w:p>
+    <w:p>
+      <w:r>
+        <w:t>“After that</w:t>
+      </w:r>
+      <w:r>
+        <w:t>, I encourage you to spend time getting to know your fellow students and exploring the local town. Also, the hiking trails are amazing, with rivers, wat</w:t>
+      </w:r>
+      <w:r>
+        <w:t>erfalls and canyons to explore.”</w:t>
+      </w:r>
+    </w:p>
+    <w:p>
+      <w:r>
+        <w:t xml:space="preserve">The principle paused and then said, “I do need to warn you. Please avoid leaving </w:t>
+      </w:r>
+      <w:r>
+        <w:t xml:space="preserve">town or </w:t>
+      </w:r>
+      <w:r>
+        <w:t xml:space="preserve">school grounds after </w:t>
+      </w:r>
+      <w:r>
+        <w:t>dusk</w:t>
+      </w:r>
+      <w:r>
+        <w:t>. This is especially true of the surrounding forests</w:t>
+      </w:r>
+      <w:r>
+        <w:t xml:space="preserve"> and mountains</w:t>
+      </w:r>
+      <w:r>
+        <w:t>.</w:t>
+      </w:r>
+      <w:r>
+        <w:t>”</w:t>
+      </w:r>
+    </w:p>
+    <w:p>
+      <w:r>
+        <w:t xml:space="preserve">The principle paused and then said in a sinister voice, </w:t>
+      </w:r>
+      <w:r>
+        <w:t>“</w:t>
+      </w:r>
+      <w:r>
+        <w:t>The dark is filled with dangers</w:t>
+      </w:r>
+      <w:r>
+        <w:t xml:space="preserve">. </w:t>
+      </w:r>
+      <w:r>
+        <w:t>Things are out there. Things best left undisturbed.”</w:t>
+      </w:r>
+    </w:p>
+    <w:p>
+      <w:r>
+        <w:t>That sent a chill down Luke’s back.</w:t>
+      </w:r>
+    </w:p>
+    <w:p>
+      <w:r>
+        <w:lastRenderedPageBreak/>
+        <w:t>“That’s creepy,” Ripper muttered.</w:t>
+      </w:r>
+    </w:p>
+    <w:p>
+      <w:r>
+        <w:t xml:space="preserve">“Principle Thornville, please don’t scare the kids,” a woman </w:t>
+      </w:r>
+      <w:r>
+        <w:t>scolded</w:t>
+      </w:r>
+      <w:r>
+        <w:t>.</w:t>
+      </w:r>
+    </w:p>
+    <w:p>
+      <w:r>
+        <w:t xml:space="preserve">“This is vice-principle </w:t>
+      </w:r>
+      <w:r>
+        <w:t xml:space="preserve">Mrs. </w:t>
+      </w:r>
+      <w:r>
+        <w:t>Eliot Drew,” the principle said</w:t>
+      </w:r>
+      <w:r>
+        <w:t>, pointing at the woman</w:t>
+      </w:r>
+      <w:r>
+        <w:t xml:space="preserve">. </w:t>
+      </w:r>
+      <w:r>
+        <w:t xml:space="preserve">He turned to the vice-principle and said, </w:t>
+      </w:r>
+      <w:r>
+        <w:t>“</w:t>
+      </w:r>
+      <w:r>
+        <w:t>Fear is essential if one is to stay safe. You know what is out there.”</w:t>
+      </w:r>
+    </w:p>
+    <w:p>
+      <w:r>
+        <w:t xml:space="preserve">The principle turned back to the audience and said, “The </w:t>
+      </w:r>
+      <w:r>
+        <w:t xml:space="preserve">boundary of </w:t>
+      </w:r>
+      <w:r>
+        <w:t>both the town and</w:t>
+      </w:r>
+      <w:r>
+        <w:t xml:space="preserve"> school grounds is</w:t>
+      </w:r>
+      <w:r>
+        <w:t xml:space="preserve"> well marked.</w:t>
+      </w:r>
+    </w:p>
+    <w:p>
+      <w:r>
+        <w:t>“</w:t>
+      </w:r>
+      <w:r>
+        <w:t xml:space="preserve">You are </w:t>
+      </w:r>
+      <w:r>
+        <w:t xml:space="preserve">required to be either on </w:t>
+      </w:r>
+      <w:r>
+        <w:t xml:space="preserve">campus grounds </w:t>
+      </w:r>
+      <w:r>
+        <w:t xml:space="preserve">or in the town </w:t>
+      </w:r>
+      <w:r>
+        <w:t xml:space="preserve">proper </w:t>
+      </w:r>
+      <w:r>
+        <w:t xml:space="preserve">between </w:t>
+      </w:r>
+      <w:r>
+        <w:t>dusk and dawn. Those rules are there for a reason. We don’t want tragedies.</w:t>
+      </w:r>
+    </w:p>
+    <w:p>
+      <w:r>
+        <w:t xml:space="preserve">“Don’t stay up too late. </w:t>
+      </w:r>
+      <w:r>
+        <w:t>School starts t</w:t>
+      </w:r>
+      <w:r>
+        <w:t>omorrow.</w:t>
+      </w:r>
+    </w:p>
+    <w:p>
+      <w:r>
+        <w:t>“</w:t>
+      </w:r>
+      <w:r>
+        <w:t>Dismissed</w:t>
+      </w:r>
+      <w:r>
+        <w:t>…</w:t>
+      </w:r>
+      <w:r>
+        <w:t>”</w:t>
+      </w:r>
+    </w:p>
+    <w:p>
+      <w:r>
+        <w:t xml:space="preserve">The auditorium burst into a cacophony as everyone tried to understand </w:t>
+      </w:r>
+      <w:r>
+        <w:t>the dire warning.</w:t>
+      </w:r>
+    </w:p>
+    <w:p>
+      <w:r>
+        <w:t>“Damn, that was weird,” Ripper said. “Why not just say we will get into trouble?”</w:t>
+      </w:r>
+    </w:p>
+    <w:p>
+      <w:r>
+        <w:t xml:space="preserve">“Maybe there are wild animals,” </w:t>
+      </w:r>
+      <w:r>
+        <w:t>Luke</w:t>
+      </w:r>
+      <w:r>
+        <w:t xml:space="preserve"> said. “No</w:t>
+      </w:r>
+      <w:r>
+        <w:t>,</w:t>
+      </w:r>
+      <w:r>
+        <w:t xml:space="preserve"> that doesn’t make sense. The principle said we should explore during the day.”</w:t>
+      </w:r>
+    </w:p>
+    <w:p>
+      <w:r>
+        <w:t xml:space="preserve">Luke waited his turn as </w:t>
+      </w:r>
+      <w:r>
+        <w:t>almost 1200</w:t>
+      </w:r>
+      <w:r>
+        <w:t xml:space="preserve"> students exited. A short walk brought them to</w:t>
+      </w:r>
+      <w:r>
+        <w:t xml:space="preserve"> their dormitory room.</w:t>
+      </w:r>
+    </w:p>
+    <w:p>
+      <w:r>
+        <w:t xml:space="preserve">The studio apartment had a kitchenette to the left and a washroom to the right. Beyond were </w:t>
+      </w:r>
+      <w:r>
+        <w:t xml:space="preserve">two </w:t>
+      </w:r>
+      <w:r>
+        <w:t>elevated beds</w:t>
+      </w:r>
+      <w:r>
+        <w:t>. Under each bed was a study area with desk, chair</w:t>
+      </w:r>
+      <w:r>
+        <w:t xml:space="preserve">, </w:t>
+      </w:r>
+      <w:r>
+        <w:t xml:space="preserve">and </w:t>
+      </w:r>
+      <w:r>
+        <w:t>chest of draws.</w:t>
+      </w:r>
+    </w:p>
+    <w:p>
+      <w:r>
+        <w:t xml:space="preserve">On the floor to the right was </w:t>
+      </w:r>
+      <w:r>
+        <w:t>Luke</w:t>
+      </w:r>
+      <w:r>
+        <w:t>’s lugg</w:t>
+      </w:r>
+      <w:r>
+        <w:t xml:space="preserve">age. </w:t>
+      </w:r>
+      <w:r>
+        <w:t>School books lined a book shelf.</w:t>
+      </w:r>
+    </w:p>
+    <w:p>
+      <w:r>
+        <w:lastRenderedPageBreak/>
+        <w:t xml:space="preserve"> </w:t>
+      </w:r>
+      <w:r>
+        <w:t>“What’s the WIFI password?”</w:t>
+      </w:r>
+      <w:r>
+        <w:t xml:space="preserve"> Ripper asked.</w:t>
+      </w:r>
+    </w:p>
+    <w:p>
+      <w:r>
+        <w:t xml:space="preserve">“Challenger 423,” </w:t>
+      </w:r>
+      <w:r>
+        <w:t>Luke</w:t>
+      </w:r>
+      <w:r>
+        <w:t xml:space="preserve"> said, pointing at a sign on the wall.</w:t>
+      </w:r>
+    </w:p>
+    <w:p>
+      <w:r>
+        <w:t>“Thanks,” Ripper said as he opened his laptop.</w:t>
+      </w:r>
+    </w:p>
+    <w:p>
+      <w:r>
+        <w:t>Luke</w:t>
+      </w:r>
+      <w:r>
+        <w:t xml:space="preserve"> </w:t>
+      </w:r>
+      <w:r>
+        <w:t>unpacked, placing his clothes</w:t>
+      </w:r>
+      <w:r>
+        <w:t xml:space="preserve"> and items</w:t>
+      </w:r>
+      <w:r>
+        <w:t xml:space="preserve"> in </w:t>
+      </w:r>
+      <w:r>
+        <w:t>his</w:t>
+      </w:r>
+      <w:r>
+        <w:t xml:space="preserve"> closet and chest of drawers. Last item was his laptop.</w:t>
+      </w:r>
+    </w:p>
+    <w:p>
+      <w:r>
+        <w:t>It was time to call his parents.</w:t>
+      </w:r>
+    </w:p>
+    <w:p>
+      <w:r>
+        <w:t xml:space="preserve">“Hi Mum, Dad, Goat Father,” </w:t>
+      </w:r>
+      <w:r>
+        <w:t>Luke</w:t>
+      </w:r>
+      <w:r>
+        <w:t xml:space="preserve"> said.</w:t>
+      </w:r>
+    </w:p>
+    <w:p>
+      <w:r>
+        <w:t>Ripper glanced at Luke but didn’t say anything.</w:t>
+      </w:r>
+    </w:p>
+    <w:p>
+      <w:r>
+        <w:t xml:space="preserve">“Hi </w:t>
+      </w:r>
+      <w:r>
+        <w:t>Luke</w:t>
+      </w:r>
+      <w:r>
+        <w:t xml:space="preserve">,” </w:t>
+      </w:r>
+      <w:r>
+        <w:t>Luke</w:t>
+      </w:r>
+      <w:r>
+        <w:t>’s mum</w:t>
+      </w:r>
+      <w:r>
+        <w:t>,</w:t>
+      </w:r>
+      <w:r>
+        <w:t xml:space="preserve"> </w:t>
+      </w:r>
+      <w:r>
+        <w:t>Susan</w:t>
+      </w:r>
+      <w:r>
+        <w:t>,</w:t>
+      </w:r>
+      <w:r>
+        <w:t xml:space="preserve"> </w:t>
+      </w:r>
+      <w:r>
+        <w:t>said. “Was the trip okay? Was there any problems?”</w:t>
+      </w:r>
+    </w:p>
+    <w:p>
+      <w:r>
+        <w:t xml:space="preserve">“No </w:t>
+      </w:r>
+      <w:r>
+        <w:t>Mum</w:t>
+      </w:r>
+      <w:r>
+        <w:t xml:space="preserve">,” </w:t>
+      </w:r>
+      <w:r>
+        <w:t>Luke</w:t>
+      </w:r>
+      <w:r>
+        <w:t xml:space="preserve"> said. “The trip was just tedious, since all I could see were clouds. Here is my room.”</w:t>
+      </w:r>
+    </w:p>
+    <w:p>
+      <w:r>
+        <w:t>Luke</w:t>
+      </w:r>
+      <w:r>
+        <w:t xml:space="preserve"> panned the phone around and said, “I even have a kitchenette, so I can practice my cooking.</w:t>
+      </w:r>
+    </w:p>
+    <w:p>
+      <w:r>
+        <w:t>“Ripper, say ‘Hi’.”</w:t>
+      </w:r>
+    </w:p>
+    <w:p>
+      <w:r>
+        <w:t xml:space="preserve">Ripper waved and </w:t>
+      </w:r>
+      <w:r>
+        <w:t>Luke</w:t>
+      </w:r>
+      <w:r>
+        <w:t xml:space="preserve"> stepped out onto the balcony.</w:t>
+      </w:r>
+    </w:p>
+    <w:p>
+      <w:r>
+        <w:t>Luke</w:t>
+      </w:r>
+      <w:r>
+        <w:t xml:space="preserve"> pointed his phone at the surrounding mountains.</w:t>
+      </w:r>
+    </w:p>
+    <w:p>
+      <w:r>
+        <w:t xml:space="preserve">“Those mountains are beautiful,” </w:t>
+      </w:r>
+      <w:r>
+        <w:t>Luke</w:t>
+      </w:r>
+      <w:r>
+        <w:t>’s mother said.</w:t>
+      </w:r>
+      <w:r>
+        <w:t xml:space="preserve"> “How is the school?”</w:t>
+      </w:r>
+    </w:p>
+    <w:p>
+      <w:r>
+        <w:t>“The school grounds are beautiful from what I’ve seen,” Luke said. “We passed through the town when we arrived. It’s expanding rather fast. You can see construction cranes everywhere.”</w:t>
+      </w:r>
+    </w:p>
+    <w:p>
+      <w:r>
+        <w:t xml:space="preserve">“I hear there are plenty of those nut jobs in </w:t>
+      </w:r>
+      <w:r>
+        <w:t>Switzerland</w:t>
+      </w:r>
+      <w:r>
+        <w:t xml:space="preserve">,” </w:t>
+      </w:r>
+      <w:r>
+        <w:t>Luke</w:t>
+      </w:r>
+      <w:r>
+        <w:t xml:space="preserve">’s dad </w:t>
+      </w:r>
+      <w:r>
+        <w:t xml:space="preserve">James </w:t>
+      </w:r>
+      <w:r>
+        <w:t>said.</w:t>
+      </w:r>
+    </w:p>
+    <w:p>
+      <w:r>
+        <w:lastRenderedPageBreak/>
+        <w:t xml:space="preserve">“There were some protesters at the gates when we arrived,” </w:t>
+      </w:r>
+      <w:r>
+        <w:t>Luke</w:t>
+      </w:r>
+      <w:r>
+        <w:t xml:space="preserve"> said.</w:t>
+      </w:r>
+    </w:p>
+    <w:p>
+      <w:r>
+        <w:t>“</w:t>
+      </w:r>
+      <w:r>
+        <w:t>So Goat Son</w:t>
+      </w:r>
+      <w:r>
+        <w:t>,</w:t>
+      </w:r>
+      <w:r>
+        <w:t xml:space="preserve"> did you eat any good books lately?</w:t>
+      </w:r>
+      <w:r>
+        <w:t xml:space="preserve">” </w:t>
+      </w:r>
+      <w:r>
+        <w:t>Luke</w:t>
+      </w:r>
+      <w:r>
+        <w:t xml:space="preserve">’s uncle and godfather </w:t>
+      </w:r>
+      <w:r>
+        <w:t>asked</w:t>
+      </w:r>
+      <w:r>
+        <w:t>.</w:t>
+      </w:r>
+    </w:p>
+    <w:p>
+      <w:r>
+        <w:t>Luke</w:t>
+      </w:r>
+      <w:r>
+        <w:t xml:space="preserve"> stepped back into the room and pointed the phone at his new school books. “I have plenty of food</w:t>
+      </w:r>
+      <w:r>
+        <w:t>.</w:t>
+      </w:r>
+      <w:r>
+        <w:t>”</w:t>
+      </w:r>
+    </w:p>
+    <w:p>
+      <w:r>
+        <w:t>Luke</w:t>
+      </w:r>
+      <w:r>
+        <w:t xml:space="preserve"> stepped back out onto the balcony and closed the door. He and his uncle started bleating at each other.</w:t>
+      </w:r>
+    </w:p>
+    <w:p>
+      <w:r>
+        <w:t xml:space="preserve">“Stop that you two,” </w:t>
+      </w:r>
+      <w:r>
+        <w:t>Luke</w:t>
+      </w:r>
+      <w:r>
+        <w:t xml:space="preserve">’s mother said angrily. “What if you </w:t>
+      </w:r>
+      <w:r>
+        <w:t>did</w:t>
+      </w:r>
+      <w:r>
+        <w:t xml:space="preserve"> that in public?”</w:t>
+      </w:r>
+    </w:p>
+    <w:p>
+      <w:r>
+        <w:t>“</w:t>
+      </w:r>
+      <w:r>
+        <w:t>Why should he be embarrassed?</w:t>
+      </w:r>
+      <w:r>
+        <w:t>” Luke’s uncle said. “</w:t>
+      </w:r>
+      <w:r>
+        <w:t>He should be proud of who he is</w:t>
+      </w:r>
+      <w:r>
+        <w:t>.”</w:t>
+      </w:r>
+    </w:p>
+    <w:p>
+      <w:r>
+        <w:t>“Okay dear, you better go,” Luke’s mother said. “You have plenty of work ahead of you.”</w:t>
+      </w:r>
+    </w:p>
+    <w:p>
+      <w:r>
+        <w:t xml:space="preserve">“Work hard, Luke,” </w:t>
+      </w:r>
+      <w:r>
+        <w:t>James</w:t>
+      </w:r>
+      <w:r>
+        <w:t xml:space="preserve"> said. “Remember I’m proud of you.”</w:t>
+      </w:r>
+    </w:p>
+    <w:p>
+      <w:r>
+        <w:t xml:space="preserve">“Thanks </w:t>
+      </w:r>
+      <w:r>
+        <w:t>Mum</w:t>
+      </w:r>
+      <w:r>
+        <w:t xml:space="preserve">, </w:t>
+      </w:r>
+      <w:r>
+        <w:t>Dad</w:t>
+      </w:r>
+      <w:r>
+        <w:t>,” Luke said.</w:t>
+      </w:r>
+    </w:p>
+    <w:p>
+      <w:r>
+        <w:t>“Remember to eat plenty of tin cans,” the uncle said. “You need plenty of iron for your growing bones.”</w:t>
+      </w:r>
+    </w:p>
+    <w:p>
+      <w:r>
+        <w:t xml:space="preserve">“Okay Goat Father,” Luke said. “Bye </w:t>
+      </w:r>
+      <w:r>
+        <w:t>Mum</w:t>
+      </w:r>
+      <w:r>
+        <w:t xml:space="preserve">, </w:t>
+      </w:r>
+      <w:r>
+        <w:t>Dad</w:t>
+      </w:r>
+      <w:r>
+        <w:t>, Goat Father.”</w:t>
+      </w:r>
+    </w:p>
+    <w:p>
+      <w:r>
+        <w:t xml:space="preserve">Luke </w:t>
+      </w:r>
+      <w:r>
+        <w:t>h</w:t>
+      </w:r>
+      <w:r>
+        <w:t>ung up the call and entered the room.</w:t>
+      </w:r>
+    </w:p>
+    <w:p>
+      <w:r>
+        <w:t>Ripper looked at Luke curiously.</w:t>
+      </w:r>
+    </w:p>
+    <w:p>
+      <w:r>
+        <w:t>“My uncle and I are both Capricorns,” Luke explained. “</w:t>
+      </w:r>
+      <w:r>
+        <w:t xml:space="preserve">He is also my godfather. </w:t>
+      </w:r>
+      <w:r>
+        <w:t xml:space="preserve">And goats are funny creatures. </w:t>
+      </w:r>
+      <w:r>
+        <w:t xml:space="preserve">It’s something we’ve been doing all my life. </w:t>
+      </w:r>
+      <w:r>
+        <w:t>Do you have a favorite animal?”</w:t>
+      </w:r>
+    </w:p>
+    <w:p>
+      <w:r>
+        <w:lastRenderedPageBreak/>
+        <w:t xml:space="preserve">Ripper paused a moment and then said, “I suppose it would be a gorilla. The ultimate </w:t>
+      </w:r>
+      <w:r>
+        <w:t>quarter</w:t>
+      </w:r>
+      <w:r>
+        <w:t xml:space="preserve"> backer would be a gorilla. They are the ultimate symbol of strength</w:t>
+      </w:r>
+      <w:r>
+        <w:t xml:space="preserve"> and power</w:t>
+      </w:r>
+      <w:r>
+        <w:t>.</w:t>
+      </w:r>
+    </w:p>
+    <w:p>
+      <w:r>
+        <w:t xml:space="preserve">“I finished unpacking. It’s time </w:t>
+      </w:r>
+      <w:r>
+        <w:t>to eat,” Luke</w:t>
+      </w:r>
+      <w:r>
+        <w:t xml:space="preserve"> said.</w:t>
+      </w:r>
+    </w:p>
+    <w:p>
       <w:proofErr w:type="gramStart"/>
       <w:r>
-        <w:t>“Blue Star?”</w:t>
+        <w:t>“</w:t>
+      </w:r>
+      <w:r>
+        <w:t>Town or cafeteria?”</w:t>
       </w:r>
       <w:proofErr w:type="gramEnd"/>
       <w:r>
-        <w:t xml:space="preserve"> Ripper asked. “Doesn’t he mean Earth?”</w:t>
+        <w:t xml:space="preserve"> Ripper asked.</w:t>
+      </w:r>
+    </w:p>
+    <w:p>
+      <w:r>
+        <w:t>“Town,” Luke said. “I’m betting you will get bored with the cafeteria fast enough.</w:t>
+      </w:r>
+      <w:r>
+        <w:t>”</w:t>
+      </w:r>
+    </w:p>
+    <w:p>
+      <w:r>
+        <w:t xml:space="preserve">“Not you?” Ripper </w:t>
+      </w:r>
+      <w:r>
+        <w:t>asked</w:t>
+      </w:r>
+      <w:r>
+        <w:t xml:space="preserve"> as they headed for the front gates.</w:t>
+      </w:r>
+    </w:p>
+    <w:p>
+      <w:r>
+        <w:t>“As you heard me talking to my uncle, I am a goat,” Luke said. “I don’t have hang-ups about food. I enjoy eating, and also cooking.”</w:t>
+      </w:r>
+    </w:p>
+    <w:p>
+      <w:r>
+        <w:t>“There</w:t>
+      </w:r>
+      <w:r>
+        <w:t xml:space="preserve"> is that Annie,” Ripper said</w:t>
+      </w:r>
+      <w:r>
+        <w:t>, pointing</w:t>
+      </w:r>
+      <w:r>
+        <w:t>. “Want to go see?”</w:t>
+      </w:r>
+    </w:p>
+    <w:p>
+      <w:r>
+        <w:t>Annie was surrounded by admirers.</w:t>
+      </w:r>
+    </w:p>
+    <w:p>
+      <w:r>
+        <w:t>“Not really,” Luke said. “She is out of my league and I don’t believe in celebrities and heroes. You can go if you want. You’re handsome enough and an amazing athlete.</w:t>
+      </w:r>
+    </w:p>
+    <w:p>
+      <w:r>
+        <w:t>“As my uncle says, there are three types of people in the world: Sheep, Shepherds and Goats.</w:t>
+      </w:r>
+    </w:p>
+    <w:p>
+      <w:r>
+        <w:t xml:space="preserve">“Sheep always look </w:t>
+      </w:r>
+      <w:r>
+        <w:t>to</w:t>
+      </w:r>
+      <w:r>
+        <w:t xml:space="preserve"> shepherds to guide them.</w:t>
+      </w:r>
+    </w:p>
+    <w:p>
+      <w:r>
+        <w:t>“Shepherds seek to guide and control others, often to the sheep’s detriment.”</w:t>
+      </w:r>
+    </w:p>
+    <w:p>
+      <w:r>
+        <w:t>“Why do you say that?” Ripper asked as they approached the gates.</w:t>
+      </w:r>
+    </w:p>
+    <w:p>
+      <w:r>
+        <w:t>“What do shepherds do to sheep?” Luke as</w:t>
+      </w:r>
+      <w:r>
+        <w:t>ked. “They raise them for food</w:t>
+      </w:r>
+      <w:r>
+        <w:t xml:space="preserve"> and wool</w:t>
+      </w:r>
+      <w:r>
+        <w:t>.</w:t>
+      </w:r>
+    </w:p>
+    <w:p>
+      <w:r>
+        <w:t>“I am a goat. I neither follow nor lead</w:t>
+      </w:r>
+      <w:r>
+        <w:t>, but follow my own path</w:t>
+      </w:r>
+      <w:r>
+        <w:t>,”</w:t>
+      </w:r>
+      <w:r>
+        <w:t xml:space="preserve"> </w:t>
+      </w:r>
+      <w:r>
+        <w:t>Luke said with conviction.</w:t>
+      </w:r>
+    </w:p>
+    <w:p>
+      <w:r>
+        <w:lastRenderedPageBreak/>
+        <w:t xml:space="preserve">Luke’s </w:t>
+      </w:r>
+      <w:r>
+        <w:t xml:space="preserve">school </w:t>
+      </w:r>
+      <w:r>
+        <w:t xml:space="preserve">device beeped. Pulling out his device </w:t>
+      </w:r>
+      <w:r>
+        <w:t xml:space="preserve">he </w:t>
+      </w:r>
+      <w:r>
+        <w:t>read the message, “+1 to mental manipulation resistance.”</w:t>
+      </w:r>
+    </w:p>
+    <w:p>
+      <w:r>
+        <w:t>“Freaky,” Ripper said as he stared at the message. “It’s like we are in a freaking video game.”</w:t>
+      </w:r>
+    </w:p>
+    <w:p>
+      <w:r>
+        <w:t>They stepped out of the gate and were greeted by the protesters.</w:t>
+      </w:r>
+    </w:p>
+    <w:p>
+      <w:r>
+        <w:t>Placards read, “Nuclear energy is dangerous,” “Quantum communication damages space,” “Stop all space warping research,” and “</w:t>
+      </w:r>
+      <w:r>
+        <w:t>The end is neigh.”</w:t>
+      </w:r>
+    </w:p>
+    <w:p>
+      <w:r>
+        <w:t>They passed the protesters and Ripper asked, “What do you think of that?”</w:t>
+      </w:r>
+    </w:p>
+    <w:p>
+      <w:r>
+        <w:t>“Nonsense,” Luke replied. “You can’t damage space. If you could, then the space around the sun would be ripped to shreds. And yet, science has yet to find any anomalies.”</w:t>
+      </w:r>
+    </w:p>
+    <w:p>
+      <w:r>
+        <w:t>“It’s being suppressed,” a protester called out.</w:t>
+      </w:r>
+    </w:p>
+    <w:p>
+      <w:r>
+        <w:t>The town spread all about them. Restaurants lined the street they were walking on.</w:t>
+      </w:r>
+      <w:r>
+        <w:t xml:space="preserve"> Two were under construction.</w:t>
+      </w:r>
+    </w:p>
+    <w:p>
+      <w:proofErr w:type="gramStart"/>
+      <w:r>
+        <w:t>“Which restaurant?”</w:t>
+      </w:r>
+      <w:proofErr w:type="gramEnd"/>
+      <w:r>
+        <w:t xml:space="preserve"> Ripper asked.</w:t>
+      </w:r>
+    </w:p>
+    <w:p>
+      <w:r>
+        <w:t>“Any,” Luke said. “I like exploring different foods.”</w:t>
+      </w:r>
+    </w:p>
+    <w:p>
+      <w:r>
+        <w:t xml:space="preserve">“You </w:t>
+      </w:r>
+      <w:r>
+        <w:t>mentioned on the plane</w:t>
+      </w:r>
+      <w:r>
+        <w:t xml:space="preserve"> you liked that old series, ‘Bizarre Foods’,” Ripper said. “Okay, let’s go to that burger place.</w:t>
+      </w:r>
+      <w:r>
+        <w:t xml:space="preserve"> </w:t>
+      </w:r>
+      <w:r>
+        <w:t>We</w:t>
+      </w:r>
+      <w:r>
+        <w:t xml:space="preserve"> gorillas can’t live on grass and tin cans</w:t>
+      </w:r>
+      <w:r>
+        <w:t>.</w:t>
+      </w:r>
+      <w:r>
+        <w:t>”</w:t>
+      </w:r>
+    </w:p>
+    <w:p>
+      <w:r>
+        <w:t>Luke laughed and said, “That’s for sure.”</w:t>
+      </w:r>
+    </w:p>
+    <w:p>
+      <w:r>
+        <w:t xml:space="preserve">They </w:t>
+      </w:r>
+      <w:r>
+        <w:t xml:space="preserve">entered and </w:t>
+      </w:r>
+      <w:r>
+        <w:t>waited</w:t>
+      </w:r>
+      <w:r>
+        <w:t>.</w:t>
+      </w:r>
+      <w:r>
+        <w:t xml:space="preserve"> </w:t>
+      </w:r>
+      <w:r>
+        <w:t>A</w:t>
+      </w:r>
+      <w:r>
+        <w:t xml:space="preserve"> waiter led them to a seat.</w:t>
+      </w:r>
+    </w:p>
+    <w:p>
+      <w:r>
+        <w:t>Luke picked up the menu and scanned. There was a good selection of burgers, steaks, and even vegetarian options.</w:t>
+      </w:r>
+    </w:p>
+    <w:p>
+      <w:r>
+        <w:lastRenderedPageBreak/>
+        <w:t>The waiter returned and asked, “Any drinks for you?”</w:t>
+      </w:r>
+    </w:p>
+    <w:p>
+      <w:r>
+        <w:t>“Coke please,” Ripper said.</w:t>
+      </w:r>
+    </w:p>
+    <w:p>
+      <w:r>
+        <w:t>“What’s your most popular soft drink?” Luke asked.</w:t>
+      </w:r>
+    </w:p>
+    <w:p>
+      <w:r>
+        <w:t xml:space="preserve">“There are </w:t>
+      </w:r>
+      <w:proofErr w:type="spellStart"/>
+      <w:r>
+        <w:t>Rivella</w:t>
+      </w:r>
+      <w:proofErr w:type="spellEnd"/>
+      <w:r>
+        <w:t xml:space="preserve">, hot chocolate, </w:t>
+      </w:r>
+      <w:r>
+        <w:t>Apple Juice</w:t>
+      </w:r>
+      <w:r>
+        <w:t xml:space="preserve">, and </w:t>
+      </w:r>
+      <w:r>
+        <w:t>Ice Tea</w:t>
+      </w:r>
+      <w:r>
+        <w:t>…</w:t>
+      </w:r>
+      <w:r>
+        <w:t>,</w:t>
+      </w:r>
+      <w:r>
+        <w:t>” the waiter said.</w:t>
+      </w:r>
+    </w:p>
+    <w:p>
+      <w:r>
+        <w:t xml:space="preserve">“I’ll have </w:t>
+      </w:r>
+      <w:proofErr w:type="spellStart"/>
+      <w:r>
+        <w:t>Rivella</w:t>
+      </w:r>
+      <w:proofErr w:type="spellEnd"/>
+      <w:r>
+        <w:t xml:space="preserve">, no ice please,” Luke said, </w:t>
+      </w:r>
+      <w:r>
+        <w:t xml:space="preserve">choosing </w:t>
+      </w:r>
+      <w:r>
+        <w:t xml:space="preserve">the most </w:t>
+      </w:r>
+      <w:r>
+        <w:t>exotic sounding drink listed.</w:t>
+      </w:r>
+    </w:p>
+    <w:p>
+      <w:r>
+        <w:t>Drink order taken, the waiter left.</w:t>
       </w:r>
     </w:p>
     <w:p>
@@ -1124,233 +2636,251 @@
         <w:t>“</w:t>
       </w:r>
       <w:r>
-        <w:t xml:space="preserve">Who </w:t>
+        <w:t xml:space="preserve">Remember how </w:t>
+      </w:r>
+      <w:r>
+        <w:t xml:space="preserve">Bobby disappeared </w:t>
+      </w:r>
+      <w:r>
+        <w:t>three</w:t>
+      </w:r>
+      <w:r>
+        <w:t xml:space="preserve"> nights ago</w:t>
+      </w:r>
+      <w:r>
+        <w:t>?</w:t>
+      </w:r>
+      <w:r>
+        <w:t xml:space="preserve">” a </w:t>
+      </w:r>
+      <w:r>
+        <w:t xml:space="preserve">local </w:t>
+      </w:r>
+      <w:r>
+        <w:t>man a table away asked. “This morning his body was found</w:t>
+      </w:r>
+      <w:r>
+        <w:t>, all moldy</w:t>
+      </w:r>
+      <w:r>
+        <w:t xml:space="preserve">, </w:t>
+      </w:r>
+      <w:r>
+        <w:t>decayed</w:t>
+      </w:r>
+      <w:r>
+        <w:t>, and covered in maggots</w:t>
+      </w:r>
+      <w:r>
+        <w:t xml:space="preserve">. </w:t>
+      </w:r>
+      <w:r>
+        <w:t>The stink was horrible</w:t>
+      </w:r>
+      <w:r>
+        <w:t>.”</w:t>
+      </w:r>
+    </w:p>
+    <w:p>
+      <w:r>
+        <w:t>Ripper</w:t>
+      </w:r>
+      <w:r>
+        <w:t xml:space="preserve"> looked as if he wanted to gag.</w:t>
+      </w:r>
+    </w:p>
+    <w:p>
+      <w:r>
+        <w:t>“This town used to be peaceful,” the man’s companion grumbled. “What the hell are they doing with all those particle accelerators and that science mumbo-jumbo?”</w:t>
+      </w:r>
+    </w:p>
+    <w:p>
+      <w:r>
+        <w:t>“They are tearing holes into space is what they are doing,</w:t>
+      </w:r>
+      <w:r>
+        <w:t xml:space="preserve"> </w:t>
+      </w:r>
+      <w:r>
+        <w:t>letting in all manner of demonic creatures,</w:t>
+      </w:r>
+      <w:r>
+        <w:t xml:space="preserve">” another man </w:t>
+      </w:r>
+      <w:r>
+        <w:t>at</w:t>
+      </w:r>
+      <w:r>
+        <w:t xml:space="preserve"> </w:t>
+      </w:r>
+      <w:r>
+        <w:t xml:space="preserve">another </w:t>
+      </w:r>
+      <w:r>
+        <w:t xml:space="preserve">table </w:t>
+      </w:r>
+      <w:r>
+        <w:t>said.</w:t>
+      </w:r>
+    </w:p>
+    <w:p>
+      <w:r>
+        <w:t>“Don’t spit,” a woman across the table scolded. “That’s just gross.”</w:t>
+      </w:r>
+    </w:p>
+    <w:p>
+      <w:r>
+        <w:t>The waiter returned to the table and brought the drinks.</w:t>
+      </w:r>
+    </w:p>
+    <w:p>
+      <w:r>
+        <w:t>Luke and Ripper gave their order and the waiter left.</w:t>
+      </w:r>
+    </w:p>
+    <w:p>
+      <w:r>
+        <w:t>“Something is seriously messed up in this town,” Ripper said</w:t>
+      </w:r>
+      <w:r>
+        <w:t>, loud enough for the locals to hear.</w:t>
+      </w:r>
+    </w:p>
+    <w:p>
+      <w:r>
+        <w:t xml:space="preserve">“You’re from the </w:t>
+      </w:r>
+      <w:r>
+        <w:t xml:space="preserve">fancy </w:t>
+      </w:r>
+      <w:r>
+        <w:t>school, aren’t you?” an elderly man at another table asked. “What are they doing there?”</w:t>
+      </w:r>
+    </w:p>
+    <w:p>
+      <w:r>
+        <w:lastRenderedPageBreak/>
+        <w:t xml:space="preserve">“Just arrived today,” Luke </w:t>
+      </w:r>
+      <w:r>
+        <w:t>said</w:t>
+      </w:r>
+      <w:r>
+        <w:t>, “Although the principle did talk about monsters and the need to get stronger. I was expecting a speech about hard work, not that.”</w:t>
+      </w:r>
+    </w:p>
+    <w:p>
+      <w:r>
+        <w:t>“And what’s that about not going out after dusk?” Ripper asked.</w:t>
+      </w:r>
+    </w:p>
+    <w:p>
+      <w:r>
+        <w:t>“</w:t>
+      </w:r>
+      <w:r>
+        <w:t>There are things out there</w:t>
+      </w:r>
+      <w:r>
+        <w:t>,” another woman said</w:t>
+      </w:r>
+      <w:r>
+        <w:t xml:space="preserve"> simply</w:t>
+      </w:r>
+      <w:r>
+        <w:t>.</w:t>
+      </w:r>
+    </w:p>
+    <w:p>
+      <w:r>
+        <w:t>“Shouldn’t the government come out and find out?” Luke asked.</w:t>
+      </w:r>
+    </w:p>
+    <w:p>
+      <w:r>
+        <w:t xml:space="preserve">“They </w:t>
       </w:r>
       <w:r>
         <w:t>know</w:t>
       </w:r>
       <w:r>
-        <w:t>s?</w:t>
-      </w:r>
-      <w:r>
-        <w:t>” Luke said.</w:t>
-      </w:r>
-    </w:p>
-    <w:p>
-      <w:r>
-        <w:lastRenderedPageBreak/>
-        <w:t>“In this school, you will not learn to become a worker</w:t>
-      </w:r>
-      <w:r>
-        <w:t xml:space="preserve"> at an office, factory or what not</w:t>
-      </w:r>
-      <w:r>
-        <w:t>. AI can do that easily</w:t>
-      </w:r>
-      <w:r>
-        <w:t xml:space="preserve">,” the principle </w:t>
-      </w:r>
-      <w:r>
-        <w:t>said</w:t>
-      </w:r>
-      <w:r>
-        <w:t>. “</w:t>
-      </w:r>
-      <w:r>
-        <w:t xml:space="preserve">Our goal is to teach each of you to become masters of your own destinies. </w:t>
-      </w:r>
-      <w:r>
-        <w:t>Only then may you overcome the monsters surrounding us and gain true strength.</w:t>
-      </w:r>
-      <w:r>
-        <w:t>”</w:t>
+        <w:t>,” the woman said</w:t>
+      </w:r>
+      <w:r>
+        <w:t>,</w:t>
+      </w:r>
+      <w:r>
+        <w:t xml:space="preserve"> “Claims we are a bunch of superstitious fools.”</w:t>
+      </w:r>
+    </w:p>
+    <w:p>
+      <w:r>
+        <w:t>“They are all in on it,” another local spat.</w:t>
+      </w:r>
+    </w:p>
+    <w:p>
+      <w:r>
+        <w:t>“I told you not to spit,” the woman scolded.</w:t>
+      </w:r>
+    </w:p>
+    <w:p>
+      <w:r>
+        <w:t>Food arrived and Luke ate as he listened to the local gossip.</w:t>
       </w:r>
     </w:p>
     <w:p>
       <w:proofErr w:type="gramStart"/>
       <w:r>
-        <w:t>“Monsters?”</w:t>
+        <w:t>“Now what?”</w:t>
       </w:r>
       <w:proofErr w:type="gramEnd"/>
       <w:r>
-        <w:t xml:space="preserve"> Ripper asked.</w:t>
-      </w:r>
-    </w:p>
-    <w:p>
-      <w:r>
-        <w:t xml:space="preserve">“Either it’s a metaphor or the principle is </w:t>
-      </w:r>
-      <w:r>
-        <w:t xml:space="preserve">a </w:t>
-      </w:r>
-      <w:r>
-        <w:t>crazy</w:t>
-      </w:r>
-      <w:r>
-        <w:t xml:space="preserve"> gamer</w:t>
-      </w:r>
-      <w:r>
-        <w:t xml:space="preserve">,” </w:t>
-      </w:r>
-      <w:r>
-        <w:t>Luke</w:t>
-      </w:r>
-      <w:r>
-        <w:t xml:space="preserve"> said.</w:t>
-      </w:r>
-    </w:p>
-    <w:p>
-      <w:r>
-        <w:t>The principle smiled at the confused students and said, “</w:t>
-      </w:r>
-      <w:r>
-        <w:t xml:space="preserve">Ms. </w:t>
-      </w:r>
-      <w:r>
-        <w:t xml:space="preserve">Annie </w:t>
-      </w:r>
-      <w:r>
-        <w:t>Aranor</w:t>
-      </w:r>
-      <w:r>
-        <w:t>, please enter.”</w:t>
-      </w:r>
-    </w:p>
-    <w:p>
-      <w:r>
-        <w:t>From offstage a teenage girl entered, wearing the school uniform.</w:t>
-      </w:r>
-    </w:p>
-    <w:p>
-      <w:r>
-        <w:t xml:space="preserve">The </w:t>
-      </w:r>
-      <w:r>
-        <w:t xml:space="preserve">auditorium </w:t>
-      </w:r>
-      <w:r>
-        <w:t xml:space="preserve">filled with </w:t>
-      </w:r>
-      <w:r>
-        <w:t>whispers</w:t>
-      </w:r>
-      <w:r>
-        <w:t xml:space="preserve"> at the sight of the girl</w:t>
-      </w:r>
-      <w:r>
-        <w:t>.</w:t>
-      </w:r>
-    </w:p>
-    <w:p>
-      <w:r>
-        <w:t xml:space="preserve">“Damn, she looks like an elfin princess,” </w:t>
-      </w:r>
-      <w:r>
-        <w:t>Luke</w:t>
-      </w:r>
-      <w:r>
-        <w:t xml:space="preserve"> said as he almost drooled. He</w:t>
-      </w:r>
-      <w:r>
-        <w:t xml:space="preserve"> had the urge jump on stage and…</w:t>
-      </w:r>
-    </w:p>
-    <w:p>
-      <w:r>
-        <w:t>Luke</w:t>
-      </w:r>
-      <w:r>
-        <w:t xml:space="preserve"> wouldn’t do that in real life. He wasn’t that stupid.</w:t>
+        <w:t xml:space="preserve"> Ripper asked as they paid the bill.</w:t>
+      </w:r>
+    </w:p>
+    <w:p>
+      <w:r>
+        <w:t xml:space="preserve">“I want to explore the town and buy groceries,” Luke said. “Also want to explore the hiking trails. It’s only </w:t>
+      </w:r>
+      <w:r>
+        <w:t>12</w:t>
+      </w:r>
+      <w:r>
+        <w:t>:</w:t>
+      </w:r>
+      <w:r>
+        <w:t>35</w:t>
+      </w:r>
+      <w:r>
+        <w:t xml:space="preserve">PM. </w:t>
+      </w:r>
+      <w:r>
+        <w:t>There’s p</w:t>
+      </w:r>
+      <w:r>
+        <w:t>lenty of time before sunset.”</w:t>
+      </w:r>
+    </w:p>
+    <w:p>
+      <w:r>
+        <w:t>“Aren’t you afraid?” Ripper asked as they walked out of the restaurant.</w:t>
+      </w:r>
+    </w:p>
+    <w:p>
+      <w:r>
+        <w:t>“I only believe in science,” Luke said.</w:t>
       </w:r>
       <w:r>
         <w:t xml:space="preserve"> </w:t>
       </w:r>
       <w:r>
-        <w:t>However, nothing prevented him from ravaging her in his mind.</w:t>
-      </w:r>
-    </w:p>
-    <w:p>
-      <w:r>
-        <w:t>All about, the other teen</w:t>
-      </w:r>
-      <w:r>
-        <w:t xml:space="preserve"> boy</w:t>
-      </w:r>
-      <w:r>
-        <w:t>s had the same desire, even many of the ladies.</w:t>
-      </w:r>
-    </w:p>
-    <w:p>
-      <w:r>
         <w:t>“</w:t>
       </w:r>
       <w:r>
-        <w:t xml:space="preserve">Ms. </w:t>
-      </w:r>
-      <w:r>
-        <w:t xml:space="preserve">Annie </w:t>
-      </w:r>
-      <w:r>
-        <w:t>Aranor</w:t>
-      </w:r>
-      <w:r>
-        <w:t xml:space="preserve"> is </w:t>
-      </w:r>
-      <w:r>
-        <w:t xml:space="preserve">the youngest daughter of </w:t>
-      </w:r>
-      <w:r>
-        <w:t xml:space="preserve">Mr. </w:t>
-      </w:r>
-      <w:r>
-        <w:t xml:space="preserve">Edward </w:t>
-      </w:r>
-      <w:r>
-        <w:t>Aranor</w:t>
-      </w:r>
-      <w:r>
-        <w:t xml:space="preserve">, </w:t>
-      </w:r>
-      <w:r>
-        <w:t>c</w:t>
-      </w:r>
-      <w:r>
-        <w:t>hair</w:t>
-      </w:r>
-      <w:r>
-        <w:t xml:space="preserve"> </w:t>
-      </w:r>
-      <w:r>
-        <w:t xml:space="preserve">and founder </w:t>
-      </w:r>
-      <w:r>
-        <w:t xml:space="preserve">of this school,” Principle Bertrand said. “And yes, I’m talking about </w:t>
-      </w:r>
-      <w:r>
-        <w:t>Aranor</w:t>
-      </w:r>
-      <w:r>
-        <w:t xml:space="preserve"> </w:t>
-      </w:r>
-      <w:r>
-        <w:t>Technology, famous for its fusion reactors, personal robots, quantum technologies, and so much more.</w:t>
-      </w:r>
-    </w:p>
-    <w:p>
-      <w:r>
-        <w:t>“However, that is not why she is here,” the principle said. “</w:t>
-      </w:r>
-      <w:r>
-        <w:t xml:space="preserve">She is </w:t>
-      </w:r>
-      <w:r>
-        <w:t>your year representative</w:t>
-      </w:r>
-      <w:r>
-        <w:t xml:space="preserve"> because of her exceptional talents</w:t>
-      </w:r>
-      <w:r>
-        <w:t xml:space="preserve"> and test scores</w:t>
+        <w:t>The only danger is</w:t>
+      </w:r>
+      <w:r>
+        <w:t xml:space="preserve"> tripping in the dark and mosquitoes</w:t>
       </w:r>
       <w:r>
         <w:t>.”</w:t>
@@ -1358,327 +2888,22 @@
     </w:p>
     <w:p>
       <w:r>
-        <w:t>Annie had the grace to blush. “Damn she’s cute,” Luke muttered.</w:t>
-      </w:r>
-      <w:r>
-        <w:t xml:space="preserve"> “No offence but I think she has a higher charisma score than you.”</w:t>
-      </w:r>
-    </w:p>
-    <w:p>
-      <w:r>
-        <w:lastRenderedPageBreak/>
-        <w:t>“You’re right,” Ripper said.</w:t>
-      </w:r>
-    </w:p>
-    <w:p>
-      <w:r>
-        <w:t>“</w:t>
-      </w:r>
-      <w:r>
-        <w:t xml:space="preserve">Yes, many of you here exceed her in terms of </w:t>
-      </w:r>
-      <w:r>
-        <w:t>speed, strength,</w:t>
-      </w:r>
-      <w:r>
-        <w:t xml:space="preserve"> academics,</w:t>
-      </w:r>
-      <w:r>
-        <w:t xml:space="preserve"> and problem solving, to name a few. However, her combined scores exceed everyone here</w:t>
-      </w:r>
-      <w:r>
-        <w:t>.</w:t>
-      </w:r>
-    </w:p>
-    <w:p>
-      <w:r>
-        <w:t>“Considering you are the cream of the crop</w:t>
-      </w:r>
-      <w:r>
-        <w:t>, that’s saying something.</w:t>
-      </w:r>
-    </w:p>
-    <w:p>
-      <w:r>
-        <w:t xml:space="preserve">“Ms. </w:t>
-      </w:r>
-      <w:r>
-        <w:t>Aranor</w:t>
-      </w:r>
-      <w:r>
-        <w:t>, please speak to your cohort.”</w:t>
-      </w:r>
-    </w:p>
-    <w:p>
-      <w:r>
-        <w:t>Annie stepped up to the mike and took a breath.</w:t>
-      </w:r>
-    </w:p>
-    <w:p>
-      <w:r>
-        <w:t xml:space="preserve">“Thank you Principle Thornville,” Annie said. “6 years ago my father founded this </w:t>
-      </w:r>
-      <w:r>
-        <w:t>academy using his considerable wealth. The purpose is to gather the best and brightest kids of the world in order to forge a better world for everyone.</w:t>
-      </w:r>
-    </w:p>
-    <w:p>
-      <w:r>
-        <w:t>“</w:t>
-      </w:r>
-      <w:r>
-        <w:t xml:space="preserve">Sad to say the world is full of monsters. They live just below the surface, hungry to come out and </w:t>
-      </w:r>
-      <w:r>
-        <w:t>slaughter</w:t>
-      </w:r>
-      <w:r>
-        <w:t xml:space="preserve">. </w:t>
-      </w:r>
-      <w:r>
-        <w:t>E</w:t>
-      </w:r>
-      <w:r>
-        <w:t xml:space="preserve">nvironmental </w:t>
-      </w:r>
-      <w:r>
-        <w:t>contamination</w:t>
-      </w:r>
-      <w:r>
-        <w:t xml:space="preserve">, desecration of </w:t>
-      </w:r>
-      <w:r>
-        <w:t>sacred</w:t>
-      </w:r>
-      <w:r>
-        <w:t xml:space="preserve"> lands</w:t>
-      </w:r>
-      <w:r>
-        <w:t>, polarization of the world</w:t>
-      </w:r>
-      <w:r>
-        <w:t xml:space="preserve">, </w:t>
-      </w:r>
-      <w:r>
-        <w:t xml:space="preserve">extreme wealth disparities, </w:t>
-      </w:r>
-      <w:r>
-        <w:t>despair and hate</w:t>
-      </w:r>
-      <w:r>
-        <w:t xml:space="preserve"> are making things worse.</w:t>
-      </w:r>
-    </w:p>
-    <w:p>
-      <w:r>
-        <w:t xml:space="preserve">“Our goal here is simple. Become strong and never place our fate on </w:t>
-      </w:r>
-      <w:r>
-        <w:t>so-called saviors</w:t>
-      </w:r>
-      <w:r>
-        <w:t>.</w:t>
-      </w:r>
-    </w:p>
-    <w:p>
-      <w:r>
-        <w:t>“I look forward to growing ever stronger with all of you.”</w:t>
-      </w:r>
-    </w:p>
-    <w:p>
-      <w:r>
-        <w:t>With that Annie stepped off from the podium.</w:t>
-      </w:r>
-    </w:p>
-    <w:p>
-      <w:r>
-        <w:t xml:space="preserve">“Thank you Ms. </w:t>
-      </w:r>
-      <w:r>
-        <w:t>Aranor</w:t>
-      </w:r>
-      <w:r>
-        <w:t>,” the principle said.</w:t>
-      </w:r>
-    </w:p>
-    <w:p>
-      <w:r>
-        <w:t>“This first week is for you to settle in. Then next week you will get to know the true nature of this school and why you are here.</w:t>
-      </w:r>
-    </w:p>
-    <w:p>
-      <w:r>
-        <w:t>“We selected each of you because we believe you are best qualified. However, we might have been wrong. If, for whatever reason, you find this place overwhelming, you are free to return to your country.</w:t>
-      </w:r>
-    </w:p>
-    <w:p>
-      <w:r>
-        <w:lastRenderedPageBreak/>
-        <w:t>“We will even extend your scholarship to other schools.”</w:t>
-      </w:r>
-    </w:p>
-    <w:p>
-      <w:r>
-        <w:t>The principle paused for the message to sink in and then continued.</w:t>
-      </w:r>
-    </w:p>
-    <w:p>
-      <w:r>
-        <w:t>“</w:t>
-      </w:r>
-      <w:r>
-        <w:t>You will find y</w:t>
-      </w:r>
-      <w:r>
-        <w:t>our luggage in your dormitory rooms.</w:t>
-      </w:r>
-      <w:r>
-        <w:t xml:space="preserve"> Your map app will guide you there.</w:t>
-      </w:r>
-    </w:p>
-    <w:p>
-      <w:r>
-        <w:t>“</w:t>
-      </w:r>
-      <w:r>
-        <w:t xml:space="preserve">Also, you will find your school issued uniforms, </w:t>
-      </w:r>
-      <w:r>
-        <w:t xml:space="preserve">school books, </w:t>
-      </w:r>
-      <w:r>
-        <w:t xml:space="preserve">and everything else you will need to </w:t>
-      </w:r>
-      <w:r>
-        <w:t>attend classes.</w:t>
-      </w:r>
-    </w:p>
-    <w:p>
-      <w:r>
-        <w:t>“Go to your dormitories and settle in.</w:t>
-      </w:r>
-    </w:p>
-    <w:p>
-      <w:r>
-        <w:t>“Your homework is to become familiar with your devices.</w:t>
-      </w:r>
-    </w:p>
-    <w:p>
-      <w:r>
-        <w:t>“After that</w:t>
-      </w:r>
-      <w:r>
-        <w:t>, I encourage you to spend time getting to know your fellow students and exploring the local town. Also, the hiking trails are amazing, with rivers, wat</w:t>
-      </w:r>
-      <w:r>
-        <w:t>erfalls and canyons to explore.”</w:t>
-      </w:r>
-    </w:p>
-    <w:p>
-      <w:r>
-        <w:t xml:space="preserve">The principle paused and then said, “I do need to warn you. Please avoid leaving </w:t>
-      </w:r>
-      <w:r>
-        <w:t xml:space="preserve">town or </w:t>
-      </w:r>
-      <w:r>
-        <w:t xml:space="preserve">school grounds after </w:t>
-      </w:r>
-      <w:r>
-        <w:t>dusk</w:t>
-      </w:r>
-      <w:r>
-        <w:t>. This is especially true of the surrounding forests</w:t>
-      </w:r>
-      <w:r>
-        <w:t xml:space="preserve"> and mountains</w:t>
-      </w:r>
-      <w:r>
-        <w:t>.</w:t>
-      </w:r>
-      <w:r>
-        <w:t>”</w:t>
-      </w:r>
-    </w:p>
-    <w:p>
-      <w:r>
-        <w:t xml:space="preserve">The principle paused and then said in a sinister voice, </w:t>
-      </w:r>
-      <w:r>
-        <w:t>“</w:t>
-      </w:r>
-      <w:r>
-        <w:t>The dark is filled with dangers</w:t>
-      </w:r>
-      <w:r>
-        <w:t xml:space="preserve">. </w:t>
-      </w:r>
-      <w:r>
-        <w:t>Things are out there. Things best left undisturbed.”</w:t>
-      </w:r>
-    </w:p>
-    <w:p>
-      <w:r>
-        <w:t>That sent a chill down Luke’s back.</w:t>
-      </w:r>
-    </w:p>
-    <w:p>
-      <w:r>
-        <w:t>“That’s creepy,” Ripper muttered.</w:t>
-      </w:r>
-    </w:p>
-    <w:p>
-      <w:r>
-        <w:t xml:space="preserve">“Principle Thornville, please don’t scare the kids,” a woman </w:t>
-      </w:r>
-      <w:r>
-        <w:t>scolded</w:t>
-      </w:r>
-      <w:r>
-        <w:t>.</w:t>
-      </w:r>
-    </w:p>
-    <w:p>
-      <w:r>
-        <w:t xml:space="preserve">“This is vice-principle </w:t>
-      </w:r>
-      <w:r>
-        <w:t xml:space="preserve">Mrs. </w:t>
-      </w:r>
-      <w:r>
-        <w:t>Eliot Drew,” the principle said</w:t>
-      </w:r>
-      <w:r>
-        <w:t>, pointing at the woman</w:t>
-      </w:r>
-      <w:r>
-        <w:t xml:space="preserve">. </w:t>
-      </w:r>
-      <w:r>
-        <w:t xml:space="preserve">He turned to the vice-principle and said, </w:t>
-      </w:r>
-      <w:r>
-        <w:t>“</w:t>
-      </w:r>
-      <w:r>
-        <w:t>Fear is essential if one is to stay safe. You know what is out there.”</w:t>
-      </w:r>
-    </w:p>
-    <w:p>
-      <w:r>
-        <w:t xml:space="preserve">The principle turned back to the audience and said, “The </w:t>
-      </w:r>
-      <w:r>
-        <w:t xml:space="preserve">boundary of </w:t>
-      </w:r>
-      <w:r>
-        <w:t>both the town and</w:t>
-      </w:r>
-      <w:r>
-        <w:t xml:space="preserve"> school grounds is</w:t>
-      </w:r>
-      <w:r>
-        <w:t xml:space="preserve"> well marked.</w:t>
+        <w:t xml:space="preserve">“They have several sports clubs,” Ripper said. “I’m joining the American Football team. </w:t>
+      </w:r>
+      <w:proofErr w:type="gramStart"/>
+      <w:r>
+        <w:t>How about you?”</w:t>
+      </w:r>
+      <w:proofErr w:type="gramEnd"/>
+    </w:p>
+    <w:p>
+      <w:r>
+        <w:t>“I’m joining the cooking and puzzle solving clubs,” Luke said. “There’s a grocery store.”</w:t>
+      </w:r>
+    </w:p>
+    <w:p>
+      <w:r>
+        <w:t>Ripper stepped in and said, “This store sure has some interesting items.”</w:t>
       </w:r>
     </w:p>
     <w:p>
@@ -1687,30 +2912,78 @@
         <w:t>“</w:t>
       </w:r>
       <w:r>
-        <w:t xml:space="preserve">You are </w:t>
-      </w:r>
-      <w:r>
-        <w:t xml:space="preserve">required to be either on </w:t>
-      </w:r>
-      <w:r>
-        <w:t xml:space="preserve">campus grounds </w:t>
-      </w:r>
-      <w:r>
-        <w:t xml:space="preserve">or in the town </w:t>
-      </w:r>
-      <w:r>
-        <w:t xml:space="preserve">proper </w:t>
-      </w:r>
-      <w:r>
-        <w:t xml:space="preserve">between </w:t>
-      </w:r>
-      <w:r>
-        <w:t>dusk and dawn. Those rules are there for a reason. We don’t want tragedies.</w:t>
-      </w:r>
-    </w:p>
-    <w:p>
-      <w:r>
-        <w:t>“Don’t stay up too late. Tomorrow is school.</w:t>
+        <w:t>Sounds like fun</w:t>
+      </w:r>
+      <w:r>
+        <w:t xml:space="preserve">,” Luke said as he walked </w:t>
+      </w:r>
+      <w:r>
+        <w:t xml:space="preserve">the isles, grabbing items from shelves. </w:t>
+      </w:r>
+      <w:r>
+        <w:t>H</w:t>
+      </w:r>
+      <w:r>
+        <w:t>e headed for the cashier.</w:t>
+      </w:r>
+    </w:p>
+    <w:p>
+      <w:r>
+        <w:t>“Need some help with the bags</w:t>
+      </w:r>
+      <w:r>
+        <w:t>?</w:t>
+      </w:r>
+      <w:r>
+        <w:t>” Ripper asked.</w:t>
+      </w:r>
+    </w:p>
+    <w:p>
+      <w:r>
+        <w:t>“Thanks,” Like said and Ripper took multiple bags.</w:t>
+      </w:r>
+    </w:p>
+    <w:p>
+      <w:r>
+        <w:t xml:space="preserve">They headed back to the apartment. As before, they met the protesters near the </w:t>
+      </w:r>
+      <w:r>
+        <w:t>school gate</w:t>
+      </w:r>
+      <w:r>
+        <w:t>.</w:t>
+      </w:r>
+    </w:p>
+    <w:p>
+      <w:r>
+        <w:t>They passed the protesters and Ripper asked, “Don’t they have anything better to do with their lives?”</w:t>
+      </w:r>
+    </w:p>
+    <w:p>
+      <w:r>
+        <w:t xml:space="preserve">“Who knows?” </w:t>
+      </w:r>
+      <w:r>
+        <w:t xml:space="preserve">Luke </w:t>
+      </w:r>
+      <w:r>
+        <w:t>said</w:t>
+      </w:r>
+      <w:r>
+        <w:t xml:space="preserve"> and picked up his pace. His arms were starting to hurt from carrying groceries.</w:t>
+      </w:r>
+    </w:p>
+    <w:p>
+      <w:r>
+        <w:t>T</w:t>
+      </w:r>
+      <w:r>
+        <w:t>hey returned to their apartment and Luke put the groceries away.</w:t>
+      </w:r>
+    </w:p>
+    <w:p>
+      <w:r>
+        <w:t>“The needful is done,” Luke said. “Do you want to socialize?”</w:t>
       </w:r>
     </w:p>
     <w:p>
@@ -1718,1168 +2991,54 @@
         <w:t>“</w:t>
       </w:r>
       <w:r>
-        <w:t>Dismissed</w:t>
-      </w:r>
-      <w:r>
-        <w:t>…</w:t>
-      </w:r>
-      <w:r>
-        <w:t>”</w:t>
-      </w:r>
-    </w:p>
-    <w:p>
-      <w:r>
-        <w:t xml:space="preserve">The auditorium burst into a cacophony as everyone tried to understand </w:t>
-      </w:r>
-      <w:r>
-        <w:t>the dire warning.</w:t>
-      </w:r>
-    </w:p>
-    <w:p>
-      <w:r>
-        <w:t>“Damn, that was weird,” Ripper said. “Why not just say we will get into trouble?”</w:t>
-      </w:r>
-    </w:p>
-    <w:p>
-      <w:r>
-        <w:t xml:space="preserve">“Maybe there are wild animals,” </w:t>
-      </w:r>
-      <w:r>
-        <w:t>Luke</w:t>
-      </w:r>
-      <w:r>
-        <w:t xml:space="preserve"> said. “No</w:t>
-      </w:r>
-      <w:r>
-        <w:t>,</w:t>
-      </w:r>
-      <w:r>
-        <w:t xml:space="preserve"> that doesn’t make sense. The principle said we should explore during the day.”</w:t>
-      </w:r>
-    </w:p>
-    <w:p>
-      <w:r>
-        <w:t>Luke waited his turn as over a thousand students exited. A short walk brought them to</w:t>
-      </w:r>
-      <w:r>
-        <w:t xml:space="preserve"> their dormitory room.</w:t>
-      </w:r>
-    </w:p>
-    <w:p>
-      <w:r>
-        <w:t xml:space="preserve">The studio apartment had a kitchenette to the left and a washroom to the right. Beyond were </w:t>
-      </w:r>
-      <w:r>
-        <w:t xml:space="preserve">two </w:t>
-      </w:r>
-      <w:r>
-        <w:t>elevated beds</w:t>
-      </w:r>
-      <w:r>
-        <w:t>. Under each bed was a study area with desk, chair</w:t>
-      </w:r>
-      <w:r>
-        <w:t xml:space="preserve">, </w:t>
-      </w:r>
-      <w:r>
-        <w:t xml:space="preserve">and </w:t>
-      </w:r>
-      <w:r>
-        <w:t>chest of draws.</w:t>
-      </w:r>
-    </w:p>
-    <w:p>
-      <w:r>
-        <w:t xml:space="preserve">On the floor to the right was </w:t>
-      </w:r>
-      <w:r>
-        <w:t>Luke</w:t>
-      </w:r>
-      <w:r>
-        <w:t>’s lugg</w:t>
-      </w:r>
-      <w:r>
-        <w:t xml:space="preserve">age. </w:t>
-      </w:r>
-      <w:r>
-        <w:t>School books lined a book shelf.</w:t>
-      </w:r>
-    </w:p>
-    <w:p>
-      <w:r>
-        <w:t xml:space="preserve"> </w:t>
-      </w:r>
-      <w:r>
-        <w:t>“What’s the WIFI password?”</w:t>
-      </w:r>
-      <w:r>
-        <w:t xml:space="preserve"> Ripper asked.</w:t>
-      </w:r>
-    </w:p>
-    <w:p>
-      <w:r>
-        <w:t xml:space="preserve">“Challenger 423,” </w:t>
-      </w:r>
-      <w:r>
-        <w:t>Luke</w:t>
-      </w:r>
-      <w:r>
-        <w:t xml:space="preserve"> said, pointing at a sign on the wall.</w:t>
-      </w:r>
-    </w:p>
-    <w:p>
-      <w:r>
-        <w:t>“Thanks,” Ripper said as he opened his laptop.</w:t>
-      </w:r>
-    </w:p>
-    <w:p>
-      <w:r>
-        <w:t>Luke</w:t>
-      </w:r>
-      <w:r>
-        <w:t xml:space="preserve"> </w:t>
-      </w:r>
-      <w:r>
-        <w:t>unpacked, placing his clothes</w:t>
-      </w:r>
-      <w:r>
-        <w:t xml:space="preserve"> and items</w:t>
-      </w:r>
-      <w:r>
-        <w:t xml:space="preserve"> in </w:t>
-      </w:r>
-      <w:r>
-        <w:t>his</w:t>
-      </w:r>
-      <w:r>
-        <w:t xml:space="preserve"> closet and chest of drawers. Last item was his laptop.</w:t>
-      </w:r>
-    </w:p>
-    <w:p>
-      <w:r>
-        <w:t>It was time to call his parents.</w:t>
-      </w:r>
-    </w:p>
-    <w:p>
-      <w:r>
-        <w:t xml:space="preserve">“Hi Mum, Dad, Goat Father,” </w:t>
-      </w:r>
-      <w:r>
-        <w:t>Luke</w:t>
-      </w:r>
-      <w:r>
-        <w:t xml:space="preserve"> said.</w:t>
+        <w:t>Okay,</w:t>
+      </w:r>
+      <w:r>
+        <w:t xml:space="preserve">” Ripper </w:t>
+      </w:r>
+      <w:r>
+        <w:t>said</w:t>
+      </w:r>
+      <w:r>
+        <w:t>.</w:t>
+      </w:r>
+    </w:p>
+    <w:p>
+      <w:r>
+        <w:t xml:space="preserve">“Let’s connect,” Luke said and pulled his device out. He clicked on </w:t>
+      </w:r>
+      <w:r>
+        <w:t>Party Chat, pointed his device at Ripper and clicked on the add person button.</w:t>
+      </w:r>
+    </w:p>
+    <w:p>
+      <w:r>
+        <w:t>Ripper’s device beeped and he took out his device. He clicked on confirm.</w:t>
+      </w:r>
+    </w:p>
+    <w:p>
+      <w:r>
+        <w:t>“How did you know how to do that?” Ripper asked.</w:t>
+      </w:r>
+    </w:p>
+    <w:p>
+      <w:r>
+        <w:t>“I was exploring my device while the principle was making speeches,” Luke said.</w:t>
+      </w:r>
+    </w:p>
+    <w:p>
+      <w:r>
+        <w:t>As they left Ripper asked, “How does this work if there’s no cell signal?”</w:t>
+      </w:r>
+    </w:p>
+    <w:p>
+      <w:r>
+        <w:t>“Might be a proprietary network,” Luke said.</w:t>
       </w:r>
     </w:p>
     <w:p>
       <w:r>
         <w:lastRenderedPageBreak/>
-        <w:t>Ripper glanced at Luke but didn’t say anything.</w:t>
-      </w:r>
-    </w:p>
-    <w:p>
-      <w:r>
-        <w:t xml:space="preserve">“Hi </w:t>
-      </w:r>
-      <w:r>
-        <w:t>Luke</w:t>
-      </w:r>
-      <w:r>
-        <w:t xml:space="preserve">,” </w:t>
-      </w:r>
-      <w:r>
-        <w:t>Luke</w:t>
-      </w:r>
-      <w:r>
-        <w:t xml:space="preserve">’s mum </w:t>
-      </w:r>
-      <w:r>
-        <w:t xml:space="preserve">Susan </w:t>
-      </w:r>
-      <w:r>
-        <w:t>said. “Was the trip okay? Was there any problems?”</w:t>
-      </w:r>
-    </w:p>
-    <w:p>
-      <w:r>
-        <w:t xml:space="preserve">“No </w:t>
-      </w:r>
-      <w:r>
-        <w:t>Mum</w:t>
-      </w:r>
-      <w:r>
-        <w:t xml:space="preserve">,” </w:t>
-      </w:r>
-      <w:r>
-        <w:t>Luke</w:t>
-      </w:r>
-      <w:r>
-        <w:t xml:space="preserve"> said. “The trip was just tedious, since all I could see were clouds. Here is my room.”</w:t>
-      </w:r>
-    </w:p>
-    <w:p>
-      <w:r>
-        <w:t>Luke</w:t>
-      </w:r>
-      <w:r>
-        <w:t xml:space="preserve"> panned the phone around and said, “I even have a kitchenette, so I can practice my cooking.</w:t>
-      </w:r>
-    </w:p>
-    <w:p>
-      <w:r>
-        <w:t>“Ripper, say ‘Hi’.”</w:t>
-      </w:r>
-    </w:p>
-    <w:p>
-      <w:r>
-        <w:t xml:space="preserve">Ripper waved and </w:t>
-      </w:r>
-      <w:r>
-        <w:t>Luke</w:t>
-      </w:r>
-      <w:r>
-        <w:t xml:space="preserve"> stepped out onto the balcony.</w:t>
-      </w:r>
-    </w:p>
-    <w:p>
-      <w:r>
-        <w:t>Luke</w:t>
-      </w:r>
-      <w:r>
-        <w:t xml:space="preserve"> pointed his phone at the surrounding mountains.</w:t>
-      </w:r>
-    </w:p>
-    <w:p>
-      <w:r>
-        <w:t xml:space="preserve">“Those mountains are beautiful,” </w:t>
-      </w:r>
-      <w:r>
-        <w:t>Luke</w:t>
-      </w:r>
-      <w:r>
-        <w:t>’s mother said.</w:t>
-      </w:r>
-      <w:r>
-        <w:t xml:space="preserve"> “How is the school?”</w:t>
-      </w:r>
-    </w:p>
-    <w:p>
-      <w:r>
-        <w:t>“The school grounds are beautiful from what I’ve seen,” Luke said. “We passed through the town when we arrived. It’s expanding rather fast. You can see construction cranes everywhere.”</w:t>
-      </w:r>
-    </w:p>
-    <w:p>
-      <w:r>
-        <w:t xml:space="preserve">“I hear there are plenty of those nut jobs in </w:t>
-      </w:r>
-      <w:r>
-        <w:t>Switzerland</w:t>
-      </w:r>
-      <w:r>
-        <w:t xml:space="preserve">,” </w:t>
-      </w:r>
-      <w:r>
-        <w:t>Luke</w:t>
-      </w:r>
-      <w:r>
-        <w:t xml:space="preserve">’s dad </w:t>
-      </w:r>
-      <w:r>
-        <w:t xml:space="preserve">James </w:t>
-      </w:r>
-      <w:r>
-        <w:t>said.</w:t>
-      </w:r>
-    </w:p>
-    <w:p>
-      <w:r>
-        <w:t xml:space="preserve">“There were some protesters at the gates when we arrived,” </w:t>
-      </w:r>
-      <w:r>
-        <w:t>Luke</w:t>
-      </w:r>
-      <w:r>
-        <w:t xml:space="preserve"> said.</w:t>
-      </w:r>
-    </w:p>
-    <w:p>
-      <w:r>
-        <w:t>“</w:t>
-      </w:r>
-      <w:r>
-        <w:t>So Goat Son</w:t>
-      </w:r>
-      <w:r>
-        <w:t>,</w:t>
-      </w:r>
-      <w:r>
-        <w:t xml:space="preserve"> did you eat any good books lately?</w:t>
-      </w:r>
-      <w:r>
-        <w:t xml:space="preserve">” </w:t>
-      </w:r>
-      <w:r>
-        <w:t>Luke</w:t>
-      </w:r>
-      <w:r>
-        <w:t xml:space="preserve">’s uncle and godfather </w:t>
-      </w:r>
-      <w:r>
-        <w:t>asked</w:t>
-      </w:r>
-      <w:r>
-        <w:t>.</w:t>
-      </w:r>
-    </w:p>
-    <w:p>
-      <w:r>
-        <w:t>Luke</w:t>
-      </w:r>
-      <w:r>
-        <w:t xml:space="preserve"> stepped back into the room and pointed the phone at his new school books. “I have plenty of food,” He said.</w:t>
-      </w:r>
-    </w:p>
-    <w:p>
-      <w:r>
-        <w:t>Luke</w:t>
-      </w:r>
-      <w:r>
-        <w:t xml:space="preserve"> stepped back out onto the balcony and closed the door. He and his uncle started bleating at each other.</w:t>
-      </w:r>
-    </w:p>
-    <w:p>
-      <w:r>
-        <w:lastRenderedPageBreak/>
-        <w:t xml:space="preserve">“Stop that you two,” </w:t>
-      </w:r>
-      <w:r>
-        <w:t>Luke</w:t>
-      </w:r>
-      <w:r>
-        <w:t xml:space="preserve">’s mother said angrily. “What if you </w:t>
-      </w:r>
-      <w:r>
-        <w:t>did</w:t>
-      </w:r>
-      <w:r>
-        <w:t xml:space="preserve"> that in public?”</w:t>
-      </w:r>
-    </w:p>
-    <w:p>
-      <w:r>
-        <w:t>“</w:t>
-      </w:r>
-      <w:r>
-        <w:t>Why should he be embarrassed?</w:t>
-      </w:r>
-      <w:r>
-        <w:t>” Luke’s uncle said. “</w:t>
-      </w:r>
-      <w:r>
-        <w:t>He should be proud of who he is</w:t>
-      </w:r>
-      <w:r>
-        <w:t>.”</w:t>
-      </w:r>
-    </w:p>
-    <w:p>
-      <w:r>
-        <w:t>“Okay dear, you better go,” Luke’s mother said. “You have plenty of work ahead of you.”</w:t>
-      </w:r>
-    </w:p>
-    <w:p>
-      <w:r>
-        <w:t xml:space="preserve">“Work hard, Luke,” </w:t>
-      </w:r>
-      <w:r>
-        <w:t>James</w:t>
-      </w:r>
-      <w:r>
-        <w:t xml:space="preserve"> said. “Remember I’m proud of you.”</w:t>
-      </w:r>
-    </w:p>
-    <w:p>
-      <w:r>
-        <w:t xml:space="preserve">“Thanks </w:t>
-      </w:r>
-      <w:r>
-        <w:t>Mum</w:t>
-      </w:r>
-      <w:r>
-        <w:t xml:space="preserve">, </w:t>
-      </w:r>
-      <w:r>
-        <w:t>Dad</w:t>
-      </w:r>
-      <w:r>
-        <w:t>,” Luke said.</w:t>
-      </w:r>
-    </w:p>
-    <w:p>
-      <w:r>
-        <w:t>“Remember to eat plenty of tin cans,” the uncle said. “You need plenty of iron for your growing bones.”</w:t>
-      </w:r>
-    </w:p>
-    <w:p>
-      <w:r>
-        <w:t xml:space="preserve">“Okay Goat Father,” Luke said. “Bye </w:t>
-      </w:r>
-      <w:r>
-        <w:t>Mum</w:t>
-      </w:r>
-      <w:r>
-        <w:t xml:space="preserve">, </w:t>
-      </w:r>
-      <w:r>
-        <w:t>Dad</w:t>
-      </w:r>
-      <w:r>
-        <w:t>, Goat Father.”</w:t>
-      </w:r>
-    </w:p>
-    <w:p>
-      <w:r>
-        <w:t xml:space="preserve">Luke </w:t>
-      </w:r>
-      <w:r>
-        <w:t>h</w:t>
-      </w:r>
-      <w:r>
-        <w:t>ung up the call and entered the room.</w:t>
-      </w:r>
-    </w:p>
-    <w:p>
-      <w:r>
-        <w:t>Ripper looked at Luke curiously.</w:t>
-      </w:r>
-    </w:p>
-    <w:p>
-      <w:r>
-        <w:t>“My uncle and I are both Capricorns,” Luke explained. “</w:t>
-      </w:r>
-      <w:r>
-        <w:t xml:space="preserve">He is also my godfather. </w:t>
-      </w:r>
-      <w:r>
-        <w:t xml:space="preserve">And goats are funny creatures. </w:t>
-      </w:r>
-      <w:r>
-        <w:t xml:space="preserve">It’s something we’ve been doing all my life. </w:t>
-      </w:r>
-      <w:r>
-        <w:t>Do you have a favorite animal?”</w:t>
-      </w:r>
-    </w:p>
-    <w:p>
-      <w:r>
-        <w:t xml:space="preserve">Ripper paused a moment and then said, “I suppose it would be a gorilla. The ultimate </w:t>
-      </w:r>
-      <w:r>
-        <w:t>quarter</w:t>
-      </w:r>
-      <w:r>
-        <w:t xml:space="preserve"> backer would be a gorilla. They are the ultimate symbol of strength</w:t>
-      </w:r>
-      <w:r>
-        <w:t xml:space="preserve"> and power</w:t>
-      </w:r>
-      <w:r>
-        <w:t>.</w:t>
-      </w:r>
-    </w:p>
-    <w:p>
-      <w:r>
-        <w:t>“I finished unpacking.”</w:t>
-      </w:r>
-    </w:p>
-    <w:p>
-      <w:r>
-        <w:t>“Let’s go get something to eat,” Luke said and they headed out.</w:t>
-      </w:r>
-    </w:p>
-    <w:p>
-      <w:proofErr w:type="gramStart"/>
-      <w:r>
-        <w:t>“</w:t>
-      </w:r>
-      <w:r>
-        <w:t>Town or cafeteria?”</w:t>
-      </w:r>
-      <w:proofErr w:type="gramEnd"/>
-      <w:r>
-        <w:t xml:space="preserve"> Ripper asked.</w:t>
-      </w:r>
-    </w:p>
-    <w:p>
-      <w:r>
-        <w:t>“Town,” Luke said. “I’m betting you will get bored with the cafeteria fast enough.</w:t>
-      </w:r>
-    </w:p>
-    <w:p>
-      <w:r>
-        <w:lastRenderedPageBreak/>
-        <w:t xml:space="preserve">“Not you?” Ripper </w:t>
-      </w:r>
-      <w:r>
-        <w:t>asked</w:t>
-      </w:r>
-      <w:r>
-        <w:t xml:space="preserve"> as they headed for the front gates.</w:t>
-      </w:r>
-    </w:p>
-    <w:p>
-      <w:r>
-        <w:t>“As you heard me talking to my uncle, I am a goat,” Luke said. “I don’t have hang-ups about food. I enjoy eating, and also cooking.”</w:t>
-      </w:r>
-    </w:p>
-    <w:p>
-      <w:r>
-        <w:t>“There</w:t>
-      </w:r>
-      <w:r>
-        <w:t xml:space="preserve"> is that Annie,” Ripper said</w:t>
-      </w:r>
-      <w:r>
-        <w:t>, pointing</w:t>
-      </w:r>
-      <w:r>
-        <w:t>. “Want to go see?”</w:t>
-      </w:r>
-    </w:p>
-    <w:p>
-      <w:r>
-        <w:t>Annie was surrounded by admirers.</w:t>
-      </w:r>
-    </w:p>
-    <w:p>
-      <w:r>
-        <w:t>“Not really,” Luke said. “She is out of my league and I don’t believe in celebrities and heroes. You can go if you want. You’re handsome enough and an amazing athlete.</w:t>
-      </w:r>
-    </w:p>
-    <w:p>
-      <w:r>
-        <w:t>“As my uncle says, there are three types of people in the world: Sheep, Shepherds and Goats.</w:t>
-      </w:r>
-    </w:p>
-    <w:p>
-      <w:r>
-        <w:t xml:space="preserve">“Sheep always look </w:t>
-      </w:r>
-      <w:r>
-        <w:t>to</w:t>
-      </w:r>
-      <w:r>
-        <w:t xml:space="preserve"> shepherds to guide them.</w:t>
-      </w:r>
-    </w:p>
-    <w:p>
-      <w:r>
-        <w:t>“Shepherds seek to guide and control others, often to the sheep’s detriment.”</w:t>
-      </w:r>
-    </w:p>
-    <w:p>
-      <w:r>
-        <w:t>“Why do you say that?” Ripper asked as they approached the gates.</w:t>
-      </w:r>
-    </w:p>
-    <w:p>
-      <w:r>
-        <w:t>“What do shepherds do to sheep?” Luke as</w:t>
-      </w:r>
-      <w:r>
-        <w:t>ked. “They raise them for food</w:t>
-      </w:r>
-      <w:r>
-        <w:t xml:space="preserve"> and wool</w:t>
-      </w:r>
-      <w:r>
-        <w:t>.</w:t>
-      </w:r>
-    </w:p>
-    <w:p>
-      <w:r>
-        <w:t>“I am a goat. I neither follow nor lead</w:t>
-      </w:r>
-      <w:r>
-        <w:t>, but follow my own path.”</w:t>
-      </w:r>
-    </w:p>
-    <w:p>
-      <w:r>
-        <w:t xml:space="preserve">Luke’s </w:t>
-      </w:r>
-      <w:r>
-        <w:t xml:space="preserve">school </w:t>
-      </w:r>
-      <w:r>
-        <w:t>device beeped. Pulling out his device read the message, “+1 to mental manipulation resistance.”</w:t>
-      </w:r>
-    </w:p>
-    <w:p>
-      <w:r>
-        <w:t>“Freaky,” Ripper said as he stared at the message. “It’s like we are in a freaking video game.”</w:t>
-      </w:r>
-    </w:p>
-    <w:p>
-      <w:r>
-        <w:t>They stepped out of the gate and were greeted by the protesters.</w:t>
-      </w:r>
-    </w:p>
-    <w:p>
-      <w:r>
-        <w:t>Placards read, “Nuclear energy is dangerous,” “Quantum communication damages space,” “Stop all space warping research,” and “</w:t>
-      </w:r>
-      <w:r>
-        <w:t>The end is neigh.”</w:t>
-      </w:r>
-    </w:p>
-    <w:p>
-      <w:r>
-        <w:lastRenderedPageBreak/>
-        <w:t>They passed the protesters and Ripper asked, “What do you think of that?”</w:t>
-      </w:r>
-    </w:p>
-    <w:p>
-      <w:r>
-        <w:t>“Nonsense,” Luke replied. “You can’t damage space. If you could, then the space around the sun would be ripped to shreds. And yet, science has yet to find any anomalies.”</w:t>
-      </w:r>
-    </w:p>
-    <w:p>
-      <w:r>
-        <w:t>“It’s being suppressed,” a protester called out.</w:t>
-      </w:r>
-    </w:p>
-    <w:p>
-      <w:r>
-        <w:t>The town spread all about them. Restaurants lined the street they were walking on.</w:t>
-      </w:r>
-      <w:r>
-        <w:t xml:space="preserve"> Two were under construction.</w:t>
-      </w:r>
-    </w:p>
-    <w:p>
-      <w:proofErr w:type="gramStart"/>
-      <w:r>
-        <w:t>“Which restaurant?”</w:t>
-      </w:r>
-      <w:proofErr w:type="gramEnd"/>
-      <w:r>
-        <w:t xml:space="preserve"> Ripper asked.</w:t>
-      </w:r>
-    </w:p>
-    <w:p>
-      <w:r>
-        <w:t>“Any,” Luke said. “I like exploring different foods.”</w:t>
-      </w:r>
-    </w:p>
-    <w:p>
-      <w:r>
-        <w:t>“You did mention you liked that old series, ‘Bizarre Foods’,” Ripper said. “Okay, let’s go to that burger place.</w:t>
-      </w:r>
-      <w:r>
-        <w:t xml:space="preserve"> </w:t>
-      </w:r>
-      <w:r>
-        <w:t>We</w:t>
-      </w:r>
-      <w:r>
-        <w:t xml:space="preserve"> gorillas can’t live on grass and tin cans</w:t>
-      </w:r>
-      <w:r>
-        <w:t>.</w:t>
-      </w:r>
-      <w:r>
-        <w:t>”</w:t>
-      </w:r>
-    </w:p>
-    <w:p>
-      <w:r>
-        <w:t>Luke laughed and said, “That’s for sure.”</w:t>
-      </w:r>
-    </w:p>
-    <w:p>
-      <w:r>
-        <w:t xml:space="preserve">They </w:t>
-      </w:r>
-      <w:r>
-        <w:t xml:space="preserve">entered and </w:t>
-      </w:r>
-      <w:r>
-        <w:t>waited</w:t>
-      </w:r>
-      <w:r>
-        <w:t>.</w:t>
-      </w:r>
-      <w:r>
-        <w:t xml:space="preserve"> </w:t>
-      </w:r>
-      <w:r>
-        <w:t>A</w:t>
-      </w:r>
-      <w:r>
-        <w:t xml:space="preserve"> waiter led them to a seat.</w:t>
-      </w:r>
-    </w:p>
-    <w:p>
-      <w:r>
-        <w:t>Luke picked up the menu and scanned. There was a good selection of burgers, steaks, and even vegetarian options.</w:t>
-      </w:r>
-    </w:p>
-    <w:p>
-      <w:r>
-        <w:t>The waiter returned and asked, “Any drinks for you?”</w:t>
-      </w:r>
-    </w:p>
-    <w:p>
-      <w:r>
-        <w:t>“Coke please,” Ripper said.</w:t>
-      </w:r>
-    </w:p>
-    <w:p>
-      <w:r>
-        <w:t>“What’s your most popular soft drink?” Luke asked.</w:t>
-      </w:r>
-    </w:p>
-    <w:p>
-      <w:r>
-        <w:t xml:space="preserve">“There are </w:t>
-      </w:r>
-      <w:r>
-        <w:t>Rivella</w:t>
-      </w:r>
-      <w:r>
-        <w:t xml:space="preserve">, hot chocolate, </w:t>
-      </w:r>
-      <w:r>
-        <w:t>Apple Juice</w:t>
-      </w:r>
-      <w:r>
-        <w:t xml:space="preserve">, and </w:t>
-      </w:r>
-      <w:r>
-        <w:t>Ice Tea</w:t>
-      </w:r>
-      <w:r>
-        <w:t>…</w:t>
-      </w:r>
-      <w:r>
-        <w:t>,</w:t>
-      </w:r>
-      <w:r>
-        <w:t>” the waiter said.</w:t>
-      </w:r>
-    </w:p>
-    <w:p>
-      <w:r>
-        <w:t xml:space="preserve">“I’ll have Rivella, no ice please,” Luke said, since Rivella was the most </w:t>
-      </w:r>
-      <w:r>
-        <w:t>exotic sounding drink listed.</w:t>
-      </w:r>
-    </w:p>
-    <w:p>
-      <w:r>
-        <w:lastRenderedPageBreak/>
-        <w:t>Drink order taken, the waiter left.</w:t>
-      </w:r>
-    </w:p>
-    <w:p>
-      <w:r>
-        <w:t>“</w:t>
-      </w:r>
-      <w:r>
-        <w:t xml:space="preserve">Remember how </w:t>
-      </w:r>
-      <w:r>
-        <w:t xml:space="preserve">Bobby disappeared </w:t>
-      </w:r>
-      <w:r>
-        <w:t>three</w:t>
-      </w:r>
-      <w:r>
-        <w:t xml:space="preserve"> nights ago</w:t>
-      </w:r>
-      <w:r>
-        <w:t>?</w:t>
-      </w:r>
-      <w:r>
-        <w:t xml:space="preserve">” a </w:t>
-      </w:r>
-      <w:r>
-        <w:t xml:space="preserve">local </w:t>
-      </w:r>
-      <w:r>
-        <w:t>man a table away asked. “This morning his body was found</w:t>
-      </w:r>
-      <w:r>
-        <w:t>, all moldy</w:t>
-      </w:r>
-      <w:r>
-        <w:t xml:space="preserve">, </w:t>
-      </w:r>
-      <w:r>
-        <w:t>decayed</w:t>
-      </w:r>
-      <w:r>
-        <w:t>, and covered in maggots</w:t>
-      </w:r>
-      <w:r>
-        <w:t xml:space="preserve">. </w:t>
-      </w:r>
-      <w:r>
-        <w:t>The stink was horrible</w:t>
-      </w:r>
-      <w:r>
-        <w:t>.”</w:t>
-      </w:r>
-    </w:p>
-    <w:p>
-      <w:r>
-        <w:t>Ripper</w:t>
-      </w:r>
-      <w:r>
-        <w:t xml:space="preserve"> looked as if he wanted to gag.</w:t>
-      </w:r>
-    </w:p>
-    <w:p>
-      <w:r>
-        <w:t>“This town used to be peaceful,” the man’s companion grumbled. “What the hell are they doing with all those particle accelerators and that science mumbo-jumbo?”</w:t>
-      </w:r>
-    </w:p>
-    <w:p>
-      <w:r>
-        <w:t>“They are tearing holes into space is what they are doing,</w:t>
-      </w:r>
-      <w:r>
-        <w:t xml:space="preserve"> </w:t>
-      </w:r>
-      <w:r>
-        <w:t>letting in all manner of demonic creatures,</w:t>
-      </w:r>
-      <w:r>
-        <w:t xml:space="preserve">” another man </w:t>
-      </w:r>
-      <w:r>
-        <w:t>at</w:t>
-      </w:r>
-      <w:r>
-        <w:t xml:space="preserve"> </w:t>
-      </w:r>
-      <w:r>
-        <w:t xml:space="preserve">another </w:t>
-      </w:r>
-      <w:r>
-        <w:t xml:space="preserve">table </w:t>
-      </w:r>
-      <w:r>
-        <w:t>said.</w:t>
-      </w:r>
-    </w:p>
-    <w:p>
-      <w:r>
-        <w:t>“Don’t spit,” a woman across the table scolded. “That’s just gross.”</w:t>
-      </w:r>
-    </w:p>
-    <w:p>
-      <w:r>
-        <w:t>The waiter returned to the table and brought the drinks.</w:t>
-      </w:r>
-    </w:p>
-    <w:p>
-      <w:r>
-        <w:t>Luke and Ripper gave their order and the waiter left.</w:t>
-      </w:r>
-    </w:p>
-    <w:p>
-      <w:r>
-        <w:t>“Something is seriously messed up in this town,” Ripper said</w:t>
-      </w:r>
-      <w:r>
-        <w:t>, loud enough for the locals to hear.</w:t>
-      </w:r>
-    </w:p>
-    <w:p>
-      <w:r>
-        <w:t xml:space="preserve">“You’re from the </w:t>
-      </w:r>
-      <w:r>
-        <w:t xml:space="preserve">fancy </w:t>
-      </w:r>
-      <w:r>
-        <w:t>school, aren’t you?” an elderly man at another table asked. “What are they doing there?”</w:t>
-      </w:r>
-    </w:p>
-    <w:p>
-      <w:r>
-        <w:t xml:space="preserve">“Just arrived today,” Luke </w:t>
-      </w:r>
-      <w:r>
-        <w:t>said</w:t>
-      </w:r>
-      <w:r>
-        <w:t>, “Although the principle did talk about monsters and the need to get stronger. I was expecting a speech about hard work, not that.”</w:t>
-      </w:r>
-    </w:p>
-    <w:p>
-      <w:r>
-        <w:t>“And what’s that about not going out after dusk?” Ripper asked.</w:t>
-      </w:r>
-    </w:p>
-    <w:p>
-      <w:r>
-        <w:t>“</w:t>
-      </w:r>
-      <w:r>
-        <w:t>There are things out there</w:t>
-      </w:r>
-      <w:r>
-        <w:t>,” another woman said</w:t>
-      </w:r>
-      <w:r>
-        <w:t xml:space="preserve"> simply</w:t>
-      </w:r>
-      <w:r>
-        <w:t>.</w:t>
-      </w:r>
-    </w:p>
-    <w:p>
-      <w:r>
-        <w:t>“Shouldn’t the government come out and find out?” Luke asked.</w:t>
-      </w:r>
-    </w:p>
-    <w:p>
-      <w:r>
-        <w:t xml:space="preserve">“They </w:t>
-      </w:r>
-      <w:r>
-        <w:t>know</w:t>
-      </w:r>
-      <w:r>
-        <w:t>,” the woman said</w:t>
-      </w:r>
-      <w:r>
-        <w:t>,</w:t>
-      </w:r>
-      <w:r>
-        <w:t xml:space="preserve"> “Claims we are a bunch of superstitious fools.”</w:t>
-      </w:r>
-    </w:p>
-    <w:p>
-      <w:r>
-        <w:lastRenderedPageBreak/>
-        <w:t>“They are all in on it,” another local spat.</w:t>
-      </w:r>
-    </w:p>
-    <w:p>
-      <w:r>
-        <w:t>“I told you not to spit,” the woman scolded.</w:t>
-      </w:r>
-    </w:p>
-    <w:p>
-      <w:r>
-        <w:t>Food arrived and Luke ate as he listened to the local gossip.</w:t>
-      </w:r>
-    </w:p>
-    <w:p>
-      <w:proofErr w:type="gramStart"/>
-      <w:r>
-        <w:t>“Now what?”</w:t>
-      </w:r>
-      <w:proofErr w:type="gramEnd"/>
-      <w:r>
-        <w:t xml:space="preserve"> Ripper asked as they paid the bill.</w:t>
-      </w:r>
-    </w:p>
-    <w:p>
-      <w:r>
-        <w:t xml:space="preserve">“I want to explore the town and buy groceries,” Luke said. “Also want to explore the hiking trails. It’s only </w:t>
-      </w:r>
-      <w:r>
-        <w:t>12</w:t>
-      </w:r>
-      <w:r>
-        <w:t>:</w:t>
-      </w:r>
-      <w:r>
-        <w:t>35</w:t>
-      </w:r>
-      <w:r>
-        <w:t xml:space="preserve">PM. </w:t>
-      </w:r>
-      <w:r>
-        <w:t>There’s p</w:t>
-      </w:r>
-      <w:r>
-        <w:t>lenty of time before sunset.”</w:t>
-      </w:r>
-    </w:p>
-    <w:p>
-      <w:r>
-        <w:t>“Aren’t you afraid?” Ripper asked as they walked out of the restaurant.</w:t>
-      </w:r>
-    </w:p>
-    <w:p>
-      <w:r>
-        <w:t>“I only believe in science,” Luke said.</w:t>
-      </w:r>
-      <w:r>
-        <w:t xml:space="preserve"> </w:t>
-      </w:r>
-      <w:r>
-        <w:t>“</w:t>
-      </w:r>
-      <w:r>
-        <w:t>The only danger is</w:t>
-      </w:r>
-      <w:r>
-        <w:t xml:space="preserve"> tripping in the dark and mosquitoes</w:t>
-      </w:r>
-      <w:r>
-        <w:t>.”</w:t>
-      </w:r>
-    </w:p>
-    <w:p>
-      <w:r>
-        <w:t xml:space="preserve">“They have several sports clubs,” Ripper said. “I’m joining the American Football team. </w:t>
-      </w:r>
-      <w:proofErr w:type="gramStart"/>
-      <w:r>
-        <w:t>How about you?”</w:t>
-      </w:r>
-      <w:proofErr w:type="gramEnd"/>
-    </w:p>
-    <w:p>
-      <w:r>
-        <w:t>“I’m joining the cooking and puzzle solving clubs,” Luke said. “There’s a grocery store.”</w:t>
-      </w:r>
-    </w:p>
-    <w:p>
-      <w:r>
-        <w:t>Ripper stepped in and said, “This store sure has some interesting items.”</w:t>
-      </w:r>
-    </w:p>
-    <w:p>
-      <w:r>
-        <w:t>“</w:t>
-      </w:r>
-      <w:r>
-        <w:t>Sounds like fun</w:t>
-      </w:r>
-      <w:r>
-        <w:t xml:space="preserve">,” Luke said as he walked </w:t>
-      </w:r>
-      <w:r>
-        <w:t xml:space="preserve">the isles, grabbing items from shelves. </w:t>
-      </w:r>
-      <w:r>
-        <w:t>H</w:t>
-      </w:r>
-      <w:r>
-        <w:t>e headed for the cashier.</w:t>
-      </w:r>
-    </w:p>
-    <w:p>
-      <w:r>
-        <w:t>“Need some help with the bags</w:t>
-      </w:r>
-      <w:r>
-        <w:t>?</w:t>
-      </w:r>
-      <w:r>
-        <w:t>” Ripper asked.</w:t>
-      </w:r>
-    </w:p>
-    <w:p>
-      <w:r>
-        <w:t>“Thanks,” Like said and Ripper took multiple bags.</w:t>
-      </w:r>
-    </w:p>
-    <w:p>
-      <w:r>
-        <w:t xml:space="preserve">They headed back to the apartment. As before, they met the protesters near the </w:t>
-      </w:r>
-      <w:r>
-        <w:t>school gate</w:t>
-      </w:r>
-      <w:r>
-        <w:t>.</w:t>
-      </w:r>
-    </w:p>
-    <w:p>
-      <w:r>
-        <w:t>They passed the protesters and Ripper asked, “Don’t they have anything better to do with their lives?”</w:t>
-      </w:r>
-    </w:p>
-    <w:p>
-      <w:r>
-        <w:lastRenderedPageBreak/>
-        <w:t xml:space="preserve">“Who knows?” </w:t>
-      </w:r>
-      <w:r>
-        <w:t xml:space="preserve">Luke </w:t>
-      </w:r>
-      <w:r>
-        <w:t>said</w:t>
-      </w:r>
-      <w:r>
-        <w:t xml:space="preserve"> and picked up his pace. His arms were starting to hurt from carrying groceries.</w:t>
-      </w:r>
-    </w:p>
-    <w:p>
-      <w:r>
-        <w:t>T</w:t>
-      </w:r>
-      <w:r>
-        <w:t>hey returned to their apartment and Luke put the groceries away.</w:t>
-      </w:r>
-    </w:p>
-    <w:p>
-      <w:r>
-        <w:t>“The needful is done,” Luke said. “Do you want to socialize?”</w:t>
-      </w:r>
-    </w:p>
-    <w:p>
-      <w:r>
-        <w:t>“</w:t>
-      </w:r>
-      <w:r>
-        <w:t>Okay,</w:t>
-      </w:r>
-      <w:r>
-        <w:t xml:space="preserve">” Ripper </w:t>
-      </w:r>
-      <w:r>
-        <w:t>said</w:t>
-      </w:r>
-      <w:r>
-        <w:t>.</w:t>
-      </w:r>
-    </w:p>
-    <w:p>
-      <w:r>
-        <w:t xml:space="preserve">“Let’s connect,” Luke said and pulled his device out. He clicked on </w:t>
-      </w:r>
-      <w:r>
-        <w:t>Party Chat, pointed his device at Ripper and clicked on the add person button.</w:t>
-      </w:r>
-    </w:p>
-    <w:p>
-      <w:r>
-        <w:t>Ripper’s device beeped and he took out his device. He clicked on confirm.</w:t>
-      </w:r>
-    </w:p>
-    <w:p>
-      <w:r>
-        <w:t>As they left Ripper asked, “How does this work if there’s no cell signal?”</w:t>
-      </w:r>
-    </w:p>
-    <w:p>
-      <w:r>
-        <w:t>“Might be a proprietary network,” Luke said.</w:t>
-      </w:r>
-    </w:p>
-    <w:p>
-      <w:r>
         <w:t>As before the school grounds were filled with 1</w:t>
       </w:r>
       <w:r>
@@ -2911,6 +3070,9 @@
       <w:r>
         <w:t>“Just exploring campus,” Luke said.</w:t>
       </w:r>
+      <w:r>
+        <w:t xml:space="preserve"> “Also, I need to customize my new phone.”</w:t>
+      </w:r>
     </w:p>
     <w:p>
       <w:r>
@@ -2929,584 +3091,694 @@
     </w:p>
     <w:p>
       <w:r>
+        <w:t xml:space="preserve">Luke glanced at the year rep, still surrounded by people. She </w:t>
+      </w:r>
+      <w:r>
+        <w:t xml:space="preserve">radiated joy as she socialized </w:t>
+      </w:r>
+      <w:r>
+        <w:t>with her peons.</w:t>
+      </w:r>
+    </w:p>
+    <w:p>
+      <w:r>
+        <w:t>Luke walked away. He didn’t understand the obsession people had with celebrities.</w:t>
+      </w:r>
+    </w:p>
+    <w:p>
+      <w:r>
+        <w:t>Time</w:t>
+      </w:r>
+      <w:r>
+        <w:t xml:space="preserve"> </w:t>
+      </w:r>
+      <w:r>
+        <w:t>passed as Luke explored ever</w:t>
+      </w:r>
+      <w:r>
+        <w:t>y nook and cranny of the campus, spending half the time playing with his device.</w:t>
+      </w:r>
+    </w:p>
+    <w:p>
+      <w:r>
+        <w:t>Ripper called and Luke returned.</w:t>
+      </w:r>
+    </w:p>
+    <w:p>
+      <w:r>
+        <w:t xml:space="preserve">“Luke, this is </w:t>
+      </w:r>
+      <w:r>
+        <w:t>Salvador Bruno</w:t>
+      </w:r>
+      <w:r>
+        <w:t xml:space="preserve">, Hans Brooks, Eric </w:t>
+      </w:r>
+      <w:proofErr w:type="spellStart"/>
+      <w:r>
+        <w:t>Ranfield</w:t>
+      </w:r>
+      <w:proofErr w:type="spellEnd"/>
+      <w:r>
+        <w:t xml:space="preserve">, Sylvan </w:t>
+      </w:r>
+      <w:proofErr w:type="spellStart"/>
+      <w:r>
+        <w:t>Brocovisch</w:t>
+      </w:r>
+      <w:proofErr w:type="spellEnd"/>
+      <w:r>
+        <w:t xml:space="preserve">, Antonio Taylor, Bastian </w:t>
+      </w:r>
+      <w:proofErr w:type="spellStart"/>
+      <w:r>
+        <w:t>Delandrio</w:t>
+      </w:r>
+      <w:proofErr w:type="spellEnd"/>
+      <w:r>
+        <w:t xml:space="preserve">, and </w:t>
+      </w:r>
+      <w:proofErr w:type="spellStart"/>
+      <w:r>
+        <w:t>Hulio</w:t>
+      </w:r>
+      <w:proofErr w:type="spellEnd"/>
+      <w:r>
+        <w:t xml:space="preserve"> </w:t>
+      </w:r>
+      <w:proofErr w:type="spellStart"/>
+      <w:r>
+        <w:t>Belario</w:t>
+      </w:r>
+      <w:proofErr w:type="spellEnd"/>
+      <w:r>
+        <w:t>,” Ripper said.</w:t>
+      </w:r>
+    </w:p>
+    <w:p>
+      <w:r>
+        <w:t>“Everyone agreed to come on a hike</w:t>
+      </w:r>
+      <w:r>
+        <w:t xml:space="preserve">. </w:t>
+      </w:r>
+      <w:r>
+        <w:t xml:space="preserve">Hans </w:t>
+      </w:r>
+      <w:r>
+        <w:t xml:space="preserve">here </w:t>
+      </w:r>
+      <w:r>
+        <w:t xml:space="preserve">says there’s a trail to a </w:t>
+      </w:r>
+      <w:r>
+        <w:t>swimming hole with an amazing waterfall.”</w:t>
+      </w:r>
+    </w:p>
+    <w:p>
+      <w:r>
+        <w:t>Luke pulled out his device and pointed it at Hans.</w:t>
+      </w:r>
+    </w:p>
+    <w:p>
+      <w:r>
         <w:lastRenderedPageBreak/>
-        <w:t xml:space="preserve">Luke glanced at the year rep, still surrounded by people. She </w:t>
-      </w:r>
-      <w:r>
-        <w:t xml:space="preserve">radiated joy as she socialized </w:t>
-      </w:r>
-      <w:r>
-        <w:t>with her peons.</w:t>
-      </w:r>
-    </w:p>
-    <w:p>
-      <w:r>
-        <w:t>Luke walked away. He didn’t understand the obsession people had with celebrities.</w:t>
-      </w:r>
-    </w:p>
-    <w:p>
-      <w:r>
-        <w:t>Time</w:t>
+        <w:t>“What are you doing?” Hans asked.</w:t>
+      </w:r>
+    </w:p>
+    <w:p>
+      <w:r>
+        <w:t>“Trying out Identify,” Luke said. “</w:t>
+      </w:r>
+      <w:r>
+        <w:t>It shows your name.</w:t>
+      </w:r>
+      <w:r>
+        <w:t xml:space="preserve"> Does the swimming hole have a name?”</w:t>
+      </w:r>
+    </w:p>
+    <w:p>
+      <w:r>
+        <w:t>“It’s called the Delphi Swimming hole,” Hans said.</w:t>
+      </w:r>
+    </w:p>
+    <w:p>
+      <w:r>
+        <w:t>Everyone decided to try out Identify on each other.</w:t>
+      </w:r>
+    </w:p>
+    <w:p>
+      <w:r>
+        <w:t>“We better go before it gets too dark,” Luke said.</w:t>
+      </w:r>
+    </w:p>
+    <w:p>
+      <w:r>
+        <w:t xml:space="preserve">“Are you afraid of those stories?” a bear of an athlete asked, smiling. </w:t>
+      </w:r>
+      <w:proofErr w:type="gramStart"/>
+      <w:r>
+        <w:t>“Afraid of monsters?”</w:t>
+      </w:r>
+      <w:proofErr w:type="gramEnd"/>
+    </w:p>
+    <w:p>
+      <w:r>
+        <w:t>Luke</w:t>
+      </w:r>
+      <w:r>
+        <w:t xml:space="preserve"> pointed his device at the teen</w:t>
+      </w:r>
+      <w:r>
+        <w:t>, wondering what his stats were, or his name</w:t>
+      </w:r>
+      <w:r>
+        <w:t>.</w:t>
+      </w:r>
+      <w:r>
+        <w:t xml:space="preserve"> He was terrible at names. </w:t>
+      </w:r>
+      <w:r>
+        <w:t>Names</w:t>
+      </w:r>
+      <w:r>
+        <w:t xml:space="preserve"> tended to disappear the moment a new thought popped into his head.</w:t>
+      </w:r>
+    </w:p>
+    <w:p>
+      <w:pPr>
+        <w:pStyle w:val="StatusMessage"/>
+      </w:pPr>
+      <w:r>
+        <w:t>Salvador Bruno</w:t>
+      </w:r>
+    </w:p>
+    <w:p>
+      <w:r>
+        <w:t xml:space="preserve">“No Salvador,” Luke said. “I’m </w:t>
+      </w:r>
+      <w:r>
+        <w:t xml:space="preserve">only </w:t>
+      </w:r>
+      <w:r>
+        <w:t>afraid of breaking my leg, tripping over something in the dark</w:t>
+      </w:r>
+      <w:r>
+        <w:t xml:space="preserve"> and stupid insects</w:t>
+      </w:r>
+      <w:r>
+        <w:t>.</w:t>
+      </w:r>
+      <w:r>
+        <w:t xml:space="preserve"> Monsters don’t exist.</w:t>
+      </w:r>
+    </w:p>
+    <w:p>
+      <w:r>
+        <w:t>“It’s strange that this phone has a camera on the top, but it’s convenient.”</w:t>
+      </w:r>
+    </w:p>
+    <w:p>
+      <w:r>
+        <w:t>Luke opened the Map app and said, “</w:t>
+      </w:r>
+      <w:r>
+        <w:t xml:space="preserve">Delphi </w:t>
+      </w:r>
+      <w:r>
+        <w:t>Swimming hole.” A path to the destination appeared on the map.</w:t>
+      </w:r>
+    </w:p>
+    <w:p>
+      <w:r>
+        <w:t>They headed out.</w:t>
+      </w:r>
+    </w:p>
+    <w:p>
+      <w:r>
+        <w:t xml:space="preserve">“We explored </w:t>
+      </w:r>
+      <w:r>
+        <w:t>some of</w:t>
+      </w:r>
+      <w:r>
+        <w:t xml:space="preserve"> the sports venues,” Ripper said. “</w:t>
+      </w:r>
+      <w:r>
+        <w:t>The sports are rather limited. Strangely, t</w:t>
+      </w:r>
+      <w:r>
+        <w:t>hey have venues where you can train with medieval weapons</w:t>
+      </w:r>
+      <w:r>
+        <w:t>.”</w:t>
+      </w:r>
+    </w:p>
+    <w:p>
+      <w:r>
+        <w:t>“</w:t>
+      </w:r>
+      <w:r>
+        <w:t>The weight training rooms are amazing</w:t>
+      </w:r>
+      <w:r>
+        <w:t xml:space="preserve">,” a teen </w:t>
+      </w:r>
+      <w:r>
+        <w:t xml:space="preserve">built like a sumo wrestler </w:t>
+      </w:r>
+      <w:r>
+        <w:t>said.</w:t>
+      </w:r>
+    </w:p>
+    <w:p>
+      <w:pPr>
+        <w:pStyle w:val="StatusMessage"/>
+      </w:pPr>
+      <w:r>
+        <w:t xml:space="preserve">Eric </w:t>
+      </w:r>
+      <w:proofErr w:type="spellStart"/>
+      <w:r>
+        <w:t>Ranfield</w:t>
+      </w:r>
+      <w:proofErr w:type="spellEnd"/>
+    </w:p>
+    <w:p>
+      <w:r>
+        <w:lastRenderedPageBreak/>
+        <w:t>The path exited the school grounds and entered the forested area. The boundary was rather stark. One side of a concrete line was manicured lawns and electric lights. The other side was wild brush</w:t>
+      </w:r>
+      <w:r>
+        <w:t xml:space="preserve"> and a dirt trail</w:t>
+      </w:r>
+      <w:r>
+        <w:t>.</w:t>
+      </w:r>
+    </w:p>
+    <w:p>
+      <w:r>
+        <w:t xml:space="preserve">A short </w:t>
+      </w:r>
+      <w:r>
+        <w:t>walk brought them to</w:t>
+      </w:r>
+      <w:r>
+        <w:t xml:space="preserve"> a </w:t>
+      </w:r>
+      <w:r>
+        <w:t>stone wall</w:t>
+      </w:r>
+      <w:r>
+        <w:t xml:space="preserve"> overlooking a cliff. </w:t>
+      </w:r>
+      <w:r>
+        <w:t xml:space="preserve">The trail continues </w:t>
+      </w:r>
+      <w:r>
+        <w:t xml:space="preserve">10 m </w:t>
+      </w:r>
+      <w:r>
+        <w:t>below</w:t>
+      </w:r>
+      <w:r>
+        <w:t>.</w:t>
+      </w:r>
+    </w:p>
+    <w:p>
+      <w:r>
+        <w:t>Almost 20 minutes later they arrived at the swimming hole.</w:t>
+      </w:r>
+    </w:p>
+    <w:p>
+      <w:r>
+        <w:t>“Let’s go skinny dipping,” a teen said and started undressing.</w:t>
+      </w:r>
+    </w:p>
+    <w:p>
+      <w:r>
+        <w:t>“Joining us?” Ripper asked.</w:t>
+      </w:r>
+    </w:p>
+    <w:p>
+      <w:r>
+        <w:t xml:space="preserve">“I assure you, you don’t want to see me </w:t>
+      </w:r>
+      <w:r>
+        <w:t>undressed,” Luke said. “I’m going to explore my device.”</w:t>
+      </w:r>
+    </w:p>
+    <w:p>
+      <w:r>
+        <w:t>“Are you eating those flowers?” a teen with blond hair asked.</w:t>
+      </w:r>
+    </w:p>
+    <w:p>
+      <w:r>
+        <w:t>“It’s called homeostasis,” Luke said. “A little bit of poison strengthens the body. Besides, according to my device, this flower is edible. Perhaps I can cook with it.</w:t>
+      </w:r>
+      <w:r>
+        <w:t xml:space="preserve"> It</w:t>
+      </w:r>
+      <w:r>
+        <w:t>’</w:t>
+      </w:r>
+      <w:r>
+        <w:t>s sweet</w:t>
+      </w:r>
+      <w:r>
+        <w:t>, good for making herbal tea</w:t>
+      </w:r>
+      <w:r>
+        <w:t>.</w:t>
+      </w:r>
+      <w:r>
+        <w:t>”</w:t>
+      </w:r>
+    </w:p>
+    <w:p>
+      <w:r>
+        <w:t xml:space="preserve">In the background Luke heard the others splashing about. He ignored them and </w:t>
+      </w:r>
+      <w:r>
+        <w:t>picked more flowers and berries, putting his loot in various plastic bags. They all went into pockets in his fishing jacket.</w:t>
+      </w:r>
+    </w:p>
+    <w:p>
+      <w:r>
+        <w:t xml:space="preserve">Harvesting done, Luke </w:t>
+      </w:r>
+      <w:r>
+        <w:t>explored his device</w:t>
+      </w:r>
+      <w:r>
+        <w:t>.</w:t>
+      </w:r>
+    </w:p>
+    <w:p>
+      <w:r>
+        <w:t xml:space="preserve">“Guys, it’s getting dark,” Luke </w:t>
+      </w:r>
+      <w:r>
+        <w:t>called</w:t>
+      </w:r>
+      <w:r>
+        <w:t>. “It’s time to return.”</w:t>
+      </w:r>
+    </w:p>
+    <w:p>
+      <w:r>
+        <w:t xml:space="preserve">“It’s only </w:t>
+      </w:r>
+      <w:r>
+        <w:t>evening</w:t>
+      </w:r>
+      <w:r>
+        <w:t xml:space="preserve">,” </w:t>
+      </w:r>
+      <w:r>
+        <w:t xml:space="preserve">a teen </w:t>
+      </w:r>
+      <w:r>
+        <w:t>complained</w:t>
+      </w:r>
+      <w:r>
+        <w:t>.</w:t>
+      </w:r>
+    </w:p>
+    <w:p>
+      <w:r>
+        <w:t xml:space="preserve">“Maybe so,” Luke </w:t>
+      </w:r>
+      <w:r>
+        <w:t>said</w:t>
+      </w:r>
+      <w:r>
+        <w:t>. “However, we haven’t eaten dinner, and tomorrow is our first day at school.”</w:t>
+      </w:r>
+    </w:p>
+    <w:p>
+      <w:r>
+        <w:t>“Just one more swing on the rope,” a teen said and jumped.</w:t>
+      </w:r>
+    </w:p>
+    <w:p>
+      <w:r>
+        <w:t>The others trickled out and dressed.</w:t>
+      </w:r>
+    </w:p>
+    <w:p>
+      <w:r>
+        <w:lastRenderedPageBreak/>
+        <w:t>“What is our schedule for tomorrow?” Ripper asked.</w:t>
+      </w:r>
+    </w:p>
+    <w:p>
+      <w:r>
+        <w:t xml:space="preserve">“Just go to your School </w:t>
+      </w:r>
+      <w:r>
+        <w:t>app</w:t>
+      </w:r>
+      <w:r>
+        <w:t xml:space="preserve">,” Luke said. “Homeroom for me is in </w:t>
+      </w:r>
+      <w:r>
+        <w:t>1</w:t>
+      </w:r>
+      <w:r>
+        <w:t xml:space="preserve">-23 of the </w:t>
+      </w:r>
+      <w:r>
+        <w:t xml:space="preserve">Louis </w:t>
+      </w:r>
+      <w:r>
+        <w:t>Pasteur building. School starts at 8:00AM</w:t>
+      </w:r>
+      <w:r>
+        <w:t>.</w:t>
+      </w:r>
+      <w:r>
+        <w:t>”</w:t>
+      </w:r>
+    </w:p>
+    <w:p>
+      <w:r>
+        <w:t>They headed back.</w:t>
+      </w:r>
+    </w:p>
+    <w:p>
+      <w:r>
+        <w:t>Twilight overcame them like a change in the air as they walked.</w:t>
+      </w:r>
+      <w:r>
+        <w:t xml:space="preserve"> With it </w:t>
+      </w:r>
+      <w:r>
+        <w:t xml:space="preserve">an </w:t>
+      </w:r>
+      <w:r>
+        <w:t>otherworldly aura settl</w:t>
+      </w:r>
+      <w:r>
+        <w:t>ed</w:t>
+      </w:r>
+      <w:r>
+        <w:t xml:space="preserve"> over them.</w:t>
+      </w:r>
+    </w:p>
+    <w:p>
+      <w:r>
+        <w:t xml:space="preserve">Luke stopped to examine </w:t>
+      </w:r>
+      <w:r>
+        <w:t>a bush containing berries. These were different from the ones he saw lining the path previously.</w:t>
+      </w:r>
+    </w:p>
+    <w:p>
+      <w:r>
+        <w:t xml:space="preserve">Luke popped one into his mouth and found </w:t>
+      </w:r>
+      <w:r>
+        <w:t>it was sweet and refreshing.</w:t>
+      </w:r>
+      <w:r>
+        <w:t xml:space="preserve"> “Check out these berries,” Luke called. “They are amazing.”</w:t>
+      </w:r>
+    </w:p>
+    <w:p>
+      <w:r>
+        <w:t>The others stopped to grab berries.</w:t>
+      </w:r>
+    </w:p>
+    <w:p>
+      <w:r>
+        <w:t xml:space="preserve">Luke took out a plastic bag and filled it. </w:t>
+      </w:r>
+      <w:r>
+        <w:t>He started on a second bag when he felt a transition into night. It was time to leave.</w:t>
+      </w:r>
+    </w:p>
+    <w:p>
+      <w:r>
+        <w:t>“Damn it’s getting dark,” Eric said as a chill filled the air.</w:t>
+      </w:r>
+    </w:p>
+    <w:p>
+      <w:r>
+        <w:t>Luke took out a flashlight.</w:t>
+      </w:r>
+    </w:p>
+    <w:p>
+      <w:r>
+        <w:t>“Is that a tiger?” a teen asked.</w:t>
+      </w:r>
+    </w:p>
+    <w:p>
+      <w:r>
+        <w:t>Luke g</w:t>
+      </w:r>
+      <w:r>
+        <w:t>lanc</w:t>
+      </w:r>
+      <w:r>
+        <w:t>ed</w:t>
+      </w:r>
+      <w:r>
+        <w:t xml:space="preserve"> to the right</w:t>
+      </w:r>
+      <w:r>
+        <w:t xml:space="preserve">. Indeed there was </w:t>
+      </w:r>
+      <w:r>
+        <w:t>a tiger. It was standing over a freshly killed deer. It let lose an ear-splitting roar.</w:t>
+      </w:r>
+    </w:p>
+    <w:p>
+      <w:r>
+        <w:t>E</w:t>
+      </w:r>
+      <w:r>
+        <w:t>veryone r</w:t>
+      </w:r>
+      <w:r>
+        <w:t>an</w:t>
+      </w:r>
+      <w:r>
+        <w:t>.</w:t>
+      </w:r>
+    </w:p>
+    <w:p>
+      <w:r>
+        <w:t>Luke’s flashlight flickered and died. He put his useless flashlight away and ran for all he was worth.</w:t>
+      </w:r>
+    </w:p>
+    <w:p>
+      <w:r>
+        <w:t>Unfortunately</w:t>
+      </w:r>
+      <w:r>
+        <w:t>,</w:t>
+      </w:r>
+      <w:r>
+        <w:t xml:space="preserve"> Luke was the slowest and the others left him behind.</w:t>
+      </w:r>
+    </w:p>
+    <w:p>
+      <w:r>
+        <w:t>Luke ran. He ran faster and harder than he ever ran.</w:t>
+      </w:r>
+    </w:p>
+    <w:p>
+      <w:r>
+        <w:lastRenderedPageBreak/>
+        <w:t>Arms pumping and lungs burning, Luke’s only thought was escape.</w:t>
+      </w:r>
+    </w:p>
+    <w:p>
+      <w:r>
+        <w:t>Luke slowed down</w:t>
+      </w:r>
+      <w:r>
+        <w:t xml:space="preserve"> as lungs and flabby muscles burned with exhaustion</w:t>
+      </w:r>
+      <w:r>
+        <w:t>.</w:t>
+      </w:r>
+    </w:p>
+    <w:p>
+      <w:r>
+        <w:t>T</w:t>
+      </w:r>
+      <w:r>
+        <w:t>he tiger roared. Looking back, Luke saw the tiger staring at him. At</w:t>
+      </w:r>
+      <w:r>
+        <w:t xml:space="preserve"> its</w:t>
+      </w:r>
+      <w:r>
+        <w:t xml:space="preserve"> feet was </w:t>
+      </w:r>
+      <w:r>
+        <w:t>its</w:t>
+      </w:r>
+      <w:r>
+        <w:t xml:space="preserve"> prey.</w:t>
+      </w:r>
+    </w:p>
+    <w:p>
+      <w:r>
+        <w:t>Panic was a great motivator. Despite his burning lungs, legs and throat, Luke picked up speed, struggling to run on the rocky trail.</w:t>
+      </w:r>
+      <w:r>
+        <w:t xml:space="preserve"> Above, an eerie full moon shed </w:t>
+      </w:r>
+      <w:r>
+        <w:t xml:space="preserve">a mournful silver </w:t>
+      </w:r>
+      <w:r>
+        <w:t>light through scattered clouds.</w:t>
+      </w:r>
+    </w:p>
+    <w:p>
+      <w:r>
+        <w:t>With one eye on the map and another on the trail, Luke ran for his life. And yet the trail was impossibly long.</w:t>
+      </w:r>
+    </w:p>
+    <w:p>
+      <w:r>
+        <w:t>ROAR.</w:t>
+      </w:r>
+    </w:p>
+    <w:p>
+      <w:r>
+        <w:t xml:space="preserve">To the </w:t>
+      </w:r>
+      <w:r>
+        <w:t>left</w:t>
       </w:r>
       <w:r>
         <w:t xml:space="preserve"> </w:t>
       </w:r>
       <w:r>
-        <w:t>passed as Luke explored every nook and cranny of the campus.</w:t>
-      </w:r>
-    </w:p>
-    <w:p>
-      <w:r>
-        <w:t>Ripper called and Luke returned.</w:t>
-      </w:r>
-    </w:p>
-    <w:p>
-      <w:r>
-        <w:t xml:space="preserve">“Luke, this is </w:t>
-      </w:r>
-      <w:r>
-        <w:t>Salvador Bruno</w:t>
-      </w:r>
-      <w:r>
-        <w:t>, Hans Brooks, Eric Ranfield, Sylvan Brocovisch, Antonio Taylor, Bastian Delandrio, and Hulio Belario,” Ripper said.</w:t>
-      </w:r>
-    </w:p>
-    <w:p>
-      <w:r>
-        <w:t>“Everyone agreed to come on a hike</w:t>
+        <w:t>the tiger crouched</w:t>
+      </w:r>
+      <w:r>
+        <w:t>, staring at him. Still at his feet was the bloody deer.</w:t>
+      </w:r>
+    </w:p>
+    <w:p>
+      <w:r>
+        <w:t>Luke felt a monster headache coming on</w:t>
       </w:r>
       <w:r>
         <w:t xml:space="preserve">. </w:t>
       </w:r>
       <w:r>
-        <w:t xml:space="preserve">Hans </w:t>
-      </w:r>
-      <w:r>
-        <w:t xml:space="preserve">here </w:t>
-      </w:r>
-      <w:r>
-        <w:t xml:space="preserve">says there’s a trail to a </w:t>
-      </w:r>
-      <w:r>
-        <w:t>swimming hole with an amazing waterfall.”</w:t>
-      </w:r>
-    </w:p>
-    <w:p>
-      <w:r>
-        <w:t>Luke pulled out his device and pointed it at Hans.</w:t>
-      </w:r>
-    </w:p>
-    <w:p>
-      <w:r>
-        <w:t>“What are you doing?” Hans asked.</w:t>
-      </w:r>
-    </w:p>
-    <w:p>
-      <w:r>
-        <w:t>“Trying out Identify,” Luke said. “</w:t>
-      </w:r>
-      <w:r>
-        <w:t>It shows your name.</w:t>
-      </w:r>
-      <w:r>
-        <w:t xml:space="preserve"> Does the swimming hole have a name?”</w:t>
-      </w:r>
-    </w:p>
-    <w:p>
-      <w:r>
-        <w:t>“It’s called the Delphi Swimming hole,” Hans said.</w:t>
-      </w:r>
-    </w:p>
-    <w:p>
-      <w:r>
-        <w:t>Everyone decided to try out Identify on each other.</w:t>
-      </w:r>
-    </w:p>
-    <w:p>
-      <w:r>
-        <w:t>“We better go before it gets too dark,” Luke said.</w:t>
-      </w:r>
-    </w:p>
-    <w:p>
-      <w:r>
-        <w:t xml:space="preserve">“Are you afraid of those stories?” a bear of an athlete asked, smiling. </w:t>
-      </w:r>
-      <w:proofErr w:type="gramStart"/>
-      <w:r>
-        <w:t>“Afraid of monsters?”</w:t>
-      </w:r>
-      <w:proofErr w:type="gramEnd"/>
-    </w:p>
-    <w:p>
-      <w:r>
-        <w:t>Luke</w:t>
-      </w:r>
-      <w:r>
-        <w:t xml:space="preserve"> pointed his device at the teen</w:t>
-      </w:r>
-      <w:r>
-        <w:t>, wondering what his stats were, or his name</w:t>
-      </w:r>
-      <w:r>
-        <w:t>.</w:t>
-      </w:r>
-      <w:r>
-        <w:t xml:space="preserve"> He was terrible at names. They tended to disappear the moment a new thought popped into his head.</w:t>
-      </w:r>
-    </w:p>
-    <w:p>
-      <w:pPr>
-        <w:pStyle w:val="StatusMessage"/>
-      </w:pPr>
-      <w:r>
-        <w:t>Salvador Bruno</w:t>
-      </w:r>
-    </w:p>
-    <w:p>
-      <w:r>
-        <w:lastRenderedPageBreak/>
-        <w:t xml:space="preserve">“No Salvador,” Luke said. “I’m </w:t>
-      </w:r>
-      <w:r>
-        <w:t xml:space="preserve">only </w:t>
-      </w:r>
-      <w:r>
-        <w:t>afraid of breaking my leg, tripping over something in the dark</w:t>
-      </w:r>
-      <w:r>
-        <w:t xml:space="preserve"> and stupid insects</w:t>
-      </w:r>
-      <w:r>
-        <w:t>.</w:t>
-      </w:r>
-      <w:r>
-        <w:t xml:space="preserve"> Monsters don’t exist.</w:t>
-      </w:r>
-    </w:p>
-    <w:p>
-      <w:r>
-        <w:t>“It’s strange that this phone has a camera on the top, but it’s convenient.”</w:t>
-      </w:r>
-    </w:p>
-    <w:p>
-      <w:r>
-        <w:t>Luke opened the Map app and said, “</w:t>
-      </w:r>
-      <w:r>
-        <w:t xml:space="preserve">Delphi </w:t>
-      </w:r>
-      <w:r>
-        <w:t>Swimming hole.” A path to the destination appeared on the map.</w:t>
-      </w:r>
-    </w:p>
-    <w:p>
-      <w:r>
-        <w:t>They headed out.</w:t>
-      </w:r>
-    </w:p>
-    <w:p>
-      <w:r>
-        <w:t xml:space="preserve">“We explored </w:t>
-      </w:r>
-      <w:r>
-        <w:t>some of</w:t>
-      </w:r>
-      <w:r>
-        <w:t xml:space="preserve"> the sports venues,” Ripper said. “</w:t>
-      </w:r>
-      <w:r>
-        <w:t>The sports are rather limited. Strangely, t</w:t>
-      </w:r>
-      <w:r>
-        <w:t>hey have venues where you can train with medieval weapons</w:t>
-      </w:r>
-      <w:r>
-        <w:t>.”</w:t>
-      </w:r>
-    </w:p>
-    <w:p>
-      <w:r>
-        <w:t>“</w:t>
-      </w:r>
-      <w:r>
-        <w:t>The weight training rooms are amazing</w:t>
-      </w:r>
-      <w:r>
-        <w:t xml:space="preserve">,” a teen </w:t>
-      </w:r>
-      <w:r>
-        <w:t xml:space="preserve">built like a sumo wrestler </w:t>
-      </w:r>
-      <w:r>
-        <w:t>said.</w:t>
-      </w:r>
-    </w:p>
-    <w:p>
-      <w:pPr>
-        <w:pStyle w:val="StatusMessage"/>
-      </w:pPr>
-      <w:r>
-        <w:t>Eric Ranfield</w:t>
-      </w:r>
-    </w:p>
-    <w:p>
-      <w:r>
-        <w:t>The path exited the school grounds and entered the forested area. The boundary was rather stark. One side of a concrete line was manicured lawns and electric lights. The other side was wild brush</w:t>
-      </w:r>
-      <w:r>
-        <w:t xml:space="preserve"> and a dirt trail</w:t>
-      </w:r>
-      <w:r>
-        <w:t>.</w:t>
-      </w:r>
-    </w:p>
-    <w:p>
-      <w:r>
-        <w:t xml:space="preserve">A short </w:t>
-      </w:r>
-      <w:r>
-        <w:t>walk brought them to</w:t>
-      </w:r>
-      <w:r>
-        <w:t xml:space="preserve"> a </w:t>
-      </w:r>
-      <w:r>
-        <w:t>stone wall</w:t>
-      </w:r>
-      <w:r>
-        <w:t xml:space="preserve"> overlooking a cliff. </w:t>
-      </w:r>
-      <w:r>
-        <w:t xml:space="preserve">The trail continues </w:t>
-      </w:r>
-      <w:r>
-        <w:t xml:space="preserve">10 m </w:t>
-      </w:r>
-      <w:r>
-        <w:t>below</w:t>
-      </w:r>
-      <w:r>
-        <w:t>.</w:t>
-      </w:r>
-    </w:p>
-    <w:p>
-      <w:r>
-        <w:t>Almost 20 minutes later they arrived at the swimming hole.</w:t>
-      </w:r>
-    </w:p>
-    <w:p>
-      <w:r>
-        <w:t>“Let’s go skinny dipping,” a teen said and started undressing.</w:t>
-      </w:r>
-    </w:p>
-    <w:p>
-      <w:r>
-        <w:t>“Joining us?” Ripper asked.</w:t>
-      </w:r>
-    </w:p>
-    <w:p>
-      <w:r>
-        <w:t xml:space="preserve">“I assure you, you don’t want to see me </w:t>
-      </w:r>
-      <w:r>
-        <w:t>undressed,” Luke said. “I’m going to explore my device.”</w:t>
-      </w:r>
-    </w:p>
-    <w:p>
-      <w:r>
-        <w:t>“Are you eating those flowers?” a teen with blond hair asked.</w:t>
-      </w:r>
-    </w:p>
-    <w:p>
-      <w:r>
-        <w:lastRenderedPageBreak/>
-        <w:t>“It’s called homeostasis,” Luke said. “A little bit of poison strengthens the body. Besides, according to my device, this flower is edible. Perhaps I can cook with it.</w:t>
-      </w:r>
-      <w:r>
-        <w:t xml:space="preserve"> It</w:t>
-      </w:r>
-      <w:r>
-        <w:t>’</w:t>
-      </w:r>
-      <w:r>
-        <w:t>s sweet</w:t>
-      </w:r>
-      <w:r>
-        <w:t>, good for making herbal tea</w:t>
-      </w:r>
-      <w:r>
-        <w:t>.</w:t>
-      </w:r>
-      <w:r>
-        <w:t>”</w:t>
-      </w:r>
-    </w:p>
-    <w:p>
-      <w:r>
-        <w:t xml:space="preserve">In the background Luke heard the others splashing about. He ignored them and </w:t>
-      </w:r>
-      <w:r>
-        <w:t>picked more flowers and berries, putting his loot in various plastic bags. They all went into pockets in his fishing jacket.</w:t>
-      </w:r>
-    </w:p>
-    <w:p>
-      <w:r>
-        <w:t xml:space="preserve">Harvesting done, Luke </w:t>
-      </w:r>
-      <w:r>
-        <w:t>focused on learning various features of his device.</w:t>
-      </w:r>
-    </w:p>
-    <w:p>
-      <w:r>
-        <w:t>“Guys, it’s getting dark,” Luke said. “It’s time to return.”</w:t>
-      </w:r>
-    </w:p>
-    <w:p>
-      <w:r>
-        <w:t xml:space="preserve">“It’s only </w:t>
-      </w:r>
-      <w:r>
-        <w:t>evening</w:t>
-      </w:r>
-      <w:r>
-        <w:t xml:space="preserve">,” </w:t>
-      </w:r>
-      <w:r>
-        <w:t>a teen said.</w:t>
-      </w:r>
-    </w:p>
-    <w:p>
-      <w:r>
-        <w:t xml:space="preserve">“Maybe so,” Luke </w:t>
-      </w:r>
-      <w:r>
-        <w:t>said</w:t>
-      </w:r>
-      <w:r>
-        <w:t>. “However, we haven’t eaten dinner, and tomorrow is our first day at school.”</w:t>
-      </w:r>
-    </w:p>
-    <w:p>
-      <w:r>
-        <w:t>“Just one more swing on the rope,” a teen said and jumped.</w:t>
-      </w:r>
-    </w:p>
-    <w:p>
-      <w:r>
-        <w:t>The others trickled out and dressed.</w:t>
-      </w:r>
-    </w:p>
-    <w:p>
-      <w:r>
-        <w:t>“What is our schedule for tomorrow?” Ripper asked.</w:t>
-      </w:r>
-    </w:p>
-    <w:p>
-      <w:r>
-        <w:t xml:space="preserve">“Just go to your School </w:t>
-      </w:r>
-      <w:r>
-        <w:t>app</w:t>
-      </w:r>
-      <w:r>
-        <w:t xml:space="preserve">,” Luke said. “Homeroom for me is in </w:t>
-      </w:r>
-      <w:r>
-        <w:t>1</w:t>
-      </w:r>
-      <w:r>
-        <w:t xml:space="preserve">-23 of the </w:t>
-      </w:r>
-      <w:r>
-        <w:t xml:space="preserve">Louis </w:t>
-      </w:r>
-      <w:r>
-        <w:t>Pasteur building. School starts at 8:00AM</w:t>
-      </w:r>
-      <w:r>
-        <w:t>.</w:t>
-      </w:r>
-      <w:r>
-        <w:t>”</w:t>
-      </w:r>
-    </w:p>
-    <w:p>
-      <w:r>
-        <w:t>They headed back.</w:t>
-      </w:r>
-    </w:p>
-    <w:p>
-      <w:r>
-        <w:t>Twilight overcame them like a change in the air as they walked.</w:t>
-      </w:r>
-      <w:r>
-        <w:t xml:space="preserve"> With it came</w:t>
-      </w:r>
-      <w:r>
-        <w:t xml:space="preserve"> an otherworldly aura settling over them.</w:t>
-      </w:r>
-    </w:p>
-    <w:p>
-      <w:r>
-        <w:t xml:space="preserve">Luke stopped to examine </w:t>
-      </w:r>
-      <w:r>
-        <w:t>a bush containing berries. These were different from the ones he saw lining the path previously.</w:t>
-      </w:r>
-    </w:p>
-    <w:p>
-      <w:r>
-        <w:t xml:space="preserve">Luke popped one into his mouth and found </w:t>
-      </w:r>
-      <w:r>
-        <w:t>it was sweet and refreshing.</w:t>
-      </w:r>
-      <w:r>
-        <w:t xml:space="preserve"> “Check out these berries,” Luke called. “They are amazing.”</w:t>
-      </w:r>
-    </w:p>
-    <w:p>
-      <w:r>
-        <w:lastRenderedPageBreak/>
-        <w:t>The others stopped to grab berries.</w:t>
-      </w:r>
-    </w:p>
-    <w:p>
-      <w:r>
-        <w:t xml:space="preserve">Grabbing a bag Luke filled it, and then stuffed it into a pocket. </w:t>
-      </w:r>
-      <w:r>
-        <w:t>He started on a second bag when he felt a transition into night. It was time to leave.</w:t>
-      </w:r>
-    </w:p>
-    <w:p>
-      <w:r>
-        <w:t>“Damn it’s getting dark,” Eric said as a chill filled the air.</w:t>
-      </w:r>
-    </w:p>
-    <w:p>
-      <w:r>
-        <w:t>Luke took out a flashlight.</w:t>
-      </w:r>
-    </w:p>
-    <w:p>
-      <w:r>
-        <w:t>“Is that a tiger?” a teen asked.</w:t>
-      </w:r>
-    </w:p>
-    <w:p>
-      <w:r>
-        <w:t>Luke g</w:t>
-      </w:r>
-      <w:r>
-        <w:t>lanc</w:t>
-      </w:r>
-      <w:r>
-        <w:t>ed</w:t>
-      </w:r>
-      <w:r>
-        <w:t xml:space="preserve"> to the right</w:t>
-      </w:r>
-      <w:r>
-        <w:t xml:space="preserve">. Indeed there was </w:t>
-      </w:r>
-      <w:r>
-        <w:t>a tiger. It was standing over a freshly killed deer. It let lose an ear-splitting roar.</w:t>
-      </w:r>
-    </w:p>
-    <w:p>
-      <w:r>
-        <w:t>E</w:t>
-      </w:r>
-      <w:r>
-        <w:t>veryone r</w:t>
-      </w:r>
-      <w:r>
-        <w:t>an</w:t>
-      </w:r>
-      <w:r>
-        <w:t>.</w:t>
-      </w:r>
-    </w:p>
-    <w:p>
-      <w:r>
-        <w:t>Luke’s flashlight flickered and died. He put his useless flashlight away and ran for all he was worth.</w:t>
-      </w:r>
-    </w:p>
-    <w:p>
-      <w:r>
-        <w:t>Unfortunately</w:t>
-      </w:r>
-      <w:r>
-        <w:t>,</w:t>
-      </w:r>
-      <w:r>
-        <w:t xml:space="preserve"> Luke was the slowest and the others left him behind.</w:t>
-      </w:r>
-    </w:p>
-    <w:p>
-      <w:r>
-        <w:t>Luke ran. He ran faster and harder than he ever ran.</w:t>
-      </w:r>
-    </w:p>
-    <w:p>
-      <w:r>
-        <w:t>Arms pumping and lungs burning, Luke’s only thought was escape.</w:t>
-      </w:r>
-    </w:p>
-    <w:p>
-      <w:r>
-        <w:t>Luke slowed down, hoping he got away.</w:t>
-      </w:r>
-    </w:p>
-    <w:p>
-      <w:r>
-        <w:t>T</w:t>
-      </w:r>
-      <w:r>
-        <w:t>he tiger roared. Looking back, Luke saw the tiger staring at him. At his feet was the prey.</w:t>
-      </w:r>
-    </w:p>
-    <w:p>
-      <w:r>
-        <w:t>Panic was a great motivator. Despite his burning lungs, legs and throat, Luke picked up speed, struggling to run on the rocky trail.</w:t>
-      </w:r>
-      <w:r>
-        <w:t xml:space="preserve"> Above, an eerie full moon shed light through scattered clouds.</w:t>
-      </w:r>
-    </w:p>
-    <w:p>
-      <w:r>
-        <w:t>With one eye on the map and another on the trail, Luke ran for his life. And yet the trail was impossibly long.</w:t>
-      </w:r>
-    </w:p>
-    <w:p>
-      <w:r>
-        <w:t>ROAR.</w:t>
-      </w:r>
-    </w:p>
-    <w:p>
-      <w:r>
-        <w:lastRenderedPageBreak/>
-        <w:t xml:space="preserve">To the </w:t>
-      </w:r>
-      <w:r>
-        <w:t>left</w:t>
-      </w:r>
-      <w:r>
-        <w:t xml:space="preserve"> was the tiger, staring at him. Still at his feet was the bloody deer.</w:t>
-      </w:r>
-    </w:p>
-    <w:p>
-      <w:r>
-        <w:t>Luke felt a monster headache coming on</w:t>
-      </w:r>
-      <w:r>
-        <w:t xml:space="preserve">. </w:t>
-      </w:r>
-      <w:r>
         <w:t xml:space="preserve">His throat and lungs burned. </w:t>
+      </w:r>
+      <w:r>
+        <w:t xml:space="preserve">His legs felt like noodles. </w:t>
       </w:r>
       <w:r>
         <w:t>Still he ran. The only question was; would he die from a heart attack or be eaten by a tiger?</w:t>
@@ -3568,6 +3840,7 @@
     </w:p>
     <w:p>
       <w:r>
+        <w:lastRenderedPageBreak/>
         <w:t xml:space="preserve">Luke </w:t>
       </w:r>
       <w:r>
@@ -3682,152 +3955,252 @@
     </w:p>
     <w:p>
       <w:r>
+        <w:t xml:space="preserve">Luke crested the </w:t>
+      </w:r>
+      <w:r>
+        <w:t xml:space="preserve">rock wall atop the </w:t>
+      </w:r>
+      <w:r>
+        <w:t>cliff and jumped over.</w:t>
+      </w:r>
+    </w:p>
+    <w:p>
+      <w:r>
+        <w:t>Luke desperately wanted to stop</w:t>
+      </w:r>
+      <w:r>
+        <w:t>,</w:t>
+      </w:r>
+      <w:r>
+        <w:t xml:space="preserve"> </w:t>
+      </w:r>
+      <w:r>
+        <w:t>b</w:t>
+      </w:r>
+      <w:r>
+        <w:t xml:space="preserve">ut he couldn’t. The tiger was there, less than 10m away, </w:t>
+      </w:r>
+      <w:r>
+        <w:t>crouching</w:t>
+      </w:r>
+      <w:r>
+        <w:t xml:space="preserve"> next to its prey</w:t>
+      </w:r>
+      <w:r>
+        <w:t>,</w:t>
+      </w:r>
+      <w:r>
+        <w:t xml:space="preserve"> </w:t>
+      </w:r>
+      <w:r>
+        <w:t>e</w:t>
+      </w:r>
+      <w:r>
+        <w:t>yes blaz</w:t>
+      </w:r>
+      <w:r>
+        <w:t>ing</w:t>
+      </w:r>
+      <w:r>
+        <w:t xml:space="preserve"> in the dark.</w:t>
+      </w:r>
+    </w:p>
+    <w:p>
+      <w:r>
+        <w:t>B</w:t>
+      </w:r>
+      <w:r>
+        <w:t>lood leak</w:t>
+      </w:r>
+      <w:r>
+        <w:t>ed</w:t>
+      </w:r>
+      <w:r>
+        <w:t xml:space="preserve"> from it mouth </w:t>
+      </w:r>
+      <w:r>
+        <w:t>as the tiger</w:t>
+      </w:r>
+      <w:r>
+        <w:t xml:space="preserve"> roared.</w:t>
+      </w:r>
+    </w:p>
+    <w:p>
+      <w:r>
+        <w:t xml:space="preserve">With eyes blurry from lack of oxygen, </w:t>
+      </w:r>
+      <w:r>
+        <w:t xml:space="preserve">monster headache, sharp pains in his throat, lungs and </w:t>
+      </w:r>
+      <w:r>
+        <w:t>legs, Luke staggered on.</w:t>
+      </w:r>
+    </w:p>
+    <w:p>
+      <w:r>
+        <w:t>Luke crossed the boundary of the school ground</w:t>
+      </w:r>
+      <w:r>
+        <w:t>s</w:t>
+      </w:r>
+      <w:r>
+        <w:t>.</w:t>
+      </w:r>
+    </w:p>
+    <w:p>
+      <w:r>
+        <w:t xml:space="preserve">The voices disappeared and </w:t>
+      </w:r>
+      <w:r>
+        <w:t>the nightmare receded</w:t>
+      </w:r>
+      <w:r>
+        <w:t xml:space="preserve">. The normal sounds of night appeared, along with </w:t>
+      </w:r>
+      <w:r>
+        <w:t>mosquitoes and other insects.</w:t>
+      </w:r>
+    </w:p>
+    <w:p>
+      <w:r>
+        <w:t xml:space="preserve">Feeling a burst of euphoria, </w:t>
+      </w:r>
+      <w:r>
+        <w:t>Luke collapsed amid the other teens.</w:t>
+      </w:r>
+      <w:r>
+        <w:t xml:space="preserve"> He had succeeded. He had endured the heavenly tribulation. He was now stronger.</w:t>
+      </w:r>
+    </w:p>
+    <w:p>
+      <w:r>
         <w:lastRenderedPageBreak/>
-        <w:t xml:space="preserve">Luke crested the </w:t>
-      </w:r>
-      <w:r>
-        <w:t xml:space="preserve">rock wall atop the </w:t>
-      </w:r>
-      <w:r>
-        <w:t>cliff and jumped over.</w:t>
-      </w:r>
-    </w:p>
-    <w:p>
-      <w:r>
-        <w:t>Luke desperately wanted to stop</w:t>
+        <w:t>Amid the night sounds everyone’s devices beeped.</w:t>
+      </w:r>
+      <w:r>
+        <w:t xml:space="preserve"> Luke and the others ignored their devices.</w:t>
+      </w:r>
+      <w:r>
+        <w:t xml:space="preserve"> There was time for that later.</w:t>
+      </w:r>
+    </w:p>
+    <w:p>
+      <w:r>
+        <w:t>For a few minutes no one spoke.</w:t>
+      </w:r>
+    </w:p>
+    <w:p>
+      <w:r>
+        <w:t>“</w:t>
+      </w:r>
+      <w:r>
+        <w:t>Damn I feel jacked</w:t>
+      </w:r>
+      <w:r>
+        <w:t>,” Hans muttered. “I’ve never been pushed so hard in all my life.”</w:t>
+      </w:r>
+    </w:p>
+    <w:p>
+      <w:r>
+        <w:t>“We better return to our dorms,” Luke said and slowly got up.</w:t>
+      </w:r>
+      <w:r>
+        <w:t xml:space="preserve"> </w:t>
+      </w:r>
+      <w:r>
+        <w:t>He was still bone tired and brain dead. However, he could walk – barely.</w:t>
+      </w:r>
+    </w:p>
+    <w:p>
+      <w:r>
+        <w:t>Ripper asked, “What happened to Antonio?”</w:t>
+      </w:r>
+    </w:p>
+    <w:p>
+      <w:r>
+        <w:t xml:space="preserve">Luke </w:t>
+      </w:r>
+      <w:r>
+        <w:t>looked around</w:t>
+      </w:r>
+      <w:r>
+        <w:t>.</w:t>
+      </w:r>
+    </w:p>
+    <w:p>
+      <w:r>
+        <w:t>No one said anything.</w:t>
+      </w:r>
+    </w:p>
+    <w:p>
+      <w:r>
+        <w:t xml:space="preserve">Then a teen </w:t>
+      </w:r>
+      <w:r>
+        <w:t>whimpered</w:t>
+      </w:r>
+      <w:r>
+        <w:t>, “I don’t want to return there. We were foolish to disobey the principle.”</w:t>
+      </w:r>
+    </w:p>
+    <w:p>
+      <w:r>
+        <w:t>No one spoke.</w:t>
+      </w:r>
+    </w:p>
+    <w:p>
+      <w:r>
+        <w:t xml:space="preserve">“I sent a message to </w:t>
+      </w:r>
+      <w:r>
+        <w:t xml:space="preserve">the </w:t>
+      </w:r>
+      <w:r>
+        <w:t xml:space="preserve">school, saying Antonio </w:t>
+      </w:r>
+      <w:r>
+        <w:t xml:space="preserve">Taylor </w:t>
+      </w:r>
+      <w:r>
+        <w:t>is missing,” Luke said.</w:t>
+      </w:r>
+      <w:r>
+        <w:t xml:space="preserve"> Luke was momentarily amazed that he knew the last name of the teen.</w:t>
+      </w:r>
+      <w:r>
+        <w:t xml:space="preserve"> “They replied in all caps, saying</w:t>
       </w:r>
       <w:r>
         <w:t>,</w:t>
       </w:r>
       <w:r>
-        <w:t xml:space="preserve"> </w:t>
-      </w:r>
-      <w:r>
-        <w:t>b</w:t>
-      </w:r>
-      <w:r>
-        <w:t xml:space="preserve">ut he couldn’t. The tiger was there, less than 10m away, </w:t>
-      </w:r>
-      <w:r>
-        <w:t>crouching</w:t>
-      </w:r>
-      <w:r>
-        <w:t xml:space="preserve"> next to its prey</w:t>
-      </w:r>
-      <w:r>
-        <w:t>,</w:t>
-      </w:r>
-      <w:r>
-        <w:t xml:space="preserve"> </w:t>
-      </w:r>
-      <w:r>
-        <w:t>e</w:t>
-      </w:r>
-      <w:r>
-        <w:t>yes blaz</w:t>
-      </w:r>
-      <w:r>
-        <w:t>ing</w:t>
-      </w:r>
-      <w:r>
-        <w:t xml:space="preserve"> in the dark.</w:t>
-      </w:r>
-    </w:p>
-    <w:p>
-      <w:r>
-        <w:t>With blood leaking from it mouth it roared again.</w:t>
-      </w:r>
-    </w:p>
-    <w:p>
-      <w:r>
-        <w:t xml:space="preserve">With eyes blurry from lack of oxygen, </w:t>
-      </w:r>
-      <w:r>
-        <w:t xml:space="preserve">monster headache, sharp pains in his throat, lungs and </w:t>
-      </w:r>
-      <w:r>
-        <w:t>legs, Luke staggered on.</w:t>
-      </w:r>
-    </w:p>
-    <w:p>
-      <w:r>
-        <w:t>Finally, Luke crossed the boundary of the school ground</w:t>
-      </w:r>
-      <w:r>
-        <w:t>s</w:t>
+        <w:t xml:space="preserve"> ‘</w:t>
+      </w:r>
+      <w:r>
+        <w:t>DO NOT LEAVE SCHOOL GROUNDS</w:t>
+      </w:r>
+      <w:r>
+        <w:t>’</w:t>
       </w:r>
       <w:r>
         <w:t>.</w:t>
       </w:r>
-    </w:p>
-    <w:p>
-      <w:r>
-        <w:t xml:space="preserve">The voices disappeared and Luke felt as if he exited a nightmare. The normal sounds of night appeared, along with </w:t>
-      </w:r>
-      <w:r>
-        <w:t>mosquitoes and other insects.</w:t>
-      </w:r>
-    </w:p>
-    <w:p>
-      <w:r>
-        <w:t xml:space="preserve">Feeling a burst of euphoria, </w:t>
-      </w:r>
-      <w:r>
-        <w:t>Luke collapsed amid the other teens.</w:t>
-      </w:r>
-      <w:r>
-        <w:t xml:space="preserve"> He had succeeded. He had endured the heavenly tribulation. He was now stronger.</w:t>
-      </w:r>
-    </w:p>
-    <w:p>
-      <w:r>
-        <w:t>Amid the night sounds everyone’s devices beeped.</w:t>
-      </w:r>
-      <w:r>
-        <w:t xml:space="preserve"> Luke and the others ignored their devices.</w:t>
-      </w:r>
-      <w:r>
-        <w:t xml:space="preserve"> There was time for that later.</w:t>
-      </w:r>
-    </w:p>
-    <w:p>
-      <w:r>
-        <w:t>For a few minutes no one spoke.</w:t>
-      </w:r>
-    </w:p>
-    <w:p>
-      <w:r>
-        <w:t>“</w:t>
-      </w:r>
-      <w:r>
-        <w:t>Damn I feel jacked</w:t>
-      </w:r>
-      <w:r>
-        <w:t>,” Hans muttered. “I’ve never been pushed so hard in all my life.”</w:t>
-      </w:r>
-    </w:p>
-    <w:p>
-      <w:r>
-        <w:t>“We better return to our dorms,” Luke said and slowly got up.</w:t>
-      </w:r>
-      <w:r>
-        <w:t xml:space="preserve"> </w:t>
-      </w:r>
-      <w:r>
-        <w:t>He was still bone tired and brain dead. However, he could walk – barely.</w:t>
-      </w:r>
-    </w:p>
-    <w:p>
-      <w:r>
-        <w:t>Ripper asked, “What happened to Antonio?”</w:t>
-      </w:r>
-    </w:p>
-    <w:p>
-      <w:r>
-        <w:t xml:space="preserve">Luke </w:t>
-      </w:r>
-      <w:r>
-        <w:t>looked around</w:t>
+      <w:r>
+        <w:t xml:space="preserve"> They will look for him.”</w:t>
+      </w:r>
+    </w:p>
+    <w:p>
+      <w:r>
+        <w:t xml:space="preserve">“Did you say he was with us?” </w:t>
+      </w:r>
+      <w:r>
+        <w:t>Sylvan</w:t>
+      </w:r>
+      <w:r>
+        <w:t xml:space="preserve"> asked</w:t>
+      </w:r>
+      <w:r>
+        <w:t xml:space="preserve"> worriedly</w:t>
       </w:r>
       <w:r>
         <w:t>.</w:t>
@@ -3835,117 +4208,44 @@
     </w:p>
     <w:p>
       <w:r>
-        <w:t>No one said anything.</w:t>
+        <w:t>“No,” Luke said. “</w:t>
+      </w:r>
+      <w:r>
+        <w:t>I just said he was missing</w:t>
+      </w:r>
+      <w:r>
+        <w:t>.”</w:t>
+      </w:r>
+    </w:p>
+    <w:p>
+      <w:r>
+        <w:t>“It’s almost 1</w:t>
+      </w:r>
+      <w:r>
+        <w:t>1</w:t>
+      </w:r>
+      <w:r>
+        <w:t>:00PM,” Luke said. “I’m going to bed.”</w:t>
+      </w:r>
+    </w:p>
+    <w:p>
+      <w:r>
+        <w:t>“Not eating?” Ripper asked.</w:t>
+      </w:r>
+    </w:p>
+    <w:p>
+      <w:r>
+        <w:t>“I can barely move,” Luke said. “I hope I don’t oversleep tomorrow.”</w:t>
+      </w:r>
+    </w:p>
+    <w:p>
+      <w:r>
+        <w:t>“On the bright side you seemed to have lost some weight,” Ripper said. “Also, your acne seems to have cleared up.”</w:t>
       </w:r>
     </w:p>
     <w:p>
       <w:r>
         <w:lastRenderedPageBreak/>
-        <w:t xml:space="preserve">Then a teen </w:t>
-      </w:r>
-      <w:r>
-        <w:t>whimpered</w:t>
-      </w:r>
-      <w:r>
-        <w:t>, “I don’t want to return there. We were foolish to disobey the principle.”</w:t>
-      </w:r>
-    </w:p>
-    <w:p>
-      <w:r>
-        <w:t>No one spoke.</w:t>
-      </w:r>
-    </w:p>
-    <w:p>
-      <w:r>
-        <w:t xml:space="preserve">“I sent a message to </w:t>
-      </w:r>
-      <w:r>
-        <w:t xml:space="preserve">the </w:t>
-      </w:r>
-      <w:r>
-        <w:t xml:space="preserve">school, saying Antonio </w:t>
-      </w:r>
-      <w:r>
-        <w:t xml:space="preserve">Taylor </w:t>
-      </w:r>
-      <w:r>
-        <w:t>is missing,” Luke said.</w:t>
-      </w:r>
-      <w:r>
-        <w:t xml:space="preserve"> Luke was momentarily amazed that he knew the last name of the teen.</w:t>
-      </w:r>
-      <w:r>
-        <w:t xml:space="preserve"> “They replied in all caps, saying</w:t>
-      </w:r>
-      <w:r>
-        <w:t>,</w:t>
-      </w:r>
-      <w:r>
-        <w:t xml:space="preserve"> ‘</w:t>
-      </w:r>
-      <w:r>
-        <w:t>DO NOT LEAVE SCHOOL GROUNDS</w:t>
-      </w:r>
-      <w:r>
-        <w:t>’</w:t>
-      </w:r>
-      <w:r>
-        <w:t>.</w:t>
-      </w:r>
-      <w:r>
-        <w:t xml:space="preserve"> They will look for him.”</w:t>
-      </w:r>
-    </w:p>
-    <w:p>
-      <w:r>
-        <w:t xml:space="preserve">“Did you say he was with us?” </w:t>
-      </w:r>
-      <w:r>
-        <w:t>Sylvan</w:t>
-      </w:r>
-      <w:r>
-        <w:t xml:space="preserve"> asked</w:t>
-      </w:r>
-      <w:r>
-        <w:t xml:space="preserve"> worriedly</w:t>
-      </w:r>
-      <w:r>
-        <w:t>.</w:t>
-      </w:r>
-    </w:p>
-    <w:p>
-      <w:r>
-        <w:t>“No,” Luke said. “</w:t>
-      </w:r>
-      <w:r>
-        <w:t>I just said he was missing</w:t>
-      </w:r>
-      <w:r>
-        <w:t>.”</w:t>
-      </w:r>
-    </w:p>
-    <w:p>
-      <w:r>
-        <w:t>“It’s almost 10:00PM,” Luke said. “I’m going to bed.”</w:t>
-      </w:r>
-    </w:p>
-    <w:p>
-      <w:r>
-        <w:t>“Not eating?” Ripper asked.</w:t>
-      </w:r>
-    </w:p>
-    <w:p>
-      <w:r>
-        <w:t>“I can barely move,” Luke said. “I hope I don’t oversleep tomorrow.”</w:t>
-      </w:r>
-    </w:p>
-    <w:p>
-      <w:r>
-        <w:t>“On the bright side you seemed to have lost some weight,” Ripper said. “Also, your acne seems to have cleared up.”</w:t>
-      </w:r>
-    </w:p>
-    <w:p>
-      <w:r>
         <w:t>“You’re right,” Luke said. “My pants are loose.”</w:t>
       </w:r>
     </w:p>
@@ -4079,13 +4379,20 @@
     </w:p>
     <w:p>
       <w:r>
-        <w:t xml:space="preserve">“Yes,” Ripper said. </w:t>
-      </w:r>
-      <w:proofErr w:type="gramStart"/>
-      <w:r>
-        <w:t>“Except for Antonio.”</w:t>
-      </w:r>
-      <w:proofErr w:type="gramEnd"/>
+        <w:t>“Yes,</w:t>
+      </w:r>
+      <w:r>
+        <w:t xml:space="preserve"> </w:t>
+      </w:r>
+      <w:r>
+        <w:t>except for Antonio</w:t>
+      </w:r>
+      <w:r>
+        <w:t>” Ripper said</w:t>
+      </w:r>
+      <w:r>
+        <w:t>.</w:t>
+      </w:r>
     </w:p>
     <w:p>
       <w:r>
@@ -4128,7 +4435,13 @@
         <w:t>“</w:t>
       </w:r>
       <w:r>
-        <w:t xml:space="preserve">Additionally, all my stats have increased. And now I’m </w:t>
+        <w:t xml:space="preserve">Additionally, </w:t>
+      </w:r>
+      <w:r>
+        <w:t xml:space="preserve">almost </w:t>
+      </w:r>
+      <w:r>
+        <w:t xml:space="preserve">all my stats have increased. And now I’m </w:t>
       </w:r>
       <w:r>
         <w:t>Rank</w:t>
@@ -4171,13 +4484,7 @@
         <w:rPr>
           <w:u w:val="single"/>
         </w:rPr>
-        <w:t xml:space="preserve">Rank 1, </w:t>
-      </w:r>
-      <w:r>
-        <w:rPr>
-          <w:u w:val="single"/>
-        </w:rPr>
-        <w:t>Level 0</w:t>
+        <w:t>Rank 1</w:t>
       </w:r>
     </w:p>
     <w:p>
@@ -4482,7 +4789,19 @@
     </w:p>
     <w:p>
       <w:r>
-        <w:t>“And my goal is to help make my family restaurant prosper,” Luke said as he handed his dishes to Ripper. “</w:t>
+        <w:t xml:space="preserve">“And my goal is to </w:t>
+      </w:r>
+      <w:r>
+        <w:t>work at my</w:t>
+      </w:r>
+      <w:r>
+        <w:t xml:space="preserve"> family restaurant </w:t>
+      </w:r>
+      <w:r>
+        <w:t>after graduation</w:t>
+      </w:r>
+      <w:r>
+        <w:t>,” Luke said as he handed his dishes to Ripper. “</w:t>
       </w:r>
       <w:r>
         <w:t>I’m t</w:t>
@@ -4553,7 +4872,13 @@
     </w:p>
     <w:p>
       <w:r>
-        <w:t>“If the numbers are to be believed, you might soon rival professional football players. Can you imagine what will happen in a few years when you turn 18?</w:t>
+        <w:t xml:space="preserve">“If the numbers are to be believed, you might soon rival professional football players. Can you imagine what will happen in a few years when you </w:t>
+      </w:r>
+      <w:r>
+        <w:t>graduate</w:t>
+      </w:r>
+      <w:r>
+        <w:t>?</w:t>
       </w:r>
       <w:r>
         <w:t>”</w:t>
@@ -4585,7 +4910,7 @@
         <w:t xml:space="preserve">“By the way, my clothes fit perfectly, even though I </w:t>
       </w:r>
       <w:r>
-        <w:t xml:space="preserve">seem to have lost at least </w:t>
+        <w:t xml:space="preserve">lost at least </w:t>
       </w:r>
       <w:r>
         <w:t>8</w:t>
@@ -4657,13 +4982,29 @@
     <w:p>
       <w:r>
         <w:lastRenderedPageBreak/>
+        <w:t>“How did that feel?” Ripper asked.</w:t>
+      </w:r>
+    </w:p>
+    <w:p>
+      <w:r>
+        <w:t>“Amazing,” Luke said.</w:t>
+      </w:r>
+    </w:p>
+    <w:p>
+      <w:r>
         <w:t xml:space="preserve">The class room was tiered with a row of desks on each </w:t>
       </w:r>
       <w:r>
         <w:t>landing</w:t>
       </w:r>
       <w:r>
-        <w:t>. Luke took a seat near the window with Ripper next to him.</w:t>
+        <w:t xml:space="preserve">. Luke took a seat near </w:t>
+      </w:r>
+      <w:r>
+        <w:t>a</w:t>
+      </w:r>
+      <w:r>
+        <w:t xml:space="preserve"> window with Ripper next to him.</w:t>
       </w:r>
     </w:p>
     <w:p>
@@ -4754,131 +5095,149 @@
         <w:pStyle w:val="StatusMessage"/>
       </w:pPr>
       <w:r>
+        <w:lastRenderedPageBreak/>
         <w:t>Spirit Animals</w:t>
       </w:r>
     </w:p>
     <w:p>
       <w:r>
+        <w:t>“</w:t>
+      </w:r>
+      <w:r>
+        <w:t xml:space="preserve">Every person </w:t>
+      </w:r>
+      <w:r>
+        <w:t>on Blue Star</w:t>
+      </w:r>
+      <w:r>
+        <w:t xml:space="preserve"> has a connection with a spiritual animal. We call these animals, totems. I want you to think what your totem is. It can be any animal you feel you are connected to or are fond of.</w:t>
+      </w:r>
+    </w:p>
+    <w:p>
+      <w:r>
+        <w:t xml:space="preserve">“Also, </w:t>
+      </w:r>
+      <w:r>
+        <w:t>you will mention your hobbies</w:t>
+      </w:r>
+      <w:r>
+        <w:t>.</w:t>
+      </w:r>
+    </w:p>
+    <w:p>
+      <w:r>
+        <w:t>“I’ll give you some time to think about this.</w:t>
+      </w:r>
+      <w:r>
+        <w:t>”</w:t>
+      </w:r>
+    </w:p>
+    <w:p>
+      <w:r>
+        <w:t>Mr. Song described each class they would take and the life benefits each class held.</w:t>
+      </w:r>
+    </w:p>
+    <w:p>
+      <w:r>
+        <w:t>“Okay class, it’s time for introductions.</w:t>
+      </w:r>
+    </w:p>
+    <w:p>
+      <w:r>
+        <w:t xml:space="preserve">“Starting from the bottom left, you will </w:t>
+      </w:r>
+      <w:r>
+        <w:t xml:space="preserve">stand and </w:t>
+      </w:r>
+      <w:r>
+        <w:t xml:space="preserve">say your name, the animal </w:t>
+      </w:r>
+      <w:r>
+        <w:t>that best describes you, your hobbies, and</w:t>
+      </w:r>
+      <w:r>
+        <w:t xml:space="preserve"> </w:t>
+      </w:r>
+      <w:r>
+        <w:t>what y</w:t>
+      </w:r>
+      <w:r>
+        <w:t>ou want to do when you grow up.</w:t>
+      </w:r>
+      <w:r>
+        <w:t>”</w:t>
+      </w:r>
+    </w:p>
+    <w:p>
+      <w:r>
+        <w:t xml:space="preserve">“My name is…” the first </w:t>
+      </w:r>
+      <w:r>
+        <w:t xml:space="preserve">student </w:t>
+      </w:r>
+      <w:r>
+        <w:t>began.</w:t>
+      </w:r>
+    </w:p>
+    <w:p>
+      <w:r>
+        <w:t>Mr. Song interrupted and said, “Kindly stand before speaking.”</w:t>
+      </w:r>
+    </w:p>
+    <w:p>
+      <w:r>
+        <w:t>Luke pointed his device at the girl.</w:t>
+      </w:r>
+    </w:p>
+    <w:p>
+      <w:pPr>
+        <w:pStyle w:val="StatusMessage"/>
+      </w:pPr>
+      <w:r>
+        <w:t xml:space="preserve">Jenny </w:t>
+      </w:r>
+      <w:r>
+        <w:t>Beardy</w:t>
+      </w:r>
+      <w:r>
+        <w:t>, Rank 0 (Base)</w:t>
+      </w:r>
+    </w:p>
+    <w:p>
+      <w:r>
+        <w:t>Rank was a new thing.</w:t>
+      </w:r>
+    </w:p>
+    <w:p>
+      <w:r>
+        <w:t>Luke was surprised to find new data. However, there was no Level. Also, what did Base mean?</w:t>
+      </w:r>
+    </w:p>
+    <w:p>
+      <w:r>
+        <w:t>Jenny</w:t>
+      </w:r>
+      <w:r>
+        <w:t xml:space="preserve"> stood and spoke.</w:t>
+      </w:r>
+      <w:r>
+        <w:t xml:space="preserve"> Several more spoke and </w:t>
+      </w:r>
+      <w:r>
+        <w:t>Luke scanned each in turn.</w:t>
+      </w:r>
+    </w:p>
+    <w:p>
+      <w:r>
+        <w:t>Annie’s turn came and Luke got a surprise.</w:t>
+      </w:r>
+    </w:p>
+    <w:p>
+      <w:pPr>
+        <w:pStyle w:val="StatusMessage"/>
+      </w:pPr>
+      <w:r>
         <w:lastRenderedPageBreak/>
-        <w:t>“</w:t>
-      </w:r>
-      <w:r>
-        <w:t xml:space="preserve">Every person </w:t>
-      </w:r>
-      <w:r>
-        <w:t>in this world has a connection with a spiritual animal. We call these animals, totems. I want you to think what your totem is. It can be any animal you feel you are connected to or are fond of.</w:t>
-      </w:r>
-    </w:p>
-    <w:p>
-      <w:r>
-        <w:t xml:space="preserve">“Also, </w:t>
-      </w:r>
-      <w:r>
-        <w:t>you will mention your hobbies</w:t>
-      </w:r>
-      <w:r>
-        <w:t>.</w:t>
-      </w:r>
-    </w:p>
-    <w:p>
-      <w:r>
-        <w:t>“I’ll give you some time to think about this.</w:t>
-      </w:r>
-    </w:p>
-    <w:p>
-      <w:r>
-        <w:t>Mr. Song described each class they would take and the life benefits each class held.</w:t>
-      </w:r>
-    </w:p>
-    <w:p>
-      <w:r>
-        <w:t>“Okay class, it’s time for introductions.</w:t>
-      </w:r>
-    </w:p>
-    <w:p>
-      <w:r>
-        <w:t xml:space="preserve">“Starting from the bottom left, you will </w:t>
-      </w:r>
-      <w:r>
-        <w:t xml:space="preserve">stand and </w:t>
-      </w:r>
-      <w:r>
-        <w:t xml:space="preserve">say your name, the animal </w:t>
-      </w:r>
-      <w:r>
-        <w:t>that best describes you, your hobbies, and</w:t>
-      </w:r>
-      <w:r>
-        <w:t xml:space="preserve"> </w:t>
-      </w:r>
-      <w:r>
-        <w:t>what y</w:t>
-      </w:r>
-      <w:r>
-        <w:t>ou want to do when you grow up.</w:t>
-      </w:r>
-      <w:r>
-        <w:t>”</w:t>
-      </w:r>
-    </w:p>
-    <w:p>
-      <w:r>
-        <w:t>“My name is…” the first began.</w:t>
-      </w:r>
-    </w:p>
-    <w:p>
-      <w:r>
-        <w:t>Mr. Song interrupted and said, “Kindly stand before speaking.”</w:t>
-      </w:r>
-    </w:p>
-    <w:p>
-      <w:r>
-        <w:t>Luke pointed his device at the girl.</w:t>
-      </w:r>
-    </w:p>
-    <w:p>
-      <w:pPr>
-        <w:pStyle w:val="StatusMessage"/>
-      </w:pPr>
-      <w:r>
-        <w:t xml:space="preserve">Jenny </w:t>
-      </w:r>
-      <w:r>
-        <w:t>Beardy</w:t>
-      </w:r>
-      <w:r>
-        <w:t>, Rank 0 (Base)</w:t>
-      </w:r>
-    </w:p>
-    <w:p>
-      <w:r>
-        <w:t>Luke was surprised to find new data. However, there was no Level. Also, what did Base mean?</w:t>
-      </w:r>
-    </w:p>
-    <w:p>
-      <w:r>
-        <w:t>Jenny</w:t>
-      </w:r>
-      <w:r>
-        <w:t xml:space="preserve"> stood and spoke.</w:t>
-      </w:r>
-      <w:r>
-        <w:t xml:space="preserve"> Several more spoke and </w:t>
-      </w:r>
-      <w:r>
-        <w:t>Luke scanned each in turn.</w:t>
-      </w:r>
-    </w:p>
-    <w:p>
-      <w:r>
-        <w:t>Annie’s turn and Luke got a surprise.</w:t>
-      </w:r>
-    </w:p>
-    <w:p>
-      <w:pPr>
-        <w:pStyle w:val="StatusMessage"/>
-      </w:pPr>
-      <w:r>
         <w:t xml:space="preserve">Annie von </w:t>
       </w:r>
       <w:r>
@@ -4908,12 +5267,20 @@
     </w:p>
     <w:p>
       <w:r>
-        <w:t>Now level appeared, but only for Annie. Also different was the word Initiate.</w:t>
-      </w:r>
-    </w:p>
-    <w:p>
-      <w:r>
-        <w:lastRenderedPageBreak/>
+        <w:t xml:space="preserve">Annie was at </w:t>
+      </w:r>
+      <w:r>
+        <w:t>Initiate</w:t>
+      </w:r>
+      <w:r>
+        <w:t>, just like Luke</w:t>
+      </w:r>
+      <w:r>
+        <w:t>.</w:t>
+      </w:r>
+    </w:p>
+    <w:p>
+      <w:r>
         <w:t xml:space="preserve">“My name is Annie </w:t>
       </w:r>
       <w:r>
@@ -5047,6 +5414,7 @@
     </w:p>
     <w:p>
       <w:r>
+        <w:lastRenderedPageBreak/>
         <w:t xml:space="preserve">Luke </w:t>
       </w:r>
       <w:r>
@@ -5081,71 +5449,142 @@
         <w:t xml:space="preserve">I </w:t>
       </w:r>
       <w:r>
-        <w:t xml:space="preserve">would never follow like a sheep. A moment later my device beeped and said I </w:t>
-      </w:r>
+        <w:t>would never follow like a sheep. A moment later my device beeped and said I gained +1 in mental manipulation resistance.</w:t>
+      </w:r>
+      <w:r>
+        <w:t xml:space="preserve"> That doesn’t make sense.”</w:t>
+      </w:r>
+      <w:r>
+        <w:t xml:space="preserve"> He sat down.</w:t>
+      </w:r>
+    </w:p>
+    <w:p>
+      <w:r>
+        <w:t>“I understand,” Mr. Song said. “The world, as you understand it is going to be turned on its head.</w:t>
+      </w:r>
+    </w:p>
+    <w:p>
+      <w:r>
+        <w:t>“It is a truism that the world is stranger than you can understand.</w:t>
+      </w:r>
+    </w:p>
+    <w:p>
+      <w:r>
+        <w:t>“This week we will give you hints of what is to come.</w:t>
+      </w:r>
+    </w:p>
+    <w:p>
+      <w:r>
+        <w:t xml:space="preserve">“Monday </w:t>
+      </w:r>
+      <w:r>
+        <w:t xml:space="preserve">will start </w:t>
+      </w:r>
+      <w:r>
+        <w:t xml:space="preserve">your </w:t>
+      </w:r>
+      <w:r>
+        <w:t xml:space="preserve">formal </w:t>
+      </w:r>
+      <w:r>
+        <w:t>i</w:t>
+      </w:r>
+      <w:r>
+        <w:t xml:space="preserve">ndoctrination </w:t>
+      </w:r>
+      <w:r>
+        <w:t>into this new and vastly expanded world will begin.</w:t>
+      </w:r>
+    </w:p>
+    <w:p>
+      <w:r>
+        <w:t>“However please take it on faith that going beyond the school and city borders is bad.”</w:t>
+      </w:r>
+    </w:p>
+    <w:p>
+      <w:r>
+        <w:t xml:space="preserve">Mr. Song paused and then said, </w:t>
+      </w:r>
+      <w:r>
+        <w:t>“</w:t>
+      </w:r>
+      <w:r>
+        <w:t>It is expected that people will drop out of school over the next several weeks. That is okay.</w:t>
+      </w:r>
+    </w:p>
+    <w:p>
+      <w:r>
+        <w:t>“</w:t>
+      </w:r>
+      <w:r>
+        <w:t>We tried our best in our selection process. However we are not infallible.</w:t>
+      </w:r>
+    </w:p>
+    <w:p>
+      <w:r>
+        <w:t xml:space="preserve">“I ask you </w:t>
+      </w:r>
+      <w:r>
+        <w:t xml:space="preserve">to </w:t>
+      </w:r>
+      <w:r>
+        <w:t>speak to a facility member if you find yourself overwhelmed, or if what you learn goes against your religion.</w:t>
+      </w:r>
+    </w:p>
+    <w:p>
+      <w:r>
+        <w:t xml:space="preserve">“The reason we start </w:t>
+      </w:r>
+      <w:r>
+        <w:t>early</w:t>
+      </w:r>
+      <w:r>
+        <w:t xml:space="preserve"> is so those who drop out can enter a regular school</w:t>
+      </w:r>
+      <w:r>
+        <w:t xml:space="preserve"> and not miss class</w:t>
+      </w:r>
+      <w:r>
+        <w:t>. We even give them scholarships. So don’t feel compelled to stay. This school is not for everyone.”</w:t>
+      </w:r>
+    </w:p>
+    <w:p>
+      <w:r>
+        <w:t>Mr. Song paused and focused his gaze on everyone.</w:t>
+      </w:r>
+    </w:p>
+    <w:p>
+      <w:r>
+        <w:t>“Everyone, please take out your devices.</w:t>
+      </w:r>
+    </w:p>
+    <w:p>
       <w:r>
         <w:lastRenderedPageBreak/>
-        <w:t>gained +1 in mental manipulation resistance.</w:t>
-      </w:r>
-      <w:r>
-        <w:t xml:space="preserve"> That doesn’t make sense.”</w:t>
-      </w:r>
-      <w:r>
-        <w:t xml:space="preserve"> He sat down.</w:t>
-      </w:r>
-    </w:p>
-    <w:p>
-      <w:r>
-        <w:t>“I understand,” Mr. Song said. “The world, as you understand it is going to be turned on its head.</w:t>
-      </w:r>
-    </w:p>
-    <w:p>
-      <w:r>
-        <w:t>“It is a truism that the world is stranger than you can understand.</w:t>
-      </w:r>
-    </w:p>
-    <w:p>
-      <w:r>
-        <w:t>“This week we will give you hints of what is to come.</w:t>
-      </w:r>
-    </w:p>
-    <w:p>
-      <w:r>
-        <w:t xml:space="preserve">“Monday </w:t>
-      </w:r>
-      <w:r>
-        <w:t xml:space="preserve">will start </w:t>
-      </w:r>
-      <w:r>
-        <w:t xml:space="preserve">your </w:t>
-      </w:r>
-      <w:r>
-        <w:t xml:space="preserve">formal </w:t>
-      </w:r>
-      <w:r>
-        <w:t>i</w:t>
-      </w:r>
-      <w:r>
-        <w:t xml:space="preserve">ndoctrination </w:t>
-      </w:r>
-      <w:r>
-        <w:t>into this new and vastly expanded world will begin.</w:t>
-      </w:r>
-    </w:p>
-    <w:p>
-      <w:r>
-        <w:t>“However please take it on faith that going beyond the school and city borders is bad.”</w:t>
-      </w:r>
-    </w:p>
-    <w:p>
-      <w:r>
-        <w:t xml:space="preserve">Mr. Song paused and then said, </w:t>
-      </w:r>
-      <w:r>
         <w:t>“</w:t>
       </w:r>
       <w:r>
-        <w:t>It is expected that people will drop out of school over the next several weeks. That is okay.</w:t>
+        <w:t>Surrounding</w:t>
+      </w:r>
+      <w:r>
+        <w:t xml:space="preserve"> </w:t>
+      </w:r>
+      <w:r>
+        <w:t xml:space="preserve">all </w:t>
+      </w:r>
+      <w:r>
+        <w:t xml:space="preserve">things are various energy fields. </w:t>
+      </w:r>
+      <w:r>
+        <w:t>The nature of these fields is beyond the scope of this class</w:t>
+      </w:r>
+      <w:r>
+        <w:t>.</w:t>
+      </w:r>
+    </w:p>
+    <w:p>
+      <w:r>
+        <w:t>“What is relevant here is that the human body has fields that your devices can measure.</w:t>
       </w:r>
     </w:p>
     <w:p>
@@ -5153,45 +5592,23 @@
         <w:t>“</w:t>
       </w:r>
       <w:r>
-        <w:t>We tried our best in our selection process. However we are not infallible.</w:t>
-      </w:r>
-    </w:p>
-    <w:p>
-      <w:r>
-        <w:t xml:space="preserve">“I ask you </w:t>
-      </w:r>
-      <w:r>
-        <w:t xml:space="preserve">to </w:t>
-      </w:r>
-      <w:r>
-        <w:t>speak to a facility member if you find yourself overwhelmed, or if what you learn goes against your religion.</w:t>
-      </w:r>
-    </w:p>
-    <w:p>
-      <w:r>
-        <w:t xml:space="preserve">“The reason we start </w:t>
-      </w:r>
-      <w:r>
-        <w:t>2 weeks early</w:t>
-      </w:r>
-      <w:r>
-        <w:t xml:space="preserve"> is so those who drop out can enter a regular school</w:t>
-      </w:r>
-      <w:r>
-        <w:t xml:space="preserve"> and not miss class</w:t>
-      </w:r>
-      <w:r>
-        <w:t>. We even give them scholarships. So don’t feel compelled to stay. This school is not for everyone.”</w:t>
-      </w:r>
-    </w:p>
-    <w:p>
-      <w:r>
-        <w:t>Mr. Song paused and focused his gaze on everyone.</w:t>
-      </w:r>
-    </w:p>
-    <w:p>
-      <w:r>
-        <w:t>“Everyone, please take out your devices.</w:t>
+        <w:t xml:space="preserve">Using state of the art </w:t>
+      </w:r>
+      <w:r>
+        <w:t>technology,</w:t>
+      </w:r>
+      <w:r>
+        <w:t xml:space="preserve"> your devices are able to read these fields and display the results.</w:t>
+      </w:r>
+    </w:p>
+    <w:p>
+      <w:r>
+        <w:t>“Think of them as a bio-feedback device that’s so advanced as to seem like magic.</w:t>
+      </w:r>
+    </w:p>
+    <w:p>
+      <w:r>
+        <w:t>“Open your character sheet.</w:t>
       </w:r>
     </w:p>
     <w:p>
@@ -5199,259 +5616,217 @@
         <w:t>“</w:t>
       </w:r>
       <w:r>
-        <w:t>Surrounding</w:t>
+        <w:t>The units of measure are beyond the scope of this class and are not relevant</w:t>
+      </w:r>
+      <w:r>
+        <w:t>.</w:t>
+      </w:r>
+    </w:p>
+    <w:p>
+      <w:r>
+        <w:t>“Strength is the maximum force you can exert.</w:t>
+      </w:r>
+    </w:p>
+    <w:p>
+      <w:r>
+        <w:t>“Agility is a measure of how fast you can move</w:t>
+      </w:r>
+      <w:r>
+        <w:t xml:space="preserve"> and your flexibility</w:t>
+      </w:r>
+      <w:r>
+        <w:t>.</w:t>
+      </w:r>
+    </w:p>
+    <w:p>
+      <w:r>
+        <w:t>“Stamina is the energy that drives speed and strength.</w:t>
+      </w:r>
+    </w:p>
+    <w:p>
+      <w:r>
+        <w:t>“Constitution is a measure of how resilient you are to environmental assaults.</w:t>
+      </w:r>
+    </w:p>
+    <w:p>
+      <w:r>
+        <w:t>“Vitality controls how fast you can recover stamina and how fast you heal.</w:t>
+      </w:r>
+    </w:p>
+    <w:p>
+      <w:r>
+        <w:t>“Vitality is controlled by countless things such as age, disease, injury, lack of sleep, and so on.</w:t>
+      </w:r>
+      <w:r>
+        <w:t xml:space="preserve"> Healthy living is essential and we will cover that.</w:t>
+      </w:r>
+    </w:p>
+    <w:p>
+      <w:r>
+        <w:t>“Nerve is a measure of brain function. It directly impacts all aspects of intelligence.</w:t>
+      </w:r>
+    </w:p>
+    <w:p>
+      <w:r>
+        <w:t xml:space="preserve">“Mr. </w:t>
+      </w:r>
+      <w:r>
+        <w:t>Aetheren</w:t>
+      </w:r>
+      <w:r>
+        <w:t xml:space="preserve"> mentioned mental manipulation resistance. That and the other stats will be explained</w:t>
+      </w:r>
+      <w:r>
+        <w:t xml:space="preserve"> next week.</w:t>
+      </w:r>
+    </w:p>
+    <w:p>
+      <w:r>
+        <w:lastRenderedPageBreak/>
+        <w:t>“</w:t>
+      </w:r>
+      <w:r>
+        <w:t xml:space="preserve">The </w:t>
+      </w:r>
+      <w:r>
+        <w:t xml:space="preserve">School </w:t>
+      </w:r>
+      <w:r>
+        <w:t xml:space="preserve">app </w:t>
+      </w:r>
+      <w:r>
+        <w:t>shows your itinerary and</w:t>
+      </w:r>
+      <w:r>
+        <w:t xml:space="preserve"> all school related information.</w:t>
+      </w:r>
+    </w:p>
+    <w:p>
+      <w:r>
+        <w:t xml:space="preserve">“Library contains an online copy of your books. </w:t>
+      </w:r>
+      <w:r>
+        <w:t>N</w:t>
+      </w:r>
+      <w:r>
+        <w:t>ext week you will be getting additional books.</w:t>
+      </w:r>
+    </w:p>
+    <w:p>
+      <w:r>
+        <w:t>“Map is self explanatory. You can find your way around school grounds and the city.</w:t>
+      </w:r>
+    </w:p>
+    <w:p>
+      <w:r>
+        <w:t xml:space="preserve">“Party chat allows you to </w:t>
+      </w:r>
+      <w:r>
+        <w:t>talk with your friends</w:t>
+      </w:r>
+      <w:r>
+        <w:t>.</w:t>
+      </w:r>
+    </w:p>
+    <w:p>
+      <w:r>
+        <w:t>“There is a camera, and settings.</w:t>
+      </w:r>
+    </w:p>
+    <w:p>
+      <w:r>
+        <w:t>“How many people used Identify?”</w:t>
+      </w:r>
+    </w:p>
+    <w:p>
+      <w:r>
+        <w:t>Several people raised their hands.</w:t>
+      </w:r>
+    </w:p>
+    <w:p>
+      <w:r>
+        <w:t>“That’s a fun app, isn’t it?” Mr. Song asked.</w:t>
+      </w:r>
+    </w:p>
+    <w:p>
+      <w:r>
+        <w:t>“</w:t>
+      </w:r>
+      <w:r>
+        <w:t xml:space="preserve">While at this school </w:t>
+      </w:r>
+      <w:r>
+        <w:t>you are all required to join at least one club.</w:t>
+      </w:r>
+    </w:p>
+    <w:p>
+      <w:r>
+        <w:t>“The clubs will be advertising all week.</w:t>
+      </w:r>
+    </w:p>
+    <w:p>
+      <w:r>
+        <w:t>“You will find the selection rather unusual. Clubs you normally find are missing, replaced by clubs on ninja stuff, medieval fighting, archery, and other RPG-themed clubs.</w:t>
+      </w:r>
+    </w:p>
+    <w:p>
+      <w:r>
+        <w:t>“</w:t>
+      </w:r>
+      <w:r>
+        <w:t>N</w:t>
+      </w:r>
+      <w:r>
+        <w:t xml:space="preserve">ext </w:t>
+      </w:r>
+      <w:r>
+        <w:t>week</w:t>
+      </w:r>
+      <w:r>
+        <w:t xml:space="preserve"> each of you will be forming study groups of between 5 and 7 people.</w:t>
+      </w:r>
+      <w:r>
+        <w:t xml:space="preserve"> At that time we will let you know what is required in the groups.</w:t>
+      </w:r>
+    </w:p>
+    <w:p>
+      <w:r>
+        <w:t>“One more thing</w:t>
+      </w:r>
+      <w:r>
+        <w:t>; all</w:t>
+      </w:r>
+      <w:r>
+        <w:t xml:space="preserve"> services on campus are paid for using our proprietary system. On your phones you will note 0C, 0S, and 2G. That is copper, silver, and gold.</w:t>
       </w:r>
       <w:r>
         <w:t xml:space="preserve"> </w:t>
       </w:r>
-      <w:r>
-        <w:t xml:space="preserve">all </w:t>
-      </w:r>
-      <w:r>
-        <w:t xml:space="preserve">things are various energy fields. </w:t>
-      </w:r>
-      <w:r>
-        <w:t>The nature of these fields is beyond the scope of this class</w:t>
-      </w:r>
-      <w:r>
-        <w:t>.</w:t>
-      </w:r>
-    </w:p>
-    <w:p>
+      <w:proofErr w:type="gramStart"/>
+      <w:r>
+        <w:t>1 gold</w:t>
+      </w:r>
+      <w:proofErr w:type="gramEnd"/>
+      <w:r>
+        <w:t xml:space="preserve"> equals 100 silver and 1 silver equals 1</w:t>
+      </w:r>
+      <w:r>
+        <w:t>00</w:t>
+      </w:r>
+      <w:r>
+        <w:t xml:space="preserve"> copper.</w:t>
+      </w:r>
+    </w:p>
+    <w:p>
+      <w:r>
+        <w:t xml:space="preserve">“Gaining gold is easy. Attend classes and you earn gold. </w:t>
+      </w:r>
+      <w:r>
+        <w:t xml:space="preserve">Score good grades and you will earn gold. Take on tasks from the task board and </w:t>
+      </w:r>
       <w:r>
         <w:lastRenderedPageBreak/>
-        <w:t>“What is relevant here is that the human body has fields that your devices can measure.</w:t>
-      </w:r>
-    </w:p>
-    <w:p>
-      <w:r>
-        <w:t>“</w:t>
-      </w:r>
-      <w:r>
-        <w:t xml:space="preserve">Using state of the art </w:t>
-      </w:r>
-      <w:r>
-        <w:t>technology,</w:t>
-      </w:r>
-      <w:r>
-        <w:t xml:space="preserve"> your devices are able to read these fields and display the results.</w:t>
-      </w:r>
-    </w:p>
-    <w:p>
-      <w:r>
-        <w:t>“Think of them as a bio-feedback device that’s so advanced as to seem like magic.</w:t>
-      </w:r>
-    </w:p>
-    <w:p>
-      <w:r>
-        <w:t>“Open your character sheet.</w:t>
-      </w:r>
-    </w:p>
-    <w:p>
-      <w:r>
-        <w:t>“</w:t>
-      </w:r>
-      <w:r>
-        <w:t>The units of measure are beyond the scope of this class and are not relevant</w:t>
-      </w:r>
-      <w:r>
-        <w:t>.</w:t>
-      </w:r>
-    </w:p>
-    <w:p>
-      <w:r>
-        <w:t>“Strength is the maximum force you can exert.</w:t>
-      </w:r>
-    </w:p>
-    <w:p>
-      <w:r>
-        <w:t>“Agility is a measure of how fast you can move</w:t>
-      </w:r>
-      <w:r>
-        <w:t xml:space="preserve"> and your flexibility</w:t>
-      </w:r>
-      <w:r>
-        <w:t>.</w:t>
-      </w:r>
-    </w:p>
-    <w:p>
-      <w:r>
-        <w:t>“Stamina is the energy that drives speed and strength.</w:t>
-      </w:r>
-    </w:p>
-    <w:p>
-      <w:r>
-        <w:t>“Constitution is a measure of how resilient you are to environmental assaults.</w:t>
-      </w:r>
-    </w:p>
-    <w:p>
-      <w:r>
-        <w:t>“Vitality controls how fast you can recover stamina and how fast you heal.</w:t>
-      </w:r>
-    </w:p>
-    <w:p>
-      <w:r>
-        <w:t>“Vitality is controlled by countless things such as age, disease, injury, lack of sleep, and so on.</w:t>
-      </w:r>
-      <w:r>
-        <w:t xml:space="preserve"> Healthy living is essential and we will cover that.</w:t>
-      </w:r>
-    </w:p>
-    <w:p>
-      <w:r>
-        <w:t>“Nerve is a measure of brain function. It directly impacts all aspects of intelligence.</w:t>
-      </w:r>
-    </w:p>
-    <w:p>
-      <w:r>
-        <w:t xml:space="preserve">“Mr. </w:t>
-      </w:r>
-      <w:r>
-        <w:t>Aetheren</w:t>
-      </w:r>
-      <w:r>
-        <w:t xml:space="preserve"> mentioned mental manipulation resistance. That and the other stats will be explained</w:t>
-      </w:r>
-      <w:r>
-        <w:t xml:space="preserve"> next week.</w:t>
-      </w:r>
-    </w:p>
-    <w:p>
-      <w:r>
-        <w:t>“</w:t>
-      </w:r>
-      <w:r>
-        <w:t xml:space="preserve">The </w:t>
-      </w:r>
-      <w:r>
-        <w:t xml:space="preserve">School </w:t>
-      </w:r>
-      <w:r>
-        <w:t xml:space="preserve">app </w:t>
-      </w:r>
-      <w:r>
-        <w:t>shows your itinerary and</w:t>
-      </w:r>
-      <w:r>
-        <w:t xml:space="preserve"> all school related information.</w:t>
-      </w:r>
-    </w:p>
-    <w:p>
-      <w:r>
-        <w:lastRenderedPageBreak/>
-        <w:t xml:space="preserve">“Library contains an online copy of your books. </w:t>
-      </w:r>
-      <w:r>
-        <w:t>N</w:t>
-      </w:r>
-      <w:r>
-        <w:t>ext week you will be getting additional books.</w:t>
-      </w:r>
-    </w:p>
-    <w:p>
-      <w:r>
-        <w:t>“Map is self explanatory. You can find your way around school grounds and the city.</w:t>
-      </w:r>
-    </w:p>
-    <w:p>
-      <w:r>
-        <w:t xml:space="preserve">“Party chat allows you to </w:t>
-      </w:r>
-      <w:r>
-        <w:t>talk with your friends</w:t>
-      </w:r>
-      <w:r>
-        <w:t>.</w:t>
-      </w:r>
-    </w:p>
-    <w:p>
-      <w:r>
-        <w:t>“There is a camera, and settings.</w:t>
-      </w:r>
-    </w:p>
-    <w:p>
-      <w:r>
-        <w:t>“How many people used Identify?”</w:t>
-      </w:r>
-    </w:p>
-    <w:p>
-      <w:r>
-        <w:t>Several people raised their hands.</w:t>
-      </w:r>
-    </w:p>
-    <w:p>
-      <w:r>
-        <w:t>“That’s a fun app, isn’t it?” Mr. Song asked.</w:t>
-      </w:r>
-    </w:p>
-    <w:p>
-      <w:r>
-        <w:t>“</w:t>
-      </w:r>
-      <w:r>
-        <w:t xml:space="preserve">While at this school </w:t>
-      </w:r>
-      <w:r>
-        <w:t>you are all required to join at least one club.</w:t>
-      </w:r>
-    </w:p>
-    <w:p>
-      <w:r>
-        <w:t>“The clubs will be advertising all week.</w:t>
-      </w:r>
-    </w:p>
-    <w:p>
-      <w:r>
-        <w:t>“You will find the selection rather unusual. Clubs you normally find are missing, replaced by clubs on ninja stuff, medieval fighting, archery, and other RPG-themed clubs.</w:t>
-      </w:r>
-    </w:p>
-    <w:p>
-      <w:r>
-        <w:t>“</w:t>
-      </w:r>
-      <w:r>
-        <w:t>N</w:t>
-      </w:r>
-      <w:r>
-        <w:t xml:space="preserve">ext </w:t>
-      </w:r>
-      <w:r>
-        <w:t>week</w:t>
-      </w:r>
-      <w:r>
-        <w:t xml:space="preserve"> each of you will be forming study groups of between 5 and 7 people.</w:t>
-      </w:r>
-      <w:r>
-        <w:t xml:space="preserve"> At that time we will let you know what is required in the groups.</w:t>
-      </w:r>
-    </w:p>
-    <w:p>
-      <w:proofErr w:type="gramStart"/>
-      <w:r>
-        <w:t>“One more thing.</w:t>
-      </w:r>
-      <w:proofErr w:type="gramEnd"/>
-      <w:r>
-        <w:t xml:space="preserve"> All services on campus are paid for using our proprietary system. On your phones you will note 0C, 0S, and 2G. That is copper, silver, and gold.</w:t>
-      </w:r>
-      <w:r>
-        <w:t xml:space="preserve"> </w:t>
-      </w:r>
-      <w:proofErr w:type="gramStart"/>
-      <w:r>
-        <w:t>1 gold</w:t>
-      </w:r>
-      <w:proofErr w:type="gramEnd"/>
-      <w:r>
-        <w:t xml:space="preserve"> equals 100 silver and 1 silver equals 1 copper.</w:t>
-      </w:r>
-    </w:p>
-    <w:p>
-      <w:r>
-        <w:t xml:space="preserve">“Gaining gold is easy. Attend classes and you earn gold. </w:t>
-      </w:r>
-      <w:r>
-        <w:t>Score good grades and you will earn gold. Take on tasks from the task board and you will earn gold.</w:t>
+        <w:t>you will earn gold.</w:t>
       </w:r>
       <w:r>
         <w:t xml:space="preserve"> There are many ways to earn gold, and even more ways to spend it.”</w:t>
@@ -5459,7 +5834,6 @@
     </w:p>
     <w:p>
       <w:r>
-        <w:lastRenderedPageBreak/>
         <w:t xml:space="preserve">Mr. Song paused and then said, </w:t>
       </w:r>
       <w:r>
@@ -5599,17 +5973,20 @@
     </w:p>
     <w:p>
       <w:r>
-        <w:t xml:space="preserve">After an exhausting hour, class ended and it was now lunch time. </w:t>
-      </w:r>
-    </w:p>
-    <w:p>
-      <w:r>
+        <w:t>C</w:t>
+      </w:r>
+      <w:r>
+        <w:t xml:space="preserve">lass ended and it was now lunch time. </w:t>
+      </w:r>
+    </w:p>
+    <w:p>
+      <w:r>
+        <w:lastRenderedPageBreak/>
         <w:t>“Some of the guys suggested…” Ripper began.</w:t>
       </w:r>
     </w:p>
     <w:p>
       <w:r>
-        <w:lastRenderedPageBreak/>
         <w:t>“No problem,” Luke said. “</w:t>
       </w:r>
       <w:r>
@@ -5649,10 +6026,7 @@
     </w:p>
     <w:p>
       <w:r>
-        <w:t>The trip to the cafeteria</w:t>
-      </w:r>
-      <w:r>
-        <w:t xml:space="preserve"> was uneventful. The area around the cafeteria was lined with boots. People called for applicants and handed out flyers.</w:t>
+        <w:t>The area around the cafeteria was lined with boots. People called for applicants and handed out flyers.</w:t>
       </w:r>
     </w:p>
     <w:p>
@@ -5722,7 +6096,13 @@
         <w:t>The food wasn’t bad, but wasn’t great either.</w:t>
       </w:r>
       <w:r>
-        <w:t xml:space="preserve"> Quickly eating, Luke headed out to the booths.</w:t>
+        <w:t xml:space="preserve"> </w:t>
+      </w:r>
+      <w:r>
+        <w:t xml:space="preserve">Meal finished, </w:t>
+      </w:r>
+      <w:r>
+        <w:t>Luke headed out to the booths.</w:t>
       </w:r>
     </w:p>
     <w:p>
@@ -5789,15 +6169,7 @@
     </w:p>
     <w:p>
       <w:r>
-        <w:t xml:space="preserve">“Games with </w:t>
-      </w:r>
-      <w:proofErr w:type="gramStart"/>
-      <w:r>
-        <w:t>balls,</w:t>
-      </w:r>
-      <w:proofErr w:type="gramEnd"/>
-      <w:r>
-        <w:t xml:space="preserve"> </w:t>
+        <w:t xml:space="preserve">“Games with balls, </w:t>
       </w:r>
       <w:r>
         <w:t xml:space="preserve">hide and seek, </w:t>
@@ -6029,7 +6401,13 @@
     </w:p>
     <w:p>
       <w:r>
-        <w:t>“I know Wendy,” I said, smiling. “Yesterday I found some editable plants</w:t>
+        <w:t xml:space="preserve">“I know Wendy,” </w:t>
+      </w:r>
+      <w:r>
+        <w:t>Luke</w:t>
+      </w:r>
+      <w:r>
+        <w:t xml:space="preserve"> said, smiling. “Yesterday I found some editable plants</w:t>
       </w:r>
       <w:r>
         <w:t xml:space="preserve"> and berries</w:t>
@@ -6210,7 +6588,13 @@
     </w:p>
     <w:p>
       <w:r>
-        <w:t>“That works for me,” Luke said.</w:t>
+        <w:t>“That works for me,” Luke said</w:t>
+      </w:r>
+      <w:r>
+        <w:t>, smiling</w:t>
+      </w:r>
+      <w:r>
+        <w:t>.</w:t>
       </w:r>
     </w:p>
     <w:p>
@@ -6403,7 +6787,13 @@
         <w:t>, leaving a few behind. Next, he</w:t>
       </w:r>
       <w:r>
-        <w:t xml:space="preserve"> made the ice cream base for 7 liters and then </w:t>
+        <w:t xml:space="preserve"> made the ice cream base for </w:t>
+      </w:r>
+      <w:r>
+        <w:t>12</w:t>
+      </w:r>
+      <w:r>
+        <w:t xml:space="preserve"> liters and then </w:t>
       </w:r>
       <w:r>
         <w:t xml:space="preserve">slowly </w:t>
@@ -6422,12 +6812,24 @@
     </w:p>
     <w:p>
       <w:r>
-        <w:t>The ice cream maker could only hold half the mix but that was okay.</w:t>
-      </w:r>
-    </w:p>
-    <w:p>
-      <w:r>
-        <w:t>“What kind of fun things you can do here?” Luke asked.</w:t>
+        <w:t xml:space="preserve">The ice cream maker could </w:t>
+      </w:r>
+      <w:r>
+        <w:t>hold 6 liters</w:t>
+      </w:r>
+      <w:r>
+        <w:t xml:space="preserve"> but that was okay.</w:t>
+      </w:r>
+    </w:p>
+    <w:p>
+      <w:r>
+        <w:t xml:space="preserve">“What kind of fun things </w:t>
+      </w:r>
+      <w:r>
+        <w:t xml:space="preserve">can </w:t>
+      </w:r>
+      <w:r>
+        <w:t>you do here?” Luke asked.</w:t>
       </w:r>
     </w:p>
     <w:p>
@@ -7516,7 +7918,7 @@
             <w:rPr>
               <w:noProof/>
             </w:rPr>
-            <w:t>46</w:t>
+            <w:t>40</w:t>
           </w:r>
         </w:fldSimple>
       </w:p>
@@ -7546,7 +7948,7 @@
             <w:rPr>
               <w:noProof/>
             </w:rPr>
-            <w:t>45</w:t>
+            <w:t>41</w:t>
           </w:r>
         </w:fldSimple>
       </w:p>
@@ -10161,7 +10563,7 @@
 </file>
 
 <file path=customXml/itemProps1.xml><?xml version="1.0" encoding="utf-8"?>
-<ds:datastoreItem xmlns:ds="http://schemas.openxmlformats.org/officeDocument/2006/customXml" ds:itemID="{84B1530C-2F97-42AB-90B3-E1E0BEDD84FF}">
+<ds:datastoreItem xmlns:ds="http://schemas.openxmlformats.org/officeDocument/2006/customXml" ds:itemID="{465DB635-C5A5-497D-9C63-C178BDF8A1FB}">
   <ds:schemaRefs>
     <ds:schemaRef ds:uri="http://schemas.openxmlformats.org/officeDocument/2006/bibliography"/>
   </ds:schemaRefs>

--- a/Books/RPG_Books/The PrincessAndTheabyssDiver/Book_The PrincessAndTheAbyssDiver.docx
+++ b/Books/RPG_Books/The PrincessAndTheabyssDiver/Book_The PrincessAndTheAbyssDiver.docx
@@ -6962,7 +6962,18 @@
     </w:p>
     <w:p>
       <w:r>
-        <w:t>“So this is your new school,” Lisa, Luke’s 13-year-old sister said. “It’s pretty.”</w:t>
+        <w:t xml:space="preserve">“Luke, you look amazing,” Susan said </w:t>
+      </w:r>
+      <w:r>
+        <w:t>b</w:t>
+      </w:r>
+      <w:r>
+        <w:t>y way of greeting. “How did you lose weight so fast? How did you get rid of your acne?”</w:t>
+      </w:r>
+    </w:p>
+    <w:p>
+      <w:r>
+        <w:t>“That’s a story even I hardly believe, and it happened to me,” Luke said.</w:t>
       </w:r>
     </w:p>
     <w:p>
@@ -6970,19 +6981,39 @@
         <w:t>“</w:t>
       </w:r>
       <w:r>
-        <w:t xml:space="preserve">Yes it is. </w:t>
-      </w:r>
-      <w:r>
-        <w:t xml:space="preserve">The forest and rivers here are </w:t>
-      </w:r>
-      <w:r>
-        <w:t>amazing</w:t>
-      </w:r>
-      <w:r>
-        <w:t xml:space="preserve">,” Luke said. </w:t>
-      </w:r>
-      <w:r>
-        <w:t>“I’ll take you to my dorm room first</w:t>
+        <w:t>Yes, you’re looking good,</w:t>
+      </w:r>
+      <w:r>
+        <w:t>” Lisa, Luke’s 13-year-old sister said. “</w:t>
+      </w:r>
+      <w:r>
+        <w:t>I no longer need to be embarrassed when my friends come over</w:t>
+      </w:r>
+      <w:r>
+        <w:t>.”</w:t>
+      </w:r>
+    </w:p>
+    <w:p>
+      <w:r>
+        <w:t>“</w:t>
+      </w:r>
+      <w:r>
+        <w:t>Thanks a lot,</w:t>
+      </w:r>
+      <w:r>
+        <w:t>” Luke said</w:t>
+      </w:r>
+      <w:r>
+        <w:t>, rolling his eyes</w:t>
+      </w:r>
+      <w:r>
+        <w:t xml:space="preserve">. </w:t>
+      </w:r>
+      <w:r>
+        <w:t>“</w:t>
+      </w:r>
+      <w:r>
+        <w:t>You are a true baby sister</w:t>
       </w:r>
       <w:r>
         <w:t>.</w:t>
@@ -7026,26 +7057,83 @@
     </w:p>
     <w:p>
       <w:r>
-        <w:t xml:space="preserve">“I don’t know about that,” Luke said. “I was caught outside after dark. </w:t>
-      </w:r>
-      <w:r>
-        <w:t>The forest was rather scary</w:t>
+        <w:t>“I don’t know about that,” Luke said.</w:t>
+      </w:r>
+      <w:r>
+        <w:t xml:space="preserve"> </w:t>
+      </w:r>
+      <w:r>
+        <w:t xml:space="preserve"> “I was caught outside after dark.</w:t>
+      </w:r>
+      <w:r>
+        <w:t xml:space="preserve"> </w:t>
+      </w:r>
+      <w:r>
+        <w:t xml:space="preserve">I thought I saw ghosts. After that, I lost my fat and acne. Stranger still, I am </w:t>
+      </w:r>
+      <w:r>
+        <w:t>stronger, faster, and more agile than ever.”</w:t>
+      </w:r>
+    </w:p>
+    <w:p>
+      <w:r>
+        <w:t>“</w:t>
+      </w:r>
+      <w:r>
+        <w:t>How is that possible</w:t>
+      </w:r>
+      <w:r>
+        <w:t>?</w:t>
+      </w:r>
+      <w:r>
+        <w:t xml:space="preserve">” James </w:t>
+      </w:r>
+      <w:r>
+        <w:t>asked</w:t>
       </w:r>
       <w:r>
         <w:t>.</w:t>
       </w:r>
-      <w:r>
-        <w:t xml:space="preserve"> After dark, it’s easy to believe in ghosts.”</w:t>
-      </w:r>
-    </w:p>
-    <w:p>
-      <w:r>
+    </w:p>
+    <w:p>
+      <w:r>
+        <w:t>“Not a clue,” Luke said. “</w:t>
+      </w:r>
+      <w:r>
+        <w:t>This place is hiding some strange secrets</w:t>
+      </w:r>
+      <w:r>
+        <w:t>.</w:t>
+      </w:r>
+      <w:r>
+        <w:t xml:space="preserve"> And yes, even Ripper and his friends were affected.”</w:t>
+      </w:r>
+    </w:p>
+    <w:p>
+      <w:r>
+        <w:t>“Speaking of friends, remember to make plenty,” Susan admonished.</w:t>
+      </w:r>
+    </w:p>
+    <w:p>
+      <w:r>
+        <w:t>“Yes, mother,” Luke said.</w:t>
+      </w:r>
+    </w:p>
+    <w:p>
+      <w:r>
+        <w:lastRenderedPageBreak/>
         <w:t>They arrived at the dorm and Luke let them in.</w:t>
       </w:r>
     </w:p>
     <w:p>
       <w:r>
-        <w:t>Lisa jumped on the bed and said, “It’s comfortable.”</w:t>
+        <w:t xml:space="preserve">Lisa </w:t>
+      </w:r>
+      <w:r>
+        <w:t xml:space="preserve">climbed up to </w:t>
+      </w:r>
+      <w:r>
+        <w:t>the bed and said, “It’s comfortable.”</w:t>
       </w:r>
     </w:p>
     <w:p>
@@ -7071,12 +7159,22 @@
         <w:t xml:space="preserve">They headed out, talking about nothing in particular as </w:t>
       </w:r>
       <w:r>
-        <w:t>they headed for the main event.</w:t>
-      </w:r>
-    </w:p>
-    <w:p>
-      <w:r>
-        <w:lastRenderedPageBreak/>
+        <w:t>they headed for the main event</w:t>
+      </w:r>
+      <w:proofErr w:type="gramStart"/>
+      <w:r>
+        <w:t>.</w:t>
+      </w:r>
+      <w:r>
+        <w:t>&lt;</w:t>
+      </w:r>
+      <w:proofErr w:type="gramEnd"/>
+      <w:r>
+        <w:t>&gt;</w:t>
+      </w:r>
+    </w:p>
+    <w:p>
+      <w:r>
         <w:t>They arrived at a soccer field and found space in the stands.</w:t>
       </w:r>
     </w:p>
@@ -7124,7 +7222,14 @@
     </w:p>
     <w:p>
       <w:r>
-        <w:t>Yes, getting top grades and being talented in sports got us here. That was how Ripper and I were chosen. However, it seemed there were other criteria for selection.</w:t>
+        <w:lastRenderedPageBreak/>
+        <w:t xml:space="preserve">Yes, getting top grades and being talented in sports got us here. That was how Ripper and </w:t>
+      </w:r>
+      <w:r>
+        <w:t>Luke</w:t>
+      </w:r>
+      <w:r>
+        <w:t xml:space="preserve"> were chosen. However, it seemed there were other criteria for selection.</w:t>
       </w:r>
     </w:p>
     <w:p>
@@ -7144,7 +7249,6 @@
     </w:p>
     <w:p>
       <w:r>
-        <w:lastRenderedPageBreak/>
         <w:t>The tour took over an hour as the group traveled through the sprawling campus.</w:t>
       </w:r>
     </w:p>
@@ -7186,7 +7290,25 @@
         <w:t xml:space="preserve">“Mum, Dad, Lisa, this is </w:t>
       </w:r>
       <w:r>
-        <w:t xml:space="preserve">2ne year </w:t>
+        <w:t>2</w:t>
+      </w:r>
+      <w:r>
+        <w:rPr>
+          <w:vertAlign w:val="superscript"/>
+        </w:rPr>
+        <w:t>n</w:t>
+      </w:r>
+      <w:r>
+        <w:rPr>
+          <w:vertAlign w:val="superscript"/>
+        </w:rPr>
+        <w:t>d</w:t>
+      </w:r>
+      <w:r>
+        <w:t xml:space="preserve"> </w:t>
+      </w:r>
+      <w:r>
+        <w:t xml:space="preserve">year </w:t>
       </w:r>
       <w:r>
         <w:t>Wendy</w:t>
@@ -7252,6 +7374,7 @@
     </w:p>
     <w:p>
       <w:r>
+        <w:lastRenderedPageBreak/>
         <w:t>“Can I help?” Lisa asked.</w:t>
       </w:r>
     </w:p>
@@ -7276,7 +7399,13 @@
     </w:p>
     <w:p>
       <w:r>
-        <w:t xml:space="preserve">“They are amazing,” </w:t>
+        <w:t>“</w:t>
+      </w:r>
+      <w:r>
+        <w:t>This is</w:t>
+      </w:r>
+      <w:r>
+        <w:t xml:space="preserve"> amazing,” </w:t>
       </w:r>
       <w:r>
         <w:t>James</w:t>
@@ -7287,93 +7416,114 @@
     </w:p>
     <w:p>
       <w:r>
-        <w:t>“This feels like food in an RPG game, where you get temporary buffs,” Goat Father said. “This beef makes me feel I can bench press a cow.”</w:t>
-      </w:r>
-    </w:p>
-    <w:p>
-      <w:r>
-        <w:t xml:space="preserve">“Here’s desert,” Luke said. “I hope you like ice cream. I found berries in the neighboring forest. It’s too bad they don’t have seeds, so we </w:t>
-      </w:r>
+        <w:t xml:space="preserve">“This feels like food in an RPG game, where you get temporary buffs,” </w:t>
+      </w:r>
+      <w:r>
+        <w:t>Barry</w:t>
+      </w:r>
+      <w:r>
+        <w:t xml:space="preserve"> said. “This beef makes me feel I can bench press a cow.”</w:t>
+      </w:r>
+    </w:p>
+    <w:p>
+      <w:r>
+        <w:t xml:space="preserve">“Here’s desert,” Luke said. “I hope you like </w:t>
+      </w:r>
+      <w:r>
+        <w:t xml:space="preserve">the </w:t>
+      </w:r>
+      <w:r>
+        <w:t xml:space="preserve">ice cream. I found berries in the neighboring forest. It’s too bad they don’t have seeds, so we can’t grow them. Also, I couldn’t find them again, so I </w:t>
+      </w:r>
+      <w:r>
+        <w:t>couldn</w:t>
+      </w:r>
+      <w:r>
+        <w:t>’t get a clipping.”</w:t>
+      </w:r>
+    </w:p>
+    <w:p>
+      <w:r>
+        <w:t>“This is the best ice cream I ever tasted,” Lisa said.</w:t>
+      </w:r>
+    </w:p>
+    <w:p>
+      <w:r>
+        <w:t xml:space="preserve">“Thanks Lisa,” Luke said. “The berries are amazing. The best thing is I </w:t>
+      </w:r>
+      <w:r>
+        <w:t xml:space="preserve">didn’t </w:t>
+      </w:r>
+      <w:r>
+        <w:t>need</w:t>
+      </w:r>
+      <w:r>
+        <w:t xml:space="preserve"> sugar.”</w:t>
+      </w:r>
+    </w:p>
+    <w:p>
+      <w:r>
+        <w:t>Annie and her posse approached.</w:t>
+      </w:r>
+    </w:p>
+    <w:p>
+      <w:r>
+        <w:t>“Good day Wendy, Luke,” Annie said. “Luke, I didn’t think you would be serving.”</w:t>
+      </w:r>
+    </w:p>
+    <w:p>
+      <w:r>
+        <w:t xml:space="preserve">“Who is this girl, Luke?” </w:t>
+      </w:r>
+      <w:r>
+        <w:t xml:space="preserve">Susan </w:t>
+      </w:r>
+      <w:r>
+        <w:t>asked, interested.</w:t>
+      </w:r>
+    </w:p>
+    <w:p>
+      <w:r>
+        <w:t xml:space="preserve">“This is our school princess, </w:t>
+      </w:r>
+      <w:r>
+        <w:t>Annie von Aranor</w:t>
+      </w:r>
+      <w:r>
+        <w:t>,” Luke said. “She is head of our year and in my homeroom. She’s popular with everyone. Princess, what would you like?”</w:t>
+      </w:r>
+    </w:p>
+    <w:p>
+      <w:r>
+        <w:t>“I’ll try everything,” Annie said.</w:t>
+      </w:r>
+    </w:p>
+    <w:p>
+      <w:r>
+        <w:t xml:space="preserve">More and more people came and </w:t>
+      </w:r>
+      <w:r>
+        <w:t>Luke</w:t>
+      </w:r>
+      <w:r>
+        <w:t xml:space="preserve">, Wendy and Lisa </w:t>
+      </w:r>
+      <w:r>
+        <w:t>scramble</w:t>
+      </w:r>
+      <w:r>
+        <w:t>d</w:t>
+      </w:r>
+      <w:r>
+        <w:t xml:space="preserve"> to serve</w:t>
+      </w:r>
+      <w:r>
+        <w:t>.</w:t>
+      </w:r>
+    </w:p>
+    <w:p>
       <w:r>
         <w:lastRenderedPageBreak/>
-        <w:t>can’t grow them. Also, I couldn’t find them again, so I can’t get a clipping.”</w:t>
-      </w:r>
-    </w:p>
-    <w:p>
-      <w:r>
-        <w:t>“This is the best ice cream I ever tasted,” Lisa said.</w:t>
-      </w:r>
-    </w:p>
-    <w:p>
-      <w:r>
-        <w:t xml:space="preserve">“Thanks Lisa,” Luke said. “The berries are amazing. The best thing is I </w:t>
-      </w:r>
-      <w:r>
-        <w:t>didn’t use sugar.”</w:t>
-      </w:r>
-    </w:p>
-    <w:p>
-      <w:r>
-        <w:t>Annie and her posse approached.</w:t>
-      </w:r>
-    </w:p>
-    <w:p>
-      <w:r>
-        <w:t>“Good day Wendy, Luke,” Annie said. “Luke, I didn’t think you would be serving.”</w:t>
-      </w:r>
-    </w:p>
-    <w:p>
-      <w:r>
-        <w:t xml:space="preserve">“Who is this girl, Luke?” </w:t>
-      </w:r>
-      <w:r>
-        <w:t xml:space="preserve">Susan </w:t>
-      </w:r>
-      <w:r>
-        <w:t>asked, interested.</w:t>
-      </w:r>
-    </w:p>
-    <w:p>
-      <w:r>
-        <w:t xml:space="preserve">“This is our school princess, </w:t>
-      </w:r>
-      <w:r>
-        <w:t>Annie von Aranor</w:t>
-      </w:r>
-      <w:r>
-        <w:t>,” Luke said. “She is head of our year and in my homeroom. She’s popular with everyone. Princess, what would you like?”</w:t>
-      </w:r>
-    </w:p>
-    <w:p>
-      <w:r>
-        <w:t>“I’ll try everything,” Annie said.</w:t>
-      </w:r>
-    </w:p>
-    <w:p>
-      <w:r>
-        <w:t xml:space="preserve">More and more people came and </w:t>
-      </w:r>
-      <w:r>
-        <w:t>Luke</w:t>
-      </w:r>
-      <w:r>
-        <w:t xml:space="preserve">, Wendy and Lisa </w:t>
-      </w:r>
-      <w:r>
-        <w:t>scramble</w:t>
-      </w:r>
-      <w:r>
-        <w:t>d</w:t>
-      </w:r>
-      <w:r>
-        <w:t xml:space="preserve"> to serve</w:t>
-      </w:r>
-      <w:r>
-        <w:t>.</w:t>
-      </w:r>
-    </w:p>
-    <w:p>
-      <w:r>
         <w:t>Annie ate the ice cream last and said, “These are Winder-berries, aren’t they? They are dangerous to hunt. How did you get them?”</w:t>
       </w:r>
     </w:p>
@@ -7390,13 +7540,25 @@
     </w:p>
     <w:p>
       <w:r>
-        <w:t xml:space="preserve">“The first day, the principle told us </w:t>
+        <w:t>“</w:t>
+      </w:r>
+      <w:r>
+        <w:t>Remember I said I got caught outside after dark?” Luke asked. “T</w:t>
+      </w:r>
+      <w:r>
+        <w:t xml:space="preserve">he principle told us </w:t>
       </w:r>
       <w:r>
         <w:t>not</w:t>
       </w:r>
       <w:r>
-        <w:t xml:space="preserve"> to enter the forest after dark,” Luke said as he served a customer. “I didn’t take the warning seriously and let myself get caught after dark.</w:t>
+        <w:t xml:space="preserve"> to enter the forest after dark</w:t>
+      </w:r>
+      <w:r>
+        <w:t xml:space="preserve">. </w:t>
+      </w:r>
+      <w:r>
+        <w:t>I didn’t take the warning seriously.</w:t>
       </w:r>
     </w:p>
     <w:p>
@@ -7423,75 +7585,81 @@
     </w:p>
     <w:p>
       <w:r>
+        <w:t>“</w:t>
+      </w:r>
+      <w:r>
+        <w:t>Wendigos</w:t>
+      </w:r>
+      <w:r>
+        <w:t xml:space="preserve"> aren’t real,” </w:t>
+      </w:r>
+      <w:r>
+        <w:t>James</w:t>
+      </w:r>
+      <w:r>
+        <w:t xml:space="preserve"> said. “They are just folklore.”</w:t>
+      </w:r>
+    </w:p>
+    <w:p>
+      <w:r>
+        <w:t>“I assure you they are real,” Annie said. “All the myths of fairies, monsters and such have basis in reality. The talk of the world being disrupted is real. This is the real reason for this school.</w:t>
+      </w:r>
+    </w:p>
+    <w:p>
+      <w:r>
+        <w:t xml:space="preserve">“My dad created this school to handle these threats. </w:t>
+      </w:r>
+      <w:r>
+        <w:t xml:space="preserve">Governments throughout the world are training their elite people. </w:t>
+      </w:r>
+      <w:r>
+        <w:t>Adventurer s</w:t>
+      </w:r>
+      <w:r>
+        <w:t xml:space="preserve">chools like this are opening throughout the world. </w:t>
+      </w:r>
+      <w:r>
+        <w:t xml:space="preserve">Pay attention to the news. </w:t>
+      </w:r>
+      <w:r>
+        <w:t>It’s only a matter of time before this knowledge becomes public</w:t>
+      </w:r>
+      <w:r>
+        <w:t>.”</w:t>
+      </w:r>
+    </w:p>
+    <w:p>
+      <w:r>
+        <w:t xml:space="preserve">“That sounds like fun,” </w:t>
+      </w:r>
+      <w:r>
+        <w:t xml:space="preserve">Barry </w:t>
+      </w:r>
+      <w:r>
+        <w:t>said.</w:t>
+      </w:r>
+    </w:p>
+    <w:p>
+      <w:r>
+        <w:t xml:space="preserve">“No it’s not fun,” Annie shouted. “I know for a fact people have died. </w:t>
+      </w:r>
+    </w:p>
+    <w:p>
+      <w:r>
+        <w:t>“I was even involved in an incident 3 years ago. And yes, people died.</w:t>
+      </w:r>
+      <w:r>
+        <w:t>”</w:t>
+      </w:r>
+    </w:p>
+    <w:p>
+      <w:r>
+        <w:t>“Perhaps Luke shouldn’t attend,” Susan said worriedly.</w:t>
+      </w:r>
+    </w:p>
+    <w:p>
+      <w:r>
         <w:lastRenderedPageBreak/>
-        <w:t>“</w:t>
-      </w:r>
-      <w:r>
-        <w:t>Wendigos</w:t>
-      </w:r>
-      <w:r>
-        <w:t xml:space="preserve"> aren’t real,” </w:t>
-      </w:r>
-      <w:r>
-        <w:t>James</w:t>
-      </w:r>
-      <w:r>
-        <w:t xml:space="preserve"> said. “They are just folklore.”</w:t>
-      </w:r>
-    </w:p>
-    <w:p>
-      <w:r>
-        <w:t>“I assure you they are real,” Annie said. “All the myths of fairies, monsters and such have basis in reality. The talk of the world being disrupted is real. This is the real reason for this school.</w:t>
-      </w:r>
-    </w:p>
-    <w:p>
-      <w:r>
-        <w:t xml:space="preserve">“My dad created this school to handle these threats. </w:t>
-      </w:r>
-      <w:r>
-        <w:t xml:space="preserve">Governments throughout the world are training their elite people. Other schools like this are opening throughout the world. </w:t>
-      </w:r>
-      <w:r>
-        <w:t xml:space="preserve">Pay attention to the news. </w:t>
-      </w:r>
-      <w:r>
-        <w:t>It’s only a matter of time before this knowledge becomes public</w:t>
-      </w:r>
-      <w:r>
-        <w:t>.”</w:t>
-      </w:r>
-    </w:p>
-    <w:p>
-      <w:r>
-        <w:t xml:space="preserve">“That sounds like fun,” </w:t>
-      </w:r>
-      <w:r>
-        <w:t xml:space="preserve">Barry </w:t>
-      </w:r>
-      <w:r>
-        <w:t>said.</w:t>
-      </w:r>
-    </w:p>
-    <w:p>
-      <w:r>
-        <w:t xml:space="preserve">“No it’s not fun,” Annie shouted. “I know for a fact people have died. </w:t>
-      </w:r>
-    </w:p>
-    <w:p>
-      <w:r>
-        <w:t>“I was even involved in an incident 3 years ago. And yes, people died.</w:t>
-      </w:r>
-      <w:r>
-        <w:t>”</w:t>
-      </w:r>
-    </w:p>
-    <w:p>
-      <w:r>
-        <w:t>“Perhaps Luke shouldn’t attend,” Susan said worriedly.</w:t>
-      </w:r>
-    </w:p>
-    <w:p>
-      <w:r>
         <w:t xml:space="preserve">“I disagree,” Annie said. “This is the best place to be. Here, Luke will gain the skills </w:t>
       </w:r>
       <w:r>
@@ -7514,6 +7682,16 @@
     <w:p>
       <w:r>
         <w:t>“With Ripper and his friends,” Luke said.</w:t>
+      </w:r>
+    </w:p>
+    <w:p>
+      <w:r>
+        <w:t>“Who’s Ripper?” Wendy asked.</w:t>
+      </w:r>
+    </w:p>
+    <w:p>
+      <w:r>
+        <w:t>“He’s the only other person in my school to get a scholarship,” Luke said. “I only met him just before we flew here.”</w:t>
       </w:r>
     </w:p>
     <w:p>
@@ -7566,45 +7744,50 @@
     </w:p>
     <w:p>
       <w:r>
+        <w:t>“</w:t>
+      </w:r>
+      <w:r>
+        <w:t>I don’t know,” Luke said. “The whole experience felt like a nightmare. However, my stat increases are real.</w:t>
+      </w:r>
+    </w:p>
+    <w:p>
+      <w:r>
+        <w:t>“</w:t>
+      </w:r>
+      <w:r>
+        <w:t>We went to a swimming hole and stayed too long. When we were returning we saw a lion. Everyone ran and I was left alone.”</w:t>
+      </w:r>
+    </w:p>
+    <w:p>
+      <w:r>
+        <w:t>“Oh my God that’s dangerous,” Susan said, scared.</w:t>
+      </w:r>
+    </w:p>
+    <w:p>
+      <w:r>
+        <w:t xml:space="preserve">“There are no </w:t>
+      </w:r>
+      <w:r>
+        <w:t>predators</w:t>
+      </w:r>
+      <w:r>
+        <w:t xml:space="preserve"> here,” Luke said. “I don’t know what that was. Hiking in the day is safe.</w:t>
+      </w:r>
+    </w:p>
+    <w:p>
+      <w:r>
+        <w:t xml:space="preserve">“After that I heard the wendigos. </w:t>
+      </w:r>
+      <w:r>
+        <w:t>After a scary run</w:t>
+      </w:r>
+      <w:r>
+        <w:t xml:space="preserve"> I was able to reach the safety of the school grounds.</w:t>
+      </w:r>
+    </w:p>
+    <w:p>
+      <w:r>
         <w:lastRenderedPageBreak/>
-        <w:t>“Absolutely,</w:t>
-      </w:r>
-      <w:r>
-        <w:t xml:space="preserve"> although now it seems more nightmare than real,</w:t>
-      </w:r>
-      <w:r>
-        <w:t>” Luke said. “We went to a swimming hole and stayed too long. When we were returning we saw a lion. Everyone ran and I was left alone.”</w:t>
-      </w:r>
-    </w:p>
-    <w:p>
-      <w:r>
-        <w:t>“Oh my God that’s dangerous,” Susan said, scared.</w:t>
-      </w:r>
-    </w:p>
-    <w:p>
-      <w:r>
-        <w:t xml:space="preserve">“There are no </w:t>
-      </w:r>
-      <w:r>
-        <w:t>predators</w:t>
-      </w:r>
-      <w:r>
-        <w:t xml:space="preserve"> here,” Luke said. “I don’t know what that was. Hiking in the day is safe.</w:t>
-      </w:r>
-    </w:p>
-    <w:p>
-      <w:r>
-        <w:t xml:space="preserve">“After that I heard the wendigos. </w:t>
-      </w:r>
-      <w:r>
-        <w:t>After a scary run</w:t>
-      </w:r>
-      <w:r>
-        <w:t xml:space="preserve"> I was able to reach the safety of the school grounds.</w:t>
-      </w:r>
-    </w:p>
-    <w:p>
-      <w:r>
         <w:t>“Unfortunately, one of Ripper’s friends,</w:t>
       </w:r>
       <w:r>
@@ -7694,31 +7877,31 @@
     </w:p>
     <w:p>
       <w:r>
+        <w:t>“In addition to the usual stuff, they teach us how to handle dealing strange unexplainable things,</w:t>
+      </w:r>
+      <w:r>
+        <w:t xml:space="preserve"> like what happened to Luke,</w:t>
+      </w:r>
+      <w:r>
+        <w:t>” Wendy said. “They are categorized as physical, emotional, mental and spiritual.</w:t>
+      </w:r>
+      <w:r>
+        <w:t xml:space="preserve"> Each is dangerous in its own way and no one understands what they are. The only thing we know is that they come from levels of reality below ours.</w:t>
+      </w:r>
+    </w:p>
+    <w:p>
+      <w:r>
+        <w:t>“They can seep in…”</w:t>
+      </w:r>
+    </w:p>
+    <w:p>
+      <w:r>
+        <w:t>“That’s scary,” Lisa said.</w:t>
+      </w:r>
+    </w:p>
+    <w:p>
+      <w:r>
         <w:lastRenderedPageBreak/>
-        <w:t>“In addition to the usual stuff, they teach us how to handle dealing strange unexplainable things,</w:t>
-      </w:r>
-      <w:r>
-        <w:t xml:space="preserve"> like what happened to Luke,</w:t>
-      </w:r>
-      <w:r>
-        <w:t>” Wendy said. “They are categorized as physical, emotional, mental and spiritual.</w:t>
-      </w:r>
-      <w:r>
-        <w:t xml:space="preserve"> Each is dangerous in its own way and no one understands what they are. The only thing we know is that they come from levels of reality below ours.</w:t>
-      </w:r>
-    </w:p>
-    <w:p>
-      <w:r>
-        <w:t>“They can seep in…”</w:t>
-      </w:r>
-    </w:p>
-    <w:p>
-      <w:r>
-        <w:t>“That’s scary,” Lisa said.</w:t>
-      </w:r>
-    </w:p>
-    <w:p>
-      <w:r>
         <w:t>“That’s why we train,” Wendy said. “You can train too. Just focus on getting stronger, whatever you thin</w:t>
       </w:r>
       <w:r>
@@ -7798,7 +7981,6 @@
     </w:p>
     <w:p>
       <w:r>
-        <w:lastRenderedPageBreak/>
         <w:t>“</w:t>
       </w:r>
       <w:r>
@@ -7918,7 +8100,7 @@
             <w:rPr>
               <w:noProof/>
             </w:rPr>
-            <w:t>40</w:t>
+            <w:t>42</w:t>
           </w:r>
         </w:fldSimple>
       </w:p>
@@ -10563,7 +10745,7 @@
 </file>
 
 <file path=customXml/itemProps1.xml><?xml version="1.0" encoding="utf-8"?>
-<ds:datastoreItem xmlns:ds="http://schemas.openxmlformats.org/officeDocument/2006/customXml" ds:itemID="{465DB635-C5A5-497D-9C63-C178BDF8A1FB}">
+<ds:datastoreItem xmlns:ds="http://schemas.openxmlformats.org/officeDocument/2006/customXml" ds:itemID="{9EA34A25-C7BD-4539-8ACE-55D1B9651BDE}">
   <ds:schemaRefs>
     <ds:schemaRef ds:uri="http://schemas.openxmlformats.org/officeDocument/2006/bibliography"/>
   </ds:schemaRefs>

--- a/Books/RPG_Books/The PrincessAndTheabyssDiver/Book_The PrincessAndTheAbyssDiver.docx
+++ b/Books/RPG_Books/The PrincessAndTheabyssDiver/Book_The PrincessAndTheAbyssDiver.docx
@@ -6975,6 +6975,9 @@
       <w:r>
         <w:t>“That’s a story even I hardly believe, and it happened to me,” Luke said.</w:t>
       </w:r>
+      <w:r>
+        <w:t>&lt;&gt;</w:t>
+      </w:r>
     </w:p>
     <w:p>
       <w:r>
@@ -7159,18 +7162,7 @@
         <w:t xml:space="preserve">They headed out, talking about nothing in particular as </w:t>
       </w:r>
       <w:r>
-        <w:t>they headed for the main event</w:t>
-      </w:r>
-      <w:proofErr w:type="gramStart"/>
-      <w:r>
-        <w:t>.</w:t>
-      </w:r>
-      <w:r>
-        <w:t>&lt;</w:t>
-      </w:r>
-      <w:proofErr w:type="gramEnd"/>
-      <w:r>
-        <w:t>&gt;</w:t>
+        <w:t>they headed for the main event.</w:t>
       </w:r>
     </w:p>
     <w:p>
@@ -8100,7 +8092,7 @@
             <w:rPr>
               <w:noProof/>
             </w:rPr>
-            <w:t>42</w:t>
+            <w:t>40</w:t>
           </w:r>
         </w:fldSimple>
       </w:p>
@@ -8130,7 +8122,7 @@
             <w:rPr>
               <w:noProof/>
             </w:rPr>
-            <w:t>41</w:t>
+            <w:t>39</w:t>
           </w:r>
         </w:fldSimple>
       </w:p>
@@ -10745,7 +10737,7 @@
 </file>
 
 <file path=customXml/itemProps1.xml><?xml version="1.0" encoding="utf-8"?>
-<ds:datastoreItem xmlns:ds="http://schemas.openxmlformats.org/officeDocument/2006/customXml" ds:itemID="{9EA34A25-C7BD-4539-8ACE-55D1B9651BDE}">
+<ds:datastoreItem xmlns:ds="http://schemas.openxmlformats.org/officeDocument/2006/customXml" ds:itemID="{2DD90276-EA4F-4537-B5F2-8011817110FF}">
   <ds:schemaRefs>
     <ds:schemaRef ds:uri="http://schemas.openxmlformats.org/officeDocument/2006/bibliography"/>
   </ds:schemaRefs>

--- a/Books/RPG_Books/The PrincessAndTheabyssDiver/Book_The PrincessAndTheAbyssDiver.docx
+++ b/Books/RPG_Books/The PrincessAndTheabyssDiver/Book_The PrincessAndTheAbyssDiver.docx
@@ -6965,18 +6965,15 @@
         <w:t xml:space="preserve">“Luke, you look amazing,” Susan said </w:t>
       </w:r>
       <w:r>
-        <w:t>b</w:t>
-      </w:r>
-      <w:r>
-        <w:t>y way of greeting. “How did you lose weight so fast? How did you get rid of your acne?”</w:t>
+        <w:t>as she hugged Luke</w:t>
+      </w:r>
+      <w:r>
+        <w:t>. “How did you lose weight so fast? How did you get rid of your acne?”</w:t>
       </w:r>
     </w:p>
     <w:p>
       <w:r>
         <w:t>“That’s a story even I hardly believe, and it happened to me,” Luke said.</w:t>
-      </w:r>
-      <w:r>
-        <w:t>&lt;&gt;</w:t>
       </w:r>
     </w:p>
     <w:p>
@@ -8122,7 +8119,7 @@
             <w:rPr>
               <w:noProof/>
             </w:rPr>
-            <w:t>39</w:t>
+            <w:t>41</w:t>
           </w:r>
         </w:fldSimple>
       </w:p>
@@ -10737,7 +10734,7 @@
 </file>
 
 <file path=customXml/itemProps1.xml><?xml version="1.0" encoding="utf-8"?>
-<ds:datastoreItem xmlns:ds="http://schemas.openxmlformats.org/officeDocument/2006/customXml" ds:itemID="{2DD90276-EA4F-4537-B5F2-8011817110FF}">
+<ds:datastoreItem xmlns:ds="http://schemas.openxmlformats.org/officeDocument/2006/customXml" ds:itemID="{D9D5CB14-1192-4529-A3EE-10D5AE53FAF4}">
   <ds:schemaRefs>
     <ds:schemaRef ds:uri="http://schemas.openxmlformats.org/officeDocument/2006/bibliography"/>
   </ds:schemaRefs>

--- a/Books/RPG_Books/The PrincessAndTheabyssDiver/Book_The PrincessAndTheAbyssDiver.docx
+++ b/Books/RPG_Books/The PrincessAndTheabyssDiver/Book_The PrincessAndTheAbyssDiver.docx
@@ -422,7 +422,10 @@
         <w:t>August</w:t>
       </w:r>
       <w:r>
-        <w:t xml:space="preserve"> 2</w:t>
+        <w:t xml:space="preserve"> </w:t>
+      </w:r>
+      <w:r>
+        <w:t>17</w:t>
       </w:r>
     </w:p>
     <w:p>
@@ -451,7 +454,13 @@
         <w:t>“</w:t>
       </w:r>
       <w:r>
-        <w:t>Only your dormitories and the city have coverage</w:t>
+        <w:t xml:space="preserve">Only your dormitories and the city have </w:t>
+      </w:r>
+      <w:r>
+        <w:t xml:space="preserve">cell </w:t>
+      </w:r>
+      <w:r>
+        <w:t>coverage</w:t>
       </w:r>
       <w:r>
         <w:t>.</w:t>
@@ -488,7 +497,7 @@
         <w:footnoteReference w:id="1"/>
       </w:r>
       <w:r>
-        <w:t xml:space="preserve"> looked around at the snow-capped mountains of </w:t>
+        <w:t xml:space="preserve"> looked at the snow-capped mountains of </w:t>
       </w:r>
       <w:r>
         <w:t>Switzerland</w:t>
@@ -575,7 +584,13 @@
         <w:t>“This cell phone isn’t IOS or Android,” Luke said</w:t>
       </w:r>
       <w:r>
-        <w:t>. “Also, I can’t an app store.</w:t>
+        <w:t xml:space="preserve">. “Also, I can’t </w:t>
+      </w:r>
+      <w:r>
+        <w:t xml:space="preserve">find </w:t>
+      </w:r>
+      <w:r>
+        <w:t>an app store.</w:t>
       </w:r>
       <w:r>
         <w:t>”</w:t>
@@ -1390,7 +1405,13 @@
         <w:t xml:space="preserve">of this school,” Principle Bertrand said. “And yes, I’m talking about </w:t>
       </w:r>
       <w:r>
-        <w:t xml:space="preserve">France-base </w:t>
+        <w:t>France-base</w:t>
+      </w:r>
+      <w:r>
+        <w:t>d</w:t>
+      </w:r>
+      <w:r>
+        <w:t xml:space="preserve"> </w:t>
       </w:r>
       <w:r>
         <w:t>Aranor</w:t>
@@ -2055,10 +2076,10 @@
         <w:t xml:space="preserve">“Those mountains are beautiful,” </w:t>
       </w:r>
       <w:r>
-        <w:t>Luke</w:t>
-      </w:r>
-      <w:r>
-        <w:t>’s mother said.</w:t>
+        <w:t>Susan</w:t>
+      </w:r>
+      <w:r>
+        <w:t xml:space="preserve"> said.</w:t>
       </w:r>
       <w:r>
         <w:t xml:space="preserve"> “How is the school?”</w:t>
@@ -2121,6 +2142,9 @@
         <w:t xml:space="preserve">” </w:t>
       </w:r>
       <w:r>
+        <w:t xml:space="preserve">Barry, </w:t>
+      </w:r>
+      <w:r>
         <w:t>Luke</w:t>
       </w:r>
       <w:r>
@@ -2160,10 +2184,10 @@
         <w:t xml:space="preserve">“Stop that you two,” </w:t>
       </w:r>
       <w:r>
-        <w:t>Luke</w:t>
-      </w:r>
-      <w:r>
-        <w:t xml:space="preserve">’s mother said angrily. “What if you </w:t>
+        <w:t>Susan</w:t>
+      </w:r>
+      <w:r>
+        <w:t xml:space="preserve"> said angrily. “What if you </w:t>
       </w:r>
       <w:r>
         <w:t>did</w:t>
@@ -2180,7 +2204,19 @@
         <w:t>Why should he be embarrassed?</w:t>
       </w:r>
       <w:r>
-        <w:t>” Luke’s uncle said. “</w:t>
+        <w:t xml:space="preserve">” </w:t>
+      </w:r>
+      <w:r>
+        <w:t>Barry</w:t>
+      </w:r>
+      <w:r>
+        <w:t xml:space="preserve"> </w:t>
+      </w:r>
+      <w:r>
+        <w:t>asked</w:t>
+      </w:r>
+      <w:r>
+        <w:t>. “</w:t>
       </w:r>
       <w:r>
         <w:t>He should be proud of who he is</w:t>
@@ -2191,7 +2227,13 @@
     </w:p>
     <w:p>
       <w:r>
-        <w:t>“Okay dear, you better go,” Luke’s mother said. “You have plenty of work ahead of you.”</w:t>
+        <w:t xml:space="preserve">“Okay dear, you better go,” </w:t>
+      </w:r>
+      <w:r>
+        <w:t>Susan</w:t>
+      </w:r>
+      <w:r>
+        <w:t xml:space="preserve"> said. “You have plenty of work ahead of you.”</w:t>
       </w:r>
     </w:p>
     <w:p>
@@ -2224,7 +2266,13 @@
     </w:p>
     <w:p>
       <w:r>
-        <w:t>“Remember to eat plenty of tin cans,” the uncle said. “You need plenty of iron for your growing bones.”</w:t>
+        <w:t xml:space="preserve">“Remember to eat plenty of tin cans,” </w:t>
+      </w:r>
+      <w:r>
+        <w:t>Barry</w:t>
+      </w:r>
+      <w:r>
+        <w:t xml:space="preserve"> said. “You need plenty of iron for your growing bones.”</w:t>
       </w:r>
     </w:p>
     <w:p>
@@ -2335,12 +2383,31 @@
         <w:t>asked</w:t>
       </w:r>
       <w:r>
-        <w:t xml:space="preserve"> as they headed for the front gates.</w:t>
-      </w:r>
-    </w:p>
-    <w:p>
-      <w:r>
-        <w:t>“As you heard me talking to my uncle, I am a goat,” Luke said. “I don’t have hang-ups about food. I enjoy eating, and also cooking.”</w:t>
+        <w:t xml:space="preserve"> </w:t>
+      </w:r>
+      <w:r>
+        <w:t>as he followed Luke out of the dorm room.</w:t>
+      </w:r>
+    </w:p>
+    <w:p>
+      <w:r>
+        <w:t xml:space="preserve">“As </w:t>
+      </w:r>
+      <w:r>
+        <w:t>I said</w:t>
+      </w:r>
+      <w:r>
+        <w:t>, I am a goat,” Luke said. “I don’t have hang-ups about food. I enjoy eating, and also cooking.”</w:t>
+      </w:r>
+    </w:p>
+    <w:p>
+      <w:pPr>
+        <w:rPr>
+          <w:b/>
+        </w:rPr>
+      </w:pPr>
+      <w:r>
+        <w:t>They approached the school gates when Luke spotted Annie, surrounded by admirers.</w:t>
       </w:r>
     </w:p>
     <w:p>
@@ -2359,17 +2426,36 @@
     </w:p>
     <w:p>
       <w:r>
-        <w:t>Annie was surrounded by admirers.</w:t>
-      </w:r>
-    </w:p>
-    <w:p>
-      <w:r>
-        <w:t>“Not really,” Luke said. “She is out of my league and I don’t believe in celebrities and heroes. You can go if you want. You’re handsome enough and an amazing athlete.</w:t>
-      </w:r>
-    </w:p>
-    <w:p>
-      <w:r>
-        <w:t>“As my uncle says, there are three types of people in the world: Sheep, Shepherds and Goats.</w:t>
+        <w:t>“Not really,” Luke said. “She is out of my league and I don’t believe in celebrities and heroes. You can go if you want. You’re handsome enough and an amazing athlete</w:t>
+      </w:r>
+      <w:r>
+        <w:t xml:space="preserve"> from what I heard</w:t>
+      </w:r>
+      <w:r>
+        <w:t>.</w:t>
+      </w:r>
+    </w:p>
+    <w:p>
+      <w:r>
+        <w:t xml:space="preserve">“As my uncle says, there are </w:t>
+      </w:r>
+      <w:r>
+        <w:t>four</w:t>
+      </w:r>
+      <w:r>
+        <w:t xml:space="preserve"> types of people in the world: Sheep, Shepherds</w:t>
+      </w:r>
+      <w:r>
+        <w:t>,</w:t>
+      </w:r>
+      <w:r>
+        <w:t xml:space="preserve"> Goats</w:t>
+      </w:r>
+      <w:r>
+        <w:t xml:space="preserve"> and wolves</w:t>
+      </w:r>
+      <w:r>
+        <w:t>.</w:t>
       </w:r>
     </w:p>
     <w:p>
@@ -2385,7 +2471,10 @@
     </w:p>
     <w:p>
       <w:r>
-        <w:t>“Shepherds seek to guide and control others, often to the sheep’s detriment.”</w:t>
+        <w:t xml:space="preserve">“Shepherds seek to guide and control others, </w:t>
+      </w:r>
+      <w:r>
+        <w:t>often to the sheep’s detriment.</w:t>
       </w:r>
     </w:p>
     <w:p>
@@ -2409,610 +2498,662 @@
     </w:p>
     <w:p>
       <w:r>
+        <w:t>“Wolves use trickery and force to pr</w:t>
+      </w:r>
+      <w:r>
+        <w:t>e</w:t>
+      </w:r>
+      <w:r>
+        <w:t>y on others</w:t>
+      </w:r>
+      <w:r>
+        <w:t>.</w:t>
+      </w:r>
+    </w:p>
+    <w:p>
+      <w:r>
+        <w:lastRenderedPageBreak/>
         <w:t>“I am a goat. I neither follow nor lead</w:t>
       </w:r>
       <w:r>
-        <w:t>, but follow my own path</w:t>
-      </w:r>
-      <w:r>
-        <w:t>,”</w:t>
+        <w:t xml:space="preserve">,” Luke said with conviction. “I do not prey on others and will not let others prey on me. I will always </w:t>
+      </w:r>
+      <w:r>
+        <w:t>follow my own path</w:t>
+      </w:r>
+      <w:r>
+        <w:t>.</w:t>
+      </w:r>
+    </w:p>
+    <w:p>
+      <w:r>
+        <w:t>“Look at what I’m wearing. My sister hates it and says it’s embarrassing. My mother thinks I’m stubborn. That’s okay. Being true to myself is the only thing that matters.”</w:t>
+      </w:r>
+    </w:p>
+    <w:p>
+      <w:r>
+        <w:t>Luke took a deep breath as he finished his rant.</w:t>
+      </w:r>
+      <w:r>
+        <w:t xml:space="preserve"> His</w:t>
       </w:r>
       <w:r>
         <w:t xml:space="preserve"> </w:t>
       </w:r>
       <w:r>
-        <w:t>Luke said with conviction.</w:t>
+        <w:t xml:space="preserve">school </w:t>
+      </w:r>
+      <w:r>
+        <w:t xml:space="preserve">device beeped. Pulling out his device </w:t>
+      </w:r>
+      <w:r>
+        <w:t xml:space="preserve">he </w:t>
+      </w:r>
+      <w:r>
+        <w:t>read the message, “+1 to mental manipulation resistance.”</w:t>
+      </w:r>
+    </w:p>
+    <w:p>
+      <w:r>
+        <w:t>“Freaky,” Ripper said as he stared at the message. “It’s like we are in a freaking video game.”</w:t>
+      </w:r>
+    </w:p>
+    <w:p>
+      <w:r>
+        <w:t>They stepped out of the gate and were greeted by the protesters.</w:t>
+      </w:r>
+    </w:p>
+    <w:p>
+      <w:r>
+        <w:t>Placards read, “Nuclear energy is dangerous,” “Quantum communication damages space,” “Stop all space warping research,” and “</w:t>
+      </w:r>
+      <w:r>
+        <w:t>The end is neigh.”</w:t>
+      </w:r>
+    </w:p>
+    <w:p>
+      <w:r>
+        <w:t>They passed the protesters and Ripper asked, “What do you think of that?”</w:t>
+      </w:r>
+    </w:p>
+    <w:p>
+      <w:r>
+        <w:t xml:space="preserve">“Nonsense,” Luke </w:t>
+      </w:r>
+      <w:r>
+        <w:t>said</w:t>
+      </w:r>
+      <w:r>
+        <w:t>. “You can’t damage space. If you could, then the space around the sun would be ripped to shreds. And yet, science has yet to find any anomalies.”</w:t>
+      </w:r>
+    </w:p>
+    <w:p>
+      <w:r>
+        <w:t>“It’s being suppressed,” a protester called out.</w:t>
+      </w:r>
+    </w:p>
+    <w:p>
+      <w:r>
+        <w:t>Ignoring the protesters, they walked on.</w:t>
+      </w:r>
+    </w:p>
+    <w:p>
+      <w:r>
+        <w:t>The town spread all about them. Restaurants lined the street they walk</w:t>
+      </w:r>
+      <w:r>
+        <w:t>ed</w:t>
+      </w:r>
+      <w:r>
+        <w:t xml:space="preserve"> on.</w:t>
+      </w:r>
+      <w:r>
+        <w:t xml:space="preserve"> Two were under construction.</w:t>
+      </w:r>
+    </w:p>
+    <w:p>
+      <w:proofErr w:type="gramStart"/>
+      <w:r>
+        <w:t>“Which restaurant?”</w:t>
+      </w:r>
+      <w:proofErr w:type="gramEnd"/>
+      <w:r>
+        <w:t xml:space="preserve"> Ripper asked.</w:t>
+      </w:r>
+    </w:p>
+    <w:p>
+      <w:r>
+        <w:t>“Any,” Luke said. “I like exploring different foods.”</w:t>
       </w:r>
     </w:p>
     <w:p>
       <w:r>
         <w:lastRenderedPageBreak/>
-        <w:t xml:space="preserve">Luke’s </w:t>
-      </w:r>
-      <w:r>
-        <w:t xml:space="preserve">school </w:t>
-      </w:r>
-      <w:r>
-        <w:t xml:space="preserve">device beeped. Pulling out his device </w:t>
-      </w:r>
-      <w:r>
-        <w:t xml:space="preserve">he </w:t>
-      </w:r>
-      <w:r>
-        <w:t>read the message, “+1 to mental manipulation resistance.”</w:t>
-      </w:r>
-    </w:p>
-    <w:p>
-      <w:r>
-        <w:t>“Freaky,” Ripper said as he stared at the message. “It’s like we are in a freaking video game.”</w:t>
-      </w:r>
-    </w:p>
-    <w:p>
-      <w:r>
-        <w:t>They stepped out of the gate and were greeted by the protesters.</w:t>
-      </w:r>
-    </w:p>
-    <w:p>
-      <w:r>
-        <w:t>Placards read, “Nuclear energy is dangerous,” “Quantum communication damages space,” “Stop all space warping research,” and “</w:t>
-      </w:r>
-      <w:r>
-        <w:t>The end is neigh.”</w:t>
-      </w:r>
-    </w:p>
-    <w:p>
-      <w:r>
-        <w:t>They passed the protesters and Ripper asked, “What do you think of that?”</w:t>
-      </w:r>
-    </w:p>
-    <w:p>
-      <w:r>
-        <w:t>“Nonsense,” Luke replied. “You can’t damage space. If you could, then the space around the sun would be ripped to shreds. And yet, science has yet to find any anomalies.”</w:t>
-      </w:r>
-    </w:p>
-    <w:p>
-      <w:r>
-        <w:t>“It’s being suppressed,” a protester called out.</w:t>
-      </w:r>
-    </w:p>
-    <w:p>
-      <w:r>
-        <w:t>The town spread all about them. Restaurants lined the street they were walking on.</w:t>
-      </w:r>
-      <w:r>
-        <w:t xml:space="preserve"> Two were under construction.</w:t>
+        <w:t xml:space="preserve">“You </w:t>
+      </w:r>
+      <w:r>
+        <w:t>mentioned on the plane</w:t>
+      </w:r>
+      <w:r>
+        <w:t xml:space="preserve"> you liked that old series, ‘Bizarre Foods’,” Ripper said. “Okay, let’s go to that burger place.</w:t>
+      </w:r>
+      <w:r>
+        <w:t xml:space="preserve"> </w:t>
+      </w:r>
+      <w:r>
+        <w:t>We</w:t>
+      </w:r>
+      <w:r>
+        <w:t xml:space="preserve"> gorillas can’t live on grass and tin cans</w:t>
+      </w:r>
+      <w:r>
+        <w:t>.</w:t>
+      </w:r>
+      <w:r>
+        <w:t>”</w:t>
+      </w:r>
+    </w:p>
+    <w:p>
+      <w:r>
+        <w:t>Luke laughed and said, “That’s for sure.”</w:t>
+      </w:r>
+    </w:p>
+    <w:p>
+      <w:r>
+        <w:t xml:space="preserve">They </w:t>
+      </w:r>
+      <w:r>
+        <w:t xml:space="preserve">entered and </w:t>
+      </w:r>
+      <w:r>
+        <w:t>waited</w:t>
+      </w:r>
+      <w:r>
+        <w:t>.</w:t>
+      </w:r>
+      <w:r>
+        <w:t xml:space="preserve"> </w:t>
+      </w:r>
+      <w:r>
+        <w:t>A</w:t>
+      </w:r>
+      <w:r>
+        <w:t xml:space="preserve"> waiter led them to a seat.</w:t>
+      </w:r>
+    </w:p>
+    <w:p>
+      <w:r>
+        <w:t>Luke picked up the menu and scanned. There was a good selection of burgers, steaks, and even vegetarian options.</w:t>
+      </w:r>
+    </w:p>
+    <w:p>
+      <w:r>
+        <w:t>The waiter returned and asked, “Any drinks for you?”</w:t>
+      </w:r>
+    </w:p>
+    <w:p>
+      <w:r>
+        <w:t>“Coke please,” Ripper said.</w:t>
+      </w:r>
+    </w:p>
+    <w:p>
+      <w:r>
+        <w:t>“What’s your most popular soft drink?” Luke asked.</w:t>
+      </w:r>
+    </w:p>
+    <w:p>
+      <w:r>
+        <w:t xml:space="preserve">“There are </w:t>
+      </w:r>
+      <w:proofErr w:type="spellStart"/>
+      <w:r>
+        <w:t>Rivella</w:t>
+      </w:r>
+      <w:proofErr w:type="spellEnd"/>
+      <w:r>
+        <w:t xml:space="preserve">, hot chocolate, </w:t>
+      </w:r>
+      <w:r>
+        <w:t>Apple Juice</w:t>
+      </w:r>
+      <w:r>
+        <w:t xml:space="preserve">, and </w:t>
+      </w:r>
+      <w:r>
+        <w:t>Ice Tea</w:t>
+      </w:r>
+      <w:r>
+        <w:t>…</w:t>
+      </w:r>
+      <w:r>
+        <w:t>,</w:t>
+      </w:r>
+      <w:r>
+        <w:t>” the waiter said.</w:t>
+      </w:r>
+    </w:p>
+    <w:p>
+      <w:r>
+        <w:t xml:space="preserve">“I’ll have </w:t>
+      </w:r>
+      <w:proofErr w:type="spellStart"/>
+      <w:r>
+        <w:t>Rivella</w:t>
+      </w:r>
+      <w:proofErr w:type="spellEnd"/>
+      <w:r>
+        <w:t xml:space="preserve">, no ice please,” Luke said, </w:t>
+      </w:r>
+      <w:r>
+        <w:t xml:space="preserve">choosing </w:t>
+      </w:r>
+      <w:r>
+        <w:t xml:space="preserve">the most </w:t>
+      </w:r>
+      <w:r>
+        <w:t>exotic sounding drink listed.</w:t>
+      </w:r>
+    </w:p>
+    <w:p>
+      <w:r>
+        <w:t>Drink order taken, the waiter left.</w:t>
+      </w:r>
+    </w:p>
+    <w:p>
+      <w:r>
+        <w:t>“</w:t>
+      </w:r>
+      <w:r>
+        <w:t xml:space="preserve">Remember how </w:t>
+      </w:r>
+      <w:r>
+        <w:t xml:space="preserve">Bobby disappeared </w:t>
+      </w:r>
+      <w:r>
+        <w:t>three</w:t>
+      </w:r>
+      <w:r>
+        <w:t xml:space="preserve"> nights ago</w:t>
+      </w:r>
+      <w:r>
+        <w:t>?</w:t>
+      </w:r>
+      <w:r>
+        <w:t xml:space="preserve">” a </w:t>
+      </w:r>
+      <w:r>
+        <w:t xml:space="preserve">local </w:t>
+      </w:r>
+      <w:r>
+        <w:t>man a table away asked. “This morning his body was found</w:t>
+      </w:r>
+      <w:r>
+        <w:t>, all moldy</w:t>
+      </w:r>
+      <w:r>
+        <w:t xml:space="preserve">, </w:t>
+      </w:r>
+      <w:r>
+        <w:t>decayed</w:t>
+      </w:r>
+      <w:r>
+        <w:t>, and covered in maggots</w:t>
+      </w:r>
+      <w:r>
+        <w:t xml:space="preserve">. </w:t>
+      </w:r>
+      <w:r>
+        <w:t>The stink was horrible</w:t>
+      </w:r>
+      <w:r>
+        <w:t>.”</w:t>
+      </w:r>
+    </w:p>
+    <w:p>
+      <w:r>
+        <w:t>Ripper</w:t>
+      </w:r>
+      <w:r>
+        <w:t xml:space="preserve"> looked as if he wanted to gag.</w:t>
+      </w:r>
+    </w:p>
+    <w:p>
+      <w:r>
+        <w:t>“This town used to be peaceful,” the man’s companion grumbled. “What the hell are they doing with all those particle accelerators and that science mumbo-jumbo?”</w:t>
+      </w:r>
+    </w:p>
+    <w:p>
+      <w:r>
+        <w:t>“They are tearing holes into space is what they are doing,</w:t>
+      </w:r>
+      <w:r>
+        <w:t xml:space="preserve"> </w:t>
+      </w:r>
+      <w:r>
+        <w:t>letting in all manner of demonic creatures,</w:t>
+      </w:r>
+      <w:r>
+        <w:t xml:space="preserve">” another man </w:t>
+      </w:r>
+      <w:r>
+        <w:t>at</w:t>
+      </w:r>
+      <w:r>
+        <w:t xml:space="preserve"> </w:t>
+      </w:r>
+      <w:r>
+        <w:t xml:space="preserve">another </w:t>
+      </w:r>
+      <w:r>
+        <w:t xml:space="preserve">table </w:t>
+      </w:r>
+      <w:r>
+        <w:t>said.</w:t>
+      </w:r>
+    </w:p>
+    <w:p>
+      <w:r>
+        <w:t>“Don’t spit,” a woman across the table scolded. “That’s just gross.”</w:t>
+      </w:r>
+    </w:p>
+    <w:p>
+      <w:r>
+        <w:lastRenderedPageBreak/>
+        <w:t>The waiter returned to the table and brought the drinks.</w:t>
+      </w:r>
+    </w:p>
+    <w:p>
+      <w:r>
+        <w:t>Luke and Ripper gave their order and the waiter left.</w:t>
+      </w:r>
+    </w:p>
+    <w:p>
+      <w:r>
+        <w:t>“Something is seriously messed up in this town,” Ripper said</w:t>
+      </w:r>
+      <w:r>
+        <w:t>, loud enough for the locals to hear.</w:t>
+      </w:r>
+    </w:p>
+    <w:p>
+      <w:r>
+        <w:t xml:space="preserve">“You’re from the </w:t>
+      </w:r>
+      <w:r>
+        <w:t xml:space="preserve">fancy </w:t>
+      </w:r>
+      <w:r>
+        <w:t>school, aren’t you?” an elderly man at another table asked. “What are they doing there?”</w:t>
+      </w:r>
+    </w:p>
+    <w:p>
+      <w:r>
+        <w:t xml:space="preserve">“Just arrived today,” Luke </w:t>
+      </w:r>
+      <w:r>
+        <w:t>said</w:t>
+      </w:r>
+      <w:r>
+        <w:t>, “Although the principle did talk about monsters and the need to get stronger. I was expecting a speech about hard work, not that.”</w:t>
+      </w:r>
+    </w:p>
+    <w:p>
+      <w:r>
+        <w:t>“And what’s that about not going out after dusk?” Ripper asked.</w:t>
+      </w:r>
+    </w:p>
+    <w:p>
+      <w:r>
+        <w:t>“</w:t>
+      </w:r>
+      <w:r>
+        <w:t>There are things out there</w:t>
+      </w:r>
+      <w:r>
+        <w:t>,” another woman said</w:t>
+      </w:r>
+      <w:r>
+        <w:t xml:space="preserve"> simply</w:t>
+      </w:r>
+      <w:r>
+        <w:t>.</w:t>
+      </w:r>
+    </w:p>
+    <w:p>
+      <w:r>
+        <w:t xml:space="preserve">“Shouldn’t the government come out and find out?” </w:t>
+      </w:r>
+      <w:r>
+        <w:t>Ripper</w:t>
+      </w:r>
+      <w:r>
+        <w:t xml:space="preserve"> asked.</w:t>
+      </w:r>
+    </w:p>
+    <w:p>
+      <w:r>
+        <w:t xml:space="preserve">“They </w:t>
+      </w:r>
+      <w:r>
+        <w:t>know</w:t>
+      </w:r>
+      <w:r>
+        <w:t>,” the woman said</w:t>
+      </w:r>
+      <w:r>
+        <w:t>,</w:t>
+      </w:r>
+      <w:r>
+        <w:t xml:space="preserve"> “Claims we are a bunch of superstitious fools.”</w:t>
+      </w:r>
+    </w:p>
+    <w:p>
+      <w:r>
+        <w:t>“They are all in on it,” another local spat.</w:t>
+      </w:r>
+    </w:p>
+    <w:p>
+      <w:r>
+        <w:t>“I told you not to spit,” the woman scolded.</w:t>
+      </w:r>
+    </w:p>
+    <w:p>
+      <w:r>
+        <w:t>Food arrived and Luke ate as he listened to the local gossip.</w:t>
       </w:r>
     </w:p>
     <w:p>
       <w:proofErr w:type="gramStart"/>
       <w:r>
-        <w:t>“Which restaurant?”</w:t>
+        <w:t>“Now what?”</w:t>
       </w:r>
       <w:proofErr w:type="gramEnd"/>
       <w:r>
-        <w:t xml:space="preserve"> Ripper asked.</w:t>
-      </w:r>
-    </w:p>
-    <w:p>
-      <w:r>
-        <w:t>“Any,” Luke said. “I like exploring different foods.”</w:t>
-      </w:r>
-    </w:p>
-    <w:p>
-      <w:r>
-        <w:t xml:space="preserve">“You </w:t>
-      </w:r>
-      <w:r>
-        <w:t>mentioned on the plane</w:t>
-      </w:r>
-      <w:r>
-        <w:t xml:space="preserve"> you liked that old series, ‘Bizarre Foods’,” Ripper said. “Okay, let’s go to that burger place.</w:t>
+        <w:t xml:space="preserve"> Ripper asked as they paid the bill.</w:t>
+      </w:r>
+    </w:p>
+    <w:p>
+      <w:r>
+        <w:t xml:space="preserve">“I want to explore the town and buy groceries,” Luke said. “Also want to explore the hiking trails. It’s only </w:t>
+      </w:r>
+      <w:r>
+        <w:t>12</w:t>
+      </w:r>
+      <w:r>
+        <w:t>:</w:t>
+      </w:r>
+      <w:r>
+        <w:t>35</w:t>
+      </w:r>
+      <w:r>
+        <w:t xml:space="preserve">PM. </w:t>
+      </w:r>
+      <w:r>
+        <w:t>There’s p</w:t>
+      </w:r>
+      <w:r>
+        <w:t>lenty of time before sunset.”</w:t>
+      </w:r>
+    </w:p>
+    <w:p>
+      <w:r>
+        <w:t>“Aren’t you afraid?” Ripper asked as they walked out of the restaurant.</w:t>
+      </w:r>
+    </w:p>
+    <w:p>
+      <w:r>
+        <w:lastRenderedPageBreak/>
+        <w:t>“I only believe in science,” Luke said.</w:t>
       </w:r>
       <w:r>
         <w:t xml:space="preserve"> </w:t>
       </w:r>
       <w:r>
-        <w:t>We</w:t>
-      </w:r>
-      <w:r>
-        <w:t xml:space="preserve"> gorillas can’t live on grass and tin cans</w:t>
+        <w:t>“</w:t>
+      </w:r>
+      <w:r>
+        <w:t>The only danger is</w:t>
+      </w:r>
+      <w:r>
+        <w:t xml:space="preserve"> tripping in the dark and mosquitoes</w:t>
+      </w:r>
+      <w:r>
+        <w:t>.”</w:t>
+      </w:r>
+    </w:p>
+    <w:p>
+      <w:r>
+        <w:t xml:space="preserve">“They have several sports clubs,” Ripper said. “I’m joining the American Football team. </w:t>
+      </w:r>
+      <w:proofErr w:type="gramStart"/>
+      <w:r>
+        <w:t>How about you?”</w:t>
+      </w:r>
+      <w:proofErr w:type="gramEnd"/>
+    </w:p>
+    <w:p>
+      <w:r>
+        <w:t>“I’m joining the cooking and puzzle solving clubs,” Luke said. “There’s a grocery store.”</w:t>
+      </w:r>
+    </w:p>
+    <w:p>
+      <w:r>
+        <w:t>Ripper stepped in and said, “This store sure has some interesting items.”</w:t>
+      </w:r>
+    </w:p>
+    <w:p>
+      <w:r>
+        <w:t>“</w:t>
+      </w:r>
+      <w:r>
+        <w:t>Sounds like fun</w:t>
+      </w:r>
+      <w:r>
+        <w:t xml:space="preserve">,” Luke said as he walked </w:t>
+      </w:r>
+      <w:r>
+        <w:t xml:space="preserve">the isles, grabbing items from shelves. </w:t>
+      </w:r>
+      <w:r>
+        <w:t>H</w:t>
+      </w:r>
+      <w:r>
+        <w:t>e headed for the cashier.</w:t>
+      </w:r>
+    </w:p>
+    <w:p>
+      <w:r>
+        <w:t>“Need some help with the bags</w:t>
+      </w:r>
+      <w:r>
+        <w:t>?</w:t>
+      </w:r>
+      <w:r>
+        <w:t>” Ripper asked.</w:t>
+      </w:r>
+    </w:p>
+    <w:p>
+      <w:r>
+        <w:t>“Thanks,” Like said and Ripper took multiple bags.</w:t>
+      </w:r>
+    </w:p>
+    <w:p>
+      <w:r>
+        <w:t xml:space="preserve">They headed back to the apartment. As before, they met the protesters near the </w:t>
+      </w:r>
+      <w:r>
+        <w:t>school gate</w:t>
       </w:r>
       <w:r>
         <w:t>.</w:t>
       </w:r>
-      <w:r>
-        <w:t>”</w:t>
-      </w:r>
-    </w:p>
-    <w:p>
-      <w:r>
-        <w:t>Luke laughed and said, “That’s for sure.”</w:t>
-      </w:r>
-    </w:p>
-    <w:p>
-      <w:r>
-        <w:t xml:space="preserve">They </w:t>
-      </w:r>
-      <w:r>
-        <w:t xml:space="preserve">entered and </w:t>
-      </w:r>
-      <w:r>
-        <w:t>waited</w:t>
+    </w:p>
+    <w:p>
+      <w:r>
+        <w:t>They passed the protesters and Ripper asked, “Don’t they have anything better to do with their lives?”</w:t>
+      </w:r>
+    </w:p>
+    <w:p>
+      <w:r>
+        <w:t xml:space="preserve">“Who knows?” </w:t>
+      </w:r>
+      <w:r>
+        <w:t xml:space="preserve">Luke </w:t>
+      </w:r>
+      <w:r>
+        <w:t>asked</w:t>
+      </w:r>
+      <w:r>
+        <w:t xml:space="preserve"> and picked up his pace. His </w:t>
+      </w:r>
+      <w:r>
+        <w:t>fingers were cramping</w:t>
+      </w:r>
+      <w:r>
+        <w:t xml:space="preserve"> from carrying groceries.</w:t>
+      </w:r>
+    </w:p>
+    <w:p>
+      <w:r>
+        <w:t>T</w:t>
+      </w:r>
+      <w:r>
+        <w:t>hey returned to their apartment and Luke put the groceries away.</w:t>
+      </w:r>
+    </w:p>
+    <w:p>
+      <w:r>
+        <w:t>“The needful is done,” Luke said. “Do you want to socialize?”</w:t>
+      </w:r>
+    </w:p>
+    <w:p>
+      <w:r>
+        <w:t>“</w:t>
+      </w:r>
+      <w:r>
+        <w:t>Okay,</w:t>
+      </w:r>
+      <w:r>
+        <w:t xml:space="preserve">” Ripper </w:t>
+      </w:r>
+      <w:r>
+        <w:t>said</w:t>
       </w:r>
       <w:r>
         <w:t>.</w:t>
       </w:r>
-      <w:r>
-        <w:t xml:space="preserve"> </w:t>
-      </w:r>
-      <w:r>
-        <w:t>A</w:t>
-      </w:r>
-      <w:r>
-        <w:t xml:space="preserve"> waiter led them to a seat.</w:t>
-      </w:r>
-    </w:p>
-    <w:p>
-      <w:r>
-        <w:t>Luke picked up the menu and scanned. There was a good selection of burgers, steaks, and even vegetarian options.</w:t>
+    </w:p>
+    <w:p>
+      <w:r>
+        <w:t xml:space="preserve">“Let’s connect,” Luke said and pulled his device out. He clicked on </w:t>
+      </w:r>
+      <w:r>
+        <w:t>Party Chat, pointed his device at Ripper and clicked on the add person button.</w:t>
       </w:r>
     </w:p>
     <w:p>
       <w:r>
         <w:lastRenderedPageBreak/>
-        <w:t>The waiter returned and asked, “Any drinks for you?”</w:t>
-      </w:r>
-    </w:p>
-    <w:p>
-      <w:r>
-        <w:t>“Coke please,” Ripper said.</w:t>
-      </w:r>
-    </w:p>
-    <w:p>
-      <w:r>
-        <w:t>“What’s your most popular soft drink?” Luke asked.</w:t>
-      </w:r>
-    </w:p>
-    <w:p>
-      <w:r>
-        <w:t xml:space="preserve">“There are </w:t>
-      </w:r>
-      <w:proofErr w:type="spellStart"/>
-      <w:r>
-        <w:t>Rivella</w:t>
-      </w:r>
-      <w:proofErr w:type="spellEnd"/>
-      <w:r>
-        <w:t xml:space="preserve">, hot chocolate, </w:t>
-      </w:r>
-      <w:r>
-        <w:t>Apple Juice</w:t>
-      </w:r>
-      <w:r>
-        <w:t xml:space="preserve">, and </w:t>
-      </w:r>
-      <w:r>
-        <w:t>Ice Tea</w:t>
-      </w:r>
-      <w:r>
-        <w:t>…</w:t>
-      </w:r>
-      <w:r>
-        <w:t>,</w:t>
-      </w:r>
-      <w:r>
-        <w:t>” the waiter said.</w:t>
-      </w:r>
-    </w:p>
-    <w:p>
-      <w:r>
-        <w:t xml:space="preserve">“I’ll have </w:t>
-      </w:r>
-      <w:proofErr w:type="spellStart"/>
-      <w:r>
-        <w:t>Rivella</w:t>
-      </w:r>
-      <w:proofErr w:type="spellEnd"/>
-      <w:r>
-        <w:t xml:space="preserve">, no ice please,” Luke said, </w:t>
-      </w:r>
-      <w:r>
-        <w:t xml:space="preserve">choosing </w:t>
-      </w:r>
-      <w:r>
-        <w:t xml:space="preserve">the most </w:t>
-      </w:r>
-      <w:r>
-        <w:t>exotic sounding drink listed.</w:t>
-      </w:r>
-    </w:p>
-    <w:p>
-      <w:r>
-        <w:t>Drink order taken, the waiter left.</w:t>
-      </w:r>
-    </w:p>
-    <w:p>
-      <w:r>
-        <w:t>“</w:t>
-      </w:r>
-      <w:r>
-        <w:t xml:space="preserve">Remember how </w:t>
-      </w:r>
-      <w:r>
-        <w:t xml:space="preserve">Bobby disappeared </w:t>
-      </w:r>
-      <w:r>
-        <w:t>three</w:t>
-      </w:r>
-      <w:r>
-        <w:t xml:space="preserve"> nights ago</w:t>
-      </w:r>
-      <w:r>
-        <w:t>?</w:t>
-      </w:r>
-      <w:r>
-        <w:t xml:space="preserve">” a </w:t>
-      </w:r>
-      <w:r>
-        <w:t xml:space="preserve">local </w:t>
-      </w:r>
-      <w:r>
-        <w:t>man a table away asked. “This morning his body was found</w:t>
-      </w:r>
-      <w:r>
-        <w:t>, all moldy</w:t>
-      </w:r>
-      <w:r>
-        <w:t xml:space="preserve">, </w:t>
-      </w:r>
-      <w:r>
-        <w:t>decayed</w:t>
-      </w:r>
-      <w:r>
-        <w:t>, and covered in maggots</w:t>
-      </w:r>
-      <w:r>
-        <w:t xml:space="preserve">. </w:t>
-      </w:r>
-      <w:r>
-        <w:t>The stink was horrible</w:t>
-      </w:r>
-      <w:r>
-        <w:t>.”</w:t>
-      </w:r>
-    </w:p>
-    <w:p>
-      <w:r>
-        <w:t>Ripper</w:t>
-      </w:r>
-      <w:r>
-        <w:t xml:space="preserve"> looked as if he wanted to gag.</w:t>
-      </w:r>
-    </w:p>
-    <w:p>
-      <w:r>
-        <w:t>“This town used to be peaceful,” the man’s companion grumbled. “What the hell are they doing with all those particle accelerators and that science mumbo-jumbo?”</w:t>
-      </w:r>
-    </w:p>
-    <w:p>
-      <w:r>
-        <w:t>“They are tearing holes into space is what they are doing,</w:t>
-      </w:r>
-      <w:r>
-        <w:t xml:space="preserve"> </w:t>
-      </w:r>
-      <w:r>
-        <w:t>letting in all manner of demonic creatures,</w:t>
-      </w:r>
-      <w:r>
-        <w:t xml:space="preserve">” another man </w:t>
-      </w:r>
-      <w:r>
-        <w:t>at</w:t>
-      </w:r>
-      <w:r>
-        <w:t xml:space="preserve"> </w:t>
-      </w:r>
-      <w:r>
-        <w:t xml:space="preserve">another </w:t>
-      </w:r>
-      <w:r>
-        <w:t xml:space="preserve">table </w:t>
-      </w:r>
-      <w:r>
-        <w:t>said.</w:t>
-      </w:r>
-    </w:p>
-    <w:p>
-      <w:r>
-        <w:t>“Don’t spit,” a woman across the table scolded. “That’s just gross.”</w:t>
-      </w:r>
-    </w:p>
-    <w:p>
-      <w:r>
-        <w:t>The waiter returned to the table and brought the drinks.</w:t>
-      </w:r>
-    </w:p>
-    <w:p>
-      <w:r>
-        <w:t>Luke and Ripper gave their order and the waiter left.</w:t>
-      </w:r>
-    </w:p>
-    <w:p>
-      <w:r>
-        <w:t>“Something is seriously messed up in this town,” Ripper said</w:t>
-      </w:r>
-      <w:r>
-        <w:t>, loud enough for the locals to hear.</w:t>
-      </w:r>
-    </w:p>
-    <w:p>
-      <w:r>
-        <w:t xml:space="preserve">“You’re from the </w:t>
-      </w:r>
-      <w:r>
-        <w:t xml:space="preserve">fancy </w:t>
-      </w:r>
-      <w:r>
-        <w:t>school, aren’t you?” an elderly man at another table asked. “What are they doing there?”</w:t>
-      </w:r>
-    </w:p>
-    <w:p>
-      <w:r>
-        <w:lastRenderedPageBreak/>
-        <w:t xml:space="preserve">“Just arrived today,” Luke </w:t>
-      </w:r>
-      <w:r>
-        <w:t>said</w:t>
-      </w:r>
-      <w:r>
-        <w:t>, “Although the principle did talk about monsters and the need to get stronger. I was expecting a speech about hard work, not that.”</w:t>
-      </w:r>
-    </w:p>
-    <w:p>
-      <w:r>
-        <w:t>“And what’s that about not going out after dusk?” Ripper asked.</w:t>
-      </w:r>
-    </w:p>
-    <w:p>
-      <w:r>
-        <w:t>“</w:t>
-      </w:r>
-      <w:r>
-        <w:t>There are things out there</w:t>
-      </w:r>
-      <w:r>
-        <w:t>,” another woman said</w:t>
-      </w:r>
-      <w:r>
-        <w:t xml:space="preserve"> simply</w:t>
-      </w:r>
-      <w:r>
-        <w:t>.</w:t>
-      </w:r>
-    </w:p>
-    <w:p>
-      <w:r>
-        <w:t>“Shouldn’t the government come out and find out?” Luke asked.</w:t>
-      </w:r>
-    </w:p>
-    <w:p>
-      <w:r>
-        <w:t xml:space="preserve">“They </w:t>
-      </w:r>
-      <w:r>
-        <w:t>know</w:t>
-      </w:r>
-      <w:r>
-        <w:t>,” the woman said</w:t>
-      </w:r>
-      <w:r>
-        <w:t>,</w:t>
-      </w:r>
-      <w:r>
-        <w:t xml:space="preserve"> “Claims we are a bunch of superstitious fools.”</w:t>
-      </w:r>
-    </w:p>
-    <w:p>
-      <w:r>
-        <w:t>“They are all in on it,” another local spat.</w:t>
-      </w:r>
-    </w:p>
-    <w:p>
-      <w:r>
-        <w:t>“I told you not to spit,” the woman scolded.</w:t>
-      </w:r>
-    </w:p>
-    <w:p>
-      <w:r>
-        <w:t>Food arrived and Luke ate as he listened to the local gossip.</w:t>
-      </w:r>
-    </w:p>
-    <w:p>
-      <w:proofErr w:type="gramStart"/>
-      <w:r>
-        <w:t>“Now what?”</w:t>
-      </w:r>
-      <w:proofErr w:type="gramEnd"/>
-      <w:r>
-        <w:t xml:space="preserve"> Ripper asked as they paid the bill.</w:t>
-      </w:r>
-    </w:p>
-    <w:p>
-      <w:r>
-        <w:t xml:space="preserve">“I want to explore the town and buy groceries,” Luke said. “Also want to explore the hiking trails. It’s only </w:t>
-      </w:r>
-      <w:r>
-        <w:t>12</w:t>
-      </w:r>
-      <w:r>
-        <w:t>:</w:t>
-      </w:r>
-      <w:r>
-        <w:t>35</w:t>
-      </w:r>
-      <w:r>
-        <w:t xml:space="preserve">PM. </w:t>
-      </w:r>
-      <w:r>
-        <w:t>There’s p</w:t>
-      </w:r>
-      <w:r>
-        <w:t>lenty of time before sunset.”</w:t>
-      </w:r>
-    </w:p>
-    <w:p>
-      <w:r>
-        <w:t>“Aren’t you afraid?” Ripper asked as they walked out of the restaurant.</w:t>
-      </w:r>
-    </w:p>
-    <w:p>
-      <w:r>
-        <w:t>“I only believe in science,” Luke said.</w:t>
-      </w:r>
-      <w:r>
-        <w:t xml:space="preserve"> </w:t>
-      </w:r>
-      <w:r>
-        <w:t>“</w:t>
-      </w:r>
-      <w:r>
-        <w:t>The only danger is</w:t>
-      </w:r>
-      <w:r>
-        <w:t xml:space="preserve"> tripping in the dark and mosquitoes</w:t>
-      </w:r>
-      <w:r>
-        <w:t>.”</w:t>
-      </w:r>
-    </w:p>
-    <w:p>
-      <w:r>
-        <w:t xml:space="preserve">“They have several sports clubs,” Ripper said. “I’m joining the American Football team. </w:t>
-      </w:r>
-      <w:proofErr w:type="gramStart"/>
-      <w:r>
-        <w:t>How about you?”</w:t>
-      </w:r>
-      <w:proofErr w:type="gramEnd"/>
-    </w:p>
-    <w:p>
-      <w:r>
-        <w:t>“I’m joining the cooking and puzzle solving clubs,” Luke said. “There’s a grocery store.”</w:t>
-      </w:r>
-    </w:p>
-    <w:p>
-      <w:r>
-        <w:t>Ripper stepped in and said, “This store sure has some interesting items.”</w:t>
-      </w:r>
-    </w:p>
-    <w:p>
-      <w:r>
-        <w:lastRenderedPageBreak/>
-        <w:t>“</w:t>
-      </w:r>
-      <w:r>
-        <w:t>Sounds like fun</w:t>
-      </w:r>
-      <w:r>
-        <w:t xml:space="preserve">,” Luke said as he walked </w:t>
-      </w:r>
-      <w:r>
-        <w:t xml:space="preserve">the isles, grabbing items from shelves. </w:t>
-      </w:r>
-      <w:r>
-        <w:t>H</w:t>
-      </w:r>
-      <w:r>
-        <w:t>e headed for the cashier.</w:t>
-      </w:r>
-    </w:p>
-    <w:p>
-      <w:r>
-        <w:t>“Need some help with the bags</w:t>
-      </w:r>
-      <w:r>
-        <w:t>?</w:t>
-      </w:r>
-      <w:r>
-        <w:t>” Ripper asked.</w:t>
-      </w:r>
-    </w:p>
-    <w:p>
-      <w:r>
-        <w:t>“Thanks,” Like said and Ripper took multiple bags.</w:t>
-      </w:r>
-    </w:p>
-    <w:p>
-      <w:r>
-        <w:t xml:space="preserve">They headed back to the apartment. As before, they met the protesters near the </w:t>
-      </w:r>
-      <w:r>
-        <w:t>school gate</w:t>
-      </w:r>
-      <w:r>
-        <w:t>.</w:t>
-      </w:r>
-    </w:p>
-    <w:p>
-      <w:r>
-        <w:t>They passed the protesters and Ripper asked, “Don’t they have anything better to do with their lives?”</w:t>
-      </w:r>
-    </w:p>
-    <w:p>
-      <w:r>
-        <w:t xml:space="preserve">“Who knows?” </w:t>
-      </w:r>
-      <w:r>
-        <w:t xml:space="preserve">Luke </w:t>
-      </w:r>
-      <w:r>
-        <w:t>said</w:t>
-      </w:r>
-      <w:r>
-        <w:t xml:space="preserve"> and picked up his pace. His arms were starting to hurt from carrying groceries.</w:t>
-      </w:r>
-    </w:p>
-    <w:p>
-      <w:r>
-        <w:t>T</w:t>
-      </w:r>
-      <w:r>
-        <w:t>hey returned to their apartment and Luke put the groceries away.</w:t>
-      </w:r>
-    </w:p>
-    <w:p>
-      <w:r>
-        <w:t>“The needful is done,” Luke said. “Do you want to socialize?”</w:t>
-      </w:r>
-    </w:p>
-    <w:p>
-      <w:r>
-        <w:t>“</w:t>
-      </w:r>
-      <w:r>
-        <w:t>Okay,</w:t>
-      </w:r>
-      <w:r>
-        <w:t xml:space="preserve">” Ripper </w:t>
-      </w:r>
-      <w:r>
-        <w:t>said</w:t>
-      </w:r>
-      <w:r>
-        <w:t>.</w:t>
-      </w:r>
-    </w:p>
-    <w:p>
-      <w:r>
-        <w:t xml:space="preserve">“Let’s connect,” Luke said and pulled his device out. He clicked on </w:t>
-      </w:r>
-      <w:r>
-        <w:t>Party Chat, pointed his device at Ripper and clicked on the add person button.</w:t>
-      </w:r>
-    </w:p>
-    <w:p>
-      <w:r>
         <w:t>Ripper’s device beeped and he took out his device. He clicked on confirm.</w:t>
       </w:r>
     </w:p>
@@ -3038,7 +3179,6 @@
     </w:p>
     <w:p>
       <w:r>
-        <w:lastRenderedPageBreak/>
         <w:t>As before the school grounds were filled with 1</w:t>
       </w:r>
       <w:r>
@@ -3107,6 +3247,7 @@
     </w:p>
     <w:p>
       <w:r>
+        <w:lastRenderedPageBreak/>
         <w:t>Time</w:t>
       </w:r>
       <w:r>
@@ -3202,175 +3343,274 @@
     </w:p>
     <w:p>
       <w:r>
+        <w:t>“What are you doing?” Hans asked.</w:t>
+      </w:r>
+    </w:p>
+    <w:p>
+      <w:r>
+        <w:t>“Trying out Identify,” Luke said. “</w:t>
+      </w:r>
+      <w:r>
+        <w:t>It shows your name.</w:t>
+      </w:r>
+      <w:r>
+        <w:t xml:space="preserve"> Does the swimming hole have a name?”</w:t>
+      </w:r>
+    </w:p>
+    <w:p>
+      <w:r>
+        <w:t>“It’s called the Delphi Swimming hole,” Hans said.</w:t>
+      </w:r>
+    </w:p>
+    <w:p>
+      <w:r>
+        <w:t>Everyone decided to try out Identify on each other.</w:t>
+      </w:r>
+    </w:p>
+    <w:p>
+      <w:r>
+        <w:t>“We better go before it gets too dark,” Luke said.</w:t>
+      </w:r>
+    </w:p>
+    <w:p>
+      <w:r>
+        <w:t xml:space="preserve">“Are you afraid of those stories?” a bear of an athlete asked, smiling. </w:t>
+      </w:r>
+      <w:proofErr w:type="gramStart"/>
+      <w:r>
+        <w:t>“Afraid of monsters?”</w:t>
+      </w:r>
+      <w:proofErr w:type="gramEnd"/>
+    </w:p>
+    <w:p>
+      <w:r>
+        <w:t>Luke</w:t>
+      </w:r>
+      <w:r>
+        <w:t xml:space="preserve"> pointed his device at the teen</w:t>
+      </w:r>
+      <w:r>
+        <w:t>, wondering what his stats were, or his name</w:t>
+      </w:r>
+      <w:r>
+        <w:t>.</w:t>
+      </w:r>
+      <w:r>
+        <w:t xml:space="preserve"> He was terrible at names. </w:t>
+      </w:r>
+      <w:r>
+        <w:t>Names</w:t>
+      </w:r>
+      <w:r>
+        <w:t xml:space="preserve"> tended to disappear the moment a new thought popped into his head.</w:t>
+      </w:r>
+    </w:p>
+    <w:p>
+      <w:pPr>
+        <w:pStyle w:val="StatusMessage"/>
+      </w:pPr>
+      <w:r>
+        <w:t>Salvador Bruno</w:t>
+      </w:r>
+    </w:p>
+    <w:p>
+      <w:r>
+        <w:t xml:space="preserve">“No Salvador,” Luke said. “I’m </w:t>
+      </w:r>
+      <w:r>
+        <w:t xml:space="preserve">only </w:t>
+      </w:r>
+      <w:r>
+        <w:t>afraid of breaking my leg, tripping over something in the dark</w:t>
+      </w:r>
+      <w:r>
+        <w:t xml:space="preserve"> and stupid insects</w:t>
+      </w:r>
+      <w:r>
+        <w:t>.</w:t>
+      </w:r>
+      <w:r>
+        <w:t xml:space="preserve"> Monsters don’t exist.</w:t>
+      </w:r>
+    </w:p>
+    <w:p>
+      <w:r>
+        <w:t>“It’s strange that this phone has a camera on the top, but it’s convenient.”</w:t>
+      </w:r>
+    </w:p>
+    <w:p>
+      <w:r>
         <w:lastRenderedPageBreak/>
-        <w:t>“What are you doing?” Hans asked.</w:t>
-      </w:r>
-    </w:p>
-    <w:p>
-      <w:r>
-        <w:t>“Trying out Identify,” Luke said. “</w:t>
-      </w:r>
-      <w:r>
-        <w:t>It shows your name.</w:t>
-      </w:r>
-      <w:r>
-        <w:t xml:space="preserve"> Does the swimming hole have a name?”</w:t>
-      </w:r>
-    </w:p>
-    <w:p>
-      <w:r>
-        <w:t>“It’s called the Delphi Swimming hole,” Hans said.</w:t>
-      </w:r>
-    </w:p>
-    <w:p>
-      <w:r>
-        <w:t>Everyone decided to try out Identify on each other.</w:t>
-      </w:r>
-    </w:p>
-    <w:p>
-      <w:r>
-        <w:t>“We better go before it gets too dark,” Luke said.</w:t>
-      </w:r>
-    </w:p>
-    <w:p>
-      <w:r>
-        <w:t xml:space="preserve">“Are you afraid of those stories?” a bear of an athlete asked, smiling. </w:t>
-      </w:r>
-      <w:proofErr w:type="gramStart"/>
-      <w:r>
-        <w:t>“Afraid of monsters?”</w:t>
-      </w:r>
-      <w:proofErr w:type="gramEnd"/>
-    </w:p>
-    <w:p>
-      <w:r>
-        <w:t>Luke</w:t>
-      </w:r>
-      <w:r>
-        <w:t xml:space="preserve"> pointed his device at the teen</w:t>
-      </w:r>
-      <w:r>
-        <w:t>, wondering what his stats were, or his name</w:t>
+        <w:t>Luke opened the Map app and said, “</w:t>
+      </w:r>
+      <w:r>
+        <w:t xml:space="preserve">Delphi </w:t>
+      </w:r>
+      <w:r>
+        <w:t>Swimming hole.” A path to the destination appeared on the map.</w:t>
+      </w:r>
+    </w:p>
+    <w:p>
+      <w:r>
+        <w:t>They headed out.</w:t>
+      </w:r>
+    </w:p>
+    <w:p>
+      <w:r>
+        <w:t xml:space="preserve">“We explored </w:t>
+      </w:r>
+      <w:r>
+        <w:t>some of</w:t>
+      </w:r>
+      <w:r>
+        <w:t xml:space="preserve"> the sports venues,” Ripper said. “</w:t>
+      </w:r>
+      <w:r>
+        <w:t>The sports are rather limited. Strangely, t</w:t>
+      </w:r>
+      <w:r>
+        <w:t>hey have venues where you can train with medieval weapons</w:t>
+      </w:r>
+      <w:r>
+        <w:t>.”</w:t>
+      </w:r>
+    </w:p>
+    <w:p>
+      <w:r>
+        <w:t>“</w:t>
+      </w:r>
+      <w:r>
+        <w:t>The weight training rooms are amazing</w:t>
+      </w:r>
+      <w:r>
+        <w:t xml:space="preserve">,” a teen </w:t>
+      </w:r>
+      <w:r>
+        <w:t xml:space="preserve">built like a sumo wrestler </w:t>
+      </w:r>
+      <w:r>
+        <w:t>said.</w:t>
+      </w:r>
+    </w:p>
+    <w:p>
+      <w:pPr>
+        <w:pStyle w:val="StatusMessage"/>
+      </w:pPr>
+      <w:r>
+        <w:t xml:space="preserve">Eric </w:t>
+      </w:r>
+      <w:proofErr w:type="spellStart"/>
+      <w:r>
+        <w:t>Ranfield</w:t>
+      </w:r>
+      <w:proofErr w:type="spellEnd"/>
+    </w:p>
+    <w:p>
+      <w:r>
+        <w:t>The path exited the school grounds and entered the forested area. The boundary was rather stark. One side of a concrete line was manicured lawns and electric lights. The other side was wild brush</w:t>
+      </w:r>
+      <w:r>
+        <w:t xml:space="preserve"> and a dirt trail</w:t>
       </w:r>
       <w:r>
         <w:t>.</w:t>
       </w:r>
-      <w:r>
-        <w:t xml:space="preserve"> He was terrible at names. </w:t>
-      </w:r>
-      <w:r>
-        <w:t>Names</w:t>
-      </w:r>
-      <w:r>
-        <w:t xml:space="preserve"> tended to disappear the moment a new thought popped into his head.</w:t>
-      </w:r>
-    </w:p>
-    <w:p>
-      <w:pPr>
-        <w:pStyle w:val="StatusMessage"/>
-      </w:pPr>
-      <w:r>
-        <w:t>Salvador Bruno</w:t>
-      </w:r>
-    </w:p>
-    <w:p>
-      <w:r>
-        <w:t xml:space="preserve">“No Salvador,” Luke said. “I’m </w:t>
-      </w:r>
-      <w:r>
-        <w:t xml:space="preserve">only </w:t>
-      </w:r>
-      <w:r>
-        <w:t>afraid of breaking my leg, tripping over something in the dark</w:t>
-      </w:r>
-      <w:r>
-        <w:t xml:space="preserve"> and stupid insects</w:t>
+    </w:p>
+    <w:p>
+      <w:r>
+        <w:t xml:space="preserve">A short </w:t>
+      </w:r>
+      <w:r>
+        <w:t>walk brought them to</w:t>
+      </w:r>
+      <w:r>
+        <w:t xml:space="preserve"> a </w:t>
+      </w:r>
+      <w:r>
+        <w:t>stone wall</w:t>
+      </w:r>
+      <w:r>
+        <w:t xml:space="preserve"> overlooking a cliff. </w:t>
+      </w:r>
+      <w:r>
+        <w:t xml:space="preserve">The trail continues </w:t>
+      </w:r>
+      <w:r>
+        <w:t xml:space="preserve">10 m </w:t>
+      </w:r>
+      <w:r>
+        <w:t>below</w:t>
       </w:r>
       <w:r>
         <w:t>.</w:t>
       </w:r>
-      <w:r>
-        <w:t xml:space="preserve"> Monsters don’t exist.</w:t>
-      </w:r>
-    </w:p>
-    <w:p>
-      <w:r>
-        <w:t>“It’s strange that this phone has a camera on the top, but it’s convenient.”</w:t>
-      </w:r>
-    </w:p>
-    <w:p>
-      <w:r>
-        <w:t>Luke opened the Map app and said, “</w:t>
-      </w:r>
-      <w:r>
-        <w:t xml:space="preserve">Delphi </w:t>
-      </w:r>
-      <w:r>
-        <w:t>Swimming hole.” A path to the destination appeared on the map.</w:t>
-      </w:r>
-    </w:p>
-    <w:p>
-      <w:r>
-        <w:t>They headed out.</w:t>
-      </w:r>
-    </w:p>
-    <w:p>
-      <w:r>
-        <w:t xml:space="preserve">“We explored </w:t>
-      </w:r>
-      <w:r>
-        <w:t>some of</w:t>
-      </w:r>
-      <w:r>
-        <w:t xml:space="preserve"> the sports venues,” Ripper said. “</w:t>
-      </w:r>
-      <w:r>
-        <w:t>The sports are rather limited. Strangely, t</w:t>
-      </w:r>
-      <w:r>
-        <w:t>hey have venues where you can train with medieval weapons</w:t>
-      </w:r>
-      <w:r>
-        <w:t>.”</w:t>
-      </w:r>
-    </w:p>
-    <w:p>
-      <w:r>
-        <w:t>“</w:t>
-      </w:r>
-      <w:r>
-        <w:t>The weight training rooms are amazing</w:t>
-      </w:r>
-      <w:r>
-        <w:t xml:space="preserve">,” a teen </w:t>
-      </w:r>
-      <w:r>
-        <w:t xml:space="preserve">built like a sumo wrestler </w:t>
-      </w:r>
-      <w:r>
-        <w:t>said.</w:t>
-      </w:r>
-    </w:p>
-    <w:p>
-      <w:pPr>
-        <w:pStyle w:val="StatusMessage"/>
-      </w:pPr>
-      <w:r>
-        <w:t xml:space="preserve">Eric </w:t>
-      </w:r>
-      <w:proofErr w:type="spellStart"/>
-      <w:r>
-        <w:t>Ranfield</w:t>
-      </w:r>
-      <w:proofErr w:type="spellEnd"/>
+    </w:p>
+    <w:p>
+      <w:r>
+        <w:t>Almost 20 minutes later they arrived at the swimming hole.</w:t>
+      </w:r>
+    </w:p>
+    <w:p>
+      <w:r>
+        <w:t>“Let’s go skinny dipping,” a teen said and started undressing.</w:t>
+      </w:r>
+    </w:p>
+    <w:p>
+      <w:r>
+        <w:t>“Joining us?” Ripper asked.</w:t>
+      </w:r>
+    </w:p>
+    <w:p>
+      <w:r>
+        <w:t xml:space="preserve">“I assure you, you don’t want to see me </w:t>
+      </w:r>
+      <w:r>
+        <w:t>undressed,” Luke said. “I’m going to explore my device.”</w:t>
+      </w:r>
+    </w:p>
+    <w:p>
+      <w:r>
+        <w:t>“Are you eating those flowers?” a teen with blond hair asked.</w:t>
+      </w:r>
+    </w:p>
+    <w:p>
+      <w:r>
+        <w:t>“It’s called homeostasis,” Luke said. “A little bit of poison strengthens the body. Besides, according to my device, this flower is edible. Perhaps I can cook with it.</w:t>
+      </w:r>
+      <w:r>
+        <w:t xml:space="preserve"> It</w:t>
+      </w:r>
+      <w:r>
+        <w:t>’</w:t>
+      </w:r>
+      <w:r>
+        <w:t>s sweet</w:t>
+      </w:r>
+      <w:r>
+        <w:t>, good for making herbal tea</w:t>
+      </w:r>
+      <w:r>
+        <w:t>.</w:t>
+      </w:r>
+      <w:r>
+        <w:t>”</w:t>
+      </w:r>
     </w:p>
     <w:p>
       <w:r>
         <w:lastRenderedPageBreak/>
-        <w:t>The path exited the school grounds and entered the forested area. The boundary was rather stark. One side of a concrete line was manicured lawns and electric lights. The other side was wild brush</w:t>
-      </w:r>
-      <w:r>
-        <w:t xml:space="preserve"> and a dirt trail</w:t>
+        <w:t xml:space="preserve">In the background Luke heard the others splashing about. He ignored them and </w:t>
+      </w:r>
+      <w:r>
+        <w:t>picked more flowers and berries, putting his loot in various plastic bags. They all went into pockets in his fishing jacket.</w:t>
+      </w:r>
+    </w:p>
+    <w:p>
+      <w:r>
+        <w:t xml:space="preserve">Harvesting done, Luke </w:t>
+      </w:r>
+      <w:r>
+        <w:t>explored his device</w:t>
       </w:r>
       <w:r>
         <w:t>.</w:t>
@@ -3378,28 +3618,30 @@
     </w:p>
     <w:p>
       <w:r>
-        <w:t xml:space="preserve">A short </w:t>
-      </w:r>
-      <w:r>
-        <w:t>walk brought them to</w:t>
-      </w:r>
-      <w:r>
-        <w:t xml:space="preserve"> a </w:t>
-      </w:r>
-      <w:r>
-        <w:t>stone wall</w:t>
-      </w:r>
-      <w:r>
-        <w:t xml:space="preserve"> overlooking a cliff. </w:t>
-      </w:r>
-      <w:r>
-        <w:t xml:space="preserve">The trail continues </w:t>
-      </w:r>
-      <w:r>
-        <w:t xml:space="preserve">10 m </w:t>
-      </w:r>
-      <w:r>
-        <w:t>below</w:t>
+        <w:t xml:space="preserve">“Guys, it’s getting dark,” Luke </w:t>
+      </w:r>
+      <w:r>
+        <w:t>called</w:t>
+      </w:r>
+      <w:r>
+        <w:t>. “It’s time to return.”</w:t>
+      </w:r>
+    </w:p>
+    <w:p>
+      <w:r>
+        <w:t xml:space="preserve">“It’s only </w:t>
+      </w:r>
+      <w:r>
+        <w:t>evening</w:t>
+      </w:r>
+      <w:r>
+        <w:t xml:space="preserve">,” </w:t>
+      </w:r>
+      <w:r>
+        <w:t xml:space="preserve">a teen </w:t>
+      </w:r>
+      <w:r>
+        <w:t>complained</w:t>
       </w:r>
       <w:r>
         <w:t>.</w:t>
@@ -3407,47 +3649,51 @@
     </w:p>
     <w:p>
       <w:r>
-        <w:t>Almost 20 minutes later they arrived at the swimming hole.</w:t>
-      </w:r>
-    </w:p>
-    <w:p>
-      <w:r>
-        <w:t>“Let’s go skinny dipping,” a teen said and started undressing.</w:t>
-      </w:r>
-    </w:p>
-    <w:p>
-      <w:r>
-        <w:t>“Joining us?” Ripper asked.</w:t>
-      </w:r>
-    </w:p>
-    <w:p>
-      <w:r>
-        <w:t xml:space="preserve">“I assure you, you don’t want to see me </w:t>
-      </w:r>
-      <w:r>
-        <w:t>undressed,” Luke said. “I’m going to explore my device.”</w:t>
-      </w:r>
-    </w:p>
-    <w:p>
-      <w:r>
-        <w:t>“Are you eating those flowers?” a teen with blond hair asked.</w:t>
-      </w:r>
-    </w:p>
-    <w:p>
-      <w:r>
-        <w:t>“It’s called homeostasis,” Luke said. “A little bit of poison strengthens the body. Besides, according to my device, this flower is edible. Perhaps I can cook with it.</w:t>
-      </w:r>
-      <w:r>
-        <w:t xml:space="preserve"> It</w:t>
-      </w:r>
-      <w:r>
-        <w:t>’</w:t>
-      </w:r>
-      <w:r>
-        <w:t>s sweet</w:t>
-      </w:r>
-      <w:r>
-        <w:t>, good for making herbal tea</w:t>
+        <w:t xml:space="preserve">“Maybe so,” Luke </w:t>
+      </w:r>
+      <w:r>
+        <w:t>said</w:t>
+      </w:r>
+      <w:r>
+        <w:t>. “However, we haven’t eaten dinner, and tomorrow is our first day at school.”</w:t>
+      </w:r>
+    </w:p>
+    <w:p>
+      <w:r>
+        <w:t>“Just one more swing on the rope,” a teen said and jumped.</w:t>
+      </w:r>
+    </w:p>
+    <w:p>
+      <w:r>
+        <w:t>The others trickled out and dressed.</w:t>
+      </w:r>
+    </w:p>
+    <w:p>
+      <w:r>
+        <w:t>“What is our schedule for tomorrow?” Ripper asked.</w:t>
+      </w:r>
+    </w:p>
+    <w:p>
+      <w:r>
+        <w:t xml:space="preserve">“Just go to your School </w:t>
+      </w:r>
+      <w:r>
+        <w:t>app</w:t>
+      </w:r>
+      <w:r>
+        <w:t xml:space="preserve">,” Luke said. “Homeroom for me is in </w:t>
+      </w:r>
+      <w:r>
+        <w:t>1</w:t>
+      </w:r>
+      <w:r>
+        <w:t xml:space="preserve">-23 of the </w:t>
+      </w:r>
+      <w:r>
+        <w:t xml:space="preserve">Louis </w:t>
+      </w:r>
+      <w:r>
+        <w:t>Pasteur building. School starts at 8:00AM</w:t>
       </w:r>
       <w:r>
         <w:t>.</w:t>
@@ -3458,18 +3704,109 @@
     </w:p>
     <w:p>
       <w:r>
-        <w:t xml:space="preserve">In the background Luke heard the others splashing about. He ignored them and </w:t>
-      </w:r>
-      <w:r>
-        <w:t>picked more flowers and berries, putting his loot in various plastic bags. They all went into pockets in his fishing jacket.</w:t>
-      </w:r>
-    </w:p>
-    <w:p>
-      <w:r>
-        <w:t xml:space="preserve">Harvesting done, Luke </w:t>
-      </w:r>
-      <w:r>
-        <w:t>explored his device</w:t>
+        <w:t>They headed back.</w:t>
+      </w:r>
+    </w:p>
+    <w:p>
+      <w:r>
+        <w:t>Twilight overcame them like a change in the air as they walked.</w:t>
+      </w:r>
+      <w:r>
+        <w:t xml:space="preserve"> With it </w:t>
+      </w:r>
+      <w:r>
+        <w:t xml:space="preserve">an </w:t>
+      </w:r>
+      <w:r>
+        <w:t>otherworldly aura settl</w:t>
+      </w:r>
+      <w:r>
+        <w:t>ed</w:t>
+      </w:r>
+      <w:r>
+        <w:t xml:space="preserve"> over them.</w:t>
+      </w:r>
+    </w:p>
+    <w:p>
+      <w:r>
+        <w:t xml:space="preserve">Luke stopped to examine </w:t>
+      </w:r>
+      <w:r>
+        <w:t>a bush containing berries. These were different from the ones he saw lining the path previously.</w:t>
+      </w:r>
+    </w:p>
+    <w:p>
+      <w:r>
+        <w:t xml:space="preserve">Luke popped one into his mouth and found </w:t>
+      </w:r>
+      <w:r>
+        <w:t>it was sweet and refreshing.</w:t>
+      </w:r>
+      <w:r>
+        <w:t xml:space="preserve"> “Check out these berries,” Luke called. “They are amazing.”</w:t>
+      </w:r>
+      <w:r>
+        <w:t>&lt;&gt;</w:t>
+      </w:r>
+    </w:p>
+    <w:p>
+      <w:r>
+        <w:t>The others stopped to grab berries.</w:t>
+      </w:r>
+    </w:p>
+    <w:p>
+      <w:r>
+        <w:t xml:space="preserve">Luke took out a plastic bag and filled it. </w:t>
+      </w:r>
+      <w:r>
+        <w:t>He started on a second bag when he felt a transition into night. It was time to leave.</w:t>
+      </w:r>
+    </w:p>
+    <w:p>
+      <w:r>
+        <w:lastRenderedPageBreak/>
+        <w:t>“Damn it’s getting dark,” Eric said as a chill filled the air.</w:t>
+      </w:r>
+    </w:p>
+    <w:p>
+      <w:r>
+        <w:t>Luke took out a flashlight.</w:t>
+      </w:r>
+    </w:p>
+    <w:p>
+      <w:r>
+        <w:t>“Is that a tiger?” a teen asked.</w:t>
+      </w:r>
+    </w:p>
+    <w:p>
+      <w:r>
+        <w:t>Luke g</w:t>
+      </w:r>
+      <w:r>
+        <w:t>lanc</w:t>
+      </w:r>
+      <w:r>
+        <w:t>ed</w:t>
+      </w:r>
+      <w:r>
+        <w:t xml:space="preserve"> to the right</w:t>
+      </w:r>
+      <w:r>
+        <w:t xml:space="preserve">. Indeed there was </w:t>
+      </w:r>
+      <w:r>
+        <w:t>a tiger. It was standing over a freshly killed deer. It let lose an ear-splitting roar.</w:t>
+      </w:r>
+    </w:p>
+    <w:p>
+      <w:r>
+        <w:t>E</w:t>
+      </w:r>
+      <w:r>
+        <w:t>veryone r</w:t>
+      </w:r>
+      <w:r>
+        <w:t>an</w:t>
       </w:r>
       <w:r>
         <w:t>.</w:t>
@@ -3477,30 +3814,36 @@
     </w:p>
     <w:p>
       <w:r>
-        <w:t xml:space="preserve">“Guys, it’s getting dark,” Luke </w:t>
-      </w:r>
-      <w:r>
-        <w:t>called</w:t>
-      </w:r>
-      <w:r>
-        <w:t>. “It’s time to return.”</w:t>
-      </w:r>
-    </w:p>
-    <w:p>
-      <w:r>
-        <w:t xml:space="preserve">“It’s only </w:t>
-      </w:r>
-      <w:r>
-        <w:t>evening</w:t>
-      </w:r>
-      <w:r>
-        <w:t xml:space="preserve">,” </w:t>
-      </w:r>
-      <w:r>
-        <w:t xml:space="preserve">a teen </w:t>
-      </w:r>
-      <w:r>
-        <w:t>complained</w:t>
+        <w:t>Luke’s flashlight flickered and died. He put his useless flashlight away and ran for all he was worth.</w:t>
+      </w:r>
+    </w:p>
+    <w:p>
+      <w:r>
+        <w:t>Unfortunately</w:t>
+      </w:r>
+      <w:r>
+        <w:t>,</w:t>
+      </w:r>
+      <w:r>
+        <w:t xml:space="preserve"> Luke was the slowest and the others left him behind.</w:t>
+      </w:r>
+    </w:p>
+    <w:p>
+      <w:r>
+        <w:t>Luke ran. He ran faster and harder than he ever ran.</w:t>
+      </w:r>
+    </w:p>
+    <w:p>
+      <w:r>
+        <w:t>Arms pumping and lungs burning, Luke’s only thought was escape.</w:t>
+      </w:r>
+    </w:p>
+    <w:p>
+      <w:r>
+        <w:t>Luke slowed down</w:t>
+      </w:r>
+      <w:r>
+        <w:t xml:space="preserve"> as lungs and flabby muscles burned with exhaustion</w:t>
       </w:r>
       <w:r>
         <w:t>.</w:t>
@@ -3508,267 +3851,68 @@
     </w:p>
     <w:p>
       <w:r>
-        <w:t xml:space="preserve">“Maybe so,” Luke </w:t>
-      </w:r>
-      <w:r>
-        <w:t>said</w:t>
-      </w:r>
-      <w:r>
-        <w:t>. “However, we haven’t eaten dinner, and tomorrow is our first day at school.”</w:t>
-      </w:r>
-    </w:p>
-    <w:p>
-      <w:r>
-        <w:t>“Just one more swing on the rope,” a teen said and jumped.</w:t>
-      </w:r>
-    </w:p>
-    <w:p>
-      <w:r>
-        <w:t>The others trickled out and dressed.</w:t>
+        <w:t>T</w:t>
+      </w:r>
+      <w:r>
+        <w:t>he tiger roared. Looking back, Luke saw the tiger staring at him. At</w:t>
+      </w:r>
+      <w:r>
+        <w:t xml:space="preserve"> its</w:t>
+      </w:r>
+      <w:r>
+        <w:t xml:space="preserve"> feet was </w:t>
+      </w:r>
+      <w:r>
+        <w:t>its</w:t>
+      </w:r>
+      <w:r>
+        <w:t xml:space="preserve"> prey.</w:t>
+      </w:r>
+    </w:p>
+    <w:p>
+      <w:r>
+        <w:t>Panic was a great motivator. Despite his burning lungs, legs and throat, Luke picked up speed, struggling to run on the rocky trail.</w:t>
+      </w:r>
+      <w:r>
+        <w:t xml:space="preserve"> Above, an eerie full moon shed </w:t>
+      </w:r>
+      <w:r>
+        <w:t xml:space="preserve">a mournful silver </w:t>
+      </w:r>
+      <w:r>
+        <w:t>light through scattered clouds.</w:t>
+      </w:r>
+    </w:p>
+    <w:p>
+      <w:r>
+        <w:t>With one eye on the map and another on the trail, Luke ran for his life. And yet the trail was impossibly long.</w:t>
+      </w:r>
+    </w:p>
+    <w:p>
+      <w:r>
+        <w:t>ROAR.</w:t>
+      </w:r>
+    </w:p>
+    <w:p>
+      <w:r>
+        <w:t xml:space="preserve">To the </w:t>
+      </w:r>
+      <w:r>
+        <w:t>left</w:t>
+      </w:r>
+      <w:r>
+        <w:t xml:space="preserve"> </w:t>
+      </w:r>
+      <w:r>
+        <w:t>the tiger crouched</w:t>
+      </w:r>
+      <w:r>
+        <w:t>, staring at him. Still at his feet was the bloody deer.</w:t>
       </w:r>
     </w:p>
     <w:p>
       <w:r>
         <w:lastRenderedPageBreak/>
-        <w:t>“What is our schedule for tomorrow?” Ripper asked.</w:t>
-      </w:r>
-    </w:p>
-    <w:p>
-      <w:r>
-        <w:t xml:space="preserve">“Just go to your School </w:t>
-      </w:r>
-      <w:r>
-        <w:t>app</w:t>
-      </w:r>
-      <w:r>
-        <w:t xml:space="preserve">,” Luke said. “Homeroom for me is in </w:t>
-      </w:r>
-      <w:r>
-        <w:t>1</w:t>
-      </w:r>
-      <w:r>
-        <w:t xml:space="preserve">-23 of the </w:t>
-      </w:r>
-      <w:r>
-        <w:t xml:space="preserve">Louis </w:t>
-      </w:r>
-      <w:r>
-        <w:t>Pasteur building. School starts at 8:00AM</w:t>
-      </w:r>
-      <w:r>
-        <w:t>.</w:t>
-      </w:r>
-      <w:r>
-        <w:t>”</w:t>
-      </w:r>
-    </w:p>
-    <w:p>
-      <w:r>
-        <w:t>They headed back.</w:t>
-      </w:r>
-    </w:p>
-    <w:p>
-      <w:r>
-        <w:t>Twilight overcame them like a change in the air as they walked.</w:t>
-      </w:r>
-      <w:r>
-        <w:t xml:space="preserve"> With it </w:t>
-      </w:r>
-      <w:r>
-        <w:t xml:space="preserve">an </w:t>
-      </w:r>
-      <w:r>
-        <w:t>otherworldly aura settl</w:t>
-      </w:r>
-      <w:r>
-        <w:t>ed</w:t>
-      </w:r>
-      <w:r>
-        <w:t xml:space="preserve"> over them.</w:t>
-      </w:r>
-    </w:p>
-    <w:p>
-      <w:r>
-        <w:t xml:space="preserve">Luke stopped to examine </w:t>
-      </w:r>
-      <w:r>
-        <w:t>a bush containing berries. These were different from the ones he saw lining the path previously.</w:t>
-      </w:r>
-    </w:p>
-    <w:p>
-      <w:r>
-        <w:t xml:space="preserve">Luke popped one into his mouth and found </w:t>
-      </w:r>
-      <w:r>
-        <w:t>it was sweet and refreshing.</w:t>
-      </w:r>
-      <w:r>
-        <w:t xml:space="preserve"> “Check out these berries,” Luke called. “They are amazing.”</w:t>
-      </w:r>
-    </w:p>
-    <w:p>
-      <w:r>
-        <w:t>The others stopped to grab berries.</w:t>
-      </w:r>
-    </w:p>
-    <w:p>
-      <w:r>
-        <w:t xml:space="preserve">Luke took out a plastic bag and filled it. </w:t>
-      </w:r>
-      <w:r>
-        <w:t>He started on a second bag when he felt a transition into night. It was time to leave.</w:t>
-      </w:r>
-    </w:p>
-    <w:p>
-      <w:r>
-        <w:t>“Damn it’s getting dark,” Eric said as a chill filled the air.</w:t>
-      </w:r>
-    </w:p>
-    <w:p>
-      <w:r>
-        <w:t>Luke took out a flashlight.</w:t>
-      </w:r>
-    </w:p>
-    <w:p>
-      <w:r>
-        <w:t>“Is that a tiger?” a teen asked.</w:t>
-      </w:r>
-    </w:p>
-    <w:p>
-      <w:r>
-        <w:t>Luke g</w:t>
-      </w:r>
-      <w:r>
-        <w:t>lanc</w:t>
-      </w:r>
-      <w:r>
-        <w:t>ed</w:t>
-      </w:r>
-      <w:r>
-        <w:t xml:space="preserve"> to the right</w:t>
-      </w:r>
-      <w:r>
-        <w:t xml:space="preserve">. Indeed there was </w:t>
-      </w:r>
-      <w:r>
-        <w:t>a tiger. It was standing over a freshly killed deer. It let lose an ear-splitting roar.</w:t>
-      </w:r>
-    </w:p>
-    <w:p>
-      <w:r>
-        <w:t>E</w:t>
-      </w:r>
-      <w:r>
-        <w:t>veryone r</w:t>
-      </w:r>
-      <w:r>
-        <w:t>an</w:t>
-      </w:r>
-      <w:r>
-        <w:t>.</w:t>
-      </w:r>
-    </w:p>
-    <w:p>
-      <w:r>
-        <w:t>Luke’s flashlight flickered and died. He put his useless flashlight away and ran for all he was worth.</w:t>
-      </w:r>
-    </w:p>
-    <w:p>
-      <w:r>
-        <w:t>Unfortunately</w:t>
-      </w:r>
-      <w:r>
-        <w:t>,</w:t>
-      </w:r>
-      <w:r>
-        <w:t xml:space="preserve"> Luke was the slowest and the others left him behind.</w:t>
-      </w:r>
-    </w:p>
-    <w:p>
-      <w:r>
-        <w:t>Luke ran. He ran faster and harder than he ever ran.</w:t>
-      </w:r>
-    </w:p>
-    <w:p>
-      <w:r>
-        <w:lastRenderedPageBreak/>
-        <w:t>Arms pumping and lungs burning, Luke’s only thought was escape.</w:t>
-      </w:r>
-    </w:p>
-    <w:p>
-      <w:r>
-        <w:t>Luke slowed down</w:t>
-      </w:r>
-      <w:r>
-        <w:t xml:space="preserve"> as lungs and flabby muscles burned with exhaustion</w:t>
-      </w:r>
-      <w:r>
-        <w:t>.</w:t>
-      </w:r>
-    </w:p>
-    <w:p>
-      <w:r>
-        <w:t>T</w:t>
-      </w:r>
-      <w:r>
-        <w:t>he tiger roared. Looking back, Luke saw the tiger staring at him. At</w:t>
-      </w:r>
-      <w:r>
-        <w:t xml:space="preserve"> its</w:t>
-      </w:r>
-      <w:r>
-        <w:t xml:space="preserve"> feet was </w:t>
-      </w:r>
-      <w:r>
-        <w:t>its</w:t>
-      </w:r>
-      <w:r>
-        <w:t xml:space="preserve"> prey.</w:t>
-      </w:r>
-    </w:p>
-    <w:p>
-      <w:r>
-        <w:t>Panic was a great motivator. Despite his burning lungs, legs and throat, Luke picked up speed, struggling to run on the rocky trail.</w:t>
-      </w:r>
-      <w:r>
-        <w:t xml:space="preserve"> Above, an eerie full moon shed </w:t>
-      </w:r>
-      <w:r>
-        <w:t xml:space="preserve">a mournful silver </w:t>
-      </w:r>
-      <w:r>
-        <w:t>light through scattered clouds.</w:t>
-      </w:r>
-    </w:p>
-    <w:p>
-      <w:r>
-        <w:t>With one eye on the map and another on the trail, Luke ran for his life. And yet the trail was impossibly long.</w:t>
-      </w:r>
-    </w:p>
-    <w:p>
-      <w:r>
-        <w:t>ROAR.</w:t>
-      </w:r>
-    </w:p>
-    <w:p>
-      <w:r>
-        <w:t xml:space="preserve">To the </w:t>
-      </w:r>
-      <w:r>
-        <w:t>left</w:t>
-      </w:r>
-      <w:r>
-        <w:t xml:space="preserve"> </w:t>
-      </w:r>
-      <w:r>
-        <w:t>the tiger crouched</w:t>
-      </w:r>
-      <w:r>
-        <w:t>, staring at him. Still at his feet was the bloody deer.</w:t>
-      </w:r>
-    </w:p>
-    <w:p>
-      <w:r>
         <w:t>Luke felt a monster headache coming on</w:t>
       </w:r>
       <w:r>
@@ -3840,7 +3984,6 @@
     </w:p>
     <w:p>
       <w:r>
-        <w:lastRenderedPageBreak/>
         <w:t xml:space="preserve">Luke </w:t>
       </w:r>
       <w:r>
@@ -3966,6 +4109,7 @@
     </w:p>
     <w:p>
       <w:r>
+        <w:lastRenderedPageBreak/>
         <w:t>Luke desperately wanted to stop</w:t>
       </w:r>
       <w:r>
@@ -4074,137 +4218,137 @@
     </w:p>
     <w:p>
       <w:r>
+        <w:t>Amid the night sounds everyone’s devices beeped.</w:t>
+      </w:r>
+      <w:r>
+        <w:t xml:space="preserve"> Luke and the others ignored their devices.</w:t>
+      </w:r>
+      <w:r>
+        <w:t xml:space="preserve"> There was time for that later.</w:t>
+      </w:r>
+    </w:p>
+    <w:p>
+      <w:r>
+        <w:t>For a few minutes no one spoke.</w:t>
+      </w:r>
+    </w:p>
+    <w:p>
+      <w:r>
+        <w:t>“</w:t>
+      </w:r>
+      <w:r>
+        <w:t>Damn I feel jacked</w:t>
+      </w:r>
+      <w:r>
+        <w:t>,” Hans muttered. “I’ve never been pushed so hard in all my life.”</w:t>
+      </w:r>
+    </w:p>
+    <w:p>
+      <w:r>
+        <w:t>“We better return to our dorms,” Luke said and slowly got up.</w:t>
+      </w:r>
+      <w:r>
+        <w:t xml:space="preserve"> </w:t>
+      </w:r>
+      <w:r>
+        <w:t>He was still bone tired and brain dead. However, he could walk – barely.</w:t>
+      </w:r>
+    </w:p>
+    <w:p>
+      <w:r>
+        <w:t>Ripper asked, “What happened to Antonio?”</w:t>
+      </w:r>
+    </w:p>
+    <w:p>
+      <w:r>
+        <w:t xml:space="preserve">Luke </w:t>
+      </w:r>
+      <w:r>
+        <w:t>looked around</w:t>
+      </w:r>
+      <w:r>
+        <w:t>.</w:t>
+      </w:r>
+    </w:p>
+    <w:p>
+      <w:r>
+        <w:t>No one said anything.</w:t>
+      </w:r>
+    </w:p>
+    <w:p>
+      <w:r>
+        <w:t xml:space="preserve">Then a teen </w:t>
+      </w:r>
+      <w:r>
+        <w:t>whimpered</w:t>
+      </w:r>
+      <w:r>
+        <w:t>, “I don’t want to return there. We were foolish to disobey the principle.”</w:t>
+      </w:r>
+    </w:p>
+    <w:p>
+      <w:r>
+        <w:t>No one spoke.</w:t>
+      </w:r>
+    </w:p>
+    <w:p>
+      <w:r>
         <w:lastRenderedPageBreak/>
-        <w:t>Amid the night sounds everyone’s devices beeped.</w:t>
-      </w:r>
-      <w:r>
-        <w:t xml:space="preserve"> Luke and the others ignored their devices.</w:t>
-      </w:r>
-      <w:r>
-        <w:t xml:space="preserve"> There was time for that later.</w:t>
-      </w:r>
-    </w:p>
-    <w:p>
-      <w:r>
-        <w:t>For a few minutes no one spoke.</w:t>
-      </w:r>
-    </w:p>
-    <w:p>
-      <w:r>
-        <w:t>“</w:t>
-      </w:r>
-      <w:r>
-        <w:t>Damn I feel jacked</w:t>
-      </w:r>
-      <w:r>
-        <w:t>,” Hans muttered. “I’ve never been pushed so hard in all my life.”</w:t>
-      </w:r>
-    </w:p>
-    <w:p>
-      <w:r>
-        <w:t>“We better return to our dorms,” Luke said and slowly got up.</w:t>
-      </w:r>
-      <w:r>
-        <w:t xml:space="preserve"> </w:t>
-      </w:r>
-      <w:r>
-        <w:t>He was still bone tired and brain dead. However, he could walk – barely.</w:t>
-      </w:r>
-    </w:p>
-    <w:p>
-      <w:r>
-        <w:t>Ripper asked, “What happened to Antonio?”</w:t>
-      </w:r>
-    </w:p>
-    <w:p>
-      <w:r>
-        <w:t xml:space="preserve">Luke </w:t>
-      </w:r>
-      <w:r>
-        <w:t>looked around</w:t>
+        <w:t xml:space="preserve">“I sent a message to </w:t>
+      </w:r>
+      <w:r>
+        <w:t xml:space="preserve">the </w:t>
+      </w:r>
+      <w:r>
+        <w:t xml:space="preserve">school, saying Antonio </w:t>
+      </w:r>
+      <w:r>
+        <w:t xml:space="preserve">Taylor </w:t>
+      </w:r>
+      <w:r>
+        <w:t>is missing,” Luke said.</w:t>
+      </w:r>
+      <w:r>
+        <w:t xml:space="preserve"> Luke was momentarily amazed that he knew the last name of the teen.</w:t>
+      </w:r>
+      <w:r>
+        <w:t xml:space="preserve"> “They replied in all caps, saying</w:t>
+      </w:r>
+      <w:r>
+        <w:t>,</w:t>
+      </w:r>
+      <w:r>
+        <w:t xml:space="preserve"> ‘</w:t>
+      </w:r>
+      <w:r>
+        <w:t>DO NOT LEAVE SCHOOL GROUNDS</w:t>
+      </w:r>
+      <w:r>
+        <w:t>’</w:t>
       </w:r>
       <w:r>
         <w:t>.</w:t>
       </w:r>
-    </w:p>
-    <w:p>
-      <w:r>
-        <w:t>No one said anything.</w:t>
-      </w:r>
-    </w:p>
-    <w:p>
-      <w:r>
-        <w:t xml:space="preserve">Then a teen </w:t>
-      </w:r>
-      <w:r>
-        <w:t>whimpered</w:t>
-      </w:r>
-      <w:r>
-        <w:t>, “I don’t want to return there. We were foolish to disobey the principle.”</w:t>
-      </w:r>
-    </w:p>
-    <w:p>
-      <w:r>
-        <w:t>No one spoke.</w:t>
-      </w:r>
-    </w:p>
-    <w:p>
-      <w:r>
-        <w:t xml:space="preserve">“I sent a message to </w:t>
-      </w:r>
-      <w:r>
-        <w:t xml:space="preserve">the </w:t>
-      </w:r>
-      <w:r>
-        <w:t xml:space="preserve">school, saying Antonio </w:t>
-      </w:r>
-      <w:r>
-        <w:t xml:space="preserve">Taylor </w:t>
-      </w:r>
-      <w:r>
-        <w:t>is missing,” Luke said.</w:t>
-      </w:r>
-      <w:r>
-        <w:t xml:space="preserve"> Luke was momentarily amazed that he knew the last name of the teen.</w:t>
-      </w:r>
-      <w:r>
-        <w:t xml:space="preserve"> “They replied in all caps, saying</w:t>
-      </w:r>
-      <w:r>
-        <w:t>,</w:t>
-      </w:r>
-      <w:r>
-        <w:t xml:space="preserve"> ‘</w:t>
-      </w:r>
-      <w:r>
-        <w:t>DO NOT LEAVE SCHOOL GROUNDS</w:t>
-      </w:r>
-      <w:r>
-        <w:t>’</w:t>
+      <w:r>
+        <w:t xml:space="preserve"> They will look for him.”</w:t>
+      </w:r>
+    </w:p>
+    <w:p>
+      <w:r>
+        <w:t xml:space="preserve">“Did you say he was with us?” </w:t>
+      </w:r>
+      <w:r>
+        <w:t>Sylvan</w:t>
+      </w:r>
+      <w:r>
+        <w:t xml:space="preserve"> asked</w:t>
+      </w:r>
+      <w:r>
+        <w:t xml:space="preserve"> worriedly</w:t>
       </w:r>
       <w:r>
         <w:t>.</w:t>
       </w:r>
-      <w:r>
-        <w:t xml:space="preserve"> They will look for him.”</w:t>
-      </w:r>
-    </w:p>
-    <w:p>
-      <w:r>
-        <w:t xml:space="preserve">“Did you say he was with us?” </w:t>
-      </w:r>
-      <w:r>
-        <w:t>Sylvan</w:t>
-      </w:r>
-      <w:r>
-        <w:t xml:space="preserve"> asked</w:t>
-      </w:r>
-      <w:r>
-        <w:t xml:space="preserve"> worriedly</w:t>
-      </w:r>
-      <w:r>
-        <w:t>.</w:t>
-      </w:r>
     </w:p>
     <w:p>
       <w:r>
@@ -4245,7 +4389,6 @@
     </w:p>
     <w:p>
       <w:r>
-        <w:lastRenderedPageBreak/>
         <w:t>“You’re right,” Luke said. “My pants are loose.”</w:t>
       </w:r>
     </w:p>
@@ -8089,7 +8232,7 @@
             <w:rPr>
               <w:noProof/>
             </w:rPr>
-            <w:t>40</w:t>
+            <w:t>18</w:t>
           </w:r>
         </w:fldSimple>
       </w:p>
@@ -8119,7 +8262,7 @@
             <w:rPr>
               <w:noProof/>
             </w:rPr>
-            <w:t>41</w:t>
+            <w:t>19</w:t>
           </w:r>
         </w:fldSimple>
       </w:p>
@@ -10734,7 +10877,7 @@
 </file>
 
 <file path=customXml/itemProps1.xml><?xml version="1.0" encoding="utf-8"?>
-<ds:datastoreItem xmlns:ds="http://schemas.openxmlformats.org/officeDocument/2006/customXml" ds:itemID="{D9D5CB14-1192-4529-A3EE-10D5AE53FAF4}">
+<ds:datastoreItem xmlns:ds="http://schemas.openxmlformats.org/officeDocument/2006/customXml" ds:itemID="{3876B1C3-B5E6-4E96-892A-875C6F7C217A}">
   <ds:schemaRefs>
     <ds:schemaRef ds:uri="http://schemas.openxmlformats.org/officeDocument/2006/bibliography"/>
   </ds:schemaRefs>

--- a/Books/RPG_Books/The PrincessAndTheabyssDiver/Book_The PrincessAndTheAbyssDiver.docx
+++ b/Books/RPG_Books/The PrincessAndTheabyssDiver/Book_The PrincessAndTheAbyssDiver.docx
@@ -3745,9 +3745,6 @@
       <w:r>
         <w:t xml:space="preserve"> “Check out these berries,” Luke called. “They are amazing.”</w:t>
       </w:r>
-      <w:r>
-        <w:t>&lt;&gt;</w:t>
-      </w:r>
     </w:p>
     <w:p>
       <w:r>
@@ -3759,7 +3756,13 @@
         <w:t xml:space="preserve">Luke took out a plastic bag and filled it. </w:t>
       </w:r>
       <w:r>
-        <w:t>He started on a second bag when he felt a transition into night. It was time to leave.</w:t>
+        <w:t xml:space="preserve">He started on a second bag when he felt </w:t>
+      </w:r>
+      <w:r>
+        <w:t>the</w:t>
+      </w:r>
+      <w:r>
+        <w:t xml:space="preserve"> transition into night. It was time to leave.</w:t>
       </w:r>
     </w:p>
     <w:p>
@@ -3956,7 +3959,19 @@
         <w:rPr>
           <w:i/>
         </w:rPr>
-        <w:t>Why run? Why struggle? What’s the point?</w:t>
+        <w:t>Why run? Why struggle? What</w:t>
+      </w:r>
+      <w:r>
+        <w:rPr>
+          <w:i/>
+        </w:rPr>
+        <w:t xml:space="preserve"> was</w:t>
+      </w:r>
+      <w:r>
+        <w:rPr>
+          <w:i/>
+        </w:rPr>
+        <w:t xml:space="preserve"> the point?</w:t>
       </w:r>
     </w:p>
     <w:p>
@@ -3996,7 +4011,7 @@
         <w:t>wendigos</w:t>
       </w:r>
       <w:r>
-        <w:t>.</w:t>
+        <w:t>, the spirits of hunger, loneness and despair.</w:t>
       </w:r>
     </w:p>
     <w:p>
@@ -4578,13 +4593,7 @@
         <w:t>“</w:t>
       </w:r>
       <w:r>
-        <w:t xml:space="preserve">Additionally, </w:t>
-      </w:r>
-      <w:r>
-        <w:t xml:space="preserve">almost </w:t>
-      </w:r>
-      <w:r>
-        <w:t xml:space="preserve">all my stats have increased. And now I’m </w:t>
+        <w:t xml:space="preserve">Additionally, all my stats have increased. And now I’m </w:t>
       </w:r>
       <w:r>
         <w:t>Rank</w:t>
@@ -4807,6 +4816,9 @@
         <w:tab/>
         <w:t>6</w:t>
       </w:r>
+      <w:r>
+        <w:t xml:space="preserve"> -&gt; 8</w:t>
+      </w:r>
     </w:p>
     <w:p>
       <w:pPr>
@@ -4886,6 +4898,21 @@
     </w:p>
     <w:p>
       <w:r>
+        <w:t>“Even my charisma has increased,” Luke said. “How do you even measure that?”</w:t>
+      </w:r>
+    </w:p>
+    <w:p>
+      <w:r>
+        <w:t>“You are more attractive now,” Ripper said.</w:t>
+      </w:r>
+    </w:p>
+    <w:p>
+      <w:r>
+        <w:t>“Thanks,” Luke said, blushing.</w:t>
+      </w:r>
+    </w:p>
+    <w:p>
+      <w:r>
         <w:t>“</w:t>
       </w:r>
       <w:r>
@@ -4927,6 +4954,7 @@
     </w:p>
     <w:p>
       <w:r>
+        <w:lastRenderedPageBreak/>
         <w:t>“This place is getting creepy,” Ripper said. “All I wanted was to graduate high school and get drafted into a major league football team.”</w:t>
       </w:r>
     </w:p>
@@ -4955,13 +4983,279 @@
     </w:p>
     <w:p>
       <w:r>
+        <w:t>Luke took his school uniform and entered the washroom. Five minutes later he exited, fully dressed.</w:t>
+      </w:r>
+    </w:p>
+    <w:p>
+      <w:r>
+        <w:t>Ripper was already dressed and ready to go.</w:t>
+      </w:r>
+    </w:p>
+    <w:p>
+      <w:r>
+        <w:t>“</w:t>
+      </w:r>
+      <w:r>
+        <w:t xml:space="preserve">I too leveled up. </w:t>
+      </w:r>
+      <w:r>
+        <w:t>A</w:t>
+      </w:r>
+      <w:r>
+        <w:t>l</w:t>
+      </w:r>
+      <w:r>
+        <w:t>l m</w:t>
+      </w:r>
+      <w:r>
+        <w:t xml:space="preserve">y stats </w:t>
+      </w:r>
+      <w:r>
+        <w:t>except nerve</w:t>
+      </w:r>
+      <w:r>
+        <w:t>,</w:t>
+      </w:r>
+      <w:r>
+        <w:t xml:space="preserve"> manna </w:t>
+      </w:r>
+      <w:r>
+        <w:t xml:space="preserve">and charisma </w:t>
+      </w:r>
+      <w:r>
+        <w:t>have increased</w:t>
+      </w:r>
+      <w:r>
+        <w:t>,” Ripper said. “</w:t>
+      </w:r>
+      <w:r>
+        <w:t>Does that mean I’m stronger?</w:t>
+      </w:r>
+      <w:r>
+        <w:t>”</w:t>
+      </w:r>
+    </w:p>
+    <w:p>
+      <w:r>
+        <w:t>Stepping out of their room, they headed out.</w:t>
+      </w:r>
+    </w:p>
+    <w:p>
+      <w:r>
+        <w:t xml:space="preserve">“If the numbers are to be believed, you might soon rival professional football players. Can you imagine what will happen in a few years when you </w:t>
+      </w:r>
+      <w:r>
+        <w:t>graduate</w:t>
+      </w:r>
+      <w:r>
+        <w:t>?</w:t>
+      </w:r>
+      <w:r>
+        <w:t>”</w:t>
+      </w:r>
+    </w:p>
+    <w:p>
+      <w:r>
+        <w:t>“That’s amazing,” Ripper said excitedly. “I can definitely become a major league player.”</w:t>
+      </w:r>
+    </w:p>
+    <w:p>
+      <w:r>
+        <w:t>“Maybe not,” Luke said. “You might be banned if you get too strong.”</w:t>
+      </w:r>
+    </w:p>
+    <w:p>
+      <w:r>
+        <w:t xml:space="preserve">“Bummer,” Ripper </w:t>
+      </w:r>
+      <w:r>
+        <w:t>said</w:t>
+      </w:r>
+      <w:r>
+        <w:t>.</w:t>
+      </w:r>
+    </w:p>
+    <w:p>
+      <w:r>
+        <w:t xml:space="preserve">“By the way, my clothes fit perfectly, even though I </w:t>
+      </w:r>
+      <w:r>
+        <w:t xml:space="preserve">lost at least </w:t>
+      </w:r>
+      <w:r>
+        <w:t>8</w:t>
+      </w:r>
+      <w:r>
+        <w:t xml:space="preserve"> kg,</w:t>
+      </w:r>
+      <w:r>
+        <w:t>”</w:t>
+      </w:r>
+      <w:r>
+        <w:t xml:space="preserve"> Luke said, patting his stomach.</w:t>
+      </w:r>
+    </w:p>
+    <w:p>
+      <w:r>
+        <w:t>“Freaky,” Ripper said.</w:t>
+      </w:r>
+      <w:r>
+        <w:t xml:space="preserve"> “How much is it in pounds?”</w:t>
+      </w:r>
+    </w:p>
+    <w:p>
+      <w:r>
+        <w:t>“Around 1</w:t>
+      </w:r>
+      <w:r>
+        <w:t>7</w:t>
+      </w:r>
+      <w:r>
+        <w:t>,” Luke said.</w:t>
+      </w:r>
+      <w:r>
+        <w:t xml:space="preserve"> “I am now my ideal weight for my age.”</w:t>
+      </w:r>
+    </w:p>
+    <w:p>
+      <w:r>
+        <w:t>“How can you lose 17 pounds in half an hour?” Ripper asked.</w:t>
+      </w:r>
+    </w:p>
+    <w:p>
+      <w:r>
+        <w:t>“I know,” I said.</w:t>
+      </w:r>
+    </w:p>
+    <w:p>
+      <w:r>
         <w:lastRenderedPageBreak/>
-        <w:t>Luke took his school uniform and entered the washroom. Five minutes later he exited, fully dressed.</w:t>
-      </w:r>
-    </w:p>
-    <w:p>
-      <w:r>
-        <w:t>Ripper was already dressed and ready to go.</w:t>
+        <w:t>They stepped out of the apartment building. On impulse Luke began jogging</w:t>
+      </w:r>
+      <w:r>
+        <w:t xml:space="preserve"> and then sprinted</w:t>
+      </w:r>
+      <w:r>
+        <w:t xml:space="preserve">. Ripper </w:t>
+      </w:r>
+      <w:r>
+        <w:t>followed after</w:t>
+      </w:r>
+      <w:r>
+        <w:t xml:space="preserve"> him.</w:t>
+      </w:r>
+    </w:p>
+    <w:p>
+      <w:r>
+        <w:t xml:space="preserve">They arrived at the </w:t>
+      </w:r>
+      <w:r>
+        <w:t xml:space="preserve">Louis </w:t>
+      </w:r>
+      <w:r>
+        <w:t xml:space="preserve">Pasteur building and Luke said, “I can’t believe I ran so far and I’m not even </w:t>
+      </w:r>
+      <w:r>
+        <w:t>winded</w:t>
+      </w:r>
+      <w:r>
+        <w:t>. These stat gains seem real.”</w:t>
+      </w:r>
+    </w:p>
+    <w:p>
+      <w:r>
+        <w:t>“H</w:t>
+      </w:r>
+      <w:r>
+        <w:t>ow did that feel?” Ripper asked, looking pleased.</w:t>
+      </w:r>
+    </w:p>
+    <w:p>
+      <w:r>
+        <w:t>“Amazing,” Luke said.</w:t>
+      </w:r>
+    </w:p>
+    <w:p>
+      <w:r>
+        <w:t xml:space="preserve">The class room was tiered with a row of desks on each </w:t>
+      </w:r>
+      <w:r>
+        <w:t>landing</w:t>
+      </w:r>
+      <w:r>
+        <w:t xml:space="preserve">. Luke took a seat near </w:t>
+      </w:r>
+      <w:r>
+        <w:t>a</w:t>
+      </w:r>
+      <w:r>
+        <w:t xml:space="preserve"> window with Ripper next to him.</w:t>
+      </w:r>
+    </w:p>
+    <w:p>
+      <w:r>
+        <w:t xml:space="preserve">Ripper’s jock friends joined them. They </w:t>
+      </w:r>
+      <w:r>
+        <w:t>quietly chatted while Luke read a book.</w:t>
+      </w:r>
+    </w:p>
+    <w:p>
+      <w:r>
+        <w:t>A thought crossed Luke’s mind. Why were they all in the same class? They only met the day previously and there was over 1000 students in this year.</w:t>
+      </w:r>
+    </w:p>
+    <w:p>
+      <w:r>
+        <w:t>Fi</w:t>
+      </w:r>
+      <w:r>
+        <w:t>v</w:t>
+      </w:r>
+      <w:r>
+        <w:t xml:space="preserve">e minutes later the room was filled with over 60 students. Front and center was the year rep Annie. She was </w:t>
+      </w:r>
+      <w:r>
+        <w:t xml:space="preserve">surrounded by </w:t>
+      </w:r>
+      <w:r>
+        <w:t xml:space="preserve">her </w:t>
+      </w:r>
+      <w:r>
+        <w:t>peons as usual.</w:t>
+      </w:r>
+    </w:p>
+    <w:p>
+      <w:r>
+        <w:t>The bell rang and the teacher said, “Good morning class. My name is Mr. Song. This school is unlike any you have ever been in.</w:t>
+      </w:r>
+    </w:p>
+    <w:p>
+      <w:r>
+        <w:t>“The world is in terrible shape, and is literally going to hell in a hand basket.</w:t>
+      </w:r>
+    </w:p>
+    <w:p>
+      <w:r>
+        <w:t xml:space="preserve">“You have all heard the 2012 prediction. </w:t>
+      </w:r>
+      <w:r>
+        <w:t>The world thought it was a hoax</w:t>
+      </w:r>
+      <w:r>
+        <w:t>, especially when nothing happened</w:t>
+      </w:r>
+      <w:r>
+        <w:t>. It was not.</w:t>
+      </w:r>
+    </w:p>
+    <w:p>
+      <w:r>
+        <w:t xml:space="preserve">“For those who don’t know, the prediction said in December 21, 2012 the world would make a decision. We can embrace nature and </w:t>
+      </w:r>
+      <w:r>
+        <w:lastRenderedPageBreak/>
+        <w:t>express love for our fellow residents of Blue Star, or we can fall into despair.</w:t>
       </w:r>
     </w:p>
     <w:p>
@@ -4969,40 +5263,63 @@
         <w:t>“</w:t>
       </w:r>
       <w:r>
-        <w:t xml:space="preserve">I too leveled up. </w:t>
-      </w:r>
-      <w:r>
-        <w:t>A</w:t>
-      </w:r>
-      <w:r>
-        <w:t>l</w:t>
-      </w:r>
-      <w:r>
-        <w:t>l m</w:t>
-      </w:r>
-      <w:r>
-        <w:t xml:space="preserve">y stats </w:t>
-      </w:r>
-      <w:r>
-        <w:t>except nerve</w:t>
-      </w:r>
-      <w:r>
-        <w:t>,</w:t>
-      </w:r>
-      <w:r>
-        <w:t xml:space="preserve"> manna </w:t>
-      </w:r>
-      <w:r>
-        <w:t xml:space="preserve">and charisma </w:t>
-      </w:r>
-      <w:r>
-        <w:t>have increased</w:t>
-      </w:r>
-      <w:r>
-        <w:t>,” Ripper said. “</w:t>
-      </w:r>
-      <w:r>
-        <w:t>Does that mean I’m stronger?</w:t>
+        <w:t xml:space="preserve">Well we chose the wrong path. </w:t>
+      </w:r>
+      <w:r>
+        <w:t>Now the time of reckoning is approaching.</w:t>
+      </w:r>
+    </w:p>
+    <w:p>
+      <w:r>
+        <w:t>“The floodgates are bursting. Leaks are appearing throughout the world. Soon government will not be able to suppress it.</w:t>
+      </w:r>
+    </w:p>
+    <w:p>
+      <w:r>
+        <w:t>“We need strong leaders who will guide the world and we believe you have what it takes, which is why you are all here.”</w:t>
+      </w:r>
+    </w:p>
+    <w:p>
+      <w:r>
+        <w:t>Mr. Song wrote on the board:</w:t>
+      </w:r>
+    </w:p>
+    <w:p>
+      <w:pPr>
+        <w:pStyle w:val="StatusMessage"/>
+      </w:pPr>
+      <w:r>
+        <w:t>Spirit Animals</w:t>
+      </w:r>
+    </w:p>
+    <w:p>
+      <w:r>
+        <w:t>“</w:t>
+      </w:r>
+      <w:r>
+        <w:t xml:space="preserve">Every person </w:t>
+      </w:r>
+      <w:r>
+        <w:t>on Blue Star</w:t>
+      </w:r>
+      <w:r>
+        <w:t xml:space="preserve"> has a connection with a spiritual animal. We call these animals, totems. I want you to think what your totem is. It can be any animal you feel you are connected to or are fond of.</w:t>
+      </w:r>
+    </w:p>
+    <w:p>
+      <w:r>
+        <w:t xml:space="preserve">“Also, </w:t>
+      </w:r>
+      <w:r>
+        <w:t>you will mention your hobbies</w:t>
+      </w:r>
+      <w:r>
+        <w:t>.</w:t>
+      </w:r>
+    </w:p>
+    <w:p>
+      <w:r>
+        <w:t>“I’ll give you some time to think about this.</w:t>
       </w:r>
       <w:r>
         <w:t>”</w:t>
@@ -5010,18 +5327,35 @@
     </w:p>
     <w:p>
       <w:r>
-        <w:t>Stepping out of their room, they headed out.</w:t>
-      </w:r>
-    </w:p>
-    <w:p>
-      <w:r>
-        <w:t xml:space="preserve">“If the numbers are to be believed, you might soon rival professional football players. Can you imagine what will happen in a few years when you </w:t>
-      </w:r>
-      <w:r>
-        <w:t>graduate</w:t>
-      </w:r>
-      <w:r>
-        <w:t>?</w:t>
+        <w:t>Mr. Song described each class they would take and the life benefits each class held.</w:t>
+      </w:r>
+    </w:p>
+    <w:p>
+      <w:r>
+        <w:t>“Okay class, it’s time for introductions.</w:t>
+      </w:r>
+    </w:p>
+    <w:p>
+      <w:r>
+        <w:t xml:space="preserve">“Starting from the bottom left, you will </w:t>
+      </w:r>
+      <w:r>
+        <w:t xml:space="preserve">stand and </w:t>
+      </w:r>
+      <w:r>
+        <w:t xml:space="preserve">say your name, the animal </w:t>
+      </w:r>
+      <w:r>
+        <w:t>that best describes you, your hobbies, and</w:t>
+      </w:r>
+      <w:r>
+        <w:t xml:space="preserve"> </w:t>
+      </w:r>
+      <w:r>
+        <w:t>what y</w:t>
+      </w:r>
+      <w:r>
+        <w:t>ou want to do when you grow up.</w:t>
       </w:r>
       <w:r>
         <w:t>”</w:t>
@@ -5029,208 +5363,67 @@
     </w:p>
     <w:p>
       <w:r>
-        <w:t>“That’s amazing,” Ripper said excitedly. “I can definitely become a major league player.”</w:t>
-      </w:r>
-    </w:p>
-    <w:p>
-      <w:r>
-        <w:t>“Maybe not,” Luke said. “You might be banned if you get too strong.”</w:t>
-      </w:r>
-    </w:p>
-    <w:p>
-      <w:r>
-        <w:t xml:space="preserve">“Bummer,” Ripper </w:t>
-      </w:r>
-      <w:r>
-        <w:t>said</w:t>
-      </w:r>
-      <w:r>
-        <w:t>.</w:t>
-      </w:r>
-    </w:p>
-    <w:p>
-      <w:r>
-        <w:t xml:space="preserve">“By the way, my clothes fit perfectly, even though I </w:t>
-      </w:r>
-      <w:r>
-        <w:t xml:space="preserve">lost at least </w:t>
-      </w:r>
-      <w:r>
-        <w:t>8</w:t>
-      </w:r>
-      <w:r>
-        <w:t xml:space="preserve"> kg,</w:t>
-      </w:r>
-      <w:r>
-        <w:t>”</w:t>
-      </w:r>
-      <w:r>
-        <w:t xml:space="preserve"> Luke said, patting his stomach.</w:t>
-      </w:r>
-    </w:p>
-    <w:p>
-      <w:r>
-        <w:t>“Freaky,” Ripper said.</w:t>
-      </w:r>
-      <w:r>
-        <w:t xml:space="preserve"> “How much is it in pounds?”</w:t>
-      </w:r>
-    </w:p>
-    <w:p>
-      <w:r>
-        <w:t>“Around 1</w:t>
-      </w:r>
-      <w:r>
-        <w:t>7</w:t>
-      </w:r>
-      <w:r>
-        <w:t>,” Luke said.</w:t>
-      </w:r>
-      <w:r>
-        <w:t xml:space="preserve"> “I am now my ideal weight for my age.”</w:t>
-      </w:r>
-    </w:p>
-    <w:p>
-      <w:r>
-        <w:t>“How can you lose 17 pounds in half an hour?” Ripper asked.</w:t>
-      </w:r>
-    </w:p>
-    <w:p>
-      <w:r>
-        <w:t>“I know,” I said.</w:t>
-      </w:r>
-    </w:p>
-    <w:p>
-      <w:r>
-        <w:t>They stepped out of the apartment building. On impulse Luke began jogging. Ripper jogged with him.</w:t>
-      </w:r>
-    </w:p>
-    <w:p>
-      <w:r>
-        <w:t xml:space="preserve">They arrived at the </w:t>
-      </w:r>
-      <w:r>
-        <w:t xml:space="preserve">Louis </w:t>
-      </w:r>
-      <w:r>
-        <w:t xml:space="preserve">Pasteur building and Luke said, “I can’t believe I ran so far and I’m not even </w:t>
-      </w:r>
-      <w:r>
-        <w:t>winded</w:t>
-      </w:r>
-      <w:r>
-        <w:t>. These stat gains seem real.”</w:t>
-      </w:r>
-    </w:p>
-    <w:p>
+        <w:t xml:space="preserve">“My name is…” the first </w:t>
+      </w:r>
+      <w:r>
+        <w:t xml:space="preserve">student </w:t>
+      </w:r>
+      <w:r>
+        <w:t>began.</w:t>
+      </w:r>
+    </w:p>
+    <w:p>
+      <w:r>
+        <w:t>Mr. Song interrupted and said, “Kindly stand before speaking.”</w:t>
+      </w:r>
+    </w:p>
+    <w:p>
+      <w:r>
+        <w:t>Luke pointed his device at the girl.</w:t>
+      </w:r>
+    </w:p>
+    <w:p>
+      <w:pPr>
+        <w:pStyle w:val="StatusMessage"/>
+      </w:pPr>
       <w:r>
         <w:lastRenderedPageBreak/>
-        <w:t>“How did that feel?” Ripper asked.</w:t>
-      </w:r>
-    </w:p>
-    <w:p>
-      <w:r>
-        <w:t>“Amazing,” Luke said.</w:t>
-      </w:r>
-    </w:p>
-    <w:p>
-      <w:r>
-        <w:t xml:space="preserve">The class room was tiered with a row of desks on each </w:t>
-      </w:r>
-      <w:r>
-        <w:t>landing</w:t>
-      </w:r>
-      <w:r>
-        <w:t xml:space="preserve">. Luke took a seat near </w:t>
-      </w:r>
-      <w:r>
-        <w:t>a</w:t>
-      </w:r>
-      <w:r>
-        <w:t xml:space="preserve"> window with Ripper next to him.</w:t>
-      </w:r>
-    </w:p>
-    <w:p>
-      <w:r>
-        <w:t xml:space="preserve">Ripper’s jock friends joined them. They </w:t>
-      </w:r>
-      <w:r>
-        <w:t>quietly chatted while Luke read a book.</w:t>
-      </w:r>
-    </w:p>
-    <w:p>
-      <w:r>
-        <w:t>Fi</w:t>
-      </w:r>
-      <w:r>
-        <w:t>v</w:t>
-      </w:r>
-      <w:r>
-        <w:t xml:space="preserve">e minutes later the room was filled with over 60 students. Front and center was the year rep Annie. She was </w:t>
-      </w:r>
-      <w:r>
-        <w:t xml:space="preserve">surrounded by </w:t>
-      </w:r>
-      <w:r>
-        <w:t xml:space="preserve">her </w:t>
-      </w:r>
-      <w:r>
-        <w:t>peons as usual.</w:t>
-      </w:r>
-    </w:p>
-    <w:p>
-      <w:r>
-        <w:t>The bell rang and the teacher said, “Good morning class. My name is Mr. Song. This school is unlike any you have ever been in.</w:t>
-      </w:r>
-    </w:p>
-    <w:p>
-      <w:r>
-        <w:t>“The world is in terrible shape, and is literally going to hell in a hand basket.</w:t>
-      </w:r>
-    </w:p>
-    <w:p>
-      <w:r>
-        <w:t xml:space="preserve">“You have all heard the 2012 prediction. </w:t>
-      </w:r>
-      <w:r>
-        <w:t>The world thought it was a hoax</w:t>
-      </w:r>
-      <w:r>
-        <w:t>, especially when nothing happened</w:t>
-      </w:r>
-      <w:r>
-        <w:t>. It was not.</w:t>
-      </w:r>
-    </w:p>
-    <w:p>
-      <w:r>
-        <w:t>“For those who don’t know, the prediction said in December 21, 2012 the world would make a decision. We can embrace nature and express love for our fellow residents of Blue Star, or we can fall into despair.</w:t>
-      </w:r>
-    </w:p>
-    <w:p>
-      <w:r>
-        <w:t>“</w:t>
-      </w:r>
-      <w:r>
-        <w:t xml:space="preserve">Well we chose the wrong path. </w:t>
-      </w:r>
-      <w:r>
-        <w:t>Now the time of reckoning is approaching.</w:t>
-      </w:r>
-    </w:p>
-    <w:p>
-      <w:r>
-        <w:t>“The floodgates are bursting. Leaks are appearing throughout the world. Soon government will not be able to suppress it.</w:t>
-      </w:r>
-    </w:p>
-    <w:p>
-      <w:r>
-        <w:t>“We need strong leaders who will guide the world and we believe you have what it takes, which is why you are all here.”</w:t>
-      </w:r>
-    </w:p>
-    <w:p>
-      <w:r>
-        <w:t>Mr. Song wrote on the board:</w:t>
+        <w:t xml:space="preserve">Jenny </w:t>
+      </w:r>
+      <w:r>
+        <w:t>Beardy</w:t>
+      </w:r>
+      <w:r>
+        <w:t>, Rank 0 (Base)</w:t>
+      </w:r>
+    </w:p>
+    <w:p>
+      <w:r>
+        <w:t>Rank was a new thing.</w:t>
+      </w:r>
+    </w:p>
+    <w:p>
+      <w:r>
+        <w:t>Luke was surprised to find new data. However, there was no Level. Also, what did Base mean?</w:t>
+      </w:r>
+    </w:p>
+    <w:p>
+      <w:r>
+        <w:t>Jenny</w:t>
+      </w:r>
+      <w:r>
+        <w:t xml:space="preserve"> stood and spoke.</w:t>
+      </w:r>
+      <w:r>
+        <w:t xml:space="preserve"> Several more spoke and </w:t>
+      </w:r>
+      <w:r>
+        <w:t>Luke scanned each in turn.</w:t>
+      </w:r>
+    </w:p>
+    <w:p>
+      <w:r>
+        <w:t>Annie’s turn came and Luke got a surprise.</w:t>
       </w:r>
     </w:p>
     <w:p>
@@ -5238,149 +5431,6 @@
         <w:pStyle w:val="StatusMessage"/>
       </w:pPr>
       <w:r>
-        <w:lastRenderedPageBreak/>
-        <w:t>Spirit Animals</w:t>
-      </w:r>
-    </w:p>
-    <w:p>
-      <w:r>
-        <w:t>“</w:t>
-      </w:r>
-      <w:r>
-        <w:t xml:space="preserve">Every person </w:t>
-      </w:r>
-      <w:r>
-        <w:t>on Blue Star</w:t>
-      </w:r>
-      <w:r>
-        <w:t xml:space="preserve"> has a connection with a spiritual animal. We call these animals, totems. I want you to think what your totem is. It can be any animal you feel you are connected to or are fond of.</w:t>
-      </w:r>
-    </w:p>
-    <w:p>
-      <w:r>
-        <w:t xml:space="preserve">“Also, </w:t>
-      </w:r>
-      <w:r>
-        <w:t>you will mention your hobbies</w:t>
-      </w:r>
-      <w:r>
-        <w:t>.</w:t>
-      </w:r>
-    </w:p>
-    <w:p>
-      <w:r>
-        <w:t>“I’ll give you some time to think about this.</w:t>
-      </w:r>
-      <w:r>
-        <w:t>”</w:t>
-      </w:r>
-    </w:p>
-    <w:p>
-      <w:r>
-        <w:t>Mr. Song described each class they would take and the life benefits each class held.</w:t>
-      </w:r>
-    </w:p>
-    <w:p>
-      <w:r>
-        <w:t>“Okay class, it’s time for introductions.</w:t>
-      </w:r>
-    </w:p>
-    <w:p>
-      <w:r>
-        <w:t xml:space="preserve">“Starting from the bottom left, you will </w:t>
-      </w:r>
-      <w:r>
-        <w:t xml:space="preserve">stand and </w:t>
-      </w:r>
-      <w:r>
-        <w:t xml:space="preserve">say your name, the animal </w:t>
-      </w:r>
-      <w:r>
-        <w:t>that best describes you, your hobbies, and</w:t>
-      </w:r>
-      <w:r>
-        <w:t xml:space="preserve"> </w:t>
-      </w:r>
-      <w:r>
-        <w:t>what y</w:t>
-      </w:r>
-      <w:r>
-        <w:t>ou want to do when you grow up.</w:t>
-      </w:r>
-      <w:r>
-        <w:t>”</w:t>
-      </w:r>
-    </w:p>
-    <w:p>
-      <w:r>
-        <w:t xml:space="preserve">“My name is…” the first </w:t>
-      </w:r>
-      <w:r>
-        <w:t xml:space="preserve">student </w:t>
-      </w:r>
-      <w:r>
-        <w:t>began.</w:t>
-      </w:r>
-    </w:p>
-    <w:p>
-      <w:r>
-        <w:t>Mr. Song interrupted and said, “Kindly stand before speaking.”</w:t>
-      </w:r>
-    </w:p>
-    <w:p>
-      <w:r>
-        <w:t>Luke pointed his device at the girl.</w:t>
-      </w:r>
-    </w:p>
-    <w:p>
-      <w:pPr>
-        <w:pStyle w:val="StatusMessage"/>
-      </w:pPr>
-      <w:r>
-        <w:t xml:space="preserve">Jenny </w:t>
-      </w:r>
-      <w:r>
-        <w:t>Beardy</w:t>
-      </w:r>
-      <w:r>
-        <w:t>, Rank 0 (Base)</w:t>
-      </w:r>
-    </w:p>
-    <w:p>
-      <w:r>
-        <w:t>Rank was a new thing.</w:t>
-      </w:r>
-    </w:p>
-    <w:p>
-      <w:r>
-        <w:t>Luke was surprised to find new data. However, there was no Level. Also, what did Base mean?</w:t>
-      </w:r>
-    </w:p>
-    <w:p>
-      <w:r>
-        <w:t>Jenny</w:t>
-      </w:r>
-      <w:r>
-        <w:t xml:space="preserve"> stood and spoke.</w:t>
-      </w:r>
-      <w:r>
-        <w:t xml:space="preserve"> Several more spoke and </w:t>
-      </w:r>
-      <w:r>
-        <w:t>Luke scanned each in turn.</w:t>
-      </w:r>
-    </w:p>
-    <w:p>
-      <w:r>
-        <w:t>Annie’s turn came and Luke got a surprise.</w:t>
-      </w:r>
-    </w:p>
-    <w:p>
-      <w:pPr>
-        <w:pStyle w:val="StatusMessage"/>
-      </w:pPr>
-      <w:r>
-        <w:lastRenderedPageBreak/>
         <w:t xml:space="preserve">Annie von </w:t>
       </w:r>
       <w:r>
@@ -5513,6 +5563,7 @@
     </w:p>
     <w:p>
       <w:r>
+        <w:lastRenderedPageBreak/>
         <w:t>Luke</w:t>
       </w:r>
       <w:r>
@@ -5557,7 +5608,6 @@
     </w:p>
     <w:p>
       <w:r>
-        <w:lastRenderedPageBreak/>
         <w:t xml:space="preserve">Luke </w:t>
       </w:r>
       <w:r>
@@ -5652,53 +5702,13 @@
         <w:t>“</w:t>
       </w:r>
       <w:r>
-        <w:t>It is expected that people will drop out of school over the next several weeks. That is okay.</w:t>
-      </w:r>
-    </w:p>
-    <w:p>
-      <w:r>
-        <w:t>“</w:t>
-      </w:r>
-      <w:r>
-        <w:t>We tried our best in our selection process. However we are not infallible.</w:t>
-      </w:r>
-    </w:p>
-    <w:p>
-      <w:r>
-        <w:t xml:space="preserve">“I ask you </w:t>
-      </w:r>
-      <w:r>
-        <w:t xml:space="preserve">to </w:t>
-      </w:r>
-      <w:r>
-        <w:t>speak to a facility member if you find yourself overwhelmed, or if what you learn goes against your religion.</w:t>
-      </w:r>
-    </w:p>
-    <w:p>
-      <w:r>
-        <w:t xml:space="preserve">“The reason we start </w:t>
-      </w:r>
-      <w:r>
-        <w:t>early</w:t>
-      </w:r>
-      <w:r>
-        <w:t xml:space="preserve"> is so those who drop out can enter a regular school</w:t>
-      </w:r>
-      <w:r>
-        <w:t xml:space="preserve"> and not miss class</w:t>
-      </w:r>
-      <w:r>
-        <w:t>. We even give them scholarships. So don’t feel compelled to stay. This school is not for everyone.”</w:t>
-      </w:r>
-    </w:p>
-    <w:p>
-      <w:r>
-        <w:t>Mr. Song paused and focused his gaze on everyone.</w:t>
-      </w:r>
-    </w:p>
-    <w:p>
-      <w:r>
-        <w:t>“Everyone, please take out your devices.</w:t>
+        <w:t xml:space="preserve">It is expected that people will drop out of school over the next several weeks. </w:t>
+      </w:r>
+      <w:r>
+        <w:t xml:space="preserve">People always do. </w:t>
+      </w:r>
+      <w:r>
+        <w:t>That is okay.</w:t>
       </w:r>
     </w:p>
     <w:p>
@@ -5707,6 +5717,52 @@
         <w:t>“</w:t>
       </w:r>
       <w:r>
+        <w:t>We tried our best in our selection process. However we are not infallible.</w:t>
+      </w:r>
+    </w:p>
+    <w:p>
+      <w:r>
+        <w:t xml:space="preserve">“I ask you </w:t>
+      </w:r>
+      <w:r>
+        <w:t xml:space="preserve">to </w:t>
+      </w:r>
+      <w:r>
+        <w:t>speak to a facility member if you find yourself overwhelmed, or if what you learn goes against your religion.</w:t>
+      </w:r>
+    </w:p>
+    <w:p>
+      <w:r>
+        <w:t>“</w:t>
+      </w:r>
+      <w:r>
+        <w:t>Don’t be afraid of dropping out</w:t>
+      </w:r>
+      <w:r>
+        <w:t xml:space="preserve">. </w:t>
+      </w:r>
+      <w:r>
+        <w:t>This school is hard, even for the cream of the cream. We do extend scholarships to other schools, so</w:t>
+      </w:r>
+      <w:r>
+        <w:t xml:space="preserve"> don’t feel compelled to stay. This school is not for everyone.”</w:t>
+      </w:r>
+    </w:p>
+    <w:p>
+      <w:r>
+        <w:t>Mr. Song paused and focused his gaze on everyone.</w:t>
+      </w:r>
+    </w:p>
+    <w:p>
+      <w:r>
+        <w:t>“Everyone, please take out your devices.</w:t>
+      </w:r>
+    </w:p>
+    <w:p>
+      <w:r>
+        <w:t>“</w:t>
+      </w:r>
+      <w:r>
         <w:t>Surrounding</w:t>
       </w:r>
       <w:r>
@@ -5793,24 +5849,22 @@
     </w:p>
     <w:p>
       <w:r>
+        <w:lastRenderedPageBreak/>
         <w:t>“Vitality controls how fast you can recover stamina and how fast you heal.</w:t>
       </w:r>
     </w:p>
     <w:p>
       <w:r>
-        <w:t>“Vitality is controlled by countless things such as age, disease, injury, lack of sleep, and so on.</w:t>
-      </w:r>
-      <w:r>
-        <w:t xml:space="preserve"> Healthy living is essential and we will cover that.</w:t>
-      </w:r>
-    </w:p>
-    <w:p>
-      <w:r>
         <w:t>“Nerve is a measure of brain function. It directly impacts all aspects of intelligence.</w:t>
       </w:r>
     </w:p>
     <w:p>
       <w:r>
+        <w:t>“Each stat is controlled by countless things such as age, disease, injury, lack of sleep, and so on. Healthy living is essential and we will cover that.</w:t>
+      </w:r>
+    </w:p>
+    <w:p>
+      <w:r>
         <w:t xml:space="preserve">“Mr. </w:t>
       </w:r>
       <w:r>
@@ -5821,6 +5875,94 @@
       </w:r>
       <w:r>
         <w:t xml:space="preserve"> next week.</w:t>
+      </w:r>
+    </w:p>
+    <w:p>
+      <w:r>
+        <w:t>“</w:t>
+      </w:r>
+      <w:r>
+        <w:t xml:space="preserve">The </w:t>
+      </w:r>
+      <w:r>
+        <w:t xml:space="preserve">School </w:t>
+      </w:r>
+      <w:r>
+        <w:t xml:space="preserve">app </w:t>
+      </w:r>
+      <w:r>
+        <w:t>shows your itinerary and</w:t>
+      </w:r>
+      <w:r>
+        <w:t xml:space="preserve"> all school related information.</w:t>
+      </w:r>
+    </w:p>
+    <w:p>
+      <w:r>
+        <w:t xml:space="preserve">“Library contains an online copy of your books. </w:t>
+      </w:r>
+      <w:r>
+        <w:t>N</w:t>
+      </w:r>
+      <w:r>
+        <w:t>ext week you will be getting additional books.</w:t>
+      </w:r>
+    </w:p>
+    <w:p>
+      <w:r>
+        <w:t>“Map is self explanatory. You can find your way around school grounds and the city.</w:t>
+      </w:r>
+    </w:p>
+    <w:p>
+      <w:r>
+        <w:t xml:space="preserve">“Party chat allows you to </w:t>
+      </w:r>
+      <w:r>
+        <w:t>talk with your friends</w:t>
+      </w:r>
+      <w:r>
+        <w:t>.</w:t>
+      </w:r>
+    </w:p>
+    <w:p>
+      <w:r>
+        <w:t>“There is a camera, and settings.</w:t>
+      </w:r>
+    </w:p>
+    <w:p>
+      <w:r>
+        <w:t>“How many people used Identify?”</w:t>
+      </w:r>
+    </w:p>
+    <w:p>
+      <w:r>
+        <w:t>Several people raised their hands.</w:t>
+      </w:r>
+    </w:p>
+    <w:p>
+      <w:r>
+        <w:t>“That’s a fun app, isn’t it?” Mr. Song asked.</w:t>
+      </w:r>
+    </w:p>
+    <w:p>
+      <w:r>
+        <w:t>“</w:t>
+      </w:r>
+      <w:r>
+        <w:t xml:space="preserve">While at this school </w:t>
+      </w:r>
+      <w:r>
+        <w:t>you are all required to join at least one club.</w:t>
+      </w:r>
+    </w:p>
+    <w:p>
+      <w:r>
+        <w:t>“The clubs will be advertising all week.</w:t>
+      </w:r>
+    </w:p>
+    <w:p>
+      <w:r>
+        <w:t>“You will find the selection rather unusual. Clubs you normally find are missing, replaced by clubs on ninja stuff, medieval fighting, archery, and other RPG-themed clubs.</w:t>
       </w:r>
     </w:p>
     <w:p>
@@ -5829,43 +5971,89 @@
         <w:t>“</w:t>
       </w:r>
       <w:r>
-        <w:t xml:space="preserve">The </w:t>
-      </w:r>
-      <w:r>
-        <w:t xml:space="preserve">School </w:t>
-      </w:r>
-      <w:r>
-        <w:t xml:space="preserve">app </w:t>
-      </w:r>
-      <w:r>
-        <w:t>shows your itinerary and</w:t>
-      </w:r>
-      <w:r>
-        <w:t xml:space="preserve"> all school related information.</w:t>
-      </w:r>
-    </w:p>
-    <w:p>
-      <w:r>
-        <w:t xml:space="preserve">“Library contains an online copy of your books. </w:t>
-      </w:r>
-      <w:r>
         <w:t>N</w:t>
       </w:r>
       <w:r>
-        <w:t>ext week you will be getting additional books.</w:t>
-      </w:r>
-    </w:p>
-    <w:p>
-      <w:r>
-        <w:t>“Map is self explanatory. You can find your way around school grounds and the city.</w:t>
-      </w:r>
-    </w:p>
-    <w:p>
-      <w:r>
-        <w:t xml:space="preserve">“Party chat allows you to </w:t>
-      </w:r>
-      <w:r>
-        <w:t>talk with your friends</w:t>
+        <w:t xml:space="preserve">ext </w:t>
+      </w:r>
+      <w:r>
+        <w:t>week</w:t>
+      </w:r>
+      <w:r>
+        <w:t xml:space="preserve"> each of you will be forming study groups of between 5 and 7 people.</w:t>
+      </w:r>
+      <w:r>
+        <w:t xml:space="preserve"> At that time we will let you know what is required in the groups.</w:t>
+      </w:r>
+    </w:p>
+    <w:p>
+      <w:r>
+        <w:t>“One more thing</w:t>
+      </w:r>
+      <w:r>
+        <w:t>; all</w:t>
+      </w:r>
+      <w:r>
+        <w:t xml:space="preserve"> services on campus are paid for using our proprietary system. On your phones you will note 0C, 0S, and 2G. That is copper, silver, and gold.</w:t>
+      </w:r>
+      <w:r>
+        <w:t xml:space="preserve"> </w:t>
+      </w:r>
+      <w:r>
+        <w:t>One</w:t>
+      </w:r>
+      <w:r>
+        <w:t xml:space="preserve"> gold equals 1</w:t>
+      </w:r>
+      <w:r>
+        <w:t>44</w:t>
+      </w:r>
+      <w:r>
+        <w:t xml:space="preserve"> silver and 1 silver equals 1</w:t>
+      </w:r>
+      <w:r>
+        <w:t>44</w:t>
+      </w:r>
+      <w:r>
+        <w:t xml:space="preserve"> copper.</w:t>
+      </w:r>
+    </w:p>
+    <w:p>
+      <w:r>
+        <w:t>“And yes, we use base 12, not 10. The reason isn’t relevant.</w:t>
+      </w:r>
+    </w:p>
+    <w:p>
+      <w:r>
+        <w:t xml:space="preserve">“Gaining gold is easy. Attend classes and you earn gold. </w:t>
+      </w:r>
+      <w:r>
+        <w:t>Score good grades and you will earn gold. Take on tasks from the task board and you will earn gold.</w:t>
+      </w:r>
+      <w:r>
+        <w:t xml:space="preserve"> There are many ways to earn gold, and even more ways to spend it.”</w:t>
+      </w:r>
+    </w:p>
+    <w:p>
+      <w:r>
+        <w:t xml:space="preserve">Mr. Song paused and then said, </w:t>
+      </w:r>
+      <w:r>
+        <w:t>“However, bad behavior will lose you gold.</w:t>
+      </w:r>
+      <w:r>
+        <w:t xml:space="preserve"> Therefore please obey school rules.</w:t>
+      </w:r>
+      <w:r>
+        <w:t>”</w:t>
+      </w:r>
+    </w:p>
+    <w:p>
+      <w:r>
+        <w:t>The rest of the class was relatively mundane, with talk of curriculum</w:t>
+      </w:r>
+      <w:r>
+        <w:t xml:space="preserve"> and rules</w:t>
       </w:r>
       <w:r>
         <w:t>.</w:t>
@@ -5873,179 +6061,51 @@
     </w:p>
     <w:p>
       <w:r>
-        <w:t>“There is a camera, and settings.</w:t>
-      </w:r>
-    </w:p>
-    <w:p>
-      <w:r>
-        <w:t>“How many people used Identify?”</w:t>
-      </w:r>
-    </w:p>
-    <w:p>
-      <w:r>
-        <w:t>Several people raised their hands.</w:t>
-      </w:r>
-    </w:p>
-    <w:p>
-      <w:r>
-        <w:t>“That’s a fun app, isn’t it?” Mr. Song asked.</w:t>
-      </w:r>
-    </w:p>
-    <w:p>
-      <w:r>
-        <w:t>“</w:t>
-      </w:r>
-      <w:r>
-        <w:t xml:space="preserve">While at this school </w:t>
-      </w:r>
-      <w:r>
-        <w:t>you are all required to join at least one club.</w:t>
-      </w:r>
-    </w:p>
-    <w:p>
-      <w:r>
-        <w:t>“The clubs will be advertising all week.</w:t>
-      </w:r>
-    </w:p>
-    <w:p>
-      <w:r>
-        <w:t>“You will find the selection rather unusual. Clubs you normally find are missing, replaced by clubs on ninja stuff, medieval fighting, archery, and other RPG-themed clubs.</w:t>
-      </w:r>
-    </w:p>
-    <w:p>
-      <w:r>
-        <w:t>“</w:t>
-      </w:r>
-      <w:r>
-        <w:t>N</w:t>
-      </w:r>
-      <w:r>
-        <w:t xml:space="preserve">ext </w:t>
-      </w:r>
-      <w:r>
-        <w:t>week</w:t>
-      </w:r>
-      <w:r>
-        <w:t xml:space="preserve"> each of you will be forming study groups of between 5 and 7 people.</w:t>
-      </w:r>
-      <w:r>
-        <w:t xml:space="preserve"> At that time we will let you know what is required in the groups.</w:t>
-      </w:r>
-    </w:p>
-    <w:p>
-      <w:r>
-        <w:t>“One more thing</w:t>
-      </w:r>
-      <w:r>
-        <w:t>; all</w:t>
-      </w:r>
-      <w:r>
-        <w:t xml:space="preserve"> services on campus are paid for using our proprietary system. On your phones you will note 0C, 0S, and 2G. That is copper, silver, and gold.</w:t>
-      </w:r>
-      <w:r>
-        <w:t xml:space="preserve"> </w:t>
-      </w:r>
-      <w:proofErr w:type="gramStart"/>
-      <w:r>
-        <w:t>1 gold</w:t>
-      </w:r>
-      <w:proofErr w:type="gramEnd"/>
-      <w:r>
-        <w:t xml:space="preserve"> equals 100 silver and 1 silver equals 1</w:t>
-      </w:r>
-      <w:r>
-        <w:t>00</w:t>
-      </w:r>
-      <w:r>
-        <w:t xml:space="preserve"> copper.</w:t>
-      </w:r>
-    </w:p>
-    <w:p>
-      <w:r>
-        <w:t xml:space="preserve">“Gaining gold is easy. Attend classes and you earn gold. </w:t>
-      </w:r>
-      <w:r>
-        <w:t xml:space="preserve">Score good grades and you will earn gold. Take on tasks from the task board and </w:t>
-      </w:r>
+        <w:t>The bell rang. Luke grabbed his school bag and got up.</w:t>
+      </w:r>
+    </w:p>
+    <w:p>
+      <w:r>
+        <w:t>The next class was gym.</w:t>
+      </w:r>
+    </w:p>
+    <w:p>
+      <w:r>
+        <w:t>Mrs. Bertrand was the teacher.</w:t>
+      </w:r>
+    </w:p>
+    <w:p>
+      <w:r>
+        <w:t xml:space="preserve">“Okay kids, physical education is absolutely essential,” Mrs. Bertrand said. “It increases </w:t>
+      </w:r>
+      <w:r>
+        <w:t xml:space="preserve">health, intelligence </w:t>
+      </w:r>
+      <w:r>
+        <w:t>and quality of life.</w:t>
+      </w:r>
+    </w:p>
+    <w:p>
+      <w:r>
+        <w:t xml:space="preserve">“However, this is no ordinary school. This is a school for training </w:t>
+      </w:r>
+      <w:r>
+        <w:t>a new generation of guardians.</w:t>
+      </w:r>
+    </w:p>
+    <w:p>
+      <w:r>
+        <w:t>“You don’t understand now, but the world will be fundamentally changing all too soon.</w:t>
+      </w:r>
+    </w:p>
+    <w:p>
+      <w:r>
+        <w:t>“Therefore I ask you to take physical training very seriously.”</w:t>
+      </w:r>
+    </w:p>
+    <w:p>
       <w:r>
         <w:lastRenderedPageBreak/>
-        <w:t>you will earn gold.</w:t>
-      </w:r>
-      <w:r>
-        <w:t xml:space="preserve"> There are many ways to earn gold, and even more ways to spend it.”</w:t>
-      </w:r>
-    </w:p>
-    <w:p>
-      <w:r>
-        <w:t xml:space="preserve">Mr. Song paused and then said, </w:t>
-      </w:r>
-      <w:r>
-        <w:t>“However, bad behavior will lose you gold.</w:t>
-      </w:r>
-      <w:r>
-        <w:t xml:space="preserve"> Therefore please obey school rules.</w:t>
-      </w:r>
-      <w:r>
-        <w:t>”</w:t>
-      </w:r>
-    </w:p>
-    <w:p>
-      <w:r>
-        <w:t>The rest of the class was relatively mundane, with talk of curriculum</w:t>
-      </w:r>
-      <w:r>
-        <w:t xml:space="preserve"> and rules</w:t>
-      </w:r>
-      <w:r>
-        <w:t>.</w:t>
-      </w:r>
-    </w:p>
-    <w:p>
-      <w:r>
-        <w:t>The bell rang. Luke grabbed his school bag and got up.</w:t>
-      </w:r>
-    </w:p>
-    <w:p>
-      <w:r>
-        <w:t>The next class was gym.</w:t>
-      </w:r>
-    </w:p>
-    <w:p>
-      <w:r>
-        <w:t>Mrs. Bertrand was the teacher.</w:t>
-      </w:r>
-    </w:p>
-    <w:p>
-      <w:r>
-        <w:t xml:space="preserve">“Okay kids, physical education is absolutely essential,” Mrs. Bertrand said. “It increases </w:t>
-      </w:r>
-      <w:r>
-        <w:t xml:space="preserve">health, intelligence </w:t>
-      </w:r>
-      <w:r>
-        <w:t>and quality of life.</w:t>
-      </w:r>
-    </w:p>
-    <w:p>
-      <w:r>
-        <w:t xml:space="preserve">“However, this is no ordinary school. This is a school for training </w:t>
-      </w:r>
-      <w:r>
-        <w:t>a new generation of guardians.</w:t>
-      </w:r>
-    </w:p>
-    <w:p>
-      <w:r>
-        <w:t>“You don’t understand now, but the world will be fundamentally changing all too soon.</w:t>
-      </w:r>
-    </w:p>
-    <w:p>
-      <w:r>
-        <w:t>“Therefore I ask you to take physical training very seriously.”</w:t>
-      </w:r>
-    </w:p>
-    <w:p>
-      <w:r>
         <w:t>Mrs. Bertrand paused and then said, “Let’s start with some warm-up exercises.”</w:t>
       </w:r>
     </w:p>
@@ -6124,36 +6184,159 @@
     </w:p>
     <w:p>
       <w:r>
+        <w:t>“Some of the guys suggested…” Ripper began.</w:t>
+      </w:r>
+    </w:p>
+    <w:p>
+      <w:r>
+        <w:t>“No problem,” Luke said. “</w:t>
+      </w:r>
+      <w:r>
+        <w:t xml:space="preserve">Have fun with your friends. </w:t>
+      </w:r>
+      <w:r>
+        <w:t>I’m going to eat, and then see the clubs.”</w:t>
+      </w:r>
+    </w:p>
+    <w:p>
+      <w:r>
+        <w:t>Waving bye, Luke headed out. He looked at Annie</w:t>
+      </w:r>
+      <w:r>
+        <w:t>.</w:t>
+      </w:r>
+      <w:r>
+        <w:t xml:space="preserve"> </w:t>
+      </w:r>
+      <w:r>
+        <w:t>S</w:t>
+      </w:r>
+      <w:r>
+        <w:t>he was already swamped with people</w:t>
+      </w:r>
+      <w:r>
+        <w:t>.</w:t>
+      </w:r>
+    </w:p>
+    <w:p>
+      <w:r>
+        <w:t xml:space="preserve">Luke enjoyed helping people and serving them delicious food. </w:t>
+      </w:r>
+      <w:r>
+        <w:t>However, he didn’t fancy being the center of attention.</w:t>
+      </w:r>
+    </w:p>
+    <w:p>
+      <w:r>
+        <w:t>The area around the cafeteria was lined with boots. People called for applicants and handed out flyers.</w:t>
+      </w:r>
+    </w:p>
+    <w:p>
+      <w:r>
+        <w:t>As the professor mentioned, the clubs were all teamed around RPG activities.</w:t>
+      </w:r>
+    </w:p>
+    <w:p>
+      <w:r>
+        <w:t>Deciding to eat first, Luke headed for the cafeteria.</w:t>
+      </w:r>
+    </w:p>
+    <w:p>
+      <w:r>
+        <w:t xml:space="preserve">The items in the cafeteria ranged in cost from 10 copper for </w:t>
+      </w:r>
+      <w:r>
+        <w:t>a stick of cheese</w:t>
+      </w:r>
+      <w:r>
+        <w:t xml:space="preserve"> to steaks costing 2 gold.</w:t>
+      </w:r>
+      <w:r>
+        <w:t xml:space="preserve"> And that was the first floor of the cafeteria.</w:t>
+      </w:r>
+    </w:p>
+    <w:p>
+      <w:r>
         <w:lastRenderedPageBreak/>
-        <w:t>“Some of the guys suggested…” Ripper began.</w:t>
-      </w:r>
-    </w:p>
-    <w:p>
-      <w:r>
-        <w:t>“No problem,” Luke said. “</w:t>
-      </w:r>
-      <w:r>
-        <w:t xml:space="preserve">Have fun with your friends. </w:t>
-      </w:r>
-      <w:r>
-        <w:t>I’m going to eat, and then see the clubs.”</w:t>
-      </w:r>
-    </w:p>
-    <w:p>
-      <w:r>
-        <w:t>Waving bye, Luke headed out. He looked at Annie</w:t>
+        <w:t xml:space="preserve">According to a sign, </w:t>
+      </w:r>
+      <w:r>
+        <w:t>earning</w:t>
+      </w:r>
+      <w:r>
+        <w:t xml:space="preserve"> 1</w:t>
+      </w:r>
+      <w:r>
+        <w:t>44</w:t>
+      </w:r>
+      <w:r>
+        <w:t xml:space="preserve"> golds allowed people to ascend.</w:t>
+      </w:r>
+      <w:r>
+        <w:t xml:space="preserve"> There was that base 12 again.</w:t>
+      </w:r>
+    </w:p>
+    <w:p>
+      <w:r>
+        <w:t>For a moment Luke wondered what was beyond</w:t>
       </w:r>
       <w:r>
         <w:t>.</w:t>
       </w:r>
       <w:r>
+        <w:t xml:space="preserve"> It didn’t matter.</w:t>
+      </w:r>
+    </w:p>
+    <w:p>
+      <w:r>
+        <w:t>Thankfully, attendance gave you 40 copper per class. With 5 classes a day, that gave 2 silver for each meal.</w:t>
+      </w:r>
+    </w:p>
+    <w:p>
+      <w:r>
+        <w:t>Being the first meal in the cafeteria, Luke splurged and spent almost 3 silvers.</w:t>
+      </w:r>
+    </w:p>
+    <w:p>
+      <w:r>
+        <w:t>The food wasn’t bad, but wasn’t great either.</w:t>
+      </w:r>
+      <w:r>
         <w:t xml:space="preserve"> </w:t>
       </w:r>
       <w:r>
-        <w:t>S</w:t>
-      </w:r>
-      <w:r>
-        <w:t>he was already swamped with people</w:t>
+        <w:t xml:space="preserve">Meal finished, </w:t>
+      </w:r>
+      <w:r>
+        <w:t>Luke headed out to the booths.</w:t>
+      </w:r>
+    </w:p>
+    <w:p>
+      <w:r>
+        <w:t xml:space="preserve">Luke </w:t>
+      </w:r>
+      <w:r>
+        <w:t>scanned</w:t>
+      </w:r>
+      <w:r>
+        <w:t xml:space="preserve"> the official list and only found </w:t>
+      </w:r>
+      <w:r>
+        <w:t>4</w:t>
+      </w:r>
+      <w:r>
+        <w:t xml:space="preserve"> clubs that caught his interest.</w:t>
+      </w